--- a/writing/bass_ecotox_manuscript.docx
+++ b/writing/bass_ecotox_manuscript.docx
@@ -19,7 +19,17 @@
           <w:kern w:val="0"/>
           <w14:ligatures w14:val="none"/>
         </w:rPr>
-        <w:t>Title:  PFAS, but not Cadmium, Confounds the Stress Response in Largemouth Bass (</w:t>
+        <w:t xml:space="preserve">Title:  </w:t>
+      </w:r>
+      <w:commentRangeStart w:id="0"/>
+      <w:r>
+        <w:rPr>
+          <w:rFonts w:ascii="Arial" w:eastAsia="Times New Roman" w:hAnsi="Arial" w:cs="Arial"/>
+          <w:color w:val="000000"/>
+          <w:kern w:val="0"/>
+          <w14:ligatures w14:val="none"/>
+        </w:rPr>
+        <w:t>PFAS, but not Cadmium, Confounds the Stress Response in Largemouth Bass (</w:t>
       </w:r>
       <w:r>
         <w:rPr>
@@ -40,6 +50,13 @@
           <w14:ligatures w14:val="none"/>
         </w:rPr>
         <w:t>)</w:t>
+      </w:r>
+      <w:commentRangeEnd w:id="0"/>
+      <w:r>
+        <w:rPr>
+          <w:rStyle w:val="CommentReference"/>
+        </w:rPr>
+        <w:commentReference w:id="0"/>
       </w:r>
     </w:p>
     <w:p>
@@ -567,52 +584,7 @@
           <w:kern w:val="0"/>
           <w14:ligatures w14:val="none"/>
         </w:rPr>
-        <w:t>Informative physiological biomarkers for organismal and population health are critical to effective conservation implementation and comparative study. Immune, endocrine</w:t>
-      </w:r>
-      <w:r>
-        <w:rPr>
-          <w:rFonts w:ascii="Arial" w:eastAsia="Times New Roman" w:hAnsi="Arial" w:cs="Arial"/>
-          <w:color w:val="000000"/>
-          <w:kern w:val="0"/>
-          <w14:ligatures w14:val="none"/>
-        </w:rPr>
-        <w:t>,</w:t>
-      </w:r>
-      <w:r>
-        <w:rPr>
-          <w:rFonts w:ascii="Arial" w:eastAsia="Times New Roman" w:hAnsi="Arial" w:cs="Arial"/>
-          <w:color w:val="000000"/>
-          <w:kern w:val="0"/>
-          <w14:ligatures w14:val="none"/>
-        </w:rPr>
-        <w:t xml:space="preserve"> or performance-based response variable</w:t>
-      </w:r>
-      <w:r>
-        <w:rPr>
-          <w:rFonts w:ascii="Arial" w:eastAsia="Times New Roman" w:hAnsi="Arial" w:cs="Arial"/>
-          <w:color w:val="000000"/>
-          <w:kern w:val="0"/>
-          <w14:ligatures w14:val="none"/>
-        </w:rPr>
-        <w:t>s</w:t>
-      </w:r>
-      <w:r>
-        <w:rPr>
-          <w:rFonts w:ascii="Arial" w:eastAsia="Times New Roman" w:hAnsi="Arial" w:cs="Arial"/>
-          <w:color w:val="000000"/>
-          <w:kern w:val="0"/>
-          <w14:ligatures w14:val="none"/>
-        </w:rPr>
-        <w:t xml:space="preserve"> are commonly used in natural systems to test hypotheses regarding anthropogenic change. </w:t>
-      </w:r>
-      <w:r>
-        <w:rPr>
-          <w:rFonts w:ascii="Arial" w:eastAsia="Times New Roman" w:hAnsi="Arial" w:cs="Arial"/>
-          <w:color w:val="000000"/>
-          <w:kern w:val="0"/>
-          <w14:ligatures w14:val="none"/>
-        </w:rPr>
-        <w:t>However, a</w:t>
+        <w:t>Informative physiological biomarkers for organismal and population health are critical to effective conservation implementation and comparative study. Immune, endocrine, or performance-based response variables are commonly used in natural systems to test hypotheses regarding anthropogenic change. However, a</w:t>
       </w:r>
       <w:r>
         <w:rPr>
@@ -832,43 +804,7 @@
           <w14:ligatures w14:val="none"/>
         </w:rPr>
         <w:lastRenderedPageBreak/>
-        <w:t xml:space="preserve">confounding </w:t>
-      </w:r>
-      <w:r>
-        <w:rPr>
-          <w:rFonts w:ascii="Arial" w:eastAsia="Times New Roman" w:hAnsi="Arial" w:cs="Arial"/>
-          <w:color w:val="000000"/>
-          <w:kern w:val="0"/>
-          <w14:ligatures w14:val="none"/>
-        </w:rPr>
-        <w:t>e</w:t>
-      </w:r>
-      <w:r>
-        <w:rPr>
-          <w:rFonts w:ascii="Arial" w:eastAsia="Times New Roman" w:hAnsi="Arial" w:cs="Arial"/>
-          <w:color w:val="000000"/>
-          <w:kern w:val="0"/>
-          <w14:ligatures w14:val="none"/>
-        </w:rPr>
-        <w:t>ffects of ecotoxin exposure on stress-based comparative physiology a</w:t>
-      </w:r>
-      <w:r>
-        <w:rPr>
-          <w:rFonts w:ascii="Arial" w:eastAsia="Times New Roman" w:hAnsi="Arial" w:cs="Arial"/>
-          <w:color w:val="000000"/>
-          <w:kern w:val="0"/>
-          <w14:ligatures w14:val="none"/>
-        </w:rPr>
-        <w:t>nd</w:t>
-      </w:r>
-      <w:r>
-        <w:rPr>
-          <w:rFonts w:ascii="Arial" w:eastAsia="Times New Roman" w:hAnsi="Arial" w:cs="Arial"/>
-          <w:color w:val="000000"/>
-          <w:kern w:val="0"/>
-          <w14:ligatures w14:val="none"/>
-        </w:rPr>
-        <w:t xml:space="preserve"> </w:t>
+        <w:t xml:space="preserve">confounding effects of ecotoxin exposure on stress-based comparative physiology and </w:t>
       </w:r>
       <w:r>
         <w:rPr>
@@ -998,16 +934,7 @@
           <w:kern w:val="0"/>
           <w14:ligatures w14:val="none"/>
         </w:rPr>
-        <w:t>, numerous</w:t>
-      </w:r>
-      <w:r>
-        <w:rPr>
-          <w:rFonts w:ascii="Arial" w:eastAsia="Times New Roman" w:hAnsi="Arial" w:cs="Arial"/>
-          <w:color w:val="000000"/>
-          <w:kern w:val="0"/>
-          <w14:ligatures w14:val="none"/>
-        </w:rPr>
-        <w:t>,</w:t>
+        <w:t>, numerous,</w:t>
       </w:r>
       <w:r>
         <w:rPr>
@@ -1036,7 +963,7 @@
         </w:rPr>
         <w:t xml:space="preserve">documented </w:t>
       </w:r>
-      <w:hyperlink r:id="rId4" w:history="1">
+      <w:hyperlink r:id="rId8" w:history="1">
         <w:r>
           <w:rPr>
             <w:rFonts w:ascii="Arial" w:eastAsia="Times New Roman" w:hAnsi="Arial" w:cs="Arial"/>
@@ -1086,277 +1013,7 @@
           <w:kern w:val="0"/>
           <w14:ligatures w14:val="none"/>
         </w:rPr>
-        <w:t xml:space="preserve">Biologists and conservationists </w:t>
-      </w:r>
-      <w:r>
-        <w:rPr>
-          <w:rFonts w:ascii="Arial" w:eastAsia="Times New Roman" w:hAnsi="Arial" w:cs="Arial"/>
-          <w:color w:val="000000"/>
-          <w:kern w:val="0"/>
-          <w14:ligatures w14:val="none"/>
-        </w:rPr>
-        <w:t>use</w:t>
-      </w:r>
-      <w:r>
-        <w:rPr>
-          <w:rFonts w:ascii="Arial" w:eastAsia="Times New Roman" w:hAnsi="Arial" w:cs="Arial"/>
-          <w:color w:val="000000"/>
-          <w:kern w:val="0"/>
-          <w14:ligatures w14:val="none"/>
-        </w:rPr>
-        <w:t xml:space="preserve"> physiological metrics to assess the degree of damage, organismal responses</w:t>
-      </w:r>
-      <w:r>
-        <w:rPr>
-          <w:rFonts w:ascii="Arial" w:eastAsia="Times New Roman" w:hAnsi="Arial" w:cs="Arial"/>
-          <w:color w:val="000000"/>
-          <w:kern w:val="0"/>
-          <w14:ligatures w14:val="none"/>
-        </w:rPr>
-        <w:t>,</w:t>
-      </w:r>
-      <w:r>
-        <w:rPr>
-          <w:rFonts w:ascii="Arial" w:eastAsia="Times New Roman" w:hAnsi="Arial" w:cs="Arial"/>
-          <w:color w:val="000000"/>
-          <w:kern w:val="0"/>
-          <w14:ligatures w14:val="none"/>
-        </w:rPr>
-        <w:t xml:space="preserve"> and natural impacts of localized and widespread perturbations on vertebrate populations (XXXX). Metrics such as comparative leukocyte profiles (XXXX), endocrine markers (XXXX)</w:t>
-      </w:r>
-      <w:r>
-        <w:rPr>
-          <w:rFonts w:ascii="Arial" w:eastAsia="Times New Roman" w:hAnsi="Arial" w:cs="Arial"/>
-          <w:color w:val="000000"/>
-          <w:kern w:val="0"/>
-          <w14:ligatures w14:val="none"/>
-        </w:rPr>
-        <w:t>,</w:t>
-      </w:r>
-      <w:r>
-        <w:rPr>
-          <w:rFonts w:ascii="Arial" w:eastAsia="Times New Roman" w:hAnsi="Arial" w:cs="Arial"/>
-          <w:color w:val="000000"/>
-          <w:kern w:val="0"/>
-          <w14:ligatures w14:val="none"/>
-        </w:rPr>
-        <w:t xml:space="preserve"> and relative performance (XXXX) are utilized to </w:t>
-      </w:r>
-      <w:r>
-        <w:rPr>
-          <w:rFonts w:ascii="Arial" w:eastAsia="Times New Roman" w:hAnsi="Arial" w:cs="Arial"/>
-          <w:color w:val="000000"/>
-          <w:kern w:val="0"/>
-          <w14:ligatures w14:val="none"/>
-        </w:rPr>
-        <w:t>evaluate</w:t>
-      </w:r>
-      <w:r>
-        <w:rPr>
-          <w:rFonts w:ascii="Arial" w:eastAsia="Times New Roman" w:hAnsi="Arial" w:cs="Arial"/>
-          <w:color w:val="000000"/>
-          <w:kern w:val="0"/>
-          <w14:ligatures w14:val="none"/>
-        </w:rPr>
-        <w:t xml:space="preserve"> disturbance </w:t>
-      </w:r>
-      <w:r>
-        <w:rPr>
-          <w:rFonts w:ascii="Arial" w:eastAsia="Times New Roman" w:hAnsi="Arial" w:cs="Arial"/>
-          <w:color w:val="000000"/>
-          <w:kern w:val="0"/>
-          <w14:ligatures w14:val="none"/>
-        </w:rPr>
-        <w:t>in</w:t>
-      </w:r>
-      <w:r>
-        <w:rPr>
-          <w:rFonts w:ascii="Arial" w:eastAsia="Times New Roman" w:hAnsi="Arial" w:cs="Arial"/>
-          <w:color w:val="000000"/>
-          <w:kern w:val="0"/>
-          <w14:ligatures w14:val="none"/>
-        </w:rPr>
-        <w:t xml:space="preserve"> aquatic systems. While the lack of physiological independence among these response variables </w:t>
-      </w:r>
-      <w:r>
-        <w:rPr>
-          <w:rFonts w:ascii="Arial" w:eastAsia="Times New Roman" w:hAnsi="Arial" w:cs="Arial"/>
-          <w:color w:val="000000"/>
-          <w:kern w:val="0"/>
-          <w14:ligatures w14:val="none"/>
-        </w:rPr>
-        <w:t>offer</w:t>
-      </w:r>
-      <w:r>
-        <w:rPr>
-          <w:rFonts w:ascii="Arial" w:eastAsia="Times New Roman" w:hAnsi="Arial" w:cs="Arial"/>
-          <w:color w:val="000000"/>
-          <w:kern w:val="0"/>
-          <w14:ligatures w14:val="none"/>
-        </w:rPr>
-        <w:t>s logistic</w:t>
-      </w:r>
-      <w:r>
-        <w:rPr>
-          <w:rFonts w:ascii="Arial" w:eastAsia="Times New Roman" w:hAnsi="Arial" w:cs="Arial"/>
-          <w:color w:val="000000"/>
-          <w:kern w:val="0"/>
-          <w14:ligatures w14:val="none"/>
-        </w:rPr>
-        <w:t>al</w:t>
-      </w:r>
-      <w:r>
-        <w:rPr>
-          <w:rFonts w:ascii="Arial" w:eastAsia="Times New Roman" w:hAnsi="Arial" w:cs="Arial"/>
-          <w:color w:val="000000"/>
-          <w:kern w:val="0"/>
-          <w14:ligatures w14:val="none"/>
-        </w:rPr>
-        <w:t xml:space="preserve"> ease and comparative utility to other studies (XXXX), the </w:t>
-      </w:r>
-      <w:r>
-        <w:rPr>
-          <w:rFonts w:ascii="Arial" w:eastAsia="Times New Roman" w:hAnsi="Arial" w:cs="Arial"/>
-          <w:color w:val="000000"/>
-          <w:kern w:val="0"/>
-          <w14:ligatures w14:val="none"/>
-        </w:rPr>
-        <w:t>absence</w:t>
-      </w:r>
-      <w:r>
-        <w:rPr>
-          <w:rFonts w:ascii="Arial" w:eastAsia="Times New Roman" w:hAnsi="Arial" w:cs="Arial"/>
-          <w:color w:val="000000"/>
-          <w:kern w:val="0"/>
-          <w14:ligatures w14:val="none"/>
-        </w:rPr>
-        <w:t xml:space="preserve"> of </w:t>
-      </w:r>
-      <w:r>
-        <w:rPr>
-          <w:rFonts w:ascii="Arial" w:eastAsia="Times New Roman" w:hAnsi="Arial" w:cs="Arial"/>
-          <w:color w:val="000000"/>
-          <w:kern w:val="0"/>
-          <w14:ligatures w14:val="none"/>
-        </w:rPr>
-        <w:t>autonomy</w:t>
-      </w:r>
-      <w:r>
-        <w:rPr>
-          <w:rFonts w:ascii="Arial" w:eastAsia="Times New Roman" w:hAnsi="Arial" w:cs="Arial"/>
-          <w:color w:val="000000"/>
-          <w:kern w:val="0"/>
-          <w14:ligatures w14:val="none"/>
-        </w:rPr>
-        <w:t xml:space="preserve"> in perturbations </w:t>
-      </w:r>
-      <w:r>
-        <w:rPr>
-          <w:rFonts w:ascii="Arial" w:eastAsia="Times New Roman" w:hAnsi="Arial" w:cs="Arial"/>
-          <w:color w:val="000000"/>
-          <w:kern w:val="0"/>
-          <w14:ligatures w14:val="none"/>
-        </w:rPr>
-        <w:t>confounds</w:t>
-      </w:r>
-      <w:r>
-        <w:rPr>
-          <w:rFonts w:ascii="Arial" w:eastAsia="Times New Roman" w:hAnsi="Arial" w:cs="Arial"/>
-          <w:color w:val="000000"/>
-          <w:kern w:val="0"/>
-          <w14:ligatures w14:val="none"/>
-        </w:rPr>
-        <w:t xml:space="preserve"> results and </w:t>
-      </w:r>
-      <w:r>
-        <w:rPr>
-          <w:rFonts w:ascii="Arial" w:eastAsia="Times New Roman" w:hAnsi="Arial" w:cs="Arial"/>
-          <w:color w:val="000000"/>
-          <w:kern w:val="0"/>
-          <w14:ligatures w14:val="none"/>
-        </w:rPr>
-        <w:t>hinders</w:t>
-      </w:r>
-      <w:r>
-        <w:rPr>
-          <w:rFonts w:ascii="Arial" w:eastAsia="Times New Roman" w:hAnsi="Arial" w:cs="Arial"/>
-          <w:color w:val="000000"/>
-          <w:kern w:val="0"/>
-          <w14:ligatures w14:val="none"/>
-        </w:rPr>
-        <w:t xml:space="preserve"> comparison. For </w:t>
-      </w:r>
-      <w:r>
-        <w:rPr>
-          <w:rFonts w:ascii="Arial" w:eastAsia="Times New Roman" w:hAnsi="Arial" w:cs="Arial"/>
-          <w:color w:val="000000"/>
-          <w:kern w:val="0"/>
-          <w14:ligatures w14:val="none"/>
-        </w:rPr>
-        <w:t>exampl</w:t>
-      </w:r>
-      <w:r>
-        <w:rPr>
-          <w:rFonts w:ascii="Arial" w:eastAsia="Times New Roman" w:hAnsi="Arial" w:cs="Arial"/>
-          <w:color w:val="000000"/>
-          <w:kern w:val="0"/>
-          <w14:ligatures w14:val="none"/>
-        </w:rPr>
-        <w:t xml:space="preserve">e, assessing the </w:t>
-      </w:r>
-      <w:r>
-        <w:rPr>
-          <w:rFonts w:ascii="Arial" w:eastAsia="Times New Roman" w:hAnsi="Arial" w:cs="Arial"/>
-          <w:color w:val="000000"/>
-          <w:kern w:val="0"/>
-          <w14:ligatures w14:val="none"/>
-        </w:rPr>
-        <w:t>e</w:t>
-      </w:r>
-      <w:r>
-        <w:rPr>
-          <w:rFonts w:ascii="Arial" w:eastAsia="Times New Roman" w:hAnsi="Arial" w:cs="Arial"/>
-          <w:color w:val="000000"/>
-          <w:kern w:val="0"/>
-          <w14:ligatures w14:val="none"/>
-        </w:rPr>
-        <w:t xml:space="preserve">ffects of saltwater intrusion on alligator stress proxies among natural populations (Murray et al. XXXX) may be </w:t>
-      </w:r>
-      <w:r>
-        <w:rPr>
-          <w:rFonts w:ascii="Arial" w:eastAsia="Times New Roman" w:hAnsi="Arial" w:cs="Arial"/>
-          <w:color w:val="000000"/>
-          <w:kern w:val="0"/>
-          <w14:ligatures w14:val="none"/>
-        </w:rPr>
-        <w:t>confounded</w:t>
-      </w:r>
-      <w:r>
-        <w:rPr>
-          <w:rFonts w:ascii="Arial" w:eastAsia="Times New Roman" w:hAnsi="Arial" w:cs="Arial"/>
-          <w:color w:val="000000"/>
-          <w:kern w:val="0"/>
-          <w14:ligatures w14:val="none"/>
-        </w:rPr>
-        <w:t xml:space="preserve"> by variation</w:t>
-      </w:r>
-      <w:r>
-        <w:rPr>
-          <w:rFonts w:ascii="Arial" w:eastAsia="Times New Roman" w:hAnsi="Arial" w:cs="Arial"/>
-          <w:color w:val="000000"/>
-          <w:kern w:val="0"/>
-          <w14:ligatures w14:val="none"/>
-        </w:rPr>
-        <w:t>s</w:t>
-      </w:r>
-      <w:r>
-        <w:rPr>
-          <w:rFonts w:ascii="Arial" w:eastAsia="Times New Roman" w:hAnsi="Arial" w:cs="Arial"/>
-          <w:color w:val="000000"/>
-          <w:kern w:val="0"/>
-          <w14:ligatures w14:val="none"/>
-        </w:rPr>
-        <w:t xml:space="preserve"> in pollutant exposure among sites. </w:t>
+        <w:t xml:space="preserve">Biologists and conservationists use physiological metrics to assess the degree of damage, organismal responses, and natural impacts of localized and widespread perturbations on vertebrate populations (XXXX). Metrics such as comparative leukocyte profiles (XXXX), endocrine markers (XXXX), and relative performance (XXXX) are utilized to evaluate disturbance in aquatic systems. While the lack of physiological independence among these response variables offers logistical ease and comparative utility to other studies (XXXX), the absence of autonomy in perturbations confounds results and hinders comparison. For example, assessing the effects of saltwater intrusion on alligator stress proxies among natural populations (Murray et al. XXXX) may be confounded by variations in pollutant exposure among sites. </w:t>
       </w:r>
     </w:p>
     <w:p>
@@ -1496,7 +1153,7 @@
         </w:rPr>
         <w:t xml:space="preserve"> </w:t>
       </w:r>
-      <w:hyperlink r:id="rId5" w:history="1">
+      <w:hyperlink r:id="rId9" w:history="1">
         <w:r>
           <w:rPr>
             <w:rFonts w:ascii="Arial" w:eastAsia="Times New Roman" w:hAnsi="Arial" w:cs="Arial"/>
@@ -1505,47 +1162,7 @@
             <w:u w:val="single"/>
             <w14:ligatures w14:val="none"/>
           </w:rPr>
-          <w:t>(Ritter</w:t>
-        </w:r>
-        <w:r>
-          <w:rPr>
-            <w:rFonts w:ascii="Arial" w:eastAsia="Times New Roman" w:hAnsi="Arial" w:cs="Arial"/>
-            <w:color w:val="0000FF"/>
-            <w:kern w:val="0"/>
-            <w:u w:val="single"/>
-            <w14:ligatures w14:val="none"/>
-          </w:rPr>
-          <w:t>,</w:t>
-        </w:r>
-        <w:r>
-          <w:rPr>
-            <w:rFonts w:ascii="Arial" w:eastAsia="Times New Roman" w:hAnsi="Arial" w:cs="Arial"/>
-            <w:color w:val="0000FF"/>
-            <w:kern w:val="0"/>
-            <w:u w:val="single"/>
-            <w14:ligatures w14:val="none"/>
-          </w:rPr>
-          <w:t xml:space="preserve"> 2002; K. S. Murray et al., 2004; Cannon &amp; Hor</w:t>
-        </w:r>
-        <w:r>
-          <w:rPr>
-            <w:rFonts w:ascii="Arial" w:eastAsia="Times New Roman" w:hAnsi="Arial" w:cs="Arial"/>
-            <w:color w:val="0000FF"/>
-            <w:kern w:val="0"/>
-            <w:u w:val="single"/>
-            <w14:ligatures w14:val="none"/>
-          </w:rPr>
-          <w:t>t</w:t>
-        </w:r>
-        <w:r>
-          <w:rPr>
-            <w:rFonts w:ascii="Arial" w:eastAsia="Times New Roman" w:hAnsi="Arial" w:cs="Arial"/>
-            <w:color w:val="0000FF"/>
-            <w:kern w:val="0"/>
-            <w:u w:val="single"/>
-            <w14:ligatures w14:val="none"/>
-          </w:rPr>
-          <w:t>on, 2009; Santana et al., 2020)</w:t>
+          <w:t>(Ritter, 2002; K. S. Murray et al., 2004; Cannon &amp; Horton, 2009; Santana et al., 2020)</w:t>
         </w:r>
       </w:hyperlink>
       <w:r>
@@ -1582,16 +1199,7 @@
           <w:kern w:val="0"/>
           <w14:ligatures w14:val="none"/>
         </w:rPr>
-        <w:t xml:space="preserve"> aquatic systems </w:t>
-      </w:r>
-      <w:r>
-        <w:rPr>
-          <w:rFonts w:ascii="Arial" w:eastAsia="Times New Roman" w:hAnsi="Arial" w:cs="Arial"/>
-          <w:color w:val="000000"/>
-          <w:kern w:val="0"/>
-          <w14:ligatures w14:val="none"/>
-        </w:rPr>
-        <w:t xml:space="preserve">to varying degrees and in varying combinations (XXXX). Heavy metals are </w:t>
+        <w:t xml:space="preserve"> aquatic systems to varying degrees and in varying combinations (XXXX). Heavy metals are </w:t>
       </w:r>
       <w:r>
         <w:rPr>
@@ -1674,7 +1282,7 @@
         </w:rPr>
         <w:t xml:space="preserve"> with no known biological function </w:t>
       </w:r>
-      <w:hyperlink r:id="rId6" w:history="1">
+      <w:hyperlink r:id="rId10" w:history="1">
         <w:r>
           <w:rPr>
             <w:rFonts w:ascii="Arial" w:eastAsia="Times New Roman" w:hAnsi="Arial" w:cs="Arial"/>
@@ -1789,7 +1397,7 @@
         </w:rPr>
         <w:t xml:space="preserve"> the last decade </w:t>
       </w:r>
-      <w:hyperlink r:id="rId7" w:history="1">
+      <w:hyperlink r:id="rId11" w:history="1">
         <w:r>
           <w:rPr>
             <w:rFonts w:ascii="Arial" w:eastAsia="Times New Roman" w:hAnsi="Arial" w:cs="Arial"/>
@@ -1882,7 +1490,7 @@
         </w:rPr>
         <w:t xml:space="preserve"> within aquatic food webs </w:t>
       </w:r>
-      <w:hyperlink r:id="rId8" w:history="1">
+      <w:hyperlink r:id="rId12" w:history="1">
         <w:r>
           <w:rPr>
             <w:rFonts w:ascii="Arial" w:eastAsia="Times New Roman" w:hAnsi="Arial" w:cs="Arial"/>
@@ -2084,7 +1692,7 @@
         </w:rPr>
         <w:t xml:space="preserve"> </w:t>
       </w:r>
-      <w:hyperlink r:id="rId9" w:history="1">
+      <w:hyperlink r:id="rId13" w:history="1">
         <w:r>
           <w:rPr>
             <w:rFonts w:ascii="Arial" w:eastAsia="Times New Roman" w:hAnsi="Arial" w:cs="Arial"/>
@@ -2205,7 +1813,7 @@
         </w:rPr>
         <w:t xml:space="preserve"> as toxins can actively enter the body through digestion or passively through contact with skin or gills </w:t>
       </w:r>
-      <w:hyperlink r:id="rId10" w:history="1">
+      <w:hyperlink r:id="rId14" w:history="1">
         <w:r>
           <w:rPr>
             <w:rFonts w:ascii="Arial" w:eastAsia="Times New Roman" w:hAnsi="Arial" w:cs="Arial"/>
@@ -2320,7 +1928,7 @@
         </w:rPr>
         <w:t xml:space="preserve">aquatic organisms </w:t>
       </w:r>
-      <w:hyperlink r:id="rId11" w:history="1">
+      <w:hyperlink r:id="rId15" w:history="1">
         <w:r>
           <w:rPr>
             <w:rFonts w:ascii="Arial" w:eastAsia="Times New Roman" w:hAnsi="Arial" w:cs="Arial"/>
@@ -2420,7 +2028,7 @@
         </w:rPr>
         <w:t xml:space="preserve"> suppressed growth, reduced reproductive capacity, and even death </w:t>
       </w:r>
-      <w:hyperlink r:id="rId12" w:history="1">
+      <w:hyperlink r:id="rId16" w:history="1">
         <w:r>
           <w:rPr>
             <w:rFonts w:ascii="Arial" w:eastAsia="Times New Roman" w:hAnsi="Arial" w:cs="Arial"/>
@@ -2692,7 +2300,7 @@
         </w:rPr>
         <w:t xml:space="preserve">; referred hereafter as bass; </w:t>
       </w:r>
-      <w:hyperlink r:id="rId13" w:history="1">
+      <w:hyperlink r:id="rId17" w:history="1">
         <w:proofErr w:type="spellStart"/>
         <w:r>
           <w:rPr>
@@ -2765,7 +2373,7 @@
         </w:rPr>
         <w:t xml:space="preserve"> ecologically, socioeconomically, culturally, and nutritionally worldwide. As the most sought-after and heavily managed fish in North America </w:t>
       </w:r>
-      <w:hyperlink r:id="rId14" w:history="1">
+      <w:hyperlink r:id="rId18" w:history="1">
         <w:r>
           <w:rPr>
             <w:rFonts w:ascii="Arial" w:eastAsia="Times New Roman" w:hAnsi="Arial" w:cs="Arial"/>
@@ -3558,7 +3166,7 @@
         </w:rPr>
         <w:t xml:space="preserve">. Cd is among the environment’s most hazardous and mobile elements </w:t>
       </w:r>
-      <w:hyperlink r:id="rId15" w:history="1">
+      <w:hyperlink r:id="rId19" w:history="1">
         <w:r>
           <w:rPr>
             <w:rFonts w:ascii="Arial" w:eastAsia="Times New Roman" w:hAnsi="Arial" w:cs="Arial"/>
@@ -3642,7 +3250,7 @@
         </w:rPr>
         <w:t xml:space="preserve">esearch on Cd has increased dramatically over the last 20 years </w:t>
       </w:r>
-      <w:hyperlink r:id="rId16" w:history="1">
+      <w:hyperlink r:id="rId20" w:history="1">
         <w:r>
           <w:rPr>
             <w:rFonts w:ascii="Arial" w:eastAsia="Times New Roman" w:hAnsi="Arial" w:cs="Arial"/>
@@ -3663,7 +3271,7 @@
         </w:rPr>
         <w:t xml:space="preserve">, with heightened attention focused on Cd toxicity due to human health and wildlife exposure concerns </w:t>
       </w:r>
-      <w:hyperlink r:id="rId17" w:history="1">
+      <w:hyperlink r:id="rId21" w:history="1">
         <w:r>
           <w:rPr>
             <w:rFonts w:ascii="Arial" w:eastAsia="Times New Roman" w:hAnsi="Arial" w:cs="Arial"/>
@@ -3781,57 +3389,40 @@
         </w:rPr>
         <w:t xml:space="preserve"> over 4,000 chemicals </w:t>
       </w:r>
-      <w:r>
-        <w:fldChar w:fldCharType="begin"/>
-      </w:r>
-      <w:r>
-        <w:instrText xml:space="preserve"> HYPERLINK "https://www.zotero.org/google-docs/?AW1mol" </w:instrText>
-      </w:r>
-      <w:r>
-        <w:fldChar w:fldCharType="separate"/>
-      </w:r>
-      <w:r>
-        <w:rPr>
-          <w:rFonts w:ascii="Arial" w:eastAsia="Times New Roman" w:hAnsi="Arial" w:cs="Arial"/>
-          <w:color w:val="0000FF"/>
-          <w:kern w:val="0"/>
-          <w:u w:val="single"/>
-          <w14:ligatures w14:val="none"/>
-        </w:rPr>
-        <w:t xml:space="preserve">(T. C. </w:t>
-      </w:r>
-      <w:proofErr w:type="spellStart"/>
-      <w:r>
-        <w:rPr>
-          <w:rFonts w:ascii="Arial" w:eastAsia="Times New Roman" w:hAnsi="Arial" w:cs="Arial"/>
-          <w:color w:val="0000FF"/>
-          <w:kern w:val="0"/>
-          <w:u w:val="single"/>
-          <w14:ligatures w14:val="none"/>
-        </w:rPr>
-        <w:t>Guillette</w:t>
-      </w:r>
-      <w:proofErr w:type="spellEnd"/>
-      <w:r>
-        <w:rPr>
-          <w:rFonts w:ascii="Arial" w:eastAsia="Times New Roman" w:hAnsi="Arial" w:cs="Arial"/>
-          <w:color w:val="0000FF"/>
-          <w:kern w:val="0"/>
-          <w:u w:val="single"/>
-          <w14:ligatures w14:val="none"/>
-        </w:rPr>
-        <w:t xml:space="preserve"> et al., 2020; Ma et al., 2023)</w:t>
-      </w:r>
-      <w:r>
-        <w:rPr>
-          <w:rFonts w:ascii="Arial" w:eastAsia="Times New Roman" w:hAnsi="Arial" w:cs="Arial"/>
-          <w:color w:val="0000FF"/>
-          <w:kern w:val="0"/>
-          <w:u w:val="single"/>
-          <w14:ligatures w14:val="none"/>
-        </w:rPr>
-        <w:fldChar w:fldCharType="end"/>
-      </w:r>
+      <w:hyperlink r:id="rId22" w:history="1">
+        <w:r>
+          <w:rPr>
+            <w:rFonts w:ascii="Arial" w:eastAsia="Times New Roman" w:hAnsi="Arial" w:cs="Arial"/>
+            <w:color w:val="0000FF"/>
+            <w:kern w:val="0"/>
+            <w:u w:val="single"/>
+            <w14:ligatures w14:val="none"/>
+          </w:rPr>
+          <w:t xml:space="preserve">(T. C. </w:t>
+        </w:r>
+        <w:proofErr w:type="spellStart"/>
+        <w:r>
+          <w:rPr>
+            <w:rFonts w:ascii="Arial" w:eastAsia="Times New Roman" w:hAnsi="Arial" w:cs="Arial"/>
+            <w:color w:val="0000FF"/>
+            <w:kern w:val="0"/>
+            <w:u w:val="single"/>
+            <w14:ligatures w14:val="none"/>
+          </w:rPr>
+          <w:t>Guillette</w:t>
+        </w:r>
+        <w:proofErr w:type="spellEnd"/>
+        <w:r>
+          <w:rPr>
+            <w:rFonts w:ascii="Arial" w:eastAsia="Times New Roman" w:hAnsi="Arial" w:cs="Arial"/>
+            <w:color w:val="0000FF"/>
+            <w:kern w:val="0"/>
+            <w:u w:val="single"/>
+            <w14:ligatures w14:val="none"/>
+          </w:rPr>
+          <w:t xml:space="preserve"> et al., 2020; Ma et al., 2023)</w:t>
+        </w:r>
+      </w:hyperlink>
       <w:r>
         <w:rPr>
           <w:rFonts w:ascii="Arial" w:eastAsia="Times New Roman" w:hAnsi="Arial" w:cs="Arial"/>
@@ -3913,7 +3504,7 @@
         </w:rPr>
         <w:t xml:space="preserve">ed in a variety of industrial applications </w:t>
       </w:r>
-      <w:hyperlink r:id="rId18" w:history="1">
+      <w:hyperlink r:id="rId23" w:history="1">
         <w:r>
           <w:rPr>
             <w:rFonts w:ascii="Arial" w:eastAsia="Times New Roman" w:hAnsi="Arial" w:cs="Arial"/>
@@ -3974,7 +3565,7 @@
         </w:rPr>
         <w:t xml:space="preserve">However, only the toxic effects of a few PFAS chemicals are well understood </w:t>
       </w:r>
-      <w:hyperlink r:id="rId19" w:history="1">
+      <w:hyperlink r:id="rId24" w:history="1">
         <w:r>
           <w:rPr>
             <w:rFonts w:ascii="Arial" w:eastAsia="Times New Roman" w:hAnsi="Arial" w:cs="Arial"/>
@@ -4031,7 +3622,7 @@
         </w:rPr>
         <w:t xml:space="preserve"> associated with negative impacts on the endocrine, immune, and nervous systems, leading to significant reductions in fitness and, in some cases, mortality </w:t>
       </w:r>
-      <w:hyperlink r:id="rId20" w:history="1">
+      <w:hyperlink r:id="rId25" w:history="1">
         <w:r>
           <w:rPr>
             <w:rFonts w:ascii="Arial" w:eastAsia="Times New Roman" w:hAnsi="Arial" w:cs="Arial"/>
@@ -4070,7 +3661,7 @@
         </w:rPr>
         <w:t xml:space="preserve">sregulation of endocrine function </w:t>
       </w:r>
-      <w:hyperlink r:id="rId21" w:history="1">
+      <w:hyperlink r:id="rId26" w:history="1">
         <w:r>
           <w:rPr>
             <w:rFonts w:ascii="Arial" w:eastAsia="Times New Roman" w:hAnsi="Arial" w:cs="Arial"/>
@@ -4113,7 +3704,7 @@
         </w:rPr>
         <w:t xml:space="preserve">, modulation of the immune system </w:t>
       </w:r>
-      <w:hyperlink r:id="rId22" w:history="1">
+      <w:hyperlink r:id="rId27" w:history="1">
         <w:r>
           <w:rPr>
             <w:rFonts w:ascii="Arial" w:eastAsia="Times New Roman" w:hAnsi="Arial" w:cs="Arial"/>
@@ -4156,7 +3747,7 @@
         </w:rPr>
         <w:t xml:space="preserve">, and harm to the nervous system, altering brain function and behavior </w:t>
       </w:r>
-      <w:hyperlink r:id="rId23" w:history="1">
+      <w:hyperlink r:id="rId28" w:history="1">
         <w:r>
           <w:rPr>
             <w:rFonts w:ascii="Arial" w:eastAsia="Times New Roman" w:hAnsi="Arial" w:cs="Arial"/>
@@ -4314,7 +3905,7 @@
         </w:rPr>
         <w:t xml:space="preserve"> </w:t>
       </w:r>
-      <w:hyperlink r:id="rId24" w:history="1">
+      <w:hyperlink r:id="rId29" w:history="1">
         <w:r>
           <w:rPr>
             <w:rFonts w:ascii="Arial" w:eastAsia="Times New Roman" w:hAnsi="Arial" w:cs="Arial"/>
@@ -6137,7 +5728,7 @@
         </w:rPr>
         <w:t xml:space="preserve"> 25 mm; 1 mm thick) with a two-slide wedge method </w:t>
       </w:r>
-      <w:hyperlink r:id="rId25" w:history="1">
+      <w:hyperlink r:id="rId30" w:history="1">
         <w:r>
           <w:rPr>
             <w:rFonts w:ascii="Arial" w:eastAsia="Times New Roman" w:hAnsi="Arial" w:cs="Arial"/>
@@ -6712,7 +6303,7 @@
         </w:rPr>
         <w:t xml:space="preserve">in Posit’s RStudio Integrated Development Environment </w:t>
       </w:r>
-      <w:hyperlink r:id="rId26" w:history="1">
+      <w:hyperlink r:id="rId31" w:history="1">
         <w:r>
           <w:rPr>
             <w:rFonts w:ascii="Arial" w:eastAsia="Times New Roman" w:hAnsi="Arial" w:cs="Arial"/>
@@ -7048,7 +6639,7 @@
         </w:rPr>
         <w:t xml:space="preserve"> freshwater fishes (</w:t>
       </w:r>
-      <w:commentRangeStart w:id="0"/>
+      <w:commentRangeStart w:id="1"/>
       <w:r>
         <w:rPr>
           <w:rFonts w:ascii="Arial" w:eastAsia="Times New Roman" w:hAnsi="Arial" w:cs="Arial"/>
@@ -7058,12 +6649,12 @@
         </w:rPr>
         <w:t>Neumann &amp; Allen, 2007</w:t>
       </w:r>
-      <w:commentRangeEnd w:id="0"/>
+      <w:commentRangeEnd w:id="1"/>
       <w:r>
         <w:rPr>
           <w:rStyle w:val="CommentReference"/>
         </w:rPr>
-        <w:commentReference w:id="0"/>
+        <w:commentReference w:id="1"/>
       </w:r>
       <w:r>
         <w:rPr>
@@ -7127,29 +6718,7 @@
             <w:kern w:val="0"/>
             <w14:ligatures w14:val="none"/>
           </w:rPr>
-          <m:t xml:space="preserve"> </m:t>
-        </m:r>
-        <m:r>
-          <m:rPr>
-            <m:sty m:val="p"/>
-          </m:rPr>
-          <w:rPr>
-            <w:rFonts w:ascii="Cambria Math" w:eastAsia="Times New Roman" w:hAnsi="Cambria Math" w:cs="Cambria Math"/>
-            <w:kern w:val="0"/>
-            <w14:ligatures w14:val="none"/>
-          </w:rPr>
-          <m:t>=</m:t>
-        </m:r>
-        <m:r>
-          <m:rPr>
-            <m:sty m:val="p"/>
-          </m:rPr>
-          <w:rPr>
-            <w:rFonts w:ascii="Cambria Math" w:eastAsia="Times New Roman" w:hAnsi="Cambria Math" w:cs="Cambria Math"/>
-            <w:kern w:val="0"/>
-            <w14:ligatures w14:val="none"/>
-          </w:rPr>
-          <m:t xml:space="preserve"> </m:t>
+          <m:t xml:space="preserve"> = </m:t>
         </m:r>
         <m:d>
           <m:dPr>
@@ -7232,15 +6801,7 @@
             <w:kern w:val="0"/>
             <w14:ligatures w14:val="none"/>
           </w:rPr>
-          <m:t xml:space="preserve"> * 10</m:t>
-        </m:r>
-        <m:r>
-          <w:rPr>
-            <w:rFonts w:ascii="Cambria Math" w:eastAsia="Times New Roman" w:hAnsi="Cambria Math" w:cs="Arial"/>
-            <w:kern w:val="0"/>
-            <w14:ligatures w14:val="none"/>
-          </w:rPr>
-          <m:t>0</m:t>
+          <m:t xml:space="preserve"> * 100</m:t>
         </m:r>
       </m:oMath>
       <w:r>
@@ -7322,7 +6883,7 @@
         </w:rPr>
         <w:t xml:space="preserve"> </w:t>
       </w:r>
-      <w:commentRangeStart w:id="1"/>
+      <w:commentRangeStart w:id="2"/>
       <w:r>
         <w:rPr>
           <w:rFonts w:ascii="Arial" w:eastAsia="Times New Roman" w:hAnsi="Arial" w:cs="Arial"/>
@@ -7332,12 +6893,12 @@
         </w:rPr>
         <w:t>Anderson and Neumann (1996)</w:t>
       </w:r>
-      <w:commentRangeEnd w:id="1"/>
+      <w:commentRangeEnd w:id="2"/>
       <w:r>
         <w:rPr>
           <w:rStyle w:val="CommentReference"/>
         </w:rPr>
-        <w:commentReference w:id="1"/>
+        <w:commentReference w:id="2"/>
       </w:r>
       <w:r>
         <w:rPr>
@@ -7708,7 +7269,7 @@
         </w:rPr>
         <w:t xml:space="preserve">package </w:t>
       </w:r>
-      <w:hyperlink r:id="rId31" w:history="1">
+      <w:hyperlink r:id="rId32" w:history="1">
         <w:r>
           <w:rPr>
             <w:rFonts w:ascii="Arial" w:eastAsia="Times New Roman" w:hAnsi="Arial" w:cs="Arial"/>
@@ -7829,7 +7390,25 @@
           <w:kern w:val="0"/>
           <w14:ligatures w14:val="none"/>
         </w:rPr>
-        <w:t xml:space="preserve"> high 34 mg/L), blood sample (1-4), and their interaction, a</w:t>
+        <w:t xml:space="preserve"> high 34 mg/L), blood sample (1</w:t>
+      </w:r>
+      <w:r>
+        <w:rPr>
+          <w:rFonts w:ascii="Arial" w:eastAsia="Times New Roman" w:hAnsi="Arial" w:cs="Arial"/>
+          <w:color w:val="000000"/>
+          <w:kern w:val="0"/>
+          <w14:ligatures w14:val="none"/>
+        </w:rPr>
+        <w:t>–</w:t>
+      </w:r>
+      <w:r>
+        <w:rPr>
+          <w:rFonts w:ascii="Arial" w:eastAsia="Times New Roman" w:hAnsi="Arial" w:cs="Arial"/>
+          <w:color w:val="000000"/>
+          <w:kern w:val="0"/>
+          <w14:ligatures w14:val="none"/>
+        </w:rPr>
+        <w:t>4), and their interaction, a</w:t>
       </w:r>
       <w:r>
         <w:rPr>
@@ -7901,7 +7480,16 @@
           <w:kern w:val="0"/>
           <w14:ligatures w14:val="none"/>
         </w:rPr>
-        <w:t>correlation within individual</w:t>
+        <w:t xml:space="preserve">individual </w:t>
+      </w:r>
+      <w:r>
+        <w:rPr>
+          <w:rFonts w:ascii="Arial" w:eastAsia="Times New Roman" w:hAnsi="Arial" w:cs="Arial"/>
+          <w:color w:val="000000"/>
+          <w:kern w:val="0"/>
+          <w14:ligatures w14:val="none"/>
+        </w:rPr>
+        <w:t>correlation</w:t>
       </w:r>
       <w:r>
         <w:rPr>
@@ -7919,7 +7507,43 @@
           <w:kern w:val="0"/>
           <w14:ligatures w14:val="none"/>
         </w:rPr>
-        <w:t xml:space="preserve"> meet that assumption</w:t>
+        <w:t xml:space="preserve"> </w:t>
+      </w:r>
+      <w:r>
+        <w:rPr>
+          <w:rFonts w:ascii="Arial" w:eastAsia="Times New Roman" w:hAnsi="Arial" w:cs="Arial"/>
+          <w:color w:val="000000"/>
+          <w:kern w:val="0"/>
+          <w14:ligatures w14:val="none"/>
+        </w:rPr>
+        <w:t>honor</w:t>
+      </w:r>
+      <w:r>
+        <w:rPr>
+          <w:rFonts w:ascii="Arial" w:eastAsia="Times New Roman" w:hAnsi="Arial" w:cs="Arial"/>
+          <w:color w:val="000000"/>
+          <w:kern w:val="0"/>
+          <w14:ligatures w14:val="none"/>
+        </w:rPr>
+        <w:t xml:space="preserve"> </w:t>
+      </w:r>
+      <w:r>
+        <w:rPr>
+          <w:rFonts w:ascii="Arial" w:eastAsia="Times New Roman" w:hAnsi="Arial" w:cs="Arial"/>
+          <w:color w:val="000000"/>
+          <w:kern w:val="0"/>
+          <w14:ligatures w14:val="none"/>
+        </w:rPr>
+        <w:t>this</w:t>
+      </w:r>
+      <w:r>
+        <w:rPr>
+          <w:rFonts w:ascii="Arial" w:eastAsia="Times New Roman" w:hAnsi="Arial" w:cs="Arial"/>
+          <w:color w:val="000000"/>
+          <w:kern w:val="0"/>
+          <w14:ligatures w14:val="none"/>
+        </w:rPr>
+        <w:t xml:space="preserve"> assumption</w:t>
       </w:r>
       <w:r>
         <w:rPr>
@@ -7946,7 +7570,7 @@
           <w:kern w:val="0"/>
           <w14:ligatures w14:val="none"/>
         </w:rPr>
-        <w:t xml:space="preserve">ed our objectives by examining specific beta coefficient estimates within the GLMM: (objective 1) </w:t>
+        <w:t xml:space="preserve">ed our objectives by examining specific beta coefficient estimates within the GLMM: </w:t>
       </w:r>
       <w:r>
         <w:rPr>
@@ -7964,7 +7588,43 @@
           <w:kern w:val="0"/>
           <w14:ligatures w14:val="none"/>
         </w:rPr>
-        <w:t xml:space="preserve">each treatment line between blood 1 and blood 2, (objective 2) </w:t>
+        <w:t>each treatment line between blood 1 and blood 2</w:t>
+      </w:r>
+      <w:r>
+        <w:rPr>
+          <w:rFonts w:ascii="Arial" w:eastAsia="Times New Roman" w:hAnsi="Arial" w:cs="Arial"/>
+          <w:color w:val="000000"/>
+          <w:kern w:val="0"/>
+          <w14:ligatures w14:val="none"/>
+        </w:rPr>
+        <w:t xml:space="preserve"> (</w:t>
+      </w:r>
+      <w:r>
+        <w:rPr>
+          <w:rFonts w:ascii="Arial" w:eastAsia="Times New Roman" w:hAnsi="Arial" w:cs="Arial"/>
+          <w:color w:val="000000"/>
+          <w:kern w:val="0"/>
+          <w14:ligatures w14:val="none"/>
+        </w:rPr>
+        <w:t>objective 1</w:t>
+      </w:r>
+      <w:r>
+        <w:rPr>
+          <w:rFonts w:ascii="Arial" w:eastAsia="Times New Roman" w:hAnsi="Arial" w:cs="Arial"/>
+          <w:color w:val="000000"/>
+          <w:kern w:val="0"/>
+          <w14:ligatures w14:val="none"/>
+        </w:rPr>
+        <w:t>)</w:t>
+      </w:r>
+      <w:r>
+        <w:rPr>
+          <w:rFonts w:ascii="Arial" w:eastAsia="Times New Roman" w:hAnsi="Arial" w:cs="Arial"/>
+          <w:color w:val="000000"/>
+          <w:kern w:val="0"/>
+          <w14:ligatures w14:val="none"/>
+        </w:rPr>
+        <w:t xml:space="preserve">, </w:t>
       </w:r>
       <w:r>
         <w:rPr>
@@ -7982,16 +7642,52 @@
           <w:kern w:val="0"/>
           <w14:ligatures w14:val="none"/>
         </w:rPr>
-        <w:t>each treatment line between blood 2 and blood 3, and (objective 3)</w:t>
-      </w:r>
-      <w:r>
-        <w:rPr>
-          <w:rFonts w:ascii="Arial" w:eastAsia="Times New Roman" w:hAnsi="Arial" w:cs="Arial"/>
-          <w:color w:val="000000"/>
-          <w:kern w:val="0"/>
-          <w14:ligatures w14:val="none"/>
-        </w:rPr>
-        <w:t xml:space="preserve"> the slope of</w:t>
+        <w:t>each treatment line between blood 2 and blood 3</w:t>
+      </w:r>
+      <w:r>
+        <w:rPr>
+          <w:rFonts w:ascii="Arial" w:eastAsia="Times New Roman" w:hAnsi="Arial" w:cs="Arial"/>
+          <w:color w:val="000000"/>
+          <w:kern w:val="0"/>
+          <w14:ligatures w14:val="none"/>
+        </w:rPr>
+        <w:t xml:space="preserve"> </w:t>
+      </w:r>
+      <w:r>
+        <w:rPr>
+          <w:rFonts w:ascii="Arial" w:eastAsia="Times New Roman" w:hAnsi="Arial" w:cs="Arial"/>
+          <w:color w:val="000000"/>
+          <w:kern w:val="0"/>
+          <w14:ligatures w14:val="none"/>
+        </w:rPr>
+        <w:t>(objective 2</w:t>
+      </w:r>
+      <w:r>
+        <w:rPr>
+          <w:rFonts w:ascii="Arial" w:eastAsia="Times New Roman" w:hAnsi="Arial" w:cs="Arial"/>
+          <w:color w:val="000000"/>
+          <w:kern w:val="0"/>
+          <w14:ligatures w14:val="none"/>
+        </w:rPr>
+        <w:t>)</w:t>
+      </w:r>
+      <w:r>
+        <w:rPr>
+          <w:rFonts w:ascii="Arial" w:eastAsia="Times New Roman" w:hAnsi="Arial" w:cs="Arial"/>
+          <w:color w:val="000000"/>
+          <w:kern w:val="0"/>
+          <w14:ligatures w14:val="none"/>
+        </w:rPr>
+        <w:t xml:space="preserve">, and </w:t>
+      </w:r>
+      <w:r>
+        <w:rPr>
+          <w:rFonts w:ascii="Arial" w:eastAsia="Times New Roman" w:hAnsi="Arial" w:cs="Arial"/>
+          <w:color w:val="000000"/>
+          <w:kern w:val="0"/>
+          <w14:ligatures w14:val="none"/>
+        </w:rPr>
+        <w:t>the slope of</w:t>
       </w:r>
       <w:r>
         <w:rPr>
@@ -8036,7 +7732,43 @@
           <w:kern w:val="0"/>
           <w14:ligatures w14:val="none"/>
         </w:rPr>
-        <w:t xml:space="preserve"> each treatment’s mean at blood 4.</w:t>
+        <w:t xml:space="preserve"> each treatment’s mean at blood 4</w:t>
+      </w:r>
+      <w:r>
+        <w:rPr>
+          <w:rFonts w:ascii="Arial" w:eastAsia="Times New Roman" w:hAnsi="Arial" w:cs="Arial"/>
+          <w:color w:val="000000"/>
+          <w:kern w:val="0"/>
+          <w14:ligatures w14:val="none"/>
+        </w:rPr>
+        <w:t xml:space="preserve"> </w:t>
+      </w:r>
+      <w:r>
+        <w:rPr>
+          <w:rFonts w:ascii="Arial" w:eastAsia="Times New Roman" w:hAnsi="Arial" w:cs="Arial"/>
+          <w:color w:val="000000"/>
+          <w:kern w:val="0"/>
+          <w14:ligatures w14:val="none"/>
+        </w:rPr>
+        <w:t>(objective 3</w:t>
+      </w:r>
+      <w:r>
+        <w:rPr>
+          <w:rFonts w:ascii="Arial" w:eastAsia="Times New Roman" w:hAnsi="Arial" w:cs="Arial"/>
+          <w:color w:val="000000"/>
+          <w:kern w:val="0"/>
+          <w14:ligatures w14:val="none"/>
+        </w:rPr>
+        <w:t>)</w:t>
+      </w:r>
+      <w:r>
+        <w:rPr>
+          <w:rFonts w:ascii="Arial" w:eastAsia="Times New Roman" w:hAnsi="Arial" w:cs="Arial"/>
+          <w:color w:val="000000"/>
+          <w:kern w:val="0"/>
+          <w14:ligatures w14:val="none"/>
+        </w:rPr>
+        <w:t>.</w:t>
       </w:r>
       <w:r>
         <w:rPr>
@@ -8081,25 +7813,70 @@
           <w:kern w:val="0"/>
           <w14:ligatures w14:val="none"/>
         </w:rPr>
-        <w:t xml:space="preserve"> by ensuring the residuals were normally distributed and </w:t>
-      </w:r>
-      <w:r>
-        <w:rPr>
-          <w:rFonts w:ascii="Arial" w:eastAsia="Times New Roman" w:hAnsi="Arial" w:cs="Arial"/>
-          <w:color w:val="000000"/>
-          <w:kern w:val="0"/>
-          <w14:ligatures w14:val="none"/>
-        </w:rPr>
-        <w:t>comparing predicted parameter estimates using non-parametric bootstrapping</w:t>
-      </w:r>
-      <w:r>
-        <w:rPr>
-          <w:rFonts w:ascii="Arial" w:eastAsia="Times New Roman" w:hAnsi="Arial" w:cs="Arial"/>
-          <w:color w:val="000000"/>
-          <w:kern w:val="0"/>
-          <w14:ligatures w14:val="none"/>
-        </w:rPr>
-        <w:t xml:space="preserve"> </w:t>
+        <w:t xml:space="preserve"> by ensuring the residuals were normally distributed</w:t>
+      </w:r>
+      <w:r>
+        <w:rPr>
+          <w:rFonts w:ascii="Arial" w:eastAsia="Times New Roman" w:hAnsi="Arial" w:cs="Arial"/>
+          <w:color w:val="000000"/>
+          <w:kern w:val="0"/>
+          <w14:ligatures w14:val="none"/>
+        </w:rPr>
+        <w:t>,</w:t>
+      </w:r>
+      <w:r>
+        <w:rPr>
+          <w:rFonts w:ascii="Arial" w:eastAsia="Times New Roman" w:hAnsi="Arial" w:cs="Arial"/>
+          <w:color w:val="000000"/>
+          <w:kern w:val="0"/>
+          <w14:ligatures w14:val="none"/>
+        </w:rPr>
+        <w:t xml:space="preserve"> and </w:t>
+      </w:r>
+      <w:r>
+        <w:rPr>
+          <w:rFonts w:ascii="Arial" w:eastAsia="Times New Roman" w:hAnsi="Arial" w:cs="Arial"/>
+          <w:color w:val="000000"/>
+          <w:kern w:val="0"/>
+          <w14:ligatures w14:val="none"/>
+        </w:rPr>
+        <w:t>we compared the</w:t>
+      </w:r>
+      <w:r>
+        <w:rPr>
+          <w:rFonts w:ascii="Arial" w:eastAsia="Times New Roman" w:hAnsi="Arial" w:cs="Arial"/>
+          <w:color w:val="000000"/>
+          <w:kern w:val="0"/>
+          <w14:ligatures w14:val="none"/>
+        </w:rPr>
+        <w:t xml:space="preserve"> predicted parameter estimates</w:t>
+      </w:r>
+      <w:r>
+        <w:rPr>
+          <w:rFonts w:ascii="Arial" w:eastAsia="Times New Roman" w:hAnsi="Arial" w:cs="Arial"/>
+          <w:color w:val="000000"/>
+          <w:kern w:val="0"/>
+          <w14:ligatures w14:val="none"/>
+        </w:rPr>
+        <w:t>—</w:t>
+      </w:r>
+      <w:r>
+        <w:rPr>
+          <w:rFonts w:ascii="Arial" w:eastAsia="Times New Roman" w:hAnsi="Arial" w:cs="Arial"/>
+          <w:color w:val="000000"/>
+          <w:kern w:val="0"/>
+          <w14:ligatures w14:val="none"/>
+        </w:rPr>
+        <w:t>using non-parametric bootstrapping</w:t>
+      </w:r>
+      <w:r>
+        <w:rPr>
+          <w:rFonts w:ascii="Arial" w:eastAsia="Times New Roman" w:hAnsi="Arial" w:cs="Arial"/>
+          <w:color w:val="000000"/>
+          <w:kern w:val="0"/>
+          <w14:ligatures w14:val="none"/>
+        </w:rPr>
+        <w:t>—</w:t>
       </w:r>
       <w:r>
         <w:rPr>
@@ -8215,67 +7992,7 @@
         <w:rPr>
           <w:rFonts w:ascii="Arial" w:hAnsi="Arial" w:cs="Arial"/>
         </w:rPr>
-        <w:t xml:space="preserve">On day 1, the </w:t>
-      </w:r>
-      <w:r>
-        <w:rPr>
-          <w:rFonts w:ascii="Arial" w:hAnsi="Arial" w:cs="Arial"/>
-        </w:rPr>
-        <w:t xml:space="preserve">bass </w:t>
-      </w:r>
-      <w:r>
-        <w:rPr>
-          <w:rFonts w:ascii="Arial" w:hAnsi="Arial" w:cs="Arial"/>
-        </w:rPr>
-        <w:t>mean total length and relative weight were 183.87 mm (±15.92 mm; 95% CI) and 93.67 (±3.13; 95% CI), respectively. By day 22 (conclusion of the study), the mean total length did not change, while the relative weight fell slightly to 87.64 (±4.79; 95% CI).</w:t>
-      </w:r>
-      <w:r>
-        <w:rPr>
-          <w:rFonts w:ascii="Arial" w:hAnsi="Arial" w:cs="Arial"/>
-        </w:rPr>
-        <w:t xml:space="preserve"> The mean total lengths among groups were not substantially different: </w:t>
-      </w:r>
-      <w:r>
-        <w:rPr>
-          <w:rFonts w:ascii="Arial" w:hAnsi="Arial" w:cs="Arial"/>
-        </w:rPr>
-        <w:t>Cd low</w:t>
-      </w:r>
-      <w:r>
-        <w:rPr>
-          <w:rFonts w:ascii="Arial" w:hAnsi="Arial" w:cs="Arial"/>
-        </w:rPr>
-        <w:t xml:space="preserve"> 164.20 mm (±6.70 mm; 95% CI)</w:t>
-      </w:r>
-      <w:r>
-        <w:rPr>
-          <w:rFonts w:ascii="Arial" w:hAnsi="Arial" w:cs="Arial"/>
-        </w:rPr>
-        <w:t>, Cd high</w:t>
-      </w:r>
-      <w:r>
-        <w:rPr>
-          <w:rFonts w:ascii="Arial" w:hAnsi="Arial" w:cs="Arial"/>
-        </w:rPr>
-        <w:t xml:space="preserve"> 204.92 mm</w:t>
-      </w:r>
-      <w:r>
-        <w:rPr>
-          <w:rFonts w:ascii="Arial" w:hAnsi="Arial" w:cs="Arial"/>
-        </w:rPr>
-        <w:t xml:space="preserve"> (±</w:t>
-      </w:r>
-      <w:r>
-        <w:rPr>
-          <w:rFonts w:ascii="Arial" w:hAnsi="Arial" w:cs="Arial"/>
-        </w:rPr>
-        <w:t>15.15</w:t>
-      </w:r>
-      <w:r>
-        <w:rPr>
-          <w:rFonts w:ascii="Arial" w:hAnsi="Arial" w:cs="Arial"/>
-        </w:rPr>
-        <w:t xml:space="preserve"> mm), </w:t>
+        <w:t xml:space="preserve">On day 1, the bass mean total length and relative weight were 183.87 mm (±15.92 mm; 95% CI) and 93.67 (±3.13; 95% CI), respectively. By day 22 (conclusion of the study), the mean total length did not change, while the relative weight fell slightly to 87.64 (±4.79; 95% CI). The mean total lengths among groups were not substantially different: Cd low 164.20 mm (±6.70 mm; 95% CI), Cd high 204.92 mm (±15.15 mm), </w:t>
       </w:r>
       <w:proofErr w:type="spellStart"/>
       <w:r>
@@ -8290,31 +8007,7 @@
         <w:rPr>
           <w:rFonts w:ascii="Arial" w:hAnsi="Arial" w:cs="Arial"/>
         </w:rPr>
-        <w:t xml:space="preserve"> low</w:t>
-      </w:r>
-      <w:r>
-        <w:rPr>
-          <w:rFonts w:ascii="Arial" w:hAnsi="Arial" w:cs="Arial"/>
-        </w:rPr>
-        <w:t xml:space="preserve"> 171.25</w:t>
-      </w:r>
-      <w:r>
-        <w:rPr>
-          <w:rFonts w:ascii="Arial" w:hAnsi="Arial" w:cs="Arial"/>
-        </w:rPr>
-        <w:t xml:space="preserve"> (±</w:t>
-      </w:r>
-      <w:r>
-        <w:rPr>
-          <w:rFonts w:ascii="Arial" w:hAnsi="Arial" w:cs="Arial"/>
-        </w:rPr>
-        <w:t>17.49</w:t>
-      </w:r>
-      <w:r>
-        <w:rPr>
-          <w:rFonts w:ascii="Arial" w:hAnsi="Arial" w:cs="Arial"/>
-        </w:rPr>
-        <w:t xml:space="preserve"> mm), </w:t>
+        <w:t xml:space="preserve"> low 171.25 (±17.49 mm), </w:t>
       </w:r>
       <w:proofErr w:type="spellStart"/>
       <w:r>
@@ -8328,67 +8021,7 @@
         <w:rPr>
           <w:rFonts w:ascii="Arial" w:hAnsi="Arial" w:cs="Arial"/>
         </w:rPr>
-        <w:t xml:space="preserve"> high</w:t>
-      </w:r>
-      <w:r>
-        <w:rPr>
-          <w:rFonts w:ascii="Arial" w:hAnsi="Arial" w:cs="Arial"/>
-        </w:rPr>
-        <w:t xml:space="preserve"> 196.50 mm</w:t>
-      </w:r>
-      <w:r>
-        <w:rPr>
-          <w:rFonts w:ascii="Arial" w:hAnsi="Arial" w:cs="Arial"/>
-        </w:rPr>
-        <w:t xml:space="preserve"> (±</w:t>
-      </w:r>
-      <w:r>
-        <w:rPr>
-          <w:rFonts w:ascii="Arial" w:hAnsi="Arial" w:cs="Arial"/>
-        </w:rPr>
-        <w:t>24.35</w:t>
-      </w:r>
-      <w:r>
-        <w:rPr>
-          <w:rFonts w:ascii="Arial" w:hAnsi="Arial" w:cs="Arial"/>
-        </w:rPr>
-        <w:t xml:space="preserve"> mm), and control</w:t>
-      </w:r>
-      <w:r>
-        <w:rPr>
-          <w:rFonts w:ascii="Arial" w:hAnsi="Arial" w:cs="Arial"/>
-        </w:rPr>
-        <w:t xml:space="preserve"> 184.42 mm</w:t>
-      </w:r>
-      <w:r>
-        <w:rPr>
-          <w:rFonts w:ascii="Arial" w:hAnsi="Arial" w:cs="Arial"/>
-        </w:rPr>
-        <w:t xml:space="preserve"> (±</w:t>
-      </w:r>
-      <w:r>
-        <w:rPr>
-          <w:rFonts w:ascii="Arial" w:hAnsi="Arial" w:cs="Arial"/>
-        </w:rPr>
-        <w:t>16.97</w:t>
-      </w:r>
-      <w:r>
-        <w:rPr>
-          <w:rFonts w:ascii="Arial" w:hAnsi="Arial" w:cs="Arial"/>
-        </w:rPr>
-        <w:t xml:space="preserve"> mm)</w:t>
-      </w:r>
-      <w:r>
-        <w:rPr>
-          <w:rFonts w:ascii="Arial" w:hAnsi="Arial" w:cs="Arial"/>
-        </w:rPr>
-        <w:t>.</w:t>
-      </w:r>
-      <w:r>
-        <w:rPr>
-          <w:rFonts w:ascii="Arial" w:hAnsi="Arial" w:cs="Arial"/>
-        </w:rPr>
-        <w:t xml:space="preserve"> </w:t>
+        <w:t xml:space="preserve"> high 196.50 mm (±24.35 mm), and control 184.42 mm (±16.97 mm). </w:t>
       </w:r>
       <w:r>
         <w:rPr>
@@ -8400,19 +8033,7 @@
         <w:rPr>
           <w:rFonts w:ascii="Arial" w:hAnsi="Arial" w:cs="Arial"/>
         </w:rPr>
-        <w:t>e examined 48</w:t>
-      </w:r>
-      <w:r>
-        <w:rPr>
-          <w:rFonts w:ascii="Arial" w:hAnsi="Arial" w:cs="Arial"/>
-        </w:rPr>
-        <w:t xml:space="preserve"> bass</w:t>
-      </w:r>
-      <w:r>
-        <w:rPr>
-          <w:rFonts w:ascii="Arial" w:hAnsi="Arial" w:cs="Arial"/>
-        </w:rPr>
-        <w:t xml:space="preserve"> blood smears among the five groups (12 Cd low, 9 Cd high, 9 </w:t>
+        <w:t xml:space="preserve">e examined 48 bass blood smears among the five groups (12 Cd low, 9 Cd high, 9 </w:t>
       </w:r>
       <w:proofErr w:type="spellStart"/>
       <w:r>
@@ -8452,13 +8073,7 @@
         <w:rPr>
           <w:rFonts w:ascii="Arial" w:hAnsi="Arial" w:cs="Arial"/>
         </w:rPr>
-        <w:t>ranging from 0.44 to 6.64</w:t>
-      </w:r>
-      <w:r>
-        <w:rPr>
-          <w:rFonts w:ascii="Arial" w:hAnsi="Arial" w:cs="Arial"/>
-        </w:rPr>
-        <w:t>.</w:t>
+        <w:t>ranging from 0.44 to 6.64.</w:t>
       </w:r>
     </w:p>
     <w:p>
@@ -8655,7 +8270,19 @@
         <w:rPr>
           <w:rFonts w:ascii="Arial" w:hAnsi="Arial" w:cs="Arial"/>
         </w:rPr>
-        <w:t xml:space="preserve"> among the treatment groups (</w:t>
+        <w:t xml:space="preserve"> among t</w:t>
+      </w:r>
+      <w:r>
+        <w:rPr>
+          <w:rFonts w:ascii="Arial" w:hAnsi="Arial" w:cs="Arial"/>
+        </w:rPr>
+        <w:t>anks</w:t>
+      </w:r>
+      <w:r>
+        <w:rPr>
+          <w:rFonts w:ascii="Arial" w:hAnsi="Arial" w:cs="Arial"/>
+        </w:rPr>
+        <w:t xml:space="preserve"> (</w:t>
       </w:r>
       <w:r>
         <w:rPr>
@@ -8830,13 +8457,7 @@
         <w:rPr>
           <w:rFonts w:ascii="Arial" w:hAnsi="Arial" w:cs="Arial"/>
         </w:rPr>
-        <w:t xml:space="preserve">NLR did not change between blood 1 and 2 </w:t>
-      </w:r>
-      <w:r>
-        <w:rPr>
-          <w:rFonts w:ascii="Arial" w:hAnsi="Arial" w:cs="Arial"/>
-        </w:rPr>
-        <w:t>(Z</w:t>
+        <w:t>NLR did not change between blood 1 and 2 (Z</w:t>
       </w:r>
       <w:r>
         <w:rPr>
@@ -8849,19 +8470,7 @@
         <w:rPr>
           <w:rFonts w:ascii="Arial" w:hAnsi="Arial" w:cs="Arial"/>
         </w:rPr>
-        <w:t xml:space="preserve"> = 0.</w:t>
-      </w:r>
-      <w:r>
-        <w:rPr>
-          <w:rFonts w:ascii="Arial" w:hAnsi="Arial" w:cs="Arial"/>
-        </w:rPr>
-        <w:t>28</w:t>
-      </w:r>
-      <w:r>
-        <w:rPr>
-          <w:rFonts w:ascii="Arial" w:hAnsi="Arial" w:cs="Arial"/>
-        </w:rPr>
-        <w:t xml:space="preserve">; </w:t>
+        <w:t xml:space="preserve"> = 0.28; </w:t>
       </w:r>
       <w:r>
         <w:rPr>
@@ -8875,13 +8484,7 @@
         <w:rPr>
           <w:rFonts w:ascii="Arial" w:hAnsi="Arial" w:cs="Arial"/>
         </w:rPr>
-        <w:t xml:space="preserve"> = 0.8</w:t>
-      </w:r>
-      <w:r>
-        <w:rPr>
-          <w:rFonts w:ascii="Arial" w:hAnsi="Arial" w:cs="Arial"/>
-        </w:rPr>
-        <w:t>9</w:t>
+        <w:t xml:space="preserve"> = 0.89</w:t>
       </w:r>
       <w:r>
         <w:rPr>
@@ -8893,13 +8496,7 @@
         <w:rPr>
           <w:rFonts w:ascii="Arial" w:hAnsi="Arial" w:cs="Arial"/>
         </w:rPr>
-        <w:t>)</w:t>
-      </w:r>
-      <w:r>
-        <w:rPr>
-          <w:rFonts w:ascii="Arial" w:hAnsi="Arial" w:cs="Arial"/>
-        </w:rPr>
-        <w:t xml:space="preserve">. </w:t>
+        <w:t xml:space="preserve">). </w:t>
       </w:r>
       <w:r>
         <w:rPr>
@@ -8911,13 +8508,7 @@
         <w:rPr>
           <w:rFonts w:ascii="Arial" w:hAnsi="Arial" w:cs="Arial"/>
         </w:rPr>
-        <w:t xml:space="preserve">low </w:t>
-      </w:r>
-      <w:r>
-        <w:rPr>
-          <w:rFonts w:ascii="Arial" w:hAnsi="Arial" w:cs="Arial"/>
-        </w:rPr>
-        <w:t>(Z</w:t>
+        <w:t>low (Z</w:t>
       </w:r>
       <w:r>
         <w:rPr>
@@ -8944,19 +8535,7 @@
         <w:rPr>
           <w:rFonts w:ascii="Arial" w:hAnsi="Arial" w:cs="Arial"/>
         </w:rPr>
-        <w:t xml:space="preserve"> = 0.81)</w:t>
-      </w:r>
-      <w:r>
-        <w:rPr>
-          <w:rFonts w:ascii="Arial" w:hAnsi="Arial" w:cs="Arial"/>
-        </w:rPr>
-        <w:t xml:space="preserve"> or high </w:t>
-      </w:r>
-      <w:r>
-        <w:rPr>
-          <w:rFonts w:ascii="Arial" w:hAnsi="Arial" w:cs="Arial"/>
-        </w:rPr>
-        <w:t>(Z</w:t>
+        <w:t xml:space="preserve"> = 0.81) or high (Z</w:t>
       </w:r>
       <w:r>
         <w:rPr>
@@ -8969,19 +8548,7 @@
         <w:rPr>
           <w:rFonts w:ascii="Arial" w:hAnsi="Arial" w:cs="Arial"/>
         </w:rPr>
-        <w:t xml:space="preserve"> = 0.</w:t>
-      </w:r>
-      <w:r>
-        <w:rPr>
-          <w:rFonts w:ascii="Arial" w:hAnsi="Arial" w:cs="Arial"/>
-        </w:rPr>
-        <w:t>30</w:t>
-      </w:r>
-      <w:r>
-        <w:rPr>
-          <w:rFonts w:ascii="Arial" w:hAnsi="Arial" w:cs="Arial"/>
-        </w:rPr>
-        <w:t xml:space="preserve">; </w:t>
+        <w:t xml:space="preserve"> = 0.30; </w:t>
       </w:r>
       <w:r>
         <w:rPr>
@@ -8995,25 +8562,7 @@
         <w:rPr>
           <w:rFonts w:ascii="Arial" w:hAnsi="Arial" w:cs="Arial"/>
         </w:rPr>
-        <w:t xml:space="preserve"> = 0.</w:t>
-      </w:r>
-      <w:r>
-        <w:rPr>
-          <w:rFonts w:ascii="Arial" w:hAnsi="Arial" w:cs="Arial"/>
-        </w:rPr>
-        <w:t>32</w:t>
-      </w:r>
-      <w:r>
-        <w:rPr>
-          <w:rFonts w:ascii="Arial" w:hAnsi="Arial" w:cs="Arial"/>
-        </w:rPr>
-        <w:t>)</w:t>
-      </w:r>
-      <w:r>
-        <w:rPr>
-          <w:rFonts w:ascii="Arial" w:hAnsi="Arial" w:cs="Arial"/>
-        </w:rPr>
-        <w:t xml:space="preserve"> </w:t>
+        <w:t xml:space="preserve"> = 0.32) </w:t>
       </w:r>
       <w:r>
         <w:rPr>
@@ -9039,13 +8588,7 @@
         <w:rPr>
           <w:rFonts w:ascii="Arial" w:hAnsi="Arial" w:cs="Arial"/>
         </w:rPr>
-        <w:t xml:space="preserve"> </w:t>
-      </w:r>
-      <w:r>
-        <w:rPr>
-          <w:rFonts w:ascii="Arial" w:hAnsi="Arial" w:cs="Arial"/>
-        </w:rPr>
-        <w:t>(Z</w:t>
+        <w:t xml:space="preserve"> (Z</w:t>
       </w:r>
       <w:r>
         <w:rPr>
@@ -9072,13 +8615,7 @@
         <w:rPr>
           <w:rFonts w:ascii="Arial" w:hAnsi="Arial" w:cs="Arial"/>
         </w:rPr>
-        <w:t xml:space="preserve"> = 0.078</w:t>
-      </w:r>
-      <w:r>
-        <w:rPr>
-          <w:rFonts w:ascii="Arial" w:hAnsi="Arial" w:cs="Arial"/>
-        </w:rPr>
-        <w:t>)</w:t>
+        <w:t xml:space="preserve"> = 0.078)</w:t>
       </w:r>
       <w:r>
         <w:rPr>
@@ -9152,13 +8689,7 @@
         <w:rPr>
           <w:rFonts w:ascii="Arial" w:hAnsi="Arial" w:cs="Arial"/>
         </w:rPr>
-        <w:t xml:space="preserve">95% CL) from blood 1 to blood 2 </w:t>
-      </w:r>
-      <w:r>
-        <w:rPr>
-          <w:rFonts w:ascii="Arial" w:hAnsi="Arial" w:cs="Arial"/>
-        </w:rPr>
-        <w:t>(Z</w:t>
+        <w:t>95% CL) from blood 1 to blood 2 (Z</w:t>
       </w:r>
       <w:r>
         <w:rPr>
@@ -9171,19 +8702,7 @@
         <w:rPr>
           <w:rFonts w:ascii="Arial" w:hAnsi="Arial" w:cs="Arial"/>
         </w:rPr>
-        <w:t xml:space="preserve"> = 0.</w:t>
-      </w:r>
-      <w:r>
-        <w:rPr>
-          <w:rFonts w:ascii="Arial" w:hAnsi="Arial" w:cs="Arial"/>
-        </w:rPr>
-        <w:t>28</w:t>
-      </w:r>
-      <w:r>
-        <w:rPr>
-          <w:rFonts w:ascii="Arial" w:hAnsi="Arial" w:cs="Arial"/>
-        </w:rPr>
-        <w:t xml:space="preserve">; </w:t>
+        <w:t xml:space="preserve"> = 0.28; </w:t>
       </w:r>
       <w:r>
         <w:rPr>
@@ -9197,25 +8716,7 @@
         <w:rPr>
           <w:rFonts w:ascii="Arial" w:hAnsi="Arial" w:cs="Arial"/>
         </w:rPr>
-        <w:t xml:space="preserve"> </w:t>
-      </w:r>
-      <w:r>
-        <w:rPr>
-          <w:rFonts w:ascii="Arial" w:hAnsi="Arial" w:cs="Arial"/>
-        </w:rPr>
-        <w:t>&lt; 0.001; Figure 4</w:t>
-      </w:r>
-      <w:r>
-        <w:rPr>
-          <w:rFonts w:ascii="Arial" w:hAnsi="Arial" w:cs="Arial"/>
-        </w:rPr>
-        <w:t>)</w:t>
-      </w:r>
-      <w:r>
-        <w:rPr>
-          <w:rFonts w:ascii="Arial" w:hAnsi="Arial" w:cs="Arial"/>
-        </w:rPr>
-        <w:t>.</w:t>
+        <w:t xml:space="preserve"> &lt; 0.001; Figure 4).</w:t>
       </w:r>
       <w:r>
         <w:rPr>
@@ -9260,31 +8761,7 @@
         <w:rPr>
           <w:rFonts w:ascii="Arial" w:hAnsi="Arial" w:cs="Arial"/>
         </w:rPr>
-        <w:t>133% (3–429%)</w:t>
-      </w:r>
-      <w:r>
-        <w:rPr>
-          <w:rFonts w:ascii="Arial" w:hAnsi="Arial" w:cs="Arial"/>
-        </w:rPr>
-        <w:t>,</w:t>
-      </w:r>
-      <w:r>
-        <w:rPr>
-          <w:rFonts w:ascii="Arial" w:hAnsi="Arial" w:cs="Arial"/>
-        </w:rPr>
-        <w:t xml:space="preserve"> </w:t>
-      </w:r>
-      <w:r>
-        <w:rPr>
-          <w:rFonts w:ascii="Arial" w:hAnsi="Arial" w:cs="Arial"/>
-        </w:rPr>
-        <w:t xml:space="preserve">and 407% (134–996%) more than control </w:t>
-      </w:r>
-      <w:r>
-        <w:rPr>
-          <w:rFonts w:ascii="Arial" w:hAnsi="Arial" w:cs="Arial"/>
-        </w:rPr>
-        <w:t>(Z</w:t>
+        <w:t>133% (3–429%), and 407% (134–996%) more than control (Z</w:t>
       </w:r>
       <w:r>
         <w:rPr>
@@ -9297,19 +8774,7 @@
         <w:rPr>
           <w:rFonts w:ascii="Arial" w:hAnsi="Arial" w:cs="Arial"/>
         </w:rPr>
-        <w:t xml:space="preserve"> = </w:t>
-      </w:r>
-      <w:r>
-        <w:rPr>
-          <w:rFonts w:ascii="Arial" w:hAnsi="Arial" w:cs="Arial"/>
-        </w:rPr>
-        <w:t>-2.75</w:t>
-      </w:r>
-      <w:r>
-        <w:rPr>
-          <w:rFonts w:ascii="Arial" w:hAnsi="Arial" w:cs="Arial"/>
-        </w:rPr>
-        <w:t xml:space="preserve">; </w:t>
+        <w:t xml:space="preserve"> = -2.75; </w:t>
       </w:r>
       <w:r>
         <w:rPr>
@@ -9323,31 +8788,7 @@
         <w:rPr>
           <w:rFonts w:ascii="Arial" w:hAnsi="Arial" w:cs="Arial"/>
         </w:rPr>
-        <w:t xml:space="preserve"> </w:t>
-      </w:r>
-      <w:r>
-        <w:rPr>
-          <w:rFonts w:ascii="Arial" w:hAnsi="Arial" w:cs="Arial"/>
-        </w:rPr>
-        <w:t>=</w:t>
-      </w:r>
-      <w:r>
-        <w:rPr>
-          <w:rFonts w:ascii="Arial" w:hAnsi="Arial" w:cs="Arial"/>
-        </w:rPr>
-        <w:t xml:space="preserve"> 0.00</w:t>
-      </w:r>
-      <w:r>
-        <w:rPr>
-          <w:rFonts w:ascii="Arial" w:hAnsi="Arial" w:cs="Arial"/>
-        </w:rPr>
-        <w:t xml:space="preserve">59), low Cd </w:t>
-      </w:r>
-      <w:r>
-        <w:rPr>
-          <w:rFonts w:ascii="Arial" w:hAnsi="Arial" w:cs="Arial"/>
-        </w:rPr>
-        <w:t>(Z</w:t>
+        <w:t xml:space="preserve"> = 0.0059), low Cd (Z</w:t>
       </w:r>
       <w:r>
         <w:rPr>
@@ -9360,19 +8801,7 @@
         <w:rPr>
           <w:rFonts w:ascii="Arial" w:hAnsi="Arial" w:cs="Arial"/>
         </w:rPr>
-        <w:t xml:space="preserve"> = -2.</w:t>
-      </w:r>
-      <w:r>
-        <w:rPr>
-          <w:rFonts w:ascii="Arial" w:hAnsi="Arial" w:cs="Arial"/>
-        </w:rPr>
-        <w:t>90</w:t>
-      </w:r>
-      <w:r>
-        <w:rPr>
-          <w:rFonts w:ascii="Arial" w:hAnsi="Arial" w:cs="Arial"/>
-        </w:rPr>
-        <w:t xml:space="preserve">; </w:t>
+        <w:t xml:space="preserve"> = -2.90; </w:t>
       </w:r>
       <w:r>
         <w:rPr>
@@ -9386,31 +8815,7 @@
         <w:rPr>
           <w:rFonts w:ascii="Arial" w:hAnsi="Arial" w:cs="Arial"/>
         </w:rPr>
-        <w:t xml:space="preserve"> = 0.00</w:t>
-      </w:r>
-      <w:r>
-        <w:rPr>
-          <w:rFonts w:ascii="Arial" w:hAnsi="Arial" w:cs="Arial"/>
-        </w:rPr>
-        <w:t>37</w:t>
-      </w:r>
-      <w:r>
-        <w:rPr>
-          <w:rFonts w:ascii="Arial" w:hAnsi="Arial" w:cs="Arial"/>
-        </w:rPr>
-        <w:t>)</w:t>
-      </w:r>
-      <w:r>
-        <w:rPr>
-          <w:rFonts w:ascii="Arial" w:hAnsi="Arial" w:cs="Arial"/>
-        </w:rPr>
-        <w:t xml:space="preserve">, high Cd </w:t>
-      </w:r>
-      <w:r>
-        <w:rPr>
-          <w:rFonts w:ascii="Arial" w:hAnsi="Arial" w:cs="Arial"/>
-        </w:rPr>
-        <w:t>(Z</w:t>
+        <w:t xml:space="preserve"> = 0.0037), high Cd (Z</w:t>
       </w:r>
       <w:r>
         <w:rPr>
@@ -9423,19 +8828,7 @@
         <w:rPr>
           <w:rFonts w:ascii="Arial" w:hAnsi="Arial" w:cs="Arial"/>
         </w:rPr>
-        <w:t xml:space="preserve"> = -</w:t>
-      </w:r>
-      <w:r>
-        <w:rPr>
-          <w:rFonts w:ascii="Arial" w:hAnsi="Arial" w:cs="Arial"/>
-        </w:rPr>
-        <w:t>2.03</w:t>
-      </w:r>
-      <w:r>
-        <w:rPr>
-          <w:rFonts w:ascii="Arial" w:hAnsi="Arial" w:cs="Arial"/>
-        </w:rPr>
-        <w:t xml:space="preserve">; </w:t>
+        <w:t xml:space="preserve"> = -2.03; </w:t>
       </w:r>
       <w:r>
         <w:rPr>
@@ -9449,25 +8842,7 @@
         <w:rPr>
           <w:rFonts w:ascii="Arial" w:hAnsi="Arial" w:cs="Arial"/>
         </w:rPr>
-        <w:t xml:space="preserve"> = 0.0</w:t>
-      </w:r>
-      <w:r>
-        <w:rPr>
-          <w:rFonts w:ascii="Arial" w:hAnsi="Arial" w:cs="Arial"/>
-        </w:rPr>
-        <w:t>42</w:t>
-      </w:r>
-      <w:r>
-        <w:rPr>
-          <w:rFonts w:ascii="Arial" w:hAnsi="Arial" w:cs="Arial"/>
-        </w:rPr>
-        <w:t>)</w:t>
-      </w:r>
-      <w:r>
-        <w:rPr>
-          <w:rFonts w:ascii="Arial" w:hAnsi="Arial" w:cs="Arial"/>
-        </w:rPr>
-        <w:t xml:space="preserve">, and low </w:t>
+        <w:t xml:space="preserve"> = 0.042), and low </w:t>
       </w:r>
       <w:proofErr w:type="spellStart"/>
       <w:r>
@@ -9481,13 +8856,7 @@
         <w:rPr>
           <w:rFonts w:ascii="Arial" w:hAnsi="Arial" w:cs="Arial"/>
         </w:rPr>
-        <w:t xml:space="preserve"> </w:t>
-      </w:r>
-      <w:r>
-        <w:rPr>
-          <w:rFonts w:ascii="Arial" w:hAnsi="Arial" w:cs="Arial"/>
-        </w:rPr>
-        <w:t>(Z</w:t>
+        <w:t xml:space="preserve"> (Z</w:t>
       </w:r>
       <w:r>
         <w:rPr>
@@ -9500,19 +8869,7 @@
         <w:rPr>
           <w:rFonts w:ascii="Arial" w:hAnsi="Arial" w:cs="Arial"/>
         </w:rPr>
-        <w:t xml:space="preserve"> = -</w:t>
-      </w:r>
-      <w:r>
-        <w:rPr>
-          <w:rFonts w:ascii="Arial" w:hAnsi="Arial" w:cs="Arial"/>
-        </w:rPr>
-        <w:t>4.13</w:t>
-      </w:r>
-      <w:r>
-        <w:rPr>
-          <w:rFonts w:ascii="Arial" w:hAnsi="Arial" w:cs="Arial"/>
-        </w:rPr>
-        <w:t xml:space="preserve">; </w:t>
+        <w:t xml:space="preserve"> = -4.13; </w:t>
       </w:r>
       <w:r>
         <w:rPr>
@@ -9526,19 +8883,7 @@
         <w:rPr>
           <w:rFonts w:ascii="Arial" w:hAnsi="Arial" w:cs="Arial"/>
         </w:rPr>
-        <w:t xml:space="preserve"> </w:t>
-      </w:r>
-      <w:r>
-        <w:rPr>
-          <w:rFonts w:ascii="Arial" w:hAnsi="Arial" w:cs="Arial"/>
-        </w:rPr>
-        <w:t>&lt; 0.001</w:t>
-      </w:r>
-      <w:r>
-        <w:rPr>
-          <w:rFonts w:ascii="Arial" w:hAnsi="Arial" w:cs="Arial"/>
-        </w:rPr>
-        <w:t>)</w:t>
+        <w:t xml:space="preserve"> &lt; 0.001)</w:t>
       </w:r>
       <w:r>
         <w:rPr>
@@ -9565,7 +8910,43 @@
         <w:rPr>
           <w:rFonts w:ascii="Arial" w:hAnsi="Arial" w:cs="Arial"/>
         </w:rPr>
-        <w:t>We then assessed the effect of a known environmental stressor (abrupt salinity increase) on NLR in bass by examining NLR shifts between blood samples 2 (day 14) and 3 (day 15)</w:t>
+        <w:t xml:space="preserve">We then assessed the effect of a known environmental stressor (abrupt salinity increase) on </w:t>
+      </w:r>
+      <w:r>
+        <w:rPr>
+          <w:rFonts w:ascii="Arial" w:hAnsi="Arial" w:cs="Arial"/>
+        </w:rPr>
+        <w:t xml:space="preserve">bass </w:t>
+      </w:r>
+      <w:r>
+        <w:rPr>
+          <w:rFonts w:ascii="Arial" w:hAnsi="Arial" w:cs="Arial"/>
+        </w:rPr>
+        <w:t>NLR by examining NLR shifts between blood samples 2 (day 14) and 3 (day 15</w:t>
+      </w:r>
+      <w:r>
+        <w:rPr>
+          <w:rFonts w:ascii="Arial" w:hAnsi="Arial" w:cs="Arial"/>
+        </w:rPr>
+        <w:t>; Figure 2</w:t>
+      </w:r>
+      <w:r>
+        <w:rPr>
+          <w:rFonts w:ascii="Arial" w:hAnsi="Arial" w:cs="Arial"/>
+        </w:rPr>
+        <w:t>)</w:t>
+      </w:r>
+      <w:r>
+        <w:rPr>
+          <w:rFonts w:ascii="Arial" w:hAnsi="Arial" w:cs="Arial"/>
+        </w:rPr>
+        <w:t>.</w:t>
+      </w:r>
+      <w:r>
+        <w:rPr>
+          <w:rFonts w:ascii="Arial" w:hAnsi="Arial" w:cs="Arial"/>
+        </w:rPr>
+        <w:t xml:space="preserve"> </w:t>
       </w:r>
     </w:p>
     <w:p>
@@ -11255,7 +10636,7 @@
                     </pic:cNvPicPr>
                   </pic:nvPicPr>
                   <pic:blipFill>
-                    <a:blip r:embed="rId32" cstate="print">
+                    <a:blip r:embed="rId33" cstate="print">
                       <a:extLst>
                         <a:ext uri="{28A0092B-C50C-407E-A947-70E740481C1C}">
                           <a14:useLocalDpi xmlns:a14="http://schemas.microsoft.com/office/drawing/2010/main" val="0"/>
@@ -11670,7 +11051,7 @@
                     </pic:cNvPicPr>
                   </pic:nvPicPr>
                   <pic:blipFill>
-                    <a:blip r:embed="rId33" cstate="print">
+                    <a:blip r:embed="rId34" cstate="print">
                       <a:extLst>
                         <a:ext uri="{28A0092B-C50C-407E-A947-70E740481C1C}">
                           <a14:useLocalDpi xmlns:a14="http://schemas.microsoft.com/office/drawing/2010/main" val="0"/>
@@ -12074,7 +11455,7 @@
                     </pic:cNvPicPr>
                   </pic:nvPicPr>
                   <pic:blipFill>
-                    <a:blip r:embed="rId34" cstate="print">
+                    <a:blip r:embed="rId35" cstate="print">
                       <a:extLst>
                         <a:ext uri="{28A0092B-C50C-407E-A947-70E740481C1C}">
                           <a14:useLocalDpi xmlns:a14="http://schemas.microsoft.com/office/drawing/2010/main" val="0"/>
@@ -12277,7 +11658,7 @@
                     </pic:cNvPicPr>
                   </pic:nvPicPr>
                   <pic:blipFill>
-                    <a:blip r:embed="rId35" cstate="print">
+                    <a:blip r:embed="rId36" cstate="print">
                       <a:extLst>
                         <a:ext uri="{28A0092B-C50C-407E-A947-70E740481C1C}">
                           <a14:useLocalDpi xmlns:a14="http://schemas.microsoft.com/office/drawing/2010/main" val="0"/>
@@ -12338,16 +11719,7 @@
           <w:kern w:val="0"/>
           <w14:ligatures w14:val="none"/>
         </w:rPr>
-        <w:t>neutrophil-to-lymphocyte ratios (NLR)</w:t>
-      </w:r>
-      <w:r>
-        <w:rPr>
-          <w:rFonts w:ascii="Arial" w:eastAsia="Times New Roman" w:hAnsi="Arial" w:cs="Arial"/>
-          <w:color w:val="000000"/>
-          <w:kern w:val="0"/>
-          <w14:ligatures w14:val="none"/>
-        </w:rPr>
-        <w:t xml:space="preserve"> from blood smears throughout the study.</w:t>
+        <w:t>neutrophil-to-lymphocyte ratios (NLR) from blood smears throughout the study.</w:t>
       </w:r>
       <w:r>
         <w:rPr>
@@ -12421,16 +11793,7 @@
           <w:kern w:val="0"/>
           <w14:ligatures w14:val="none"/>
         </w:rPr>
-        <w:t>)</w:t>
-      </w:r>
-      <w:r>
-        <w:rPr>
-          <w:rFonts w:ascii="Arial" w:eastAsia="Times New Roman" w:hAnsi="Arial" w:cs="Arial"/>
-          <w:color w:val="000000"/>
-          <w:kern w:val="0"/>
-          <w14:ligatures w14:val="none"/>
-        </w:rPr>
-        <w:t>, and the control.</w:t>
+        <w:t>), and the control.</w:t>
       </w:r>
       <w:r>
         <w:rPr>
@@ -12448,25 +11811,7 @@
           <w:kern w:val="0"/>
           <w14:ligatures w14:val="none"/>
         </w:rPr>
-        <w:t xml:space="preserve">Lines dictate the </w:t>
-      </w:r>
-      <w:r>
-        <w:rPr>
-          <w:rFonts w:ascii="Arial" w:eastAsia="Times New Roman" w:hAnsi="Arial" w:cs="Arial"/>
-          <w:color w:val="000000"/>
-          <w:kern w:val="0"/>
-          <w14:ligatures w14:val="none"/>
-        </w:rPr>
-        <w:t>generalized linear mixed-effects mode</w:t>
-      </w:r>
-      <w:r>
-        <w:rPr>
-          <w:rFonts w:ascii="Arial" w:eastAsia="Times New Roman" w:hAnsi="Arial" w:cs="Arial"/>
-          <w:color w:val="000000"/>
-          <w:kern w:val="0"/>
-          <w14:ligatures w14:val="none"/>
-        </w:rPr>
-        <w:t>l estimated relationships among the groups and blood samples (slopes can vary due to the group x blood sample interaction). Jittered p</w:t>
+        <w:t>Lines dictate the generalized linear mixed-effects model estimated relationships among the groups and blood samples (slopes can vary due to the group x blood sample interaction). Jittered p</w:t>
       </w:r>
       <w:r>
         <w:rPr>
@@ -12624,7 +11969,7 @@
 
 <file path=word/comments.xml><?xml version="1.0" encoding="utf-8"?>
 <w:comments xmlns:wpc="http://schemas.microsoft.com/office/word/2010/wordprocessingCanvas" xmlns:cx="http://schemas.microsoft.com/office/drawing/2014/chartex" xmlns:cx1="http://schemas.microsoft.com/office/drawing/2015/9/8/chartex" xmlns:cx2="http://schemas.microsoft.com/office/drawing/2015/10/21/chartex" xmlns:cx3="http://schemas.microsoft.com/office/drawing/2016/5/9/chartex" xmlns:cx4="http://schemas.microsoft.com/office/drawing/2016/5/10/chartex" xmlns:cx5="http://schemas.microsoft.com/office/drawing/2016/5/11/chartex" xmlns:cx6="http://schemas.microsoft.com/office/drawing/2016/5/12/chartex" xmlns:cx7="http://schemas.microsoft.com/office/drawing/2016/5/13/chartex" xmlns:cx8="http://schemas.microsoft.com/office/drawing/2016/5/14/chartex" xmlns:mc="http://schemas.openxmlformats.org/markup-compatibility/2006" xmlns:aink="http://schemas.microsoft.com/office/drawing/2016/ink" xmlns:am3d="http://schemas.microsoft.com/office/drawing/2017/model3d" xmlns:o="urn:schemas-microsoft-com:office:office" xmlns:oel="http://schemas.microsoft.com/office/2019/extlst" xmlns:r="http://schemas.openxmlformats.org/officeDocument/2006/relationships" xmlns:m="http://schemas.openxmlformats.org/officeDocument/2006/math" xmlns:v="urn:schemas-microsoft-com:vml" xmlns:wp14="http://schemas.microsoft.com/office/word/2010/wordprocessingDrawing" xmlns:wp="http://schemas.openxmlformats.org/drawingml/2006/wordprocessingDrawing" xmlns:w10="urn:schemas-microsoft-com:office:word" xmlns:w="http://schemas.openxmlformats.org/wordprocessingml/2006/main" xmlns:w14="http://schemas.microsoft.com/office/word/2010/wordml" xmlns:w15="http://schemas.microsoft.com/office/word/2012/wordml" xmlns:w16cex="http://schemas.microsoft.com/office/word/2018/wordml/cex" xmlns:w16cid="http://schemas.microsoft.com/office/word/2016/wordml/cid" xmlns:w16="http://schemas.microsoft.com/office/word/2018/wordml" xmlns:w16du="http://schemas.microsoft.com/office/word/2023/wordml/word16du" xmlns:w16sdtdh="http://schemas.microsoft.com/office/word/2020/wordml/sdtdatahash" xmlns:w16sdtfl="http://schemas.microsoft.com/office/word/2024/wordml/sdtformatlock" xmlns:w16se="http://schemas.microsoft.com/office/word/2015/wordml/symex" xmlns:wpg="http://schemas.microsoft.com/office/word/2010/wordprocessingGroup" xmlns:wpi="http://schemas.microsoft.com/office/word/2010/wordprocessingInk" xmlns:wne="http://schemas.microsoft.com/office/word/2006/wordml" xmlns:wps="http://schemas.microsoft.com/office/word/2010/wordprocessingShape" mc:Ignorable="w14 w15 w16se w16cid w16 w16cex w16sdtdh w16sdtfl w16du wp14">
-  <w:comment w:id="0" w:author="Reviewer" w:date="2025-02-26T08:27:00Z" w:initials="R">
+  <w:comment w:id="0" w:author="Reviewer" w:date="2025-03-07T12:17:00Z" w:initials="R">
     <w:p>
       <w:pPr>
         <w:pStyle w:val="CommentText"/>
@@ -12636,14 +11981,7 @@
         <w:annotationRef/>
       </w:r>
       <w:r>
-        <w:rPr>
-          <w:rFonts w:ascii="Roboto" w:hAnsi="Roboto"/>
-          <w:color w:val="444746"/>
-          <w:spacing w:val="3"/>
-          <w:sz w:val="21"/>
-          <w:szCs w:val="21"/>
-        </w:rPr>
-        <w:t>Neumann, R., Allen, M. Size structure. In Analysis and Interpretation of Freshwater Fisheries Data; Guy, C.S., Brown, M.L., Eds.; American Fisheries Society: Bethesda, Maryland, 2007; pp. 375–421.</w:t>
+        <w:t>I want a different title… idk what it should be, but this one does not feel right</w:t>
       </w:r>
     </w:p>
   </w:comment>
@@ -12658,6 +11996,29 @@
         </w:rPr>
         <w:annotationRef/>
       </w:r>
+      <w:r>
+        <w:rPr>
+          <w:rFonts w:ascii="Roboto" w:hAnsi="Roboto"/>
+          <w:color w:val="444746"/>
+          <w:spacing w:val="3"/>
+          <w:sz w:val="21"/>
+          <w:szCs w:val="21"/>
+        </w:rPr>
+        <w:t>Neumann, R., Allen, M. Size structure. In Analysis and Interpretation of Freshwater Fisheries Data; Guy, C.S., Brown, M.L., Eds.; American Fisheries Society: Bethesda, Maryland, 2007; pp. 375–421.</w:t>
+      </w:r>
+    </w:p>
+  </w:comment>
+  <w:comment w:id="2" w:author="Reviewer" w:date="2025-02-26T08:27:00Z" w:initials="R">
+    <w:p>
+      <w:pPr>
+        <w:pStyle w:val="CommentText"/>
+      </w:pPr>
+      <w:r>
+        <w:rPr>
+          <w:rStyle w:val="CommentReference"/>
+        </w:rPr>
+        <w:annotationRef/>
+      </w:r>
       <w:proofErr w:type="gramStart"/>
       <w:r>
         <w:rPr>
@@ -12775,6 +12136,7 @@
 
 <file path=word/commentsExtended.xml><?xml version="1.0" encoding="utf-8"?>
 <w15:commentsEx xmlns:wpc="http://schemas.microsoft.com/office/word/2010/wordprocessingCanvas" xmlns:cx="http://schemas.microsoft.com/office/drawing/2014/chartex" xmlns:cx1="http://schemas.microsoft.com/office/drawing/2015/9/8/chartex" xmlns:cx2="http://schemas.microsoft.com/office/drawing/2015/10/21/chartex" xmlns:cx3="http://schemas.microsoft.com/office/drawing/2016/5/9/chartex" xmlns:cx4="http://schemas.microsoft.com/office/drawing/2016/5/10/chartex" xmlns:cx5="http://schemas.microsoft.com/office/drawing/2016/5/11/chartex" xmlns:cx6="http://schemas.microsoft.com/office/drawing/2016/5/12/chartex" xmlns:cx7="http://schemas.microsoft.com/office/drawing/2016/5/13/chartex" xmlns:cx8="http://schemas.microsoft.com/office/drawing/2016/5/14/chartex" xmlns:mc="http://schemas.openxmlformats.org/markup-compatibility/2006" xmlns:aink="http://schemas.microsoft.com/office/drawing/2016/ink" xmlns:am3d="http://schemas.microsoft.com/office/drawing/2017/model3d" xmlns:o="urn:schemas-microsoft-com:office:office" xmlns:oel="http://schemas.microsoft.com/office/2019/extlst" xmlns:r="http://schemas.openxmlformats.org/officeDocument/2006/relationships" xmlns:m="http://schemas.openxmlformats.org/officeDocument/2006/math" xmlns:v="urn:schemas-microsoft-com:vml" xmlns:wp14="http://schemas.microsoft.com/office/word/2010/wordprocessingDrawing" xmlns:wp="http://schemas.openxmlformats.org/drawingml/2006/wordprocessingDrawing" xmlns:w10="urn:schemas-microsoft-com:office:word" xmlns:w="http://schemas.openxmlformats.org/wordprocessingml/2006/main" xmlns:w14="http://schemas.microsoft.com/office/word/2010/wordml" xmlns:w15="http://schemas.microsoft.com/office/word/2012/wordml" xmlns:w16cex="http://schemas.microsoft.com/office/word/2018/wordml/cex" xmlns:w16cid="http://schemas.microsoft.com/office/word/2016/wordml/cid" xmlns:w16="http://schemas.microsoft.com/office/word/2018/wordml" xmlns:w16du="http://schemas.microsoft.com/office/word/2023/wordml/word16du" xmlns:w16sdtdh="http://schemas.microsoft.com/office/word/2020/wordml/sdtdatahash" xmlns:w16sdtfl="http://schemas.microsoft.com/office/word/2024/wordml/sdtformatlock" xmlns:w16se="http://schemas.microsoft.com/office/word/2015/wordml/symex" xmlns:wpg="http://schemas.microsoft.com/office/word/2010/wordprocessingGroup" xmlns:wpi="http://schemas.microsoft.com/office/word/2010/wordprocessingInk" xmlns:wne="http://schemas.microsoft.com/office/word/2006/wordml" xmlns:wps="http://schemas.microsoft.com/office/word/2010/wordprocessingShape" mc:Ignorable="w14 w15 w16se w16cid w16 w16cex w16sdtdh w16sdtfl w16du wp14">
+  <w15:commentEx w15:paraId="42A22065" w15:done="0"/>
   <w15:commentEx w15:paraId="290536D0" w15:done="0"/>
   <w15:commentEx w15:paraId="5454A01F" w15:done="0"/>
 </w15:commentsEx>
@@ -12782,6 +12144,7 @@
 
 <file path=word/commentsExtensible.xml><?xml version="1.0" encoding="utf-8"?>
 <w16cex:commentsExtensible xmlns:wpc="http://schemas.microsoft.com/office/word/2010/wordprocessingCanvas" xmlns:cx="http://schemas.microsoft.com/office/drawing/2014/chartex" xmlns:cx1="http://schemas.microsoft.com/office/drawing/2015/9/8/chartex" xmlns:cx2="http://schemas.microsoft.com/office/drawing/2015/10/21/chartex" xmlns:cx3="http://schemas.microsoft.com/office/drawing/2016/5/9/chartex" xmlns:cx4="http://schemas.microsoft.com/office/drawing/2016/5/10/chartex" xmlns:cx5="http://schemas.microsoft.com/office/drawing/2016/5/11/chartex" xmlns:cx6="http://schemas.microsoft.com/office/drawing/2016/5/12/chartex" xmlns:cx7="http://schemas.microsoft.com/office/drawing/2016/5/13/chartex" xmlns:cx8="http://schemas.microsoft.com/office/drawing/2016/5/14/chartex" xmlns:cr="http://schemas.microsoft.com/office/comments/2020/reactions" xmlns:mc="http://schemas.openxmlformats.org/markup-compatibility/2006" xmlns:aink="http://schemas.microsoft.com/office/drawing/2016/ink" xmlns:am3d="http://schemas.microsoft.com/office/drawing/2017/model3d" xmlns:o="urn:schemas-microsoft-com:office:office" xmlns:oel="http://schemas.microsoft.com/office/2019/extlst" xmlns:r="http://schemas.openxmlformats.org/officeDocument/2006/relationships" xmlns:m="http://schemas.openxmlformats.org/officeDocument/2006/math" xmlns:v="urn:schemas-microsoft-com:vml" xmlns:wp14="http://schemas.microsoft.com/office/word/2010/wordprocessingDrawing" xmlns:wp="http://schemas.openxmlformats.org/drawingml/2006/wordprocessingDrawing" xmlns:w10="urn:schemas-microsoft-com:office:word" xmlns:w="http://schemas.openxmlformats.org/wordprocessingml/2006/main" xmlns:w14="http://schemas.microsoft.com/office/word/2010/wordml" xmlns:w15="http://schemas.microsoft.com/office/word/2012/wordml" xmlns:w16cex="http://schemas.microsoft.com/office/word/2018/wordml/cex" xmlns:w16cid="http://schemas.microsoft.com/office/word/2016/wordml/cid" xmlns:w16="http://schemas.microsoft.com/office/word/2018/wordml" xmlns:w16du="http://schemas.microsoft.com/office/word/2023/wordml/word16du" xmlns:w16sdtdh="http://schemas.microsoft.com/office/word/2020/wordml/sdtdatahash" xmlns:w16sdtfl="http://schemas.microsoft.com/office/word/2024/wordml/sdtformatlock" xmlns:w16se="http://schemas.microsoft.com/office/word/2015/wordml/symex" xmlns:wpg="http://schemas.microsoft.com/office/word/2010/wordprocessingGroup" xmlns:wpi="http://schemas.microsoft.com/office/word/2010/wordprocessingInk" xmlns:wne="http://schemas.microsoft.com/office/word/2006/wordml" xmlns:wps="http://schemas.microsoft.com/office/word/2010/wordprocessingShape" mc:Ignorable="w14 w15 w16se w16cid w16 w16cex w16sdtdh w16sdtfl cr w16du wp14">
+  <w16cex:commentExtensible w16cex:durableId="0A96858A" w16cex:dateUtc="2025-03-07T18:17:00Z"/>
   <w16cex:commentExtensible w16cex:durableId="60F7D0BA" w16cex:dateUtc="2025-02-26T14:27:00Z"/>
   <w16cex:commentExtensible w16cex:durableId="590A1288" w16cex:dateUtc="2025-02-26T14:27:00Z"/>
 </w16cex:commentsExtensible>
@@ -12789,6 +12152,7 @@
 
 <file path=word/commentsIds.xml><?xml version="1.0" encoding="utf-8"?>
 <w16cid:commentsIds xmlns:wpc="http://schemas.microsoft.com/office/word/2010/wordprocessingCanvas" xmlns:cx="http://schemas.microsoft.com/office/drawing/2014/chartex" xmlns:cx1="http://schemas.microsoft.com/office/drawing/2015/9/8/chartex" xmlns:cx2="http://schemas.microsoft.com/office/drawing/2015/10/21/chartex" xmlns:cx3="http://schemas.microsoft.com/office/drawing/2016/5/9/chartex" xmlns:cx4="http://schemas.microsoft.com/office/drawing/2016/5/10/chartex" xmlns:cx5="http://schemas.microsoft.com/office/drawing/2016/5/11/chartex" xmlns:cx6="http://schemas.microsoft.com/office/drawing/2016/5/12/chartex" xmlns:cx7="http://schemas.microsoft.com/office/drawing/2016/5/13/chartex" xmlns:cx8="http://schemas.microsoft.com/office/drawing/2016/5/14/chartex" xmlns:mc="http://schemas.openxmlformats.org/markup-compatibility/2006" xmlns:aink="http://schemas.microsoft.com/office/drawing/2016/ink" xmlns:am3d="http://schemas.microsoft.com/office/drawing/2017/model3d" xmlns:o="urn:schemas-microsoft-com:office:office" xmlns:oel="http://schemas.microsoft.com/office/2019/extlst" xmlns:r="http://schemas.openxmlformats.org/officeDocument/2006/relationships" xmlns:m="http://schemas.openxmlformats.org/officeDocument/2006/math" xmlns:v="urn:schemas-microsoft-com:vml" xmlns:wp14="http://schemas.microsoft.com/office/word/2010/wordprocessingDrawing" xmlns:wp="http://schemas.openxmlformats.org/drawingml/2006/wordprocessingDrawing" xmlns:w10="urn:schemas-microsoft-com:office:word" xmlns:w="http://schemas.openxmlformats.org/wordprocessingml/2006/main" xmlns:w14="http://schemas.microsoft.com/office/word/2010/wordml" xmlns:w15="http://schemas.microsoft.com/office/word/2012/wordml" xmlns:w16cex="http://schemas.microsoft.com/office/word/2018/wordml/cex" xmlns:w16cid="http://schemas.microsoft.com/office/word/2016/wordml/cid" xmlns:w16="http://schemas.microsoft.com/office/word/2018/wordml" xmlns:w16du="http://schemas.microsoft.com/office/word/2023/wordml/word16du" xmlns:w16sdtdh="http://schemas.microsoft.com/office/word/2020/wordml/sdtdatahash" xmlns:w16sdtfl="http://schemas.microsoft.com/office/word/2024/wordml/sdtformatlock" xmlns:w16se="http://schemas.microsoft.com/office/word/2015/wordml/symex" xmlns:wpg="http://schemas.microsoft.com/office/word/2010/wordprocessingGroup" xmlns:wpi="http://schemas.microsoft.com/office/word/2010/wordprocessingInk" xmlns:wne="http://schemas.microsoft.com/office/word/2006/wordml" xmlns:wps="http://schemas.microsoft.com/office/word/2010/wordprocessingShape" mc:Ignorable="w14 w15 w16se w16cid w16 w16cex w16sdtdh w16sdtfl w16du wp14">
+  <w16cid:commentId w16cid:paraId="42A22065" w16cid:durableId="0A96858A"/>
   <w16cid:commentId w16cid:paraId="290536D0" w16cid:durableId="60F7D0BA"/>
   <w16cid:commentId w16cid:paraId="5454A01F" w16cid:durableId="590A1288"/>
 </w16cid:commentsIds>

--- a/writing/bass_ecotox_manuscript.docx
+++ b/writing/bass_ecotox_manuscript.docx
@@ -972,29 +972,7 @@
             <w:u w:val="single"/>
             <w14:ligatures w14:val="none"/>
           </w:rPr>
-          <w:t xml:space="preserve">(Gangloff et al., 2016; </w:t>
-        </w:r>
-        <w:proofErr w:type="spellStart"/>
-        <w:r>
-          <w:rPr>
-            <w:rFonts w:ascii="Arial" w:eastAsia="Times New Roman" w:hAnsi="Arial" w:cs="Arial"/>
-            <w:color w:val="0000FF"/>
-            <w:kern w:val="0"/>
-            <w:u w:val="single"/>
-            <w14:ligatures w14:val="none"/>
-          </w:rPr>
-          <w:t>Sabater</w:t>
-        </w:r>
-        <w:proofErr w:type="spellEnd"/>
-        <w:r>
-          <w:rPr>
-            <w:rFonts w:ascii="Arial" w:eastAsia="Times New Roman" w:hAnsi="Arial" w:cs="Arial"/>
-            <w:color w:val="0000FF"/>
-            <w:kern w:val="0"/>
-            <w:u w:val="single"/>
-            <w14:ligatures w14:val="none"/>
-          </w:rPr>
-          <w:t xml:space="preserve"> et al., 2018)</w:t>
+          <w:t>(Gangloff et al., 2016; Sabater et al., 2018)</w:t>
         </w:r>
       </w:hyperlink>
       <w:r>
@@ -1701,51 +1679,7 @@
             <w:u w:val="single"/>
             <w14:ligatures w14:val="none"/>
           </w:rPr>
-          <w:t xml:space="preserve">(L. J. </w:t>
-        </w:r>
-        <w:proofErr w:type="spellStart"/>
-        <w:r>
-          <w:rPr>
-            <w:rFonts w:ascii="Arial" w:eastAsia="Times New Roman" w:hAnsi="Arial" w:cs="Arial"/>
-            <w:color w:val="0000FF"/>
-            <w:kern w:val="0"/>
-            <w:u w:val="single"/>
-            <w14:ligatures w14:val="none"/>
-          </w:rPr>
-          <w:t>Guillette</w:t>
-        </w:r>
-        <w:proofErr w:type="spellEnd"/>
-        <w:r>
-          <w:rPr>
-            <w:rFonts w:ascii="Arial" w:eastAsia="Times New Roman" w:hAnsi="Arial" w:cs="Arial"/>
-            <w:color w:val="0000FF"/>
-            <w:kern w:val="0"/>
-            <w:u w:val="single"/>
-            <w14:ligatures w14:val="none"/>
-          </w:rPr>
-          <w:t xml:space="preserve"> et al., 2005; Milnes &amp; </w:t>
-        </w:r>
-        <w:proofErr w:type="spellStart"/>
-        <w:r>
-          <w:rPr>
-            <w:rFonts w:ascii="Arial" w:eastAsia="Times New Roman" w:hAnsi="Arial" w:cs="Arial"/>
-            <w:color w:val="0000FF"/>
-            <w:kern w:val="0"/>
-            <w:u w:val="single"/>
-            <w14:ligatures w14:val="none"/>
-          </w:rPr>
-          <w:t>Guillette</w:t>
-        </w:r>
-        <w:proofErr w:type="spellEnd"/>
-        <w:r>
-          <w:rPr>
-            <w:rFonts w:ascii="Arial" w:eastAsia="Times New Roman" w:hAnsi="Arial" w:cs="Arial"/>
-            <w:color w:val="0000FF"/>
-            <w:kern w:val="0"/>
-            <w:u w:val="single"/>
-            <w14:ligatures w14:val="none"/>
-          </w:rPr>
-          <w:t>, 2008)</w:t>
+          <w:t>(L. J. Guillette et al., 2005; Milnes &amp; Guillette, 2008)</w:t>
         </w:r>
       </w:hyperlink>
       <w:r>
@@ -2037,29 +1971,7 @@
             <w:u w:val="single"/>
             <w14:ligatures w14:val="none"/>
           </w:rPr>
-          <w:t xml:space="preserve">(Pankhurst &amp; Van der </w:t>
-        </w:r>
-        <w:proofErr w:type="spellStart"/>
-        <w:r>
-          <w:rPr>
-            <w:rFonts w:ascii="Arial" w:eastAsia="Times New Roman" w:hAnsi="Arial" w:cs="Arial"/>
-            <w:color w:val="0000FF"/>
-            <w:kern w:val="0"/>
-            <w:u w:val="single"/>
-            <w14:ligatures w14:val="none"/>
-          </w:rPr>
-          <w:t>Kraak</w:t>
-        </w:r>
-        <w:proofErr w:type="spellEnd"/>
-        <w:r>
-          <w:rPr>
-            <w:rFonts w:ascii="Arial" w:eastAsia="Times New Roman" w:hAnsi="Arial" w:cs="Arial"/>
-            <w:color w:val="0000FF"/>
-            <w:kern w:val="0"/>
-            <w:u w:val="single"/>
-            <w14:ligatures w14:val="none"/>
-          </w:rPr>
-          <w:t>, 1997; Schreck, 2010)</w:t>
+          <w:t>(Pankhurst &amp; Van der Kraak, 1997; Schreck, 2010)</w:t>
         </w:r>
       </w:hyperlink>
       <w:r>
@@ -2321,29 +2233,7 @@
             <w:u w:val="single"/>
             <w14:ligatures w14:val="none"/>
           </w:rPr>
-          <w:t xml:space="preserve">, 1802; </w:t>
-        </w:r>
-        <w:proofErr w:type="spellStart"/>
-        <w:r>
-          <w:rPr>
-            <w:rFonts w:ascii="Arial" w:eastAsia="Times New Roman" w:hAnsi="Arial" w:cs="Arial"/>
-            <w:color w:val="0000FF"/>
-            <w:kern w:val="0"/>
-            <w:u w:val="single"/>
-            <w14:ligatures w14:val="none"/>
-          </w:rPr>
-          <w:t>Lesueur</w:t>
-        </w:r>
-        <w:proofErr w:type="spellEnd"/>
-        <w:r>
-          <w:rPr>
-            <w:rFonts w:ascii="Arial" w:eastAsia="Times New Roman" w:hAnsi="Arial" w:cs="Arial"/>
-            <w:color w:val="0000FF"/>
-            <w:kern w:val="0"/>
-            <w:u w:val="single"/>
-            <w14:ligatures w14:val="none"/>
-          </w:rPr>
-          <w:t>, 1822; Kim et al., 2022)</w:t>
+          <w:t>, 1802; Lesueur, 1822; Kim et al., 2022)</w:t>
         </w:r>
       </w:hyperlink>
       <w:r>
@@ -2404,29 +2294,7 @@
             <w:u w:val="single"/>
             <w14:ligatures w14:val="none"/>
           </w:rPr>
-          <w:t xml:space="preserve"> et al., 2014; Carlson &amp; </w:t>
-        </w:r>
-        <w:proofErr w:type="spellStart"/>
-        <w:r>
-          <w:rPr>
-            <w:rFonts w:ascii="Arial" w:eastAsia="Times New Roman" w:hAnsi="Arial" w:cs="Arial"/>
-            <w:color w:val="0000FF"/>
-            <w:kern w:val="0"/>
-            <w:u w:val="single"/>
-            <w14:ligatures w14:val="none"/>
-          </w:rPr>
-          <w:t>Isermann</w:t>
-        </w:r>
-        <w:proofErr w:type="spellEnd"/>
-        <w:r>
-          <w:rPr>
-            <w:rFonts w:ascii="Arial" w:eastAsia="Times New Roman" w:hAnsi="Arial" w:cs="Arial"/>
-            <w:color w:val="0000FF"/>
-            <w:kern w:val="0"/>
-            <w:u w:val="single"/>
-            <w14:ligatures w14:val="none"/>
-          </w:rPr>
-          <w:t>, 2010; Claussen, 2015; Coleman et al., 2024)</w:t>
+          <w:t xml:space="preserve"> et al., 2014; Carlson &amp; Isermann, 2010; Claussen, 2015; Coleman et al., 2024)</w:t>
         </w:r>
       </w:hyperlink>
       <w:r>
@@ -2466,7 +2334,61 @@
           <w14:ligatures w14:val="none"/>
         </w:rPr>
         <w:lastRenderedPageBreak/>
-        <w:t>States dollars annually for the U.S. economy (USDOI 2018). The native range extends from southeastern Canada to northeastern Mexico (</w:t>
+        <w:t>States dollars annually for the U.S. economy (USDOI 2018). The native range extends from southeastern Canada to northeastern Mexico (Tringali et al., 2015; Taylor et al., 2019). Despite the</w:t>
+      </w:r>
+      <w:r>
+        <w:rPr>
+          <w:rFonts w:ascii="Arial" w:eastAsia="Times New Roman" w:hAnsi="Arial" w:cs="Arial"/>
+          <w:color w:val="000000"/>
+          <w:kern w:val="0"/>
+          <w14:ligatures w14:val="none"/>
+        </w:rPr>
+        <w:t>ir</w:t>
+      </w:r>
+      <w:r>
+        <w:rPr>
+          <w:rFonts w:ascii="Arial" w:eastAsia="Times New Roman" w:hAnsi="Arial" w:cs="Arial"/>
+          <w:color w:val="000000"/>
+          <w:kern w:val="0"/>
+          <w14:ligatures w14:val="none"/>
+        </w:rPr>
+        <w:t xml:space="preserve"> i</w:t>
+      </w:r>
+      <w:r>
+        <w:rPr>
+          <w:rFonts w:ascii="Arial" w:eastAsia="Times New Roman" w:hAnsi="Arial" w:cs="Arial"/>
+          <w:color w:val="000000"/>
+          <w:kern w:val="0"/>
+          <w14:ligatures w14:val="none"/>
+        </w:rPr>
+        <w:t>mmens</w:t>
+      </w:r>
+      <w:r>
+        <w:rPr>
+          <w:rFonts w:ascii="Arial" w:eastAsia="Times New Roman" w:hAnsi="Arial" w:cs="Arial"/>
+          <w:color w:val="000000"/>
+          <w:kern w:val="0"/>
+          <w14:ligatures w14:val="none"/>
+        </w:rPr>
+        <w:t xml:space="preserve">e popularity and the introduction of bass to freshwater systems </w:t>
+      </w:r>
+      <w:r>
+        <w:rPr>
+          <w:rFonts w:ascii="Arial" w:eastAsia="Times New Roman" w:hAnsi="Arial" w:cs="Arial"/>
+          <w:color w:val="000000"/>
+          <w:kern w:val="0"/>
+          <w14:ligatures w14:val="none"/>
+        </w:rPr>
+        <w:t>worldwide</w:t>
+      </w:r>
+      <w:r>
+        <w:rPr>
+          <w:rFonts w:ascii="Arial" w:eastAsia="Times New Roman" w:hAnsi="Arial" w:cs="Arial"/>
+          <w:color w:val="000000"/>
+          <w:kern w:val="0"/>
+          <w14:ligatures w14:val="none"/>
+        </w:rPr>
+        <w:t xml:space="preserve"> (</w:t>
       </w:r>
       <w:proofErr w:type="spellStart"/>
       <w:r>
@@ -2476,7 +2398,7 @@
           <w:kern w:val="0"/>
           <w14:ligatures w14:val="none"/>
         </w:rPr>
-        <w:t>Tringali</w:t>
+        <w:t>Gratwicke</w:t>
       </w:r>
       <w:proofErr w:type="spellEnd"/>
       <w:r>
@@ -2486,121 +2408,7 @@
           <w:kern w:val="0"/>
           <w14:ligatures w14:val="none"/>
         </w:rPr>
-        <w:t xml:space="preserve"> et al., 2015; Taylor et al., 2019). Despite the</w:t>
-      </w:r>
-      <w:r>
-        <w:rPr>
-          <w:rFonts w:ascii="Arial" w:eastAsia="Times New Roman" w:hAnsi="Arial" w:cs="Arial"/>
-          <w:color w:val="000000"/>
-          <w:kern w:val="0"/>
-          <w14:ligatures w14:val="none"/>
-        </w:rPr>
-        <w:t>ir</w:t>
-      </w:r>
-      <w:r>
-        <w:rPr>
-          <w:rFonts w:ascii="Arial" w:eastAsia="Times New Roman" w:hAnsi="Arial" w:cs="Arial"/>
-          <w:color w:val="000000"/>
-          <w:kern w:val="0"/>
-          <w14:ligatures w14:val="none"/>
-        </w:rPr>
-        <w:t xml:space="preserve"> i</w:t>
-      </w:r>
-      <w:r>
-        <w:rPr>
-          <w:rFonts w:ascii="Arial" w:eastAsia="Times New Roman" w:hAnsi="Arial" w:cs="Arial"/>
-          <w:color w:val="000000"/>
-          <w:kern w:val="0"/>
-          <w14:ligatures w14:val="none"/>
-        </w:rPr>
-        <w:t>mmens</w:t>
-      </w:r>
-      <w:r>
-        <w:rPr>
-          <w:rFonts w:ascii="Arial" w:eastAsia="Times New Roman" w:hAnsi="Arial" w:cs="Arial"/>
-          <w:color w:val="000000"/>
-          <w:kern w:val="0"/>
-          <w14:ligatures w14:val="none"/>
-        </w:rPr>
-        <w:t xml:space="preserve">e popularity and the introduction of bass to freshwater systems </w:t>
-      </w:r>
-      <w:r>
-        <w:rPr>
-          <w:rFonts w:ascii="Arial" w:eastAsia="Times New Roman" w:hAnsi="Arial" w:cs="Arial"/>
-          <w:color w:val="000000"/>
-          <w:kern w:val="0"/>
-          <w14:ligatures w14:val="none"/>
-        </w:rPr>
-        <w:t>worldwide</w:t>
-      </w:r>
-      <w:r>
-        <w:rPr>
-          <w:rFonts w:ascii="Arial" w:eastAsia="Times New Roman" w:hAnsi="Arial" w:cs="Arial"/>
-          <w:color w:val="000000"/>
-          <w:kern w:val="0"/>
-          <w14:ligatures w14:val="none"/>
-        </w:rPr>
-        <w:t xml:space="preserve"> (</w:t>
-      </w:r>
-      <w:proofErr w:type="spellStart"/>
-      <w:r>
-        <w:rPr>
-          <w:rFonts w:ascii="Arial" w:eastAsia="Times New Roman" w:hAnsi="Arial" w:cs="Arial"/>
-          <w:color w:val="000000"/>
-          <w:kern w:val="0"/>
-          <w14:ligatures w14:val="none"/>
-        </w:rPr>
-        <w:t>Gratwicke</w:t>
-      </w:r>
-      <w:proofErr w:type="spellEnd"/>
-      <w:r>
-        <w:rPr>
-          <w:rFonts w:ascii="Arial" w:eastAsia="Times New Roman" w:hAnsi="Arial" w:cs="Arial"/>
-          <w:color w:val="000000"/>
-          <w:kern w:val="0"/>
-          <w14:ligatures w14:val="none"/>
-        </w:rPr>
-        <w:t xml:space="preserve"> and Marshall, 2001; Lowe et al., 2004; </w:t>
-      </w:r>
-      <w:proofErr w:type="spellStart"/>
-      <w:r>
-        <w:rPr>
-          <w:rFonts w:ascii="Arial" w:eastAsia="Times New Roman" w:hAnsi="Arial" w:cs="Arial"/>
-          <w:color w:val="000000"/>
-          <w:kern w:val="0"/>
-          <w14:ligatures w14:val="none"/>
-        </w:rPr>
-        <w:t>Takamura</w:t>
-      </w:r>
-      <w:proofErr w:type="spellEnd"/>
-      <w:r>
-        <w:rPr>
-          <w:rFonts w:ascii="Arial" w:eastAsia="Times New Roman" w:hAnsi="Arial" w:cs="Arial"/>
-          <w:color w:val="000000"/>
-          <w:kern w:val="0"/>
-          <w14:ligatures w14:val="none"/>
-        </w:rPr>
-        <w:t xml:space="preserve"> 2007; </w:t>
-      </w:r>
-      <w:proofErr w:type="spellStart"/>
-      <w:r>
-        <w:rPr>
-          <w:rFonts w:ascii="Arial" w:eastAsia="Times New Roman" w:hAnsi="Arial" w:cs="Arial"/>
-          <w:color w:val="000000"/>
-          <w:kern w:val="0"/>
-          <w14:ligatures w14:val="none"/>
-        </w:rPr>
-        <w:t>Boucek</w:t>
-      </w:r>
-      <w:proofErr w:type="spellEnd"/>
-      <w:r>
-        <w:rPr>
-          <w:rFonts w:ascii="Arial" w:eastAsia="Times New Roman" w:hAnsi="Arial" w:cs="Arial"/>
-          <w:color w:val="000000"/>
-          <w:kern w:val="0"/>
-          <w14:ligatures w14:val="none"/>
-        </w:rPr>
-        <w:t xml:space="preserve"> et al. 2017), bass are considered one of the world’s most problematic invaders due to their trophic position and ability </w:t>
+        <w:t xml:space="preserve"> and Marshall, 2001; Lowe et al., 2004; Takamura 2007; Boucek et al. 2017), bass are considered one of the world’s most problematic invaders due to their trophic position and ability </w:t>
       </w:r>
       <w:r>
         <w:rPr>
@@ -2618,27 +2426,7 @@
           <w:kern w:val="0"/>
           <w14:ligatures w14:val="none"/>
         </w:rPr>
-        <w:t xml:space="preserve"> alter the diversity and abundance of aquatic biota (</w:t>
-      </w:r>
-      <w:proofErr w:type="spellStart"/>
-      <w:r>
-        <w:rPr>
-          <w:rFonts w:ascii="Arial" w:eastAsia="Times New Roman" w:hAnsi="Arial" w:cs="Arial"/>
-          <w:color w:val="000000"/>
-          <w:kern w:val="0"/>
-          <w14:ligatures w14:val="none"/>
-        </w:rPr>
-        <w:t>Cambray</w:t>
-      </w:r>
-      <w:proofErr w:type="spellEnd"/>
-      <w:r>
-        <w:rPr>
-          <w:rFonts w:ascii="Arial" w:eastAsia="Times New Roman" w:hAnsi="Arial" w:cs="Arial"/>
-          <w:color w:val="000000"/>
-          <w:kern w:val="0"/>
-          <w14:ligatures w14:val="none"/>
-        </w:rPr>
-        <w:t>, 2003; Weyl et al., 2010; Hargrove et al., 2019)</w:t>
+        <w:t xml:space="preserve"> alter the diversity and abundance of aquatic biota (Cambray, 2003; Weyl et al., 2010; Hargrove et al., 2019)</w:t>
       </w:r>
       <w:r>
         <w:rPr>
@@ -3070,27 +2858,7 @@
           <w:kern w:val="0"/>
           <w14:ligatures w14:val="none"/>
         </w:rPr>
-        <w:t xml:space="preserve"> et al., 2015; </w:t>
-      </w:r>
-      <w:proofErr w:type="spellStart"/>
-      <w:r>
-        <w:rPr>
-          <w:rFonts w:ascii="Arial" w:eastAsia="Times New Roman" w:hAnsi="Arial" w:cs="Arial"/>
-          <w:color w:val="000000"/>
-          <w:kern w:val="0"/>
-          <w14:ligatures w14:val="none"/>
-        </w:rPr>
-        <w:t>Corrêa</w:t>
-      </w:r>
-      <w:proofErr w:type="spellEnd"/>
-      <w:r>
-        <w:rPr>
-          <w:rFonts w:ascii="Arial" w:eastAsia="Times New Roman" w:hAnsi="Arial" w:cs="Arial"/>
-          <w:color w:val="000000"/>
-          <w:kern w:val="0"/>
-          <w14:ligatures w14:val="none"/>
-        </w:rPr>
-        <w:t xml:space="preserve"> et al., 2017; </w:t>
+        <w:t xml:space="preserve"> et al., 2015; Corrêa et al., 2017; </w:t>
       </w:r>
       <w:proofErr w:type="spellStart"/>
       <w:r>
@@ -3175,29 +2943,7 @@
             <w:u w:val="single"/>
             <w14:ligatures w14:val="none"/>
           </w:rPr>
-          <w:t xml:space="preserve">(Alloway &amp; Jackson, 1991; </w:t>
-        </w:r>
-        <w:proofErr w:type="spellStart"/>
-        <w:r>
-          <w:rPr>
-            <w:rFonts w:ascii="Arial" w:eastAsia="Times New Roman" w:hAnsi="Arial" w:cs="Arial"/>
-            <w:color w:val="0000FF"/>
-            <w:kern w:val="0"/>
-            <w:u w:val="single"/>
-            <w14:ligatures w14:val="none"/>
-          </w:rPr>
-          <w:t>Nies</w:t>
-        </w:r>
-        <w:proofErr w:type="spellEnd"/>
-        <w:r>
-          <w:rPr>
-            <w:rFonts w:ascii="Arial" w:eastAsia="Times New Roman" w:hAnsi="Arial" w:cs="Arial"/>
-            <w:color w:val="0000FF"/>
-            <w:kern w:val="0"/>
-            <w:u w:val="single"/>
-            <w14:ligatures w14:val="none"/>
-          </w:rPr>
-          <w:t xml:space="preserve">, 1999, 2003; </w:t>
+          <w:t xml:space="preserve">(Alloway &amp; Jackson, 1991; Nies, 1999, 2003; </w:t>
         </w:r>
         <w:proofErr w:type="spellStart"/>
         <w:r>
@@ -3280,29 +3026,7 @@
             <w:u w:val="single"/>
             <w14:ligatures w14:val="none"/>
           </w:rPr>
-          <w:t>(</w:t>
-        </w:r>
-        <w:proofErr w:type="spellStart"/>
-        <w:r>
-          <w:rPr>
-            <w:rFonts w:ascii="Arial" w:eastAsia="Times New Roman" w:hAnsi="Arial" w:cs="Arial"/>
-            <w:color w:val="CC2936"/>
-            <w:kern w:val="0"/>
-            <w:u w:val="single"/>
-            <w14:ligatures w14:val="none"/>
-          </w:rPr>
-          <w:t>Genchi</w:t>
-        </w:r>
-        <w:proofErr w:type="spellEnd"/>
-        <w:r>
-          <w:rPr>
-            <w:rFonts w:ascii="Arial" w:eastAsia="Times New Roman" w:hAnsi="Arial" w:cs="Arial"/>
-            <w:color w:val="CC2936"/>
-            <w:kern w:val="0"/>
-            <w:u w:val="single"/>
-            <w14:ligatures w14:val="none"/>
-          </w:rPr>
-          <w:t xml:space="preserve"> et al., 2020; Y. Liu et al., 2022; H. Liu et al., 2023)</w:t>
+          <w:t>(Genchi et al., 2020; Y. Liu et al., 2022; H. Liu et al., 2023)</w:t>
         </w:r>
       </w:hyperlink>
       <w:r>
@@ -3398,29 +3122,7 @@
             <w:u w:val="single"/>
             <w14:ligatures w14:val="none"/>
           </w:rPr>
-          <w:t xml:space="preserve">(T. C. </w:t>
-        </w:r>
-        <w:proofErr w:type="spellStart"/>
-        <w:r>
-          <w:rPr>
-            <w:rFonts w:ascii="Arial" w:eastAsia="Times New Roman" w:hAnsi="Arial" w:cs="Arial"/>
-            <w:color w:val="0000FF"/>
-            <w:kern w:val="0"/>
-            <w:u w:val="single"/>
-            <w14:ligatures w14:val="none"/>
-          </w:rPr>
-          <w:t>Guillette</w:t>
-        </w:r>
-        <w:proofErr w:type="spellEnd"/>
-        <w:r>
-          <w:rPr>
-            <w:rFonts w:ascii="Arial" w:eastAsia="Times New Roman" w:hAnsi="Arial" w:cs="Arial"/>
-            <w:color w:val="0000FF"/>
-            <w:kern w:val="0"/>
-            <w:u w:val="single"/>
-            <w14:ligatures w14:val="none"/>
-          </w:rPr>
-          <w:t xml:space="preserve"> et al., 2020; Ma et al., 2023)</w:t>
+          <w:t>(T. C. Guillette et al., 2020; Ma et al., 2023)</w:t>
         </w:r>
       </w:hyperlink>
       <w:r>
@@ -3713,29 +3415,7 @@
             <w:u w:val="single"/>
             <w14:ligatures w14:val="none"/>
           </w:rPr>
-          <w:t xml:space="preserve">(Fang et al., 2013; </w:t>
-        </w:r>
-        <w:proofErr w:type="spellStart"/>
-        <w:r>
-          <w:rPr>
-            <w:rFonts w:ascii="Arial" w:eastAsia="Times New Roman" w:hAnsi="Arial" w:cs="Arial"/>
-            <w:color w:val="0000FF"/>
-            <w:kern w:val="0"/>
-            <w:u w:val="single"/>
-            <w14:ligatures w14:val="none"/>
-          </w:rPr>
-          <w:t>Guillette</w:t>
-        </w:r>
-        <w:proofErr w:type="spellEnd"/>
-        <w:r>
-          <w:rPr>
-            <w:rFonts w:ascii="Arial" w:eastAsia="Times New Roman" w:hAnsi="Arial" w:cs="Arial"/>
-            <w:color w:val="0000FF"/>
-            <w:kern w:val="0"/>
-            <w:u w:val="single"/>
-            <w14:ligatures w14:val="none"/>
-          </w:rPr>
-          <w:t xml:space="preserve"> et al., 2020)</w:t>
+          <w:t>(Fang et al., 2013; Guillette et al., 2020)</w:t>
         </w:r>
       </w:hyperlink>
       <w:r>
@@ -3934,7 +3614,6 @@
           </w:rPr>
           <w:t xml:space="preserve">; </w:t>
         </w:r>
-        <w:proofErr w:type="spellStart"/>
         <w:r>
           <w:rPr>
             <w:rFonts w:ascii="Arial" w:eastAsia="Times New Roman" w:hAnsi="Arial" w:cs="Arial"/>
@@ -3943,18 +3622,7 @@
             <w:u w:val="single"/>
             <w14:ligatures w14:val="none"/>
           </w:rPr>
-          <w:t>Goessling</w:t>
-        </w:r>
-        <w:proofErr w:type="spellEnd"/>
-        <w:r>
-          <w:rPr>
-            <w:rFonts w:ascii="Arial" w:eastAsia="Times New Roman" w:hAnsi="Arial" w:cs="Arial"/>
-            <w:color w:val="0000FF"/>
-            <w:kern w:val="0"/>
-            <w:u w:val="single"/>
-            <w14:ligatures w14:val="none"/>
-          </w:rPr>
-          <w:t xml:space="preserve"> et al., 2015)</w:t>
+          <w:t>Goessling et al., 2015)</w:t>
         </w:r>
       </w:hyperlink>
       <w:r>
@@ -4009,27 +3677,7 @@
           <w:kern w:val="0"/>
           <w14:ligatures w14:val="none"/>
         </w:rPr>
-        <w:t xml:space="preserve"> all life stages and increase mortality (</w:t>
-      </w:r>
-      <w:proofErr w:type="spellStart"/>
-      <w:r>
-        <w:rPr>
-          <w:rFonts w:ascii="Arial" w:eastAsia="Times New Roman" w:hAnsi="Arial" w:cs="Arial"/>
-          <w:color w:val="000000"/>
-          <w:kern w:val="0"/>
-          <w14:ligatures w14:val="none"/>
-        </w:rPr>
-        <w:t>Tokarz</w:t>
-      </w:r>
-      <w:proofErr w:type="spellEnd"/>
-      <w:r>
-        <w:rPr>
-          <w:rFonts w:ascii="Arial" w:eastAsia="Times New Roman" w:hAnsi="Arial" w:cs="Arial"/>
-          <w:color w:val="000000"/>
-          <w:kern w:val="0"/>
-          <w14:ligatures w14:val="none"/>
-        </w:rPr>
-        <w:t xml:space="preserve"> and Summers, 2011).</w:t>
+        <w:t xml:space="preserve"> all life stages and increase mortality (Tokarz and Summers, 2011).</w:t>
       </w:r>
       <w:r>
         <w:rPr>
@@ -4092,27 +3740,7 @@
           <w:kern w:val="0"/>
           <w14:ligatures w14:val="none"/>
         </w:rPr>
-        <w:t>ffects of riparian landscape alteration, hydrology, and storm surge (</w:t>
-      </w:r>
-      <w:proofErr w:type="spellStart"/>
-      <w:r>
-        <w:rPr>
-          <w:rFonts w:ascii="Arial" w:eastAsia="Times New Roman" w:hAnsi="Arial" w:cs="Arial"/>
-          <w:color w:val="000000"/>
-          <w:kern w:val="0"/>
-          <w14:ligatures w14:val="none"/>
-        </w:rPr>
-        <w:t>Litmer</w:t>
-      </w:r>
-      <w:proofErr w:type="spellEnd"/>
-      <w:r>
-        <w:rPr>
-          <w:rFonts w:ascii="Arial" w:eastAsia="Times New Roman" w:hAnsi="Arial" w:cs="Arial"/>
-          <w:color w:val="000000"/>
-          <w:kern w:val="0"/>
-          <w14:ligatures w14:val="none"/>
-        </w:rPr>
-        <w:t xml:space="preserve"> et al. XXXX; Murray et al. XXXX) on vertebrate stress.</w:t>
+        <w:t>ffects of riparian landscape alteration, hydrology, and storm surge (Murray et al. XXXX) on vertebrate stress.</w:t>
       </w:r>
     </w:p>
     <w:p>
@@ -4252,7 +3880,81 @@
           <w:kern w:val="0"/>
           <w14:ligatures w14:val="none"/>
         </w:rPr>
-        <w:t xml:space="preserve">lymphocyte </w:t>
+        <w:t>lymphocyte ratios (NLR)</w:t>
+      </w:r>
+      <w:r>
+        <w:rPr>
+          <w:rFonts w:ascii="Arial" w:eastAsia="Times New Roman" w:hAnsi="Arial" w:cs="Arial"/>
+          <w:color w:val="000000"/>
+          <w:kern w:val="0"/>
+          <w14:ligatures w14:val="none"/>
+        </w:rPr>
+        <w:t xml:space="preserve">, (2) investigate </w:t>
+      </w:r>
+      <w:r>
+        <w:rPr>
+          <w:rFonts w:ascii="Arial" w:eastAsia="Times New Roman" w:hAnsi="Arial" w:cs="Arial"/>
+          <w:color w:val="000000"/>
+          <w:kern w:val="0"/>
+          <w14:ligatures w14:val="none"/>
+        </w:rPr>
+        <w:t>whether</w:t>
+      </w:r>
+      <w:r>
+        <w:rPr>
+          <w:rFonts w:ascii="Arial" w:eastAsia="Times New Roman" w:hAnsi="Arial" w:cs="Arial"/>
+          <w:color w:val="000000"/>
+          <w:kern w:val="0"/>
+          <w14:ligatures w14:val="none"/>
+        </w:rPr>
+        <w:t xml:space="preserve"> Cd or </w:t>
+      </w:r>
+      <w:proofErr w:type="spellStart"/>
+      <w:r>
+        <w:rPr>
+          <w:rFonts w:ascii="Arial" w:eastAsia="Times New Roman" w:hAnsi="Arial" w:cs="Arial"/>
+          <w:color w:val="000000"/>
+          <w:kern w:val="0"/>
+          <w14:ligatures w14:val="none"/>
+        </w:rPr>
+        <w:t>PFPeA</w:t>
+      </w:r>
+      <w:proofErr w:type="spellEnd"/>
+      <w:r>
+        <w:rPr>
+          <w:rFonts w:ascii="Arial" w:eastAsia="Times New Roman" w:hAnsi="Arial" w:cs="Arial"/>
+          <w:color w:val="000000"/>
+          <w:kern w:val="0"/>
+          <w14:ligatures w14:val="none"/>
+        </w:rPr>
+        <w:t xml:space="preserve"> increase </w:t>
+      </w:r>
+      <w:r>
+        <w:rPr>
+          <w:rFonts w:ascii="Arial" w:eastAsia="Times New Roman" w:hAnsi="Arial" w:cs="Arial"/>
+          <w:color w:val="000000"/>
+          <w:kern w:val="0"/>
+          <w14:ligatures w14:val="none"/>
+        </w:rPr>
+        <w:t>NLR</w:t>
+      </w:r>
+      <w:r>
+        <w:rPr>
+          <w:rFonts w:ascii="Arial" w:eastAsia="Times New Roman" w:hAnsi="Arial" w:cs="Arial"/>
+          <w:color w:val="000000"/>
+          <w:kern w:val="0"/>
+          <w14:ligatures w14:val="none"/>
+        </w:rPr>
+        <w:t xml:space="preserve"> </w:t>
+      </w:r>
+      <w:r>
+        <w:rPr>
+          <w:rFonts w:ascii="Arial" w:eastAsia="Times New Roman" w:hAnsi="Arial" w:cs="Arial"/>
+          <w:color w:val="000000"/>
+          <w:kern w:val="0"/>
+          <w14:ligatures w14:val="none"/>
+        </w:rPr>
+        <w:t xml:space="preserve">when interacting with </w:t>
       </w:r>
       <w:r>
         <w:rPr>
@@ -4262,34 +3964,61 @@
           <w14:ligatures w14:val="none"/>
         </w:rPr>
         <w:lastRenderedPageBreak/>
-        <w:t>ratios (NLR)</w:t>
-      </w:r>
-      <w:r>
-        <w:rPr>
-          <w:rFonts w:ascii="Arial" w:eastAsia="Times New Roman" w:hAnsi="Arial" w:cs="Arial"/>
-          <w:color w:val="000000"/>
-          <w:kern w:val="0"/>
-          <w14:ligatures w14:val="none"/>
-        </w:rPr>
-        <w:t xml:space="preserve">, (2) investigate </w:t>
-      </w:r>
-      <w:r>
-        <w:rPr>
-          <w:rFonts w:ascii="Arial" w:eastAsia="Times New Roman" w:hAnsi="Arial" w:cs="Arial"/>
-          <w:color w:val="000000"/>
-          <w:kern w:val="0"/>
-          <w14:ligatures w14:val="none"/>
-        </w:rPr>
-        <w:t>whether</w:t>
-      </w:r>
-      <w:r>
-        <w:rPr>
-          <w:rFonts w:ascii="Arial" w:eastAsia="Times New Roman" w:hAnsi="Arial" w:cs="Arial"/>
-          <w:color w:val="000000"/>
-          <w:kern w:val="0"/>
-          <w14:ligatures w14:val="none"/>
-        </w:rPr>
-        <w:t xml:space="preserve"> Cd or </w:t>
+        <w:t>an abruptly introduced environmental stressor</w:t>
+      </w:r>
+      <w:r>
+        <w:rPr>
+          <w:rFonts w:ascii="Arial" w:eastAsia="Times New Roman" w:hAnsi="Arial" w:cs="Arial"/>
+          <w:color w:val="000000"/>
+          <w:kern w:val="0"/>
+          <w14:ligatures w14:val="none"/>
+        </w:rPr>
+        <w:t xml:space="preserve"> (salt)</w:t>
+      </w:r>
+      <w:r>
+        <w:rPr>
+          <w:rFonts w:ascii="Arial" w:eastAsia="Times New Roman" w:hAnsi="Arial" w:cs="Arial"/>
+          <w:color w:val="000000"/>
+          <w:kern w:val="0"/>
+          <w14:ligatures w14:val="none"/>
+        </w:rPr>
+        <w:t xml:space="preserve">, and (3) assess differences in </w:t>
+      </w:r>
+      <w:r>
+        <w:rPr>
+          <w:rFonts w:ascii="Arial" w:eastAsia="Times New Roman" w:hAnsi="Arial" w:cs="Arial"/>
+          <w:color w:val="000000"/>
+          <w:kern w:val="0"/>
+          <w14:ligatures w14:val="none"/>
+        </w:rPr>
+        <w:t xml:space="preserve">NLR </w:t>
+      </w:r>
+      <w:r>
+        <w:rPr>
+          <w:rFonts w:ascii="Arial" w:eastAsia="Times New Roman" w:hAnsi="Arial" w:cs="Arial"/>
+          <w:color w:val="000000"/>
+          <w:kern w:val="0"/>
+          <w14:ligatures w14:val="none"/>
+        </w:rPr>
+        <w:t xml:space="preserve">among </w:t>
+      </w:r>
+      <w:r>
+        <w:rPr>
+          <w:rFonts w:ascii="Arial" w:eastAsia="Times New Roman" w:hAnsi="Arial" w:cs="Arial"/>
+          <w:color w:val="000000"/>
+          <w:kern w:val="0"/>
+          <w14:ligatures w14:val="none"/>
+        </w:rPr>
+        <w:t xml:space="preserve">fish exposed to </w:t>
+      </w:r>
+      <w:r>
+        <w:rPr>
+          <w:rFonts w:ascii="Arial" w:eastAsia="Times New Roman" w:hAnsi="Arial" w:cs="Arial"/>
+          <w:color w:val="000000"/>
+          <w:kern w:val="0"/>
+          <w14:ligatures w14:val="none"/>
+        </w:rPr>
+        <w:t xml:space="preserve">Cd or </w:t>
       </w:r>
       <w:proofErr w:type="spellStart"/>
       <w:r>
@@ -4309,7 +4038,117 @@
           <w:kern w:val="0"/>
           <w14:ligatures w14:val="none"/>
         </w:rPr>
-        <w:t xml:space="preserve"> increase </w:t>
+        <w:t xml:space="preserve"> </w:t>
+      </w:r>
+      <w:r>
+        <w:rPr>
+          <w:rFonts w:ascii="Arial" w:eastAsia="Times New Roman" w:hAnsi="Arial" w:cs="Arial"/>
+          <w:color w:val="000000"/>
+          <w:kern w:val="0"/>
+          <w14:ligatures w14:val="none"/>
+        </w:rPr>
+        <w:t>after e</w:t>
+      </w:r>
+      <w:r>
+        <w:rPr>
+          <w:rFonts w:ascii="Arial" w:eastAsia="Times New Roman" w:hAnsi="Arial" w:cs="Arial"/>
+          <w:color w:val="000000"/>
+          <w:kern w:val="0"/>
+          <w14:ligatures w14:val="none"/>
+        </w:rPr>
+        <w:t>xperienc</w:t>
+      </w:r>
+      <w:r>
+        <w:rPr>
+          <w:rFonts w:ascii="Arial" w:eastAsia="Times New Roman" w:hAnsi="Arial" w:cs="Arial"/>
+          <w:color w:val="000000"/>
+          <w:kern w:val="0"/>
+          <w14:ligatures w14:val="none"/>
+        </w:rPr>
+        <w:t xml:space="preserve">ing </w:t>
+      </w:r>
+      <w:r>
+        <w:rPr>
+          <w:rFonts w:ascii="Arial" w:eastAsia="Times New Roman" w:hAnsi="Arial" w:cs="Arial"/>
+          <w:color w:val="000000"/>
+          <w:kern w:val="0"/>
+          <w14:ligatures w14:val="none"/>
+        </w:rPr>
+        <w:t>a salt</w:t>
+      </w:r>
+      <w:r>
+        <w:rPr>
+          <w:rFonts w:ascii="Arial" w:eastAsia="Times New Roman" w:hAnsi="Arial" w:cs="Arial"/>
+          <w:color w:val="000000"/>
+          <w:kern w:val="0"/>
+          <w14:ligatures w14:val="none"/>
+        </w:rPr>
+        <w:t xml:space="preserve"> stressor. We hypothesize that exposure to Cd or </w:t>
+      </w:r>
+      <w:proofErr w:type="spellStart"/>
+      <w:r>
+        <w:rPr>
+          <w:rFonts w:ascii="Arial" w:eastAsia="Times New Roman" w:hAnsi="Arial" w:cs="Arial"/>
+          <w:color w:val="000000"/>
+          <w:kern w:val="0"/>
+          <w14:ligatures w14:val="none"/>
+        </w:rPr>
+        <w:t>PFPeA</w:t>
+      </w:r>
+      <w:proofErr w:type="spellEnd"/>
+      <w:r>
+        <w:rPr>
+          <w:rFonts w:ascii="Arial" w:eastAsia="Times New Roman" w:hAnsi="Arial" w:cs="Arial"/>
+          <w:color w:val="000000"/>
+          <w:kern w:val="0"/>
+          <w14:ligatures w14:val="none"/>
+        </w:rPr>
+        <w:t xml:space="preserve"> will result in elevated NLR values</w:t>
+      </w:r>
+      <w:r>
+        <w:rPr>
+          <w:rFonts w:ascii="Arial" w:eastAsia="Times New Roman" w:hAnsi="Arial" w:cs="Arial"/>
+          <w:color w:val="000000"/>
+          <w:kern w:val="0"/>
+          <w14:ligatures w14:val="none"/>
+        </w:rPr>
+        <w:t>,</w:t>
+      </w:r>
+      <w:r>
+        <w:rPr>
+          <w:rFonts w:ascii="Arial" w:eastAsia="Times New Roman" w:hAnsi="Arial" w:cs="Arial"/>
+          <w:color w:val="000000"/>
+          <w:kern w:val="0"/>
+          <w14:ligatures w14:val="none"/>
+        </w:rPr>
+        <w:t xml:space="preserve"> </w:t>
+      </w:r>
+      <w:r>
+        <w:rPr>
+          <w:rFonts w:ascii="Arial" w:eastAsia="Times New Roman" w:hAnsi="Arial" w:cs="Arial"/>
+          <w:color w:val="000000"/>
+          <w:kern w:val="0"/>
+          <w14:ligatures w14:val="none"/>
+        </w:rPr>
+        <w:t>particularly in groups receiving higher doses of each toxin. Furthermore, we expect</w:t>
+      </w:r>
+      <w:r>
+        <w:rPr>
+          <w:rFonts w:ascii="Arial" w:eastAsia="Times New Roman" w:hAnsi="Arial" w:cs="Arial"/>
+          <w:color w:val="000000"/>
+          <w:kern w:val="0"/>
+          <w14:ligatures w14:val="none"/>
+        </w:rPr>
+        <w:t xml:space="preserve"> bass</w:t>
+      </w:r>
+      <w:r>
+        <w:rPr>
+          <w:rFonts w:ascii="Arial" w:eastAsia="Times New Roman" w:hAnsi="Arial" w:cs="Arial"/>
+          <w:color w:val="000000"/>
+          <w:kern w:val="0"/>
+          <w14:ligatures w14:val="none"/>
+        </w:rPr>
+        <w:t xml:space="preserve"> </w:t>
       </w:r>
       <w:r>
         <w:rPr>
@@ -4327,6 +4166,24 @@
           <w:kern w:val="0"/>
           <w14:ligatures w14:val="none"/>
         </w:rPr>
+        <w:t xml:space="preserve"> to be </w:t>
+      </w:r>
+      <w:r>
+        <w:rPr>
+          <w:rFonts w:ascii="Arial" w:eastAsia="Times New Roman" w:hAnsi="Arial" w:cs="Arial"/>
+          <w:color w:val="000000"/>
+          <w:kern w:val="0"/>
+          <w14:ligatures w14:val="none"/>
+        </w:rPr>
+        <w:t>highest</w:t>
+      </w:r>
+      <w:r>
+        <w:rPr>
+          <w:rFonts w:ascii="Arial" w:eastAsia="Times New Roman" w:hAnsi="Arial" w:cs="Arial"/>
+          <w:color w:val="000000"/>
+          <w:kern w:val="0"/>
+          <w14:ligatures w14:val="none"/>
+        </w:rPr>
         <w:t xml:space="preserve"> </w:t>
       </w:r>
       <w:r>
@@ -4336,217 +4193,6 @@
           <w:kern w:val="0"/>
           <w14:ligatures w14:val="none"/>
         </w:rPr>
-        <w:t>when interacting with an abruptly introduced environmental stressor</w:t>
-      </w:r>
-      <w:r>
-        <w:rPr>
-          <w:rFonts w:ascii="Arial" w:eastAsia="Times New Roman" w:hAnsi="Arial" w:cs="Arial"/>
-          <w:color w:val="000000"/>
-          <w:kern w:val="0"/>
-          <w14:ligatures w14:val="none"/>
-        </w:rPr>
-        <w:t xml:space="preserve"> (salt)</w:t>
-      </w:r>
-      <w:r>
-        <w:rPr>
-          <w:rFonts w:ascii="Arial" w:eastAsia="Times New Roman" w:hAnsi="Arial" w:cs="Arial"/>
-          <w:color w:val="000000"/>
-          <w:kern w:val="0"/>
-          <w14:ligatures w14:val="none"/>
-        </w:rPr>
-        <w:t xml:space="preserve">, and (3) assess differences in </w:t>
-      </w:r>
-      <w:r>
-        <w:rPr>
-          <w:rFonts w:ascii="Arial" w:eastAsia="Times New Roman" w:hAnsi="Arial" w:cs="Arial"/>
-          <w:color w:val="000000"/>
-          <w:kern w:val="0"/>
-          <w14:ligatures w14:val="none"/>
-        </w:rPr>
-        <w:t xml:space="preserve">NLR </w:t>
-      </w:r>
-      <w:r>
-        <w:rPr>
-          <w:rFonts w:ascii="Arial" w:eastAsia="Times New Roman" w:hAnsi="Arial" w:cs="Arial"/>
-          <w:color w:val="000000"/>
-          <w:kern w:val="0"/>
-          <w14:ligatures w14:val="none"/>
-        </w:rPr>
-        <w:t xml:space="preserve">among </w:t>
-      </w:r>
-      <w:r>
-        <w:rPr>
-          <w:rFonts w:ascii="Arial" w:eastAsia="Times New Roman" w:hAnsi="Arial" w:cs="Arial"/>
-          <w:color w:val="000000"/>
-          <w:kern w:val="0"/>
-          <w14:ligatures w14:val="none"/>
-        </w:rPr>
-        <w:t xml:space="preserve">fish exposed to </w:t>
-      </w:r>
-      <w:r>
-        <w:rPr>
-          <w:rFonts w:ascii="Arial" w:eastAsia="Times New Roman" w:hAnsi="Arial" w:cs="Arial"/>
-          <w:color w:val="000000"/>
-          <w:kern w:val="0"/>
-          <w14:ligatures w14:val="none"/>
-        </w:rPr>
-        <w:t xml:space="preserve">Cd or </w:t>
-      </w:r>
-      <w:proofErr w:type="spellStart"/>
-      <w:r>
-        <w:rPr>
-          <w:rFonts w:ascii="Arial" w:eastAsia="Times New Roman" w:hAnsi="Arial" w:cs="Arial"/>
-          <w:color w:val="000000"/>
-          <w:kern w:val="0"/>
-          <w14:ligatures w14:val="none"/>
-        </w:rPr>
-        <w:t>PFPeA</w:t>
-      </w:r>
-      <w:proofErr w:type="spellEnd"/>
-      <w:r>
-        <w:rPr>
-          <w:rFonts w:ascii="Arial" w:eastAsia="Times New Roman" w:hAnsi="Arial" w:cs="Arial"/>
-          <w:color w:val="000000"/>
-          <w:kern w:val="0"/>
-          <w14:ligatures w14:val="none"/>
-        </w:rPr>
-        <w:t xml:space="preserve"> </w:t>
-      </w:r>
-      <w:r>
-        <w:rPr>
-          <w:rFonts w:ascii="Arial" w:eastAsia="Times New Roman" w:hAnsi="Arial" w:cs="Arial"/>
-          <w:color w:val="000000"/>
-          <w:kern w:val="0"/>
-          <w14:ligatures w14:val="none"/>
-        </w:rPr>
-        <w:t>after e</w:t>
-      </w:r>
-      <w:r>
-        <w:rPr>
-          <w:rFonts w:ascii="Arial" w:eastAsia="Times New Roman" w:hAnsi="Arial" w:cs="Arial"/>
-          <w:color w:val="000000"/>
-          <w:kern w:val="0"/>
-          <w14:ligatures w14:val="none"/>
-        </w:rPr>
-        <w:t>xperienc</w:t>
-      </w:r>
-      <w:r>
-        <w:rPr>
-          <w:rFonts w:ascii="Arial" w:eastAsia="Times New Roman" w:hAnsi="Arial" w:cs="Arial"/>
-          <w:color w:val="000000"/>
-          <w:kern w:val="0"/>
-          <w14:ligatures w14:val="none"/>
-        </w:rPr>
-        <w:t xml:space="preserve">ing </w:t>
-      </w:r>
-      <w:r>
-        <w:rPr>
-          <w:rFonts w:ascii="Arial" w:eastAsia="Times New Roman" w:hAnsi="Arial" w:cs="Arial"/>
-          <w:color w:val="000000"/>
-          <w:kern w:val="0"/>
-          <w14:ligatures w14:val="none"/>
-        </w:rPr>
-        <w:t>a salt</w:t>
-      </w:r>
-      <w:r>
-        <w:rPr>
-          <w:rFonts w:ascii="Arial" w:eastAsia="Times New Roman" w:hAnsi="Arial" w:cs="Arial"/>
-          <w:color w:val="000000"/>
-          <w:kern w:val="0"/>
-          <w14:ligatures w14:val="none"/>
-        </w:rPr>
-        <w:t xml:space="preserve"> stressor. We hypothesize that exposure to Cd or </w:t>
-      </w:r>
-      <w:proofErr w:type="spellStart"/>
-      <w:r>
-        <w:rPr>
-          <w:rFonts w:ascii="Arial" w:eastAsia="Times New Roman" w:hAnsi="Arial" w:cs="Arial"/>
-          <w:color w:val="000000"/>
-          <w:kern w:val="0"/>
-          <w14:ligatures w14:val="none"/>
-        </w:rPr>
-        <w:t>PFPeA</w:t>
-      </w:r>
-      <w:proofErr w:type="spellEnd"/>
-      <w:r>
-        <w:rPr>
-          <w:rFonts w:ascii="Arial" w:eastAsia="Times New Roman" w:hAnsi="Arial" w:cs="Arial"/>
-          <w:color w:val="000000"/>
-          <w:kern w:val="0"/>
-          <w14:ligatures w14:val="none"/>
-        </w:rPr>
-        <w:t xml:space="preserve"> will result in elevated NLR values</w:t>
-      </w:r>
-      <w:r>
-        <w:rPr>
-          <w:rFonts w:ascii="Arial" w:eastAsia="Times New Roman" w:hAnsi="Arial" w:cs="Arial"/>
-          <w:color w:val="000000"/>
-          <w:kern w:val="0"/>
-          <w14:ligatures w14:val="none"/>
-        </w:rPr>
-        <w:t>,</w:t>
-      </w:r>
-      <w:r>
-        <w:rPr>
-          <w:rFonts w:ascii="Arial" w:eastAsia="Times New Roman" w:hAnsi="Arial" w:cs="Arial"/>
-          <w:color w:val="000000"/>
-          <w:kern w:val="0"/>
-          <w14:ligatures w14:val="none"/>
-        </w:rPr>
-        <w:t xml:space="preserve"> </w:t>
-      </w:r>
-      <w:r>
-        <w:rPr>
-          <w:rFonts w:ascii="Arial" w:eastAsia="Times New Roman" w:hAnsi="Arial" w:cs="Arial"/>
-          <w:color w:val="000000"/>
-          <w:kern w:val="0"/>
-          <w14:ligatures w14:val="none"/>
-        </w:rPr>
-        <w:t xml:space="preserve">particularly in groups receiving higher doses of each toxin. Furthermore, we expect </w:t>
-      </w:r>
-      <w:r>
-        <w:rPr>
-          <w:rFonts w:ascii="Arial" w:eastAsia="Times New Roman" w:hAnsi="Arial" w:cs="Arial"/>
-          <w:color w:val="000000"/>
-          <w:kern w:val="0"/>
-          <w14:ligatures w14:val="none"/>
-        </w:rPr>
-        <w:t>NLR</w:t>
-      </w:r>
-      <w:r>
-        <w:rPr>
-          <w:rFonts w:ascii="Arial" w:eastAsia="Times New Roman" w:hAnsi="Arial" w:cs="Arial"/>
-          <w:color w:val="000000"/>
-          <w:kern w:val="0"/>
-          <w14:ligatures w14:val="none"/>
-        </w:rPr>
-        <w:t xml:space="preserve"> to be </w:t>
-      </w:r>
-      <w:r>
-        <w:rPr>
-          <w:rFonts w:ascii="Arial" w:eastAsia="Times New Roman" w:hAnsi="Arial" w:cs="Arial"/>
-          <w:color w:val="000000"/>
-          <w:kern w:val="0"/>
-          <w14:ligatures w14:val="none"/>
-        </w:rPr>
-        <w:t>highest</w:t>
-      </w:r>
-      <w:r>
-        <w:rPr>
-          <w:rFonts w:ascii="Arial" w:eastAsia="Times New Roman" w:hAnsi="Arial" w:cs="Arial"/>
-          <w:color w:val="000000"/>
-          <w:kern w:val="0"/>
-          <w14:ligatures w14:val="none"/>
-        </w:rPr>
-        <w:t xml:space="preserve"> </w:t>
-      </w:r>
-      <w:r>
-        <w:rPr>
-          <w:rFonts w:ascii="Arial" w:eastAsia="Times New Roman" w:hAnsi="Arial" w:cs="Arial"/>
-          <w:color w:val="000000"/>
-          <w:kern w:val="0"/>
-          <w14:ligatures w14:val="none"/>
-        </w:rPr>
         <w:t xml:space="preserve">for all fish </w:t>
       </w:r>
       <w:r>
@@ -4556,7 +4202,25 @@
           <w:kern w:val="0"/>
           <w14:ligatures w14:val="none"/>
         </w:rPr>
-        <w:t xml:space="preserve">following exposure to an abruptly introduced environmental stressor (Figure 1). Understanding how xenobiotic substances affect </w:t>
+        <w:t>following exposure to an abruptly introduced environmental stressor</w:t>
+      </w:r>
+      <w:r>
+        <w:rPr>
+          <w:rFonts w:ascii="Arial" w:eastAsia="Times New Roman" w:hAnsi="Arial" w:cs="Arial"/>
+          <w:color w:val="000000"/>
+          <w:kern w:val="0"/>
+          <w14:ligatures w14:val="none"/>
+        </w:rPr>
+        <w:t>, and then to continuously increase throughout the study period and the blood 4 sample</w:t>
+      </w:r>
+      <w:r>
+        <w:rPr>
+          <w:rFonts w:ascii="Arial" w:eastAsia="Times New Roman" w:hAnsi="Arial" w:cs="Arial"/>
+          <w:color w:val="000000"/>
+          <w:kern w:val="0"/>
+          <w14:ligatures w14:val="none"/>
+        </w:rPr>
+        <w:t xml:space="preserve"> (Figure 1). Understanding how xenobiotic substances affect </w:t>
       </w:r>
       <w:r>
         <w:rPr>
@@ -8374,528 +8038,19 @@
     <w:p>
       <w:pPr>
         <w:spacing w:line="480" w:lineRule="auto"/>
-        <w:ind w:firstLine="720"/>
-        <w:rPr>
-          <w:rFonts w:ascii="Arial" w:hAnsi="Arial" w:cs="Arial"/>
-        </w:rPr>
-      </w:pPr>
-      <w:r>
-        <w:rPr>
-          <w:rFonts w:ascii="Arial" w:hAnsi="Arial" w:cs="Arial"/>
-        </w:rPr>
-        <w:t xml:space="preserve">We analyzed the impact of varying rates of Cd and </w:t>
-      </w:r>
-      <w:proofErr w:type="spellStart"/>
-      <w:r>
-        <w:rPr>
-          <w:rFonts w:ascii="Arial" w:hAnsi="Arial" w:cs="Arial"/>
-        </w:rPr>
-        <w:t>PFPeA</w:t>
-      </w:r>
-      <w:proofErr w:type="spellEnd"/>
-      <w:r>
-        <w:rPr>
-          <w:rFonts w:ascii="Arial" w:hAnsi="Arial" w:cs="Arial"/>
-        </w:rPr>
-        <w:t xml:space="preserve"> on bass stress by comparing the change in NLR between blood samples 1</w:t>
-      </w:r>
-      <w:r>
-        <w:rPr>
-          <w:rFonts w:ascii="Arial" w:hAnsi="Arial" w:cs="Arial"/>
-        </w:rPr>
-        <w:t xml:space="preserve"> (day 3)</w:t>
-      </w:r>
-      <w:r>
-        <w:rPr>
-          <w:rFonts w:ascii="Arial" w:hAnsi="Arial" w:cs="Arial"/>
-        </w:rPr>
-        <w:t xml:space="preserve"> and 2</w:t>
-      </w:r>
-      <w:r>
-        <w:rPr>
-          <w:rFonts w:ascii="Arial" w:hAnsi="Arial" w:cs="Arial"/>
-        </w:rPr>
-        <w:t xml:space="preserve"> (day 14)</w:t>
-      </w:r>
-      <w:r>
-        <w:rPr>
-          <w:rFonts w:ascii="Arial" w:hAnsi="Arial" w:cs="Arial"/>
-        </w:rPr>
-        <w:t>, which represented before and after the introduction of toxins</w:t>
-      </w:r>
-      <w:r>
-        <w:rPr>
-          <w:rFonts w:ascii="Arial" w:hAnsi="Arial" w:cs="Arial"/>
-        </w:rPr>
-        <w:t xml:space="preserve"> (day 10 toxin introduction; Figure 2)</w:t>
-      </w:r>
-      <w:r>
-        <w:rPr>
-          <w:rFonts w:ascii="Arial" w:hAnsi="Arial" w:cs="Arial"/>
-        </w:rPr>
-        <w:t>.</w:t>
-      </w:r>
-      <w:r>
-        <w:rPr>
-          <w:rFonts w:ascii="Arial" w:hAnsi="Arial" w:cs="Arial"/>
-        </w:rPr>
-        <w:t xml:space="preserve"> </w:t>
-      </w:r>
-      <w:r>
-        <w:rPr>
-          <w:rFonts w:ascii="Arial" w:hAnsi="Arial" w:cs="Arial"/>
-        </w:rPr>
-        <w:t xml:space="preserve">The control </w:t>
-      </w:r>
-      <w:r>
-        <w:rPr>
-          <w:rFonts w:ascii="Arial" w:hAnsi="Arial" w:cs="Arial"/>
-        </w:rPr>
-        <w:t xml:space="preserve">bass </w:t>
-      </w:r>
-      <w:r>
-        <w:rPr>
-          <w:rFonts w:ascii="Arial" w:hAnsi="Arial" w:cs="Arial"/>
-        </w:rPr>
-        <w:t>NLR did not change between blood 1 and 2 (Z</w:t>
-      </w:r>
-      <w:r>
-        <w:rPr>
-          <w:rFonts w:ascii="Arial" w:hAnsi="Arial" w:cs="Arial"/>
-          <w:vertAlign w:val="subscript"/>
-        </w:rPr>
-        <w:t>15,48</w:t>
-      </w:r>
-      <w:r>
-        <w:rPr>
-          <w:rFonts w:ascii="Arial" w:hAnsi="Arial" w:cs="Arial"/>
-        </w:rPr>
-        <w:t xml:space="preserve"> = 0.28; </w:t>
-      </w:r>
-      <w:r>
         <w:rPr>
           <w:rFonts w:ascii="Arial" w:hAnsi="Arial" w:cs="Arial"/>
           <w:i/>
           <w:iCs/>
         </w:rPr>
-        <w:t>p</w:t>
-      </w:r>
-      <w:r>
-        <w:rPr>
-          <w:rFonts w:ascii="Arial" w:hAnsi="Arial" w:cs="Arial"/>
-        </w:rPr>
-        <w:t xml:space="preserve"> = 0.89</w:t>
-      </w:r>
-      <w:r>
-        <w:rPr>
-          <w:rFonts w:ascii="Arial" w:hAnsi="Arial" w:cs="Arial"/>
-        </w:rPr>
-        <w:t>; Figure 4</w:t>
-      </w:r>
-      <w:r>
-        <w:rPr>
-          <w:rFonts w:ascii="Arial" w:hAnsi="Arial" w:cs="Arial"/>
-        </w:rPr>
-        <w:t xml:space="preserve">). </w:t>
-      </w:r>
-      <w:r>
-        <w:rPr>
-          <w:rFonts w:ascii="Arial" w:hAnsi="Arial" w:cs="Arial"/>
-        </w:rPr>
-        <w:t xml:space="preserve">We observed no effect of </w:t>
-      </w:r>
-      <w:r>
-        <w:rPr>
-          <w:rFonts w:ascii="Arial" w:hAnsi="Arial" w:cs="Arial"/>
-        </w:rPr>
-        <w:t>low (Z</w:t>
-      </w:r>
-      <w:r>
-        <w:rPr>
-          <w:rFonts w:ascii="Arial" w:hAnsi="Arial" w:cs="Arial"/>
-          <w:vertAlign w:val="subscript"/>
-        </w:rPr>
-        <w:t>15,48</w:t>
-      </w:r>
-      <w:r>
-        <w:rPr>
-          <w:rFonts w:ascii="Arial" w:hAnsi="Arial" w:cs="Arial"/>
-        </w:rPr>
-        <w:t xml:space="preserve"> = 0.24; </w:t>
-      </w:r>
+      </w:pPr>
       <w:r>
         <w:rPr>
           <w:rFonts w:ascii="Arial" w:hAnsi="Arial" w:cs="Arial"/>
           <w:i/>
           <w:iCs/>
         </w:rPr>
-        <w:t>p</w:t>
-      </w:r>
-      <w:r>
-        <w:rPr>
-          <w:rFonts w:ascii="Arial" w:hAnsi="Arial" w:cs="Arial"/>
-        </w:rPr>
-        <w:t xml:space="preserve"> = 0.81) or high (Z</w:t>
-      </w:r>
-      <w:r>
-        <w:rPr>
-          <w:rFonts w:ascii="Arial" w:hAnsi="Arial" w:cs="Arial"/>
-          <w:vertAlign w:val="subscript"/>
-        </w:rPr>
-        <w:t>15,48</w:t>
-      </w:r>
-      <w:r>
-        <w:rPr>
-          <w:rFonts w:ascii="Arial" w:hAnsi="Arial" w:cs="Arial"/>
-        </w:rPr>
-        <w:t xml:space="preserve"> = 0.30; </w:t>
-      </w:r>
-      <w:r>
-        <w:rPr>
-          <w:rFonts w:ascii="Arial" w:hAnsi="Arial" w:cs="Arial"/>
-          <w:i/>
-          <w:iCs/>
-        </w:rPr>
-        <w:t>p</w:t>
-      </w:r>
-      <w:r>
-        <w:rPr>
-          <w:rFonts w:ascii="Arial" w:hAnsi="Arial" w:cs="Arial"/>
-        </w:rPr>
-        <w:t xml:space="preserve"> = 0.32) </w:t>
-      </w:r>
-      <w:r>
-        <w:rPr>
-          <w:rFonts w:ascii="Arial" w:hAnsi="Arial" w:cs="Arial"/>
-        </w:rPr>
-        <w:t>Cd</w:t>
-      </w:r>
-      <w:r>
-        <w:rPr>
-          <w:rFonts w:ascii="Arial" w:hAnsi="Arial" w:cs="Arial"/>
-        </w:rPr>
-        <w:t xml:space="preserve">, or low </w:t>
-      </w:r>
-      <w:proofErr w:type="spellStart"/>
-      <w:r>
-        <w:rPr>
-          <w:rFonts w:ascii="Arial" w:hAnsi="Arial" w:cs="Arial"/>
-        </w:rPr>
-        <w:t>PFPeA</w:t>
-      </w:r>
-      <w:proofErr w:type="spellEnd"/>
-      <w:r>
-        <w:rPr>
-          <w:rFonts w:ascii="Arial" w:hAnsi="Arial" w:cs="Arial"/>
-        </w:rPr>
-        <w:t xml:space="preserve"> (Z</w:t>
-      </w:r>
-      <w:r>
-        <w:rPr>
-          <w:rFonts w:ascii="Arial" w:hAnsi="Arial" w:cs="Arial"/>
-          <w:vertAlign w:val="subscript"/>
-        </w:rPr>
-        <w:t>15,48</w:t>
-      </w:r>
-      <w:r>
-        <w:rPr>
-          <w:rFonts w:ascii="Arial" w:hAnsi="Arial" w:cs="Arial"/>
-        </w:rPr>
-        <w:t xml:space="preserve"> = 0.27; </w:t>
-      </w:r>
-      <w:r>
-        <w:rPr>
-          <w:rFonts w:ascii="Arial" w:hAnsi="Arial" w:cs="Arial"/>
-          <w:i/>
-          <w:iCs/>
-        </w:rPr>
-        <w:t>p</w:t>
-      </w:r>
-      <w:r>
-        <w:rPr>
-          <w:rFonts w:ascii="Arial" w:hAnsi="Arial" w:cs="Arial"/>
-        </w:rPr>
-        <w:t xml:space="preserve"> = 0.078)</w:t>
-      </w:r>
-      <w:r>
-        <w:rPr>
-          <w:rFonts w:ascii="Arial" w:hAnsi="Arial" w:cs="Arial"/>
-        </w:rPr>
-        <w:t xml:space="preserve"> on </w:t>
-      </w:r>
-      <w:r>
-        <w:rPr>
-          <w:rFonts w:ascii="Arial" w:hAnsi="Arial" w:cs="Arial"/>
-        </w:rPr>
-        <w:t xml:space="preserve">bass </w:t>
-      </w:r>
-      <w:r>
-        <w:rPr>
-          <w:rFonts w:ascii="Arial" w:hAnsi="Arial" w:cs="Arial"/>
-        </w:rPr>
-        <w:t xml:space="preserve">NLR </w:t>
-      </w:r>
-      <w:r>
-        <w:rPr>
-          <w:rFonts w:ascii="Arial" w:hAnsi="Arial" w:cs="Arial"/>
-        </w:rPr>
-        <w:t xml:space="preserve">post toxin introduction </w:t>
-      </w:r>
-      <w:r>
-        <w:rPr>
-          <w:rFonts w:ascii="Arial" w:hAnsi="Arial" w:cs="Arial"/>
-        </w:rPr>
-        <w:t>(Figure 4).</w:t>
-      </w:r>
-      <w:r>
-        <w:rPr>
-          <w:rFonts w:ascii="Arial" w:hAnsi="Arial" w:cs="Arial"/>
-        </w:rPr>
-        <w:t xml:space="preserve"> However, high </w:t>
-      </w:r>
-      <w:proofErr w:type="spellStart"/>
-      <w:r>
-        <w:rPr>
-          <w:rFonts w:ascii="Arial" w:hAnsi="Arial" w:cs="Arial"/>
-        </w:rPr>
-        <w:t>PFPeA</w:t>
-      </w:r>
-      <w:proofErr w:type="spellEnd"/>
-      <w:r>
-        <w:rPr>
-          <w:rFonts w:ascii="Arial" w:hAnsi="Arial" w:cs="Arial"/>
-        </w:rPr>
-        <w:t xml:space="preserve"> </w:t>
-      </w:r>
-      <w:r>
-        <w:rPr>
-          <w:rFonts w:ascii="Arial" w:hAnsi="Arial" w:cs="Arial"/>
-        </w:rPr>
-        <w:t xml:space="preserve">bass </w:t>
-      </w:r>
-      <w:r>
-        <w:rPr>
-          <w:rFonts w:ascii="Arial" w:hAnsi="Arial" w:cs="Arial"/>
-        </w:rPr>
-        <w:t xml:space="preserve">NLR </w:t>
-      </w:r>
-      <w:r>
-        <w:rPr>
-          <w:rFonts w:ascii="Arial" w:hAnsi="Arial" w:cs="Arial"/>
-        </w:rPr>
-        <w:t xml:space="preserve">increased 212% (79–444%; </w:t>
-      </w:r>
-      <w:r>
-        <w:rPr>
-          <w:rFonts w:ascii="Arial" w:hAnsi="Arial" w:cs="Arial"/>
-        </w:rPr>
-        <w:t>95% CL) from blood 1 to blood 2 (Z</w:t>
-      </w:r>
-      <w:r>
-        <w:rPr>
-          <w:rFonts w:ascii="Arial" w:hAnsi="Arial" w:cs="Arial"/>
-          <w:vertAlign w:val="subscript"/>
-        </w:rPr>
-        <w:t>15,48</w:t>
-      </w:r>
-      <w:r>
-        <w:rPr>
-          <w:rFonts w:ascii="Arial" w:hAnsi="Arial" w:cs="Arial"/>
-        </w:rPr>
-        <w:t xml:space="preserve"> = 0.28; </w:t>
-      </w:r>
-      <w:r>
-        <w:rPr>
-          <w:rFonts w:ascii="Arial" w:hAnsi="Arial" w:cs="Arial"/>
-          <w:i/>
-          <w:iCs/>
-        </w:rPr>
-        <w:t>p</w:t>
-      </w:r>
-      <w:r>
-        <w:rPr>
-          <w:rFonts w:ascii="Arial" w:hAnsi="Arial" w:cs="Arial"/>
-        </w:rPr>
-        <w:t xml:space="preserve"> &lt; 0.001; Figure 4).</w:t>
-      </w:r>
-      <w:r>
-        <w:rPr>
-          <w:rFonts w:ascii="Arial" w:hAnsi="Arial" w:cs="Arial"/>
-        </w:rPr>
-        <w:t xml:space="preserve"> </w:t>
-      </w:r>
-      <w:r>
-        <w:rPr>
-          <w:rFonts w:ascii="Arial" w:hAnsi="Arial" w:cs="Arial"/>
-        </w:rPr>
-        <w:t xml:space="preserve">High </w:t>
-      </w:r>
-      <w:proofErr w:type="spellStart"/>
-      <w:r>
-        <w:rPr>
-          <w:rFonts w:ascii="Arial" w:hAnsi="Arial" w:cs="Arial"/>
-        </w:rPr>
-        <w:t>PFPeA</w:t>
-      </w:r>
-      <w:proofErr w:type="spellEnd"/>
-      <w:r>
-        <w:rPr>
-          <w:rFonts w:ascii="Arial" w:hAnsi="Arial" w:cs="Arial"/>
-        </w:rPr>
-        <w:t xml:space="preserve"> bass NLR increased </w:t>
-      </w:r>
-      <w:r>
-        <w:rPr>
-          <w:rFonts w:ascii="Arial" w:hAnsi="Arial" w:cs="Arial"/>
-        </w:rPr>
-        <w:lastRenderedPageBreak/>
-        <w:t>significantly more than all other groups from blood 1 to blood 2: 201% (37–559%; 95% CL), 195% (42–513%),</w:t>
-      </w:r>
-      <w:r>
-        <w:rPr>
-          <w:rFonts w:ascii="Arial" w:hAnsi="Arial" w:cs="Arial"/>
-        </w:rPr>
-        <w:t xml:space="preserve"> </w:t>
-      </w:r>
-      <w:r>
-        <w:rPr>
-          <w:rFonts w:ascii="Arial" w:hAnsi="Arial" w:cs="Arial"/>
-        </w:rPr>
-        <w:t>133% (3–429%), and 407% (134–996%) more than control (Z</w:t>
-      </w:r>
-      <w:r>
-        <w:rPr>
-          <w:rFonts w:ascii="Arial" w:hAnsi="Arial" w:cs="Arial"/>
-          <w:vertAlign w:val="subscript"/>
-        </w:rPr>
-        <w:t>15,48</w:t>
-      </w:r>
-      <w:r>
-        <w:rPr>
-          <w:rFonts w:ascii="Arial" w:hAnsi="Arial" w:cs="Arial"/>
-        </w:rPr>
-        <w:t xml:space="preserve"> = -2.75; </w:t>
-      </w:r>
-      <w:r>
-        <w:rPr>
-          <w:rFonts w:ascii="Arial" w:hAnsi="Arial" w:cs="Arial"/>
-          <w:i/>
-          <w:iCs/>
-        </w:rPr>
-        <w:t>p</w:t>
-      </w:r>
-      <w:r>
-        <w:rPr>
-          <w:rFonts w:ascii="Arial" w:hAnsi="Arial" w:cs="Arial"/>
-        </w:rPr>
-        <w:t xml:space="preserve"> = 0.0059), low Cd (Z</w:t>
-      </w:r>
-      <w:r>
-        <w:rPr>
-          <w:rFonts w:ascii="Arial" w:hAnsi="Arial" w:cs="Arial"/>
-          <w:vertAlign w:val="subscript"/>
-        </w:rPr>
-        <w:t>15,48</w:t>
-      </w:r>
-      <w:r>
-        <w:rPr>
-          <w:rFonts w:ascii="Arial" w:hAnsi="Arial" w:cs="Arial"/>
-        </w:rPr>
-        <w:t xml:space="preserve"> = -2.90; </w:t>
-      </w:r>
-      <w:r>
-        <w:rPr>
-          <w:rFonts w:ascii="Arial" w:hAnsi="Arial" w:cs="Arial"/>
-          <w:i/>
-          <w:iCs/>
-        </w:rPr>
-        <w:t>p</w:t>
-      </w:r>
-      <w:r>
-        <w:rPr>
-          <w:rFonts w:ascii="Arial" w:hAnsi="Arial" w:cs="Arial"/>
-        </w:rPr>
-        <w:t xml:space="preserve"> = 0.0037), high Cd (Z</w:t>
-      </w:r>
-      <w:r>
-        <w:rPr>
-          <w:rFonts w:ascii="Arial" w:hAnsi="Arial" w:cs="Arial"/>
-          <w:vertAlign w:val="subscript"/>
-        </w:rPr>
-        <w:t>15,48</w:t>
-      </w:r>
-      <w:r>
-        <w:rPr>
-          <w:rFonts w:ascii="Arial" w:hAnsi="Arial" w:cs="Arial"/>
-        </w:rPr>
-        <w:t xml:space="preserve"> = -2.03; </w:t>
-      </w:r>
-      <w:r>
-        <w:rPr>
-          <w:rFonts w:ascii="Arial" w:hAnsi="Arial" w:cs="Arial"/>
-          <w:i/>
-          <w:iCs/>
-        </w:rPr>
-        <w:t>p</w:t>
-      </w:r>
-      <w:r>
-        <w:rPr>
-          <w:rFonts w:ascii="Arial" w:hAnsi="Arial" w:cs="Arial"/>
-        </w:rPr>
-        <w:t xml:space="preserve"> = 0.042), and low </w:t>
-      </w:r>
-      <w:proofErr w:type="spellStart"/>
-      <w:r>
-        <w:rPr>
-          <w:rFonts w:ascii="Arial" w:hAnsi="Arial" w:cs="Arial"/>
-        </w:rPr>
-        <w:t>PFPeA</w:t>
-      </w:r>
-      <w:proofErr w:type="spellEnd"/>
-      <w:r>
-        <w:rPr>
-          <w:rFonts w:ascii="Arial" w:hAnsi="Arial" w:cs="Arial"/>
-        </w:rPr>
-        <w:t xml:space="preserve"> (Z</w:t>
-      </w:r>
-      <w:r>
-        <w:rPr>
-          <w:rFonts w:ascii="Arial" w:hAnsi="Arial" w:cs="Arial"/>
-          <w:vertAlign w:val="subscript"/>
-        </w:rPr>
-        <w:t>15,48</w:t>
-      </w:r>
-      <w:r>
-        <w:rPr>
-          <w:rFonts w:ascii="Arial" w:hAnsi="Arial" w:cs="Arial"/>
-        </w:rPr>
-        <w:t xml:space="preserve"> = -4.13; </w:t>
-      </w:r>
-      <w:r>
-        <w:rPr>
-          <w:rFonts w:ascii="Arial" w:hAnsi="Arial" w:cs="Arial"/>
-          <w:i/>
-          <w:iCs/>
-        </w:rPr>
-        <w:t>p</w:t>
-      </w:r>
-      <w:r>
-        <w:rPr>
-          <w:rFonts w:ascii="Arial" w:hAnsi="Arial" w:cs="Arial"/>
-        </w:rPr>
-        <w:t xml:space="preserve"> &lt; 0.001)</w:t>
-      </w:r>
-      <w:r>
-        <w:rPr>
-          <w:rFonts w:ascii="Arial" w:hAnsi="Arial" w:cs="Arial"/>
-        </w:rPr>
-        <w:t xml:space="preserve"> bass, respectively (Figure 4)</w:t>
-      </w:r>
-      <w:r>
-        <w:rPr>
-          <w:rFonts w:ascii="Arial" w:hAnsi="Arial" w:cs="Arial"/>
-        </w:rPr>
-        <w:t>.</w:t>
+        <w:t>3.3.1. Blood samples 1 versus 2</w:t>
       </w:r>
     </w:p>
     <w:p>
@@ -8910,7 +8065,7 @@
         <w:rPr>
           <w:rFonts w:ascii="Arial" w:hAnsi="Arial" w:cs="Arial"/>
         </w:rPr>
-        <w:t xml:space="preserve">We then assessed the effect of a known environmental stressor (abrupt salinity increase) on </w:t>
+        <w:t xml:space="preserve">The control </w:t>
       </w:r>
       <w:r>
         <w:rPr>
@@ -8922,233 +8077,1669 @@
         <w:rPr>
           <w:rFonts w:ascii="Arial" w:hAnsi="Arial" w:cs="Arial"/>
         </w:rPr>
-        <w:t>NLR by examining NLR shifts between blood samples 2 (day 14) and 3 (day 15</w:t>
-      </w:r>
-      <w:r>
-        <w:rPr>
-          <w:rFonts w:ascii="Arial" w:hAnsi="Arial" w:cs="Arial"/>
-        </w:rPr>
-        <w:t>; Figure 2</w:t>
-      </w:r>
-      <w:r>
-        <w:rPr>
-          <w:rFonts w:ascii="Arial" w:hAnsi="Arial" w:cs="Arial"/>
-        </w:rPr>
-        <w:t>)</w:t>
+        <w:t xml:space="preserve">NLR did not change between blood </w:t>
+      </w:r>
+      <w:r>
+        <w:rPr>
+          <w:rFonts w:ascii="Arial" w:hAnsi="Arial" w:cs="Arial"/>
+        </w:rPr>
+        <w:t xml:space="preserve">samples 1 (day 3) and 2 (day 14), which represented before and after the introduction of toxins (day 10 toxin introduction; </w:t>
+      </w:r>
+      <w:r>
+        <w:rPr>
+          <w:rFonts w:ascii="Arial" w:hAnsi="Arial" w:cs="Arial"/>
+        </w:rPr>
+        <w:t>Z</w:t>
+      </w:r>
+      <w:r>
+        <w:rPr>
+          <w:rFonts w:ascii="Arial" w:hAnsi="Arial" w:cs="Arial"/>
+          <w:vertAlign w:val="subscript"/>
+        </w:rPr>
+        <w:t>15,48</w:t>
+      </w:r>
+      <w:r>
+        <w:rPr>
+          <w:rFonts w:ascii="Arial" w:hAnsi="Arial" w:cs="Arial"/>
+        </w:rPr>
+        <w:t xml:space="preserve"> = 0.28; </w:t>
+      </w:r>
+      <w:r>
+        <w:rPr>
+          <w:rFonts w:ascii="Arial" w:hAnsi="Arial" w:cs="Arial"/>
+          <w:i/>
+          <w:iCs/>
+        </w:rPr>
+        <w:t>p</w:t>
+      </w:r>
+      <w:r>
+        <w:rPr>
+          <w:rFonts w:ascii="Arial" w:hAnsi="Arial" w:cs="Arial"/>
+        </w:rPr>
+        <w:t xml:space="preserve"> = 0.89</w:t>
+      </w:r>
+      <w:r>
+        <w:rPr>
+          <w:rFonts w:ascii="Arial" w:hAnsi="Arial" w:cs="Arial"/>
+        </w:rPr>
+        <w:t>; Figure 4</w:t>
+      </w:r>
+      <w:r>
+        <w:rPr>
+          <w:rFonts w:ascii="Arial" w:hAnsi="Arial" w:cs="Arial"/>
+        </w:rPr>
+        <w:t xml:space="preserve">). </w:t>
+      </w:r>
+      <w:r>
+        <w:rPr>
+          <w:rFonts w:ascii="Arial" w:hAnsi="Arial" w:cs="Arial"/>
+        </w:rPr>
+        <w:t>We observed no effect of</w:t>
+      </w:r>
+      <w:r>
+        <w:rPr>
+          <w:rFonts w:ascii="Arial" w:hAnsi="Arial" w:cs="Arial"/>
+        </w:rPr>
+        <w:t xml:space="preserve"> Cd</w:t>
+      </w:r>
+      <w:r>
+        <w:rPr>
+          <w:rFonts w:ascii="Arial" w:hAnsi="Arial" w:cs="Arial"/>
+        </w:rPr>
+        <w:t xml:space="preserve"> </w:t>
+      </w:r>
+      <w:r>
+        <w:rPr>
+          <w:rFonts w:ascii="Arial" w:hAnsi="Arial" w:cs="Arial"/>
+        </w:rPr>
+        <w:t>low (Z</w:t>
+      </w:r>
+      <w:r>
+        <w:rPr>
+          <w:rFonts w:ascii="Arial" w:hAnsi="Arial" w:cs="Arial"/>
+          <w:vertAlign w:val="subscript"/>
+        </w:rPr>
+        <w:t>15,48</w:t>
+      </w:r>
+      <w:r>
+        <w:rPr>
+          <w:rFonts w:ascii="Arial" w:hAnsi="Arial" w:cs="Arial"/>
+        </w:rPr>
+        <w:t xml:space="preserve"> = 0.24; </w:t>
+      </w:r>
+      <w:r>
+        <w:rPr>
+          <w:rFonts w:ascii="Arial" w:hAnsi="Arial" w:cs="Arial"/>
+          <w:i/>
+          <w:iCs/>
+        </w:rPr>
+        <w:t>p</w:t>
+      </w:r>
+      <w:r>
+        <w:rPr>
+          <w:rFonts w:ascii="Arial" w:hAnsi="Arial" w:cs="Arial"/>
+        </w:rPr>
+        <w:t xml:space="preserve"> = 0.81) or high (Z</w:t>
+      </w:r>
+      <w:r>
+        <w:rPr>
+          <w:rFonts w:ascii="Arial" w:hAnsi="Arial" w:cs="Arial"/>
+          <w:vertAlign w:val="subscript"/>
+        </w:rPr>
+        <w:t>15,48</w:t>
+      </w:r>
+      <w:r>
+        <w:rPr>
+          <w:rFonts w:ascii="Arial" w:hAnsi="Arial" w:cs="Arial"/>
+        </w:rPr>
+        <w:t xml:space="preserve"> = 0.30; </w:t>
+      </w:r>
+      <w:r>
+        <w:rPr>
+          <w:rFonts w:ascii="Arial" w:hAnsi="Arial" w:cs="Arial"/>
+          <w:i/>
+          <w:iCs/>
+        </w:rPr>
+        <w:t>p</w:t>
+      </w:r>
+      <w:r>
+        <w:rPr>
+          <w:rFonts w:ascii="Arial" w:hAnsi="Arial" w:cs="Arial"/>
+        </w:rPr>
+        <w:t xml:space="preserve"> = 0.32)</w:t>
+      </w:r>
+      <w:r>
+        <w:rPr>
+          <w:rFonts w:ascii="Arial" w:hAnsi="Arial" w:cs="Arial"/>
+        </w:rPr>
+        <w:t xml:space="preserve">, or </w:t>
+      </w:r>
+      <w:proofErr w:type="spellStart"/>
+      <w:r>
+        <w:rPr>
+          <w:rFonts w:ascii="Arial" w:hAnsi="Arial" w:cs="Arial"/>
+        </w:rPr>
+        <w:t>PFPeA</w:t>
+      </w:r>
+      <w:proofErr w:type="spellEnd"/>
+      <w:r>
+        <w:rPr>
+          <w:rFonts w:ascii="Arial" w:hAnsi="Arial" w:cs="Arial"/>
+        </w:rPr>
+        <w:t xml:space="preserve"> </w:t>
+      </w:r>
+      <w:r>
+        <w:rPr>
+          <w:rFonts w:ascii="Arial" w:hAnsi="Arial" w:cs="Arial"/>
+        </w:rPr>
+        <w:t xml:space="preserve">low </w:t>
+      </w:r>
+      <w:r>
+        <w:rPr>
+          <w:rFonts w:ascii="Arial" w:hAnsi="Arial" w:cs="Arial"/>
+        </w:rPr>
+        <w:t>(Z</w:t>
+      </w:r>
+      <w:r>
+        <w:rPr>
+          <w:rFonts w:ascii="Arial" w:hAnsi="Arial" w:cs="Arial"/>
+          <w:vertAlign w:val="subscript"/>
+        </w:rPr>
+        <w:t>15,48</w:t>
+      </w:r>
+      <w:r>
+        <w:rPr>
+          <w:rFonts w:ascii="Arial" w:hAnsi="Arial" w:cs="Arial"/>
+        </w:rPr>
+        <w:t xml:space="preserve"> = 0.27; </w:t>
+      </w:r>
+      <w:r>
+        <w:rPr>
+          <w:rFonts w:ascii="Arial" w:hAnsi="Arial" w:cs="Arial"/>
+          <w:i/>
+          <w:iCs/>
+        </w:rPr>
+        <w:t>p</w:t>
+      </w:r>
+      <w:r>
+        <w:rPr>
+          <w:rFonts w:ascii="Arial" w:hAnsi="Arial" w:cs="Arial"/>
+        </w:rPr>
+        <w:t xml:space="preserve"> = 0.078)</w:t>
+      </w:r>
+      <w:r>
+        <w:rPr>
+          <w:rFonts w:ascii="Arial" w:hAnsi="Arial" w:cs="Arial"/>
+        </w:rPr>
+        <w:t xml:space="preserve"> on </w:t>
+      </w:r>
+      <w:r>
+        <w:rPr>
+          <w:rFonts w:ascii="Arial" w:hAnsi="Arial" w:cs="Arial"/>
+        </w:rPr>
+        <w:t xml:space="preserve">bass </w:t>
+      </w:r>
+      <w:r>
+        <w:rPr>
+          <w:rFonts w:ascii="Arial" w:hAnsi="Arial" w:cs="Arial"/>
+        </w:rPr>
+        <w:t xml:space="preserve">NLR </w:t>
+      </w:r>
+      <w:r>
+        <w:rPr>
+          <w:rFonts w:ascii="Arial" w:hAnsi="Arial" w:cs="Arial"/>
+        </w:rPr>
+        <w:t xml:space="preserve">post toxin introduction </w:t>
+      </w:r>
+      <w:r>
+        <w:rPr>
+          <w:rFonts w:ascii="Arial" w:hAnsi="Arial" w:cs="Arial"/>
+        </w:rPr>
+        <w:t>(Figure 4).</w:t>
+      </w:r>
+      <w:r>
+        <w:rPr>
+          <w:rFonts w:ascii="Arial" w:hAnsi="Arial" w:cs="Arial"/>
+        </w:rPr>
+        <w:t xml:space="preserve"> However, </w:t>
+      </w:r>
+      <w:proofErr w:type="spellStart"/>
+      <w:r>
+        <w:rPr>
+          <w:rFonts w:ascii="Arial" w:hAnsi="Arial" w:cs="Arial"/>
+        </w:rPr>
+        <w:t>PFPeA</w:t>
+      </w:r>
+      <w:proofErr w:type="spellEnd"/>
+      <w:r>
+        <w:rPr>
+          <w:rFonts w:ascii="Arial" w:hAnsi="Arial" w:cs="Arial"/>
+        </w:rPr>
+        <w:t xml:space="preserve"> high</w:t>
+      </w:r>
+      <w:r>
+        <w:rPr>
+          <w:rFonts w:ascii="Arial" w:hAnsi="Arial" w:cs="Arial"/>
+        </w:rPr>
+        <w:t xml:space="preserve"> </w:t>
+      </w:r>
+      <w:r>
+        <w:rPr>
+          <w:rFonts w:ascii="Arial" w:hAnsi="Arial" w:cs="Arial"/>
+        </w:rPr>
+        <w:t xml:space="preserve">bass </w:t>
+      </w:r>
+      <w:r>
+        <w:rPr>
+          <w:rFonts w:ascii="Arial" w:hAnsi="Arial" w:cs="Arial"/>
+        </w:rPr>
+        <w:t xml:space="preserve">NLR </w:t>
+      </w:r>
+      <w:r>
+        <w:rPr>
+          <w:rFonts w:ascii="Arial" w:hAnsi="Arial" w:cs="Arial"/>
+        </w:rPr>
+        <w:t xml:space="preserve">increased 212% (79–444%; </w:t>
+      </w:r>
+      <w:r>
+        <w:rPr>
+          <w:rFonts w:ascii="Arial" w:hAnsi="Arial" w:cs="Arial"/>
+        </w:rPr>
+        <w:t>95% CL) from blood 1 to blood 2 (Z</w:t>
+      </w:r>
+      <w:r>
+        <w:rPr>
+          <w:rFonts w:ascii="Arial" w:hAnsi="Arial" w:cs="Arial"/>
+          <w:vertAlign w:val="subscript"/>
+        </w:rPr>
+        <w:t>15,48</w:t>
+      </w:r>
+      <w:r>
+        <w:rPr>
+          <w:rFonts w:ascii="Arial" w:hAnsi="Arial" w:cs="Arial"/>
+        </w:rPr>
+        <w:t xml:space="preserve"> = 0.28; </w:t>
+      </w:r>
+      <w:r>
+        <w:rPr>
+          <w:rFonts w:ascii="Arial" w:hAnsi="Arial" w:cs="Arial"/>
+          <w:i/>
+          <w:iCs/>
+        </w:rPr>
+        <w:t>p</w:t>
+      </w:r>
+      <w:r>
+        <w:rPr>
+          <w:rFonts w:ascii="Arial" w:hAnsi="Arial" w:cs="Arial"/>
+        </w:rPr>
+        <w:t xml:space="preserve"> &lt; 0.001; Figure 4).</w:t>
+      </w:r>
+      <w:r>
+        <w:rPr>
+          <w:rFonts w:ascii="Arial" w:hAnsi="Arial" w:cs="Arial"/>
+        </w:rPr>
+        <w:t xml:space="preserve"> </w:t>
+      </w:r>
+      <w:proofErr w:type="spellStart"/>
+      <w:r>
+        <w:rPr>
+          <w:rFonts w:ascii="Arial" w:hAnsi="Arial" w:cs="Arial"/>
+        </w:rPr>
+        <w:t xml:space="preserve">The </w:t>
+      </w:r>
+      <w:r>
+        <w:rPr>
+          <w:rFonts w:ascii="Arial" w:hAnsi="Arial" w:cs="Arial"/>
+        </w:rPr>
+        <w:t>PFPeA</w:t>
+      </w:r>
+      <w:proofErr w:type="spellEnd"/>
+      <w:r>
+        <w:rPr>
+          <w:rFonts w:ascii="Arial" w:hAnsi="Arial" w:cs="Arial"/>
+        </w:rPr>
+        <w:t xml:space="preserve"> high</w:t>
+      </w:r>
+      <w:r>
+        <w:rPr>
+          <w:rFonts w:ascii="Arial" w:hAnsi="Arial" w:cs="Arial"/>
+        </w:rPr>
+        <w:t xml:space="preserve"> bass NLR increased significantly more than all other groups </w:t>
+      </w:r>
+      <w:r>
+        <w:rPr>
+          <w:rFonts w:ascii="Arial" w:hAnsi="Arial" w:cs="Arial"/>
+        </w:rPr>
+        <w:lastRenderedPageBreak/>
+        <w:t>from blood 1 to blood 2: 201% (37–559%; 95% CL), 195% (42–513%),</w:t>
+      </w:r>
+      <w:r>
+        <w:rPr>
+          <w:rFonts w:ascii="Arial" w:hAnsi="Arial" w:cs="Arial"/>
+        </w:rPr>
+        <w:t xml:space="preserve"> </w:t>
+      </w:r>
+      <w:r>
+        <w:rPr>
+          <w:rFonts w:ascii="Arial" w:hAnsi="Arial" w:cs="Arial"/>
+        </w:rPr>
+        <w:t>133% (3–429%), and 407% (134–996%) more than control (Z</w:t>
+      </w:r>
+      <w:r>
+        <w:rPr>
+          <w:rFonts w:ascii="Arial" w:hAnsi="Arial" w:cs="Arial"/>
+          <w:vertAlign w:val="subscript"/>
+        </w:rPr>
+        <w:t>15,48</w:t>
+      </w:r>
+      <w:r>
+        <w:rPr>
+          <w:rFonts w:ascii="Arial" w:hAnsi="Arial" w:cs="Arial"/>
+        </w:rPr>
+        <w:t xml:space="preserve"> = -2.75; </w:t>
+      </w:r>
+      <w:r>
+        <w:rPr>
+          <w:rFonts w:ascii="Arial" w:hAnsi="Arial" w:cs="Arial"/>
+          <w:i/>
+          <w:iCs/>
+        </w:rPr>
+        <w:t>p</w:t>
+      </w:r>
+      <w:r>
+        <w:rPr>
+          <w:rFonts w:ascii="Arial" w:hAnsi="Arial" w:cs="Arial"/>
+        </w:rPr>
+        <w:t xml:space="preserve"> = 0.0059), Cd</w:t>
+      </w:r>
+      <w:r>
+        <w:rPr>
+          <w:rFonts w:ascii="Arial" w:hAnsi="Arial" w:cs="Arial"/>
+        </w:rPr>
+        <w:t xml:space="preserve"> low</w:t>
+      </w:r>
+      <w:r>
+        <w:rPr>
+          <w:rFonts w:ascii="Arial" w:hAnsi="Arial" w:cs="Arial"/>
+        </w:rPr>
+        <w:t xml:space="preserve"> (Z</w:t>
+      </w:r>
+      <w:r>
+        <w:rPr>
+          <w:rFonts w:ascii="Arial" w:hAnsi="Arial" w:cs="Arial"/>
+          <w:vertAlign w:val="subscript"/>
+        </w:rPr>
+        <w:t>15,48</w:t>
+      </w:r>
+      <w:r>
+        <w:rPr>
+          <w:rFonts w:ascii="Arial" w:hAnsi="Arial" w:cs="Arial"/>
+        </w:rPr>
+        <w:t xml:space="preserve"> = -2.90; </w:t>
+      </w:r>
+      <w:r>
+        <w:rPr>
+          <w:rFonts w:ascii="Arial" w:hAnsi="Arial" w:cs="Arial"/>
+          <w:i/>
+          <w:iCs/>
+        </w:rPr>
+        <w:t>p</w:t>
+      </w:r>
+      <w:r>
+        <w:rPr>
+          <w:rFonts w:ascii="Arial" w:hAnsi="Arial" w:cs="Arial"/>
+        </w:rPr>
+        <w:t xml:space="preserve"> = 0.0037), Cd</w:t>
+      </w:r>
+      <w:r>
+        <w:rPr>
+          <w:rFonts w:ascii="Arial" w:hAnsi="Arial" w:cs="Arial"/>
+        </w:rPr>
+        <w:t xml:space="preserve"> high</w:t>
+      </w:r>
+      <w:r>
+        <w:rPr>
+          <w:rFonts w:ascii="Arial" w:hAnsi="Arial" w:cs="Arial"/>
+        </w:rPr>
+        <w:t xml:space="preserve"> (Z</w:t>
+      </w:r>
+      <w:r>
+        <w:rPr>
+          <w:rFonts w:ascii="Arial" w:hAnsi="Arial" w:cs="Arial"/>
+          <w:vertAlign w:val="subscript"/>
+        </w:rPr>
+        <w:t>15,48</w:t>
+      </w:r>
+      <w:r>
+        <w:rPr>
+          <w:rFonts w:ascii="Arial" w:hAnsi="Arial" w:cs="Arial"/>
+        </w:rPr>
+        <w:t xml:space="preserve"> = -2.03; </w:t>
+      </w:r>
+      <w:r>
+        <w:rPr>
+          <w:rFonts w:ascii="Arial" w:hAnsi="Arial" w:cs="Arial"/>
+          <w:i/>
+          <w:iCs/>
+        </w:rPr>
+        <w:t>p</w:t>
+      </w:r>
+      <w:r>
+        <w:rPr>
+          <w:rFonts w:ascii="Arial" w:hAnsi="Arial" w:cs="Arial"/>
+        </w:rPr>
+        <w:t xml:space="preserve"> = 0.042), and </w:t>
+      </w:r>
+      <w:proofErr w:type="spellStart"/>
+      <w:r>
+        <w:rPr>
+          <w:rFonts w:ascii="Arial" w:hAnsi="Arial" w:cs="Arial"/>
+        </w:rPr>
+        <w:t>PFPeA</w:t>
+      </w:r>
+      <w:proofErr w:type="spellEnd"/>
+      <w:r>
+        <w:rPr>
+          <w:rFonts w:ascii="Arial" w:hAnsi="Arial" w:cs="Arial"/>
+        </w:rPr>
+        <w:t xml:space="preserve"> low</w:t>
+      </w:r>
+      <w:r>
+        <w:rPr>
+          <w:rFonts w:ascii="Arial" w:hAnsi="Arial" w:cs="Arial"/>
+        </w:rPr>
+        <w:t xml:space="preserve"> (Z</w:t>
+      </w:r>
+      <w:r>
+        <w:rPr>
+          <w:rFonts w:ascii="Arial" w:hAnsi="Arial" w:cs="Arial"/>
+          <w:vertAlign w:val="subscript"/>
+        </w:rPr>
+        <w:t>15,48</w:t>
+      </w:r>
+      <w:r>
+        <w:rPr>
+          <w:rFonts w:ascii="Arial" w:hAnsi="Arial" w:cs="Arial"/>
+        </w:rPr>
+        <w:t xml:space="preserve"> = -4.13; </w:t>
+      </w:r>
+      <w:r>
+        <w:rPr>
+          <w:rFonts w:ascii="Arial" w:hAnsi="Arial" w:cs="Arial"/>
+          <w:i/>
+          <w:iCs/>
+        </w:rPr>
+        <w:t>p</w:t>
+      </w:r>
+      <w:r>
+        <w:rPr>
+          <w:rFonts w:ascii="Arial" w:hAnsi="Arial" w:cs="Arial"/>
+        </w:rPr>
+        <w:t xml:space="preserve"> &lt; 0.001)</w:t>
+      </w:r>
+      <w:r>
+        <w:rPr>
+          <w:rFonts w:ascii="Arial" w:hAnsi="Arial" w:cs="Arial"/>
+        </w:rPr>
+        <w:t xml:space="preserve"> bass, respectively (Figure 4)</w:t>
       </w:r>
       <w:r>
         <w:rPr>
           <w:rFonts w:ascii="Arial" w:hAnsi="Arial" w:cs="Arial"/>
         </w:rPr>
         <w:t>.</w:t>
-      </w:r>
-      <w:r>
-        <w:rPr>
-          <w:rFonts w:ascii="Arial" w:hAnsi="Arial" w:cs="Arial"/>
-        </w:rPr>
-        <w:t xml:space="preserve"> </w:t>
       </w:r>
     </w:p>
     <w:p>
       <w:pPr>
         <w:spacing w:line="480" w:lineRule="auto"/>
         <w:rPr>
-          <w:rFonts w:ascii="Arial" w:eastAsia="Times New Roman" w:hAnsi="Arial" w:cs="Arial"/>
-          <w:color w:val="000000"/>
-          <w:kern w:val="0"/>
-          <w14:ligatures w14:val="none"/>
+          <w:rFonts w:ascii="Arial" w:hAnsi="Arial" w:cs="Arial"/>
+          <w:i/>
+          <w:iCs/>
         </w:rPr>
       </w:pPr>
       <w:r>
         <w:rPr>
-          <w:rFonts w:ascii="Arial" w:eastAsia="Times New Roman" w:hAnsi="Arial" w:cs="Arial"/>
-          <w:color w:val="000000"/>
-          <w:kern w:val="0"/>
-          <w14:ligatures w14:val="none"/>
-        </w:rPr>
-        <w:t xml:space="preserve">(2) the interaction </w:t>
-      </w:r>
-      <w:r>
-        <w:rPr>
-          <w:rFonts w:ascii="Arial" w:eastAsia="Times New Roman" w:hAnsi="Arial" w:cs="Arial"/>
-          <w:color w:val="000000"/>
-          <w:kern w:val="0"/>
-          <w14:ligatures w14:val="none"/>
-        </w:rPr>
-        <w:t>between</w:t>
-      </w:r>
-      <w:r>
-        <w:rPr>
-          <w:rFonts w:ascii="Arial" w:eastAsia="Times New Roman" w:hAnsi="Arial" w:cs="Arial"/>
-          <w:color w:val="000000"/>
-          <w:kern w:val="0"/>
-          <w14:ligatures w14:val="none"/>
-        </w:rPr>
-        <w:t xml:space="preserve"> treatment effects and the </w:t>
-      </w:r>
-      <w:r>
-        <w:rPr>
-          <w:rFonts w:ascii="Arial" w:eastAsia="Times New Roman" w:hAnsi="Arial" w:cs="Arial"/>
-          <w:color w:val="000000"/>
-          <w:kern w:val="0"/>
-          <w14:ligatures w14:val="none"/>
-        </w:rPr>
-        <w:t xml:space="preserve">influence of the </w:t>
-      </w:r>
-      <w:r>
-        <w:rPr>
-          <w:rFonts w:ascii="Arial" w:eastAsia="Times New Roman" w:hAnsi="Arial" w:cs="Arial"/>
-          <w:color w:val="000000"/>
-          <w:kern w:val="0"/>
-          <w14:ligatures w14:val="none"/>
-        </w:rPr>
-        <w:t xml:space="preserve">introduced environmental stressor on NLR (objective 2), and (3) the </w:t>
-      </w:r>
-      <w:r>
-        <w:rPr>
-          <w:rFonts w:ascii="Arial" w:eastAsia="Times New Roman" w:hAnsi="Arial" w:cs="Arial"/>
-          <w:color w:val="000000"/>
-          <w:kern w:val="0"/>
-          <w14:ligatures w14:val="none"/>
-        </w:rPr>
-        <w:t>variation</w:t>
-      </w:r>
-      <w:r>
-        <w:rPr>
-          <w:rFonts w:ascii="Arial" w:eastAsia="Times New Roman" w:hAnsi="Arial" w:cs="Arial"/>
-          <w:color w:val="000000"/>
-          <w:kern w:val="0"/>
-          <w14:ligatures w14:val="none"/>
-        </w:rPr>
-        <w:t xml:space="preserve"> in NLR among groups </w:t>
-      </w:r>
-      <w:r>
-        <w:rPr>
-          <w:rFonts w:ascii="Arial" w:eastAsia="Times New Roman" w:hAnsi="Arial" w:cs="Arial"/>
-          <w:color w:val="000000"/>
-          <w:kern w:val="0"/>
-          <w14:ligatures w14:val="none"/>
-        </w:rPr>
-        <w:t>exposed to</w:t>
-      </w:r>
-      <w:r>
-        <w:rPr>
-          <w:rFonts w:ascii="Arial" w:eastAsia="Times New Roman" w:hAnsi="Arial" w:cs="Arial"/>
-          <w:color w:val="000000"/>
-          <w:kern w:val="0"/>
-          <w14:ligatures w14:val="none"/>
-        </w:rPr>
-        <w:t xml:space="preserve"> a persistent environmental stressor (objective 3).</w:t>
+          <w:rFonts w:ascii="Arial" w:hAnsi="Arial" w:cs="Arial"/>
+          <w:i/>
+          <w:iCs/>
+        </w:rPr>
+        <w:t>3.3.</w:t>
+      </w:r>
+      <w:r>
+        <w:rPr>
+          <w:rFonts w:ascii="Arial" w:hAnsi="Arial" w:cs="Arial"/>
+          <w:i/>
+          <w:iCs/>
+        </w:rPr>
+        <w:t>2</w:t>
+      </w:r>
+      <w:r>
+        <w:rPr>
+          <w:rFonts w:ascii="Arial" w:hAnsi="Arial" w:cs="Arial"/>
+          <w:i/>
+          <w:iCs/>
+        </w:rPr>
+        <w:t xml:space="preserve">. Blood samples </w:t>
+      </w:r>
+      <w:r>
+        <w:rPr>
+          <w:rFonts w:ascii="Arial" w:hAnsi="Arial" w:cs="Arial"/>
+          <w:i/>
+          <w:iCs/>
+        </w:rPr>
+        <w:t>2</w:t>
+      </w:r>
+      <w:r>
+        <w:rPr>
+          <w:rFonts w:ascii="Arial" w:hAnsi="Arial" w:cs="Arial"/>
+          <w:i/>
+          <w:iCs/>
+        </w:rPr>
+        <w:t xml:space="preserve"> </w:t>
+      </w:r>
+      <w:r>
+        <w:rPr>
+          <w:rFonts w:ascii="Arial" w:hAnsi="Arial" w:cs="Arial"/>
+          <w:i/>
+          <w:iCs/>
+        </w:rPr>
+        <w:t>versus</w:t>
+      </w:r>
+      <w:r>
+        <w:rPr>
+          <w:rFonts w:ascii="Arial" w:hAnsi="Arial" w:cs="Arial"/>
+          <w:i/>
+          <w:iCs/>
+        </w:rPr>
+        <w:t xml:space="preserve"> </w:t>
+      </w:r>
+      <w:r>
+        <w:rPr>
+          <w:rFonts w:ascii="Arial" w:hAnsi="Arial" w:cs="Arial"/>
+          <w:i/>
+          <w:iCs/>
+        </w:rPr>
+        <w:t>3</w:t>
       </w:r>
     </w:p>
     <w:p>
       <w:pPr>
         <w:spacing w:line="480" w:lineRule="auto"/>
-        <w:rPr>
-          <w:rFonts w:ascii="Arial" w:eastAsia="Times New Roman" w:hAnsi="Arial" w:cs="Arial"/>
-          <w:color w:val="000000"/>
-          <w:kern w:val="0"/>
-          <w14:ligatures w14:val="none"/>
+        <w:ind w:firstLine="720"/>
+        <w:rPr>
+          <w:rFonts w:ascii="Arial" w:hAnsi="Arial" w:cs="Arial"/>
         </w:rPr>
       </w:pPr>
       <w:r>
         <w:rPr>
-          <w:rFonts w:ascii="Arial" w:eastAsia="Times New Roman" w:hAnsi="Arial" w:cs="Arial"/>
-          <w:color w:val="000000"/>
-          <w:kern w:val="0"/>
-          <w14:ligatures w14:val="none"/>
-        </w:rPr>
-        <w:t xml:space="preserve">We </w:t>
-      </w:r>
-      <w:r>
-        <w:rPr>
-          <w:rFonts w:ascii="Arial" w:eastAsia="Times New Roman" w:hAnsi="Arial" w:cs="Arial"/>
-          <w:color w:val="000000"/>
-          <w:kern w:val="0"/>
-          <w14:ligatures w14:val="none"/>
-        </w:rPr>
-        <w:t>evaluat</w:t>
-      </w:r>
-      <w:r>
-        <w:rPr>
-          <w:rFonts w:ascii="Arial" w:eastAsia="Times New Roman" w:hAnsi="Arial" w:cs="Arial"/>
-          <w:color w:val="000000"/>
-          <w:kern w:val="0"/>
-          <w14:ligatures w14:val="none"/>
-        </w:rPr>
-        <w:t xml:space="preserve">ed our objectives by examining specific beta coefficient estimates within the GLMM: (objective 2) </w:t>
-      </w:r>
-      <w:r>
-        <w:rPr>
-          <w:rFonts w:ascii="Arial" w:eastAsia="Times New Roman" w:hAnsi="Arial" w:cs="Arial"/>
-          <w:color w:val="000000"/>
-          <w:kern w:val="0"/>
-          <w14:ligatures w14:val="none"/>
-        </w:rPr>
-        <w:t xml:space="preserve">the slope of </w:t>
-      </w:r>
-      <w:r>
-        <w:rPr>
-          <w:rFonts w:ascii="Arial" w:eastAsia="Times New Roman" w:hAnsi="Arial" w:cs="Arial"/>
-          <w:color w:val="000000"/>
-          <w:kern w:val="0"/>
-          <w14:ligatures w14:val="none"/>
-        </w:rPr>
-        <w:t>each treatment line between blood 2 and blood 3, and (objective 3)</w:t>
-      </w:r>
-      <w:r>
-        <w:rPr>
-          <w:rFonts w:ascii="Arial" w:eastAsia="Times New Roman" w:hAnsi="Arial" w:cs="Arial"/>
-          <w:color w:val="000000"/>
-          <w:kern w:val="0"/>
-          <w14:ligatures w14:val="none"/>
-        </w:rPr>
-        <w:t xml:space="preserve"> the slope of</w:t>
-      </w:r>
-      <w:r>
-        <w:rPr>
-          <w:rFonts w:ascii="Arial" w:eastAsia="Times New Roman" w:hAnsi="Arial" w:cs="Arial"/>
-          <w:color w:val="000000"/>
-          <w:kern w:val="0"/>
-          <w14:ligatures w14:val="none"/>
-        </w:rPr>
-        <w:t xml:space="preserve"> each treatment line between blood 3 and blood 4</w:t>
-      </w:r>
-      <w:r>
-        <w:rPr>
-          <w:rFonts w:ascii="Arial" w:eastAsia="Times New Roman" w:hAnsi="Arial" w:cs="Arial"/>
-          <w:color w:val="000000"/>
-          <w:kern w:val="0"/>
-          <w14:ligatures w14:val="none"/>
+          <w:rFonts w:ascii="Arial" w:hAnsi="Arial" w:cs="Arial"/>
+        </w:rPr>
+        <w:t xml:space="preserve">All bass NLR </w:t>
+      </w:r>
+      <w:r>
+        <w:rPr>
+          <w:rFonts w:ascii="Arial" w:hAnsi="Arial" w:cs="Arial"/>
+        </w:rPr>
+        <w:t xml:space="preserve">significantly </w:t>
+      </w:r>
+      <w:r>
+        <w:rPr>
+          <w:rFonts w:ascii="Arial" w:hAnsi="Arial" w:cs="Arial"/>
+        </w:rPr>
+        <w:t>increased post</w:t>
+      </w:r>
+      <w:r>
+        <w:rPr>
+          <w:rFonts w:ascii="Arial" w:hAnsi="Arial" w:cs="Arial"/>
+        </w:rPr>
+        <w:t>-known-</w:t>
+      </w:r>
+      <w:r>
+        <w:rPr>
+          <w:rFonts w:ascii="Arial" w:hAnsi="Arial" w:cs="Arial"/>
+        </w:rPr>
+        <w:t>stressor introduction (Table 2</w:t>
+      </w:r>
+      <w:r>
+        <w:rPr>
+          <w:rFonts w:ascii="Arial" w:hAnsi="Arial" w:cs="Arial"/>
+        </w:rPr>
+        <w:t>; Figure 4</w:t>
+      </w:r>
+      <w:r>
+        <w:rPr>
+          <w:rFonts w:ascii="Arial" w:hAnsi="Arial" w:cs="Arial"/>
+        </w:rPr>
+        <w:t>).</w:t>
+      </w:r>
+      <w:r>
+        <w:rPr>
+          <w:rFonts w:ascii="Arial" w:hAnsi="Arial" w:cs="Arial"/>
+        </w:rPr>
+        <w:t xml:space="preserve"> </w:t>
+      </w:r>
+      <w:commentRangeStart w:id="3"/>
+      <w:r>
+        <w:rPr>
+          <w:rFonts w:ascii="Arial" w:hAnsi="Arial" w:cs="Arial"/>
+        </w:rPr>
+        <w:t>Interestingly</w:t>
+      </w:r>
+      <w:commentRangeEnd w:id="3"/>
+      <w:r>
+        <w:rPr>
+          <w:rStyle w:val="CommentReference"/>
+        </w:rPr>
+        <w:commentReference w:id="3"/>
+      </w:r>
+      <w:r>
+        <w:rPr>
+          <w:rFonts w:ascii="Arial" w:hAnsi="Arial" w:cs="Arial"/>
+        </w:rPr>
+        <w:t xml:space="preserve">, the control, Cd low, Cd high, and </w:t>
+      </w:r>
+      <w:proofErr w:type="spellStart"/>
+      <w:r>
+        <w:rPr>
+          <w:rFonts w:ascii="Arial" w:hAnsi="Arial" w:cs="Arial"/>
+        </w:rPr>
+        <w:t>PFPeA</w:t>
+      </w:r>
+      <w:proofErr w:type="spellEnd"/>
+      <w:r>
+        <w:rPr>
+          <w:rFonts w:ascii="Arial" w:hAnsi="Arial" w:cs="Arial"/>
+        </w:rPr>
+        <w:t xml:space="preserve"> low </w:t>
+      </w:r>
+      <w:r>
+        <w:rPr>
+          <w:rFonts w:ascii="Arial" w:hAnsi="Arial" w:cs="Arial"/>
+        </w:rPr>
+        <w:t>bass NL</w:t>
+      </w:r>
+      <w:r>
+        <w:rPr>
+          <w:rFonts w:ascii="Arial" w:hAnsi="Arial" w:cs="Arial"/>
+        </w:rPr>
+        <w:t>R</w:t>
+      </w:r>
+      <w:r>
+        <w:rPr>
+          <w:rFonts w:ascii="Arial" w:hAnsi="Arial" w:cs="Arial"/>
+        </w:rPr>
+        <w:t xml:space="preserve"> increased more </w:t>
+      </w:r>
+      <w:r>
+        <w:rPr>
+          <w:rFonts w:ascii="Arial" w:hAnsi="Arial" w:cs="Arial"/>
+        </w:rPr>
+        <w:t xml:space="preserve">than </w:t>
+      </w:r>
+      <w:r>
+        <w:rPr>
+          <w:rFonts w:ascii="Arial" w:hAnsi="Arial" w:cs="Arial"/>
+        </w:rPr>
+        <w:t xml:space="preserve">the </w:t>
+      </w:r>
+      <w:proofErr w:type="spellStart"/>
+      <w:r>
+        <w:rPr>
+          <w:rFonts w:ascii="Arial" w:hAnsi="Arial" w:cs="Arial"/>
+        </w:rPr>
+        <w:t>PFPeA</w:t>
+      </w:r>
+      <w:proofErr w:type="spellEnd"/>
+      <w:r>
+        <w:rPr>
+          <w:rFonts w:ascii="Arial" w:hAnsi="Arial" w:cs="Arial"/>
+        </w:rPr>
+        <w:t xml:space="preserve"> high</w:t>
+      </w:r>
+      <w:r>
+        <w:rPr>
+          <w:rFonts w:ascii="Arial" w:hAnsi="Arial" w:cs="Arial"/>
+        </w:rPr>
+        <w:t xml:space="preserve"> </w:t>
+      </w:r>
+      <w:r>
+        <w:rPr>
+          <w:rFonts w:ascii="Arial" w:hAnsi="Arial" w:cs="Arial"/>
+        </w:rPr>
+        <w:t>NLR</w:t>
+      </w:r>
+      <w:r>
+        <w:rPr>
+          <w:rFonts w:ascii="Arial" w:hAnsi="Arial" w:cs="Arial"/>
+        </w:rPr>
+        <w:t xml:space="preserve"> </w:t>
+      </w:r>
+      <w:r>
+        <w:rPr>
+          <w:rFonts w:ascii="Arial" w:hAnsi="Arial" w:cs="Arial"/>
+        </w:rPr>
+        <w:t>after salinity introduction (Figure 4). T</w:t>
+      </w:r>
+      <w:r>
+        <w:rPr>
+          <w:rFonts w:ascii="Arial" w:hAnsi="Arial" w:cs="Arial"/>
+        </w:rPr>
+        <w:t>he c</w:t>
+      </w:r>
+      <w:r>
+        <w:rPr>
+          <w:rFonts w:ascii="Arial" w:hAnsi="Arial" w:cs="Arial"/>
+        </w:rPr>
+        <w:t xml:space="preserve">ontrol </w:t>
+      </w:r>
+      <w:r>
+        <w:rPr>
+          <w:rFonts w:ascii="Arial" w:hAnsi="Arial" w:cs="Arial"/>
+        </w:rPr>
+        <w:t xml:space="preserve">bass NLR increased 78% (-21–301%; 95% CL) more than the </w:t>
+      </w:r>
+      <w:proofErr w:type="spellStart"/>
+      <w:r>
+        <w:rPr>
+          <w:rFonts w:ascii="Arial" w:hAnsi="Arial" w:cs="Arial"/>
+        </w:rPr>
+        <w:t>PFPeA</w:t>
+      </w:r>
+      <w:proofErr w:type="spellEnd"/>
+      <w:r>
+        <w:rPr>
+          <w:rFonts w:ascii="Arial" w:hAnsi="Arial" w:cs="Arial"/>
+        </w:rPr>
+        <w:t xml:space="preserve"> high group </w:t>
+      </w:r>
+      <w:r>
+        <w:rPr>
+          <w:rFonts w:ascii="Arial" w:hAnsi="Arial" w:cs="Arial"/>
+        </w:rPr>
+        <w:t>(Z</w:t>
+      </w:r>
+      <w:r>
+        <w:rPr>
+          <w:rFonts w:ascii="Arial" w:hAnsi="Arial" w:cs="Arial"/>
+          <w:vertAlign w:val="subscript"/>
+        </w:rPr>
+        <w:t>15,48</w:t>
+      </w:r>
+      <w:r>
+        <w:rPr>
+          <w:rFonts w:ascii="Arial" w:hAnsi="Arial" w:cs="Arial"/>
+        </w:rPr>
+        <w:t xml:space="preserve"> = </w:t>
+      </w:r>
+      <w:r>
+        <w:rPr>
+          <w:rFonts w:ascii="Arial" w:hAnsi="Arial" w:cs="Arial"/>
+        </w:rPr>
+        <w:t>1.40</w:t>
+      </w:r>
+      <w:r>
+        <w:rPr>
+          <w:rFonts w:ascii="Arial" w:hAnsi="Arial" w:cs="Arial"/>
+        </w:rPr>
+        <w:t xml:space="preserve">; </w:t>
+      </w:r>
+      <w:r>
+        <w:rPr>
+          <w:rFonts w:ascii="Arial" w:hAnsi="Arial" w:cs="Arial"/>
+          <w:i/>
+          <w:iCs/>
+        </w:rPr>
+        <w:t>p</w:t>
+      </w:r>
+      <w:r>
+        <w:rPr>
+          <w:rFonts w:ascii="Arial" w:hAnsi="Arial" w:cs="Arial"/>
+        </w:rPr>
+        <w:t xml:space="preserve"> </w:t>
+      </w:r>
+      <w:r>
+        <w:rPr>
+          <w:rFonts w:ascii="Arial" w:hAnsi="Arial" w:cs="Arial"/>
+        </w:rPr>
+        <w:t>= 0.16</w:t>
+      </w:r>
+      <w:r>
+        <w:rPr>
+          <w:rFonts w:ascii="Arial" w:hAnsi="Arial" w:cs="Arial"/>
+        </w:rPr>
+        <w:t>)</w:t>
+      </w:r>
+      <w:r>
+        <w:rPr>
+          <w:rFonts w:ascii="Arial" w:hAnsi="Arial" w:cs="Arial"/>
+        </w:rPr>
+        <w:t>.</w:t>
+      </w:r>
+      <w:r>
+        <w:rPr>
+          <w:rFonts w:ascii="Arial" w:hAnsi="Arial" w:cs="Arial"/>
+        </w:rPr>
+        <w:t xml:space="preserve"> </w:t>
+      </w:r>
+      <w:r>
+        <w:rPr>
+          <w:rFonts w:ascii="Arial" w:hAnsi="Arial" w:cs="Arial"/>
+        </w:rPr>
+        <w:t xml:space="preserve">The </w:t>
+      </w:r>
+      <w:r>
+        <w:rPr>
+          <w:rFonts w:ascii="Arial" w:hAnsi="Arial" w:cs="Arial"/>
+        </w:rPr>
+        <w:t>Cd low</w:t>
+      </w:r>
+      <w:r>
+        <w:rPr>
+          <w:rFonts w:ascii="Arial" w:hAnsi="Arial" w:cs="Arial"/>
+        </w:rPr>
+        <w:t xml:space="preserve"> (</w:t>
+      </w:r>
+      <w:r>
+        <w:rPr>
+          <w:rFonts w:ascii="Arial" w:hAnsi="Arial" w:cs="Arial"/>
+        </w:rPr>
+        <w:t>Z</w:t>
+      </w:r>
+      <w:r>
+        <w:rPr>
+          <w:rFonts w:ascii="Arial" w:hAnsi="Arial" w:cs="Arial"/>
+          <w:vertAlign w:val="subscript"/>
+        </w:rPr>
+        <w:t>15,48</w:t>
+      </w:r>
+      <w:r>
+        <w:rPr>
+          <w:rFonts w:ascii="Arial" w:hAnsi="Arial" w:cs="Arial"/>
+        </w:rPr>
+        <w:t xml:space="preserve"> = 1.75; </w:t>
+      </w:r>
+      <w:r>
+        <w:rPr>
+          <w:rFonts w:ascii="Arial" w:hAnsi="Arial" w:cs="Arial"/>
+          <w:i/>
+          <w:iCs/>
+        </w:rPr>
+        <w:t>p</w:t>
+      </w:r>
+      <w:r>
+        <w:rPr>
+          <w:rFonts w:ascii="Arial" w:hAnsi="Arial" w:cs="Arial"/>
+        </w:rPr>
+        <w:t xml:space="preserve"> = 0.080</w:t>
+      </w:r>
+      <w:r>
+        <w:rPr>
+          <w:rFonts w:ascii="Arial" w:hAnsi="Arial" w:cs="Arial"/>
+        </w:rPr>
+        <w:t>) and Cd high (</w:t>
+      </w:r>
+      <w:r>
+        <w:rPr>
+          <w:rFonts w:ascii="Arial" w:hAnsi="Arial" w:cs="Arial"/>
+        </w:rPr>
+        <w:t>Z</w:t>
+      </w:r>
+      <w:r>
+        <w:rPr>
+          <w:rFonts w:ascii="Arial" w:hAnsi="Arial" w:cs="Arial"/>
+          <w:vertAlign w:val="subscript"/>
+        </w:rPr>
+        <w:t>15,48</w:t>
+      </w:r>
+      <w:r>
+        <w:rPr>
+          <w:rFonts w:ascii="Arial" w:hAnsi="Arial" w:cs="Arial"/>
+        </w:rPr>
+        <w:t xml:space="preserve"> = 1.95; </w:t>
+      </w:r>
+      <w:r>
+        <w:rPr>
+          <w:rFonts w:ascii="Arial" w:hAnsi="Arial" w:cs="Arial"/>
+          <w:i/>
+          <w:iCs/>
+        </w:rPr>
+        <w:t>p</w:t>
+      </w:r>
+      <w:r>
+        <w:rPr>
+          <w:rFonts w:ascii="Arial" w:hAnsi="Arial" w:cs="Arial"/>
+        </w:rPr>
+        <w:t xml:space="preserve"> = 0.051</w:t>
+      </w:r>
+      <w:r>
+        <w:rPr>
+          <w:rFonts w:ascii="Arial" w:hAnsi="Arial" w:cs="Arial"/>
+        </w:rPr>
+        <w:t>) bass NLR increased 94</w:t>
+      </w:r>
+      <w:r>
+        <w:rPr>
+          <w:rFonts w:ascii="Arial" w:hAnsi="Arial" w:cs="Arial"/>
+        </w:rPr>
+        <w:t>%</w:t>
+      </w:r>
+      <w:r>
+        <w:rPr>
+          <w:rFonts w:ascii="Arial" w:hAnsi="Arial" w:cs="Arial"/>
+        </w:rPr>
+        <w:t xml:space="preserve"> </w:t>
+      </w:r>
+      <w:r>
+        <w:rPr>
+          <w:rFonts w:ascii="Arial" w:hAnsi="Arial" w:cs="Arial"/>
+        </w:rPr>
+        <w:t>(-</w:t>
+      </w:r>
+      <w:r>
+        <w:rPr>
+          <w:rFonts w:ascii="Arial" w:hAnsi="Arial" w:cs="Arial"/>
+        </w:rPr>
+        <w:t>8</w:t>
+      </w:r>
+      <w:r>
+        <w:rPr>
+          <w:rFonts w:ascii="Arial" w:hAnsi="Arial" w:cs="Arial"/>
+        </w:rPr>
+        <w:t>–</w:t>
+      </w:r>
+      <w:r>
+        <w:rPr>
+          <w:rFonts w:ascii="Arial" w:hAnsi="Arial" w:cs="Arial"/>
+        </w:rPr>
+        <w:t>307</w:t>
+      </w:r>
+      <w:r>
+        <w:rPr>
+          <w:rFonts w:ascii="Arial" w:hAnsi="Arial" w:cs="Arial"/>
+        </w:rPr>
+        <w:t>%; 95% CL)</w:t>
+      </w:r>
+      <w:r>
+        <w:rPr>
+          <w:rFonts w:ascii="Arial" w:hAnsi="Arial" w:cs="Arial"/>
+        </w:rPr>
+        <w:t xml:space="preserve"> and </w:t>
+      </w:r>
+      <w:r>
+        <w:rPr>
+          <w:rFonts w:ascii="Arial" w:hAnsi="Arial" w:cs="Arial"/>
+        </w:rPr>
+        <w:t>127% (-1–418%; 95% CL)</w:t>
+      </w:r>
+      <w:r>
+        <w:rPr>
+          <w:rFonts w:ascii="Arial" w:hAnsi="Arial" w:cs="Arial"/>
+        </w:rPr>
+        <w:t xml:space="preserve"> more than the </w:t>
+      </w:r>
+      <w:proofErr w:type="spellStart"/>
+      <w:r>
+        <w:rPr>
+          <w:rFonts w:ascii="Arial" w:hAnsi="Arial" w:cs="Arial"/>
+        </w:rPr>
+        <w:t>PFPeA</w:t>
+      </w:r>
+      <w:proofErr w:type="spellEnd"/>
+      <w:r>
+        <w:rPr>
+          <w:rFonts w:ascii="Arial" w:hAnsi="Arial" w:cs="Arial"/>
+        </w:rPr>
+        <w:t xml:space="preserve"> high group, respectively. The </w:t>
+      </w:r>
+      <w:proofErr w:type="spellStart"/>
+      <w:r>
+        <w:rPr>
+          <w:rFonts w:ascii="Arial" w:hAnsi="Arial" w:cs="Arial"/>
+        </w:rPr>
+        <w:t>PFPeA</w:t>
+      </w:r>
+      <w:proofErr w:type="spellEnd"/>
+      <w:r>
+        <w:rPr>
+          <w:rFonts w:ascii="Arial" w:hAnsi="Arial" w:cs="Arial"/>
+        </w:rPr>
+        <w:t xml:space="preserve"> low bass NLR increased 173% </w:t>
+      </w:r>
+      <w:r>
+        <w:rPr>
+          <w:rFonts w:ascii="Arial" w:hAnsi="Arial" w:cs="Arial"/>
+        </w:rPr>
+        <w:t>(21–</w:t>
+      </w:r>
+      <w:r>
+        <w:rPr>
+          <w:rFonts w:ascii="Arial" w:hAnsi="Arial" w:cs="Arial"/>
+        </w:rPr>
+        <w:t>515</w:t>
+      </w:r>
+      <w:r>
+        <w:rPr>
+          <w:rFonts w:ascii="Arial" w:hAnsi="Arial" w:cs="Arial"/>
+        </w:rPr>
+        <w:t>%; 95% CL)</w:t>
+      </w:r>
+      <w:r>
+        <w:rPr>
+          <w:rFonts w:ascii="Arial" w:hAnsi="Arial" w:cs="Arial"/>
+        </w:rPr>
+        <w:t xml:space="preserve"> more than the </w:t>
+      </w:r>
+      <w:proofErr w:type="spellStart"/>
+      <w:r>
+        <w:rPr>
+          <w:rFonts w:ascii="Arial" w:hAnsi="Arial" w:cs="Arial"/>
+        </w:rPr>
+        <w:t>PFPeA</w:t>
+      </w:r>
+      <w:proofErr w:type="spellEnd"/>
+      <w:r>
+        <w:rPr>
+          <w:rFonts w:ascii="Arial" w:hAnsi="Arial" w:cs="Arial"/>
+        </w:rPr>
+        <w:t xml:space="preserve"> high group, the only </w:t>
+      </w:r>
+      <w:r>
+        <w:rPr>
+          <w:rFonts w:ascii="Arial" w:hAnsi="Arial" w:cs="Arial"/>
+        </w:rPr>
+        <w:t>statistically significan</w:t>
+      </w:r>
+      <w:r>
+        <w:rPr>
+          <w:rFonts w:ascii="Arial" w:hAnsi="Arial" w:cs="Arial"/>
+        </w:rPr>
+        <w:t xml:space="preserve">t </w:t>
+      </w:r>
+      <w:r>
+        <w:rPr>
+          <w:rFonts w:ascii="Arial" w:hAnsi="Arial" w:cs="Arial"/>
+        </w:rPr>
+        <w:t xml:space="preserve">increase </w:t>
+      </w:r>
+      <w:r>
+        <w:rPr>
+          <w:rFonts w:ascii="Arial" w:hAnsi="Arial" w:cs="Arial"/>
+        </w:rPr>
+        <w:t>(Z</w:t>
+      </w:r>
+      <w:r>
+        <w:rPr>
+          <w:rFonts w:ascii="Arial" w:hAnsi="Arial" w:cs="Arial"/>
+          <w:vertAlign w:val="subscript"/>
+        </w:rPr>
+        <w:t>15,48</w:t>
+      </w:r>
+      <w:r>
+        <w:rPr>
+          <w:rFonts w:ascii="Arial" w:hAnsi="Arial" w:cs="Arial"/>
+        </w:rPr>
+        <w:t xml:space="preserve"> = </w:t>
+      </w:r>
+      <w:r>
+        <w:rPr>
+          <w:rFonts w:ascii="Arial" w:hAnsi="Arial" w:cs="Arial"/>
+        </w:rPr>
+        <w:t>2.42</w:t>
+      </w:r>
+      <w:r>
+        <w:rPr>
+          <w:rFonts w:ascii="Arial" w:hAnsi="Arial" w:cs="Arial"/>
+        </w:rPr>
+        <w:t xml:space="preserve">; </w:t>
+      </w:r>
+      <w:r>
+        <w:rPr>
+          <w:rFonts w:ascii="Arial" w:hAnsi="Arial" w:cs="Arial"/>
+          <w:i/>
+          <w:iCs/>
+        </w:rPr>
+        <w:t>p</w:t>
+      </w:r>
+      <w:r>
+        <w:rPr>
+          <w:rFonts w:ascii="Arial" w:hAnsi="Arial" w:cs="Arial"/>
+        </w:rPr>
+        <w:t xml:space="preserve"> = 0.</w:t>
+      </w:r>
+      <w:r>
+        <w:rPr>
+          <w:rFonts w:ascii="Arial" w:hAnsi="Arial" w:cs="Arial"/>
+        </w:rPr>
+        <w:t>016</w:t>
+      </w:r>
+      <w:r>
+        <w:rPr>
+          <w:rFonts w:ascii="Arial" w:hAnsi="Arial" w:cs="Arial"/>
+        </w:rPr>
+        <w:t>)</w:t>
+      </w:r>
+      <w:r>
+        <w:rPr>
+          <w:rFonts w:ascii="Arial" w:hAnsi="Arial" w:cs="Arial"/>
+        </w:rPr>
+        <w:t>.</w:t>
+      </w:r>
+    </w:p>
+    <w:p>
+      <w:pPr>
+        <w:spacing w:line="480" w:lineRule="auto"/>
+        <w:rPr>
+          <w:rFonts w:ascii="Arial" w:hAnsi="Arial" w:cs="Arial"/>
+          <w:i/>
+          <w:iCs/>
+        </w:rPr>
+      </w:pPr>
+      <w:r>
+        <w:rPr>
+          <w:rFonts w:ascii="Arial" w:hAnsi="Arial" w:cs="Arial"/>
+          <w:i/>
+          <w:iCs/>
+        </w:rPr>
+        <w:t>3.3.</w:t>
+      </w:r>
+      <w:r>
+        <w:rPr>
+          <w:rFonts w:ascii="Arial" w:hAnsi="Arial" w:cs="Arial"/>
+          <w:i/>
+          <w:iCs/>
+        </w:rPr>
+        <w:t>3</w:t>
+      </w:r>
+      <w:r>
+        <w:rPr>
+          <w:rFonts w:ascii="Arial" w:hAnsi="Arial" w:cs="Arial"/>
+          <w:i/>
+          <w:iCs/>
+        </w:rPr>
+        <w:t xml:space="preserve">. Blood samples </w:t>
+      </w:r>
+      <w:r>
+        <w:rPr>
+          <w:rFonts w:ascii="Arial" w:hAnsi="Arial" w:cs="Arial"/>
+          <w:i/>
+          <w:iCs/>
+        </w:rPr>
+        <w:t>3</w:t>
+      </w:r>
+      <w:r>
+        <w:rPr>
+          <w:rFonts w:ascii="Arial" w:hAnsi="Arial" w:cs="Arial"/>
+          <w:i/>
+          <w:iCs/>
+        </w:rPr>
+        <w:t xml:space="preserve"> versus </w:t>
+      </w:r>
+      <w:r>
+        <w:rPr>
+          <w:rFonts w:ascii="Arial" w:hAnsi="Arial" w:cs="Arial"/>
+          <w:i/>
+          <w:iCs/>
+        </w:rPr>
+        <w:t>4</w:t>
+      </w:r>
+    </w:p>
+    <w:p>
+      <w:pPr>
+        <w:spacing w:line="480" w:lineRule="auto"/>
+        <w:ind w:firstLine="720"/>
+        <w:rPr>
+          <w:rFonts w:ascii="Arial" w:eastAsia="Times New Roman" w:hAnsi="Arial" w:cs="Arial"/>
+          <w:color w:val="000000"/>
+          <w:kern w:val="0"/>
+          <w14:ligatures w14:val="none"/>
+        </w:rPr>
+      </w:pPr>
+      <w:r>
+        <w:rPr>
+          <w:rFonts w:ascii="Arial" w:hAnsi="Arial" w:cs="Arial"/>
+        </w:rPr>
+        <w:t>Seven days after the known environmental stressor introduction (blood sample</w:t>
+      </w:r>
+      <w:r>
+        <w:rPr>
+          <w:rFonts w:ascii="Arial" w:hAnsi="Arial" w:cs="Arial"/>
+        </w:rPr>
+        <w:t>s</w:t>
+      </w:r>
+      <w:r>
+        <w:rPr>
+          <w:rFonts w:ascii="Arial" w:hAnsi="Arial" w:cs="Arial"/>
+        </w:rPr>
+        <w:t xml:space="preserve"> 3 to 4), bass NLR declined in all groups</w:t>
+      </w:r>
+      <w:r>
+        <w:rPr>
+          <w:rFonts w:ascii="Arial" w:hAnsi="Arial" w:cs="Arial"/>
         </w:rPr>
         <w:t>,</w:t>
       </w:r>
       <w:r>
         <w:rPr>
-          <w:rFonts w:ascii="Arial" w:eastAsia="Times New Roman" w:hAnsi="Arial" w:cs="Arial"/>
-          <w:color w:val="000000"/>
-          <w:kern w:val="0"/>
-          <w14:ligatures w14:val="none"/>
-        </w:rPr>
-        <w:t xml:space="preserve"> a</w:t>
-      </w:r>
-      <w:r>
-        <w:rPr>
-          <w:rFonts w:ascii="Arial" w:eastAsia="Times New Roman" w:hAnsi="Arial" w:cs="Arial"/>
-          <w:color w:val="000000"/>
-          <w:kern w:val="0"/>
-          <w14:ligatures w14:val="none"/>
-        </w:rPr>
-        <w:t>s well as</w:t>
-      </w:r>
-      <w:r>
-        <w:rPr>
-          <w:rFonts w:ascii="Arial" w:eastAsia="Times New Roman" w:hAnsi="Arial" w:cs="Arial"/>
-          <w:color w:val="000000"/>
-          <w:kern w:val="0"/>
-          <w14:ligatures w14:val="none"/>
-        </w:rPr>
-        <w:t xml:space="preserve"> each treatment’s mean at blood 4</w:t>
+          <w:rFonts w:ascii="Arial" w:hAnsi="Arial" w:cs="Arial"/>
+        </w:rPr>
+        <w:t xml:space="preserve"> except </w:t>
+      </w:r>
+      <w:proofErr w:type="spellStart"/>
+      <w:r>
+        <w:rPr>
+          <w:rFonts w:ascii="Arial" w:hAnsi="Arial" w:cs="Arial"/>
+        </w:rPr>
+        <w:t>PFPeA</w:t>
+      </w:r>
+      <w:proofErr w:type="spellEnd"/>
+      <w:r>
+        <w:rPr>
+          <w:rFonts w:ascii="Arial" w:hAnsi="Arial" w:cs="Arial"/>
+        </w:rPr>
+        <w:t xml:space="preserve"> high</w:t>
+      </w:r>
+      <w:r>
+        <w:rPr>
+          <w:rFonts w:ascii="Arial" w:hAnsi="Arial" w:cs="Arial"/>
+        </w:rPr>
+        <w:t>—</w:t>
+      </w:r>
+      <w:r>
+        <w:rPr>
+          <w:rFonts w:ascii="Arial" w:hAnsi="Arial" w:cs="Arial"/>
+        </w:rPr>
+        <w:t>where bass NLR continued to increase</w:t>
+      </w:r>
+      <w:r>
+        <w:rPr>
+          <w:rFonts w:ascii="Arial" w:hAnsi="Arial" w:cs="Arial"/>
+        </w:rPr>
+        <w:t xml:space="preserve"> (Table 3; Figure 4).</w:t>
+      </w:r>
+      <w:r>
+        <w:rPr>
+          <w:rFonts w:ascii="Arial" w:hAnsi="Arial" w:cs="Arial"/>
+        </w:rPr>
+        <w:t xml:space="preserve"> </w:t>
+      </w:r>
+      <w:r>
+        <w:rPr>
+          <w:rFonts w:ascii="Arial" w:hAnsi="Arial" w:cs="Arial"/>
+        </w:rPr>
+        <w:t xml:space="preserve">More specifically, the </w:t>
+      </w:r>
+      <w:proofErr w:type="spellStart"/>
+      <w:r>
+        <w:rPr>
+          <w:rFonts w:ascii="Arial" w:hAnsi="Arial" w:cs="Arial"/>
+        </w:rPr>
+        <w:t>PFPeA</w:t>
+      </w:r>
+      <w:proofErr w:type="spellEnd"/>
+      <w:r>
+        <w:rPr>
+          <w:rFonts w:ascii="Arial" w:hAnsi="Arial" w:cs="Arial"/>
+        </w:rPr>
+        <w:t xml:space="preserve"> high bass NLR </w:t>
+      </w:r>
+      <w:r>
+        <w:rPr>
+          <w:rFonts w:ascii="Arial" w:hAnsi="Arial" w:cs="Arial"/>
+        </w:rPr>
+        <w:t>significantly</w:t>
+      </w:r>
+      <w:r>
+        <w:rPr>
+          <w:rFonts w:ascii="Arial" w:hAnsi="Arial" w:cs="Arial"/>
+        </w:rPr>
+        <w:t xml:space="preserve"> </w:t>
+      </w:r>
+      <w:r>
+        <w:rPr>
+          <w:rFonts w:ascii="Arial" w:hAnsi="Arial" w:cs="Arial"/>
+        </w:rPr>
+        <w:t xml:space="preserve">increased </w:t>
+      </w:r>
+      <w:r>
+        <w:rPr>
+          <w:rFonts w:ascii="Arial" w:hAnsi="Arial" w:cs="Arial"/>
+        </w:rPr>
+        <w:t>271% (75–688%; 95% CL), 223% (42–635%; 95% CL), and 526% (176–1319%; 95% CL)</w:t>
+      </w:r>
+      <w:r>
+        <w:rPr>
+          <w:rFonts w:ascii="Arial" w:hAnsi="Arial" w:cs="Arial"/>
+        </w:rPr>
+        <w:t xml:space="preserve"> more than the Cd low </w:t>
+      </w:r>
+      <w:r>
+        <w:rPr>
+          <w:rFonts w:ascii="Arial" w:hAnsi="Arial" w:cs="Arial"/>
+        </w:rPr>
+        <w:t>(Z</w:t>
+      </w:r>
+      <w:r>
+        <w:rPr>
+          <w:rFonts w:ascii="Arial" w:hAnsi="Arial" w:cs="Arial"/>
+          <w:vertAlign w:val="subscript"/>
+        </w:rPr>
+        <w:t>15,48</w:t>
+      </w:r>
+      <w:r>
+        <w:rPr>
+          <w:rFonts w:ascii="Arial" w:hAnsi="Arial" w:cs="Arial"/>
+        </w:rPr>
+        <w:t xml:space="preserve"> = </w:t>
+      </w:r>
+      <w:r>
+        <w:rPr>
+          <w:rFonts w:ascii="Arial" w:hAnsi="Arial" w:cs="Arial"/>
+        </w:rPr>
+        <w:t>3.42</w:t>
+      </w:r>
+      <w:r>
+        <w:rPr>
+          <w:rFonts w:ascii="Arial" w:hAnsi="Arial" w:cs="Arial"/>
+        </w:rPr>
+        <w:t xml:space="preserve">; </w:t>
+      </w:r>
+      <w:r>
+        <w:rPr>
+          <w:rFonts w:ascii="Arial" w:hAnsi="Arial" w:cs="Arial"/>
+          <w:i/>
+          <w:iCs/>
+        </w:rPr>
+        <w:t>p</w:t>
+      </w:r>
+      <w:r>
+        <w:rPr>
+          <w:rFonts w:ascii="Arial" w:hAnsi="Arial" w:cs="Arial"/>
+        </w:rPr>
+        <w:t xml:space="preserve"> </w:t>
+      </w:r>
+      <w:r>
+        <w:rPr>
+          <w:rFonts w:ascii="Arial" w:hAnsi="Arial" w:cs="Arial"/>
+        </w:rPr>
+        <w:t>&lt; 0.001</w:t>
+      </w:r>
+      <w:r>
+        <w:rPr>
+          <w:rFonts w:ascii="Arial" w:hAnsi="Arial" w:cs="Arial"/>
+        </w:rPr>
+        <w:t>)</w:t>
+      </w:r>
+      <w:r>
+        <w:rPr>
+          <w:rFonts w:ascii="Arial" w:hAnsi="Arial" w:cs="Arial"/>
+        </w:rPr>
+        <w:t xml:space="preserve">, Cd high </w:t>
+      </w:r>
+      <w:r>
+        <w:rPr>
+          <w:rFonts w:ascii="Arial" w:hAnsi="Arial" w:cs="Arial"/>
+        </w:rPr>
+        <w:t>(Z</w:t>
+      </w:r>
+      <w:r>
+        <w:rPr>
+          <w:rFonts w:ascii="Arial" w:hAnsi="Arial" w:cs="Arial"/>
+          <w:vertAlign w:val="subscript"/>
+        </w:rPr>
+        <w:t>15,48</w:t>
+      </w:r>
+      <w:r>
+        <w:rPr>
+          <w:rFonts w:ascii="Arial" w:hAnsi="Arial" w:cs="Arial"/>
+        </w:rPr>
+        <w:t xml:space="preserve"> = 2.</w:t>
+      </w:r>
+      <w:r>
+        <w:rPr>
+          <w:rFonts w:ascii="Arial" w:hAnsi="Arial" w:cs="Arial"/>
+        </w:rPr>
+        <w:t>80</w:t>
+      </w:r>
+      <w:r>
+        <w:rPr>
+          <w:rFonts w:ascii="Arial" w:hAnsi="Arial" w:cs="Arial"/>
+        </w:rPr>
+        <w:t xml:space="preserve">; </w:t>
+      </w:r>
+      <w:r>
+        <w:rPr>
+          <w:rFonts w:ascii="Arial" w:hAnsi="Arial" w:cs="Arial"/>
+          <w:i/>
+          <w:iCs/>
+        </w:rPr>
+        <w:t>p</w:t>
+      </w:r>
+      <w:r>
+        <w:rPr>
+          <w:rFonts w:ascii="Arial" w:hAnsi="Arial" w:cs="Arial"/>
+        </w:rPr>
+        <w:t xml:space="preserve"> = 0.0</w:t>
+      </w:r>
+      <w:r>
+        <w:rPr>
+          <w:rFonts w:ascii="Arial" w:hAnsi="Arial" w:cs="Arial"/>
+        </w:rPr>
+        <w:t>051</w:t>
+      </w:r>
+      <w:r>
+        <w:rPr>
+          <w:rFonts w:ascii="Arial" w:hAnsi="Arial" w:cs="Arial"/>
+        </w:rPr>
+        <w:t>)</w:t>
+      </w:r>
+      <w:r>
+        <w:rPr>
+          <w:rFonts w:ascii="Arial" w:hAnsi="Arial" w:cs="Arial"/>
+        </w:rPr>
+        <w:t xml:space="preserve">, and </w:t>
+      </w:r>
+      <w:proofErr w:type="spellStart"/>
+      <w:r>
+        <w:rPr>
+          <w:rFonts w:ascii="Arial" w:hAnsi="Arial" w:cs="Arial"/>
+        </w:rPr>
+        <w:t>PFPeA</w:t>
+      </w:r>
+      <w:proofErr w:type="spellEnd"/>
+      <w:r>
+        <w:rPr>
+          <w:rFonts w:ascii="Arial" w:hAnsi="Arial" w:cs="Arial"/>
+        </w:rPr>
+        <w:t xml:space="preserve"> low </w:t>
+      </w:r>
+      <w:r>
+        <w:rPr>
+          <w:rFonts w:ascii="Arial" w:hAnsi="Arial" w:cs="Arial"/>
+        </w:rPr>
+        <w:t>(Z</w:t>
+      </w:r>
+      <w:r>
+        <w:rPr>
+          <w:rFonts w:ascii="Arial" w:hAnsi="Arial" w:cs="Arial"/>
+          <w:vertAlign w:val="subscript"/>
+        </w:rPr>
+        <w:t>15,48</w:t>
+      </w:r>
+      <w:r>
+        <w:rPr>
+          <w:rFonts w:ascii="Arial" w:hAnsi="Arial" w:cs="Arial"/>
+        </w:rPr>
+        <w:t xml:space="preserve"> = </w:t>
+      </w:r>
+      <w:r>
+        <w:rPr>
+          <w:rFonts w:ascii="Arial" w:hAnsi="Arial" w:cs="Arial"/>
+        </w:rPr>
+        <w:t>4.40</w:t>
+      </w:r>
+      <w:r>
+        <w:rPr>
+          <w:rFonts w:ascii="Arial" w:hAnsi="Arial" w:cs="Arial"/>
+        </w:rPr>
+        <w:t xml:space="preserve">; </w:t>
+      </w:r>
+      <w:r>
+        <w:rPr>
+          <w:rFonts w:ascii="Arial" w:hAnsi="Arial" w:cs="Arial"/>
+          <w:i/>
+          <w:iCs/>
+        </w:rPr>
+        <w:t>p</w:t>
+      </w:r>
+      <w:r>
+        <w:rPr>
+          <w:rFonts w:ascii="Arial" w:hAnsi="Arial" w:cs="Arial"/>
+        </w:rPr>
+        <w:t xml:space="preserve"> </w:t>
+      </w:r>
+      <w:r>
+        <w:rPr>
+          <w:rFonts w:ascii="Arial" w:hAnsi="Arial" w:cs="Arial"/>
+        </w:rPr>
+        <w:t>&lt; 0.001</w:t>
+      </w:r>
+      <w:r>
+        <w:rPr>
+          <w:rFonts w:ascii="Arial" w:hAnsi="Arial" w:cs="Arial"/>
+        </w:rPr>
+        <w:t>)</w:t>
+      </w:r>
+      <w:r>
+        <w:rPr>
+          <w:rFonts w:ascii="Arial" w:hAnsi="Arial" w:cs="Arial"/>
+        </w:rPr>
+        <w:t xml:space="preserve"> groups</w:t>
+      </w:r>
+      <w:r>
+        <w:rPr>
+          <w:rFonts w:ascii="Arial" w:hAnsi="Arial" w:cs="Arial"/>
+        </w:rPr>
+        <w:t>, respectively,</w:t>
+      </w:r>
+      <w:r>
+        <w:rPr>
+          <w:rFonts w:ascii="Arial" w:hAnsi="Arial" w:cs="Arial"/>
+        </w:rPr>
+        <w:t xml:space="preserve"> from blood sample 3 to 4. </w:t>
+      </w:r>
+      <w:r>
+        <w:rPr>
+          <w:rFonts w:ascii="Arial" w:hAnsi="Arial" w:cs="Arial"/>
+        </w:rPr>
+        <w:t xml:space="preserve">Bass NLR in the </w:t>
+      </w:r>
+      <w:proofErr w:type="spellStart"/>
+      <w:r>
+        <w:rPr>
+          <w:rFonts w:ascii="Arial" w:hAnsi="Arial" w:cs="Arial"/>
+        </w:rPr>
+        <w:t>PFPeA</w:t>
+      </w:r>
+      <w:proofErr w:type="spellEnd"/>
+      <w:r>
+        <w:rPr>
+          <w:rFonts w:ascii="Arial" w:hAnsi="Arial" w:cs="Arial"/>
+        </w:rPr>
+        <w:t xml:space="preserve"> high group increased 123% (-2–407%; 95% CL) compared to the control group from blood sample 3 to 4, </w:t>
+      </w:r>
+      <w:r>
+        <w:rPr>
+          <w:rFonts w:ascii="Arial" w:hAnsi="Arial" w:cs="Arial"/>
+        </w:rPr>
+        <w:lastRenderedPageBreak/>
+        <w:t xml:space="preserve">although this was not statistically significant </w:t>
+      </w:r>
+      <w:r>
+        <w:rPr>
+          <w:rFonts w:ascii="Arial" w:hAnsi="Arial" w:cs="Arial"/>
+        </w:rPr>
+        <w:t>(Z</w:t>
+      </w:r>
+      <w:r>
+        <w:rPr>
+          <w:rFonts w:ascii="Arial" w:hAnsi="Arial" w:cs="Arial"/>
+          <w:vertAlign w:val="subscript"/>
+        </w:rPr>
+        <w:t>15,48</w:t>
+      </w:r>
+      <w:r>
+        <w:rPr>
+          <w:rFonts w:ascii="Arial" w:hAnsi="Arial" w:cs="Arial"/>
+        </w:rPr>
+        <w:t xml:space="preserve"> = 1.92; </w:t>
+      </w:r>
+      <w:r>
+        <w:rPr>
+          <w:rFonts w:ascii="Arial" w:hAnsi="Arial" w:cs="Arial"/>
+          <w:i/>
+          <w:iCs/>
+        </w:rPr>
+        <w:t>p</w:t>
+      </w:r>
+      <w:r>
+        <w:rPr>
+          <w:rFonts w:ascii="Arial" w:hAnsi="Arial" w:cs="Arial"/>
+        </w:rPr>
+        <w:t xml:space="preserve"> = 0.054</w:t>
+      </w:r>
+      <w:r>
+        <w:rPr>
+          <w:rFonts w:ascii="Arial" w:hAnsi="Arial" w:cs="Arial"/>
+        </w:rPr>
+        <w:t>; Figure 4</w:t>
+      </w:r>
+      <w:r>
+        <w:rPr>
+          <w:rFonts w:ascii="Arial" w:hAnsi="Arial" w:cs="Arial"/>
+        </w:rPr>
+        <w:t>)</w:t>
+      </w:r>
+      <w:r>
+        <w:rPr>
+          <w:rFonts w:ascii="Arial" w:hAnsi="Arial" w:cs="Arial"/>
+        </w:rPr>
+        <w:t xml:space="preserve">. </w:t>
+      </w:r>
+      <w:r>
+        <w:rPr>
+          <w:rFonts w:ascii="Arial" w:hAnsi="Arial" w:cs="Arial"/>
+        </w:rPr>
+        <w:t xml:space="preserve">At the end of the study when the final blood sample was collected, </w:t>
+      </w:r>
+      <w:proofErr w:type="spellStart"/>
+      <w:r>
+        <w:rPr>
+          <w:rFonts w:ascii="Arial" w:hAnsi="Arial" w:cs="Arial"/>
+        </w:rPr>
+        <w:t>PFPeA</w:t>
+      </w:r>
+      <w:proofErr w:type="spellEnd"/>
+      <w:r>
+        <w:rPr>
+          <w:rFonts w:ascii="Arial" w:hAnsi="Arial" w:cs="Arial"/>
+        </w:rPr>
+        <w:t xml:space="preserve"> high bass NLR was significantly higher than the other four groups (all </w:t>
+      </w:r>
+      <w:r>
+        <w:rPr>
+          <w:rFonts w:ascii="Arial" w:hAnsi="Arial" w:cs="Arial"/>
+          <w:i/>
+          <w:iCs/>
+        </w:rPr>
+        <w:t xml:space="preserve">p </w:t>
+      </w:r>
+      <w:r>
+        <w:rPr>
+          <w:rFonts w:ascii="Arial" w:hAnsi="Arial" w:cs="Arial"/>
+        </w:rPr>
+        <w:t>&lt; 0.001; Figure 4).</w:t>
       </w:r>
     </w:p>
     <w:p>
@@ -9163,27 +9754,2204 @@
       <w:pPr>
         <w:spacing w:line="480" w:lineRule="auto"/>
         <w:rPr>
-          <w:rFonts w:ascii="Arial" w:hAnsi="Arial" w:cs="Arial"/>
+          <w:rFonts w:ascii="Arial" w:eastAsia="Times New Roman" w:hAnsi="Arial" w:cs="Arial"/>
+          <w:color w:val="000000"/>
+          <w:kern w:val="0"/>
+          <w14:ligatures w14:val="none"/>
         </w:rPr>
       </w:pPr>
       <w:r>
         <w:rPr>
-          <w:rFonts w:ascii="Arial" w:hAnsi="Arial" w:cs="Arial"/>
+          <w:rFonts w:ascii="Arial" w:eastAsia="Times New Roman" w:hAnsi="Arial" w:cs="Arial"/>
           <w:b/>
           <w:bCs/>
-        </w:rPr>
-        <w:t>#. Tables</w:t>
+          <w:color w:val="000000"/>
+          <w:kern w:val="0"/>
+          <w14:ligatures w14:val="none"/>
+        </w:rPr>
+        <w:t>4</w:t>
+      </w:r>
+      <w:r>
+        <w:rPr>
+          <w:rFonts w:ascii="Arial" w:eastAsia="Times New Roman" w:hAnsi="Arial" w:cs="Arial"/>
+          <w:b/>
+          <w:bCs/>
+          <w:color w:val="000000"/>
+          <w:kern w:val="0"/>
+          <w14:ligatures w14:val="none"/>
+        </w:rPr>
+        <w:t xml:space="preserve">. </w:t>
+      </w:r>
+      <w:r>
+        <w:rPr>
+          <w:rFonts w:ascii="Arial" w:eastAsia="Times New Roman" w:hAnsi="Arial" w:cs="Arial"/>
+          <w:b/>
+          <w:bCs/>
+          <w:color w:val="000000"/>
+          <w:kern w:val="0"/>
+          <w14:ligatures w14:val="none"/>
+        </w:rPr>
+        <w:t>Discussion</w:t>
       </w:r>
     </w:p>
     <w:p>
       <w:pPr>
         <w:spacing w:line="480" w:lineRule="auto"/>
         <w:rPr>
-          <w:rFonts w:ascii="Arial" w:hAnsi="Arial" w:cs="Arial"/>
+          <w:rFonts w:ascii="Arial" w:eastAsia="Times New Roman" w:hAnsi="Arial" w:cs="Arial"/>
+          <w:color w:val="000000"/>
+          <w:kern w:val="0"/>
+          <w14:ligatures w14:val="none"/>
         </w:rPr>
       </w:pPr>
       <w:r>
         <w:rPr>
+          <w:rFonts w:ascii="Arial" w:eastAsia="Times New Roman" w:hAnsi="Arial" w:cs="Arial"/>
+          <w:color w:val="000000"/>
+          <w:kern w:val="0"/>
+          <w14:ligatures w14:val="none"/>
+        </w:rPr>
+        <w:tab/>
+      </w:r>
+      <w:r>
+        <w:rPr>
+          <w:rFonts w:ascii="Arial" w:eastAsia="Times New Roman" w:hAnsi="Arial" w:cs="Arial"/>
+          <w:color w:val="000000"/>
+          <w:kern w:val="0"/>
+          <w14:ligatures w14:val="none"/>
+        </w:rPr>
+        <w:t xml:space="preserve">Understanding the adverse physiological effects of xenobiotic substances on biota is crucial. This is particularly relevant given </w:t>
+      </w:r>
+      <w:r>
+        <w:rPr>
+          <w:rFonts w:ascii="Arial" w:eastAsia="Times New Roman" w:hAnsi="Arial" w:cs="Arial"/>
+          <w:color w:val="000000"/>
+          <w:kern w:val="0"/>
+          <w14:ligatures w14:val="none"/>
+        </w:rPr>
+        <w:t xml:space="preserve">that </w:t>
+      </w:r>
+      <w:r>
+        <w:rPr>
+          <w:rFonts w:ascii="Arial" w:eastAsia="Times New Roman" w:hAnsi="Arial" w:cs="Arial"/>
+          <w:color w:val="000000"/>
+          <w:kern w:val="0"/>
+          <w14:ligatures w14:val="none"/>
+        </w:rPr>
+        <w:t xml:space="preserve">the distribution of xenobiotic substances in nature is widespread and ample (Kumar et al., 2019; </w:t>
+      </w:r>
+      <w:proofErr w:type="spellStart"/>
+      <w:r>
+        <w:rPr>
+          <w:rFonts w:ascii="Arial" w:eastAsia="Times New Roman" w:hAnsi="Arial" w:cs="Arial"/>
+          <w:color w:val="000000"/>
+          <w:kern w:val="0"/>
+          <w14:ligatures w14:val="none"/>
+        </w:rPr>
+        <w:t>Kurwadkar</w:t>
+      </w:r>
+      <w:proofErr w:type="spellEnd"/>
+      <w:r>
+        <w:rPr>
+          <w:rFonts w:ascii="Arial" w:eastAsia="Times New Roman" w:hAnsi="Arial" w:cs="Arial"/>
+          <w:color w:val="000000"/>
+          <w:kern w:val="0"/>
+          <w14:ligatures w14:val="none"/>
+        </w:rPr>
+        <w:t xml:space="preserve"> et al., 2022), </w:t>
+      </w:r>
+      <w:r>
+        <w:rPr>
+          <w:rFonts w:ascii="Arial" w:eastAsia="Times New Roman" w:hAnsi="Arial" w:cs="Arial"/>
+          <w:color w:val="000000"/>
+          <w:kern w:val="0"/>
+          <w14:ligatures w14:val="none"/>
+        </w:rPr>
+        <w:t xml:space="preserve">while </w:t>
+      </w:r>
+      <w:r>
+        <w:rPr>
+          <w:rFonts w:ascii="Arial" w:eastAsia="Times New Roman" w:hAnsi="Arial" w:cs="Arial"/>
+          <w:color w:val="000000"/>
+          <w:kern w:val="0"/>
+          <w14:ligatures w14:val="none"/>
+        </w:rPr>
+        <w:t>global chemical production and usage remain high, and persistent chemicals can be detected long after regulatory actions (Kong et al., 2014; Cousins et al., 2019). In the present study, we evaluated the impacts of two highly concerning persistent toxins—</w:t>
+      </w:r>
+      <w:r>
+        <w:rPr>
+          <w:rFonts w:ascii="Arial" w:eastAsia="Times New Roman" w:hAnsi="Arial" w:cs="Arial"/>
+          <w:color w:val="000000"/>
+          <w:kern w:val="0"/>
+          <w14:ligatures w14:val="none"/>
+        </w:rPr>
+        <w:t>cadmium</w:t>
+      </w:r>
+      <w:r>
+        <w:rPr>
+          <w:rFonts w:ascii="Arial" w:eastAsia="Times New Roman" w:hAnsi="Arial" w:cs="Arial"/>
+          <w:color w:val="000000"/>
+          <w:kern w:val="0"/>
+          <w14:ligatures w14:val="none"/>
+        </w:rPr>
+        <w:t xml:space="preserve"> and </w:t>
+      </w:r>
+      <w:proofErr w:type="spellStart"/>
+      <w:r>
+        <w:rPr>
+          <w:rFonts w:ascii="Arial" w:eastAsia="Times New Roman" w:hAnsi="Arial" w:cs="Arial"/>
+          <w:color w:val="000000"/>
+          <w:kern w:val="0"/>
+          <w14:ligatures w14:val="none"/>
+        </w:rPr>
+        <w:t>PFPeA</w:t>
+      </w:r>
+      <w:proofErr w:type="spellEnd"/>
+      <w:r>
+        <w:rPr>
+          <w:rFonts w:ascii="Arial" w:eastAsia="Times New Roman" w:hAnsi="Arial" w:cs="Arial"/>
+          <w:color w:val="000000"/>
+          <w:kern w:val="0"/>
+          <w14:ligatures w14:val="none"/>
+        </w:rPr>
+        <w:t>—at higher and lower exposure</w:t>
+      </w:r>
+      <w:r>
+        <w:rPr>
+          <w:rFonts w:ascii="Arial" w:eastAsia="Times New Roman" w:hAnsi="Arial" w:cs="Arial"/>
+          <w:color w:val="000000"/>
+          <w:kern w:val="0"/>
+          <w14:ligatures w14:val="none"/>
+        </w:rPr>
+        <w:t xml:space="preserve"> level</w:t>
+      </w:r>
+      <w:r>
+        <w:rPr>
+          <w:rFonts w:ascii="Arial" w:eastAsia="Times New Roman" w:hAnsi="Arial" w:cs="Arial"/>
+          <w:color w:val="000000"/>
+          <w:kern w:val="0"/>
+          <w14:ligatures w14:val="none"/>
+        </w:rPr>
+        <w:t xml:space="preserve">s on stress in Largemouth Bass before and after exposure to an abrupt </w:t>
+      </w:r>
+      <w:r>
+        <w:rPr>
+          <w:rFonts w:ascii="Arial" w:eastAsia="Times New Roman" w:hAnsi="Arial" w:cs="Arial"/>
+          <w:color w:val="000000"/>
+          <w:kern w:val="0"/>
+          <w14:ligatures w14:val="none"/>
+        </w:rPr>
+        <w:t xml:space="preserve">salinity </w:t>
+      </w:r>
+      <w:r>
+        <w:rPr>
+          <w:rFonts w:ascii="Arial" w:eastAsia="Times New Roman" w:hAnsi="Arial" w:cs="Arial"/>
+          <w:color w:val="000000"/>
+          <w:kern w:val="0"/>
+          <w14:ligatures w14:val="none"/>
+        </w:rPr>
+        <w:t>increase</w:t>
+      </w:r>
+      <w:r>
+        <w:rPr>
+          <w:rFonts w:ascii="Arial" w:eastAsia="Times New Roman" w:hAnsi="Arial" w:cs="Arial"/>
+          <w:color w:val="000000"/>
+          <w:kern w:val="0"/>
+          <w14:ligatures w14:val="none"/>
+        </w:rPr>
+        <w:t>,</w:t>
+      </w:r>
+      <w:r>
+        <w:rPr>
+          <w:rFonts w:ascii="Arial" w:eastAsia="Times New Roman" w:hAnsi="Arial" w:cs="Arial"/>
+          <w:color w:val="000000"/>
+          <w:kern w:val="0"/>
+          <w14:ligatures w14:val="none"/>
+        </w:rPr>
+        <w:t xml:space="preserve"> as little is known about these toxins and their potential to confound the stress response. </w:t>
+      </w:r>
+    </w:p>
+    <w:p>
+      <w:pPr>
+        <w:spacing w:line="480" w:lineRule="auto"/>
+        <w:ind w:firstLine="720"/>
+        <w:rPr>
+          <w:rFonts w:ascii="Arial" w:eastAsia="Times New Roman" w:hAnsi="Arial" w:cs="Arial"/>
+          <w:color w:val="000000"/>
+          <w:kern w:val="0"/>
+          <w14:ligatures w14:val="none"/>
+        </w:rPr>
+      </w:pPr>
+      <w:r>
+        <w:rPr>
+          <w:rFonts w:ascii="Arial" w:eastAsia="Times New Roman" w:hAnsi="Arial" w:cs="Arial"/>
+          <w:color w:val="000000"/>
+          <w:kern w:val="0"/>
+          <w14:ligatures w14:val="none"/>
+        </w:rPr>
+        <w:t>Ou</w:t>
+      </w:r>
+      <w:r>
+        <w:rPr>
+          <w:rFonts w:ascii="Arial" w:eastAsia="Times New Roman" w:hAnsi="Arial" w:cs="Arial"/>
+          <w:color w:val="000000"/>
+          <w:kern w:val="0"/>
+          <w14:ligatures w14:val="none"/>
+        </w:rPr>
+        <w:t>r</w:t>
+      </w:r>
+      <w:r>
+        <w:rPr>
+          <w:rFonts w:ascii="Arial" w:eastAsia="Times New Roman" w:hAnsi="Arial" w:cs="Arial"/>
+          <w:color w:val="000000"/>
+          <w:kern w:val="0"/>
+          <w14:ligatures w14:val="none"/>
+        </w:rPr>
+        <w:t xml:space="preserve"> study provides insights </w:t>
+      </w:r>
+      <w:r>
+        <w:rPr>
+          <w:rFonts w:ascii="Arial" w:eastAsia="Times New Roman" w:hAnsi="Arial" w:cs="Arial"/>
+          <w:color w:val="000000"/>
+          <w:kern w:val="0"/>
+          <w14:ligatures w14:val="none"/>
+        </w:rPr>
+        <w:t>in</w:t>
+      </w:r>
+      <w:r>
+        <w:rPr>
+          <w:rFonts w:ascii="Arial" w:eastAsia="Times New Roman" w:hAnsi="Arial" w:cs="Arial"/>
+          <w:color w:val="000000"/>
+          <w:kern w:val="0"/>
+          <w14:ligatures w14:val="none"/>
+        </w:rPr>
+        <w:t xml:space="preserve">to the relationship between toxins </w:t>
+      </w:r>
+      <w:r>
+        <w:rPr>
+          <w:rFonts w:ascii="Arial" w:eastAsia="Times New Roman" w:hAnsi="Arial" w:cs="Arial"/>
+          <w:color w:val="000000"/>
+          <w:kern w:val="0"/>
+          <w14:ligatures w14:val="none"/>
+        </w:rPr>
+        <w:t>and</w:t>
+      </w:r>
+      <w:r>
+        <w:rPr>
+          <w:rFonts w:ascii="Arial" w:eastAsia="Times New Roman" w:hAnsi="Arial" w:cs="Arial"/>
+          <w:color w:val="000000"/>
+          <w:kern w:val="0"/>
+          <w14:ligatures w14:val="none"/>
+        </w:rPr>
+        <w:t xml:space="preserve"> stress in freshwater fish</w:t>
+      </w:r>
+      <w:r>
+        <w:rPr>
+          <w:rFonts w:ascii="Arial" w:eastAsia="Times New Roman" w:hAnsi="Arial" w:cs="Arial"/>
+          <w:color w:val="000000"/>
+          <w:kern w:val="0"/>
+          <w14:ligatures w14:val="none"/>
+        </w:rPr>
+        <w:t>es</w:t>
+      </w:r>
+      <w:r>
+        <w:rPr>
+          <w:rFonts w:ascii="Arial" w:eastAsia="Times New Roman" w:hAnsi="Arial" w:cs="Arial"/>
+          <w:color w:val="000000"/>
+          <w:kern w:val="0"/>
+          <w14:ligatures w14:val="none"/>
+        </w:rPr>
+        <w:t xml:space="preserve">. We predicted that </w:t>
+      </w:r>
+      <w:r>
+        <w:rPr>
+          <w:rFonts w:ascii="Arial" w:eastAsia="Times New Roman" w:hAnsi="Arial" w:cs="Arial"/>
+          <w:color w:val="000000"/>
+          <w:kern w:val="0"/>
+          <w14:ligatures w14:val="none"/>
+        </w:rPr>
+        <w:t>cadmium</w:t>
+      </w:r>
+      <w:r>
+        <w:rPr>
+          <w:rFonts w:ascii="Arial" w:eastAsia="Times New Roman" w:hAnsi="Arial" w:cs="Arial"/>
+          <w:color w:val="000000"/>
+          <w:kern w:val="0"/>
+          <w14:ligatures w14:val="none"/>
+        </w:rPr>
+        <w:t xml:space="preserve"> </w:t>
+      </w:r>
+      <w:r>
+        <w:rPr>
+          <w:rFonts w:ascii="Arial" w:eastAsia="Times New Roman" w:hAnsi="Arial" w:cs="Arial"/>
+          <w:color w:val="000000"/>
+          <w:kern w:val="0"/>
+          <w14:ligatures w14:val="none"/>
+        </w:rPr>
+        <w:t xml:space="preserve">and </w:t>
+      </w:r>
+      <w:proofErr w:type="spellStart"/>
+      <w:r>
+        <w:rPr>
+          <w:rFonts w:ascii="Arial" w:eastAsia="Times New Roman" w:hAnsi="Arial" w:cs="Arial"/>
+          <w:color w:val="000000"/>
+          <w:kern w:val="0"/>
+          <w14:ligatures w14:val="none"/>
+        </w:rPr>
+        <w:t>PFPeA</w:t>
+      </w:r>
+      <w:proofErr w:type="spellEnd"/>
+      <w:r>
+        <w:rPr>
+          <w:rFonts w:ascii="Arial" w:eastAsia="Times New Roman" w:hAnsi="Arial" w:cs="Arial"/>
+          <w:color w:val="000000"/>
+          <w:kern w:val="0"/>
+          <w14:ligatures w14:val="none"/>
+        </w:rPr>
+        <w:t xml:space="preserve"> would alter baseline stress and confound the stress response after exposure to a </w:t>
+      </w:r>
+      <w:r>
+        <w:rPr>
+          <w:rFonts w:ascii="Arial" w:eastAsia="Times New Roman" w:hAnsi="Arial" w:cs="Arial"/>
+          <w:color w:val="000000"/>
+          <w:kern w:val="0"/>
+          <w14:ligatures w14:val="none"/>
+        </w:rPr>
+        <w:t xml:space="preserve">known </w:t>
+      </w:r>
+      <w:r>
+        <w:rPr>
+          <w:rFonts w:ascii="Arial" w:eastAsia="Times New Roman" w:hAnsi="Arial" w:cs="Arial"/>
+          <w:color w:val="000000"/>
+          <w:kern w:val="0"/>
+          <w14:ligatures w14:val="none"/>
+        </w:rPr>
+        <w:t xml:space="preserve">stressor. We found that exposure to </w:t>
+      </w:r>
+      <w:proofErr w:type="spellStart"/>
+      <w:r>
+        <w:rPr>
+          <w:rFonts w:ascii="Arial" w:eastAsia="Times New Roman" w:hAnsi="Arial" w:cs="Arial"/>
+          <w:color w:val="000000"/>
+          <w:kern w:val="0"/>
+          <w14:ligatures w14:val="none"/>
+        </w:rPr>
+        <w:t>PFPeA</w:t>
+      </w:r>
+      <w:proofErr w:type="spellEnd"/>
+      <w:r>
+        <w:rPr>
+          <w:rFonts w:ascii="Arial" w:eastAsia="Times New Roman" w:hAnsi="Arial" w:cs="Arial"/>
+          <w:color w:val="000000"/>
+          <w:kern w:val="0"/>
+          <w14:ligatures w14:val="none"/>
+        </w:rPr>
+        <w:t xml:space="preserve"> correlated with</w:t>
+      </w:r>
+      <w:r>
+        <w:rPr>
+          <w:rFonts w:ascii="Arial" w:eastAsia="Times New Roman" w:hAnsi="Arial" w:cs="Arial"/>
+          <w:color w:val="000000"/>
+          <w:kern w:val="0"/>
+          <w14:ligatures w14:val="none"/>
+        </w:rPr>
+        <w:t xml:space="preserve"> an</w:t>
+      </w:r>
+      <w:r>
+        <w:rPr>
+          <w:rFonts w:ascii="Arial" w:eastAsia="Times New Roman" w:hAnsi="Arial" w:cs="Arial"/>
+          <w:color w:val="000000"/>
+          <w:kern w:val="0"/>
+          <w14:ligatures w14:val="none"/>
+        </w:rPr>
+        <w:t xml:space="preserve"> inflated baseline NLR, a robust proxy for stress (Davis et al., 2008; Goessling et al., 2015). However, this effect was only observed at a high dos</w:t>
+      </w:r>
+      <w:r>
+        <w:rPr>
+          <w:rFonts w:ascii="Arial" w:eastAsia="Times New Roman" w:hAnsi="Arial" w:cs="Arial"/>
+          <w:color w:val="000000"/>
+          <w:kern w:val="0"/>
+          <w14:ligatures w14:val="none"/>
+        </w:rPr>
+        <w:t xml:space="preserve">e that has </w:t>
+      </w:r>
+      <w:r>
+        <w:rPr>
+          <w:rFonts w:ascii="Arial" w:eastAsia="Times New Roman" w:hAnsi="Arial" w:cs="Arial"/>
+          <w:color w:val="000000"/>
+          <w:kern w:val="0"/>
+          <w14:ligatures w14:val="none"/>
+        </w:rPr>
+        <w:t xml:space="preserve">not </w:t>
+      </w:r>
+      <w:r>
+        <w:rPr>
+          <w:rFonts w:ascii="Arial" w:eastAsia="Times New Roman" w:hAnsi="Arial" w:cs="Arial"/>
+          <w:color w:val="000000"/>
+          <w:kern w:val="0"/>
+          <w14:ligatures w14:val="none"/>
+        </w:rPr>
+        <w:t>been foun</w:t>
+      </w:r>
+      <w:r>
+        <w:rPr>
+          <w:rFonts w:ascii="Arial" w:eastAsia="Times New Roman" w:hAnsi="Arial" w:cs="Arial"/>
+          <w:color w:val="000000"/>
+          <w:kern w:val="0"/>
+          <w14:ligatures w14:val="none"/>
+        </w:rPr>
+        <w:t xml:space="preserve">d in nature (Pan et al., 2014; </w:t>
+      </w:r>
+      <w:proofErr w:type="spellStart"/>
+      <w:r>
+        <w:rPr>
+          <w:rFonts w:ascii="Arial" w:eastAsia="Times New Roman" w:hAnsi="Arial" w:cs="Arial"/>
+          <w:color w:val="000000"/>
+          <w:kern w:val="0"/>
+          <w14:ligatures w14:val="none"/>
+        </w:rPr>
+        <w:t>Lescord</w:t>
+      </w:r>
+      <w:proofErr w:type="spellEnd"/>
+      <w:r>
+        <w:rPr>
+          <w:rFonts w:ascii="Arial" w:eastAsia="Times New Roman" w:hAnsi="Arial" w:cs="Arial"/>
+          <w:color w:val="000000"/>
+          <w:kern w:val="0"/>
+          <w14:ligatures w14:val="none"/>
+        </w:rPr>
+        <w:t xml:space="preserve"> et al., 2015; </w:t>
+      </w:r>
+      <w:proofErr w:type="spellStart"/>
+      <w:r>
+        <w:rPr>
+          <w:rFonts w:ascii="Arial" w:eastAsia="Times New Roman" w:hAnsi="Arial" w:cs="Arial"/>
+          <w:color w:val="000000"/>
+          <w:kern w:val="0"/>
+          <w14:ligatures w14:val="none"/>
+        </w:rPr>
+        <w:t>Mussabek</w:t>
+      </w:r>
+      <w:proofErr w:type="spellEnd"/>
+      <w:r>
+        <w:rPr>
+          <w:rFonts w:ascii="Arial" w:eastAsia="Times New Roman" w:hAnsi="Arial" w:cs="Arial"/>
+          <w:color w:val="000000"/>
+          <w:kern w:val="0"/>
+          <w14:ligatures w14:val="none"/>
+        </w:rPr>
+        <w:t xml:space="preserve"> et al., 2019). Yet</w:t>
+      </w:r>
+      <w:r>
+        <w:rPr>
+          <w:rFonts w:ascii="Arial" w:eastAsia="Times New Roman" w:hAnsi="Arial" w:cs="Arial"/>
+          <w:color w:val="000000"/>
+          <w:kern w:val="0"/>
+          <w14:ligatures w14:val="none"/>
+        </w:rPr>
+        <w:t>,</w:t>
+      </w:r>
+      <w:r>
+        <w:rPr>
+          <w:rFonts w:ascii="Arial" w:eastAsia="Times New Roman" w:hAnsi="Arial" w:cs="Arial"/>
+          <w:color w:val="000000"/>
+          <w:kern w:val="0"/>
+          <w14:ligatures w14:val="none"/>
+        </w:rPr>
+        <w:t xml:space="preserve"> these findings corroborate past research suggesting that PFAS can elevate stress in fish</w:t>
+      </w:r>
+      <w:r>
+        <w:rPr>
+          <w:rFonts w:ascii="Arial" w:eastAsia="Times New Roman" w:hAnsi="Arial" w:cs="Arial"/>
+          <w:color w:val="000000"/>
+          <w:kern w:val="0"/>
+          <w14:ligatures w14:val="none"/>
+        </w:rPr>
+        <w:t>es</w:t>
+      </w:r>
+      <w:r>
+        <w:rPr>
+          <w:rFonts w:ascii="Arial" w:eastAsia="Times New Roman" w:hAnsi="Arial" w:cs="Arial"/>
+          <w:color w:val="000000"/>
+          <w:kern w:val="0"/>
+          <w14:ligatures w14:val="none"/>
+        </w:rPr>
+        <w:t xml:space="preserve">. For instance, Schumann et al. </w:t>
+      </w:r>
+      <w:r>
+        <w:rPr>
+          <w:rFonts w:ascii="Arial" w:eastAsia="Times New Roman" w:hAnsi="Arial" w:cs="Arial"/>
+          <w:color w:val="000000"/>
+          <w:kern w:val="0"/>
+          <w14:ligatures w14:val="none"/>
+        </w:rPr>
+        <w:t xml:space="preserve">(2022) </w:t>
+      </w:r>
+      <w:r>
+        <w:rPr>
+          <w:rFonts w:ascii="Arial" w:eastAsia="Times New Roman" w:hAnsi="Arial" w:cs="Arial"/>
+          <w:color w:val="000000"/>
+          <w:kern w:val="0"/>
+          <w14:ligatures w14:val="none"/>
+        </w:rPr>
+        <w:t xml:space="preserve">showed that river systems with higher rates of PFAS exposure correlated with greater plasma </w:t>
+      </w:r>
+      <w:r>
+        <w:rPr>
+          <w:rFonts w:ascii="Arial" w:eastAsia="Times New Roman" w:hAnsi="Arial" w:cs="Arial"/>
+          <w:color w:val="000000"/>
+          <w:kern w:val="0"/>
+          <w14:ligatures w14:val="none"/>
+        </w:rPr>
+        <w:lastRenderedPageBreak/>
+        <w:t>cortisol levels. The potential for PFAS to modulate stress may pose a significant challenge for fisheries managers</w:t>
+      </w:r>
+      <w:r>
+        <w:rPr>
+          <w:rFonts w:ascii="Arial" w:eastAsia="Times New Roman" w:hAnsi="Arial" w:cs="Arial"/>
+          <w:color w:val="000000"/>
+          <w:kern w:val="0"/>
+          <w14:ligatures w14:val="none"/>
+        </w:rPr>
+        <w:t>,</w:t>
+      </w:r>
+      <w:r>
+        <w:rPr>
+          <w:rFonts w:ascii="Arial" w:eastAsia="Times New Roman" w:hAnsi="Arial" w:cs="Arial"/>
+          <w:color w:val="000000"/>
+          <w:kern w:val="0"/>
+          <w14:ligatures w14:val="none"/>
+        </w:rPr>
+        <w:t xml:space="preserve"> given</w:t>
+      </w:r>
+      <w:r>
+        <w:rPr>
+          <w:rFonts w:ascii="Arial" w:eastAsia="Times New Roman" w:hAnsi="Arial" w:cs="Arial"/>
+          <w:color w:val="000000"/>
+          <w:kern w:val="0"/>
+          <w14:ligatures w14:val="none"/>
+        </w:rPr>
+        <w:t xml:space="preserve"> that</w:t>
+      </w:r>
+      <w:r>
+        <w:rPr>
+          <w:rFonts w:ascii="Arial" w:eastAsia="Times New Roman" w:hAnsi="Arial" w:cs="Arial"/>
+          <w:color w:val="000000"/>
+          <w:kern w:val="0"/>
+          <w14:ligatures w14:val="none"/>
+        </w:rPr>
+        <w:t xml:space="preserve"> chronic stress can </w:t>
+      </w:r>
+      <w:r>
+        <w:rPr>
+          <w:rFonts w:ascii="Arial" w:eastAsia="Times New Roman" w:hAnsi="Arial" w:cs="Arial"/>
+          <w:color w:val="000000"/>
+          <w:kern w:val="0"/>
+          <w14:ligatures w14:val="none"/>
+        </w:rPr>
+        <w:t>lead</w:t>
+      </w:r>
+      <w:r>
+        <w:rPr>
+          <w:rFonts w:ascii="Arial" w:eastAsia="Times New Roman" w:hAnsi="Arial" w:cs="Arial"/>
+          <w:color w:val="000000"/>
+          <w:kern w:val="0"/>
+          <w14:ligatures w14:val="none"/>
+        </w:rPr>
+        <w:t xml:space="preserve"> </w:t>
+      </w:r>
+      <w:r>
+        <w:rPr>
+          <w:rFonts w:ascii="Arial" w:eastAsia="Times New Roman" w:hAnsi="Arial" w:cs="Arial"/>
+          <w:color w:val="000000"/>
+          <w:kern w:val="0"/>
+          <w14:ligatures w14:val="none"/>
+        </w:rPr>
+        <w:t xml:space="preserve">to </w:t>
+      </w:r>
+      <w:r>
+        <w:rPr>
+          <w:rFonts w:ascii="Arial" w:eastAsia="Times New Roman" w:hAnsi="Arial" w:cs="Arial"/>
+          <w:color w:val="000000"/>
+          <w:kern w:val="0"/>
+          <w14:ligatures w14:val="none"/>
+        </w:rPr>
+        <w:t>growth</w:t>
+      </w:r>
+      <w:r>
+        <w:rPr>
+          <w:rFonts w:ascii="Arial" w:eastAsia="Times New Roman" w:hAnsi="Arial" w:cs="Arial"/>
+          <w:color w:val="000000"/>
+          <w:kern w:val="0"/>
+          <w14:ligatures w14:val="none"/>
+        </w:rPr>
+        <w:t xml:space="preserve"> and</w:t>
+      </w:r>
+      <w:r>
+        <w:rPr>
+          <w:rFonts w:ascii="Arial" w:eastAsia="Times New Roman" w:hAnsi="Arial" w:cs="Arial"/>
+          <w:color w:val="000000"/>
+          <w:kern w:val="0"/>
+          <w14:ligatures w14:val="none"/>
+        </w:rPr>
+        <w:t xml:space="preserve"> reproduction</w:t>
+      </w:r>
+      <w:r>
+        <w:rPr>
+          <w:rFonts w:ascii="Arial" w:eastAsia="Times New Roman" w:hAnsi="Arial" w:cs="Arial"/>
+          <w:color w:val="000000"/>
+          <w:kern w:val="0"/>
+          <w14:ligatures w14:val="none"/>
+        </w:rPr>
+        <w:t xml:space="preserve"> </w:t>
+      </w:r>
+      <w:r>
+        <w:rPr>
+          <w:rFonts w:ascii="Arial" w:eastAsia="Times New Roman" w:hAnsi="Arial" w:cs="Arial"/>
+          <w:color w:val="000000"/>
+          <w:kern w:val="0"/>
+          <w14:ligatures w14:val="none"/>
+        </w:rPr>
+        <w:t>reduction and cause premature mortality (reviewed in Pankhurst &amp; Van der Kraak, 1997; reviewed in Schreck, 2010).</w:t>
+      </w:r>
+    </w:p>
+    <w:p>
+      <w:pPr>
+        <w:spacing w:line="480" w:lineRule="auto"/>
+        <w:ind w:firstLine="720"/>
+        <w:rPr>
+          <w:rFonts w:ascii="Arial" w:eastAsia="Times New Roman" w:hAnsi="Arial" w:cs="Arial"/>
+          <w:color w:val="000000"/>
+          <w:kern w:val="0"/>
+          <w14:ligatures w14:val="none"/>
+        </w:rPr>
+      </w:pPr>
+      <w:r>
+        <w:rPr>
+          <w:rFonts w:ascii="Arial" w:eastAsia="Times New Roman" w:hAnsi="Arial" w:cs="Arial"/>
+          <w:color w:val="000000"/>
+          <w:kern w:val="0"/>
+          <w14:ligatures w14:val="none"/>
+        </w:rPr>
+        <w:t xml:space="preserve">Throughout the </w:t>
+      </w:r>
+      <w:r>
+        <w:rPr>
+          <w:rFonts w:ascii="Arial" w:eastAsia="Times New Roman" w:hAnsi="Arial" w:cs="Arial"/>
+          <w:color w:val="000000"/>
+          <w:kern w:val="0"/>
+          <w14:ligatures w14:val="none"/>
+        </w:rPr>
+        <w:t>study,</w:t>
+      </w:r>
+      <w:r>
+        <w:rPr>
+          <w:rFonts w:ascii="Arial" w:eastAsia="Times New Roman" w:hAnsi="Arial" w:cs="Arial"/>
+          <w:color w:val="000000"/>
+          <w:kern w:val="0"/>
+          <w14:ligatures w14:val="none"/>
+        </w:rPr>
+        <w:t xml:space="preserve"> we took steps to ensure consistency and mitigate against confounding variables. We intentionally selected bass of a similar size</w:t>
+      </w:r>
+      <w:r>
+        <w:rPr>
+          <w:rFonts w:ascii="Arial" w:eastAsia="Times New Roman" w:hAnsi="Arial" w:cs="Arial"/>
+          <w:color w:val="000000"/>
+          <w:kern w:val="0"/>
+          <w14:ligatures w14:val="none"/>
+        </w:rPr>
+        <w:t>.</w:t>
+      </w:r>
+      <w:r>
+        <w:rPr>
+          <w:rFonts w:ascii="Arial" w:eastAsia="Times New Roman" w:hAnsi="Arial" w:cs="Arial"/>
+          <w:color w:val="000000"/>
+          <w:kern w:val="0"/>
+          <w14:ligatures w14:val="none"/>
+        </w:rPr>
+        <w:t xml:space="preserve"> We felt that restricted size variation was important as leukocyte profiles have been found to positively correlate with vertebrate body size between and among species (M. Jaafar et al., 2016; Downs et al., 2020; </w:t>
+      </w:r>
+      <w:proofErr w:type="spellStart"/>
+      <w:r>
+        <w:rPr>
+          <w:rFonts w:ascii="Arial" w:eastAsia="Times New Roman" w:hAnsi="Arial" w:cs="Arial"/>
+          <w:color w:val="000000"/>
+          <w:kern w:val="0"/>
+          <w14:ligatures w14:val="none"/>
+        </w:rPr>
+        <w:t>Naidenko</w:t>
+      </w:r>
+      <w:proofErr w:type="spellEnd"/>
+      <w:r>
+        <w:rPr>
+          <w:rFonts w:ascii="Arial" w:eastAsia="Times New Roman" w:hAnsi="Arial" w:cs="Arial"/>
+          <w:color w:val="000000"/>
+          <w:kern w:val="0"/>
+          <w14:ligatures w14:val="none"/>
+        </w:rPr>
+        <w:t xml:space="preserve"> &amp; </w:t>
+      </w:r>
+      <w:proofErr w:type="spellStart"/>
+      <w:r>
+        <w:rPr>
+          <w:rFonts w:ascii="Arial" w:eastAsia="Times New Roman" w:hAnsi="Arial" w:cs="Arial"/>
+          <w:color w:val="000000"/>
+          <w:kern w:val="0"/>
+          <w14:ligatures w14:val="none"/>
+        </w:rPr>
+        <w:t>Alshinetskiy</w:t>
+      </w:r>
+      <w:proofErr w:type="spellEnd"/>
+      <w:r>
+        <w:rPr>
+          <w:rFonts w:ascii="Arial" w:eastAsia="Times New Roman" w:hAnsi="Arial" w:cs="Arial"/>
+          <w:color w:val="000000"/>
+          <w:kern w:val="0"/>
+          <w14:ligatures w14:val="none"/>
+        </w:rPr>
+        <w:t xml:space="preserve">, 2020). We also chose to inhibit food consumption throughout the study to avoid potential variations in metabolic activity and to reduce the risk of possible food-induced increases in leukocyte circulation (Song et al., 2024; Xie et al., 2024). </w:t>
+      </w:r>
+      <w:r>
+        <w:rPr>
+          <w:rFonts w:ascii="Arial" w:eastAsia="Times New Roman" w:hAnsi="Arial" w:cs="Arial"/>
+          <w:color w:val="000000"/>
+          <w:kern w:val="0"/>
+          <w14:ligatures w14:val="none"/>
+        </w:rPr>
+        <w:t>Additionally, literature shows</w:t>
+      </w:r>
+      <w:r>
+        <w:rPr>
+          <w:rFonts w:ascii="Arial" w:eastAsia="Times New Roman" w:hAnsi="Arial" w:cs="Arial"/>
+          <w:color w:val="000000"/>
+          <w:kern w:val="0"/>
+          <w14:ligatures w14:val="none"/>
+        </w:rPr>
+        <w:t xml:space="preserve"> animals recently introduced to captivity may return to feeding at different times, potentially leading to variability in metabolic rates and immune responses that could confound the effects of toxin exposure.</w:t>
+      </w:r>
+      <w:r>
+        <w:rPr>
+          <w:rFonts w:ascii="Arial" w:eastAsia="Times New Roman" w:hAnsi="Arial" w:cs="Arial"/>
+          <w:color w:val="000000"/>
+          <w:kern w:val="0"/>
+          <w14:ligatures w14:val="none"/>
+        </w:rPr>
+        <w:t xml:space="preserve"> </w:t>
+      </w:r>
+      <w:r>
+        <w:rPr>
+          <w:rFonts w:ascii="Arial" w:eastAsia="Times New Roman" w:hAnsi="Arial" w:cs="Arial"/>
+          <w:color w:val="000000"/>
+          <w:kern w:val="0"/>
+          <w14:ligatures w14:val="none"/>
+        </w:rPr>
+        <w:t>Therefore</w:t>
+      </w:r>
+      <w:r>
+        <w:rPr>
+          <w:rFonts w:ascii="Arial" w:eastAsia="Times New Roman" w:hAnsi="Arial" w:cs="Arial"/>
+          <w:color w:val="000000"/>
+          <w:kern w:val="0"/>
+          <w14:ligatures w14:val="none"/>
+        </w:rPr>
+        <w:t xml:space="preserve">, </w:t>
+      </w:r>
+      <w:r>
+        <w:rPr>
+          <w:rFonts w:ascii="Arial" w:eastAsia="Times New Roman" w:hAnsi="Arial" w:cs="Arial"/>
+          <w:color w:val="000000"/>
+          <w:kern w:val="0"/>
+          <w14:ligatures w14:val="none"/>
+        </w:rPr>
+        <w:t>as expected,</w:t>
+      </w:r>
+      <w:r>
+        <w:rPr>
+          <w:rFonts w:ascii="Arial" w:eastAsia="Times New Roman" w:hAnsi="Arial" w:cs="Arial"/>
+          <w:color w:val="000000"/>
+          <w:kern w:val="0"/>
+          <w14:ligatures w14:val="none"/>
+        </w:rPr>
+        <w:t xml:space="preserve"> we observed a slight decline in relative weight</w:t>
+      </w:r>
+      <w:r>
+        <w:rPr>
+          <w:rFonts w:ascii="Arial" w:eastAsia="Times New Roman" w:hAnsi="Arial" w:cs="Arial"/>
+          <w:color w:val="000000"/>
+          <w:kern w:val="0"/>
+          <w14:ligatures w14:val="none"/>
+        </w:rPr>
+        <w:t xml:space="preserve"> and deemed this diminutive decline acceptable</w:t>
+      </w:r>
+      <w:r>
+        <w:rPr>
+          <w:rFonts w:ascii="Arial" w:eastAsia="Times New Roman" w:hAnsi="Arial" w:cs="Arial"/>
+          <w:color w:val="000000"/>
+          <w:kern w:val="0"/>
+          <w14:ligatures w14:val="none"/>
+        </w:rPr>
+        <w:t>.</w:t>
+      </w:r>
+      <w:r>
+        <w:rPr>
+          <w:rFonts w:ascii="Arial" w:eastAsia="Times New Roman" w:hAnsi="Arial" w:cs="Arial"/>
+          <w:color w:val="000000"/>
+          <w:kern w:val="0"/>
+          <w14:ligatures w14:val="none"/>
+        </w:rPr>
+        <w:t xml:space="preserve"> W</w:t>
+      </w:r>
+      <w:r>
+        <w:rPr>
+          <w:rFonts w:ascii="Arial" w:eastAsia="Times New Roman" w:hAnsi="Arial" w:cs="Arial"/>
+          <w:color w:val="000000"/>
+          <w:kern w:val="0"/>
+          <w14:ligatures w14:val="none"/>
+        </w:rPr>
+        <w:t>ater quality</w:t>
+      </w:r>
+      <w:r>
+        <w:rPr>
+          <w:rFonts w:ascii="Arial" w:eastAsia="Times New Roman" w:hAnsi="Arial" w:cs="Arial"/>
+          <w:color w:val="000000"/>
+          <w:kern w:val="0"/>
+          <w14:ligatures w14:val="none"/>
+        </w:rPr>
+        <w:t xml:space="preserve"> </w:t>
+      </w:r>
+      <w:r>
+        <w:rPr>
+          <w:rFonts w:ascii="Arial" w:eastAsia="Times New Roman" w:hAnsi="Arial" w:cs="Arial"/>
+          <w:color w:val="000000"/>
+          <w:kern w:val="0"/>
+          <w14:ligatures w14:val="none"/>
+        </w:rPr>
+        <w:t>among tanks va</w:t>
+      </w:r>
+      <w:r>
+        <w:rPr>
+          <w:rFonts w:ascii="Arial" w:eastAsia="Times New Roman" w:hAnsi="Arial" w:cs="Arial"/>
+          <w:color w:val="000000"/>
+          <w:kern w:val="0"/>
+          <w14:ligatures w14:val="none"/>
+        </w:rPr>
+        <w:t>ried minimally throughout the study, as expected</w:t>
+      </w:r>
+      <w:r>
+        <w:rPr>
+          <w:rFonts w:ascii="Arial" w:eastAsia="Times New Roman" w:hAnsi="Arial" w:cs="Arial"/>
+          <w:color w:val="000000"/>
+          <w:kern w:val="0"/>
+          <w14:ligatures w14:val="none"/>
+        </w:rPr>
+        <w:t xml:space="preserve">. </w:t>
+      </w:r>
+      <w:r>
+        <w:rPr>
+          <w:rFonts w:ascii="Arial" w:eastAsia="Times New Roman" w:hAnsi="Arial" w:cs="Arial"/>
+          <w:color w:val="000000"/>
+          <w:kern w:val="0"/>
+          <w14:ligatures w14:val="none"/>
+        </w:rPr>
+        <w:t>Consistent</w:t>
+      </w:r>
+      <w:r>
+        <w:rPr>
+          <w:rFonts w:ascii="Arial" w:eastAsia="Times New Roman" w:hAnsi="Arial" w:cs="Arial"/>
+          <w:color w:val="000000"/>
+          <w:kern w:val="0"/>
+          <w14:ligatures w14:val="none"/>
+        </w:rPr>
+        <w:t xml:space="preserve"> water quality conditions </w:t>
+      </w:r>
+      <w:r>
+        <w:rPr>
+          <w:rFonts w:ascii="Arial" w:eastAsia="Times New Roman" w:hAnsi="Arial" w:cs="Arial"/>
+          <w:color w:val="000000"/>
+          <w:kern w:val="0"/>
+          <w14:ligatures w14:val="none"/>
+        </w:rPr>
+        <w:t>are crucial for this type of study</w:t>
+      </w:r>
+      <w:r>
+        <w:rPr>
+          <w:rFonts w:ascii="Arial" w:eastAsia="Times New Roman" w:hAnsi="Arial" w:cs="Arial"/>
+          <w:color w:val="000000"/>
+          <w:kern w:val="0"/>
+          <w14:ligatures w14:val="none"/>
+        </w:rPr>
+        <w:t xml:space="preserve"> as water conditions </w:t>
+      </w:r>
+      <w:r>
+        <w:rPr>
+          <w:rFonts w:ascii="Arial" w:eastAsia="Times New Roman" w:hAnsi="Arial" w:cs="Arial"/>
+          <w:color w:val="000000"/>
+          <w:kern w:val="0"/>
+          <w14:ligatures w14:val="none"/>
+        </w:rPr>
+        <w:t>can also</w:t>
+      </w:r>
+      <w:r>
+        <w:rPr>
+          <w:rFonts w:ascii="Arial" w:eastAsia="Times New Roman" w:hAnsi="Arial" w:cs="Arial"/>
+          <w:color w:val="000000"/>
+          <w:kern w:val="0"/>
+          <w14:ligatures w14:val="none"/>
+        </w:rPr>
+        <w:t xml:space="preserve"> alter the prevalence of various circulating leukocytes in some fish species (Corrêa et al., 2017; Shahjahan et al., 2018; </w:t>
+      </w:r>
+      <w:proofErr w:type="spellStart"/>
+      <w:r>
+        <w:rPr>
+          <w:rFonts w:ascii="Arial" w:eastAsia="Times New Roman" w:hAnsi="Arial" w:cs="Arial"/>
+          <w:color w:val="000000"/>
+          <w:kern w:val="0"/>
+          <w14:ligatures w14:val="none"/>
+        </w:rPr>
+        <w:t>Hertika</w:t>
+      </w:r>
+      <w:proofErr w:type="spellEnd"/>
+      <w:r>
+        <w:rPr>
+          <w:rFonts w:ascii="Arial" w:eastAsia="Times New Roman" w:hAnsi="Arial" w:cs="Arial"/>
+          <w:color w:val="000000"/>
+          <w:kern w:val="0"/>
+          <w14:ligatures w14:val="none"/>
+        </w:rPr>
+        <w:t xml:space="preserve"> et al., 2022)</w:t>
+      </w:r>
+      <w:r>
+        <w:rPr>
+          <w:rFonts w:ascii="Arial" w:eastAsia="Times New Roman" w:hAnsi="Arial" w:cs="Arial"/>
+          <w:color w:val="000000"/>
+          <w:kern w:val="0"/>
+          <w14:ligatures w14:val="none"/>
+        </w:rPr>
+        <w:t>.</w:t>
+      </w:r>
+    </w:p>
+    <w:p>
+      <w:pPr>
+        <w:spacing w:line="480" w:lineRule="auto"/>
+        <w:ind w:firstLine="720"/>
+        <w:rPr>
+          <w:rFonts w:ascii="Arial" w:eastAsia="Times New Roman" w:hAnsi="Arial" w:cs="Arial"/>
+          <w:color w:val="000000"/>
+          <w:kern w:val="0"/>
+          <w14:ligatures w14:val="none"/>
+        </w:rPr>
+      </w:pPr>
+      <w:r>
+        <w:rPr>
+          <w:rFonts w:ascii="Arial" w:eastAsia="Times New Roman" w:hAnsi="Arial" w:cs="Arial"/>
+          <w:color w:val="000000"/>
+          <w:kern w:val="0"/>
+          <w14:ligatures w14:val="none"/>
+        </w:rPr>
+        <w:t>C</w:t>
+      </w:r>
+      <w:r>
+        <w:rPr>
+          <w:rFonts w:ascii="Arial" w:eastAsia="Times New Roman" w:hAnsi="Arial" w:cs="Arial"/>
+          <w:color w:val="000000"/>
+          <w:kern w:val="0"/>
+          <w14:ligatures w14:val="none"/>
+        </w:rPr>
+        <w:t>admium</w:t>
+      </w:r>
+      <w:r>
+        <w:rPr>
+          <w:rFonts w:ascii="Arial" w:eastAsia="Times New Roman" w:hAnsi="Arial" w:cs="Arial"/>
+          <w:color w:val="000000"/>
+          <w:kern w:val="0"/>
+          <w14:ligatures w14:val="none"/>
+        </w:rPr>
+        <w:t xml:space="preserve"> exposure did not alter baseline stress levels</w:t>
+      </w:r>
+      <w:r>
+        <w:rPr>
+          <w:rFonts w:ascii="Arial" w:eastAsia="Times New Roman" w:hAnsi="Arial" w:cs="Arial"/>
+          <w:color w:val="000000"/>
+          <w:kern w:val="0"/>
+          <w14:ligatures w14:val="none"/>
+        </w:rPr>
+        <w:t>. Therefore,</w:t>
+      </w:r>
+      <w:r>
+        <w:rPr>
+          <w:rFonts w:ascii="Arial" w:eastAsia="Times New Roman" w:hAnsi="Arial" w:cs="Arial"/>
+          <w:color w:val="000000"/>
+          <w:kern w:val="0"/>
+          <w14:ligatures w14:val="none"/>
+        </w:rPr>
+        <w:t xml:space="preserve"> we failed to reject the null hypothesis that </w:t>
+      </w:r>
+      <w:r>
+        <w:rPr>
+          <w:rFonts w:ascii="Arial" w:eastAsia="Times New Roman" w:hAnsi="Arial" w:cs="Arial"/>
+          <w:color w:val="000000"/>
+          <w:kern w:val="0"/>
+          <w14:ligatures w14:val="none"/>
+        </w:rPr>
+        <w:t>cadmium</w:t>
+      </w:r>
+      <w:r>
+        <w:rPr>
+          <w:rFonts w:ascii="Arial" w:eastAsia="Times New Roman" w:hAnsi="Arial" w:cs="Arial"/>
+          <w:color w:val="000000"/>
+          <w:kern w:val="0"/>
+          <w14:ligatures w14:val="none"/>
+        </w:rPr>
+        <w:t xml:space="preserve"> increases baseline stress in bass. </w:t>
+      </w:r>
+      <w:r>
+        <w:rPr>
+          <w:rFonts w:ascii="Arial" w:eastAsia="Times New Roman" w:hAnsi="Arial" w:cs="Arial"/>
+          <w:color w:val="000000"/>
+          <w:kern w:val="0"/>
+          <w14:ligatures w14:val="none"/>
+        </w:rPr>
+        <w:t>The lack of</w:t>
+      </w:r>
+      <w:r>
+        <w:rPr>
+          <w:rFonts w:ascii="Arial" w:eastAsia="Times New Roman" w:hAnsi="Arial" w:cs="Arial"/>
+          <w:color w:val="000000"/>
+          <w:kern w:val="0"/>
+          <w14:ligatures w14:val="none"/>
+        </w:rPr>
+        <w:t xml:space="preserve"> effect was surprising</w:t>
+      </w:r>
+      <w:r>
+        <w:rPr>
+          <w:rFonts w:ascii="Arial" w:eastAsia="Times New Roman" w:hAnsi="Arial" w:cs="Arial"/>
+          <w:color w:val="000000"/>
+          <w:kern w:val="0"/>
+          <w14:ligatures w14:val="none"/>
+        </w:rPr>
+        <w:t>,</w:t>
+      </w:r>
+      <w:r>
+        <w:rPr>
+          <w:rFonts w:ascii="Arial" w:eastAsia="Times New Roman" w:hAnsi="Arial" w:cs="Arial"/>
+          <w:color w:val="000000"/>
+          <w:kern w:val="0"/>
+          <w14:ligatures w14:val="none"/>
+        </w:rPr>
+        <w:t xml:space="preserve"> given that other heavy metals have been shown to </w:t>
+      </w:r>
+      <w:r>
+        <w:rPr>
+          <w:rFonts w:ascii="Arial" w:eastAsia="Times New Roman" w:hAnsi="Arial" w:cs="Arial"/>
+          <w:color w:val="000000"/>
+          <w:kern w:val="0"/>
+          <w14:ligatures w14:val="none"/>
+        </w:rPr>
+        <w:t xml:space="preserve">significantly </w:t>
+      </w:r>
+      <w:r>
+        <w:rPr>
+          <w:rFonts w:ascii="Arial" w:eastAsia="Times New Roman" w:hAnsi="Arial" w:cs="Arial"/>
+          <w:color w:val="000000"/>
+          <w:kern w:val="0"/>
+          <w14:ligatures w14:val="none"/>
+        </w:rPr>
+        <w:lastRenderedPageBreak/>
+        <w:t>modulate hematological parameters in fish</w:t>
+      </w:r>
+      <w:r>
+        <w:rPr>
+          <w:rFonts w:ascii="Arial" w:eastAsia="Times New Roman" w:hAnsi="Arial" w:cs="Arial"/>
+          <w:color w:val="000000"/>
+          <w:kern w:val="0"/>
+          <w14:ligatures w14:val="none"/>
+        </w:rPr>
+        <w:t>es</w:t>
+      </w:r>
+      <w:r>
+        <w:rPr>
+          <w:rFonts w:ascii="Arial" w:eastAsia="Times New Roman" w:hAnsi="Arial" w:cs="Arial"/>
+          <w:color w:val="000000"/>
+          <w:kern w:val="0"/>
+          <w14:ligatures w14:val="none"/>
+        </w:rPr>
+        <w:t xml:space="preserve"> (</w:t>
+      </w:r>
+      <w:proofErr w:type="spellStart"/>
+      <w:r>
+        <w:rPr>
+          <w:rFonts w:ascii="Arial" w:eastAsia="Times New Roman" w:hAnsi="Arial" w:cs="Arial"/>
+          <w:color w:val="000000"/>
+          <w:kern w:val="0"/>
+          <w14:ligatures w14:val="none"/>
+        </w:rPr>
+        <w:t>Seriani</w:t>
+      </w:r>
+      <w:proofErr w:type="spellEnd"/>
+      <w:r>
+        <w:rPr>
+          <w:rFonts w:ascii="Arial" w:eastAsia="Times New Roman" w:hAnsi="Arial" w:cs="Arial"/>
+          <w:color w:val="000000"/>
+          <w:kern w:val="0"/>
+          <w14:ligatures w14:val="none"/>
+        </w:rPr>
+        <w:t xml:space="preserve"> et al., 2015). However, this finding </w:t>
+      </w:r>
+      <w:r>
+        <w:rPr>
+          <w:rFonts w:ascii="Arial" w:eastAsia="Times New Roman" w:hAnsi="Arial" w:cs="Arial"/>
+          <w:color w:val="000000"/>
+          <w:kern w:val="0"/>
+          <w14:ligatures w14:val="none"/>
+        </w:rPr>
+        <w:t>aligns</w:t>
+      </w:r>
+      <w:r>
+        <w:rPr>
+          <w:rFonts w:ascii="Arial" w:eastAsia="Times New Roman" w:hAnsi="Arial" w:cs="Arial"/>
+          <w:color w:val="000000"/>
+          <w:kern w:val="0"/>
+          <w14:ligatures w14:val="none"/>
+        </w:rPr>
+        <w:t xml:space="preserve"> with previous research on </w:t>
+      </w:r>
+      <w:r>
+        <w:rPr>
+          <w:rFonts w:ascii="Arial" w:eastAsia="Times New Roman" w:hAnsi="Arial" w:cs="Arial"/>
+          <w:color w:val="000000"/>
+          <w:kern w:val="0"/>
+          <w14:ligatures w14:val="none"/>
+        </w:rPr>
+        <w:t>cadmium</w:t>
+      </w:r>
+      <w:r>
+        <w:rPr>
+          <w:rFonts w:ascii="Arial" w:eastAsia="Times New Roman" w:hAnsi="Arial" w:cs="Arial"/>
+          <w:color w:val="000000"/>
+          <w:kern w:val="0"/>
+          <w14:ligatures w14:val="none"/>
+        </w:rPr>
+        <w:t xml:space="preserve"> exposure and </w:t>
+      </w:r>
+      <w:r>
+        <w:rPr>
+          <w:rFonts w:ascii="Arial" w:eastAsia="Times New Roman" w:hAnsi="Arial" w:cs="Arial"/>
+          <w:color w:val="000000"/>
+          <w:kern w:val="0"/>
+          <w14:ligatures w14:val="none"/>
+        </w:rPr>
+        <w:t>fish leukocytes</w:t>
+      </w:r>
+      <w:r>
+        <w:rPr>
+          <w:rFonts w:ascii="Arial" w:eastAsia="Times New Roman" w:hAnsi="Arial" w:cs="Arial"/>
+          <w:color w:val="000000"/>
+          <w:kern w:val="0"/>
+          <w14:ligatures w14:val="none"/>
+        </w:rPr>
+        <w:t xml:space="preserve">. Gill and Pant (1985) found that circulating lymphocytes increased after exposure to </w:t>
+      </w:r>
+      <w:r>
+        <w:rPr>
+          <w:rFonts w:ascii="Arial" w:eastAsia="Times New Roman" w:hAnsi="Arial" w:cs="Arial"/>
+          <w:color w:val="000000"/>
+          <w:kern w:val="0"/>
+          <w14:ligatures w14:val="none"/>
+        </w:rPr>
+        <w:t>cadmium</w:t>
+      </w:r>
+      <w:r>
+        <w:rPr>
+          <w:rFonts w:ascii="Arial" w:eastAsia="Times New Roman" w:hAnsi="Arial" w:cs="Arial"/>
+          <w:color w:val="000000"/>
+          <w:kern w:val="0"/>
+          <w14:ligatures w14:val="none"/>
+        </w:rPr>
+        <w:t xml:space="preserve">, but neutrophils did not. </w:t>
+      </w:r>
+    </w:p>
+    <w:p>
+      <w:pPr>
+        <w:spacing w:line="480" w:lineRule="auto"/>
+        <w:rPr>
+          <w:rFonts w:ascii="Arial" w:eastAsia="Times New Roman" w:hAnsi="Arial" w:cs="Arial"/>
+          <w:color w:val="000000"/>
+          <w:kern w:val="0"/>
+          <w14:ligatures w14:val="none"/>
+        </w:rPr>
+      </w:pPr>
+      <w:r>
+        <w:rPr>
+          <w:rFonts w:ascii="Arial" w:eastAsia="Times New Roman" w:hAnsi="Arial" w:cs="Arial"/>
+          <w:color w:val="000000"/>
+          <w:kern w:val="0"/>
+          <w14:ligatures w14:val="none"/>
+        </w:rPr>
+        <w:tab/>
+        <w:t xml:space="preserve">Saltwater intrusion is a growing concern </w:t>
+      </w:r>
+      <w:r>
+        <w:rPr>
+          <w:rFonts w:ascii="Arial" w:eastAsia="Times New Roman" w:hAnsi="Arial" w:cs="Arial"/>
+          <w:color w:val="000000"/>
+          <w:kern w:val="0"/>
+          <w14:ligatures w14:val="none"/>
+        </w:rPr>
+        <w:t>for</w:t>
+      </w:r>
+      <w:r>
+        <w:rPr>
+          <w:rFonts w:ascii="Arial" w:eastAsia="Times New Roman" w:hAnsi="Arial" w:cs="Arial"/>
+          <w:color w:val="000000"/>
+          <w:kern w:val="0"/>
+          <w14:ligatures w14:val="none"/>
+        </w:rPr>
+        <w:t xml:space="preserve"> coastal communities (Cao et al., 2021), </w:t>
+      </w:r>
+      <w:r>
+        <w:rPr>
+          <w:rFonts w:ascii="Arial" w:eastAsia="Times New Roman" w:hAnsi="Arial" w:cs="Arial"/>
+          <w:color w:val="000000"/>
+          <w:kern w:val="0"/>
+          <w14:ligatures w14:val="none"/>
+        </w:rPr>
+        <w:t>primari</w:t>
+      </w:r>
+      <w:r>
+        <w:rPr>
+          <w:rFonts w:ascii="Arial" w:eastAsia="Times New Roman" w:hAnsi="Arial" w:cs="Arial"/>
+          <w:color w:val="000000"/>
+          <w:kern w:val="0"/>
+          <w14:ligatures w14:val="none"/>
+        </w:rPr>
+        <w:t>ly because</w:t>
+      </w:r>
+      <w:r>
+        <w:rPr>
+          <w:rFonts w:ascii="Arial" w:eastAsia="Times New Roman" w:hAnsi="Arial" w:cs="Arial"/>
+          <w:color w:val="000000"/>
+          <w:kern w:val="0"/>
+          <w14:ligatures w14:val="none"/>
+        </w:rPr>
+        <w:t>,</w:t>
+      </w:r>
+      <w:r>
+        <w:rPr>
+          <w:rFonts w:ascii="Arial" w:eastAsia="Times New Roman" w:hAnsi="Arial" w:cs="Arial"/>
+          <w:color w:val="000000"/>
+          <w:kern w:val="0"/>
+          <w14:ligatures w14:val="none"/>
+        </w:rPr>
+        <w:t xml:space="preserve"> when </w:t>
+      </w:r>
+      <w:r>
+        <w:rPr>
+          <w:rFonts w:ascii="Arial" w:eastAsia="Times New Roman" w:hAnsi="Arial" w:cs="Arial"/>
+          <w:color w:val="000000"/>
+          <w:kern w:val="0"/>
+          <w14:ligatures w14:val="none"/>
+        </w:rPr>
+        <w:t>combin</w:t>
+      </w:r>
+      <w:r>
+        <w:rPr>
+          <w:rFonts w:ascii="Arial" w:eastAsia="Times New Roman" w:hAnsi="Arial" w:cs="Arial"/>
+          <w:color w:val="000000"/>
+          <w:kern w:val="0"/>
+          <w14:ligatures w14:val="none"/>
+        </w:rPr>
+        <w:t xml:space="preserve">ed with other stressors, </w:t>
+      </w:r>
+      <w:r>
+        <w:rPr>
+          <w:rFonts w:ascii="Arial" w:eastAsia="Times New Roman" w:hAnsi="Arial" w:cs="Arial"/>
+          <w:color w:val="000000"/>
+          <w:kern w:val="0"/>
+          <w14:ligatures w14:val="none"/>
+        </w:rPr>
+        <w:t>saltwater</w:t>
+      </w:r>
+      <w:r>
+        <w:rPr>
+          <w:rFonts w:ascii="Arial" w:eastAsia="Times New Roman" w:hAnsi="Arial" w:cs="Arial"/>
+          <w:color w:val="000000"/>
+          <w:kern w:val="0"/>
+          <w14:ligatures w14:val="none"/>
+        </w:rPr>
+        <w:t xml:space="preserve"> can </w:t>
+      </w:r>
+      <w:r>
+        <w:rPr>
+          <w:rFonts w:ascii="Arial" w:eastAsia="Times New Roman" w:hAnsi="Arial" w:cs="Arial"/>
+          <w:color w:val="000000"/>
+          <w:kern w:val="0"/>
+          <w14:ligatures w14:val="none"/>
+        </w:rPr>
+        <w:t>produce</w:t>
+      </w:r>
+      <w:r>
+        <w:rPr>
+          <w:rFonts w:ascii="Arial" w:eastAsia="Times New Roman" w:hAnsi="Arial" w:cs="Arial"/>
+          <w:color w:val="000000"/>
+          <w:kern w:val="0"/>
+          <w14:ligatures w14:val="none"/>
+        </w:rPr>
+        <w:t xml:space="preserve"> additive, synergistic, or antagonistic effects on aquatic organisms (Velasco et al., 2018). To simulate saltwater intrusion and test the interactions between saltwater and xenobiotic substances, we u</w:t>
+      </w:r>
+      <w:r>
+        <w:rPr>
+          <w:rFonts w:ascii="Arial" w:eastAsia="Times New Roman" w:hAnsi="Arial" w:cs="Arial"/>
+          <w:color w:val="000000"/>
+          <w:kern w:val="0"/>
+          <w14:ligatures w14:val="none"/>
+        </w:rPr>
+        <w:t>s</w:t>
+      </w:r>
+      <w:r>
+        <w:rPr>
+          <w:rFonts w:ascii="Arial" w:eastAsia="Times New Roman" w:hAnsi="Arial" w:cs="Arial"/>
+          <w:color w:val="000000"/>
+          <w:kern w:val="0"/>
+          <w14:ligatures w14:val="none"/>
+        </w:rPr>
+        <w:t>ed salt to induce a stress response, allowing us to analyze the effects of the toxins</w:t>
+      </w:r>
+      <w:r>
+        <w:rPr>
+          <w:rFonts w:ascii="Arial" w:eastAsia="Times New Roman" w:hAnsi="Arial" w:cs="Arial"/>
+          <w:color w:val="000000"/>
+          <w:kern w:val="0"/>
+          <w14:ligatures w14:val="none"/>
+        </w:rPr>
+        <w:t xml:space="preserve"> interacting with a</w:t>
+      </w:r>
+      <w:r>
+        <w:rPr>
+          <w:rFonts w:ascii="Arial" w:eastAsia="Times New Roman" w:hAnsi="Arial" w:cs="Arial"/>
+          <w:color w:val="000000"/>
+          <w:kern w:val="0"/>
+          <w14:ligatures w14:val="none"/>
+        </w:rPr>
+        <w:t xml:space="preserve"> natural stress response. We </w:t>
+      </w:r>
+      <w:r>
+        <w:rPr>
+          <w:rFonts w:ascii="Arial" w:eastAsia="Times New Roman" w:hAnsi="Arial" w:cs="Arial"/>
+          <w:color w:val="000000"/>
+          <w:kern w:val="0"/>
+          <w14:ligatures w14:val="none"/>
+        </w:rPr>
+        <w:t>determined</w:t>
+      </w:r>
+      <w:r>
+        <w:rPr>
+          <w:rFonts w:ascii="Arial" w:eastAsia="Times New Roman" w:hAnsi="Arial" w:cs="Arial"/>
+          <w:color w:val="000000"/>
+          <w:kern w:val="0"/>
+          <w14:ligatures w14:val="none"/>
+        </w:rPr>
+        <w:t xml:space="preserve"> that an abrupt increase to 5 ppt salinity caused a stress response in all groups</w:t>
+      </w:r>
+      <w:r>
+        <w:rPr>
+          <w:rFonts w:ascii="Arial" w:eastAsia="Times New Roman" w:hAnsi="Arial" w:cs="Arial"/>
+          <w:color w:val="000000"/>
+          <w:kern w:val="0"/>
+          <w14:ligatures w14:val="none"/>
+        </w:rPr>
+        <w:t>;</w:t>
+      </w:r>
+      <w:r>
+        <w:rPr>
+          <w:rFonts w:ascii="Arial" w:eastAsia="Times New Roman" w:hAnsi="Arial" w:cs="Arial"/>
+          <w:color w:val="000000"/>
+          <w:kern w:val="0"/>
+          <w14:ligatures w14:val="none"/>
+        </w:rPr>
+        <w:t xml:space="preserve"> </w:t>
+      </w:r>
+      <w:r>
+        <w:rPr>
+          <w:rFonts w:ascii="Arial" w:eastAsia="Times New Roman" w:hAnsi="Arial" w:cs="Arial"/>
+          <w:color w:val="000000"/>
+          <w:kern w:val="0"/>
+          <w14:ligatures w14:val="none"/>
+        </w:rPr>
+        <w:t>however,</w:t>
+      </w:r>
+      <w:r>
+        <w:rPr>
+          <w:rFonts w:ascii="Arial" w:eastAsia="Times New Roman" w:hAnsi="Arial" w:cs="Arial"/>
+          <w:color w:val="000000"/>
+          <w:kern w:val="0"/>
+          <w14:ligatures w14:val="none"/>
+        </w:rPr>
+        <w:t xml:space="preserve"> the strength of this response varied among </w:t>
+      </w:r>
+      <w:r>
+        <w:rPr>
+          <w:rFonts w:ascii="Arial" w:eastAsia="Times New Roman" w:hAnsi="Arial" w:cs="Arial"/>
+          <w:color w:val="000000"/>
+          <w:kern w:val="0"/>
+          <w14:ligatures w14:val="none"/>
+        </w:rPr>
+        <w:t>them</w:t>
+      </w:r>
+      <w:r>
+        <w:rPr>
+          <w:rFonts w:ascii="Arial" w:eastAsia="Times New Roman" w:hAnsi="Arial" w:cs="Arial"/>
+          <w:color w:val="000000"/>
+          <w:kern w:val="0"/>
+          <w14:ligatures w14:val="none"/>
+        </w:rPr>
+        <w:t xml:space="preserve">. In most cases, bass </w:t>
+      </w:r>
+      <w:r>
+        <w:rPr>
+          <w:rFonts w:ascii="Arial" w:eastAsia="Times New Roman" w:hAnsi="Arial" w:cs="Arial"/>
+          <w:color w:val="000000"/>
+          <w:kern w:val="0"/>
+          <w14:ligatures w14:val="none"/>
+        </w:rPr>
+        <w:t>adap</w:t>
+      </w:r>
+      <w:r>
+        <w:rPr>
+          <w:rFonts w:ascii="Arial" w:eastAsia="Times New Roman" w:hAnsi="Arial" w:cs="Arial"/>
+          <w:color w:val="000000"/>
+          <w:kern w:val="0"/>
+          <w14:ligatures w14:val="none"/>
+        </w:rPr>
+        <w:t xml:space="preserve">ted to this stressor, with NLR decreasing between the third blood sample (immediately after the stressor) and the fourth (a week </w:t>
+      </w:r>
+      <w:r>
+        <w:rPr>
+          <w:rFonts w:ascii="Arial" w:eastAsia="Times New Roman" w:hAnsi="Arial" w:cs="Arial"/>
+          <w:color w:val="000000"/>
+          <w:kern w:val="0"/>
+          <w14:ligatures w14:val="none"/>
+        </w:rPr>
+        <w:t>late</w:t>
+      </w:r>
+      <w:r>
+        <w:rPr>
+          <w:rFonts w:ascii="Arial" w:eastAsia="Times New Roman" w:hAnsi="Arial" w:cs="Arial"/>
+          <w:color w:val="000000"/>
+          <w:kern w:val="0"/>
+          <w14:ligatures w14:val="none"/>
+        </w:rPr>
+        <w:t xml:space="preserve">r). This </w:t>
+      </w:r>
+      <w:r>
+        <w:rPr>
+          <w:rFonts w:ascii="Arial" w:eastAsia="Times New Roman" w:hAnsi="Arial" w:cs="Arial"/>
+          <w:color w:val="000000"/>
+          <w:kern w:val="0"/>
+          <w14:ligatures w14:val="none"/>
+        </w:rPr>
+        <w:t xml:space="preserve">decline </w:t>
+      </w:r>
+      <w:r>
+        <w:rPr>
+          <w:rFonts w:ascii="Arial" w:eastAsia="Times New Roman" w:hAnsi="Arial" w:cs="Arial"/>
+          <w:color w:val="000000"/>
+          <w:kern w:val="0"/>
+          <w14:ligatures w14:val="none"/>
+        </w:rPr>
+        <w:t xml:space="preserve">suggests that a sudden increase of 5 ppt salinity is only an acute stressor </w:t>
+      </w:r>
+      <w:r>
+        <w:rPr>
+          <w:rFonts w:ascii="Arial" w:eastAsia="Times New Roman" w:hAnsi="Arial" w:cs="Arial"/>
+          <w:color w:val="000000"/>
+          <w:kern w:val="0"/>
+          <w14:ligatures w14:val="none"/>
+        </w:rPr>
+        <w:t>for</w:t>
+      </w:r>
+      <w:r>
+        <w:rPr>
+          <w:rFonts w:ascii="Arial" w:eastAsia="Times New Roman" w:hAnsi="Arial" w:cs="Arial"/>
+          <w:color w:val="000000"/>
+          <w:kern w:val="0"/>
+          <w14:ligatures w14:val="none"/>
+        </w:rPr>
+        <w:t xml:space="preserve"> bass. This is consistent with the findings of Yi et al. </w:t>
+      </w:r>
+      <w:r>
+        <w:rPr>
+          <w:rFonts w:ascii="Arial" w:eastAsia="Times New Roman" w:hAnsi="Arial" w:cs="Arial"/>
+          <w:color w:val="000000"/>
+          <w:kern w:val="0"/>
+          <w14:ligatures w14:val="none"/>
+        </w:rPr>
+        <w:t>(</w:t>
+      </w:r>
+      <w:r>
+        <w:rPr>
+          <w:rFonts w:ascii="Arial" w:eastAsia="Times New Roman" w:hAnsi="Arial" w:cs="Arial"/>
+          <w:color w:val="000000"/>
+          <w:kern w:val="0"/>
+          <w14:ligatures w14:val="none"/>
+        </w:rPr>
+        <w:t>2021)</w:t>
+      </w:r>
+      <w:r>
+        <w:rPr>
+          <w:rFonts w:ascii="Arial" w:eastAsia="Times New Roman" w:hAnsi="Arial" w:cs="Arial"/>
+          <w:color w:val="000000"/>
+          <w:kern w:val="0"/>
+          <w14:ligatures w14:val="none"/>
+        </w:rPr>
+        <w:t>,</w:t>
+      </w:r>
+      <w:r>
+        <w:rPr>
+          <w:rFonts w:ascii="Arial" w:eastAsia="Times New Roman" w:hAnsi="Arial" w:cs="Arial"/>
+          <w:color w:val="000000"/>
+          <w:kern w:val="0"/>
+          <w14:ligatures w14:val="none"/>
+        </w:rPr>
+        <w:t xml:space="preserve"> who demonstrated that bass can tolerate moderately high salinity (Yi et al., 2021). </w:t>
+      </w:r>
+    </w:p>
+    <w:p>
+      <w:pPr>
+        <w:spacing w:line="480" w:lineRule="auto"/>
+        <w:rPr>
+          <w:rFonts w:ascii="Arial" w:eastAsia="Times New Roman" w:hAnsi="Arial" w:cs="Arial"/>
+          <w:color w:val="000000"/>
+          <w:kern w:val="0"/>
+          <w14:ligatures w14:val="none"/>
+        </w:rPr>
+      </w:pPr>
+      <w:r>
+        <w:rPr>
+          <w:rFonts w:ascii="Arial" w:eastAsia="Times New Roman" w:hAnsi="Arial" w:cs="Arial"/>
+          <w:color w:val="000000"/>
+          <w:kern w:val="0"/>
+          <w14:ligatures w14:val="none"/>
+        </w:rPr>
+        <w:t xml:space="preserve">Although most treatment groups habituated to the introduction of the salt, the NLR in the </w:t>
+      </w:r>
+      <w:proofErr w:type="spellStart"/>
+      <w:r>
+        <w:rPr>
+          <w:rFonts w:ascii="Arial" w:eastAsia="Times New Roman" w:hAnsi="Arial" w:cs="Arial"/>
+          <w:color w:val="000000"/>
+          <w:kern w:val="0"/>
+          <w14:ligatures w14:val="none"/>
+        </w:rPr>
+        <w:t>PFPeA</w:t>
+      </w:r>
+      <w:proofErr w:type="spellEnd"/>
+      <w:r>
+        <w:rPr>
+          <w:rFonts w:ascii="Arial" w:eastAsia="Times New Roman" w:hAnsi="Arial" w:cs="Arial"/>
+          <w:color w:val="000000"/>
+          <w:kern w:val="0"/>
+          <w14:ligatures w14:val="none"/>
+        </w:rPr>
+        <w:t xml:space="preserve"> high group remained elevated throughout the trial. This indicates that </w:t>
+      </w:r>
+      <w:proofErr w:type="spellStart"/>
+      <w:r>
+        <w:rPr>
+          <w:rFonts w:ascii="Arial" w:eastAsia="Times New Roman" w:hAnsi="Arial" w:cs="Arial"/>
+          <w:color w:val="000000"/>
+          <w:kern w:val="0"/>
+          <w14:ligatures w14:val="none"/>
+        </w:rPr>
+        <w:t>PFPeA</w:t>
+      </w:r>
+      <w:proofErr w:type="spellEnd"/>
+      <w:r>
+        <w:rPr>
+          <w:rFonts w:ascii="Arial" w:eastAsia="Times New Roman" w:hAnsi="Arial" w:cs="Arial"/>
+          <w:color w:val="000000"/>
+          <w:kern w:val="0"/>
+          <w14:ligatures w14:val="none"/>
+        </w:rPr>
+        <w:t xml:space="preserve"> at high doses can potentially confound the stress response in bass and that </w:t>
+      </w:r>
+      <w:proofErr w:type="spellStart"/>
+      <w:r>
+        <w:rPr>
+          <w:rFonts w:ascii="Arial" w:eastAsia="Times New Roman" w:hAnsi="Arial" w:cs="Arial"/>
+          <w:color w:val="000000"/>
+          <w:kern w:val="0"/>
+          <w14:ligatures w14:val="none"/>
+        </w:rPr>
+        <w:t>PFPeA</w:t>
+      </w:r>
+      <w:proofErr w:type="spellEnd"/>
+      <w:r>
+        <w:rPr>
+          <w:rFonts w:ascii="Arial" w:eastAsia="Times New Roman" w:hAnsi="Arial" w:cs="Arial"/>
+          <w:color w:val="000000"/>
+          <w:kern w:val="0"/>
+          <w14:ligatures w14:val="none"/>
+        </w:rPr>
+        <w:t xml:space="preserve">, and possibly other PFAS, may hinder the ability of fish to habituate to other stressors. To our knowledge, this is the first evidence that a PFAS compounds may increase NLR in freshwater fish. However, it is important to remain cautious regarding broadscale </w:t>
+      </w:r>
+      <w:r>
+        <w:rPr>
+          <w:rFonts w:ascii="Arial" w:eastAsia="Times New Roman" w:hAnsi="Arial" w:cs="Arial"/>
+          <w:color w:val="000000"/>
+          <w:kern w:val="0"/>
+          <w14:ligatures w14:val="none"/>
+        </w:rPr>
+        <w:lastRenderedPageBreak/>
+        <w:t>inference on the relationship of PFAS and leukocytes as this current study was conducted over a short timeframe and within relatively few individuals of one species, and given that past research using mice has shown certain PFAS species may differentially impact lymphocytes and neutrophils (Qazi et al., 2009). Future research should investigate the relationship between various PFAS compounds and leukocyte profiles over longer exposure periods. Additionally, studies should examine the effects of PFAS using finer-scale dosing increments and concentrations that reflect environmental conditions.</w:t>
+      </w:r>
+    </w:p>
+    <w:p>
+      <w:pPr>
+        <w:spacing w:line="480" w:lineRule="auto"/>
+        <w:rPr>
+          <w:rFonts w:ascii="Arial" w:eastAsia="Times New Roman" w:hAnsi="Arial" w:cs="Arial"/>
+          <w:color w:val="000000"/>
+          <w:kern w:val="0"/>
+          <w14:ligatures w14:val="none"/>
+        </w:rPr>
+      </w:pPr>
+      <w:r>
+        <w:rPr>
+          <w:rFonts w:ascii="Arial" w:eastAsia="Times New Roman" w:hAnsi="Arial" w:cs="Arial"/>
+          <w:color w:val="000000"/>
+          <w:kern w:val="0"/>
+          <w14:ligatures w14:val="none"/>
+        </w:rPr>
+        <w:tab/>
+        <w:t xml:space="preserve">Evaluating interactions in our GLM provided further support for our hypothesis that </w:t>
+      </w:r>
+      <w:proofErr w:type="spellStart"/>
+      <w:r>
+        <w:rPr>
+          <w:rFonts w:ascii="Arial" w:eastAsia="Times New Roman" w:hAnsi="Arial" w:cs="Arial"/>
+          <w:color w:val="000000"/>
+          <w:kern w:val="0"/>
+          <w14:ligatures w14:val="none"/>
+        </w:rPr>
+        <w:t>PFPeA</w:t>
+      </w:r>
+      <w:proofErr w:type="spellEnd"/>
+      <w:r>
+        <w:rPr>
+          <w:rFonts w:ascii="Arial" w:eastAsia="Times New Roman" w:hAnsi="Arial" w:cs="Arial"/>
+          <w:color w:val="000000"/>
+          <w:kern w:val="0"/>
+          <w14:ligatures w14:val="none"/>
+        </w:rPr>
+        <w:t xml:space="preserve"> can alter the stress response. When comparing the difference between the slope of blood samples 1 - 4, </w:t>
+      </w:r>
+      <w:proofErr w:type="spellStart"/>
+      <w:r>
+        <w:rPr>
+          <w:rFonts w:ascii="Arial" w:eastAsia="Times New Roman" w:hAnsi="Arial" w:cs="Arial"/>
+          <w:color w:val="000000"/>
+          <w:kern w:val="0"/>
+          <w14:ligatures w14:val="none"/>
+        </w:rPr>
+        <w:t>PFPeA</w:t>
+      </w:r>
+      <w:proofErr w:type="spellEnd"/>
+      <w:r>
+        <w:rPr>
+          <w:rFonts w:ascii="Arial" w:eastAsia="Times New Roman" w:hAnsi="Arial" w:cs="Arial"/>
+          <w:color w:val="000000"/>
+          <w:kern w:val="0"/>
+          <w14:ligatures w14:val="none"/>
+        </w:rPr>
+        <w:t xml:space="preserve"> high was either significant or marginally different from the two low dose groups. However, this was not the case when comparing the Cd high and control groups. These signals would likely become clearer given a larger sample size.</w:t>
+      </w:r>
+    </w:p>
+    <w:p>
+      <w:pPr>
+        <w:spacing w:line="480" w:lineRule="auto"/>
+        <w:rPr>
+          <w:rFonts w:ascii="Arial" w:eastAsia="Times New Roman" w:hAnsi="Arial" w:cs="Arial"/>
+          <w:color w:val="000000"/>
+          <w:kern w:val="0"/>
+          <w14:ligatures w14:val="none"/>
+        </w:rPr>
+      </w:pPr>
+      <w:r>
+        <w:rPr>
+          <w:rFonts w:ascii="Arial" w:eastAsia="Times New Roman" w:hAnsi="Arial" w:cs="Arial"/>
+          <w:color w:val="000000"/>
+          <w:kern w:val="0"/>
+          <w14:ligatures w14:val="none"/>
+        </w:rPr>
+        <w:tab/>
+        <w:t xml:space="preserve">Additionally, it is important to note that we applied doses of the toxins using an order of magnitude scale. While this allowed us a chance to broadly test for the potential effects of toxic exposure on NLR, these doses may not represent ecologically relevant values found in natural systems. For </w:t>
+      </w:r>
+      <w:proofErr w:type="gramStart"/>
+      <w:r>
+        <w:rPr>
+          <w:rFonts w:ascii="Arial" w:eastAsia="Times New Roman" w:hAnsi="Arial" w:cs="Arial"/>
+          <w:color w:val="000000"/>
+          <w:kern w:val="0"/>
+          <w14:ligatures w14:val="none"/>
+        </w:rPr>
+        <w:t>instance</w:t>
+      </w:r>
+      <w:proofErr w:type="gramEnd"/>
+      <w:r>
+        <w:rPr>
+          <w:rFonts w:ascii="Arial" w:eastAsia="Times New Roman" w:hAnsi="Arial" w:cs="Arial"/>
+          <w:color w:val="000000"/>
+          <w:kern w:val="0"/>
+          <w14:ligatures w14:val="none"/>
+        </w:rPr>
+        <w:t xml:space="preserve"> in a review of PFAS global occurrence by </w:t>
+      </w:r>
+      <w:proofErr w:type="spellStart"/>
+      <w:r>
+        <w:rPr>
+          <w:rFonts w:ascii="Arial" w:eastAsia="Times New Roman" w:hAnsi="Arial" w:cs="Arial"/>
+          <w:color w:val="000000"/>
+          <w:kern w:val="0"/>
+          <w14:ligatures w14:val="none"/>
+        </w:rPr>
+        <w:t>Kurwadkar</w:t>
+      </w:r>
+      <w:proofErr w:type="spellEnd"/>
+      <w:r>
+        <w:rPr>
+          <w:rFonts w:ascii="Arial" w:eastAsia="Times New Roman" w:hAnsi="Arial" w:cs="Arial"/>
+          <w:color w:val="000000"/>
+          <w:kern w:val="0"/>
+          <w14:ligatures w14:val="none"/>
+        </w:rPr>
+        <w:t xml:space="preserve"> and colleagues, they reported that water sources typically had rates well below 3.4 mg/L, which is the rate we used in the </w:t>
+      </w:r>
+      <w:proofErr w:type="spellStart"/>
+      <w:r>
+        <w:rPr>
+          <w:rFonts w:ascii="Arial" w:eastAsia="Times New Roman" w:hAnsi="Arial" w:cs="Arial"/>
+          <w:color w:val="000000"/>
+          <w:kern w:val="0"/>
+          <w14:ligatures w14:val="none"/>
+        </w:rPr>
+        <w:t>PFPeA</w:t>
+      </w:r>
+      <w:proofErr w:type="spellEnd"/>
+      <w:r>
+        <w:rPr>
+          <w:rFonts w:ascii="Arial" w:eastAsia="Times New Roman" w:hAnsi="Arial" w:cs="Arial"/>
+          <w:color w:val="000000"/>
+          <w:kern w:val="0"/>
+          <w14:ligatures w14:val="none"/>
+        </w:rPr>
+        <w:t xml:space="preserve"> low group (2022). </w:t>
+      </w:r>
+    </w:p>
+    <w:p>
+      <w:pPr>
+        <w:spacing w:line="480" w:lineRule="auto"/>
+        <w:rPr>
+          <w:rFonts w:ascii="Arial" w:eastAsia="Times New Roman" w:hAnsi="Arial" w:cs="Arial"/>
+          <w:color w:val="000000"/>
+          <w:kern w:val="0"/>
+          <w14:ligatures w14:val="none"/>
+        </w:rPr>
+      </w:pPr>
+      <w:r>
+        <w:rPr>
+          <w:rFonts w:ascii="Arial" w:eastAsia="Times New Roman" w:hAnsi="Arial" w:cs="Arial"/>
+          <w:color w:val="000000"/>
+          <w:kern w:val="0"/>
+          <w14:ligatures w14:val="none"/>
+        </w:rPr>
+        <w:t xml:space="preserve">Nevertheless, these findings have important implications for the health of bass and other aquatic organisms. NLR is considered a robust proxy for stress and can be used across a variety of vertebrate taxa because of the conservative nature of the stress </w:t>
+      </w:r>
+      <w:r>
+        <w:rPr>
+          <w:rFonts w:ascii="Arial" w:eastAsia="Times New Roman" w:hAnsi="Arial" w:cs="Arial"/>
+          <w:color w:val="000000"/>
+          <w:kern w:val="0"/>
+          <w14:ligatures w14:val="none"/>
+        </w:rPr>
+        <w:lastRenderedPageBreak/>
+        <w:t xml:space="preserve">response (Davis et al., 2008).  </w:t>
+      </w:r>
+      <w:proofErr w:type="gramStart"/>
+      <w:r>
+        <w:rPr>
+          <w:rFonts w:ascii="Arial" w:eastAsia="Times New Roman" w:hAnsi="Arial" w:cs="Arial"/>
+          <w:color w:val="000000"/>
+          <w:kern w:val="0"/>
+          <w14:ligatures w14:val="none"/>
+        </w:rPr>
+        <w:t>Therefore</w:t>
+      </w:r>
+      <w:proofErr w:type="gramEnd"/>
+      <w:r>
+        <w:rPr>
+          <w:rFonts w:ascii="Arial" w:eastAsia="Times New Roman" w:hAnsi="Arial" w:cs="Arial"/>
+          <w:color w:val="000000"/>
+          <w:kern w:val="0"/>
+          <w14:ligatures w14:val="none"/>
+        </w:rPr>
+        <w:t xml:space="preserve"> it is feasible to suggest that </w:t>
+      </w:r>
+      <w:proofErr w:type="spellStart"/>
+      <w:r>
+        <w:rPr>
+          <w:rFonts w:ascii="Arial" w:eastAsia="Times New Roman" w:hAnsi="Arial" w:cs="Arial"/>
+          <w:color w:val="000000"/>
+          <w:kern w:val="0"/>
+          <w14:ligatures w14:val="none"/>
+        </w:rPr>
+        <w:t>PFPeA</w:t>
+      </w:r>
+      <w:proofErr w:type="spellEnd"/>
+      <w:r>
+        <w:rPr>
+          <w:rFonts w:ascii="Arial" w:eastAsia="Times New Roman" w:hAnsi="Arial" w:cs="Arial"/>
+          <w:color w:val="000000"/>
+          <w:kern w:val="0"/>
+          <w14:ligatures w14:val="none"/>
+        </w:rPr>
+        <w:t xml:space="preserve">, and potentially other PFAS chemicals, could impact baseline stress levels across various species. This is especially problematic considering PFASs have been in use since at least the 1950s in a variety of industrial applications (Gaines, 2023), and new short-chain PFAS are being developed with little understanding of their potential health implications. What’s more, these chemicals are known for their strong fluorine-carbon bonds that allow them to persist in environments, can be transported via aquatic or atmospheric pathways, and have been detected globally (reviewed in </w:t>
+      </w:r>
+      <w:proofErr w:type="spellStart"/>
+      <w:r>
+        <w:rPr>
+          <w:rFonts w:ascii="Arial" w:eastAsia="Times New Roman" w:hAnsi="Arial" w:cs="Arial"/>
+          <w:color w:val="000000"/>
+          <w:kern w:val="0"/>
+          <w14:ligatures w14:val="none"/>
+        </w:rPr>
+        <w:t>Kurwadkar</w:t>
+      </w:r>
+      <w:proofErr w:type="spellEnd"/>
+      <w:r>
+        <w:rPr>
+          <w:rFonts w:ascii="Arial" w:eastAsia="Times New Roman" w:hAnsi="Arial" w:cs="Arial"/>
+          <w:color w:val="000000"/>
+          <w:kern w:val="0"/>
+          <w14:ligatures w14:val="none"/>
+        </w:rPr>
+        <w:t xml:space="preserve"> et al., 2022). </w:t>
+      </w:r>
+    </w:p>
+    <w:p>
+      <w:pPr>
+        <w:spacing w:line="480" w:lineRule="auto"/>
+        <w:rPr>
+          <w:rFonts w:ascii="Arial" w:eastAsia="Times New Roman" w:hAnsi="Arial" w:cs="Arial"/>
+          <w:color w:val="000000"/>
+          <w:kern w:val="0"/>
+          <w14:ligatures w14:val="none"/>
+        </w:rPr>
+      </w:pPr>
+      <w:r>
+        <w:rPr>
+          <w:rFonts w:ascii="Arial" w:eastAsia="Times New Roman" w:hAnsi="Arial" w:cs="Arial"/>
+          <w:color w:val="000000"/>
+          <w:kern w:val="0"/>
+          <w14:ligatures w14:val="none"/>
+        </w:rPr>
+        <w:tab/>
+        <w:t>The noted effects of increasing PFAS exposure and water salinity on thyroid hormone (T3, T4) concentrations and function in fish reveal potential pathways through which these environmental stressors may influence baseline stress responses in bass (</w:t>
+      </w:r>
+      <w:proofErr w:type="spellStart"/>
+      <w:r>
+        <w:rPr>
+          <w:rFonts w:ascii="Arial" w:eastAsia="Times New Roman" w:hAnsi="Arial" w:cs="Arial"/>
+          <w:color w:val="000000"/>
+          <w:kern w:val="0"/>
+          <w14:ligatures w14:val="none"/>
+        </w:rPr>
+        <w:t>Peyghan</w:t>
+      </w:r>
+      <w:proofErr w:type="spellEnd"/>
+      <w:r>
+        <w:rPr>
+          <w:rFonts w:ascii="Arial" w:eastAsia="Times New Roman" w:hAnsi="Arial" w:cs="Arial"/>
+          <w:color w:val="000000"/>
+          <w:kern w:val="0"/>
+          <w14:ligatures w14:val="none"/>
+        </w:rPr>
+        <w:t xml:space="preserve"> et al., 2013). Future research could benefit from directly measuring thyroid hormone levels alongside stress markers to elucidate the mechanistic connections underlying these interactions and their implications for aquatic organism health and resilience.</w:t>
+      </w:r>
+    </w:p>
+    <w:p>
+      <w:pPr>
+        <w:spacing w:line="480" w:lineRule="auto"/>
+        <w:rPr>
+          <w:rFonts w:ascii="Arial" w:eastAsia="Times New Roman" w:hAnsi="Arial" w:cs="Arial"/>
+          <w:color w:val="000000"/>
+          <w:kern w:val="0"/>
+          <w14:ligatures w14:val="none"/>
+        </w:rPr>
+      </w:pPr>
+      <w:r>
+        <w:rPr>
+          <w:rFonts w:ascii="Arial" w:eastAsia="Times New Roman" w:hAnsi="Arial" w:cs="Arial"/>
+          <w:color w:val="000000"/>
+          <w:kern w:val="0"/>
+          <w14:ligatures w14:val="none"/>
+        </w:rPr>
+        <w:t xml:space="preserve">Our study indicates that cadmium likely does not affect baseline stress or the stress response in bass. However, it has been observed that cadmium exposure causes adverse effects in fish over a long time period (Li et al., 2018). Because of time constraints, we did not test the effects of long-term exposure; therefore, the potential effects of cadmium on stress should not be dismissed entirely. Regardless of our findings, Cd remains an important heavy metal toxicant with adverse effects in aquatic ecosystems. </w:t>
+      </w:r>
+    </w:p>
+    <w:p>
+      <w:pPr>
+        <w:spacing w:line="480" w:lineRule="auto"/>
+        <w:rPr>
+          <w:rFonts w:ascii="Arial" w:eastAsia="Times New Roman" w:hAnsi="Arial" w:cs="Arial"/>
+          <w:color w:val="000000"/>
+          <w:kern w:val="0"/>
+          <w14:ligatures w14:val="none"/>
+        </w:rPr>
+      </w:pPr>
+    </w:p>
+    <w:p>
+      <w:pPr>
+        <w:spacing w:line="480" w:lineRule="auto"/>
+        <w:rPr>
+          <w:rFonts w:ascii="Arial" w:eastAsia="Times New Roman" w:hAnsi="Arial" w:cs="Arial"/>
+          <w:color w:val="000000"/>
+          <w:kern w:val="0"/>
+          <w14:ligatures w14:val="none"/>
+        </w:rPr>
+      </w:pPr>
+      <w:r>
+        <w:rPr>
+          <w:rFonts w:ascii="Arial" w:eastAsia="Times New Roman" w:hAnsi="Arial" w:cs="Arial"/>
+          <w:color w:val="000000"/>
+          <w:kern w:val="0"/>
+          <w14:ligatures w14:val="none"/>
+        </w:rPr>
+        <w:t>Conclusions</w:t>
+      </w:r>
+    </w:p>
+    <w:p>
+      <w:pPr>
+        <w:spacing w:line="480" w:lineRule="auto"/>
+        <w:rPr>
+          <w:rFonts w:ascii="Arial" w:eastAsia="Times New Roman" w:hAnsi="Arial" w:cs="Arial"/>
+          <w:color w:val="000000"/>
+          <w:kern w:val="0"/>
+          <w14:ligatures w14:val="none"/>
+        </w:rPr>
+      </w:pPr>
+    </w:p>
+    <w:p>
+      <w:pPr>
+        <w:spacing w:line="480" w:lineRule="auto"/>
+        <w:rPr>
+          <w:rFonts w:ascii="Arial" w:eastAsia="Times New Roman" w:hAnsi="Arial" w:cs="Arial"/>
+          <w:color w:val="000000"/>
+          <w:kern w:val="0"/>
+          <w14:ligatures w14:val="none"/>
+        </w:rPr>
+      </w:pPr>
+      <w:r>
+        <w:rPr>
+          <w:rFonts w:ascii="Arial" w:eastAsia="Times New Roman" w:hAnsi="Arial" w:cs="Arial"/>
+          <w:color w:val="000000"/>
+          <w:kern w:val="0"/>
+          <w14:ligatures w14:val="none"/>
+        </w:rPr>
+        <w:t xml:space="preserve">We sought to understand if Cd or a PFAS could alter baseline stress, or the stress response in bass by observing NLR values, a proxy for stress, after treatments were applied and after an abrupt change in salinity. We found that short-term exposure to high levels of </w:t>
+      </w:r>
+      <w:proofErr w:type="spellStart"/>
+      <w:r>
+        <w:rPr>
+          <w:rFonts w:ascii="Arial" w:eastAsia="Times New Roman" w:hAnsi="Arial" w:cs="Arial"/>
+          <w:color w:val="000000"/>
+          <w:kern w:val="0"/>
+          <w14:ligatures w14:val="none"/>
+        </w:rPr>
+        <w:t>PFPeA</w:t>
+      </w:r>
+      <w:proofErr w:type="spellEnd"/>
+      <w:r>
+        <w:rPr>
+          <w:rFonts w:ascii="Arial" w:eastAsia="Times New Roman" w:hAnsi="Arial" w:cs="Arial"/>
+          <w:color w:val="000000"/>
+          <w:kern w:val="0"/>
+          <w14:ligatures w14:val="none"/>
+        </w:rPr>
+        <w:t xml:space="preserve"> may increase baseline stress. Furthermore, this stress remained elevated after an abrupt increase in salinity, indicating that </w:t>
+      </w:r>
+      <w:proofErr w:type="spellStart"/>
+      <w:r>
+        <w:rPr>
+          <w:rFonts w:ascii="Arial" w:eastAsia="Times New Roman" w:hAnsi="Arial" w:cs="Arial"/>
+          <w:color w:val="000000"/>
+          <w:kern w:val="0"/>
+          <w14:ligatures w14:val="none"/>
+        </w:rPr>
+        <w:t>PFPeA</w:t>
+      </w:r>
+      <w:proofErr w:type="spellEnd"/>
+      <w:r>
+        <w:rPr>
+          <w:rFonts w:ascii="Arial" w:eastAsia="Times New Roman" w:hAnsi="Arial" w:cs="Arial"/>
+          <w:color w:val="000000"/>
+          <w:kern w:val="0"/>
+          <w14:ligatures w14:val="none"/>
+        </w:rPr>
+        <w:t xml:space="preserve"> may alter the typical stress response. This finding differed from other groups in our study. For instance, neither Cd groups or a low dose of </w:t>
+      </w:r>
+      <w:proofErr w:type="spellStart"/>
+      <w:r>
+        <w:rPr>
+          <w:rFonts w:ascii="Arial" w:eastAsia="Times New Roman" w:hAnsi="Arial" w:cs="Arial"/>
+          <w:color w:val="000000"/>
+          <w:kern w:val="0"/>
+          <w14:ligatures w14:val="none"/>
+        </w:rPr>
+        <w:t>PFPeA</w:t>
+      </w:r>
+      <w:proofErr w:type="spellEnd"/>
+      <w:r>
+        <w:rPr>
+          <w:rFonts w:ascii="Arial" w:eastAsia="Times New Roman" w:hAnsi="Arial" w:cs="Arial"/>
+          <w:color w:val="000000"/>
+          <w:kern w:val="0"/>
+          <w14:ligatures w14:val="none"/>
+        </w:rPr>
+        <w:t xml:space="preserve"> altered baseline stress or the stress response. In addition, we confirmed that 5 ppt salinity acts as a temporary perturbation from which bass can recover; but that exposure to xenobiotic substances may negatively impact allostasis. This study is not without limitations. Notably, this study was conducted on a relatively small number of fish, in a single species, and over a short duration. Nevertheless, these findings suggest that </w:t>
+      </w:r>
+      <w:proofErr w:type="spellStart"/>
+      <w:r>
+        <w:rPr>
+          <w:rFonts w:ascii="Arial" w:eastAsia="Times New Roman" w:hAnsi="Arial" w:cs="Arial"/>
+          <w:color w:val="000000"/>
+          <w:kern w:val="0"/>
+          <w14:ligatures w14:val="none"/>
+        </w:rPr>
+        <w:t>PFPeA</w:t>
+      </w:r>
+      <w:proofErr w:type="spellEnd"/>
+      <w:r>
+        <w:rPr>
+          <w:rFonts w:ascii="Arial" w:eastAsia="Times New Roman" w:hAnsi="Arial" w:cs="Arial"/>
+          <w:color w:val="000000"/>
+          <w:kern w:val="0"/>
+          <w14:ligatures w14:val="none"/>
+        </w:rPr>
+        <w:t xml:space="preserve"> may impact the stress physiology of aquatic vertebrates. This study highlights the need for future research on the effects of PFAS and stress in fish, further environmental monitoring of these widely produced synthetic compounds, and understanding their potential health implications for aquatic ecosystems.</w:t>
+      </w:r>
+    </w:p>
+    <w:p>
+      <w:pPr>
+        <w:spacing w:line="480" w:lineRule="auto"/>
+        <w:rPr>
+          <w:rFonts w:ascii="Arial" w:eastAsia="Times New Roman" w:hAnsi="Arial" w:cs="Arial"/>
+          <w:color w:val="000000"/>
+          <w:kern w:val="0"/>
+          <w14:ligatures w14:val="none"/>
+        </w:rPr>
+      </w:pPr>
+    </w:p>
+    <w:p>
+      <w:pPr>
+        <w:spacing w:line="480" w:lineRule="auto"/>
+        <w:rPr>
+          <w:rFonts w:ascii="Arial" w:eastAsia="Times New Roman" w:hAnsi="Arial" w:cs="Arial"/>
+          <w:b/>
+          <w:bCs/>
+          <w:color w:val="000000"/>
+          <w:kern w:val="0"/>
+          <w14:ligatures w14:val="none"/>
+        </w:rPr>
+      </w:pPr>
+      <w:r>
+        <w:rPr>
+          <w:rFonts w:ascii="Arial" w:eastAsia="Times New Roman" w:hAnsi="Arial" w:cs="Arial"/>
+          <w:b/>
+          <w:bCs/>
+          <w:color w:val="000000"/>
+          <w:kern w:val="0"/>
+          <w14:ligatures w14:val="none"/>
+        </w:rPr>
+        <w:t>5</w:t>
+      </w:r>
+      <w:r>
+        <w:rPr>
+          <w:rFonts w:ascii="Arial" w:eastAsia="Times New Roman" w:hAnsi="Arial" w:cs="Arial"/>
+          <w:b/>
+          <w:bCs/>
+          <w:color w:val="000000"/>
+          <w:kern w:val="0"/>
+          <w14:ligatures w14:val="none"/>
+        </w:rPr>
+        <w:t xml:space="preserve">. </w:t>
+      </w:r>
+      <w:r>
+        <w:rPr>
+          <w:rFonts w:ascii="Arial" w:eastAsia="Times New Roman" w:hAnsi="Arial" w:cs="Arial"/>
+          <w:b/>
+          <w:bCs/>
+          <w:color w:val="000000"/>
+          <w:kern w:val="0"/>
+          <w14:ligatures w14:val="none"/>
+        </w:rPr>
+        <w:t>Conservation Implications</w:t>
+      </w:r>
+    </w:p>
+    <w:p>
+      <w:pPr>
+        <w:spacing w:line="480" w:lineRule="auto"/>
+        <w:rPr>
+          <w:rFonts w:ascii="Arial" w:hAnsi="Arial" w:cs="Arial"/>
+        </w:rPr>
+      </w:pPr>
+    </w:p>
+    <w:p>
+      <w:pPr>
+        <w:rPr>
+          <w:rFonts w:ascii="Arial" w:hAnsi="Arial" w:cs="Arial"/>
+        </w:rPr>
+      </w:pPr>
+      <w:r>
+        <w:rPr>
+          <w:rFonts w:ascii="Arial" w:hAnsi="Arial" w:cs="Arial"/>
+        </w:rPr>
+        <w:br w:type="page"/>
+      </w:r>
+    </w:p>
+    <w:p>
+      <w:pPr>
+        <w:spacing w:line="480" w:lineRule="auto"/>
+        <w:rPr>
+          <w:rFonts w:ascii="Arial" w:hAnsi="Arial" w:cs="Arial"/>
+        </w:rPr>
+      </w:pPr>
+      <w:r>
+        <w:rPr>
+          <w:rFonts w:ascii="Arial" w:hAnsi="Arial" w:cs="Arial"/>
+          <w:b/>
+          <w:bCs/>
+        </w:rPr>
+        <w:lastRenderedPageBreak/>
+        <w:t>6</w:t>
+      </w:r>
+      <w:r>
+        <w:rPr>
+          <w:rFonts w:ascii="Arial" w:hAnsi="Arial" w:cs="Arial"/>
+          <w:b/>
+          <w:bCs/>
+        </w:rPr>
+        <w:t>. Tables</w:t>
+      </w:r>
+    </w:p>
+    <w:p>
+      <w:pPr>
+        <w:spacing w:line="480" w:lineRule="auto"/>
+        <w:rPr>
+          <w:rFonts w:ascii="Arial" w:hAnsi="Arial" w:cs="Arial"/>
+        </w:rPr>
+      </w:pPr>
+      <w:r>
+        <w:rPr>
           <w:rFonts w:ascii="Arial" w:hAnsi="Arial" w:cs="Arial"/>
         </w:rPr>
         <w:t xml:space="preserve">Table 1. </w:t>
@@ -9746,17 +12514,7 @@
           <w:kern w:val="0"/>
           <w14:ligatures w14:val="none"/>
         </w:rPr>
-        <w:t xml:space="preserve"> the </w:t>
-      </w:r>
-      <w:r>
-        <w:rPr>
-          <w:rFonts w:ascii="Arial" w:eastAsia="Times New Roman" w:hAnsi="Arial" w:cs="Arial"/>
-          <w:color w:val="000000"/>
-          <w:kern w:val="0"/>
-          <w14:ligatures w14:val="none"/>
-        </w:rPr>
-        <w:lastRenderedPageBreak/>
-        <w:t>intentional salinity increase</w:t>
+        <w:t xml:space="preserve"> the intentional salinity increase</w:t>
       </w:r>
       <w:r>
         <w:rPr>
@@ -10554,6 +13312,240 @@
           <w:rFonts w:ascii="Arial" w:hAnsi="Arial" w:cs="Arial"/>
         </w:rPr>
       </w:pPr>
+      <w:r>
+        <w:rPr>
+          <w:rFonts w:ascii="Arial" w:hAnsi="Arial" w:cs="Arial"/>
+        </w:rPr>
+        <w:t xml:space="preserve">Table </w:t>
+      </w:r>
+      <w:r>
+        <w:rPr>
+          <w:rFonts w:ascii="Arial" w:hAnsi="Arial" w:cs="Arial"/>
+        </w:rPr>
+        <w:t>2</w:t>
+      </w:r>
+      <w:r>
+        <w:rPr>
+          <w:rFonts w:ascii="Arial" w:hAnsi="Arial" w:cs="Arial"/>
+        </w:rPr>
+        <w:t xml:space="preserve">. </w:t>
+      </w:r>
+      <w:r>
+        <w:rPr>
+          <w:rFonts w:ascii="Arial" w:hAnsi="Arial" w:cs="Arial"/>
+        </w:rPr>
+        <w:t>T</w:t>
+      </w:r>
+      <w:r>
+        <w:rPr>
+          <w:rFonts w:ascii="Arial" w:hAnsi="Arial" w:cs="Arial"/>
+        </w:rPr>
+        <w:t>he</w:t>
+      </w:r>
+      <w:r>
+        <w:rPr>
+          <w:rFonts w:ascii="Arial" w:hAnsi="Arial" w:cs="Arial"/>
+        </w:rPr>
+        <w:t xml:space="preserve"> </w:t>
+      </w:r>
+      <w:r>
+        <w:rPr>
+          <w:rFonts w:ascii="Arial" w:hAnsi="Arial" w:cs="Arial"/>
+        </w:rPr>
+        <w:t>e</w:t>
+      </w:r>
+      <w:r>
+        <w:rPr>
+          <w:rFonts w:ascii="Arial" w:hAnsi="Arial" w:cs="Arial"/>
+        </w:rPr>
+        <w:t xml:space="preserve">stimated </w:t>
+      </w:r>
+      <w:r>
+        <w:rPr>
+          <w:rFonts w:ascii="Arial" w:hAnsi="Arial" w:cs="Arial"/>
+        </w:rPr>
+        <w:t xml:space="preserve">effect </w:t>
+      </w:r>
+      <w:r>
+        <w:rPr>
+          <w:rFonts w:ascii="Arial" w:hAnsi="Arial" w:cs="Arial"/>
+        </w:rPr>
+        <w:t>sizes</w:t>
+      </w:r>
+      <w:r>
+        <w:rPr>
+          <w:rFonts w:ascii="Arial" w:hAnsi="Arial" w:cs="Arial"/>
+        </w:rPr>
+        <w:t xml:space="preserve"> </w:t>
+      </w:r>
+      <w:r>
+        <w:rPr>
+          <w:rFonts w:ascii="Arial" w:hAnsi="Arial" w:cs="Arial"/>
+        </w:rPr>
+        <w:t>of</w:t>
+      </w:r>
+      <w:r>
+        <w:rPr>
+          <w:rFonts w:ascii="Arial" w:hAnsi="Arial" w:cs="Arial"/>
+        </w:rPr>
+        <w:t xml:space="preserve"> a known environmental stressor (abrupt salinity increase) on bass NLR</w:t>
+      </w:r>
+      <w:r>
+        <w:rPr>
+          <w:rFonts w:ascii="Arial" w:hAnsi="Arial" w:cs="Arial"/>
+        </w:rPr>
+        <w:t xml:space="preserve"> among the five groups</w:t>
+      </w:r>
+      <w:r>
+        <w:rPr>
+          <w:rFonts w:ascii="Arial" w:hAnsi="Arial" w:cs="Arial"/>
+        </w:rPr>
+        <w:t xml:space="preserve"> between blood samples 2 and 3 </w:t>
+      </w:r>
+      <w:r>
+        <w:rPr>
+          <w:rFonts w:ascii="Arial" w:hAnsi="Arial" w:cs="Arial"/>
+        </w:rPr>
+        <w:t xml:space="preserve">from the GLMM </w:t>
+      </w:r>
+      <w:r>
+        <w:rPr>
+          <w:rFonts w:ascii="Arial" w:hAnsi="Arial" w:cs="Arial"/>
+        </w:rPr>
+        <w:t xml:space="preserve">(Figure </w:t>
+      </w:r>
+      <w:r>
+        <w:rPr>
+          <w:rFonts w:ascii="Arial" w:hAnsi="Arial" w:cs="Arial"/>
+        </w:rPr>
+        <w:t>4</w:t>
+      </w:r>
+      <w:r>
+        <w:rPr>
+          <w:rFonts w:ascii="Arial" w:hAnsi="Arial" w:cs="Arial"/>
+        </w:rPr>
+        <w:t>)</w:t>
+      </w:r>
+      <w:r>
+        <w:rPr>
+          <w:rFonts w:ascii="Arial" w:hAnsi="Arial" w:cs="Arial"/>
+        </w:rPr>
+        <w:t>.</w:t>
+      </w:r>
+      <w:r>
+        <w:rPr>
+          <w:rFonts w:ascii="Arial" w:hAnsi="Arial" w:cs="Arial"/>
+        </w:rPr>
+        <w:t xml:space="preserve"> The effect size is represented by a percentage increase from blood 2 to blood 3 (e.g., the control bass NLR increased 158%</w:t>
+      </w:r>
+      <w:r>
+        <w:rPr>
+          <w:rFonts w:ascii="Arial" w:hAnsi="Arial" w:cs="Arial"/>
+        </w:rPr>
+        <w:t xml:space="preserve"> [46–357%; 95% CL]</w:t>
+      </w:r>
+      <w:r>
+        <w:rPr>
+          <w:rFonts w:ascii="Arial" w:hAnsi="Arial" w:cs="Arial"/>
+        </w:rPr>
+        <w:t xml:space="preserve"> from blood 2 to blood 3). </w:t>
+      </w:r>
+      <w:r>
+        <w:rPr>
+          <w:rFonts w:ascii="Arial" w:hAnsi="Arial" w:cs="Arial"/>
+        </w:rPr>
+        <w:t>The 95% confidence limits represent the lower</w:t>
+      </w:r>
+      <w:r>
+        <w:rPr>
+          <w:rFonts w:ascii="Arial" w:hAnsi="Arial" w:cs="Arial"/>
+        </w:rPr>
+        <w:t xml:space="preserve"> and upper</w:t>
+      </w:r>
+      <w:r>
+        <w:rPr>
+          <w:rFonts w:ascii="Arial" w:hAnsi="Arial" w:cs="Arial"/>
+        </w:rPr>
+        <w:t xml:space="preserve"> bounds</w:t>
+      </w:r>
+      <w:r>
+        <w:rPr>
+          <w:rFonts w:ascii="Arial" w:hAnsi="Arial" w:cs="Arial"/>
+        </w:rPr>
+        <w:t>,</w:t>
+      </w:r>
+      <w:r>
+        <w:rPr>
+          <w:rFonts w:ascii="Arial" w:hAnsi="Arial" w:cs="Arial"/>
+        </w:rPr>
+        <w:t xml:space="preserve"> </w:t>
+      </w:r>
+      <w:r>
+        <w:rPr>
+          <w:rFonts w:ascii="Arial" w:hAnsi="Arial" w:cs="Arial"/>
+        </w:rPr>
+        <w:t>separated by a comm</w:t>
+      </w:r>
+      <w:r>
+        <w:rPr>
+          <w:rFonts w:ascii="Arial" w:hAnsi="Arial" w:cs="Arial"/>
+        </w:rPr>
+        <w:t>a</w:t>
+      </w:r>
+      <w:r>
+        <w:rPr>
+          <w:rFonts w:ascii="Arial" w:hAnsi="Arial" w:cs="Arial"/>
+        </w:rPr>
+        <w:t>,</w:t>
+      </w:r>
+      <w:r>
+        <w:rPr>
+          <w:rFonts w:ascii="Arial" w:hAnsi="Arial" w:cs="Arial"/>
+        </w:rPr>
+        <w:t xml:space="preserve"> where 95% of the </w:t>
+      </w:r>
+      <w:r>
+        <w:rPr>
+          <w:rFonts w:ascii="Arial" w:hAnsi="Arial" w:cs="Arial"/>
+        </w:rPr>
+        <w:t xml:space="preserve">confidence limits would contain the true effect size if the study were repeated multiple times. </w:t>
+      </w:r>
+      <w:r>
+        <w:rPr>
+          <w:rFonts w:ascii="Arial" w:hAnsi="Arial" w:cs="Arial"/>
+        </w:rPr>
+        <w:t xml:space="preserve">The Z value is reported with the numerator and denominator degrees of freedom. </w:t>
+      </w:r>
+      <w:r>
+        <w:rPr>
+          <w:rFonts w:ascii="Arial" w:hAnsi="Arial" w:cs="Arial"/>
+        </w:rPr>
+        <w:t xml:space="preserve">Bolded groups represent statistically significant changes from blood samples </w:t>
+      </w:r>
+      <w:r>
+        <w:rPr>
+          <w:rFonts w:ascii="Arial" w:hAnsi="Arial" w:cs="Arial"/>
+        </w:rPr>
+        <w:t>2</w:t>
+      </w:r>
+      <w:r>
+        <w:rPr>
+          <w:rFonts w:ascii="Arial" w:hAnsi="Arial" w:cs="Arial"/>
+        </w:rPr>
+        <w:t xml:space="preserve"> to </w:t>
+      </w:r>
+      <w:r>
+        <w:rPr>
+          <w:rFonts w:ascii="Arial" w:hAnsi="Arial" w:cs="Arial"/>
+        </w:rPr>
+        <w:t>3</w:t>
+      </w:r>
+      <w:r>
+        <w:rPr>
+          <w:rFonts w:ascii="Arial" w:hAnsi="Arial" w:cs="Arial"/>
+        </w:rPr>
+        <w:t xml:space="preserve">. </w:t>
+      </w:r>
     </w:p>
     <w:p>
       <w:pPr>
@@ -10562,13 +13554,2290 @@
           <w:rFonts w:ascii="Arial" w:hAnsi="Arial" w:cs="Arial"/>
         </w:rPr>
       </w:pPr>
+    </w:p>
+    <w:tbl>
+      <w:tblPr>
+        <w:tblStyle w:val="TableGrid"/>
+        <w:tblW w:w="0" w:type="auto"/>
+        <w:jc w:val="center"/>
+        <w:tblBorders>
+          <w:left w:val="none" w:sz="0" w:space="0" w:color="auto"/>
+          <w:bottom w:val="none" w:sz="0" w:space="0" w:color="auto"/>
+          <w:right w:val="none" w:sz="0" w:space="0" w:color="auto"/>
+          <w:insideH w:val="none" w:sz="0" w:space="0" w:color="auto"/>
+          <w:insideV w:val="none" w:sz="0" w:space="0" w:color="auto"/>
+        </w:tblBorders>
+        <w:tblLook w:val="04A0" w:firstRow="1" w:lastRow="0" w:firstColumn="1" w:lastColumn="0" w:noHBand="0" w:noVBand="1"/>
+      </w:tblPr>
+      <w:tblGrid>
+        <w:gridCol w:w="1440"/>
+        <w:gridCol w:w="1440"/>
+        <w:gridCol w:w="1440"/>
+        <w:gridCol w:w="1440"/>
+        <w:gridCol w:w="1440"/>
+      </w:tblGrid>
+      <w:tr>
+        <w:trPr>
+          <w:trHeight w:val="360"/>
+          <w:jc w:val="center"/>
+        </w:trPr>
+        <w:tc>
+          <w:tcPr>
+            <w:tcW w:w="1440" w:type="dxa"/>
+            <w:tcBorders>
+              <w:top w:val="single" w:sz="4" w:space="0" w:color="auto"/>
+              <w:bottom w:val="single" w:sz="4" w:space="0" w:color="auto"/>
+            </w:tcBorders>
+            <w:vAlign w:val="center"/>
+          </w:tcPr>
+          <w:p>
+            <w:pPr>
+              <w:jc w:val="center"/>
+              <w:rPr>
+                <w:rFonts w:ascii="Arial" w:hAnsi="Arial" w:cs="Arial"/>
+                <w:sz w:val="20"/>
+                <w:szCs w:val="20"/>
+              </w:rPr>
+            </w:pPr>
+            <w:r>
+              <w:rPr>
+                <w:rFonts w:ascii="Arial" w:hAnsi="Arial" w:cs="Arial"/>
+                <w:sz w:val="20"/>
+                <w:szCs w:val="20"/>
+              </w:rPr>
+              <w:lastRenderedPageBreak/>
+              <w:t>Group</w:t>
+            </w:r>
+          </w:p>
+        </w:tc>
+        <w:tc>
+          <w:tcPr>
+            <w:tcW w:w="1440" w:type="dxa"/>
+            <w:tcBorders>
+              <w:top w:val="single" w:sz="4" w:space="0" w:color="auto"/>
+              <w:bottom w:val="single" w:sz="4" w:space="0" w:color="auto"/>
+            </w:tcBorders>
+            <w:vAlign w:val="center"/>
+          </w:tcPr>
+          <w:p>
+            <w:pPr>
+              <w:jc w:val="center"/>
+              <w:rPr>
+                <w:rFonts w:ascii="Arial" w:hAnsi="Arial" w:cs="Arial"/>
+                <w:sz w:val="20"/>
+                <w:szCs w:val="20"/>
+              </w:rPr>
+            </w:pPr>
+            <w:r>
+              <w:rPr>
+                <w:rFonts w:ascii="Arial" w:hAnsi="Arial" w:cs="Arial"/>
+                <w:sz w:val="20"/>
+                <w:szCs w:val="20"/>
+              </w:rPr>
+              <w:t>Effect Size</w:t>
+            </w:r>
+          </w:p>
+        </w:tc>
+        <w:tc>
+          <w:tcPr>
+            <w:tcW w:w="1440" w:type="dxa"/>
+            <w:tcBorders>
+              <w:top w:val="single" w:sz="4" w:space="0" w:color="auto"/>
+              <w:bottom w:val="single" w:sz="4" w:space="0" w:color="auto"/>
+            </w:tcBorders>
+            <w:vAlign w:val="center"/>
+          </w:tcPr>
+          <w:p>
+            <w:pPr>
+              <w:jc w:val="center"/>
+              <w:rPr>
+                <w:rFonts w:ascii="Arial" w:hAnsi="Arial" w:cs="Arial"/>
+                <w:sz w:val="20"/>
+                <w:szCs w:val="20"/>
+              </w:rPr>
+            </w:pPr>
+            <w:r>
+              <w:rPr>
+                <w:rFonts w:ascii="Arial" w:hAnsi="Arial" w:cs="Arial"/>
+                <w:sz w:val="20"/>
+                <w:szCs w:val="20"/>
+              </w:rPr>
+              <w:t>95% C</w:t>
+            </w:r>
+            <w:r>
+              <w:rPr>
+                <w:rFonts w:ascii="Arial" w:hAnsi="Arial" w:cs="Arial"/>
+                <w:sz w:val="20"/>
+                <w:szCs w:val="20"/>
+              </w:rPr>
+              <w:t>L</w:t>
+            </w:r>
+          </w:p>
+        </w:tc>
+        <w:tc>
+          <w:tcPr>
+            <w:tcW w:w="1440" w:type="dxa"/>
+            <w:tcBorders>
+              <w:top w:val="single" w:sz="4" w:space="0" w:color="auto"/>
+              <w:bottom w:val="single" w:sz="4" w:space="0" w:color="auto"/>
+            </w:tcBorders>
+            <w:vAlign w:val="center"/>
+          </w:tcPr>
+          <w:p>
+            <w:pPr>
+              <w:jc w:val="center"/>
+              <w:rPr>
+                <w:rFonts w:ascii="Arial" w:hAnsi="Arial" w:cs="Arial"/>
+                <w:sz w:val="20"/>
+                <w:szCs w:val="20"/>
+              </w:rPr>
+            </w:pPr>
+            <w:r>
+              <w:rPr>
+                <w:rFonts w:ascii="Arial" w:hAnsi="Arial" w:cs="Arial"/>
+                <w:sz w:val="20"/>
+                <w:szCs w:val="20"/>
+              </w:rPr>
+              <w:t>Z</w:t>
+            </w:r>
+          </w:p>
+        </w:tc>
+        <w:tc>
+          <w:tcPr>
+            <w:tcW w:w="1440" w:type="dxa"/>
+            <w:tcBorders>
+              <w:top w:val="single" w:sz="4" w:space="0" w:color="auto"/>
+              <w:bottom w:val="single" w:sz="4" w:space="0" w:color="auto"/>
+            </w:tcBorders>
+            <w:vAlign w:val="center"/>
+          </w:tcPr>
+          <w:p>
+            <w:pPr>
+              <w:jc w:val="center"/>
+              <w:rPr>
+                <w:rFonts w:ascii="Arial" w:hAnsi="Arial" w:cs="Arial"/>
+                <w:i/>
+                <w:iCs/>
+                <w:sz w:val="20"/>
+                <w:szCs w:val="20"/>
+              </w:rPr>
+            </w:pPr>
+            <w:r>
+              <w:rPr>
+                <w:rFonts w:ascii="Arial" w:hAnsi="Arial" w:cs="Arial"/>
+                <w:i/>
+                <w:iCs/>
+                <w:sz w:val="20"/>
+                <w:szCs w:val="20"/>
+              </w:rPr>
+              <w:t>p</w:t>
+            </w:r>
+          </w:p>
+        </w:tc>
+      </w:tr>
+      <w:tr>
+        <w:trPr>
+          <w:trHeight w:val="360"/>
+          <w:jc w:val="center"/>
+        </w:trPr>
+        <w:tc>
+          <w:tcPr>
+            <w:tcW w:w="1440" w:type="dxa"/>
+            <w:tcBorders>
+              <w:top w:val="single" w:sz="4" w:space="0" w:color="auto"/>
+            </w:tcBorders>
+            <w:vAlign w:val="center"/>
+          </w:tcPr>
+          <w:p>
+            <w:pPr>
+              <w:rPr>
+                <w:rFonts w:ascii="Arial" w:hAnsi="Arial" w:cs="Arial"/>
+                <w:b/>
+                <w:bCs/>
+                <w:sz w:val="20"/>
+                <w:szCs w:val="20"/>
+              </w:rPr>
+            </w:pPr>
+            <w:r>
+              <w:rPr>
+                <w:rFonts w:ascii="Arial" w:hAnsi="Arial" w:cs="Arial"/>
+                <w:b/>
+                <w:bCs/>
+                <w:sz w:val="20"/>
+                <w:szCs w:val="20"/>
+              </w:rPr>
+              <w:t>Control</w:t>
+            </w:r>
+          </w:p>
+        </w:tc>
+        <w:tc>
+          <w:tcPr>
+            <w:tcW w:w="1440" w:type="dxa"/>
+            <w:tcBorders>
+              <w:top w:val="single" w:sz="4" w:space="0" w:color="auto"/>
+            </w:tcBorders>
+            <w:vAlign w:val="center"/>
+          </w:tcPr>
+          <w:p>
+            <w:pPr>
+              <w:jc w:val="center"/>
+              <w:rPr>
+                <w:rFonts w:ascii="Arial" w:hAnsi="Arial" w:cs="Arial"/>
+                <w:sz w:val="20"/>
+                <w:szCs w:val="20"/>
+              </w:rPr>
+            </w:pPr>
+            <w:r>
+              <w:rPr>
+                <w:rFonts w:ascii="Arial" w:hAnsi="Arial" w:cs="Arial"/>
+                <w:sz w:val="20"/>
+                <w:szCs w:val="20"/>
+              </w:rPr>
+              <w:t>158%</w:t>
+            </w:r>
+          </w:p>
+        </w:tc>
+        <w:tc>
+          <w:tcPr>
+            <w:tcW w:w="1440" w:type="dxa"/>
+            <w:tcBorders>
+              <w:top w:val="single" w:sz="4" w:space="0" w:color="auto"/>
+            </w:tcBorders>
+            <w:vAlign w:val="center"/>
+          </w:tcPr>
+          <w:p>
+            <w:pPr>
+              <w:jc w:val="center"/>
+              <w:rPr>
+                <w:rFonts w:ascii="Arial" w:hAnsi="Arial" w:cs="Arial"/>
+                <w:sz w:val="20"/>
+                <w:szCs w:val="20"/>
+              </w:rPr>
+            </w:pPr>
+            <w:r>
+              <w:rPr>
+                <w:rFonts w:ascii="Arial" w:hAnsi="Arial" w:cs="Arial"/>
+                <w:sz w:val="20"/>
+                <w:szCs w:val="20"/>
+              </w:rPr>
+              <w:t>46</w:t>
+            </w:r>
+            <w:r>
+              <w:rPr>
+                <w:rFonts w:ascii="Arial" w:hAnsi="Arial" w:cs="Arial"/>
+                <w:sz w:val="20"/>
+                <w:szCs w:val="20"/>
+              </w:rPr>
+              <w:t xml:space="preserve">, </w:t>
+            </w:r>
+            <w:r>
+              <w:rPr>
+                <w:rFonts w:ascii="Arial" w:hAnsi="Arial" w:cs="Arial"/>
+                <w:sz w:val="20"/>
+                <w:szCs w:val="20"/>
+              </w:rPr>
+              <w:t>357</w:t>
+            </w:r>
+          </w:p>
+        </w:tc>
+        <w:tc>
+          <w:tcPr>
+            <w:tcW w:w="1440" w:type="dxa"/>
+            <w:tcBorders>
+              <w:top w:val="single" w:sz="4" w:space="0" w:color="auto"/>
+            </w:tcBorders>
+            <w:vAlign w:val="center"/>
+          </w:tcPr>
+          <w:p>
+            <w:pPr>
+              <w:jc w:val="center"/>
+              <w:rPr>
+                <w:rFonts w:ascii="Arial" w:hAnsi="Arial" w:cs="Arial"/>
+                <w:sz w:val="20"/>
+                <w:szCs w:val="20"/>
+                <w:vertAlign w:val="subscript"/>
+              </w:rPr>
+            </w:pPr>
+            <w:r>
+              <w:rPr>
+                <w:rFonts w:ascii="Arial" w:hAnsi="Arial" w:cs="Arial"/>
+                <w:sz w:val="20"/>
+                <w:szCs w:val="20"/>
+              </w:rPr>
+              <w:t>3.25</w:t>
+            </w:r>
+            <w:r>
+              <w:rPr>
+                <w:rFonts w:ascii="Arial" w:hAnsi="Arial" w:cs="Arial"/>
+                <w:sz w:val="20"/>
+                <w:szCs w:val="20"/>
+                <w:vertAlign w:val="subscript"/>
+              </w:rPr>
+              <w:t>15,48</w:t>
+            </w:r>
+          </w:p>
+        </w:tc>
+        <w:tc>
+          <w:tcPr>
+            <w:tcW w:w="1440" w:type="dxa"/>
+            <w:tcBorders>
+              <w:top w:val="single" w:sz="4" w:space="0" w:color="auto"/>
+            </w:tcBorders>
+            <w:vAlign w:val="center"/>
+          </w:tcPr>
+          <w:p>
+            <w:pPr>
+              <w:jc w:val="center"/>
+              <w:rPr>
+                <w:rFonts w:ascii="Arial" w:hAnsi="Arial" w:cs="Arial"/>
+                <w:sz w:val="20"/>
+                <w:szCs w:val="20"/>
+              </w:rPr>
+            </w:pPr>
+            <w:r>
+              <w:rPr>
+                <w:rFonts w:ascii="Arial" w:hAnsi="Arial" w:cs="Arial"/>
+                <w:sz w:val="20"/>
+                <w:szCs w:val="20"/>
+              </w:rPr>
+              <w:t>0.0012</w:t>
+            </w:r>
+          </w:p>
+        </w:tc>
+      </w:tr>
+      <w:tr>
+        <w:trPr>
+          <w:trHeight w:val="360"/>
+          <w:jc w:val="center"/>
+        </w:trPr>
+        <w:tc>
+          <w:tcPr>
+            <w:tcW w:w="1440" w:type="dxa"/>
+            <w:vAlign w:val="center"/>
+          </w:tcPr>
+          <w:p>
+            <w:pPr>
+              <w:rPr>
+                <w:rFonts w:ascii="Arial" w:hAnsi="Arial" w:cs="Arial"/>
+                <w:b/>
+                <w:bCs/>
+                <w:sz w:val="20"/>
+                <w:szCs w:val="20"/>
+              </w:rPr>
+            </w:pPr>
+            <w:r>
+              <w:rPr>
+                <w:rFonts w:ascii="Arial" w:hAnsi="Arial" w:cs="Arial"/>
+                <w:b/>
+                <w:bCs/>
+                <w:sz w:val="20"/>
+                <w:szCs w:val="20"/>
+              </w:rPr>
+              <w:t>Cd Low</w:t>
+            </w:r>
+          </w:p>
+        </w:tc>
+        <w:tc>
+          <w:tcPr>
+            <w:tcW w:w="1440" w:type="dxa"/>
+            <w:vAlign w:val="center"/>
+          </w:tcPr>
+          <w:p>
+            <w:pPr>
+              <w:jc w:val="center"/>
+              <w:rPr>
+                <w:rFonts w:ascii="Arial" w:hAnsi="Arial" w:cs="Arial"/>
+                <w:sz w:val="20"/>
+                <w:szCs w:val="20"/>
+              </w:rPr>
+            </w:pPr>
+            <w:r>
+              <w:rPr>
+                <w:rFonts w:ascii="Arial" w:hAnsi="Arial" w:cs="Arial"/>
+                <w:sz w:val="20"/>
+                <w:szCs w:val="20"/>
+              </w:rPr>
+              <w:t>180%</w:t>
+            </w:r>
+          </w:p>
+        </w:tc>
+        <w:tc>
+          <w:tcPr>
+            <w:tcW w:w="1440" w:type="dxa"/>
+            <w:vAlign w:val="center"/>
+          </w:tcPr>
+          <w:p>
+            <w:pPr>
+              <w:jc w:val="center"/>
+              <w:rPr>
+                <w:rFonts w:ascii="Arial" w:hAnsi="Arial" w:cs="Arial"/>
+                <w:sz w:val="20"/>
+                <w:szCs w:val="20"/>
+              </w:rPr>
+            </w:pPr>
+            <w:r>
+              <w:rPr>
+                <w:rFonts w:ascii="Arial" w:hAnsi="Arial" w:cs="Arial"/>
+                <w:sz w:val="20"/>
+                <w:szCs w:val="20"/>
+              </w:rPr>
+              <w:t>76</w:t>
+            </w:r>
+            <w:r>
+              <w:rPr>
+                <w:rFonts w:ascii="Arial" w:hAnsi="Arial" w:cs="Arial"/>
+                <w:sz w:val="20"/>
+                <w:szCs w:val="20"/>
+              </w:rPr>
+              <w:t xml:space="preserve">, </w:t>
+            </w:r>
+            <w:r>
+              <w:rPr>
+                <w:rFonts w:ascii="Arial" w:hAnsi="Arial" w:cs="Arial"/>
+                <w:sz w:val="20"/>
+                <w:szCs w:val="20"/>
+              </w:rPr>
+              <w:t>347</w:t>
+            </w:r>
+          </w:p>
+        </w:tc>
+        <w:tc>
+          <w:tcPr>
+            <w:tcW w:w="1440" w:type="dxa"/>
+            <w:vAlign w:val="center"/>
+          </w:tcPr>
+          <w:p>
+            <w:pPr>
+              <w:jc w:val="center"/>
+              <w:rPr>
+                <w:rFonts w:ascii="Arial" w:hAnsi="Arial" w:cs="Arial"/>
+                <w:sz w:val="20"/>
+                <w:szCs w:val="20"/>
+              </w:rPr>
+            </w:pPr>
+            <w:r>
+              <w:rPr>
+                <w:rFonts w:ascii="Arial" w:hAnsi="Arial" w:cs="Arial"/>
+                <w:sz w:val="20"/>
+                <w:szCs w:val="20"/>
+              </w:rPr>
+              <w:t>4.32</w:t>
+            </w:r>
+            <w:r>
+              <w:rPr>
+                <w:rFonts w:ascii="Arial" w:hAnsi="Arial" w:cs="Arial"/>
+                <w:sz w:val="20"/>
+                <w:szCs w:val="20"/>
+                <w:vertAlign w:val="subscript"/>
+              </w:rPr>
+              <w:t>15,48</w:t>
+            </w:r>
+          </w:p>
+        </w:tc>
+        <w:tc>
+          <w:tcPr>
+            <w:tcW w:w="1440" w:type="dxa"/>
+            <w:vAlign w:val="center"/>
+          </w:tcPr>
+          <w:p>
+            <w:pPr>
+              <w:jc w:val="center"/>
+              <w:rPr>
+                <w:rFonts w:ascii="Arial" w:hAnsi="Arial" w:cs="Arial"/>
+                <w:sz w:val="20"/>
+                <w:szCs w:val="20"/>
+              </w:rPr>
+            </w:pPr>
+            <w:r>
+              <w:rPr>
+                <w:rFonts w:ascii="Arial" w:hAnsi="Arial" w:cs="Arial"/>
+                <w:sz w:val="20"/>
+                <w:szCs w:val="20"/>
+              </w:rPr>
+              <w:t>&lt;0.001</w:t>
+            </w:r>
+          </w:p>
+        </w:tc>
+      </w:tr>
+      <w:tr>
+        <w:trPr>
+          <w:trHeight w:val="360"/>
+          <w:jc w:val="center"/>
+        </w:trPr>
+        <w:tc>
+          <w:tcPr>
+            <w:tcW w:w="1440" w:type="dxa"/>
+            <w:vAlign w:val="center"/>
+          </w:tcPr>
+          <w:p>
+            <w:pPr>
+              <w:rPr>
+                <w:rFonts w:ascii="Arial" w:hAnsi="Arial" w:cs="Arial"/>
+                <w:b/>
+                <w:bCs/>
+                <w:sz w:val="20"/>
+                <w:szCs w:val="20"/>
+              </w:rPr>
+            </w:pPr>
+            <w:r>
+              <w:rPr>
+                <w:rFonts w:ascii="Arial" w:hAnsi="Arial" w:cs="Arial"/>
+                <w:b/>
+                <w:bCs/>
+                <w:sz w:val="20"/>
+                <w:szCs w:val="20"/>
+              </w:rPr>
+              <w:t>Cd High</w:t>
+            </w:r>
+          </w:p>
+        </w:tc>
+        <w:tc>
+          <w:tcPr>
+            <w:tcW w:w="1440" w:type="dxa"/>
+            <w:vAlign w:val="center"/>
+          </w:tcPr>
+          <w:p>
+            <w:pPr>
+              <w:jc w:val="center"/>
+              <w:rPr>
+                <w:rFonts w:ascii="Arial" w:hAnsi="Arial" w:cs="Arial"/>
+                <w:sz w:val="20"/>
+                <w:szCs w:val="20"/>
+              </w:rPr>
+            </w:pPr>
+            <w:r>
+              <w:rPr>
+                <w:rFonts w:ascii="Arial" w:hAnsi="Arial" w:cs="Arial"/>
+                <w:sz w:val="20"/>
+                <w:szCs w:val="20"/>
+              </w:rPr>
+              <w:t>228%</w:t>
+            </w:r>
+          </w:p>
+        </w:tc>
+        <w:tc>
+          <w:tcPr>
+            <w:tcW w:w="1440" w:type="dxa"/>
+            <w:vAlign w:val="center"/>
+          </w:tcPr>
+          <w:p>
+            <w:pPr>
+              <w:jc w:val="center"/>
+              <w:rPr>
+                <w:rFonts w:ascii="Arial" w:hAnsi="Arial" w:cs="Arial"/>
+                <w:sz w:val="20"/>
+                <w:szCs w:val="20"/>
+              </w:rPr>
+            </w:pPr>
+            <w:r>
+              <w:rPr>
+                <w:rFonts w:ascii="Arial" w:hAnsi="Arial" w:cs="Arial"/>
+                <w:sz w:val="20"/>
+                <w:szCs w:val="20"/>
+              </w:rPr>
+              <w:t>81</w:t>
+            </w:r>
+            <w:r>
+              <w:rPr>
+                <w:rFonts w:ascii="Arial" w:hAnsi="Arial" w:cs="Arial"/>
+                <w:sz w:val="20"/>
+                <w:szCs w:val="20"/>
+              </w:rPr>
+              <w:t xml:space="preserve">, </w:t>
+            </w:r>
+            <w:r>
+              <w:rPr>
+                <w:rFonts w:ascii="Arial" w:hAnsi="Arial" w:cs="Arial"/>
+                <w:sz w:val="20"/>
+                <w:szCs w:val="20"/>
+              </w:rPr>
+              <w:t>494</w:t>
+            </w:r>
+          </w:p>
+        </w:tc>
+        <w:tc>
+          <w:tcPr>
+            <w:tcW w:w="1440" w:type="dxa"/>
+            <w:vAlign w:val="center"/>
+          </w:tcPr>
+          <w:p>
+            <w:pPr>
+              <w:jc w:val="center"/>
+              <w:rPr>
+                <w:rFonts w:ascii="Arial" w:hAnsi="Arial" w:cs="Arial"/>
+                <w:sz w:val="20"/>
+                <w:szCs w:val="20"/>
+              </w:rPr>
+            </w:pPr>
+            <w:r>
+              <w:rPr>
+                <w:rFonts w:ascii="Arial" w:hAnsi="Arial" w:cs="Arial"/>
+                <w:sz w:val="20"/>
+                <w:szCs w:val="20"/>
+              </w:rPr>
+              <w:t>3.93</w:t>
+            </w:r>
+            <w:r>
+              <w:rPr>
+                <w:rFonts w:ascii="Arial" w:hAnsi="Arial" w:cs="Arial"/>
+                <w:sz w:val="20"/>
+                <w:szCs w:val="20"/>
+                <w:vertAlign w:val="subscript"/>
+              </w:rPr>
+              <w:t>15,48</w:t>
+            </w:r>
+          </w:p>
+        </w:tc>
+        <w:tc>
+          <w:tcPr>
+            <w:tcW w:w="1440" w:type="dxa"/>
+            <w:vAlign w:val="center"/>
+          </w:tcPr>
+          <w:p>
+            <w:pPr>
+              <w:jc w:val="center"/>
+              <w:rPr>
+                <w:rFonts w:ascii="Arial" w:hAnsi="Arial" w:cs="Arial"/>
+                <w:sz w:val="20"/>
+                <w:szCs w:val="20"/>
+              </w:rPr>
+            </w:pPr>
+            <w:r>
+              <w:rPr>
+                <w:rFonts w:ascii="Arial" w:hAnsi="Arial" w:cs="Arial"/>
+                <w:sz w:val="20"/>
+                <w:szCs w:val="20"/>
+              </w:rPr>
+              <w:t>&lt;0.001</w:t>
+            </w:r>
+          </w:p>
+        </w:tc>
+      </w:tr>
+      <w:tr>
+        <w:trPr>
+          <w:trHeight w:val="360"/>
+          <w:jc w:val="center"/>
+        </w:trPr>
+        <w:tc>
+          <w:tcPr>
+            <w:tcW w:w="1440" w:type="dxa"/>
+            <w:tcBorders>
+              <w:bottom w:val="nil"/>
+            </w:tcBorders>
+            <w:vAlign w:val="center"/>
+          </w:tcPr>
+          <w:p>
+            <w:pPr>
+              <w:rPr>
+                <w:rFonts w:ascii="Arial" w:hAnsi="Arial" w:cs="Arial"/>
+                <w:b/>
+                <w:bCs/>
+                <w:sz w:val="20"/>
+                <w:szCs w:val="20"/>
+              </w:rPr>
+            </w:pPr>
+            <w:proofErr w:type="spellStart"/>
+            <w:r>
+              <w:rPr>
+                <w:rFonts w:ascii="Arial" w:hAnsi="Arial" w:cs="Arial"/>
+                <w:b/>
+                <w:bCs/>
+                <w:sz w:val="20"/>
+                <w:szCs w:val="20"/>
+              </w:rPr>
+              <w:t>PFPeA</w:t>
+            </w:r>
+            <w:proofErr w:type="spellEnd"/>
+            <w:r>
+              <w:rPr>
+                <w:rFonts w:ascii="Arial" w:hAnsi="Arial" w:cs="Arial"/>
+                <w:b/>
+                <w:bCs/>
+                <w:sz w:val="20"/>
+                <w:szCs w:val="20"/>
+              </w:rPr>
+              <w:t xml:space="preserve"> Low</w:t>
+            </w:r>
+          </w:p>
+        </w:tc>
+        <w:tc>
+          <w:tcPr>
+            <w:tcW w:w="1440" w:type="dxa"/>
+            <w:tcBorders>
+              <w:bottom w:val="nil"/>
+            </w:tcBorders>
+            <w:vAlign w:val="center"/>
+          </w:tcPr>
+          <w:p>
+            <w:pPr>
+              <w:jc w:val="center"/>
+              <w:rPr>
+                <w:rFonts w:ascii="Arial" w:hAnsi="Arial" w:cs="Arial"/>
+                <w:sz w:val="20"/>
+                <w:szCs w:val="20"/>
+              </w:rPr>
+            </w:pPr>
+            <w:r>
+              <w:rPr>
+                <w:rFonts w:ascii="Arial" w:hAnsi="Arial" w:cs="Arial"/>
+                <w:sz w:val="20"/>
+                <w:szCs w:val="20"/>
+              </w:rPr>
+              <w:t>294%</w:t>
+            </w:r>
+          </w:p>
+        </w:tc>
+        <w:tc>
+          <w:tcPr>
+            <w:tcW w:w="1440" w:type="dxa"/>
+            <w:tcBorders>
+              <w:bottom w:val="nil"/>
+            </w:tcBorders>
+            <w:vAlign w:val="center"/>
+          </w:tcPr>
+          <w:p>
+            <w:pPr>
+              <w:jc w:val="center"/>
+              <w:rPr>
+                <w:rFonts w:ascii="Arial" w:hAnsi="Arial" w:cs="Arial"/>
+                <w:sz w:val="20"/>
+                <w:szCs w:val="20"/>
+              </w:rPr>
+            </w:pPr>
+            <w:r>
+              <w:rPr>
+                <w:rFonts w:ascii="Arial" w:hAnsi="Arial" w:cs="Arial"/>
+                <w:sz w:val="20"/>
+                <w:szCs w:val="20"/>
+              </w:rPr>
+              <w:t>122</w:t>
+            </w:r>
+            <w:r>
+              <w:rPr>
+                <w:rFonts w:ascii="Arial" w:hAnsi="Arial" w:cs="Arial"/>
+                <w:sz w:val="20"/>
+                <w:szCs w:val="20"/>
+              </w:rPr>
+              <w:t xml:space="preserve">, </w:t>
+            </w:r>
+            <w:r>
+              <w:rPr>
+                <w:rFonts w:ascii="Arial" w:hAnsi="Arial" w:cs="Arial"/>
+                <w:sz w:val="20"/>
+                <w:szCs w:val="20"/>
+              </w:rPr>
+              <w:t>601</w:t>
+            </w:r>
+          </w:p>
+        </w:tc>
+        <w:tc>
+          <w:tcPr>
+            <w:tcW w:w="1440" w:type="dxa"/>
+            <w:tcBorders>
+              <w:bottom w:val="nil"/>
+            </w:tcBorders>
+            <w:vAlign w:val="center"/>
+          </w:tcPr>
+          <w:p>
+            <w:pPr>
+              <w:jc w:val="center"/>
+              <w:rPr>
+                <w:rFonts w:ascii="Arial" w:hAnsi="Arial" w:cs="Arial"/>
+                <w:sz w:val="20"/>
+                <w:szCs w:val="20"/>
+              </w:rPr>
+            </w:pPr>
+            <w:r>
+              <w:rPr>
+                <w:rFonts w:ascii="Arial" w:hAnsi="Arial" w:cs="Arial"/>
+                <w:sz w:val="20"/>
+                <w:szCs w:val="20"/>
+              </w:rPr>
+              <w:t>4.67</w:t>
+            </w:r>
+            <w:r>
+              <w:rPr>
+                <w:rFonts w:ascii="Arial" w:hAnsi="Arial" w:cs="Arial"/>
+                <w:sz w:val="20"/>
+                <w:szCs w:val="20"/>
+                <w:vertAlign w:val="subscript"/>
+              </w:rPr>
+              <w:t>15,48</w:t>
+            </w:r>
+          </w:p>
+        </w:tc>
+        <w:tc>
+          <w:tcPr>
+            <w:tcW w:w="1440" w:type="dxa"/>
+            <w:tcBorders>
+              <w:bottom w:val="nil"/>
+            </w:tcBorders>
+            <w:vAlign w:val="center"/>
+          </w:tcPr>
+          <w:p>
+            <w:pPr>
+              <w:jc w:val="center"/>
+              <w:rPr>
+                <w:rFonts w:ascii="Arial" w:hAnsi="Arial" w:cs="Arial"/>
+                <w:sz w:val="20"/>
+                <w:szCs w:val="20"/>
+              </w:rPr>
+            </w:pPr>
+            <w:r>
+              <w:rPr>
+                <w:rFonts w:ascii="Arial" w:hAnsi="Arial" w:cs="Arial"/>
+                <w:sz w:val="20"/>
+                <w:szCs w:val="20"/>
+              </w:rPr>
+              <w:t>&lt;0.001</w:t>
+            </w:r>
+          </w:p>
+        </w:tc>
+      </w:tr>
+      <w:tr>
+        <w:trPr>
+          <w:trHeight w:val="360"/>
+          <w:jc w:val="center"/>
+        </w:trPr>
+        <w:tc>
+          <w:tcPr>
+            <w:tcW w:w="1440" w:type="dxa"/>
+            <w:tcBorders>
+              <w:top w:val="nil"/>
+              <w:bottom w:val="single" w:sz="4" w:space="0" w:color="auto"/>
+            </w:tcBorders>
+            <w:vAlign w:val="center"/>
+          </w:tcPr>
+          <w:p>
+            <w:pPr>
+              <w:rPr>
+                <w:rFonts w:ascii="Arial" w:hAnsi="Arial" w:cs="Arial"/>
+                <w:b/>
+                <w:bCs/>
+                <w:sz w:val="20"/>
+                <w:szCs w:val="20"/>
+              </w:rPr>
+            </w:pPr>
+            <w:proofErr w:type="spellStart"/>
+            <w:r>
+              <w:rPr>
+                <w:rFonts w:ascii="Arial" w:hAnsi="Arial" w:cs="Arial"/>
+                <w:b/>
+                <w:bCs/>
+                <w:sz w:val="20"/>
+                <w:szCs w:val="20"/>
+              </w:rPr>
+              <w:t>PFPeA</w:t>
+            </w:r>
+            <w:proofErr w:type="spellEnd"/>
+            <w:r>
+              <w:rPr>
+                <w:rFonts w:ascii="Arial" w:hAnsi="Arial" w:cs="Arial"/>
+                <w:b/>
+                <w:bCs/>
+                <w:sz w:val="20"/>
+                <w:szCs w:val="20"/>
+              </w:rPr>
+              <w:t xml:space="preserve"> High</w:t>
+            </w:r>
+          </w:p>
+        </w:tc>
+        <w:tc>
+          <w:tcPr>
+            <w:tcW w:w="1440" w:type="dxa"/>
+            <w:tcBorders>
+              <w:top w:val="nil"/>
+              <w:bottom w:val="single" w:sz="4" w:space="0" w:color="auto"/>
+            </w:tcBorders>
+            <w:vAlign w:val="center"/>
+          </w:tcPr>
+          <w:p>
+            <w:pPr>
+              <w:jc w:val="center"/>
+              <w:rPr>
+                <w:rFonts w:ascii="Arial" w:hAnsi="Arial" w:cs="Arial"/>
+                <w:sz w:val="20"/>
+                <w:szCs w:val="20"/>
+              </w:rPr>
+            </w:pPr>
+            <w:r>
+              <w:rPr>
+                <w:rFonts w:ascii="Arial" w:hAnsi="Arial" w:cs="Arial"/>
+                <w:sz w:val="20"/>
+                <w:szCs w:val="20"/>
+              </w:rPr>
+              <w:t>144%</w:t>
+            </w:r>
+          </w:p>
+        </w:tc>
+        <w:tc>
+          <w:tcPr>
+            <w:tcW w:w="1440" w:type="dxa"/>
+            <w:tcBorders>
+              <w:top w:val="nil"/>
+              <w:bottom w:val="single" w:sz="4" w:space="0" w:color="auto"/>
+            </w:tcBorders>
+            <w:vAlign w:val="center"/>
+          </w:tcPr>
+          <w:p>
+            <w:pPr>
+              <w:jc w:val="center"/>
+              <w:rPr>
+                <w:rFonts w:ascii="Arial" w:hAnsi="Arial" w:cs="Arial"/>
+                <w:sz w:val="20"/>
+                <w:szCs w:val="20"/>
+              </w:rPr>
+            </w:pPr>
+            <w:r>
+              <w:rPr>
+                <w:rFonts w:ascii="Arial" w:hAnsi="Arial" w:cs="Arial"/>
+                <w:sz w:val="20"/>
+                <w:szCs w:val="20"/>
+              </w:rPr>
+              <w:t>34</w:t>
+            </w:r>
+            <w:r>
+              <w:rPr>
+                <w:rFonts w:ascii="Arial" w:hAnsi="Arial" w:cs="Arial"/>
+                <w:sz w:val="20"/>
+                <w:szCs w:val="20"/>
+              </w:rPr>
+              <w:t xml:space="preserve">, </w:t>
+            </w:r>
+            <w:r>
+              <w:rPr>
+                <w:rFonts w:ascii="Arial" w:hAnsi="Arial" w:cs="Arial"/>
+                <w:sz w:val="20"/>
+                <w:szCs w:val="20"/>
+              </w:rPr>
+              <w:t>343</w:t>
+            </w:r>
+          </w:p>
+        </w:tc>
+        <w:tc>
+          <w:tcPr>
+            <w:tcW w:w="1440" w:type="dxa"/>
+            <w:tcBorders>
+              <w:top w:val="nil"/>
+              <w:bottom w:val="single" w:sz="4" w:space="0" w:color="auto"/>
+            </w:tcBorders>
+            <w:vAlign w:val="center"/>
+          </w:tcPr>
+          <w:p>
+            <w:pPr>
+              <w:jc w:val="center"/>
+              <w:rPr>
+                <w:rFonts w:ascii="Arial" w:hAnsi="Arial" w:cs="Arial"/>
+                <w:sz w:val="20"/>
+                <w:szCs w:val="20"/>
+              </w:rPr>
+            </w:pPr>
+            <w:r>
+              <w:rPr>
+                <w:rFonts w:ascii="Arial" w:hAnsi="Arial" w:cs="Arial"/>
+                <w:sz w:val="20"/>
+                <w:szCs w:val="20"/>
+              </w:rPr>
+              <w:t>2.91</w:t>
+            </w:r>
+            <w:r>
+              <w:rPr>
+                <w:rFonts w:ascii="Arial" w:hAnsi="Arial" w:cs="Arial"/>
+                <w:sz w:val="20"/>
+                <w:szCs w:val="20"/>
+                <w:vertAlign w:val="subscript"/>
+              </w:rPr>
+              <w:t>15,48</w:t>
+            </w:r>
+          </w:p>
+        </w:tc>
+        <w:tc>
+          <w:tcPr>
+            <w:tcW w:w="1440" w:type="dxa"/>
+            <w:tcBorders>
+              <w:top w:val="nil"/>
+              <w:bottom w:val="single" w:sz="4" w:space="0" w:color="auto"/>
+            </w:tcBorders>
+            <w:vAlign w:val="center"/>
+          </w:tcPr>
+          <w:p>
+            <w:pPr>
+              <w:jc w:val="center"/>
+              <w:rPr>
+                <w:rFonts w:ascii="Arial" w:hAnsi="Arial" w:cs="Arial"/>
+                <w:sz w:val="20"/>
+                <w:szCs w:val="20"/>
+              </w:rPr>
+            </w:pPr>
+            <w:r>
+              <w:rPr>
+                <w:rFonts w:ascii="Arial" w:hAnsi="Arial" w:cs="Arial"/>
+                <w:sz w:val="20"/>
+                <w:szCs w:val="20"/>
+              </w:rPr>
+              <w:t>0.0036</w:t>
+            </w:r>
+          </w:p>
+        </w:tc>
+      </w:tr>
+    </w:tbl>
+    <w:p>
+      <w:pPr>
+        <w:spacing w:line="480" w:lineRule="auto"/>
+        <w:rPr>
+          <w:rFonts w:ascii="Arial" w:hAnsi="Arial" w:cs="Arial"/>
+        </w:rPr>
+      </w:pPr>
+    </w:p>
+    <w:p>
+      <w:pPr>
+        <w:spacing w:line="480" w:lineRule="auto"/>
+        <w:rPr>
+          <w:rFonts w:ascii="Arial" w:hAnsi="Arial" w:cs="Arial"/>
+        </w:rPr>
+      </w:pPr>
+      <w:r>
+        <w:rPr>
+          <w:rFonts w:ascii="Arial" w:hAnsi="Arial" w:cs="Arial"/>
+        </w:rPr>
+        <w:t xml:space="preserve">Table </w:t>
+      </w:r>
+      <w:r>
+        <w:rPr>
+          <w:rFonts w:ascii="Arial" w:hAnsi="Arial" w:cs="Arial"/>
+        </w:rPr>
+        <w:t>3</w:t>
+      </w:r>
+      <w:r>
+        <w:rPr>
+          <w:rFonts w:ascii="Arial" w:hAnsi="Arial" w:cs="Arial"/>
+        </w:rPr>
+        <w:t xml:space="preserve">. The estimated effect sizes </w:t>
+      </w:r>
+      <w:r>
+        <w:rPr>
+          <w:rFonts w:ascii="Arial" w:hAnsi="Arial" w:cs="Arial"/>
+        </w:rPr>
+        <w:t xml:space="preserve">of xenobiotic substances </w:t>
+      </w:r>
+      <w:r>
+        <w:rPr>
+          <w:rFonts w:ascii="Arial" w:hAnsi="Arial" w:cs="Arial"/>
+        </w:rPr>
+        <w:t xml:space="preserve">seven days after </w:t>
+      </w:r>
+      <w:r>
+        <w:rPr>
+          <w:rFonts w:ascii="Arial" w:hAnsi="Arial" w:cs="Arial"/>
+        </w:rPr>
+        <w:t>a known environmental stressor</w:t>
+      </w:r>
+      <w:r>
+        <w:rPr>
+          <w:rFonts w:ascii="Arial" w:hAnsi="Arial" w:cs="Arial"/>
+        </w:rPr>
+        <w:t xml:space="preserve"> introduction (blood sample</w:t>
+      </w:r>
+      <w:r>
+        <w:rPr>
+          <w:rFonts w:ascii="Arial" w:hAnsi="Arial" w:cs="Arial"/>
+        </w:rPr>
+        <w:t>s</w:t>
+      </w:r>
+      <w:r>
+        <w:rPr>
+          <w:rFonts w:ascii="Arial" w:hAnsi="Arial" w:cs="Arial"/>
+        </w:rPr>
+        <w:t xml:space="preserve"> 3 to 4)</w:t>
+      </w:r>
+      <w:r>
+        <w:rPr>
+          <w:rFonts w:ascii="Arial" w:hAnsi="Arial" w:cs="Arial"/>
+        </w:rPr>
+        <w:t xml:space="preserve"> on NLR</w:t>
+      </w:r>
+      <w:r>
+        <w:rPr>
+          <w:rFonts w:ascii="Arial" w:hAnsi="Arial" w:cs="Arial"/>
+        </w:rPr>
+        <w:t xml:space="preserve"> among the five groups from the GLMM (Figure </w:t>
+      </w:r>
+      <w:r>
+        <w:rPr>
+          <w:rFonts w:ascii="Arial" w:hAnsi="Arial" w:cs="Arial"/>
+        </w:rPr>
+        <w:t>4</w:t>
+      </w:r>
+      <w:r>
+        <w:rPr>
+          <w:rFonts w:ascii="Arial" w:hAnsi="Arial" w:cs="Arial"/>
+        </w:rPr>
+        <w:t xml:space="preserve">). The effect size is represented by a percentage </w:t>
+      </w:r>
+      <w:r>
+        <w:rPr>
+          <w:rFonts w:ascii="Arial" w:hAnsi="Arial" w:cs="Arial"/>
+        </w:rPr>
+        <w:t>change</w:t>
+      </w:r>
+      <w:r>
+        <w:rPr>
+          <w:rFonts w:ascii="Arial" w:hAnsi="Arial" w:cs="Arial"/>
+        </w:rPr>
+        <w:t xml:space="preserve"> from blood </w:t>
+      </w:r>
+      <w:r>
+        <w:rPr>
+          <w:rFonts w:ascii="Arial" w:hAnsi="Arial" w:cs="Arial"/>
+        </w:rPr>
+        <w:t>3</w:t>
+      </w:r>
+      <w:r>
+        <w:rPr>
+          <w:rFonts w:ascii="Arial" w:hAnsi="Arial" w:cs="Arial"/>
+        </w:rPr>
+        <w:t xml:space="preserve"> to blood </w:t>
+      </w:r>
+      <w:r>
+        <w:rPr>
+          <w:rFonts w:ascii="Arial" w:hAnsi="Arial" w:cs="Arial"/>
+        </w:rPr>
+        <w:t>4</w:t>
+      </w:r>
+      <w:r>
+        <w:rPr>
+          <w:rFonts w:ascii="Arial" w:hAnsi="Arial" w:cs="Arial"/>
+        </w:rPr>
+        <w:t xml:space="preserve"> (e.g., the control bass NLR </w:t>
+      </w:r>
+      <w:r>
+        <w:rPr>
+          <w:rFonts w:ascii="Arial" w:hAnsi="Arial" w:cs="Arial"/>
+        </w:rPr>
+        <w:t>de</w:t>
+      </w:r>
+      <w:r>
+        <w:rPr>
+          <w:rFonts w:ascii="Arial" w:hAnsi="Arial" w:cs="Arial"/>
+        </w:rPr>
+        <w:t xml:space="preserve">creased </w:t>
+      </w:r>
+      <w:r>
+        <w:rPr>
+          <w:rFonts w:ascii="Arial" w:hAnsi="Arial" w:cs="Arial"/>
+        </w:rPr>
+        <w:t>25</w:t>
+      </w:r>
+      <w:r>
+        <w:rPr>
+          <w:rFonts w:ascii="Arial" w:hAnsi="Arial" w:cs="Arial"/>
+        </w:rPr>
+        <w:t>%</w:t>
+      </w:r>
+      <w:r>
+        <w:rPr>
+          <w:rFonts w:ascii="Arial" w:hAnsi="Arial" w:cs="Arial"/>
+        </w:rPr>
+        <w:t xml:space="preserve"> [-58–34%; 95% CL]</w:t>
+      </w:r>
+      <w:r>
+        <w:rPr>
+          <w:rFonts w:ascii="Arial" w:hAnsi="Arial" w:cs="Arial"/>
+        </w:rPr>
+        <w:t xml:space="preserve"> from blood </w:t>
+      </w:r>
+      <w:r>
+        <w:rPr>
+          <w:rFonts w:ascii="Arial" w:hAnsi="Arial" w:cs="Arial"/>
+        </w:rPr>
+        <w:t>3</w:t>
+      </w:r>
+      <w:r>
+        <w:rPr>
+          <w:rFonts w:ascii="Arial" w:hAnsi="Arial" w:cs="Arial"/>
+        </w:rPr>
+        <w:t xml:space="preserve"> to blood </w:t>
+      </w:r>
+      <w:r>
+        <w:rPr>
+          <w:rFonts w:ascii="Arial" w:hAnsi="Arial" w:cs="Arial"/>
+        </w:rPr>
+        <w:t>4</w:t>
+      </w:r>
+      <w:r>
+        <w:rPr>
+          <w:rFonts w:ascii="Arial" w:hAnsi="Arial" w:cs="Arial"/>
+        </w:rPr>
+        <w:t xml:space="preserve">). The 95% confidence limits represent the lower </w:t>
+      </w:r>
+      <w:r>
+        <w:rPr>
+          <w:rFonts w:ascii="Arial" w:hAnsi="Arial" w:cs="Arial"/>
+        </w:rPr>
+        <w:t xml:space="preserve">and upper </w:t>
+      </w:r>
+      <w:r>
+        <w:rPr>
+          <w:rFonts w:ascii="Arial" w:hAnsi="Arial" w:cs="Arial"/>
+        </w:rPr>
+        <w:t>bounds</w:t>
+      </w:r>
+      <w:r>
+        <w:rPr>
+          <w:rFonts w:ascii="Arial" w:hAnsi="Arial" w:cs="Arial"/>
+        </w:rPr>
+        <w:t>, separated by a comma</w:t>
+      </w:r>
+      <w:r>
+        <w:rPr>
+          <w:rFonts w:ascii="Arial" w:hAnsi="Arial" w:cs="Arial"/>
+        </w:rPr>
+        <w:t>. The Z value is reported with the numerator and denominator degrees of freedom.</w:t>
+      </w:r>
+      <w:r>
+        <w:rPr>
+          <w:rFonts w:ascii="Arial" w:hAnsi="Arial" w:cs="Arial"/>
+        </w:rPr>
+        <w:t xml:space="preserve"> Bolded groups represent statistically significant </w:t>
+      </w:r>
+      <w:r>
+        <w:rPr>
+          <w:rFonts w:ascii="Arial" w:hAnsi="Arial" w:cs="Arial"/>
+        </w:rPr>
+        <w:t>changes from blood samples 3 to 4</w:t>
+      </w:r>
+      <w:r>
+        <w:rPr>
+          <w:rFonts w:ascii="Arial" w:hAnsi="Arial" w:cs="Arial"/>
+        </w:rPr>
+        <w:t>.</w:t>
+      </w:r>
+      <w:r>
+        <w:rPr>
+          <w:rFonts w:ascii="Arial" w:hAnsi="Arial" w:cs="Arial"/>
+        </w:rPr>
+        <w:t xml:space="preserve"> </w:t>
+      </w:r>
+    </w:p>
+    <w:tbl>
+      <w:tblPr>
+        <w:tblStyle w:val="TableGrid"/>
+        <w:tblW w:w="0" w:type="auto"/>
+        <w:jc w:val="center"/>
+        <w:tblBorders>
+          <w:left w:val="none" w:sz="0" w:space="0" w:color="auto"/>
+          <w:bottom w:val="none" w:sz="0" w:space="0" w:color="auto"/>
+          <w:right w:val="none" w:sz="0" w:space="0" w:color="auto"/>
+          <w:insideH w:val="none" w:sz="0" w:space="0" w:color="auto"/>
+          <w:insideV w:val="none" w:sz="0" w:space="0" w:color="auto"/>
+        </w:tblBorders>
+        <w:tblLook w:val="04A0" w:firstRow="1" w:lastRow="0" w:firstColumn="1" w:lastColumn="0" w:noHBand="0" w:noVBand="1"/>
+      </w:tblPr>
+      <w:tblGrid>
+        <w:gridCol w:w="1440"/>
+        <w:gridCol w:w="1440"/>
+        <w:gridCol w:w="1440"/>
+        <w:gridCol w:w="1440"/>
+        <w:gridCol w:w="1440"/>
+      </w:tblGrid>
+      <w:tr>
+        <w:trPr>
+          <w:trHeight w:val="360"/>
+          <w:jc w:val="center"/>
+        </w:trPr>
+        <w:tc>
+          <w:tcPr>
+            <w:tcW w:w="1440" w:type="dxa"/>
+            <w:tcBorders>
+              <w:top w:val="single" w:sz="4" w:space="0" w:color="auto"/>
+              <w:bottom w:val="single" w:sz="4" w:space="0" w:color="auto"/>
+            </w:tcBorders>
+            <w:vAlign w:val="center"/>
+          </w:tcPr>
+          <w:p>
+            <w:pPr>
+              <w:jc w:val="center"/>
+              <w:rPr>
+                <w:rFonts w:ascii="Arial" w:hAnsi="Arial" w:cs="Arial"/>
+                <w:sz w:val="20"/>
+                <w:szCs w:val="20"/>
+              </w:rPr>
+            </w:pPr>
+            <w:r>
+              <w:rPr>
+                <w:rFonts w:ascii="Arial" w:hAnsi="Arial" w:cs="Arial"/>
+                <w:sz w:val="20"/>
+                <w:szCs w:val="20"/>
+              </w:rPr>
+              <w:t>Group</w:t>
+            </w:r>
+          </w:p>
+        </w:tc>
+        <w:tc>
+          <w:tcPr>
+            <w:tcW w:w="1440" w:type="dxa"/>
+            <w:tcBorders>
+              <w:top w:val="single" w:sz="4" w:space="0" w:color="auto"/>
+              <w:bottom w:val="single" w:sz="4" w:space="0" w:color="auto"/>
+            </w:tcBorders>
+            <w:vAlign w:val="center"/>
+          </w:tcPr>
+          <w:p>
+            <w:pPr>
+              <w:jc w:val="center"/>
+              <w:rPr>
+                <w:rFonts w:ascii="Arial" w:hAnsi="Arial" w:cs="Arial"/>
+                <w:sz w:val="20"/>
+                <w:szCs w:val="20"/>
+              </w:rPr>
+            </w:pPr>
+            <w:r>
+              <w:rPr>
+                <w:rFonts w:ascii="Arial" w:hAnsi="Arial" w:cs="Arial"/>
+                <w:sz w:val="20"/>
+                <w:szCs w:val="20"/>
+              </w:rPr>
+              <w:t>Effect Size</w:t>
+            </w:r>
+          </w:p>
+        </w:tc>
+        <w:tc>
+          <w:tcPr>
+            <w:tcW w:w="1440" w:type="dxa"/>
+            <w:tcBorders>
+              <w:top w:val="single" w:sz="4" w:space="0" w:color="auto"/>
+              <w:bottom w:val="single" w:sz="4" w:space="0" w:color="auto"/>
+            </w:tcBorders>
+            <w:vAlign w:val="center"/>
+          </w:tcPr>
+          <w:p>
+            <w:pPr>
+              <w:jc w:val="center"/>
+              <w:rPr>
+                <w:rFonts w:ascii="Arial" w:hAnsi="Arial" w:cs="Arial"/>
+                <w:sz w:val="20"/>
+                <w:szCs w:val="20"/>
+              </w:rPr>
+            </w:pPr>
+            <w:r>
+              <w:rPr>
+                <w:rFonts w:ascii="Arial" w:hAnsi="Arial" w:cs="Arial"/>
+                <w:sz w:val="20"/>
+                <w:szCs w:val="20"/>
+              </w:rPr>
+              <w:t>95% CL</w:t>
+            </w:r>
+          </w:p>
+        </w:tc>
+        <w:tc>
+          <w:tcPr>
+            <w:tcW w:w="1440" w:type="dxa"/>
+            <w:tcBorders>
+              <w:top w:val="single" w:sz="4" w:space="0" w:color="auto"/>
+              <w:bottom w:val="single" w:sz="4" w:space="0" w:color="auto"/>
+            </w:tcBorders>
+            <w:vAlign w:val="center"/>
+          </w:tcPr>
+          <w:p>
+            <w:pPr>
+              <w:jc w:val="center"/>
+              <w:rPr>
+                <w:rFonts w:ascii="Arial" w:hAnsi="Arial" w:cs="Arial"/>
+                <w:sz w:val="20"/>
+                <w:szCs w:val="20"/>
+              </w:rPr>
+            </w:pPr>
+            <w:r>
+              <w:rPr>
+                <w:rFonts w:ascii="Arial" w:hAnsi="Arial" w:cs="Arial"/>
+                <w:sz w:val="20"/>
+                <w:szCs w:val="20"/>
+              </w:rPr>
+              <w:t>Z</w:t>
+            </w:r>
+          </w:p>
+        </w:tc>
+        <w:tc>
+          <w:tcPr>
+            <w:tcW w:w="1440" w:type="dxa"/>
+            <w:tcBorders>
+              <w:top w:val="single" w:sz="4" w:space="0" w:color="auto"/>
+              <w:bottom w:val="single" w:sz="4" w:space="0" w:color="auto"/>
+            </w:tcBorders>
+            <w:vAlign w:val="center"/>
+          </w:tcPr>
+          <w:p>
+            <w:pPr>
+              <w:jc w:val="center"/>
+              <w:rPr>
+                <w:rFonts w:ascii="Arial" w:hAnsi="Arial" w:cs="Arial"/>
+                <w:i/>
+                <w:iCs/>
+                <w:sz w:val="20"/>
+                <w:szCs w:val="20"/>
+              </w:rPr>
+            </w:pPr>
+            <w:r>
+              <w:rPr>
+                <w:rFonts w:ascii="Arial" w:hAnsi="Arial" w:cs="Arial"/>
+                <w:i/>
+                <w:iCs/>
+                <w:sz w:val="20"/>
+                <w:szCs w:val="20"/>
+              </w:rPr>
+              <w:t>p</w:t>
+            </w:r>
+          </w:p>
+        </w:tc>
+      </w:tr>
+      <w:tr>
+        <w:trPr>
+          <w:trHeight w:val="360"/>
+          <w:jc w:val="center"/>
+        </w:trPr>
+        <w:tc>
+          <w:tcPr>
+            <w:tcW w:w="1440" w:type="dxa"/>
+            <w:tcBorders>
+              <w:top w:val="single" w:sz="4" w:space="0" w:color="auto"/>
+            </w:tcBorders>
+            <w:vAlign w:val="center"/>
+          </w:tcPr>
+          <w:p>
+            <w:pPr>
+              <w:rPr>
+                <w:rFonts w:ascii="Arial" w:hAnsi="Arial" w:cs="Arial"/>
+                <w:sz w:val="20"/>
+                <w:szCs w:val="20"/>
+              </w:rPr>
+            </w:pPr>
+            <w:r>
+              <w:rPr>
+                <w:rFonts w:ascii="Arial" w:hAnsi="Arial" w:cs="Arial"/>
+                <w:sz w:val="20"/>
+                <w:szCs w:val="20"/>
+              </w:rPr>
+              <w:t>Control</w:t>
+            </w:r>
+          </w:p>
+        </w:tc>
+        <w:tc>
+          <w:tcPr>
+            <w:tcW w:w="1440" w:type="dxa"/>
+            <w:tcBorders>
+              <w:top w:val="single" w:sz="4" w:space="0" w:color="auto"/>
+            </w:tcBorders>
+            <w:vAlign w:val="center"/>
+          </w:tcPr>
+          <w:p>
+            <w:pPr>
+              <w:jc w:val="center"/>
+              <w:rPr>
+                <w:rFonts w:ascii="Arial" w:hAnsi="Arial" w:cs="Arial"/>
+                <w:sz w:val="20"/>
+                <w:szCs w:val="20"/>
+              </w:rPr>
+            </w:pPr>
+            <w:r>
+              <w:rPr>
+                <w:rFonts w:ascii="Arial" w:hAnsi="Arial" w:cs="Arial"/>
+                <w:sz w:val="20"/>
+                <w:szCs w:val="20"/>
+              </w:rPr>
+              <w:t>-25</w:t>
+            </w:r>
+            <w:r>
+              <w:rPr>
+                <w:rFonts w:ascii="Arial" w:hAnsi="Arial" w:cs="Arial"/>
+                <w:sz w:val="20"/>
+                <w:szCs w:val="20"/>
+              </w:rPr>
+              <w:t>%</w:t>
+            </w:r>
+          </w:p>
+        </w:tc>
+        <w:tc>
+          <w:tcPr>
+            <w:tcW w:w="1440" w:type="dxa"/>
+            <w:tcBorders>
+              <w:top w:val="single" w:sz="4" w:space="0" w:color="auto"/>
+            </w:tcBorders>
+            <w:vAlign w:val="center"/>
+          </w:tcPr>
+          <w:p>
+            <w:pPr>
+              <w:jc w:val="center"/>
+              <w:rPr>
+                <w:rFonts w:ascii="Arial" w:hAnsi="Arial" w:cs="Arial"/>
+                <w:sz w:val="20"/>
+                <w:szCs w:val="20"/>
+              </w:rPr>
+            </w:pPr>
+            <w:r>
+              <w:rPr>
+                <w:rFonts w:ascii="Arial" w:hAnsi="Arial" w:cs="Arial"/>
+                <w:sz w:val="20"/>
+                <w:szCs w:val="20"/>
+              </w:rPr>
+              <w:t>-58, 34</w:t>
+            </w:r>
+          </w:p>
+        </w:tc>
+        <w:tc>
+          <w:tcPr>
+            <w:tcW w:w="1440" w:type="dxa"/>
+            <w:tcBorders>
+              <w:top w:val="single" w:sz="4" w:space="0" w:color="auto"/>
+            </w:tcBorders>
+            <w:vAlign w:val="center"/>
+          </w:tcPr>
+          <w:p>
+            <w:pPr>
+              <w:jc w:val="center"/>
+              <w:rPr>
+                <w:rFonts w:ascii="Arial" w:hAnsi="Arial" w:cs="Arial"/>
+                <w:sz w:val="20"/>
+                <w:szCs w:val="20"/>
+                <w:vertAlign w:val="subscript"/>
+              </w:rPr>
+            </w:pPr>
+            <w:r>
+              <w:rPr>
+                <w:rFonts w:ascii="Arial" w:hAnsi="Arial" w:cs="Arial"/>
+                <w:sz w:val="20"/>
+                <w:szCs w:val="20"/>
+              </w:rPr>
+              <w:t>-0.97</w:t>
+            </w:r>
+            <w:r>
+              <w:rPr>
+                <w:rFonts w:ascii="Arial" w:hAnsi="Arial" w:cs="Arial"/>
+                <w:sz w:val="20"/>
+                <w:szCs w:val="20"/>
+                <w:vertAlign w:val="subscript"/>
+              </w:rPr>
+              <w:t>15,48</w:t>
+            </w:r>
+          </w:p>
+        </w:tc>
+        <w:tc>
+          <w:tcPr>
+            <w:tcW w:w="1440" w:type="dxa"/>
+            <w:tcBorders>
+              <w:top w:val="single" w:sz="4" w:space="0" w:color="auto"/>
+            </w:tcBorders>
+            <w:vAlign w:val="center"/>
+          </w:tcPr>
+          <w:p>
+            <w:pPr>
+              <w:jc w:val="center"/>
+              <w:rPr>
+                <w:rFonts w:ascii="Arial" w:hAnsi="Arial" w:cs="Arial"/>
+                <w:sz w:val="20"/>
+                <w:szCs w:val="20"/>
+              </w:rPr>
+            </w:pPr>
+            <w:r>
+              <w:rPr>
+                <w:rFonts w:ascii="Arial" w:hAnsi="Arial" w:cs="Arial"/>
+                <w:sz w:val="20"/>
+                <w:szCs w:val="20"/>
+              </w:rPr>
+              <w:t>0.</w:t>
+            </w:r>
+            <w:r>
+              <w:rPr>
+                <w:rFonts w:ascii="Arial" w:hAnsi="Arial" w:cs="Arial"/>
+                <w:sz w:val="20"/>
+                <w:szCs w:val="20"/>
+              </w:rPr>
+              <w:t>33</w:t>
+            </w:r>
+          </w:p>
+        </w:tc>
+      </w:tr>
+      <w:tr>
+        <w:trPr>
+          <w:trHeight w:val="360"/>
+          <w:jc w:val="center"/>
+        </w:trPr>
+        <w:tc>
+          <w:tcPr>
+            <w:tcW w:w="1440" w:type="dxa"/>
+            <w:vAlign w:val="center"/>
+          </w:tcPr>
+          <w:p>
+            <w:pPr>
+              <w:rPr>
+                <w:rFonts w:ascii="Arial" w:hAnsi="Arial" w:cs="Arial"/>
+                <w:b/>
+                <w:bCs/>
+                <w:sz w:val="20"/>
+                <w:szCs w:val="20"/>
+              </w:rPr>
+            </w:pPr>
+            <w:r>
+              <w:rPr>
+                <w:rFonts w:ascii="Arial" w:hAnsi="Arial" w:cs="Arial"/>
+                <w:b/>
+                <w:bCs/>
+                <w:sz w:val="20"/>
+                <w:szCs w:val="20"/>
+              </w:rPr>
+              <w:t>Cd Low</w:t>
+            </w:r>
+          </w:p>
+        </w:tc>
+        <w:tc>
+          <w:tcPr>
+            <w:tcW w:w="1440" w:type="dxa"/>
+            <w:vAlign w:val="center"/>
+          </w:tcPr>
+          <w:p>
+            <w:pPr>
+              <w:jc w:val="center"/>
+              <w:rPr>
+                <w:rFonts w:ascii="Arial" w:hAnsi="Arial" w:cs="Arial"/>
+                <w:sz w:val="20"/>
+                <w:szCs w:val="20"/>
+              </w:rPr>
+            </w:pPr>
+            <w:r>
+              <w:rPr>
+                <w:rFonts w:ascii="Arial" w:hAnsi="Arial" w:cs="Arial"/>
+                <w:sz w:val="20"/>
+                <w:szCs w:val="20"/>
+              </w:rPr>
+              <w:t>-55</w:t>
+            </w:r>
+            <w:r>
+              <w:rPr>
+                <w:rFonts w:ascii="Arial" w:hAnsi="Arial" w:cs="Arial"/>
+                <w:sz w:val="20"/>
+                <w:szCs w:val="20"/>
+              </w:rPr>
+              <w:t>%</w:t>
+            </w:r>
+          </w:p>
+        </w:tc>
+        <w:tc>
+          <w:tcPr>
+            <w:tcW w:w="1440" w:type="dxa"/>
+            <w:vAlign w:val="center"/>
+          </w:tcPr>
+          <w:p>
+            <w:pPr>
+              <w:jc w:val="center"/>
+              <w:rPr>
+                <w:rFonts w:ascii="Arial" w:hAnsi="Arial" w:cs="Arial"/>
+                <w:sz w:val="20"/>
+                <w:szCs w:val="20"/>
+              </w:rPr>
+            </w:pPr>
+            <w:r>
+              <w:rPr>
+                <w:rFonts w:ascii="Arial" w:hAnsi="Arial" w:cs="Arial"/>
+                <w:sz w:val="20"/>
+                <w:szCs w:val="20"/>
+              </w:rPr>
+              <w:t>-72, -27</w:t>
+            </w:r>
+          </w:p>
+        </w:tc>
+        <w:tc>
+          <w:tcPr>
+            <w:tcW w:w="1440" w:type="dxa"/>
+            <w:vAlign w:val="center"/>
+          </w:tcPr>
+          <w:p>
+            <w:pPr>
+              <w:jc w:val="center"/>
+              <w:rPr>
+                <w:rFonts w:ascii="Arial" w:hAnsi="Arial" w:cs="Arial"/>
+                <w:sz w:val="20"/>
+                <w:szCs w:val="20"/>
+              </w:rPr>
+            </w:pPr>
+            <w:r>
+              <w:rPr>
+                <w:rFonts w:ascii="Arial" w:hAnsi="Arial" w:cs="Arial"/>
+                <w:sz w:val="20"/>
+                <w:szCs w:val="20"/>
+              </w:rPr>
+              <w:t>-3.30</w:t>
+            </w:r>
+            <w:r>
+              <w:rPr>
+                <w:rFonts w:ascii="Arial" w:hAnsi="Arial" w:cs="Arial"/>
+                <w:sz w:val="20"/>
+                <w:szCs w:val="20"/>
+                <w:vertAlign w:val="subscript"/>
+              </w:rPr>
+              <w:t>15,48</w:t>
+            </w:r>
+          </w:p>
+        </w:tc>
+        <w:tc>
+          <w:tcPr>
+            <w:tcW w:w="1440" w:type="dxa"/>
+            <w:vAlign w:val="center"/>
+          </w:tcPr>
+          <w:p>
+            <w:pPr>
+              <w:jc w:val="center"/>
+              <w:rPr>
+                <w:rFonts w:ascii="Arial" w:hAnsi="Arial" w:cs="Arial"/>
+                <w:sz w:val="20"/>
+                <w:szCs w:val="20"/>
+              </w:rPr>
+            </w:pPr>
+            <w:r>
+              <w:rPr>
+                <w:rFonts w:ascii="Arial" w:hAnsi="Arial" w:cs="Arial"/>
+                <w:sz w:val="20"/>
+                <w:szCs w:val="20"/>
+              </w:rPr>
+              <w:t>&lt;0.001</w:t>
+            </w:r>
+          </w:p>
+        </w:tc>
+      </w:tr>
+      <w:tr>
+        <w:trPr>
+          <w:trHeight w:val="360"/>
+          <w:jc w:val="center"/>
+        </w:trPr>
+        <w:tc>
+          <w:tcPr>
+            <w:tcW w:w="1440" w:type="dxa"/>
+            <w:vAlign w:val="center"/>
+          </w:tcPr>
+          <w:p>
+            <w:pPr>
+              <w:rPr>
+                <w:rFonts w:ascii="Arial" w:hAnsi="Arial" w:cs="Arial"/>
+                <w:b/>
+                <w:bCs/>
+                <w:sz w:val="20"/>
+                <w:szCs w:val="20"/>
+              </w:rPr>
+            </w:pPr>
+            <w:r>
+              <w:rPr>
+                <w:rFonts w:ascii="Arial" w:hAnsi="Arial" w:cs="Arial"/>
+                <w:b/>
+                <w:bCs/>
+                <w:sz w:val="20"/>
+                <w:szCs w:val="20"/>
+              </w:rPr>
+              <w:t>Cd High</w:t>
+            </w:r>
+          </w:p>
+        </w:tc>
+        <w:tc>
+          <w:tcPr>
+            <w:tcW w:w="1440" w:type="dxa"/>
+            <w:vAlign w:val="center"/>
+          </w:tcPr>
+          <w:p>
+            <w:pPr>
+              <w:jc w:val="center"/>
+              <w:rPr>
+                <w:rFonts w:ascii="Arial" w:hAnsi="Arial" w:cs="Arial"/>
+                <w:sz w:val="20"/>
+                <w:szCs w:val="20"/>
+              </w:rPr>
+            </w:pPr>
+            <w:r>
+              <w:rPr>
+                <w:rFonts w:ascii="Arial" w:hAnsi="Arial" w:cs="Arial"/>
+                <w:sz w:val="20"/>
+                <w:szCs w:val="20"/>
+              </w:rPr>
+              <w:t>-48</w:t>
+            </w:r>
+            <w:r>
+              <w:rPr>
+                <w:rFonts w:ascii="Arial" w:hAnsi="Arial" w:cs="Arial"/>
+                <w:sz w:val="20"/>
+                <w:szCs w:val="20"/>
+              </w:rPr>
+              <w:t>%</w:t>
+            </w:r>
+          </w:p>
+        </w:tc>
+        <w:tc>
+          <w:tcPr>
+            <w:tcW w:w="1440" w:type="dxa"/>
+            <w:vAlign w:val="center"/>
+          </w:tcPr>
+          <w:p>
+            <w:pPr>
+              <w:jc w:val="center"/>
+              <w:rPr>
+                <w:rFonts w:ascii="Arial" w:hAnsi="Arial" w:cs="Arial"/>
+                <w:sz w:val="20"/>
+                <w:szCs w:val="20"/>
+              </w:rPr>
+            </w:pPr>
+            <w:r>
+              <w:rPr>
+                <w:rFonts w:ascii="Arial" w:hAnsi="Arial" w:cs="Arial"/>
+                <w:sz w:val="20"/>
+                <w:szCs w:val="20"/>
+              </w:rPr>
+              <w:t>-71, -7</w:t>
+            </w:r>
+          </w:p>
+        </w:tc>
+        <w:tc>
+          <w:tcPr>
+            <w:tcW w:w="1440" w:type="dxa"/>
+            <w:vAlign w:val="center"/>
+          </w:tcPr>
+          <w:p>
+            <w:pPr>
+              <w:jc w:val="center"/>
+              <w:rPr>
+                <w:rFonts w:ascii="Arial" w:hAnsi="Arial" w:cs="Arial"/>
+                <w:sz w:val="20"/>
+                <w:szCs w:val="20"/>
+              </w:rPr>
+            </w:pPr>
+            <w:r>
+              <w:rPr>
+                <w:rFonts w:ascii="Arial" w:hAnsi="Arial" w:cs="Arial"/>
+                <w:sz w:val="20"/>
+                <w:szCs w:val="20"/>
+              </w:rPr>
+              <w:t>-2.22</w:t>
+            </w:r>
+            <w:r>
+              <w:rPr>
+                <w:rFonts w:ascii="Arial" w:hAnsi="Arial" w:cs="Arial"/>
+                <w:sz w:val="20"/>
+                <w:szCs w:val="20"/>
+                <w:vertAlign w:val="subscript"/>
+              </w:rPr>
+              <w:t>15,48</w:t>
+            </w:r>
+          </w:p>
+        </w:tc>
+        <w:tc>
+          <w:tcPr>
+            <w:tcW w:w="1440" w:type="dxa"/>
+            <w:vAlign w:val="center"/>
+          </w:tcPr>
+          <w:p>
+            <w:pPr>
+              <w:jc w:val="center"/>
+              <w:rPr>
+                <w:rFonts w:ascii="Arial" w:hAnsi="Arial" w:cs="Arial"/>
+                <w:sz w:val="20"/>
+                <w:szCs w:val="20"/>
+              </w:rPr>
+            </w:pPr>
+            <w:r>
+              <w:rPr>
+                <w:rFonts w:ascii="Arial" w:hAnsi="Arial" w:cs="Arial"/>
+                <w:sz w:val="20"/>
+                <w:szCs w:val="20"/>
+              </w:rPr>
+              <w:t>0.026</w:t>
+            </w:r>
+          </w:p>
+        </w:tc>
+      </w:tr>
+      <w:tr>
+        <w:trPr>
+          <w:trHeight w:val="360"/>
+          <w:jc w:val="center"/>
+        </w:trPr>
+        <w:tc>
+          <w:tcPr>
+            <w:tcW w:w="1440" w:type="dxa"/>
+            <w:tcBorders>
+              <w:bottom w:val="nil"/>
+            </w:tcBorders>
+            <w:vAlign w:val="center"/>
+          </w:tcPr>
+          <w:p>
+            <w:pPr>
+              <w:rPr>
+                <w:rFonts w:ascii="Arial" w:hAnsi="Arial" w:cs="Arial"/>
+                <w:b/>
+                <w:bCs/>
+                <w:sz w:val="20"/>
+                <w:szCs w:val="20"/>
+              </w:rPr>
+            </w:pPr>
+            <w:proofErr w:type="spellStart"/>
+            <w:r>
+              <w:rPr>
+                <w:rFonts w:ascii="Arial" w:hAnsi="Arial" w:cs="Arial"/>
+                <w:b/>
+                <w:bCs/>
+                <w:sz w:val="20"/>
+                <w:szCs w:val="20"/>
+              </w:rPr>
+              <w:t>PFPeA</w:t>
+            </w:r>
+            <w:proofErr w:type="spellEnd"/>
+            <w:r>
+              <w:rPr>
+                <w:rFonts w:ascii="Arial" w:hAnsi="Arial" w:cs="Arial"/>
+                <w:b/>
+                <w:bCs/>
+                <w:sz w:val="20"/>
+                <w:szCs w:val="20"/>
+              </w:rPr>
+              <w:t xml:space="preserve"> Low</w:t>
+            </w:r>
+          </w:p>
+        </w:tc>
+        <w:tc>
+          <w:tcPr>
+            <w:tcW w:w="1440" w:type="dxa"/>
+            <w:tcBorders>
+              <w:bottom w:val="nil"/>
+            </w:tcBorders>
+            <w:vAlign w:val="center"/>
+          </w:tcPr>
+          <w:p>
+            <w:pPr>
+              <w:jc w:val="center"/>
+              <w:rPr>
+                <w:rFonts w:ascii="Arial" w:hAnsi="Arial" w:cs="Arial"/>
+                <w:sz w:val="20"/>
+                <w:szCs w:val="20"/>
+              </w:rPr>
+            </w:pPr>
+            <w:r>
+              <w:rPr>
+                <w:rFonts w:ascii="Arial" w:hAnsi="Arial" w:cs="Arial"/>
+                <w:sz w:val="20"/>
+                <w:szCs w:val="20"/>
+              </w:rPr>
+              <w:t>-73</w:t>
+            </w:r>
+            <w:r>
+              <w:rPr>
+                <w:rFonts w:ascii="Arial" w:hAnsi="Arial" w:cs="Arial"/>
+                <w:sz w:val="20"/>
+                <w:szCs w:val="20"/>
+              </w:rPr>
+              <w:t>%</w:t>
+            </w:r>
+          </w:p>
+        </w:tc>
+        <w:tc>
+          <w:tcPr>
+            <w:tcW w:w="1440" w:type="dxa"/>
+            <w:tcBorders>
+              <w:bottom w:val="nil"/>
+            </w:tcBorders>
+            <w:vAlign w:val="center"/>
+          </w:tcPr>
+          <w:p>
+            <w:pPr>
+              <w:jc w:val="center"/>
+              <w:rPr>
+                <w:rFonts w:ascii="Arial" w:hAnsi="Arial" w:cs="Arial"/>
+                <w:sz w:val="20"/>
+                <w:szCs w:val="20"/>
+              </w:rPr>
+            </w:pPr>
+            <w:r>
+              <w:rPr>
+                <w:rFonts w:ascii="Arial" w:hAnsi="Arial" w:cs="Arial"/>
+                <w:sz w:val="20"/>
+                <w:szCs w:val="20"/>
+              </w:rPr>
+              <w:t>-85, -52</w:t>
+            </w:r>
+          </w:p>
+        </w:tc>
+        <w:tc>
+          <w:tcPr>
+            <w:tcW w:w="1440" w:type="dxa"/>
+            <w:tcBorders>
+              <w:bottom w:val="nil"/>
+            </w:tcBorders>
+            <w:vAlign w:val="center"/>
+          </w:tcPr>
+          <w:p>
+            <w:pPr>
+              <w:jc w:val="center"/>
+              <w:rPr>
+                <w:rFonts w:ascii="Arial" w:hAnsi="Arial" w:cs="Arial"/>
+                <w:sz w:val="20"/>
+                <w:szCs w:val="20"/>
+              </w:rPr>
+            </w:pPr>
+            <w:r>
+              <w:rPr>
+                <w:rFonts w:ascii="Arial" w:hAnsi="Arial" w:cs="Arial"/>
+                <w:sz w:val="20"/>
+                <w:szCs w:val="20"/>
+              </w:rPr>
+              <w:t>-4.50</w:t>
+            </w:r>
+            <w:r>
+              <w:rPr>
+                <w:rFonts w:ascii="Arial" w:hAnsi="Arial" w:cs="Arial"/>
+                <w:sz w:val="20"/>
+                <w:szCs w:val="20"/>
+                <w:vertAlign w:val="subscript"/>
+              </w:rPr>
+              <w:t>15,48</w:t>
+            </w:r>
+          </w:p>
+        </w:tc>
+        <w:tc>
+          <w:tcPr>
+            <w:tcW w:w="1440" w:type="dxa"/>
+            <w:tcBorders>
+              <w:bottom w:val="nil"/>
+            </w:tcBorders>
+            <w:vAlign w:val="center"/>
+          </w:tcPr>
+          <w:p>
+            <w:pPr>
+              <w:jc w:val="center"/>
+              <w:rPr>
+                <w:rFonts w:ascii="Arial" w:hAnsi="Arial" w:cs="Arial"/>
+                <w:sz w:val="20"/>
+                <w:szCs w:val="20"/>
+              </w:rPr>
+            </w:pPr>
+            <w:r>
+              <w:rPr>
+                <w:rFonts w:ascii="Arial" w:hAnsi="Arial" w:cs="Arial"/>
+                <w:sz w:val="20"/>
+                <w:szCs w:val="20"/>
+              </w:rPr>
+              <w:t>&lt;0.001</w:t>
+            </w:r>
+          </w:p>
+        </w:tc>
+      </w:tr>
+      <w:tr>
+        <w:trPr>
+          <w:trHeight w:val="360"/>
+          <w:jc w:val="center"/>
+        </w:trPr>
+        <w:tc>
+          <w:tcPr>
+            <w:tcW w:w="1440" w:type="dxa"/>
+            <w:tcBorders>
+              <w:top w:val="nil"/>
+              <w:bottom w:val="single" w:sz="4" w:space="0" w:color="auto"/>
+            </w:tcBorders>
+            <w:vAlign w:val="center"/>
+          </w:tcPr>
+          <w:p>
+            <w:pPr>
+              <w:rPr>
+                <w:rFonts w:ascii="Arial" w:hAnsi="Arial" w:cs="Arial"/>
+                <w:sz w:val="20"/>
+                <w:szCs w:val="20"/>
+              </w:rPr>
+            </w:pPr>
+            <w:proofErr w:type="spellStart"/>
+            <w:r>
+              <w:rPr>
+                <w:rFonts w:ascii="Arial" w:hAnsi="Arial" w:cs="Arial"/>
+                <w:sz w:val="20"/>
+                <w:szCs w:val="20"/>
+              </w:rPr>
+              <w:t>PFPeA</w:t>
+            </w:r>
+            <w:proofErr w:type="spellEnd"/>
+            <w:r>
+              <w:rPr>
+                <w:rFonts w:ascii="Arial" w:hAnsi="Arial" w:cs="Arial"/>
+                <w:sz w:val="20"/>
+                <w:szCs w:val="20"/>
+              </w:rPr>
+              <w:t xml:space="preserve"> High</w:t>
+            </w:r>
+          </w:p>
+        </w:tc>
+        <w:tc>
+          <w:tcPr>
+            <w:tcW w:w="1440" w:type="dxa"/>
+            <w:tcBorders>
+              <w:top w:val="nil"/>
+              <w:bottom w:val="single" w:sz="4" w:space="0" w:color="auto"/>
+            </w:tcBorders>
+            <w:vAlign w:val="center"/>
+          </w:tcPr>
+          <w:p>
+            <w:pPr>
+              <w:jc w:val="center"/>
+              <w:rPr>
+                <w:rFonts w:ascii="Arial" w:hAnsi="Arial" w:cs="Arial"/>
+                <w:sz w:val="20"/>
+                <w:szCs w:val="20"/>
+              </w:rPr>
+            </w:pPr>
+            <w:r>
+              <w:rPr>
+                <w:rFonts w:ascii="Arial" w:hAnsi="Arial" w:cs="Arial"/>
+                <w:sz w:val="20"/>
+                <w:szCs w:val="20"/>
+              </w:rPr>
+              <w:t>68</w:t>
+            </w:r>
+            <w:r>
+              <w:rPr>
+                <w:rFonts w:ascii="Arial" w:hAnsi="Arial" w:cs="Arial"/>
+                <w:sz w:val="20"/>
+                <w:szCs w:val="20"/>
+              </w:rPr>
+              <w:t>%</w:t>
+            </w:r>
+          </w:p>
+        </w:tc>
+        <w:tc>
+          <w:tcPr>
+            <w:tcW w:w="1440" w:type="dxa"/>
+            <w:tcBorders>
+              <w:top w:val="nil"/>
+              <w:bottom w:val="single" w:sz="4" w:space="0" w:color="auto"/>
+            </w:tcBorders>
+            <w:vAlign w:val="center"/>
+          </w:tcPr>
+          <w:p>
+            <w:pPr>
+              <w:jc w:val="center"/>
+              <w:rPr>
+                <w:rFonts w:ascii="Arial" w:hAnsi="Arial" w:cs="Arial"/>
+                <w:sz w:val="20"/>
+                <w:szCs w:val="20"/>
+              </w:rPr>
+            </w:pPr>
+            <w:r>
+              <w:rPr>
+                <w:rFonts w:ascii="Arial" w:hAnsi="Arial" w:cs="Arial"/>
+                <w:sz w:val="20"/>
+                <w:szCs w:val="20"/>
+              </w:rPr>
+              <w:t>-6, 202</w:t>
+            </w:r>
+          </w:p>
+        </w:tc>
+        <w:tc>
+          <w:tcPr>
+            <w:tcW w:w="1440" w:type="dxa"/>
+            <w:tcBorders>
+              <w:top w:val="nil"/>
+              <w:bottom w:val="single" w:sz="4" w:space="0" w:color="auto"/>
+            </w:tcBorders>
+            <w:vAlign w:val="center"/>
+          </w:tcPr>
+          <w:p>
+            <w:pPr>
+              <w:jc w:val="center"/>
+              <w:rPr>
+                <w:rFonts w:ascii="Arial" w:hAnsi="Arial" w:cs="Arial"/>
+                <w:sz w:val="20"/>
+                <w:szCs w:val="20"/>
+              </w:rPr>
+            </w:pPr>
+            <w:r>
+              <w:rPr>
+                <w:rFonts w:ascii="Arial" w:hAnsi="Arial" w:cs="Arial"/>
+                <w:sz w:val="20"/>
+                <w:szCs w:val="20"/>
+              </w:rPr>
+              <w:t>1.75</w:t>
+            </w:r>
+            <w:r>
+              <w:rPr>
+                <w:rFonts w:ascii="Arial" w:hAnsi="Arial" w:cs="Arial"/>
+                <w:sz w:val="20"/>
+                <w:szCs w:val="20"/>
+                <w:vertAlign w:val="subscript"/>
+              </w:rPr>
+              <w:t>15,48</w:t>
+            </w:r>
+          </w:p>
+        </w:tc>
+        <w:tc>
+          <w:tcPr>
+            <w:tcW w:w="1440" w:type="dxa"/>
+            <w:tcBorders>
+              <w:top w:val="nil"/>
+              <w:bottom w:val="single" w:sz="4" w:space="0" w:color="auto"/>
+            </w:tcBorders>
+            <w:vAlign w:val="center"/>
+          </w:tcPr>
+          <w:p>
+            <w:pPr>
+              <w:jc w:val="center"/>
+              <w:rPr>
+                <w:rFonts w:ascii="Arial" w:hAnsi="Arial" w:cs="Arial"/>
+                <w:sz w:val="20"/>
+                <w:szCs w:val="20"/>
+              </w:rPr>
+            </w:pPr>
+            <w:r>
+              <w:rPr>
+                <w:rFonts w:ascii="Arial" w:hAnsi="Arial" w:cs="Arial"/>
+                <w:sz w:val="20"/>
+                <w:szCs w:val="20"/>
+              </w:rPr>
+              <w:t>0.081</w:t>
+            </w:r>
+          </w:p>
+        </w:tc>
+      </w:tr>
+    </w:tbl>
+    <w:p>
+      <w:pPr>
+        <w:spacing w:line="480" w:lineRule="auto"/>
+        <w:rPr>
+          <w:rFonts w:ascii="Arial" w:hAnsi="Arial" w:cs="Arial"/>
+        </w:rPr>
+      </w:pPr>
+    </w:p>
+    <w:p>
+      <w:pPr>
+        <w:rPr>
+          <w:rFonts w:ascii="Arial" w:hAnsi="Arial" w:cs="Arial"/>
+        </w:rPr>
+      </w:pPr>
+      <w:r>
+        <w:rPr>
+          <w:rFonts w:ascii="Arial" w:hAnsi="Arial" w:cs="Arial"/>
+        </w:rPr>
+        <w:br w:type="page"/>
+      </w:r>
+    </w:p>
+    <w:p>
+      <w:pPr>
+        <w:spacing w:line="480" w:lineRule="auto"/>
+        <w:rPr>
+          <w:rFonts w:ascii="Arial" w:hAnsi="Arial" w:cs="Arial"/>
+        </w:rPr>
+      </w:pPr>
       <w:r>
         <w:rPr>
           <w:rFonts w:ascii="Arial" w:hAnsi="Arial" w:cs="Arial"/>
           <w:b/>
           <w:bCs/>
         </w:rPr>
-        <w:t>#. Figures</w:t>
+        <w:lastRenderedPageBreak/>
+        <w:t>7</w:t>
+      </w:r>
+      <w:r>
+        <w:rPr>
+          <w:rFonts w:ascii="Arial" w:hAnsi="Arial" w:cs="Arial"/>
+          <w:b/>
+          <w:bCs/>
+        </w:rPr>
+        <w:t>. Figures</w:t>
       </w:r>
     </w:p>
     <w:p>
@@ -10934,7 +16203,7 @@
           <w:kern w:val="0"/>
           <w14:ligatures w14:val="none"/>
         </w:rPr>
-        <w:t>peak</w:t>
+        <w:t>continuously increase</w:t>
       </w:r>
       <w:r>
         <w:rPr>
@@ -10961,17 +16230,7 @@
           <w:kern w:val="0"/>
           <w14:ligatures w14:val="none"/>
         </w:rPr>
-        <w:t xml:space="preserve">exposure to an </w:t>
-      </w:r>
-      <w:r>
-        <w:rPr>
-          <w:rFonts w:ascii="Arial" w:eastAsia="Times New Roman" w:hAnsi="Arial" w:cs="Arial"/>
-          <w:color w:val="000000"/>
-          <w:kern w:val="0"/>
-          <w14:ligatures w14:val="none"/>
-        </w:rPr>
-        <w:lastRenderedPageBreak/>
-        <w:t>abruptly introduced environmental stressor, represented by the dashed "Salt" line between blood samples 2 and 3.</w:t>
+        <w:t>exposure to an abruptly introduced environmental stressor, represented by the dashed "Salt" line between blood samples 2 and 3.</w:t>
       </w:r>
     </w:p>
     <w:p>
@@ -11002,6 +16261,7 @@
           <w:bdr w:val="none" w:sz="0" w:space="0" w:color="auto" w:frame="1"/>
           <w14:ligatures w14:val="none"/>
         </w:rPr>
+        <w:lastRenderedPageBreak/>
         <w:fldChar w:fldCharType="begin"/>
       </w:r>
       <w:r>
@@ -11703,7 +16963,10 @@
       <w:pPr>
         <w:spacing w:line="480" w:lineRule="auto"/>
         <w:rPr>
-          <w:rFonts w:ascii="Arial" w:hAnsi="Arial" w:cs="Arial"/>
+          <w:rFonts w:ascii="Arial" w:eastAsia="Times New Roman" w:hAnsi="Arial" w:cs="Arial"/>
+          <w:color w:val="000000"/>
+          <w:kern w:val="0"/>
+          <w14:ligatures w14:val="none"/>
         </w:rPr>
       </w:pPr>
       <w:r>
@@ -11934,6 +17197,19 @@
     </w:p>
     <w:p>
       <w:pPr>
+        <w:rPr>
+          <w:rFonts w:ascii="Arial" w:hAnsi="Arial" w:cs="Arial"/>
+        </w:rPr>
+      </w:pPr>
+      <w:r>
+        <w:rPr>
+          <w:rFonts w:ascii="Arial" w:hAnsi="Arial" w:cs="Arial"/>
+        </w:rPr>
+        <w:br w:type="page"/>
+      </w:r>
+    </w:p>
+    <w:p>
+      <w:pPr>
         <w:spacing w:line="480" w:lineRule="auto"/>
         <w:rPr>
           <w:rFonts w:ascii="Arial" w:hAnsi="Arial" w:cs="Arial"/>
@@ -11945,7 +17221,16 @@
           <w:b/>
           <w:bCs/>
         </w:rPr>
-        <w:t>#. References</w:t>
+        <w:lastRenderedPageBreak/>
+        <w:t>8</w:t>
+      </w:r>
+      <w:r>
+        <w:rPr>
+          <w:rFonts w:ascii="Arial" w:hAnsi="Arial" w:cs="Arial"/>
+          <w:b/>
+          <w:bCs/>
+        </w:rPr>
+        <w:t>. References</w:t>
       </w:r>
     </w:p>
     <w:p>
@@ -12131,6 +17416,22 @@
       </w:r>
     </w:p>
   </w:comment>
+  <w:comment w:id="3" w:author="Reviewer" w:date="2025-03-18T10:29:00Z" w:initials="R">
+    <w:p>
+      <w:pPr>
+        <w:pStyle w:val="CommentText"/>
+      </w:pPr>
+      <w:r>
+        <w:rPr>
+          <w:rStyle w:val="CommentReference"/>
+        </w:rPr>
+        <w:annotationRef/>
+      </w:r>
+      <w:r>
+        <w:t>I usually don’t like to use this type of word in the results section… but I think it could fit here. Could also remove it and I would not object. Maybe leave this comment for Chris to decide.</w:t>
+      </w:r>
+    </w:p>
+  </w:comment>
 </w:comments>
 </file>
 
@@ -12139,6 +17440,7 @@
   <w15:commentEx w15:paraId="42A22065" w15:done="0"/>
   <w15:commentEx w15:paraId="290536D0" w15:done="0"/>
   <w15:commentEx w15:paraId="5454A01F" w15:done="0"/>
+  <w15:commentEx w15:paraId="01102F9D" w15:done="0"/>
 </w15:commentsEx>
 </file>
 
@@ -12147,6 +17449,7 @@
   <w16cex:commentExtensible w16cex:durableId="0A96858A" w16cex:dateUtc="2025-03-07T18:17:00Z"/>
   <w16cex:commentExtensible w16cex:durableId="60F7D0BA" w16cex:dateUtc="2025-02-26T14:27:00Z"/>
   <w16cex:commentExtensible w16cex:durableId="590A1288" w16cex:dateUtc="2025-02-26T14:27:00Z"/>
+  <w16cex:commentExtensible w16cex:durableId="40513FCF" w16cex:dateUtc="2025-03-18T15:29:00Z"/>
 </w16cex:commentsExtensible>
 </file>
 
@@ -12155,6 +17458,7 @@
   <w16cid:commentId w16cid:paraId="42A22065" w16cid:durableId="0A96858A"/>
   <w16cid:commentId w16cid:paraId="290536D0" w16cid:durableId="60F7D0BA"/>
   <w16cid:commentId w16cid:paraId="5454A01F" w16cid:durableId="590A1288"/>
+  <w16cid:commentId w16cid:paraId="01102F9D" w16cid:durableId="40513FCF"/>
 </w16cid:commentsIds>
 </file>
 

--- a/writing/bass_ecotox_manuscript.docx
+++ b/writing/bass_ecotox_manuscript.docx
@@ -557,14 +557,31 @@
           <w14:ligatures w14:val="none"/>
         </w:rPr>
       </w:pPr>
-      <w:r>
-        <w:rPr>
-          <w:rFonts w:ascii="Arial" w:eastAsia="Times New Roman" w:hAnsi="Arial" w:cs="Arial"/>
-          <w:color w:val="000000"/>
-          <w:kern w:val="0"/>
-          <w14:ligatures w14:val="none"/>
-        </w:rPr>
-        <w:t>Abstract:</w:t>
+      <w:commentRangeStart w:id="1"/>
+      <w:r>
+        <w:rPr>
+          <w:rFonts w:ascii="Arial" w:eastAsia="Times New Roman" w:hAnsi="Arial" w:cs="Arial"/>
+          <w:color w:val="000000"/>
+          <w:kern w:val="0"/>
+          <w14:ligatures w14:val="none"/>
+        </w:rPr>
+        <w:t>Abstract</w:t>
+      </w:r>
+      <w:commentRangeEnd w:id="1"/>
+      <w:r>
+        <w:rPr>
+          <w:rStyle w:val="CommentReference"/>
+        </w:rPr>
+        <w:commentReference w:id="1"/>
+      </w:r>
+      <w:r>
+        <w:rPr>
+          <w:rFonts w:ascii="Arial" w:eastAsia="Times New Roman" w:hAnsi="Arial" w:cs="Arial"/>
+          <w:color w:val="000000"/>
+          <w:kern w:val="0"/>
+          <w14:ligatures w14:val="none"/>
+        </w:rPr>
+        <w:t>:</w:t>
       </w:r>
     </w:p>
     <w:p>
@@ -833,6 +850,128 @@
         </w:rPr>
         <w:t>across vertebrate taxa; therefore, the feasibility of predicting a similar response in other aquatic taxa remains.</w:t>
       </w:r>
+    </w:p>
+    <w:p>
+      <w:pPr>
+        <w:spacing w:line="480" w:lineRule="auto"/>
+        <w:rPr>
+          <w:rFonts w:ascii="Arial" w:eastAsia="Times New Roman" w:hAnsi="Arial" w:cs="Arial"/>
+          <w:color w:val="000000"/>
+          <w:kern w:val="0"/>
+          <w14:ligatures w14:val="none"/>
+        </w:rPr>
+      </w:pPr>
+    </w:p>
+    <w:p>
+      <w:pPr>
+        <w:spacing w:line="480" w:lineRule="auto"/>
+        <w:rPr>
+          <w:rFonts w:ascii="Arial" w:eastAsia="Times New Roman" w:hAnsi="Arial" w:cs="Arial"/>
+          <w:color w:val="000000"/>
+          <w:kern w:val="0"/>
+          <w14:ligatures w14:val="none"/>
+        </w:rPr>
+      </w:pPr>
+      <w:r>
+        <w:rPr>
+          <w:rFonts w:ascii="Arial" w:eastAsia="Times New Roman" w:hAnsi="Arial" w:cs="Arial"/>
+          <w:color w:val="000000"/>
+          <w:kern w:val="0"/>
+          <w14:ligatures w14:val="none"/>
+        </w:rPr>
+        <w:t xml:space="preserve">We sought to understand if Cd or a PFAS could alter baseline stress, or the stress response in bass by observing NLR values, a proxy for stress, after treatments were applied and after an abrupt change in salinity. We found that short-term exposure to high levels of </w:t>
+      </w:r>
+      <w:proofErr w:type="spellStart"/>
+      <w:r>
+        <w:rPr>
+          <w:rFonts w:ascii="Arial" w:eastAsia="Times New Roman" w:hAnsi="Arial" w:cs="Arial"/>
+          <w:color w:val="000000"/>
+          <w:kern w:val="0"/>
+          <w14:ligatures w14:val="none"/>
+        </w:rPr>
+        <w:t>PFPeA</w:t>
+      </w:r>
+      <w:proofErr w:type="spellEnd"/>
+      <w:r>
+        <w:rPr>
+          <w:rFonts w:ascii="Arial" w:eastAsia="Times New Roman" w:hAnsi="Arial" w:cs="Arial"/>
+          <w:color w:val="000000"/>
+          <w:kern w:val="0"/>
+          <w14:ligatures w14:val="none"/>
+        </w:rPr>
+        <w:t xml:space="preserve"> may increase baseline stress. Furthermore, this stress remained elevated after an abrupt increase in salinity, indicating that </w:t>
+      </w:r>
+      <w:proofErr w:type="spellStart"/>
+      <w:r>
+        <w:rPr>
+          <w:rFonts w:ascii="Arial" w:eastAsia="Times New Roman" w:hAnsi="Arial" w:cs="Arial"/>
+          <w:color w:val="000000"/>
+          <w:kern w:val="0"/>
+          <w14:ligatures w14:val="none"/>
+        </w:rPr>
+        <w:t>PFPeA</w:t>
+      </w:r>
+      <w:proofErr w:type="spellEnd"/>
+      <w:r>
+        <w:rPr>
+          <w:rFonts w:ascii="Arial" w:eastAsia="Times New Roman" w:hAnsi="Arial" w:cs="Arial"/>
+          <w:color w:val="000000"/>
+          <w:kern w:val="0"/>
+          <w14:ligatures w14:val="none"/>
+        </w:rPr>
+        <w:t xml:space="preserve"> may alter the typical stress response. This finding differed from other groups in our study. For instance, neither Cd groups or a low dose of </w:t>
+      </w:r>
+      <w:proofErr w:type="spellStart"/>
+      <w:r>
+        <w:rPr>
+          <w:rFonts w:ascii="Arial" w:eastAsia="Times New Roman" w:hAnsi="Arial" w:cs="Arial"/>
+          <w:color w:val="000000"/>
+          <w:kern w:val="0"/>
+          <w14:ligatures w14:val="none"/>
+        </w:rPr>
+        <w:t>PFPeA</w:t>
+      </w:r>
+      <w:proofErr w:type="spellEnd"/>
+      <w:r>
+        <w:rPr>
+          <w:rFonts w:ascii="Arial" w:eastAsia="Times New Roman" w:hAnsi="Arial" w:cs="Arial"/>
+          <w:color w:val="000000"/>
+          <w:kern w:val="0"/>
+          <w14:ligatures w14:val="none"/>
+        </w:rPr>
+        <w:t xml:space="preserve"> altered baseline stress or the stress response. In addition, we confirmed that 5 ppt salinity acts as a temporary perturbation from which bass can recover; but that exposure to xenobiotic substances may negatively impact allostasis. This study is not without limitations. Notably, this study was conducted on a relatively small number of fish, in a single species, and over a short duration. Nevertheless, these findings suggest that </w:t>
+      </w:r>
+      <w:proofErr w:type="spellStart"/>
+      <w:r>
+        <w:rPr>
+          <w:rFonts w:ascii="Arial" w:eastAsia="Times New Roman" w:hAnsi="Arial" w:cs="Arial"/>
+          <w:color w:val="000000"/>
+          <w:kern w:val="0"/>
+          <w14:ligatures w14:val="none"/>
+        </w:rPr>
+        <w:t>PFPeA</w:t>
+      </w:r>
+      <w:proofErr w:type="spellEnd"/>
+      <w:r>
+        <w:rPr>
+          <w:rFonts w:ascii="Arial" w:eastAsia="Times New Roman" w:hAnsi="Arial" w:cs="Arial"/>
+          <w:color w:val="000000"/>
+          <w:kern w:val="0"/>
+          <w14:ligatures w14:val="none"/>
+        </w:rPr>
+        <w:t xml:space="preserve"> may impact the stress physiology of aquatic vertebrates. This study highlights the need for future research on the effects of PFAS and stress in fish, further environmental monitoring of these widely produced synthetic compounds, and understanding their potential health implications for aquatic ecosystems.</w:t>
+      </w:r>
+    </w:p>
+    <w:p>
+      <w:pPr>
+        <w:spacing w:line="480" w:lineRule="auto"/>
+        <w:rPr>
+          <w:rFonts w:ascii="Arial" w:eastAsia="Times New Roman" w:hAnsi="Arial" w:cs="Arial"/>
+          <w:color w:val="000000"/>
+          <w:kern w:val="0"/>
+          <w14:ligatures w14:val="none"/>
+        </w:rPr>
+      </w:pPr>
     </w:p>
     <w:p>
       <w:pPr>
@@ -6303,7 +6442,7 @@
         </w:rPr>
         <w:t xml:space="preserve"> freshwater fishes (</w:t>
       </w:r>
-      <w:commentRangeStart w:id="1"/>
+      <w:commentRangeStart w:id="2"/>
       <w:r>
         <w:rPr>
           <w:rFonts w:ascii="Arial" w:eastAsia="Times New Roman" w:hAnsi="Arial" w:cs="Arial"/>
@@ -6313,12 +6452,12 @@
         </w:rPr>
         <w:t>Neumann &amp; Allen, 2007</w:t>
       </w:r>
-      <w:commentRangeEnd w:id="1"/>
+      <w:commentRangeEnd w:id="2"/>
       <w:r>
         <w:rPr>
           <w:rStyle w:val="CommentReference"/>
         </w:rPr>
-        <w:commentReference w:id="1"/>
+        <w:commentReference w:id="2"/>
       </w:r>
       <w:r>
         <w:rPr>
@@ -6547,7 +6686,7 @@
         </w:rPr>
         <w:t xml:space="preserve"> </w:t>
       </w:r>
-      <w:commentRangeStart w:id="2"/>
+      <w:commentRangeStart w:id="3"/>
       <w:r>
         <w:rPr>
           <w:rFonts w:ascii="Arial" w:eastAsia="Times New Roman" w:hAnsi="Arial" w:cs="Arial"/>
@@ -6557,12 +6696,12 @@
         </w:rPr>
         <w:t>Anderson and Neumann (1996)</w:t>
       </w:r>
-      <w:commentRangeEnd w:id="2"/>
+      <w:commentRangeEnd w:id="3"/>
       <w:r>
         <w:rPr>
           <w:rStyle w:val="CommentReference"/>
         </w:rPr>
-        <w:commentReference w:id="2"/>
+        <w:commentReference w:id="3"/>
       </w:r>
       <w:r>
         <w:rPr>
@@ -8380,13 +8519,13 @@
         </w:rPr>
         <w:t xml:space="preserve"> </w:t>
       </w:r>
+      <w:r>
+        <w:rPr>
+          <w:rFonts w:ascii="Arial" w:hAnsi="Arial" w:cs="Arial"/>
+        </w:rPr>
+        <w:t xml:space="preserve">The </w:t>
+      </w:r>
       <w:proofErr w:type="spellStart"/>
-      <w:r>
-        <w:rPr>
-          <w:rFonts w:ascii="Arial" w:hAnsi="Arial" w:cs="Arial"/>
-        </w:rPr>
-        <w:t xml:space="preserve">The </w:t>
-      </w:r>
       <w:r>
         <w:rPr>
           <w:rFonts w:ascii="Arial" w:hAnsi="Arial" w:cs="Arial"/>
@@ -8720,19 +8859,19 @@
         </w:rPr>
         <w:t xml:space="preserve"> </w:t>
       </w:r>
-      <w:commentRangeStart w:id="3"/>
+      <w:commentRangeStart w:id="4"/>
       <w:r>
         <w:rPr>
           <w:rFonts w:ascii="Arial" w:hAnsi="Arial" w:cs="Arial"/>
         </w:rPr>
         <w:t>Interestingly</w:t>
       </w:r>
-      <w:commentRangeEnd w:id="3"/>
+      <w:commentRangeEnd w:id="4"/>
       <w:r>
         <w:rPr>
           <w:rStyle w:val="CommentReference"/>
         </w:rPr>
-        <w:commentReference w:id="3"/>
+        <w:commentReference w:id="4"/>
       </w:r>
       <w:r>
         <w:rPr>
@@ -9820,25 +9959,196 @@
           <w:kern w:val="0"/>
           <w14:ligatures w14:val="none"/>
         </w:rPr>
-        <w:t xml:space="preserve">Understanding the adverse physiological effects of xenobiotic substances on biota is crucial. This is particularly relevant given </w:t>
-      </w:r>
-      <w:r>
-        <w:rPr>
-          <w:rFonts w:ascii="Arial" w:eastAsia="Times New Roman" w:hAnsi="Arial" w:cs="Arial"/>
-          <w:color w:val="000000"/>
-          <w:kern w:val="0"/>
-          <w14:ligatures w14:val="none"/>
-        </w:rPr>
-        <w:t xml:space="preserve">that </w:t>
-      </w:r>
-      <w:r>
-        <w:rPr>
-          <w:rFonts w:ascii="Arial" w:eastAsia="Times New Roman" w:hAnsi="Arial" w:cs="Arial"/>
-          <w:color w:val="000000"/>
-          <w:kern w:val="0"/>
-          <w14:ligatures w14:val="none"/>
-        </w:rPr>
-        <w:t xml:space="preserve">the distribution of xenobiotic substances in nature is widespread and ample (Kumar et al., 2019; </w:t>
+        <w:t xml:space="preserve">Understanding the adverse physiological effects of xenobiotic substances on </w:t>
+      </w:r>
+      <w:r>
+        <w:rPr>
+          <w:rFonts w:ascii="Arial" w:eastAsia="Times New Roman" w:hAnsi="Arial" w:cs="Arial"/>
+          <w:color w:val="000000"/>
+          <w:kern w:val="0"/>
+          <w14:ligatures w14:val="none"/>
+        </w:rPr>
+        <w:t>living organisms</w:t>
+      </w:r>
+      <w:r>
+        <w:rPr>
+          <w:rFonts w:ascii="Arial" w:eastAsia="Times New Roman" w:hAnsi="Arial" w:cs="Arial"/>
+          <w:color w:val="000000"/>
+          <w:kern w:val="0"/>
+          <w14:ligatures w14:val="none"/>
+        </w:rPr>
+        <w:t xml:space="preserve"> is </w:t>
+      </w:r>
+      <w:r>
+        <w:rPr>
+          <w:rFonts w:ascii="Arial" w:eastAsia="Times New Roman" w:hAnsi="Arial" w:cs="Arial"/>
+          <w:color w:val="000000"/>
+          <w:kern w:val="0"/>
+          <w14:ligatures w14:val="none"/>
+        </w:rPr>
+        <w:t>cruc</w:t>
+      </w:r>
+      <w:r>
+        <w:rPr>
+          <w:rFonts w:ascii="Arial" w:eastAsia="Times New Roman" w:hAnsi="Arial" w:cs="Arial"/>
+          <w:color w:val="000000"/>
+          <w:kern w:val="0"/>
+          <w14:ligatures w14:val="none"/>
+        </w:rPr>
+        <w:t>ial</w:t>
+      </w:r>
+      <w:r>
+        <w:rPr>
+          <w:rFonts w:ascii="Arial" w:eastAsia="Times New Roman" w:hAnsi="Arial" w:cs="Arial"/>
+          <w:color w:val="000000"/>
+          <w:kern w:val="0"/>
+          <w14:ligatures w14:val="none"/>
+        </w:rPr>
+        <w:t>, especially</w:t>
+      </w:r>
+      <w:r>
+        <w:rPr>
+          <w:rFonts w:ascii="Arial" w:eastAsia="Times New Roman" w:hAnsi="Arial" w:cs="Arial"/>
+          <w:color w:val="000000"/>
+          <w:kern w:val="0"/>
+          <w14:ligatures w14:val="none"/>
+        </w:rPr>
+        <w:t xml:space="preserve"> </w:t>
+      </w:r>
+      <w:r>
+        <w:rPr>
+          <w:rFonts w:ascii="Arial" w:eastAsia="Times New Roman" w:hAnsi="Arial" w:cs="Arial"/>
+          <w:color w:val="000000"/>
+          <w:kern w:val="0"/>
+          <w14:ligatures w14:val="none"/>
+        </w:rPr>
+        <w:t>given</w:t>
+      </w:r>
+      <w:r>
+        <w:rPr>
+          <w:rFonts w:ascii="Arial" w:eastAsia="Times New Roman" w:hAnsi="Arial" w:cs="Arial"/>
+          <w:color w:val="000000"/>
+          <w:kern w:val="0"/>
+          <w14:ligatures w14:val="none"/>
+        </w:rPr>
+        <w:t xml:space="preserve"> the widespread</w:t>
+      </w:r>
+      <w:r>
+        <w:rPr>
+          <w:rFonts w:ascii="Arial" w:eastAsia="Times New Roman" w:hAnsi="Arial" w:cs="Arial"/>
+          <w:color w:val="000000"/>
+          <w:kern w:val="0"/>
+          <w14:ligatures w14:val="none"/>
+        </w:rPr>
+        <w:t xml:space="preserve"> </w:t>
+      </w:r>
+      <w:r>
+        <w:rPr>
+          <w:rFonts w:ascii="Arial" w:eastAsia="Times New Roman" w:hAnsi="Arial" w:cs="Arial"/>
+          <w:color w:val="000000"/>
+          <w:kern w:val="0"/>
+          <w14:ligatures w14:val="none"/>
+        </w:rPr>
+        <w:t>and</w:t>
+      </w:r>
+      <w:r>
+        <w:rPr>
+          <w:rFonts w:ascii="Arial" w:eastAsia="Times New Roman" w:hAnsi="Arial" w:cs="Arial"/>
+          <w:color w:val="000000"/>
+          <w:kern w:val="0"/>
+          <w14:ligatures w14:val="none"/>
+        </w:rPr>
+        <w:t xml:space="preserve"> </w:t>
+      </w:r>
+      <w:r>
+        <w:rPr>
+          <w:rFonts w:ascii="Arial" w:eastAsia="Times New Roman" w:hAnsi="Arial" w:cs="Arial"/>
+          <w:color w:val="000000"/>
+          <w:kern w:val="0"/>
+          <w14:ligatures w14:val="none"/>
+        </w:rPr>
+        <w:t>abundant</w:t>
+      </w:r>
+      <w:r>
+        <w:rPr>
+          <w:rFonts w:ascii="Arial" w:eastAsia="Times New Roman" w:hAnsi="Arial" w:cs="Arial"/>
+          <w:color w:val="000000"/>
+          <w:kern w:val="0"/>
+          <w14:ligatures w14:val="none"/>
+        </w:rPr>
+        <w:t xml:space="preserve"> </w:t>
+      </w:r>
+      <w:r>
+        <w:rPr>
+          <w:rFonts w:ascii="Arial" w:eastAsia="Times New Roman" w:hAnsi="Arial" w:cs="Arial"/>
+          <w:color w:val="000000"/>
+          <w:kern w:val="0"/>
+          <w14:ligatures w14:val="none"/>
+        </w:rPr>
+        <w:t>presence</w:t>
+      </w:r>
+      <w:r>
+        <w:rPr>
+          <w:rFonts w:ascii="Arial" w:eastAsia="Times New Roman" w:hAnsi="Arial" w:cs="Arial"/>
+          <w:color w:val="000000"/>
+          <w:kern w:val="0"/>
+          <w14:ligatures w14:val="none"/>
+        </w:rPr>
+        <w:t xml:space="preserve"> of </w:t>
+      </w:r>
+      <w:r>
+        <w:rPr>
+          <w:rFonts w:ascii="Arial" w:eastAsia="Times New Roman" w:hAnsi="Arial" w:cs="Arial"/>
+          <w:color w:val="000000"/>
+          <w:kern w:val="0"/>
+          <w14:ligatures w14:val="none"/>
+        </w:rPr>
+        <w:t>these</w:t>
+      </w:r>
+      <w:r>
+        <w:rPr>
+          <w:rFonts w:ascii="Arial" w:eastAsia="Times New Roman" w:hAnsi="Arial" w:cs="Arial"/>
+          <w:color w:val="000000"/>
+          <w:kern w:val="0"/>
+          <w14:ligatures w14:val="none"/>
+        </w:rPr>
+        <w:t xml:space="preserve"> substances in </w:t>
+      </w:r>
+      <w:r>
+        <w:rPr>
+          <w:rFonts w:ascii="Arial" w:eastAsia="Times New Roman" w:hAnsi="Arial" w:cs="Arial"/>
+          <w:color w:val="000000"/>
+          <w:kern w:val="0"/>
+          <w14:ligatures w14:val="none"/>
+        </w:rPr>
+        <w:t>the</w:t>
+      </w:r>
+      <w:r>
+        <w:rPr>
+          <w:rFonts w:ascii="Arial" w:eastAsia="Times New Roman" w:hAnsi="Arial" w:cs="Arial"/>
+          <w:color w:val="000000"/>
+          <w:kern w:val="0"/>
+          <w14:ligatures w14:val="none"/>
+        </w:rPr>
+        <w:t xml:space="preserve"> </w:t>
+      </w:r>
+      <w:r>
+        <w:rPr>
+          <w:rFonts w:ascii="Arial" w:eastAsia="Times New Roman" w:hAnsi="Arial" w:cs="Arial"/>
+          <w:color w:val="000000"/>
+          <w:kern w:val="0"/>
+          <w14:ligatures w14:val="none"/>
+        </w:rPr>
+        <w:t>environment</w:t>
+      </w:r>
+      <w:r>
+        <w:rPr>
+          <w:rFonts w:ascii="Arial" w:eastAsia="Times New Roman" w:hAnsi="Arial" w:cs="Arial"/>
+          <w:color w:val="000000"/>
+          <w:kern w:val="0"/>
+          <w14:ligatures w14:val="none"/>
+        </w:rPr>
+        <w:t xml:space="preserve"> (Kumar et al., 2019; </w:t>
       </w:r>
       <w:proofErr w:type="spellStart"/>
       <w:r>
@@ -9867,16 +10177,187 @@
           <w:kern w:val="0"/>
           <w14:ligatures w14:val="none"/>
         </w:rPr>
-        <w:t xml:space="preserve">while </w:t>
-      </w:r>
-      <w:r>
-        <w:rPr>
-          <w:rFonts w:ascii="Arial" w:eastAsia="Times New Roman" w:hAnsi="Arial" w:cs="Arial"/>
-          <w:color w:val="000000"/>
-          <w:kern w:val="0"/>
-          <w14:ligatures w14:val="none"/>
-        </w:rPr>
-        <w:t>global chemical production and usage remain high, and persistent chemicals can be detected long after regulatory actions (Kong et al., 2014; Cousins et al., 2019). In the present study, we evaluated the impacts of two highly concerning persistent toxins—</w:t>
+        <w:t>along</w:t>
+      </w:r>
+      <w:r>
+        <w:rPr>
+          <w:rFonts w:ascii="Arial" w:eastAsia="Times New Roman" w:hAnsi="Arial" w:cs="Arial"/>
+          <w:color w:val="000000"/>
+          <w:kern w:val="0"/>
+          <w14:ligatures w14:val="none"/>
+        </w:rPr>
+        <w:t xml:space="preserve"> with</w:t>
+      </w:r>
+      <w:r>
+        <w:rPr>
+          <w:rFonts w:ascii="Arial" w:eastAsia="Times New Roman" w:hAnsi="Arial" w:cs="Arial"/>
+          <w:color w:val="000000"/>
+          <w:kern w:val="0"/>
+          <w14:ligatures w14:val="none"/>
+        </w:rPr>
+        <w:t xml:space="preserve"> the high levels of</w:t>
+      </w:r>
+      <w:r>
+        <w:rPr>
+          <w:rFonts w:ascii="Arial" w:eastAsia="Times New Roman" w:hAnsi="Arial" w:cs="Arial"/>
+          <w:color w:val="000000"/>
+          <w:kern w:val="0"/>
+          <w14:ligatures w14:val="none"/>
+        </w:rPr>
+        <w:t xml:space="preserve"> </w:t>
+      </w:r>
+      <w:r>
+        <w:rPr>
+          <w:rFonts w:ascii="Arial" w:eastAsia="Times New Roman" w:hAnsi="Arial" w:cs="Arial"/>
+          <w:color w:val="000000"/>
+          <w:kern w:val="0"/>
+          <w14:ligatures w14:val="none"/>
+        </w:rPr>
+        <w:t xml:space="preserve">global chemical production and use and </w:t>
+      </w:r>
+      <w:r>
+        <w:rPr>
+          <w:rFonts w:ascii="Arial" w:eastAsia="Times New Roman" w:hAnsi="Arial" w:cs="Arial"/>
+          <w:color w:val="000000"/>
+          <w:kern w:val="0"/>
+          <w14:ligatures w14:val="none"/>
+        </w:rPr>
+        <w:t>the</w:t>
+      </w:r>
+      <w:r>
+        <w:rPr>
+          <w:rFonts w:ascii="Arial" w:eastAsia="Times New Roman" w:hAnsi="Arial" w:cs="Arial"/>
+          <w:color w:val="000000"/>
+          <w:kern w:val="0"/>
+          <w14:ligatures w14:val="none"/>
+        </w:rPr>
+        <w:t xml:space="preserve"> </w:t>
+      </w:r>
+      <w:r>
+        <w:rPr>
+          <w:rFonts w:ascii="Arial" w:eastAsia="Times New Roman" w:hAnsi="Arial" w:cs="Arial"/>
+          <w:color w:val="000000"/>
+          <w:kern w:val="0"/>
+          <w14:ligatures w14:val="none"/>
+        </w:rPr>
+        <w:t>persistence</w:t>
+      </w:r>
+      <w:r>
+        <w:rPr>
+          <w:rFonts w:ascii="Arial" w:eastAsia="Times New Roman" w:hAnsi="Arial" w:cs="Arial"/>
+          <w:color w:val="000000"/>
+          <w:kern w:val="0"/>
+          <w14:ligatures w14:val="none"/>
+        </w:rPr>
+        <w:t xml:space="preserve"> </w:t>
+      </w:r>
+      <w:r>
+        <w:rPr>
+          <w:rFonts w:ascii="Arial" w:eastAsia="Times New Roman" w:hAnsi="Arial" w:cs="Arial"/>
+          <w:color w:val="000000"/>
+          <w:kern w:val="0"/>
+          <w14:ligatures w14:val="none"/>
+        </w:rPr>
+        <w:t>of</w:t>
+      </w:r>
+      <w:r>
+        <w:rPr>
+          <w:rFonts w:ascii="Arial" w:eastAsia="Times New Roman" w:hAnsi="Arial" w:cs="Arial"/>
+          <w:color w:val="000000"/>
+          <w:kern w:val="0"/>
+          <w14:ligatures w14:val="none"/>
+        </w:rPr>
+        <w:t xml:space="preserve"> </w:t>
+      </w:r>
+      <w:r>
+        <w:rPr>
+          <w:rFonts w:ascii="Arial" w:eastAsia="Times New Roman" w:hAnsi="Arial" w:cs="Arial"/>
+          <w:color w:val="000000"/>
+          <w:kern w:val="0"/>
+          <w14:ligatures w14:val="none"/>
+        </w:rPr>
+        <w:t>certain</w:t>
+      </w:r>
+      <w:r>
+        <w:rPr>
+          <w:rFonts w:ascii="Arial" w:eastAsia="Times New Roman" w:hAnsi="Arial" w:cs="Arial"/>
+          <w:color w:val="000000"/>
+          <w:kern w:val="0"/>
+          <w14:ligatures w14:val="none"/>
+        </w:rPr>
+        <w:t xml:space="preserve"> </w:t>
+      </w:r>
+      <w:r>
+        <w:rPr>
+          <w:rFonts w:ascii="Arial" w:eastAsia="Times New Roman" w:hAnsi="Arial" w:cs="Arial"/>
+          <w:color w:val="000000"/>
+          <w:kern w:val="0"/>
+          <w14:ligatures w14:val="none"/>
+        </w:rPr>
+        <w:t>chemicals</w:t>
+      </w:r>
+      <w:r>
+        <w:rPr>
+          <w:rFonts w:ascii="Arial" w:eastAsia="Times New Roman" w:hAnsi="Arial" w:cs="Arial"/>
+          <w:color w:val="000000"/>
+          <w:kern w:val="0"/>
+          <w14:ligatures w14:val="none"/>
+        </w:rPr>
+        <w:t xml:space="preserve"> long after regulatory actions (Kong et al., 2014; Cousins et al., 2019). In th</w:t>
+      </w:r>
+      <w:r>
+        <w:rPr>
+          <w:rFonts w:ascii="Arial" w:eastAsia="Times New Roman" w:hAnsi="Arial" w:cs="Arial"/>
+          <w:color w:val="000000"/>
+          <w:kern w:val="0"/>
+          <w14:ligatures w14:val="none"/>
+        </w:rPr>
+        <w:t>is</w:t>
+      </w:r>
+      <w:r>
+        <w:rPr>
+          <w:rFonts w:ascii="Arial" w:eastAsia="Times New Roman" w:hAnsi="Arial" w:cs="Arial"/>
+          <w:color w:val="000000"/>
+          <w:kern w:val="0"/>
+          <w14:ligatures w14:val="none"/>
+        </w:rPr>
+        <w:t xml:space="preserve"> study, we </w:t>
+      </w:r>
+      <w:r>
+        <w:rPr>
+          <w:rFonts w:ascii="Arial" w:eastAsia="Times New Roman" w:hAnsi="Arial" w:cs="Arial"/>
+          <w:color w:val="000000"/>
+          <w:kern w:val="0"/>
+          <w14:ligatures w14:val="none"/>
+        </w:rPr>
+        <w:t>evaluat</w:t>
+      </w:r>
+      <w:r>
+        <w:rPr>
+          <w:rFonts w:ascii="Arial" w:eastAsia="Times New Roman" w:hAnsi="Arial" w:cs="Arial"/>
+          <w:color w:val="000000"/>
+          <w:kern w:val="0"/>
+          <w14:ligatures w14:val="none"/>
+        </w:rPr>
+        <w:t xml:space="preserve">ed the </w:t>
+      </w:r>
+      <w:r>
+        <w:rPr>
+          <w:rFonts w:ascii="Arial" w:eastAsia="Times New Roman" w:hAnsi="Arial" w:cs="Arial"/>
+          <w:color w:val="000000"/>
+          <w:kern w:val="0"/>
+          <w14:ligatures w14:val="none"/>
+        </w:rPr>
+        <w:t>effe</w:t>
+      </w:r>
+      <w:r>
+        <w:rPr>
+          <w:rFonts w:ascii="Arial" w:eastAsia="Times New Roman" w:hAnsi="Arial" w:cs="Arial"/>
+          <w:color w:val="000000"/>
+          <w:kern w:val="0"/>
+          <w14:ligatures w14:val="none"/>
+        </w:rPr>
+        <w:t>cts of two concerning persistent toxins—</w:t>
       </w:r>
       <w:r>
         <w:rPr>
@@ -9914,7 +10395,25 @@
           <w:kern w:val="0"/>
           <w14:ligatures w14:val="none"/>
         </w:rPr>
-        <w:t>—at higher and lower exposure</w:t>
+        <w:t xml:space="preserve">—at </w:t>
+      </w:r>
+      <w:r>
+        <w:rPr>
+          <w:rFonts w:ascii="Arial" w:eastAsia="Times New Roman" w:hAnsi="Arial" w:cs="Arial"/>
+          <w:color w:val="000000"/>
+          <w:kern w:val="0"/>
+          <w14:ligatures w14:val="none"/>
+        </w:rPr>
+        <w:t>different</w:t>
+      </w:r>
+      <w:r>
+        <w:rPr>
+          <w:rFonts w:ascii="Arial" w:eastAsia="Times New Roman" w:hAnsi="Arial" w:cs="Arial"/>
+          <w:color w:val="000000"/>
+          <w:kern w:val="0"/>
+          <w14:ligatures w14:val="none"/>
+        </w:rPr>
+        <w:t xml:space="preserve"> exposure</w:t>
       </w:r>
       <w:r>
         <w:rPr>
@@ -9932,25 +10431,88 @@
           <w:kern w:val="0"/>
           <w14:ligatures w14:val="none"/>
         </w:rPr>
-        <w:t xml:space="preserve">s on stress in Largemouth Bass before and after exposure to an abrupt </w:t>
-      </w:r>
-      <w:r>
-        <w:rPr>
-          <w:rFonts w:ascii="Arial" w:eastAsia="Times New Roman" w:hAnsi="Arial" w:cs="Arial"/>
-          <w:color w:val="000000"/>
-          <w:kern w:val="0"/>
-          <w14:ligatures w14:val="none"/>
-        </w:rPr>
-        <w:t xml:space="preserve">salinity </w:t>
-      </w:r>
-      <w:r>
-        <w:rPr>
-          <w:rFonts w:ascii="Arial" w:eastAsia="Times New Roman" w:hAnsi="Arial" w:cs="Arial"/>
-          <w:color w:val="000000"/>
-          <w:kern w:val="0"/>
-          <w14:ligatures w14:val="none"/>
-        </w:rPr>
-        <w:t>increase</w:t>
+        <w:t xml:space="preserve">s on </w:t>
+      </w:r>
+      <w:r>
+        <w:rPr>
+          <w:rFonts w:ascii="Arial" w:eastAsia="Times New Roman" w:hAnsi="Arial" w:cs="Arial"/>
+          <w:color w:val="000000"/>
+          <w:kern w:val="0"/>
+          <w14:ligatures w14:val="none"/>
+        </w:rPr>
+        <w:t xml:space="preserve">the </w:t>
+      </w:r>
+      <w:r>
+        <w:rPr>
+          <w:rFonts w:ascii="Arial" w:eastAsia="Times New Roman" w:hAnsi="Arial" w:cs="Arial"/>
+          <w:color w:val="000000"/>
+          <w:kern w:val="0"/>
+          <w14:ligatures w14:val="none"/>
+        </w:rPr>
+        <w:t>stress</w:t>
+      </w:r>
+      <w:r>
+        <w:rPr>
+          <w:rFonts w:ascii="Arial" w:eastAsia="Times New Roman" w:hAnsi="Arial" w:cs="Arial"/>
+          <w:color w:val="000000"/>
+          <w:kern w:val="0"/>
+          <w14:ligatures w14:val="none"/>
+        </w:rPr>
+        <w:t xml:space="preserve"> response</w:t>
+      </w:r>
+      <w:r>
+        <w:rPr>
+          <w:rFonts w:ascii="Arial" w:eastAsia="Times New Roman" w:hAnsi="Arial" w:cs="Arial"/>
+          <w:color w:val="000000"/>
+          <w:kern w:val="0"/>
+          <w14:ligatures w14:val="none"/>
+        </w:rPr>
+        <w:t xml:space="preserve"> in Largemouth Bass before and after a </w:t>
+      </w:r>
+      <w:r>
+        <w:rPr>
+          <w:rFonts w:ascii="Arial" w:eastAsia="Times New Roman" w:hAnsi="Arial" w:cs="Arial"/>
+          <w:color w:val="000000"/>
+          <w:kern w:val="0"/>
+          <w14:ligatures w14:val="none"/>
+        </w:rPr>
+        <w:t>sudden</w:t>
+      </w:r>
+      <w:r>
+        <w:rPr>
+          <w:rFonts w:ascii="Arial" w:eastAsia="Times New Roman" w:hAnsi="Arial" w:cs="Arial"/>
+          <w:color w:val="000000"/>
+          <w:kern w:val="0"/>
+          <w14:ligatures w14:val="none"/>
+        </w:rPr>
+        <w:t xml:space="preserve"> </w:t>
+      </w:r>
+      <w:r>
+        <w:rPr>
+          <w:rFonts w:ascii="Arial" w:eastAsia="Times New Roman" w:hAnsi="Arial" w:cs="Arial"/>
+          <w:color w:val="000000"/>
+          <w:kern w:val="0"/>
+          <w14:ligatures w14:val="none"/>
+        </w:rPr>
+        <w:t>increase in</w:t>
+      </w:r>
+      <w:r>
+        <w:rPr>
+          <w:rFonts w:ascii="Arial" w:eastAsia="Times New Roman" w:hAnsi="Arial" w:cs="Arial"/>
+          <w:color w:val="000000"/>
+          <w:kern w:val="0"/>
+          <w14:ligatures w14:val="none"/>
+        </w:rPr>
+        <w:t xml:space="preserve"> </w:t>
+      </w:r>
+      <w:r>
+        <w:rPr>
+          <w:rFonts w:ascii="Arial" w:eastAsia="Times New Roman" w:hAnsi="Arial" w:cs="Arial"/>
+          <w:color w:val="000000"/>
+          <w:kern w:val="0"/>
+          <w14:ligatures w14:val="none"/>
+        </w:rPr>
+        <w:t>salinity</w:t>
       </w:r>
       <w:r>
         <w:rPr>
@@ -9968,7 +10530,79 @@
           <w:kern w:val="0"/>
           <w14:ligatures w14:val="none"/>
         </w:rPr>
-        <w:t xml:space="preserve"> as little is known about these toxins and their potential to confound the stress response. </w:t>
+        <w:t xml:space="preserve"> as little is known about these toxins and </w:t>
+      </w:r>
+      <w:r>
+        <w:rPr>
+          <w:rFonts w:ascii="Arial" w:eastAsia="Times New Roman" w:hAnsi="Arial" w:cs="Arial"/>
+          <w:color w:val="000000"/>
+          <w:kern w:val="0"/>
+          <w14:ligatures w14:val="none"/>
+        </w:rPr>
+        <w:t>their</w:t>
+      </w:r>
+      <w:r>
+        <w:rPr>
+          <w:rFonts w:ascii="Arial" w:eastAsia="Times New Roman" w:hAnsi="Arial" w:cs="Arial"/>
+          <w:color w:val="000000"/>
+          <w:kern w:val="0"/>
+          <w14:ligatures w14:val="none"/>
+        </w:rPr>
+        <w:t xml:space="preserve"> </w:t>
+      </w:r>
+      <w:r>
+        <w:rPr>
+          <w:rFonts w:ascii="Arial" w:eastAsia="Times New Roman" w:hAnsi="Arial" w:cs="Arial"/>
+          <w:color w:val="000000"/>
+          <w:kern w:val="0"/>
+          <w14:ligatures w14:val="none"/>
+        </w:rPr>
+        <w:t>potential</w:t>
+      </w:r>
+      <w:r>
+        <w:rPr>
+          <w:rFonts w:ascii="Arial" w:eastAsia="Times New Roman" w:hAnsi="Arial" w:cs="Arial"/>
+          <w:color w:val="000000"/>
+          <w:kern w:val="0"/>
+          <w14:ligatures w14:val="none"/>
+        </w:rPr>
+        <w:t xml:space="preserve"> </w:t>
+      </w:r>
+      <w:r>
+        <w:rPr>
+          <w:rFonts w:ascii="Arial" w:eastAsia="Times New Roman" w:hAnsi="Arial" w:cs="Arial"/>
+          <w:color w:val="000000"/>
+          <w:kern w:val="0"/>
+          <w14:ligatures w14:val="none"/>
+        </w:rPr>
+        <w:t>influence</w:t>
+      </w:r>
+      <w:r>
+        <w:rPr>
+          <w:rFonts w:ascii="Arial" w:eastAsia="Times New Roman" w:hAnsi="Arial" w:cs="Arial"/>
+          <w:color w:val="000000"/>
+          <w:kern w:val="0"/>
+          <w14:ligatures w14:val="none"/>
+        </w:rPr>
+        <w:t xml:space="preserve"> </w:t>
+      </w:r>
+      <w:r>
+        <w:rPr>
+          <w:rFonts w:ascii="Arial" w:eastAsia="Times New Roman" w:hAnsi="Arial" w:cs="Arial"/>
+          <w:color w:val="000000"/>
+          <w:kern w:val="0"/>
+          <w14:ligatures w14:val="none"/>
+        </w:rPr>
+        <w:t>on</w:t>
+      </w:r>
+      <w:r>
+        <w:rPr>
+          <w:rFonts w:ascii="Arial" w:eastAsia="Times New Roman" w:hAnsi="Arial" w:cs="Arial"/>
+          <w:color w:val="000000"/>
+          <w:kern w:val="0"/>
+          <w14:ligatures w14:val="none"/>
+        </w:rPr>
+        <w:t xml:space="preserve"> the stress response. </w:t>
       </w:r>
     </w:p>
     <w:p>
@@ -9989,88 +10623,381 @@
           <w:kern w:val="0"/>
           <w14:ligatures w14:val="none"/>
         </w:rPr>
-        <w:t>Ou</w:t>
-      </w:r>
-      <w:r>
-        <w:rPr>
-          <w:rFonts w:ascii="Arial" w:eastAsia="Times New Roman" w:hAnsi="Arial" w:cs="Arial"/>
-          <w:color w:val="000000"/>
-          <w:kern w:val="0"/>
-          <w14:ligatures w14:val="none"/>
-        </w:rPr>
-        <w:t>r</w:t>
-      </w:r>
-      <w:r>
-        <w:rPr>
-          <w:rFonts w:ascii="Arial" w:eastAsia="Times New Roman" w:hAnsi="Arial" w:cs="Arial"/>
-          <w:color w:val="000000"/>
-          <w:kern w:val="0"/>
-          <w14:ligatures w14:val="none"/>
-        </w:rPr>
-        <w:t xml:space="preserve"> study provides insights </w:t>
-      </w:r>
-      <w:r>
-        <w:rPr>
-          <w:rFonts w:ascii="Arial" w:eastAsia="Times New Roman" w:hAnsi="Arial" w:cs="Arial"/>
-          <w:color w:val="000000"/>
-          <w:kern w:val="0"/>
-          <w14:ligatures w14:val="none"/>
-        </w:rPr>
-        <w:t>in</w:t>
-      </w:r>
-      <w:r>
-        <w:rPr>
-          <w:rFonts w:ascii="Arial" w:eastAsia="Times New Roman" w:hAnsi="Arial" w:cs="Arial"/>
-          <w:color w:val="000000"/>
-          <w:kern w:val="0"/>
-          <w14:ligatures w14:val="none"/>
-        </w:rPr>
-        <w:t xml:space="preserve">to the relationship between toxins </w:t>
-      </w:r>
-      <w:r>
-        <w:rPr>
-          <w:rFonts w:ascii="Arial" w:eastAsia="Times New Roman" w:hAnsi="Arial" w:cs="Arial"/>
-          <w:color w:val="000000"/>
-          <w:kern w:val="0"/>
-          <w14:ligatures w14:val="none"/>
-        </w:rPr>
-        <w:t>and</w:t>
-      </w:r>
-      <w:r>
-        <w:rPr>
-          <w:rFonts w:ascii="Arial" w:eastAsia="Times New Roman" w:hAnsi="Arial" w:cs="Arial"/>
-          <w:color w:val="000000"/>
-          <w:kern w:val="0"/>
-          <w14:ligatures w14:val="none"/>
-        </w:rPr>
-        <w:t xml:space="preserve"> stress in freshwater fish</w:t>
-      </w:r>
-      <w:r>
-        <w:rPr>
-          <w:rFonts w:ascii="Arial" w:eastAsia="Times New Roman" w:hAnsi="Arial" w:cs="Arial"/>
-          <w:color w:val="000000"/>
-          <w:kern w:val="0"/>
-          <w14:ligatures w14:val="none"/>
-        </w:rPr>
-        <w:t>es</w:t>
-      </w:r>
-      <w:r>
-        <w:rPr>
-          <w:rFonts w:ascii="Arial" w:eastAsia="Times New Roman" w:hAnsi="Arial" w:cs="Arial"/>
-          <w:color w:val="000000"/>
-          <w:kern w:val="0"/>
-          <w14:ligatures w14:val="none"/>
-        </w:rPr>
-        <w:t xml:space="preserve">. We predicted that </w:t>
-      </w:r>
-      <w:r>
-        <w:rPr>
-          <w:rFonts w:ascii="Arial" w:eastAsia="Times New Roman" w:hAnsi="Arial" w:cs="Arial"/>
-          <w:color w:val="000000"/>
-          <w:kern w:val="0"/>
-          <w14:ligatures w14:val="none"/>
-        </w:rPr>
-        <w:t>cadmium</w:t>
+        <w:t xml:space="preserve">Throughout the </w:t>
+      </w:r>
+      <w:r>
+        <w:rPr>
+          <w:rFonts w:ascii="Arial" w:eastAsia="Times New Roman" w:hAnsi="Arial" w:cs="Arial"/>
+          <w:color w:val="000000"/>
+          <w:kern w:val="0"/>
+          <w14:ligatures w14:val="none"/>
+        </w:rPr>
+        <w:t>study,</w:t>
+      </w:r>
+      <w:r>
+        <w:rPr>
+          <w:rFonts w:ascii="Arial" w:eastAsia="Times New Roman" w:hAnsi="Arial" w:cs="Arial"/>
+          <w:color w:val="000000"/>
+          <w:kern w:val="0"/>
+          <w14:ligatures w14:val="none"/>
+        </w:rPr>
+        <w:t xml:space="preserve"> we took steps to ensure consistency and mitigate confounding variables. We intentionally selected bass of similar size</w:t>
+      </w:r>
+      <w:r>
+        <w:rPr>
+          <w:rFonts w:ascii="Arial" w:eastAsia="Times New Roman" w:hAnsi="Arial" w:cs="Arial"/>
+          <w:color w:val="000000"/>
+          <w:kern w:val="0"/>
+          <w14:ligatures w14:val="none"/>
+        </w:rPr>
+        <w:t>s</w:t>
+      </w:r>
+      <w:r>
+        <w:rPr>
+          <w:rFonts w:ascii="Arial" w:eastAsia="Times New Roman" w:hAnsi="Arial" w:cs="Arial"/>
+          <w:color w:val="000000"/>
+          <w:kern w:val="0"/>
+          <w14:ligatures w14:val="none"/>
+        </w:rPr>
+        <w:t>.</w:t>
+      </w:r>
+      <w:r>
+        <w:rPr>
+          <w:rFonts w:ascii="Arial" w:eastAsia="Times New Roman" w:hAnsi="Arial" w:cs="Arial"/>
+          <w:color w:val="000000"/>
+          <w:kern w:val="0"/>
+          <w14:ligatures w14:val="none"/>
+        </w:rPr>
+        <w:t xml:space="preserve"> We </w:t>
+      </w:r>
+      <w:r>
+        <w:rPr>
+          <w:rFonts w:ascii="Arial" w:eastAsia="Times New Roman" w:hAnsi="Arial" w:cs="Arial"/>
+          <w:color w:val="000000"/>
+          <w:kern w:val="0"/>
+          <w14:ligatures w14:val="none"/>
+        </w:rPr>
+        <w:t>believed</w:t>
+      </w:r>
+      <w:r>
+        <w:rPr>
+          <w:rFonts w:ascii="Arial" w:eastAsia="Times New Roman" w:hAnsi="Arial" w:cs="Arial"/>
+          <w:color w:val="000000"/>
+          <w:kern w:val="0"/>
+          <w14:ligatures w14:val="none"/>
+        </w:rPr>
+        <w:t xml:space="preserve"> that </w:t>
+      </w:r>
+      <w:r>
+        <w:rPr>
+          <w:rFonts w:ascii="Arial" w:eastAsia="Times New Roman" w:hAnsi="Arial" w:cs="Arial"/>
+          <w:color w:val="000000"/>
+          <w:kern w:val="0"/>
+          <w14:ligatures w14:val="none"/>
+        </w:rPr>
+        <w:t>limi</w:t>
+      </w:r>
+      <w:r>
+        <w:rPr>
+          <w:rFonts w:ascii="Arial" w:eastAsia="Times New Roman" w:hAnsi="Arial" w:cs="Arial"/>
+          <w:color w:val="000000"/>
+          <w:kern w:val="0"/>
+          <w14:ligatures w14:val="none"/>
+        </w:rPr>
+        <w:t xml:space="preserve">ted size variation was important </w:t>
+      </w:r>
+      <w:r>
+        <w:rPr>
+          <w:rFonts w:ascii="Arial" w:eastAsia="Times New Roman" w:hAnsi="Arial" w:cs="Arial"/>
+          <w:color w:val="000000"/>
+          <w:kern w:val="0"/>
+          <w14:ligatures w14:val="none"/>
+        </w:rPr>
+        <w:t>since</w:t>
+      </w:r>
+      <w:r>
+        <w:rPr>
+          <w:rFonts w:ascii="Arial" w:eastAsia="Times New Roman" w:hAnsi="Arial" w:cs="Arial"/>
+          <w:color w:val="000000"/>
+          <w:kern w:val="0"/>
+          <w14:ligatures w14:val="none"/>
+        </w:rPr>
+        <w:t xml:space="preserve"> leukocyte profiles have been found to positively correlate with vertebrate body size </w:t>
+      </w:r>
+      <w:r>
+        <w:rPr>
+          <w:rFonts w:ascii="Arial" w:eastAsia="Times New Roman" w:hAnsi="Arial" w:cs="Arial"/>
+          <w:color w:val="000000"/>
+          <w:kern w:val="0"/>
+          <w14:ligatures w14:val="none"/>
+        </w:rPr>
+        <w:t>across</w:t>
+      </w:r>
+      <w:r>
+        <w:rPr>
+          <w:rFonts w:ascii="Arial" w:eastAsia="Times New Roman" w:hAnsi="Arial" w:cs="Arial"/>
+          <w:color w:val="000000"/>
+          <w:kern w:val="0"/>
+          <w14:ligatures w14:val="none"/>
+        </w:rPr>
+        <w:t xml:space="preserve"> species (M. Jaafar et al., 2016; Downs et al., 2020; </w:t>
+      </w:r>
+      <w:proofErr w:type="spellStart"/>
+      <w:r>
+        <w:rPr>
+          <w:rFonts w:ascii="Arial" w:eastAsia="Times New Roman" w:hAnsi="Arial" w:cs="Arial"/>
+          <w:color w:val="000000"/>
+          <w:kern w:val="0"/>
+          <w14:ligatures w14:val="none"/>
+        </w:rPr>
+        <w:t>Naidenko</w:t>
+      </w:r>
+      <w:proofErr w:type="spellEnd"/>
+      <w:r>
+        <w:rPr>
+          <w:rFonts w:ascii="Arial" w:eastAsia="Times New Roman" w:hAnsi="Arial" w:cs="Arial"/>
+          <w:color w:val="000000"/>
+          <w:kern w:val="0"/>
+          <w14:ligatures w14:val="none"/>
+        </w:rPr>
+        <w:t xml:space="preserve"> &amp; </w:t>
+      </w:r>
+      <w:proofErr w:type="spellStart"/>
+      <w:r>
+        <w:rPr>
+          <w:rFonts w:ascii="Arial" w:eastAsia="Times New Roman" w:hAnsi="Arial" w:cs="Arial"/>
+          <w:color w:val="000000"/>
+          <w:kern w:val="0"/>
+          <w14:ligatures w14:val="none"/>
+        </w:rPr>
+        <w:t>Alshinetskiy</w:t>
+      </w:r>
+      <w:proofErr w:type="spellEnd"/>
+      <w:r>
+        <w:rPr>
+          <w:rFonts w:ascii="Arial" w:eastAsia="Times New Roman" w:hAnsi="Arial" w:cs="Arial"/>
+          <w:color w:val="000000"/>
+          <w:kern w:val="0"/>
+          <w14:ligatures w14:val="none"/>
+        </w:rPr>
+        <w:t xml:space="preserve">, 2020). We also </w:t>
+      </w:r>
+      <w:r>
+        <w:rPr>
+          <w:rFonts w:ascii="Arial" w:eastAsia="Times New Roman" w:hAnsi="Arial" w:cs="Arial"/>
+          <w:color w:val="000000"/>
+          <w:kern w:val="0"/>
+          <w14:ligatures w14:val="none"/>
+        </w:rPr>
+        <w:t>decided</w:t>
+      </w:r>
+      <w:r>
+        <w:rPr>
+          <w:rFonts w:ascii="Arial" w:eastAsia="Times New Roman" w:hAnsi="Arial" w:cs="Arial"/>
+          <w:color w:val="000000"/>
+          <w:kern w:val="0"/>
+          <w14:ligatures w14:val="none"/>
+        </w:rPr>
+        <w:t xml:space="preserve"> to </w:t>
+      </w:r>
+      <w:r>
+        <w:rPr>
+          <w:rFonts w:ascii="Arial" w:eastAsia="Times New Roman" w:hAnsi="Arial" w:cs="Arial"/>
+          <w:color w:val="000000"/>
+          <w:kern w:val="0"/>
+          <w14:ligatures w14:val="none"/>
+        </w:rPr>
+        <w:t>restric</w:t>
+      </w:r>
+      <w:r>
+        <w:rPr>
+          <w:rFonts w:ascii="Arial" w:eastAsia="Times New Roman" w:hAnsi="Arial" w:cs="Arial"/>
+          <w:color w:val="000000"/>
+          <w:kern w:val="0"/>
+          <w14:ligatures w14:val="none"/>
+        </w:rPr>
+        <w:t xml:space="preserve">t food consumption </w:t>
+      </w:r>
+      <w:r>
+        <w:rPr>
+          <w:rFonts w:ascii="Arial" w:eastAsia="Times New Roman" w:hAnsi="Arial" w:cs="Arial"/>
+          <w:color w:val="000000"/>
+          <w:kern w:val="0"/>
+          <w14:ligatures w14:val="none"/>
+        </w:rPr>
+        <w:t>during</w:t>
+      </w:r>
+      <w:r>
+        <w:rPr>
+          <w:rFonts w:ascii="Arial" w:eastAsia="Times New Roman" w:hAnsi="Arial" w:cs="Arial"/>
+          <w:color w:val="000000"/>
+          <w:kern w:val="0"/>
+          <w14:ligatures w14:val="none"/>
+        </w:rPr>
+        <w:t xml:space="preserve"> the study to avoid potential variations in metabolic activity and to </w:t>
+      </w:r>
+      <w:r>
+        <w:rPr>
+          <w:rFonts w:ascii="Arial" w:eastAsia="Times New Roman" w:hAnsi="Arial" w:cs="Arial"/>
+          <w:color w:val="000000"/>
+          <w:kern w:val="0"/>
+          <w14:ligatures w14:val="none"/>
+        </w:rPr>
+        <w:t>lessen</w:t>
+      </w:r>
+      <w:r>
+        <w:rPr>
+          <w:rFonts w:ascii="Arial" w:eastAsia="Times New Roman" w:hAnsi="Arial" w:cs="Arial"/>
+          <w:color w:val="000000"/>
+          <w:kern w:val="0"/>
+          <w14:ligatures w14:val="none"/>
+        </w:rPr>
+        <w:t xml:space="preserve"> the risk of food-induced increases in leukocyte circulation (Song et al., 2024; Xie et al., 2024). </w:t>
+      </w:r>
+      <w:r>
+        <w:rPr>
+          <w:rFonts w:ascii="Arial" w:eastAsia="Times New Roman" w:hAnsi="Arial" w:cs="Arial"/>
+          <w:color w:val="000000"/>
+          <w:kern w:val="0"/>
+          <w14:ligatures w14:val="none"/>
+        </w:rPr>
+        <w:t xml:space="preserve">Furthermore, </w:t>
+      </w:r>
+      <w:r>
+        <w:rPr>
+          <w:rFonts w:ascii="Arial" w:eastAsia="Times New Roman" w:hAnsi="Arial" w:cs="Arial"/>
+          <w:color w:val="000000"/>
+          <w:kern w:val="0"/>
+          <w14:ligatures w14:val="none"/>
+        </w:rPr>
+        <w:t xml:space="preserve">the </w:t>
+      </w:r>
+      <w:r>
+        <w:rPr>
+          <w:rFonts w:ascii="Arial" w:eastAsia="Times New Roman" w:hAnsi="Arial" w:cs="Arial"/>
+          <w:color w:val="000000"/>
+          <w:kern w:val="0"/>
+          <w14:ligatures w14:val="none"/>
+        </w:rPr>
+        <w:t>literature indicates that</w:t>
+      </w:r>
+      <w:r>
+        <w:rPr>
+          <w:rFonts w:ascii="Arial" w:eastAsia="Times New Roman" w:hAnsi="Arial" w:cs="Arial"/>
+          <w:color w:val="000000"/>
+          <w:kern w:val="0"/>
+          <w14:ligatures w14:val="none"/>
+        </w:rPr>
+        <w:t xml:space="preserve"> animals recently introduced to captivity may re</w:t>
+      </w:r>
+      <w:r>
+        <w:rPr>
+          <w:rFonts w:ascii="Arial" w:eastAsia="Times New Roman" w:hAnsi="Arial" w:cs="Arial"/>
+          <w:color w:val="000000"/>
+          <w:kern w:val="0"/>
+          <w14:ligatures w14:val="none"/>
+        </w:rPr>
+        <w:t>sume</w:t>
+      </w:r>
+      <w:r>
+        <w:rPr>
+          <w:rFonts w:ascii="Arial" w:eastAsia="Times New Roman" w:hAnsi="Arial" w:cs="Arial"/>
+          <w:color w:val="000000"/>
+          <w:kern w:val="0"/>
+          <w14:ligatures w14:val="none"/>
+        </w:rPr>
+        <w:t xml:space="preserve"> feeding at different times, potentially leading to variability in </w:t>
+      </w:r>
+      <w:r>
+        <w:rPr>
+          <w:rFonts w:ascii="Arial" w:eastAsia="Times New Roman" w:hAnsi="Arial" w:cs="Arial"/>
+          <w:color w:val="000000"/>
+          <w:kern w:val="0"/>
+          <w14:ligatures w14:val="none"/>
+        </w:rPr>
+        <w:lastRenderedPageBreak/>
+        <w:t>metabolic rates and immune responses that could confound the effects of toxin exposure.</w:t>
+      </w:r>
+      <w:r>
+        <w:rPr>
+          <w:rFonts w:ascii="Arial" w:eastAsia="Times New Roman" w:hAnsi="Arial" w:cs="Arial"/>
+          <w:color w:val="000000"/>
+          <w:kern w:val="0"/>
+          <w14:ligatures w14:val="none"/>
+        </w:rPr>
+        <w:t xml:space="preserve"> Consequently</w:t>
+      </w:r>
+      <w:r>
+        <w:rPr>
+          <w:rFonts w:ascii="Arial" w:eastAsia="Times New Roman" w:hAnsi="Arial" w:cs="Arial"/>
+          <w:color w:val="000000"/>
+          <w:kern w:val="0"/>
+          <w14:ligatures w14:val="none"/>
+        </w:rPr>
+        <w:t xml:space="preserve">, </w:t>
+      </w:r>
+      <w:r>
+        <w:rPr>
+          <w:rFonts w:ascii="Arial" w:eastAsia="Times New Roman" w:hAnsi="Arial" w:cs="Arial"/>
+          <w:color w:val="000000"/>
+          <w:kern w:val="0"/>
+          <w14:ligatures w14:val="none"/>
+        </w:rPr>
+        <w:t>as anticipated,</w:t>
+      </w:r>
+      <w:r>
+        <w:rPr>
+          <w:rFonts w:ascii="Arial" w:eastAsia="Times New Roman" w:hAnsi="Arial" w:cs="Arial"/>
+          <w:color w:val="000000"/>
+          <w:kern w:val="0"/>
+          <w14:ligatures w14:val="none"/>
+        </w:rPr>
+        <w:t xml:space="preserve"> we observed a slight decline in </w:t>
+      </w:r>
+      <w:r>
+        <w:rPr>
+          <w:rFonts w:ascii="Arial" w:eastAsia="Times New Roman" w:hAnsi="Arial" w:cs="Arial"/>
+          <w:color w:val="000000"/>
+          <w:kern w:val="0"/>
+          <w14:ligatures w14:val="none"/>
+        </w:rPr>
+        <w:t xml:space="preserve">bass </w:t>
+      </w:r>
+      <w:r>
+        <w:rPr>
+          <w:rFonts w:ascii="Arial" w:eastAsia="Times New Roman" w:hAnsi="Arial" w:cs="Arial"/>
+          <w:color w:val="000000"/>
+          <w:kern w:val="0"/>
+          <w14:ligatures w14:val="none"/>
+        </w:rPr>
+        <w:t>relative weight</w:t>
+      </w:r>
+      <w:r>
+        <w:rPr>
+          <w:rFonts w:ascii="Arial" w:eastAsia="Times New Roman" w:hAnsi="Arial" w:cs="Arial"/>
+          <w:color w:val="000000"/>
+          <w:kern w:val="0"/>
+          <w14:ligatures w14:val="none"/>
+        </w:rPr>
+        <w:t xml:space="preserve"> and considered this minor decline acceptable</w:t>
+      </w:r>
+      <w:r>
+        <w:rPr>
+          <w:rFonts w:ascii="Arial" w:eastAsia="Times New Roman" w:hAnsi="Arial" w:cs="Arial"/>
+          <w:color w:val="000000"/>
+          <w:kern w:val="0"/>
+          <w14:ligatures w14:val="none"/>
+        </w:rPr>
+        <w:t xml:space="preserve"> for our study</w:t>
+      </w:r>
+      <w:r>
+        <w:rPr>
+          <w:rFonts w:ascii="Arial" w:eastAsia="Times New Roman" w:hAnsi="Arial" w:cs="Arial"/>
+          <w:color w:val="000000"/>
+          <w:kern w:val="0"/>
+          <w14:ligatures w14:val="none"/>
+        </w:rPr>
+        <w:t>.</w:t>
       </w:r>
       <w:r>
         <w:rPr>
@@ -10088,7 +11015,142 @@
           <w:kern w:val="0"/>
           <w14:ligatures w14:val="none"/>
         </w:rPr>
-        <w:t xml:space="preserve">and </w:t>
+        <w:t>Additionally, w</w:t>
+      </w:r>
+      <w:r>
+        <w:rPr>
+          <w:rFonts w:ascii="Arial" w:eastAsia="Times New Roman" w:hAnsi="Arial" w:cs="Arial"/>
+          <w:color w:val="000000"/>
+          <w:kern w:val="0"/>
+          <w14:ligatures w14:val="none"/>
+        </w:rPr>
+        <w:t>ater quality</w:t>
+      </w:r>
+      <w:r>
+        <w:rPr>
+          <w:rFonts w:ascii="Arial" w:eastAsia="Times New Roman" w:hAnsi="Arial" w:cs="Arial"/>
+          <w:color w:val="000000"/>
+          <w:kern w:val="0"/>
+          <w14:ligatures w14:val="none"/>
+        </w:rPr>
+        <w:t xml:space="preserve"> </w:t>
+      </w:r>
+      <w:r>
+        <w:rPr>
+          <w:rFonts w:ascii="Arial" w:eastAsia="Times New Roman" w:hAnsi="Arial" w:cs="Arial"/>
+          <w:color w:val="000000"/>
+          <w:kern w:val="0"/>
+          <w14:ligatures w14:val="none"/>
+        </w:rPr>
+        <w:t>among tanks va</w:t>
+      </w:r>
+      <w:r>
+        <w:rPr>
+          <w:rFonts w:ascii="Arial" w:eastAsia="Times New Roman" w:hAnsi="Arial" w:cs="Arial"/>
+          <w:color w:val="000000"/>
+          <w:kern w:val="0"/>
+          <w14:ligatures w14:val="none"/>
+        </w:rPr>
+        <w:t>ried minimally</w:t>
+      </w:r>
+      <w:r>
+        <w:rPr>
+          <w:rFonts w:ascii="Arial" w:eastAsia="Times New Roman" w:hAnsi="Arial" w:cs="Arial"/>
+          <w:color w:val="000000"/>
+          <w:kern w:val="0"/>
+          <w14:ligatures w14:val="none"/>
+        </w:rPr>
+        <w:t xml:space="preserve">. </w:t>
+      </w:r>
+      <w:r>
+        <w:rPr>
+          <w:rFonts w:ascii="Arial" w:eastAsia="Times New Roman" w:hAnsi="Arial" w:cs="Arial"/>
+          <w:color w:val="000000"/>
+          <w:kern w:val="0"/>
+          <w14:ligatures w14:val="none"/>
+        </w:rPr>
+        <w:t>Maintaining consistent</w:t>
+      </w:r>
+      <w:r>
+        <w:rPr>
+          <w:rFonts w:ascii="Arial" w:eastAsia="Times New Roman" w:hAnsi="Arial" w:cs="Arial"/>
+          <w:color w:val="000000"/>
+          <w:kern w:val="0"/>
+          <w14:ligatures w14:val="none"/>
+        </w:rPr>
+        <w:t xml:space="preserve"> water quality </w:t>
+      </w:r>
+      <w:r>
+        <w:rPr>
+          <w:rFonts w:ascii="Arial" w:eastAsia="Times New Roman" w:hAnsi="Arial" w:cs="Arial"/>
+          <w:color w:val="000000"/>
+          <w:kern w:val="0"/>
+          <w14:ligatures w14:val="none"/>
+        </w:rPr>
+        <w:t>is crucial for this type of study</w:t>
+      </w:r>
+      <w:r>
+        <w:rPr>
+          <w:rFonts w:ascii="Arial" w:eastAsia="Times New Roman" w:hAnsi="Arial" w:cs="Arial"/>
+          <w:color w:val="000000"/>
+          <w:kern w:val="0"/>
+          <w14:ligatures w14:val="none"/>
+        </w:rPr>
+        <w:t xml:space="preserve"> </w:t>
+      </w:r>
+      <w:r>
+        <w:rPr>
+          <w:rFonts w:ascii="Arial" w:eastAsia="Times New Roman" w:hAnsi="Arial" w:cs="Arial"/>
+          <w:color w:val="000000"/>
+          <w:kern w:val="0"/>
+          <w14:ligatures w14:val="none"/>
+        </w:rPr>
+        <w:t>since</w:t>
+      </w:r>
+      <w:r>
+        <w:rPr>
+          <w:rFonts w:ascii="Arial" w:eastAsia="Times New Roman" w:hAnsi="Arial" w:cs="Arial"/>
+          <w:color w:val="000000"/>
+          <w:kern w:val="0"/>
+          <w14:ligatures w14:val="none"/>
+        </w:rPr>
+        <w:t xml:space="preserve"> water conditions </w:t>
+      </w:r>
+      <w:r>
+        <w:rPr>
+          <w:rFonts w:ascii="Arial" w:eastAsia="Times New Roman" w:hAnsi="Arial" w:cs="Arial"/>
+          <w:color w:val="000000"/>
+          <w:kern w:val="0"/>
+          <w14:ligatures w14:val="none"/>
+        </w:rPr>
+        <w:t>can also</w:t>
+      </w:r>
+      <w:r>
+        <w:rPr>
+          <w:rFonts w:ascii="Arial" w:eastAsia="Times New Roman" w:hAnsi="Arial" w:cs="Arial"/>
+          <w:color w:val="000000"/>
+          <w:kern w:val="0"/>
+          <w14:ligatures w14:val="none"/>
+        </w:rPr>
+        <w:t xml:space="preserve"> </w:t>
+      </w:r>
+      <w:r>
+        <w:rPr>
+          <w:rFonts w:ascii="Arial" w:eastAsia="Times New Roman" w:hAnsi="Arial" w:cs="Arial"/>
+          <w:color w:val="000000"/>
+          <w:kern w:val="0"/>
+          <w14:ligatures w14:val="none"/>
+        </w:rPr>
+        <w:t>influence</w:t>
+      </w:r>
+      <w:r>
+        <w:rPr>
+          <w:rFonts w:ascii="Arial" w:eastAsia="Times New Roman" w:hAnsi="Arial" w:cs="Arial"/>
+          <w:color w:val="000000"/>
+          <w:kern w:val="0"/>
+          <w14:ligatures w14:val="none"/>
+        </w:rPr>
+        <w:t xml:space="preserve"> the prevalence of various circulating leukocytes in some fish species (Corrêa et al., 2017; Shahjahan et al., 2018; </w:t>
       </w:r>
       <w:proofErr w:type="spellStart"/>
       <w:r>
@@ -10098,7 +11160,7 @@
           <w:kern w:val="0"/>
           <w14:ligatures w14:val="none"/>
         </w:rPr>
-        <w:t>PFPeA</w:t>
+        <w:t>Hertika</w:t>
       </w:r>
       <w:proofErr w:type="spellEnd"/>
       <w:r>
@@ -10108,311 +11170,16 @@
           <w:kern w:val="0"/>
           <w14:ligatures w14:val="none"/>
         </w:rPr>
-        <w:t xml:space="preserve"> would alter baseline stress and confound the stress response after exposure to a </w:t>
-      </w:r>
-      <w:r>
-        <w:rPr>
-          <w:rFonts w:ascii="Arial" w:eastAsia="Times New Roman" w:hAnsi="Arial" w:cs="Arial"/>
-          <w:color w:val="000000"/>
-          <w:kern w:val="0"/>
-          <w14:ligatures w14:val="none"/>
-        </w:rPr>
-        <w:t xml:space="preserve">known </w:t>
-      </w:r>
-      <w:r>
-        <w:rPr>
-          <w:rFonts w:ascii="Arial" w:eastAsia="Times New Roman" w:hAnsi="Arial" w:cs="Arial"/>
-          <w:color w:val="000000"/>
-          <w:kern w:val="0"/>
-          <w14:ligatures w14:val="none"/>
-        </w:rPr>
-        <w:t xml:space="preserve">stressor. We found that exposure to </w:t>
-      </w:r>
-      <w:proofErr w:type="spellStart"/>
-      <w:r>
-        <w:rPr>
-          <w:rFonts w:ascii="Arial" w:eastAsia="Times New Roman" w:hAnsi="Arial" w:cs="Arial"/>
-          <w:color w:val="000000"/>
-          <w:kern w:val="0"/>
-          <w14:ligatures w14:val="none"/>
-        </w:rPr>
-        <w:t>PFPeA</w:t>
-      </w:r>
-      <w:proofErr w:type="spellEnd"/>
-      <w:r>
-        <w:rPr>
-          <w:rFonts w:ascii="Arial" w:eastAsia="Times New Roman" w:hAnsi="Arial" w:cs="Arial"/>
-          <w:color w:val="000000"/>
-          <w:kern w:val="0"/>
-          <w14:ligatures w14:val="none"/>
-        </w:rPr>
-        <w:t xml:space="preserve"> correlated with</w:t>
-      </w:r>
-      <w:r>
-        <w:rPr>
-          <w:rFonts w:ascii="Arial" w:eastAsia="Times New Roman" w:hAnsi="Arial" w:cs="Arial"/>
-          <w:color w:val="000000"/>
-          <w:kern w:val="0"/>
-          <w14:ligatures w14:val="none"/>
-        </w:rPr>
-        <w:t xml:space="preserve"> an</w:t>
-      </w:r>
-      <w:r>
-        <w:rPr>
-          <w:rFonts w:ascii="Arial" w:eastAsia="Times New Roman" w:hAnsi="Arial" w:cs="Arial"/>
-          <w:color w:val="000000"/>
-          <w:kern w:val="0"/>
-          <w14:ligatures w14:val="none"/>
-        </w:rPr>
-        <w:t xml:space="preserve"> inflated baseline NLR, a robust proxy for stress (Davis et al., 2008; Goessling et al., 2015). However, this effect was only observed at a high dos</w:t>
-      </w:r>
-      <w:r>
-        <w:rPr>
-          <w:rFonts w:ascii="Arial" w:eastAsia="Times New Roman" w:hAnsi="Arial" w:cs="Arial"/>
-          <w:color w:val="000000"/>
-          <w:kern w:val="0"/>
-          <w14:ligatures w14:val="none"/>
-        </w:rPr>
-        <w:t xml:space="preserve">e that has </w:t>
-      </w:r>
-      <w:r>
-        <w:rPr>
-          <w:rFonts w:ascii="Arial" w:eastAsia="Times New Roman" w:hAnsi="Arial" w:cs="Arial"/>
-          <w:color w:val="000000"/>
-          <w:kern w:val="0"/>
-          <w14:ligatures w14:val="none"/>
-        </w:rPr>
-        <w:t xml:space="preserve">not </w:t>
-      </w:r>
-      <w:r>
-        <w:rPr>
-          <w:rFonts w:ascii="Arial" w:eastAsia="Times New Roman" w:hAnsi="Arial" w:cs="Arial"/>
-          <w:color w:val="000000"/>
-          <w:kern w:val="0"/>
-          <w14:ligatures w14:val="none"/>
-        </w:rPr>
-        <w:t>been foun</w:t>
-      </w:r>
-      <w:r>
-        <w:rPr>
-          <w:rFonts w:ascii="Arial" w:eastAsia="Times New Roman" w:hAnsi="Arial" w:cs="Arial"/>
-          <w:color w:val="000000"/>
-          <w:kern w:val="0"/>
-          <w14:ligatures w14:val="none"/>
-        </w:rPr>
-        <w:t xml:space="preserve">d in nature (Pan et al., 2014; </w:t>
-      </w:r>
-      <w:proofErr w:type="spellStart"/>
-      <w:r>
-        <w:rPr>
-          <w:rFonts w:ascii="Arial" w:eastAsia="Times New Roman" w:hAnsi="Arial" w:cs="Arial"/>
-          <w:color w:val="000000"/>
-          <w:kern w:val="0"/>
-          <w14:ligatures w14:val="none"/>
-        </w:rPr>
-        <w:t>Lescord</w:t>
-      </w:r>
-      <w:proofErr w:type="spellEnd"/>
-      <w:r>
-        <w:rPr>
-          <w:rFonts w:ascii="Arial" w:eastAsia="Times New Roman" w:hAnsi="Arial" w:cs="Arial"/>
-          <w:color w:val="000000"/>
-          <w:kern w:val="0"/>
-          <w14:ligatures w14:val="none"/>
-        </w:rPr>
-        <w:t xml:space="preserve"> et al., 2015; </w:t>
-      </w:r>
-      <w:proofErr w:type="spellStart"/>
-      <w:r>
-        <w:rPr>
-          <w:rFonts w:ascii="Arial" w:eastAsia="Times New Roman" w:hAnsi="Arial" w:cs="Arial"/>
-          <w:color w:val="000000"/>
-          <w:kern w:val="0"/>
-          <w14:ligatures w14:val="none"/>
-        </w:rPr>
-        <w:t>Mussabek</w:t>
-      </w:r>
-      <w:proofErr w:type="spellEnd"/>
-      <w:r>
-        <w:rPr>
-          <w:rFonts w:ascii="Arial" w:eastAsia="Times New Roman" w:hAnsi="Arial" w:cs="Arial"/>
-          <w:color w:val="000000"/>
-          <w:kern w:val="0"/>
-          <w14:ligatures w14:val="none"/>
-        </w:rPr>
-        <w:t xml:space="preserve"> et al., 2019). Yet</w:t>
-      </w:r>
-      <w:r>
-        <w:rPr>
-          <w:rFonts w:ascii="Arial" w:eastAsia="Times New Roman" w:hAnsi="Arial" w:cs="Arial"/>
-          <w:color w:val="000000"/>
-          <w:kern w:val="0"/>
-          <w14:ligatures w14:val="none"/>
-        </w:rPr>
-        <w:t>,</w:t>
-      </w:r>
-      <w:r>
-        <w:rPr>
-          <w:rFonts w:ascii="Arial" w:eastAsia="Times New Roman" w:hAnsi="Arial" w:cs="Arial"/>
-          <w:color w:val="000000"/>
-          <w:kern w:val="0"/>
-          <w14:ligatures w14:val="none"/>
-        </w:rPr>
-        <w:t xml:space="preserve"> these findings corroborate past research suggesting that PFAS can elevate stress in fish</w:t>
-      </w:r>
-      <w:r>
-        <w:rPr>
-          <w:rFonts w:ascii="Arial" w:eastAsia="Times New Roman" w:hAnsi="Arial" w:cs="Arial"/>
-          <w:color w:val="000000"/>
-          <w:kern w:val="0"/>
-          <w14:ligatures w14:val="none"/>
-        </w:rPr>
-        <w:t>es</w:t>
-      </w:r>
-      <w:r>
-        <w:rPr>
-          <w:rFonts w:ascii="Arial" w:eastAsia="Times New Roman" w:hAnsi="Arial" w:cs="Arial"/>
-          <w:color w:val="000000"/>
-          <w:kern w:val="0"/>
-          <w14:ligatures w14:val="none"/>
-        </w:rPr>
-        <w:t xml:space="preserve">. For instance, Schumann et al. </w:t>
-      </w:r>
-      <w:r>
-        <w:rPr>
-          <w:rFonts w:ascii="Arial" w:eastAsia="Times New Roman" w:hAnsi="Arial" w:cs="Arial"/>
-          <w:color w:val="000000"/>
-          <w:kern w:val="0"/>
-          <w14:ligatures w14:val="none"/>
-        </w:rPr>
-        <w:t xml:space="preserve">(2022) </w:t>
-      </w:r>
-      <w:r>
-        <w:rPr>
-          <w:rFonts w:ascii="Arial" w:eastAsia="Times New Roman" w:hAnsi="Arial" w:cs="Arial"/>
-          <w:color w:val="000000"/>
-          <w:kern w:val="0"/>
-          <w14:ligatures w14:val="none"/>
-        </w:rPr>
-        <w:t xml:space="preserve">showed that river systems with higher rates of PFAS exposure correlated with greater plasma </w:t>
-      </w:r>
-      <w:r>
-        <w:rPr>
-          <w:rFonts w:ascii="Arial" w:eastAsia="Times New Roman" w:hAnsi="Arial" w:cs="Arial"/>
-          <w:color w:val="000000"/>
-          <w:kern w:val="0"/>
-          <w14:ligatures w14:val="none"/>
-        </w:rPr>
-        <w:lastRenderedPageBreak/>
-        <w:t>cortisol levels. The potential for PFAS to modulate stress may pose a significant challenge for fisheries managers</w:t>
-      </w:r>
-      <w:r>
-        <w:rPr>
-          <w:rFonts w:ascii="Arial" w:eastAsia="Times New Roman" w:hAnsi="Arial" w:cs="Arial"/>
-          <w:color w:val="000000"/>
-          <w:kern w:val="0"/>
-          <w14:ligatures w14:val="none"/>
-        </w:rPr>
-        <w:t>,</w:t>
-      </w:r>
-      <w:r>
-        <w:rPr>
-          <w:rFonts w:ascii="Arial" w:eastAsia="Times New Roman" w:hAnsi="Arial" w:cs="Arial"/>
-          <w:color w:val="000000"/>
-          <w:kern w:val="0"/>
-          <w14:ligatures w14:val="none"/>
-        </w:rPr>
-        <w:t xml:space="preserve"> given</w:t>
-      </w:r>
-      <w:r>
-        <w:rPr>
-          <w:rFonts w:ascii="Arial" w:eastAsia="Times New Roman" w:hAnsi="Arial" w:cs="Arial"/>
-          <w:color w:val="000000"/>
-          <w:kern w:val="0"/>
-          <w14:ligatures w14:val="none"/>
-        </w:rPr>
-        <w:t xml:space="preserve"> that</w:t>
-      </w:r>
-      <w:r>
-        <w:rPr>
-          <w:rFonts w:ascii="Arial" w:eastAsia="Times New Roman" w:hAnsi="Arial" w:cs="Arial"/>
-          <w:color w:val="000000"/>
-          <w:kern w:val="0"/>
-          <w14:ligatures w14:val="none"/>
-        </w:rPr>
-        <w:t xml:space="preserve"> chronic stress can </w:t>
-      </w:r>
-      <w:r>
-        <w:rPr>
-          <w:rFonts w:ascii="Arial" w:eastAsia="Times New Roman" w:hAnsi="Arial" w:cs="Arial"/>
-          <w:color w:val="000000"/>
-          <w:kern w:val="0"/>
-          <w14:ligatures w14:val="none"/>
-        </w:rPr>
-        <w:t>lead</w:t>
-      </w:r>
-      <w:r>
-        <w:rPr>
-          <w:rFonts w:ascii="Arial" w:eastAsia="Times New Roman" w:hAnsi="Arial" w:cs="Arial"/>
-          <w:color w:val="000000"/>
-          <w:kern w:val="0"/>
-          <w14:ligatures w14:val="none"/>
-        </w:rPr>
-        <w:t xml:space="preserve"> </w:t>
-      </w:r>
-      <w:r>
-        <w:rPr>
-          <w:rFonts w:ascii="Arial" w:eastAsia="Times New Roman" w:hAnsi="Arial" w:cs="Arial"/>
-          <w:color w:val="000000"/>
-          <w:kern w:val="0"/>
-          <w14:ligatures w14:val="none"/>
-        </w:rPr>
-        <w:t xml:space="preserve">to </w:t>
-      </w:r>
-      <w:r>
-        <w:rPr>
-          <w:rFonts w:ascii="Arial" w:eastAsia="Times New Roman" w:hAnsi="Arial" w:cs="Arial"/>
-          <w:color w:val="000000"/>
-          <w:kern w:val="0"/>
-          <w14:ligatures w14:val="none"/>
-        </w:rPr>
-        <w:t>growth</w:t>
-      </w:r>
-      <w:r>
-        <w:rPr>
-          <w:rFonts w:ascii="Arial" w:eastAsia="Times New Roman" w:hAnsi="Arial" w:cs="Arial"/>
-          <w:color w:val="000000"/>
-          <w:kern w:val="0"/>
-          <w14:ligatures w14:val="none"/>
-        </w:rPr>
-        <w:t xml:space="preserve"> and</w:t>
-      </w:r>
-      <w:r>
-        <w:rPr>
-          <w:rFonts w:ascii="Arial" w:eastAsia="Times New Roman" w:hAnsi="Arial" w:cs="Arial"/>
-          <w:color w:val="000000"/>
-          <w:kern w:val="0"/>
-          <w14:ligatures w14:val="none"/>
-        </w:rPr>
-        <w:t xml:space="preserve"> reproduction</w:t>
-      </w:r>
-      <w:r>
-        <w:rPr>
-          <w:rFonts w:ascii="Arial" w:eastAsia="Times New Roman" w:hAnsi="Arial" w:cs="Arial"/>
-          <w:color w:val="000000"/>
-          <w:kern w:val="0"/>
-          <w14:ligatures w14:val="none"/>
-        </w:rPr>
-        <w:t xml:space="preserve"> </w:t>
-      </w:r>
-      <w:r>
-        <w:rPr>
-          <w:rFonts w:ascii="Arial" w:eastAsia="Times New Roman" w:hAnsi="Arial" w:cs="Arial"/>
-          <w:color w:val="000000"/>
-          <w:kern w:val="0"/>
-          <w14:ligatures w14:val="none"/>
-        </w:rPr>
-        <w:t>reduction and cause premature mortality (reviewed in Pankhurst &amp; Van der Kraak, 1997; reviewed in Schreck, 2010).</w:t>
+        <w:t xml:space="preserve"> et al., 2022)</w:t>
+      </w:r>
+      <w:r>
+        <w:rPr>
+          <w:rFonts w:ascii="Arial" w:eastAsia="Times New Roman" w:hAnsi="Arial" w:cs="Arial"/>
+          <w:color w:val="000000"/>
+          <w:kern w:val="0"/>
+          <w14:ligatures w14:val="none"/>
+        </w:rPr>
+        <w:t>.</w:t>
       </w:r>
     </w:p>
     <w:p>
@@ -10433,43 +11200,124 @@
           <w:kern w:val="0"/>
           <w14:ligatures w14:val="none"/>
         </w:rPr>
-        <w:t xml:space="preserve">Throughout the </w:t>
-      </w:r>
-      <w:r>
-        <w:rPr>
-          <w:rFonts w:ascii="Arial" w:eastAsia="Times New Roman" w:hAnsi="Arial" w:cs="Arial"/>
-          <w:color w:val="000000"/>
-          <w:kern w:val="0"/>
-          <w14:ligatures w14:val="none"/>
-        </w:rPr>
-        <w:t>study,</w:t>
-      </w:r>
-      <w:r>
-        <w:rPr>
-          <w:rFonts w:ascii="Arial" w:eastAsia="Times New Roman" w:hAnsi="Arial" w:cs="Arial"/>
-          <w:color w:val="000000"/>
-          <w:kern w:val="0"/>
-          <w14:ligatures w14:val="none"/>
-        </w:rPr>
-        <w:t xml:space="preserve"> we took steps to ensure consistency and mitigate against confounding variables. We intentionally selected bass of a similar size</w:t>
-      </w:r>
-      <w:r>
-        <w:rPr>
-          <w:rFonts w:ascii="Arial" w:eastAsia="Times New Roman" w:hAnsi="Arial" w:cs="Arial"/>
-          <w:color w:val="000000"/>
-          <w:kern w:val="0"/>
-          <w14:ligatures w14:val="none"/>
-        </w:rPr>
-        <w:t>.</w:t>
-      </w:r>
-      <w:r>
-        <w:rPr>
-          <w:rFonts w:ascii="Arial" w:eastAsia="Times New Roman" w:hAnsi="Arial" w:cs="Arial"/>
-          <w:color w:val="000000"/>
-          <w:kern w:val="0"/>
-          <w14:ligatures w14:val="none"/>
-        </w:rPr>
-        <w:t xml:space="preserve"> We felt that restricted size variation was important as leukocyte profiles have been found to positively correlate with vertebrate body size between and among species (M. Jaafar et al., 2016; Downs et al., 2020; </w:t>
+        <w:t>Ou</w:t>
+      </w:r>
+      <w:r>
+        <w:rPr>
+          <w:rFonts w:ascii="Arial" w:eastAsia="Times New Roman" w:hAnsi="Arial" w:cs="Arial"/>
+          <w:color w:val="000000"/>
+          <w:kern w:val="0"/>
+          <w14:ligatures w14:val="none"/>
+        </w:rPr>
+        <w:t>r</w:t>
+      </w:r>
+      <w:r>
+        <w:rPr>
+          <w:rFonts w:ascii="Arial" w:eastAsia="Times New Roman" w:hAnsi="Arial" w:cs="Arial"/>
+          <w:color w:val="000000"/>
+          <w:kern w:val="0"/>
+          <w14:ligatures w14:val="none"/>
+        </w:rPr>
+        <w:t xml:space="preserve"> study </w:t>
+      </w:r>
+      <w:r>
+        <w:rPr>
+          <w:rFonts w:ascii="Arial" w:eastAsia="Times New Roman" w:hAnsi="Arial" w:cs="Arial"/>
+          <w:color w:val="000000"/>
+          <w:kern w:val="0"/>
+          <w14:ligatures w14:val="none"/>
+        </w:rPr>
+        <w:t>offer</w:t>
+      </w:r>
+      <w:r>
+        <w:rPr>
+          <w:rFonts w:ascii="Arial" w:eastAsia="Times New Roman" w:hAnsi="Arial" w:cs="Arial"/>
+          <w:color w:val="000000"/>
+          <w:kern w:val="0"/>
+          <w14:ligatures w14:val="none"/>
+        </w:rPr>
+        <w:t xml:space="preserve">s insights </w:t>
+      </w:r>
+      <w:r>
+        <w:rPr>
+          <w:rFonts w:ascii="Arial" w:eastAsia="Times New Roman" w:hAnsi="Arial" w:cs="Arial"/>
+          <w:color w:val="000000"/>
+          <w:kern w:val="0"/>
+          <w14:ligatures w14:val="none"/>
+        </w:rPr>
+        <w:t>in</w:t>
+      </w:r>
+      <w:r>
+        <w:rPr>
+          <w:rFonts w:ascii="Arial" w:eastAsia="Times New Roman" w:hAnsi="Arial" w:cs="Arial"/>
+          <w:color w:val="000000"/>
+          <w:kern w:val="0"/>
+          <w14:ligatures w14:val="none"/>
+        </w:rPr>
+        <w:t xml:space="preserve">to the relationship between toxins </w:t>
+      </w:r>
+      <w:r>
+        <w:rPr>
+          <w:rFonts w:ascii="Arial" w:eastAsia="Times New Roman" w:hAnsi="Arial" w:cs="Arial"/>
+          <w:color w:val="000000"/>
+          <w:kern w:val="0"/>
+          <w14:ligatures w14:val="none"/>
+        </w:rPr>
+        <w:t>and</w:t>
+      </w:r>
+      <w:r>
+        <w:rPr>
+          <w:rFonts w:ascii="Arial" w:eastAsia="Times New Roman" w:hAnsi="Arial" w:cs="Arial"/>
+          <w:color w:val="000000"/>
+          <w:kern w:val="0"/>
+          <w14:ligatures w14:val="none"/>
+        </w:rPr>
+        <w:t xml:space="preserve"> stress in freshwater fish</w:t>
+      </w:r>
+      <w:r>
+        <w:rPr>
+          <w:rFonts w:ascii="Arial" w:eastAsia="Times New Roman" w:hAnsi="Arial" w:cs="Arial"/>
+          <w:color w:val="000000"/>
+          <w:kern w:val="0"/>
+          <w14:ligatures w14:val="none"/>
+        </w:rPr>
+        <w:t>es</w:t>
+      </w:r>
+      <w:r>
+        <w:rPr>
+          <w:rFonts w:ascii="Arial" w:eastAsia="Times New Roman" w:hAnsi="Arial" w:cs="Arial"/>
+          <w:color w:val="000000"/>
+          <w:kern w:val="0"/>
+          <w14:ligatures w14:val="none"/>
+        </w:rPr>
+        <w:t xml:space="preserve">. We predicted that </w:t>
+      </w:r>
+      <w:r>
+        <w:rPr>
+          <w:rFonts w:ascii="Arial" w:eastAsia="Times New Roman" w:hAnsi="Arial" w:cs="Arial"/>
+          <w:color w:val="000000"/>
+          <w:kern w:val="0"/>
+          <w14:ligatures w14:val="none"/>
+        </w:rPr>
+        <w:t>cadmium</w:t>
+      </w:r>
+      <w:r>
+        <w:rPr>
+          <w:rFonts w:ascii="Arial" w:eastAsia="Times New Roman" w:hAnsi="Arial" w:cs="Arial"/>
+          <w:color w:val="000000"/>
+          <w:kern w:val="0"/>
+          <w14:ligatures w14:val="none"/>
+        </w:rPr>
+        <w:t xml:space="preserve"> </w:t>
+      </w:r>
+      <w:r>
+        <w:rPr>
+          <w:rFonts w:ascii="Arial" w:eastAsia="Times New Roman" w:hAnsi="Arial" w:cs="Arial"/>
+          <w:color w:val="000000"/>
+          <w:kern w:val="0"/>
+          <w14:ligatures w14:val="none"/>
+        </w:rPr>
+        <w:t xml:space="preserve">and </w:t>
       </w:r>
       <w:proofErr w:type="spellStart"/>
       <w:r>
@@ -10479,7 +11327,7 @@
           <w:kern w:val="0"/>
           <w14:ligatures w14:val="none"/>
         </w:rPr>
-        <w:t>Naidenko</w:t>
+        <w:t>PFPeA</w:t>
       </w:r>
       <w:proofErr w:type="spellEnd"/>
       <w:r>
@@ -10489,7 +11337,97 @@
           <w:kern w:val="0"/>
           <w14:ligatures w14:val="none"/>
         </w:rPr>
-        <w:t xml:space="preserve"> &amp; </w:t>
+        <w:t xml:space="preserve"> would a</w:t>
+      </w:r>
+      <w:r>
+        <w:rPr>
+          <w:rFonts w:ascii="Arial" w:eastAsia="Times New Roman" w:hAnsi="Arial" w:cs="Arial"/>
+          <w:color w:val="000000"/>
+          <w:kern w:val="0"/>
+          <w14:ligatures w14:val="none"/>
+        </w:rPr>
+        <w:t>ffect</w:t>
+      </w:r>
+      <w:r>
+        <w:rPr>
+          <w:rFonts w:ascii="Arial" w:eastAsia="Times New Roman" w:hAnsi="Arial" w:cs="Arial"/>
+          <w:color w:val="000000"/>
+          <w:kern w:val="0"/>
+          <w14:ligatures w14:val="none"/>
+        </w:rPr>
+        <w:t xml:space="preserve"> baseline stress and co</w:t>
+      </w:r>
+      <w:r>
+        <w:rPr>
+          <w:rFonts w:ascii="Arial" w:eastAsia="Times New Roman" w:hAnsi="Arial" w:cs="Arial"/>
+          <w:color w:val="000000"/>
+          <w:kern w:val="0"/>
+          <w14:ligatures w14:val="none"/>
+        </w:rPr>
+        <w:t>mplicate</w:t>
+      </w:r>
+      <w:r>
+        <w:rPr>
+          <w:rFonts w:ascii="Arial" w:eastAsia="Times New Roman" w:hAnsi="Arial" w:cs="Arial"/>
+          <w:color w:val="000000"/>
+          <w:kern w:val="0"/>
+          <w14:ligatures w14:val="none"/>
+        </w:rPr>
+        <w:t xml:space="preserve"> the stress response </w:t>
+      </w:r>
+      <w:r>
+        <w:rPr>
+          <w:rFonts w:ascii="Arial" w:eastAsia="Times New Roman" w:hAnsi="Arial" w:cs="Arial"/>
+          <w:color w:val="000000"/>
+          <w:kern w:val="0"/>
+          <w14:ligatures w14:val="none"/>
+        </w:rPr>
+        <w:t>following</w:t>
+      </w:r>
+      <w:r>
+        <w:rPr>
+          <w:rFonts w:ascii="Arial" w:eastAsia="Times New Roman" w:hAnsi="Arial" w:cs="Arial"/>
+          <w:color w:val="000000"/>
+          <w:kern w:val="0"/>
+          <w14:ligatures w14:val="none"/>
+        </w:rPr>
+        <w:t xml:space="preserve"> exposure to a </w:t>
+      </w:r>
+      <w:r>
+        <w:rPr>
+          <w:rFonts w:ascii="Arial" w:eastAsia="Times New Roman" w:hAnsi="Arial" w:cs="Arial"/>
+          <w:color w:val="000000"/>
+          <w:kern w:val="0"/>
+          <w14:ligatures w14:val="none"/>
+        </w:rPr>
+        <w:t xml:space="preserve">known </w:t>
+      </w:r>
+      <w:r>
+        <w:rPr>
+          <w:rFonts w:ascii="Arial" w:eastAsia="Times New Roman" w:hAnsi="Arial" w:cs="Arial"/>
+          <w:color w:val="000000"/>
+          <w:kern w:val="0"/>
+          <w14:ligatures w14:val="none"/>
+        </w:rPr>
+        <w:t xml:space="preserve">stressor. We </w:t>
+      </w:r>
+      <w:r>
+        <w:rPr>
+          <w:rFonts w:ascii="Arial" w:eastAsia="Times New Roman" w:hAnsi="Arial" w:cs="Arial"/>
+          <w:color w:val="000000"/>
+          <w:kern w:val="0"/>
+          <w14:ligatures w14:val="none"/>
+        </w:rPr>
+        <w:t>discovere</w:t>
+      </w:r>
+      <w:r>
+        <w:rPr>
+          <w:rFonts w:ascii="Arial" w:eastAsia="Times New Roman" w:hAnsi="Arial" w:cs="Arial"/>
+          <w:color w:val="000000"/>
+          <w:kern w:val="0"/>
+          <w14:ligatures w14:val="none"/>
+        </w:rPr>
+        <w:t xml:space="preserve">d that exposure to </w:t>
       </w:r>
       <w:proofErr w:type="spellStart"/>
       <w:r>
@@ -10499,7 +11437,7 @@
           <w:kern w:val="0"/>
           <w14:ligatures w14:val="none"/>
         </w:rPr>
-        <w:t>Alshinetskiy</w:t>
+        <w:t>PFPeA</w:t>
       </w:r>
       <w:proofErr w:type="spellEnd"/>
       <w:r>
@@ -10509,33 +11447,6 @@
           <w:kern w:val="0"/>
           <w14:ligatures w14:val="none"/>
         </w:rPr>
-        <w:t xml:space="preserve">, 2020). We also chose to inhibit food consumption throughout the study to avoid potential variations in metabolic activity and to reduce the risk of possible food-induced increases in leukocyte circulation (Song et al., 2024; Xie et al., 2024). </w:t>
-      </w:r>
-      <w:r>
-        <w:rPr>
-          <w:rFonts w:ascii="Arial" w:eastAsia="Times New Roman" w:hAnsi="Arial" w:cs="Arial"/>
-          <w:color w:val="000000"/>
-          <w:kern w:val="0"/>
-          <w14:ligatures w14:val="none"/>
-        </w:rPr>
-        <w:t>Additionally, literature shows</w:t>
-      </w:r>
-      <w:r>
-        <w:rPr>
-          <w:rFonts w:ascii="Arial" w:eastAsia="Times New Roman" w:hAnsi="Arial" w:cs="Arial"/>
-          <w:color w:val="000000"/>
-          <w:kern w:val="0"/>
-          <w14:ligatures w14:val="none"/>
-        </w:rPr>
-        <w:t xml:space="preserve"> animals recently introduced to captivity may return to feeding at different times, potentially leading to variability in metabolic rates and immune responses that could confound the effects of toxin exposure.</w:t>
-      </w:r>
-      <w:r>
-        <w:rPr>
-          <w:rFonts w:ascii="Arial" w:eastAsia="Times New Roman" w:hAnsi="Arial" w:cs="Arial"/>
-          <w:color w:val="000000"/>
-          <w:kern w:val="0"/>
-          <w14:ligatures w14:val="none"/>
-        </w:rPr>
         <w:t xml:space="preserve"> </w:t>
       </w:r>
       <w:r>
@@ -10545,70 +11456,7 @@
           <w:kern w:val="0"/>
           <w14:ligatures w14:val="none"/>
         </w:rPr>
-        <w:t>Therefore</w:t>
-      </w:r>
-      <w:r>
-        <w:rPr>
-          <w:rFonts w:ascii="Arial" w:eastAsia="Times New Roman" w:hAnsi="Arial" w:cs="Arial"/>
-          <w:color w:val="000000"/>
-          <w:kern w:val="0"/>
-          <w14:ligatures w14:val="none"/>
-        </w:rPr>
-        <w:t xml:space="preserve">, </w:t>
-      </w:r>
-      <w:r>
-        <w:rPr>
-          <w:rFonts w:ascii="Arial" w:eastAsia="Times New Roman" w:hAnsi="Arial" w:cs="Arial"/>
-          <w:color w:val="000000"/>
-          <w:kern w:val="0"/>
-          <w14:ligatures w14:val="none"/>
-        </w:rPr>
-        <w:t>as expected,</w:t>
-      </w:r>
-      <w:r>
-        <w:rPr>
-          <w:rFonts w:ascii="Arial" w:eastAsia="Times New Roman" w:hAnsi="Arial" w:cs="Arial"/>
-          <w:color w:val="000000"/>
-          <w:kern w:val="0"/>
-          <w14:ligatures w14:val="none"/>
-        </w:rPr>
-        <w:t xml:space="preserve"> we observed a slight decline in relative weight</w:t>
-      </w:r>
-      <w:r>
-        <w:rPr>
-          <w:rFonts w:ascii="Arial" w:eastAsia="Times New Roman" w:hAnsi="Arial" w:cs="Arial"/>
-          <w:color w:val="000000"/>
-          <w:kern w:val="0"/>
-          <w14:ligatures w14:val="none"/>
-        </w:rPr>
-        <w:t xml:space="preserve"> and deemed this diminutive decline acceptable</w:t>
-      </w:r>
-      <w:r>
-        <w:rPr>
-          <w:rFonts w:ascii="Arial" w:eastAsia="Times New Roman" w:hAnsi="Arial" w:cs="Arial"/>
-          <w:color w:val="000000"/>
-          <w:kern w:val="0"/>
-          <w14:ligatures w14:val="none"/>
-        </w:rPr>
-        <w:t>.</w:t>
-      </w:r>
-      <w:r>
-        <w:rPr>
-          <w:rFonts w:ascii="Arial" w:eastAsia="Times New Roman" w:hAnsi="Arial" w:cs="Arial"/>
-          <w:color w:val="000000"/>
-          <w:kern w:val="0"/>
-          <w14:ligatures w14:val="none"/>
-        </w:rPr>
-        <w:t xml:space="preserve"> W</w:t>
-      </w:r>
-      <w:r>
-        <w:rPr>
-          <w:rFonts w:ascii="Arial" w:eastAsia="Times New Roman" w:hAnsi="Arial" w:cs="Arial"/>
-          <w:color w:val="000000"/>
-          <w:kern w:val="0"/>
-          <w14:ligatures w14:val="none"/>
-        </w:rPr>
-        <w:t>ater quality</w:t>
+        <w:t>was</w:t>
       </w:r>
       <w:r>
         <w:rPr>
@@ -10626,79 +11474,106 @@
           <w:kern w:val="0"/>
           <w14:ligatures w14:val="none"/>
         </w:rPr>
-        <w:t>among tanks va</w:t>
-      </w:r>
-      <w:r>
-        <w:rPr>
-          <w:rFonts w:ascii="Arial" w:eastAsia="Times New Roman" w:hAnsi="Arial" w:cs="Arial"/>
-          <w:color w:val="000000"/>
-          <w:kern w:val="0"/>
-          <w14:ligatures w14:val="none"/>
-        </w:rPr>
-        <w:t>ried minimally throughout the study, as expected</w:t>
-      </w:r>
-      <w:r>
-        <w:rPr>
-          <w:rFonts w:ascii="Arial" w:eastAsia="Times New Roman" w:hAnsi="Arial" w:cs="Arial"/>
-          <w:color w:val="000000"/>
-          <w:kern w:val="0"/>
-          <w14:ligatures w14:val="none"/>
-        </w:rPr>
-        <w:t xml:space="preserve">. </w:t>
-      </w:r>
-      <w:r>
-        <w:rPr>
-          <w:rFonts w:ascii="Arial" w:eastAsia="Times New Roman" w:hAnsi="Arial" w:cs="Arial"/>
-          <w:color w:val="000000"/>
-          <w:kern w:val="0"/>
-          <w14:ligatures w14:val="none"/>
-        </w:rPr>
-        <w:t>Consistent</w:t>
-      </w:r>
-      <w:r>
-        <w:rPr>
-          <w:rFonts w:ascii="Arial" w:eastAsia="Times New Roman" w:hAnsi="Arial" w:cs="Arial"/>
-          <w:color w:val="000000"/>
-          <w:kern w:val="0"/>
-          <w14:ligatures w14:val="none"/>
-        </w:rPr>
-        <w:t xml:space="preserve"> water quality conditions </w:t>
-      </w:r>
-      <w:r>
-        <w:rPr>
-          <w:rFonts w:ascii="Arial" w:eastAsia="Times New Roman" w:hAnsi="Arial" w:cs="Arial"/>
-          <w:color w:val="000000"/>
-          <w:kern w:val="0"/>
-          <w14:ligatures w14:val="none"/>
-        </w:rPr>
-        <w:t>are crucial for this type of study</w:t>
-      </w:r>
-      <w:r>
-        <w:rPr>
-          <w:rFonts w:ascii="Arial" w:eastAsia="Times New Roman" w:hAnsi="Arial" w:cs="Arial"/>
-          <w:color w:val="000000"/>
-          <w:kern w:val="0"/>
-          <w14:ligatures w14:val="none"/>
-        </w:rPr>
-        <w:t xml:space="preserve"> as water conditions </w:t>
-      </w:r>
-      <w:r>
-        <w:rPr>
-          <w:rFonts w:ascii="Arial" w:eastAsia="Times New Roman" w:hAnsi="Arial" w:cs="Arial"/>
-          <w:color w:val="000000"/>
-          <w:kern w:val="0"/>
-          <w14:ligatures w14:val="none"/>
-        </w:rPr>
-        <w:t>can also</w:t>
-      </w:r>
-      <w:r>
-        <w:rPr>
-          <w:rFonts w:ascii="Arial" w:eastAsia="Times New Roman" w:hAnsi="Arial" w:cs="Arial"/>
-          <w:color w:val="000000"/>
-          <w:kern w:val="0"/>
-          <w14:ligatures w14:val="none"/>
-        </w:rPr>
-        <w:t xml:space="preserve"> alter the prevalence of various circulating leukocytes in some fish species (Corrêa et al., 2017; Shahjahan et al., 2018; </w:t>
+        <w:t>linked to</w:t>
+      </w:r>
+      <w:r>
+        <w:rPr>
+          <w:rFonts w:ascii="Arial" w:eastAsia="Times New Roman" w:hAnsi="Arial" w:cs="Arial"/>
+          <w:color w:val="000000"/>
+          <w:kern w:val="0"/>
+          <w14:ligatures w14:val="none"/>
+        </w:rPr>
+        <w:t xml:space="preserve"> an</w:t>
+      </w:r>
+      <w:r>
+        <w:rPr>
+          <w:rFonts w:ascii="Arial" w:eastAsia="Times New Roman" w:hAnsi="Arial" w:cs="Arial"/>
+          <w:color w:val="000000"/>
+          <w:kern w:val="0"/>
+          <w14:ligatures w14:val="none"/>
+        </w:rPr>
+        <w:t xml:space="preserve"> in</w:t>
+      </w:r>
+      <w:r>
+        <w:rPr>
+          <w:rFonts w:ascii="Arial" w:eastAsia="Times New Roman" w:hAnsi="Arial" w:cs="Arial"/>
+          <w:color w:val="000000"/>
+          <w:kern w:val="0"/>
+          <w14:ligatures w14:val="none"/>
+        </w:rPr>
+        <w:t>creas</w:t>
+      </w:r>
+      <w:r>
+        <w:rPr>
+          <w:rFonts w:ascii="Arial" w:eastAsia="Times New Roman" w:hAnsi="Arial" w:cs="Arial"/>
+          <w:color w:val="000000"/>
+          <w:kern w:val="0"/>
+          <w14:ligatures w14:val="none"/>
+        </w:rPr>
+        <w:t xml:space="preserve">ed baseline NLR, a robust proxy for stress (Davis et al., 2008; Goessling et al., 2015). However, this effect was only </w:t>
+      </w:r>
+      <w:r>
+        <w:rPr>
+          <w:rFonts w:ascii="Arial" w:eastAsia="Times New Roman" w:hAnsi="Arial" w:cs="Arial"/>
+          <w:color w:val="000000"/>
+          <w:kern w:val="0"/>
+          <w14:ligatures w14:val="none"/>
+        </w:rPr>
+        <w:t>apparent</w:t>
+      </w:r>
+      <w:r>
+        <w:rPr>
+          <w:rFonts w:ascii="Arial" w:eastAsia="Times New Roman" w:hAnsi="Arial" w:cs="Arial"/>
+          <w:color w:val="000000"/>
+          <w:kern w:val="0"/>
+          <w14:ligatures w14:val="none"/>
+        </w:rPr>
+        <w:t xml:space="preserve"> at a high dos</w:t>
+      </w:r>
+      <w:r>
+        <w:rPr>
+          <w:rFonts w:ascii="Arial" w:eastAsia="Times New Roman" w:hAnsi="Arial" w:cs="Arial"/>
+          <w:color w:val="000000"/>
+          <w:kern w:val="0"/>
+          <w14:ligatures w14:val="none"/>
+        </w:rPr>
+        <w:t xml:space="preserve">e that has </w:t>
+      </w:r>
+      <w:r>
+        <w:rPr>
+          <w:rFonts w:ascii="Arial" w:eastAsia="Times New Roman" w:hAnsi="Arial" w:cs="Arial"/>
+          <w:color w:val="000000"/>
+          <w:kern w:val="0"/>
+          <w14:ligatures w14:val="none"/>
+        </w:rPr>
+        <w:t xml:space="preserve">not </w:t>
+      </w:r>
+      <w:r>
+        <w:rPr>
+          <w:rFonts w:ascii="Arial" w:eastAsia="Times New Roman" w:hAnsi="Arial" w:cs="Arial"/>
+          <w:color w:val="000000"/>
+          <w:kern w:val="0"/>
+          <w14:ligatures w14:val="none"/>
+        </w:rPr>
+        <w:t xml:space="preserve">been </w:t>
+      </w:r>
+      <w:r>
+        <w:rPr>
+          <w:rFonts w:ascii="Arial" w:eastAsia="Times New Roman" w:hAnsi="Arial" w:cs="Arial"/>
+          <w:color w:val="000000"/>
+          <w:kern w:val="0"/>
+          <w14:ligatures w14:val="none"/>
+        </w:rPr>
+        <w:t>observe</w:t>
+      </w:r>
+      <w:r>
+        <w:rPr>
+          <w:rFonts w:ascii="Arial" w:eastAsia="Times New Roman" w:hAnsi="Arial" w:cs="Arial"/>
+          <w:color w:val="000000"/>
+          <w:kern w:val="0"/>
+          <w14:ligatures w14:val="none"/>
+        </w:rPr>
+        <w:t xml:space="preserve">d in nature (Pan et al., 2014; </w:t>
       </w:r>
       <w:proofErr w:type="spellStart"/>
       <w:r>
@@ -10708,7 +11583,7 @@
           <w:kern w:val="0"/>
           <w14:ligatures w14:val="none"/>
         </w:rPr>
-        <w:t>Hertika</w:t>
+        <w:t>Lescord</w:t>
       </w:r>
       <w:proofErr w:type="spellEnd"/>
       <w:r>
@@ -10718,16 +11593,536 @@
           <w:kern w:val="0"/>
           <w14:ligatures w14:val="none"/>
         </w:rPr>
-        <w:t xml:space="preserve"> et al., 2022)</w:t>
-      </w:r>
-      <w:r>
-        <w:rPr>
-          <w:rFonts w:ascii="Arial" w:eastAsia="Times New Roman" w:hAnsi="Arial" w:cs="Arial"/>
-          <w:color w:val="000000"/>
-          <w:kern w:val="0"/>
-          <w14:ligatures w14:val="none"/>
-        </w:rPr>
-        <w:t>.</w:t>
+        <w:t xml:space="preserve"> et al., 2015; </w:t>
+      </w:r>
+      <w:proofErr w:type="spellStart"/>
+      <w:r>
+        <w:rPr>
+          <w:rFonts w:ascii="Arial" w:eastAsia="Times New Roman" w:hAnsi="Arial" w:cs="Arial"/>
+          <w:color w:val="000000"/>
+          <w:kern w:val="0"/>
+          <w14:ligatures w14:val="none"/>
+        </w:rPr>
+        <w:t>Mussabek</w:t>
+      </w:r>
+      <w:proofErr w:type="spellEnd"/>
+      <w:r>
+        <w:rPr>
+          <w:rFonts w:ascii="Arial" w:eastAsia="Times New Roman" w:hAnsi="Arial" w:cs="Arial"/>
+          <w:color w:val="000000"/>
+          <w:kern w:val="0"/>
+          <w14:ligatures w14:val="none"/>
+        </w:rPr>
+        <w:t xml:space="preserve"> et al., 2019). </w:t>
+      </w:r>
+      <w:r>
+        <w:rPr>
+          <w:rFonts w:ascii="Arial" w:eastAsia="Times New Roman" w:hAnsi="Arial" w:cs="Arial"/>
+          <w:color w:val="000000"/>
+          <w:kern w:val="0"/>
+          <w14:ligatures w14:val="none"/>
+        </w:rPr>
+        <w:t>We want to note</w:t>
+      </w:r>
+      <w:r>
+        <w:rPr>
+          <w:rFonts w:ascii="Arial" w:eastAsia="Times New Roman" w:hAnsi="Arial" w:cs="Arial"/>
+          <w:color w:val="000000"/>
+          <w:kern w:val="0"/>
+          <w14:ligatures w14:val="none"/>
+        </w:rPr>
+        <w:t xml:space="preserve"> that we applied doses of the toxins using an order</w:t>
+      </w:r>
+      <w:r>
+        <w:rPr>
+          <w:rFonts w:ascii="Arial" w:eastAsia="Times New Roman" w:hAnsi="Arial" w:cs="Arial"/>
+          <w:color w:val="000000"/>
+          <w:kern w:val="0"/>
+          <w14:ligatures w14:val="none"/>
+        </w:rPr>
+        <w:t>-of-</w:t>
+      </w:r>
+      <w:r>
+        <w:rPr>
+          <w:rFonts w:ascii="Arial" w:eastAsia="Times New Roman" w:hAnsi="Arial" w:cs="Arial"/>
+          <w:color w:val="000000"/>
+          <w:kern w:val="0"/>
+          <w14:ligatures w14:val="none"/>
+        </w:rPr>
+        <w:t>magnitude scale. While this allowed us to broadly test for the potential effects of toxic exposure on</w:t>
+      </w:r>
+      <w:r>
+        <w:rPr>
+          <w:rFonts w:ascii="Arial" w:eastAsia="Times New Roman" w:hAnsi="Arial" w:cs="Arial"/>
+          <w:color w:val="000000"/>
+          <w:kern w:val="0"/>
+          <w14:ligatures w14:val="none"/>
+        </w:rPr>
+        <w:t xml:space="preserve"> bass stress</w:t>
+      </w:r>
+      <w:r>
+        <w:rPr>
+          <w:rFonts w:ascii="Arial" w:eastAsia="Times New Roman" w:hAnsi="Arial" w:cs="Arial"/>
+          <w:color w:val="000000"/>
+          <w:kern w:val="0"/>
+          <w14:ligatures w14:val="none"/>
+        </w:rPr>
+        <w:t>, these doses may not represent ecologically relevant values found in natural systems. For instance</w:t>
+      </w:r>
+      <w:r>
+        <w:rPr>
+          <w:rFonts w:ascii="Arial" w:eastAsia="Times New Roman" w:hAnsi="Arial" w:cs="Arial"/>
+          <w:color w:val="000000"/>
+          <w:kern w:val="0"/>
+          <w14:ligatures w14:val="none"/>
+        </w:rPr>
+        <w:t>,</w:t>
+      </w:r>
+      <w:r>
+        <w:rPr>
+          <w:rFonts w:ascii="Arial" w:eastAsia="Times New Roman" w:hAnsi="Arial" w:cs="Arial"/>
+          <w:color w:val="000000"/>
+          <w:kern w:val="0"/>
+          <w14:ligatures w14:val="none"/>
+        </w:rPr>
+        <w:t xml:space="preserve"> a review of PFAS global occurrence by </w:t>
+      </w:r>
+      <w:proofErr w:type="spellStart"/>
+      <w:r>
+        <w:rPr>
+          <w:rFonts w:ascii="Arial" w:eastAsia="Times New Roman" w:hAnsi="Arial" w:cs="Arial"/>
+          <w:color w:val="000000"/>
+          <w:kern w:val="0"/>
+          <w14:ligatures w14:val="none"/>
+        </w:rPr>
+        <w:t>Kurwadkar</w:t>
+      </w:r>
+      <w:proofErr w:type="spellEnd"/>
+      <w:r>
+        <w:rPr>
+          <w:rFonts w:ascii="Arial" w:eastAsia="Times New Roman" w:hAnsi="Arial" w:cs="Arial"/>
+          <w:color w:val="000000"/>
+          <w:kern w:val="0"/>
+          <w14:ligatures w14:val="none"/>
+        </w:rPr>
+        <w:t xml:space="preserve"> </w:t>
+      </w:r>
+      <w:r>
+        <w:rPr>
+          <w:rFonts w:ascii="Arial" w:eastAsia="Times New Roman" w:hAnsi="Arial" w:cs="Arial"/>
+          <w:color w:val="000000"/>
+          <w:kern w:val="0"/>
+          <w14:ligatures w14:val="none"/>
+        </w:rPr>
+        <w:t>et al. (2022)</w:t>
+      </w:r>
+      <w:r>
+        <w:rPr>
+          <w:rFonts w:ascii="Arial" w:eastAsia="Times New Roman" w:hAnsi="Arial" w:cs="Arial"/>
+          <w:color w:val="000000"/>
+          <w:kern w:val="0"/>
+          <w14:ligatures w14:val="none"/>
+        </w:rPr>
+        <w:t xml:space="preserve"> reported that water sources typically had rates well below 3.4 mg/L, which we used in the </w:t>
+      </w:r>
+      <w:proofErr w:type="spellStart"/>
+      <w:r>
+        <w:rPr>
+          <w:rFonts w:ascii="Arial" w:eastAsia="Times New Roman" w:hAnsi="Arial" w:cs="Arial"/>
+          <w:color w:val="000000"/>
+          <w:kern w:val="0"/>
+          <w14:ligatures w14:val="none"/>
+        </w:rPr>
+        <w:t>PFPeA</w:t>
+      </w:r>
+      <w:proofErr w:type="spellEnd"/>
+      <w:r>
+        <w:rPr>
+          <w:rFonts w:ascii="Arial" w:eastAsia="Times New Roman" w:hAnsi="Arial" w:cs="Arial"/>
+          <w:color w:val="000000"/>
+          <w:kern w:val="0"/>
+          <w14:ligatures w14:val="none"/>
+        </w:rPr>
+        <w:t xml:space="preserve"> low group. </w:t>
+      </w:r>
+      <w:r>
+        <w:rPr>
+          <w:rFonts w:ascii="Arial" w:eastAsia="Times New Roman" w:hAnsi="Arial" w:cs="Arial"/>
+          <w:color w:val="000000"/>
+          <w:kern w:val="0"/>
+          <w14:ligatures w14:val="none"/>
+        </w:rPr>
+        <w:t>Nevertheless</w:t>
+      </w:r>
+      <w:r>
+        <w:rPr>
+          <w:rFonts w:ascii="Arial" w:eastAsia="Times New Roman" w:hAnsi="Arial" w:cs="Arial"/>
+          <w:color w:val="000000"/>
+          <w:kern w:val="0"/>
+          <w14:ligatures w14:val="none"/>
+        </w:rPr>
+        <w:t>,</w:t>
+      </w:r>
+      <w:r>
+        <w:rPr>
+          <w:rFonts w:ascii="Arial" w:eastAsia="Times New Roman" w:hAnsi="Arial" w:cs="Arial"/>
+          <w:color w:val="000000"/>
+          <w:kern w:val="0"/>
+          <w14:ligatures w14:val="none"/>
+        </w:rPr>
+        <w:t xml:space="preserve"> these findings </w:t>
+      </w:r>
+      <w:r>
+        <w:rPr>
+          <w:rFonts w:ascii="Arial" w:eastAsia="Times New Roman" w:hAnsi="Arial" w:cs="Arial"/>
+          <w:color w:val="000000"/>
+          <w:kern w:val="0"/>
+          <w14:ligatures w14:val="none"/>
+        </w:rPr>
+        <w:t>support</w:t>
+      </w:r>
+      <w:r>
+        <w:rPr>
+          <w:rFonts w:ascii="Arial" w:eastAsia="Times New Roman" w:hAnsi="Arial" w:cs="Arial"/>
+          <w:color w:val="000000"/>
+          <w:kern w:val="0"/>
+          <w14:ligatures w14:val="none"/>
+        </w:rPr>
+        <w:t xml:space="preserve"> p</w:t>
+      </w:r>
+      <w:r>
+        <w:rPr>
+          <w:rFonts w:ascii="Arial" w:eastAsia="Times New Roman" w:hAnsi="Arial" w:cs="Arial"/>
+          <w:color w:val="000000"/>
+          <w:kern w:val="0"/>
+          <w14:ligatures w14:val="none"/>
+        </w:rPr>
+        <w:t>revious</w:t>
+      </w:r>
+      <w:r>
+        <w:rPr>
+          <w:rFonts w:ascii="Arial" w:eastAsia="Times New Roman" w:hAnsi="Arial" w:cs="Arial"/>
+          <w:color w:val="000000"/>
+          <w:kern w:val="0"/>
+          <w14:ligatures w14:val="none"/>
+        </w:rPr>
+        <w:t xml:space="preserve"> research </w:t>
+      </w:r>
+      <w:r>
+        <w:rPr>
+          <w:rFonts w:ascii="Arial" w:eastAsia="Times New Roman" w:hAnsi="Arial" w:cs="Arial"/>
+          <w:color w:val="000000"/>
+          <w:kern w:val="0"/>
+          <w14:ligatures w14:val="none"/>
+        </w:rPr>
+        <w:t>indica</w:t>
+      </w:r>
+      <w:r>
+        <w:rPr>
+          <w:rFonts w:ascii="Arial" w:eastAsia="Times New Roman" w:hAnsi="Arial" w:cs="Arial"/>
+          <w:color w:val="000000"/>
+          <w:kern w:val="0"/>
+          <w14:ligatures w14:val="none"/>
+        </w:rPr>
+        <w:t xml:space="preserve">ting that PFAS can </w:t>
+      </w:r>
+      <w:r>
+        <w:rPr>
+          <w:rFonts w:ascii="Arial" w:eastAsia="Times New Roman" w:hAnsi="Arial" w:cs="Arial"/>
+          <w:color w:val="000000"/>
+          <w:kern w:val="0"/>
+          <w14:ligatures w14:val="none"/>
+        </w:rPr>
+        <w:t>rais</w:t>
+      </w:r>
+      <w:r>
+        <w:rPr>
+          <w:rFonts w:ascii="Arial" w:eastAsia="Times New Roman" w:hAnsi="Arial" w:cs="Arial"/>
+          <w:color w:val="000000"/>
+          <w:kern w:val="0"/>
+          <w14:ligatures w14:val="none"/>
+        </w:rPr>
+        <w:t>e stress</w:t>
+      </w:r>
+      <w:r>
+        <w:rPr>
+          <w:rFonts w:ascii="Arial" w:eastAsia="Times New Roman" w:hAnsi="Arial" w:cs="Arial"/>
+          <w:color w:val="000000"/>
+          <w:kern w:val="0"/>
+          <w14:ligatures w14:val="none"/>
+        </w:rPr>
+        <w:t xml:space="preserve"> levels</w:t>
+      </w:r>
+      <w:r>
+        <w:rPr>
+          <w:rFonts w:ascii="Arial" w:eastAsia="Times New Roman" w:hAnsi="Arial" w:cs="Arial"/>
+          <w:color w:val="000000"/>
+          <w:kern w:val="0"/>
+          <w14:ligatures w14:val="none"/>
+        </w:rPr>
+        <w:t xml:space="preserve"> in fish</w:t>
+      </w:r>
+      <w:r>
+        <w:rPr>
+          <w:rFonts w:ascii="Arial" w:eastAsia="Times New Roman" w:hAnsi="Arial" w:cs="Arial"/>
+          <w:color w:val="000000"/>
+          <w:kern w:val="0"/>
+          <w14:ligatures w14:val="none"/>
+        </w:rPr>
+        <w:t>es</w:t>
+      </w:r>
+      <w:r>
+        <w:rPr>
+          <w:rFonts w:ascii="Arial" w:eastAsia="Times New Roman" w:hAnsi="Arial" w:cs="Arial"/>
+          <w:color w:val="000000"/>
+          <w:kern w:val="0"/>
+          <w14:ligatures w14:val="none"/>
+        </w:rPr>
+        <w:t xml:space="preserve">. For </w:t>
+      </w:r>
+      <w:r>
+        <w:rPr>
+          <w:rFonts w:ascii="Arial" w:eastAsia="Times New Roman" w:hAnsi="Arial" w:cs="Arial"/>
+          <w:color w:val="000000"/>
+          <w:kern w:val="0"/>
+          <w14:ligatures w14:val="none"/>
+        </w:rPr>
+        <w:t>exampl</w:t>
+      </w:r>
+      <w:r>
+        <w:rPr>
+          <w:rFonts w:ascii="Arial" w:eastAsia="Times New Roman" w:hAnsi="Arial" w:cs="Arial"/>
+          <w:color w:val="000000"/>
+          <w:kern w:val="0"/>
+          <w14:ligatures w14:val="none"/>
+        </w:rPr>
+        <w:t xml:space="preserve">e, Schumann et al. </w:t>
+      </w:r>
+      <w:r>
+        <w:rPr>
+          <w:rFonts w:ascii="Arial" w:eastAsia="Times New Roman" w:hAnsi="Arial" w:cs="Arial"/>
+          <w:color w:val="000000"/>
+          <w:kern w:val="0"/>
+          <w14:ligatures w14:val="none"/>
+        </w:rPr>
+        <w:t xml:space="preserve">(2022) </w:t>
+      </w:r>
+      <w:r>
+        <w:rPr>
+          <w:rFonts w:ascii="Arial" w:eastAsia="Times New Roman" w:hAnsi="Arial" w:cs="Arial"/>
+          <w:color w:val="000000"/>
+          <w:kern w:val="0"/>
+          <w14:ligatures w14:val="none"/>
+        </w:rPr>
+        <w:t>demonstrat</w:t>
+      </w:r>
+      <w:r>
+        <w:rPr>
+          <w:rFonts w:ascii="Arial" w:eastAsia="Times New Roman" w:hAnsi="Arial" w:cs="Arial"/>
+          <w:color w:val="000000"/>
+          <w:kern w:val="0"/>
+          <w14:ligatures w14:val="none"/>
+        </w:rPr>
+        <w:t xml:space="preserve">ed that river systems with higher PFAS exposure </w:t>
+      </w:r>
+      <w:r>
+        <w:rPr>
+          <w:rFonts w:ascii="Arial" w:eastAsia="Times New Roman" w:hAnsi="Arial" w:cs="Arial"/>
+          <w:color w:val="000000"/>
+          <w:kern w:val="0"/>
+          <w14:ligatures w14:val="none"/>
+        </w:rPr>
+        <w:t>rates were associ</w:t>
+      </w:r>
+      <w:r>
+        <w:rPr>
+          <w:rFonts w:ascii="Arial" w:eastAsia="Times New Roman" w:hAnsi="Arial" w:cs="Arial"/>
+          <w:color w:val="000000"/>
+          <w:kern w:val="0"/>
+          <w14:ligatures w14:val="none"/>
+        </w:rPr>
+        <w:t xml:space="preserve">ated with </w:t>
+      </w:r>
+      <w:r>
+        <w:rPr>
+          <w:rFonts w:ascii="Arial" w:eastAsia="Times New Roman" w:hAnsi="Arial" w:cs="Arial"/>
+          <w:color w:val="000000"/>
+          <w:kern w:val="0"/>
+          <w14:ligatures w14:val="none"/>
+        </w:rPr>
+        <w:t>elevated</w:t>
+      </w:r>
+      <w:r>
+        <w:rPr>
+          <w:rFonts w:ascii="Arial" w:eastAsia="Times New Roman" w:hAnsi="Arial" w:cs="Arial"/>
+          <w:color w:val="000000"/>
+          <w:kern w:val="0"/>
+          <w14:ligatures w14:val="none"/>
+        </w:rPr>
+        <w:t xml:space="preserve"> plasma cortisol levels. The potential for PFAS to </w:t>
+      </w:r>
+      <w:r>
+        <w:rPr>
+          <w:rFonts w:ascii="Arial" w:eastAsia="Times New Roman" w:hAnsi="Arial" w:cs="Arial"/>
+          <w:color w:val="000000"/>
+          <w:kern w:val="0"/>
+          <w14:ligatures w14:val="none"/>
+        </w:rPr>
+        <w:t>influenc</w:t>
+      </w:r>
+      <w:r>
+        <w:rPr>
+          <w:rFonts w:ascii="Arial" w:eastAsia="Times New Roman" w:hAnsi="Arial" w:cs="Arial"/>
+          <w:color w:val="000000"/>
+          <w:kern w:val="0"/>
+          <w14:ligatures w14:val="none"/>
+        </w:rPr>
+        <w:t>e stress may p</w:t>
+      </w:r>
+      <w:r>
+        <w:rPr>
+          <w:rFonts w:ascii="Arial" w:eastAsia="Times New Roman" w:hAnsi="Arial" w:cs="Arial"/>
+          <w:color w:val="000000"/>
+          <w:kern w:val="0"/>
+          <w14:ligatures w14:val="none"/>
+        </w:rPr>
+        <w:t>resent</w:t>
+      </w:r>
+      <w:r>
+        <w:rPr>
+          <w:rFonts w:ascii="Arial" w:eastAsia="Times New Roman" w:hAnsi="Arial" w:cs="Arial"/>
+          <w:color w:val="000000"/>
+          <w:kern w:val="0"/>
+          <w14:ligatures w14:val="none"/>
+        </w:rPr>
+        <w:t xml:space="preserve"> a significant challenge for fisheries </w:t>
+      </w:r>
+      <w:r>
+        <w:rPr>
+          <w:rFonts w:ascii="Arial" w:eastAsia="Times New Roman" w:hAnsi="Arial" w:cs="Arial"/>
+          <w:color w:val="000000"/>
+          <w:kern w:val="0"/>
+          <w14:ligatures w14:val="none"/>
+        </w:rPr>
+        <w:lastRenderedPageBreak/>
+        <w:t>managers</w:t>
+      </w:r>
+      <w:r>
+        <w:rPr>
+          <w:rFonts w:ascii="Arial" w:eastAsia="Times New Roman" w:hAnsi="Arial" w:cs="Arial"/>
+          <w:color w:val="000000"/>
+          <w:kern w:val="0"/>
+          <w14:ligatures w14:val="none"/>
+        </w:rPr>
+        <w:t>,</w:t>
+      </w:r>
+      <w:r>
+        <w:rPr>
+          <w:rFonts w:ascii="Arial" w:eastAsia="Times New Roman" w:hAnsi="Arial" w:cs="Arial"/>
+          <w:color w:val="000000"/>
+          <w:kern w:val="0"/>
+          <w14:ligatures w14:val="none"/>
+        </w:rPr>
+        <w:t xml:space="preserve"> </w:t>
+      </w:r>
+      <w:r>
+        <w:rPr>
+          <w:rFonts w:ascii="Arial" w:eastAsia="Times New Roman" w:hAnsi="Arial" w:cs="Arial"/>
+          <w:color w:val="000000"/>
+          <w:kern w:val="0"/>
+          <w14:ligatures w14:val="none"/>
+        </w:rPr>
+        <w:t>considering</w:t>
+      </w:r>
+      <w:r>
+        <w:rPr>
+          <w:rFonts w:ascii="Arial" w:eastAsia="Times New Roman" w:hAnsi="Arial" w:cs="Arial"/>
+          <w:color w:val="000000"/>
+          <w:kern w:val="0"/>
+          <w14:ligatures w14:val="none"/>
+        </w:rPr>
+        <w:t xml:space="preserve"> that</w:t>
+      </w:r>
+      <w:r>
+        <w:rPr>
+          <w:rFonts w:ascii="Arial" w:eastAsia="Times New Roman" w:hAnsi="Arial" w:cs="Arial"/>
+          <w:color w:val="000000"/>
+          <w:kern w:val="0"/>
+          <w14:ligatures w14:val="none"/>
+        </w:rPr>
+        <w:t xml:space="preserve"> chronic stress can </w:t>
+      </w:r>
+      <w:r>
+        <w:rPr>
+          <w:rFonts w:ascii="Arial" w:eastAsia="Times New Roman" w:hAnsi="Arial" w:cs="Arial"/>
+          <w:color w:val="000000"/>
+          <w:kern w:val="0"/>
+          <w14:ligatures w14:val="none"/>
+        </w:rPr>
+        <w:t>lead</w:t>
+      </w:r>
+      <w:r>
+        <w:rPr>
+          <w:rFonts w:ascii="Arial" w:eastAsia="Times New Roman" w:hAnsi="Arial" w:cs="Arial"/>
+          <w:color w:val="000000"/>
+          <w:kern w:val="0"/>
+          <w14:ligatures w14:val="none"/>
+        </w:rPr>
+        <w:t xml:space="preserve"> </w:t>
+      </w:r>
+      <w:r>
+        <w:rPr>
+          <w:rFonts w:ascii="Arial" w:eastAsia="Times New Roman" w:hAnsi="Arial" w:cs="Arial"/>
+          <w:color w:val="000000"/>
+          <w:kern w:val="0"/>
+          <w14:ligatures w14:val="none"/>
+        </w:rPr>
+        <w:t xml:space="preserve">to </w:t>
+      </w:r>
+      <w:r>
+        <w:rPr>
+          <w:rFonts w:ascii="Arial" w:eastAsia="Times New Roman" w:hAnsi="Arial" w:cs="Arial"/>
+          <w:color w:val="000000"/>
+          <w:kern w:val="0"/>
+          <w14:ligatures w14:val="none"/>
+        </w:rPr>
+        <w:t xml:space="preserve">reduced </w:t>
+      </w:r>
+      <w:r>
+        <w:rPr>
+          <w:rFonts w:ascii="Arial" w:eastAsia="Times New Roman" w:hAnsi="Arial" w:cs="Arial"/>
+          <w:color w:val="000000"/>
+          <w:kern w:val="0"/>
+          <w14:ligatures w14:val="none"/>
+        </w:rPr>
+        <w:t>growth</w:t>
+      </w:r>
+      <w:r>
+        <w:rPr>
+          <w:rFonts w:ascii="Arial" w:eastAsia="Times New Roman" w:hAnsi="Arial" w:cs="Arial"/>
+          <w:color w:val="000000"/>
+          <w:kern w:val="0"/>
+          <w14:ligatures w14:val="none"/>
+        </w:rPr>
+        <w:t xml:space="preserve"> and</w:t>
+      </w:r>
+      <w:r>
+        <w:rPr>
+          <w:rFonts w:ascii="Arial" w:eastAsia="Times New Roman" w:hAnsi="Arial" w:cs="Arial"/>
+          <w:color w:val="000000"/>
+          <w:kern w:val="0"/>
+          <w14:ligatures w14:val="none"/>
+        </w:rPr>
+        <w:t xml:space="preserve"> reproduction</w:t>
+      </w:r>
+      <w:r>
+        <w:rPr>
+          <w:rFonts w:ascii="Arial" w:eastAsia="Times New Roman" w:hAnsi="Arial" w:cs="Arial"/>
+          <w:color w:val="000000"/>
+          <w:kern w:val="0"/>
+          <w14:ligatures w14:val="none"/>
+        </w:rPr>
+        <w:t xml:space="preserve"> and cause premature mortality (Pankhurst &amp; Van der Kraak, 1997; Schreck, 2010).</w:t>
       </w:r>
     </w:p>
     <w:p>
@@ -10748,43 +12143,344 @@
           <w:kern w:val="0"/>
           <w14:ligatures w14:val="none"/>
         </w:rPr>
-        <w:t>C</w:t>
-      </w:r>
-      <w:r>
-        <w:rPr>
-          <w:rFonts w:ascii="Arial" w:eastAsia="Times New Roman" w:hAnsi="Arial" w:cs="Arial"/>
-          <w:color w:val="000000"/>
-          <w:kern w:val="0"/>
-          <w14:ligatures w14:val="none"/>
-        </w:rPr>
-        <w:t>admium</w:t>
-      </w:r>
-      <w:r>
-        <w:rPr>
-          <w:rFonts w:ascii="Arial" w:eastAsia="Times New Roman" w:hAnsi="Arial" w:cs="Arial"/>
-          <w:color w:val="000000"/>
-          <w:kern w:val="0"/>
-          <w14:ligatures w14:val="none"/>
-        </w:rPr>
-        <w:t xml:space="preserve"> exposure did not alter baseline stress levels</w:t>
-      </w:r>
-      <w:r>
-        <w:rPr>
-          <w:rFonts w:ascii="Arial" w:eastAsia="Times New Roman" w:hAnsi="Arial" w:cs="Arial"/>
-          <w:color w:val="000000"/>
-          <w:kern w:val="0"/>
-          <w14:ligatures w14:val="none"/>
-        </w:rPr>
-        <w:t>. Therefore,</w:t>
-      </w:r>
-      <w:r>
-        <w:rPr>
-          <w:rFonts w:ascii="Arial" w:eastAsia="Times New Roman" w:hAnsi="Arial" w:cs="Arial"/>
-          <w:color w:val="000000"/>
-          <w:kern w:val="0"/>
-          <w14:ligatures w14:val="none"/>
-        </w:rPr>
-        <w:t xml:space="preserve"> we failed to reject the null hypothesis that </w:t>
+        <w:t xml:space="preserve">Unlike </w:t>
+      </w:r>
+      <w:proofErr w:type="spellStart"/>
+      <w:r>
+        <w:rPr>
+          <w:rFonts w:ascii="Arial" w:eastAsia="Times New Roman" w:hAnsi="Arial" w:cs="Arial"/>
+          <w:color w:val="000000"/>
+          <w:kern w:val="0"/>
+          <w14:ligatures w14:val="none"/>
+        </w:rPr>
+        <w:t>PFPeA</w:t>
+      </w:r>
+      <w:proofErr w:type="spellEnd"/>
+      <w:r>
+        <w:rPr>
+          <w:rFonts w:ascii="Arial" w:eastAsia="Times New Roman" w:hAnsi="Arial" w:cs="Arial"/>
+          <w:color w:val="000000"/>
+          <w:kern w:val="0"/>
+          <w14:ligatures w14:val="none"/>
+        </w:rPr>
+        <w:t xml:space="preserve"> exposure, o</w:t>
+      </w:r>
+      <w:r>
+        <w:rPr>
+          <w:rFonts w:ascii="Arial" w:eastAsia="Times New Roman" w:hAnsi="Arial" w:cs="Arial"/>
+          <w:color w:val="000000"/>
+          <w:kern w:val="0"/>
+          <w14:ligatures w14:val="none"/>
+        </w:rPr>
+        <w:t>ur study indicates that cadmium likely does not affect baseline stress or stress response</w:t>
+      </w:r>
+      <w:r>
+        <w:rPr>
+          <w:rFonts w:ascii="Arial" w:eastAsia="Times New Roman" w:hAnsi="Arial" w:cs="Arial"/>
+          <w:color w:val="000000"/>
+          <w:kern w:val="0"/>
+          <w14:ligatures w14:val="none"/>
+        </w:rPr>
+        <w:t>s</w:t>
+      </w:r>
+      <w:r>
+        <w:rPr>
+          <w:rFonts w:ascii="Arial" w:eastAsia="Times New Roman" w:hAnsi="Arial" w:cs="Arial"/>
+          <w:color w:val="000000"/>
+          <w:kern w:val="0"/>
+          <w14:ligatures w14:val="none"/>
+        </w:rPr>
+        <w:t xml:space="preserve"> in bass. </w:t>
+      </w:r>
+      <w:r>
+        <w:rPr>
+          <w:rFonts w:ascii="Arial" w:eastAsia="Times New Roman" w:hAnsi="Arial" w:cs="Arial"/>
+          <w:color w:val="000000"/>
+          <w:kern w:val="0"/>
+          <w14:ligatures w14:val="none"/>
+        </w:rPr>
+        <w:t xml:space="preserve">The </w:t>
+      </w:r>
+      <w:r>
+        <w:rPr>
+          <w:rFonts w:ascii="Arial" w:eastAsia="Times New Roman" w:hAnsi="Arial" w:cs="Arial"/>
+          <w:color w:val="000000"/>
+          <w:kern w:val="0"/>
+          <w14:ligatures w14:val="none"/>
+        </w:rPr>
+        <w:t>absence</w:t>
+      </w:r>
+      <w:r>
+        <w:rPr>
+          <w:rFonts w:ascii="Arial" w:eastAsia="Times New Roman" w:hAnsi="Arial" w:cs="Arial"/>
+          <w:color w:val="000000"/>
+          <w:kern w:val="0"/>
+          <w14:ligatures w14:val="none"/>
+        </w:rPr>
+        <w:t xml:space="preserve"> of</w:t>
+      </w:r>
+      <w:r>
+        <w:rPr>
+          <w:rFonts w:ascii="Arial" w:eastAsia="Times New Roman" w:hAnsi="Arial" w:cs="Arial"/>
+          <w:color w:val="000000"/>
+          <w:kern w:val="0"/>
+          <w14:ligatures w14:val="none"/>
+        </w:rPr>
+        <w:t xml:space="preserve"> </w:t>
+      </w:r>
+      <w:r>
+        <w:rPr>
+          <w:rFonts w:ascii="Arial" w:eastAsia="Times New Roman" w:hAnsi="Arial" w:cs="Arial"/>
+          <w:color w:val="000000"/>
+          <w:kern w:val="0"/>
+          <w14:ligatures w14:val="none"/>
+        </w:rPr>
+        <w:t>a cadmium effect</w:t>
+      </w:r>
+      <w:r>
+        <w:rPr>
+          <w:rFonts w:ascii="Arial" w:eastAsia="Times New Roman" w:hAnsi="Arial" w:cs="Arial"/>
+          <w:color w:val="000000"/>
+          <w:kern w:val="0"/>
+          <w14:ligatures w14:val="none"/>
+        </w:rPr>
+        <w:t xml:space="preserve"> was surprising</w:t>
+      </w:r>
+      <w:r>
+        <w:rPr>
+          <w:rFonts w:ascii="Arial" w:eastAsia="Times New Roman" w:hAnsi="Arial" w:cs="Arial"/>
+          <w:color w:val="000000"/>
+          <w:kern w:val="0"/>
+          <w14:ligatures w14:val="none"/>
+        </w:rPr>
+        <w:t>,</w:t>
+      </w:r>
+      <w:r>
+        <w:rPr>
+          <w:rFonts w:ascii="Arial" w:eastAsia="Times New Roman" w:hAnsi="Arial" w:cs="Arial"/>
+          <w:color w:val="000000"/>
+          <w:kern w:val="0"/>
+          <w14:ligatures w14:val="none"/>
+        </w:rPr>
+        <w:t xml:space="preserve"> </w:t>
+      </w:r>
+      <w:r>
+        <w:rPr>
+          <w:rFonts w:ascii="Arial" w:eastAsia="Times New Roman" w:hAnsi="Arial" w:cs="Arial"/>
+          <w:color w:val="000000"/>
+          <w:kern w:val="0"/>
+          <w14:ligatures w14:val="none"/>
+        </w:rPr>
+        <w:t xml:space="preserve">particularly </w:t>
+      </w:r>
+      <w:r>
+        <w:rPr>
+          <w:rFonts w:ascii="Arial" w:eastAsia="Times New Roman" w:hAnsi="Arial" w:cs="Arial"/>
+          <w:color w:val="000000"/>
+          <w:kern w:val="0"/>
+          <w14:ligatures w14:val="none"/>
+        </w:rPr>
+        <w:t xml:space="preserve">given that </w:t>
+      </w:r>
+      <w:r>
+        <w:rPr>
+          <w:rFonts w:ascii="Arial" w:eastAsia="Times New Roman" w:hAnsi="Arial" w:cs="Arial"/>
+          <w:color w:val="000000"/>
+          <w:kern w:val="0"/>
+          <w14:ligatures w14:val="none"/>
+        </w:rPr>
+        <w:t xml:space="preserve">cadmium exposure </w:t>
+      </w:r>
+      <w:r>
+        <w:rPr>
+          <w:rFonts w:ascii="Arial" w:eastAsia="Times New Roman" w:hAnsi="Arial" w:cs="Arial"/>
+          <w:color w:val="000000"/>
+          <w:kern w:val="0"/>
+          <w14:ligatures w14:val="none"/>
+        </w:rPr>
+        <w:t>has been shown to cause</w:t>
+      </w:r>
+      <w:r>
+        <w:rPr>
+          <w:rFonts w:ascii="Arial" w:eastAsia="Times New Roman" w:hAnsi="Arial" w:cs="Arial"/>
+          <w:color w:val="000000"/>
+          <w:kern w:val="0"/>
+          <w14:ligatures w14:val="none"/>
+        </w:rPr>
+        <w:t xml:space="preserve"> adverse effects in fish over </w:t>
+      </w:r>
+      <w:r>
+        <w:rPr>
+          <w:rFonts w:ascii="Arial" w:eastAsia="Times New Roman" w:hAnsi="Arial" w:cs="Arial"/>
+          <w:color w:val="000000"/>
+          <w:kern w:val="0"/>
+          <w14:ligatures w14:val="none"/>
+        </w:rPr>
+        <w:t>extended</w:t>
+      </w:r>
+      <w:r>
+        <w:rPr>
+          <w:rFonts w:ascii="Arial" w:eastAsia="Times New Roman" w:hAnsi="Arial" w:cs="Arial"/>
+          <w:color w:val="000000"/>
+          <w:kern w:val="0"/>
+          <w14:ligatures w14:val="none"/>
+        </w:rPr>
+        <w:t xml:space="preserve"> </w:t>
+      </w:r>
+      <w:r>
+        <w:rPr>
+          <w:rFonts w:ascii="Arial" w:eastAsia="Times New Roman" w:hAnsi="Arial" w:cs="Arial"/>
+          <w:color w:val="000000"/>
+          <w:kern w:val="0"/>
+          <w14:ligatures w14:val="none"/>
+        </w:rPr>
+        <w:t>periods</w:t>
+      </w:r>
+      <w:r>
+        <w:rPr>
+          <w:rFonts w:ascii="Arial" w:eastAsia="Times New Roman" w:hAnsi="Arial" w:cs="Arial"/>
+          <w:color w:val="000000"/>
+          <w:kern w:val="0"/>
+          <w14:ligatures w14:val="none"/>
+        </w:rPr>
+        <w:t xml:space="preserve"> (Li et al., 2018)</w:t>
+      </w:r>
+      <w:r>
+        <w:rPr>
+          <w:rFonts w:ascii="Arial" w:eastAsia="Times New Roman" w:hAnsi="Arial" w:cs="Arial"/>
+          <w:color w:val="000000"/>
+          <w:kern w:val="0"/>
+          <w14:ligatures w14:val="none"/>
+        </w:rPr>
+        <w:t xml:space="preserve">, and </w:t>
+      </w:r>
+      <w:r>
+        <w:rPr>
+          <w:rFonts w:ascii="Arial" w:eastAsia="Times New Roman" w:hAnsi="Arial" w:cs="Arial"/>
+          <w:color w:val="000000"/>
+          <w:kern w:val="0"/>
+          <w14:ligatures w14:val="none"/>
+        </w:rPr>
+        <w:t xml:space="preserve">other heavy metals </w:t>
+      </w:r>
+      <w:r>
+        <w:rPr>
+          <w:rFonts w:ascii="Arial" w:eastAsia="Times New Roman" w:hAnsi="Arial" w:cs="Arial"/>
+          <w:color w:val="000000"/>
+          <w:kern w:val="0"/>
+          <w14:ligatures w14:val="none"/>
+        </w:rPr>
+        <w:t xml:space="preserve">significantly </w:t>
+      </w:r>
+      <w:r>
+        <w:rPr>
+          <w:rFonts w:ascii="Arial" w:eastAsia="Times New Roman" w:hAnsi="Arial" w:cs="Arial"/>
+          <w:color w:val="000000"/>
+          <w:kern w:val="0"/>
+          <w14:ligatures w14:val="none"/>
+        </w:rPr>
+        <w:t>impact</w:t>
+      </w:r>
+      <w:r>
+        <w:rPr>
+          <w:rFonts w:ascii="Arial" w:eastAsia="Times New Roman" w:hAnsi="Arial" w:cs="Arial"/>
+          <w:color w:val="000000"/>
+          <w:kern w:val="0"/>
+          <w14:ligatures w14:val="none"/>
+        </w:rPr>
+        <w:t xml:space="preserve"> hematological parameters in fish</w:t>
+      </w:r>
+      <w:r>
+        <w:rPr>
+          <w:rFonts w:ascii="Arial" w:eastAsia="Times New Roman" w:hAnsi="Arial" w:cs="Arial"/>
+          <w:color w:val="000000"/>
+          <w:kern w:val="0"/>
+          <w14:ligatures w14:val="none"/>
+        </w:rPr>
+        <w:t>es</w:t>
+      </w:r>
+      <w:r>
+        <w:rPr>
+          <w:rFonts w:ascii="Arial" w:eastAsia="Times New Roman" w:hAnsi="Arial" w:cs="Arial"/>
+          <w:color w:val="000000"/>
+          <w:kern w:val="0"/>
+          <w14:ligatures w14:val="none"/>
+        </w:rPr>
+        <w:t xml:space="preserve"> (</w:t>
+      </w:r>
+      <w:proofErr w:type="spellStart"/>
+      <w:r>
+        <w:rPr>
+          <w:rFonts w:ascii="Arial" w:eastAsia="Times New Roman" w:hAnsi="Arial" w:cs="Arial"/>
+          <w:color w:val="000000"/>
+          <w:kern w:val="0"/>
+          <w14:ligatures w14:val="none"/>
+        </w:rPr>
+        <w:t>Seriani</w:t>
+      </w:r>
+      <w:proofErr w:type="spellEnd"/>
+      <w:r>
+        <w:rPr>
+          <w:rFonts w:ascii="Arial" w:eastAsia="Times New Roman" w:hAnsi="Arial" w:cs="Arial"/>
+          <w:color w:val="000000"/>
+          <w:kern w:val="0"/>
+          <w14:ligatures w14:val="none"/>
+        </w:rPr>
+        <w:t xml:space="preserve"> et al., 2015). </w:t>
+      </w:r>
+      <w:r>
+        <w:rPr>
+          <w:rFonts w:ascii="Arial" w:eastAsia="Times New Roman" w:hAnsi="Arial" w:cs="Arial"/>
+          <w:color w:val="000000"/>
+          <w:kern w:val="0"/>
+          <w14:ligatures w14:val="none"/>
+        </w:rPr>
+        <w:t>Nevertheless</w:t>
+      </w:r>
+      <w:r>
+        <w:rPr>
+          <w:rFonts w:ascii="Arial" w:eastAsia="Times New Roman" w:hAnsi="Arial" w:cs="Arial"/>
+          <w:color w:val="000000"/>
+          <w:kern w:val="0"/>
+          <w14:ligatures w14:val="none"/>
+        </w:rPr>
+        <w:t xml:space="preserve">, this finding </w:t>
+      </w:r>
+      <w:r>
+        <w:rPr>
+          <w:rFonts w:ascii="Arial" w:eastAsia="Times New Roman" w:hAnsi="Arial" w:cs="Arial"/>
+          <w:color w:val="000000"/>
+          <w:kern w:val="0"/>
+          <w14:ligatures w14:val="none"/>
+        </w:rPr>
+        <w:t>aligns</w:t>
+      </w:r>
+      <w:r>
+        <w:rPr>
+          <w:rFonts w:ascii="Arial" w:eastAsia="Times New Roman" w:hAnsi="Arial" w:cs="Arial"/>
+          <w:color w:val="000000"/>
+          <w:kern w:val="0"/>
+          <w14:ligatures w14:val="none"/>
+        </w:rPr>
+        <w:t xml:space="preserve"> with pr</w:t>
+      </w:r>
+      <w:r>
+        <w:rPr>
+          <w:rFonts w:ascii="Arial" w:eastAsia="Times New Roman" w:hAnsi="Arial" w:cs="Arial"/>
+          <w:color w:val="000000"/>
+          <w:kern w:val="0"/>
+          <w14:ligatures w14:val="none"/>
+        </w:rPr>
+        <w:t>ior</w:t>
+      </w:r>
+      <w:r>
+        <w:rPr>
+          <w:rFonts w:ascii="Arial" w:eastAsia="Times New Roman" w:hAnsi="Arial" w:cs="Arial"/>
+          <w:color w:val="000000"/>
+          <w:kern w:val="0"/>
+          <w14:ligatures w14:val="none"/>
+        </w:rPr>
+        <w:t xml:space="preserve"> research on </w:t>
       </w:r>
       <w:r>
         <w:rPr>
@@ -10802,80 +12498,178 @@
           <w:kern w:val="0"/>
           <w14:ligatures w14:val="none"/>
         </w:rPr>
-        <w:t xml:space="preserve"> increases baseline stress in bass. </w:t>
-      </w:r>
-      <w:r>
-        <w:rPr>
-          <w:rFonts w:ascii="Arial" w:eastAsia="Times New Roman" w:hAnsi="Arial" w:cs="Arial"/>
-          <w:color w:val="000000"/>
-          <w:kern w:val="0"/>
-          <w14:ligatures w14:val="none"/>
-        </w:rPr>
-        <w:t>The lack of</w:t>
-      </w:r>
-      <w:r>
-        <w:rPr>
-          <w:rFonts w:ascii="Arial" w:eastAsia="Times New Roman" w:hAnsi="Arial" w:cs="Arial"/>
-          <w:color w:val="000000"/>
-          <w:kern w:val="0"/>
-          <w14:ligatures w14:val="none"/>
-        </w:rPr>
-        <w:t xml:space="preserve"> effect was surprising</w:t>
-      </w:r>
-      <w:r>
-        <w:rPr>
-          <w:rFonts w:ascii="Arial" w:eastAsia="Times New Roman" w:hAnsi="Arial" w:cs="Arial"/>
-          <w:color w:val="000000"/>
-          <w:kern w:val="0"/>
-          <w14:ligatures w14:val="none"/>
-        </w:rPr>
-        <w:t>,</w:t>
-      </w:r>
-      <w:r>
-        <w:rPr>
-          <w:rFonts w:ascii="Arial" w:eastAsia="Times New Roman" w:hAnsi="Arial" w:cs="Arial"/>
-          <w:color w:val="000000"/>
-          <w:kern w:val="0"/>
-          <w14:ligatures w14:val="none"/>
-        </w:rPr>
-        <w:t xml:space="preserve"> given that other heavy metals have been shown to </w:t>
-      </w:r>
-      <w:r>
-        <w:rPr>
-          <w:rFonts w:ascii="Arial" w:eastAsia="Times New Roman" w:hAnsi="Arial" w:cs="Arial"/>
-          <w:color w:val="000000"/>
-          <w:kern w:val="0"/>
-          <w14:ligatures w14:val="none"/>
-        </w:rPr>
-        <w:t xml:space="preserve">significantly </w:t>
-      </w:r>
-      <w:r>
-        <w:rPr>
-          <w:rFonts w:ascii="Arial" w:eastAsia="Times New Roman" w:hAnsi="Arial" w:cs="Arial"/>
-          <w:color w:val="000000"/>
-          <w:kern w:val="0"/>
-          <w14:ligatures w14:val="none"/>
-        </w:rPr>
-        <w:lastRenderedPageBreak/>
-        <w:t>modulate hematological parameters in fish</w:t>
-      </w:r>
-      <w:r>
-        <w:rPr>
-          <w:rFonts w:ascii="Arial" w:eastAsia="Times New Roman" w:hAnsi="Arial" w:cs="Arial"/>
-          <w:color w:val="000000"/>
-          <w:kern w:val="0"/>
-          <w14:ligatures w14:val="none"/>
-        </w:rPr>
-        <w:t>es</w:t>
-      </w:r>
-      <w:r>
-        <w:rPr>
-          <w:rFonts w:ascii="Arial" w:eastAsia="Times New Roman" w:hAnsi="Arial" w:cs="Arial"/>
-          <w:color w:val="000000"/>
-          <w:kern w:val="0"/>
-          <w14:ligatures w14:val="none"/>
-        </w:rPr>
-        <w:t xml:space="preserve"> (</w:t>
+        <w:t xml:space="preserve"> exposure and </w:t>
+      </w:r>
+      <w:r>
+        <w:rPr>
+          <w:rFonts w:ascii="Arial" w:eastAsia="Times New Roman" w:hAnsi="Arial" w:cs="Arial"/>
+          <w:color w:val="000000"/>
+          <w:kern w:val="0"/>
+          <w14:ligatures w14:val="none"/>
+        </w:rPr>
+        <w:t>fish leukocytes</w:t>
+      </w:r>
+      <w:r>
+        <w:rPr>
+          <w:rFonts w:ascii="Arial" w:eastAsia="Times New Roman" w:hAnsi="Arial" w:cs="Arial"/>
+          <w:color w:val="000000"/>
+          <w:kern w:val="0"/>
+          <w14:ligatures w14:val="none"/>
+        </w:rPr>
+        <w:t xml:space="preserve">. </w:t>
+      </w:r>
+      <w:r>
+        <w:rPr>
+          <w:rFonts w:ascii="Arial" w:eastAsia="Times New Roman" w:hAnsi="Arial" w:cs="Arial"/>
+          <w:color w:val="000000"/>
+          <w:kern w:val="0"/>
+          <w14:ligatures w14:val="none"/>
+        </w:rPr>
+        <w:t xml:space="preserve">For instance, </w:t>
+      </w:r>
+      <w:r>
+        <w:rPr>
+          <w:rFonts w:ascii="Arial" w:eastAsia="Times New Roman" w:hAnsi="Arial" w:cs="Arial"/>
+          <w:color w:val="000000"/>
+          <w:kern w:val="0"/>
+          <w14:ligatures w14:val="none"/>
+        </w:rPr>
+        <w:t xml:space="preserve">Gill and Pant (1985) found that circulating lymphocytes increased after </w:t>
+      </w:r>
+      <w:r>
+        <w:rPr>
+          <w:rFonts w:ascii="Arial" w:eastAsia="Times New Roman" w:hAnsi="Arial" w:cs="Arial"/>
+          <w:color w:val="000000"/>
+          <w:kern w:val="0"/>
+          <w14:ligatures w14:val="none"/>
+        </w:rPr>
+        <w:t>cadmium</w:t>
+      </w:r>
+      <w:r>
+        <w:rPr>
+          <w:rFonts w:ascii="Arial" w:eastAsia="Times New Roman" w:hAnsi="Arial" w:cs="Arial"/>
+          <w:color w:val="000000"/>
+          <w:kern w:val="0"/>
+          <w14:ligatures w14:val="none"/>
+        </w:rPr>
+        <w:t xml:space="preserve"> </w:t>
+      </w:r>
+      <w:r>
+        <w:rPr>
+          <w:rFonts w:ascii="Arial" w:eastAsia="Times New Roman" w:hAnsi="Arial" w:cs="Arial"/>
+          <w:color w:val="000000"/>
+          <w:kern w:val="0"/>
+          <w14:ligatures w14:val="none"/>
+        </w:rPr>
+        <w:t>exposure</w:t>
+      </w:r>
+      <w:r>
+        <w:rPr>
+          <w:rFonts w:ascii="Arial" w:eastAsia="Times New Roman" w:hAnsi="Arial" w:cs="Arial"/>
+          <w:color w:val="000000"/>
+          <w:kern w:val="0"/>
+          <w14:ligatures w14:val="none"/>
+        </w:rPr>
+        <w:t xml:space="preserve">, </w:t>
+      </w:r>
+      <w:r>
+        <w:rPr>
+          <w:rFonts w:ascii="Arial" w:eastAsia="Times New Roman" w:hAnsi="Arial" w:cs="Arial"/>
+          <w:color w:val="000000"/>
+          <w:kern w:val="0"/>
+          <w14:ligatures w14:val="none"/>
+        </w:rPr>
+        <w:t>while</w:t>
+      </w:r>
+      <w:r>
+        <w:rPr>
+          <w:rFonts w:ascii="Arial" w:eastAsia="Times New Roman" w:hAnsi="Arial" w:cs="Arial"/>
+          <w:color w:val="000000"/>
+          <w:kern w:val="0"/>
+          <w14:ligatures w14:val="none"/>
+        </w:rPr>
+        <w:t xml:space="preserve"> neutrophils did not. </w:t>
+      </w:r>
+      <w:r>
+        <w:rPr>
+          <w:rFonts w:ascii="Arial" w:eastAsia="Times New Roman" w:hAnsi="Arial" w:cs="Arial"/>
+          <w:color w:val="000000"/>
+          <w:kern w:val="0"/>
+          <w14:ligatures w14:val="none"/>
+        </w:rPr>
+        <w:t>Due to</w:t>
+      </w:r>
+      <w:r>
+        <w:rPr>
+          <w:rFonts w:ascii="Arial" w:eastAsia="Times New Roman" w:hAnsi="Arial" w:cs="Arial"/>
+          <w:color w:val="000000"/>
+          <w:kern w:val="0"/>
+          <w14:ligatures w14:val="none"/>
+        </w:rPr>
+        <w:t xml:space="preserve"> </w:t>
+      </w:r>
+      <w:r>
+        <w:rPr>
+          <w:rFonts w:ascii="Arial" w:eastAsia="Times New Roman" w:hAnsi="Arial" w:cs="Arial"/>
+          <w:color w:val="000000"/>
+          <w:kern w:val="0"/>
+          <w14:ligatures w14:val="none"/>
+        </w:rPr>
+        <w:t>the duration of our study</w:t>
+      </w:r>
+      <w:r>
+        <w:rPr>
+          <w:rFonts w:ascii="Arial" w:eastAsia="Times New Roman" w:hAnsi="Arial" w:cs="Arial"/>
+          <w:color w:val="000000"/>
+          <w:kern w:val="0"/>
+          <w14:ligatures w14:val="none"/>
+        </w:rPr>
+        <w:t xml:space="preserve">, we </w:t>
+      </w:r>
+      <w:r>
+        <w:rPr>
+          <w:rFonts w:ascii="Arial" w:eastAsia="Times New Roman" w:hAnsi="Arial" w:cs="Arial"/>
+          <w:color w:val="000000"/>
+          <w:kern w:val="0"/>
+          <w14:ligatures w14:val="none"/>
+        </w:rPr>
+        <w:t>were unable</w:t>
+      </w:r>
+      <w:r>
+        <w:rPr>
+          <w:rFonts w:ascii="Arial" w:eastAsia="Times New Roman" w:hAnsi="Arial" w:cs="Arial"/>
+          <w:color w:val="000000"/>
+          <w:kern w:val="0"/>
+          <w14:ligatures w14:val="none"/>
+        </w:rPr>
+        <w:t xml:space="preserve"> </w:t>
+      </w:r>
+      <w:r>
+        <w:rPr>
+          <w:rFonts w:ascii="Arial" w:eastAsia="Times New Roman" w:hAnsi="Arial" w:cs="Arial"/>
+          <w:color w:val="000000"/>
+          <w:kern w:val="0"/>
+          <w14:ligatures w14:val="none"/>
+        </w:rPr>
+        <w:t>to</w:t>
+      </w:r>
+      <w:r>
+        <w:rPr>
+          <w:rFonts w:ascii="Arial" w:eastAsia="Times New Roman" w:hAnsi="Arial" w:cs="Arial"/>
+          <w:color w:val="000000"/>
+          <w:kern w:val="0"/>
+          <w14:ligatures w14:val="none"/>
+        </w:rPr>
+        <w:t xml:space="preserve"> test the effects of long-term </w:t>
+      </w:r>
+      <w:r>
+        <w:rPr>
+          <w:rFonts w:ascii="Arial" w:eastAsia="Times New Roman" w:hAnsi="Arial" w:cs="Arial"/>
+          <w:color w:val="000000"/>
+          <w:kern w:val="0"/>
+          <w14:ligatures w14:val="none"/>
+        </w:rPr>
+        <w:t xml:space="preserve">cadmium (or </w:t>
       </w:r>
       <w:proofErr w:type="spellStart"/>
       <w:r>
@@ -10885,7 +12679,7 @@
           <w:kern w:val="0"/>
           <w14:ligatures w14:val="none"/>
         </w:rPr>
-        <w:t>Seriani</w:t>
+        <w:t>PFPeA</w:t>
       </w:r>
       <w:proofErr w:type="spellEnd"/>
       <w:r>
@@ -10895,79 +12689,106 @@
           <w:kern w:val="0"/>
           <w14:ligatures w14:val="none"/>
         </w:rPr>
-        <w:t xml:space="preserve"> et al., 2015). However, this finding </w:t>
-      </w:r>
-      <w:r>
-        <w:rPr>
-          <w:rFonts w:ascii="Arial" w:eastAsia="Times New Roman" w:hAnsi="Arial" w:cs="Arial"/>
-          <w:color w:val="000000"/>
-          <w:kern w:val="0"/>
-          <w14:ligatures w14:val="none"/>
-        </w:rPr>
-        <w:t>aligns</w:t>
-      </w:r>
-      <w:r>
-        <w:rPr>
-          <w:rFonts w:ascii="Arial" w:eastAsia="Times New Roman" w:hAnsi="Arial" w:cs="Arial"/>
-          <w:color w:val="000000"/>
-          <w:kern w:val="0"/>
-          <w14:ligatures w14:val="none"/>
-        </w:rPr>
-        <w:t xml:space="preserve"> with previous research on </w:t>
-      </w:r>
-      <w:r>
-        <w:rPr>
-          <w:rFonts w:ascii="Arial" w:eastAsia="Times New Roman" w:hAnsi="Arial" w:cs="Arial"/>
-          <w:color w:val="000000"/>
-          <w:kern w:val="0"/>
-          <w14:ligatures w14:val="none"/>
-        </w:rPr>
-        <w:t>cadmium</w:t>
-      </w:r>
-      <w:r>
-        <w:rPr>
-          <w:rFonts w:ascii="Arial" w:eastAsia="Times New Roman" w:hAnsi="Arial" w:cs="Arial"/>
-          <w:color w:val="000000"/>
-          <w:kern w:val="0"/>
-          <w14:ligatures w14:val="none"/>
-        </w:rPr>
-        <w:t xml:space="preserve"> exposure and </w:t>
-      </w:r>
-      <w:r>
-        <w:rPr>
-          <w:rFonts w:ascii="Arial" w:eastAsia="Times New Roman" w:hAnsi="Arial" w:cs="Arial"/>
-          <w:color w:val="000000"/>
-          <w:kern w:val="0"/>
-          <w14:ligatures w14:val="none"/>
-        </w:rPr>
-        <w:t>fish leukocytes</w:t>
-      </w:r>
-      <w:r>
-        <w:rPr>
-          <w:rFonts w:ascii="Arial" w:eastAsia="Times New Roman" w:hAnsi="Arial" w:cs="Arial"/>
-          <w:color w:val="000000"/>
-          <w:kern w:val="0"/>
-          <w14:ligatures w14:val="none"/>
-        </w:rPr>
-        <w:t xml:space="preserve">. Gill and Pant (1985) found that circulating lymphocytes increased after exposure to </w:t>
-      </w:r>
-      <w:r>
-        <w:rPr>
-          <w:rFonts w:ascii="Arial" w:eastAsia="Times New Roman" w:hAnsi="Arial" w:cs="Arial"/>
-          <w:color w:val="000000"/>
-          <w:kern w:val="0"/>
-          <w14:ligatures w14:val="none"/>
-        </w:rPr>
-        <w:t>cadmium</w:t>
-      </w:r>
-      <w:r>
-        <w:rPr>
-          <w:rFonts w:ascii="Arial" w:eastAsia="Times New Roman" w:hAnsi="Arial" w:cs="Arial"/>
-          <w:color w:val="000000"/>
-          <w:kern w:val="0"/>
-          <w14:ligatures w14:val="none"/>
-        </w:rPr>
-        <w:t xml:space="preserve">, but neutrophils did not. </w:t>
+        <w:t xml:space="preserve">) </w:t>
+      </w:r>
+      <w:r>
+        <w:rPr>
+          <w:rFonts w:ascii="Arial" w:eastAsia="Times New Roman" w:hAnsi="Arial" w:cs="Arial"/>
+          <w:color w:val="000000"/>
+          <w:kern w:val="0"/>
+          <w14:ligatures w14:val="none"/>
+        </w:rPr>
+        <w:t xml:space="preserve">exposure; therefore, the potential </w:t>
+      </w:r>
+      <w:r>
+        <w:rPr>
+          <w:rFonts w:ascii="Arial" w:eastAsia="Times New Roman" w:hAnsi="Arial" w:cs="Arial"/>
+          <w:color w:val="000000"/>
+          <w:kern w:val="0"/>
+          <w14:ligatures w14:val="none"/>
+        </w:rPr>
+        <w:t>influence</w:t>
+      </w:r>
+      <w:r>
+        <w:rPr>
+          <w:rFonts w:ascii="Arial" w:eastAsia="Times New Roman" w:hAnsi="Arial" w:cs="Arial"/>
+          <w:color w:val="000000"/>
+          <w:kern w:val="0"/>
+          <w14:ligatures w14:val="none"/>
+        </w:rPr>
+        <w:t xml:space="preserve"> of cadmium on stress should not be dis</w:t>
+      </w:r>
+      <w:r>
+        <w:rPr>
+          <w:rFonts w:ascii="Arial" w:eastAsia="Times New Roman" w:hAnsi="Arial" w:cs="Arial"/>
+          <w:color w:val="000000"/>
+          <w:kern w:val="0"/>
+          <w14:ligatures w14:val="none"/>
+        </w:rPr>
+        <w:t>regard</w:t>
+      </w:r>
+      <w:r>
+        <w:rPr>
+          <w:rFonts w:ascii="Arial" w:eastAsia="Times New Roman" w:hAnsi="Arial" w:cs="Arial"/>
+          <w:color w:val="000000"/>
+          <w:kern w:val="0"/>
+          <w14:ligatures w14:val="none"/>
+        </w:rPr>
+        <w:t xml:space="preserve">ed. </w:t>
+      </w:r>
+      <w:r>
+        <w:rPr>
+          <w:rFonts w:ascii="Arial" w:eastAsia="Times New Roman" w:hAnsi="Arial" w:cs="Arial"/>
+          <w:color w:val="000000"/>
+          <w:kern w:val="0"/>
+          <w14:ligatures w14:val="none"/>
+        </w:rPr>
+        <w:t>Cadmium</w:t>
+      </w:r>
+      <w:r>
+        <w:rPr>
+          <w:rFonts w:ascii="Arial" w:eastAsia="Times New Roman" w:hAnsi="Arial" w:cs="Arial"/>
+          <w:color w:val="000000"/>
+          <w:kern w:val="0"/>
+          <w14:ligatures w14:val="none"/>
+        </w:rPr>
+        <w:t xml:space="preserve"> remains a </w:t>
+      </w:r>
+      <w:r>
+        <w:rPr>
+          <w:rFonts w:ascii="Arial" w:eastAsia="Times New Roman" w:hAnsi="Arial" w:cs="Arial"/>
+          <w:color w:val="000000"/>
+          <w:kern w:val="0"/>
+          <w14:ligatures w14:val="none"/>
+        </w:rPr>
+        <w:t>significant</w:t>
+      </w:r>
+      <w:r>
+        <w:rPr>
+          <w:rFonts w:ascii="Arial" w:eastAsia="Times New Roman" w:hAnsi="Arial" w:cs="Arial"/>
+          <w:color w:val="000000"/>
+          <w:kern w:val="0"/>
+          <w14:ligatures w14:val="none"/>
+        </w:rPr>
+        <w:t xml:space="preserve"> heavy metal toxicant with adverse effects in aquatic ecosystems</w:t>
+      </w:r>
+      <w:r>
+        <w:rPr>
+          <w:rFonts w:ascii="Arial" w:eastAsia="Times New Roman" w:hAnsi="Arial" w:cs="Arial"/>
+          <w:color w:val="000000"/>
+          <w:kern w:val="0"/>
+          <w14:ligatures w14:val="none"/>
+        </w:rPr>
+        <w:t xml:space="preserve"> that warrant further investigation</w:t>
+      </w:r>
+      <w:r>
+        <w:rPr>
+          <w:rFonts w:ascii="Arial" w:eastAsia="Times New Roman" w:hAnsi="Arial" w:cs="Arial"/>
+          <w:color w:val="000000"/>
+          <w:kern w:val="0"/>
+          <w14:ligatures w14:val="none"/>
+        </w:rPr>
+        <w:t>.</w:t>
       </w:r>
     </w:p>
     <w:p>
@@ -10988,7 +12809,7 @@
           <w14:ligatures w14:val="none"/>
         </w:rPr>
         <w:tab/>
-        <w:t xml:space="preserve">Saltwater intrusion is a growing concern </w:t>
+        <w:t xml:space="preserve">Saltwater intrusion is a concern </w:t>
       </w:r>
       <w:r>
         <w:rPr>
@@ -11015,61 +12836,43 @@
           <w:kern w:val="0"/>
           <w14:ligatures w14:val="none"/>
         </w:rPr>
-        <w:t>primari</w:t>
-      </w:r>
-      <w:r>
-        <w:rPr>
-          <w:rFonts w:ascii="Arial" w:eastAsia="Times New Roman" w:hAnsi="Arial" w:cs="Arial"/>
-          <w:color w:val="000000"/>
-          <w:kern w:val="0"/>
-          <w14:ligatures w14:val="none"/>
-        </w:rPr>
-        <w:t>ly because</w:t>
-      </w:r>
-      <w:r>
-        <w:rPr>
-          <w:rFonts w:ascii="Arial" w:eastAsia="Times New Roman" w:hAnsi="Arial" w:cs="Arial"/>
-          <w:color w:val="000000"/>
-          <w:kern w:val="0"/>
-          <w14:ligatures w14:val="none"/>
-        </w:rPr>
-        <w:t>,</w:t>
-      </w:r>
-      <w:r>
-        <w:rPr>
-          <w:rFonts w:ascii="Arial" w:eastAsia="Times New Roman" w:hAnsi="Arial" w:cs="Arial"/>
-          <w:color w:val="000000"/>
-          <w:kern w:val="0"/>
-          <w14:ligatures w14:val="none"/>
-        </w:rPr>
-        <w:t xml:space="preserve"> when </w:t>
-      </w:r>
-      <w:r>
-        <w:rPr>
-          <w:rFonts w:ascii="Arial" w:eastAsia="Times New Roman" w:hAnsi="Arial" w:cs="Arial"/>
-          <w:color w:val="000000"/>
-          <w:kern w:val="0"/>
-          <w14:ligatures w14:val="none"/>
-        </w:rPr>
-        <w:t>combin</w:t>
-      </w:r>
-      <w:r>
-        <w:rPr>
-          <w:rFonts w:ascii="Arial" w:eastAsia="Times New Roman" w:hAnsi="Arial" w:cs="Arial"/>
-          <w:color w:val="000000"/>
-          <w:kern w:val="0"/>
-          <w14:ligatures w14:val="none"/>
-        </w:rPr>
-        <w:t xml:space="preserve">ed with other stressors, </w:t>
-      </w:r>
-      <w:r>
-        <w:rPr>
-          <w:rFonts w:ascii="Arial" w:eastAsia="Times New Roman" w:hAnsi="Arial" w:cs="Arial"/>
-          <w:color w:val="000000"/>
-          <w:kern w:val="0"/>
-          <w14:ligatures w14:val="none"/>
-        </w:rPr>
-        <w:t>saltwater</w:t>
+        <w:t>particularly</w:t>
+      </w:r>
+      <w:r>
+        <w:rPr>
+          <w:rFonts w:ascii="Arial" w:eastAsia="Times New Roman" w:hAnsi="Arial" w:cs="Arial"/>
+          <w:color w:val="000000"/>
+          <w:kern w:val="0"/>
+          <w14:ligatures w14:val="none"/>
+        </w:rPr>
+        <w:t xml:space="preserve"> </w:t>
+      </w:r>
+      <w:r>
+        <w:rPr>
+          <w:rFonts w:ascii="Arial" w:eastAsia="Times New Roman" w:hAnsi="Arial" w:cs="Arial"/>
+          <w:color w:val="000000"/>
+          <w:kern w:val="0"/>
+          <w14:ligatures w14:val="none"/>
+        </w:rPr>
+        <w:t>because</w:t>
+      </w:r>
+      <w:r>
+        <w:rPr>
+          <w:rFonts w:ascii="Arial" w:eastAsia="Times New Roman" w:hAnsi="Arial" w:cs="Arial"/>
+          <w:color w:val="000000"/>
+          <w:kern w:val="0"/>
+          <w14:ligatures w14:val="none"/>
+        </w:rPr>
+        <w:t xml:space="preserve"> </w:t>
+      </w:r>
+      <w:r>
+        <w:rPr>
+          <w:rFonts w:ascii="Arial" w:eastAsia="Times New Roman" w:hAnsi="Arial" w:cs="Arial"/>
+          <w:color w:val="000000"/>
+          <w:kern w:val="0"/>
+          <w14:ligatures w14:val="none"/>
+        </w:rPr>
+        <w:t>it</w:t>
       </w:r>
       <w:r>
         <w:rPr>
@@ -11087,34 +12890,79 @@
           <w:kern w:val="0"/>
           <w14:ligatures w14:val="none"/>
         </w:rPr>
-        <w:t>produce</w:t>
-      </w:r>
-      <w:r>
-        <w:rPr>
-          <w:rFonts w:ascii="Arial" w:eastAsia="Times New Roman" w:hAnsi="Arial" w:cs="Arial"/>
-          <w:color w:val="000000"/>
-          <w:kern w:val="0"/>
-          <w14:ligatures w14:val="none"/>
-        </w:rPr>
-        <w:t xml:space="preserve"> additive, synergistic, or antagonistic effects on aquatic organisms (Velasco et al., 2018). To simulate saltwater intrusion and test the interactions between saltwater and xenobiotic substances, we u</w:t>
-      </w:r>
-      <w:r>
-        <w:rPr>
-          <w:rFonts w:ascii="Arial" w:eastAsia="Times New Roman" w:hAnsi="Arial" w:cs="Arial"/>
-          <w:color w:val="000000"/>
-          <w:kern w:val="0"/>
-          <w14:ligatures w14:val="none"/>
-        </w:rPr>
-        <w:t>s</w:t>
-      </w:r>
-      <w:r>
-        <w:rPr>
-          <w:rFonts w:ascii="Arial" w:eastAsia="Times New Roman" w:hAnsi="Arial" w:cs="Arial"/>
-          <w:color w:val="000000"/>
-          <w:kern w:val="0"/>
-          <w14:ligatures w14:val="none"/>
-        </w:rPr>
-        <w:t>ed salt to induce a stress response, allowing us to analyze the effects of the toxins</w:t>
+        <w:t>hav</w:t>
+      </w:r>
+      <w:r>
+        <w:rPr>
+          <w:rFonts w:ascii="Arial" w:eastAsia="Times New Roman" w:hAnsi="Arial" w:cs="Arial"/>
+          <w:color w:val="000000"/>
+          <w:kern w:val="0"/>
+          <w14:ligatures w14:val="none"/>
+        </w:rPr>
+        <w:t>e</w:t>
+      </w:r>
+      <w:r>
+        <w:rPr>
+          <w:rFonts w:ascii="Arial" w:eastAsia="Times New Roman" w:hAnsi="Arial" w:cs="Arial"/>
+          <w:color w:val="000000"/>
+          <w:kern w:val="0"/>
+          <w14:ligatures w14:val="none"/>
+        </w:rPr>
+        <w:t xml:space="preserve"> additive, synergistic, or antagonistic effects on aquatic organisms </w:t>
+      </w:r>
+      <w:r>
+        <w:rPr>
+          <w:rFonts w:ascii="Arial" w:eastAsia="Times New Roman" w:hAnsi="Arial" w:cs="Arial"/>
+          <w:color w:val="000000"/>
+          <w:kern w:val="0"/>
+          <w14:ligatures w14:val="none"/>
+        </w:rPr>
+        <w:t xml:space="preserve">when combined with other stressors </w:t>
+      </w:r>
+      <w:r>
+        <w:rPr>
+          <w:rFonts w:ascii="Arial" w:eastAsia="Times New Roman" w:hAnsi="Arial" w:cs="Arial"/>
+          <w:color w:val="000000"/>
+          <w:kern w:val="0"/>
+          <w14:ligatures w14:val="none"/>
+        </w:rPr>
+        <w:t xml:space="preserve">(Velasco et al., 2018). To simulate saltwater intrusion and </w:t>
+      </w:r>
+      <w:r>
+        <w:rPr>
+          <w:rFonts w:ascii="Arial" w:eastAsia="Times New Roman" w:hAnsi="Arial" w:cs="Arial"/>
+          <w:color w:val="000000"/>
+          <w:kern w:val="0"/>
+          <w14:ligatures w14:val="none"/>
+        </w:rPr>
+        <w:t>examine</w:t>
+      </w:r>
+      <w:r>
+        <w:rPr>
+          <w:rFonts w:ascii="Arial" w:eastAsia="Times New Roman" w:hAnsi="Arial" w:cs="Arial"/>
+          <w:color w:val="000000"/>
+          <w:kern w:val="0"/>
+          <w14:ligatures w14:val="none"/>
+        </w:rPr>
+        <w:t xml:space="preserve"> the interactions between saltwater and xenobiotic substances, we </w:t>
+      </w:r>
+      <w:r>
+        <w:rPr>
+          <w:rFonts w:ascii="Arial" w:eastAsia="Times New Roman" w:hAnsi="Arial" w:cs="Arial"/>
+          <w:color w:val="000000"/>
+          <w:kern w:val="0"/>
+          <w14:ligatures w14:val="none"/>
+        </w:rPr>
+        <w:t>introduc</w:t>
+      </w:r>
+      <w:r>
+        <w:rPr>
+          <w:rFonts w:ascii="Arial" w:eastAsia="Times New Roman" w:hAnsi="Arial" w:cs="Arial"/>
+          <w:color w:val="000000"/>
+          <w:kern w:val="0"/>
+          <w14:ligatures w14:val="none"/>
+        </w:rPr>
+        <w:t>ed salt to induce a stress response, allowing us to analyze the effects of toxins</w:t>
       </w:r>
       <w:r>
         <w:rPr>
@@ -11132,25 +12980,124 @@
           <w:kern w:val="0"/>
           <w14:ligatures w14:val="none"/>
         </w:rPr>
-        <w:t xml:space="preserve"> natural stress response. We </w:t>
-      </w:r>
-      <w:r>
-        <w:rPr>
-          <w:rFonts w:ascii="Arial" w:eastAsia="Times New Roman" w:hAnsi="Arial" w:cs="Arial"/>
-          <w:color w:val="000000"/>
-          <w:kern w:val="0"/>
-          <w14:ligatures w14:val="none"/>
-        </w:rPr>
-        <w:t>determined</w:t>
-      </w:r>
-      <w:r>
-        <w:rPr>
-          <w:rFonts w:ascii="Arial" w:eastAsia="Times New Roman" w:hAnsi="Arial" w:cs="Arial"/>
-          <w:color w:val="000000"/>
-          <w:kern w:val="0"/>
-          <w14:ligatures w14:val="none"/>
-        </w:rPr>
-        <w:t xml:space="preserve"> that an abrupt increase to 5 ppt salinity caused a stress response in all groups</w:t>
+        <w:t xml:space="preserve"> natural </w:t>
+      </w:r>
+      <w:r>
+        <w:rPr>
+          <w:rFonts w:ascii="Arial" w:eastAsia="Times New Roman" w:hAnsi="Arial" w:cs="Arial"/>
+          <w:color w:val="000000"/>
+          <w:kern w:val="0"/>
+          <w14:ligatures w14:val="none"/>
+        </w:rPr>
+        <w:t>environmental stressor</w:t>
+      </w:r>
+      <w:r>
+        <w:rPr>
+          <w:rFonts w:ascii="Arial" w:eastAsia="Times New Roman" w:hAnsi="Arial" w:cs="Arial"/>
+          <w:color w:val="000000"/>
+          <w:kern w:val="0"/>
+          <w14:ligatures w14:val="none"/>
+        </w:rPr>
+        <w:t xml:space="preserve">. We </w:t>
+      </w:r>
+      <w:r>
+        <w:rPr>
+          <w:rFonts w:ascii="Arial" w:eastAsia="Times New Roman" w:hAnsi="Arial" w:cs="Arial"/>
+          <w:color w:val="000000"/>
+          <w:kern w:val="0"/>
+          <w14:ligatures w14:val="none"/>
+        </w:rPr>
+        <w:t>foun</w:t>
+      </w:r>
+      <w:r>
+        <w:rPr>
+          <w:rFonts w:ascii="Arial" w:eastAsia="Times New Roman" w:hAnsi="Arial" w:cs="Arial"/>
+          <w:color w:val="000000"/>
+          <w:kern w:val="0"/>
+          <w14:ligatures w14:val="none"/>
+        </w:rPr>
+        <w:t>d</w:t>
+      </w:r>
+      <w:r>
+        <w:rPr>
+          <w:rFonts w:ascii="Arial" w:eastAsia="Times New Roman" w:hAnsi="Arial" w:cs="Arial"/>
+          <w:color w:val="000000"/>
+          <w:kern w:val="0"/>
+          <w14:ligatures w14:val="none"/>
+        </w:rPr>
+        <w:t xml:space="preserve"> that a </w:t>
+      </w:r>
+      <w:r>
+        <w:rPr>
+          <w:rFonts w:ascii="Arial" w:eastAsia="Times New Roman" w:hAnsi="Arial" w:cs="Arial"/>
+          <w:color w:val="000000"/>
+          <w:kern w:val="0"/>
+          <w14:ligatures w14:val="none"/>
+        </w:rPr>
+        <w:t>sudden</w:t>
+      </w:r>
+      <w:r>
+        <w:rPr>
+          <w:rFonts w:ascii="Arial" w:eastAsia="Times New Roman" w:hAnsi="Arial" w:cs="Arial"/>
+          <w:color w:val="000000"/>
+          <w:kern w:val="0"/>
+          <w14:ligatures w14:val="none"/>
+        </w:rPr>
+        <w:t xml:space="preserve"> increase </w:t>
+      </w:r>
+      <w:r>
+        <w:rPr>
+          <w:rFonts w:ascii="Arial" w:eastAsia="Times New Roman" w:hAnsi="Arial" w:cs="Arial"/>
+          <w:color w:val="000000"/>
+          <w:kern w:val="0"/>
+          <w14:ligatures w14:val="none"/>
+        </w:rPr>
+        <w:t>in</w:t>
+      </w:r>
+      <w:r>
+        <w:rPr>
+          <w:rFonts w:ascii="Arial" w:eastAsia="Times New Roman" w:hAnsi="Arial" w:cs="Arial"/>
+          <w:color w:val="000000"/>
+          <w:kern w:val="0"/>
+          <w14:ligatures w14:val="none"/>
+        </w:rPr>
+        <w:t xml:space="preserve"> salinity</w:t>
+      </w:r>
+      <w:r>
+        <w:rPr>
+          <w:rFonts w:ascii="Arial" w:eastAsia="Times New Roman" w:hAnsi="Arial" w:cs="Arial"/>
+          <w:color w:val="000000"/>
+          <w:kern w:val="0"/>
+          <w14:ligatures w14:val="none"/>
+        </w:rPr>
+        <w:t>—from essentially 0 to 5 ppt—</w:t>
+      </w:r>
+      <w:r>
+        <w:rPr>
+          <w:rFonts w:ascii="Arial" w:eastAsia="Times New Roman" w:hAnsi="Arial" w:cs="Arial"/>
+          <w:color w:val="000000"/>
+          <w:kern w:val="0"/>
+          <w14:ligatures w14:val="none"/>
+        </w:rPr>
+        <w:t>trigger</w:t>
+      </w:r>
+      <w:r>
+        <w:rPr>
+          <w:rFonts w:ascii="Arial" w:eastAsia="Times New Roman" w:hAnsi="Arial" w:cs="Arial"/>
+          <w:color w:val="000000"/>
+          <w:kern w:val="0"/>
+          <w14:ligatures w14:val="none"/>
+        </w:rPr>
+        <w:t xml:space="preserve">ed a stress response in all </w:t>
+      </w:r>
+      <w:r>
+        <w:rPr>
+          <w:rFonts w:ascii="Arial" w:eastAsia="Times New Roman" w:hAnsi="Arial" w:cs="Arial"/>
+          <w:color w:val="000000"/>
+          <w:kern w:val="0"/>
+          <w14:ligatures w14:val="none"/>
+        </w:rPr>
+        <w:t>bass</w:t>
       </w:r>
       <w:r>
         <w:rPr>
@@ -11186,7 +13133,25 @@
           <w:kern w:val="0"/>
           <w14:ligatures w14:val="none"/>
         </w:rPr>
-        <w:t xml:space="preserve"> the strength of this response varied among </w:t>
+        <w:t xml:space="preserve"> the </w:t>
+      </w:r>
+      <w:r>
+        <w:rPr>
+          <w:rFonts w:ascii="Arial" w:eastAsia="Times New Roman" w:hAnsi="Arial" w:cs="Arial"/>
+          <w:color w:val="000000"/>
+          <w:kern w:val="0"/>
+          <w14:ligatures w14:val="none"/>
+        </w:rPr>
+        <w:t>intensity</w:t>
+      </w:r>
+      <w:r>
+        <w:rPr>
+          <w:rFonts w:ascii="Arial" w:eastAsia="Times New Roman" w:hAnsi="Arial" w:cs="Arial"/>
+          <w:color w:val="000000"/>
+          <w:kern w:val="0"/>
+          <w14:ligatures w14:val="none"/>
+        </w:rPr>
+        <w:t xml:space="preserve"> of this response varied among </w:t>
       </w:r>
       <w:r>
         <w:rPr>
@@ -11204,120 +13169,31 @@
           <w:kern w:val="0"/>
           <w14:ligatures w14:val="none"/>
         </w:rPr>
-        <w:t xml:space="preserve">. In most cases, bass </w:t>
-      </w:r>
-      <w:r>
-        <w:rPr>
-          <w:rFonts w:ascii="Arial" w:eastAsia="Times New Roman" w:hAnsi="Arial" w:cs="Arial"/>
-          <w:color w:val="000000"/>
-          <w:kern w:val="0"/>
-          <w14:ligatures w14:val="none"/>
-        </w:rPr>
-        <w:t>adap</w:t>
-      </w:r>
-      <w:r>
-        <w:rPr>
-          <w:rFonts w:ascii="Arial" w:eastAsia="Times New Roman" w:hAnsi="Arial" w:cs="Arial"/>
-          <w:color w:val="000000"/>
-          <w:kern w:val="0"/>
-          <w14:ligatures w14:val="none"/>
-        </w:rPr>
-        <w:t xml:space="preserve">ted to this stressor, with NLR decreasing between the third blood sample (immediately after the stressor) and the fourth (a week </w:t>
-      </w:r>
-      <w:r>
-        <w:rPr>
-          <w:rFonts w:ascii="Arial" w:eastAsia="Times New Roman" w:hAnsi="Arial" w:cs="Arial"/>
-          <w:color w:val="000000"/>
-          <w:kern w:val="0"/>
-          <w14:ligatures w14:val="none"/>
-        </w:rPr>
-        <w:t>late</w:t>
-      </w:r>
-      <w:r>
-        <w:rPr>
-          <w:rFonts w:ascii="Arial" w:eastAsia="Times New Roman" w:hAnsi="Arial" w:cs="Arial"/>
-          <w:color w:val="000000"/>
-          <w:kern w:val="0"/>
-          <w14:ligatures w14:val="none"/>
-        </w:rPr>
-        <w:t xml:space="preserve">r). This </w:t>
-      </w:r>
-      <w:r>
-        <w:rPr>
-          <w:rFonts w:ascii="Arial" w:eastAsia="Times New Roman" w:hAnsi="Arial" w:cs="Arial"/>
-          <w:color w:val="000000"/>
-          <w:kern w:val="0"/>
-          <w14:ligatures w14:val="none"/>
-        </w:rPr>
-        <w:t xml:space="preserve">decline </w:t>
-      </w:r>
-      <w:r>
-        <w:rPr>
-          <w:rFonts w:ascii="Arial" w:eastAsia="Times New Roman" w:hAnsi="Arial" w:cs="Arial"/>
-          <w:color w:val="000000"/>
-          <w:kern w:val="0"/>
-          <w14:ligatures w14:val="none"/>
-        </w:rPr>
-        <w:t xml:space="preserve">suggests that a sudden increase of 5 ppt salinity is only an acute stressor </w:t>
-      </w:r>
-      <w:r>
-        <w:rPr>
-          <w:rFonts w:ascii="Arial" w:eastAsia="Times New Roman" w:hAnsi="Arial" w:cs="Arial"/>
-          <w:color w:val="000000"/>
-          <w:kern w:val="0"/>
-          <w14:ligatures w14:val="none"/>
-        </w:rPr>
-        <w:t>for</w:t>
-      </w:r>
-      <w:r>
-        <w:rPr>
-          <w:rFonts w:ascii="Arial" w:eastAsia="Times New Roman" w:hAnsi="Arial" w:cs="Arial"/>
-          <w:color w:val="000000"/>
-          <w:kern w:val="0"/>
-          <w14:ligatures w14:val="none"/>
-        </w:rPr>
-        <w:t xml:space="preserve"> bass. This is consistent with the findings of Yi et al. </w:t>
-      </w:r>
-      <w:r>
-        <w:rPr>
-          <w:rFonts w:ascii="Arial" w:eastAsia="Times New Roman" w:hAnsi="Arial" w:cs="Arial"/>
-          <w:color w:val="000000"/>
-          <w:kern w:val="0"/>
-          <w14:ligatures w14:val="none"/>
-        </w:rPr>
-        <w:t>(</w:t>
-      </w:r>
-      <w:r>
-        <w:rPr>
-          <w:rFonts w:ascii="Arial" w:eastAsia="Times New Roman" w:hAnsi="Arial" w:cs="Arial"/>
-          <w:color w:val="000000"/>
-          <w:kern w:val="0"/>
-          <w14:ligatures w14:val="none"/>
-        </w:rPr>
-        <w:t>2021)</w:t>
-      </w:r>
-      <w:r>
-        <w:rPr>
-          <w:rFonts w:ascii="Arial" w:eastAsia="Times New Roman" w:hAnsi="Arial" w:cs="Arial"/>
-          <w:color w:val="000000"/>
-          <w:kern w:val="0"/>
-          <w14:ligatures w14:val="none"/>
-        </w:rPr>
-        <w:t>,</w:t>
-      </w:r>
-      <w:r>
-        <w:rPr>
-          <w:rFonts w:ascii="Arial" w:eastAsia="Times New Roman" w:hAnsi="Arial" w:cs="Arial"/>
-          <w:color w:val="000000"/>
-          <w:kern w:val="0"/>
-          <w14:ligatures w14:val="none"/>
-        </w:rPr>
-        <w:t xml:space="preserve"> who demonstrated that bass can tolerate moderately high salinity (Yi et al., 2021). </w:t>
+        <w:t>.</w:t>
+      </w:r>
+      <w:r>
+        <w:rPr>
+          <w:rFonts w:ascii="Arial" w:eastAsia="Times New Roman" w:hAnsi="Arial" w:cs="Arial"/>
+          <w:color w:val="000000"/>
+          <w:kern w:val="0"/>
+          <w14:ligatures w14:val="none"/>
+        </w:rPr>
+        <w:t xml:space="preserve"> DESCRIBE WHY IN MORE DEPTH HERE.</w:t>
+      </w:r>
+      <w:r>
+        <w:rPr>
+          <w:rFonts w:ascii="Arial" w:eastAsia="Times New Roman" w:hAnsi="Arial" w:cs="Arial"/>
+          <w:color w:val="000000"/>
+          <w:kern w:val="0"/>
+          <w14:ligatures w14:val="none"/>
+        </w:rPr>
+        <w:t xml:space="preserve"> </w:t>
       </w:r>
     </w:p>
     <w:p>
       <w:pPr>
         <w:spacing w:line="480" w:lineRule="auto"/>
+        <w:ind w:firstLine="720"/>
         <w:rPr>
           <w:rFonts w:ascii="Arial" w:eastAsia="Times New Roman" w:hAnsi="Arial" w:cs="Arial"/>
           <w:color w:val="000000"/>
@@ -11332,7 +13208,161 @@
           <w:kern w:val="0"/>
           <w14:ligatures w14:val="none"/>
         </w:rPr>
-        <w:t xml:space="preserve">Although most treatment groups habituated to the introduction of the salt, the NLR in the </w:t>
+        <w:lastRenderedPageBreak/>
+        <w:t>Seven days after</w:t>
+      </w:r>
+      <w:r>
+        <w:rPr>
+          <w:rFonts w:ascii="Arial" w:eastAsia="Times New Roman" w:hAnsi="Arial" w:cs="Arial"/>
+          <w:color w:val="000000"/>
+          <w:kern w:val="0"/>
+          <w14:ligatures w14:val="none"/>
+        </w:rPr>
+        <w:t xml:space="preserve"> </w:t>
+      </w:r>
+      <w:r>
+        <w:rPr>
+          <w:rFonts w:ascii="Arial" w:eastAsia="Times New Roman" w:hAnsi="Arial" w:cs="Arial"/>
+          <w:color w:val="000000"/>
+          <w:kern w:val="0"/>
+          <w14:ligatures w14:val="none"/>
+        </w:rPr>
+        <w:t>the environmental</w:t>
+      </w:r>
+      <w:r>
+        <w:rPr>
+          <w:rFonts w:ascii="Arial" w:eastAsia="Times New Roman" w:hAnsi="Arial" w:cs="Arial"/>
+          <w:color w:val="000000"/>
+          <w:kern w:val="0"/>
+          <w14:ligatures w14:val="none"/>
+        </w:rPr>
+        <w:t xml:space="preserve"> stressor</w:t>
+      </w:r>
+      <w:r>
+        <w:rPr>
+          <w:rFonts w:ascii="Arial" w:eastAsia="Times New Roman" w:hAnsi="Arial" w:cs="Arial"/>
+          <w:color w:val="000000"/>
+          <w:kern w:val="0"/>
+          <w14:ligatures w14:val="none"/>
+        </w:rPr>
+        <w:t xml:space="preserve"> was introduced</w:t>
+      </w:r>
+      <w:r>
+        <w:rPr>
+          <w:rFonts w:ascii="Arial" w:eastAsia="Times New Roman" w:hAnsi="Arial" w:cs="Arial"/>
+          <w:color w:val="000000"/>
+          <w:kern w:val="0"/>
+          <w14:ligatures w14:val="none"/>
+        </w:rPr>
+        <w:t>,</w:t>
+      </w:r>
+      <w:r>
+        <w:rPr>
+          <w:rFonts w:ascii="Arial" w:eastAsia="Times New Roman" w:hAnsi="Arial" w:cs="Arial"/>
+          <w:color w:val="000000"/>
+          <w:kern w:val="0"/>
+          <w14:ligatures w14:val="none"/>
+        </w:rPr>
+        <w:t xml:space="preserve"> </w:t>
+      </w:r>
+      <w:r>
+        <w:rPr>
+          <w:rFonts w:ascii="Arial" w:eastAsia="Times New Roman" w:hAnsi="Arial" w:cs="Arial"/>
+          <w:color w:val="000000"/>
+          <w:kern w:val="0"/>
+          <w14:ligatures w14:val="none"/>
+        </w:rPr>
+        <w:t xml:space="preserve">most </w:t>
+      </w:r>
+      <w:r>
+        <w:rPr>
+          <w:rFonts w:ascii="Arial" w:eastAsia="Times New Roman" w:hAnsi="Arial" w:cs="Arial"/>
+          <w:color w:val="000000"/>
+          <w:kern w:val="0"/>
+          <w14:ligatures w14:val="none"/>
+        </w:rPr>
+        <w:t xml:space="preserve">bass </w:t>
+      </w:r>
+      <w:r>
+        <w:rPr>
+          <w:rFonts w:ascii="Arial" w:eastAsia="Times New Roman" w:hAnsi="Arial" w:cs="Arial"/>
+          <w:color w:val="000000"/>
+          <w:kern w:val="0"/>
+          <w14:ligatures w14:val="none"/>
+        </w:rPr>
+        <w:t>adapted to the increase</w:t>
+      </w:r>
+      <w:r>
+        <w:rPr>
+          <w:rFonts w:ascii="Arial" w:eastAsia="Times New Roman" w:hAnsi="Arial" w:cs="Arial"/>
+          <w:color w:val="000000"/>
+          <w:kern w:val="0"/>
+          <w14:ligatures w14:val="none"/>
+        </w:rPr>
+        <w:t>d</w:t>
+      </w:r>
+      <w:r>
+        <w:rPr>
+          <w:rFonts w:ascii="Arial" w:eastAsia="Times New Roman" w:hAnsi="Arial" w:cs="Arial"/>
+          <w:color w:val="000000"/>
+          <w:kern w:val="0"/>
+          <w14:ligatures w14:val="none"/>
+        </w:rPr>
+        <w:t xml:space="preserve"> salinity</w:t>
+      </w:r>
+      <w:r>
+        <w:rPr>
+          <w:rFonts w:ascii="Arial" w:eastAsia="Times New Roman" w:hAnsi="Arial" w:cs="Arial"/>
+          <w:color w:val="000000"/>
+          <w:kern w:val="0"/>
+          <w14:ligatures w14:val="none"/>
+        </w:rPr>
+        <w:t xml:space="preserve"> </w:t>
+      </w:r>
+      <w:r>
+        <w:rPr>
+          <w:rFonts w:ascii="Arial" w:eastAsia="Times New Roman" w:hAnsi="Arial" w:cs="Arial"/>
+          <w:color w:val="000000"/>
+          <w:kern w:val="0"/>
+          <w14:ligatures w14:val="none"/>
+        </w:rPr>
+        <w:t>as</w:t>
+      </w:r>
+      <w:r>
+        <w:rPr>
+          <w:rFonts w:ascii="Arial" w:eastAsia="Times New Roman" w:hAnsi="Arial" w:cs="Arial"/>
+          <w:color w:val="000000"/>
+          <w:kern w:val="0"/>
+          <w14:ligatures w14:val="none"/>
+        </w:rPr>
+        <w:t xml:space="preserve"> NLR </w:t>
+      </w:r>
+      <w:r>
+        <w:rPr>
+          <w:rFonts w:ascii="Arial" w:eastAsia="Times New Roman" w:hAnsi="Arial" w:cs="Arial"/>
+          <w:color w:val="000000"/>
+          <w:kern w:val="0"/>
+          <w14:ligatures w14:val="none"/>
+        </w:rPr>
+        <w:t>declined</w:t>
+      </w:r>
+      <w:r>
+        <w:rPr>
+          <w:rFonts w:ascii="Arial" w:eastAsia="Times New Roman" w:hAnsi="Arial" w:cs="Arial"/>
+          <w:color w:val="000000"/>
+          <w:kern w:val="0"/>
+          <w14:ligatures w14:val="none"/>
+        </w:rPr>
+        <w:t xml:space="preserve"> </w:t>
+      </w:r>
+      <w:r>
+        <w:rPr>
+          <w:rFonts w:ascii="Arial" w:eastAsia="Times New Roman" w:hAnsi="Arial" w:cs="Arial"/>
+          <w:color w:val="000000"/>
+          <w:kern w:val="0"/>
+          <w14:ligatures w14:val="none"/>
+        </w:rPr>
+        <w:t xml:space="preserve">back to baseline levels; however, the </w:t>
       </w:r>
       <w:proofErr w:type="spellStart"/>
       <w:r>
@@ -11352,7 +13382,124 @@
           <w:kern w:val="0"/>
           <w14:ligatures w14:val="none"/>
         </w:rPr>
-        <w:t xml:space="preserve"> high group remained elevated throughout the trial. This indicates that </w:t>
+        <w:t xml:space="preserve"> high bass continued to </w:t>
+      </w:r>
+      <w:r>
+        <w:rPr>
+          <w:rFonts w:ascii="Arial" w:eastAsia="Times New Roman" w:hAnsi="Arial" w:cs="Arial"/>
+          <w:color w:val="000000"/>
+          <w:kern w:val="0"/>
+          <w14:ligatures w14:val="none"/>
+        </w:rPr>
+        <w:t>exhibit</w:t>
+      </w:r>
+      <w:r>
+        <w:rPr>
+          <w:rFonts w:ascii="Arial" w:eastAsia="Times New Roman" w:hAnsi="Arial" w:cs="Arial"/>
+          <w:color w:val="000000"/>
+          <w:kern w:val="0"/>
+          <w14:ligatures w14:val="none"/>
+        </w:rPr>
+        <w:t xml:space="preserve"> </w:t>
+      </w:r>
+      <w:r>
+        <w:rPr>
+          <w:rFonts w:ascii="Arial" w:eastAsia="Times New Roman" w:hAnsi="Arial" w:cs="Arial"/>
+          <w:color w:val="000000"/>
+          <w:kern w:val="0"/>
+          <w14:ligatures w14:val="none"/>
+        </w:rPr>
+        <w:t>elevat</w:t>
+      </w:r>
+      <w:r>
+        <w:rPr>
+          <w:rFonts w:ascii="Arial" w:eastAsia="Times New Roman" w:hAnsi="Arial" w:cs="Arial"/>
+          <w:color w:val="000000"/>
+          <w:kern w:val="0"/>
+          <w14:ligatures w14:val="none"/>
+        </w:rPr>
+        <w:t>ed stress, as we anticipated</w:t>
+      </w:r>
+      <w:r>
+        <w:rPr>
+          <w:rFonts w:ascii="Arial" w:eastAsia="Times New Roman" w:hAnsi="Arial" w:cs="Arial"/>
+          <w:color w:val="000000"/>
+          <w:kern w:val="0"/>
+          <w14:ligatures w14:val="none"/>
+        </w:rPr>
+        <w:t>.</w:t>
+      </w:r>
+      <w:r>
+        <w:rPr>
+          <w:rFonts w:ascii="Arial" w:eastAsia="Times New Roman" w:hAnsi="Arial" w:cs="Arial"/>
+          <w:color w:val="000000"/>
+          <w:kern w:val="0"/>
+          <w14:ligatures w14:val="none"/>
+        </w:rPr>
+        <w:t xml:space="preserve"> The </w:t>
+      </w:r>
+      <w:r>
+        <w:rPr>
+          <w:rFonts w:ascii="Arial" w:eastAsia="Times New Roman" w:hAnsi="Arial" w:cs="Arial"/>
+          <w:color w:val="000000"/>
+          <w:kern w:val="0"/>
+          <w14:ligatures w14:val="none"/>
+        </w:rPr>
+        <w:t>ongoing</w:t>
+      </w:r>
+      <w:r>
+        <w:rPr>
+          <w:rFonts w:ascii="Arial" w:eastAsia="Times New Roman" w:hAnsi="Arial" w:cs="Arial"/>
+          <w:color w:val="000000"/>
+          <w:kern w:val="0"/>
+          <w14:ligatures w14:val="none"/>
+        </w:rPr>
+        <w:t xml:space="preserve"> </w:t>
+      </w:r>
+      <w:r>
+        <w:rPr>
+          <w:rFonts w:ascii="Arial" w:eastAsia="Times New Roman" w:hAnsi="Arial" w:cs="Arial"/>
+          <w:color w:val="000000"/>
+          <w:kern w:val="0"/>
+          <w14:ligatures w14:val="none"/>
+        </w:rPr>
+        <w:t>ri</w:t>
+      </w:r>
+      <w:r>
+        <w:rPr>
+          <w:rFonts w:ascii="Arial" w:eastAsia="Times New Roman" w:hAnsi="Arial" w:cs="Arial"/>
+          <w:color w:val="000000"/>
+          <w:kern w:val="0"/>
+          <w14:ligatures w14:val="none"/>
+        </w:rPr>
+        <w:t xml:space="preserve">se in stress </w:t>
+      </w:r>
+      <w:r>
+        <w:rPr>
+          <w:rFonts w:ascii="Arial" w:eastAsia="Times New Roman" w:hAnsi="Arial" w:cs="Arial"/>
+          <w:color w:val="000000"/>
+          <w:kern w:val="0"/>
+          <w14:ligatures w14:val="none"/>
+        </w:rPr>
+        <w:t>suggest</w:t>
+      </w:r>
+      <w:r>
+        <w:rPr>
+          <w:rFonts w:ascii="Arial" w:eastAsia="Times New Roman" w:hAnsi="Arial" w:cs="Arial"/>
+          <w:color w:val="000000"/>
+          <w:kern w:val="0"/>
+          <w14:ligatures w14:val="none"/>
+        </w:rPr>
+        <w:t xml:space="preserve">s that high doses </w:t>
+      </w:r>
+      <w:r>
+        <w:rPr>
+          <w:rFonts w:ascii="Arial" w:eastAsia="Times New Roman" w:hAnsi="Arial" w:cs="Arial"/>
+          <w:color w:val="000000"/>
+          <w:kern w:val="0"/>
+          <w14:ligatures w14:val="none"/>
+        </w:rPr>
+        <w:t xml:space="preserve">of </w:t>
       </w:r>
       <w:proofErr w:type="spellStart"/>
       <w:r>
@@ -11372,7 +13519,34 @@
           <w:kern w:val="0"/>
           <w14:ligatures w14:val="none"/>
         </w:rPr>
-        <w:t xml:space="preserve"> at high doses can potentially confound the stress response in bass and that </w:t>
+        <w:t xml:space="preserve"> </w:t>
+      </w:r>
+      <w:r>
+        <w:rPr>
+          <w:rFonts w:ascii="Arial" w:eastAsia="Times New Roman" w:hAnsi="Arial" w:cs="Arial"/>
+          <w:color w:val="000000"/>
+          <w:kern w:val="0"/>
+          <w14:ligatures w14:val="none"/>
+        </w:rPr>
+        <w:t xml:space="preserve">can potentially </w:t>
+      </w:r>
+      <w:r>
+        <w:rPr>
+          <w:rFonts w:ascii="Arial" w:eastAsia="Times New Roman" w:hAnsi="Arial" w:cs="Arial"/>
+          <w:color w:val="000000"/>
+          <w:kern w:val="0"/>
+          <w14:ligatures w14:val="none"/>
+        </w:rPr>
+        <w:t>alter</w:t>
+      </w:r>
+      <w:r>
+        <w:rPr>
+          <w:rFonts w:ascii="Arial" w:eastAsia="Times New Roman" w:hAnsi="Arial" w:cs="Arial"/>
+          <w:color w:val="000000"/>
+          <w:kern w:val="0"/>
+          <w14:ligatures w14:val="none"/>
+        </w:rPr>
+        <w:t xml:space="preserve"> the stress response in bass and that </w:t>
       </w:r>
       <w:proofErr w:type="spellStart"/>
       <w:r>
@@ -11392,38 +13566,538 @@
           <w:kern w:val="0"/>
           <w14:ligatures w14:val="none"/>
         </w:rPr>
-        <w:t xml:space="preserve">, and possibly other PFAS, may hinder the ability of fish to habituate to other stressors. To our knowledge, this is the first evidence that a PFAS compounds may increase NLR in freshwater fish. However, it is important to remain cautious regarding broadscale </w:t>
-      </w:r>
-      <w:r>
-        <w:rPr>
-          <w:rFonts w:ascii="Arial" w:eastAsia="Times New Roman" w:hAnsi="Arial" w:cs="Arial"/>
-          <w:color w:val="000000"/>
-          <w:kern w:val="0"/>
-          <w14:ligatures w14:val="none"/>
-        </w:rPr>
-        <w:lastRenderedPageBreak/>
-        <w:t>inference on the relationship of PFAS and leukocytes as this current study was conducted over a short timeframe and within relatively few individuals of one species, and given that past research using mice has shown certain PFAS species may differentially impact lymphocytes and neutrophils (Qazi et al., 2009). Future research should investigate the relationship between various PFAS compounds and leukocyte profiles over longer exposure periods. Additionally, studies should examine the effects of PFAS using finer-scale dosing increments and concentrations that reflect environmental conditions.</w:t>
-      </w:r>
-    </w:p>
-    <w:p>
-      <w:pPr>
-        <w:spacing w:line="480" w:lineRule="auto"/>
-        <w:rPr>
-          <w:rFonts w:ascii="Arial" w:eastAsia="Times New Roman" w:hAnsi="Arial" w:cs="Arial"/>
-          <w:color w:val="000000"/>
-          <w:kern w:val="0"/>
-          <w14:ligatures w14:val="none"/>
-        </w:rPr>
-      </w:pPr>
-      <w:r>
-        <w:rPr>
-          <w:rFonts w:ascii="Arial" w:eastAsia="Times New Roman" w:hAnsi="Arial" w:cs="Arial"/>
-          <w:color w:val="000000"/>
-          <w:kern w:val="0"/>
-          <w14:ligatures w14:val="none"/>
-        </w:rPr>
-        <w:tab/>
-        <w:t xml:space="preserve">Evaluating interactions in our GLM provided further support for our hypothesis that </w:t>
+        <w:t>, a</w:t>
+      </w:r>
+      <w:r>
+        <w:rPr>
+          <w:rFonts w:ascii="Arial" w:eastAsia="Times New Roman" w:hAnsi="Arial" w:cs="Arial"/>
+          <w:color w:val="000000"/>
+          <w:kern w:val="0"/>
+          <w14:ligatures w14:val="none"/>
+        </w:rPr>
+        <w:t>long</w:t>
+      </w:r>
+      <w:r>
+        <w:rPr>
+          <w:rFonts w:ascii="Arial" w:eastAsia="Times New Roman" w:hAnsi="Arial" w:cs="Arial"/>
+          <w:color w:val="000000"/>
+          <w:kern w:val="0"/>
+          <w14:ligatures w14:val="none"/>
+        </w:rPr>
+        <w:t xml:space="preserve"> </w:t>
+      </w:r>
+      <w:r>
+        <w:rPr>
+          <w:rFonts w:ascii="Arial" w:eastAsia="Times New Roman" w:hAnsi="Arial" w:cs="Arial"/>
+          <w:color w:val="000000"/>
+          <w:kern w:val="0"/>
+          <w14:ligatures w14:val="none"/>
+        </w:rPr>
+        <w:t>with</w:t>
+      </w:r>
+      <w:r>
+        <w:rPr>
+          <w:rFonts w:ascii="Arial" w:eastAsia="Times New Roman" w:hAnsi="Arial" w:cs="Arial"/>
+          <w:color w:val="000000"/>
+          <w:kern w:val="0"/>
+          <w14:ligatures w14:val="none"/>
+        </w:rPr>
+        <w:t xml:space="preserve"> possibly other PFAS</w:t>
+      </w:r>
+      <w:r>
+        <w:rPr>
+          <w:rFonts w:ascii="Arial" w:eastAsia="Times New Roman" w:hAnsi="Arial" w:cs="Arial"/>
+          <w:color w:val="000000"/>
+          <w:kern w:val="0"/>
+          <w14:ligatures w14:val="none"/>
+        </w:rPr>
+        <w:t xml:space="preserve"> compounds</w:t>
+      </w:r>
+      <w:r>
+        <w:rPr>
+          <w:rFonts w:ascii="Arial" w:eastAsia="Times New Roman" w:hAnsi="Arial" w:cs="Arial"/>
+          <w:color w:val="000000"/>
+          <w:kern w:val="0"/>
+          <w14:ligatures w14:val="none"/>
+        </w:rPr>
+        <w:t xml:space="preserve">, may </w:t>
+      </w:r>
+      <w:r>
+        <w:rPr>
+          <w:rFonts w:ascii="Arial" w:eastAsia="Times New Roman" w:hAnsi="Arial" w:cs="Arial"/>
+          <w:color w:val="000000"/>
+          <w:kern w:val="0"/>
+          <w14:ligatures w14:val="none"/>
+        </w:rPr>
+        <w:t>impai</w:t>
+      </w:r>
+      <w:r>
+        <w:rPr>
+          <w:rFonts w:ascii="Arial" w:eastAsia="Times New Roman" w:hAnsi="Arial" w:cs="Arial"/>
+          <w:color w:val="000000"/>
+          <w:kern w:val="0"/>
+          <w14:ligatures w14:val="none"/>
+        </w:rPr>
+        <w:t xml:space="preserve">r </w:t>
+      </w:r>
+      <w:r>
+        <w:rPr>
+          <w:rFonts w:ascii="Arial" w:eastAsia="Times New Roman" w:hAnsi="Arial" w:cs="Arial"/>
+          <w:color w:val="000000"/>
+          <w:kern w:val="0"/>
+          <w14:ligatures w14:val="none"/>
+        </w:rPr>
+        <w:t>fish's</w:t>
+      </w:r>
+      <w:r>
+        <w:rPr>
+          <w:rFonts w:ascii="Arial" w:eastAsia="Times New Roman" w:hAnsi="Arial" w:cs="Arial"/>
+          <w:color w:val="000000"/>
+          <w:kern w:val="0"/>
+          <w14:ligatures w14:val="none"/>
+        </w:rPr>
+        <w:t xml:space="preserve"> ability to </w:t>
+      </w:r>
+      <w:r>
+        <w:rPr>
+          <w:rFonts w:ascii="Arial" w:eastAsia="Times New Roman" w:hAnsi="Arial" w:cs="Arial"/>
+          <w:color w:val="000000"/>
+          <w:kern w:val="0"/>
+          <w14:ligatures w14:val="none"/>
+        </w:rPr>
+        <w:t>adapt</w:t>
+      </w:r>
+      <w:r>
+        <w:rPr>
+          <w:rFonts w:ascii="Arial" w:eastAsia="Times New Roman" w:hAnsi="Arial" w:cs="Arial"/>
+          <w:color w:val="000000"/>
+          <w:kern w:val="0"/>
+          <w14:ligatures w14:val="none"/>
+        </w:rPr>
+        <w:t xml:space="preserve"> to </w:t>
+      </w:r>
+      <w:r>
+        <w:rPr>
+          <w:rFonts w:ascii="Arial" w:eastAsia="Times New Roman" w:hAnsi="Arial" w:cs="Arial"/>
+          <w:color w:val="000000"/>
+          <w:kern w:val="0"/>
+          <w14:ligatures w14:val="none"/>
+        </w:rPr>
+        <w:t>various</w:t>
+      </w:r>
+      <w:r>
+        <w:rPr>
+          <w:rFonts w:ascii="Arial" w:eastAsia="Times New Roman" w:hAnsi="Arial" w:cs="Arial"/>
+          <w:color w:val="000000"/>
+          <w:kern w:val="0"/>
+          <w14:ligatures w14:val="none"/>
+        </w:rPr>
+        <w:t xml:space="preserve"> stressors. To our knowledge, this is the first evidence </w:t>
+      </w:r>
+      <w:r>
+        <w:rPr>
+          <w:rFonts w:ascii="Arial" w:eastAsia="Times New Roman" w:hAnsi="Arial" w:cs="Arial"/>
+          <w:color w:val="000000"/>
+          <w:kern w:val="0"/>
+          <w14:ligatures w14:val="none"/>
+        </w:rPr>
+        <w:t xml:space="preserve">indicating </w:t>
+      </w:r>
+      <w:r>
+        <w:rPr>
+          <w:rFonts w:ascii="Arial" w:eastAsia="Times New Roman" w:hAnsi="Arial" w:cs="Arial"/>
+          <w:color w:val="000000"/>
+          <w:kern w:val="0"/>
+          <w14:ligatures w14:val="none"/>
+        </w:rPr>
+        <w:t xml:space="preserve">that PFAS compounds may </w:t>
+      </w:r>
+      <w:r>
+        <w:rPr>
+          <w:rFonts w:ascii="Arial" w:eastAsia="Times New Roman" w:hAnsi="Arial" w:cs="Arial"/>
+          <w:color w:val="000000"/>
+          <w:kern w:val="0"/>
+          <w14:ligatures w14:val="none"/>
+        </w:rPr>
+        <w:t>elevat</w:t>
+      </w:r>
+      <w:r>
+        <w:rPr>
+          <w:rFonts w:ascii="Arial" w:eastAsia="Times New Roman" w:hAnsi="Arial" w:cs="Arial"/>
+          <w:color w:val="000000"/>
+          <w:kern w:val="0"/>
+          <w14:ligatures w14:val="none"/>
+        </w:rPr>
+        <w:t>e NLR in freshwater fish</w:t>
+      </w:r>
+      <w:r>
+        <w:rPr>
+          <w:rFonts w:ascii="Arial" w:eastAsia="Times New Roman" w:hAnsi="Arial" w:cs="Arial"/>
+          <w:color w:val="000000"/>
+          <w:kern w:val="0"/>
+          <w14:ligatures w14:val="none"/>
+        </w:rPr>
+        <w:t>es</w:t>
+      </w:r>
+      <w:r>
+        <w:rPr>
+          <w:rFonts w:ascii="Arial" w:eastAsia="Times New Roman" w:hAnsi="Arial" w:cs="Arial"/>
+          <w:color w:val="000000"/>
+          <w:kern w:val="0"/>
+          <w14:ligatures w14:val="none"/>
+        </w:rPr>
+        <w:t>.</w:t>
+      </w:r>
+      <w:r>
+        <w:rPr>
+          <w:rFonts w:ascii="Arial" w:eastAsia="Times New Roman" w:hAnsi="Arial" w:cs="Arial"/>
+          <w:color w:val="000000"/>
+          <w:kern w:val="0"/>
+          <w14:ligatures w14:val="none"/>
+        </w:rPr>
+        <w:t xml:space="preserve"> </w:t>
+      </w:r>
+      <w:r>
+        <w:rPr>
+          <w:rFonts w:ascii="Arial" w:eastAsia="Times New Roman" w:hAnsi="Arial" w:cs="Arial"/>
+          <w:color w:val="000000"/>
+          <w:kern w:val="0"/>
+          <w14:ligatures w14:val="none"/>
+        </w:rPr>
+        <w:t>A</w:t>
+      </w:r>
+      <w:r>
+        <w:rPr>
+          <w:rFonts w:ascii="Arial" w:eastAsia="Times New Roman" w:hAnsi="Arial" w:cs="Arial"/>
+          <w:color w:val="000000"/>
+          <w:kern w:val="0"/>
+          <w14:ligatures w14:val="none"/>
+        </w:rPr>
+        <w:t xml:space="preserve"> </w:t>
+      </w:r>
+      <w:r>
+        <w:rPr>
+          <w:rFonts w:ascii="Arial" w:eastAsia="Times New Roman" w:hAnsi="Arial" w:cs="Arial"/>
+          <w:color w:val="000000"/>
+          <w:kern w:val="0"/>
+          <w14:ligatures w14:val="none"/>
+        </w:rPr>
+        <w:t>dec</w:t>
+      </w:r>
+      <w:r>
+        <w:rPr>
+          <w:rFonts w:ascii="Arial" w:eastAsia="Times New Roman" w:hAnsi="Arial" w:cs="Arial"/>
+          <w:color w:val="000000"/>
+          <w:kern w:val="0"/>
+          <w14:ligatures w14:val="none"/>
+        </w:rPr>
+        <w:t>reas</w:t>
+      </w:r>
+      <w:r>
+        <w:rPr>
+          <w:rFonts w:ascii="Arial" w:eastAsia="Times New Roman" w:hAnsi="Arial" w:cs="Arial"/>
+          <w:color w:val="000000"/>
+          <w:kern w:val="0"/>
+          <w14:ligatures w14:val="none"/>
+        </w:rPr>
+        <w:t xml:space="preserve">e </w:t>
+      </w:r>
+      <w:r>
+        <w:rPr>
+          <w:rFonts w:ascii="Arial" w:eastAsia="Times New Roman" w:hAnsi="Arial" w:cs="Arial"/>
+          <w:color w:val="000000"/>
+          <w:kern w:val="0"/>
+          <w14:ligatures w14:val="none"/>
+        </w:rPr>
+        <w:t xml:space="preserve">in NLR in the control group </w:t>
+      </w:r>
+      <w:r>
+        <w:rPr>
+          <w:rFonts w:ascii="Arial" w:eastAsia="Times New Roman" w:hAnsi="Arial" w:cs="Arial"/>
+          <w:color w:val="000000"/>
+          <w:kern w:val="0"/>
+          <w14:ligatures w14:val="none"/>
+        </w:rPr>
+        <w:t>ma</w:t>
+      </w:r>
+      <w:r>
+        <w:rPr>
+          <w:rFonts w:ascii="Arial" w:eastAsia="Times New Roman" w:hAnsi="Arial" w:cs="Arial"/>
+          <w:color w:val="000000"/>
+          <w:kern w:val="0"/>
+          <w14:ligatures w14:val="none"/>
+        </w:rPr>
+        <w:t xml:space="preserve">y </w:t>
+      </w:r>
+      <w:r>
+        <w:rPr>
+          <w:rFonts w:ascii="Arial" w:eastAsia="Times New Roman" w:hAnsi="Arial" w:cs="Arial"/>
+          <w:color w:val="000000"/>
+          <w:kern w:val="0"/>
+          <w14:ligatures w14:val="none"/>
+        </w:rPr>
+        <w:t>imply</w:t>
+      </w:r>
+      <w:r>
+        <w:rPr>
+          <w:rFonts w:ascii="Arial" w:eastAsia="Times New Roman" w:hAnsi="Arial" w:cs="Arial"/>
+          <w:color w:val="000000"/>
+          <w:kern w:val="0"/>
+          <w14:ligatures w14:val="none"/>
+        </w:rPr>
+        <w:t xml:space="preserve"> that a</w:t>
+      </w:r>
+      <w:r>
+        <w:rPr>
+          <w:rFonts w:ascii="Arial" w:eastAsia="Times New Roman" w:hAnsi="Arial" w:cs="Arial"/>
+          <w:color w:val="000000"/>
+          <w:kern w:val="0"/>
+          <w14:ligatures w14:val="none"/>
+        </w:rPr>
+        <w:t xml:space="preserve"> sudden </w:t>
+      </w:r>
+      <w:r>
+        <w:rPr>
+          <w:rFonts w:ascii="Arial" w:eastAsia="Times New Roman" w:hAnsi="Arial" w:cs="Arial"/>
+          <w:color w:val="000000"/>
+          <w:kern w:val="0"/>
+          <w14:ligatures w14:val="none"/>
+        </w:rPr>
+        <w:t>ri</w:t>
+      </w:r>
+      <w:r>
+        <w:rPr>
+          <w:rFonts w:ascii="Arial" w:eastAsia="Times New Roman" w:hAnsi="Arial" w:cs="Arial"/>
+          <w:color w:val="000000"/>
+          <w:kern w:val="0"/>
+          <w14:ligatures w14:val="none"/>
+        </w:rPr>
+        <w:t xml:space="preserve">se </w:t>
+      </w:r>
+      <w:r>
+        <w:rPr>
+          <w:rFonts w:ascii="Arial" w:eastAsia="Times New Roman" w:hAnsi="Arial" w:cs="Arial"/>
+          <w:color w:val="000000"/>
+          <w:kern w:val="0"/>
+          <w14:ligatures w14:val="none"/>
+        </w:rPr>
+        <w:t>in</w:t>
+      </w:r>
+      <w:r>
+        <w:rPr>
+          <w:rFonts w:ascii="Arial" w:eastAsia="Times New Roman" w:hAnsi="Arial" w:cs="Arial"/>
+          <w:color w:val="000000"/>
+          <w:kern w:val="0"/>
+          <w14:ligatures w14:val="none"/>
+        </w:rPr>
+        <w:t xml:space="preserve"> salinity is </w:t>
+      </w:r>
+      <w:r>
+        <w:rPr>
+          <w:rFonts w:ascii="Arial" w:eastAsia="Times New Roman" w:hAnsi="Arial" w:cs="Arial"/>
+          <w:color w:val="000000"/>
+          <w:kern w:val="0"/>
+          <w14:ligatures w14:val="none"/>
+        </w:rPr>
+        <w:t>mere</w:t>
+      </w:r>
+      <w:r>
+        <w:rPr>
+          <w:rFonts w:ascii="Arial" w:eastAsia="Times New Roman" w:hAnsi="Arial" w:cs="Arial"/>
+          <w:color w:val="000000"/>
+          <w:kern w:val="0"/>
+          <w14:ligatures w14:val="none"/>
+        </w:rPr>
+        <w:t xml:space="preserve">ly an acute stressor </w:t>
+      </w:r>
+      <w:r>
+        <w:rPr>
+          <w:rFonts w:ascii="Arial" w:eastAsia="Times New Roman" w:hAnsi="Arial" w:cs="Arial"/>
+          <w:color w:val="000000"/>
+          <w:kern w:val="0"/>
+          <w14:ligatures w14:val="none"/>
+        </w:rPr>
+        <w:t>for</w:t>
+      </w:r>
+      <w:r>
+        <w:rPr>
+          <w:rFonts w:ascii="Arial" w:eastAsia="Times New Roman" w:hAnsi="Arial" w:cs="Arial"/>
+          <w:color w:val="000000"/>
+          <w:kern w:val="0"/>
+          <w14:ligatures w14:val="none"/>
+        </w:rPr>
+        <w:t xml:space="preserve"> bas</w:t>
+      </w:r>
+      <w:r>
+        <w:rPr>
+          <w:rFonts w:ascii="Arial" w:eastAsia="Times New Roman" w:hAnsi="Arial" w:cs="Arial"/>
+          <w:color w:val="000000"/>
+          <w:kern w:val="0"/>
+          <w14:ligatures w14:val="none"/>
+        </w:rPr>
+        <w:t>s</w:t>
+      </w:r>
+      <w:r>
+        <w:rPr>
+          <w:rFonts w:ascii="Arial" w:eastAsia="Times New Roman" w:hAnsi="Arial" w:cs="Arial"/>
+          <w:color w:val="000000"/>
+          <w:kern w:val="0"/>
+          <w14:ligatures w14:val="none"/>
+        </w:rPr>
+        <w:t xml:space="preserve">, which </w:t>
+      </w:r>
+      <w:r>
+        <w:rPr>
+          <w:rFonts w:ascii="Arial" w:eastAsia="Times New Roman" w:hAnsi="Arial" w:cs="Arial"/>
+          <w:color w:val="000000"/>
+          <w:kern w:val="0"/>
+          <w14:ligatures w14:val="none"/>
+        </w:rPr>
+        <w:t>align</w:t>
+      </w:r>
+      <w:r>
+        <w:rPr>
+          <w:rFonts w:ascii="Arial" w:eastAsia="Times New Roman" w:hAnsi="Arial" w:cs="Arial"/>
+          <w:color w:val="000000"/>
+          <w:kern w:val="0"/>
+          <w14:ligatures w14:val="none"/>
+        </w:rPr>
+        <w:t>s</w:t>
+      </w:r>
+      <w:r>
+        <w:rPr>
+          <w:rFonts w:ascii="Arial" w:eastAsia="Times New Roman" w:hAnsi="Arial" w:cs="Arial"/>
+          <w:color w:val="000000"/>
+          <w:kern w:val="0"/>
+          <w14:ligatures w14:val="none"/>
+        </w:rPr>
+        <w:t xml:space="preserve"> with the findings of Yi et al. </w:t>
+      </w:r>
+      <w:r>
+        <w:rPr>
+          <w:rFonts w:ascii="Arial" w:eastAsia="Times New Roman" w:hAnsi="Arial" w:cs="Arial"/>
+          <w:color w:val="000000"/>
+          <w:kern w:val="0"/>
+          <w14:ligatures w14:val="none"/>
+        </w:rPr>
+        <w:t>(</w:t>
+      </w:r>
+      <w:r>
+        <w:rPr>
+          <w:rFonts w:ascii="Arial" w:eastAsia="Times New Roman" w:hAnsi="Arial" w:cs="Arial"/>
+          <w:color w:val="000000"/>
+          <w:kern w:val="0"/>
+          <w14:ligatures w14:val="none"/>
+        </w:rPr>
+        <w:t>2021)</w:t>
+      </w:r>
+      <w:r>
+        <w:rPr>
+          <w:rFonts w:ascii="Arial" w:eastAsia="Times New Roman" w:hAnsi="Arial" w:cs="Arial"/>
+          <w:color w:val="000000"/>
+          <w:kern w:val="0"/>
+          <w14:ligatures w14:val="none"/>
+        </w:rPr>
+        <w:t>,</w:t>
+      </w:r>
+      <w:r>
+        <w:rPr>
+          <w:rFonts w:ascii="Arial" w:eastAsia="Times New Roman" w:hAnsi="Arial" w:cs="Arial"/>
+          <w:color w:val="000000"/>
+          <w:kern w:val="0"/>
+          <w14:ligatures w14:val="none"/>
+        </w:rPr>
+        <w:t xml:space="preserve"> </w:t>
+      </w:r>
+      <w:r>
+        <w:rPr>
+          <w:rFonts w:ascii="Arial" w:eastAsia="Times New Roman" w:hAnsi="Arial" w:cs="Arial"/>
+          <w:color w:val="000000"/>
+          <w:kern w:val="0"/>
+          <w14:ligatures w14:val="none"/>
+        </w:rPr>
+        <w:t>who</w:t>
+      </w:r>
+      <w:r>
+        <w:rPr>
+          <w:rFonts w:ascii="Arial" w:eastAsia="Times New Roman" w:hAnsi="Arial" w:cs="Arial"/>
+          <w:color w:val="000000"/>
+          <w:kern w:val="0"/>
+          <w14:ligatures w14:val="none"/>
+        </w:rPr>
+        <w:t xml:space="preserve"> </w:t>
+      </w:r>
+      <w:r>
+        <w:rPr>
+          <w:rFonts w:ascii="Arial" w:eastAsia="Times New Roman" w:hAnsi="Arial" w:cs="Arial"/>
+          <w:color w:val="000000"/>
+          <w:kern w:val="0"/>
+          <w14:ligatures w14:val="none"/>
+        </w:rPr>
+        <w:t>demonstrat</w:t>
+      </w:r>
+      <w:r>
+        <w:rPr>
+          <w:rFonts w:ascii="Arial" w:eastAsia="Times New Roman" w:hAnsi="Arial" w:cs="Arial"/>
+          <w:color w:val="000000"/>
+          <w:kern w:val="0"/>
+          <w14:ligatures w14:val="none"/>
+        </w:rPr>
+        <w:t>ed that bass can tolerate moderately high salinity</w:t>
+      </w:r>
+      <w:r>
+        <w:rPr>
+          <w:rFonts w:ascii="Arial" w:eastAsia="Times New Roman" w:hAnsi="Arial" w:cs="Arial"/>
+          <w:color w:val="000000"/>
+          <w:kern w:val="0"/>
+          <w14:ligatures w14:val="none"/>
+        </w:rPr>
+        <w:t>.</w:t>
+      </w:r>
+      <w:r>
+        <w:rPr>
+          <w:rFonts w:ascii="Arial" w:eastAsia="Times New Roman" w:hAnsi="Arial" w:cs="Arial"/>
+          <w:color w:val="000000"/>
+          <w:kern w:val="0"/>
+          <w14:ligatures w14:val="none"/>
+        </w:rPr>
+        <w:t xml:space="preserve"> Furthermore, the consistent </w:t>
+      </w:r>
+      <w:r>
+        <w:rPr>
+          <w:rFonts w:ascii="Arial" w:eastAsia="Times New Roman" w:hAnsi="Arial" w:cs="Arial"/>
+          <w:color w:val="000000"/>
+          <w:kern w:val="0"/>
+          <w14:ligatures w14:val="none"/>
+        </w:rPr>
+        <w:t>decline</w:t>
+      </w:r>
+      <w:r>
+        <w:rPr>
+          <w:rFonts w:ascii="Arial" w:eastAsia="Times New Roman" w:hAnsi="Arial" w:cs="Arial"/>
+          <w:color w:val="000000"/>
+          <w:kern w:val="0"/>
+          <w14:ligatures w14:val="none"/>
+        </w:rPr>
+        <w:t xml:space="preserve"> </w:t>
+      </w:r>
+      <w:r>
+        <w:rPr>
+          <w:rFonts w:ascii="Arial" w:eastAsia="Times New Roman" w:hAnsi="Arial" w:cs="Arial"/>
+          <w:color w:val="000000"/>
+          <w:kern w:val="0"/>
+          <w14:ligatures w14:val="none"/>
+        </w:rPr>
+        <w:t>in NLR</w:t>
+      </w:r>
+      <w:r>
+        <w:rPr>
+          <w:rFonts w:ascii="Arial" w:eastAsia="Times New Roman" w:hAnsi="Arial" w:cs="Arial"/>
+          <w:color w:val="000000"/>
+          <w:kern w:val="0"/>
+          <w14:ligatures w14:val="none"/>
+        </w:rPr>
+        <w:t xml:space="preserve"> in both cadmium and </w:t>
       </w:r>
       <w:proofErr w:type="spellStart"/>
       <w:r>
@@ -11443,259 +14117,583 @@
           <w:kern w:val="0"/>
           <w14:ligatures w14:val="none"/>
         </w:rPr>
-        <w:t xml:space="preserve"> can alter the stress response. When comparing the difference between the slope of blood samples 1 - 4, </w:t>
-      </w:r>
-      <w:proofErr w:type="spellStart"/>
-      <w:r>
-        <w:rPr>
-          <w:rFonts w:ascii="Arial" w:eastAsia="Times New Roman" w:hAnsi="Arial" w:cs="Arial"/>
-          <w:color w:val="000000"/>
-          <w:kern w:val="0"/>
-          <w14:ligatures w14:val="none"/>
-        </w:rPr>
-        <w:t>PFPeA</w:t>
-      </w:r>
-      <w:proofErr w:type="spellEnd"/>
-      <w:r>
-        <w:rPr>
-          <w:rFonts w:ascii="Arial" w:eastAsia="Times New Roman" w:hAnsi="Arial" w:cs="Arial"/>
-          <w:color w:val="000000"/>
-          <w:kern w:val="0"/>
-          <w14:ligatures w14:val="none"/>
-        </w:rPr>
-        <w:t xml:space="preserve"> high was either significant or marginally different from the two low dose groups. However, this was not the case when comparing the Cd high and control groups. These signals would likely become clearer given a larger sample size.</w:t>
-      </w:r>
-    </w:p>
-    <w:p>
-      <w:pPr>
-        <w:spacing w:line="480" w:lineRule="auto"/>
-        <w:rPr>
-          <w:rFonts w:ascii="Arial" w:eastAsia="Times New Roman" w:hAnsi="Arial" w:cs="Arial"/>
-          <w:color w:val="000000"/>
-          <w:kern w:val="0"/>
-          <w14:ligatures w14:val="none"/>
-        </w:rPr>
-      </w:pPr>
-      <w:r>
-        <w:rPr>
-          <w:rFonts w:ascii="Arial" w:eastAsia="Times New Roman" w:hAnsi="Arial" w:cs="Arial"/>
-          <w:color w:val="000000"/>
-          <w:kern w:val="0"/>
-          <w14:ligatures w14:val="none"/>
-        </w:rPr>
-        <w:tab/>
-        <w:t xml:space="preserve">Additionally, it is important to note that we applied doses of the toxins using an order of magnitude scale. While this allowed us a chance to broadly test for the potential effects of toxic exposure on NLR, these doses may not represent ecologically relevant values found in natural systems. For </w:t>
-      </w:r>
-      <w:proofErr w:type="gramStart"/>
-      <w:r>
-        <w:rPr>
-          <w:rFonts w:ascii="Arial" w:eastAsia="Times New Roman" w:hAnsi="Arial" w:cs="Arial"/>
-          <w:color w:val="000000"/>
-          <w:kern w:val="0"/>
-          <w14:ligatures w14:val="none"/>
-        </w:rPr>
-        <w:t>instance</w:t>
-      </w:r>
-      <w:proofErr w:type="gramEnd"/>
-      <w:r>
-        <w:rPr>
-          <w:rFonts w:ascii="Arial" w:eastAsia="Times New Roman" w:hAnsi="Arial" w:cs="Arial"/>
-          <w:color w:val="000000"/>
-          <w:kern w:val="0"/>
-          <w14:ligatures w14:val="none"/>
-        </w:rPr>
-        <w:t xml:space="preserve"> in a review of PFAS global occurrence by </w:t>
-      </w:r>
-      <w:proofErr w:type="spellStart"/>
-      <w:r>
-        <w:rPr>
-          <w:rFonts w:ascii="Arial" w:eastAsia="Times New Roman" w:hAnsi="Arial" w:cs="Arial"/>
-          <w:color w:val="000000"/>
-          <w:kern w:val="0"/>
-          <w14:ligatures w14:val="none"/>
-        </w:rPr>
-        <w:t>Kurwadkar</w:t>
-      </w:r>
-      <w:proofErr w:type="spellEnd"/>
-      <w:r>
-        <w:rPr>
-          <w:rFonts w:ascii="Arial" w:eastAsia="Times New Roman" w:hAnsi="Arial" w:cs="Arial"/>
-          <w:color w:val="000000"/>
-          <w:kern w:val="0"/>
-          <w14:ligatures w14:val="none"/>
-        </w:rPr>
-        <w:t xml:space="preserve"> and colleagues, they reported that water sources typically had rates well below 3.4 mg/L, which is the rate we used in the </w:t>
-      </w:r>
-      <w:proofErr w:type="spellStart"/>
-      <w:r>
-        <w:rPr>
-          <w:rFonts w:ascii="Arial" w:eastAsia="Times New Roman" w:hAnsi="Arial" w:cs="Arial"/>
-          <w:color w:val="000000"/>
-          <w:kern w:val="0"/>
-          <w14:ligatures w14:val="none"/>
-        </w:rPr>
-        <w:t>PFPeA</w:t>
-      </w:r>
-      <w:proofErr w:type="spellEnd"/>
-      <w:r>
-        <w:rPr>
-          <w:rFonts w:ascii="Arial" w:eastAsia="Times New Roman" w:hAnsi="Arial" w:cs="Arial"/>
-          <w:color w:val="000000"/>
-          <w:kern w:val="0"/>
-          <w14:ligatures w14:val="none"/>
-        </w:rPr>
-        <w:t xml:space="preserve"> low group (2022). </w:t>
-      </w:r>
-    </w:p>
-    <w:p>
-      <w:pPr>
-        <w:spacing w:line="480" w:lineRule="auto"/>
-        <w:rPr>
-          <w:rFonts w:ascii="Arial" w:eastAsia="Times New Roman" w:hAnsi="Arial" w:cs="Arial"/>
-          <w:color w:val="000000"/>
-          <w:kern w:val="0"/>
-          <w14:ligatures w14:val="none"/>
-        </w:rPr>
-      </w:pPr>
-      <w:r>
-        <w:rPr>
-          <w:rFonts w:ascii="Arial" w:eastAsia="Times New Roman" w:hAnsi="Arial" w:cs="Arial"/>
-          <w:color w:val="000000"/>
-          <w:kern w:val="0"/>
-          <w14:ligatures w14:val="none"/>
-        </w:rPr>
-        <w:t xml:space="preserve">Nevertheless, these findings have important implications for the health of bass and other aquatic organisms. NLR is considered a robust proxy for stress and can be used across a variety of vertebrate taxa because of the conservative nature of the stress </w:t>
-      </w:r>
-      <w:r>
-        <w:rPr>
-          <w:rFonts w:ascii="Arial" w:eastAsia="Times New Roman" w:hAnsi="Arial" w:cs="Arial"/>
-          <w:color w:val="000000"/>
-          <w:kern w:val="0"/>
-          <w14:ligatures w14:val="none"/>
-        </w:rPr>
-        <w:lastRenderedPageBreak/>
-        <w:t xml:space="preserve">response (Davis et al., 2008).  </w:t>
-      </w:r>
-      <w:proofErr w:type="gramStart"/>
-      <w:r>
-        <w:rPr>
-          <w:rFonts w:ascii="Arial" w:eastAsia="Times New Roman" w:hAnsi="Arial" w:cs="Arial"/>
-          <w:color w:val="000000"/>
-          <w:kern w:val="0"/>
-          <w14:ligatures w14:val="none"/>
-        </w:rPr>
-        <w:t>Therefore</w:t>
-      </w:r>
-      <w:proofErr w:type="gramEnd"/>
-      <w:r>
-        <w:rPr>
-          <w:rFonts w:ascii="Arial" w:eastAsia="Times New Roman" w:hAnsi="Arial" w:cs="Arial"/>
-          <w:color w:val="000000"/>
-          <w:kern w:val="0"/>
-          <w14:ligatures w14:val="none"/>
-        </w:rPr>
-        <w:t xml:space="preserve"> it is feasible to suggest that </w:t>
-      </w:r>
-      <w:proofErr w:type="spellStart"/>
-      <w:r>
-        <w:rPr>
-          <w:rFonts w:ascii="Arial" w:eastAsia="Times New Roman" w:hAnsi="Arial" w:cs="Arial"/>
-          <w:color w:val="000000"/>
-          <w:kern w:val="0"/>
-          <w14:ligatures w14:val="none"/>
-        </w:rPr>
-        <w:t>PFPeA</w:t>
-      </w:r>
-      <w:proofErr w:type="spellEnd"/>
-      <w:r>
-        <w:rPr>
-          <w:rFonts w:ascii="Arial" w:eastAsia="Times New Roman" w:hAnsi="Arial" w:cs="Arial"/>
-          <w:color w:val="000000"/>
-          <w:kern w:val="0"/>
-          <w14:ligatures w14:val="none"/>
-        </w:rPr>
-        <w:t xml:space="preserve">, and potentially other PFAS chemicals, could impact baseline stress levels across various species. This is especially problematic considering PFASs have been in use since at least the 1950s in a variety of industrial applications (Gaines, 2023), and new short-chain PFAS are being developed with little understanding of their potential health implications. What’s more, these chemicals are known for their strong fluorine-carbon bonds that allow them to persist in environments, can be transported via aquatic or atmospheric pathways, and have been detected globally (reviewed in </w:t>
-      </w:r>
-      <w:proofErr w:type="spellStart"/>
-      <w:r>
-        <w:rPr>
-          <w:rFonts w:ascii="Arial" w:eastAsia="Times New Roman" w:hAnsi="Arial" w:cs="Arial"/>
-          <w:color w:val="000000"/>
-          <w:kern w:val="0"/>
-          <w14:ligatures w14:val="none"/>
-        </w:rPr>
-        <w:t>Kurwadkar</w:t>
-      </w:r>
-      <w:proofErr w:type="spellEnd"/>
-      <w:r>
-        <w:rPr>
-          <w:rFonts w:ascii="Arial" w:eastAsia="Times New Roman" w:hAnsi="Arial" w:cs="Arial"/>
-          <w:color w:val="000000"/>
-          <w:kern w:val="0"/>
-          <w14:ligatures w14:val="none"/>
-        </w:rPr>
-        <w:t xml:space="preserve"> et al., 2022). </w:t>
-      </w:r>
-    </w:p>
-    <w:p>
-      <w:pPr>
-        <w:spacing w:line="480" w:lineRule="auto"/>
-        <w:rPr>
-          <w:rFonts w:ascii="Arial" w:eastAsia="Times New Roman" w:hAnsi="Arial" w:cs="Arial"/>
-          <w:color w:val="000000"/>
-          <w:kern w:val="0"/>
-          <w14:ligatures w14:val="none"/>
-        </w:rPr>
-      </w:pPr>
-      <w:r>
-        <w:rPr>
-          <w:rFonts w:ascii="Arial" w:eastAsia="Times New Roman" w:hAnsi="Arial" w:cs="Arial"/>
-          <w:color w:val="000000"/>
-          <w:kern w:val="0"/>
-          <w14:ligatures w14:val="none"/>
-        </w:rPr>
-        <w:tab/>
-        <w:t>The noted effects of increasing PFAS exposure and water salinity on thyroid hormone (T3, T4) concentrations and function in fish reveal potential pathways through which these environmental stressors may influence baseline stress responses in bass (</w:t>
-      </w:r>
-      <w:proofErr w:type="spellStart"/>
-      <w:r>
-        <w:rPr>
-          <w:rFonts w:ascii="Arial" w:eastAsia="Times New Roman" w:hAnsi="Arial" w:cs="Arial"/>
-          <w:color w:val="000000"/>
-          <w:kern w:val="0"/>
-          <w14:ligatures w14:val="none"/>
-        </w:rPr>
-        <w:t>Peyghan</w:t>
-      </w:r>
-      <w:proofErr w:type="spellEnd"/>
-      <w:r>
-        <w:rPr>
-          <w:rFonts w:ascii="Arial" w:eastAsia="Times New Roman" w:hAnsi="Arial" w:cs="Arial"/>
-          <w:color w:val="000000"/>
-          <w:kern w:val="0"/>
-          <w14:ligatures w14:val="none"/>
-        </w:rPr>
-        <w:t xml:space="preserve"> et al., 2013). Future research could benefit from directly measuring thyroid hormone levels alongside stress markers to elucidate the mechanistic connections underlying these interactions and their implications for aquatic organism health and resilience.</w:t>
-      </w:r>
-    </w:p>
-    <w:p>
-      <w:pPr>
-        <w:spacing w:line="480" w:lineRule="auto"/>
-        <w:rPr>
-          <w:rFonts w:ascii="Arial" w:eastAsia="Times New Roman" w:hAnsi="Arial" w:cs="Arial"/>
-          <w:color w:val="000000"/>
-          <w:kern w:val="0"/>
-          <w14:ligatures w14:val="none"/>
-        </w:rPr>
-      </w:pPr>
-      <w:r>
-        <w:rPr>
-          <w:rFonts w:ascii="Arial" w:eastAsia="Times New Roman" w:hAnsi="Arial" w:cs="Arial"/>
-          <w:color w:val="000000"/>
-          <w:kern w:val="0"/>
-          <w14:ligatures w14:val="none"/>
-        </w:rPr>
-        <w:t xml:space="preserve">Our study indicates that cadmium likely does not affect baseline stress or the stress response in bass. However, it has been observed that cadmium exposure causes adverse effects in fish over a long time period (Li et al., 2018). Because of time constraints, we did not test the effects of long-term exposure; therefore, the potential effects of cadmium on stress should not be dismissed entirely. Regardless of our findings, Cd remains an important heavy metal toxicant with adverse effects in aquatic ecosystems. </w:t>
+        <w:t xml:space="preserve"> low group</w:t>
+      </w:r>
+      <w:r>
+        <w:rPr>
+          <w:rFonts w:ascii="Arial" w:eastAsia="Times New Roman" w:hAnsi="Arial" w:cs="Arial"/>
+          <w:color w:val="000000"/>
+          <w:kern w:val="0"/>
+          <w14:ligatures w14:val="none"/>
+        </w:rPr>
+        <w:t>s</w:t>
+      </w:r>
+      <w:r>
+        <w:rPr>
+          <w:rFonts w:ascii="Arial" w:eastAsia="Times New Roman" w:hAnsi="Arial" w:cs="Arial"/>
+          <w:color w:val="000000"/>
+          <w:kern w:val="0"/>
+          <w14:ligatures w14:val="none"/>
+        </w:rPr>
+        <w:t xml:space="preserve"> </w:t>
+      </w:r>
+      <w:r>
+        <w:rPr>
+          <w:rFonts w:ascii="Arial" w:eastAsia="Times New Roman" w:hAnsi="Arial" w:cs="Arial"/>
+          <w:color w:val="000000"/>
+          <w:kern w:val="0"/>
+          <w14:ligatures w14:val="none"/>
+        </w:rPr>
+        <w:t>implie</w:t>
+      </w:r>
+      <w:r>
+        <w:rPr>
+          <w:rFonts w:ascii="Arial" w:eastAsia="Times New Roman" w:hAnsi="Arial" w:cs="Arial"/>
+          <w:color w:val="000000"/>
+          <w:kern w:val="0"/>
+          <w14:ligatures w14:val="none"/>
+        </w:rPr>
+        <w:t>s no interactive effect between these heavy metals and environmental stressors</w:t>
+      </w:r>
+      <w:r>
+        <w:rPr>
+          <w:rFonts w:ascii="Arial" w:eastAsia="Times New Roman" w:hAnsi="Arial" w:cs="Arial"/>
+          <w:color w:val="000000"/>
+          <w:kern w:val="0"/>
+          <w14:ligatures w14:val="none"/>
+        </w:rPr>
+        <w:t xml:space="preserve">. </w:t>
+      </w:r>
+      <w:r>
+        <w:rPr>
+          <w:rFonts w:ascii="Arial" w:eastAsia="Times New Roman" w:hAnsi="Arial" w:cs="Arial"/>
+          <w:color w:val="000000"/>
+          <w:kern w:val="0"/>
+          <w14:ligatures w14:val="none"/>
+        </w:rPr>
+        <w:t xml:space="preserve">However, </w:t>
+      </w:r>
+      <w:r>
+        <w:rPr>
+          <w:rFonts w:ascii="Arial" w:eastAsia="Times New Roman" w:hAnsi="Arial" w:cs="Arial"/>
+          <w:color w:val="000000"/>
+          <w:kern w:val="0"/>
+          <w14:ligatures w14:val="none"/>
+        </w:rPr>
+        <w:t xml:space="preserve">it is </w:t>
+      </w:r>
+      <w:r>
+        <w:rPr>
+          <w:rFonts w:ascii="Arial" w:eastAsia="Times New Roman" w:hAnsi="Arial" w:cs="Arial"/>
+          <w:color w:val="000000"/>
+          <w:kern w:val="0"/>
+          <w14:ligatures w14:val="none"/>
+        </w:rPr>
+        <w:t>cruc</w:t>
+      </w:r>
+      <w:r>
+        <w:rPr>
+          <w:rFonts w:ascii="Arial" w:eastAsia="Times New Roman" w:hAnsi="Arial" w:cs="Arial"/>
+          <w:color w:val="000000"/>
+          <w:kern w:val="0"/>
+          <w14:ligatures w14:val="none"/>
+        </w:rPr>
+        <w:t>ial</w:t>
+      </w:r>
+      <w:r>
+        <w:rPr>
+          <w:rFonts w:ascii="Arial" w:eastAsia="Times New Roman" w:hAnsi="Arial" w:cs="Arial"/>
+          <w:color w:val="000000"/>
+          <w:kern w:val="0"/>
+          <w14:ligatures w14:val="none"/>
+        </w:rPr>
+        <w:t xml:space="preserve"> to </w:t>
+      </w:r>
+      <w:r>
+        <w:rPr>
+          <w:rFonts w:ascii="Arial" w:eastAsia="Times New Roman" w:hAnsi="Arial" w:cs="Arial"/>
+          <w:color w:val="000000"/>
+          <w:kern w:val="0"/>
+          <w14:ligatures w14:val="none"/>
+        </w:rPr>
+        <w:t>exercise</w:t>
+      </w:r>
+      <w:r>
+        <w:rPr>
+          <w:rFonts w:ascii="Arial" w:eastAsia="Times New Roman" w:hAnsi="Arial" w:cs="Arial"/>
+          <w:color w:val="000000"/>
+          <w:kern w:val="0"/>
+          <w14:ligatures w14:val="none"/>
+        </w:rPr>
+        <w:t xml:space="preserve"> cautio</w:t>
+      </w:r>
+      <w:r>
+        <w:rPr>
+          <w:rFonts w:ascii="Arial" w:eastAsia="Times New Roman" w:hAnsi="Arial" w:cs="Arial"/>
+          <w:color w:val="000000"/>
+          <w:kern w:val="0"/>
+          <w14:ligatures w14:val="none"/>
+        </w:rPr>
+        <w:t>n</w:t>
+      </w:r>
+      <w:r>
+        <w:rPr>
+          <w:rFonts w:ascii="Arial" w:eastAsia="Times New Roman" w:hAnsi="Arial" w:cs="Arial"/>
+          <w:color w:val="000000"/>
+          <w:kern w:val="0"/>
+          <w14:ligatures w14:val="none"/>
+        </w:rPr>
+        <w:t xml:space="preserve"> regarding broad </w:t>
+      </w:r>
+      <w:r>
+        <w:rPr>
+          <w:rFonts w:ascii="Arial" w:eastAsia="Times New Roman" w:hAnsi="Arial" w:cs="Arial"/>
+          <w:color w:val="000000"/>
+          <w:kern w:val="0"/>
+          <w14:ligatures w14:val="none"/>
+        </w:rPr>
+        <w:t>conclusion</w:t>
+      </w:r>
+      <w:r>
+        <w:rPr>
+          <w:rFonts w:ascii="Arial" w:eastAsia="Times New Roman" w:hAnsi="Arial" w:cs="Arial"/>
+          <w:color w:val="000000"/>
+          <w:kern w:val="0"/>
+          <w14:ligatures w14:val="none"/>
+        </w:rPr>
+        <w:t>s</w:t>
+      </w:r>
+      <w:r>
+        <w:rPr>
+          <w:rFonts w:ascii="Arial" w:eastAsia="Times New Roman" w:hAnsi="Arial" w:cs="Arial"/>
+          <w:color w:val="000000"/>
+          <w:kern w:val="0"/>
+          <w14:ligatures w14:val="none"/>
+        </w:rPr>
+        <w:t xml:space="preserve"> </w:t>
+      </w:r>
+      <w:r>
+        <w:rPr>
+          <w:rFonts w:ascii="Arial" w:eastAsia="Times New Roman" w:hAnsi="Arial" w:cs="Arial"/>
+          <w:color w:val="000000"/>
+          <w:kern w:val="0"/>
+          <w14:ligatures w14:val="none"/>
+        </w:rPr>
+        <w:t>about</w:t>
+      </w:r>
+      <w:r>
+        <w:rPr>
+          <w:rFonts w:ascii="Arial" w:eastAsia="Times New Roman" w:hAnsi="Arial" w:cs="Arial"/>
+          <w:color w:val="000000"/>
+          <w:kern w:val="0"/>
+          <w14:ligatures w14:val="none"/>
+        </w:rPr>
+        <w:t xml:space="preserve"> the relationship </w:t>
+      </w:r>
+      <w:r>
+        <w:rPr>
+          <w:rFonts w:ascii="Arial" w:eastAsia="Times New Roman" w:hAnsi="Arial" w:cs="Arial"/>
+          <w:color w:val="000000"/>
+          <w:kern w:val="0"/>
+          <w14:ligatures w14:val="none"/>
+        </w:rPr>
+        <w:t>between</w:t>
+      </w:r>
+      <w:r>
+        <w:rPr>
+          <w:rFonts w:ascii="Arial" w:eastAsia="Times New Roman" w:hAnsi="Arial" w:cs="Arial"/>
+          <w:color w:val="000000"/>
+          <w:kern w:val="0"/>
+          <w14:ligatures w14:val="none"/>
+        </w:rPr>
+        <w:t xml:space="preserve"> </w:t>
+      </w:r>
+      <w:r>
+        <w:rPr>
+          <w:rFonts w:ascii="Arial" w:eastAsia="Times New Roman" w:hAnsi="Arial" w:cs="Arial"/>
+          <w:color w:val="000000"/>
+          <w:kern w:val="0"/>
+          <w14:ligatures w14:val="none"/>
+        </w:rPr>
+        <w:t>xenobiotics</w:t>
+      </w:r>
+      <w:r>
+        <w:rPr>
+          <w:rFonts w:ascii="Arial" w:eastAsia="Times New Roman" w:hAnsi="Arial" w:cs="Arial"/>
+          <w:color w:val="000000"/>
+          <w:kern w:val="0"/>
+          <w14:ligatures w14:val="none"/>
+        </w:rPr>
+        <w:t xml:space="preserve"> and leukocytes</w:t>
+      </w:r>
+      <w:r>
+        <w:rPr>
+          <w:rFonts w:ascii="Arial" w:eastAsia="Times New Roman" w:hAnsi="Arial" w:cs="Arial"/>
+          <w:color w:val="000000"/>
+          <w:kern w:val="0"/>
+          <w14:ligatures w14:val="none"/>
+        </w:rPr>
+        <w:t>,</w:t>
+      </w:r>
+      <w:r>
+        <w:rPr>
+          <w:rFonts w:ascii="Arial" w:eastAsia="Times New Roman" w:hAnsi="Arial" w:cs="Arial"/>
+          <w:color w:val="000000"/>
+          <w:kern w:val="0"/>
+          <w14:ligatures w14:val="none"/>
+        </w:rPr>
+        <w:t xml:space="preserve"> as this study was conducted over a </w:t>
+      </w:r>
+      <w:r>
+        <w:rPr>
+          <w:rFonts w:ascii="Arial" w:eastAsia="Times New Roman" w:hAnsi="Arial" w:cs="Arial"/>
+          <w:color w:val="000000"/>
+          <w:kern w:val="0"/>
+          <w14:ligatures w14:val="none"/>
+        </w:rPr>
+        <w:t>short</w:t>
+      </w:r>
+      <w:r>
+        <w:rPr>
+          <w:rFonts w:ascii="Arial" w:eastAsia="Times New Roman" w:hAnsi="Arial" w:cs="Arial"/>
+          <w:color w:val="000000"/>
+          <w:kern w:val="0"/>
+          <w14:ligatures w14:val="none"/>
+        </w:rPr>
+        <w:t xml:space="preserve"> timeframe and </w:t>
+      </w:r>
+      <w:r>
+        <w:rPr>
+          <w:rFonts w:ascii="Arial" w:eastAsia="Times New Roman" w:hAnsi="Arial" w:cs="Arial"/>
+          <w:color w:val="000000"/>
+          <w:kern w:val="0"/>
+          <w14:ligatures w14:val="none"/>
+        </w:rPr>
+        <w:t>involved</w:t>
+      </w:r>
+      <w:r>
+        <w:rPr>
+          <w:rFonts w:ascii="Arial" w:eastAsia="Times New Roman" w:hAnsi="Arial" w:cs="Arial"/>
+          <w:color w:val="000000"/>
+          <w:kern w:val="0"/>
+          <w14:ligatures w14:val="none"/>
+        </w:rPr>
+        <w:t xml:space="preserve"> relatively few individuals of </w:t>
+      </w:r>
+      <w:r>
+        <w:rPr>
+          <w:rFonts w:ascii="Arial" w:eastAsia="Times New Roman" w:hAnsi="Arial" w:cs="Arial"/>
+          <w:color w:val="000000"/>
+          <w:kern w:val="0"/>
+          <w14:ligatures w14:val="none"/>
+        </w:rPr>
+        <w:t>a</w:t>
+      </w:r>
+      <w:r>
+        <w:rPr>
+          <w:rFonts w:ascii="Arial" w:eastAsia="Times New Roman" w:hAnsi="Arial" w:cs="Arial"/>
+          <w:color w:val="000000"/>
+          <w:kern w:val="0"/>
+          <w14:ligatures w14:val="none"/>
+        </w:rPr>
+        <w:t xml:space="preserve"> </w:t>
+      </w:r>
+      <w:r>
+        <w:rPr>
+          <w:rFonts w:ascii="Arial" w:eastAsia="Times New Roman" w:hAnsi="Arial" w:cs="Arial"/>
+          <w:color w:val="000000"/>
+          <w:kern w:val="0"/>
+          <w14:ligatures w14:val="none"/>
+        </w:rPr>
+        <w:t>single</w:t>
+      </w:r>
+      <w:r>
+        <w:rPr>
+          <w:rFonts w:ascii="Arial" w:eastAsia="Times New Roman" w:hAnsi="Arial" w:cs="Arial"/>
+          <w:color w:val="000000"/>
+          <w:kern w:val="0"/>
+          <w14:ligatures w14:val="none"/>
+        </w:rPr>
+        <w:t xml:space="preserve"> </w:t>
+      </w:r>
+      <w:r>
+        <w:rPr>
+          <w:rFonts w:ascii="Arial" w:eastAsia="Times New Roman" w:hAnsi="Arial" w:cs="Arial"/>
+          <w:color w:val="000000"/>
+          <w:kern w:val="0"/>
+          <w14:ligatures w14:val="none"/>
+        </w:rPr>
+        <w:t>species</w:t>
+      </w:r>
+      <w:r>
+        <w:rPr>
+          <w:rFonts w:ascii="Arial" w:eastAsia="Times New Roman" w:hAnsi="Arial" w:cs="Arial"/>
+          <w:color w:val="000000"/>
+          <w:kern w:val="0"/>
+          <w14:ligatures w14:val="none"/>
+        </w:rPr>
+        <w:t>.</w:t>
+      </w:r>
+      <w:r>
+        <w:rPr>
+          <w:rFonts w:ascii="Arial" w:eastAsia="Times New Roman" w:hAnsi="Arial" w:cs="Arial"/>
+          <w:color w:val="000000"/>
+          <w:kern w:val="0"/>
+          <w14:ligatures w14:val="none"/>
+        </w:rPr>
+        <w:t xml:space="preserve"> </w:t>
+      </w:r>
+      <w:r>
+        <w:rPr>
+          <w:rFonts w:ascii="Arial" w:eastAsia="Times New Roman" w:hAnsi="Arial" w:cs="Arial"/>
+          <w:color w:val="000000"/>
+          <w:kern w:val="0"/>
+          <w14:ligatures w14:val="none"/>
+        </w:rPr>
+        <w:t>Additionally,</w:t>
+      </w:r>
+      <w:r>
+        <w:rPr>
+          <w:rFonts w:ascii="Arial" w:eastAsia="Times New Roman" w:hAnsi="Arial" w:cs="Arial"/>
+          <w:color w:val="000000"/>
+          <w:kern w:val="0"/>
+          <w14:ligatures w14:val="none"/>
+        </w:rPr>
+        <w:t xml:space="preserve"> research using mice </w:t>
+      </w:r>
+      <w:r>
+        <w:rPr>
+          <w:rFonts w:ascii="Arial" w:eastAsia="Times New Roman" w:hAnsi="Arial" w:cs="Arial"/>
+          <w:color w:val="000000"/>
+          <w:kern w:val="0"/>
+          <w14:ligatures w14:val="none"/>
+        </w:rPr>
+        <w:t>indicates</w:t>
+      </w:r>
+      <w:r>
+        <w:rPr>
+          <w:rFonts w:ascii="Arial" w:eastAsia="Times New Roman" w:hAnsi="Arial" w:cs="Arial"/>
+          <w:color w:val="000000"/>
+          <w:kern w:val="0"/>
+          <w14:ligatures w14:val="none"/>
+        </w:rPr>
+        <w:t xml:space="preserve"> </w:t>
+      </w:r>
+      <w:r>
+        <w:rPr>
+          <w:rFonts w:ascii="Arial" w:eastAsia="Times New Roman" w:hAnsi="Arial" w:cs="Arial"/>
+          <w:color w:val="000000"/>
+          <w:kern w:val="0"/>
+          <w14:ligatures w14:val="none"/>
+        </w:rPr>
+        <w:t xml:space="preserve">that </w:t>
+      </w:r>
+      <w:r>
+        <w:rPr>
+          <w:rFonts w:ascii="Arial" w:eastAsia="Times New Roman" w:hAnsi="Arial" w:cs="Arial"/>
+          <w:color w:val="000000"/>
+          <w:kern w:val="0"/>
+          <w14:ligatures w14:val="none"/>
+        </w:rPr>
+        <w:t xml:space="preserve">certain PFAS </w:t>
+      </w:r>
+      <w:r>
+        <w:rPr>
+          <w:rFonts w:ascii="Arial" w:eastAsia="Times New Roman" w:hAnsi="Arial" w:cs="Arial"/>
+          <w:color w:val="000000"/>
+          <w:kern w:val="0"/>
+          <w14:ligatures w14:val="none"/>
+        </w:rPr>
+        <w:t>compound</w:t>
+      </w:r>
+      <w:r>
+        <w:rPr>
+          <w:rFonts w:ascii="Arial" w:eastAsia="Times New Roman" w:hAnsi="Arial" w:cs="Arial"/>
+          <w:color w:val="000000"/>
+          <w:kern w:val="0"/>
+          <w14:ligatures w14:val="none"/>
+        </w:rPr>
+        <w:t xml:space="preserve">s may </w:t>
+      </w:r>
+      <w:r>
+        <w:rPr>
+          <w:rFonts w:ascii="Arial" w:eastAsia="Times New Roman" w:hAnsi="Arial" w:cs="Arial"/>
+          <w:color w:val="000000"/>
+          <w:kern w:val="0"/>
+          <w14:ligatures w14:val="none"/>
+        </w:rPr>
+        <w:t>affe</w:t>
+      </w:r>
+      <w:r>
+        <w:rPr>
+          <w:rFonts w:ascii="Arial" w:eastAsia="Times New Roman" w:hAnsi="Arial" w:cs="Arial"/>
+          <w:color w:val="000000"/>
+          <w:kern w:val="0"/>
+          <w14:ligatures w14:val="none"/>
+        </w:rPr>
+        <w:t>ct lymphocytes and neutrophils</w:t>
+      </w:r>
+      <w:r>
+        <w:rPr>
+          <w:rFonts w:ascii="Arial" w:eastAsia="Times New Roman" w:hAnsi="Arial" w:cs="Arial"/>
+          <w:color w:val="000000"/>
+          <w:kern w:val="0"/>
+          <w14:ligatures w14:val="none"/>
+        </w:rPr>
+        <w:t xml:space="preserve"> differently</w:t>
+      </w:r>
+      <w:r>
+        <w:rPr>
+          <w:rFonts w:ascii="Arial" w:eastAsia="Times New Roman" w:hAnsi="Arial" w:cs="Arial"/>
+          <w:color w:val="000000"/>
+          <w:kern w:val="0"/>
+          <w14:ligatures w14:val="none"/>
+        </w:rPr>
+        <w:t xml:space="preserve"> (Qazi et al., 2009). Future research should </w:t>
+      </w:r>
+      <w:r>
+        <w:rPr>
+          <w:rFonts w:ascii="Arial" w:eastAsia="Times New Roman" w:hAnsi="Arial" w:cs="Arial"/>
+          <w:color w:val="000000"/>
+          <w:kern w:val="0"/>
+          <w14:ligatures w14:val="none"/>
+        </w:rPr>
+        <w:t>ex</w:t>
+      </w:r>
+      <w:r>
+        <w:rPr>
+          <w:rFonts w:ascii="Arial" w:eastAsia="Times New Roman" w:hAnsi="Arial" w:cs="Arial"/>
+          <w:color w:val="000000"/>
+          <w:kern w:val="0"/>
+          <w14:ligatures w14:val="none"/>
+        </w:rPr>
+        <w:t>plor</w:t>
+      </w:r>
+      <w:r>
+        <w:rPr>
+          <w:rFonts w:ascii="Arial" w:eastAsia="Times New Roman" w:hAnsi="Arial" w:cs="Arial"/>
+          <w:color w:val="000000"/>
+          <w:kern w:val="0"/>
+          <w14:ligatures w14:val="none"/>
+        </w:rPr>
+        <w:t xml:space="preserve">e the relationship between various </w:t>
+      </w:r>
+      <w:r>
+        <w:rPr>
+          <w:rFonts w:ascii="Arial" w:eastAsia="Times New Roman" w:hAnsi="Arial" w:cs="Arial"/>
+          <w:color w:val="000000"/>
+          <w:kern w:val="0"/>
+          <w14:ligatures w14:val="none"/>
+        </w:rPr>
+        <w:t>xenobiotic</w:t>
+      </w:r>
+      <w:r>
+        <w:rPr>
+          <w:rFonts w:ascii="Arial" w:eastAsia="Times New Roman" w:hAnsi="Arial" w:cs="Arial"/>
+          <w:color w:val="000000"/>
+          <w:kern w:val="0"/>
+          <w14:ligatures w14:val="none"/>
+        </w:rPr>
+        <w:t xml:space="preserve"> </w:t>
+      </w:r>
+      <w:r>
+        <w:rPr>
+          <w:rFonts w:ascii="Arial" w:eastAsia="Times New Roman" w:hAnsi="Arial" w:cs="Arial"/>
+          <w:color w:val="000000"/>
+          <w:kern w:val="0"/>
+          <w14:ligatures w14:val="none"/>
+        </w:rPr>
+        <w:t>substances</w:t>
+      </w:r>
+      <w:r>
+        <w:rPr>
+          <w:rFonts w:ascii="Arial" w:eastAsia="Times New Roman" w:hAnsi="Arial" w:cs="Arial"/>
+          <w:color w:val="000000"/>
+          <w:kern w:val="0"/>
+          <w14:ligatures w14:val="none"/>
+        </w:rPr>
+        <w:t xml:space="preserve"> and leukocyte profiles over</w:t>
+      </w:r>
+      <w:r>
+        <w:rPr>
+          <w:rFonts w:ascii="Arial" w:eastAsia="Times New Roman" w:hAnsi="Arial" w:cs="Arial"/>
+          <w:color w:val="000000"/>
+          <w:kern w:val="0"/>
+          <w14:ligatures w14:val="none"/>
+        </w:rPr>
+        <w:t xml:space="preserve"> extended</w:t>
+      </w:r>
+      <w:r>
+        <w:rPr>
+          <w:rFonts w:ascii="Arial" w:eastAsia="Times New Roman" w:hAnsi="Arial" w:cs="Arial"/>
+          <w:color w:val="000000"/>
+          <w:kern w:val="0"/>
+          <w14:ligatures w14:val="none"/>
+        </w:rPr>
+        <w:t xml:space="preserve"> exposure periods. </w:t>
+      </w:r>
+      <w:r>
+        <w:rPr>
+          <w:rFonts w:ascii="Arial" w:eastAsia="Times New Roman" w:hAnsi="Arial" w:cs="Arial"/>
+          <w:color w:val="000000"/>
+          <w:kern w:val="0"/>
+          <w14:ligatures w14:val="none"/>
+        </w:rPr>
+        <w:t>S</w:t>
+      </w:r>
+      <w:r>
+        <w:rPr>
+          <w:rFonts w:ascii="Arial" w:eastAsia="Times New Roman" w:hAnsi="Arial" w:cs="Arial"/>
+          <w:color w:val="000000"/>
+          <w:kern w:val="0"/>
+          <w14:ligatures w14:val="none"/>
+        </w:rPr>
+        <w:t xml:space="preserve">tudies should </w:t>
+      </w:r>
+      <w:r>
+        <w:rPr>
+          <w:rFonts w:ascii="Arial" w:eastAsia="Times New Roman" w:hAnsi="Arial" w:cs="Arial"/>
+          <w:color w:val="000000"/>
+          <w:kern w:val="0"/>
+          <w14:ligatures w14:val="none"/>
+        </w:rPr>
+        <w:t xml:space="preserve">also </w:t>
+      </w:r>
+      <w:r>
+        <w:rPr>
+          <w:rFonts w:ascii="Arial" w:eastAsia="Times New Roman" w:hAnsi="Arial" w:cs="Arial"/>
+          <w:color w:val="000000"/>
+          <w:kern w:val="0"/>
+          <w14:ligatures w14:val="none"/>
+        </w:rPr>
+        <w:t>investigat</w:t>
+      </w:r>
+      <w:r>
+        <w:rPr>
+          <w:rFonts w:ascii="Arial" w:eastAsia="Times New Roman" w:hAnsi="Arial" w:cs="Arial"/>
+          <w:color w:val="000000"/>
+          <w:kern w:val="0"/>
+          <w14:ligatures w14:val="none"/>
+        </w:rPr>
+        <w:t>e the effects of PFAS</w:t>
+      </w:r>
+      <w:r>
+        <w:rPr>
+          <w:rFonts w:ascii="Arial" w:eastAsia="Times New Roman" w:hAnsi="Arial" w:cs="Arial"/>
+          <w:color w:val="000000"/>
+          <w:kern w:val="0"/>
+          <w14:ligatures w14:val="none"/>
+        </w:rPr>
+        <w:t xml:space="preserve"> compounds and cadmium</w:t>
+      </w:r>
+      <w:r>
+        <w:rPr>
+          <w:rFonts w:ascii="Arial" w:eastAsia="Times New Roman" w:hAnsi="Arial" w:cs="Arial"/>
+          <w:color w:val="000000"/>
+          <w:kern w:val="0"/>
+          <w14:ligatures w14:val="none"/>
+        </w:rPr>
+        <w:t xml:space="preserve"> using finer-scale dosing increments and concentrations that reflect environmental conditions.</w:t>
       </w:r>
     </w:p>
     <w:p>
@@ -11714,6 +14712,8 @@
         <w:spacing w:line="480" w:lineRule="auto"/>
         <w:rPr>
           <w:rFonts w:ascii="Arial" w:eastAsia="Times New Roman" w:hAnsi="Arial" w:cs="Arial"/>
+          <w:b/>
+          <w:bCs/>
           <w:color w:val="000000"/>
           <w:kern w:val="0"/>
           <w14:ligatures w14:val="none"/>
@@ -11722,16 +14722,41 @@
       <w:r>
         <w:rPr>
           <w:rFonts w:ascii="Arial" w:eastAsia="Times New Roman" w:hAnsi="Arial" w:cs="Arial"/>
-          <w:color w:val="000000"/>
-          <w:kern w:val="0"/>
-          <w14:ligatures w14:val="none"/>
-        </w:rPr>
-        <w:t>Conclusions</w:t>
+          <w:b/>
+          <w:bCs/>
+          <w:color w:val="000000"/>
+          <w:kern w:val="0"/>
+          <w14:ligatures w14:val="none"/>
+        </w:rPr>
+        <w:t>5</w:t>
+      </w:r>
+      <w:r>
+        <w:rPr>
+          <w:rFonts w:ascii="Arial" w:eastAsia="Times New Roman" w:hAnsi="Arial" w:cs="Arial"/>
+          <w:b/>
+          <w:bCs/>
+          <w:color w:val="000000"/>
+          <w:kern w:val="0"/>
+          <w14:ligatures w14:val="none"/>
+        </w:rPr>
+        <w:t xml:space="preserve">. </w:t>
+      </w:r>
+      <w:r>
+        <w:rPr>
+          <w:rFonts w:ascii="Arial" w:eastAsia="Times New Roman" w:hAnsi="Arial" w:cs="Arial"/>
+          <w:b/>
+          <w:bCs/>
+          <w:color w:val="000000"/>
+          <w:kern w:val="0"/>
+          <w14:ligatures w14:val="none"/>
+        </w:rPr>
+        <w:t>Conservation Implications</w:t>
       </w:r>
     </w:p>
     <w:p>
       <w:pPr>
         <w:spacing w:line="480" w:lineRule="auto"/>
+        <w:ind w:firstLine="720"/>
         <w:rPr>
           <w:rFonts w:ascii="Arial" w:eastAsia="Times New Roman" w:hAnsi="Arial" w:cs="Arial"/>
           <w:color w:val="000000"/>
@@ -11739,25 +14764,222 @@
           <w14:ligatures w14:val="none"/>
         </w:rPr>
       </w:pPr>
-    </w:p>
-    <w:p>
-      <w:pPr>
-        <w:spacing w:line="480" w:lineRule="auto"/>
-        <w:rPr>
-          <w:rFonts w:ascii="Arial" w:eastAsia="Times New Roman" w:hAnsi="Arial" w:cs="Arial"/>
-          <w:color w:val="000000"/>
-          <w:kern w:val="0"/>
-          <w14:ligatures w14:val="none"/>
-        </w:rPr>
-      </w:pPr>
-      <w:r>
-        <w:rPr>
-          <w:rFonts w:ascii="Arial" w:eastAsia="Times New Roman" w:hAnsi="Arial" w:cs="Arial"/>
-          <w:color w:val="000000"/>
-          <w:kern w:val="0"/>
-          <w14:ligatures w14:val="none"/>
-        </w:rPr>
-        <w:t xml:space="preserve">We sought to understand if Cd or a PFAS could alter baseline stress, or the stress response in bass by observing NLR values, a proxy for stress, after treatments were applied and after an abrupt change in salinity. We found that short-term exposure to high levels of </w:t>
+      <w:r>
+        <w:rPr>
+          <w:rFonts w:ascii="Arial" w:eastAsia="Times New Roman" w:hAnsi="Arial" w:cs="Arial"/>
+          <w:color w:val="000000"/>
+          <w:kern w:val="0"/>
+          <w14:ligatures w14:val="none"/>
+        </w:rPr>
+        <w:lastRenderedPageBreak/>
+        <w:t>Our</w:t>
+      </w:r>
+      <w:r>
+        <w:rPr>
+          <w:rFonts w:ascii="Arial" w:eastAsia="Times New Roman" w:hAnsi="Arial" w:cs="Arial"/>
+          <w:color w:val="000000"/>
+          <w:kern w:val="0"/>
+          <w14:ligatures w14:val="none"/>
+        </w:rPr>
+        <w:t xml:space="preserve"> findings have </w:t>
+      </w:r>
+      <w:r>
+        <w:rPr>
+          <w:rFonts w:ascii="Arial" w:eastAsia="Times New Roman" w:hAnsi="Arial" w:cs="Arial"/>
+          <w:color w:val="000000"/>
+          <w:kern w:val="0"/>
+          <w14:ligatures w14:val="none"/>
+        </w:rPr>
+        <w:t>signific</w:t>
+      </w:r>
+      <w:r>
+        <w:rPr>
+          <w:rFonts w:ascii="Arial" w:eastAsia="Times New Roman" w:hAnsi="Arial" w:cs="Arial"/>
+          <w:color w:val="000000"/>
+          <w:kern w:val="0"/>
+          <w14:ligatures w14:val="none"/>
+        </w:rPr>
+        <w:t xml:space="preserve">ant implications for the health of bass and other aquatic </w:t>
+      </w:r>
+      <w:r>
+        <w:rPr>
+          <w:rFonts w:ascii="Arial" w:eastAsia="Times New Roman" w:hAnsi="Arial" w:cs="Arial"/>
+          <w:color w:val="000000"/>
+          <w:kern w:val="0"/>
+          <w14:ligatures w14:val="none"/>
+        </w:rPr>
+        <w:t>organisms</w:t>
+      </w:r>
+      <w:r>
+        <w:rPr>
+          <w:rFonts w:ascii="Arial" w:eastAsia="Times New Roman" w:hAnsi="Arial" w:cs="Arial"/>
+          <w:color w:val="000000"/>
+          <w:kern w:val="0"/>
+          <w14:ligatures w14:val="none"/>
+        </w:rPr>
+        <w:t xml:space="preserve">. </w:t>
+      </w:r>
+      <w:r>
+        <w:rPr>
+          <w:rFonts w:ascii="Arial" w:eastAsia="Times New Roman" w:hAnsi="Arial" w:cs="Arial"/>
+          <w:color w:val="000000"/>
+          <w:kern w:val="0"/>
+          <w14:ligatures w14:val="none"/>
+        </w:rPr>
+        <w:t xml:space="preserve">Leucocyte profiles </w:t>
+      </w:r>
+      <w:r>
+        <w:rPr>
+          <w:rFonts w:ascii="Arial" w:eastAsia="Times New Roman" w:hAnsi="Arial" w:cs="Arial"/>
+          <w:color w:val="000000"/>
+          <w:kern w:val="0"/>
+          <w14:ligatures w14:val="none"/>
+        </w:rPr>
+        <w:t>serv</w:t>
+      </w:r>
+      <w:r>
+        <w:rPr>
+          <w:rFonts w:ascii="Arial" w:eastAsia="Times New Roman" w:hAnsi="Arial" w:cs="Arial"/>
+          <w:color w:val="000000"/>
+          <w:kern w:val="0"/>
+          <w14:ligatures w14:val="none"/>
+        </w:rPr>
+        <w:t>e</w:t>
+      </w:r>
+      <w:r>
+        <w:rPr>
+          <w:rFonts w:ascii="Arial" w:eastAsia="Times New Roman" w:hAnsi="Arial" w:cs="Arial"/>
+          <w:color w:val="000000"/>
+          <w:kern w:val="0"/>
+          <w14:ligatures w14:val="none"/>
+        </w:rPr>
+        <w:t xml:space="preserve"> </w:t>
+      </w:r>
+      <w:r>
+        <w:rPr>
+          <w:rFonts w:ascii="Arial" w:eastAsia="Times New Roman" w:hAnsi="Arial" w:cs="Arial"/>
+          <w:color w:val="000000"/>
+          <w:kern w:val="0"/>
+          <w14:ligatures w14:val="none"/>
+        </w:rPr>
+        <w:t>as</w:t>
+      </w:r>
+      <w:r>
+        <w:rPr>
+          <w:rFonts w:ascii="Arial" w:eastAsia="Times New Roman" w:hAnsi="Arial" w:cs="Arial"/>
+          <w:color w:val="000000"/>
+          <w:kern w:val="0"/>
+          <w14:ligatures w14:val="none"/>
+        </w:rPr>
+        <w:t xml:space="preserve"> a r</w:t>
+      </w:r>
+      <w:r>
+        <w:rPr>
+          <w:rFonts w:ascii="Arial" w:eastAsia="Times New Roman" w:hAnsi="Arial" w:cs="Arial"/>
+          <w:color w:val="000000"/>
+          <w:kern w:val="0"/>
+          <w14:ligatures w14:val="none"/>
+        </w:rPr>
+        <w:t>eliable</w:t>
+      </w:r>
+      <w:r>
+        <w:rPr>
+          <w:rFonts w:ascii="Arial" w:eastAsia="Times New Roman" w:hAnsi="Arial" w:cs="Arial"/>
+          <w:color w:val="000000"/>
+          <w:kern w:val="0"/>
+          <w14:ligatures w14:val="none"/>
+        </w:rPr>
+        <w:t xml:space="preserve"> proxy for stress and can be used across </w:t>
+      </w:r>
+      <w:r>
+        <w:rPr>
+          <w:rFonts w:ascii="Arial" w:eastAsia="Times New Roman" w:hAnsi="Arial" w:cs="Arial"/>
+          <w:color w:val="000000"/>
+          <w:kern w:val="0"/>
+          <w14:ligatures w14:val="none"/>
+        </w:rPr>
+        <w:t>various</w:t>
+      </w:r>
+      <w:r>
+        <w:rPr>
+          <w:rFonts w:ascii="Arial" w:eastAsia="Times New Roman" w:hAnsi="Arial" w:cs="Arial"/>
+          <w:color w:val="000000"/>
+          <w:kern w:val="0"/>
+          <w14:ligatures w14:val="none"/>
+        </w:rPr>
+        <w:t xml:space="preserve"> vertebrate taxa </w:t>
+      </w:r>
+      <w:r>
+        <w:rPr>
+          <w:rFonts w:ascii="Arial" w:eastAsia="Times New Roman" w:hAnsi="Arial" w:cs="Arial"/>
+          <w:color w:val="000000"/>
+          <w:kern w:val="0"/>
+          <w14:ligatures w14:val="none"/>
+        </w:rPr>
+        <w:t>du</w:t>
+      </w:r>
+      <w:r>
+        <w:rPr>
+          <w:rFonts w:ascii="Arial" w:eastAsia="Times New Roman" w:hAnsi="Arial" w:cs="Arial"/>
+          <w:color w:val="000000"/>
+          <w:kern w:val="0"/>
+          <w14:ligatures w14:val="none"/>
+        </w:rPr>
+        <w:t xml:space="preserve">e </w:t>
+      </w:r>
+      <w:r>
+        <w:rPr>
+          <w:rFonts w:ascii="Arial" w:eastAsia="Times New Roman" w:hAnsi="Arial" w:cs="Arial"/>
+          <w:color w:val="000000"/>
+          <w:kern w:val="0"/>
+          <w14:ligatures w14:val="none"/>
+        </w:rPr>
+        <w:t>to</w:t>
+      </w:r>
+      <w:r>
+        <w:rPr>
+          <w:rFonts w:ascii="Arial" w:eastAsia="Times New Roman" w:hAnsi="Arial" w:cs="Arial"/>
+          <w:color w:val="000000"/>
+          <w:kern w:val="0"/>
+          <w14:ligatures w14:val="none"/>
+        </w:rPr>
+        <w:t xml:space="preserve"> the conservative nature of the stress response (Davis et al., 2008). Therefore</w:t>
+      </w:r>
+      <w:r>
+        <w:rPr>
+          <w:rFonts w:ascii="Arial" w:eastAsia="Times New Roman" w:hAnsi="Arial" w:cs="Arial"/>
+          <w:color w:val="000000"/>
+          <w:kern w:val="0"/>
+          <w14:ligatures w14:val="none"/>
+        </w:rPr>
+        <w:t>,</w:t>
+      </w:r>
+      <w:r>
+        <w:rPr>
+          <w:rFonts w:ascii="Arial" w:eastAsia="Times New Roman" w:hAnsi="Arial" w:cs="Arial"/>
+          <w:color w:val="000000"/>
+          <w:kern w:val="0"/>
+          <w14:ligatures w14:val="none"/>
+        </w:rPr>
+        <w:t xml:space="preserve"> it is </w:t>
+      </w:r>
+      <w:r>
+        <w:rPr>
+          <w:rFonts w:ascii="Arial" w:eastAsia="Times New Roman" w:hAnsi="Arial" w:cs="Arial"/>
+          <w:color w:val="000000"/>
+          <w:kern w:val="0"/>
+          <w14:ligatures w14:val="none"/>
+        </w:rPr>
+        <w:t>reasona</w:t>
+      </w:r>
+      <w:r>
+        <w:rPr>
+          <w:rFonts w:ascii="Arial" w:eastAsia="Times New Roman" w:hAnsi="Arial" w:cs="Arial"/>
+          <w:color w:val="000000"/>
+          <w:kern w:val="0"/>
+          <w14:ligatures w14:val="none"/>
+        </w:rPr>
+        <w:t xml:space="preserve">ble to suggest that </w:t>
       </w:r>
       <w:proofErr w:type="spellStart"/>
       <w:r>
@@ -11777,7 +14999,547 @@
           <w:kern w:val="0"/>
           <w14:ligatures w14:val="none"/>
         </w:rPr>
-        <w:t xml:space="preserve"> may increase baseline stress. Furthermore, this stress remained elevated after an abrupt increase in salinity, indicating that </w:t>
+        <w:t xml:space="preserve">, and potentially other </w:t>
+      </w:r>
+      <w:r>
+        <w:rPr>
+          <w:rFonts w:ascii="Arial" w:eastAsia="Times New Roman" w:hAnsi="Arial" w:cs="Arial"/>
+          <w:color w:val="000000"/>
+          <w:kern w:val="0"/>
+          <w14:ligatures w14:val="none"/>
+        </w:rPr>
+        <w:t>xenobiotics</w:t>
+      </w:r>
+      <w:r>
+        <w:rPr>
+          <w:rFonts w:ascii="Arial" w:eastAsia="Times New Roman" w:hAnsi="Arial" w:cs="Arial"/>
+          <w:color w:val="000000"/>
+          <w:kern w:val="0"/>
+          <w14:ligatures w14:val="none"/>
+        </w:rPr>
+        <w:t xml:space="preserve">, could </w:t>
+      </w:r>
+      <w:r>
+        <w:rPr>
+          <w:rFonts w:ascii="Arial" w:eastAsia="Times New Roman" w:hAnsi="Arial" w:cs="Arial"/>
+          <w:color w:val="000000"/>
+          <w:kern w:val="0"/>
+          <w14:ligatures w14:val="none"/>
+        </w:rPr>
+        <w:t>affe</w:t>
+      </w:r>
+      <w:r>
+        <w:rPr>
+          <w:rFonts w:ascii="Arial" w:eastAsia="Times New Roman" w:hAnsi="Arial" w:cs="Arial"/>
+          <w:color w:val="000000"/>
+          <w:kern w:val="0"/>
+          <w14:ligatures w14:val="none"/>
+        </w:rPr>
+        <w:t xml:space="preserve">ct baseline stress levels </w:t>
+      </w:r>
+      <w:r>
+        <w:rPr>
+          <w:rFonts w:ascii="Arial" w:eastAsia="Times New Roman" w:hAnsi="Arial" w:cs="Arial"/>
+          <w:color w:val="000000"/>
+          <w:kern w:val="0"/>
+          <w14:ligatures w14:val="none"/>
+        </w:rPr>
+        <w:t>in</w:t>
+      </w:r>
+      <w:r>
+        <w:rPr>
+          <w:rFonts w:ascii="Arial" w:eastAsia="Times New Roman" w:hAnsi="Arial" w:cs="Arial"/>
+          <w:color w:val="000000"/>
+          <w:kern w:val="0"/>
+          <w14:ligatures w14:val="none"/>
+        </w:rPr>
+        <w:t xml:space="preserve"> </w:t>
+      </w:r>
+      <w:r>
+        <w:rPr>
+          <w:rFonts w:ascii="Arial" w:eastAsia="Times New Roman" w:hAnsi="Arial" w:cs="Arial"/>
+          <w:color w:val="000000"/>
+          <w:kern w:val="0"/>
+          <w14:ligatures w14:val="none"/>
+        </w:rPr>
+        <w:t>different</w:t>
+      </w:r>
+      <w:r>
+        <w:rPr>
+          <w:rFonts w:ascii="Arial" w:eastAsia="Times New Roman" w:hAnsi="Arial" w:cs="Arial"/>
+          <w:color w:val="000000"/>
+          <w:kern w:val="0"/>
+          <w14:ligatures w14:val="none"/>
+        </w:rPr>
+        <w:t xml:space="preserve"> species. This is </w:t>
+      </w:r>
+      <w:r>
+        <w:rPr>
+          <w:rFonts w:ascii="Arial" w:eastAsia="Times New Roman" w:hAnsi="Arial" w:cs="Arial"/>
+          <w:color w:val="000000"/>
+          <w:kern w:val="0"/>
+          <w14:ligatures w14:val="none"/>
+        </w:rPr>
+        <w:t>particular</w:t>
+      </w:r>
+      <w:r>
+        <w:rPr>
+          <w:rFonts w:ascii="Arial" w:eastAsia="Times New Roman" w:hAnsi="Arial" w:cs="Arial"/>
+          <w:color w:val="000000"/>
+          <w:kern w:val="0"/>
+          <w14:ligatures w14:val="none"/>
+        </w:rPr>
+        <w:t xml:space="preserve">ly </w:t>
+      </w:r>
+      <w:r>
+        <w:rPr>
+          <w:rFonts w:ascii="Arial" w:eastAsia="Times New Roman" w:hAnsi="Arial" w:cs="Arial"/>
+          <w:color w:val="000000"/>
+          <w:kern w:val="0"/>
+          <w14:ligatures w14:val="none"/>
+        </w:rPr>
+        <w:t>concerning given</w:t>
+      </w:r>
+      <w:r>
+        <w:rPr>
+          <w:rFonts w:ascii="Arial" w:eastAsia="Times New Roman" w:hAnsi="Arial" w:cs="Arial"/>
+          <w:color w:val="000000"/>
+          <w:kern w:val="0"/>
+          <w14:ligatures w14:val="none"/>
+        </w:rPr>
+        <w:t xml:space="preserve"> </w:t>
+      </w:r>
+      <w:r>
+        <w:rPr>
+          <w:rFonts w:ascii="Arial" w:eastAsia="Times New Roman" w:hAnsi="Arial" w:cs="Arial"/>
+          <w:color w:val="000000"/>
+          <w:kern w:val="0"/>
+          <w14:ligatures w14:val="none"/>
+        </w:rPr>
+        <w:t>that</w:t>
+      </w:r>
+      <w:r>
+        <w:rPr>
+          <w:rFonts w:ascii="Arial" w:eastAsia="Times New Roman" w:hAnsi="Arial" w:cs="Arial"/>
+          <w:color w:val="000000"/>
+          <w:kern w:val="0"/>
+          <w14:ligatures w14:val="none"/>
+        </w:rPr>
+        <w:t xml:space="preserve"> PFASs</w:t>
+      </w:r>
+      <w:r>
+        <w:rPr>
+          <w:rFonts w:ascii="Arial" w:eastAsia="Times New Roman" w:hAnsi="Arial" w:cs="Arial"/>
+          <w:color w:val="000000"/>
+          <w:kern w:val="0"/>
+          <w14:ligatures w14:val="none"/>
+        </w:rPr>
+        <w:t xml:space="preserve"> and heavy metals</w:t>
+      </w:r>
+      <w:r>
+        <w:rPr>
+          <w:rFonts w:ascii="Arial" w:eastAsia="Times New Roman" w:hAnsi="Arial" w:cs="Arial"/>
+          <w:color w:val="000000"/>
+          <w:kern w:val="0"/>
+          <w14:ligatures w14:val="none"/>
+        </w:rPr>
+        <w:t xml:space="preserve"> have been </w:t>
+      </w:r>
+      <w:r>
+        <w:rPr>
+          <w:rFonts w:ascii="Arial" w:eastAsia="Times New Roman" w:hAnsi="Arial" w:cs="Arial"/>
+          <w:color w:val="000000"/>
+          <w:kern w:val="0"/>
+          <w14:ligatures w14:val="none"/>
+        </w:rPr>
+        <w:t>utilized</w:t>
+      </w:r>
+      <w:r>
+        <w:rPr>
+          <w:rFonts w:ascii="Arial" w:eastAsia="Times New Roman" w:hAnsi="Arial" w:cs="Arial"/>
+          <w:color w:val="000000"/>
+          <w:kern w:val="0"/>
+          <w14:ligatures w14:val="none"/>
+        </w:rPr>
+        <w:t xml:space="preserve"> since at least the 1950s in </w:t>
+      </w:r>
+      <w:r>
+        <w:rPr>
+          <w:rFonts w:ascii="Arial" w:eastAsia="Times New Roman" w:hAnsi="Arial" w:cs="Arial"/>
+          <w:color w:val="000000"/>
+          <w:kern w:val="0"/>
+          <w14:ligatures w14:val="none"/>
+        </w:rPr>
+        <w:t>various</w:t>
+      </w:r>
+      <w:r>
+        <w:rPr>
+          <w:rFonts w:ascii="Arial" w:eastAsia="Times New Roman" w:hAnsi="Arial" w:cs="Arial"/>
+          <w:color w:val="000000"/>
+          <w:kern w:val="0"/>
+          <w14:ligatures w14:val="none"/>
+        </w:rPr>
+        <w:t xml:space="preserve"> industrial applications (Gaines, 2023), </w:t>
+      </w:r>
+      <w:r>
+        <w:rPr>
+          <w:rFonts w:ascii="Arial" w:eastAsia="Times New Roman" w:hAnsi="Arial" w:cs="Arial"/>
+          <w:color w:val="000000"/>
+          <w:kern w:val="0"/>
+          <w14:ligatures w14:val="none"/>
+        </w:rPr>
+        <w:t>while</w:t>
+      </w:r>
+      <w:r>
+        <w:rPr>
+          <w:rFonts w:ascii="Arial" w:eastAsia="Times New Roman" w:hAnsi="Arial" w:cs="Arial"/>
+          <w:color w:val="000000"/>
+          <w:kern w:val="0"/>
+          <w14:ligatures w14:val="none"/>
+        </w:rPr>
+        <w:t xml:space="preserve"> new short-chain PFAS are being developed with little understanding of their po</w:t>
+      </w:r>
+      <w:r>
+        <w:rPr>
+          <w:rFonts w:ascii="Arial" w:eastAsia="Times New Roman" w:hAnsi="Arial" w:cs="Arial"/>
+          <w:color w:val="000000"/>
+          <w:kern w:val="0"/>
+          <w14:ligatures w14:val="none"/>
+        </w:rPr>
+        <w:t>ssible</w:t>
+      </w:r>
+      <w:r>
+        <w:rPr>
+          <w:rFonts w:ascii="Arial" w:eastAsia="Times New Roman" w:hAnsi="Arial" w:cs="Arial"/>
+          <w:color w:val="000000"/>
+          <w:kern w:val="0"/>
+          <w14:ligatures w14:val="none"/>
+        </w:rPr>
+        <w:t xml:space="preserve"> health imp</w:t>
+      </w:r>
+      <w:r>
+        <w:rPr>
+          <w:rFonts w:ascii="Arial" w:eastAsia="Times New Roman" w:hAnsi="Arial" w:cs="Arial"/>
+          <w:color w:val="000000"/>
+          <w:kern w:val="0"/>
+          <w14:ligatures w14:val="none"/>
+        </w:rPr>
+        <w:t>act</w:t>
+      </w:r>
+      <w:r>
+        <w:rPr>
+          <w:rFonts w:ascii="Arial" w:eastAsia="Times New Roman" w:hAnsi="Arial" w:cs="Arial"/>
+          <w:color w:val="000000"/>
+          <w:kern w:val="0"/>
+          <w14:ligatures w14:val="none"/>
+        </w:rPr>
+        <w:t>s</w:t>
+      </w:r>
+      <w:r>
+        <w:rPr>
+          <w:rFonts w:ascii="Arial" w:eastAsia="Times New Roman" w:hAnsi="Arial" w:cs="Arial"/>
+          <w:color w:val="000000"/>
+          <w:kern w:val="0"/>
+          <w14:ligatures w14:val="none"/>
+        </w:rPr>
+        <w:t xml:space="preserve"> on the environment</w:t>
+      </w:r>
+      <w:r>
+        <w:rPr>
+          <w:rFonts w:ascii="Arial" w:eastAsia="Times New Roman" w:hAnsi="Arial" w:cs="Arial"/>
+          <w:color w:val="000000"/>
+          <w:kern w:val="0"/>
+          <w14:ligatures w14:val="none"/>
+        </w:rPr>
+        <w:t xml:space="preserve">. </w:t>
+      </w:r>
+      <w:r>
+        <w:rPr>
+          <w:rFonts w:ascii="Arial" w:eastAsia="Times New Roman" w:hAnsi="Arial" w:cs="Arial"/>
+          <w:color w:val="000000"/>
+          <w:kern w:val="0"/>
+          <w14:ligatures w14:val="none"/>
+        </w:rPr>
+        <w:t>Furthermore</w:t>
+      </w:r>
+      <w:r>
+        <w:rPr>
+          <w:rFonts w:ascii="Arial" w:eastAsia="Times New Roman" w:hAnsi="Arial" w:cs="Arial"/>
+          <w:color w:val="000000"/>
+          <w:kern w:val="0"/>
+          <w14:ligatures w14:val="none"/>
+        </w:rPr>
+        <w:t xml:space="preserve">, </w:t>
+      </w:r>
+      <w:r>
+        <w:rPr>
+          <w:rFonts w:ascii="Arial" w:eastAsia="Times New Roman" w:hAnsi="Arial" w:cs="Arial"/>
+          <w:color w:val="000000"/>
+          <w:kern w:val="0"/>
+          <w14:ligatures w14:val="none"/>
+        </w:rPr>
+        <w:t>PFAS</w:t>
+      </w:r>
+      <w:r>
+        <w:rPr>
+          <w:rFonts w:ascii="Arial" w:eastAsia="Times New Roman" w:hAnsi="Arial" w:cs="Arial"/>
+          <w:color w:val="000000"/>
+          <w:kern w:val="0"/>
+          <w14:ligatures w14:val="none"/>
+        </w:rPr>
+        <w:t xml:space="preserve"> chemicals are </w:t>
+      </w:r>
+      <w:r>
+        <w:rPr>
+          <w:rFonts w:ascii="Arial" w:eastAsia="Times New Roman" w:hAnsi="Arial" w:cs="Arial"/>
+          <w:color w:val="000000"/>
+          <w:kern w:val="0"/>
+          <w14:ligatures w14:val="none"/>
+        </w:rPr>
+        <w:t>recognized</w:t>
+      </w:r>
+      <w:r>
+        <w:rPr>
+          <w:rFonts w:ascii="Arial" w:eastAsia="Times New Roman" w:hAnsi="Arial" w:cs="Arial"/>
+          <w:color w:val="000000"/>
+          <w:kern w:val="0"/>
+          <w14:ligatures w14:val="none"/>
+        </w:rPr>
+        <w:t xml:space="preserve"> for their strong fluorine-carbon bonds</w:t>
+      </w:r>
+      <w:r>
+        <w:rPr>
+          <w:rFonts w:ascii="Arial" w:eastAsia="Times New Roman" w:hAnsi="Arial" w:cs="Arial"/>
+          <w:color w:val="000000"/>
+          <w:kern w:val="0"/>
+          <w14:ligatures w14:val="none"/>
+        </w:rPr>
+        <w:t>,</w:t>
+      </w:r>
+      <w:r>
+        <w:rPr>
+          <w:rFonts w:ascii="Arial" w:eastAsia="Times New Roman" w:hAnsi="Arial" w:cs="Arial"/>
+          <w:color w:val="000000"/>
+          <w:kern w:val="0"/>
+          <w14:ligatures w14:val="none"/>
+        </w:rPr>
+        <w:t xml:space="preserve"> </w:t>
+      </w:r>
+      <w:r>
+        <w:rPr>
+          <w:rFonts w:ascii="Arial" w:eastAsia="Times New Roman" w:hAnsi="Arial" w:cs="Arial"/>
+          <w:color w:val="000000"/>
+          <w:kern w:val="0"/>
+          <w14:ligatures w14:val="none"/>
+        </w:rPr>
+        <w:t>which</w:t>
+      </w:r>
+      <w:r>
+        <w:rPr>
+          <w:rFonts w:ascii="Arial" w:eastAsia="Times New Roman" w:hAnsi="Arial" w:cs="Arial"/>
+          <w:color w:val="000000"/>
+          <w:kern w:val="0"/>
+          <w14:ligatures w14:val="none"/>
+        </w:rPr>
+        <w:t xml:space="preserve"> </w:t>
+      </w:r>
+      <w:r>
+        <w:rPr>
+          <w:rFonts w:ascii="Arial" w:eastAsia="Times New Roman" w:hAnsi="Arial" w:cs="Arial"/>
+          <w:color w:val="000000"/>
+          <w:kern w:val="0"/>
+          <w14:ligatures w14:val="none"/>
+        </w:rPr>
+        <w:t>enable</w:t>
+      </w:r>
+      <w:r>
+        <w:rPr>
+          <w:rFonts w:ascii="Arial" w:eastAsia="Times New Roman" w:hAnsi="Arial" w:cs="Arial"/>
+          <w:color w:val="000000"/>
+          <w:kern w:val="0"/>
+          <w14:ligatures w14:val="none"/>
+        </w:rPr>
+        <w:t xml:space="preserve"> them to persist in environments</w:t>
+      </w:r>
+      <w:r>
+        <w:rPr>
+          <w:rFonts w:ascii="Arial" w:eastAsia="Times New Roman" w:hAnsi="Arial" w:cs="Arial"/>
+          <w:color w:val="000000"/>
+          <w:kern w:val="0"/>
+          <w14:ligatures w14:val="none"/>
+        </w:rPr>
+        <w:t xml:space="preserve"> and</w:t>
+      </w:r>
+      <w:r>
+        <w:rPr>
+          <w:rFonts w:ascii="Arial" w:eastAsia="Times New Roman" w:hAnsi="Arial" w:cs="Arial"/>
+          <w:color w:val="000000"/>
+          <w:kern w:val="0"/>
+          <w14:ligatures w14:val="none"/>
+        </w:rPr>
+        <w:t xml:space="preserve"> can </w:t>
+      </w:r>
+      <w:r>
+        <w:rPr>
+          <w:rFonts w:ascii="Arial" w:eastAsia="Times New Roman" w:hAnsi="Arial" w:cs="Arial"/>
+          <w:color w:val="000000"/>
+          <w:kern w:val="0"/>
+          <w14:ligatures w14:val="none"/>
+        </w:rPr>
+        <w:t>facilitat</w:t>
+      </w:r>
+      <w:r>
+        <w:rPr>
+          <w:rFonts w:ascii="Arial" w:eastAsia="Times New Roman" w:hAnsi="Arial" w:cs="Arial"/>
+          <w:color w:val="000000"/>
+          <w:kern w:val="0"/>
+          <w14:ligatures w14:val="none"/>
+        </w:rPr>
+        <w:t xml:space="preserve">e transport </w:t>
+      </w:r>
+      <w:r>
+        <w:rPr>
+          <w:rFonts w:ascii="Arial" w:eastAsia="Times New Roman" w:hAnsi="Arial" w:cs="Arial"/>
+          <w:color w:val="000000"/>
+          <w:kern w:val="0"/>
+          <w14:ligatures w14:val="none"/>
+        </w:rPr>
+        <w:t>through</w:t>
+      </w:r>
+      <w:r>
+        <w:rPr>
+          <w:rFonts w:ascii="Arial" w:eastAsia="Times New Roman" w:hAnsi="Arial" w:cs="Arial"/>
+          <w:color w:val="000000"/>
+          <w:kern w:val="0"/>
+          <w14:ligatures w14:val="none"/>
+        </w:rPr>
+        <w:t xml:space="preserve"> aquatic or atmospheric pathways</w:t>
+      </w:r>
+      <w:r>
+        <w:rPr>
+          <w:rFonts w:ascii="Arial" w:eastAsia="Times New Roman" w:hAnsi="Arial" w:cs="Arial"/>
+          <w:color w:val="000000"/>
+          <w:kern w:val="0"/>
+          <w14:ligatures w14:val="none"/>
+        </w:rPr>
+        <w:t>. Xenobiotics</w:t>
+      </w:r>
+      <w:r>
+        <w:rPr>
+          <w:rFonts w:ascii="Arial" w:eastAsia="Times New Roman" w:hAnsi="Arial" w:cs="Arial"/>
+          <w:color w:val="000000"/>
+          <w:kern w:val="0"/>
+          <w14:ligatures w14:val="none"/>
+        </w:rPr>
+        <w:t xml:space="preserve"> have been detected globally </w:t>
+      </w:r>
+      <w:r>
+        <w:rPr>
+          <w:rFonts w:ascii="Arial" w:eastAsia="Times New Roman" w:hAnsi="Arial" w:cs="Arial"/>
+          <w:color w:val="000000"/>
+          <w:kern w:val="0"/>
+          <w14:ligatures w14:val="none"/>
+        </w:rPr>
+        <w:t xml:space="preserve">in our natural ecosystems, </w:t>
+      </w:r>
+      <w:r>
+        <w:rPr>
+          <w:rFonts w:ascii="Arial" w:eastAsia="Times New Roman" w:hAnsi="Arial" w:cs="Arial"/>
+          <w:color w:val="000000"/>
+          <w:kern w:val="0"/>
+          <w14:ligatures w14:val="none"/>
+        </w:rPr>
+        <w:t>po</w:t>
+      </w:r>
+      <w:r>
+        <w:rPr>
+          <w:rFonts w:ascii="Arial" w:eastAsia="Times New Roman" w:hAnsi="Arial" w:cs="Arial"/>
+          <w:color w:val="000000"/>
+          <w:kern w:val="0"/>
+          <w14:ligatures w14:val="none"/>
+        </w:rPr>
+        <w:t xml:space="preserve">sing conservation </w:t>
+      </w:r>
+      <w:r>
+        <w:rPr>
+          <w:rFonts w:ascii="Arial" w:eastAsia="Times New Roman" w:hAnsi="Arial" w:cs="Arial"/>
+          <w:color w:val="000000"/>
+          <w:kern w:val="0"/>
+          <w14:ligatures w14:val="none"/>
+        </w:rPr>
+        <w:t>challenges</w:t>
+      </w:r>
+      <w:r>
+        <w:rPr>
+          <w:rFonts w:ascii="Arial" w:eastAsia="Times New Roman" w:hAnsi="Arial" w:cs="Arial"/>
+          <w:color w:val="000000"/>
+          <w:kern w:val="0"/>
+          <w14:ligatures w14:val="none"/>
+        </w:rPr>
+        <w:t xml:space="preserve"> that </w:t>
+      </w:r>
+      <w:r>
+        <w:rPr>
+          <w:rFonts w:ascii="Arial" w:eastAsia="Times New Roman" w:hAnsi="Arial" w:cs="Arial"/>
+          <w:color w:val="000000"/>
+          <w:kern w:val="0"/>
+          <w14:ligatures w14:val="none"/>
+        </w:rPr>
+        <w:t>are</w:t>
+      </w:r>
+      <w:r>
+        <w:rPr>
+          <w:rFonts w:ascii="Arial" w:eastAsia="Times New Roman" w:hAnsi="Arial" w:cs="Arial"/>
+          <w:color w:val="000000"/>
+          <w:kern w:val="0"/>
+          <w14:ligatures w14:val="none"/>
+        </w:rPr>
+        <w:t xml:space="preserve"> </w:t>
+      </w:r>
+      <w:r>
+        <w:rPr>
+          <w:rFonts w:ascii="Arial" w:eastAsia="Times New Roman" w:hAnsi="Arial" w:cs="Arial"/>
+          <w:color w:val="000000"/>
+          <w:kern w:val="0"/>
+          <w14:ligatures w14:val="none"/>
+        </w:rPr>
+        <w:t>rare</w:t>
+      </w:r>
+      <w:r>
+        <w:rPr>
+          <w:rFonts w:ascii="Arial" w:eastAsia="Times New Roman" w:hAnsi="Arial" w:cs="Arial"/>
+          <w:color w:val="000000"/>
+          <w:kern w:val="0"/>
+          <w14:ligatures w14:val="none"/>
+        </w:rPr>
+        <w:t xml:space="preserve">ly </w:t>
+      </w:r>
+      <w:r>
+        <w:rPr>
+          <w:rFonts w:ascii="Arial" w:eastAsia="Times New Roman" w:hAnsi="Arial" w:cs="Arial"/>
+          <w:color w:val="000000"/>
+          <w:kern w:val="0"/>
+          <w14:ligatures w14:val="none"/>
+        </w:rPr>
+        <w:t>addressed</w:t>
+      </w:r>
+      <w:r>
+        <w:rPr>
+          <w:rFonts w:ascii="Arial" w:eastAsia="Times New Roman" w:hAnsi="Arial" w:cs="Arial"/>
+          <w:color w:val="000000"/>
+          <w:kern w:val="0"/>
+          <w14:ligatures w14:val="none"/>
+        </w:rPr>
+        <w:t xml:space="preserve"> </w:t>
+      </w:r>
+      <w:r>
+        <w:rPr>
+          <w:rFonts w:ascii="Arial" w:eastAsia="Times New Roman" w:hAnsi="Arial" w:cs="Arial"/>
+          <w:color w:val="000000"/>
+          <w:kern w:val="0"/>
+          <w14:ligatures w14:val="none"/>
+        </w:rPr>
+        <w:t>(</w:t>
       </w:r>
       <w:proofErr w:type="spellStart"/>
       <w:r>
@@ -11787,7 +15549,16 @@
           <w:kern w:val="0"/>
           <w14:ligatures w14:val="none"/>
         </w:rPr>
-        <w:t>PFPeA</w:t>
+        <w:t>K</w:t>
+      </w:r>
+      <w:r>
+        <w:rPr>
+          <w:rFonts w:ascii="Arial" w:eastAsia="Times New Roman" w:hAnsi="Arial" w:cs="Arial"/>
+          <w:color w:val="000000"/>
+          <w:kern w:val="0"/>
+          <w14:ligatures w14:val="none"/>
+        </w:rPr>
+        <w:t>urwadkar</w:t>
       </w:r>
       <w:proofErr w:type="spellEnd"/>
       <w:r>
@@ -11797,104 +15568,79 @@
           <w:kern w:val="0"/>
           <w14:ligatures w14:val="none"/>
         </w:rPr>
-        <w:t xml:space="preserve"> may alter the typical stress response. This finding differed from other groups in our study. For instance, neither Cd groups or a low dose of </w:t>
-      </w:r>
-      <w:proofErr w:type="spellStart"/>
-      <w:r>
-        <w:rPr>
-          <w:rFonts w:ascii="Arial" w:eastAsia="Times New Roman" w:hAnsi="Arial" w:cs="Arial"/>
-          <w:color w:val="000000"/>
-          <w:kern w:val="0"/>
-          <w14:ligatures w14:val="none"/>
-        </w:rPr>
-        <w:t>PFPeA</w:t>
-      </w:r>
-      <w:proofErr w:type="spellEnd"/>
-      <w:r>
-        <w:rPr>
-          <w:rFonts w:ascii="Arial" w:eastAsia="Times New Roman" w:hAnsi="Arial" w:cs="Arial"/>
-          <w:color w:val="000000"/>
-          <w:kern w:val="0"/>
-          <w14:ligatures w14:val="none"/>
-        </w:rPr>
-        <w:t xml:space="preserve"> altered baseline stress or the stress response. In addition, we confirmed that 5 ppt salinity acts as a temporary perturbation from which bass can recover; but that exposure to xenobiotic substances may negatively impact allostasis. This study is not without limitations. Notably, this study was conducted on a relatively small number of fish, in a single species, and over a short duration. Nevertheless, these findings suggest that </w:t>
-      </w:r>
-      <w:proofErr w:type="spellStart"/>
-      <w:r>
-        <w:rPr>
-          <w:rFonts w:ascii="Arial" w:eastAsia="Times New Roman" w:hAnsi="Arial" w:cs="Arial"/>
-          <w:color w:val="000000"/>
-          <w:kern w:val="0"/>
-          <w14:ligatures w14:val="none"/>
-        </w:rPr>
-        <w:t>PFPeA</w:t>
-      </w:r>
-      <w:proofErr w:type="spellEnd"/>
-      <w:r>
-        <w:rPr>
-          <w:rFonts w:ascii="Arial" w:eastAsia="Times New Roman" w:hAnsi="Arial" w:cs="Arial"/>
-          <w:color w:val="000000"/>
-          <w:kern w:val="0"/>
-          <w14:ligatures w14:val="none"/>
-        </w:rPr>
-        <w:t xml:space="preserve"> may impact the stress physiology of aquatic vertebrates. This study highlights the need for future research on the effects of PFAS and stress in fish, further environmental monitoring of these widely produced synthetic compounds, and understanding their potential health implications for aquatic ecosystems.</w:t>
-      </w:r>
-    </w:p>
-    <w:p>
-      <w:pPr>
-        <w:spacing w:line="480" w:lineRule="auto"/>
-        <w:rPr>
-          <w:rFonts w:ascii="Arial" w:eastAsia="Times New Roman" w:hAnsi="Arial" w:cs="Arial"/>
-          <w:color w:val="000000"/>
-          <w:kern w:val="0"/>
-          <w14:ligatures w14:val="none"/>
-        </w:rPr>
-      </w:pPr>
-    </w:p>
-    <w:p>
-      <w:pPr>
-        <w:spacing w:line="480" w:lineRule="auto"/>
-        <w:rPr>
-          <w:rFonts w:ascii="Arial" w:eastAsia="Times New Roman" w:hAnsi="Arial" w:cs="Arial"/>
-          <w:b/>
-          <w:bCs/>
-          <w:color w:val="000000"/>
-          <w:kern w:val="0"/>
-          <w14:ligatures w14:val="none"/>
-        </w:rPr>
-      </w:pPr>
-      <w:r>
-        <w:rPr>
-          <w:rFonts w:ascii="Arial" w:eastAsia="Times New Roman" w:hAnsi="Arial" w:cs="Arial"/>
-          <w:b/>
-          <w:bCs/>
-          <w:color w:val="000000"/>
-          <w:kern w:val="0"/>
-          <w14:ligatures w14:val="none"/>
-        </w:rPr>
-        <w:t>5</w:t>
-      </w:r>
-      <w:r>
-        <w:rPr>
-          <w:rFonts w:ascii="Arial" w:eastAsia="Times New Roman" w:hAnsi="Arial" w:cs="Arial"/>
-          <w:b/>
-          <w:bCs/>
-          <w:color w:val="000000"/>
-          <w:kern w:val="0"/>
-          <w14:ligatures w14:val="none"/>
-        </w:rPr>
-        <w:t xml:space="preserve">. </w:t>
-      </w:r>
-      <w:r>
-        <w:rPr>
-          <w:rFonts w:ascii="Arial" w:eastAsia="Times New Roman" w:hAnsi="Arial" w:cs="Arial"/>
-          <w:b/>
-          <w:bCs/>
-          <w:color w:val="000000"/>
-          <w:kern w:val="0"/>
-          <w14:ligatures w14:val="none"/>
-        </w:rPr>
-        <w:t>Conservation Implications</w:t>
+        <w:t xml:space="preserve"> et al., 2022).</w:t>
+      </w:r>
+      <w:r>
+        <w:rPr>
+          <w:rFonts w:ascii="Arial" w:eastAsia="Times New Roman" w:hAnsi="Arial" w:cs="Arial"/>
+          <w:color w:val="000000"/>
+          <w:kern w:val="0"/>
+          <w14:ligatures w14:val="none"/>
+        </w:rPr>
+        <w:t xml:space="preserve"> </w:t>
+      </w:r>
+      <w:r>
+        <w:rPr>
+          <w:rFonts w:ascii="Arial" w:eastAsia="Times New Roman" w:hAnsi="Arial" w:cs="Arial"/>
+          <w:color w:val="000000"/>
+          <w:kern w:val="0"/>
+          <w14:ligatures w14:val="none"/>
+        </w:rPr>
+        <w:t>Clarify</w:t>
+      </w:r>
+      <w:r>
+        <w:rPr>
+          <w:rFonts w:ascii="Arial" w:eastAsia="Times New Roman" w:hAnsi="Arial" w:cs="Arial"/>
+          <w:color w:val="000000"/>
+          <w:kern w:val="0"/>
+          <w14:ligatures w14:val="none"/>
+        </w:rPr>
+        <w:t xml:space="preserve">ing the mechanistic connections underlying xenobiotic interactions with organisms is </w:t>
+      </w:r>
+      <w:r>
+        <w:rPr>
+          <w:rFonts w:ascii="Arial" w:eastAsia="Times New Roman" w:hAnsi="Arial" w:cs="Arial"/>
+          <w:color w:val="000000"/>
+          <w:kern w:val="0"/>
+          <w14:ligatures w14:val="none"/>
+        </w:rPr>
+        <w:t>essenti</w:t>
+      </w:r>
+      <w:r>
+        <w:rPr>
+          <w:rFonts w:ascii="Arial" w:eastAsia="Times New Roman" w:hAnsi="Arial" w:cs="Arial"/>
+          <w:color w:val="000000"/>
+          <w:kern w:val="0"/>
+          <w14:ligatures w14:val="none"/>
+        </w:rPr>
+        <w:t xml:space="preserve">al for understanding organismal health and </w:t>
+      </w:r>
+      <w:r>
+        <w:rPr>
+          <w:rFonts w:ascii="Arial" w:eastAsia="Times New Roman" w:hAnsi="Arial" w:cs="Arial"/>
+          <w:color w:val="000000"/>
+          <w:kern w:val="0"/>
+          <w14:ligatures w14:val="none"/>
+        </w:rPr>
+        <w:t xml:space="preserve">resilience to </w:t>
+      </w:r>
+      <w:r>
+        <w:rPr>
+          <w:rFonts w:ascii="Arial" w:eastAsia="Times New Roman" w:hAnsi="Arial" w:cs="Arial"/>
+          <w:color w:val="000000"/>
+          <w:kern w:val="0"/>
+          <w14:ligatures w14:val="none"/>
+        </w:rPr>
+        <w:t>enhanc</w:t>
+      </w:r>
+      <w:r>
+        <w:rPr>
+          <w:rFonts w:ascii="Arial" w:eastAsia="Times New Roman" w:hAnsi="Arial" w:cs="Arial"/>
+          <w:color w:val="000000"/>
+          <w:kern w:val="0"/>
+          <w14:ligatures w14:val="none"/>
+        </w:rPr>
+        <w:t>e global conservation efforts.</w:t>
       </w:r>
     </w:p>
     <w:p>
@@ -12770,12 +16516,21 @@
           </w:tcPr>
           <w:p>
             <w:pPr>
+              <w:jc w:val="center"/>
               <w:rPr>
                 <w:rFonts w:ascii="Arial" w:hAnsi="Arial" w:cs="Arial"/>
                 <w:sz w:val="20"/>
                 <w:szCs w:val="20"/>
               </w:rPr>
             </w:pPr>
+            <w:r>
+              <w:rPr>
+                <w:rFonts w:ascii="Arial" w:hAnsi="Arial" w:cs="Arial"/>
+                <w:sz w:val="20"/>
+                <w:szCs w:val="20"/>
+              </w:rPr>
+              <w:t>18.83</w:t>
+            </w:r>
           </w:p>
         </w:tc>
         <w:tc>
@@ -12788,12 +16543,21 @@
           </w:tcPr>
           <w:p>
             <w:pPr>
+              <w:jc w:val="center"/>
               <w:rPr>
                 <w:rFonts w:ascii="Arial" w:hAnsi="Arial" w:cs="Arial"/>
                 <w:sz w:val="20"/>
                 <w:szCs w:val="20"/>
               </w:rPr>
             </w:pPr>
+            <w:r>
+              <w:rPr>
+                <w:rFonts w:ascii="Arial" w:hAnsi="Arial" w:cs="Arial"/>
+                <w:sz w:val="20"/>
+                <w:szCs w:val="20"/>
+              </w:rPr>
+              <w:t>20.10</w:t>
+            </w:r>
           </w:p>
         </w:tc>
         <w:tc>
@@ -12806,12 +16570,21 @@
           </w:tcPr>
           <w:p>
             <w:pPr>
+              <w:jc w:val="center"/>
               <w:rPr>
                 <w:rFonts w:ascii="Arial" w:hAnsi="Arial" w:cs="Arial"/>
                 <w:sz w:val="20"/>
                 <w:szCs w:val="20"/>
               </w:rPr>
             </w:pPr>
+            <w:r>
+              <w:rPr>
+                <w:rFonts w:ascii="Arial" w:hAnsi="Arial" w:cs="Arial"/>
+                <w:sz w:val="20"/>
+                <w:szCs w:val="20"/>
+              </w:rPr>
+              <w:t>22.11</w:t>
+            </w:r>
           </w:p>
         </w:tc>
         <w:tc>
@@ -12824,6 +16597,7 @@
           </w:tcPr>
           <w:p>
             <w:pPr>
+              <w:jc w:val="center"/>
               <w:rPr>
                 <w:rFonts w:ascii="Arial" w:hAnsi="Arial" w:cs="Arial"/>
                 <w:sz w:val="20"/>
@@ -12837,6 +16611,14 @@
                 <w:szCs w:val="20"/>
               </w:rPr>
               <w:t>±</w:t>
+            </w:r>
+            <w:r>
+              <w:rPr>
+                <w:rFonts w:ascii="Arial" w:hAnsi="Arial" w:cs="Arial"/>
+                <w:sz w:val="20"/>
+                <w:szCs w:val="20"/>
+              </w:rPr>
+              <w:t>0.16</w:t>
             </w:r>
           </w:p>
         </w:tc>
@@ -12876,12 +16658,21 @@
           </w:tcPr>
           <w:p>
             <w:pPr>
+              <w:jc w:val="center"/>
               <w:rPr>
                 <w:rFonts w:ascii="Arial" w:hAnsi="Arial" w:cs="Arial"/>
                 <w:sz w:val="20"/>
                 <w:szCs w:val="20"/>
               </w:rPr>
             </w:pPr>
+            <w:r>
+              <w:rPr>
+                <w:rFonts w:ascii="Arial" w:hAnsi="Arial" w:cs="Arial"/>
+                <w:sz w:val="20"/>
+                <w:szCs w:val="20"/>
+              </w:rPr>
+              <w:t>8.22</w:t>
+            </w:r>
           </w:p>
         </w:tc>
         <w:tc>
@@ -12891,12 +16682,21 @@
           </w:tcPr>
           <w:p>
             <w:pPr>
+              <w:jc w:val="center"/>
               <w:rPr>
                 <w:rFonts w:ascii="Arial" w:hAnsi="Arial" w:cs="Arial"/>
                 <w:sz w:val="20"/>
                 <w:szCs w:val="20"/>
               </w:rPr>
             </w:pPr>
+            <w:r>
+              <w:rPr>
+                <w:rFonts w:ascii="Arial" w:hAnsi="Arial" w:cs="Arial"/>
+                <w:sz w:val="20"/>
+                <w:szCs w:val="20"/>
+              </w:rPr>
+              <w:t>8.85</w:t>
+            </w:r>
           </w:p>
         </w:tc>
         <w:tc>
@@ -12906,12 +16706,21 @@
           </w:tcPr>
           <w:p>
             <w:pPr>
+              <w:jc w:val="center"/>
               <w:rPr>
                 <w:rFonts w:ascii="Arial" w:hAnsi="Arial" w:cs="Arial"/>
                 <w:sz w:val="20"/>
                 <w:szCs w:val="20"/>
               </w:rPr>
             </w:pPr>
+            <w:r>
+              <w:rPr>
+                <w:rFonts w:ascii="Arial" w:hAnsi="Arial" w:cs="Arial"/>
+                <w:sz w:val="20"/>
+                <w:szCs w:val="20"/>
+              </w:rPr>
+              <w:t>9.30</w:t>
+            </w:r>
           </w:p>
         </w:tc>
         <w:tc>
@@ -12921,6 +16730,7 @@
           </w:tcPr>
           <w:p>
             <w:pPr>
+              <w:jc w:val="center"/>
               <w:rPr>
                 <w:rFonts w:ascii="Arial" w:hAnsi="Arial" w:cs="Arial"/>
                 <w:sz w:val="20"/>
@@ -12934,6 +16744,14 @@
                 <w:szCs w:val="20"/>
               </w:rPr>
               <w:t>±</w:t>
+            </w:r>
+            <w:r>
+              <w:rPr>
+                <w:rFonts w:ascii="Arial" w:hAnsi="Arial" w:cs="Arial"/>
+                <w:sz w:val="20"/>
+                <w:szCs w:val="20"/>
+              </w:rPr>
+              <w:t>0.056</w:t>
             </w:r>
           </w:p>
         </w:tc>
@@ -12973,12 +16791,21 @@
           </w:tcPr>
           <w:p>
             <w:pPr>
+              <w:jc w:val="center"/>
               <w:rPr>
                 <w:rFonts w:ascii="Arial" w:hAnsi="Arial" w:cs="Arial"/>
                 <w:sz w:val="20"/>
                 <w:szCs w:val="20"/>
               </w:rPr>
             </w:pPr>
+            <w:r>
+              <w:rPr>
+                <w:rFonts w:ascii="Arial" w:hAnsi="Arial" w:cs="Arial"/>
+                <w:sz w:val="20"/>
+                <w:szCs w:val="20"/>
+              </w:rPr>
+              <w:t>8.02</w:t>
+            </w:r>
           </w:p>
         </w:tc>
         <w:tc>
@@ -12988,12 +16815,21 @@
           </w:tcPr>
           <w:p>
             <w:pPr>
+              <w:jc w:val="center"/>
               <w:rPr>
                 <w:rFonts w:ascii="Arial" w:hAnsi="Arial" w:cs="Arial"/>
                 <w:sz w:val="20"/>
                 <w:szCs w:val="20"/>
               </w:rPr>
             </w:pPr>
+            <w:r>
+              <w:rPr>
+                <w:rFonts w:ascii="Arial" w:hAnsi="Arial" w:cs="Arial"/>
+                <w:sz w:val="20"/>
+                <w:szCs w:val="20"/>
+              </w:rPr>
+              <w:t>8.47</w:t>
+            </w:r>
           </w:p>
         </w:tc>
         <w:tc>
@@ -13003,12 +16839,21 @@
           </w:tcPr>
           <w:p>
             <w:pPr>
+              <w:jc w:val="center"/>
               <w:rPr>
                 <w:rFonts w:ascii="Arial" w:hAnsi="Arial" w:cs="Arial"/>
                 <w:sz w:val="20"/>
                 <w:szCs w:val="20"/>
               </w:rPr>
             </w:pPr>
+            <w:r>
+              <w:rPr>
+                <w:rFonts w:ascii="Arial" w:hAnsi="Arial" w:cs="Arial"/>
+                <w:sz w:val="20"/>
+                <w:szCs w:val="20"/>
+              </w:rPr>
+              <w:t>8.85</w:t>
+            </w:r>
           </w:p>
         </w:tc>
         <w:tc>
@@ -13018,6 +16863,7 @@
           </w:tcPr>
           <w:p>
             <w:pPr>
+              <w:jc w:val="center"/>
               <w:rPr>
                 <w:rFonts w:ascii="Arial" w:hAnsi="Arial" w:cs="Arial"/>
                 <w:sz w:val="20"/>
@@ -13031,6 +16877,14 @@
                 <w:szCs w:val="20"/>
               </w:rPr>
               <w:t>±</w:t>
+            </w:r>
+            <w:r>
+              <w:rPr>
+                <w:rFonts w:ascii="Arial" w:hAnsi="Arial" w:cs="Arial"/>
+                <w:sz w:val="20"/>
+                <w:szCs w:val="20"/>
+              </w:rPr>
+              <w:t>0.035</w:t>
             </w:r>
           </w:p>
         </w:tc>
@@ -13076,12 +16930,21 @@
           </w:tcPr>
           <w:p>
             <w:pPr>
+              <w:jc w:val="center"/>
               <w:rPr>
                 <w:rFonts w:ascii="Arial" w:hAnsi="Arial" w:cs="Arial"/>
                 <w:sz w:val="20"/>
                 <w:szCs w:val="20"/>
               </w:rPr>
             </w:pPr>
+            <w:r>
+              <w:rPr>
+                <w:rFonts w:ascii="Arial" w:hAnsi="Arial" w:cs="Arial"/>
+                <w:sz w:val="20"/>
+                <w:szCs w:val="20"/>
+              </w:rPr>
+              <w:t>0.11</w:t>
+            </w:r>
           </w:p>
         </w:tc>
         <w:tc>
@@ -13094,6 +16957,7 @@
           </w:tcPr>
           <w:p>
             <w:pPr>
+              <w:jc w:val="center"/>
               <w:rPr>
                 <w:rFonts w:ascii="Arial" w:hAnsi="Arial" w:cs="Arial"/>
                 <w:sz w:val="20"/>
@@ -13120,12 +16984,21 @@
           </w:tcPr>
           <w:p>
             <w:pPr>
+              <w:jc w:val="center"/>
               <w:rPr>
                 <w:rFonts w:ascii="Arial" w:hAnsi="Arial" w:cs="Arial"/>
                 <w:sz w:val="20"/>
                 <w:szCs w:val="20"/>
               </w:rPr>
             </w:pPr>
+            <w:r>
+              <w:rPr>
+                <w:rFonts w:ascii="Arial" w:hAnsi="Arial" w:cs="Arial"/>
+                <w:sz w:val="20"/>
+                <w:szCs w:val="20"/>
+              </w:rPr>
+              <w:t>0.16</w:t>
+            </w:r>
           </w:p>
         </w:tc>
         <w:tc>
@@ -13138,6 +17011,7 @@
           </w:tcPr>
           <w:p>
             <w:pPr>
+              <w:jc w:val="center"/>
               <w:rPr>
                 <w:rFonts w:ascii="Arial" w:hAnsi="Arial" w:cs="Arial"/>
                 <w:sz w:val="20"/>
@@ -13206,12 +17080,21 @@
           </w:tcPr>
           <w:p>
             <w:pPr>
+              <w:jc w:val="center"/>
               <w:rPr>
                 <w:rFonts w:ascii="Arial" w:hAnsi="Arial" w:cs="Arial"/>
                 <w:sz w:val="20"/>
                 <w:szCs w:val="20"/>
               </w:rPr>
             </w:pPr>
+            <w:r>
+              <w:rPr>
+                <w:rFonts w:ascii="Arial" w:hAnsi="Arial" w:cs="Arial"/>
+                <w:sz w:val="20"/>
+                <w:szCs w:val="20"/>
+              </w:rPr>
+              <w:t>4.65</w:t>
+            </w:r>
           </w:p>
         </w:tc>
         <w:tc>
@@ -13225,6 +17108,7 @@
           </w:tcPr>
           <w:p>
             <w:pPr>
+              <w:jc w:val="center"/>
               <w:rPr>
                 <w:rFonts w:ascii="Arial" w:hAnsi="Arial" w:cs="Arial"/>
                 <w:sz w:val="20"/>
@@ -13252,12 +17136,21 @@
           </w:tcPr>
           <w:p>
             <w:pPr>
+              <w:jc w:val="center"/>
               <w:rPr>
                 <w:rFonts w:ascii="Arial" w:hAnsi="Arial" w:cs="Arial"/>
                 <w:sz w:val="20"/>
                 <w:szCs w:val="20"/>
               </w:rPr>
             </w:pPr>
+            <w:r>
+              <w:rPr>
+                <w:rFonts w:ascii="Arial" w:hAnsi="Arial" w:cs="Arial"/>
+                <w:sz w:val="20"/>
+                <w:szCs w:val="20"/>
+              </w:rPr>
+              <w:t>5.22</w:t>
+            </w:r>
           </w:p>
         </w:tc>
         <w:tc>
@@ -13271,6 +17164,7 @@
           </w:tcPr>
           <w:p>
             <w:pPr>
+              <w:jc w:val="center"/>
               <w:rPr>
                 <w:rFonts w:ascii="Arial" w:hAnsi="Arial" w:cs="Arial"/>
                 <w:sz w:val="20"/>
@@ -13388,13 +17282,120 @@
         <w:rPr>
           <w:rFonts w:ascii="Arial" w:hAnsi="Arial" w:cs="Arial"/>
         </w:rPr>
-        <w:t xml:space="preserve"> a known environmental stressor (abrupt salinity increase) on bass NLR</w:t>
-      </w:r>
-      <w:r>
-        <w:rPr>
-          <w:rFonts w:ascii="Arial" w:hAnsi="Arial" w:cs="Arial"/>
-        </w:rPr>
-        <w:t xml:space="preserve"> among the five groups</w:t>
+        <w:t xml:space="preserve"> a known environmental stressor (abrupt salinity increase) on bass </w:t>
+      </w:r>
+      <w:r>
+        <w:rPr>
+          <w:rFonts w:ascii="Arial" w:eastAsia="Times New Roman" w:hAnsi="Arial" w:cs="Arial"/>
+          <w:color w:val="000000"/>
+          <w:kern w:val="0"/>
+          <w14:ligatures w14:val="none"/>
+        </w:rPr>
+        <w:t>neutrophil-to-lymphocyte ratios</w:t>
+      </w:r>
+      <w:r>
+        <w:rPr>
+          <w:rFonts w:ascii="Arial" w:eastAsia="Times New Roman" w:hAnsi="Arial" w:cs="Arial"/>
+          <w:color w:val="000000"/>
+          <w:kern w:val="0"/>
+          <w14:ligatures w14:val="none"/>
+        </w:rPr>
+        <w:t xml:space="preserve"> </w:t>
+      </w:r>
+      <w:r>
+        <w:rPr>
+          <w:rFonts w:ascii="Arial" w:hAnsi="Arial" w:cs="Arial"/>
+        </w:rPr>
+        <w:t>among the five groups</w:t>
+      </w:r>
+      <w:r>
+        <w:rPr>
+          <w:rFonts w:ascii="Arial" w:hAnsi="Arial" w:cs="Arial"/>
+        </w:rPr>
+        <w:t xml:space="preserve"> (control and </w:t>
+      </w:r>
+      <w:r>
+        <w:rPr>
+          <w:rFonts w:ascii="Arial" w:eastAsia="Times New Roman" w:hAnsi="Arial" w:cs="Arial"/>
+          <w:color w:val="000000"/>
+          <w:kern w:val="0"/>
+          <w14:ligatures w14:val="none"/>
+        </w:rPr>
+        <w:t xml:space="preserve">low and high levels of </w:t>
+      </w:r>
+      <w:r>
+        <w:rPr>
+          <w:rFonts w:ascii="Arial" w:eastAsia="Times New Roman" w:hAnsi="Arial" w:cs="Arial"/>
+          <w:color w:val="000000"/>
+          <w:kern w:val="0"/>
+          <w14:ligatures w14:val="none"/>
+        </w:rPr>
+        <w:t xml:space="preserve">cadmium </w:t>
+      </w:r>
+      <w:r>
+        <w:rPr>
+          <w:rFonts w:ascii="Arial" w:eastAsia="Times New Roman" w:hAnsi="Arial" w:cs="Arial"/>
+          <w:color w:val="000000"/>
+          <w:kern w:val="0"/>
+          <w14:ligatures w14:val="none"/>
+        </w:rPr>
+        <w:t>[</w:t>
+      </w:r>
+      <w:r>
+        <w:rPr>
+          <w:rFonts w:ascii="Arial" w:eastAsia="Times New Roman" w:hAnsi="Arial" w:cs="Arial"/>
+          <w:color w:val="000000"/>
+          <w:kern w:val="0"/>
+          <w14:ligatures w14:val="none"/>
+        </w:rPr>
+        <w:t>Cd</w:t>
+      </w:r>
+      <w:r>
+        <w:rPr>
+          <w:rFonts w:ascii="Arial" w:eastAsia="Times New Roman" w:hAnsi="Arial" w:cs="Arial"/>
+          <w:color w:val="000000"/>
+          <w:kern w:val="0"/>
+          <w14:ligatures w14:val="none"/>
+        </w:rPr>
+        <w:t>]</w:t>
+      </w:r>
+      <w:r>
+        <w:rPr>
+          <w:rFonts w:ascii="Arial" w:eastAsia="Times New Roman" w:hAnsi="Arial" w:cs="Arial"/>
+          <w:color w:val="000000"/>
+          <w:kern w:val="0"/>
+          <w14:ligatures w14:val="none"/>
+        </w:rPr>
+        <w:t xml:space="preserve"> and perfluoropentanoic acid </w:t>
+      </w:r>
+      <w:r>
+        <w:rPr>
+          <w:rFonts w:ascii="Arial" w:eastAsia="Times New Roman" w:hAnsi="Arial" w:cs="Arial"/>
+          <w:color w:val="000000"/>
+          <w:kern w:val="0"/>
+          <w14:ligatures w14:val="none"/>
+        </w:rPr>
+        <w:t>[</w:t>
+      </w:r>
+      <w:proofErr w:type="spellStart"/>
+      <w:r>
+        <w:rPr>
+          <w:rFonts w:ascii="Arial" w:eastAsia="Times New Roman" w:hAnsi="Arial" w:cs="Arial"/>
+          <w:color w:val="000000"/>
+          <w:kern w:val="0"/>
+          <w14:ligatures w14:val="none"/>
+        </w:rPr>
+        <w:t>PFPeA</w:t>
+      </w:r>
+      <w:proofErr w:type="spellEnd"/>
+      <w:r>
+        <w:rPr>
+          <w:rFonts w:ascii="Arial" w:eastAsia="Times New Roman" w:hAnsi="Arial" w:cs="Arial"/>
+          <w:color w:val="000000"/>
+          <w:kern w:val="0"/>
+          <w14:ligatures w14:val="none"/>
+        </w:rPr>
+        <w:t>])</w:t>
       </w:r>
       <w:r>
         <w:rPr>
@@ -13605,7 +17606,6 @@
                 <w:sz w:val="20"/>
                 <w:szCs w:val="20"/>
               </w:rPr>
-              <w:lastRenderedPageBreak/>
               <w:t>Group</w:t>
             </w:r>
           </w:p>
@@ -14654,13 +18654,123 @@
         <w:rPr>
           <w:rFonts w:ascii="Arial" w:hAnsi="Arial" w:cs="Arial"/>
         </w:rPr>
-        <w:t xml:space="preserve"> on NLR</w:t>
-      </w:r>
-      <w:r>
-        <w:rPr>
-          <w:rFonts w:ascii="Arial" w:hAnsi="Arial" w:cs="Arial"/>
-        </w:rPr>
-        <w:t xml:space="preserve"> among the five groups from the GLMM (Figure </w:t>
+        <w:t xml:space="preserve"> on </w:t>
+      </w:r>
+      <w:r>
+        <w:rPr>
+          <w:rFonts w:ascii="Arial" w:eastAsia="Times New Roman" w:hAnsi="Arial" w:cs="Arial"/>
+          <w:color w:val="000000"/>
+          <w:kern w:val="0"/>
+          <w14:ligatures w14:val="none"/>
+        </w:rPr>
+        <w:t>neutrophil-to-lymphocyte ratios</w:t>
+      </w:r>
+      <w:r>
+        <w:rPr>
+          <w:rFonts w:ascii="Arial" w:eastAsia="Times New Roman" w:hAnsi="Arial" w:cs="Arial"/>
+          <w:color w:val="000000"/>
+          <w:kern w:val="0"/>
+          <w14:ligatures w14:val="none"/>
+        </w:rPr>
+        <w:t xml:space="preserve"> </w:t>
+      </w:r>
+      <w:r>
+        <w:rPr>
+          <w:rFonts w:ascii="Arial" w:hAnsi="Arial" w:cs="Arial"/>
+        </w:rPr>
+        <w:t>among the five groups</w:t>
+      </w:r>
+      <w:r>
+        <w:rPr>
+          <w:rFonts w:ascii="Arial" w:hAnsi="Arial" w:cs="Arial"/>
+        </w:rPr>
+        <w:t xml:space="preserve"> </w:t>
+      </w:r>
+      <w:r>
+        <w:rPr>
+          <w:rFonts w:ascii="Arial" w:hAnsi="Arial" w:cs="Arial"/>
+        </w:rPr>
+        <w:t xml:space="preserve">(control and </w:t>
+      </w:r>
+      <w:r>
+        <w:rPr>
+          <w:rFonts w:ascii="Arial" w:eastAsia="Times New Roman" w:hAnsi="Arial" w:cs="Arial"/>
+          <w:color w:val="000000"/>
+          <w:kern w:val="0"/>
+          <w14:ligatures w14:val="none"/>
+        </w:rPr>
+        <w:t xml:space="preserve">low and high levels of </w:t>
+      </w:r>
+      <w:r>
+        <w:rPr>
+          <w:rFonts w:ascii="Arial" w:eastAsia="Times New Roman" w:hAnsi="Arial" w:cs="Arial"/>
+          <w:color w:val="000000"/>
+          <w:kern w:val="0"/>
+          <w14:ligatures w14:val="none"/>
+        </w:rPr>
+        <w:t>cadmium [</w:t>
+      </w:r>
+      <w:r>
+        <w:rPr>
+          <w:rFonts w:ascii="Arial" w:eastAsia="Times New Roman" w:hAnsi="Arial" w:cs="Arial"/>
+          <w:color w:val="000000"/>
+          <w:kern w:val="0"/>
+          <w14:ligatures w14:val="none"/>
+        </w:rPr>
+        <w:t>Cd</w:t>
+      </w:r>
+      <w:r>
+        <w:rPr>
+          <w:rFonts w:ascii="Arial" w:eastAsia="Times New Roman" w:hAnsi="Arial" w:cs="Arial"/>
+          <w:color w:val="000000"/>
+          <w:kern w:val="0"/>
+          <w14:ligatures w14:val="none"/>
+        </w:rPr>
+        <w:t>]</w:t>
+      </w:r>
+      <w:r>
+        <w:rPr>
+          <w:rFonts w:ascii="Arial" w:eastAsia="Times New Roman" w:hAnsi="Arial" w:cs="Arial"/>
+          <w:color w:val="000000"/>
+          <w:kern w:val="0"/>
+          <w14:ligatures w14:val="none"/>
+        </w:rPr>
+        <w:t xml:space="preserve"> and perfluoropentanoic acid </w:t>
+      </w:r>
+      <w:r>
+        <w:rPr>
+          <w:rFonts w:ascii="Arial" w:eastAsia="Times New Roman" w:hAnsi="Arial" w:cs="Arial"/>
+          <w:color w:val="000000"/>
+          <w:kern w:val="0"/>
+          <w14:ligatures w14:val="none"/>
+        </w:rPr>
+        <w:t>[</w:t>
+      </w:r>
+      <w:proofErr w:type="spellStart"/>
+      <w:r>
+        <w:rPr>
+          <w:rFonts w:ascii="Arial" w:eastAsia="Times New Roman" w:hAnsi="Arial" w:cs="Arial"/>
+          <w:color w:val="000000"/>
+          <w:kern w:val="0"/>
+          <w14:ligatures w14:val="none"/>
+        </w:rPr>
+        <w:t>PFPeA</w:t>
+      </w:r>
+      <w:proofErr w:type="spellEnd"/>
+      <w:r>
+        <w:rPr>
+          <w:rFonts w:ascii="Arial" w:eastAsia="Times New Roman" w:hAnsi="Arial" w:cs="Arial"/>
+          <w:color w:val="000000"/>
+          <w:kern w:val="0"/>
+          <w14:ligatures w14:val="none"/>
+        </w:rPr>
+        <w:t>])</w:t>
+      </w:r>
+      <w:r>
+        <w:rPr>
+          <w:rFonts w:ascii="Arial" w:hAnsi="Arial" w:cs="Arial"/>
+        </w:rPr>
+        <w:t xml:space="preserve"> from the GLMM (Figure </w:t>
       </w:r>
       <w:r>
         <w:rPr>
@@ -16774,7 +20884,114 @@
           <w:kern w:val="0"/>
           <w14:ligatures w14:val="none"/>
         </w:rPr>
-        <w:t xml:space="preserve">Figure 3. Individual tank water quality data (temperature, pH, dissolved oxygen, and salinity) collected from a YSI Pro DSS on each sampling day (Figure 2). Color denotes the treatment group. The first vertical dashed line </w:t>
+        <w:t>Figure 3. Individual tank water quality data (temperature, pH, dissolved oxygen, and salinity) collected from a YSI Pro DSS on each sampling day (Figure 2). Color denotes the treatment group</w:t>
+      </w:r>
+      <w:r>
+        <w:rPr>
+          <w:rFonts w:ascii="Arial" w:eastAsia="Times New Roman" w:hAnsi="Arial" w:cs="Arial"/>
+          <w:color w:val="000000"/>
+          <w:kern w:val="0"/>
+          <w14:ligatures w14:val="none"/>
+        </w:rPr>
+        <w:t xml:space="preserve"> </w:t>
+      </w:r>
+      <w:r>
+        <w:rPr>
+          <w:rFonts w:ascii="Arial" w:hAnsi="Arial" w:cs="Arial"/>
+        </w:rPr>
+        <w:t xml:space="preserve">(control and </w:t>
+      </w:r>
+      <w:r>
+        <w:rPr>
+          <w:rFonts w:ascii="Arial" w:eastAsia="Times New Roman" w:hAnsi="Arial" w:cs="Arial"/>
+          <w:color w:val="000000"/>
+          <w:kern w:val="0"/>
+          <w14:ligatures w14:val="none"/>
+        </w:rPr>
+        <w:t xml:space="preserve">low and high levels of </w:t>
+      </w:r>
+      <w:r>
+        <w:rPr>
+          <w:rFonts w:ascii="Arial" w:eastAsia="Times New Roman" w:hAnsi="Arial" w:cs="Arial"/>
+          <w:color w:val="000000"/>
+          <w:kern w:val="0"/>
+          <w14:ligatures w14:val="none"/>
+        </w:rPr>
+        <w:t>cadmium [</w:t>
+      </w:r>
+      <w:r>
+        <w:rPr>
+          <w:rFonts w:ascii="Arial" w:eastAsia="Times New Roman" w:hAnsi="Arial" w:cs="Arial"/>
+          <w:color w:val="000000"/>
+          <w:kern w:val="0"/>
+          <w14:ligatures w14:val="none"/>
+        </w:rPr>
+        <w:t>Cd</w:t>
+      </w:r>
+      <w:r>
+        <w:rPr>
+          <w:rFonts w:ascii="Arial" w:eastAsia="Times New Roman" w:hAnsi="Arial" w:cs="Arial"/>
+          <w:color w:val="000000"/>
+          <w:kern w:val="0"/>
+          <w14:ligatures w14:val="none"/>
+        </w:rPr>
+        <w:t>]</w:t>
+      </w:r>
+      <w:r>
+        <w:rPr>
+          <w:rFonts w:ascii="Arial" w:eastAsia="Times New Roman" w:hAnsi="Arial" w:cs="Arial"/>
+          <w:color w:val="000000"/>
+          <w:kern w:val="0"/>
+          <w14:ligatures w14:val="none"/>
+        </w:rPr>
+        <w:t xml:space="preserve"> and perfluoropentanoic acid </w:t>
+      </w:r>
+      <w:r>
+        <w:rPr>
+          <w:rFonts w:ascii="Arial" w:eastAsia="Times New Roman" w:hAnsi="Arial" w:cs="Arial"/>
+          <w:color w:val="000000"/>
+          <w:kern w:val="0"/>
+          <w14:ligatures w14:val="none"/>
+        </w:rPr>
+        <w:t>[</w:t>
+      </w:r>
+      <w:proofErr w:type="spellStart"/>
+      <w:r>
+        <w:rPr>
+          <w:rFonts w:ascii="Arial" w:eastAsia="Times New Roman" w:hAnsi="Arial" w:cs="Arial"/>
+          <w:color w:val="000000"/>
+          <w:kern w:val="0"/>
+          <w14:ligatures w14:val="none"/>
+        </w:rPr>
+        <w:t>PFPeA</w:t>
+      </w:r>
+      <w:proofErr w:type="spellEnd"/>
+      <w:r>
+        <w:rPr>
+          <w:rFonts w:ascii="Arial" w:eastAsia="Times New Roman" w:hAnsi="Arial" w:cs="Arial"/>
+          <w:color w:val="000000"/>
+          <w:kern w:val="0"/>
+          <w14:ligatures w14:val="none"/>
+        </w:rPr>
+        <w:t>]</w:t>
+      </w:r>
+      <w:r>
+        <w:rPr>
+          <w:rFonts w:ascii="Arial" w:eastAsia="Times New Roman" w:hAnsi="Arial" w:cs="Arial"/>
+          <w:color w:val="000000"/>
+          <w:kern w:val="0"/>
+          <w14:ligatures w14:val="none"/>
+        </w:rPr>
+        <w:t>)</w:t>
+      </w:r>
+      <w:r>
+        <w:rPr>
+          <w:rFonts w:ascii="Arial" w:eastAsia="Times New Roman" w:hAnsi="Arial" w:cs="Arial"/>
+          <w:color w:val="000000"/>
+          <w:kern w:val="0"/>
+          <w14:ligatures w14:val="none"/>
+        </w:rPr>
+        <w:t xml:space="preserve">. The first vertical dashed line </w:t>
       </w:r>
       <w:r>
         <w:rPr>
@@ -17230,6 +21447,550 @@
           <w:b/>
           <w:bCs/>
         </w:rPr>
+        <w:t>.</w:t>
+      </w:r>
+      <w:r>
+        <w:rPr>
+          <w:rFonts w:ascii="Arial" w:hAnsi="Arial" w:cs="Arial"/>
+          <w:b/>
+          <w:bCs/>
+        </w:rPr>
+        <w:t xml:space="preserve"> Acknowledgments</w:t>
+      </w:r>
+    </w:p>
+    <w:p>
+      <w:pPr>
+        <w:spacing w:line="480" w:lineRule="auto"/>
+        <w:rPr>
+          <w:rFonts w:ascii="Arial" w:hAnsi="Arial" w:cs="Arial"/>
+        </w:rPr>
+      </w:pPr>
+      <w:r>
+        <w:rPr>
+          <w:rFonts w:ascii="Arial" w:hAnsi="Arial" w:cs="Arial"/>
+        </w:rPr>
+        <w:t xml:space="preserve">We thank </w:t>
+      </w:r>
+      <w:r>
+        <w:rPr>
+          <w:rFonts w:ascii="Arial" w:hAnsi="Arial" w:cs="Arial"/>
+        </w:rPr>
+        <w:t xml:space="preserve">Gary Vitrano and the Louisiana Department of Wildlife </w:t>
+      </w:r>
+      <w:r>
+        <w:rPr>
+          <w:rFonts w:ascii="Arial" w:hAnsi="Arial" w:cs="Arial"/>
+        </w:rPr>
+        <w:t>and</w:t>
+      </w:r>
+      <w:r>
+        <w:rPr>
+          <w:rFonts w:ascii="Arial" w:hAnsi="Arial" w:cs="Arial"/>
+        </w:rPr>
+        <w:t xml:space="preserve"> Fisheries for collecting and transporting the </w:t>
+      </w:r>
+      <w:r>
+        <w:rPr>
+          <w:rFonts w:ascii="Arial" w:hAnsi="Arial" w:cs="Arial"/>
+        </w:rPr>
+        <w:t>bass</w:t>
+      </w:r>
+      <w:r>
+        <w:rPr>
+          <w:rFonts w:ascii="Arial" w:hAnsi="Arial" w:cs="Arial"/>
+        </w:rPr>
+        <w:t xml:space="preserve">. </w:t>
+      </w:r>
+      <w:r>
+        <w:rPr>
+          <w:rFonts w:ascii="Arial" w:hAnsi="Arial" w:cs="Arial"/>
+        </w:rPr>
+        <w:t>W</w:t>
+      </w:r>
+      <w:r>
+        <w:rPr>
+          <w:rFonts w:ascii="Arial" w:hAnsi="Arial" w:cs="Arial"/>
+        </w:rPr>
+        <w:t>e thank the Southeastern Louisiana University</w:t>
+      </w:r>
+      <w:r>
+        <w:rPr>
+          <w:rFonts w:ascii="Arial" w:hAnsi="Arial" w:cs="Arial"/>
+        </w:rPr>
+        <w:t xml:space="preserve"> </w:t>
+      </w:r>
+      <w:r>
+        <w:rPr>
+          <w:rFonts w:ascii="Arial" w:hAnsi="Arial" w:cs="Arial"/>
+        </w:rPr>
+        <w:t>Vertebrate Museum for supplying resources that</w:t>
+      </w:r>
+      <w:r>
+        <w:rPr>
+          <w:rFonts w:ascii="Arial" w:hAnsi="Arial" w:cs="Arial"/>
+        </w:rPr>
+        <w:t xml:space="preserve"> made this study possible</w:t>
+      </w:r>
+      <w:r>
+        <w:rPr>
+          <w:rFonts w:ascii="Arial" w:hAnsi="Arial" w:cs="Arial"/>
+        </w:rPr>
+        <w:t xml:space="preserve">. </w:t>
+      </w:r>
+      <w:commentRangeStart w:id="5"/>
+      <w:r>
+        <w:rPr>
+          <w:rFonts w:ascii="Arial" w:hAnsi="Arial" w:cs="Arial"/>
+        </w:rPr>
+        <w:t>Additional thanks to</w:t>
+      </w:r>
+      <w:r>
+        <w:rPr>
+          <w:rFonts w:ascii="Arial" w:hAnsi="Arial" w:cs="Arial"/>
+        </w:rPr>
+        <w:t xml:space="preserve"> </w:t>
+      </w:r>
+      <w:r>
+        <w:rPr>
+          <w:rFonts w:ascii="Arial" w:hAnsi="Arial" w:cs="Arial"/>
+        </w:rPr>
+        <w:t xml:space="preserve">Dr. </w:t>
+      </w:r>
+      <w:r>
+        <w:rPr>
+          <w:rFonts w:ascii="Arial" w:hAnsi="Arial" w:cs="Arial"/>
+        </w:rPr>
+        <w:t xml:space="preserve">Penny </w:t>
+      </w:r>
+      <w:r>
+        <w:rPr>
+          <w:rFonts w:ascii="Arial" w:hAnsi="Arial" w:cs="Arial"/>
+        </w:rPr>
+        <w:t xml:space="preserve">E. </w:t>
+      </w:r>
+      <w:r>
+        <w:rPr>
+          <w:rFonts w:ascii="Arial" w:hAnsi="Arial" w:cs="Arial"/>
+        </w:rPr>
+        <w:t>Shockett and</w:t>
+      </w:r>
+      <w:r>
+        <w:rPr>
+          <w:rFonts w:ascii="Arial" w:hAnsi="Arial" w:cs="Arial"/>
+        </w:rPr>
+        <w:t xml:space="preserve"> </w:t>
+      </w:r>
+      <w:r>
+        <w:rPr>
+          <w:rFonts w:ascii="Arial" w:hAnsi="Arial" w:cs="Arial"/>
+        </w:rPr>
+        <w:t>Corwyn Hall</w:t>
+      </w:r>
+      <w:commentRangeEnd w:id="5"/>
+      <w:r>
+        <w:rPr>
+          <w:rStyle w:val="CommentReference"/>
+        </w:rPr>
+        <w:commentReference w:id="5"/>
+      </w:r>
+      <w:r>
+        <w:rPr>
+          <w:rFonts w:ascii="Arial" w:hAnsi="Arial" w:cs="Arial"/>
+        </w:rPr>
+        <w:t>.</w:t>
+      </w:r>
+      <w:r>
+        <w:rPr>
+          <w:rFonts w:ascii="Arial" w:hAnsi="Arial" w:cs="Arial"/>
+        </w:rPr>
+        <w:t xml:space="preserve"> </w:t>
+      </w:r>
+      <w:r>
+        <w:rPr>
+          <w:rFonts w:ascii="Arial" w:hAnsi="Arial" w:cs="Arial"/>
+        </w:rPr>
+        <w:t xml:space="preserve">The use of trade, firm, or product names is for descriptive purposes only and does not imply endorsement by the </w:t>
+      </w:r>
+      <w:r>
+        <w:rPr>
+          <w:rFonts w:ascii="Arial" w:hAnsi="Arial" w:cs="Arial"/>
+        </w:rPr>
+        <w:t>author’s employers</w:t>
+      </w:r>
+      <w:r>
+        <w:rPr>
+          <w:rFonts w:ascii="Arial" w:hAnsi="Arial" w:cs="Arial"/>
+        </w:rPr>
+        <w:t>.</w:t>
+      </w:r>
+    </w:p>
+    <w:p>
+      <w:pPr>
+        <w:spacing w:line="480" w:lineRule="auto"/>
+        <w:rPr>
+          <w:rFonts w:ascii="Arial" w:hAnsi="Arial" w:cs="Arial"/>
+        </w:rPr>
+      </w:pPr>
+    </w:p>
+    <w:p>
+      <w:pPr>
+        <w:spacing w:line="480" w:lineRule="auto"/>
+        <w:rPr>
+          <w:rFonts w:ascii="Arial" w:hAnsi="Arial" w:cs="Arial"/>
+        </w:rPr>
+      </w:pPr>
+      <w:r>
+        <w:rPr>
+          <w:rFonts w:ascii="Arial" w:hAnsi="Arial" w:cs="Arial"/>
+          <w:b/>
+          <w:bCs/>
+        </w:rPr>
+        <w:t>9</w:t>
+      </w:r>
+      <w:r>
+        <w:rPr>
+          <w:rFonts w:ascii="Arial" w:hAnsi="Arial" w:cs="Arial"/>
+          <w:b/>
+          <w:bCs/>
+        </w:rPr>
+        <w:t xml:space="preserve">. </w:t>
+      </w:r>
+      <w:commentRangeStart w:id="6"/>
+      <w:r>
+        <w:rPr>
+          <w:rFonts w:ascii="Arial" w:hAnsi="Arial" w:cs="Arial"/>
+          <w:b/>
+          <w:bCs/>
+        </w:rPr>
+        <w:t>Contributions</w:t>
+      </w:r>
+      <w:commentRangeEnd w:id="6"/>
+      <w:r>
+        <w:rPr>
+          <w:rStyle w:val="CommentReference"/>
+        </w:rPr>
+        <w:commentReference w:id="6"/>
+      </w:r>
+    </w:p>
+    <w:p>
+      <w:pPr>
+        <w:spacing w:line="480" w:lineRule="auto"/>
+        <w:rPr>
+          <w:rFonts w:ascii="Arial" w:hAnsi="Arial" w:cs="Arial"/>
+        </w:rPr>
+      </w:pPr>
+      <w:r>
+        <w:rPr>
+          <w:rFonts w:ascii="Arial" w:hAnsi="Arial" w:cs="Arial"/>
+        </w:rPr>
+        <w:t>ARJ</w:t>
+      </w:r>
+      <w:r>
+        <w:rPr>
+          <w:rFonts w:ascii="Arial" w:hAnsi="Arial" w:cs="Arial"/>
+        </w:rPr>
+        <w:t>: Conceptualization, Data Curation</w:t>
+      </w:r>
+      <w:r>
+        <w:rPr>
+          <w:rFonts w:ascii="Arial" w:hAnsi="Arial" w:cs="Arial"/>
+        </w:rPr>
+        <w:t>, Methodolog</w:t>
+      </w:r>
+      <w:r>
+        <w:rPr>
+          <w:rFonts w:ascii="Arial" w:hAnsi="Arial" w:cs="Arial"/>
+        </w:rPr>
+        <w:t>y</w:t>
+      </w:r>
+      <w:r>
+        <w:rPr>
+          <w:rFonts w:ascii="Arial" w:hAnsi="Arial" w:cs="Arial"/>
+        </w:rPr>
+        <w:t xml:space="preserve">, Formal Analysis, Writing </w:t>
+      </w:r>
+      <w:r>
+        <w:rPr>
+          <w:rFonts w:ascii="Arial" w:hAnsi="Arial" w:cs="Arial"/>
+        </w:rPr>
+        <w:t>–</w:t>
+      </w:r>
+      <w:r>
+        <w:rPr>
+          <w:rFonts w:ascii="Arial" w:hAnsi="Arial" w:cs="Arial"/>
+        </w:rPr>
+        <w:t xml:space="preserve"> original draft, review</w:t>
+      </w:r>
+      <w:r>
+        <w:rPr>
+          <w:rFonts w:ascii="Arial" w:hAnsi="Arial" w:cs="Arial"/>
+        </w:rPr>
+        <w:t>,</w:t>
+      </w:r>
+      <w:r>
+        <w:rPr>
+          <w:rFonts w:ascii="Arial" w:hAnsi="Arial" w:cs="Arial"/>
+        </w:rPr>
+        <w:t xml:space="preserve"> and editing.</w:t>
+      </w:r>
+      <w:r>
+        <w:rPr>
+          <w:rFonts w:ascii="Arial" w:hAnsi="Arial" w:cs="Arial"/>
+        </w:rPr>
+        <w:t xml:space="preserve"> TSC: </w:t>
+      </w:r>
+      <w:r>
+        <w:rPr>
+          <w:rFonts w:ascii="Arial" w:hAnsi="Arial" w:cs="Arial"/>
+        </w:rPr>
+        <w:t>Conceptualization,</w:t>
+      </w:r>
+      <w:r>
+        <w:rPr>
+          <w:rFonts w:ascii="Arial" w:hAnsi="Arial" w:cs="Arial"/>
+        </w:rPr>
+        <w:t xml:space="preserve"> </w:t>
+      </w:r>
+      <w:r>
+        <w:rPr>
+          <w:rFonts w:ascii="Arial" w:hAnsi="Arial" w:cs="Arial"/>
+        </w:rPr>
+        <w:t>Methodology</w:t>
+      </w:r>
+      <w:r>
+        <w:rPr>
+          <w:rFonts w:ascii="Arial" w:hAnsi="Arial" w:cs="Arial"/>
+        </w:rPr>
+        <w:t>,</w:t>
+      </w:r>
+      <w:r>
+        <w:rPr>
+          <w:rFonts w:ascii="Arial" w:hAnsi="Arial" w:cs="Arial"/>
+        </w:rPr>
+        <w:t xml:space="preserve"> Formal Analysis, Writing </w:t>
+      </w:r>
+      <w:r>
+        <w:rPr>
+          <w:rFonts w:ascii="Arial" w:hAnsi="Arial" w:cs="Arial"/>
+        </w:rPr>
+        <w:t>–</w:t>
+      </w:r>
+      <w:r>
+        <w:rPr>
+          <w:rFonts w:ascii="Arial" w:hAnsi="Arial" w:cs="Arial"/>
+        </w:rPr>
+        <w:t xml:space="preserve"> review and editing</w:t>
+      </w:r>
+      <w:r>
+        <w:rPr>
+          <w:rFonts w:ascii="Arial" w:hAnsi="Arial" w:cs="Arial"/>
+        </w:rPr>
+        <w:t>.</w:t>
+      </w:r>
+      <w:r>
+        <w:rPr>
+          <w:rFonts w:ascii="Arial" w:hAnsi="Arial" w:cs="Arial"/>
+        </w:rPr>
+        <w:t xml:space="preserve"> </w:t>
+      </w:r>
+      <w:r>
+        <w:rPr>
+          <w:rFonts w:ascii="Arial" w:hAnsi="Arial" w:cs="Arial"/>
+        </w:rPr>
+        <w:t>JBN</w:t>
+      </w:r>
+      <w:r>
+        <w:rPr>
+          <w:rFonts w:ascii="Arial" w:hAnsi="Arial" w:cs="Arial"/>
+        </w:rPr>
+        <w:t xml:space="preserve">: Conceptualization, Data Curation, Methodology, Writing </w:t>
+      </w:r>
+      <w:r>
+        <w:rPr>
+          <w:rFonts w:ascii="Arial" w:hAnsi="Arial" w:cs="Arial"/>
+        </w:rPr>
+        <w:t>–</w:t>
+      </w:r>
+      <w:r>
+        <w:rPr>
+          <w:rFonts w:ascii="Arial" w:hAnsi="Arial" w:cs="Arial"/>
+        </w:rPr>
+        <w:t xml:space="preserve"> original draft. </w:t>
+      </w:r>
+      <w:r>
+        <w:rPr>
+          <w:rFonts w:ascii="Arial" w:hAnsi="Arial" w:cs="Arial"/>
+        </w:rPr>
+        <w:t>MM</w:t>
+      </w:r>
+      <w:r>
+        <w:rPr>
+          <w:rFonts w:ascii="Arial" w:hAnsi="Arial" w:cs="Arial"/>
+        </w:rPr>
+        <w:t xml:space="preserve">: Conceptualization, Methodology, Writing </w:t>
+      </w:r>
+      <w:r>
+        <w:rPr>
+          <w:rFonts w:ascii="Arial" w:hAnsi="Arial" w:cs="Arial"/>
+        </w:rPr>
+        <w:t>–</w:t>
+      </w:r>
+      <w:r>
+        <w:rPr>
+          <w:rFonts w:ascii="Arial" w:hAnsi="Arial" w:cs="Arial"/>
+        </w:rPr>
+        <w:t xml:space="preserve"> original draft. </w:t>
+      </w:r>
+      <w:r>
+        <w:rPr>
+          <w:rFonts w:ascii="Arial" w:hAnsi="Arial" w:cs="Arial"/>
+        </w:rPr>
+        <w:t>KRP</w:t>
+      </w:r>
+      <w:r>
+        <w:rPr>
+          <w:rFonts w:ascii="Arial" w:hAnsi="Arial" w:cs="Arial"/>
+        </w:rPr>
+        <w:t xml:space="preserve">: Methodology, Writing </w:t>
+      </w:r>
+      <w:r>
+        <w:rPr>
+          <w:rFonts w:ascii="Arial" w:hAnsi="Arial" w:cs="Arial"/>
+        </w:rPr>
+        <w:t>–</w:t>
+      </w:r>
+      <w:r>
+        <w:rPr>
+          <w:rFonts w:ascii="Arial" w:hAnsi="Arial" w:cs="Arial"/>
+        </w:rPr>
+        <w:t xml:space="preserve"> review and editing</w:t>
+      </w:r>
+      <w:r>
+        <w:rPr>
+          <w:rFonts w:ascii="Arial" w:hAnsi="Arial" w:cs="Arial"/>
+        </w:rPr>
+        <w:t>. CMM</w:t>
+      </w:r>
+      <w:r>
+        <w:rPr>
+          <w:rFonts w:ascii="Arial" w:hAnsi="Arial" w:cs="Arial"/>
+        </w:rPr>
+        <w:t xml:space="preserve">: Conceptualization, Methodology, Writing </w:t>
+      </w:r>
+      <w:r>
+        <w:rPr>
+          <w:rFonts w:ascii="Arial" w:hAnsi="Arial" w:cs="Arial"/>
+        </w:rPr>
+        <w:t>–</w:t>
+      </w:r>
+      <w:r>
+        <w:rPr>
+          <w:rFonts w:ascii="Arial" w:hAnsi="Arial" w:cs="Arial"/>
+        </w:rPr>
+        <w:t xml:space="preserve"> </w:t>
+      </w:r>
+      <w:r>
+        <w:rPr>
+          <w:rFonts w:ascii="Arial" w:hAnsi="Arial" w:cs="Arial"/>
+        </w:rPr>
+        <w:t>review</w:t>
+      </w:r>
+      <w:r>
+        <w:rPr>
+          <w:rFonts w:ascii="Arial" w:hAnsi="Arial" w:cs="Arial"/>
+        </w:rPr>
+        <w:t xml:space="preserve"> </w:t>
+      </w:r>
+      <w:r>
+        <w:rPr>
+          <w:rFonts w:ascii="Arial" w:hAnsi="Arial" w:cs="Arial"/>
+        </w:rPr>
+        <w:t>and editing.</w:t>
+      </w:r>
+    </w:p>
+    <w:p>
+      <w:pPr>
+        <w:spacing w:line="480" w:lineRule="auto"/>
+        <w:rPr>
+          <w:rFonts w:ascii="Arial" w:hAnsi="Arial" w:cs="Arial"/>
+        </w:rPr>
+      </w:pPr>
+    </w:p>
+    <w:p>
+      <w:pPr>
+        <w:spacing w:line="480" w:lineRule="auto"/>
+        <w:rPr>
+          <w:rFonts w:ascii="Arial" w:hAnsi="Arial" w:cs="Arial"/>
+        </w:rPr>
+      </w:pPr>
+      <w:r>
+        <w:rPr>
+          <w:rFonts w:ascii="Arial" w:hAnsi="Arial" w:cs="Arial"/>
+          <w:b/>
+          <w:bCs/>
+        </w:rPr>
+        <w:t>10</w:t>
+      </w:r>
+      <w:r>
+        <w:rPr>
+          <w:rFonts w:ascii="Arial" w:hAnsi="Arial" w:cs="Arial"/>
+          <w:b/>
+          <w:bCs/>
+        </w:rPr>
+        <w:t xml:space="preserve">. </w:t>
+      </w:r>
+      <w:r>
+        <w:rPr>
+          <w:rFonts w:ascii="Arial" w:hAnsi="Arial" w:cs="Arial"/>
+          <w:b/>
+          <w:bCs/>
+        </w:rPr>
+        <w:t>Ethics Declarations</w:t>
+      </w:r>
+    </w:p>
+    <w:p>
+      <w:pPr>
+        <w:spacing w:line="480" w:lineRule="auto"/>
+        <w:rPr>
+          <w:rFonts w:ascii="Arial" w:hAnsi="Arial" w:cs="Arial"/>
+        </w:rPr>
+      </w:pPr>
+      <w:r>
+        <w:rPr>
+          <w:rFonts w:ascii="Arial" w:hAnsi="Arial" w:cs="Arial"/>
+        </w:rPr>
+        <w:t xml:space="preserve">The authors declare no conflict of interest or competing interests. </w:t>
+      </w:r>
+    </w:p>
+    <w:p>
+      <w:pPr>
+        <w:spacing w:line="480" w:lineRule="auto"/>
+        <w:rPr>
+          <w:rFonts w:ascii="Arial" w:hAnsi="Arial" w:cs="Arial"/>
+        </w:rPr>
+      </w:pPr>
+    </w:p>
+    <w:p>
+      <w:pPr>
+        <w:spacing w:line="480" w:lineRule="auto"/>
+        <w:rPr>
+          <w:rFonts w:ascii="Arial" w:hAnsi="Arial" w:cs="Arial"/>
+        </w:rPr>
+      </w:pPr>
+      <w:r>
+        <w:rPr>
+          <w:rFonts w:ascii="Arial" w:hAnsi="Arial" w:cs="Arial"/>
+          <w:b/>
+          <w:bCs/>
+        </w:rPr>
+        <w:t>11</w:t>
+      </w:r>
+      <w:r>
+        <w:rPr>
+          <w:rFonts w:ascii="Arial" w:hAnsi="Arial" w:cs="Arial"/>
+          <w:b/>
+          <w:bCs/>
+        </w:rPr>
         <w:t>. References</w:t>
       </w:r>
     </w:p>
@@ -17270,7 +22031,7 @@
       </w:r>
     </w:p>
   </w:comment>
-  <w:comment w:id="1" w:author="Reviewer" w:date="2025-02-26T08:27:00Z" w:initials="R">
+  <w:comment w:id="1" w:author="Reviewer" w:date="2025-03-19T14:49:00Z" w:initials="R">
     <w:p>
       <w:pPr>
         <w:pStyle w:val="CommentText"/>
@@ -17282,14 +22043,7 @@
         <w:annotationRef/>
       </w:r>
       <w:r>
-        <w:rPr>
-          <w:rFonts w:ascii="Roboto" w:hAnsi="Roboto"/>
-          <w:color w:val="444746"/>
-          <w:spacing w:val="3"/>
-          <w:sz w:val="21"/>
-          <w:szCs w:val="21"/>
-        </w:rPr>
-        <w:t>Neumann, R., Allen, M. Size structure. In Analysis and Interpretation of Freshwater Fisheries Data; Guy, C.S., Brown, M.L., Eds.; American Fisheries Society: Bethesda, Maryland, 2007; pp. 375–421.</w:t>
+        <w:t>Worry about this later. Let’s finish the paper.</w:t>
       </w:r>
     </w:p>
   </w:comment>
@@ -17304,7 +22058,6 @@
         </w:rPr>
         <w:annotationRef/>
       </w:r>
-      <w:proofErr w:type="gramStart"/>
       <w:r>
         <w:rPr>
           <w:rFonts w:ascii="Roboto" w:hAnsi="Roboto"/>
@@ -17313,9 +22066,22 @@
           <w:sz w:val="21"/>
           <w:szCs w:val="21"/>
         </w:rPr>
-        <w:t>Anderson ,</w:t>
-      </w:r>
-      <w:proofErr w:type="gramEnd"/>
+        <w:t>Neumann, R., Allen, M. Size structure. In Analysis and Interpretation of Freshwater Fisheries Data; Guy, C.S., Brown, M.L., Eds.; American Fisheries Society: Bethesda, Maryland, 2007; pp. 375–421.</w:t>
+      </w:r>
+    </w:p>
+  </w:comment>
+  <w:comment w:id="3" w:author="Reviewer" w:date="2025-02-26T08:27:00Z" w:initials="R">
+    <w:p>
+      <w:pPr>
+        <w:pStyle w:val="CommentText"/>
+      </w:pPr>
+      <w:r>
+        <w:rPr>
+          <w:rStyle w:val="CommentReference"/>
+        </w:rPr>
+        <w:annotationRef/>
+      </w:r>
+      <w:proofErr w:type="gramStart"/>
       <w:r>
         <w:rPr>
           <w:rFonts w:ascii="Roboto" w:hAnsi="Roboto"/>
@@ -17324,9 +22090,9 @@
           <w:sz w:val="21"/>
           <w:szCs w:val="21"/>
         </w:rPr>
-        <w:t xml:space="preserve"> R. O. and Neumann , R. M. 1996 . </w:t>
-      </w:r>
-      <w:proofErr w:type="gramStart"/>
+        <w:t>Anderson ,</w:t>
+      </w:r>
+      <w:proofErr w:type="gramEnd"/>
       <w:r>
         <w:rPr>
           <w:rFonts w:ascii="Roboto" w:hAnsi="Roboto"/>
@@ -17335,9 +22101,9 @@
           <w:sz w:val="21"/>
           <w:szCs w:val="21"/>
         </w:rPr>
-        <w:t>“ Length</w:t>
-      </w:r>
-      <w:proofErr w:type="gramEnd"/>
+        <w:t xml:space="preserve"> R. O. and Neumann , R. M. 1996 . </w:t>
+      </w:r>
+      <w:proofErr w:type="gramStart"/>
       <w:r>
         <w:rPr>
           <w:rFonts w:ascii="Roboto" w:hAnsi="Roboto"/>
@@ -17346,9 +22112,9 @@
           <w:sz w:val="21"/>
           <w:szCs w:val="21"/>
         </w:rPr>
-        <w:t xml:space="preserve">, weight, and associated structural </w:t>
-      </w:r>
-      <w:proofErr w:type="spellStart"/>
+        <w:t>“ Length</w:t>
+      </w:r>
+      <w:proofErr w:type="gramEnd"/>
       <w:r>
         <w:rPr>
           <w:rFonts w:ascii="Roboto" w:hAnsi="Roboto"/>
@@ -17357,9 +22123,9 @@
           <w:sz w:val="21"/>
           <w:szCs w:val="21"/>
         </w:rPr>
-        <w:t>ifndices</w:t>
-      </w:r>
-      <w:proofErr w:type="spellEnd"/>
+        <w:t xml:space="preserve">, weight, and associated structural </w:t>
+      </w:r>
+      <w:proofErr w:type="spellStart"/>
       <w:r>
         <w:rPr>
           <w:rFonts w:ascii="Roboto" w:hAnsi="Roboto"/>
@@ -17368,9 +22134,9 @@
           <w:sz w:val="21"/>
           <w:szCs w:val="21"/>
         </w:rPr>
-        <w:t xml:space="preserve"> ” . In Fisheries techniques</w:t>
-      </w:r>
-      <w:proofErr w:type="gramStart"/>
+        <w:t>ifndices</w:t>
+      </w:r>
+      <w:proofErr w:type="spellEnd"/>
       <w:r>
         <w:rPr>
           <w:rFonts w:ascii="Roboto" w:hAnsi="Roboto"/>
@@ -17379,9 +22145,9 @@
           <w:sz w:val="21"/>
           <w:szCs w:val="21"/>
         </w:rPr>
-        <w:t>, ,</w:t>
-      </w:r>
-      <w:proofErr w:type="gramEnd"/>
+        <w:t xml:space="preserve"> ” . In Fisheries techniques</w:t>
+      </w:r>
+      <w:proofErr w:type="gramStart"/>
       <w:r>
         <w:rPr>
           <w:rFonts w:ascii="Roboto" w:hAnsi="Roboto"/>
@@ -17390,9 +22156,9 @@
           <w:sz w:val="21"/>
           <w:szCs w:val="21"/>
         </w:rPr>
-        <w:t xml:space="preserve"> 2nd edition Edited by: Murphy , B. R. and Willis , D. W. 447 – 482 . Bethesda, </w:t>
-      </w:r>
-      <w:proofErr w:type="gramStart"/>
+        <w:t>, ,</w:t>
+      </w:r>
+      <w:proofErr w:type="gramEnd"/>
       <w:r>
         <w:rPr>
           <w:rFonts w:ascii="Roboto" w:hAnsi="Roboto"/>
@@ -17401,9 +22167,9 @@
           <w:sz w:val="21"/>
           <w:szCs w:val="21"/>
         </w:rPr>
-        <w:t>Maryland :</w:t>
-      </w:r>
-      <w:proofErr w:type="gramEnd"/>
+        <w:t xml:space="preserve"> 2nd edition Edited by: Murphy , B. R. and Willis , D. W. 447 – 482 . Bethesda, </w:t>
+      </w:r>
+      <w:proofErr w:type="gramStart"/>
       <w:r>
         <w:rPr>
           <w:rFonts w:ascii="Roboto" w:hAnsi="Roboto"/>
@@ -17412,11 +22178,22 @@
           <w:sz w:val="21"/>
           <w:szCs w:val="21"/>
         </w:rPr>
+        <w:t>Maryland :</w:t>
+      </w:r>
+      <w:proofErr w:type="gramEnd"/>
+      <w:r>
+        <w:rPr>
+          <w:rFonts w:ascii="Roboto" w:hAnsi="Roboto"/>
+          <w:color w:val="444746"/>
+          <w:spacing w:val="3"/>
+          <w:sz w:val="21"/>
+          <w:szCs w:val="21"/>
+        </w:rPr>
         <w:t xml:space="preserve"> American Fisheries Society .</w:t>
       </w:r>
     </w:p>
   </w:comment>
-  <w:comment w:id="3" w:author="Reviewer" w:date="2025-03-18T10:29:00Z" w:initials="R">
+  <w:comment w:id="4" w:author="Reviewer" w:date="2025-03-18T10:29:00Z" w:initials="R">
     <w:p>
       <w:pPr>
         <w:pStyle w:val="CommentText"/>
@@ -17429,6 +22206,38 @@
       </w:r>
       <w:r>
         <w:t>I usually don’t like to use this type of word in the results section… but I think it could fit here. Could also remove it and I would not object. Maybe leave this comment for Chris to decide.</w:t>
+      </w:r>
+    </w:p>
+  </w:comment>
+  <w:comment w:id="5" w:author="Reviewer" w:date="2025-03-19T13:02:00Z" w:initials="R">
+    <w:p>
+      <w:pPr>
+        <w:pStyle w:val="CommentText"/>
+      </w:pPr>
+      <w:r>
+        <w:rPr>
+          <w:rStyle w:val="CommentReference"/>
+        </w:rPr>
+        <w:annotationRef/>
+      </w:r>
+      <w:r>
+        <w:t>Why?</w:t>
+      </w:r>
+    </w:p>
+  </w:comment>
+  <w:comment w:id="6" w:author="Reviewer" w:date="2025-03-19T13:00:00Z" w:initials="R">
+    <w:p>
+      <w:pPr>
+        <w:pStyle w:val="CommentText"/>
+      </w:pPr>
+      <w:r>
+        <w:rPr>
+          <w:rStyle w:val="CommentReference"/>
+        </w:rPr>
+        <w:annotationRef/>
+      </w:r>
+      <w:r>
+        <w:t>This will vary based on the journal.</w:t>
       </w:r>
     </w:p>
   </w:comment>
@@ -17438,27 +22247,36 @@
 <file path=word/commentsExtended.xml><?xml version="1.0" encoding="utf-8"?>
 <w15:commentsEx xmlns:wpc="http://schemas.microsoft.com/office/word/2010/wordprocessingCanvas" xmlns:cx="http://schemas.microsoft.com/office/drawing/2014/chartex" xmlns:cx1="http://schemas.microsoft.com/office/drawing/2015/9/8/chartex" xmlns:cx2="http://schemas.microsoft.com/office/drawing/2015/10/21/chartex" xmlns:cx3="http://schemas.microsoft.com/office/drawing/2016/5/9/chartex" xmlns:cx4="http://schemas.microsoft.com/office/drawing/2016/5/10/chartex" xmlns:cx5="http://schemas.microsoft.com/office/drawing/2016/5/11/chartex" xmlns:cx6="http://schemas.microsoft.com/office/drawing/2016/5/12/chartex" xmlns:cx7="http://schemas.microsoft.com/office/drawing/2016/5/13/chartex" xmlns:cx8="http://schemas.microsoft.com/office/drawing/2016/5/14/chartex" xmlns:mc="http://schemas.openxmlformats.org/markup-compatibility/2006" xmlns:aink="http://schemas.microsoft.com/office/drawing/2016/ink" xmlns:am3d="http://schemas.microsoft.com/office/drawing/2017/model3d" xmlns:o="urn:schemas-microsoft-com:office:office" xmlns:oel="http://schemas.microsoft.com/office/2019/extlst" xmlns:r="http://schemas.openxmlformats.org/officeDocument/2006/relationships" xmlns:m="http://schemas.openxmlformats.org/officeDocument/2006/math" xmlns:v="urn:schemas-microsoft-com:vml" xmlns:wp14="http://schemas.microsoft.com/office/word/2010/wordprocessingDrawing" xmlns:wp="http://schemas.openxmlformats.org/drawingml/2006/wordprocessingDrawing" xmlns:w10="urn:schemas-microsoft-com:office:word" xmlns:w="http://schemas.openxmlformats.org/wordprocessingml/2006/main" xmlns:w14="http://schemas.microsoft.com/office/word/2010/wordml" xmlns:w15="http://schemas.microsoft.com/office/word/2012/wordml" xmlns:w16cex="http://schemas.microsoft.com/office/word/2018/wordml/cex" xmlns:w16cid="http://schemas.microsoft.com/office/word/2016/wordml/cid" xmlns:w16="http://schemas.microsoft.com/office/word/2018/wordml" xmlns:w16du="http://schemas.microsoft.com/office/word/2023/wordml/word16du" xmlns:w16sdtdh="http://schemas.microsoft.com/office/word/2020/wordml/sdtdatahash" xmlns:w16sdtfl="http://schemas.microsoft.com/office/word/2024/wordml/sdtformatlock" xmlns:w16se="http://schemas.microsoft.com/office/word/2015/wordml/symex" xmlns:wpg="http://schemas.microsoft.com/office/word/2010/wordprocessingGroup" xmlns:wpi="http://schemas.microsoft.com/office/word/2010/wordprocessingInk" xmlns:wne="http://schemas.microsoft.com/office/word/2006/wordml" xmlns:wps="http://schemas.microsoft.com/office/word/2010/wordprocessingShape" mc:Ignorable="w14 w15 w16se w16cid w16 w16cex w16sdtdh w16sdtfl w16du wp14">
   <w15:commentEx w15:paraId="42A22065" w15:done="0"/>
+  <w15:commentEx w15:paraId="41448F84" w15:done="0"/>
   <w15:commentEx w15:paraId="290536D0" w15:done="0"/>
   <w15:commentEx w15:paraId="5454A01F" w15:done="0"/>
   <w15:commentEx w15:paraId="01102F9D" w15:done="0"/>
+  <w15:commentEx w15:paraId="28B734CF" w15:done="0"/>
+  <w15:commentEx w15:paraId="677CEC15" w15:done="0"/>
 </w15:commentsEx>
 </file>
 
 <file path=word/commentsExtensible.xml><?xml version="1.0" encoding="utf-8"?>
 <w16cex:commentsExtensible xmlns:wpc="http://schemas.microsoft.com/office/word/2010/wordprocessingCanvas" xmlns:cx="http://schemas.microsoft.com/office/drawing/2014/chartex" xmlns:cx1="http://schemas.microsoft.com/office/drawing/2015/9/8/chartex" xmlns:cx2="http://schemas.microsoft.com/office/drawing/2015/10/21/chartex" xmlns:cx3="http://schemas.microsoft.com/office/drawing/2016/5/9/chartex" xmlns:cx4="http://schemas.microsoft.com/office/drawing/2016/5/10/chartex" xmlns:cx5="http://schemas.microsoft.com/office/drawing/2016/5/11/chartex" xmlns:cx6="http://schemas.microsoft.com/office/drawing/2016/5/12/chartex" xmlns:cx7="http://schemas.microsoft.com/office/drawing/2016/5/13/chartex" xmlns:cx8="http://schemas.microsoft.com/office/drawing/2016/5/14/chartex" xmlns:cr="http://schemas.microsoft.com/office/comments/2020/reactions" xmlns:mc="http://schemas.openxmlformats.org/markup-compatibility/2006" xmlns:aink="http://schemas.microsoft.com/office/drawing/2016/ink" xmlns:am3d="http://schemas.microsoft.com/office/drawing/2017/model3d" xmlns:o="urn:schemas-microsoft-com:office:office" xmlns:oel="http://schemas.microsoft.com/office/2019/extlst" xmlns:r="http://schemas.openxmlformats.org/officeDocument/2006/relationships" xmlns:m="http://schemas.openxmlformats.org/officeDocument/2006/math" xmlns:v="urn:schemas-microsoft-com:vml" xmlns:wp14="http://schemas.microsoft.com/office/word/2010/wordprocessingDrawing" xmlns:wp="http://schemas.openxmlformats.org/drawingml/2006/wordprocessingDrawing" xmlns:w10="urn:schemas-microsoft-com:office:word" xmlns:w="http://schemas.openxmlformats.org/wordprocessingml/2006/main" xmlns:w14="http://schemas.microsoft.com/office/word/2010/wordml" xmlns:w15="http://schemas.microsoft.com/office/word/2012/wordml" xmlns:w16cex="http://schemas.microsoft.com/office/word/2018/wordml/cex" xmlns:w16cid="http://schemas.microsoft.com/office/word/2016/wordml/cid" xmlns:w16="http://schemas.microsoft.com/office/word/2018/wordml" xmlns:w16du="http://schemas.microsoft.com/office/word/2023/wordml/word16du" xmlns:w16sdtdh="http://schemas.microsoft.com/office/word/2020/wordml/sdtdatahash" xmlns:w16sdtfl="http://schemas.microsoft.com/office/word/2024/wordml/sdtformatlock" xmlns:w16se="http://schemas.microsoft.com/office/word/2015/wordml/symex" xmlns:wpg="http://schemas.microsoft.com/office/word/2010/wordprocessingGroup" xmlns:wpi="http://schemas.microsoft.com/office/word/2010/wordprocessingInk" xmlns:wne="http://schemas.microsoft.com/office/word/2006/wordml" xmlns:wps="http://schemas.microsoft.com/office/word/2010/wordprocessingShape" mc:Ignorable="w14 w15 w16se w16cid w16 w16cex w16sdtdh w16sdtfl cr w16du wp14">
   <w16cex:commentExtensible w16cex:durableId="0A96858A" w16cex:dateUtc="2025-03-07T18:17:00Z"/>
+  <w16cex:commentExtensible w16cex:durableId="6D738305" w16cex:dateUtc="2025-03-19T19:49:00Z"/>
   <w16cex:commentExtensible w16cex:durableId="60F7D0BA" w16cex:dateUtc="2025-02-26T14:27:00Z"/>
   <w16cex:commentExtensible w16cex:durableId="590A1288" w16cex:dateUtc="2025-02-26T14:27:00Z"/>
   <w16cex:commentExtensible w16cex:durableId="40513FCF" w16cex:dateUtc="2025-03-18T15:29:00Z"/>
+  <w16cex:commentExtensible w16cex:durableId="18B2C085" w16cex:dateUtc="2025-03-19T18:02:00Z"/>
+  <w16cex:commentExtensible w16cex:durableId="2DC68A0C" w16cex:dateUtc="2025-03-19T18:00:00Z"/>
 </w16cex:commentsExtensible>
 </file>
 
 <file path=word/commentsIds.xml><?xml version="1.0" encoding="utf-8"?>
 <w16cid:commentsIds xmlns:wpc="http://schemas.microsoft.com/office/word/2010/wordprocessingCanvas" xmlns:cx="http://schemas.microsoft.com/office/drawing/2014/chartex" xmlns:cx1="http://schemas.microsoft.com/office/drawing/2015/9/8/chartex" xmlns:cx2="http://schemas.microsoft.com/office/drawing/2015/10/21/chartex" xmlns:cx3="http://schemas.microsoft.com/office/drawing/2016/5/9/chartex" xmlns:cx4="http://schemas.microsoft.com/office/drawing/2016/5/10/chartex" xmlns:cx5="http://schemas.microsoft.com/office/drawing/2016/5/11/chartex" xmlns:cx6="http://schemas.microsoft.com/office/drawing/2016/5/12/chartex" xmlns:cx7="http://schemas.microsoft.com/office/drawing/2016/5/13/chartex" xmlns:cx8="http://schemas.microsoft.com/office/drawing/2016/5/14/chartex" xmlns:mc="http://schemas.openxmlformats.org/markup-compatibility/2006" xmlns:aink="http://schemas.microsoft.com/office/drawing/2016/ink" xmlns:am3d="http://schemas.microsoft.com/office/drawing/2017/model3d" xmlns:o="urn:schemas-microsoft-com:office:office" xmlns:oel="http://schemas.microsoft.com/office/2019/extlst" xmlns:r="http://schemas.openxmlformats.org/officeDocument/2006/relationships" xmlns:m="http://schemas.openxmlformats.org/officeDocument/2006/math" xmlns:v="urn:schemas-microsoft-com:vml" xmlns:wp14="http://schemas.microsoft.com/office/word/2010/wordprocessingDrawing" xmlns:wp="http://schemas.openxmlformats.org/drawingml/2006/wordprocessingDrawing" xmlns:w10="urn:schemas-microsoft-com:office:word" xmlns:w="http://schemas.openxmlformats.org/wordprocessingml/2006/main" xmlns:w14="http://schemas.microsoft.com/office/word/2010/wordml" xmlns:w15="http://schemas.microsoft.com/office/word/2012/wordml" xmlns:w16cex="http://schemas.microsoft.com/office/word/2018/wordml/cex" xmlns:w16cid="http://schemas.microsoft.com/office/word/2016/wordml/cid" xmlns:w16="http://schemas.microsoft.com/office/word/2018/wordml" xmlns:w16du="http://schemas.microsoft.com/office/word/2023/wordml/word16du" xmlns:w16sdtdh="http://schemas.microsoft.com/office/word/2020/wordml/sdtdatahash" xmlns:w16sdtfl="http://schemas.microsoft.com/office/word/2024/wordml/sdtformatlock" xmlns:w16se="http://schemas.microsoft.com/office/word/2015/wordml/symex" xmlns:wpg="http://schemas.microsoft.com/office/word/2010/wordprocessingGroup" xmlns:wpi="http://schemas.microsoft.com/office/word/2010/wordprocessingInk" xmlns:wne="http://schemas.microsoft.com/office/word/2006/wordml" xmlns:wps="http://schemas.microsoft.com/office/word/2010/wordprocessingShape" mc:Ignorable="w14 w15 w16se w16cid w16 w16cex w16sdtdh w16sdtfl w16du wp14">
   <w16cid:commentId w16cid:paraId="42A22065" w16cid:durableId="0A96858A"/>
+  <w16cid:commentId w16cid:paraId="41448F84" w16cid:durableId="6D738305"/>
   <w16cid:commentId w16cid:paraId="290536D0" w16cid:durableId="60F7D0BA"/>
   <w16cid:commentId w16cid:paraId="5454A01F" w16cid:durableId="590A1288"/>
   <w16cid:commentId w16cid:paraId="01102F9D" w16cid:durableId="40513FCF"/>
+  <w16cid:commentId w16cid:paraId="28B734CF" w16cid:durableId="18B2C085"/>
+  <w16cid:commentId w16cid:paraId="677CEC15" w16cid:durableId="2DC68A0C"/>
 </w16cid:commentsIds>
 </file>
 

--- a/writing/bass_ecotox_manuscript.docx
+++ b/writing/bass_ecotox_manuscript.docx
@@ -249,7 +249,25 @@
           <w:kern w:val="0"/>
           <w14:ligatures w14:val="none"/>
         </w:rPr>
-        <w:t>Southeastern Louisiana University, Department of Biological Sciences, Hammond, Louisiana, USA; email; ORCID 0009-0005-9381-9510</w:t>
+        <w:t xml:space="preserve">Southeastern Louisiana University, </w:t>
+      </w:r>
+      <w:r>
+        <w:rPr>
+          <w:rFonts w:ascii="Arial" w:eastAsia="Times New Roman" w:hAnsi="Arial" w:cs="Arial"/>
+          <w:color w:val="000000"/>
+          <w:kern w:val="0"/>
+          <w14:ligatures w14:val="none"/>
+        </w:rPr>
+        <w:t xml:space="preserve">Center for Environmental Research, </w:t>
+      </w:r>
+      <w:r>
+        <w:rPr>
+          <w:rFonts w:ascii="Arial" w:eastAsia="Times New Roman" w:hAnsi="Arial" w:cs="Arial"/>
+          <w:color w:val="000000"/>
+          <w:kern w:val="0"/>
+          <w14:ligatures w14:val="none"/>
+        </w:rPr>
+        <w:t>Department of Biological Sciences, Hammond, Louisiana, USA; email; ORCID 0009-0005-9381-9510</w:t>
       </w:r>
     </w:p>
     <w:p>
@@ -379,7 +397,25 @@
           <w:kern w:val="0"/>
           <w14:ligatures w14:val="none"/>
         </w:rPr>
-        <w:t>Southeastern Louisiana University, Department of Biological Sciences, Hammond, Louisiana, USA; email; ORCID 0000-0003-1289-9351</w:t>
+        <w:t xml:space="preserve">Southeastern Louisiana University, </w:t>
+      </w:r>
+      <w:r>
+        <w:rPr>
+          <w:rFonts w:ascii="Arial" w:eastAsia="Times New Roman" w:hAnsi="Arial" w:cs="Arial"/>
+          <w:color w:val="000000"/>
+          <w:kern w:val="0"/>
+          <w14:ligatures w14:val="none"/>
+        </w:rPr>
+        <w:t xml:space="preserve">Center for Environmental Research, </w:t>
+      </w:r>
+      <w:r>
+        <w:rPr>
+          <w:rFonts w:ascii="Arial" w:eastAsia="Times New Roman" w:hAnsi="Arial" w:cs="Arial"/>
+          <w:color w:val="000000"/>
+          <w:kern w:val="0"/>
+          <w14:ligatures w14:val="none"/>
+        </w:rPr>
+        <w:t>Department of Biological Sciences, Hammond, Louisiana, USA; email; ORCID 0000-0003-1289-9351</w:t>
       </w:r>
     </w:p>
     <w:p>
@@ -407,7 +443,34 @@
           <w:kern w:val="0"/>
           <w14:ligatures w14:val="none"/>
         </w:rPr>
-        <w:t>Southeastern Louisiana University, Department of Biological Sciences, Hammond, Louisiana, USA;</w:t>
+        <w:t>Southeastern Louisiana University,</w:t>
+      </w:r>
+      <w:r>
+        <w:rPr>
+          <w:rFonts w:ascii="Arial" w:eastAsia="Times New Roman" w:hAnsi="Arial" w:cs="Arial"/>
+          <w:color w:val="000000"/>
+          <w:kern w:val="0"/>
+          <w14:ligatures w14:val="none"/>
+        </w:rPr>
+        <w:t xml:space="preserve"> </w:t>
+      </w:r>
+      <w:r>
+        <w:rPr>
+          <w:rFonts w:ascii="Arial" w:eastAsia="Times New Roman" w:hAnsi="Arial" w:cs="Arial"/>
+          <w:color w:val="000000"/>
+          <w:kern w:val="0"/>
+          <w14:ligatures w14:val="none"/>
+        </w:rPr>
+        <w:t>Center for Environmental Research,</w:t>
+      </w:r>
+      <w:r>
+        <w:rPr>
+          <w:rFonts w:ascii="Arial" w:eastAsia="Times New Roman" w:hAnsi="Arial" w:cs="Arial"/>
+          <w:color w:val="000000"/>
+          <w:kern w:val="0"/>
+          <w14:ligatures w14:val="none"/>
+        </w:rPr>
+        <w:t xml:space="preserve"> Department of Biological Sciences, Hammond, Louisiana, USA;</w:t>
       </w:r>
       <w:r>
         <w:rPr>
@@ -8744,63 +8807,7 @@
           <w:i/>
           <w:iCs/>
         </w:rPr>
-        <w:t>3.3.</w:t>
-      </w:r>
-      <w:r>
-        <w:rPr>
-          <w:rFonts w:ascii="Arial" w:hAnsi="Arial" w:cs="Arial"/>
-          <w:i/>
-          <w:iCs/>
-        </w:rPr>
-        <w:t>2</w:t>
-      </w:r>
-      <w:r>
-        <w:rPr>
-          <w:rFonts w:ascii="Arial" w:hAnsi="Arial" w:cs="Arial"/>
-          <w:i/>
-          <w:iCs/>
-        </w:rPr>
-        <w:t xml:space="preserve">. Blood samples </w:t>
-      </w:r>
-      <w:r>
-        <w:rPr>
-          <w:rFonts w:ascii="Arial" w:hAnsi="Arial" w:cs="Arial"/>
-          <w:i/>
-          <w:iCs/>
-        </w:rPr>
-        <w:t>2</w:t>
-      </w:r>
-      <w:r>
-        <w:rPr>
-          <w:rFonts w:ascii="Arial" w:hAnsi="Arial" w:cs="Arial"/>
-          <w:i/>
-          <w:iCs/>
-        </w:rPr>
-        <w:t xml:space="preserve"> </w:t>
-      </w:r>
-      <w:r>
-        <w:rPr>
-          <w:rFonts w:ascii="Arial" w:hAnsi="Arial" w:cs="Arial"/>
-          <w:i/>
-          <w:iCs/>
-        </w:rPr>
-        <w:t>versus</w:t>
-      </w:r>
-      <w:r>
-        <w:rPr>
-          <w:rFonts w:ascii="Arial" w:hAnsi="Arial" w:cs="Arial"/>
-          <w:i/>
-          <w:iCs/>
-        </w:rPr>
-        <w:t xml:space="preserve"> </w:t>
-      </w:r>
-      <w:r>
-        <w:rPr>
-          <w:rFonts w:ascii="Arial" w:hAnsi="Arial" w:cs="Arial"/>
-          <w:i/>
-          <w:iCs/>
-        </w:rPr>
-        <w:t>3</w:t>
+        <w:t>3.3.2. Blood samples 2 versus 3</w:t>
       </w:r>
     </w:p>
     <w:p>
@@ -8891,19 +8898,7 @@
         <w:rPr>
           <w:rFonts w:ascii="Arial" w:hAnsi="Arial" w:cs="Arial"/>
         </w:rPr>
-        <w:t xml:space="preserve"> low </w:t>
-      </w:r>
-      <w:r>
-        <w:rPr>
-          <w:rFonts w:ascii="Arial" w:hAnsi="Arial" w:cs="Arial"/>
-        </w:rPr>
-        <w:t>bass NL</w:t>
-      </w:r>
-      <w:r>
-        <w:rPr>
-          <w:rFonts w:ascii="Arial" w:hAnsi="Arial" w:cs="Arial"/>
-        </w:rPr>
-        <w:t>R</w:t>
+        <w:t xml:space="preserve"> low bass NLR</w:t>
       </w:r>
       <w:r>
         <w:rPr>
@@ -9010,19 +9005,7 @@
         <w:rPr>
           <w:rFonts w:ascii="Arial" w:hAnsi="Arial" w:cs="Arial"/>
         </w:rPr>
-        <w:t xml:space="preserve"> = </w:t>
-      </w:r>
-      <w:r>
-        <w:rPr>
-          <w:rFonts w:ascii="Arial" w:hAnsi="Arial" w:cs="Arial"/>
-        </w:rPr>
-        <w:t>1.40</w:t>
-      </w:r>
-      <w:r>
-        <w:rPr>
-          <w:rFonts w:ascii="Arial" w:hAnsi="Arial" w:cs="Arial"/>
-        </w:rPr>
-        <w:t xml:space="preserve">; </w:t>
+        <w:t xml:space="preserve"> = 1.40; </w:t>
       </w:r>
       <w:r>
         <w:rPr>
@@ -9036,36 +9019,24 @@
         <w:rPr>
           <w:rFonts w:ascii="Arial" w:hAnsi="Arial" w:cs="Arial"/>
         </w:rPr>
+        <w:t xml:space="preserve"> = 0.16)</w:t>
+      </w:r>
+      <w:r>
+        <w:rPr>
+          <w:rFonts w:ascii="Arial" w:hAnsi="Arial" w:cs="Arial"/>
+        </w:rPr>
+        <w:t>.</w:t>
+      </w:r>
+      <w:r>
+        <w:rPr>
+          <w:rFonts w:ascii="Arial" w:hAnsi="Arial" w:cs="Arial"/>
+        </w:rPr>
         <w:t xml:space="preserve"> </w:t>
       </w:r>
       <w:r>
         <w:rPr>
           <w:rFonts w:ascii="Arial" w:hAnsi="Arial" w:cs="Arial"/>
         </w:rPr>
-        <w:t>= 0.16</w:t>
-      </w:r>
-      <w:r>
-        <w:rPr>
-          <w:rFonts w:ascii="Arial" w:hAnsi="Arial" w:cs="Arial"/>
-        </w:rPr>
-        <w:t>)</w:t>
-      </w:r>
-      <w:r>
-        <w:rPr>
-          <w:rFonts w:ascii="Arial" w:hAnsi="Arial" w:cs="Arial"/>
-        </w:rPr>
-        <w:t>.</w:t>
-      </w:r>
-      <w:r>
-        <w:rPr>
-          <w:rFonts w:ascii="Arial" w:hAnsi="Arial" w:cs="Arial"/>
-        </w:rPr>
-        <w:t xml:space="preserve"> </w:t>
-      </w:r>
-      <w:r>
-        <w:rPr>
-          <w:rFonts w:ascii="Arial" w:hAnsi="Arial" w:cs="Arial"/>
-        </w:rPr>
         <w:t xml:space="preserve">The </w:t>
       </w:r>
       <w:r>
@@ -9078,13 +9049,7 @@
         <w:rPr>
           <w:rFonts w:ascii="Arial" w:hAnsi="Arial" w:cs="Arial"/>
         </w:rPr>
-        <w:t xml:space="preserve"> (</w:t>
-      </w:r>
-      <w:r>
-        <w:rPr>
-          <w:rFonts w:ascii="Arial" w:hAnsi="Arial" w:cs="Arial"/>
-        </w:rPr>
-        <w:t>Z</w:t>
+        <w:t xml:space="preserve"> (Z</w:t>
       </w:r>
       <w:r>
         <w:rPr>
@@ -9111,19 +9076,7 @@
         <w:rPr>
           <w:rFonts w:ascii="Arial" w:hAnsi="Arial" w:cs="Arial"/>
         </w:rPr>
-        <w:t xml:space="preserve"> = 0.080</w:t>
-      </w:r>
-      <w:r>
-        <w:rPr>
-          <w:rFonts w:ascii="Arial" w:hAnsi="Arial" w:cs="Arial"/>
-        </w:rPr>
-        <w:t>) and Cd high (</w:t>
-      </w:r>
-      <w:r>
-        <w:rPr>
-          <w:rFonts w:ascii="Arial" w:hAnsi="Arial" w:cs="Arial"/>
-        </w:rPr>
-        <w:t>Z</w:t>
+        <w:t xml:space="preserve"> = 0.080) and Cd high (Z</w:t>
       </w:r>
       <w:r>
         <w:rPr>
@@ -9150,19 +9103,7 @@
         <w:rPr>
           <w:rFonts w:ascii="Arial" w:hAnsi="Arial" w:cs="Arial"/>
         </w:rPr>
-        <w:t xml:space="preserve"> = 0.051</w:t>
-      </w:r>
-      <w:r>
-        <w:rPr>
-          <w:rFonts w:ascii="Arial" w:hAnsi="Arial" w:cs="Arial"/>
-        </w:rPr>
-        <w:t>) bass NLR increased 94</w:t>
-      </w:r>
-      <w:r>
-        <w:rPr>
-          <w:rFonts w:ascii="Arial" w:hAnsi="Arial" w:cs="Arial"/>
-        </w:rPr>
-        <w:t>%</w:t>
+        <w:t xml:space="preserve"> = 0.051) bass NLR increased 94%</w:t>
       </w:r>
       <w:r>
         <w:rPr>
@@ -9174,49 +9115,7 @@
         <w:rPr>
           <w:rFonts w:ascii="Arial" w:hAnsi="Arial" w:cs="Arial"/>
         </w:rPr>
-        <w:t>(-</w:t>
-      </w:r>
-      <w:r>
-        <w:rPr>
-          <w:rFonts w:ascii="Arial" w:hAnsi="Arial" w:cs="Arial"/>
-        </w:rPr>
-        <w:t>8</w:t>
-      </w:r>
-      <w:r>
-        <w:rPr>
-          <w:rFonts w:ascii="Arial" w:hAnsi="Arial" w:cs="Arial"/>
-        </w:rPr>
-        <w:t>–</w:t>
-      </w:r>
-      <w:r>
-        <w:rPr>
-          <w:rFonts w:ascii="Arial" w:hAnsi="Arial" w:cs="Arial"/>
-        </w:rPr>
-        <w:t>307</w:t>
-      </w:r>
-      <w:r>
-        <w:rPr>
-          <w:rFonts w:ascii="Arial" w:hAnsi="Arial" w:cs="Arial"/>
-        </w:rPr>
-        <w:t>%; 95% CL)</w:t>
-      </w:r>
-      <w:r>
-        <w:rPr>
-          <w:rFonts w:ascii="Arial" w:hAnsi="Arial" w:cs="Arial"/>
-        </w:rPr>
-        <w:t xml:space="preserve"> and </w:t>
-      </w:r>
-      <w:r>
-        <w:rPr>
-          <w:rFonts w:ascii="Arial" w:hAnsi="Arial" w:cs="Arial"/>
-        </w:rPr>
-        <w:t>127% (-1–418%; 95% CL)</w:t>
-      </w:r>
-      <w:r>
-        <w:rPr>
-          <w:rFonts w:ascii="Arial" w:hAnsi="Arial" w:cs="Arial"/>
-        </w:rPr>
-        <w:t xml:space="preserve"> more than the </w:t>
+        <w:t xml:space="preserve">(-8–307%; 95% CL) and 127% (-1–418%; 95% CL) more than the </w:t>
       </w:r>
       <w:proofErr w:type="spellStart"/>
       <w:r>
@@ -9244,31 +9143,7 @@
         <w:rPr>
           <w:rFonts w:ascii="Arial" w:hAnsi="Arial" w:cs="Arial"/>
         </w:rPr>
-        <w:t xml:space="preserve"> low bass NLR increased 173% </w:t>
-      </w:r>
-      <w:r>
-        <w:rPr>
-          <w:rFonts w:ascii="Arial" w:hAnsi="Arial" w:cs="Arial"/>
-        </w:rPr>
-        <w:t>(21–</w:t>
-      </w:r>
-      <w:r>
-        <w:rPr>
-          <w:rFonts w:ascii="Arial" w:hAnsi="Arial" w:cs="Arial"/>
-        </w:rPr>
-        <w:t>515</w:t>
-      </w:r>
-      <w:r>
-        <w:rPr>
-          <w:rFonts w:ascii="Arial" w:hAnsi="Arial" w:cs="Arial"/>
-        </w:rPr>
-        <w:t>%; 95% CL)</w:t>
-      </w:r>
-      <w:r>
-        <w:rPr>
-          <w:rFonts w:ascii="Arial" w:hAnsi="Arial" w:cs="Arial"/>
-        </w:rPr>
-        <w:t xml:space="preserve"> more than the </w:t>
+        <w:t xml:space="preserve"> low bass NLR increased 173% (21–515%; 95% CL) more than the </w:t>
       </w:r>
       <w:proofErr w:type="spellStart"/>
       <w:r>
@@ -9288,25 +9163,13 @@
         <w:rPr>
           <w:rFonts w:ascii="Arial" w:hAnsi="Arial" w:cs="Arial"/>
         </w:rPr>
-        <w:t>statistically significan</w:t>
-      </w:r>
-      <w:r>
-        <w:rPr>
-          <w:rFonts w:ascii="Arial" w:hAnsi="Arial" w:cs="Arial"/>
-        </w:rPr>
-        <w:t xml:space="preserve">t </w:t>
-      </w:r>
-      <w:r>
-        <w:rPr>
-          <w:rFonts w:ascii="Arial" w:hAnsi="Arial" w:cs="Arial"/>
-        </w:rPr>
-        <w:t xml:space="preserve">increase </w:t>
-      </w:r>
-      <w:r>
-        <w:rPr>
-          <w:rFonts w:ascii="Arial" w:hAnsi="Arial" w:cs="Arial"/>
-        </w:rPr>
-        <w:t>(Z</w:t>
+        <w:t xml:space="preserve">statistically significant </w:t>
+      </w:r>
+      <w:r>
+        <w:rPr>
+          <w:rFonts w:ascii="Arial" w:hAnsi="Arial" w:cs="Arial"/>
+        </w:rPr>
+        <w:t>increase (Z</w:t>
       </w:r>
       <w:r>
         <w:rPr>
@@ -9319,19 +9182,7 @@
         <w:rPr>
           <w:rFonts w:ascii="Arial" w:hAnsi="Arial" w:cs="Arial"/>
         </w:rPr>
-        <w:t xml:space="preserve"> = </w:t>
-      </w:r>
-      <w:r>
-        <w:rPr>
-          <w:rFonts w:ascii="Arial" w:hAnsi="Arial" w:cs="Arial"/>
-        </w:rPr>
-        <w:t>2.42</w:t>
-      </w:r>
-      <w:r>
-        <w:rPr>
-          <w:rFonts w:ascii="Arial" w:hAnsi="Arial" w:cs="Arial"/>
-        </w:rPr>
-        <w:t xml:space="preserve">; </w:t>
+        <w:t xml:space="preserve"> = 2.42; </w:t>
       </w:r>
       <w:r>
         <w:rPr>
@@ -9345,25 +9196,7 @@
         <w:rPr>
           <w:rFonts w:ascii="Arial" w:hAnsi="Arial" w:cs="Arial"/>
         </w:rPr>
-        <w:t xml:space="preserve"> = 0.</w:t>
-      </w:r>
-      <w:r>
-        <w:rPr>
-          <w:rFonts w:ascii="Arial" w:hAnsi="Arial" w:cs="Arial"/>
-        </w:rPr>
-        <w:t>016</w:t>
-      </w:r>
-      <w:r>
-        <w:rPr>
-          <w:rFonts w:ascii="Arial" w:hAnsi="Arial" w:cs="Arial"/>
-        </w:rPr>
-        <w:t>)</w:t>
-      </w:r>
-      <w:r>
-        <w:rPr>
-          <w:rFonts w:ascii="Arial" w:hAnsi="Arial" w:cs="Arial"/>
-        </w:rPr>
-        <w:t>.</w:t>
+        <w:t xml:space="preserve"> = 0.016).</w:t>
       </w:r>
     </w:p>
     <w:p>
@@ -9381,47 +9214,7 @@
           <w:i/>
           <w:iCs/>
         </w:rPr>
-        <w:t>3.3.</w:t>
-      </w:r>
-      <w:r>
-        <w:rPr>
-          <w:rFonts w:ascii="Arial" w:hAnsi="Arial" w:cs="Arial"/>
-          <w:i/>
-          <w:iCs/>
-        </w:rPr>
-        <w:t>3</w:t>
-      </w:r>
-      <w:r>
-        <w:rPr>
-          <w:rFonts w:ascii="Arial" w:hAnsi="Arial" w:cs="Arial"/>
-          <w:i/>
-          <w:iCs/>
-        </w:rPr>
-        <w:t xml:space="preserve">. Blood samples </w:t>
-      </w:r>
-      <w:r>
-        <w:rPr>
-          <w:rFonts w:ascii="Arial" w:hAnsi="Arial" w:cs="Arial"/>
-          <w:i/>
-          <w:iCs/>
-        </w:rPr>
-        <w:t>3</w:t>
-      </w:r>
-      <w:r>
-        <w:rPr>
-          <w:rFonts w:ascii="Arial" w:hAnsi="Arial" w:cs="Arial"/>
-          <w:i/>
-          <w:iCs/>
-        </w:rPr>
-        <w:t xml:space="preserve"> versus </w:t>
-      </w:r>
-      <w:r>
-        <w:rPr>
-          <w:rFonts w:ascii="Arial" w:hAnsi="Arial" w:cs="Arial"/>
-          <w:i/>
-          <w:iCs/>
-        </w:rPr>
-        <w:t>4</w:t>
+        <w:t>3.3.3. Blood samples 3 versus 4</w:t>
       </w:r>
     </w:p>
     <w:p>
@@ -9527,13 +9320,7 @@
         <w:rPr>
           <w:rFonts w:ascii="Arial" w:hAnsi="Arial" w:cs="Arial"/>
         </w:rPr>
-        <w:t>significantly</w:t>
-      </w:r>
-      <w:r>
-        <w:rPr>
-          <w:rFonts w:ascii="Arial" w:hAnsi="Arial" w:cs="Arial"/>
-        </w:rPr>
-        <w:t xml:space="preserve"> </w:t>
+        <w:t xml:space="preserve">significantly </w:t>
       </w:r>
       <w:r>
         <w:rPr>
@@ -9551,13 +9338,7 @@
         <w:rPr>
           <w:rFonts w:ascii="Arial" w:hAnsi="Arial" w:cs="Arial"/>
         </w:rPr>
-        <w:t xml:space="preserve"> more than the Cd low </w:t>
-      </w:r>
-      <w:r>
-        <w:rPr>
-          <w:rFonts w:ascii="Arial" w:hAnsi="Arial" w:cs="Arial"/>
-        </w:rPr>
-        <w:t>(Z</w:t>
+        <w:t xml:space="preserve"> more than the Cd low (Z</w:t>
       </w:r>
       <w:r>
         <w:rPr>
@@ -9570,19 +9351,7 @@
         <w:rPr>
           <w:rFonts w:ascii="Arial" w:hAnsi="Arial" w:cs="Arial"/>
         </w:rPr>
-        <w:t xml:space="preserve"> = </w:t>
-      </w:r>
-      <w:r>
-        <w:rPr>
-          <w:rFonts w:ascii="Arial" w:hAnsi="Arial" w:cs="Arial"/>
-        </w:rPr>
-        <w:t>3.42</w:t>
-      </w:r>
-      <w:r>
-        <w:rPr>
-          <w:rFonts w:ascii="Arial" w:hAnsi="Arial" w:cs="Arial"/>
-        </w:rPr>
-        <w:t xml:space="preserve">; </w:t>
+        <w:t xml:space="preserve"> = 3.42; </w:t>
       </w:r>
       <w:r>
         <w:rPr>
@@ -9596,31 +9365,7 @@
         <w:rPr>
           <w:rFonts w:ascii="Arial" w:hAnsi="Arial" w:cs="Arial"/>
         </w:rPr>
-        <w:t xml:space="preserve"> </w:t>
-      </w:r>
-      <w:r>
-        <w:rPr>
-          <w:rFonts w:ascii="Arial" w:hAnsi="Arial" w:cs="Arial"/>
-        </w:rPr>
-        <w:t>&lt; 0.001</w:t>
-      </w:r>
-      <w:r>
-        <w:rPr>
-          <w:rFonts w:ascii="Arial" w:hAnsi="Arial" w:cs="Arial"/>
-        </w:rPr>
-        <w:t>)</w:t>
-      </w:r>
-      <w:r>
-        <w:rPr>
-          <w:rFonts w:ascii="Arial" w:hAnsi="Arial" w:cs="Arial"/>
-        </w:rPr>
-        <w:t xml:space="preserve">, Cd high </w:t>
-      </w:r>
-      <w:r>
-        <w:rPr>
-          <w:rFonts w:ascii="Arial" w:hAnsi="Arial" w:cs="Arial"/>
-        </w:rPr>
-        <w:t>(Z</w:t>
+        <w:t xml:space="preserve"> &lt; 0.001), Cd high (Z</w:t>
       </w:r>
       <w:r>
         <w:rPr>
@@ -9633,19 +9378,7 @@
         <w:rPr>
           <w:rFonts w:ascii="Arial" w:hAnsi="Arial" w:cs="Arial"/>
         </w:rPr>
-        <w:t xml:space="preserve"> = 2.</w:t>
-      </w:r>
-      <w:r>
-        <w:rPr>
-          <w:rFonts w:ascii="Arial" w:hAnsi="Arial" w:cs="Arial"/>
-        </w:rPr>
-        <w:t>80</w:t>
-      </w:r>
-      <w:r>
-        <w:rPr>
-          <w:rFonts w:ascii="Arial" w:hAnsi="Arial" w:cs="Arial"/>
-        </w:rPr>
-        <w:t xml:space="preserve">; </w:t>
+        <w:t xml:space="preserve"> = 2.80; </w:t>
       </w:r>
       <w:r>
         <w:rPr>
@@ -9659,25 +9392,7 @@
         <w:rPr>
           <w:rFonts w:ascii="Arial" w:hAnsi="Arial" w:cs="Arial"/>
         </w:rPr>
-        <w:t xml:space="preserve"> = 0.0</w:t>
-      </w:r>
-      <w:r>
-        <w:rPr>
-          <w:rFonts w:ascii="Arial" w:hAnsi="Arial" w:cs="Arial"/>
-        </w:rPr>
-        <w:t>051</w:t>
-      </w:r>
-      <w:r>
-        <w:rPr>
-          <w:rFonts w:ascii="Arial" w:hAnsi="Arial" w:cs="Arial"/>
-        </w:rPr>
-        <w:t>)</w:t>
-      </w:r>
-      <w:r>
-        <w:rPr>
-          <w:rFonts w:ascii="Arial" w:hAnsi="Arial" w:cs="Arial"/>
-        </w:rPr>
-        <w:t xml:space="preserve">, and </w:t>
+        <w:t xml:space="preserve"> = 0.0051), and </w:t>
       </w:r>
       <w:proofErr w:type="spellStart"/>
       <w:r>
@@ -9691,13 +9406,7 @@
         <w:rPr>
           <w:rFonts w:ascii="Arial" w:hAnsi="Arial" w:cs="Arial"/>
         </w:rPr>
-        <w:t xml:space="preserve"> low </w:t>
-      </w:r>
-      <w:r>
-        <w:rPr>
-          <w:rFonts w:ascii="Arial" w:hAnsi="Arial" w:cs="Arial"/>
-        </w:rPr>
-        <w:t>(Z</w:t>
+        <w:t xml:space="preserve"> low (Z</w:t>
       </w:r>
       <w:r>
         <w:rPr>
@@ -9710,19 +9419,7 @@
         <w:rPr>
           <w:rFonts w:ascii="Arial" w:hAnsi="Arial" w:cs="Arial"/>
         </w:rPr>
-        <w:t xml:space="preserve"> = </w:t>
-      </w:r>
-      <w:r>
-        <w:rPr>
-          <w:rFonts w:ascii="Arial" w:hAnsi="Arial" w:cs="Arial"/>
-        </w:rPr>
-        <w:t>4.40</w:t>
-      </w:r>
-      <w:r>
-        <w:rPr>
-          <w:rFonts w:ascii="Arial" w:hAnsi="Arial" w:cs="Arial"/>
-        </w:rPr>
-        <w:t xml:space="preserve">; </w:t>
+        <w:t xml:space="preserve"> = 4.40; </w:t>
       </w:r>
       <w:r>
         <w:rPr>
@@ -9736,25 +9433,7 @@
         <w:rPr>
           <w:rFonts w:ascii="Arial" w:hAnsi="Arial" w:cs="Arial"/>
         </w:rPr>
-        <w:t xml:space="preserve"> </w:t>
-      </w:r>
-      <w:r>
-        <w:rPr>
-          <w:rFonts w:ascii="Arial" w:hAnsi="Arial" w:cs="Arial"/>
-        </w:rPr>
-        <w:t>&lt; 0.001</w:t>
-      </w:r>
-      <w:r>
-        <w:rPr>
-          <w:rFonts w:ascii="Arial" w:hAnsi="Arial" w:cs="Arial"/>
-        </w:rPr>
-        <w:t>)</w:t>
-      </w:r>
-      <w:r>
-        <w:rPr>
-          <w:rFonts w:ascii="Arial" w:hAnsi="Arial" w:cs="Arial"/>
-        </w:rPr>
-        <w:t xml:space="preserve"> groups</w:t>
+        <w:t xml:space="preserve"> &lt; 0.001) groups</w:t>
       </w:r>
       <w:r>
         <w:rPr>
@@ -9793,13 +9472,7 @@
           <w:rFonts w:ascii="Arial" w:hAnsi="Arial" w:cs="Arial"/>
         </w:rPr>
         <w:lastRenderedPageBreak/>
-        <w:t xml:space="preserve">although this was not statistically significant </w:t>
-      </w:r>
-      <w:r>
-        <w:rPr>
-          <w:rFonts w:ascii="Arial" w:hAnsi="Arial" w:cs="Arial"/>
-        </w:rPr>
-        <w:t>(Z</w:t>
+        <w:t>although this was not statistically significant (Z</w:t>
       </w:r>
       <w:r>
         <w:rPr>
@@ -9826,25 +9499,7 @@
         <w:rPr>
           <w:rFonts w:ascii="Arial" w:hAnsi="Arial" w:cs="Arial"/>
         </w:rPr>
-        <w:t xml:space="preserve"> = 0.054</w:t>
-      </w:r>
-      <w:r>
-        <w:rPr>
-          <w:rFonts w:ascii="Arial" w:hAnsi="Arial" w:cs="Arial"/>
-        </w:rPr>
-        <w:t>; Figure 4</w:t>
-      </w:r>
-      <w:r>
-        <w:rPr>
-          <w:rFonts w:ascii="Arial" w:hAnsi="Arial" w:cs="Arial"/>
-        </w:rPr>
-        <w:t>)</w:t>
-      </w:r>
-      <w:r>
-        <w:rPr>
-          <w:rFonts w:ascii="Arial" w:hAnsi="Arial" w:cs="Arial"/>
-        </w:rPr>
-        <w:t xml:space="preserve">. </w:t>
+        <w:t xml:space="preserve"> = 0.054; Figure 4). </w:t>
       </w:r>
       <w:r>
         <w:rPr>
@@ -13944,25 +13599,7 @@
           <w:kern w:val="0"/>
           <w14:ligatures w14:val="none"/>
         </w:rPr>
-        <w:t xml:space="preserve">, which </w:t>
-      </w:r>
-      <w:r>
-        <w:rPr>
-          <w:rFonts w:ascii="Arial" w:eastAsia="Times New Roman" w:hAnsi="Arial" w:cs="Arial"/>
-          <w:color w:val="000000"/>
-          <w:kern w:val="0"/>
-          <w14:ligatures w14:val="none"/>
-        </w:rPr>
-        <w:t>align</w:t>
-      </w:r>
-      <w:r>
-        <w:rPr>
-          <w:rFonts w:ascii="Arial" w:eastAsia="Times New Roman" w:hAnsi="Arial" w:cs="Arial"/>
-          <w:color w:val="000000"/>
-          <w:kern w:val="0"/>
-          <w14:ligatures w14:val="none"/>
-        </w:rPr>
-        <w:t>s</w:t>
+        <w:t>, which aligns</w:t>
       </w:r>
       <w:r>
         <w:rPr>
@@ -17210,31 +16847,7 @@
         <w:rPr>
           <w:rFonts w:ascii="Arial" w:hAnsi="Arial" w:cs="Arial"/>
         </w:rPr>
-        <w:t xml:space="preserve">Table </w:t>
-      </w:r>
-      <w:r>
-        <w:rPr>
-          <w:rFonts w:ascii="Arial" w:hAnsi="Arial" w:cs="Arial"/>
-        </w:rPr>
-        <w:t>2</w:t>
-      </w:r>
-      <w:r>
-        <w:rPr>
-          <w:rFonts w:ascii="Arial" w:hAnsi="Arial" w:cs="Arial"/>
-        </w:rPr>
-        <w:t xml:space="preserve">. </w:t>
-      </w:r>
-      <w:r>
-        <w:rPr>
-          <w:rFonts w:ascii="Arial" w:hAnsi="Arial" w:cs="Arial"/>
-        </w:rPr>
-        <w:t>T</w:t>
-      </w:r>
-      <w:r>
-        <w:rPr>
-          <w:rFonts w:ascii="Arial" w:hAnsi="Arial" w:cs="Arial"/>
-        </w:rPr>
-        <w:t>he</w:t>
+        <w:t>Table 2. The</w:t>
       </w:r>
       <w:r>
         <w:rPr>
@@ -17252,19 +16865,7 @@
         <w:rPr>
           <w:rFonts w:ascii="Arial" w:hAnsi="Arial" w:cs="Arial"/>
         </w:rPr>
-        <w:t xml:space="preserve">stimated </w:t>
-      </w:r>
-      <w:r>
-        <w:rPr>
-          <w:rFonts w:ascii="Arial" w:hAnsi="Arial" w:cs="Arial"/>
-        </w:rPr>
-        <w:t xml:space="preserve">effect </w:t>
-      </w:r>
-      <w:r>
-        <w:rPr>
-          <w:rFonts w:ascii="Arial" w:hAnsi="Arial" w:cs="Arial"/>
-        </w:rPr>
-        <w:t>sizes</w:t>
+        <w:t>stimated effect sizes</w:t>
       </w:r>
       <w:r>
         <w:rPr>
@@ -17291,16 +16892,7 @@
           <w:kern w:val="0"/>
           <w14:ligatures w14:val="none"/>
         </w:rPr>
-        <w:t>neutrophil-to-lymphocyte ratios</w:t>
-      </w:r>
-      <w:r>
-        <w:rPr>
-          <w:rFonts w:ascii="Arial" w:eastAsia="Times New Roman" w:hAnsi="Arial" w:cs="Arial"/>
-          <w:color w:val="000000"/>
-          <w:kern w:val="0"/>
-          <w14:ligatures w14:val="none"/>
-        </w:rPr>
-        <w:t xml:space="preserve"> </w:t>
+        <w:t xml:space="preserve">neutrophil-to-lymphocyte ratios </w:t>
       </w:r>
       <w:r>
         <w:rPr>
@@ -17330,7 +16922,34 @@
           <w:kern w:val="0"/>
           <w14:ligatures w14:val="none"/>
         </w:rPr>
-        <w:t xml:space="preserve">cadmium </w:t>
+        <w:t>cadmium [</w:t>
+      </w:r>
+      <w:r>
+        <w:rPr>
+          <w:rFonts w:ascii="Arial" w:eastAsia="Times New Roman" w:hAnsi="Arial" w:cs="Arial"/>
+          <w:color w:val="000000"/>
+          <w:kern w:val="0"/>
+          <w14:ligatures w14:val="none"/>
+        </w:rPr>
+        <w:t>Cd</w:t>
+      </w:r>
+      <w:r>
+        <w:rPr>
+          <w:rFonts w:ascii="Arial" w:eastAsia="Times New Roman" w:hAnsi="Arial" w:cs="Arial"/>
+          <w:color w:val="000000"/>
+          <w:kern w:val="0"/>
+          <w14:ligatures w14:val="none"/>
+        </w:rPr>
+        <w:t>]</w:t>
+      </w:r>
+      <w:r>
+        <w:rPr>
+          <w:rFonts w:ascii="Arial" w:eastAsia="Times New Roman" w:hAnsi="Arial" w:cs="Arial"/>
+          <w:color w:val="000000"/>
+          <w:kern w:val="0"/>
+          <w14:ligatures w14:val="none"/>
+        </w:rPr>
+        <w:t xml:space="preserve"> and perfluoropentanoic acid </w:t>
       </w:r>
       <w:r>
         <w:rPr>
@@ -17341,42 +16960,6 @@
         </w:rPr>
         <w:t>[</w:t>
       </w:r>
-      <w:r>
-        <w:rPr>
-          <w:rFonts w:ascii="Arial" w:eastAsia="Times New Roman" w:hAnsi="Arial" w:cs="Arial"/>
-          <w:color w:val="000000"/>
-          <w:kern w:val="0"/>
-          <w14:ligatures w14:val="none"/>
-        </w:rPr>
-        <w:t>Cd</w:t>
-      </w:r>
-      <w:r>
-        <w:rPr>
-          <w:rFonts w:ascii="Arial" w:eastAsia="Times New Roman" w:hAnsi="Arial" w:cs="Arial"/>
-          <w:color w:val="000000"/>
-          <w:kern w:val="0"/>
-          <w14:ligatures w14:val="none"/>
-        </w:rPr>
-        <w:t>]</w:t>
-      </w:r>
-      <w:r>
-        <w:rPr>
-          <w:rFonts w:ascii="Arial" w:eastAsia="Times New Roman" w:hAnsi="Arial" w:cs="Arial"/>
-          <w:color w:val="000000"/>
-          <w:kern w:val="0"/>
-          <w14:ligatures w14:val="none"/>
-        </w:rPr>
-        <w:t xml:space="preserve"> and perfluoropentanoic acid </w:t>
-      </w:r>
-      <w:r>
-        <w:rPr>
-          <w:rFonts w:ascii="Arial" w:eastAsia="Times New Roman" w:hAnsi="Arial" w:cs="Arial"/>
-          <w:color w:val="000000"/>
-          <w:kern w:val="0"/>
-          <w14:ligatures w14:val="none"/>
-        </w:rPr>
-        <w:t>[</w:t>
-      </w:r>
       <w:proofErr w:type="spellStart"/>
       <w:r>
         <w:rPr>
@@ -17407,13 +16990,7 @@
         <w:rPr>
           <w:rFonts w:ascii="Arial" w:hAnsi="Arial" w:cs="Arial"/>
         </w:rPr>
-        <w:t xml:space="preserve">from the GLMM </w:t>
-      </w:r>
-      <w:r>
-        <w:rPr>
-          <w:rFonts w:ascii="Arial" w:hAnsi="Arial" w:cs="Arial"/>
-        </w:rPr>
-        <w:t xml:space="preserve">(Figure </w:t>
+        <w:t xml:space="preserve">from the GLMM (Figure </w:t>
       </w:r>
       <w:r>
         <w:rPr>
@@ -17479,19 +17056,7 @@
         <w:rPr>
           <w:rFonts w:ascii="Arial" w:hAnsi="Arial" w:cs="Arial"/>
         </w:rPr>
-        <w:t xml:space="preserve"> </w:t>
-      </w:r>
-      <w:r>
-        <w:rPr>
-          <w:rFonts w:ascii="Arial" w:hAnsi="Arial" w:cs="Arial"/>
-        </w:rPr>
-        <w:t>separated by a comm</w:t>
-      </w:r>
-      <w:r>
-        <w:rPr>
-          <w:rFonts w:ascii="Arial" w:hAnsi="Arial" w:cs="Arial"/>
-        </w:rPr>
-        <w:t>a</w:t>
+        <w:t xml:space="preserve"> separated by a comma</w:t>
       </w:r>
       <w:r>
         <w:rPr>
@@ -17521,31 +17086,7 @@
         <w:rPr>
           <w:rFonts w:ascii="Arial" w:hAnsi="Arial" w:cs="Arial"/>
         </w:rPr>
-        <w:t xml:space="preserve">Bolded groups represent statistically significant changes from blood samples </w:t>
-      </w:r>
-      <w:r>
-        <w:rPr>
-          <w:rFonts w:ascii="Arial" w:hAnsi="Arial" w:cs="Arial"/>
-        </w:rPr>
-        <w:t>2</w:t>
-      </w:r>
-      <w:r>
-        <w:rPr>
-          <w:rFonts w:ascii="Arial" w:hAnsi="Arial" w:cs="Arial"/>
-        </w:rPr>
-        <w:t xml:space="preserve"> to </w:t>
-      </w:r>
-      <w:r>
-        <w:rPr>
-          <w:rFonts w:ascii="Arial" w:hAnsi="Arial" w:cs="Arial"/>
-        </w:rPr>
-        <w:t>3</w:t>
-      </w:r>
-      <w:r>
-        <w:rPr>
-          <w:rFonts w:ascii="Arial" w:hAnsi="Arial" w:cs="Arial"/>
-        </w:rPr>
-        <w:t xml:space="preserve">. </w:t>
+        <w:t xml:space="preserve">Bolded groups represent statistically significant changes from blood samples 2 to 3. </w:t>
       </w:r>
     </w:p>
     <w:p>
@@ -17662,15 +17203,7 @@
                 <w:sz w:val="20"/>
                 <w:szCs w:val="20"/>
               </w:rPr>
-              <w:t>95% C</w:t>
-            </w:r>
-            <w:r>
-              <w:rPr>
-                <w:rFonts w:ascii="Arial" w:hAnsi="Arial" w:cs="Arial"/>
-                <w:sz w:val="20"/>
-                <w:szCs w:val="20"/>
-              </w:rPr>
-              <w:t>L</w:t>
+              <w:t>95% CL</w:t>
             </w:r>
           </w:p>
         </w:tc>
@@ -18600,19 +18133,7 @@
         <w:rPr>
           <w:rFonts w:ascii="Arial" w:hAnsi="Arial" w:cs="Arial"/>
         </w:rPr>
-        <w:t xml:space="preserve">Table </w:t>
-      </w:r>
-      <w:r>
-        <w:rPr>
-          <w:rFonts w:ascii="Arial" w:hAnsi="Arial" w:cs="Arial"/>
-        </w:rPr>
-        <w:t>3</w:t>
-      </w:r>
-      <w:r>
-        <w:rPr>
-          <w:rFonts w:ascii="Arial" w:hAnsi="Arial" w:cs="Arial"/>
-        </w:rPr>
-        <w:t xml:space="preserve">. The estimated effect sizes </w:t>
+        <w:t xml:space="preserve">Table 3. The estimated effect sizes </w:t>
       </w:r>
       <w:r>
         <w:rPr>
@@ -18624,19 +18145,7 @@
         <w:rPr>
           <w:rFonts w:ascii="Arial" w:hAnsi="Arial" w:cs="Arial"/>
         </w:rPr>
-        <w:t xml:space="preserve">seven days after </w:t>
-      </w:r>
-      <w:r>
-        <w:rPr>
-          <w:rFonts w:ascii="Arial" w:hAnsi="Arial" w:cs="Arial"/>
-        </w:rPr>
-        <w:t>a known environmental stressor</w:t>
-      </w:r>
-      <w:r>
-        <w:rPr>
-          <w:rFonts w:ascii="Arial" w:hAnsi="Arial" w:cs="Arial"/>
-        </w:rPr>
-        <w:t xml:space="preserve"> introduction (blood sample</w:t>
+        <w:t>seven days after a known environmental stressor introduction (blood sample</w:t>
       </w:r>
       <w:r>
         <w:rPr>
@@ -18663,16 +18172,7 @@
           <w:kern w:val="0"/>
           <w14:ligatures w14:val="none"/>
         </w:rPr>
-        <w:t>neutrophil-to-lymphocyte ratios</w:t>
-      </w:r>
-      <w:r>
-        <w:rPr>
-          <w:rFonts w:ascii="Arial" w:eastAsia="Times New Roman" w:hAnsi="Arial" w:cs="Arial"/>
-          <w:color w:val="000000"/>
-          <w:kern w:val="0"/>
-          <w14:ligatures w14:val="none"/>
-        </w:rPr>
-        <w:t xml:space="preserve"> </w:t>
+        <w:t xml:space="preserve">neutrophil-to-lymphocyte ratios </w:t>
       </w:r>
       <w:r>
         <w:rPr>
@@ -18684,13 +18184,7 @@
         <w:rPr>
           <w:rFonts w:ascii="Arial" w:hAnsi="Arial" w:cs="Arial"/>
         </w:rPr>
-        <w:t xml:space="preserve"> </w:t>
-      </w:r>
-      <w:r>
-        <w:rPr>
-          <w:rFonts w:ascii="Arial" w:hAnsi="Arial" w:cs="Arial"/>
-        </w:rPr>
-        <w:t xml:space="preserve">(control and </w:t>
+        <w:t xml:space="preserve"> (control and </w:t>
       </w:r>
       <w:r>
         <w:rPr>
@@ -20973,16 +20467,7 @@
           <w:kern w:val="0"/>
           <w14:ligatures w14:val="none"/>
         </w:rPr>
-        <w:t>]</w:t>
-      </w:r>
-      <w:r>
-        <w:rPr>
-          <w:rFonts w:ascii="Arial" w:eastAsia="Times New Roman" w:hAnsi="Arial" w:cs="Arial"/>
-          <w:color w:val="000000"/>
-          <w:kern w:val="0"/>
-          <w14:ligatures w14:val="none"/>
-        </w:rPr>
-        <w:t>)</w:t>
+        <w:t>])</w:t>
       </w:r>
       <w:r>
         <w:rPr>
@@ -21645,15 +21130,7 @@
           <w:b/>
           <w:bCs/>
         </w:rPr>
-        <w:t>9</w:t>
-      </w:r>
-      <w:r>
-        <w:rPr>
-          <w:rFonts w:ascii="Arial" w:hAnsi="Arial" w:cs="Arial"/>
-          <w:b/>
-          <w:bCs/>
-        </w:rPr>
-        <w:t xml:space="preserve">. </w:t>
+        <w:t xml:space="preserve">9. </w:t>
       </w:r>
       <w:commentRangeStart w:id="6"/>
       <w:r>
@@ -21929,23 +21406,7 @@
           <w:b/>
           <w:bCs/>
         </w:rPr>
-        <w:t>10</w:t>
-      </w:r>
-      <w:r>
-        <w:rPr>
-          <w:rFonts w:ascii="Arial" w:hAnsi="Arial" w:cs="Arial"/>
-          <w:b/>
-          <w:bCs/>
-        </w:rPr>
-        <w:t xml:space="preserve">. </w:t>
-      </w:r>
-      <w:r>
-        <w:rPr>
-          <w:rFonts w:ascii="Arial" w:hAnsi="Arial" w:cs="Arial"/>
-          <w:b/>
-          <w:bCs/>
-        </w:rPr>
-        <w:t>Ethics Declarations</w:t>
+        <w:t>10. Ethics Declarations</w:t>
       </w:r>
     </w:p>
     <w:p>
@@ -21983,6 +21444,67 @@
           <w:b/>
           <w:bCs/>
         </w:rPr>
+        <w:t>11. Data Availability Statement</w:t>
+      </w:r>
+    </w:p>
+    <w:p>
+      <w:pPr>
+        <w:spacing w:line="480" w:lineRule="auto"/>
+        <w:rPr>
+          <w:rFonts w:ascii="Arial" w:hAnsi="Arial" w:cs="Arial"/>
+        </w:rPr>
+      </w:pPr>
+      <w:r>
+        <w:rPr>
+          <w:rFonts w:ascii="Arial" w:hAnsi="Arial" w:cs="Arial"/>
+        </w:rPr>
+        <w:t xml:space="preserve">Data and code supporting this study's findings are openly available on GitHub: </w:t>
+      </w:r>
+      <w:r>
+        <w:rPr>
+          <w:rFonts w:ascii="Arial" w:hAnsi="Arial" w:cs="Arial"/>
+          <w:i/>
+          <w:iCs/>
+        </w:rPr>
+        <w:t xml:space="preserve">a </w:t>
+      </w:r>
+      <w:r>
+        <w:rPr>
+          <w:rFonts w:ascii="Arial" w:hAnsi="Arial" w:cs="Arial"/>
+          <w:i/>
+          <w:iCs/>
+        </w:rPr>
+        <w:t>link will be provided after the manuscript is accepted</w:t>
+      </w:r>
+      <w:r>
+        <w:rPr>
+          <w:rFonts w:ascii="Arial" w:hAnsi="Arial" w:cs="Arial"/>
+        </w:rPr>
+        <w:t>.</w:t>
+      </w:r>
+    </w:p>
+    <w:p>
+      <w:pPr>
+        <w:spacing w:line="480" w:lineRule="auto"/>
+        <w:rPr>
+          <w:rFonts w:ascii="Arial" w:hAnsi="Arial" w:cs="Arial"/>
+        </w:rPr>
+      </w:pPr>
+    </w:p>
+    <w:p>
+      <w:pPr>
+        <w:spacing w:line="480" w:lineRule="auto"/>
+        <w:rPr>
+          <w:rFonts w:ascii="Arial" w:hAnsi="Arial" w:cs="Arial"/>
+        </w:rPr>
+      </w:pPr>
+      <w:r>
+        <w:rPr>
+          <w:rFonts w:ascii="Arial" w:hAnsi="Arial" w:cs="Arial"/>
+          <w:b/>
+          <w:bCs/>
+        </w:rPr>
+        <w:lastRenderedPageBreak/>
         <w:t>11</w:t>
       </w:r>
       <w:r>

--- a/writing/bass_ecotox_manuscript.docx
+++ b/writing/bass_ecotox_manuscript.docx
@@ -452,16 +452,7 @@
           <w:kern w:val="0"/>
           <w14:ligatures w14:val="none"/>
         </w:rPr>
-        <w:t xml:space="preserve"> </w:t>
-      </w:r>
-      <w:r>
-        <w:rPr>
-          <w:rFonts w:ascii="Arial" w:eastAsia="Times New Roman" w:hAnsi="Arial" w:cs="Arial"/>
-          <w:color w:val="000000"/>
-          <w:kern w:val="0"/>
-          <w14:ligatures w14:val="none"/>
-        </w:rPr>
-        <w:t>Center for Environmental Research,</w:t>
+        <w:t xml:space="preserve"> Center for Environmental Research,</w:t>
       </w:r>
       <w:r>
         <w:rPr>
@@ -8866,25 +8857,11 @@
         </w:rPr>
         <w:t xml:space="preserve"> </w:t>
       </w:r>
-      <w:commentRangeStart w:id="4"/>
-      <w:r>
-        <w:rPr>
-          <w:rFonts w:ascii="Arial" w:hAnsi="Arial" w:cs="Arial"/>
-        </w:rPr>
-        <w:t>Interestingly</w:t>
-      </w:r>
-      <w:commentRangeEnd w:id="4"/>
-      <w:r>
-        <w:rPr>
-          <w:rStyle w:val="CommentReference"/>
-        </w:rPr>
-        <w:commentReference w:id="4"/>
-      </w:r>
-      <w:r>
-        <w:rPr>
-          <w:rFonts w:ascii="Arial" w:hAnsi="Arial" w:cs="Arial"/>
-        </w:rPr>
-        <w:t xml:space="preserve">, the control, Cd low, Cd high, and </w:t>
+      <w:r>
+        <w:rPr>
+          <w:rFonts w:ascii="Arial" w:hAnsi="Arial" w:cs="Arial"/>
+        </w:rPr>
+        <w:t xml:space="preserve">Interestingly, the control, Cd low, Cd high, and </w:t>
       </w:r>
       <w:proofErr w:type="spellStart"/>
       <w:r>
@@ -21022,7 +20999,7 @@
         </w:rPr>
         <w:t xml:space="preserve">. </w:t>
       </w:r>
-      <w:commentRangeStart w:id="5"/>
+      <w:commentRangeStart w:id="4"/>
       <w:r>
         <w:rPr>
           <w:rFonts w:ascii="Arial" w:hAnsi="Arial" w:cs="Arial"/>
@@ -21071,12 +21048,12 @@
         </w:rPr>
         <w:t>Corwyn Hall</w:t>
       </w:r>
-      <w:commentRangeEnd w:id="5"/>
+      <w:commentRangeEnd w:id="4"/>
       <w:r>
         <w:rPr>
           <w:rStyle w:val="CommentReference"/>
         </w:rPr>
-        <w:commentReference w:id="5"/>
+        <w:commentReference w:id="4"/>
       </w:r>
       <w:r>
         <w:rPr>
@@ -21130,23 +21107,7 @@
           <w:b/>
           <w:bCs/>
         </w:rPr>
-        <w:t xml:space="preserve">9. </w:t>
-      </w:r>
-      <w:commentRangeStart w:id="6"/>
-      <w:r>
-        <w:rPr>
-          <w:rFonts w:ascii="Arial" w:hAnsi="Arial" w:cs="Arial"/>
-          <w:b/>
-          <w:bCs/>
-        </w:rPr>
-        <w:t>Contributions</w:t>
-      </w:r>
-      <w:commentRangeEnd w:id="6"/>
-      <w:r>
-        <w:rPr>
-          <w:rStyle w:val="CommentReference"/>
-        </w:rPr>
-        <w:commentReference w:id="6"/>
+        <w:t>9. Contributions</w:t>
       </w:r>
     </w:p>
     <w:p>
@@ -21715,7 +21676,7 @@
       </w:r>
     </w:p>
   </w:comment>
-  <w:comment w:id="4" w:author="Reviewer" w:date="2025-03-18T10:29:00Z" w:initials="R">
+  <w:comment w:id="4" w:author="Reviewer" w:date="2025-03-19T13:02:00Z" w:initials="R">
     <w:p>
       <w:pPr>
         <w:pStyle w:val="CommentText"/>
@@ -21727,39 +21688,7 @@
         <w:annotationRef/>
       </w:r>
       <w:r>
-        <w:t>I usually don’t like to use this type of word in the results section… but I think it could fit here. Could also remove it and I would not object. Maybe leave this comment for Chris to decide.</w:t>
-      </w:r>
-    </w:p>
-  </w:comment>
-  <w:comment w:id="5" w:author="Reviewer" w:date="2025-03-19T13:02:00Z" w:initials="R">
-    <w:p>
-      <w:pPr>
-        <w:pStyle w:val="CommentText"/>
-      </w:pPr>
-      <w:r>
-        <w:rPr>
-          <w:rStyle w:val="CommentReference"/>
-        </w:rPr>
-        <w:annotationRef/>
-      </w:r>
-      <w:r>
         <w:t>Why?</w:t>
-      </w:r>
-    </w:p>
-  </w:comment>
-  <w:comment w:id="6" w:author="Reviewer" w:date="2025-03-19T13:00:00Z" w:initials="R">
-    <w:p>
-      <w:pPr>
-        <w:pStyle w:val="CommentText"/>
-      </w:pPr>
-      <w:r>
-        <w:rPr>
-          <w:rStyle w:val="CommentReference"/>
-        </w:rPr>
-        <w:annotationRef/>
-      </w:r>
-      <w:r>
-        <w:t>This will vary based on the journal.</w:t>
       </w:r>
     </w:p>
   </w:comment>
@@ -21772,9 +21701,7 @@
   <w15:commentEx w15:paraId="41448F84" w15:done="0"/>
   <w15:commentEx w15:paraId="290536D0" w15:done="0"/>
   <w15:commentEx w15:paraId="5454A01F" w15:done="0"/>
-  <w15:commentEx w15:paraId="01102F9D" w15:done="0"/>
   <w15:commentEx w15:paraId="28B734CF" w15:done="0"/>
-  <w15:commentEx w15:paraId="677CEC15" w15:done="0"/>
 </w15:commentsEx>
 </file>
 
@@ -21784,9 +21711,7 @@
   <w16cex:commentExtensible w16cex:durableId="6D738305" w16cex:dateUtc="2025-03-19T19:49:00Z"/>
   <w16cex:commentExtensible w16cex:durableId="60F7D0BA" w16cex:dateUtc="2025-02-26T14:27:00Z"/>
   <w16cex:commentExtensible w16cex:durableId="590A1288" w16cex:dateUtc="2025-02-26T14:27:00Z"/>
-  <w16cex:commentExtensible w16cex:durableId="40513FCF" w16cex:dateUtc="2025-03-18T15:29:00Z"/>
   <w16cex:commentExtensible w16cex:durableId="18B2C085" w16cex:dateUtc="2025-03-19T18:02:00Z"/>
-  <w16cex:commentExtensible w16cex:durableId="2DC68A0C" w16cex:dateUtc="2025-03-19T18:00:00Z"/>
 </w16cex:commentsExtensible>
 </file>
 
@@ -21796,9 +21721,7 @@
   <w16cid:commentId w16cid:paraId="41448F84" w16cid:durableId="6D738305"/>
   <w16cid:commentId w16cid:paraId="290536D0" w16cid:durableId="60F7D0BA"/>
   <w16cid:commentId w16cid:paraId="5454A01F" w16cid:durableId="590A1288"/>
-  <w16cid:commentId w16cid:paraId="01102F9D" w16cid:durableId="40513FCF"/>
   <w16cid:commentId w16cid:paraId="28B734CF" w16cid:durableId="18B2C085"/>
-  <w16cid:commentId w16cid:paraId="677CEC15" w16cid:durableId="2DC68A0C"/>
 </w16cid:commentsIds>
 </file>
 

--- a/writing/bass_ecotox_manuscript.docx
+++ b/writing/bass_ecotox_manuscript.docx
@@ -177,7 +177,23 @@
           <w:kern w:val="0"/>
           <w14:ligatures w14:val="none"/>
         </w:rPr>
-        <w:t>Assessing the Impact PFAS and Cadmium on Largemouth Bass (</w:t>
+        <w:t xml:space="preserve">Assessing the Impact PFAS and Cadmium </w:t>
+      </w:r>
+      <w:r>
+        <w:rPr>
+          <w:rFonts w:ascii="Arial" w:eastAsia="Times New Roman" w:hAnsi="Arial" w:cs="Arial"/>
+          <w:kern w:val="0"/>
+          <w14:ligatures w14:val="none"/>
+        </w:rPr>
+        <w:t xml:space="preserve">have </w:t>
+      </w:r>
+      <w:r>
+        <w:rPr>
+          <w:rFonts w:ascii="Arial" w:eastAsia="Times New Roman" w:hAnsi="Arial" w:cs="Arial"/>
+          <w:kern w:val="0"/>
+          <w14:ligatures w14:val="none"/>
+        </w:rPr>
+        <w:t>on Largemouth Bass (</w:t>
       </w:r>
       <w:r>
         <w:rPr>
@@ -1311,7 +1327,25 @@
           <w:kern w:val="0"/>
           <w14:ligatures w14:val="none"/>
         </w:rPr>
-        <w:t xml:space="preserve"> impacts of human disturbance on aquatic environments are widespread</w:t>
+        <w:t xml:space="preserve"> impacts of human disturbance on aquatic environments</w:t>
+      </w:r>
+      <w:r>
+        <w:rPr>
+          <w:rFonts w:ascii="Arial" w:eastAsia="Times New Roman" w:hAnsi="Arial" w:cs="Arial"/>
+          <w:color w:val="000000"/>
+          <w:kern w:val="0"/>
+          <w14:ligatures w14:val="none"/>
+        </w:rPr>
+        <w:t xml:space="preserve"> and the organisms within</w:t>
+      </w:r>
+      <w:r>
+        <w:rPr>
+          <w:rFonts w:ascii="Arial" w:eastAsia="Times New Roman" w:hAnsi="Arial" w:cs="Arial"/>
+          <w:color w:val="000000"/>
+          <w:kern w:val="0"/>
+          <w14:ligatures w14:val="none"/>
+        </w:rPr>
+        <w:t xml:space="preserve"> are widespread</w:t>
       </w:r>
       <w:r>
         <w:rPr>
@@ -1377,7 +1411,162 @@
           <w:kern w:val="0"/>
           <w14:ligatures w14:val="none"/>
         </w:rPr>
-        <w:t xml:space="preserve">Biologists and conservationists use physiological metrics to assess the degree of damage, organismal responses, and natural impacts of localized and widespread perturbations on vertebrate populations (XXXX). Metrics such as comparative leukocyte profiles (XXXX), endocrine markers (XXXX), and relative performance (XXXX) are utilized to evaluate disturbance in aquatic systems. While the lack of physiological independence among these response variables offers logistical ease and comparative utility to other studies (XXXX), the absence of autonomy in perturbations confounds results and hinders comparison. For example, assessing the effects of saltwater intrusion on alligator stress proxies among natural populations (Murray et al. XXXX) may be confounded by variations in pollutant exposure among sites. </w:t>
+        <w:t>Aquatic biodiversity</w:t>
+      </w:r>
+      <w:r>
+        <w:rPr>
+          <w:rFonts w:ascii="Arial" w:eastAsia="Times New Roman" w:hAnsi="Arial" w:cs="Arial"/>
+          <w:color w:val="000000"/>
+          <w:kern w:val="0"/>
+          <w14:ligatures w14:val="none"/>
+        </w:rPr>
+        <w:t xml:space="preserve"> </w:t>
+      </w:r>
+      <w:r>
+        <w:rPr>
+          <w:rFonts w:ascii="Arial" w:eastAsia="Times New Roman" w:hAnsi="Arial" w:cs="Arial"/>
+          <w:color w:val="000000"/>
+          <w:kern w:val="0"/>
+          <w14:ligatures w14:val="none"/>
+        </w:rPr>
+        <w:t>provides</w:t>
+      </w:r>
+      <w:r>
+        <w:rPr>
+          <w:rFonts w:ascii="Arial" w:eastAsia="Times New Roman" w:hAnsi="Arial" w:cs="Arial"/>
+          <w:color w:val="000000"/>
+          <w:kern w:val="0"/>
+          <w14:ligatures w14:val="none"/>
+        </w:rPr>
+        <w:t xml:space="preserve"> essential economic, scientific, recreational, cultural, and aesthetic ecosystem services (Dudgeon et al.</w:t>
+      </w:r>
+      <w:r>
+        <w:rPr>
+          <w:rFonts w:ascii="Arial" w:eastAsia="Times New Roman" w:hAnsi="Arial" w:cs="Arial"/>
+          <w:color w:val="000000"/>
+          <w:kern w:val="0"/>
+          <w14:ligatures w14:val="none"/>
+        </w:rPr>
+        <w:t>,</w:t>
+      </w:r>
+      <w:r>
+        <w:rPr>
+          <w:rFonts w:ascii="Arial" w:eastAsia="Times New Roman" w:hAnsi="Arial" w:cs="Arial"/>
+          <w:color w:val="000000"/>
+          <w:kern w:val="0"/>
+          <w14:ligatures w14:val="none"/>
+        </w:rPr>
+        <w:t xml:space="preserve"> 2006). </w:t>
+      </w:r>
+      <w:r>
+        <w:rPr>
+          <w:rFonts w:ascii="Arial" w:eastAsia="Times New Roman" w:hAnsi="Arial" w:cs="Arial"/>
+          <w:color w:val="000000"/>
+          <w:kern w:val="0"/>
+          <w14:ligatures w14:val="none"/>
+        </w:rPr>
+        <w:t>Understanding functional and mechanistic responses of organisms, populations, and ecosystems</w:t>
+      </w:r>
+      <w:r>
+        <w:rPr>
+          <w:rFonts w:ascii="Arial" w:eastAsia="Times New Roman" w:hAnsi="Arial" w:cs="Arial"/>
+          <w:color w:val="000000"/>
+          <w:kern w:val="0"/>
+          <w14:ligatures w14:val="none"/>
+        </w:rPr>
+        <w:t xml:space="preserve"> to environmental change and potential stressors is conservation physiology (Cooke et al. 2013). </w:t>
+      </w:r>
+      <w:r>
+        <w:rPr>
+          <w:rFonts w:ascii="Arial" w:eastAsia="Times New Roman" w:hAnsi="Arial" w:cs="Arial"/>
+          <w:color w:val="000000"/>
+          <w:kern w:val="0"/>
+          <w14:ligatures w14:val="none"/>
+        </w:rPr>
+        <w:t>Biologists</w:t>
+      </w:r>
+      <w:r>
+        <w:rPr>
+          <w:rFonts w:ascii="Arial" w:eastAsia="Times New Roman" w:hAnsi="Arial" w:cs="Arial"/>
+          <w:color w:val="000000"/>
+          <w:kern w:val="0"/>
+          <w14:ligatures w14:val="none"/>
+        </w:rPr>
+        <w:t xml:space="preserve">, </w:t>
+      </w:r>
+      <w:r>
+        <w:rPr>
+          <w:rFonts w:ascii="Arial" w:eastAsia="Times New Roman" w:hAnsi="Arial" w:cs="Arial"/>
+          <w:color w:val="000000"/>
+          <w:kern w:val="0"/>
+          <w14:ligatures w14:val="none"/>
+        </w:rPr>
+        <w:t>conservationists</w:t>
+      </w:r>
+      <w:r>
+        <w:rPr>
+          <w:rFonts w:ascii="Arial" w:eastAsia="Times New Roman" w:hAnsi="Arial" w:cs="Arial"/>
+          <w:color w:val="000000"/>
+          <w:kern w:val="0"/>
+          <w14:ligatures w14:val="none"/>
+        </w:rPr>
+        <w:t>, and managers</w:t>
+      </w:r>
+      <w:r>
+        <w:rPr>
+          <w:rFonts w:ascii="Arial" w:eastAsia="Times New Roman" w:hAnsi="Arial" w:cs="Arial"/>
+          <w:color w:val="000000"/>
+          <w:kern w:val="0"/>
+          <w14:ligatures w14:val="none"/>
+        </w:rPr>
+        <w:t xml:space="preserve"> use physiological metrics to assess the degree of damage, organismal responses, and natural impacts of localized and widespread perturbations on vertebrate populations (XXXX).</w:t>
+      </w:r>
+      <w:r>
+        <w:rPr>
+          <w:rFonts w:ascii="Arial" w:eastAsia="Times New Roman" w:hAnsi="Arial" w:cs="Arial"/>
+          <w:color w:val="000000"/>
+          <w:kern w:val="0"/>
+          <w14:ligatures w14:val="none"/>
+        </w:rPr>
+        <w:t xml:space="preserve"> </w:t>
+      </w:r>
+      <w:r>
+        <w:rPr>
+          <w:rFonts w:ascii="Arial" w:eastAsia="Times New Roman" w:hAnsi="Arial" w:cs="Arial"/>
+          <w:color w:val="000000"/>
+          <w:kern w:val="0"/>
+          <w14:ligatures w14:val="none"/>
+        </w:rPr>
+        <w:t xml:space="preserve">Metrics such as comparative leukocyte profiles (XXXX), endocrine markers (XXXX), and relative performance (XXXX) are utilized to evaluate disturbance in aquatic systems. While the lack of physiological independence among these response variables offers logistical ease and comparative utility to other studies (XXXX), the absence of autonomy in perturbations confounds results and hinders comparison. </w:t>
+      </w:r>
+      <w:r>
+        <w:rPr>
+          <w:rFonts w:ascii="Arial" w:eastAsia="Times New Roman" w:hAnsi="Arial" w:cs="Arial"/>
+          <w:color w:val="000000"/>
+          <w:kern w:val="0"/>
+          <w14:ligatures w14:val="none"/>
+        </w:rPr>
+        <w:t xml:space="preserve">Recent studies and reviews have highlighted how specific stressors influence physiological parameters, which can affect individual fitness and shape overall population dynamics (Watson et al. 2020; </w:t>
+      </w:r>
+      <w:proofErr w:type="spellStart"/>
+      <w:r>
+        <w:rPr>
+          <w:rFonts w:ascii="Arial" w:eastAsia="Times New Roman" w:hAnsi="Arial" w:cs="Arial"/>
+          <w:color w:val="000000"/>
+          <w:kern w:val="0"/>
+          <w14:ligatures w14:val="none"/>
+        </w:rPr>
+        <w:t>Brosset</w:t>
+      </w:r>
+      <w:proofErr w:type="spellEnd"/>
+      <w:r>
+        <w:rPr>
+          <w:rFonts w:ascii="Arial" w:eastAsia="Times New Roman" w:hAnsi="Arial" w:cs="Arial"/>
+          <w:color w:val="000000"/>
+          <w:kern w:val="0"/>
+          <w14:ligatures w14:val="none"/>
+        </w:rPr>
+        <w:t xml:space="preserve"> et al. 2021; Mallett et al. 2024). </w:t>
       </w:r>
     </w:p>
     <w:p>
@@ -1572,7 +1761,17 @@
           <w:kern w:val="0"/>
           <w14:ligatures w14:val="none"/>
         </w:rPr>
-        <w:t>naturally occurring element</w:t>
+        <w:t xml:space="preserve">naturally </w:t>
+      </w:r>
+      <w:r>
+        <w:rPr>
+          <w:rFonts w:ascii="Arial" w:eastAsia="Times New Roman" w:hAnsi="Arial" w:cs="Arial"/>
+          <w:color w:val="000000"/>
+          <w:kern w:val="0"/>
+          <w14:ligatures w14:val="none"/>
+        </w:rPr>
+        <w:lastRenderedPageBreak/>
+        <w:t>occurring element</w:t>
       </w:r>
       <w:r>
         <w:rPr>
@@ -1891,17 +2090,7 @@
           <w:kern w:val="0"/>
           <w14:ligatures w14:val="none"/>
         </w:rPr>
-        <w:t xml:space="preserve">Humans have intentionally and </w:t>
-      </w:r>
-      <w:r>
-        <w:rPr>
-          <w:rFonts w:ascii="Arial" w:eastAsia="Times New Roman" w:hAnsi="Arial" w:cs="Arial"/>
-          <w:color w:val="000000"/>
-          <w:kern w:val="0"/>
-          <w14:ligatures w14:val="none"/>
-        </w:rPr>
-        <w:lastRenderedPageBreak/>
-        <w:t xml:space="preserve">unintentionally released synthetic chemicals into natural systems, exposing organisms to adverse effects. For </w:t>
+        <w:t xml:space="preserve">Humans have intentionally and unintentionally released synthetic chemicals into natural systems, exposing organisms to adverse effects. For </w:t>
       </w:r>
       <w:r>
         <w:rPr>
@@ -2576,6 +2765,7 @@
           <w:kern w:val="0"/>
           <w14:ligatures w14:val="none"/>
         </w:rPr>
+        <w:lastRenderedPageBreak/>
         <w:t>The largemouth bass (</w:t>
       </w:r>
       <w:r>
@@ -2710,17 +2900,7 @@
           <w:kern w:val="0"/>
           <w14:ligatures w14:val="none"/>
         </w:rPr>
-        <w:t xml:space="preserve">spp.) are top-level piscivores that generate tens of billions United </w:t>
-      </w:r>
-      <w:r>
-        <w:rPr>
-          <w:rFonts w:ascii="Arial" w:eastAsia="Times New Roman" w:hAnsi="Arial" w:cs="Arial"/>
-          <w:color w:val="000000"/>
-          <w:kern w:val="0"/>
-          <w14:ligatures w14:val="none"/>
-        </w:rPr>
-        <w:lastRenderedPageBreak/>
-        <w:t>States dollars annually for the U.S. economy (USDOI 2018). The native range extends from southeastern Canada to northeastern Mexico (Tringali et al., 2015; Taylor et al., 2019). Despite the</w:t>
+        <w:t>spp.) are top-level piscivores that generate tens of billions United States dollars annually for the U.S. economy (USDOI 2018). The native range extends from southeastern Canada to northeastern Mexico (Tringali et al., 2015; Taylor et al., 2019). Despite the</w:t>
       </w:r>
       <w:r>
         <w:rPr>
@@ -3309,7 +3489,17 @@
           <w:kern w:val="0"/>
           <w14:ligatures w14:val="none"/>
         </w:rPr>
-        <w:t>xenobiotics and other physiological stressors in aquatic organisms</w:t>
+        <w:t xml:space="preserve">xenobiotics and other physiological stressors in </w:t>
+      </w:r>
+      <w:r>
+        <w:rPr>
+          <w:rFonts w:ascii="Arial" w:eastAsia="Times New Roman" w:hAnsi="Arial" w:cs="Arial"/>
+          <w:color w:val="000000"/>
+          <w:kern w:val="0"/>
+          <w14:ligatures w14:val="none"/>
+        </w:rPr>
+        <w:lastRenderedPageBreak/>
+        <w:t>aquatic organisms</w:t>
       </w:r>
       <w:r>
         <w:rPr>
@@ -3478,7 +3668,6 @@
           <w:kern w:val="0"/>
           <w14:ligatures w14:val="none"/>
         </w:rPr>
-        <w:lastRenderedPageBreak/>
         <w:t>encompass</w:t>
       </w:r>
       <w:r>
@@ -4045,7 +4234,17 @@
           <w:kern w:val="0"/>
           <w14:ligatures w14:val="none"/>
         </w:rPr>
-        <w:t xml:space="preserve"> persistently stressful conditions could negatively i</w:t>
+        <w:t xml:space="preserve"> persistently stressful conditions could </w:t>
+      </w:r>
+      <w:r>
+        <w:rPr>
+          <w:rFonts w:ascii="Arial" w:eastAsia="Times New Roman" w:hAnsi="Arial" w:cs="Arial"/>
+          <w:color w:val="000000"/>
+          <w:kern w:val="0"/>
+          <w14:ligatures w14:val="none"/>
+        </w:rPr>
+        <w:lastRenderedPageBreak/>
+        <w:t>negatively i</w:t>
       </w:r>
       <w:r>
         <w:rPr>
@@ -4340,17 +4539,7 @@
           <w:kern w:val="0"/>
           <w14:ligatures w14:val="none"/>
         </w:rPr>
-        <w:t xml:space="preserve">when interacting with </w:t>
-      </w:r>
-      <w:r>
-        <w:rPr>
-          <w:rFonts w:ascii="Arial" w:eastAsia="Times New Roman" w:hAnsi="Arial" w:cs="Arial"/>
-          <w:color w:val="000000"/>
-          <w:kern w:val="0"/>
-          <w14:ligatures w14:val="none"/>
-        </w:rPr>
-        <w:lastRenderedPageBreak/>
-        <w:t>an abruptly introduced environmental stressor</w:t>
+        <w:t>when interacting with an abruptly introduced environmental stressor</w:t>
       </w:r>
       <w:r>
         <w:rPr>
@@ -4871,7 +5060,17 @@
           <w:kern w:val="0"/>
           <w14:ligatures w14:val="none"/>
         </w:rPr>
-        <w:t xml:space="preserve"> Laboratories, Madison, GA, USA)</w:t>
+        <w:t xml:space="preserve"> Laboratories, </w:t>
+      </w:r>
+      <w:r>
+        <w:rPr>
+          <w:rFonts w:ascii="Arial" w:eastAsia="Times New Roman" w:hAnsi="Arial" w:cs="Arial"/>
+          <w:color w:val="000000"/>
+          <w:kern w:val="0"/>
+          <w14:ligatures w14:val="none"/>
+        </w:rPr>
+        <w:lastRenderedPageBreak/>
+        <w:t>Madison, GA, USA)</w:t>
       </w:r>
       <w:r>
         <w:rPr>
@@ -4986,7 +5185,6 @@
           <w:kern w:val="0"/>
           <w14:ligatures w14:val="none"/>
         </w:rPr>
-        <w:lastRenderedPageBreak/>
         <w:t xml:space="preserve">Notably, the </w:t>
       </w:r>
       <w:proofErr w:type="spellStart"/>
@@ -5232,6 +5430,7 @@
           <w:kern w:val="0"/>
           <w14:ligatures w14:val="none"/>
         </w:rPr>
+        <w:lastRenderedPageBreak/>
         <w:t xml:space="preserve">Our study </w:t>
       </w:r>
       <w:r>
@@ -5378,17 +5577,7 @@
           <w:kern w:val="0"/>
           <w14:ligatures w14:val="none"/>
         </w:rPr>
-        <w:t xml:space="preserve">) of 15 bass. We then placed each of these 15 bass into their </w:t>
-      </w:r>
-      <w:r>
-        <w:rPr>
-          <w:rFonts w:ascii="Arial" w:eastAsia="Times New Roman" w:hAnsi="Arial" w:cs="Arial"/>
-          <w:color w:val="000000"/>
-          <w:kern w:val="0"/>
-          <w14:ligatures w14:val="none"/>
-        </w:rPr>
-        <w:lastRenderedPageBreak/>
-        <w:t xml:space="preserve">own 37.9 L tank (aquaculture design described above; Figure 2). After </w:t>
+        <w:t xml:space="preserve">) of 15 bass. We then placed each of these 15 bass into their own 37.9 L tank (aquaculture design described above; Figure 2). After </w:t>
       </w:r>
       <w:r>
         <w:rPr>
@@ -5850,7 +6039,17 @@
           <w:kern w:val="0"/>
           <w14:ligatures w14:val="none"/>
         </w:rPr>
-        <w:t>, and a third blood sample. On day 22, 12 days post-treatment and 7 days post-salt, we collected a final blood sample and euthanized all bass using MS-222.</w:t>
+        <w:t xml:space="preserve">, and a third </w:t>
+      </w:r>
+      <w:r>
+        <w:rPr>
+          <w:rFonts w:ascii="Arial" w:eastAsia="Times New Roman" w:hAnsi="Arial" w:cs="Arial"/>
+          <w:color w:val="000000"/>
+          <w:kern w:val="0"/>
+          <w14:ligatures w14:val="none"/>
+        </w:rPr>
+        <w:lastRenderedPageBreak/>
+        <w:t>blood sample. On day 22, 12 days post-treatment and 7 days post-salt, we collected a final blood sample and euthanized all bass using MS-222.</w:t>
       </w:r>
     </w:p>
     <w:p>
@@ -6032,7 +6231,6 @@
           <w:kern w:val="0"/>
           <w14:ligatures w14:val="none"/>
         </w:rPr>
-        <w:lastRenderedPageBreak/>
         <w:t>Once</w:t>
       </w:r>
       <w:r>
@@ -6775,17 +6973,7 @@
           <w:kern w:val="0"/>
           <w14:ligatures w14:val="none"/>
         </w:rPr>
-        <w:t xml:space="preserve"> total). We included blood and water quality data from all four of these fish until </w:t>
-      </w:r>
-      <w:r>
-        <w:rPr>
-          <w:rFonts w:ascii="Arial" w:eastAsia="Times New Roman" w:hAnsi="Arial" w:cs="Arial"/>
-          <w:color w:val="000000"/>
-          <w:kern w:val="0"/>
-          <w14:ligatures w14:val="none"/>
-        </w:rPr>
-        <w:lastRenderedPageBreak/>
-        <w:t>day 7</w:t>
+        <w:t xml:space="preserve"> total). We included blood and water quality data from all four of these fish until day 7</w:t>
       </w:r>
       <w:r>
         <w:rPr>
@@ -7467,7 +7655,17 @@
           <w:kern w:val="0"/>
           <w14:ligatures w14:val="none"/>
         </w:rPr>
-        <w:t xml:space="preserve"> a persistent environmental stressor (objective 3). We </w:t>
+        <w:t xml:space="preserve"> a persistent </w:t>
+      </w:r>
+      <w:r>
+        <w:rPr>
+          <w:rFonts w:ascii="Arial" w:eastAsia="Times New Roman" w:hAnsi="Arial" w:cs="Arial"/>
+          <w:color w:val="000000"/>
+          <w:kern w:val="0"/>
+          <w14:ligatures w14:val="none"/>
+        </w:rPr>
+        <w:lastRenderedPageBreak/>
+        <w:t xml:space="preserve">environmental stressor (objective 3). We </w:t>
       </w:r>
       <w:r>
         <w:rPr>
@@ -7848,17 +8046,7 @@
           <w:kern w:val="0"/>
           <w14:ligatures w14:val="none"/>
         </w:rPr>
-        <w:t xml:space="preserve">the slope </w:t>
-      </w:r>
-      <w:r>
-        <w:rPr>
-          <w:rFonts w:ascii="Arial" w:eastAsia="Times New Roman" w:hAnsi="Arial" w:cs="Arial"/>
-          <w:color w:val="000000"/>
-          <w:kern w:val="0"/>
-          <w14:ligatures w14:val="none"/>
-        </w:rPr>
-        <w:lastRenderedPageBreak/>
-        <w:t xml:space="preserve">of </w:t>
+        <w:t xml:space="preserve">the slope of </w:t>
       </w:r>
       <w:r>
         <w:rPr>
@@ -8311,7 +8499,14 @@
         <w:rPr>
           <w:rFonts w:ascii="Arial" w:hAnsi="Arial" w:cs="Arial"/>
         </w:rPr>
-        <w:t xml:space="preserve">e examined 48 bass blood smears among the five groups (12 Cd low, 9 Cd high, 9 </w:t>
+        <w:t xml:space="preserve">e examined 48 bass blood smears </w:t>
+      </w:r>
+      <w:r>
+        <w:rPr>
+          <w:rFonts w:ascii="Arial" w:hAnsi="Arial" w:cs="Arial"/>
+        </w:rPr>
+        <w:lastRenderedPageBreak/>
+        <w:t xml:space="preserve">among the five groups (12 Cd low, 9 Cd high, 9 </w:t>
       </w:r>
       <w:proofErr w:type="spellStart"/>
       <w:r>
@@ -8518,7 +8713,6 @@
         <w:rPr>
           <w:rFonts w:ascii="Arial" w:hAnsi="Arial" w:cs="Arial"/>
         </w:rPr>
-        <w:lastRenderedPageBreak/>
         <w:t>across</w:t>
       </w:r>
       <w:r>
@@ -9099,7 +9293,14 @@
         <w:rPr>
           <w:rFonts w:ascii="Arial" w:hAnsi="Arial" w:cs="Arial"/>
         </w:rPr>
-        <w:t xml:space="preserve"> = -2.90; </w:t>
+        <w:t xml:space="preserve"> = -</w:t>
+      </w:r>
+      <w:r>
+        <w:rPr>
+          <w:rFonts w:ascii="Arial" w:hAnsi="Arial" w:cs="Arial"/>
+        </w:rPr>
+        <w:lastRenderedPageBreak/>
+        <w:t xml:space="preserve">2.90; </w:t>
       </w:r>
       <w:r>
         <w:rPr>
@@ -9410,14 +9611,7 @@
         <w:rPr>
           <w:rFonts w:ascii="Arial" w:hAnsi="Arial" w:cs="Arial"/>
         </w:rPr>
-        <w:t xml:space="preserve"> high </w:t>
-      </w:r>
-      <w:r>
-        <w:rPr>
-          <w:rFonts w:ascii="Arial" w:hAnsi="Arial" w:cs="Arial"/>
-        </w:rPr>
-        <w:lastRenderedPageBreak/>
-        <w:t xml:space="preserve">group </w:t>
+        <w:t xml:space="preserve"> high group </w:t>
       </w:r>
       <w:r>
         <w:rPr>
@@ -9945,7 +10139,14 @@
         <w:rPr>
           <w:rFonts w:ascii="Arial" w:hAnsi="Arial" w:cs="Arial"/>
         </w:rPr>
-        <w:t>At the end of the study</w:t>
+        <w:t xml:space="preserve">At the </w:t>
+      </w:r>
+      <w:r>
+        <w:rPr>
+          <w:rFonts w:ascii="Arial" w:hAnsi="Arial" w:cs="Arial"/>
+        </w:rPr>
+        <w:lastRenderedPageBreak/>
+        <w:t>end of the study</w:t>
       </w:r>
       <w:r>
         <w:rPr>
@@ -10395,7 +10596,6 @@
           <w:kern w:val="0"/>
           <w14:ligatures w14:val="none"/>
         </w:rPr>
-        <w:lastRenderedPageBreak/>
         <w:t>important because</w:t>
       </w:r>
       <w:r>
@@ -11472,7 +11672,17 @@
           <w:kern w:val="0"/>
           <w14:ligatures w14:val="none"/>
         </w:rPr>
-        <w:t>bass of similar size</w:t>
+        <w:t xml:space="preserve">bass of similar </w:t>
+      </w:r>
+      <w:r>
+        <w:rPr>
+          <w:rFonts w:ascii="Arial" w:eastAsia="Times New Roman" w:hAnsi="Arial" w:cs="Arial"/>
+          <w:color w:val="000000"/>
+          <w:kern w:val="0"/>
+          <w14:ligatures w14:val="none"/>
+        </w:rPr>
+        <w:lastRenderedPageBreak/>
+        <w:t>size</w:t>
       </w:r>
       <w:r>
         <w:rPr>
@@ -11706,7 +11916,25 @@
           <w:kern w:val="0"/>
           <w14:ligatures w14:val="none"/>
         </w:rPr>
-        <w:t xml:space="preserve"> positively correlate with vertebrate body size (M. Jaafar et al., 2016; Downs et al., 2020; </w:t>
+        <w:t xml:space="preserve"> </w:t>
+      </w:r>
+      <w:r>
+        <w:rPr>
+          <w:rFonts w:ascii="Arial" w:eastAsia="Times New Roman" w:hAnsi="Arial" w:cs="Arial"/>
+          <w:color w:val="000000"/>
+          <w:kern w:val="0"/>
+          <w14:ligatures w14:val="none"/>
+        </w:rPr>
+        <w:t xml:space="preserve">may </w:t>
+      </w:r>
+      <w:r>
+        <w:rPr>
+          <w:rFonts w:ascii="Arial" w:eastAsia="Times New Roman" w:hAnsi="Arial" w:cs="Arial"/>
+          <w:color w:val="000000"/>
+          <w:kern w:val="0"/>
+          <w14:ligatures w14:val="none"/>
+        </w:rPr>
+        <w:t xml:space="preserve">positively correlate with vertebrate body size (M. Jaafar et al., 2016; Downs et al., 2020; </w:t>
       </w:r>
       <w:proofErr w:type="spellStart"/>
       <w:r>
@@ -11872,7 +12100,25 @@
           <w:kern w:val="0"/>
           <w14:ligatures w14:val="none"/>
         </w:rPr>
-        <w:t xml:space="preserve"> food consumption can lead to</w:t>
+        <w:t xml:space="preserve"> food consumption </w:t>
+      </w:r>
+      <w:r>
+        <w:rPr>
+          <w:rFonts w:ascii="Arial" w:eastAsia="Times New Roman" w:hAnsi="Arial" w:cs="Arial"/>
+          <w:color w:val="000000"/>
+          <w:kern w:val="0"/>
+          <w14:ligatures w14:val="none"/>
+        </w:rPr>
+        <w:t>could</w:t>
+      </w:r>
+      <w:r>
+        <w:rPr>
+          <w:rFonts w:ascii="Arial" w:eastAsia="Times New Roman" w:hAnsi="Arial" w:cs="Arial"/>
+          <w:color w:val="000000"/>
+          <w:kern w:val="0"/>
+          <w14:ligatures w14:val="none"/>
+        </w:rPr>
+        <w:t xml:space="preserve"> lead to</w:t>
       </w:r>
       <w:r>
         <w:rPr>
@@ -12097,17 +12343,7 @@
           <w:kern w:val="0"/>
           <w14:ligatures w14:val="none"/>
         </w:rPr>
-        <w:t xml:space="preserve"> could confound the effects of toxin </w:t>
-      </w:r>
-      <w:r>
-        <w:rPr>
-          <w:rFonts w:ascii="Arial" w:eastAsia="Times New Roman" w:hAnsi="Arial" w:cs="Arial"/>
-          <w:color w:val="000000"/>
-          <w:kern w:val="0"/>
-          <w14:ligatures w14:val="none"/>
-        </w:rPr>
-        <w:lastRenderedPageBreak/>
-        <w:t>exposure.</w:t>
+        <w:t xml:space="preserve"> could confound the effects of toxin exposure.</w:t>
       </w:r>
       <w:r>
         <w:rPr>
@@ -12512,7 +12748,16 @@
           <w:kern w:val="0"/>
           <w14:ligatures w14:val="none"/>
         </w:rPr>
-        <w:t>can also</w:t>
+        <w:t>may</w:t>
+      </w:r>
+      <w:r>
+        <w:rPr>
+          <w:rFonts w:ascii="Arial" w:eastAsia="Times New Roman" w:hAnsi="Arial" w:cs="Arial"/>
+          <w:color w:val="000000"/>
+          <w:kern w:val="0"/>
+          <w14:ligatures w14:val="none"/>
+        </w:rPr>
+        <w:t xml:space="preserve"> also</w:t>
       </w:r>
       <w:r>
         <w:rPr>
@@ -12904,7 +13149,25 @@
           <w:kern w:val="0"/>
           <w14:ligatures w14:val="none"/>
         </w:rPr>
-        <w:t xml:space="preserve"> high group, while the other four groups</w:t>
+        <w:t xml:space="preserve"> high group</w:t>
+      </w:r>
+      <w:r>
+        <w:rPr>
+          <w:rFonts w:ascii="Arial" w:eastAsia="Times New Roman" w:hAnsi="Arial" w:cs="Arial"/>
+          <w:color w:val="000000"/>
+          <w:kern w:val="0"/>
+          <w14:ligatures w14:val="none"/>
+        </w:rPr>
+        <w:t>. In contrast,</w:t>
+      </w:r>
+      <w:r>
+        <w:rPr>
+          <w:rFonts w:ascii="Arial" w:eastAsia="Times New Roman" w:hAnsi="Arial" w:cs="Arial"/>
+          <w:color w:val="000000"/>
+          <w:kern w:val="0"/>
+          <w14:ligatures w14:val="none"/>
+        </w:rPr>
+        <w:t xml:space="preserve"> the other groups</w:t>
       </w:r>
       <w:r>
         <w:rPr>
@@ -13043,7 +13306,17 @@
           <w:kern w:val="0"/>
           <w14:ligatures w14:val="none"/>
         </w:rPr>
-        <w:t>ed an order-of-magnitude dosing scale in our controlled setting because this</w:t>
+        <w:t xml:space="preserve">ed an </w:t>
+      </w:r>
+      <w:r>
+        <w:rPr>
+          <w:rFonts w:ascii="Arial" w:eastAsia="Times New Roman" w:hAnsi="Arial" w:cs="Arial"/>
+          <w:color w:val="000000"/>
+          <w:kern w:val="0"/>
+          <w14:ligatures w14:val="none"/>
+        </w:rPr>
+        <w:lastRenderedPageBreak/>
+        <w:t>order-of-magnitude dosing scale in our controlled setting because this</w:t>
       </w:r>
       <w:r>
         <w:rPr>
@@ -13160,7 +13433,25 @@
           <w:kern w:val="0"/>
           <w14:ligatures w14:val="none"/>
         </w:rPr>
-        <w:t>ed that freshwater lotic systems with higher PFAS exposure rates were linked to increased plasma cortisol levels. Importantly, the potential for PFAS to influence stress may p</w:t>
+        <w:t xml:space="preserve">ed that freshwater lotic systems with higher PFAS exposure rates were linked to increased plasma cortisol levels. </w:t>
+      </w:r>
+      <w:r>
+        <w:rPr>
+          <w:rFonts w:ascii="Arial" w:eastAsia="Times New Roman" w:hAnsi="Arial" w:cs="Arial"/>
+          <w:color w:val="000000"/>
+          <w:kern w:val="0"/>
+          <w14:ligatures w14:val="none"/>
+        </w:rPr>
+        <w:t>Notab</w:t>
+      </w:r>
+      <w:r>
+        <w:rPr>
+          <w:rFonts w:ascii="Arial" w:eastAsia="Times New Roman" w:hAnsi="Arial" w:cs="Arial"/>
+          <w:color w:val="000000"/>
+          <w:kern w:val="0"/>
+          <w14:ligatures w14:val="none"/>
+        </w:rPr>
+        <w:t>ly, the potential for PFAS to influence stress may p</w:t>
       </w:r>
       <w:r>
         <w:rPr>
@@ -13196,17 +13487,7 @@
           <w:kern w:val="0"/>
           <w14:ligatures w14:val="none"/>
         </w:rPr>
-        <w:t xml:space="preserve"> challenge for fisheries conservation and management, considering that chronic stress can lead to </w:t>
-      </w:r>
-      <w:r>
-        <w:rPr>
-          <w:rFonts w:ascii="Arial" w:eastAsia="Times New Roman" w:hAnsi="Arial" w:cs="Arial"/>
-          <w:color w:val="000000"/>
-          <w:kern w:val="0"/>
-          <w14:ligatures w14:val="none"/>
-        </w:rPr>
-        <w:lastRenderedPageBreak/>
-        <w:t xml:space="preserve">reduced growth and reproduction rates and cause </w:t>
+        <w:t xml:space="preserve"> challenge for fisheries conservation and management, considering that chronic stress can lead to reduced growth and reproduction rates and </w:t>
       </w:r>
       <w:r>
         <w:rPr>
@@ -13507,7 +13788,25 @@
           <w:kern w:val="0"/>
           <w14:ligatures w14:val="none"/>
         </w:rPr>
-        <w:t xml:space="preserve"> cadmium exposure and fish leukocytes.</w:t>
+        <w:t xml:space="preserve"> cadmium exposure and fish leukocytes</w:t>
+      </w:r>
+      <w:r>
+        <w:rPr>
+          <w:rFonts w:ascii="Arial" w:eastAsia="Times New Roman" w:hAnsi="Arial" w:cs="Arial"/>
+          <w:color w:val="000000"/>
+          <w:kern w:val="0"/>
+          <w14:ligatures w14:val="none"/>
+        </w:rPr>
+        <w:t xml:space="preserve"> due to study duration</w:t>
+      </w:r>
+      <w:r>
+        <w:rPr>
+          <w:rFonts w:ascii="Arial" w:eastAsia="Times New Roman" w:hAnsi="Arial" w:cs="Arial"/>
+          <w:color w:val="000000"/>
+          <w:kern w:val="0"/>
+          <w14:ligatures w14:val="none"/>
+        </w:rPr>
+        <w:t>.</w:t>
       </w:r>
       <w:r>
         <w:rPr>
@@ -13687,7 +13986,16 @@
           <w:kern w:val="0"/>
           <w14:ligatures w14:val="none"/>
         </w:rPr>
-        <w:t xml:space="preserve">can </w:t>
+        <w:t>may</w:t>
+      </w:r>
+      <w:r>
+        <w:rPr>
+          <w:rFonts w:ascii="Arial" w:eastAsia="Times New Roman" w:hAnsi="Arial" w:cs="Arial"/>
+          <w:color w:val="000000"/>
+          <w:kern w:val="0"/>
+          <w14:ligatures w14:val="none"/>
+        </w:rPr>
+        <w:t xml:space="preserve"> </w:t>
       </w:r>
       <w:r>
         <w:rPr>
@@ -13750,7 +14058,34 @@
           <w:kern w:val="0"/>
           <w14:ligatures w14:val="none"/>
         </w:rPr>
-        <w:t xml:space="preserve">of fish </w:t>
+        <w:t>of fish</w:t>
+      </w:r>
+      <w:r>
+        <w:rPr>
+          <w:rFonts w:ascii="Arial" w:eastAsia="Times New Roman" w:hAnsi="Arial" w:cs="Arial"/>
+          <w:color w:val="000000"/>
+          <w:kern w:val="0"/>
+          <w14:ligatures w14:val="none"/>
+        </w:rPr>
+        <w:t xml:space="preserve"> species</w:t>
+      </w:r>
+      <w:r>
+        <w:rPr>
+          <w:rFonts w:ascii="Arial" w:eastAsia="Times New Roman" w:hAnsi="Arial" w:cs="Arial"/>
+          <w:color w:val="000000"/>
+          <w:kern w:val="0"/>
+          <w14:ligatures w14:val="none"/>
+        </w:rPr>
+        <w:t xml:space="preserve"> </w:t>
+      </w:r>
+      <w:r>
+        <w:rPr>
+          <w:rFonts w:ascii="Arial" w:eastAsia="Times New Roman" w:hAnsi="Arial" w:cs="Arial"/>
+          <w:color w:val="000000"/>
+          <w:kern w:val="0"/>
+          <w14:ligatures w14:val="none"/>
+        </w:rPr>
+        <w:t xml:space="preserve">over time </w:t>
       </w:r>
       <w:r>
         <w:rPr>
@@ -13769,7 +14104,7 @@
           <w:kern w:val="0"/>
           <w14:ligatures w14:val="none"/>
         </w:rPr>
-        <w:t>Se</w:t>
+        <w:t>Seriani</w:t>
       </w:r>
       <w:proofErr w:type="spellEnd"/>
       <w:r>
@@ -13779,7 +14114,349 @@
           <w:kern w:val="0"/>
           <w14:ligatures w14:val="none"/>
         </w:rPr>
-        <w:t>r</w:t>
+        <w:t xml:space="preserve"> et al., 2015). Gill and Pant (1985) </w:t>
+      </w:r>
+      <w:r>
+        <w:rPr>
+          <w:rFonts w:ascii="Arial" w:eastAsia="Times New Roman" w:hAnsi="Arial" w:cs="Arial"/>
+          <w:color w:val="000000"/>
+          <w:kern w:val="0"/>
+          <w14:ligatures w14:val="none"/>
+        </w:rPr>
+        <w:t>discovere</w:t>
+      </w:r>
+      <w:r>
+        <w:rPr>
+          <w:rFonts w:ascii="Arial" w:eastAsia="Times New Roman" w:hAnsi="Arial" w:cs="Arial"/>
+          <w:color w:val="000000"/>
+          <w:kern w:val="0"/>
+          <w14:ligatures w14:val="none"/>
+        </w:rPr>
+        <w:t xml:space="preserve">d that circulating lymphocytes increased </w:t>
+      </w:r>
+      <w:r>
+        <w:rPr>
+          <w:rFonts w:ascii="Arial" w:eastAsia="Times New Roman" w:hAnsi="Arial" w:cs="Arial"/>
+          <w:color w:val="000000"/>
+          <w:kern w:val="0"/>
+          <w14:ligatures w14:val="none"/>
+        </w:rPr>
+        <w:t>after</w:t>
+      </w:r>
+      <w:r>
+        <w:rPr>
+          <w:rFonts w:ascii="Arial" w:eastAsia="Times New Roman" w:hAnsi="Arial" w:cs="Arial"/>
+          <w:color w:val="000000"/>
+          <w:kern w:val="0"/>
+          <w14:ligatures w14:val="none"/>
+        </w:rPr>
+        <w:t xml:space="preserve"> </w:t>
+      </w:r>
+      <w:r>
+        <w:rPr>
+          <w:rFonts w:ascii="Arial" w:eastAsia="Times New Roman" w:hAnsi="Arial" w:cs="Arial"/>
+          <w:color w:val="000000"/>
+          <w:kern w:val="0"/>
+          <w14:ligatures w14:val="none"/>
+        </w:rPr>
+        <w:t>cadmium</w:t>
+      </w:r>
+      <w:r>
+        <w:rPr>
+          <w:rFonts w:ascii="Arial" w:eastAsia="Times New Roman" w:hAnsi="Arial" w:cs="Arial"/>
+          <w:color w:val="000000"/>
+          <w:kern w:val="0"/>
+          <w14:ligatures w14:val="none"/>
+        </w:rPr>
+        <w:t xml:space="preserve"> </w:t>
+      </w:r>
+      <w:r>
+        <w:rPr>
+          <w:rFonts w:ascii="Arial" w:eastAsia="Times New Roman" w:hAnsi="Arial" w:cs="Arial"/>
+          <w:color w:val="000000"/>
+          <w:kern w:val="0"/>
+          <w14:ligatures w14:val="none"/>
+        </w:rPr>
+        <w:t>exposure</w:t>
+      </w:r>
+      <w:r>
+        <w:rPr>
+          <w:rFonts w:ascii="Arial" w:eastAsia="Times New Roman" w:hAnsi="Arial" w:cs="Arial"/>
+          <w:color w:val="000000"/>
+          <w:kern w:val="0"/>
+          <w14:ligatures w14:val="none"/>
+        </w:rPr>
+        <w:t xml:space="preserve">, </w:t>
+      </w:r>
+      <w:r>
+        <w:rPr>
+          <w:rFonts w:ascii="Arial" w:eastAsia="Times New Roman" w:hAnsi="Arial" w:cs="Arial"/>
+          <w:color w:val="000000"/>
+          <w:kern w:val="0"/>
+          <w14:ligatures w14:val="none"/>
+        </w:rPr>
+        <w:t>while</w:t>
+      </w:r>
+      <w:r>
+        <w:rPr>
+          <w:rFonts w:ascii="Arial" w:eastAsia="Times New Roman" w:hAnsi="Arial" w:cs="Arial"/>
+          <w:color w:val="000000"/>
+          <w:kern w:val="0"/>
+          <w14:ligatures w14:val="none"/>
+        </w:rPr>
+        <w:t xml:space="preserve"> neutrophils did not</w:t>
+      </w:r>
+      <w:r>
+        <w:rPr>
+          <w:rFonts w:ascii="Arial" w:eastAsia="Times New Roman" w:hAnsi="Arial" w:cs="Arial"/>
+          <w:color w:val="000000"/>
+          <w:kern w:val="0"/>
+          <w14:ligatures w14:val="none"/>
+        </w:rPr>
+        <w:t>, at 0.63 and 0.84 mg/L cadmium exposure over 90 days</w:t>
+      </w:r>
+      <w:r>
+        <w:rPr>
+          <w:rFonts w:ascii="Arial" w:eastAsia="Times New Roman" w:hAnsi="Arial" w:cs="Arial"/>
+          <w:color w:val="000000"/>
+          <w:kern w:val="0"/>
+          <w14:ligatures w14:val="none"/>
+        </w:rPr>
+        <w:t xml:space="preserve">. </w:t>
+      </w:r>
+      <w:r>
+        <w:rPr>
+          <w:rFonts w:ascii="Arial" w:eastAsia="Times New Roman" w:hAnsi="Arial" w:cs="Arial"/>
+          <w:color w:val="000000"/>
+          <w:kern w:val="0"/>
+          <w14:ligatures w14:val="none"/>
+        </w:rPr>
+        <w:t xml:space="preserve">These </w:t>
+      </w:r>
+      <w:r>
+        <w:rPr>
+          <w:rFonts w:ascii="Arial" w:eastAsia="Times New Roman" w:hAnsi="Arial" w:cs="Arial"/>
+          <w:color w:val="000000"/>
+          <w:kern w:val="0"/>
+          <w14:ligatures w14:val="none"/>
+        </w:rPr>
+        <w:t>result</w:t>
+      </w:r>
+      <w:r>
+        <w:rPr>
+          <w:rFonts w:ascii="Arial" w:eastAsia="Times New Roman" w:hAnsi="Arial" w:cs="Arial"/>
+          <w:color w:val="000000"/>
+          <w:kern w:val="0"/>
+          <w14:ligatures w14:val="none"/>
+        </w:rPr>
+        <w:t xml:space="preserve">s </w:t>
+      </w:r>
+      <w:r>
+        <w:rPr>
+          <w:rFonts w:ascii="Arial" w:eastAsia="Times New Roman" w:hAnsi="Arial" w:cs="Arial"/>
+          <w:color w:val="000000"/>
+          <w:kern w:val="0"/>
+          <w14:ligatures w14:val="none"/>
+        </w:rPr>
+        <w:t>imply</w:t>
+      </w:r>
+      <w:r>
+        <w:rPr>
+          <w:rFonts w:ascii="Arial" w:eastAsia="Times New Roman" w:hAnsi="Arial" w:cs="Arial"/>
+          <w:color w:val="000000"/>
+          <w:kern w:val="0"/>
+          <w14:ligatures w14:val="none"/>
+        </w:rPr>
+        <w:t xml:space="preserve"> that</w:t>
+      </w:r>
+      <w:r>
+        <w:rPr>
+          <w:rFonts w:ascii="Arial" w:eastAsia="Times New Roman" w:hAnsi="Arial" w:cs="Arial"/>
+          <w:color w:val="000000"/>
+          <w:kern w:val="0"/>
+          <w14:ligatures w14:val="none"/>
+        </w:rPr>
+        <w:t xml:space="preserve"> stress responses </w:t>
+      </w:r>
+      <w:r>
+        <w:rPr>
+          <w:rFonts w:ascii="Arial" w:eastAsia="Times New Roman" w:hAnsi="Arial" w:cs="Arial"/>
+          <w:color w:val="000000"/>
+          <w:kern w:val="0"/>
+          <w14:ligatures w14:val="none"/>
+        </w:rPr>
+        <w:t>may</w:t>
+      </w:r>
+      <w:r>
+        <w:rPr>
+          <w:rFonts w:ascii="Arial" w:eastAsia="Times New Roman" w:hAnsi="Arial" w:cs="Arial"/>
+          <w:color w:val="000000"/>
+          <w:kern w:val="0"/>
+          <w14:ligatures w14:val="none"/>
+        </w:rPr>
+        <w:t xml:space="preserve"> be less </w:t>
+      </w:r>
+      <w:r>
+        <w:rPr>
+          <w:rFonts w:ascii="Arial" w:eastAsia="Times New Roman" w:hAnsi="Arial" w:cs="Arial"/>
+          <w:color w:val="000000"/>
+          <w:kern w:val="0"/>
+          <w14:ligatures w14:val="none"/>
+        </w:rPr>
+        <w:t>detect</w:t>
+      </w:r>
+      <w:r>
+        <w:rPr>
+          <w:rFonts w:ascii="Arial" w:eastAsia="Times New Roman" w:hAnsi="Arial" w:cs="Arial"/>
+          <w:color w:val="000000"/>
+          <w:kern w:val="0"/>
+          <w14:ligatures w14:val="none"/>
+        </w:rPr>
+        <w:t>able using an NLR approach</w:t>
+      </w:r>
+      <w:r>
+        <w:rPr>
+          <w:rFonts w:ascii="Arial" w:eastAsia="Times New Roman" w:hAnsi="Arial" w:cs="Arial"/>
+          <w:color w:val="000000"/>
+          <w:kern w:val="0"/>
+          <w14:ligatures w14:val="none"/>
+        </w:rPr>
+        <w:t xml:space="preserve">, particularly </w:t>
+      </w:r>
+      <w:r>
+        <w:rPr>
+          <w:rFonts w:ascii="Arial" w:eastAsia="Times New Roman" w:hAnsi="Arial" w:cs="Arial"/>
+          <w:color w:val="000000"/>
+          <w:kern w:val="0"/>
+          <w14:ligatures w14:val="none"/>
+        </w:rPr>
+        <w:t>given</w:t>
+      </w:r>
+      <w:r>
+        <w:rPr>
+          <w:rFonts w:ascii="Arial" w:eastAsia="Times New Roman" w:hAnsi="Arial" w:cs="Arial"/>
+          <w:color w:val="000000"/>
+          <w:kern w:val="0"/>
+          <w14:ligatures w14:val="none"/>
+        </w:rPr>
+        <w:t xml:space="preserve"> </w:t>
+      </w:r>
+      <w:r>
+        <w:rPr>
+          <w:rFonts w:ascii="Arial" w:eastAsia="Times New Roman" w:hAnsi="Arial" w:cs="Arial"/>
+          <w:color w:val="000000"/>
+          <w:kern w:val="0"/>
+          <w14:ligatures w14:val="none"/>
+        </w:rPr>
+        <w:t xml:space="preserve">the duration of our study. Over </w:t>
+      </w:r>
+      <w:r>
+        <w:rPr>
+          <w:rFonts w:ascii="Arial" w:eastAsia="Times New Roman" w:hAnsi="Arial" w:cs="Arial"/>
+          <w:color w:val="000000"/>
+          <w:kern w:val="0"/>
+          <w14:ligatures w14:val="none"/>
+        </w:rPr>
+        <w:t>the</w:t>
+      </w:r>
+      <w:r>
+        <w:rPr>
+          <w:rFonts w:ascii="Arial" w:eastAsia="Times New Roman" w:hAnsi="Arial" w:cs="Arial"/>
+          <w:color w:val="000000"/>
+          <w:kern w:val="0"/>
+          <w14:ligatures w14:val="none"/>
+        </w:rPr>
+        <w:t xml:space="preserve"> </w:t>
+      </w:r>
+      <w:r>
+        <w:rPr>
+          <w:rFonts w:ascii="Arial" w:eastAsia="Times New Roman" w:hAnsi="Arial" w:cs="Arial"/>
+          <w:color w:val="000000"/>
+          <w:kern w:val="0"/>
+          <w14:ligatures w14:val="none"/>
+        </w:rPr>
+        <w:t>course</w:t>
+      </w:r>
+      <w:r>
+        <w:rPr>
+          <w:rFonts w:ascii="Arial" w:eastAsia="Times New Roman" w:hAnsi="Arial" w:cs="Arial"/>
+          <w:color w:val="000000"/>
+          <w:kern w:val="0"/>
+          <w14:ligatures w14:val="none"/>
+        </w:rPr>
+        <w:t xml:space="preserve"> of 22 days, we </w:t>
+      </w:r>
+      <w:r>
+        <w:rPr>
+          <w:rFonts w:ascii="Arial" w:eastAsia="Times New Roman" w:hAnsi="Arial" w:cs="Arial"/>
+          <w:color w:val="000000"/>
+          <w:kern w:val="0"/>
+          <w14:ligatures w14:val="none"/>
+        </w:rPr>
+        <w:t>are</w:t>
+      </w:r>
+      <w:r>
+        <w:rPr>
+          <w:rFonts w:ascii="Arial" w:eastAsia="Times New Roman" w:hAnsi="Arial" w:cs="Arial"/>
+          <w:color w:val="000000"/>
+          <w:kern w:val="0"/>
+          <w14:ligatures w14:val="none"/>
+        </w:rPr>
+        <w:t xml:space="preserve"> unable</w:t>
+      </w:r>
+      <w:r>
+        <w:rPr>
+          <w:rFonts w:ascii="Arial" w:eastAsia="Times New Roman" w:hAnsi="Arial" w:cs="Arial"/>
+          <w:color w:val="000000"/>
+          <w:kern w:val="0"/>
+          <w14:ligatures w14:val="none"/>
+        </w:rPr>
+        <w:t xml:space="preserve"> </w:t>
+      </w:r>
+      <w:r>
+        <w:rPr>
+          <w:rFonts w:ascii="Arial" w:eastAsia="Times New Roman" w:hAnsi="Arial" w:cs="Arial"/>
+          <w:color w:val="000000"/>
+          <w:kern w:val="0"/>
+          <w14:ligatures w14:val="none"/>
+        </w:rPr>
+        <w:t>to</w:t>
+      </w:r>
+      <w:r>
+        <w:rPr>
+          <w:rFonts w:ascii="Arial" w:eastAsia="Times New Roman" w:hAnsi="Arial" w:cs="Arial"/>
+          <w:color w:val="000000"/>
+          <w:kern w:val="0"/>
+          <w14:ligatures w14:val="none"/>
+        </w:rPr>
+        <w:t xml:space="preserve"> </w:t>
+      </w:r>
+      <w:r>
+        <w:rPr>
+          <w:rFonts w:ascii="Arial" w:eastAsia="Times New Roman" w:hAnsi="Arial" w:cs="Arial"/>
+          <w:color w:val="000000"/>
+          <w:kern w:val="0"/>
+          <w14:ligatures w14:val="none"/>
+        </w:rPr>
+        <w:t>assess</w:t>
+      </w:r>
+      <w:r>
+        <w:rPr>
+          <w:rFonts w:ascii="Arial" w:eastAsia="Times New Roman" w:hAnsi="Arial" w:cs="Arial"/>
+          <w:color w:val="000000"/>
+          <w:kern w:val="0"/>
+          <w14:ligatures w14:val="none"/>
+        </w:rPr>
+        <w:t xml:space="preserve"> the effects of long-term </w:t>
+      </w:r>
+      <w:r>
+        <w:rPr>
+          <w:rFonts w:ascii="Arial" w:eastAsia="Times New Roman" w:hAnsi="Arial" w:cs="Arial"/>
+          <w:color w:val="000000"/>
+          <w:kern w:val="0"/>
+          <w14:ligatures w14:val="none"/>
+        </w:rPr>
+        <w:t xml:space="preserve">cadmium or </w:t>
       </w:r>
       <w:proofErr w:type="spellStart"/>
       <w:r>
@@ -13789,7 +14466,7 @@
           <w:kern w:val="0"/>
           <w14:ligatures w14:val="none"/>
         </w:rPr>
-        <w:t>iani et</w:t>
+        <w:t>PFPeA</w:t>
       </w:r>
       <w:proofErr w:type="spellEnd"/>
       <w:r>
@@ -13799,42 +14476,6 @@
           <w:kern w:val="0"/>
           <w14:ligatures w14:val="none"/>
         </w:rPr>
-        <w:t xml:space="preserve"> al., 2015). Gill and Pant (1985) </w:t>
-      </w:r>
-      <w:r>
-        <w:rPr>
-          <w:rFonts w:ascii="Arial" w:eastAsia="Times New Roman" w:hAnsi="Arial" w:cs="Arial"/>
-          <w:color w:val="000000"/>
-          <w:kern w:val="0"/>
-          <w14:ligatures w14:val="none"/>
-        </w:rPr>
-        <w:t>discovere</w:t>
-      </w:r>
-      <w:r>
-        <w:rPr>
-          <w:rFonts w:ascii="Arial" w:eastAsia="Times New Roman" w:hAnsi="Arial" w:cs="Arial"/>
-          <w:color w:val="000000"/>
-          <w:kern w:val="0"/>
-          <w14:ligatures w14:val="none"/>
-        </w:rPr>
-        <w:t xml:space="preserve">d that circulating lymphocytes increased </w:t>
-      </w:r>
-      <w:r>
-        <w:rPr>
-          <w:rFonts w:ascii="Arial" w:eastAsia="Times New Roman" w:hAnsi="Arial" w:cs="Arial"/>
-          <w:color w:val="000000"/>
-          <w:kern w:val="0"/>
-          <w14:ligatures w14:val="none"/>
-        </w:rPr>
-        <w:t>after</w:t>
-      </w:r>
-      <w:r>
-        <w:rPr>
-          <w:rFonts w:ascii="Arial" w:eastAsia="Times New Roman" w:hAnsi="Arial" w:cs="Arial"/>
-          <w:color w:val="000000"/>
-          <w:kern w:val="0"/>
-          <w14:ligatures w14:val="none"/>
-        </w:rPr>
         <w:t xml:space="preserve"> </w:t>
       </w:r>
       <w:r>
@@ -13844,24 +14485,6 @@
           <w:kern w:val="0"/>
           <w14:ligatures w14:val="none"/>
         </w:rPr>
-        <w:t>cadmium</w:t>
-      </w:r>
-      <w:r>
-        <w:rPr>
-          <w:rFonts w:ascii="Arial" w:eastAsia="Times New Roman" w:hAnsi="Arial" w:cs="Arial"/>
-          <w:color w:val="000000"/>
-          <w:kern w:val="0"/>
-          <w14:ligatures w14:val="none"/>
-        </w:rPr>
-        <w:t xml:space="preserve"> </w:t>
-      </w:r>
-      <w:r>
-        <w:rPr>
-          <w:rFonts w:ascii="Arial" w:eastAsia="Times New Roman" w:hAnsi="Arial" w:cs="Arial"/>
-          <w:color w:val="000000"/>
-          <w:kern w:val="0"/>
-          <w14:ligatures w14:val="none"/>
-        </w:rPr>
         <w:t>exposure</w:t>
       </w:r>
       <w:r>
@@ -13871,287 +14494,6 @@
           <w:kern w:val="0"/>
           <w14:ligatures w14:val="none"/>
         </w:rPr>
-        <w:t xml:space="preserve">, </w:t>
-      </w:r>
-      <w:r>
-        <w:rPr>
-          <w:rFonts w:ascii="Arial" w:eastAsia="Times New Roman" w:hAnsi="Arial" w:cs="Arial"/>
-          <w:color w:val="000000"/>
-          <w:kern w:val="0"/>
-          <w14:ligatures w14:val="none"/>
-        </w:rPr>
-        <w:t>while</w:t>
-      </w:r>
-      <w:r>
-        <w:rPr>
-          <w:rFonts w:ascii="Arial" w:eastAsia="Times New Roman" w:hAnsi="Arial" w:cs="Arial"/>
-          <w:color w:val="000000"/>
-          <w:kern w:val="0"/>
-          <w14:ligatures w14:val="none"/>
-        </w:rPr>
-        <w:t xml:space="preserve"> neutrophils did not. </w:t>
-      </w:r>
-      <w:r>
-        <w:rPr>
-          <w:rFonts w:ascii="Arial" w:eastAsia="Times New Roman" w:hAnsi="Arial" w:cs="Arial"/>
-          <w:color w:val="000000"/>
-          <w:kern w:val="0"/>
-          <w14:ligatures w14:val="none"/>
-        </w:rPr>
-        <w:t xml:space="preserve">These </w:t>
-      </w:r>
-      <w:r>
-        <w:rPr>
-          <w:rFonts w:ascii="Arial" w:eastAsia="Times New Roman" w:hAnsi="Arial" w:cs="Arial"/>
-          <w:color w:val="000000"/>
-          <w:kern w:val="0"/>
-          <w14:ligatures w14:val="none"/>
-        </w:rPr>
-        <w:t>result</w:t>
-      </w:r>
-      <w:r>
-        <w:rPr>
-          <w:rFonts w:ascii="Arial" w:eastAsia="Times New Roman" w:hAnsi="Arial" w:cs="Arial"/>
-          <w:color w:val="000000"/>
-          <w:kern w:val="0"/>
-          <w14:ligatures w14:val="none"/>
-        </w:rPr>
-        <w:t xml:space="preserve">s </w:t>
-      </w:r>
-      <w:r>
-        <w:rPr>
-          <w:rFonts w:ascii="Arial" w:eastAsia="Times New Roman" w:hAnsi="Arial" w:cs="Arial"/>
-          <w:color w:val="000000"/>
-          <w:kern w:val="0"/>
-          <w14:ligatures w14:val="none"/>
-        </w:rPr>
-        <w:t>imply</w:t>
-      </w:r>
-      <w:r>
-        <w:rPr>
-          <w:rFonts w:ascii="Arial" w:eastAsia="Times New Roman" w:hAnsi="Arial" w:cs="Arial"/>
-          <w:color w:val="000000"/>
-          <w:kern w:val="0"/>
-          <w14:ligatures w14:val="none"/>
-        </w:rPr>
-        <w:t xml:space="preserve"> that</w:t>
-      </w:r>
-      <w:r>
-        <w:rPr>
-          <w:rFonts w:ascii="Arial" w:eastAsia="Times New Roman" w:hAnsi="Arial" w:cs="Arial"/>
-          <w:color w:val="000000"/>
-          <w:kern w:val="0"/>
-          <w14:ligatures w14:val="none"/>
-        </w:rPr>
-        <w:t xml:space="preserve"> stress responses </w:t>
-      </w:r>
-      <w:r>
-        <w:rPr>
-          <w:rFonts w:ascii="Arial" w:eastAsia="Times New Roman" w:hAnsi="Arial" w:cs="Arial"/>
-          <w:color w:val="000000"/>
-          <w:kern w:val="0"/>
-          <w14:ligatures w14:val="none"/>
-        </w:rPr>
-        <w:t>may</w:t>
-      </w:r>
-      <w:r>
-        <w:rPr>
-          <w:rFonts w:ascii="Arial" w:eastAsia="Times New Roman" w:hAnsi="Arial" w:cs="Arial"/>
-          <w:color w:val="000000"/>
-          <w:kern w:val="0"/>
-          <w14:ligatures w14:val="none"/>
-        </w:rPr>
-        <w:t xml:space="preserve"> be less </w:t>
-      </w:r>
-      <w:r>
-        <w:rPr>
-          <w:rFonts w:ascii="Arial" w:eastAsia="Times New Roman" w:hAnsi="Arial" w:cs="Arial"/>
-          <w:color w:val="000000"/>
-          <w:kern w:val="0"/>
-          <w14:ligatures w14:val="none"/>
-        </w:rPr>
-        <w:t>detect</w:t>
-      </w:r>
-      <w:r>
-        <w:rPr>
-          <w:rFonts w:ascii="Arial" w:eastAsia="Times New Roman" w:hAnsi="Arial" w:cs="Arial"/>
-          <w:color w:val="000000"/>
-          <w:kern w:val="0"/>
-          <w14:ligatures w14:val="none"/>
-        </w:rPr>
-        <w:t>able using an NLR approach</w:t>
-      </w:r>
-      <w:r>
-        <w:rPr>
-          <w:rFonts w:ascii="Arial" w:eastAsia="Times New Roman" w:hAnsi="Arial" w:cs="Arial"/>
-          <w:color w:val="000000"/>
-          <w:kern w:val="0"/>
-          <w14:ligatures w14:val="none"/>
-        </w:rPr>
-        <w:t xml:space="preserve">, particularly </w:t>
-      </w:r>
-      <w:r>
-        <w:rPr>
-          <w:rFonts w:ascii="Arial" w:eastAsia="Times New Roman" w:hAnsi="Arial" w:cs="Arial"/>
-          <w:color w:val="000000"/>
-          <w:kern w:val="0"/>
-          <w14:ligatures w14:val="none"/>
-        </w:rPr>
-        <w:t>given</w:t>
-      </w:r>
-      <w:r>
-        <w:rPr>
-          <w:rFonts w:ascii="Arial" w:eastAsia="Times New Roman" w:hAnsi="Arial" w:cs="Arial"/>
-          <w:color w:val="000000"/>
-          <w:kern w:val="0"/>
-          <w14:ligatures w14:val="none"/>
-        </w:rPr>
-        <w:t xml:space="preserve"> </w:t>
-      </w:r>
-      <w:r>
-        <w:rPr>
-          <w:rFonts w:ascii="Arial" w:eastAsia="Times New Roman" w:hAnsi="Arial" w:cs="Arial"/>
-          <w:color w:val="000000"/>
-          <w:kern w:val="0"/>
-          <w14:ligatures w14:val="none"/>
-        </w:rPr>
-        <w:t xml:space="preserve">the duration of our study. Over </w:t>
-      </w:r>
-      <w:r>
-        <w:rPr>
-          <w:rFonts w:ascii="Arial" w:eastAsia="Times New Roman" w:hAnsi="Arial" w:cs="Arial"/>
-          <w:color w:val="000000"/>
-          <w:kern w:val="0"/>
-          <w14:ligatures w14:val="none"/>
-        </w:rPr>
-        <w:t>the</w:t>
-      </w:r>
-      <w:r>
-        <w:rPr>
-          <w:rFonts w:ascii="Arial" w:eastAsia="Times New Roman" w:hAnsi="Arial" w:cs="Arial"/>
-          <w:color w:val="000000"/>
-          <w:kern w:val="0"/>
-          <w14:ligatures w14:val="none"/>
-        </w:rPr>
-        <w:t xml:space="preserve"> </w:t>
-      </w:r>
-      <w:r>
-        <w:rPr>
-          <w:rFonts w:ascii="Arial" w:eastAsia="Times New Roman" w:hAnsi="Arial" w:cs="Arial"/>
-          <w:color w:val="000000"/>
-          <w:kern w:val="0"/>
-          <w14:ligatures w14:val="none"/>
-        </w:rPr>
-        <w:t>course</w:t>
-      </w:r>
-      <w:r>
-        <w:rPr>
-          <w:rFonts w:ascii="Arial" w:eastAsia="Times New Roman" w:hAnsi="Arial" w:cs="Arial"/>
-          <w:color w:val="000000"/>
-          <w:kern w:val="0"/>
-          <w14:ligatures w14:val="none"/>
-        </w:rPr>
-        <w:t xml:space="preserve"> of 22 days, we </w:t>
-      </w:r>
-      <w:r>
-        <w:rPr>
-          <w:rFonts w:ascii="Arial" w:eastAsia="Times New Roman" w:hAnsi="Arial" w:cs="Arial"/>
-          <w:color w:val="000000"/>
-          <w:kern w:val="0"/>
-          <w14:ligatures w14:val="none"/>
-        </w:rPr>
-        <w:t>were unable</w:t>
-      </w:r>
-      <w:r>
-        <w:rPr>
-          <w:rFonts w:ascii="Arial" w:eastAsia="Times New Roman" w:hAnsi="Arial" w:cs="Arial"/>
-          <w:color w:val="000000"/>
-          <w:kern w:val="0"/>
-          <w14:ligatures w14:val="none"/>
-        </w:rPr>
-        <w:t xml:space="preserve"> </w:t>
-      </w:r>
-      <w:r>
-        <w:rPr>
-          <w:rFonts w:ascii="Arial" w:eastAsia="Times New Roman" w:hAnsi="Arial" w:cs="Arial"/>
-          <w:color w:val="000000"/>
-          <w:kern w:val="0"/>
-          <w14:ligatures w14:val="none"/>
-        </w:rPr>
-        <w:t>to</w:t>
-      </w:r>
-      <w:r>
-        <w:rPr>
-          <w:rFonts w:ascii="Arial" w:eastAsia="Times New Roman" w:hAnsi="Arial" w:cs="Arial"/>
-          <w:color w:val="000000"/>
-          <w:kern w:val="0"/>
-          <w14:ligatures w14:val="none"/>
-        </w:rPr>
-        <w:t xml:space="preserve"> </w:t>
-      </w:r>
-      <w:r>
-        <w:rPr>
-          <w:rFonts w:ascii="Arial" w:eastAsia="Times New Roman" w:hAnsi="Arial" w:cs="Arial"/>
-          <w:color w:val="000000"/>
-          <w:kern w:val="0"/>
-          <w14:ligatures w14:val="none"/>
-        </w:rPr>
-        <w:t>assess</w:t>
-      </w:r>
-      <w:r>
-        <w:rPr>
-          <w:rFonts w:ascii="Arial" w:eastAsia="Times New Roman" w:hAnsi="Arial" w:cs="Arial"/>
-          <w:color w:val="000000"/>
-          <w:kern w:val="0"/>
-          <w14:ligatures w14:val="none"/>
-        </w:rPr>
-        <w:t xml:space="preserve"> the effects of long-term </w:t>
-      </w:r>
-      <w:r>
-        <w:rPr>
-          <w:rFonts w:ascii="Arial" w:eastAsia="Times New Roman" w:hAnsi="Arial" w:cs="Arial"/>
-          <w:color w:val="000000"/>
-          <w:kern w:val="0"/>
-          <w14:ligatures w14:val="none"/>
-        </w:rPr>
-        <w:t xml:space="preserve">cadmium or </w:t>
-      </w:r>
-      <w:proofErr w:type="spellStart"/>
-      <w:r>
-        <w:rPr>
-          <w:rFonts w:ascii="Arial" w:eastAsia="Times New Roman" w:hAnsi="Arial" w:cs="Arial"/>
-          <w:color w:val="000000"/>
-          <w:kern w:val="0"/>
-          <w14:ligatures w14:val="none"/>
-        </w:rPr>
-        <w:t>PFPeA</w:t>
-      </w:r>
-      <w:proofErr w:type="spellEnd"/>
-      <w:r>
-        <w:rPr>
-          <w:rFonts w:ascii="Arial" w:eastAsia="Times New Roman" w:hAnsi="Arial" w:cs="Arial"/>
-          <w:color w:val="000000"/>
-          <w:kern w:val="0"/>
-          <w14:ligatures w14:val="none"/>
-        </w:rPr>
-        <w:t xml:space="preserve"> </w:t>
-      </w:r>
-      <w:r>
-        <w:rPr>
-          <w:rFonts w:ascii="Arial" w:eastAsia="Times New Roman" w:hAnsi="Arial" w:cs="Arial"/>
-          <w:color w:val="000000"/>
-          <w:kern w:val="0"/>
-          <w14:ligatures w14:val="none"/>
-        </w:rPr>
-        <w:t>exposure</w:t>
-      </w:r>
-      <w:r>
-        <w:rPr>
-          <w:rFonts w:ascii="Arial" w:eastAsia="Times New Roman" w:hAnsi="Arial" w:cs="Arial"/>
-          <w:color w:val="000000"/>
-          <w:kern w:val="0"/>
-          <w14:ligatures w14:val="none"/>
-        </w:rPr>
         <w:t xml:space="preserve">. </w:t>
       </w:r>
       <w:r>
@@ -14260,7 +14602,17 @@
           <w:kern w:val="0"/>
           <w14:ligatures w14:val="none"/>
         </w:rPr>
-        <w:t xml:space="preserve"> In polluted aquatic ecosystems, influenced by factors such as industrial activity and agricultural runoff, cadmium concentrations can be </w:t>
+        <w:t xml:space="preserve"> In polluted aquatic ecosystems, influenced by factors such as industrial activity and </w:t>
+      </w:r>
+      <w:r>
+        <w:rPr>
+          <w:rFonts w:ascii="Arial" w:eastAsia="Times New Roman" w:hAnsi="Arial" w:cs="Arial"/>
+          <w:color w:val="000000"/>
+          <w:kern w:val="0"/>
+          <w14:ligatures w14:val="none"/>
+        </w:rPr>
+        <w:lastRenderedPageBreak/>
+        <w:t xml:space="preserve">agricultural runoff, cadmium concentrations can be </w:t>
       </w:r>
       <w:r>
         <w:rPr>
@@ -14696,17 +15048,7 @@
           <w:kern w:val="0"/>
           <w14:ligatures w14:val="none"/>
         </w:rPr>
-        <w:t xml:space="preserve"> the </w:t>
-      </w:r>
-      <w:r>
-        <w:rPr>
-          <w:rFonts w:ascii="Arial" w:eastAsia="Times New Roman" w:hAnsi="Arial" w:cs="Arial"/>
-          <w:color w:val="000000"/>
-          <w:kern w:val="0"/>
-          <w14:ligatures w14:val="none"/>
-        </w:rPr>
-        <w:lastRenderedPageBreak/>
-        <w:t xml:space="preserve">interactions between saltwater and xenobiotic substances, we </w:t>
+        <w:t xml:space="preserve"> the interactions between saltwater and xenobiotic substances, we </w:t>
       </w:r>
       <w:r>
         <w:rPr>
@@ -15562,7 +15904,17 @@
           <w:kern w:val="0"/>
           <w14:ligatures w14:val="none"/>
         </w:rPr>
-        <w:t xml:space="preserve"> the stress response in bass and that </w:t>
+        <w:t xml:space="preserve"> the stress </w:t>
+      </w:r>
+      <w:r>
+        <w:rPr>
+          <w:rFonts w:ascii="Arial" w:eastAsia="Times New Roman" w:hAnsi="Arial" w:cs="Arial"/>
+          <w:color w:val="000000"/>
+          <w:kern w:val="0"/>
+          <w14:ligatures w14:val="none"/>
+        </w:rPr>
+        <w:lastRenderedPageBreak/>
+        <w:t xml:space="preserve">response in bass and that </w:t>
       </w:r>
       <w:proofErr w:type="spellStart"/>
       <w:r>
@@ -16168,7 +16520,6 @@
           <w:kern w:val="0"/>
           <w14:ligatures w14:val="none"/>
         </w:rPr>
-        <w:lastRenderedPageBreak/>
         <w:t>PFPeA</w:t>
       </w:r>
       <w:proofErr w:type="spellEnd"/>
@@ -17017,7 +17368,17 @@
           <w:kern w:val="0"/>
           <w14:ligatures w14:val="none"/>
         </w:rPr>
-        <w:t xml:space="preserve"> vertebrate taxa </w:t>
+        <w:t xml:space="preserve"> </w:t>
+      </w:r>
+      <w:r>
+        <w:rPr>
+          <w:rFonts w:ascii="Arial" w:eastAsia="Times New Roman" w:hAnsi="Arial" w:cs="Arial"/>
+          <w:color w:val="000000"/>
+          <w:kern w:val="0"/>
+          <w14:ligatures w14:val="none"/>
+        </w:rPr>
+        <w:lastRenderedPageBreak/>
+        <w:t xml:space="preserve">vertebrate taxa </w:t>
       </w:r>
       <w:r>
         <w:rPr>
@@ -17550,17 +17911,7 @@
           <w:kern w:val="0"/>
           <w14:ligatures w14:val="none"/>
         </w:rPr>
-        <w:t xml:space="preserve">in our natural </w:t>
-      </w:r>
-      <w:r>
-        <w:rPr>
-          <w:rFonts w:ascii="Arial" w:eastAsia="Times New Roman" w:hAnsi="Arial" w:cs="Arial"/>
-          <w:color w:val="000000"/>
-          <w:kern w:val="0"/>
-          <w14:ligatures w14:val="none"/>
-        </w:rPr>
-        <w:lastRenderedPageBreak/>
-        <w:t xml:space="preserve">ecosystems, </w:t>
+        <w:t xml:space="preserve">in our natural ecosystems, </w:t>
       </w:r>
       <w:r>
         <w:rPr>
@@ -17770,6 +18121,69 @@
           <w14:ligatures w14:val="none"/>
         </w:rPr>
         <w:t>.</w:t>
+      </w:r>
+    </w:p>
+    <w:p>
+      <w:pPr>
+        <w:spacing w:line="480" w:lineRule="auto"/>
+        <w:ind w:firstLine="720"/>
+        <w:rPr>
+          <w:rFonts w:ascii="Arial" w:eastAsia="Times New Roman" w:hAnsi="Arial" w:cs="Arial"/>
+          <w:color w:val="000000"/>
+          <w:kern w:val="0"/>
+          <w14:ligatures w14:val="none"/>
+        </w:rPr>
+      </w:pPr>
+    </w:p>
+    <w:p>
+      <w:pPr>
+        <w:spacing w:line="480" w:lineRule="auto"/>
+        <w:ind w:firstLine="720"/>
+        <w:rPr>
+          <w:rFonts w:ascii="Arial" w:eastAsia="Times New Roman" w:hAnsi="Arial" w:cs="Arial"/>
+          <w:color w:val="000000"/>
+          <w:kern w:val="0"/>
+          <w14:ligatures w14:val="none"/>
+        </w:rPr>
+      </w:pPr>
+      <w:r>
+        <w:rPr>
+          <w:rFonts w:ascii="Arial" w:eastAsia="Times New Roman" w:hAnsi="Arial" w:cs="Arial"/>
+          <w:color w:val="000000"/>
+          <w:kern w:val="0"/>
+          <w14:ligatures w14:val="none"/>
+        </w:rPr>
+        <w:t>\\\\\/////</w:t>
+      </w:r>
+    </w:p>
+    <w:p>
+      <w:pPr>
+        <w:spacing w:line="480" w:lineRule="auto"/>
+        <w:ind w:firstLine="720"/>
+        <w:rPr>
+          <w:rFonts w:ascii="Arial" w:eastAsia="Times New Roman" w:hAnsi="Arial" w:cs="Arial"/>
+          <w:color w:val="000000"/>
+          <w:kern w:val="0"/>
+          <w14:ligatures w14:val="none"/>
+        </w:rPr>
+      </w:pPr>
+      <w:r>
+        <w:rPr>
+          <w:rFonts w:ascii="Arial" w:eastAsia="Times New Roman" w:hAnsi="Arial" w:cs="Arial"/>
+          <w:color w:val="000000"/>
+          <w:kern w:val="0"/>
+          <w14:ligatures w14:val="none"/>
+        </w:rPr>
+        <w:t>For example, a</w:t>
+      </w:r>
+      <w:r>
+        <w:rPr>
+          <w:rFonts w:ascii="Arial" w:eastAsia="Times New Roman" w:hAnsi="Arial" w:cs="Arial"/>
+          <w:color w:val="000000"/>
+          <w:kern w:val="0"/>
+          <w14:ligatures w14:val="none"/>
+        </w:rPr>
+        <w:t>ssessing the effects of saltwater intrusion on alligator stress proxies among natural populations (Murray et al. XXXX) may be confounded by variations in pollutant exposure among sites.</w:t>
       </w:r>
     </w:p>
     <w:p>

--- a/writing/bass_ecotox_manuscript.docx
+++ b/writing/bass_ecotox_manuscript.docx
@@ -19,7 +19,7 @@
           <w:kern w:val="0"/>
           <w14:ligatures w14:val="none"/>
         </w:rPr>
-        <w:t xml:space="preserve">Title:  </w:t>
+        <w:t>Journal:</w:t>
       </w:r>
     </w:p>
     <w:p>
@@ -32,50 +32,14 @@
           <w14:ligatures w14:val="none"/>
         </w:rPr>
       </w:pPr>
-      <w:commentRangeStart w:id="0"/>
-      <w:commentRangeStart w:id="1"/>
-      <w:r>
-        <w:rPr>
-          <w:rFonts w:ascii="Arial" w:eastAsia="Times New Roman" w:hAnsi="Arial" w:cs="Arial"/>
-          <w:color w:val="000000"/>
-          <w:kern w:val="0"/>
-          <w14:ligatures w14:val="none"/>
-        </w:rPr>
-        <w:t>PFAS, but not Cadmium, Confounds the Stress Response in Largemouth Bass (</w:t>
-      </w:r>
-      <w:r>
-        <w:rPr>
-          <w:rFonts w:ascii="Arial" w:eastAsia="Times New Roman" w:hAnsi="Arial" w:cs="Arial"/>
-          <w:i/>
-          <w:iCs/>
-          <w:color w:val="000000"/>
-          <w:kern w:val="0"/>
-          <w14:ligatures w14:val="none"/>
-        </w:rPr>
-        <w:t>Micropterus nigricans</w:t>
-      </w:r>
-      <w:r>
-        <w:rPr>
-          <w:rFonts w:ascii="Arial" w:eastAsia="Times New Roman" w:hAnsi="Arial" w:cs="Arial"/>
-          <w:color w:val="000000"/>
-          <w:kern w:val="0"/>
-          <w14:ligatures w14:val="none"/>
-        </w:rPr>
-        <w:t>)</w:t>
-      </w:r>
-      <w:commentRangeEnd w:id="0"/>
-      <w:r>
-        <w:rPr>
-          <w:rStyle w:val="CommentReference"/>
-        </w:rPr>
-        <w:commentReference w:id="0"/>
-      </w:r>
-      <w:commentRangeEnd w:id="1"/>
-      <w:r>
-        <w:rPr>
-          <w:rStyle w:val="CommentReference"/>
-        </w:rPr>
-        <w:commentReference w:id="1"/>
+      <w:r>
+        <w:rPr>
+          <w:rFonts w:ascii="Arial" w:eastAsia="Times New Roman" w:hAnsi="Arial" w:cs="Arial"/>
+          <w:color w:val="000000"/>
+          <w:kern w:val="0"/>
+          <w14:ligatures w14:val="none"/>
+        </w:rPr>
+        <w:t>Conservation Physiology</w:t>
       </w:r>
     </w:p>
     <w:p>
@@ -83,186 +47,7 @@
         <w:spacing w:line="480" w:lineRule="auto"/>
         <w:rPr>
           <w:rFonts w:ascii="Arial" w:eastAsia="Times New Roman" w:hAnsi="Arial" w:cs="Arial"/>
-          <w:kern w:val="0"/>
-          <w14:ligatures w14:val="none"/>
-        </w:rPr>
-      </w:pPr>
-      <w:r>
-        <w:rPr>
-          <w:rFonts w:ascii="Arial" w:eastAsia="Times New Roman" w:hAnsi="Arial" w:cs="Arial"/>
-          <w:kern w:val="0"/>
-          <w14:ligatures w14:val="none"/>
-        </w:rPr>
-        <w:t>Evaluating PFAS and Cadmiu</w:t>
-      </w:r>
-      <w:r>
-        <w:rPr>
-          <w:rFonts w:ascii="Arial" w:eastAsia="Times New Roman" w:hAnsi="Arial" w:cs="Arial"/>
-          <w:kern w:val="0"/>
-          <w14:ligatures w14:val="none"/>
-        </w:rPr>
-        <w:t xml:space="preserve">m </w:t>
-      </w:r>
-      <w:r>
-        <w:rPr>
-          <w:rFonts w:ascii="Arial" w:eastAsia="Times New Roman" w:hAnsi="Arial" w:cs="Arial"/>
-          <w:kern w:val="0"/>
-          <w14:ligatures w14:val="none"/>
-        </w:rPr>
-        <w:t>Effects on</w:t>
-      </w:r>
-      <w:r>
-        <w:rPr>
-          <w:rFonts w:ascii="Arial" w:eastAsia="Times New Roman" w:hAnsi="Arial" w:cs="Arial"/>
-          <w:kern w:val="0"/>
-          <w14:ligatures w14:val="none"/>
-        </w:rPr>
-        <w:t xml:space="preserve"> </w:t>
-      </w:r>
-      <w:r>
-        <w:rPr>
-          <w:rFonts w:ascii="Arial" w:eastAsia="Times New Roman" w:hAnsi="Arial" w:cs="Arial"/>
-          <w:kern w:val="0"/>
-          <w14:ligatures w14:val="none"/>
-        </w:rPr>
-        <w:t>Largemouth Bas</w:t>
-      </w:r>
-      <w:r>
-        <w:rPr>
-          <w:rFonts w:ascii="Arial" w:eastAsia="Times New Roman" w:hAnsi="Arial" w:cs="Arial"/>
-          <w:kern w:val="0"/>
-          <w14:ligatures w14:val="none"/>
-        </w:rPr>
-        <w:t>s (</w:t>
-      </w:r>
-      <w:r>
-        <w:rPr>
-          <w:rFonts w:ascii="Arial" w:eastAsia="Times New Roman" w:hAnsi="Arial" w:cs="Arial"/>
-          <w:i/>
-          <w:iCs/>
-          <w:kern w:val="0"/>
-          <w14:ligatures w14:val="none"/>
-        </w:rPr>
-        <w:t>Micropterus nigricans</w:t>
-      </w:r>
-      <w:r>
-        <w:rPr>
-          <w:rFonts w:ascii="Arial" w:eastAsia="Times New Roman" w:hAnsi="Arial" w:cs="Arial"/>
-          <w:kern w:val="0"/>
-          <w14:ligatures w14:val="none"/>
-        </w:rPr>
-        <w:t>)</w:t>
-      </w:r>
-      <w:r>
-        <w:rPr>
-          <w:rFonts w:ascii="Arial" w:eastAsia="Times New Roman" w:hAnsi="Arial" w:cs="Arial"/>
-          <w:kern w:val="0"/>
-          <w14:ligatures w14:val="none"/>
-        </w:rPr>
-        <w:t xml:space="preserve"> Stress Responses</w:t>
-      </w:r>
-    </w:p>
-    <w:p>
-      <w:pPr>
-        <w:spacing w:line="480" w:lineRule="auto"/>
-        <w:rPr>
-          <w:rFonts w:ascii="Arial" w:eastAsia="Times New Roman" w:hAnsi="Arial" w:cs="Arial"/>
-          <w:kern w:val="0"/>
-          <w14:ligatures w14:val="none"/>
-        </w:rPr>
-      </w:pPr>
-      <w:r>
-        <w:rPr>
-          <w:rFonts w:ascii="Arial" w:eastAsia="Times New Roman" w:hAnsi="Arial" w:cs="Arial"/>
-          <w:kern w:val="0"/>
-          <w14:ligatures w14:val="none"/>
-        </w:rPr>
-        <w:t xml:space="preserve">Assessing the Impact PFAS and Cadmium </w:t>
-      </w:r>
-      <w:r>
-        <w:rPr>
-          <w:rFonts w:ascii="Arial" w:eastAsia="Times New Roman" w:hAnsi="Arial" w:cs="Arial"/>
-          <w:kern w:val="0"/>
-          <w14:ligatures w14:val="none"/>
-        </w:rPr>
-        <w:t xml:space="preserve">have </w:t>
-      </w:r>
-      <w:r>
-        <w:rPr>
-          <w:rFonts w:ascii="Arial" w:eastAsia="Times New Roman" w:hAnsi="Arial" w:cs="Arial"/>
-          <w:kern w:val="0"/>
-          <w14:ligatures w14:val="none"/>
-        </w:rPr>
-        <w:t>on Largemouth Bass (</w:t>
-      </w:r>
-      <w:r>
-        <w:rPr>
-          <w:rFonts w:ascii="Arial" w:eastAsia="Times New Roman" w:hAnsi="Arial" w:cs="Arial"/>
-          <w:i/>
-          <w:iCs/>
-          <w:kern w:val="0"/>
-          <w14:ligatures w14:val="none"/>
-        </w:rPr>
-        <w:t>Micropterus nigricans</w:t>
-      </w:r>
-      <w:r>
-        <w:rPr>
-          <w:rFonts w:ascii="Arial" w:eastAsia="Times New Roman" w:hAnsi="Arial" w:cs="Arial"/>
-          <w:kern w:val="0"/>
-          <w14:ligatures w14:val="none"/>
-        </w:rPr>
-        <w:t>) Stress</w:t>
-      </w:r>
-    </w:p>
-    <w:p>
-      <w:pPr>
-        <w:spacing w:line="480" w:lineRule="auto"/>
-        <w:rPr>
-          <w:rFonts w:ascii="Arial" w:eastAsia="Times New Roman" w:hAnsi="Arial" w:cs="Arial"/>
-          <w:kern w:val="0"/>
-          <w14:ligatures w14:val="none"/>
-        </w:rPr>
-      </w:pPr>
-      <w:r>
-        <w:rPr>
-          <w:rFonts w:ascii="Arial" w:eastAsia="Times New Roman" w:hAnsi="Arial" w:cs="Arial"/>
-          <w:kern w:val="0"/>
-          <w14:ligatures w14:val="none"/>
-        </w:rPr>
-        <w:t>High PFAS Exposure Sustains Elevated Stress in Largemouth Bass (</w:t>
-      </w:r>
-      <w:r>
-        <w:rPr>
-          <w:rFonts w:ascii="Arial" w:eastAsia="Times New Roman" w:hAnsi="Arial" w:cs="Arial"/>
-          <w:i/>
-          <w:iCs/>
-          <w:kern w:val="0"/>
-          <w14:ligatures w14:val="none"/>
-        </w:rPr>
-        <w:t>Micropterus nigricans</w:t>
-      </w:r>
-      <w:r>
-        <w:rPr>
-          <w:rFonts w:ascii="Arial" w:eastAsia="Times New Roman" w:hAnsi="Arial" w:cs="Arial"/>
-          <w:kern w:val="0"/>
-          <w14:ligatures w14:val="none"/>
-        </w:rPr>
-        <w:t>) Following an Environmental Stressor</w:t>
-      </w:r>
-      <w:r>
-        <w:rPr>
-          <w:rFonts w:ascii="Arial" w:eastAsia="Times New Roman" w:hAnsi="Arial" w:cs="Arial"/>
-          <w:kern w:val="0"/>
-          <w14:ligatures w14:val="none"/>
-        </w:rPr>
-        <w:t xml:space="preserve"> </w:t>
-      </w:r>
-    </w:p>
-    <w:p>
-      <w:pPr>
-        <w:spacing w:line="480" w:lineRule="auto"/>
-        <w:rPr>
-          <w:rFonts w:ascii="Arial" w:eastAsia="Times New Roman" w:hAnsi="Arial" w:cs="Arial"/>
+          <w:color w:val="000000"/>
           <w:kern w:val="0"/>
           <w14:ligatures w14:val="none"/>
         </w:rPr>
@@ -273,6 +58,7 @@
         <w:spacing w:line="480" w:lineRule="auto"/>
         <w:rPr>
           <w:rFonts w:ascii="Arial" w:eastAsia="Times New Roman" w:hAnsi="Arial" w:cs="Arial"/>
+          <w:color w:val="000000"/>
           <w:kern w:val="0"/>
           <w14:ligatures w14:val="none"/>
         </w:rPr>
@@ -280,10 +66,11 @@
       <w:r>
         <w:rPr>
           <w:rFonts w:ascii="Arial" w:eastAsia="Times New Roman" w:hAnsi="Arial" w:cs="Arial"/>
-          <w:kern w:val="0"/>
-          <w14:ligatures w14:val="none"/>
-        </w:rPr>
-        <w:t xml:space="preserve">Authors:  </w:t>
+          <w:color w:val="000000"/>
+          <w:kern w:val="0"/>
+          <w14:ligatures w14:val="none"/>
+        </w:rPr>
+        <w:t xml:space="preserve">Article Type: </w:t>
       </w:r>
     </w:p>
     <w:p>
@@ -291,6 +78,7 @@
         <w:spacing w:line="480" w:lineRule="auto"/>
         <w:rPr>
           <w:rFonts w:ascii="Arial" w:eastAsia="Times New Roman" w:hAnsi="Arial" w:cs="Arial"/>
+          <w:color w:val="000000"/>
           <w:kern w:val="0"/>
           <w14:ligatures w14:val="none"/>
         </w:rPr>
@@ -302,115 +90,7 @@
           <w:kern w:val="0"/>
           <w14:ligatures w14:val="none"/>
         </w:rPr>
-        <w:t>Anthony Ryan Johnson</w:t>
-      </w:r>
-      <w:r>
-        <w:rPr>
-          <w:rFonts w:ascii="Arial" w:eastAsia="Times New Roman" w:hAnsi="Arial" w:cs="Arial"/>
-          <w:kern w:val="0"/>
-          <w:vertAlign w:val="superscript"/>
-          <w14:ligatures w14:val="none"/>
-        </w:rPr>
-        <w:t>1</w:t>
-      </w:r>
-      <w:r>
-        <w:rPr>
-          <w:rFonts w:ascii="Arial" w:eastAsia="Times New Roman" w:hAnsi="Arial" w:cs="Arial"/>
-          <w:color w:val="000000"/>
-          <w:kern w:val="0"/>
-          <w14:ligatures w14:val="none"/>
-        </w:rPr>
-        <w:t>, Tyler Steven Coleman</w:t>
-      </w:r>
-      <w:r>
-        <w:rPr>
-          <w:rFonts w:ascii="Arial" w:eastAsia="Times New Roman" w:hAnsi="Arial" w:cs="Arial"/>
-          <w:kern w:val="0"/>
-          <w:vertAlign w:val="superscript"/>
-          <w14:ligatures w14:val="none"/>
-        </w:rPr>
-        <w:t>2</w:t>
-      </w:r>
-      <w:r>
-        <w:rPr>
-          <w:rFonts w:ascii="Arial" w:eastAsia="Times New Roman" w:hAnsi="Arial" w:cs="Arial"/>
-          <w:kern w:val="0"/>
-          <w:vertAlign w:val="superscript"/>
-          <w14:ligatures w14:val="none"/>
-        </w:rPr>
-        <w:t>*</w:t>
-      </w:r>
-      <w:r>
-        <w:rPr>
-          <w:rFonts w:ascii="Arial" w:eastAsia="Times New Roman" w:hAnsi="Arial" w:cs="Arial"/>
-          <w:color w:val="000000"/>
-          <w:kern w:val="0"/>
-          <w14:ligatures w14:val="none"/>
-        </w:rPr>
-        <w:t>, Jasmine B. Nasser</w:t>
-      </w:r>
-      <w:r>
-        <w:rPr>
-          <w:rFonts w:ascii="Arial" w:eastAsia="Times New Roman" w:hAnsi="Arial" w:cs="Arial"/>
-          <w:kern w:val="0"/>
-          <w:vertAlign w:val="superscript"/>
-          <w14:ligatures w14:val="none"/>
-        </w:rPr>
-        <w:t>3</w:t>
-      </w:r>
-      <w:r>
-        <w:rPr>
-          <w:rFonts w:ascii="Arial" w:eastAsia="Times New Roman" w:hAnsi="Arial" w:cs="Arial"/>
-          <w:color w:val="000000"/>
-          <w:kern w:val="0"/>
-          <w14:ligatures w14:val="none"/>
-        </w:rPr>
-        <w:t>, Maggie McGreal</w:t>
-      </w:r>
-      <w:r>
-        <w:rPr>
-          <w:rFonts w:ascii="Arial" w:eastAsia="Times New Roman" w:hAnsi="Arial" w:cs="Arial"/>
-          <w:kern w:val="0"/>
-          <w:vertAlign w:val="superscript"/>
-          <w14:ligatures w14:val="none"/>
-        </w:rPr>
-        <w:t>4</w:t>
-      </w:r>
-      <w:r>
-        <w:rPr>
-          <w:rFonts w:ascii="Arial" w:eastAsia="Times New Roman" w:hAnsi="Arial" w:cs="Arial"/>
-          <w:color w:val="000000"/>
-          <w:kern w:val="0"/>
-          <w14:ligatures w14:val="none"/>
-        </w:rPr>
-        <w:t>, Kyle R. Piller</w:t>
-      </w:r>
-      <w:r>
-        <w:rPr>
-          <w:rFonts w:ascii="Arial" w:eastAsia="Times New Roman" w:hAnsi="Arial" w:cs="Arial"/>
-          <w:kern w:val="0"/>
-          <w:vertAlign w:val="superscript"/>
-          <w14:ligatures w14:val="none"/>
-        </w:rPr>
-        <w:t>5</w:t>
-      </w:r>
-      <w:r>
-        <w:rPr>
-          <w:rFonts w:ascii="Arial" w:eastAsia="Times New Roman" w:hAnsi="Arial" w:cs="Arial"/>
-          <w:color w:val="000000"/>
-          <w:kern w:val="0"/>
-          <w14:ligatures w14:val="none"/>
-        </w:rPr>
-        <w:t>, and Christopher M. Murray</w:t>
-      </w:r>
-      <w:r>
-        <w:rPr>
-          <w:rFonts w:ascii="Arial" w:eastAsia="Times New Roman" w:hAnsi="Arial" w:cs="Arial"/>
-          <w:kern w:val="0"/>
-          <w:vertAlign w:val="superscript"/>
-          <w14:ligatures w14:val="none"/>
-        </w:rPr>
-        <w:t>6</w:t>
+        <w:t>Research Article (typically 3000 to 6000 words)</w:t>
       </w:r>
     </w:p>
     <w:p>
@@ -418,6 +98,7 @@
         <w:spacing w:line="480" w:lineRule="auto"/>
         <w:rPr>
           <w:rFonts w:ascii="Arial" w:eastAsia="Times New Roman" w:hAnsi="Arial" w:cs="Arial"/>
+          <w:color w:val="000000"/>
           <w:kern w:val="0"/>
           <w14:ligatures w14:val="none"/>
         </w:rPr>
@@ -428,6 +109,7 @@
         <w:spacing w:line="480" w:lineRule="auto"/>
         <w:rPr>
           <w:rFonts w:ascii="Arial" w:eastAsia="Times New Roman" w:hAnsi="Arial" w:cs="Arial"/>
+          <w:color w:val="000000"/>
           <w:kern w:val="0"/>
           <w14:ligatures w14:val="none"/>
         </w:rPr>
@@ -435,38 +117,11 @@
       <w:r>
         <w:rPr>
           <w:rFonts w:ascii="Arial" w:eastAsia="Times New Roman" w:hAnsi="Arial" w:cs="Arial"/>
-          <w:kern w:val="0"/>
-          <w:vertAlign w:val="superscript"/>
-          <w14:ligatures w14:val="none"/>
-        </w:rPr>
-        <w:t>1</w:t>
-      </w:r>
-      <w:r>
-        <w:rPr>
-          <w:rFonts w:ascii="Arial" w:eastAsia="Times New Roman" w:hAnsi="Arial" w:cs="Arial"/>
-          <w:color w:val="000000"/>
-          <w:kern w:val="0"/>
-          <w14:ligatures w14:val="none"/>
-        </w:rPr>
-        <w:t xml:space="preserve">Southeastern Louisiana University, </w:t>
-      </w:r>
-      <w:r>
-        <w:rPr>
-          <w:rFonts w:ascii="Arial" w:eastAsia="Times New Roman" w:hAnsi="Arial" w:cs="Arial"/>
-          <w:color w:val="000000"/>
-          <w:kern w:val="0"/>
-          <w14:ligatures w14:val="none"/>
-        </w:rPr>
-        <w:t xml:space="preserve">Center for Environmental Research, </w:t>
-      </w:r>
-      <w:r>
-        <w:rPr>
-          <w:rFonts w:ascii="Arial" w:eastAsia="Times New Roman" w:hAnsi="Arial" w:cs="Arial"/>
-          <w:color w:val="000000"/>
-          <w:kern w:val="0"/>
-          <w14:ligatures w14:val="none"/>
-        </w:rPr>
-        <w:t>Department of Biological Sciences, Hammond, Louisiana, USA; email; ORCID 0009-0005-9381-9510</w:t>
+          <w:color w:val="000000"/>
+          <w:kern w:val="0"/>
+          <w14:ligatures w14:val="none"/>
+        </w:rPr>
+        <w:t>Title Page</w:t>
       </w:r>
     </w:p>
     <w:p>
@@ -474,6 +129,7 @@
         <w:spacing w:line="480" w:lineRule="auto"/>
         <w:rPr>
           <w:rFonts w:ascii="Arial" w:eastAsia="Times New Roman" w:hAnsi="Arial" w:cs="Arial"/>
+          <w:color w:val="000000"/>
           <w:kern w:val="0"/>
           <w14:ligatures w14:val="none"/>
         </w:rPr>
@@ -481,38 +137,11 @@
       <w:r>
         <w:rPr>
           <w:rFonts w:ascii="Arial" w:eastAsia="Times New Roman" w:hAnsi="Arial" w:cs="Arial"/>
-          <w:kern w:val="0"/>
-          <w:vertAlign w:val="superscript"/>
-          <w14:ligatures w14:val="none"/>
-        </w:rPr>
-        <w:t>2</w:t>
-      </w:r>
-      <w:r>
-        <w:rPr>
-          <w:rFonts w:ascii="Arial" w:eastAsia="Times New Roman" w:hAnsi="Arial" w:cs="Arial"/>
-          <w:color w:val="000000"/>
-          <w:kern w:val="0"/>
-          <w14:ligatures w14:val="none"/>
-        </w:rPr>
-        <w:t xml:space="preserve">Southeastern Louisiana University, Department of Biological Sciences, Hammond, Louisiana, USA; </w:t>
-      </w:r>
-      <w:r>
-        <w:rPr>
-          <w:rFonts w:ascii="Arial" w:eastAsia="Times New Roman" w:hAnsi="Arial" w:cs="Arial"/>
-          <w:color w:val="000000"/>
-          <w:kern w:val="0"/>
-          <w14:ligatures w14:val="none"/>
-        </w:rPr>
-        <w:t>tscoleman3@gmail.com</w:t>
-      </w:r>
-      <w:r>
-        <w:rPr>
-          <w:rFonts w:ascii="Arial" w:eastAsia="Times New Roman" w:hAnsi="Arial" w:cs="Arial"/>
-          <w:color w:val="000000"/>
-          <w:kern w:val="0"/>
-          <w14:ligatures w14:val="none"/>
-        </w:rPr>
-        <w:t>; ORCID 0000-0001-7472-1976</w:t>
+          <w:color w:val="000000"/>
+          <w:kern w:val="0"/>
+          <w14:ligatures w14:val="none"/>
+        </w:rPr>
+        <w:t xml:space="preserve">Title:  </w:t>
       </w:r>
     </w:p>
     <w:p>
@@ -520,27 +149,55 @@
         <w:spacing w:line="480" w:lineRule="auto"/>
         <w:rPr>
           <w:rFonts w:ascii="Arial" w:eastAsia="Times New Roman" w:hAnsi="Arial" w:cs="Arial"/>
+          <w:color w:val="000000"/>
           <w:kern w:val="0"/>
           <w14:ligatures w14:val="none"/>
         </w:rPr>
       </w:pPr>
-      <w:r>
-        <w:rPr>
-          <w:rFonts w:ascii="Arial" w:eastAsia="Times New Roman" w:hAnsi="Arial" w:cs="Arial"/>
-          <w:kern w:val="0"/>
-          <w:vertAlign w:val="superscript"/>
-          <w14:ligatures w14:val="none"/>
-        </w:rPr>
-        <w:t>3</w:t>
-      </w:r>
-      <w:r>
-        <w:rPr>
-          <w:rFonts w:ascii="Arial" w:eastAsia="Times New Roman" w:hAnsi="Arial" w:cs="Arial"/>
-          <w:color w:val="000000"/>
-          <w:kern w:val="0"/>
-          <w14:ligatures w14:val="none"/>
-        </w:rPr>
-        <w:t>Southeastern Louisiana University, Department of Biological Sciences, Hammond, Louisiana, USA; email; ORCID 0009-0003-0083-9498</w:t>
+      <w:commentRangeStart w:id="0"/>
+      <w:commentRangeStart w:id="1"/>
+      <w:r>
+        <w:rPr>
+          <w:rFonts w:ascii="Arial" w:eastAsia="Times New Roman" w:hAnsi="Arial" w:cs="Arial"/>
+          <w:color w:val="000000"/>
+          <w:kern w:val="0"/>
+          <w14:ligatures w14:val="none"/>
+        </w:rPr>
+        <w:t>PFAS, but not Cadmium, Confounds the Stress Response in Largemouth Bass (</w:t>
+      </w:r>
+      <w:r>
+        <w:rPr>
+          <w:rFonts w:ascii="Arial" w:eastAsia="Times New Roman" w:hAnsi="Arial" w:cs="Arial"/>
+          <w:i/>
+          <w:iCs/>
+          <w:color w:val="000000"/>
+          <w:kern w:val="0"/>
+          <w14:ligatures w14:val="none"/>
+        </w:rPr>
+        <w:t>Micropterus nigricans</w:t>
+      </w:r>
+      <w:r>
+        <w:rPr>
+          <w:rFonts w:ascii="Arial" w:eastAsia="Times New Roman" w:hAnsi="Arial" w:cs="Arial"/>
+          <w:color w:val="000000"/>
+          <w:kern w:val="0"/>
+          <w14:ligatures w14:val="none"/>
+        </w:rPr>
+        <w:t>)</w:t>
+      </w:r>
+      <w:commentRangeEnd w:id="0"/>
+      <w:r>
+        <w:rPr>
+          <w:rStyle w:val="CommentReference"/>
+        </w:rPr>
+        <w:commentReference w:id="0"/>
+      </w:r>
+      <w:commentRangeEnd w:id="1"/>
+      <w:r>
+        <w:rPr>
+          <w:rStyle w:val="CommentReference"/>
+        </w:rPr>
+        <w:commentReference w:id="1"/>
       </w:r>
     </w:p>
     <w:p>
@@ -556,19 +213,83 @@
         <w:rPr>
           <w:rFonts w:ascii="Arial" w:eastAsia="Times New Roman" w:hAnsi="Arial" w:cs="Arial"/>
           <w:kern w:val="0"/>
-          <w:vertAlign w:val="superscript"/>
-          <w14:ligatures w14:val="none"/>
-        </w:rPr>
-        <w:t>4</w:t>
-      </w:r>
-      <w:r>
-        <w:rPr>
-          <w:rFonts w:ascii="Arial" w:eastAsia="Times New Roman" w:hAnsi="Arial" w:cs="Arial"/>
-          <w:color w:val="000000"/>
-          <w:kern w:val="0"/>
-          <w14:ligatures w14:val="none"/>
-        </w:rPr>
-        <w:t>Southeastern Louisiana University, Department of Biological Sciences, Hammond, Louisiana, USA; email; ORCID 0009-0005-9745-8265</w:t>
+          <w14:ligatures w14:val="none"/>
+        </w:rPr>
+        <w:t>Evaluating PFAS and Cadmiu</w:t>
+      </w:r>
+      <w:r>
+        <w:rPr>
+          <w:rFonts w:ascii="Arial" w:eastAsia="Times New Roman" w:hAnsi="Arial" w:cs="Arial"/>
+          <w:kern w:val="0"/>
+          <w14:ligatures w14:val="none"/>
+        </w:rPr>
+        <w:t xml:space="preserve">m </w:t>
+      </w:r>
+      <w:r>
+        <w:rPr>
+          <w:rFonts w:ascii="Arial" w:eastAsia="Times New Roman" w:hAnsi="Arial" w:cs="Arial"/>
+          <w:kern w:val="0"/>
+          <w14:ligatures w14:val="none"/>
+        </w:rPr>
+        <w:t>Effects on</w:t>
+      </w:r>
+      <w:r>
+        <w:rPr>
+          <w:rFonts w:ascii="Arial" w:eastAsia="Times New Roman" w:hAnsi="Arial" w:cs="Arial"/>
+          <w:kern w:val="0"/>
+          <w14:ligatures w14:val="none"/>
+        </w:rPr>
+        <w:t xml:space="preserve"> a</w:t>
+      </w:r>
+      <w:r>
+        <w:rPr>
+          <w:rFonts w:ascii="Arial" w:eastAsia="Times New Roman" w:hAnsi="Arial" w:cs="Arial"/>
+          <w:kern w:val="0"/>
+          <w14:ligatures w14:val="none"/>
+        </w:rPr>
+        <w:t xml:space="preserve"> </w:t>
+      </w:r>
+      <w:r>
+        <w:rPr>
+          <w:rFonts w:ascii="Arial" w:eastAsia="Times New Roman" w:hAnsi="Arial" w:cs="Arial"/>
+          <w:kern w:val="0"/>
+          <w14:ligatures w14:val="none"/>
+        </w:rPr>
+        <w:t>Largemouth Bas</w:t>
+      </w:r>
+      <w:r>
+        <w:rPr>
+          <w:rFonts w:ascii="Arial" w:eastAsia="Times New Roman" w:hAnsi="Arial" w:cs="Arial"/>
+          <w:kern w:val="0"/>
+          <w14:ligatures w14:val="none"/>
+        </w:rPr>
+        <w:t>s (</w:t>
+      </w:r>
+      <w:r>
+        <w:rPr>
+          <w:rFonts w:ascii="Arial" w:eastAsia="Times New Roman" w:hAnsi="Arial" w:cs="Arial"/>
+          <w:i/>
+          <w:iCs/>
+          <w:kern w:val="0"/>
+          <w14:ligatures w14:val="none"/>
+        </w:rPr>
+        <w:t>Micropterus nigricans</w:t>
+      </w:r>
+      <w:r>
+        <w:rPr>
+          <w:rFonts w:ascii="Arial" w:eastAsia="Times New Roman" w:hAnsi="Arial" w:cs="Arial"/>
+          <w:kern w:val="0"/>
+          <w14:ligatures w14:val="none"/>
+        </w:rPr>
+        <w:t>)</w:t>
+      </w:r>
+      <w:r>
+        <w:rPr>
+          <w:rFonts w:ascii="Arial" w:eastAsia="Times New Roman" w:hAnsi="Arial" w:cs="Arial"/>
+          <w:kern w:val="0"/>
+          <w14:ligatures w14:val="none"/>
+        </w:rPr>
+        <w:t xml:space="preserve"> Stress Response</w:t>
       </w:r>
     </w:p>
     <w:p>
@@ -584,38 +305,51 @@
         <w:rPr>
           <w:rFonts w:ascii="Arial" w:eastAsia="Times New Roman" w:hAnsi="Arial" w:cs="Arial"/>
           <w:kern w:val="0"/>
-          <w:vertAlign w:val="superscript"/>
-          <w14:ligatures w14:val="none"/>
-        </w:rPr>
-        <w:lastRenderedPageBreak/>
-        <w:t>5</w:t>
-      </w:r>
-      <w:r>
-        <w:rPr>
-          <w:rFonts w:ascii="Arial" w:eastAsia="Times New Roman" w:hAnsi="Arial" w:cs="Arial"/>
-          <w:color w:val="000000"/>
-          <w:kern w:val="0"/>
-          <w14:ligatures w14:val="none"/>
-        </w:rPr>
-        <w:t xml:space="preserve">Southeastern Louisiana University, </w:t>
-      </w:r>
-      <w:r>
-        <w:rPr>
-          <w:rFonts w:ascii="Arial" w:eastAsia="Times New Roman" w:hAnsi="Arial" w:cs="Arial"/>
-          <w:color w:val="000000"/>
-          <w:kern w:val="0"/>
-          <w14:ligatures w14:val="none"/>
-        </w:rPr>
-        <w:t xml:space="preserve">Center for Environmental Research, </w:t>
-      </w:r>
-      <w:r>
-        <w:rPr>
-          <w:rFonts w:ascii="Arial" w:eastAsia="Times New Roman" w:hAnsi="Arial" w:cs="Arial"/>
-          <w:color w:val="000000"/>
-          <w:kern w:val="0"/>
-          <w14:ligatures w14:val="none"/>
-        </w:rPr>
-        <w:t>Department of Biological Sciences, Hammond, Louisiana, USA; email; ORCID 0000-0003-1289-9351</w:t>
+          <w14:ligatures w14:val="none"/>
+        </w:rPr>
+        <w:t>Assessing PFAS and Cadmium</w:t>
+      </w:r>
+      <w:r>
+        <w:rPr>
+          <w:rFonts w:ascii="Arial" w:eastAsia="Times New Roman" w:hAnsi="Arial" w:cs="Arial"/>
+          <w:kern w:val="0"/>
+          <w14:ligatures w14:val="none"/>
+        </w:rPr>
+        <w:t xml:space="preserve"> Impacts</w:t>
+      </w:r>
+      <w:r>
+        <w:rPr>
+          <w:rFonts w:ascii="Arial" w:eastAsia="Times New Roman" w:hAnsi="Arial" w:cs="Arial"/>
+          <w:kern w:val="0"/>
+          <w14:ligatures w14:val="none"/>
+        </w:rPr>
+        <w:t xml:space="preserve"> </w:t>
+      </w:r>
+      <w:r>
+        <w:rPr>
+          <w:rFonts w:ascii="Arial" w:eastAsia="Times New Roman" w:hAnsi="Arial" w:cs="Arial"/>
+          <w:kern w:val="0"/>
+          <w14:ligatures w14:val="none"/>
+        </w:rPr>
+        <w:t>on Largemouth Bass (</w:t>
+      </w:r>
+      <w:r>
+        <w:rPr>
+          <w:rFonts w:ascii="Arial" w:eastAsia="Times New Roman" w:hAnsi="Arial" w:cs="Arial"/>
+          <w:i/>
+          <w:iCs/>
+          <w:kern w:val="0"/>
+          <w14:ligatures w14:val="none"/>
+        </w:rPr>
+        <w:t>Micropterus nigricans</w:t>
+      </w:r>
+      <w:r>
+        <w:rPr>
+          <w:rFonts w:ascii="Arial" w:eastAsia="Times New Roman" w:hAnsi="Arial" w:cs="Arial"/>
+          <w:kern w:val="0"/>
+          <w14:ligatures w14:val="none"/>
+        </w:rPr>
+        <w:t>) Stress</w:t>
       </w:r>
     </w:p>
     <w:p>
@@ -631,75 +365,35 @@
         <w:rPr>
           <w:rFonts w:ascii="Arial" w:eastAsia="Times New Roman" w:hAnsi="Arial" w:cs="Arial"/>
           <w:kern w:val="0"/>
-          <w:vertAlign w:val="superscript"/>
-          <w14:ligatures w14:val="none"/>
-        </w:rPr>
-        <w:t>6</w:t>
-      </w:r>
-      <w:r>
-        <w:rPr>
-          <w:rFonts w:ascii="Arial" w:eastAsia="Times New Roman" w:hAnsi="Arial" w:cs="Arial"/>
-          <w:color w:val="000000"/>
-          <w:kern w:val="0"/>
-          <w14:ligatures w14:val="none"/>
-        </w:rPr>
-        <w:t>Southeastern Louisiana University,</w:t>
-      </w:r>
-      <w:r>
-        <w:rPr>
-          <w:rFonts w:ascii="Arial" w:eastAsia="Times New Roman" w:hAnsi="Arial" w:cs="Arial"/>
-          <w:color w:val="000000"/>
-          <w:kern w:val="0"/>
-          <w14:ligatures w14:val="none"/>
-        </w:rPr>
-        <w:t xml:space="preserve"> Center for Environmental Research,</w:t>
-      </w:r>
-      <w:r>
-        <w:rPr>
-          <w:rFonts w:ascii="Arial" w:eastAsia="Times New Roman" w:hAnsi="Arial" w:cs="Arial"/>
-          <w:color w:val="000000"/>
-          <w:kern w:val="0"/>
-          <w14:ligatures w14:val="none"/>
-        </w:rPr>
-        <w:t xml:space="preserve"> Department of Biological Sciences, Hammond, Louisiana, USA;</w:t>
-      </w:r>
-      <w:r>
-        <w:rPr>
-          <w:rFonts w:ascii="Arial" w:eastAsia="Times New Roman" w:hAnsi="Arial" w:cs="Arial"/>
-          <w:color w:val="000000"/>
+          <w14:ligatures w14:val="none"/>
+        </w:rPr>
+        <w:t>High PFAS Exposure Sustains Elevated Stress in Largemouth Bass (</w:t>
+      </w:r>
+      <w:r>
+        <w:rPr>
+          <w:rFonts w:ascii="Arial" w:eastAsia="Times New Roman" w:hAnsi="Arial" w:cs="Arial"/>
+          <w:i/>
+          <w:iCs/>
+          <w:kern w:val="0"/>
+          <w14:ligatures w14:val="none"/>
+        </w:rPr>
+        <w:t>Micropterus nigricans</w:t>
+      </w:r>
+      <w:r>
+        <w:rPr>
+          <w:rFonts w:ascii="Arial" w:eastAsia="Times New Roman" w:hAnsi="Arial" w:cs="Arial"/>
+          <w:kern w:val="0"/>
+          <w14:ligatures w14:val="none"/>
+        </w:rPr>
+        <w:t>) Following an Environmental Stressor</w:t>
+      </w:r>
+      <w:r>
+        <w:rPr>
+          <w:rFonts w:ascii="Arial" w:eastAsia="Times New Roman" w:hAnsi="Arial" w:cs="Arial"/>
           <w:kern w:val="0"/>
           <w14:ligatures w14:val="none"/>
         </w:rPr>
         <w:t xml:space="preserve"> </w:t>
-      </w:r>
-      <w:proofErr w:type="spellStart"/>
-      <w:r>
-        <w:rPr>
-          <w:rFonts w:ascii="Arial" w:eastAsia="Times New Roman" w:hAnsi="Arial" w:cs="Arial"/>
-          <w:color w:val="000000"/>
-          <w:kern w:val="0"/>
-          <w14:ligatures w14:val="none"/>
-        </w:rPr>
-        <w:t>LimnoTerra</w:t>
-      </w:r>
-      <w:proofErr w:type="spellEnd"/>
-      <w:r>
-        <w:rPr>
-          <w:rFonts w:ascii="Arial" w:eastAsia="Times New Roman" w:hAnsi="Arial" w:cs="Arial"/>
-          <w:color w:val="000000"/>
-          <w:kern w:val="0"/>
-          <w14:ligatures w14:val="none"/>
-        </w:rPr>
-        <w:t xml:space="preserve"> LLC., Division of Science, Springfield, Louisiana, USA;</w:t>
-      </w:r>
-      <w:r>
-        <w:rPr>
-          <w:rFonts w:ascii="Arial" w:eastAsia="Times New Roman" w:hAnsi="Arial" w:cs="Arial"/>
-          <w:color w:val="000000"/>
-          <w:kern w:val="0"/>
-          <w14:ligatures w14:val="none"/>
-        </w:rPr>
-        <w:t xml:space="preserve"> email; ORCID 0000-0003-4500-9052</w:t>
       </w:r>
     </w:p>
     <w:p>
@@ -724,10 +418,62 @@
       <w:r>
         <w:rPr>
           <w:rFonts w:ascii="Arial" w:eastAsia="Times New Roman" w:hAnsi="Arial" w:cs="Arial"/>
-          <w:b/>
-          <w:bCs/>
-          <w:color w:val="000000"/>
-          <w:kern w:val="0"/>
+          <w:kern w:val="0"/>
+          <w14:ligatures w14:val="none"/>
+        </w:rPr>
+        <w:t xml:space="preserve">Authors:  </w:t>
+      </w:r>
+    </w:p>
+    <w:p>
+      <w:pPr>
+        <w:spacing w:line="480" w:lineRule="auto"/>
+        <w:rPr>
+          <w:rFonts w:ascii="Arial" w:eastAsia="Times New Roman" w:hAnsi="Arial" w:cs="Arial"/>
+          <w:kern w:val="0"/>
+          <w14:ligatures w14:val="none"/>
+        </w:rPr>
+      </w:pPr>
+      <w:r>
+        <w:rPr>
+          <w:rFonts w:ascii="Arial" w:eastAsia="Times New Roman" w:hAnsi="Arial" w:cs="Arial"/>
+          <w:color w:val="000000"/>
+          <w:kern w:val="0"/>
+          <w14:ligatures w14:val="none"/>
+        </w:rPr>
+        <w:t>Anthony Ryan Johnson</w:t>
+      </w:r>
+      <w:r>
+        <w:rPr>
+          <w:rFonts w:ascii="Arial" w:eastAsia="Times New Roman" w:hAnsi="Arial" w:cs="Arial"/>
+          <w:kern w:val="0"/>
+          <w:vertAlign w:val="superscript"/>
+          <w14:ligatures w14:val="none"/>
+        </w:rPr>
+        <w:t>1</w:t>
+      </w:r>
+      <w:r>
+        <w:rPr>
+          <w:rFonts w:ascii="Arial" w:eastAsia="Times New Roman" w:hAnsi="Arial" w:cs="Arial"/>
+          <w:color w:val="000000"/>
+          <w:kern w:val="0"/>
+          <w14:ligatures w14:val="none"/>
+        </w:rPr>
+        <w:t>, Tyler Steven Coleman</w:t>
+      </w:r>
+      <w:r>
+        <w:rPr>
+          <w:rFonts w:ascii="Arial" w:eastAsia="Times New Roman" w:hAnsi="Arial" w:cs="Arial"/>
+          <w:kern w:val="0"/>
+          <w:vertAlign w:val="superscript"/>
+          <w14:ligatures w14:val="none"/>
+        </w:rPr>
+        <w:t>2</w:t>
+      </w:r>
+      <w:r>
+        <w:rPr>
+          <w:rFonts w:ascii="Arial" w:eastAsia="Times New Roman" w:hAnsi="Arial" w:cs="Arial"/>
+          <w:kern w:val="0"/>
+          <w:vertAlign w:val="superscript"/>
           <w14:ligatures w14:val="none"/>
         </w:rPr>
         <w:t>*</w:t>
@@ -739,7 +485,70 @@
           <w:kern w:val="0"/>
           <w14:ligatures w14:val="none"/>
         </w:rPr>
-        <w:t>Corresponding author</w:t>
+        <w:t>, Jasmine B. Nasser</w:t>
+      </w:r>
+      <w:r>
+        <w:rPr>
+          <w:rFonts w:ascii="Arial" w:eastAsia="Times New Roman" w:hAnsi="Arial" w:cs="Arial"/>
+          <w:kern w:val="0"/>
+          <w:vertAlign w:val="superscript"/>
+          <w14:ligatures w14:val="none"/>
+        </w:rPr>
+        <w:t>3</w:t>
+      </w:r>
+      <w:r>
+        <w:rPr>
+          <w:rFonts w:ascii="Arial" w:eastAsia="Times New Roman" w:hAnsi="Arial" w:cs="Arial"/>
+          <w:color w:val="000000"/>
+          <w:kern w:val="0"/>
+          <w14:ligatures w14:val="none"/>
+        </w:rPr>
+        <w:t>, Maggie McGreal</w:t>
+      </w:r>
+      <w:r>
+        <w:rPr>
+          <w:rFonts w:ascii="Arial" w:eastAsia="Times New Roman" w:hAnsi="Arial" w:cs="Arial"/>
+          <w:kern w:val="0"/>
+          <w:vertAlign w:val="superscript"/>
+          <w14:ligatures w14:val="none"/>
+        </w:rPr>
+        <w:t>4</w:t>
+      </w:r>
+      <w:r>
+        <w:rPr>
+          <w:rFonts w:ascii="Arial" w:eastAsia="Times New Roman" w:hAnsi="Arial" w:cs="Arial"/>
+          <w:color w:val="000000"/>
+          <w:kern w:val="0"/>
+          <w14:ligatures w14:val="none"/>
+        </w:rPr>
+        <w:t>, Kyle R. Piller</w:t>
+      </w:r>
+      <w:r>
+        <w:rPr>
+          <w:rFonts w:ascii="Arial" w:eastAsia="Times New Roman" w:hAnsi="Arial" w:cs="Arial"/>
+          <w:kern w:val="0"/>
+          <w:vertAlign w:val="superscript"/>
+          <w14:ligatures w14:val="none"/>
+        </w:rPr>
+        <w:t>5</w:t>
+      </w:r>
+      <w:r>
+        <w:rPr>
+          <w:rFonts w:ascii="Arial" w:eastAsia="Times New Roman" w:hAnsi="Arial" w:cs="Arial"/>
+          <w:color w:val="000000"/>
+          <w:kern w:val="0"/>
+          <w14:ligatures w14:val="none"/>
+        </w:rPr>
+        <w:t>, and Christopher M. Murray</w:t>
+      </w:r>
+      <w:r>
+        <w:rPr>
+          <w:rFonts w:ascii="Arial" w:eastAsia="Times New Roman" w:hAnsi="Arial" w:cs="Arial"/>
+          <w:kern w:val="0"/>
+          <w:vertAlign w:val="superscript"/>
+          <w14:ligatures w14:val="none"/>
+        </w:rPr>
+        <w:t>6</w:t>
       </w:r>
     </w:p>
     <w:p>
@@ -764,11 +573,38 @@
       <w:r>
         <w:rPr>
           <w:rFonts w:ascii="Arial" w:eastAsia="Times New Roman" w:hAnsi="Arial" w:cs="Arial"/>
-          <w:color w:val="000000"/>
-          <w:kern w:val="0"/>
-          <w14:ligatures w14:val="none"/>
-        </w:rPr>
-        <w:t>Keywords:</w:t>
+          <w:kern w:val="0"/>
+          <w:vertAlign w:val="superscript"/>
+          <w14:ligatures w14:val="none"/>
+        </w:rPr>
+        <w:t>1</w:t>
+      </w:r>
+      <w:r>
+        <w:rPr>
+          <w:rFonts w:ascii="Arial" w:eastAsia="Times New Roman" w:hAnsi="Arial" w:cs="Arial"/>
+          <w:color w:val="000000"/>
+          <w:kern w:val="0"/>
+          <w14:ligatures w14:val="none"/>
+        </w:rPr>
+        <w:t xml:space="preserve">Southeastern Louisiana University, </w:t>
+      </w:r>
+      <w:r>
+        <w:rPr>
+          <w:rFonts w:ascii="Arial" w:eastAsia="Times New Roman" w:hAnsi="Arial" w:cs="Arial"/>
+          <w:color w:val="000000"/>
+          <w:kern w:val="0"/>
+          <w14:ligatures w14:val="none"/>
+        </w:rPr>
+        <w:t xml:space="preserve">Center for Environmental Research, </w:t>
+      </w:r>
+      <w:r>
+        <w:rPr>
+          <w:rFonts w:ascii="Arial" w:eastAsia="Times New Roman" w:hAnsi="Arial" w:cs="Arial"/>
+          <w:color w:val="000000"/>
+          <w:kern w:val="0"/>
+          <w14:ligatures w14:val="none"/>
+        </w:rPr>
+        <w:t>Department of Biological Sciences, Hammond, Louisiana, USA; email; ORCID 0009-0005-9381-9510</w:t>
       </w:r>
     </w:p>
     <w:p>
@@ -783,11 +619,39 @@
       <w:r>
         <w:rPr>
           <w:rFonts w:ascii="Arial" w:eastAsia="Times New Roman" w:hAnsi="Arial" w:cs="Arial"/>
-          <w:color w:val="000000"/>
-          <w:kern w:val="0"/>
-          <w14:ligatures w14:val="none"/>
-        </w:rPr>
-        <w:t>Leukocyte Profiles, Perfluoropentanoic Acid, Cadmium, Largemouth Bass, Per- Polyfluoroalkyl Substances, Stress</w:t>
+          <w:kern w:val="0"/>
+          <w:vertAlign w:val="superscript"/>
+          <w14:ligatures w14:val="none"/>
+        </w:rPr>
+        <w:lastRenderedPageBreak/>
+        <w:t>2</w:t>
+      </w:r>
+      <w:r>
+        <w:rPr>
+          <w:rFonts w:ascii="Arial" w:eastAsia="Times New Roman" w:hAnsi="Arial" w:cs="Arial"/>
+          <w:color w:val="000000"/>
+          <w:kern w:val="0"/>
+          <w14:ligatures w14:val="none"/>
+        </w:rPr>
+        <w:t xml:space="preserve">Southeastern Louisiana University, Department of Biological Sciences, Hammond, Louisiana, USA; </w:t>
+      </w:r>
+      <w:r>
+        <w:rPr>
+          <w:rFonts w:ascii="Arial" w:eastAsia="Times New Roman" w:hAnsi="Arial" w:cs="Arial"/>
+          <w:color w:val="000000"/>
+          <w:kern w:val="0"/>
+          <w14:ligatures w14:val="none"/>
+        </w:rPr>
+        <w:t>tscoleman3@gmail.com</w:t>
+      </w:r>
+      <w:r>
+        <w:rPr>
+          <w:rFonts w:ascii="Arial" w:eastAsia="Times New Roman" w:hAnsi="Arial" w:cs="Arial"/>
+          <w:color w:val="000000"/>
+          <w:kern w:val="0"/>
+          <w14:ligatures w14:val="none"/>
+        </w:rPr>
+        <w:t>; ORCID 0000-0001-7472-1976</w:t>
       </w:r>
     </w:p>
     <w:p>
@@ -795,7 +659,202 @@
         <w:spacing w:line="480" w:lineRule="auto"/>
         <w:rPr>
           <w:rFonts w:ascii="Arial" w:eastAsia="Times New Roman" w:hAnsi="Arial" w:cs="Arial"/>
-          <w:color w:val="000000"/>
+          <w:kern w:val="0"/>
+          <w14:ligatures w14:val="none"/>
+        </w:rPr>
+      </w:pPr>
+      <w:r>
+        <w:rPr>
+          <w:rFonts w:ascii="Arial" w:eastAsia="Times New Roman" w:hAnsi="Arial" w:cs="Arial"/>
+          <w:kern w:val="0"/>
+          <w:vertAlign w:val="superscript"/>
+          <w14:ligatures w14:val="none"/>
+        </w:rPr>
+        <w:t>3</w:t>
+      </w:r>
+      <w:r>
+        <w:rPr>
+          <w:rFonts w:ascii="Arial" w:eastAsia="Times New Roman" w:hAnsi="Arial" w:cs="Arial"/>
+          <w:color w:val="000000"/>
+          <w:kern w:val="0"/>
+          <w14:ligatures w14:val="none"/>
+        </w:rPr>
+        <w:t>Southeastern Louisiana University, Department of Biological Sciences, Hammond, Louisiana, USA; email; ORCID 0009-0003-0083-9498</w:t>
+      </w:r>
+    </w:p>
+    <w:p>
+      <w:pPr>
+        <w:spacing w:line="480" w:lineRule="auto"/>
+        <w:rPr>
+          <w:rFonts w:ascii="Arial" w:eastAsia="Times New Roman" w:hAnsi="Arial" w:cs="Arial"/>
+          <w:kern w:val="0"/>
+          <w14:ligatures w14:val="none"/>
+        </w:rPr>
+      </w:pPr>
+      <w:r>
+        <w:rPr>
+          <w:rFonts w:ascii="Arial" w:eastAsia="Times New Roman" w:hAnsi="Arial" w:cs="Arial"/>
+          <w:kern w:val="0"/>
+          <w:vertAlign w:val="superscript"/>
+          <w14:ligatures w14:val="none"/>
+        </w:rPr>
+        <w:t>4</w:t>
+      </w:r>
+      <w:r>
+        <w:rPr>
+          <w:rFonts w:ascii="Arial" w:eastAsia="Times New Roman" w:hAnsi="Arial" w:cs="Arial"/>
+          <w:color w:val="000000"/>
+          <w:kern w:val="0"/>
+          <w14:ligatures w14:val="none"/>
+        </w:rPr>
+        <w:t>Southeastern Louisiana University, Department of Biological Sciences, Hammond, Louisiana, USA; email; ORCID 0009-0005-9745-8265</w:t>
+      </w:r>
+    </w:p>
+    <w:p>
+      <w:pPr>
+        <w:spacing w:line="480" w:lineRule="auto"/>
+        <w:rPr>
+          <w:rFonts w:ascii="Arial" w:eastAsia="Times New Roman" w:hAnsi="Arial" w:cs="Arial"/>
+          <w:kern w:val="0"/>
+          <w14:ligatures w14:val="none"/>
+        </w:rPr>
+      </w:pPr>
+      <w:r>
+        <w:rPr>
+          <w:rFonts w:ascii="Arial" w:eastAsia="Times New Roman" w:hAnsi="Arial" w:cs="Arial"/>
+          <w:kern w:val="0"/>
+          <w:vertAlign w:val="superscript"/>
+          <w14:ligatures w14:val="none"/>
+        </w:rPr>
+        <w:t>5</w:t>
+      </w:r>
+      <w:r>
+        <w:rPr>
+          <w:rFonts w:ascii="Arial" w:eastAsia="Times New Roman" w:hAnsi="Arial" w:cs="Arial"/>
+          <w:color w:val="000000"/>
+          <w:kern w:val="0"/>
+          <w14:ligatures w14:val="none"/>
+        </w:rPr>
+        <w:t xml:space="preserve">Southeastern Louisiana University, </w:t>
+      </w:r>
+      <w:r>
+        <w:rPr>
+          <w:rFonts w:ascii="Arial" w:eastAsia="Times New Roman" w:hAnsi="Arial" w:cs="Arial"/>
+          <w:color w:val="000000"/>
+          <w:kern w:val="0"/>
+          <w14:ligatures w14:val="none"/>
+        </w:rPr>
+        <w:t xml:space="preserve">Center for Environmental Research, </w:t>
+      </w:r>
+      <w:r>
+        <w:rPr>
+          <w:rFonts w:ascii="Arial" w:eastAsia="Times New Roman" w:hAnsi="Arial" w:cs="Arial"/>
+          <w:color w:val="000000"/>
+          <w:kern w:val="0"/>
+          <w14:ligatures w14:val="none"/>
+        </w:rPr>
+        <w:t>Department of Biological Sciences, Hammond, Louisiana, USA; email; ORCID 0000-0003-1289-9351</w:t>
+      </w:r>
+    </w:p>
+    <w:p>
+      <w:pPr>
+        <w:spacing w:line="480" w:lineRule="auto"/>
+        <w:rPr>
+          <w:rFonts w:ascii="Arial" w:eastAsia="Times New Roman" w:hAnsi="Arial" w:cs="Arial"/>
+          <w:kern w:val="0"/>
+          <w14:ligatures w14:val="none"/>
+        </w:rPr>
+      </w:pPr>
+      <w:r>
+        <w:rPr>
+          <w:rFonts w:ascii="Arial" w:eastAsia="Times New Roman" w:hAnsi="Arial" w:cs="Arial"/>
+          <w:kern w:val="0"/>
+          <w:vertAlign w:val="superscript"/>
+          <w14:ligatures w14:val="none"/>
+        </w:rPr>
+        <w:t>6</w:t>
+      </w:r>
+      <w:r>
+        <w:rPr>
+          <w:rFonts w:ascii="Arial" w:eastAsia="Times New Roman" w:hAnsi="Arial" w:cs="Arial"/>
+          <w:color w:val="000000"/>
+          <w:kern w:val="0"/>
+          <w14:ligatures w14:val="none"/>
+        </w:rPr>
+        <w:t>Southeastern Louisiana University,</w:t>
+      </w:r>
+      <w:r>
+        <w:rPr>
+          <w:rFonts w:ascii="Arial" w:eastAsia="Times New Roman" w:hAnsi="Arial" w:cs="Arial"/>
+          <w:color w:val="000000"/>
+          <w:kern w:val="0"/>
+          <w14:ligatures w14:val="none"/>
+        </w:rPr>
+        <w:t xml:space="preserve"> Center for Environmental Research,</w:t>
+      </w:r>
+      <w:r>
+        <w:rPr>
+          <w:rFonts w:ascii="Arial" w:eastAsia="Times New Roman" w:hAnsi="Arial" w:cs="Arial"/>
+          <w:color w:val="000000"/>
+          <w:kern w:val="0"/>
+          <w14:ligatures w14:val="none"/>
+        </w:rPr>
+        <w:t xml:space="preserve"> Department of Biological Sciences, Hammond, Louisiana, USA;</w:t>
+      </w:r>
+      <w:r>
+        <w:rPr>
+          <w:rFonts w:ascii="Arial" w:eastAsia="Times New Roman" w:hAnsi="Arial" w:cs="Arial"/>
+          <w:color w:val="000000"/>
+          <w:kern w:val="0"/>
+          <w14:ligatures w14:val="none"/>
+        </w:rPr>
+        <w:t xml:space="preserve"> </w:t>
+      </w:r>
+      <w:r>
+        <w:rPr>
+          <w:rFonts w:ascii="Arial" w:eastAsia="Times New Roman" w:hAnsi="Arial" w:cs="Arial"/>
+          <w:color w:val="000000"/>
+          <w:kern w:val="0"/>
+          <w14:ligatures w14:val="none"/>
+        </w:rPr>
+        <w:t>email; ORCID 0000-0003-4500-9052</w:t>
+      </w:r>
+    </w:p>
+    <w:p>
+      <w:pPr>
+        <w:spacing w:line="480" w:lineRule="auto"/>
+        <w:rPr>
+          <w:rFonts w:ascii="Arial" w:eastAsia="Times New Roman" w:hAnsi="Arial" w:cs="Arial"/>
+          <w:kern w:val="0"/>
+          <w14:ligatures w14:val="none"/>
+        </w:rPr>
+      </w:pPr>
+      <w:r>
+        <w:rPr>
+          <w:rFonts w:ascii="Arial" w:eastAsia="Times New Roman" w:hAnsi="Arial" w:cs="Arial"/>
+          <w:b/>
+          <w:bCs/>
+          <w:color w:val="000000"/>
+          <w:kern w:val="0"/>
+          <w14:ligatures w14:val="none"/>
+        </w:rPr>
+        <w:t>*</w:t>
+      </w:r>
+      <w:r>
+        <w:rPr>
+          <w:rFonts w:ascii="Arial" w:eastAsia="Times New Roman" w:hAnsi="Arial" w:cs="Arial"/>
+          <w:color w:val="000000"/>
+          <w:kern w:val="0"/>
+          <w14:ligatures w14:val="none"/>
+        </w:rPr>
+        <w:t>Corresponding author</w:t>
+      </w:r>
+    </w:p>
+    <w:p>
+      <w:pPr>
+        <w:spacing w:line="480" w:lineRule="auto"/>
+        <w:rPr>
+          <w:rFonts w:ascii="Arial" w:eastAsia="Times New Roman" w:hAnsi="Arial" w:cs="Arial"/>
           <w:kern w:val="0"/>
           <w14:ligatures w14:val="none"/>
         </w:rPr>
@@ -810,31 +869,13 @@
           <w14:ligatures w14:val="none"/>
         </w:rPr>
       </w:pPr>
-      <w:commentRangeStart w:id="2"/>
-      <w:r>
-        <w:rPr>
-          <w:rFonts w:ascii="Arial" w:eastAsia="Times New Roman" w:hAnsi="Arial" w:cs="Arial"/>
-          <w:color w:val="000000"/>
-          <w:kern w:val="0"/>
-          <w14:ligatures w14:val="none"/>
-        </w:rPr>
-        <w:t>Abstract</w:t>
-      </w:r>
-      <w:commentRangeEnd w:id="2"/>
-      <w:r>
-        <w:rPr>
-          <w:rStyle w:val="CommentReference"/>
-        </w:rPr>
-        <w:commentReference w:id="2"/>
-      </w:r>
-      <w:r>
-        <w:rPr>
-          <w:rFonts w:ascii="Arial" w:eastAsia="Times New Roman" w:hAnsi="Arial" w:cs="Arial"/>
-          <w:color w:val="000000"/>
-          <w:kern w:val="0"/>
-          <w14:ligatures w14:val="none"/>
-        </w:rPr>
-        <w:t>:</w:t>
+      <w:r>
+        <w:rPr>
+          <w:rFonts w:ascii="Arial" w:eastAsia="Times New Roman" w:hAnsi="Arial" w:cs="Arial"/>
+          <w:kern w:val="0"/>
+          <w14:ligatures w14:val="none"/>
+        </w:rPr>
+        <w:t>Total Word Count: ####</w:t>
       </w:r>
     </w:p>
     <w:p>
@@ -842,7 +883,6 @@
         <w:spacing w:line="480" w:lineRule="auto"/>
         <w:rPr>
           <w:rFonts w:ascii="Arial" w:eastAsia="Times New Roman" w:hAnsi="Arial" w:cs="Arial"/>
-          <w:color w:val="000000"/>
           <w:kern w:val="0"/>
           <w14:ligatures w14:val="none"/>
         </w:rPr>
@@ -850,258 +890,10 @@
       <w:r>
         <w:rPr>
           <w:rFonts w:ascii="Arial" w:eastAsia="Times New Roman" w:hAnsi="Arial" w:cs="Arial"/>
-          <w:color w:val="000000"/>
-          <w:kern w:val="0"/>
-          <w14:ligatures w14:val="none"/>
-        </w:rPr>
-        <w:t>Informative physiological biomarkers for organismal and population health are critical to effective conservation implementation and comparative study. Immune, endocrine, or performance-based response variables are commonly used in natural systems to test hypotheses regarding anthropogenic change. However, a</w:t>
-      </w:r>
-      <w:r>
-        <w:rPr>
-          <w:rFonts w:ascii="Arial" w:eastAsia="Times New Roman" w:hAnsi="Arial" w:cs="Arial"/>
-          <w:color w:val="000000"/>
-          <w:kern w:val="0"/>
-          <w14:ligatures w14:val="none"/>
-        </w:rPr>
-        <w:t>nthropogenic disturbances involving the release of toxic substances into aquatic environments can adversely affect the immune, endocrine, and nervous systems of vertebrates</w:t>
-      </w:r>
-      <w:r>
-        <w:rPr>
-          <w:rFonts w:ascii="Arial" w:eastAsia="Times New Roman" w:hAnsi="Arial" w:cs="Arial"/>
-          <w:color w:val="000000"/>
-          <w:kern w:val="0"/>
-          <w14:ligatures w14:val="none"/>
-        </w:rPr>
-        <w:t xml:space="preserve"> and confound testing of alternative hypotheses</w:t>
-      </w:r>
-      <w:r>
-        <w:rPr>
-          <w:rFonts w:ascii="Arial" w:eastAsia="Times New Roman" w:hAnsi="Arial" w:cs="Arial"/>
-          <w:color w:val="000000"/>
-          <w:kern w:val="0"/>
-          <w14:ligatures w14:val="none"/>
-        </w:rPr>
-        <w:t>. In this study, we investigated the effects of perfluoropentanoic acid (</w:t>
-      </w:r>
-      <w:proofErr w:type="spellStart"/>
-      <w:r>
-        <w:rPr>
-          <w:rFonts w:ascii="Arial" w:eastAsia="Times New Roman" w:hAnsi="Arial" w:cs="Arial"/>
-          <w:color w:val="000000"/>
-          <w:kern w:val="0"/>
-          <w14:ligatures w14:val="none"/>
-        </w:rPr>
-        <w:t>PFPeA</w:t>
-      </w:r>
-      <w:proofErr w:type="spellEnd"/>
-      <w:r>
-        <w:rPr>
-          <w:rFonts w:ascii="Arial" w:eastAsia="Times New Roman" w:hAnsi="Arial" w:cs="Arial"/>
-          <w:color w:val="000000"/>
-          <w:kern w:val="0"/>
-          <w14:ligatures w14:val="none"/>
-        </w:rPr>
-        <w:t>), a member of the PFAS chemical group, and C</w:t>
-      </w:r>
-      <w:r>
-        <w:rPr>
-          <w:rFonts w:ascii="Arial" w:eastAsia="Times New Roman" w:hAnsi="Arial" w:cs="Arial"/>
-          <w:color w:val="000000"/>
-          <w:kern w:val="0"/>
-          <w14:ligatures w14:val="none"/>
-        </w:rPr>
-        <w:t>admium (Cd)</w:t>
-      </w:r>
-      <w:r>
-        <w:rPr>
-          <w:rFonts w:ascii="Arial" w:eastAsia="Times New Roman" w:hAnsi="Arial" w:cs="Arial"/>
-          <w:color w:val="000000"/>
-          <w:kern w:val="0"/>
-          <w14:ligatures w14:val="none"/>
-        </w:rPr>
-        <w:t xml:space="preserve"> on baseline leukocyte profiles in largemouth bass (</w:t>
-      </w:r>
-      <w:r>
-        <w:rPr>
-          <w:rFonts w:ascii="Arial" w:eastAsia="Times New Roman" w:hAnsi="Arial" w:cs="Arial"/>
-          <w:i/>
-          <w:iCs/>
-          <w:color w:val="000000"/>
-          <w:kern w:val="0"/>
-          <w14:ligatures w14:val="none"/>
-        </w:rPr>
-        <w:t>Micropterus nigricans</w:t>
-      </w:r>
-      <w:r>
-        <w:rPr>
-          <w:rFonts w:ascii="Arial" w:eastAsia="Times New Roman" w:hAnsi="Arial" w:cs="Arial"/>
-          <w:color w:val="000000"/>
-          <w:kern w:val="0"/>
-          <w14:ligatures w14:val="none"/>
-        </w:rPr>
-        <w:t xml:space="preserve">) using the neutrophil-to-lymphocyte ratio (NLR) as a proxy for stress under controlled laboratory conditions. </w:t>
-      </w:r>
-      <w:r>
-        <w:rPr>
-          <w:rFonts w:ascii="Arial" w:eastAsia="Times New Roman" w:hAnsi="Arial" w:cs="Arial"/>
-          <w:color w:val="000000"/>
-          <w:kern w:val="0"/>
-          <w14:ligatures w14:val="none"/>
-        </w:rPr>
-        <w:lastRenderedPageBreak/>
-        <w:t xml:space="preserve">Additionally, we evaluated the potential interaction of these substances with the vertebrate stress response following exposure to a suspected stressor (e.g., an abrupt increase in salinity). We designated fish into five groups: control, Cd low (0.034 ppm), Cd high (0.34 ppm), </w:t>
-      </w:r>
-      <w:proofErr w:type="spellStart"/>
-      <w:r>
-        <w:rPr>
-          <w:rFonts w:ascii="Arial" w:eastAsia="Times New Roman" w:hAnsi="Arial" w:cs="Arial"/>
-          <w:color w:val="000000"/>
-          <w:kern w:val="0"/>
-          <w14:ligatures w14:val="none"/>
-        </w:rPr>
-        <w:t>PFPeA</w:t>
-      </w:r>
-      <w:proofErr w:type="spellEnd"/>
-      <w:r>
-        <w:rPr>
-          <w:rFonts w:ascii="Arial" w:eastAsia="Times New Roman" w:hAnsi="Arial" w:cs="Arial"/>
-          <w:color w:val="000000"/>
-          <w:kern w:val="0"/>
-          <w14:ligatures w14:val="none"/>
-        </w:rPr>
-        <w:t xml:space="preserve"> low (3.4 mg/L), and </w:t>
-      </w:r>
-      <w:proofErr w:type="spellStart"/>
-      <w:r>
-        <w:rPr>
-          <w:rFonts w:ascii="Arial" w:eastAsia="Times New Roman" w:hAnsi="Arial" w:cs="Arial"/>
-          <w:color w:val="000000"/>
-          <w:kern w:val="0"/>
-          <w14:ligatures w14:val="none"/>
-        </w:rPr>
-        <w:t>PFPeA</w:t>
-      </w:r>
-      <w:proofErr w:type="spellEnd"/>
-      <w:r>
-        <w:rPr>
-          <w:rFonts w:ascii="Arial" w:eastAsia="Times New Roman" w:hAnsi="Arial" w:cs="Arial"/>
-          <w:color w:val="000000"/>
-          <w:kern w:val="0"/>
-          <w14:ligatures w14:val="none"/>
-        </w:rPr>
-        <w:t xml:space="preserve"> high (34 mg/L). We collected blood samples </w:t>
-      </w:r>
-      <w:proofErr w:type="spellStart"/>
-      <w:r>
-        <w:rPr>
-          <w:rFonts w:ascii="Arial" w:eastAsia="Times New Roman" w:hAnsi="Arial" w:cs="Arial"/>
-          <w:color w:val="000000"/>
-          <w:kern w:val="0"/>
-          <w14:ligatures w14:val="none"/>
-        </w:rPr>
-        <w:t>i</w:t>
-      </w:r>
-      <w:proofErr w:type="spellEnd"/>
-      <w:r>
-        <w:rPr>
-          <w:rFonts w:ascii="Arial" w:eastAsia="Times New Roman" w:hAnsi="Arial" w:cs="Arial"/>
-          <w:color w:val="000000"/>
-          <w:kern w:val="0"/>
-          <w14:ligatures w14:val="none"/>
-        </w:rPr>
-        <w:t>) after a 48-hour acclimation period, ii) after treatments were applied, iii) shortly after exposure to an environmental stressor</w:t>
-      </w:r>
-      <w:r>
-        <w:rPr>
-          <w:rFonts w:ascii="Arial" w:eastAsia="Times New Roman" w:hAnsi="Arial" w:cs="Arial"/>
-          <w:color w:val="000000"/>
-          <w:kern w:val="0"/>
-          <w14:ligatures w14:val="none"/>
-        </w:rPr>
-        <w:t>,</w:t>
-      </w:r>
-      <w:r>
-        <w:rPr>
-          <w:rFonts w:ascii="Arial" w:eastAsia="Times New Roman" w:hAnsi="Arial" w:cs="Arial"/>
-          <w:color w:val="000000"/>
-          <w:kern w:val="0"/>
-          <w14:ligatures w14:val="none"/>
-        </w:rPr>
-        <w:t xml:space="preserve"> and iv) one week after exposure to the stressor. Results suggest that high </w:t>
-      </w:r>
-      <w:proofErr w:type="spellStart"/>
-      <w:r>
-        <w:rPr>
-          <w:rFonts w:ascii="Arial" w:eastAsia="Times New Roman" w:hAnsi="Arial" w:cs="Arial"/>
-          <w:color w:val="000000"/>
-          <w:kern w:val="0"/>
-          <w14:ligatures w14:val="none"/>
-        </w:rPr>
-        <w:t>PFPeA</w:t>
-      </w:r>
-      <w:proofErr w:type="spellEnd"/>
-      <w:r>
-        <w:rPr>
-          <w:rFonts w:ascii="Arial" w:eastAsia="Times New Roman" w:hAnsi="Arial" w:cs="Arial"/>
-          <w:color w:val="000000"/>
-          <w:kern w:val="0"/>
-          <w14:ligatures w14:val="none"/>
-        </w:rPr>
-        <w:t xml:space="preserve"> levels, but not Cd, impact the</w:t>
-      </w:r>
-      <w:r>
-        <w:rPr>
-          <w:rFonts w:ascii="Arial" w:eastAsia="Times New Roman" w:hAnsi="Arial" w:cs="Arial"/>
-          <w:color w:val="000000"/>
-          <w:kern w:val="0"/>
-          <w14:ligatures w14:val="none"/>
-        </w:rPr>
-        <w:t xml:space="preserve"> leukocyte profile </w:t>
-      </w:r>
-      <w:r>
-        <w:rPr>
-          <w:rFonts w:ascii="Arial" w:eastAsia="Times New Roman" w:hAnsi="Arial" w:cs="Arial"/>
-          <w:color w:val="000000"/>
-          <w:kern w:val="0"/>
-          <w14:ligatures w14:val="none"/>
-        </w:rPr>
-        <w:t xml:space="preserve">response in largemouth bass. This study has implications for understanding </w:t>
-      </w:r>
-      <w:r>
-        <w:rPr>
-          <w:rFonts w:ascii="Arial" w:eastAsia="Times New Roman" w:hAnsi="Arial" w:cs="Arial"/>
-          <w:color w:val="000000"/>
-          <w:kern w:val="0"/>
-          <w14:ligatures w14:val="none"/>
-        </w:rPr>
-        <w:t xml:space="preserve">the confounding effects of ecotoxin exposure on stress-based comparative physiology and </w:t>
-      </w:r>
-      <w:r>
-        <w:rPr>
-          <w:rFonts w:ascii="Arial" w:eastAsia="Times New Roman" w:hAnsi="Arial" w:cs="Arial"/>
-          <w:color w:val="000000"/>
-          <w:kern w:val="0"/>
-          <w14:ligatures w14:val="none"/>
-        </w:rPr>
-        <w:t xml:space="preserve">PFAS toxicity in the context of climate change and saltwater intrusion. The NLR is identified as a robust proxy for stress and </w:t>
-      </w:r>
-      <w:r>
-        <w:rPr>
-          <w:rFonts w:ascii="Arial" w:eastAsia="Times New Roman" w:hAnsi="Arial" w:cs="Arial"/>
-          <w:color w:val="000000"/>
-          <w:kern w:val="0"/>
-          <w14:ligatures w14:val="none"/>
-        </w:rPr>
-        <w:t xml:space="preserve">exhibits conservation </w:t>
-      </w:r>
-      <w:r>
-        <w:rPr>
-          <w:rFonts w:ascii="Arial" w:eastAsia="Times New Roman" w:hAnsi="Arial" w:cs="Arial"/>
-          <w:color w:val="000000"/>
-          <w:kern w:val="0"/>
-          <w14:ligatures w14:val="none"/>
-        </w:rPr>
-        <w:t>across vertebrate taxa; therefore, the feasibility of predicting a similar response in other aquatic taxa remains.</w:t>
+          <w:kern w:val="0"/>
+          <w14:ligatures w14:val="none"/>
+        </w:rPr>
+        <w:t xml:space="preserve">Lay Summary: </w:t>
       </w:r>
     </w:p>
     <w:p>
@@ -1109,7 +901,147 @@
         <w:spacing w:line="480" w:lineRule="auto"/>
         <w:rPr>
           <w:rFonts w:ascii="Arial" w:eastAsia="Times New Roman" w:hAnsi="Arial" w:cs="Arial"/>
-          <w:color w:val="000000"/>
+          <w:kern w:val="0"/>
+          <w14:ligatures w14:val="none"/>
+        </w:rPr>
+      </w:pPr>
+      <w:r>
+        <w:rPr>
+          <w:rFonts w:ascii="Arial" w:eastAsia="Times New Roman" w:hAnsi="Arial" w:cs="Arial"/>
+          <w:kern w:val="0"/>
+          <w14:ligatures w14:val="none"/>
+        </w:rPr>
+        <w:t>“</w:t>
+      </w:r>
+      <w:r>
+        <w:rPr>
+          <w:rFonts w:ascii="Arial" w:eastAsia="Times New Roman" w:hAnsi="Arial" w:cs="Arial"/>
+          <w:kern w:val="0"/>
+          <w:highlight w:val="yellow"/>
+          <w14:ligatures w14:val="none"/>
+        </w:rPr>
+        <w:t>Please include a ~50-word Lay Summary on the Title Page of your manuscript. This summary will appear in the online table of contents. It should explain the context and significance of your findings in a way that can be understood by a nonspecialist reader, and should not include abbreviations or acronyms.</w:t>
+      </w:r>
+      <w:r>
+        <w:rPr>
+          <w:rFonts w:ascii="Arial" w:eastAsia="Times New Roman" w:hAnsi="Arial" w:cs="Arial"/>
+          <w:kern w:val="0"/>
+          <w14:ligatures w14:val="none"/>
+        </w:rPr>
+        <w:t>”</w:t>
+      </w:r>
+    </w:p>
+    <w:p>
+      <w:pPr>
+        <w:spacing w:line="480" w:lineRule="auto"/>
+        <w:rPr>
+          <w:rFonts w:ascii="Arial" w:eastAsia="Times New Roman" w:hAnsi="Arial" w:cs="Arial"/>
+          <w:kern w:val="0"/>
+          <w14:ligatures w14:val="none"/>
+        </w:rPr>
+      </w:pPr>
+    </w:p>
+    <w:p>
+      <w:pPr>
+        <w:rPr>
+          <w:rFonts w:ascii="Arial" w:eastAsia="Times New Roman" w:hAnsi="Arial" w:cs="Arial"/>
+          <w:color w:val="000000"/>
+          <w:kern w:val="0"/>
+          <w14:ligatures w14:val="none"/>
+        </w:rPr>
+      </w:pPr>
+      <w:r>
+        <w:rPr>
+          <w:rFonts w:ascii="Arial" w:eastAsia="Times New Roman" w:hAnsi="Arial" w:cs="Arial"/>
+          <w:color w:val="000000"/>
+          <w:kern w:val="0"/>
+          <w14:ligatures w14:val="none"/>
+        </w:rPr>
+        <w:br w:type="page"/>
+      </w:r>
+    </w:p>
+    <w:p>
+      <w:pPr>
+        <w:spacing w:line="480" w:lineRule="auto"/>
+        <w:rPr>
+          <w:rFonts w:ascii="Arial" w:eastAsia="Times New Roman" w:hAnsi="Arial" w:cs="Arial"/>
+          <w:color w:val="000000"/>
+          <w:kern w:val="0"/>
+          <w14:ligatures w14:val="none"/>
+        </w:rPr>
+      </w:pPr>
+      <w:commentRangeStart w:id="2"/>
+      <w:r>
+        <w:rPr>
+          <w:rFonts w:ascii="Arial" w:eastAsia="Times New Roman" w:hAnsi="Arial" w:cs="Arial"/>
+          <w:color w:val="000000"/>
+          <w:kern w:val="0"/>
+          <w14:ligatures w14:val="none"/>
+        </w:rPr>
+        <w:lastRenderedPageBreak/>
+        <w:t>Abstract</w:t>
+      </w:r>
+      <w:commentRangeEnd w:id="2"/>
+      <w:r>
+        <w:rPr>
+          <w:rStyle w:val="CommentReference"/>
+        </w:rPr>
+        <w:commentReference w:id="2"/>
+      </w:r>
+      <w:r>
+        <w:rPr>
+          <w:rFonts w:ascii="Arial" w:eastAsia="Times New Roman" w:hAnsi="Arial" w:cs="Arial"/>
+          <w:color w:val="000000"/>
+          <w:kern w:val="0"/>
+          <w14:ligatures w14:val="none"/>
+        </w:rPr>
+        <w:t>:</w:t>
+      </w:r>
+    </w:p>
+    <w:p>
+      <w:pPr>
+        <w:spacing w:line="480" w:lineRule="auto"/>
+        <w:rPr>
+          <w:rFonts w:ascii="Arial" w:eastAsia="Times New Roman" w:hAnsi="Arial" w:cs="Arial"/>
+          <w:color w:val="000000"/>
+          <w:kern w:val="0"/>
+          <w14:ligatures w14:val="none"/>
+        </w:rPr>
+      </w:pPr>
+      <w:r>
+        <w:rPr>
+          <w:rFonts w:ascii="Arial" w:eastAsia="Times New Roman" w:hAnsi="Arial" w:cs="Arial"/>
+          <w:color w:val="000000"/>
+          <w:kern w:val="0"/>
+          <w14:ligatures w14:val="none"/>
+        </w:rPr>
+        <w:t>“</w:t>
+      </w:r>
+      <w:r>
+        <w:rPr>
+          <w:rFonts w:ascii="Arial" w:eastAsia="Times New Roman" w:hAnsi="Arial" w:cs="Arial"/>
+          <w:color w:val="000000"/>
+          <w:kern w:val="0"/>
+          <w:highlight w:val="yellow"/>
+          <w14:ligatures w14:val="none"/>
+        </w:rPr>
+        <w:t>The second page of the manuscript should contain the Abstract, which should not exceed 300 words. The Abstract should be comprehensible without reference to the full manuscript, and should not include reference citations and acronyms or abbreviations. It is essential for the Abstract to clearly state the biological and conservation/management importance of the work described in the paper.</w:t>
+      </w:r>
+      <w:r>
+        <w:rPr>
+          <w:rFonts w:ascii="Arial" w:eastAsia="Times New Roman" w:hAnsi="Arial" w:cs="Arial"/>
+          <w:color w:val="000000"/>
+          <w:kern w:val="0"/>
+          <w14:ligatures w14:val="none"/>
+        </w:rPr>
+        <w:t>”</w:t>
+      </w:r>
+    </w:p>
+    <w:p>
+      <w:pPr>
+        <w:spacing w:line="480" w:lineRule="auto"/>
+        <w:rPr>
+          <w:rFonts w:ascii="Arial" w:eastAsia="Times New Roman" w:hAnsi="Arial" w:cs="Arial"/>
           <w:kern w:val="0"/>
           <w14:ligatures w14:val="none"/>
         </w:rPr>
@@ -1132,7 +1064,34 @@
           <w:kern w:val="0"/>
           <w14:ligatures w14:val="none"/>
         </w:rPr>
-        <w:t xml:space="preserve">We sought to understand if Cd or a PFAS could alter baseline stress, or the stress response in bass by observing NLR values, a proxy for stress, after treatments were applied and after an abrupt change in salinity. We found that short-term exposure to high levels of </w:t>
+        <w:t>Informative physiological biomarkers for organismal and population health are critical to effective conservation implementation and comparative study. Immune, endocrine, or performance-based response variables are commonly used in natural systems to test hypotheses regarding anthropogenic change. However, a</w:t>
+      </w:r>
+      <w:r>
+        <w:rPr>
+          <w:rFonts w:ascii="Arial" w:eastAsia="Times New Roman" w:hAnsi="Arial" w:cs="Arial"/>
+          <w:color w:val="000000"/>
+          <w:kern w:val="0"/>
+          <w14:ligatures w14:val="none"/>
+        </w:rPr>
+        <w:t>nthropogenic disturbances involving the release of toxic substances into aquatic environments can adversely affect the immune, endocrine, and nervous systems of vertebrates</w:t>
+      </w:r>
+      <w:r>
+        <w:rPr>
+          <w:rFonts w:ascii="Arial" w:eastAsia="Times New Roman" w:hAnsi="Arial" w:cs="Arial"/>
+          <w:color w:val="000000"/>
+          <w:kern w:val="0"/>
+          <w14:ligatures w14:val="none"/>
+        </w:rPr>
+        <w:t xml:space="preserve"> and confound testing of alternative hypotheses</w:t>
+      </w:r>
+      <w:r>
+        <w:rPr>
+          <w:rFonts w:ascii="Arial" w:eastAsia="Times New Roman" w:hAnsi="Arial" w:cs="Arial"/>
+          <w:color w:val="000000"/>
+          <w:kern w:val="0"/>
+          <w14:ligatures w14:val="none"/>
+        </w:rPr>
+        <w:t>. In this study, we investigated the effects of perfluoropentanoic acid (</w:t>
       </w:r>
       <w:proofErr w:type="spellStart"/>
       <w:r>
@@ -1152,7 +1111,45 @@
           <w:kern w:val="0"/>
           <w14:ligatures w14:val="none"/>
         </w:rPr>
-        <w:t xml:space="preserve"> may increase baseline stress. Furthermore, this stress remained elevated after an abrupt increase in salinity, indicating that </w:t>
+        <w:t>), a member of the PFAS chemical group, and C</w:t>
+      </w:r>
+      <w:r>
+        <w:rPr>
+          <w:rFonts w:ascii="Arial" w:eastAsia="Times New Roman" w:hAnsi="Arial" w:cs="Arial"/>
+          <w:color w:val="000000"/>
+          <w:kern w:val="0"/>
+          <w14:ligatures w14:val="none"/>
+        </w:rPr>
+        <w:t>admium (Cd)</w:t>
+      </w:r>
+      <w:r>
+        <w:rPr>
+          <w:rFonts w:ascii="Arial" w:eastAsia="Times New Roman" w:hAnsi="Arial" w:cs="Arial"/>
+          <w:color w:val="000000"/>
+          <w:kern w:val="0"/>
+          <w14:ligatures w14:val="none"/>
+        </w:rPr>
+        <w:t xml:space="preserve"> on baseline leukocyte profiles in largemouth bass (</w:t>
+      </w:r>
+      <w:r>
+        <w:rPr>
+          <w:rFonts w:ascii="Arial" w:eastAsia="Times New Roman" w:hAnsi="Arial" w:cs="Arial"/>
+          <w:i/>
+          <w:iCs/>
+          <w:color w:val="000000"/>
+          <w:kern w:val="0"/>
+          <w14:ligatures w14:val="none"/>
+        </w:rPr>
+        <w:t>Micropterus nigricans</w:t>
+      </w:r>
+      <w:r>
+        <w:rPr>
+          <w:rFonts w:ascii="Arial" w:eastAsia="Times New Roman" w:hAnsi="Arial" w:cs="Arial"/>
+          <w:color w:val="000000"/>
+          <w:kern w:val="0"/>
+          <w14:ligatures w14:val="none"/>
+        </w:rPr>
+        <w:t xml:space="preserve">) using the neutrophil-to-lymphocyte ratio (NLR) as a proxy for stress under controlled laboratory conditions. Additionally, we evaluated the potential interaction of these substances with the vertebrate stress response following exposure to a suspected stressor (e.g., an abrupt increase in salinity). We designated fish into five groups: control, Cd low (0.034 ppm), Cd high (0.34 ppm), </w:t>
       </w:r>
       <w:proofErr w:type="spellStart"/>
       <w:r>
@@ -1172,7 +1169,7 @@
           <w:kern w:val="0"/>
           <w14:ligatures w14:val="none"/>
         </w:rPr>
-        <w:t xml:space="preserve"> may alter the typical stress response. This finding differed from other groups in our study. For instance, neither Cd groups or a low dose of </w:t>
+        <w:t xml:space="preserve"> low (3.4 mg/L), and </w:t>
       </w:r>
       <w:proofErr w:type="spellStart"/>
       <w:r>
@@ -1192,7 +1189,45 @@
           <w:kern w:val="0"/>
           <w14:ligatures w14:val="none"/>
         </w:rPr>
-        <w:t xml:space="preserve"> altered baseline stress or the stress response. In addition, we confirmed that 5 ppt salinity acts as a temporary perturbation from which bass can recover; but that exposure to xenobiotic substances may negatively impact allostasis. This study is not without limitations. Notably, this study was </w:t>
+        <w:t xml:space="preserve"> high (34 mg/L). We collected blood samples </w:t>
+      </w:r>
+      <w:proofErr w:type="spellStart"/>
+      <w:r>
+        <w:rPr>
+          <w:rFonts w:ascii="Arial" w:eastAsia="Times New Roman" w:hAnsi="Arial" w:cs="Arial"/>
+          <w:color w:val="000000"/>
+          <w:kern w:val="0"/>
+          <w14:ligatures w14:val="none"/>
+        </w:rPr>
+        <w:t>i</w:t>
+      </w:r>
+      <w:proofErr w:type="spellEnd"/>
+      <w:r>
+        <w:rPr>
+          <w:rFonts w:ascii="Arial" w:eastAsia="Times New Roman" w:hAnsi="Arial" w:cs="Arial"/>
+          <w:color w:val="000000"/>
+          <w:kern w:val="0"/>
+          <w14:ligatures w14:val="none"/>
+        </w:rPr>
+        <w:t>) after a 48-hour acclimation period, ii) after treatments were applied, iii) shortly after exposure to an environmental stressor</w:t>
+      </w:r>
+      <w:r>
+        <w:rPr>
+          <w:rFonts w:ascii="Arial" w:eastAsia="Times New Roman" w:hAnsi="Arial" w:cs="Arial"/>
+          <w:color w:val="000000"/>
+          <w:kern w:val="0"/>
+          <w14:ligatures w14:val="none"/>
+        </w:rPr>
+        <w:t>,</w:t>
+      </w:r>
+      <w:r>
+        <w:rPr>
+          <w:rFonts w:ascii="Arial" w:eastAsia="Times New Roman" w:hAnsi="Arial" w:cs="Arial"/>
+          <w:color w:val="000000"/>
+          <w:kern w:val="0"/>
+          <w14:ligatures w14:val="none"/>
+        </w:rPr>
+        <w:t xml:space="preserve"> and iv) one week after exposure to </w:t>
       </w:r>
       <w:r>
         <w:rPr>
@@ -1202,7 +1237,7 @@
           <w14:ligatures w14:val="none"/>
         </w:rPr>
         <w:lastRenderedPageBreak/>
-        <w:t xml:space="preserve">conducted on a relatively small number of fish, in a single species, and over a short duration. Nevertheless, these findings suggest that </w:t>
+        <w:t xml:space="preserve">the stressor. Results suggest that high </w:t>
       </w:r>
       <w:proofErr w:type="spellStart"/>
       <w:r>
@@ -1222,7 +1257,61 @@
           <w:kern w:val="0"/>
           <w14:ligatures w14:val="none"/>
         </w:rPr>
-        <w:t xml:space="preserve"> may impact the stress physiology of aquatic vertebrates. This study highlights the need for future research on the effects of PFAS and stress in fish, further environmental monitoring of these widely produced synthetic compounds, and understanding their potential health implications for aquatic ecosystems.</w:t>
+        <w:t xml:space="preserve"> levels, but not Cd, impact the</w:t>
+      </w:r>
+      <w:r>
+        <w:rPr>
+          <w:rFonts w:ascii="Arial" w:eastAsia="Times New Roman" w:hAnsi="Arial" w:cs="Arial"/>
+          <w:color w:val="000000"/>
+          <w:kern w:val="0"/>
+          <w14:ligatures w14:val="none"/>
+        </w:rPr>
+        <w:t xml:space="preserve"> leukocyte profile </w:t>
+      </w:r>
+      <w:r>
+        <w:rPr>
+          <w:rFonts w:ascii="Arial" w:eastAsia="Times New Roman" w:hAnsi="Arial" w:cs="Arial"/>
+          <w:color w:val="000000"/>
+          <w:kern w:val="0"/>
+          <w14:ligatures w14:val="none"/>
+        </w:rPr>
+        <w:t xml:space="preserve">response in largemouth bass. This study has implications for understanding </w:t>
+      </w:r>
+      <w:r>
+        <w:rPr>
+          <w:rFonts w:ascii="Arial" w:eastAsia="Times New Roman" w:hAnsi="Arial" w:cs="Arial"/>
+          <w:color w:val="000000"/>
+          <w:kern w:val="0"/>
+          <w14:ligatures w14:val="none"/>
+        </w:rPr>
+        <w:t xml:space="preserve">the confounding effects of ecotoxin exposure on stress-based comparative physiology and </w:t>
+      </w:r>
+      <w:r>
+        <w:rPr>
+          <w:rFonts w:ascii="Arial" w:eastAsia="Times New Roman" w:hAnsi="Arial" w:cs="Arial"/>
+          <w:color w:val="000000"/>
+          <w:kern w:val="0"/>
+          <w14:ligatures w14:val="none"/>
+        </w:rPr>
+        <w:t xml:space="preserve">PFAS toxicity in the context of climate change and saltwater intrusion. The NLR is identified as a robust proxy for stress and </w:t>
+      </w:r>
+      <w:r>
+        <w:rPr>
+          <w:rFonts w:ascii="Arial" w:eastAsia="Times New Roman" w:hAnsi="Arial" w:cs="Arial"/>
+          <w:color w:val="000000"/>
+          <w:kern w:val="0"/>
+          <w14:ligatures w14:val="none"/>
+        </w:rPr>
+        <w:t xml:space="preserve">exhibits conservation </w:t>
+      </w:r>
+      <w:r>
+        <w:rPr>
+          <w:rFonts w:ascii="Arial" w:eastAsia="Times New Roman" w:hAnsi="Arial" w:cs="Arial"/>
+          <w:color w:val="000000"/>
+          <w:kern w:val="0"/>
+          <w14:ligatures w14:val="none"/>
+        </w:rPr>
+        <w:t>across vertebrate taxa; therefore, the feasibility of predicting a similar response in other aquatic taxa remains.</w:t>
       </w:r>
     </w:p>
     <w:p>
@@ -1253,6 +1342,197 @@
           <w:kern w:val="0"/>
           <w14:ligatures w14:val="none"/>
         </w:rPr>
+        <w:t xml:space="preserve">We sought to understand if Cd or a PFAS could alter baseline stress, or the stress response in bass by observing NLR values, a proxy for stress, after treatments were applied and after an abrupt change in salinity. We found that short-term exposure to high levels of </w:t>
+      </w:r>
+      <w:proofErr w:type="spellStart"/>
+      <w:r>
+        <w:rPr>
+          <w:rFonts w:ascii="Arial" w:eastAsia="Times New Roman" w:hAnsi="Arial" w:cs="Arial"/>
+          <w:color w:val="000000"/>
+          <w:kern w:val="0"/>
+          <w14:ligatures w14:val="none"/>
+        </w:rPr>
+        <w:t>PFPeA</w:t>
+      </w:r>
+      <w:proofErr w:type="spellEnd"/>
+      <w:r>
+        <w:rPr>
+          <w:rFonts w:ascii="Arial" w:eastAsia="Times New Roman" w:hAnsi="Arial" w:cs="Arial"/>
+          <w:color w:val="000000"/>
+          <w:kern w:val="0"/>
+          <w14:ligatures w14:val="none"/>
+        </w:rPr>
+        <w:t xml:space="preserve"> may increase baseline stress. Furthermore, this stress remained elevated after an abrupt increase in salinity, indicating that </w:t>
+      </w:r>
+      <w:proofErr w:type="spellStart"/>
+      <w:r>
+        <w:rPr>
+          <w:rFonts w:ascii="Arial" w:eastAsia="Times New Roman" w:hAnsi="Arial" w:cs="Arial"/>
+          <w:color w:val="000000"/>
+          <w:kern w:val="0"/>
+          <w14:ligatures w14:val="none"/>
+        </w:rPr>
+        <w:t>PFPeA</w:t>
+      </w:r>
+      <w:proofErr w:type="spellEnd"/>
+      <w:r>
+        <w:rPr>
+          <w:rFonts w:ascii="Arial" w:eastAsia="Times New Roman" w:hAnsi="Arial" w:cs="Arial"/>
+          <w:color w:val="000000"/>
+          <w:kern w:val="0"/>
+          <w14:ligatures w14:val="none"/>
+        </w:rPr>
+        <w:t xml:space="preserve"> may alter the typical stress response. This finding differed from other groups in our study. For instance, neither Cd groups or a low dose of </w:t>
+      </w:r>
+      <w:proofErr w:type="spellStart"/>
+      <w:r>
+        <w:rPr>
+          <w:rFonts w:ascii="Arial" w:eastAsia="Times New Roman" w:hAnsi="Arial" w:cs="Arial"/>
+          <w:color w:val="000000"/>
+          <w:kern w:val="0"/>
+          <w14:ligatures w14:val="none"/>
+        </w:rPr>
+        <w:t>PFPeA</w:t>
+      </w:r>
+      <w:proofErr w:type="spellEnd"/>
+      <w:r>
+        <w:rPr>
+          <w:rFonts w:ascii="Arial" w:eastAsia="Times New Roman" w:hAnsi="Arial" w:cs="Arial"/>
+          <w:color w:val="000000"/>
+          <w:kern w:val="0"/>
+          <w14:ligatures w14:val="none"/>
+        </w:rPr>
+        <w:t xml:space="preserve"> altered baseline stress or the stress response. In addition, we confirmed that 5 ppt salinity acts as a temporary perturbation from which bass can recover; but that exposure to xenobiotic substances may negatively impact allostasis. This study is not without limitations. Notably, this study was conducted on a relatively small number of fish, in a single species, and over a short duration. Nevertheless, these findings suggest that </w:t>
+      </w:r>
+      <w:proofErr w:type="spellStart"/>
+      <w:r>
+        <w:rPr>
+          <w:rFonts w:ascii="Arial" w:eastAsia="Times New Roman" w:hAnsi="Arial" w:cs="Arial"/>
+          <w:color w:val="000000"/>
+          <w:kern w:val="0"/>
+          <w14:ligatures w14:val="none"/>
+        </w:rPr>
+        <w:t>PFPeA</w:t>
+      </w:r>
+      <w:proofErr w:type="spellEnd"/>
+      <w:r>
+        <w:rPr>
+          <w:rFonts w:ascii="Arial" w:eastAsia="Times New Roman" w:hAnsi="Arial" w:cs="Arial"/>
+          <w:color w:val="000000"/>
+          <w:kern w:val="0"/>
+          <w14:ligatures w14:val="none"/>
+        </w:rPr>
+        <w:t xml:space="preserve"> may impact the stress physiology of aquatic vertebrates. This study highlights the need for future research on the effects of PFAS and stress in fish, further environmental monitoring of these widely produced synthetic compounds, and understanding their potential health implications for aquatic ecosystems.</w:t>
+      </w:r>
+    </w:p>
+    <w:p>
+      <w:pPr>
+        <w:spacing w:line="480" w:lineRule="auto"/>
+        <w:rPr>
+          <w:rFonts w:ascii="Arial" w:eastAsia="Times New Roman" w:hAnsi="Arial" w:cs="Arial"/>
+          <w:color w:val="000000"/>
+          <w:kern w:val="0"/>
+          <w14:ligatures w14:val="none"/>
+        </w:rPr>
+      </w:pPr>
+    </w:p>
+    <w:p>
+      <w:pPr>
+        <w:spacing w:line="480" w:lineRule="auto"/>
+        <w:rPr>
+          <w:rFonts w:ascii="Arial" w:eastAsia="Times New Roman" w:hAnsi="Arial" w:cs="Arial"/>
+          <w:kern w:val="0"/>
+          <w14:ligatures w14:val="none"/>
+        </w:rPr>
+      </w:pPr>
+      <w:r>
+        <w:rPr>
+          <w:rFonts w:ascii="Arial" w:eastAsia="Times New Roman" w:hAnsi="Arial" w:cs="Arial"/>
+          <w:color w:val="000000"/>
+          <w:kern w:val="0"/>
+          <w14:ligatures w14:val="none"/>
+        </w:rPr>
+        <w:t>Keywords:</w:t>
+      </w:r>
+    </w:p>
+    <w:p>
+      <w:pPr>
+        <w:spacing w:line="480" w:lineRule="auto"/>
+        <w:rPr>
+          <w:rFonts w:ascii="Arial" w:eastAsia="Times New Roman" w:hAnsi="Arial" w:cs="Arial"/>
+          <w:kern w:val="0"/>
+          <w14:ligatures w14:val="none"/>
+        </w:rPr>
+      </w:pPr>
+      <w:r>
+        <w:rPr>
+          <w:rFonts w:ascii="Arial" w:eastAsia="Times New Roman" w:hAnsi="Arial" w:cs="Arial"/>
+          <w:color w:val="000000"/>
+          <w:kern w:val="0"/>
+          <w14:ligatures w14:val="none"/>
+        </w:rPr>
+        <w:t xml:space="preserve">(3 to 10) </w:t>
+      </w:r>
+      <w:r>
+        <w:rPr>
+          <w:rFonts w:ascii="Arial" w:eastAsia="Times New Roman" w:hAnsi="Arial" w:cs="Arial"/>
+          <w:color w:val="000000"/>
+          <w:kern w:val="0"/>
+          <w14:ligatures w14:val="none"/>
+        </w:rPr>
+        <w:t>Leukocyte Profiles, Perfluoropentanoic Acid, Cadmium, Largemouth Bass, Per- Polyfluoroalkyl Substances, Stress</w:t>
+      </w:r>
+    </w:p>
+    <w:p>
+      <w:pPr>
+        <w:spacing w:line="480" w:lineRule="auto"/>
+        <w:rPr>
+          <w:rFonts w:ascii="Arial" w:eastAsia="Times New Roman" w:hAnsi="Arial" w:cs="Arial"/>
+          <w:color w:val="000000"/>
+          <w:kern w:val="0"/>
+          <w14:ligatures w14:val="none"/>
+        </w:rPr>
+      </w:pPr>
+    </w:p>
+    <w:p>
+      <w:pPr>
+        <w:spacing w:line="480" w:lineRule="auto"/>
+        <w:rPr>
+          <w:rFonts w:ascii="Arial" w:eastAsia="Times New Roman" w:hAnsi="Arial" w:cs="Arial"/>
+          <w:color w:val="000000"/>
+          <w:kern w:val="0"/>
+          <w14:ligatures w14:val="none"/>
+        </w:rPr>
+      </w:pPr>
+    </w:p>
+    <w:p>
+      <w:pPr>
+        <w:spacing w:line="480" w:lineRule="auto"/>
+        <w:rPr>
+          <w:rFonts w:ascii="Arial" w:eastAsia="Times New Roman" w:hAnsi="Arial" w:cs="Arial"/>
+          <w:color w:val="000000"/>
+          <w:kern w:val="0"/>
+          <w14:ligatures w14:val="none"/>
+        </w:rPr>
+      </w:pPr>
+    </w:p>
+    <w:p>
+      <w:pPr>
+        <w:spacing w:line="480" w:lineRule="auto"/>
+        <w:rPr>
+          <w:rFonts w:ascii="Arial" w:eastAsia="Times New Roman" w:hAnsi="Arial" w:cs="Arial"/>
+          <w:color w:val="000000"/>
+          <w:kern w:val="0"/>
+          <w14:ligatures w14:val="none"/>
+        </w:rPr>
+      </w:pPr>
+      <w:r>
+        <w:rPr>
+          <w:rFonts w:ascii="Arial" w:eastAsia="Times New Roman" w:hAnsi="Arial" w:cs="Arial"/>
+          <w:color w:val="000000"/>
+          <w:kern w:val="0"/>
+          <w14:ligatures w14:val="none"/>
+        </w:rPr>
         <w:br w:type="page"/>
       </w:r>
     </w:p>
@@ -1383,7 +1663,7 @@
         </w:rPr>
         <w:t xml:space="preserve">documented </w:t>
       </w:r>
-      <w:hyperlink r:id="rId8" w:history="1">
+      <w:hyperlink r:id="rId10" w:history="1">
         <w:r>
           <w:rPr>
             <w:rFonts w:ascii="Arial" w:eastAsia="Times New Roman" w:hAnsi="Arial" w:cs="Arial"/>
@@ -1465,16 +1745,7 @@
           <w:kern w:val="0"/>
           <w14:ligatures w14:val="none"/>
         </w:rPr>
-        <w:t>Understanding functional and mechanistic responses of organisms, populations, and ecosystems</w:t>
-      </w:r>
-      <w:r>
-        <w:rPr>
-          <w:rFonts w:ascii="Arial" w:eastAsia="Times New Roman" w:hAnsi="Arial" w:cs="Arial"/>
-          <w:color w:val="000000"/>
-          <w:kern w:val="0"/>
-          <w14:ligatures w14:val="none"/>
-        </w:rPr>
-        <w:t xml:space="preserve"> to environmental change and potential stressors is conservation physiology (Cooke et al. 2013). </w:t>
+        <w:t xml:space="preserve">Understanding functional and mechanistic responses of organisms, populations, and ecosystems to environmental change and potential stressors is conservation physiology (Cooke et al. 2013). </w:t>
       </w:r>
       <w:r>
         <w:rPr>
@@ -1706,7 +1977,7 @@
         </w:rPr>
         <w:t xml:space="preserve"> </w:t>
       </w:r>
-      <w:hyperlink r:id="rId9" w:history="1">
+      <w:hyperlink r:id="rId11" w:history="1">
         <w:r>
           <w:rPr>
             <w:rFonts w:ascii="Arial" w:eastAsia="Times New Roman" w:hAnsi="Arial" w:cs="Arial"/>
@@ -1845,7 +2116,7 @@
         </w:rPr>
         <w:t xml:space="preserve"> with no known biological function </w:t>
       </w:r>
-      <w:hyperlink r:id="rId10" w:history="1">
+      <w:hyperlink r:id="rId12" w:history="1">
         <w:r>
           <w:rPr>
             <w:rFonts w:ascii="Arial" w:eastAsia="Times New Roman" w:hAnsi="Arial" w:cs="Arial"/>
@@ -1960,7 +2231,7 @@
         </w:rPr>
         <w:t xml:space="preserve"> the last decade </w:t>
       </w:r>
-      <w:hyperlink r:id="rId11" w:history="1">
+      <w:hyperlink r:id="rId13" w:history="1">
         <w:r>
           <w:rPr>
             <w:rFonts w:ascii="Arial" w:eastAsia="Times New Roman" w:hAnsi="Arial" w:cs="Arial"/>
@@ -2053,7 +2324,7 @@
         </w:rPr>
         <w:t xml:space="preserve"> within aquatic food webs </w:t>
       </w:r>
-      <w:hyperlink r:id="rId12" w:history="1">
+      <w:hyperlink r:id="rId14" w:history="1">
         <w:r>
           <w:rPr>
             <w:rFonts w:ascii="Arial" w:eastAsia="Times New Roman" w:hAnsi="Arial" w:cs="Arial"/>
@@ -2245,7 +2516,7 @@
         </w:rPr>
         <w:t xml:space="preserve"> </w:t>
       </w:r>
-      <w:hyperlink r:id="rId13" w:history="1">
+      <w:hyperlink r:id="rId15" w:history="1">
         <w:r>
           <w:rPr>
             <w:rFonts w:ascii="Arial" w:eastAsia="Times New Roman" w:hAnsi="Arial" w:cs="Arial"/>
@@ -2322,7 +2593,7 @@
         </w:rPr>
         <w:t xml:space="preserve"> as toxins can actively enter the body through digestion or passively through contact with skin or gills </w:t>
       </w:r>
-      <w:hyperlink r:id="rId14" w:history="1">
+      <w:hyperlink r:id="rId16" w:history="1">
         <w:r>
           <w:rPr>
             <w:rFonts w:ascii="Arial" w:eastAsia="Times New Roman" w:hAnsi="Arial" w:cs="Arial"/>
@@ -2437,7 +2708,7 @@
         </w:rPr>
         <w:t xml:space="preserve">aquatic organisms </w:t>
       </w:r>
-      <w:hyperlink r:id="rId15" w:history="1">
+      <w:hyperlink r:id="rId17" w:history="1">
         <w:r>
           <w:rPr>
             <w:rFonts w:ascii="Arial" w:eastAsia="Times New Roman" w:hAnsi="Arial" w:cs="Arial"/>
@@ -2537,7 +2808,7 @@
         </w:rPr>
         <w:t xml:space="preserve"> suppressed growth, reduced reproductive capacity, and even death </w:t>
       </w:r>
-      <w:hyperlink r:id="rId16" w:history="1">
+      <w:hyperlink r:id="rId18" w:history="1">
         <w:r>
           <w:rPr>
             <w:rFonts w:ascii="Arial" w:eastAsia="Times New Roman" w:hAnsi="Arial" w:cs="Arial"/>
@@ -2788,7 +3059,7 @@
         </w:rPr>
         <w:t xml:space="preserve">; referred hereafter as bass; </w:t>
       </w:r>
-      <w:hyperlink r:id="rId17" w:history="1">
+      <w:hyperlink r:id="rId19" w:history="1">
         <w:proofErr w:type="spellStart"/>
         <w:r>
           <w:rPr>
@@ -2839,7 +3110,7 @@
         </w:rPr>
         <w:t xml:space="preserve"> ecologically, socioeconomically, culturally, and nutritionally worldwide. As the most sought-after and heavily managed fish in North America </w:t>
       </w:r>
-      <w:hyperlink r:id="rId18" w:history="1">
+      <w:hyperlink r:id="rId20" w:history="1">
         <w:r>
           <w:rPr>
             <w:rFonts w:ascii="Arial" w:eastAsia="Times New Roman" w:hAnsi="Arial" w:cs="Arial"/>
@@ -3510,7 +3781,7 @@
         </w:rPr>
         <w:t xml:space="preserve">. Cd is among the environment’s most hazardous and mobile elements </w:t>
       </w:r>
-      <w:hyperlink r:id="rId19" w:history="1">
+      <w:hyperlink r:id="rId21" w:history="1">
         <w:r>
           <w:rPr>
             <w:rFonts w:ascii="Arial" w:eastAsia="Times New Roman" w:hAnsi="Arial" w:cs="Arial"/>
@@ -3572,7 +3843,7 @@
         </w:rPr>
         <w:t xml:space="preserve">esearch on Cd has increased dramatically over the last 20 years </w:t>
       </w:r>
-      <w:hyperlink r:id="rId20" w:history="1">
+      <w:hyperlink r:id="rId22" w:history="1">
         <w:r>
           <w:rPr>
             <w:rFonts w:ascii="Arial" w:eastAsia="Times New Roman" w:hAnsi="Arial" w:cs="Arial"/>
@@ -3593,7 +3864,7 @@
         </w:rPr>
         <w:t xml:space="preserve">, with heightened attention focused on Cd toxicity due to human health and wildlife exposure concerns </w:t>
       </w:r>
-      <w:hyperlink r:id="rId21" w:history="1">
+      <w:hyperlink r:id="rId23" w:history="1">
         <w:r>
           <w:rPr>
             <w:rFonts w:ascii="Arial" w:eastAsia="Times New Roman" w:hAnsi="Arial" w:cs="Arial"/>
@@ -3688,7 +3959,7 @@
         </w:rPr>
         <w:t xml:space="preserve"> over 4,000 chemicals </w:t>
       </w:r>
-      <w:hyperlink r:id="rId22" w:history="1">
+      <w:hyperlink r:id="rId24" w:history="1">
         <w:r>
           <w:rPr>
             <w:rFonts w:ascii="Arial" w:eastAsia="Times New Roman" w:hAnsi="Arial" w:cs="Arial"/>
@@ -3781,7 +4052,7 @@
         </w:rPr>
         <w:t xml:space="preserve">ed in a variety of industrial applications </w:t>
       </w:r>
-      <w:hyperlink r:id="rId23" w:history="1">
+      <w:hyperlink r:id="rId25" w:history="1">
         <w:r>
           <w:rPr>
             <w:rFonts w:ascii="Arial" w:eastAsia="Times New Roman" w:hAnsi="Arial" w:cs="Arial"/>
@@ -3842,7 +4113,7 @@
         </w:rPr>
         <w:t xml:space="preserve">However, only the toxic effects of a few PFAS chemicals are well understood </w:t>
       </w:r>
-      <w:hyperlink r:id="rId24" w:history="1">
+      <w:hyperlink r:id="rId26" w:history="1">
         <w:r>
           <w:rPr>
             <w:rFonts w:ascii="Arial" w:eastAsia="Times New Roman" w:hAnsi="Arial" w:cs="Arial"/>
@@ -3899,7 +4170,7 @@
         </w:rPr>
         <w:t xml:space="preserve"> associated with negative impacts on the endocrine, immune, and nervous systems, leading to significant reductions in fitness and, in some cases, mortality </w:t>
       </w:r>
-      <w:hyperlink r:id="rId25" w:history="1">
+      <w:hyperlink r:id="rId27" w:history="1">
         <w:r>
           <w:rPr>
             <w:rFonts w:ascii="Arial" w:eastAsia="Times New Roman" w:hAnsi="Arial" w:cs="Arial"/>
@@ -3938,7 +4209,7 @@
         </w:rPr>
         <w:t xml:space="preserve">sregulation of endocrine function </w:t>
       </w:r>
-      <w:hyperlink r:id="rId26" w:history="1">
+      <w:hyperlink r:id="rId28" w:history="1">
         <w:r>
           <w:rPr>
             <w:rFonts w:ascii="Arial" w:eastAsia="Times New Roman" w:hAnsi="Arial" w:cs="Arial"/>
@@ -3981,7 +4252,7 @@
         </w:rPr>
         <w:t xml:space="preserve">, modulation of the immune system </w:t>
       </w:r>
-      <w:hyperlink r:id="rId27" w:history="1">
+      <w:hyperlink r:id="rId29" w:history="1">
         <w:r>
           <w:rPr>
             <w:rFonts w:ascii="Arial" w:eastAsia="Times New Roman" w:hAnsi="Arial" w:cs="Arial"/>
@@ -4002,7 +4273,7 @@
         </w:rPr>
         <w:t xml:space="preserve">, and harm to the nervous system, altering brain function and behavior </w:t>
       </w:r>
-      <w:hyperlink r:id="rId28" w:history="1">
+      <w:hyperlink r:id="rId30" w:history="1">
         <w:r>
           <w:rPr>
             <w:rFonts w:ascii="Arial" w:eastAsia="Times New Roman" w:hAnsi="Arial" w:cs="Arial"/>
@@ -4160,7 +4431,7 @@
         </w:rPr>
         <w:t xml:space="preserve"> </w:t>
       </w:r>
-      <w:hyperlink r:id="rId29" w:history="1">
+      <w:hyperlink r:id="rId31" w:history="1">
         <w:r>
           <w:rPr>
             <w:rFonts w:ascii="Arial" w:eastAsia="Times New Roman" w:hAnsi="Arial" w:cs="Arial"/>
@@ -6181,7 +6452,7 @@
         </w:rPr>
         <w:t xml:space="preserve"> 25 mm; 1 mm thick) with a two-slide wedge method </w:t>
       </w:r>
-      <w:hyperlink r:id="rId30" w:history="1">
+      <w:hyperlink r:id="rId32" w:history="1">
         <w:r>
           <w:rPr>
             <w:rFonts w:ascii="Arial" w:eastAsia="Times New Roman" w:hAnsi="Arial" w:cs="Arial"/>
@@ -6770,7 +7041,7 @@
         </w:rPr>
         <w:t xml:space="preserve">in Posit’s RStudio Integrated Development Environment </w:t>
       </w:r>
-      <w:hyperlink r:id="rId31" w:history="1">
+      <w:hyperlink r:id="rId33" w:history="1">
         <w:r>
           <w:rPr>
             <w:rFonts w:ascii="Arial" w:eastAsia="Times New Roman" w:hAnsi="Arial" w:cs="Arial"/>
@@ -7736,7 +8007,7 @@
         </w:rPr>
         <w:t xml:space="preserve">package </w:t>
       </w:r>
-      <w:hyperlink r:id="rId32" w:history="1">
+      <w:hyperlink r:id="rId34" w:history="1">
         <w:r>
           <w:rPr>
             <w:rFonts w:ascii="Arial" w:eastAsia="Times New Roman" w:hAnsi="Arial" w:cs="Arial"/>
@@ -10264,7 +10535,6 @@
         </w:rPr>
         <w:t xml:space="preserve">4.1. </w:t>
       </w:r>
-      <w:proofErr w:type="spellStart"/>
       <w:r>
         <w:rPr>
           <w:rFonts w:ascii="Arial" w:eastAsia="Times New Roman" w:hAnsi="Arial" w:cs="Arial"/>
@@ -10274,9 +10544,19 @@
           <w:kern w:val="0"/>
           <w14:ligatures w14:val="none"/>
         </w:rPr>
-        <w:t>PFPeA</w:t>
-      </w:r>
-      <w:proofErr w:type="spellEnd"/>
+        <w:t>P</w:t>
+      </w:r>
+      <w:r>
+        <w:rPr>
+          <w:rFonts w:ascii="Arial" w:eastAsia="Times New Roman" w:hAnsi="Arial" w:cs="Arial"/>
+          <w:i/>
+          <w:iCs/>
+          <w:color w:val="000000"/>
+          <w:kern w:val="0"/>
+          <w14:ligatures w14:val="none"/>
+        </w:rPr>
+        <w:t>erfluoropentanoic acid</w:t>
+      </w:r>
       <w:r>
         <w:rPr>
           <w:rFonts w:ascii="Arial" w:eastAsia="Times New Roman" w:hAnsi="Arial" w:cs="Arial"/>
@@ -11502,40 +11782,7 @@
           <w:kern w:val="0"/>
           <w14:ligatures w14:val="none"/>
         </w:rPr>
-        <w:t>4.</w:t>
-      </w:r>
-      <w:r>
-        <w:rPr>
-          <w:rFonts w:ascii="Arial" w:eastAsia="Times New Roman" w:hAnsi="Arial" w:cs="Arial"/>
-          <w:i/>
-          <w:iCs/>
-          <w:color w:val="000000"/>
-          <w:kern w:val="0"/>
-          <w14:ligatures w14:val="none"/>
-        </w:rPr>
-        <w:t>2</w:t>
-      </w:r>
-      <w:r>
-        <w:rPr>
-          <w:rFonts w:ascii="Arial" w:eastAsia="Times New Roman" w:hAnsi="Arial" w:cs="Arial"/>
-          <w:i/>
-          <w:iCs/>
-          <w:color w:val="000000"/>
-          <w:kern w:val="0"/>
-          <w14:ligatures w14:val="none"/>
-        </w:rPr>
-        <w:t xml:space="preserve">. </w:t>
-      </w:r>
-      <w:r>
-        <w:rPr>
-          <w:rFonts w:ascii="Arial" w:eastAsia="Times New Roman" w:hAnsi="Arial" w:cs="Arial"/>
-          <w:i/>
-          <w:iCs/>
-          <w:color w:val="000000"/>
-          <w:kern w:val="0"/>
-          <w14:ligatures w14:val="none"/>
-        </w:rPr>
-        <w:t>Biotic and abiotic variable consistency</w:t>
+        <w:t>4.2. Biotic and abiotic variable consistency</w:t>
       </w:r>
     </w:p>
     <w:p>
@@ -12849,54 +13096,16 @@
           <w:kern w:val="0"/>
           <w14:ligatures w14:val="none"/>
         </w:rPr>
-        <w:t>4.</w:t>
-      </w:r>
-      <w:r>
-        <w:rPr>
-          <w:rFonts w:ascii="Arial" w:eastAsia="Times New Roman" w:hAnsi="Arial" w:cs="Arial"/>
+        <w:t xml:space="preserve">4.3. </w:t>
+      </w:r>
+      <w:commentRangeStart w:id="12"/>
+      <w:r>
+        <w:rPr>
+          <w:rFonts w:ascii="Arial" w:hAnsi="Arial" w:cs="Arial"/>
           <w:i/>
           <w:iCs/>
-          <w:color w:val="000000"/>
-          <w:kern w:val="0"/>
-          <w14:ligatures w14:val="none"/>
-        </w:rPr>
-        <w:t>3</w:t>
-      </w:r>
-      <w:r>
-        <w:rPr>
-          <w:rFonts w:ascii="Arial" w:eastAsia="Times New Roman" w:hAnsi="Arial" w:cs="Arial"/>
-          <w:i/>
-          <w:iCs/>
-          <w:color w:val="000000"/>
-          <w:kern w:val="0"/>
-          <w14:ligatures w14:val="none"/>
-        </w:rPr>
-        <w:t xml:space="preserve">. </w:t>
-      </w:r>
-      <w:commentRangeStart w:id="12"/>
-      <w:r>
-        <w:rPr>
-          <w:rFonts w:ascii="Arial" w:hAnsi="Arial" w:cs="Arial"/>
-          <w:i/>
-          <w:iCs/>
-        </w:rPr>
-        <w:t xml:space="preserve">Blood samples </w:t>
-      </w:r>
-      <w:r>
-        <w:rPr>
-          <w:rFonts w:ascii="Arial" w:hAnsi="Arial" w:cs="Arial"/>
-          <w:i/>
-          <w:iCs/>
-        </w:rPr>
-        <w:t>1</w:t>
-      </w:r>
-      <w:r>
-        <w:rPr>
-          <w:rFonts w:ascii="Arial" w:hAnsi="Arial" w:cs="Arial"/>
-          <w:i/>
-          <w:iCs/>
-        </w:rPr>
-        <w:t xml:space="preserve"> versus </w:t>
+        </w:rPr>
+        <w:t xml:space="preserve">Blood samples 1 versus </w:t>
       </w:r>
       <w:commentRangeEnd w:id="12"/>
       <w:r>
@@ -17160,29 +17369,7 @@
           <w:kern w:val="0"/>
           <w14:ligatures w14:val="none"/>
         </w:rPr>
-        <w:t xml:space="preserve">4.6. </w:t>
-      </w:r>
-      <w:r>
-        <w:rPr>
-          <w:rFonts w:ascii="Arial" w:eastAsia="Times New Roman" w:hAnsi="Arial" w:cs="Arial"/>
-          <w:i/>
-          <w:iCs/>
-          <w:color w:val="000000"/>
-          <w:kern w:val="0"/>
-          <w14:ligatures w14:val="none"/>
-        </w:rPr>
-        <w:t>Implications</w:t>
-      </w:r>
-      <w:r>
-        <w:rPr>
-          <w:rFonts w:ascii="Arial" w:eastAsia="Times New Roman" w:hAnsi="Arial" w:cs="Arial"/>
-          <w:i/>
-          <w:iCs/>
-          <w:color w:val="000000"/>
-          <w:kern w:val="0"/>
-          <w14:ligatures w14:val="none"/>
-        </w:rPr>
-        <w:t xml:space="preserve"> from X</w:t>
+        <w:t>4.6. Implications from X</w:t>
       </w:r>
       <w:r>
         <w:rPr>
@@ -18174,54 +18361,32 @@
           <w:kern w:val="0"/>
           <w14:ligatures w14:val="none"/>
         </w:rPr>
-        <w:t>For example, a</w:t>
-      </w:r>
-      <w:r>
-        <w:rPr>
-          <w:rFonts w:ascii="Arial" w:eastAsia="Times New Roman" w:hAnsi="Arial" w:cs="Arial"/>
-          <w:color w:val="000000"/>
-          <w:kern w:val="0"/>
-          <w14:ligatures w14:val="none"/>
-        </w:rPr>
-        <w:t>ssessing the effects of saltwater intrusion on alligator stress proxies among natural populations (Murray et al. XXXX) may be confounded by variations in pollutant exposure among sites.</w:t>
-      </w:r>
-    </w:p>
-    <w:p>
-      <w:pPr>
-        <w:rPr>
-          <w:rFonts w:ascii="Arial" w:hAnsi="Arial" w:cs="Arial"/>
-        </w:rPr>
-      </w:pPr>
-      <w:r>
-        <w:rPr>
-          <w:rFonts w:ascii="Arial" w:hAnsi="Arial" w:cs="Arial"/>
-        </w:rPr>
-        <w:br w:type="page"/>
+        <w:t>For example, assessing the effects of saltwater intrusion on alligator stress proxies among natural populations (Murray et al. XXXX) may be confounded by variations in pollutant exposure among sites.</w:t>
       </w:r>
     </w:p>
     <w:p>
       <w:pPr>
         <w:spacing w:line="480" w:lineRule="auto"/>
-        <w:rPr>
-          <w:rFonts w:ascii="Arial" w:hAnsi="Arial" w:cs="Arial"/>
+        <w:ind w:firstLine="720"/>
+        <w:rPr>
+          <w:rFonts w:ascii="Arial" w:eastAsia="Times New Roman" w:hAnsi="Arial" w:cs="Arial"/>
+          <w:color w:val="000000"/>
+          <w:kern w:val="0"/>
+          <w14:ligatures w14:val="none"/>
         </w:rPr>
       </w:pPr>
-      <w:r>
-        <w:rPr>
-          <w:rFonts w:ascii="Arial" w:hAnsi="Arial" w:cs="Arial"/>
-          <w:b/>
-          <w:bCs/>
-        </w:rPr>
-        <w:lastRenderedPageBreak/>
-        <w:t>5</w:t>
-      </w:r>
-      <w:r>
-        <w:rPr>
-          <w:rFonts w:ascii="Arial" w:hAnsi="Arial" w:cs="Arial"/>
-          <w:b/>
-          <w:bCs/>
-        </w:rPr>
-        <w:t>. Tables</w:t>
+    </w:p>
+    <w:p>
+      <w:pPr>
+        <w:rPr>
+          <w:rFonts w:ascii="Arial" w:hAnsi="Arial" w:cs="Arial"/>
+        </w:rPr>
+      </w:pPr>
+      <w:r>
+        <w:rPr>
+          <w:rFonts w:ascii="Arial" w:hAnsi="Arial" w:cs="Arial"/>
+        </w:rPr>
+        <w:br w:type="page"/>
       </w:r>
     </w:p>
     <w:p>
@@ -18234,14 +18399,107 @@
       <w:r>
         <w:rPr>
           <w:rFonts w:ascii="Arial" w:hAnsi="Arial" w:cs="Arial"/>
-        </w:rPr>
-        <w:t xml:space="preserve">Table 1. </w:t>
-      </w:r>
-      <w:r>
-        <w:rPr>
-          <w:rFonts w:ascii="Arial" w:hAnsi="Arial" w:cs="Arial"/>
-        </w:rPr>
-        <w:t>Water quality summary</w:t>
+          <w:b/>
+          <w:bCs/>
+        </w:rPr>
+        <w:lastRenderedPageBreak/>
+        <w:t>5</w:t>
+      </w:r>
+      <w:r>
+        <w:rPr>
+          <w:rFonts w:ascii="Arial" w:hAnsi="Arial" w:cs="Arial"/>
+          <w:b/>
+          <w:bCs/>
+        </w:rPr>
+        <w:t>.</w:t>
+      </w:r>
+      <w:r>
+        <w:rPr>
+          <w:rFonts w:ascii="Arial" w:hAnsi="Arial" w:cs="Arial"/>
+          <w:b/>
+          <w:bCs/>
+        </w:rPr>
+        <w:t xml:space="preserve"> Acknowledgments</w:t>
+      </w:r>
+    </w:p>
+    <w:p>
+      <w:pPr>
+        <w:spacing w:line="480" w:lineRule="auto"/>
+        <w:rPr>
+          <w:rFonts w:ascii="Arial" w:hAnsi="Arial" w:cs="Arial"/>
+        </w:rPr>
+      </w:pPr>
+      <w:r>
+        <w:rPr>
+          <w:rFonts w:ascii="Arial" w:hAnsi="Arial" w:cs="Arial"/>
+        </w:rPr>
+        <w:t xml:space="preserve">We thank </w:t>
+      </w:r>
+      <w:r>
+        <w:rPr>
+          <w:rFonts w:ascii="Arial" w:hAnsi="Arial" w:cs="Arial"/>
+        </w:rPr>
+        <w:t xml:space="preserve">Gary Vitrano and the Louisiana Department of Wildlife </w:t>
+      </w:r>
+      <w:r>
+        <w:rPr>
+          <w:rFonts w:ascii="Arial" w:hAnsi="Arial" w:cs="Arial"/>
+        </w:rPr>
+        <w:t>and</w:t>
+      </w:r>
+      <w:r>
+        <w:rPr>
+          <w:rFonts w:ascii="Arial" w:hAnsi="Arial" w:cs="Arial"/>
+        </w:rPr>
+        <w:t xml:space="preserve"> Fisheries for collecting</w:t>
+      </w:r>
+      <w:r>
+        <w:rPr>
+          <w:rFonts w:ascii="Arial" w:hAnsi="Arial" w:cs="Arial"/>
+        </w:rPr>
+        <w:t xml:space="preserve">, </w:t>
+      </w:r>
+      <w:r>
+        <w:rPr>
+          <w:rFonts w:ascii="Arial" w:hAnsi="Arial" w:cs="Arial"/>
+        </w:rPr>
+        <w:t>transporting</w:t>
+      </w:r>
+      <w:r>
+        <w:rPr>
+          <w:rFonts w:ascii="Arial" w:hAnsi="Arial" w:cs="Arial"/>
+        </w:rPr>
+        <w:t>, and donating</w:t>
+      </w:r>
+      <w:r>
+        <w:rPr>
+          <w:rFonts w:ascii="Arial" w:hAnsi="Arial" w:cs="Arial"/>
+        </w:rPr>
+        <w:t xml:space="preserve"> the </w:t>
+      </w:r>
+      <w:r>
+        <w:rPr>
+          <w:rFonts w:ascii="Arial" w:hAnsi="Arial" w:cs="Arial"/>
+        </w:rPr>
+        <w:t>fish used herein</w:t>
+      </w:r>
+      <w:r>
+        <w:rPr>
+          <w:rFonts w:ascii="Arial" w:hAnsi="Arial" w:cs="Arial"/>
+        </w:rPr>
+        <w:t xml:space="preserve">. </w:t>
+      </w:r>
+      <w:r>
+        <w:rPr>
+          <w:rFonts w:ascii="Arial" w:hAnsi="Arial" w:cs="Arial"/>
+        </w:rPr>
+        <w:t>W</w:t>
+      </w:r>
+      <w:r>
+        <w:rPr>
+          <w:rFonts w:ascii="Arial" w:hAnsi="Arial" w:cs="Arial"/>
+        </w:rPr>
+        <w:t>e thank the Southeastern Louisiana University</w:t>
       </w:r>
       <w:r>
         <w:rPr>
@@ -18253,7 +18511,171 @@
         <w:rPr>
           <w:rFonts w:ascii="Arial" w:hAnsi="Arial" w:cs="Arial"/>
         </w:rPr>
-        <w:t>statistics</w:t>
+        <w:t>Vertebrate Museum for supplying resources that</w:t>
+      </w:r>
+      <w:r>
+        <w:rPr>
+          <w:rFonts w:ascii="Arial" w:hAnsi="Arial" w:cs="Arial"/>
+        </w:rPr>
+        <w:t xml:space="preserve"> made this study possible</w:t>
+      </w:r>
+      <w:r>
+        <w:rPr>
+          <w:rFonts w:ascii="Arial" w:hAnsi="Arial" w:cs="Arial"/>
+        </w:rPr>
+        <w:t xml:space="preserve">. </w:t>
+      </w:r>
+      <w:r>
+        <w:rPr>
+          <w:rFonts w:ascii="Arial" w:hAnsi="Arial" w:cs="Arial"/>
+        </w:rPr>
+        <w:t xml:space="preserve">The use of trade, firm, or product names is for descriptive purposes only and does not imply endorsement by the </w:t>
+      </w:r>
+      <w:r>
+        <w:rPr>
+          <w:rFonts w:ascii="Arial" w:hAnsi="Arial" w:cs="Arial"/>
+        </w:rPr>
+        <w:t>author’s employers</w:t>
+      </w:r>
+      <w:r>
+        <w:rPr>
+          <w:rFonts w:ascii="Arial" w:hAnsi="Arial" w:cs="Arial"/>
+        </w:rPr>
+        <w:t>.</w:t>
+      </w:r>
+    </w:p>
+    <w:p>
+      <w:pPr>
+        <w:spacing w:line="480" w:lineRule="auto"/>
+        <w:rPr>
+          <w:rFonts w:ascii="Arial" w:hAnsi="Arial" w:cs="Arial"/>
+        </w:rPr>
+      </w:pPr>
+    </w:p>
+    <w:p>
+      <w:pPr>
+        <w:spacing w:line="480" w:lineRule="auto"/>
+        <w:rPr>
+          <w:rFonts w:ascii="Arial" w:hAnsi="Arial" w:cs="Arial"/>
+        </w:rPr>
+      </w:pPr>
+      <w:r>
+        <w:rPr>
+          <w:rFonts w:ascii="Arial" w:hAnsi="Arial" w:cs="Arial"/>
+          <w:b/>
+          <w:bCs/>
+        </w:rPr>
+        <w:t>6</w:t>
+      </w:r>
+      <w:r>
+        <w:rPr>
+          <w:rFonts w:ascii="Arial" w:hAnsi="Arial" w:cs="Arial"/>
+          <w:b/>
+          <w:bCs/>
+        </w:rPr>
+        <w:t xml:space="preserve">. </w:t>
+      </w:r>
+      <w:r>
+        <w:rPr>
+          <w:rFonts w:ascii="Arial" w:hAnsi="Arial" w:cs="Arial"/>
+          <w:b/>
+          <w:bCs/>
+        </w:rPr>
+        <w:t xml:space="preserve">Author </w:t>
+      </w:r>
+      <w:r>
+        <w:rPr>
+          <w:rFonts w:ascii="Arial" w:hAnsi="Arial" w:cs="Arial"/>
+          <w:b/>
+          <w:bCs/>
+        </w:rPr>
+        <w:t>Contributions</w:t>
+      </w:r>
+    </w:p>
+    <w:p>
+      <w:pPr>
+        <w:spacing w:line="480" w:lineRule="auto"/>
+        <w:rPr>
+          <w:rFonts w:ascii="Arial" w:hAnsi="Arial" w:cs="Arial"/>
+        </w:rPr>
+      </w:pPr>
+      <w:r>
+        <w:rPr>
+          <w:rFonts w:ascii="Arial" w:hAnsi="Arial" w:cs="Arial"/>
+        </w:rPr>
+        <w:t>ARJ</w:t>
+      </w:r>
+      <w:r>
+        <w:rPr>
+          <w:rFonts w:ascii="Arial" w:hAnsi="Arial" w:cs="Arial"/>
+        </w:rPr>
+        <w:t>: Conceptualization, Data Curation</w:t>
+      </w:r>
+      <w:r>
+        <w:rPr>
+          <w:rFonts w:ascii="Arial" w:hAnsi="Arial" w:cs="Arial"/>
+        </w:rPr>
+        <w:t>, Methodolog</w:t>
+      </w:r>
+      <w:r>
+        <w:rPr>
+          <w:rFonts w:ascii="Arial" w:hAnsi="Arial" w:cs="Arial"/>
+        </w:rPr>
+        <w:t>y</w:t>
+      </w:r>
+      <w:r>
+        <w:rPr>
+          <w:rFonts w:ascii="Arial" w:hAnsi="Arial" w:cs="Arial"/>
+        </w:rPr>
+        <w:t>, Formal Analysis,</w:t>
+      </w:r>
+      <w:r>
+        <w:rPr>
+          <w:rFonts w:ascii="Arial" w:hAnsi="Arial" w:cs="Arial"/>
+        </w:rPr>
+        <w:t xml:space="preserve"> and</w:t>
+      </w:r>
+      <w:r>
+        <w:rPr>
+          <w:rFonts w:ascii="Arial" w:hAnsi="Arial" w:cs="Arial"/>
+        </w:rPr>
+        <w:t xml:space="preserve"> Writing</w:t>
+      </w:r>
+      <w:r>
+        <w:rPr>
+          <w:rFonts w:ascii="Arial" w:hAnsi="Arial" w:cs="Arial"/>
+        </w:rPr>
+        <w:t>—</w:t>
+      </w:r>
+      <w:r>
+        <w:rPr>
+          <w:rFonts w:ascii="Arial" w:hAnsi="Arial" w:cs="Arial"/>
+        </w:rPr>
+        <w:t>original draft, review</w:t>
+      </w:r>
+      <w:r>
+        <w:rPr>
+          <w:rFonts w:ascii="Arial" w:hAnsi="Arial" w:cs="Arial"/>
+        </w:rPr>
+        <w:t>,</w:t>
+      </w:r>
+      <w:r>
+        <w:rPr>
+          <w:rFonts w:ascii="Arial" w:hAnsi="Arial" w:cs="Arial"/>
+        </w:rPr>
+        <w:t xml:space="preserve"> and editing.</w:t>
+      </w:r>
+      <w:r>
+        <w:rPr>
+          <w:rFonts w:ascii="Arial" w:hAnsi="Arial" w:cs="Arial"/>
+        </w:rPr>
+        <w:t xml:space="preserve"> TSC: </w:t>
+      </w:r>
+      <w:r>
+        <w:rPr>
+          <w:rFonts w:ascii="Arial" w:hAnsi="Arial" w:cs="Arial"/>
+        </w:rPr>
+        <w:t>Conceptualization,</w:t>
       </w:r>
       <w:r>
         <w:rPr>
@@ -18265,85 +18687,483 @@
         <w:rPr>
           <w:rFonts w:ascii="Arial" w:hAnsi="Arial" w:cs="Arial"/>
         </w:rPr>
-        <w:t>(minimum</w:t>
-      </w:r>
-      <w:r>
-        <w:rPr>
-          <w:rFonts w:ascii="Arial" w:hAnsi="Arial" w:cs="Arial"/>
-        </w:rPr>
-        <w:t xml:space="preserve"> [min]</w:t>
-      </w:r>
-      <w:r>
-        <w:rPr>
-          <w:rFonts w:ascii="Arial" w:hAnsi="Arial" w:cs="Arial"/>
-        </w:rPr>
-        <w:t>, mean, maximum</w:t>
-      </w:r>
-      <w:r>
-        <w:rPr>
-          <w:rFonts w:ascii="Arial" w:hAnsi="Arial" w:cs="Arial"/>
-        </w:rPr>
-        <w:t xml:space="preserve"> [max]</w:t>
-      </w:r>
-      <w:r>
-        <w:rPr>
-          <w:rFonts w:ascii="Arial" w:hAnsi="Arial" w:cs="Arial"/>
-        </w:rPr>
-        <w:t>, and 95% confidence intervals</w:t>
-      </w:r>
-      <w:r>
-        <w:rPr>
-          <w:rFonts w:ascii="Arial" w:hAnsi="Arial" w:cs="Arial"/>
-        </w:rPr>
-        <w:t xml:space="preserve"> [CI]</w:t>
-      </w:r>
-      <w:r>
-        <w:rPr>
-          <w:rFonts w:ascii="Arial" w:hAnsi="Arial" w:cs="Arial"/>
-        </w:rPr>
-        <w:t xml:space="preserve">) </w:t>
-      </w:r>
-      <w:r>
-        <w:rPr>
-          <w:rFonts w:ascii="Arial" w:hAnsi="Arial" w:cs="Arial"/>
-        </w:rPr>
-        <w:t>among aquaculture tanks throughout the study</w:t>
-      </w:r>
-      <w:r>
-        <w:rPr>
-          <w:rFonts w:ascii="Arial" w:hAnsi="Arial" w:cs="Arial"/>
-        </w:rPr>
-        <w:t xml:space="preserve"> (</w:t>
-      </w:r>
-      <w:r>
-        <w:rPr>
-          <w:rFonts w:ascii="Arial" w:hAnsi="Arial" w:cs="Arial"/>
-        </w:rPr>
-        <w:t xml:space="preserve">see </w:t>
-      </w:r>
-      <w:r>
-        <w:rPr>
-          <w:rFonts w:ascii="Arial" w:hAnsi="Arial" w:cs="Arial"/>
-        </w:rPr>
-        <w:t>Figure 3)</w:t>
-      </w:r>
-      <w:r>
-        <w:rPr>
-          <w:rFonts w:ascii="Arial" w:hAnsi="Arial" w:cs="Arial"/>
+        <w:t>Methodology</w:t>
+      </w:r>
+      <w:r>
+        <w:rPr>
+          <w:rFonts w:ascii="Arial" w:hAnsi="Arial" w:cs="Arial"/>
+        </w:rPr>
+        <w:t>,</w:t>
+      </w:r>
+      <w:r>
+        <w:rPr>
+          <w:rFonts w:ascii="Arial" w:hAnsi="Arial" w:cs="Arial"/>
+        </w:rPr>
+        <w:t xml:space="preserve"> Formal Analysis, </w:t>
+      </w:r>
+      <w:r>
+        <w:rPr>
+          <w:rFonts w:ascii="Arial" w:hAnsi="Arial" w:cs="Arial"/>
+        </w:rPr>
+        <w:t xml:space="preserve">and </w:t>
+      </w:r>
+      <w:r>
+        <w:rPr>
+          <w:rFonts w:ascii="Arial" w:hAnsi="Arial" w:cs="Arial"/>
+        </w:rPr>
+        <w:t>Writing</w:t>
+      </w:r>
+      <w:r>
+        <w:rPr>
+          <w:rFonts w:ascii="Arial" w:hAnsi="Arial" w:cs="Arial"/>
+        </w:rPr>
+        <w:t>—</w:t>
+      </w:r>
+      <w:r>
+        <w:rPr>
+          <w:rFonts w:ascii="Arial" w:hAnsi="Arial" w:cs="Arial"/>
+        </w:rPr>
+        <w:t>review and editing</w:t>
+      </w:r>
+      <w:r>
+        <w:rPr>
+          <w:rFonts w:ascii="Arial" w:hAnsi="Arial" w:cs="Arial"/>
+        </w:rPr>
+        <w:t>.</w:t>
+      </w:r>
+      <w:r>
+        <w:rPr>
+          <w:rFonts w:ascii="Arial" w:hAnsi="Arial" w:cs="Arial"/>
+        </w:rPr>
+        <w:t xml:space="preserve"> </w:t>
+      </w:r>
+      <w:r>
+        <w:rPr>
+          <w:rFonts w:ascii="Arial" w:hAnsi="Arial" w:cs="Arial"/>
+        </w:rPr>
+        <w:t>JBN</w:t>
+      </w:r>
+      <w:r>
+        <w:rPr>
+          <w:rFonts w:ascii="Arial" w:hAnsi="Arial" w:cs="Arial"/>
+        </w:rPr>
+        <w:t xml:space="preserve">: Conceptualization, Data Curation, Methodology, </w:t>
+      </w:r>
+      <w:r>
+        <w:rPr>
+          <w:rFonts w:ascii="Arial" w:hAnsi="Arial" w:cs="Arial"/>
+        </w:rPr>
+        <w:t xml:space="preserve">and </w:t>
+      </w:r>
+      <w:r>
+        <w:rPr>
+          <w:rFonts w:ascii="Arial" w:hAnsi="Arial" w:cs="Arial"/>
+        </w:rPr>
+        <w:t>Writing</w:t>
+      </w:r>
+      <w:r>
+        <w:rPr>
+          <w:rFonts w:ascii="Arial" w:hAnsi="Arial" w:cs="Arial"/>
+        </w:rPr>
+        <w:t>—</w:t>
+      </w:r>
+      <w:r>
+        <w:rPr>
+          <w:rFonts w:ascii="Arial" w:hAnsi="Arial" w:cs="Arial"/>
+        </w:rPr>
+        <w:t xml:space="preserve">original draft. </w:t>
+      </w:r>
+      <w:r>
+        <w:rPr>
+          <w:rFonts w:ascii="Arial" w:hAnsi="Arial" w:cs="Arial"/>
+        </w:rPr>
+        <w:t>MM</w:t>
+      </w:r>
+      <w:r>
+        <w:rPr>
+          <w:rFonts w:ascii="Arial" w:hAnsi="Arial" w:cs="Arial"/>
+        </w:rPr>
+        <w:t xml:space="preserve">: Conceptualization, Methodology, </w:t>
+      </w:r>
+      <w:r>
+        <w:rPr>
+          <w:rFonts w:ascii="Arial" w:hAnsi="Arial" w:cs="Arial"/>
+        </w:rPr>
+        <w:t xml:space="preserve">and </w:t>
+      </w:r>
+      <w:r>
+        <w:rPr>
+          <w:rFonts w:ascii="Arial" w:hAnsi="Arial" w:cs="Arial"/>
+        </w:rPr>
+        <w:t>Writing</w:t>
+      </w:r>
+      <w:r>
+        <w:rPr>
+          <w:rFonts w:ascii="Arial" w:hAnsi="Arial" w:cs="Arial"/>
+        </w:rPr>
+        <w:t>—</w:t>
+      </w:r>
+      <w:r>
+        <w:rPr>
+          <w:rFonts w:ascii="Arial" w:hAnsi="Arial" w:cs="Arial"/>
+        </w:rPr>
+        <w:t xml:space="preserve">original draft. </w:t>
+      </w:r>
+      <w:r>
+        <w:rPr>
+          <w:rFonts w:ascii="Arial" w:hAnsi="Arial" w:cs="Arial"/>
+        </w:rPr>
+        <w:t>KRP</w:t>
+      </w:r>
+      <w:r>
+        <w:rPr>
+          <w:rFonts w:ascii="Arial" w:hAnsi="Arial" w:cs="Arial"/>
+        </w:rPr>
+        <w:t>: Methodology</w:t>
+      </w:r>
+      <w:r>
+        <w:rPr>
+          <w:rFonts w:ascii="Arial" w:hAnsi="Arial" w:cs="Arial"/>
+        </w:rPr>
+        <w:t xml:space="preserve"> and</w:t>
+      </w:r>
+      <w:r>
+        <w:rPr>
+          <w:rFonts w:ascii="Arial" w:hAnsi="Arial" w:cs="Arial"/>
+        </w:rPr>
+        <w:t xml:space="preserve"> Writing</w:t>
+      </w:r>
+      <w:r>
+        <w:rPr>
+          <w:rFonts w:ascii="Arial" w:hAnsi="Arial" w:cs="Arial"/>
+        </w:rPr>
+        <w:t>—</w:t>
+      </w:r>
+      <w:r>
+        <w:rPr>
+          <w:rFonts w:ascii="Arial" w:hAnsi="Arial" w:cs="Arial"/>
+        </w:rPr>
+        <w:t>review and editing</w:t>
+      </w:r>
+      <w:r>
+        <w:rPr>
+          <w:rFonts w:ascii="Arial" w:hAnsi="Arial" w:cs="Arial"/>
+        </w:rPr>
+        <w:t>. CMM</w:t>
+      </w:r>
+      <w:r>
+        <w:rPr>
+          <w:rFonts w:ascii="Arial" w:hAnsi="Arial" w:cs="Arial"/>
+        </w:rPr>
+        <w:t xml:space="preserve">: Conceptualization, Methodology, </w:t>
+      </w:r>
+      <w:r>
+        <w:rPr>
+          <w:rFonts w:ascii="Arial" w:hAnsi="Arial" w:cs="Arial"/>
+        </w:rPr>
+        <w:t xml:space="preserve">and </w:t>
+      </w:r>
+      <w:r>
+        <w:rPr>
+          <w:rFonts w:ascii="Arial" w:hAnsi="Arial" w:cs="Arial"/>
+        </w:rPr>
+        <w:t>Writing</w:t>
+      </w:r>
+      <w:r>
+        <w:rPr>
+          <w:rFonts w:ascii="Arial" w:hAnsi="Arial" w:cs="Arial"/>
+        </w:rPr>
+        <w:t>—</w:t>
+      </w:r>
+      <w:r>
+        <w:rPr>
+          <w:rFonts w:ascii="Arial" w:hAnsi="Arial" w:cs="Arial"/>
+        </w:rPr>
+        <w:t>review</w:t>
+      </w:r>
+      <w:r>
+        <w:rPr>
+          <w:rFonts w:ascii="Arial" w:hAnsi="Arial" w:cs="Arial"/>
+        </w:rPr>
+        <w:t xml:space="preserve"> </w:t>
+      </w:r>
+      <w:r>
+        <w:rPr>
+          <w:rFonts w:ascii="Arial" w:hAnsi="Arial" w:cs="Arial"/>
+        </w:rPr>
+        <w:t>and editing.</w:t>
+      </w:r>
+    </w:p>
+    <w:p>
+      <w:pPr>
+        <w:spacing w:line="480" w:lineRule="auto"/>
+        <w:rPr>
+          <w:rFonts w:ascii="Arial" w:hAnsi="Arial" w:cs="Arial"/>
+        </w:rPr>
+      </w:pPr>
+    </w:p>
+    <w:p>
+      <w:pPr>
+        <w:spacing w:line="480" w:lineRule="auto"/>
+        <w:rPr>
+          <w:rFonts w:ascii="Arial" w:hAnsi="Arial" w:cs="Arial"/>
+        </w:rPr>
+      </w:pPr>
+      <w:r>
+        <w:rPr>
+          <w:rFonts w:ascii="Arial" w:hAnsi="Arial" w:cs="Arial"/>
+          <w:b/>
+          <w:bCs/>
+        </w:rPr>
+        <w:t>7</w:t>
+      </w:r>
+      <w:r>
+        <w:rPr>
+          <w:rFonts w:ascii="Arial" w:hAnsi="Arial" w:cs="Arial"/>
+          <w:b/>
+          <w:bCs/>
         </w:rPr>
         <w:t xml:space="preserve">. </w:t>
       </w:r>
       <w:r>
         <w:rPr>
           <w:rFonts w:ascii="Arial" w:hAnsi="Arial" w:cs="Arial"/>
-        </w:rPr>
-        <w:t>The w</w:t>
-      </w:r>
-      <w:r>
-        <w:rPr>
-          <w:rFonts w:ascii="Arial" w:hAnsi="Arial" w:cs="Arial"/>
-        </w:rPr>
-        <w:t xml:space="preserve">ater quality variables included </w:t>
+          <w:b/>
+          <w:bCs/>
+        </w:rPr>
+        <w:t>Conflicts of Interest</w:t>
+      </w:r>
+    </w:p>
+    <w:p>
+      <w:pPr>
+        <w:spacing w:line="480" w:lineRule="auto"/>
+        <w:rPr>
+          <w:rFonts w:ascii="Arial" w:hAnsi="Arial" w:cs="Arial"/>
+        </w:rPr>
+      </w:pPr>
+      <w:r>
+        <w:rPr>
+          <w:rFonts w:ascii="Arial" w:hAnsi="Arial" w:cs="Arial"/>
+        </w:rPr>
+        <w:t xml:space="preserve">The authors declare no conflict of interest or competing interests. </w:t>
+      </w:r>
+    </w:p>
+    <w:p>
+      <w:pPr>
+        <w:spacing w:line="480" w:lineRule="auto"/>
+        <w:rPr>
+          <w:rFonts w:ascii="Arial" w:hAnsi="Arial" w:cs="Arial"/>
+        </w:rPr>
+      </w:pPr>
+    </w:p>
+    <w:p>
+      <w:pPr>
+        <w:spacing w:line="480" w:lineRule="auto"/>
+        <w:rPr>
+          <w:rFonts w:ascii="Arial" w:hAnsi="Arial" w:cs="Arial"/>
+        </w:rPr>
+      </w:pPr>
+      <w:r>
+        <w:rPr>
+          <w:rFonts w:ascii="Arial" w:hAnsi="Arial" w:cs="Arial"/>
+          <w:b/>
+          <w:bCs/>
+        </w:rPr>
+        <w:t xml:space="preserve">8. Funding </w:t>
+      </w:r>
+    </w:p>
+    <w:p>
+      <w:pPr>
+        <w:spacing w:line="480" w:lineRule="auto"/>
+        <w:rPr>
+          <w:rFonts w:ascii="Arial" w:hAnsi="Arial" w:cs="Arial"/>
+        </w:rPr>
+      </w:pPr>
+      <w:r>
+        <w:rPr>
+          <w:rFonts w:ascii="Arial" w:hAnsi="Arial" w:cs="Arial"/>
+        </w:rPr>
+        <w:t>Something here.</w:t>
+      </w:r>
+    </w:p>
+    <w:p>
+      <w:pPr>
+        <w:spacing w:line="480" w:lineRule="auto"/>
+        <w:rPr>
+          <w:rFonts w:ascii="Arial" w:hAnsi="Arial" w:cs="Arial"/>
+        </w:rPr>
+      </w:pPr>
+    </w:p>
+    <w:p>
+      <w:pPr>
+        <w:spacing w:line="480" w:lineRule="auto"/>
+        <w:rPr>
+          <w:rFonts w:ascii="Arial" w:hAnsi="Arial" w:cs="Arial"/>
+        </w:rPr>
+      </w:pPr>
+      <w:r>
+        <w:rPr>
+          <w:rFonts w:ascii="Arial" w:hAnsi="Arial" w:cs="Arial"/>
+          <w:b/>
+          <w:bCs/>
+        </w:rPr>
+        <w:t>9</w:t>
+      </w:r>
+      <w:r>
+        <w:rPr>
+          <w:rFonts w:ascii="Arial" w:hAnsi="Arial" w:cs="Arial"/>
+          <w:b/>
+          <w:bCs/>
+        </w:rPr>
+        <w:t>. Data Availability</w:t>
+      </w:r>
+    </w:p>
+    <w:p>
+      <w:pPr>
+        <w:spacing w:line="480" w:lineRule="auto"/>
+        <w:rPr>
+          <w:rFonts w:ascii="Arial" w:hAnsi="Arial" w:cs="Arial"/>
+        </w:rPr>
+      </w:pPr>
+      <w:commentRangeStart w:id="21"/>
+      <w:r>
+        <w:rPr>
+          <w:rFonts w:ascii="Arial" w:hAnsi="Arial" w:cs="Arial"/>
+        </w:rPr>
+        <w:lastRenderedPageBreak/>
+        <w:t xml:space="preserve">Data and code supporting this study's findings are openly available on GitHub: </w:t>
+      </w:r>
+      <w:r>
+        <w:rPr>
+          <w:rFonts w:ascii="Arial" w:hAnsi="Arial" w:cs="Arial"/>
+          <w:i/>
+          <w:iCs/>
+        </w:rPr>
+        <w:t xml:space="preserve">a </w:t>
+      </w:r>
+      <w:r>
+        <w:rPr>
+          <w:rFonts w:ascii="Arial" w:hAnsi="Arial" w:cs="Arial"/>
+          <w:i/>
+          <w:iCs/>
+        </w:rPr>
+        <w:t>link will be provided after the manuscript is accepted</w:t>
+      </w:r>
+      <w:commentRangeEnd w:id="21"/>
+      <w:r>
+        <w:rPr>
+          <w:rStyle w:val="CommentReference"/>
+        </w:rPr>
+        <w:commentReference w:id="21"/>
+      </w:r>
+      <w:r>
+        <w:rPr>
+          <w:rFonts w:ascii="Arial" w:hAnsi="Arial" w:cs="Arial"/>
+        </w:rPr>
+        <w:t>.</w:t>
+      </w:r>
+    </w:p>
+    <w:p>
+      <w:pPr>
+        <w:spacing w:line="480" w:lineRule="auto"/>
+        <w:rPr>
+          <w:rFonts w:ascii="Arial" w:hAnsi="Arial" w:cs="Arial"/>
+        </w:rPr>
+      </w:pPr>
+    </w:p>
+    <w:p>
+      <w:pPr>
+        <w:spacing w:line="480" w:lineRule="auto"/>
+        <w:rPr>
+          <w:rFonts w:ascii="Arial" w:hAnsi="Arial" w:cs="Arial"/>
+        </w:rPr>
+      </w:pPr>
+      <w:r>
+        <w:rPr>
+          <w:rFonts w:ascii="Arial" w:hAnsi="Arial" w:cs="Arial"/>
+          <w:b/>
+          <w:bCs/>
+        </w:rPr>
+        <w:t>1</w:t>
+      </w:r>
+      <w:r>
+        <w:rPr>
+          <w:rFonts w:ascii="Arial" w:hAnsi="Arial" w:cs="Arial"/>
+          <w:b/>
+          <w:bCs/>
+        </w:rPr>
+        <w:t>0</w:t>
+      </w:r>
+      <w:r>
+        <w:rPr>
+          <w:rFonts w:ascii="Arial" w:hAnsi="Arial" w:cs="Arial"/>
+          <w:b/>
+          <w:bCs/>
+        </w:rPr>
+        <w:t>. References</w:t>
+      </w:r>
+    </w:p>
+    <w:p>
+      <w:pPr>
+        <w:spacing w:line="480" w:lineRule="auto"/>
+        <w:rPr>
+          <w:rFonts w:ascii="Arial" w:hAnsi="Arial" w:cs="Arial"/>
+        </w:rPr>
+      </w:pPr>
+    </w:p>
+    <w:p>
+      <w:pPr>
+        <w:rPr>
+          <w:rFonts w:ascii="Arial" w:hAnsi="Arial" w:cs="Arial"/>
+        </w:rPr>
+      </w:pPr>
+      <w:r>
+        <w:rPr>
+          <w:rFonts w:ascii="Arial" w:hAnsi="Arial" w:cs="Arial"/>
+        </w:rPr>
+        <w:br w:type="page"/>
+      </w:r>
+    </w:p>
+    <w:p>
+      <w:pPr>
+        <w:spacing w:line="480" w:lineRule="auto"/>
+        <w:rPr>
+          <w:rFonts w:ascii="Arial" w:hAnsi="Arial" w:cs="Arial"/>
+        </w:rPr>
+      </w:pPr>
+      <w:r>
+        <w:rPr>
+          <w:rFonts w:ascii="Arial" w:hAnsi="Arial" w:cs="Arial"/>
+          <w:b/>
+          <w:bCs/>
+        </w:rPr>
+        <w:lastRenderedPageBreak/>
+        <w:t>11</w:t>
+      </w:r>
+      <w:r>
+        <w:rPr>
+          <w:rFonts w:ascii="Arial" w:hAnsi="Arial" w:cs="Arial"/>
+          <w:b/>
+          <w:bCs/>
+        </w:rPr>
+        <w:t>. Tables</w:t>
+      </w:r>
+    </w:p>
+    <w:p>
+      <w:pPr>
+        <w:spacing w:line="480" w:lineRule="auto"/>
+        <w:rPr>
+          <w:rFonts w:ascii="Arial" w:eastAsia="Times New Roman" w:hAnsi="Arial" w:cs="Arial"/>
+          <w:color w:val="000000"/>
+          <w:kern w:val="0"/>
+          <w14:ligatures w14:val="none"/>
+        </w:rPr>
+      </w:pPr>
+      <w:r>
+        <w:rPr>
+          <w:rFonts w:ascii="Arial" w:hAnsi="Arial" w:cs="Arial"/>
+        </w:rPr>
+        <w:t xml:space="preserve">Table 1. Water quality summary statistics (minimum [min], mean, maximum [max], and 95% confidence intervals [CI]) among aquaculture tanks throughout the study (see Figure 3). The water quality variables included </w:t>
       </w:r>
       <w:r>
         <w:rPr>
@@ -18361,25 +19181,7 @@
           <w:kern w:val="0"/>
           <w14:ligatures w14:val="none"/>
         </w:rPr>
-        <w:t xml:space="preserve"> (</w:t>
-      </w:r>
-      <w:r>
-        <w:rPr>
-          <w:rFonts w:ascii="Arial" w:eastAsia="Times New Roman" w:hAnsi="Arial" w:cs="Arial"/>
-          <w:color w:val="000000"/>
-          <w:kern w:val="0"/>
-          <w14:ligatures w14:val="none"/>
-        </w:rPr>
-        <w:t xml:space="preserve">temp; </w:t>
-      </w:r>
-      <w:r>
-        <w:rPr>
-          <w:rFonts w:ascii="Arial" w:eastAsia="Times New Roman" w:hAnsi="Arial" w:cs="Arial"/>
-          <w:color w:val="000000"/>
-          <w:kern w:val="0"/>
-          <w14:ligatures w14:val="none"/>
-        </w:rPr>
-        <w:t>°C</w:t>
+        <w:t xml:space="preserve"> (temp; °C</w:t>
       </w:r>
       <w:r>
         <w:rPr>
@@ -18415,7 +19217,43 @@
           <w:kern w:val="0"/>
           <w14:ligatures w14:val="none"/>
         </w:rPr>
-        <w:t>,</w:t>
+        <w:t xml:space="preserve">, measured </w:t>
+      </w:r>
+      <w:r>
+        <w:rPr>
+          <w:rFonts w:ascii="Arial" w:eastAsia="Times New Roman" w:hAnsi="Arial" w:cs="Arial"/>
+          <w:color w:val="000000"/>
+          <w:kern w:val="0"/>
+          <w14:ligatures w14:val="none"/>
+        </w:rPr>
+        <w:t>using a YSI Pro DSS</w:t>
+      </w:r>
+      <w:r>
+        <w:rPr>
+          <w:rFonts w:ascii="Arial" w:eastAsia="Times New Roman" w:hAnsi="Arial" w:cs="Arial"/>
+          <w:color w:val="000000"/>
+          <w:kern w:val="0"/>
+          <w14:ligatures w14:val="none"/>
+        </w:rPr>
+        <w:t xml:space="preserve">. Note that “Pre-Salt” refers to </w:t>
+      </w:r>
+      <w:r>
+        <w:rPr>
+          <w:rFonts w:ascii="Arial" w:eastAsia="Times New Roman" w:hAnsi="Arial" w:cs="Arial"/>
+          <w:color w:val="000000"/>
+          <w:kern w:val="0"/>
+          <w14:ligatures w14:val="none"/>
+        </w:rPr>
+        <w:t>all</w:t>
+      </w:r>
+      <w:r>
+        <w:rPr>
+          <w:rFonts w:ascii="Arial" w:eastAsia="Times New Roman" w:hAnsi="Arial" w:cs="Arial"/>
+          <w:color w:val="000000"/>
+          <w:kern w:val="0"/>
+          <w14:ligatures w14:val="none"/>
+        </w:rPr>
+        <w:t xml:space="preserve"> samples</w:t>
       </w:r>
       <w:r>
         <w:rPr>
@@ -18433,43 +19271,7 @@
           <w:kern w:val="0"/>
           <w14:ligatures w14:val="none"/>
         </w:rPr>
-        <w:t>measur</w:t>
-      </w:r>
-      <w:r>
-        <w:rPr>
-          <w:rFonts w:ascii="Arial" w:eastAsia="Times New Roman" w:hAnsi="Arial" w:cs="Arial"/>
-          <w:color w:val="000000"/>
-          <w:kern w:val="0"/>
-          <w14:ligatures w14:val="none"/>
-        </w:rPr>
-        <w:t xml:space="preserve">ed </w:t>
-      </w:r>
-      <w:r>
-        <w:rPr>
-          <w:rFonts w:ascii="Arial" w:eastAsia="Times New Roman" w:hAnsi="Arial" w:cs="Arial"/>
-          <w:color w:val="000000"/>
-          <w:kern w:val="0"/>
-          <w14:ligatures w14:val="none"/>
-        </w:rPr>
-        <w:t>using a YSI Pro DSS</w:t>
-      </w:r>
-      <w:r>
-        <w:rPr>
-          <w:rFonts w:ascii="Arial" w:eastAsia="Times New Roman" w:hAnsi="Arial" w:cs="Arial"/>
-          <w:color w:val="000000"/>
-          <w:kern w:val="0"/>
-          <w14:ligatures w14:val="none"/>
-        </w:rPr>
-        <w:t xml:space="preserve">. Note that “Pre-Salt” </w:t>
-      </w:r>
-      <w:r>
-        <w:rPr>
-          <w:rFonts w:ascii="Arial" w:eastAsia="Times New Roman" w:hAnsi="Arial" w:cs="Arial"/>
-          <w:color w:val="000000"/>
-          <w:kern w:val="0"/>
-          <w14:ligatures w14:val="none"/>
-        </w:rPr>
-        <w:t>refers to</w:t>
+        <w:t>collected before</w:t>
       </w:r>
       <w:r>
         <w:rPr>
@@ -18487,16 +19289,7 @@
           <w:kern w:val="0"/>
           <w14:ligatures w14:val="none"/>
         </w:rPr>
-        <w:t>all</w:t>
-      </w:r>
-      <w:r>
-        <w:rPr>
-          <w:rFonts w:ascii="Arial" w:eastAsia="Times New Roman" w:hAnsi="Arial" w:cs="Arial"/>
-          <w:color w:val="000000"/>
-          <w:kern w:val="0"/>
-          <w14:ligatures w14:val="none"/>
-        </w:rPr>
-        <w:t xml:space="preserve"> samples</w:t>
+        <w:t>the salinity</w:t>
       </w:r>
       <w:r>
         <w:rPr>
@@ -18514,7 +19307,45 @@
           <w:kern w:val="0"/>
           <w14:ligatures w14:val="none"/>
         </w:rPr>
-        <w:t>collected</w:t>
+        <w:t>increase (</w:t>
+      </w:r>
+      <w:r>
+        <w:rPr>
+          <w:rFonts w:ascii="Arial" w:eastAsia="Times New Roman" w:hAnsi="Arial" w:cs="Arial"/>
+          <w:color w:val="000000"/>
+          <w:kern w:val="0"/>
+          <w14:ligatures w14:val="none"/>
+        </w:rPr>
+        <w:t>days 2, 3, 10, 11, 14, and 15</w:t>
+      </w:r>
+      <w:r>
+        <w:rPr>
+          <w:rFonts w:ascii="Arial" w:eastAsia="Times New Roman" w:hAnsi="Arial" w:cs="Arial"/>
+          <w:color w:val="000000"/>
+          <w:kern w:val="0"/>
+          <w14:ligatures w14:val="none"/>
+        </w:rPr>
+        <w:t>), while “</w:t>
+      </w:r>
+      <w:proofErr w:type="gramStart"/>
+      <w:r>
+        <w:rPr>
+          <w:rFonts w:ascii="Arial" w:eastAsia="Times New Roman" w:hAnsi="Arial" w:cs="Arial"/>
+          <w:color w:val="000000"/>
+          <w:kern w:val="0"/>
+          <w14:ligatures w14:val="none"/>
+        </w:rPr>
+        <w:t>Post-Salt</w:t>
+      </w:r>
+      <w:proofErr w:type="gramEnd"/>
+      <w:r>
+        <w:rPr>
+          <w:rFonts w:ascii="Arial" w:eastAsia="Times New Roman" w:hAnsi="Arial" w:cs="Arial"/>
+          <w:color w:val="000000"/>
+          <w:kern w:val="0"/>
+          <w14:ligatures w14:val="none"/>
+        </w:rPr>
+        <w:t>” denotes the</w:t>
       </w:r>
       <w:r>
         <w:rPr>
@@ -18532,7 +19363,7 @@
           <w:kern w:val="0"/>
           <w14:ligatures w14:val="none"/>
         </w:rPr>
-        <w:t>before</w:t>
+        <w:t>samples</w:t>
       </w:r>
       <w:r>
         <w:rPr>
@@ -18550,16 +19381,7 @@
           <w:kern w:val="0"/>
           <w14:ligatures w14:val="none"/>
         </w:rPr>
-        <w:t xml:space="preserve">the </w:t>
-      </w:r>
-      <w:r>
-        <w:rPr>
-          <w:rFonts w:ascii="Arial" w:eastAsia="Times New Roman" w:hAnsi="Arial" w:cs="Arial"/>
-          <w:color w:val="000000"/>
-          <w:kern w:val="0"/>
-          <w14:ligatures w14:val="none"/>
-        </w:rPr>
-        <w:t>salinity</w:t>
+        <w:t>from day 17,</w:t>
       </w:r>
       <w:r>
         <w:rPr>
@@ -18577,43 +19399,7 @@
           <w:kern w:val="0"/>
           <w14:ligatures w14:val="none"/>
         </w:rPr>
-        <w:t>increase</w:t>
-      </w:r>
-      <w:r>
-        <w:rPr>
-          <w:rFonts w:ascii="Arial" w:eastAsia="Times New Roman" w:hAnsi="Arial" w:cs="Arial"/>
-          <w:color w:val="000000"/>
-          <w:kern w:val="0"/>
-          <w14:ligatures w14:val="none"/>
-        </w:rPr>
-        <w:t xml:space="preserve"> (</w:t>
-      </w:r>
-      <w:r>
-        <w:rPr>
-          <w:rFonts w:ascii="Arial" w:eastAsia="Times New Roman" w:hAnsi="Arial" w:cs="Arial"/>
-          <w:color w:val="000000"/>
-          <w:kern w:val="0"/>
-          <w14:ligatures w14:val="none"/>
-        </w:rPr>
-        <w:t>days 2, 3, 10, 11, 14, and 15</w:t>
-      </w:r>
-      <w:r>
-        <w:rPr>
-          <w:rFonts w:ascii="Arial" w:eastAsia="Times New Roman" w:hAnsi="Arial" w:cs="Arial"/>
-          <w:color w:val="000000"/>
-          <w:kern w:val="0"/>
-          <w14:ligatures w14:val="none"/>
-        </w:rPr>
-        <w:t>)</w:t>
-      </w:r>
-      <w:r>
-        <w:rPr>
-          <w:rFonts w:ascii="Arial" w:eastAsia="Times New Roman" w:hAnsi="Arial" w:cs="Arial"/>
-          <w:color w:val="000000"/>
-          <w:kern w:val="0"/>
-          <w14:ligatures w14:val="none"/>
-        </w:rPr>
-        <w:t>,</w:t>
+        <w:t>which</w:t>
       </w:r>
       <w:r>
         <w:rPr>
@@ -18631,162 +19417,7 @@
           <w:kern w:val="0"/>
           <w14:ligatures w14:val="none"/>
         </w:rPr>
-        <w:t>while</w:t>
-      </w:r>
-      <w:r>
-        <w:rPr>
-          <w:rFonts w:ascii="Arial" w:eastAsia="Times New Roman" w:hAnsi="Arial" w:cs="Arial"/>
-          <w:color w:val="000000"/>
-          <w:kern w:val="0"/>
-          <w14:ligatures w14:val="none"/>
-        </w:rPr>
-        <w:t xml:space="preserve"> “</w:t>
-      </w:r>
-      <w:proofErr w:type="gramStart"/>
-      <w:r>
-        <w:rPr>
-          <w:rFonts w:ascii="Arial" w:eastAsia="Times New Roman" w:hAnsi="Arial" w:cs="Arial"/>
-          <w:color w:val="000000"/>
-          <w:kern w:val="0"/>
-          <w14:ligatures w14:val="none"/>
-        </w:rPr>
-        <w:t>Post-Salt</w:t>
-      </w:r>
-      <w:proofErr w:type="gramEnd"/>
-      <w:r>
-        <w:rPr>
-          <w:rFonts w:ascii="Arial" w:eastAsia="Times New Roman" w:hAnsi="Arial" w:cs="Arial"/>
-          <w:color w:val="000000"/>
-          <w:kern w:val="0"/>
-          <w14:ligatures w14:val="none"/>
-        </w:rPr>
-        <w:t xml:space="preserve">” </w:t>
-      </w:r>
-      <w:r>
-        <w:rPr>
-          <w:rFonts w:ascii="Arial" w:eastAsia="Times New Roman" w:hAnsi="Arial" w:cs="Arial"/>
-          <w:color w:val="000000"/>
-          <w:kern w:val="0"/>
-          <w14:ligatures w14:val="none"/>
-        </w:rPr>
-        <w:t>denotes</w:t>
-      </w:r>
-      <w:r>
-        <w:rPr>
-          <w:rFonts w:ascii="Arial" w:eastAsia="Times New Roman" w:hAnsi="Arial" w:cs="Arial"/>
-          <w:color w:val="000000"/>
-          <w:kern w:val="0"/>
-          <w14:ligatures w14:val="none"/>
-        </w:rPr>
-        <w:t xml:space="preserve"> the</w:t>
-      </w:r>
-      <w:r>
-        <w:rPr>
-          <w:rFonts w:ascii="Arial" w:eastAsia="Times New Roman" w:hAnsi="Arial" w:cs="Arial"/>
-          <w:color w:val="000000"/>
-          <w:kern w:val="0"/>
-          <w14:ligatures w14:val="none"/>
-        </w:rPr>
-        <w:t xml:space="preserve"> </w:t>
-      </w:r>
-      <w:r>
-        <w:rPr>
-          <w:rFonts w:ascii="Arial" w:eastAsia="Times New Roman" w:hAnsi="Arial" w:cs="Arial"/>
-          <w:color w:val="000000"/>
-          <w:kern w:val="0"/>
-          <w14:ligatures w14:val="none"/>
-        </w:rPr>
-        <w:t>samples</w:t>
-      </w:r>
-      <w:r>
-        <w:rPr>
-          <w:rFonts w:ascii="Arial" w:eastAsia="Times New Roman" w:hAnsi="Arial" w:cs="Arial"/>
-          <w:color w:val="000000"/>
-          <w:kern w:val="0"/>
-          <w14:ligatures w14:val="none"/>
-        </w:rPr>
-        <w:t xml:space="preserve"> </w:t>
-      </w:r>
-      <w:r>
-        <w:rPr>
-          <w:rFonts w:ascii="Arial" w:eastAsia="Times New Roman" w:hAnsi="Arial" w:cs="Arial"/>
-          <w:color w:val="000000"/>
-          <w:kern w:val="0"/>
-          <w14:ligatures w14:val="none"/>
-        </w:rPr>
-        <w:t>from</w:t>
-      </w:r>
-      <w:r>
-        <w:rPr>
-          <w:rFonts w:ascii="Arial" w:eastAsia="Times New Roman" w:hAnsi="Arial" w:cs="Arial"/>
-          <w:color w:val="000000"/>
-          <w:kern w:val="0"/>
-          <w14:ligatures w14:val="none"/>
-        </w:rPr>
-        <w:t xml:space="preserve"> </w:t>
-      </w:r>
-      <w:r>
-        <w:rPr>
-          <w:rFonts w:ascii="Arial" w:eastAsia="Times New Roman" w:hAnsi="Arial" w:cs="Arial"/>
-          <w:color w:val="000000"/>
-          <w:kern w:val="0"/>
-          <w14:ligatures w14:val="none"/>
-        </w:rPr>
-        <w:t>day 17</w:t>
-      </w:r>
-      <w:r>
-        <w:rPr>
-          <w:rFonts w:ascii="Arial" w:eastAsia="Times New Roman" w:hAnsi="Arial" w:cs="Arial"/>
-          <w:color w:val="000000"/>
-          <w:kern w:val="0"/>
-          <w14:ligatures w14:val="none"/>
-        </w:rPr>
-        <w:t>,</w:t>
-      </w:r>
-      <w:r>
-        <w:rPr>
-          <w:rFonts w:ascii="Arial" w:eastAsia="Times New Roman" w:hAnsi="Arial" w:cs="Arial"/>
-          <w:color w:val="000000"/>
-          <w:kern w:val="0"/>
-          <w14:ligatures w14:val="none"/>
-        </w:rPr>
-        <w:t xml:space="preserve"> </w:t>
-      </w:r>
-      <w:r>
-        <w:rPr>
-          <w:rFonts w:ascii="Arial" w:eastAsia="Times New Roman" w:hAnsi="Arial" w:cs="Arial"/>
-          <w:color w:val="000000"/>
-          <w:kern w:val="0"/>
-          <w14:ligatures w14:val="none"/>
-        </w:rPr>
-        <w:t>which</w:t>
-      </w:r>
-      <w:r>
-        <w:rPr>
-          <w:rFonts w:ascii="Arial" w:eastAsia="Times New Roman" w:hAnsi="Arial" w:cs="Arial"/>
-          <w:color w:val="000000"/>
-          <w:kern w:val="0"/>
-          <w14:ligatures w14:val="none"/>
-        </w:rPr>
-        <w:t xml:space="preserve"> </w:t>
-      </w:r>
-      <w:r>
-        <w:rPr>
-          <w:rFonts w:ascii="Arial" w:eastAsia="Times New Roman" w:hAnsi="Arial" w:cs="Arial"/>
-          <w:color w:val="000000"/>
-          <w:kern w:val="0"/>
-          <w14:ligatures w14:val="none"/>
-        </w:rPr>
-        <w:t>confirm</w:t>
-      </w:r>
-      <w:r>
-        <w:rPr>
-          <w:rFonts w:ascii="Arial" w:eastAsia="Times New Roman" w:hAnsi="Arial" w:cs="Arial"/>
-          <w:color w:val="000000"/>
-          <w:kern w:val="0"/>
-          <w14:ligatures w14:val="none"/>
-        </w:rPr>
-        <w:t>ed</w:t>
+        <w:t>confirmed</w:t>
       </w:r>
       <w:r>
         <w:rPr>
@@ -18804,43 +19435,7 @@
           <w:kern w:val="0"/>
           <w14:ligatures w14:val="none"/>
         </w:rPr>
-        <w:t>.</w:t>
-      </w:r>
-      <w:r>
-        <w:rPr>
-          <w:rFonts w:ascii="Arial" w:eastAsia="Times New Roman" w:hAnsi="Arial" w:cs="Arial"/>
-          <w:color w:val="000000"/>
-          <w:kern w:val="0"/>
-          <w14:ligatures w14:val="none"/>
-        </w:rPr>
-        <w:t xml:space="preserve"> All numeric values </w:t>
-      </w:r>
-      <w:r>
-        <w:rPr>
-          <w:rFonts w:ascii="Arial" w:eastAsia="Times New Roman" w:hAnsi="Arial" w:cs="Arial"/>
-          <w:color w:val="000000"/>
-          <w:kern w:val="0"/>
-          <w14:ligatures w14:val="none"/>
-        </w:rPr>
-        <w:t xml:space="preserve">are maintained to at least two decimal places while preserving </w:t>
-      </w:r>
-      <w:r>
-        <w:rPr>
-          <w:rFonts w:ascii="Arial" w:eastAsia="Times New Roman" w:hAnsi="Arial" w:cs="Arial"/>
-          <w:color w:val="000000"/>
-          <w:kern w:val="0"/>
-          <w14:ligatures w14:val="none"/>
-        </w:rPr>
-        <w:t>two significant figures.</w:t>
-      </w:r>
-      <w:r>
-        <w:rPr>
-          <w:rFonts w:ascii="Arial" w:eastAsia="Times New Roman" w:hAnsi="Arial" w:cs="Arial"/>
-          <w:color w:val="000000"/>
-          <w:kern w:val="0"/>
-          <w14:ligatures w14:val="none"/>
-        </w:rPr>
-        <w:t xml:space="preserve"> </w:t>
+        <w:t xml:space="preserve">. All numeric values are maintained to at least two decimal places while preserving two significant figures. </w:t>
       </w:r>
     </w:p>
     <w:tbl>
@@ -19741,251 +20336,6 @@
           <w:rFonts w:ascii="Arial" w:hAnsi="Arial" w:cs="Arial"/>
         </w:rPr>
       </w:pPr>
-      <w:r>
-        <w:rPr>
-          <w:rFonts w:ascii="Arial" w:hAnsi="Arial" w:cs="Arial"/>
-        </w:rPr>
-        <w:t>Table 2. The</w:t>
-      </w:r>
-      <w:r>
-        <w:rPr>
-          <w:rFonts w:ascii="Arial" w:hAnsi="Arial" w:cs="Arial"/>
-        </w:rPr>
-        <w:t xml:space="preserve"> </w:t>
-      </w:r>
-      <w:r>
-        <w:rPr>
-          <w:rFonts w:ascii="Arial" w:hAnsi="Arial" w:cs="Arial"/>
-        </w:rPr>
-        <w:t>e</w:t>
-      </w:r>
-      <w:r>
-        <w:rPr>
-          <w:rFonts w:ascii="Arial" w:hAnsi="Arial" w:cs="Arial"/>
-        </w:rPr>
-        <w:t>stimated effect sizes</w:t>
-      </w:r>
-      <w:r>
-        <w:rPr>
-          <w:rFonts w:ascii="Arial" w:hAnsi="Arial" w:cs="Arial"/>
-        </w:rPr>
-        <w:t xml:space="preserve"> </w:t>
-      </w:r>
-      <w:r>
-        <w:rPr>
-          <w:rFonts w:ascii="Arial" w:hAnsi="Arial" w:cs="Arial"/>
-        </w:rPr>
-        <w:t>of</w:t>
-      </w:r>
-      <w:r>
-        <w:rPr>
-          <w:rFonts w:ascii="Arial" w:hAnsi="Arial" w:cs="Arial"/>
-        </w:rPr>
-        <w:t xml:space="preserve"> a known environmental stressor (abrupt salinity increase) on bass </w:t>
-      </w:r>
-      <w:r>
-        <w:rPr>
-          <w:rFonts w:ascii="Arial" w:eastAsia="Times New Roman" w:hAnsi="Arial" w:cs="Arial"/>
-          <w:color w:val="000000"/>
-          <w:kern w:val="0"/>
-          <w14:ligatures w14:val="none"/>
-        </w:rPr>
-        <w:t xml:space="preserve">neutrophil-to-lymphocyte ratios </w:t>
-      </w:r>
-      <w:r>
-        <w:rPr>
-          <w:rFonts w:ascii="Arial" w:hAnsi="Arial" w:cs="Arial"/>
-        </w:rPr>
-        <w:t>among the five groups</w:t>
-      </w:r>
-      <w:r>
-        <w:rPr>
-          <w:rFonts w:ascii="Arial" w:hAnsi="Arial" w:cs="Arial"/>
-        </w:rPr>
-        <w:t xml:space="preserve"> (control and </w:t>
-      </w:r>
-      <w:r>
-        <w:rPr>
-          <w:rFonts w:ascii="Arial" w:eastAsia="Times New Roman" w:hAnsi="Arial" w:cs="Arial"/>
-          <w:color w:val="000000"/>
-          <w:kern w:val="0"/>
-          <w14:ligatures w14:val="none"/>
-        </w:rPr>
-        <w:t xml:space="preserve">low and high levels of </w:t>
-      </w:r>
-      <w:r>
-        <w:rPr>
-          <w:rFonts w:ascii="Arial" w:eastAsia="Times New Roman" w:hAnsi="Arial" w:cs="Arial"/>
-          <w:color w:val="000000"/>
-          <w:kern w:val="0"/>
-          <w14:ligatures w14:val="none"/>
-        </w:rPr>
-        <w:t>cadmium [</w:t>
-      </w:r>
-      <w:r>
-        <w:rPr>
-          <w:rFonts w:ascii="Arial" w:eastAsia="Times New Roman" w:hAnsi="Arial" w:cs="Arial"/>
-          <w:color w:val="000000"/>
-          <w:kern w:val="0"/>
-          <w14:ligatures w14:val="none"/>
-        </w:rPr>
-        <w:t>Cd</w:t>
-      </w:r>
-      <w:r>
-        <w:rPr>
-          <w:rFonts w:ascii="Arial" w:eastAsia="Times New Roman" w:hAnsi="Arial" w:cs="Arial"/>
-          <w:color w:val="000000"/>
-          <w:kern w:val="0"/>
-          <w14:ligatures w14:val="none"/>
-        </w:rPr>
-        <w:t>]</w:t>
-      </w:r>
-      <w:r>
-        <w:rPr>
-          <w:rFonts w:ascii="Arial" w:eastAsia="Times New Roman" w:hAnsi="Arial" w:cs="Arial"/>
-          <w:color w:val="000000"/>
-          <w:kern w:val="0"/>
-          <w14:ligatures w14:val="none"/>
-        </w:rPr>
-        <w:t xml:space="preserve"> and perfluoropentanoic acid </w:t>
-      </w:r>
-      <w:r>
-        <w:rPr>
-          <w:rFonts w:ascii="Arial" w:eastAsia="Times New Roman" w:hAnsi="Arial" w:cs="Arial"/>
-          <w:color w:val="000000"/>
-          <w:kern w:val="0"/>
-          <w14:ligatures w14:val="none"/>
-        </w:rPr>
-        <w:t>[</w:t>
-      </w:r>
-      <w:proofErr w:type="spellStart"/>
-      <w:r>
-        <w:rPr>
-          <w:rFonts w:ascii="Arial" w:eastAsia="Times New Roman" w:hAnsi="Arial" w:cs="Arial"/>
-          <w:color w:val="000000"/>
-          <w:kern w:val="0"/>
-          <w14:ligatures w14:val="none"/>
-        </w:rPr>
-        <w:t>PFPeA</w:t>
-      </w:r>
-      <w:proofErr w:type="spellEnd"/>
-      <w:r>
-        <w:rPr>
-          <w:rFonts w:ascii="Arial" w:eastAsia="Times New Roman" w:hAnsi="Arial" w:cs="Arial"/>
-          <w:color w:val="000000"/>
-          <w:kern w:val="0"/>
-          <w14:ligatures w14:val="none"/>
-        </w:rPr>
-        <w:t>])</w:t>
-      </w:r>
-      <w:r>
-        <w:rPr>
-          <w:rFonts w:ascii="Arial" w:hAnsi="Arial" w:cs="Arial"/>
-        </w:rPr>
-        <w:t xml:space="preserve"> between blood samples 2 and 3 </w:t>
-      </w:r>
-      <w:r>
-        <w:rPr>
-          <w:rFonts w:ascii="Arial" w:hAnsi="Arial" w:cs="Arial"/>
-        </w:rPr>
-        <w:t xml:space="preserve">from the GLMM (Figure </w:t>
-      </w:r>
-      <w:r>
-        <w:rPr>
-          <w:rFonts w:ascii="Arial" w:hAnsi="Arial" w:cs="Arial"/>
-        </w:rPr>
-        <w:t>4</w:t>
-      </w:r>
-      <w:r>
-        <w:rPr>
-          <w:rFonts w:ascii="Arial" w:hAnsi="Arial" w:cs="Arial"/>
-        </w:rPr>
-        <w:t>)</w:t>
-      </w:r>
-      <w:r>
-        <w:rPr>
-          <w:rFonts w:ascii="Arial" w:hAnsi="Arial" w:cs="Arial"/>
-        </w:rPr>
-        <w:t>.</w:t>
-      </w:r>
-      <w:r>
-        <w:rPr>
-          <w:rFonts w:ascii="Arial" w:hAnsi="Arial" w:cs="Arial"/>
-        </w:rPr>
-        <w:t xml:space="preserve"> The effect size is represented by a percentage increase from blood 2 to blood 3 (e.g., the control bass NLR increased 158%</w:t>
-      </w:r>
-      <w:r>
-        <w:rPr>
-          <w:rFonts w:ascii="Arial" w:hAnsi="Arial" w:cs="Arial"/>
-        </w:rPr>
-        <w:t xml:space="preserve"> [46–357%; 95% CL]</w:t>
-      </w:r>
-      <w:r>
-        <w:rPr>
-          <w:rFonts w:ascii="Arial" w:hAnsi="Arial" w:cs="Arial"/>
-        </w:rPr>
-        <w:t xml:space="preserve"> from blood 2 to blood 3). </w:t>
-      </w:r>
-      <w:r>
-        <w:rPr>
-          <w:rFonts w:ascii="Arial" w:hAnsi="Arial" w:cs="Arial"/>
-        </w:rPr>
-        <w:t>The 95% confidence limits represent the lower</w:t>
-      </w:r>
-      <w:r>
-        <w:rPr>
-          <w:rFonts w:ascii="Arial" w:hAnsi="Arial" w:cs="Arial"/>
-        </w:rPr>
-        <w:t xml:space="preserve"> and upper</w:t>
-      </w:r>
-      <w:r>
-        <w:rPr>
-          <w:rFonts w:ascii="Arial" w:hAnsi="Arial" w:cs="Arial"/>
-        </w:rPr>
-        <w:t xml:space="preserve"> bounds</w:t>
-      </w:r>
-      <w:r>
-        <w:rPr>
-          <w:rFonts w:ascii="Arial" w:hAnsi="Arial" w:cs="Arial"/>
-        </w:rPr>
-        <w:t>,</w:t>
-      </w:r>
-      <w:r>
-        <w:rPr>
-          <w:rFonts w:ascii="Arial" w:hAnsi="Arial" w:cs="Arial"/>
-        </w:rPr>
-        <w:t xml:space="preserve"> separated by a comma</w:t>
-      </w:r>
-      <w:r>
-        <w:rPr>
-          <w:rFonts w:ascii="Arial" w:hAnsi="Arial" w:cs="Arial"/>
-        </w:rPr>
-        <w:t>,</w:t>
-      </w:r>
-      <w:r>
-        <w:rPr>
-          <w:rFonts w:ascii="Arial" w:hAnsi="Arial" w:cs="Arial"/>
-        </w:rPr>
-        <w:t xml:space="preserve"> where 95% of the </w:t>
-      </w:r>
-      <w:r>
-        <w:rPr>
-          <w:rFonts w:ascii="Arial" w:hAnsi="Arial" w:cs="Arial"/>
-        </w:rPr>
-        <w:t xml:space="preserve">confidence limits would contain the true effect size if the study were repeated multiple times. </w:t>
-      </w:r>
-      <w:r>
-        <w:rPr>
-          <w:rFonts w:ascii="Arial" w:hAnsi="Arial" w:cs="Arial"/>
-        </w:rPr>
-        <w:t xml:space="preserve">The Z value is reported with the numerator and denominator degrees of freedom. </w:t>
-      </w:r>
-      <w:r>
-        <w:rPr>
-          <w:rFonts w:ascii="Arial" w:hAnsi="Arial" w:cs="Arial"/>
-        </w:rPr>
-        <w:t xml:space="preserve">Bolded groups represent statistically significant changes from blood samples 2 to 3. </w:t>
-      </w:r>
     </w:p>
     <w:p>
       <w:pPr>
@@ -19994,6 +20344,114 @@
           <w:rFonts w:ascii="Arial" w:hAnsi="Arial" w:cs="Arial"/>
         </w:rPr>
       </w:pPr>
+      <w:r>
+        <w:rPr>
+          <w:rFonts w:ascii="Arial" w:hAnsi="Arial" w:cs="Arial"/>
+        </w:rPr>
+        <w:t xml:space="preserve">Table 2. The estimated effect sizes of a known environmental stressor (abrupt salinity increase) on bass </w:t>
+      </w:r>
+      <w:r>
+        <w:rPr>
+          <w:rFonts w:ascii="Arial" w:eastAsia="Times New Roman" w:hAnsi="Arial" w:cs="Arial"/>
+          <w:color w:val="000000"/>
+          <w:kern w:val="0"/>
+          <w14:ligatures w14:val="none"/>
+        </w:rPr>
+        <w:t xml:space="preserve">neutrophil-to-lymphocyte ratios </w:t>
+      </w:r>
+      <w:r>
+        <w:rPr>
+          <w:rFonts w:ascii="Arial" w:hAnsi="Arial" w:cs="Arial"/>
+        </w:rPr>
+        <w:t xml:space="preserve">among the five groups (control and </w:t>
+      </w:r>
+      <w:r>
+        <w:rPr>
+          <w:rFonts w:ascii="Arial" w:eastAsia="Times New Roman" w:hAnsi="Arial" w:cs="Arial"/>
+          <w:color w:val="000000"/>
+          <w:kern w:val="0"/>
+          <w14:ligatures w14:val="none"/>
+        </w:rPr>
+        <w:t xml:space="preserve">low and high levels of </w:t>
+      </w:r>
+      <w:r>
+        <w:rPr>
+          <w:rFonts w:ascii="Arial" w:eastAsia="Times New Roman" w:hAnsi="Arial" w:cs="Arial"/>
+          <w:color w:val="000000"/>
+          <w:kern w:val="0"/>
+          <w14:ligatures w14:val="none"/>
+        </w:rPr>
+        <w:t>cadmium [</w:t>
+      </w:r>
+      <w:r>
+        <w:rPr>
+          <w:rFonts w:ascii="Arial" w:eastAsia="Times New Roman" w:hAnsi="Arial" w:cs="Arial"/>
+          <w:color w:val="000000"/>
+          <w:kern w:val="0"/>
+          <w14:ligatures w14:val="none"/>
+        </w:rPr>
+        <w:t>Cd</w:t>
+      </w:r>
+      <w:r>
+        <w:rPr>
+          <w:rFonts w:ascii="Arial" w:eastAsia="Times New Roman" w:hAnsi="Arial" w:cs="Arial"/>
+          <w:color w:val="000000"/>
+          <w:kern w:val="0"/>
+          <w14:ligatures w14:val="none"/>
+        </w:rPr>
+        <w:t>]</w:t>
+      </w:r>
+      <w:r>
+        <w:rPr>
+          <w:rFonts w:ascii="Arial" w:eastAsia="Times New Roman" w:hAnsi="Arial" w:cs="Arial"/>
+          <w:color w:val="000000"/>
+          <w:kern w:val="0"/>
+          <w14:ligatures w14:val="none"/>
+        </w:rPr>
+        <w:t xml:space="preserve"> and perfluoropentanoic acid </w:t>
+      </w:r>
+      <w:r>
+        <w:rPr>
+          <w:rFonts w:ascii="Arial" w:eastAsia="Times New Roman" w:hAnsi="Arial" w:cs="Arial"/>
+          <w:color w:val="000000"/>
+          <w:kern w:val="0"/>
+          <w14:ligatures w14:val="none"/>
+        </w:rPr>
+        <w:t>[</w:t>
+      </w:r>
+      <w:proofErr w:type="spellStart"/>
+      <w:r>
+        <w:rPr>
+          <w:rFonts w:ascii="Arial" w:eastAsia="Times New Roman" w:hAnsi="Arial" w:cs="Arial"/>
+          <w:color w:val="000000"/>
+          <w:kern w:val="0"/>
+          <w14:ligatures w14:val="none"/>
+        </w:rPr>
+        <w:t>PFPeA</w:t>
+      </w:r>
+      <w:proofErr w:type="spellEnd"/>
+      <w:r>
+        <w:rPr>
+          <w:rFonts w:ascii="Arial" w:eastAsia="Times New Roman" w:hAnsi="Arial" w:cs="Arial"/>
+          <w:color w:val="000000"/>
+          <w:kern w:val="0"/>
+          <w14:ligatures w14:val="none"/>
+        </w:rPr>
+        <w:t>])</w:t>
+      </w:r>
+      <w:r>
+        <w:rPr>
+          <w:rFonts w:ascii="Arial" w:hAnsi="Arial" w:cs="Arial"/>
+        </w:rPr>
+        <w:t xml:space="preserve"> between blood samples 2 and 3 from the GLMM (Figure 4). The effect size is represented by a percentage increase from blood 2 to blood 3 (e.g., the control bass NLR increased 158% [46–357%; 95% CL] from blood 2 to blood 3). The 95% confidence limits represent the lower and upper bounds, separated by a comma, where 95% of the confidence limits would contain the true effect size if the study were repeated multiple </w:t>
+      </w:r>
+      <w:r>
+        <w:rPr>
+          <w:rFonts w:ascii="Arial" w:hAnsi="Arial" w:cs="Arial"/>
+        </w:rPr>
+        <w:lastRenderedPageBreak/>
+        <w:t xml:space="preserve">times. The Z value is reported with the numerator and denominator degrees of freedom. Bolded groups represent statistically significant changes from blood samples 2 to 3. </w:t>
+      </w:r>
     </w:p>
     <w:tbl>
       <w:tblPr>
@@ -20251,23 +20709,7 @@
                 <w:sz w:val="20"/>
                 <w:szCs w:val="20"/>
               </w:rPr>
-              <w:t>46</w:t>
-            </w:r>
-            <w:r>
-              <w:rPr>
-                <w:rFonts w:ascii="Arial" w:hAnsi="Arial" w:cs="Arial"/>
-                <w:sz w:val="20"/>
-                <w:szCs w:val="20"/>
-              </w:rPr>
-              <w:t xml:space="preserve">, </w:t>
-            </w:r>
-            <w:r>
-              <w:rPr>
-                <w:rFonts w:ascii="Arial" w:hAnsi="Arial" w:cs="Arial"/>
-                <w:sz w:val="20"/>
-                <w:szCs w:val="20"/>
-              </w:rPr>
-              <w:t>357</w:t>
+              <w:t>46, 357</w:t>
             </w:r>
           </w:p>
         </w:tc>
@@ -20412,23 +20854,7 @@
                 <w:sz w:val="20"/>
                 <w:szCs w:val="20"/>
               </w:rPr>
-              <w:t>76</w:t>
-            </w:r>
-            <w:r>
-              <w:rPr>
-                <w:rFonts w:ascii="Arial" w:hAnsi="Arial" w:cs="Arial"/>
-                <w:sz w:val="20"/>
-                <w:szCs w:val="20"/>
-              </w:rPr>
-              <w:t xml:space="preserve">, </w:t>
-            </w:r>
-            <w:r>
-              <w:rPr>
-                <w:rFonts w:ascii="Arial" w:hAnsi="Arial" w:cs="Arial"/>
-                <w:sz w:val="20"/>
-                <w:szCs w:val="20"/>
-              </w:rPr>
-              <w:t>347</w:t>
+              <w:t>76, 347</w:t>
             </w:r>
           </w:p>
         </w:tc>
@@ -20566,23 +20992,7 @@
                 <w:sz w:val="20"/>
                 <w:szCs w:val="20"/>
               </w:rPr>
-              <w:t>81</w:t>
-            </w:r>
-            <w:r>
-              <w:rPr>
-                <w:rFonts w:ascii="Arial" w:hAnsi="Arial" w:cs="Arial"/>
-                <w:sz w:val="20"/>
-                <w:szCs w:val="20"/>
-              </w:rPr>
-              <w:t xml:space="preserve">, </w:t>
-            </w:r>
-            <w:r>
-              <w:rPr>
-                <w:rFonts w:ascii="Arial" w:hAnsi="Arial" w:cs="Arial"/>
-                <w:sz w:val="20"/>
-                <w:szCs w:val="20"/>
-              </w:rPr>
-              <w:t>494</w:t>
+              <w:t>81, 494</w:t>
             </w:r>
           </w:p>
         </w:tc>
@@ -20741,23 +21151,7 @@
                 <w:sz w:val="20"/>
                 <w:szCs w:val="20"/>
               </w:rPr>
-              <w:t>122</w:t>
-            </w:r>
-            <w:r>
-              <w:rPr>
-                <w:rFonts w:ascii="Arial" w:hAnsi="Arial" w:cs="Arial"/>
-                <w:sz w:val="20"/>
-                <w:szCs w:val="20"/>
-              </w:rPr>
-              <w:t xml:space="preserve">, </w:t>
-            </w:r>
-            <w:r>
-              <w:rPr>
-                <w:rFonts w:ascii="Arial" w:hAnsi="Arial" w:cs="Arial"/>
-                <w:sz w:val="20"/>
-                <w:szCs w:val="20"/>
-              </w:rPr>
-              <w:t>601</w:t>
+              <w:t>122, 601</w:t>
             </w:r>
           </w:p>
         </w:tc>
@@ -20925,23 +21319,7 @@
                 <w:sz w:val="20"/>
                 <w:szCs w:val="20"/>
               </w:rPr>
-              <w:t>34</w:t>
-            </w:r>
-            <w:r>
-              <w:rPr>
-                <w:rFonts w:ascii="Arial" w:hAnsi="Arial" w:cs="Arial"/>
-                <w:sz w:val="20"/>
-                <w:szCs w:val="20"/>
-              </w:rPr>
-              <w:t xml:space="preserve">, </w:t>
-            </w:r>
-            <w:r>
-              <w:rPr>
-                <w:rFonts w:ascii="Arial" w:hAnsi="Arial" w:cs="Arial"/>
-                <w:sz w:val="20"/>
-                <w:szCs w:val="20"/>
-              </w:rPr>
-              <w:t>343</w:t>
+              <w:t>34, 343</w:t>
             </w:r>
           </w:p>
         </w:tc>
@@ -21027,41 +21405,19 @@
           <w:rFonts w:ascii="Arial" w:hAnsi="Arial" w:cs="Arial"/>
         </w:rPr>
       </w:pPr>
-      <w:r>
-        <w:rPr>
-          <w:rFonts w:ascii="Arial" w:hAnsi="Arial" w:cs="Arial"/>
-        </w:rPr>
-        <w:t xml:space="preserve">Table 3. The estimated effect sizes </w:t>
-      </w:r>
-      <w:r>
-        <w:rPr>
-          <w:rFonts w:ascii="Arial" w:hAnsi="Arial" w:cs="Arial"/>
-        </w:rPr>
-        <w:t xml:space="preserve">of xenobiotic substances </w:t>
-      </w:r>
-      <w:r>
-        <w:rPr>
-          <w:rFonts w:ascii="Arial" w:hAnsi="Arial" w:cs="Arial"/>
-        </w:rPr>
-        <w:t>seven days after a known environmental stressor introduction (blood sample</w:t>
-      </w:r>
-      <w:r>
-        <w:rPr>
-          <w:rFonts w:ascii="Arial" w:hAnsi="Arial" w:cs="Arial"/>
-        </w:rPr>
-        <w:t>s</w:t>
-      </w:r>
-      <w:r>
-        <w:rPr>
-          <w:rFonts w:ascii="Arial" w:hAnsi="Arial" w:cs="Arial"/>
-        </w:rPr>
-        <w:t xml:space="preserve"> 3 to 4)</w:t>
-      </w:r>
-      <w:r>
-        <w:rPr>
-          <w:rFonts w:ascii="Arial" w:hAnsi="Arial" w:cs="Arial"/>
-        </w:rPr>
-        <w:t xml:space="preserve"> on </w:t>
+    </w:p>
+    <w:p>
+      <w:pPr>
+        <w:spacing w:line="480" w:lineRule="auto"/>
+        <w:rPr>
+          <w:rFonts w:ascii="Arial" w:hAnsi="Arial" w:cs="Arial"/>
+        </w:rPr>
+      </w:pPr>
+      <w:r>
+        <w:rPr>
+          <w:rFonts w:ascii="Arial" w:hAnsi="Arial" w:cs="Arial"/>
+        </w:rPr>
+        <w:t xml:space="preserve">Table 3. The estimated effect sizes of xenobiotic substances seven days after a known environmental stressor introduction (blood samples 3 to 4) on </w:t>
       </w:r>
       <w:r>
         <w:rPr>
@@ -21076,13 +21432,7 @@
         <w:rPr>
           <w:rFonts w:ascii="Arial" w:hAnsi="Arial" w:cs="Arial"/>
         </w:rPr>
-        <w:t>among the five groups</w:t>
-      </w:r>
-      <w:r>
-        <w:rPr>
-          <w:rFonts w:ascii="Arial" w:hAnsi="Arial" w:cs="Arial"/>
-        </w:rPr>
-        <w:t xml:space="preserve"> (control and </w:t>
+        <w:t xml:space="preserve">among the five groups (control and </w:t>
       </w:r>
       <w:r>
         <w:rPr>
@@ -21162,163 +21512,7 @@
         <w:rPr>
           <w:rFonts w:ascii="Arial" w:hAnsi="Arial" w:cs="Arial"/>
         </w:rPr>
-        <w:t xml:space="preserve"> from the GLMM (Figure </w:t>
-      </w:r>
-      <w:r>
-        <w:rPr>
-          <w:rFonts w:ascii="Arial" w:hAnsi="Arial" w:cs="Arial"/>
-        </w:rPr>
-        <w:t>4</w:t>
-      </w:r>
-      <w:r>
-        <w:rPr>
-          <w:rFonts w:ascii="Arial" w:hAnsi="Arial" w:cs="Arial"/>
-        </w:rPr>
-        <w:t xml:space="preserve">). The effect size is represented by a percentage </w:t>
-      </w:r>
-      <w:r>
-        <w:rPr>
-          <w:rFonts w:ascii="Arial" w:hAnsi="Arial" w:cs="Arial"/>
-        </w:rPr>
-        <w:t>change</w:t>
-      </w:r>
-      <w:r>
-        <w:rPr>
-          <w:rFonts w:ascii="Arial" w:hAnsi="Arial" w:cs="Arial"/>
-        </w:rPr>
-        <w:t xml:space="preserve"> from blood </w:t>
-      </w:r>
-      <w:r>
-        <w:rPr>
-          <w:rFonts w:ascii="Arial" w:hAnsi="Arial" w:cs="Arial"/>
-        </w:rPr>
-        <w:t>3</w:t>
-      </w:r>
-      <w:r>
-        <w:rPr>
-          <w:rFonts w:ascii="Arial" w:hAnsi="Arial" w:cs="Arial"/>
-        </w:rPr>
-        <w:t xml:space="preserve"> to blood </w:t>
-      </w:r>
-      <w:r>
-        <w:rPr>
-          <w:rFonts w:ascii="Arial" w:hAnsi="Arial" w:cs="Arial"/>
-        </w:rPr>
-        <w:t>4</w:t>
-      </w:r>
-      <w:r>
-        <w:rPr>
-          <w:rFonts w:ascii="Arial" w:hAnsi="Arial" w:cs="Arial"/>
-        </w:rPr>
-        <w:t xml:space="preserve"> (e.g., the control bass NLR </w:t>
-      </w:r>
-      <w:r>
-        <w:rPr>
-          <w:rFonts w:ascii="Arial" w:hAnsi="Arial" w:cs="Arial"/>
-        </w:rPr>
-        <w:t>de</w:t>
-      </w:r>
-      <w:r>
-        <w:rPr>
-          <w:rFonts w:ascii="Arial" w:hAnsi="Arial" w:cs="Arial"/>
-        </w:rPr>
-        <w:t xml:space="preserve">creased </w:t>
-      </w:r>
-      <w:r>
-        <w:rPr>
-          <w:rFonts w:ascii="Arial" w:hAnsi="Arial" w:cs="Arial"/>
-        </w:rPr>
-        <w:t>25</w:t>
-      </w:r>
-      <w:r>
-        <w:rPr>
-          <w:rFonts w:ascii="Arial" w:hAnsi="Arial" w:cs="Arial"/>
-        </w:rPr>
-        <w:t>%</w:t>
-      </w:r>
-      <w:r>
-        <w:rPr>
-          <w:rFonts w:ascii="Arial" w:hAnsi="Arial" w:cs="Arial"/>
-        </w:rPr>
-        <w:t xml:space="preserve"> [-58–34%; 95% CL]</w:t>
-      </w:r>
-      <w:r>
-        <w:rPr>
-          <w:rFonts w:ascii="Arial" w:hAnsi="Arial" w:cs="Arial"/>
-        </w:rPr>
-        <w:t xml:space="preserve"> from blood </w:t>
-      </w:r>
-      <w:r>
-        <w:rPr>
-          <w:rFonts w:ascii="Arial" w:hAnsi="Arial" w:cs="Arial"/>
-        </w:rPr>
-        <w:t>3</w:t>
-      </w:r>
-      <w:r>
-        <w:rPr>
-          <w:rFonts w:ascii="Arial" w:hAnsi="Arial" w:cs="Arial"/>
-        </w:rPr>
-        <w:t xml:space="preserve"> to blood </w:t>
-      </w:r>
-      <w:r>
-        <w:rPr>
-          <w:rFonts w:ascii="Arial" w:hAnsi="Arial" w:cs="Arial"/>
-        </w:rPr>
-        <w:t>4</w:t>
-      </w:r>
-      <w:r>
-        <w:rPr>
-          <w:rFonts w:ascii="Arial" w:hAnsi="Arial" w:cs="Arial"/>
-        </w:rPr>
-        <w:t xml:space="preserve">). The 95% confidence limits represent the lower </w:t>
-      </w:r>
-      <w:r>
-        <w:rPr>
-          <w:rFonts w:ascii="Arial" w:hAnsi="Arial" w:cs="Arial"/>
-        </w:rPr>
-        <w:t xml:space="preserve">and upper </w:t>
-      </w:r>
-      <w:r>
-        <w:rPr>
-          <w:rFonts w:ascii="Arial" w:hAnsi="Arial" w:cs="Arial"/>
-        </w:rPr>
-        <w:t>bounds</w:t>
-      </w:r>
-      <w:r>
-        <w:rPr>
-          <w:rFonts w:ascii="Arial" w:hAnsi="Arial" w:cs="Arial"/>
-        </w:rPr>
-        <w:t>, separated by a comma</w:t>
-      </w:r>
-      <w:r>
-        <w:rPr>
-          <w:rFonts w:ascii="Arial" w:hAnsi="Arial" w:cs="Arial"/>
-        </w:rPr>
-        <w:t>. The Z value is reported with the numerator and denominator degrees of freedom.</w:t>
-      </w:r>
-      <w:r>
-        <w:rPr>
-          <w:rFonts w:ascii="Arial" w:hAnsi="Arial" w:cs="Arial"/>
-        </w:rPr>
-        <w:t xml:space="preserve"> Bolded groups represent statistically significant </w:t>
-      </w:r>
-      <w:r>
-        <w:rPr>
-          <w:rFonts w:ascii="Arial" w:hAnsi="Arial" w:cs="Arial"/>
-        </w:rPr>
-        <w:t>changes from blood samples 3 to 4</w:t>
-      </w:r>
-      <w:r>
-        <w:rPr>
-          <w:rFonts w:ascii="Arial" w:hAnsi="Arial" w:cs="Arial"/>
-        </w:rPr>
-        <w:t>.</w:t>
-      </w:r>
-      <w:r>
-        <w:rPr>
-          <w:rFonts w:ascii="Arial" w:hAnsi="Arial" w:cs="Arial"/>
-        </w:rPr>
-        <w:t xml:space="preserve"> </w:t>
+        <w:t xml:space="preserve"> from the GLMM (Figure 4). The effect size is represented by a percentage change from blood 3 to blood 4 (e.g., the control bass NLR decreased 25% [-58–34%; 95% CL] from blood 3 to blood 4). The 95% confidence limits represent the lower and upper bounds, separated by a comma. The Z value is reported with the numerator and denominator degrees of freedom. Bolded groups represent statistically significant changes from blood samples 3 to 4. </w:t>
       </w:r>
     </w:p>
     <w:tbl>
@@ -21546,15 +21740,7 @@
                 <w:sz w:val="20"/>
                 <w:szCs w:val="20"/>
               </w:rPr>
-              <w:t>-25</w:t>
-            </w:r>
-            <w:r>
-              <w:rPr>
-                <w:rFonts w:ascii="Arial" w:hAnsi="Arial" w:cs="Arial"/>
-                <w:sz w:val="20"/>
-                <w:szCs w:val="20"/>
-              </w:rPr>
-              <w:t>%</w:t>
+              <w:t>-25%</w:t>
             </w:r>
           </w:p>
         </w:tc>
@@ -21645,15 +21831,7 @@
                 <w:sz w:val="20"/>
                 <w:szCs w:val="20"/>
               </w:rPr>
-              <w:t>0.</w:t>
-            </w:r>
-            <w:r>
-              <w:rPr>
-                <w:rFonts w:ascii="Arial" w:hAnsi="Arial" w:cs="Arial"/>
-                <w:sz w:val="20"/>
-                <w:szCs w:val="20"/>
-              </w:rPr>
-              <w:t>33</w:t>
+              <w:t>0.33</w:t>
             </w:r>
           </w:p>
         </w:tc>
@@ -21710,15 +21888,7 @@
                 <w:sz w:val="20"/>
                 <w:szCs w:val="20"/>
               </w:rPr>
-              <w:t>-55</w:t>
-            </w:r>
-            <w:r>
-              <w:rPr>
-                <w:rFonts w:ascii="Arial" w:hAnsi="Arial" w:cs="Arial"/>
-                <w:sz w:val="20"/>
-                <w:szCs w:val="20"/>
-              </w:rPr>
-              <w:t>%</w:t>
+              <w:t>-55%</w:t>
             </w:r>
           </w:p>
         </w:tc>
@@ -21856,15 +22026,7 @@
                 <w:sz w:val="20"/>
                 <w:szCs w:val="20"/>
               </w:rPr>
-              <w:t>-48</w:t>
-            </w:r>
-            <w:r>
-              <w:rPr>
-                <w:rFonts w:ascii="Arial" w:hAnsi="Arial" w:cs="Arial"/>
-                <w:sz w:val="20"/>
-                <w:szCs w:val="20"/>
-              </w:rPr>
-              <w:t>%</w:t>
+              <w:t>-48%</w:t>
             </w:r>
           </w:p>
         </w:tc>
@@ -22020,15 +22182,7 @@
                 <w:sz w:val="20"/>
                 <w:szCs w:val="20"/>
               </w:rPr>
-              <w:t>-73</w:t>
-            </w:r>
-            <w:r>
-              <w:rPr>
-                <w:rFonts w:ascii="Arial" w:hAnsi="Arial" w:cs="Arial"/>
-                <w:sz w:val="20"/>
-                <w:szCs w:val="20"/>
-              </w:rPr>
-              <w:t>%</w:t>
+              <w:t>-73%</w:t>
             </w:r>
           </w:p>
         </w:tc>
@@ -22189,15 +22343,7 @@
                 <w:sz w:val="20"/>
                 <w:szCs w:val="20"/>
               </w:rPr>
-              <w:t>68</w:t>
-            </w:r>
-            <w:r>
-              <w:rPr>
-                <w:rFonts w:ascii="Arial" w:hAnsi="Arial" w:cs="Arial"/>
-                <w:sz w:val="20"/>
-                <w:szCs w:val="20"/>
-              </w:rPr>
-              <w:t>%</w:t>
+              <w:t>68%</w:t>
             </w:r>
           </w:p>
         </w:tc>
@@ -22331,7 +22477,7 @@
           <w:bCs/>
         </w:rPr>
         <w:lastRenderedPageBreak/>
-        <w:t>6</w:t>
+        <w:t>12</w:t>
       </w:r>
       <w:r>
         <w:rPr>
@@ -22339,7 +22485,1038 @@
           <w:b/>
           <w:bCs/>
         </w:rPr>
-        <w:t>. Figures</w:t>
+        <w:t>. Figure</w:t>
+      </w:r>
+      <w:r>
+        <w:rPr>
+          <w:rFonts w:ascii="Arial" w:hAnsi="Arial" w:cs="Arial"/>
+          <w:b/>
+          <w:bCs/>
+        </w:rPr>
+        <w:t xml:space="preserve"> Captions</w:t>
+      </w:r>
+    </w:p>
+    <w:p>
+      <w:pPr>
+        <w:spacing w:line="480" w:lineRule="auto"/>
+        <w:rPr>
+          <w:rFonts w:ascii="Arial" w:eastAsia="Times New Roman" w:hAnsi="Arial" w:cs="Arial"/>
+          <w:kern w:val="0"/>
+          <w14:ligatures w14:val="none"/>
+        </w:rPr>
+      </w:pPr>
+      <w:r>
+        <w:rPr>
+          <w:rFonts w:ascii="Arial" w:eastAsia="Times New Roman" w:hAnsi="Arial" w:cs="Arial"/>
+          <w:color w:val="000000"/>
+          <w:kern w:val="0"/>
+          <w14:ligatures w14:val="none"/>
+        </w:rPr>
+        <w:t>Figure 1.</w:t>
+      </w:r>
+      <w:r>
+        <w:rPr>
+          <w:rFonts w:ascii="Arial" w:eastAsia="Times New Roman" w:hAnsi="Arial" w:cs="Arial"/>
+          <w:b/>
+          <w:bCs/>
+          <w:color w:val="000000"/>
+          <w:kern w:val="0"/>
+          <w14:ligatures w14:val="none"/>
+        </w:rPr>
+        <w:t xml:space="preserve"> </w:t>
+      </w:r>
+      <w:r>
+        <w:rPr>
+          <w:rFonts w:ascii="Arial" w:eastAsia="Times New Roman" w:hAnsi="Arial" w:cs="Arial"/>
+          <w:color w:val="000000"/>
+          <w:kern w:val="0"/>
+          <w14:ligatures w14:val="none"/>
+        </w:rPr>
+        <w:t xml:space="preserve">Hypothesized relationships among bass </w:t>
+      </w:r>
+      <w:r>
+        <w:rPr>
+          <w:rFonts w:ascii="Arial" w:eastAsia="Times New Roman" w:hAnsi="Arial" w:cs="Arial"/>
+          <w:color w:val="000000"/>
+          <w:kern w:val="0"/>
+          <w14:ligatures w14:val="none"/>
+        </w:rPr>
+        <w:t>neutrophil-to-lymphocyte ratios (NLR)</w:t>
+      </w:r>
+      <w:r>
+        <w:rPr>
+          <w:rFonts w:ascii="Arial" w:eastAsia="Times New Roman" w:hAnsi="Arial" w:cs="Arial"/>
+          <w:color w:val="000000"/>
+          <w:kern w:val="0"/>
+          <w14:ligatures w14:val="none"/>
+        </w:rPr>
+        <w:t xml:space="preserve">, low and high levels of </w:t>
+      </w:r>
+      <w:r>
+        <w:rPr>
+          <w:rFonts w:ascii="Arial" w:eastAsia="Times New Roman" w:hAnsi="Arial" w:cs="Arial"/>
+          <w:color w:val="000000"/>
+          <w:kern w:val="0"/>
+          <w14:ligatures w14:val="none"/>
+        </w:rPr>
+        <w:t>cadmium (</w:t>
+      </w:r>
+      <w:r>
+        <w:rPr>
+          <w:rFonts w:ascii="Arial" w:eastAsia="Times New Roman" w:hAnsi="Arial" w:cs="Arial"/>
+          <w:color w:val="000000"/>
+          <w:kern w:val="0"/>
+          <w14:ligatures w14:val="none"/>
+        </w:rPr>
+        <w:t>Cd</w:t>
+      </w:r>
+      <w:r>
+        <w:rPr>
+          <w:rFonts w:ascii="Arial" w:eastAsia="Times New Roman" w:hAnsi="Arial" w:cs="Arial"/>
+          <w:color w:val="000000"/>
+          <w:kern w:val="0"/>
+          <w14:ligatures w14:val="none"/>
+        </w:rPr>
+        <w:t>)</w:t>
+      </w:r>
+      <w:r>
+        <w:rPr>
+          <w:rFonts w:ascii="Arial" w:eastAsia="Times New Roman" w:hAnsi="Arial" w:cs="Arial"/>
+          <w:color w:val="000000"/>
+          <w:kern w:val="0"/>
+          <w14:ligatures w14:val="none"/>
+        </w:rPr>
+        <w:t xml:space="preserve"> and perfluoropentanoic acid (</w:t>
+      </w:r>
+      <w:proofErr w:type="spellStart"/>
+      <w:r>
+        <w:rPr>
+          <w:rFonts w:ascii="Arial" w:eastAsia="Times New Roman" w:hAnsi="Arial" w:cs="Arial"/>
+          <w:color w:val="000000"/>
+          <w:kern w:val="0"/>
+          <w14:ligatures w14:val="none"/>
+        </w:rPr>
+        <w:t>PFPeA</w:t>
+      </w:r>
+      <w:proofErr w:type="spellEnd"/>
+      <w:r>
+        <w:rPr>
+          <w:rFonts w:ascii="Arial" w:eastAsia="Times New Roman" w:hAnsi="Arial" w:cs="Arial"/>
+          <w:color w:val="000000"/>
+          <w:kern w:val="0"/>
+          <w14:ligatures w14:val="none"/>
+        </w:rPr>
+        <w:t>)</w:t>
+      </w:r>
+      <w:r>
+        <w:rPr>
+          <w:rFonts w:ascii="Arial" w:eastAsia="Times New Roman" w:hAnsi="Arial" w:cs="Arial"/>
+          <w:color w:val="000000"/>
+          <w:kern w:val="0"/>
+          <w14:ligatures w14:val="none"/>
+        </w:rPr>
+        <w:t xml:space="preserve">, and an environmental stressor </w:t>
+      </w:r>
+      <w:r>
+        <w:rPr>
+          <w:rFonts w:ascii="Arial" w:eastAsia="Times New Roman" w:hAnsi="Arial" w:cs="Arial"/>
+          <w:color w:val="000000"/>
+          <w:kern w:val="0"/>
+          <w14:ligatures w14:val="none"/>
+        </w:rPr>
+        <w:t>(</w:t>
+      </w:r>
+      <w:r>
+        <w:rPr>
+          <w:rFonts w:ascii="Arial" w:eastAsia="Times New Roman" w:hAnsi="Arial" w:cs="Arial"/>
+          <w:color w:val="000000"/>
+          <w:kern w:val="0"/>
+          <w14:ligatures w14:val="none"/>
+        </w:rPr>
+        <w:t>sal</w:t>
+      </w:r>
+      <w:r>
+        <w:rPr>
+          <w:rFonts w:ascii="Arial" w:eastAsia="Times New Roman" w:hAnsi="Arial" w:cs="Arial"/>
+          <w:color w:val="000000"/>
+          <w:kern w:val="0"/>
+          <w14:ligatures w14:val="none"/>
+        </w:rPr>
+        <w:t>inity increase)</w:t>
+      </w:r>
+      <w:r>
+        <w:rPr>
+          <w:rFonts w:ascii="Arial" w:eastAsia="Times New Roman" w:hAnsi="Arial" w:cs="Arial"/>
+          <w:color w:val="000000"/>
+          <w:kern w:val="0"/>
+          <w14:ligatures w14:val="none"/>
+        </w:rPr>
+        <w:t xml:space="preserve">. We anticipated that exposure to Cd or </w:t>
+      </w:r>
+      <w:proofErr w:type="spellStart"/>
+      <w:r>
+        <w:rPr>
+          <w:rFonts w:ascii="Arial" w:eastAsia="Times New Roman" w:hAnsi="Arial" w:cs="Arial"/>
+          <w:color w:val="000000"/>
+          <w:kern w:val="0"/>
+          <w14:ligatures w14:val="none"/>
+        </w:rPr>
+        <w:t>PFPeA</w:t>
+      </w:r>
+      <w:proofErr w:type="spellEnd"/>
+      <w:r>
+        <w:rPr>
+          <w:rFonts w:ascii="Arial" w:eastAsia="Times New Roman" w:hAnsi="Arial" w:cs="Arial"/>
+          <w:color w:val="000000"/>
+          <w:kern w:val="0"/>
+          <w14:ligatures w14:val="none"/>
+        </w:rPr>
+        <w:t xml:space="preserve">, indicated by the dashed "Treatment" line between blood samples 1 and 2, would </w:t>
+      </w:r>
+      <w:r>
+        <w:rPr>
+          <w:rFonts w:ascii="Arial" w:eastAsia="Times New Roman" w:hAnsi="Arial" w:cs="Arial"/>
+          <w:color w:val="000000"/>
+          <w:kern w:val="0"/>
+          <w14:ligatures w14:val="none"/>
+        </w:rPr>
+        <w:t>lead</w:t>
+      </w:r>
+      <w:r>
+        <w:rPr>
+          <w:rFonts w:ascii="Arial" w:eastAsia="Times New Roman" w:hAnsi="Arial" w:cs="Arial"/>
+          <w:color w:val="000000"/>
+          <w:kern w:val="0"/>
+          <w14:ligatures w14:val="none"/>
+        </w:rPr>
+        <w:t xml:space="preserve"> </w:t>
+      </w:r>
+      <w:r>
+        <w:rPr>
+          <w:rFonts w:ascii="Arial" w:eastAsia="Times New Roman" w:hAnsi="Arial" w:cs="Arial"/>
+          <w:color w:val="000000"/>
+          <w:kern w:val="0"/>
+          <w14:ligatures w14:val="none"/>
+        </w:rPr>
+        <w:t>to</w:t>
+      </w:r>
+      <w:r>
+        <w:rPr>
+          <w:rFonts w:ascii="Arial" w:eastAsia="Times New Roman" w:hAnsi="Arial" w:cs="Arial"/>
+          <w:color w:val="000000"/>
+          <w:kern w:val="0"/>
+          <w14:ligatures w14:val="none"/>
+        </w:rPr>
+        <w:t xml:space="preserve"> elevated NLR values, particularly in groups receiving higher doses of each toxin. </w:t>
+      </w:r>
+      <w:r>
+        <w:rPr>
+          <w:rFonts w:ascii="Arial" w:eastAsia="Times New Roman" w:hAnsi="Arial" w:cs="Arial"/>
+          <w:color w:val="000000"/>
+          <w:kern w:val="0"/>
+          <w14:ligatures w14:val="none"/>
+        </w:rPr>
+        <w:t>Furthermore</w:t>
+      </w:r>
+      <w:r>
+        <w:rPr>
+          <w:rFonts w:ascii="Arial" w:eastAsia="Times New Roman" w:hAnsi="Arial" w:cs="Arial"/>
+          <w:color w:val="000000"/>
+          <w:kern w:val="0"/>
+          <w14:ligatures w14:val="none"/>
+        </w:rPr>
+        <w:t xml:space="preserve">, we expected the </w:t>
+      </w:r>
+      <w:r>
+        <w:rPr>
+          <w:rFonts w:ascii="Arial" w:eastAsia="Times New Roman" w:hAnsi="Arial" w:cs="Arial"/>
+          <w:color w:val="000000"/>
+          <w:kern w:val="0"/>
+          <w14:ligatures w14:val="none"/>
+        </w:rPr>
+        <w:t>NLR</w:t>
+      </w:r>
+      <w:r>
+        <w:rPr>
+          <w:rFonts w:ascii="Arial" w:eastAsia="Times New Roman" w:hAnsi="Arial" w:cs="Arial"/>
+          <w:color w:val="000000"/>
+          <w:kern w:val="0"/>
+          <w14:ligatures w14:val="none"/>
+        </w:rPr>
+        <w:t xml:space="preserve"> to </w:t>
+      </w:r>
+      <w:r>
+        <w:rPr>
+          <w:rFonts w:ascii="Arial" w:eastAsia="Times New Roman" w:hAnsi="Arial" w:cs="Arial"/>
+          <w:color w:val="000000"/>
+          <w:kern w:val="0"/>
+          <w14:ligatures w14:val="none"/>
+        </w:rPr>
+        <w:t>continuously increase</w:t>
+      </w:r>
+      <w:r>
+        <w:rPr>
+          <w:rFonts w:ascii="Arial" w:eastAsia="Times New Roman" w:hAnsi="Arial" w:cs="Arial"/>
+          <w:color w:val="000000"/>
+          <w:kern w:val="0"/>
+          <w14:ligatures w14:val="none"/>
+        </w:rPr>
+        <w:t xml:space="preserve"> </w:t>
+      </w:r>
+      <w:r>
+        <w:rPr>
+          <w:rFonts w:ascii="Arial" w:eastAsia="Times New Roman" w:hAnsi="Arial" w:cs="Arial"/>
+          <w:color w:val="000000"/>
+          <w:kern w:val="0"/>
+          <w14:ligatures w14:val="none"/>
+        </w:rPr>
+        <w:t xml:space="preserve">for all fish after </w:t>
+      </w:r>
+      <w:r>
+        <w:rPr>
+          <w:rFonts w:ascii="Arial" w:eastAsia="Times New Roman" w:hAnsi="Arial" w:cs="Arial"/>
+          <w:color w:val="000000"/>
+          <w:kern w:val="0"/>
+          <w14:ligatures w14:val="none"/>
+        </w:rPr>
+        <w:t>exposure to an abruptly introduced environmental stressor, represented by the dashed "Salt" line between blood samples 2 and 3.</w:t>
+      </w:r>
+    </w:p>
+    <w:p>
+      <w:pPr>
+        <w:spacing w:line="480" w:lineRule="auto"/>
+        <w:rPr>
+          <w:rFonts w:ascii="Arial" w:eastAsia="Times New Roman" w:hAnsi="Arial" w:cs="Arial"/>
+          <w:color w:val="000000"/>
+          <w:kern w:val="0"/>
+          <w:bdr w:val="none" w:sz="0" w:space="0" w:color="auto" w:frame="1"/>
+          <w14:ligatures w14:val="none"/>
+        </w:rPr>
+      </w:pPr>
+    </w:p>
+    <w:p>
+      <w:pPr>
+        <w:spacing w:line="480" w:lineRule="auto"/>
+        <w:rPr>
+          <w:rFonts w:ascii="Arial" w:eastAsia="Times New Roman" w:hAnsi="Arial" w:cs="Arial"/>
+          <w:color w:val="000000"/>
+          <w:kern w:val="0"/>
+          <w:bdr w:val="none" w:sz="0" w:space="0" w:color="auto" w:frame="1"/>
+          <w14:ligatures w14:val="none"/>
+        </w:rPr>
+      </w:pPr>
+      <w:r>
+        <w:rPr>
+          <w:rFonts w:ascii="Arial" w:eastAsia="Times New Roman" w:hAnsi="Arial" w:cs="Arial"/>
+          <w:color w:val="000000"/>
+          <w:kern w:val="0"/>
+          <w14:ligatures w14:val="none"/>
+        </w:rPr>
+        <w:t>Figure 2.</w:t>
+      </w:r>
+      <w:r>
+        <w:rPr>
+          <w:rFonts w:ascii="Arial" w:eastAsia="Times New Roman" w:hAnsi="Arial" w:cs="Arial"/>
+          <w:b/>
+          <w:bCs/>
+          <w:color w:val="000000"/>
+          <w:kern w:val="0"/>
+          <w14:ligatures w14:val="none"/>
+        </w:rPr>
+        <w:t xml:space="preserve"> </w:t>
+      </w:r>
+      <w:r>
+        <w:rPr>
+          <w:rFonts w:ascii="Arial" w:eastAsia="Times New Roman" w:hAnsi="Arial" w:cs="Arial"/>
+          <w:color w:val="000000"/>
+          <w:kern w:val="0"/>
+          <w14:ligatures w14:val="none"/>
+        </w:rPr>
+        <w:t>Overview of s</w:t>
+      </w:r>
+      <w:r>
+        <w:rPr>
+          <w:rFonts w:ascii="Arial" w:eastAsia="Times New Roman" w:hAnsi="Arial" w:cs="Arial"/>
+          <w:color w:val="000000"/>
+          <w:kern w:val="0"/>
+          <w14:ligatures w14:val="none"/>
+        </w:rPr>
+        <w:t xml:space="preserve">tudy design and experimental timeline. We </w:t>
+      </w:r>
+      <w:r>
+        <w:rPr>
+          <w:rFonts w:ascii="Arial" w:eastAsia="Times New Roman" w:hAnsi="Arial" w:cs="Arial"/>
+          <w:color w:val="000000"/>
+          <w:kern w:val="0"/>
+          <w14:ligatures w14:val="none"/>
+        </w:rPr>
+        <w:t>arrang</w:t>
+      </w:r>
+      <w:r>
+        <w:rPr>
+          <w:rFonts w:ascii="Arial" w:eastAsia="Times New Roman" w:hAnsi="Arial" w:cs="Arial"/>
+          <w:color w:val="000000"/>
+          <w:kern w:val="0"/>
+          <w14:ligatures w14:val="none"/>
+        </w:rPr>
+        <w:t xml:space="preserve">ed 15-37.9 L rectangular tanks in three rows, </w:t>
+      </w:r>
+      <w:r>
+        <w:rPr>
+          <w:rFonts w:ascii="Arial" w:eastAsia="Times New Roman" w:hAnsi="Arial" w:cs="Arial"/>
+          <w:color w:val="000000"/>
+          <w:kern w:val="0"/>
+          <w14:ligatures w14:val="none"/>
+        </w:rPr>
+        <w:t>featur</w:t>
+      </w:r>
+      <w:r>
+        <w:rPr>
+          <w:rFonts w:ascii="Arial" w:eastAsia="Times New Roman" w:hAnsi="Arial" w:cs="Arial"/>
+          <w:color w:val="000000"/>
+          <w:kern w:val="0"/>
+          <w14:ligatures w14:val="none"/>
+        </w:rPr>
+        <w:t xml:space="preserve">ing opaque boundaries on the </w:t>
+      </w:r>
+      <w:r>
+        <w:rPr>
+          <w:rFonts w:ascii="Arial" w:eastAsia="Times New Roman" w:hAnsi="Arial" w:cs="Arial"/>
+          <w:color w:val="000000"/>
+          <w:kern w:val="0"/>
+          <w14:ligatures w14:val="none"/>
+        </w:rPr>
+        <w:t>long</w:t>
+      </w:r>
+      <w:r>
+        <w:rPr>
+          <w:rFonts w:ascii="Arial" w:eastAsia="Times New Roman" w:hAnsi="Arial" w:cs="Arial"/>
+          <w:color w:val="000000"/>
+          <w:kern w:val="0"/>
+          <w14:ligatures w14:val="none"/>
+        </w:rPr>
+        <w:t xml:space="preserve"> sides (</w:t>
+      </w:r>
+      <w:r>
+        <w:rPr>
+          <w:rFonts w:ascii="Arial" w:eastAsia="Times New Roman" w:hAnsi="Arial" w:cs="Arial"/>
+          <w:color w:val="000000"/>
+          <w:kern w:val="0"/>
+          <w14:ligatures w14:val="none"/>
+        </w:rPr>
+        <w:t>indica</w:t>
+      </w:r>
+      <w:r>
+        <w:rPr>
+          <w:rFonts w:ascii="Arial" w:eastAsia="Times New Roman" w:hAnsi="Arial" w:cs="Arial"/>
+          <w:color w:val="000000"/>
+          <w:kern w:val="0"/>
+          <w14:ligatures w14:val="none"/>
+        </w:rPr>
+        <w:t>ted by thick solid black bars) and a mesh top (</w:t>
+      </w:r>
+      <w:r>
+        <w:rPr>
+          <w:rFonts w:ascii="Arial" w:eastAsia="Times New Roman" w:hAnsi="Arial" w:cs="Arial"/>
+          <w:color w:val="000000"/>
+          <w:kern w:val="0"/>
+          <w14:ligatures w14:val="none"/>
+        </w:rPr>
+        <w:t>shown</w:t>
+      </w:r>
+      <w:r>
+        <w:rPr>
+          <w:rFonts w:ascii="Arial" w:eastAsia="Times New Roman" w:hAnsi="Arial" w:cs="Arial"/>
+          <w:color w:val="000000"/>
+          <w:kern w:val="0"/>
+          <w14:ligatures w14:val="none"/>
+        </w:rPr>
+        <w:t xml:space="preserve"> by dashed gray bars). Each tank </w:t>
+      </w:r>
+      <w:r>
+        <w:rPr>
+          <w:rFonts w:ascii="Arial" w:eastAsia="Times New Roman" w:hAnsi="Arial" w:cs="Arial"/>
+          <w:color w:val="000000"/>
+          <w:kern w:val="0"/>
+          <w14:ligatures w14:val="none"/>
+        </w:rPr>
+        <w:t>contain</w:t>
+      </w:r>
+      <w:r>
+        <w:rPr>
+          <w:rFonts w:ascii="Arial" w:eastAsia="Times New Roman" w:hAnsi="Arial" w:cs="Arial"/>
+          <w:color w:val="000000"/>
+          <w:kern w:val="0"/>
+          <w14:ligatures w14:val="none"/>
+        </w:rPr>
+        <w:t>ed 37.6 L of conditioned tap water (light blue)</w:t>
+      </w:r>
+      <w:r>
+        <w:rPr>
+          <w:rFonts w:ascii="Arial" w:eastAsia="Times New Roman" w:hAnsi="Arial" w:cs="Arial"/>
+          <w:color w:val="000000"/>
+          <w:kern w:val="0"/>
+          <w14:ligatures w14:val="none"/>
+        </w:rPr>
+        <w:t>, equipped</w:t>
+      </w:r>
+      <w:r>
+        <w:rPr>
+          <w:rFonts w:ascii="Arial" w:eastAsia="Times New Roman" w:hAnsi="Arial" w:cs="Arial"/>
+          <w:color w:val="000000"/>
+          <w:kern w:val="0"/>
+          <w14:ligatures w14:val="none"/>
+        </w:rPr>
+        <w:t xml:space="preserve"> with aerators (yellow bubbler). We randomized the treatment order among the tanks (five groups represented by </w:t>
+      </w:r>
+      <w:r>
+        <w:rPr>
+          <w:rFonts w:ascii="Arial" w:eastAsia="Times New Roman" w:hAnsi="Arial" w:cs="Arial"/>
+          <w:color w:val="000000"/>
+          <w:kern w:val="0"/>
+          <w14:ligatures w14:val="none"/>
+        </w:rPr>
+        <w:t>different</w:t>
+      </w:r>
+      <w:r>
+        <w:rPr>
+          <w:rFonts w:ascii="Arial" w:eastAsia="Times New Roman" w:hAnsi="Arial" w:cs="Arial"/>
+          <w:color w:val="000000"/>
+          <w:kern w:val="0"/>
+          <w14:ligatures w14:val="none"/>
+        </w:rPr>
+        <w:t xml:space="preserve"> color</w:t>
+      </w:r>
+      <w:r>
+        <w:rPr>
+          <w:rFonts w:ascii="Arial" w:eastAsia="Times New Roman" w:hAnsi="Arial" w:cs="Arial"/>
+          <w:color w:val="000000"/>
+          <w:kern w:val="0"/>
+          <w14:ligatures w14:val="none"/>
+        </w:rPr>
+        <w:t>s</w:t>
+      </w:r>
+      <w:r>
+        <w:rPr>
+          <w:rFonts w:ascii="Arial" w:eastAsia="Times New Roman" w:hAnsi="Arial" w:cs="Arial"/>
+          <w:color w:val="000000"/>
+          <w:kern w:val="0"/>
+          <w14:ligatures w14:val="none"/>
+        </w:rPr>
+        <w:t>). Below the tank design, in connect</w:t>
+      </w:r>
+      <w:r>
+        <w:rPr>
+          <w:rFonts w:ascii="Arial" w:eastAsia="Times New Roman" w:hAnsi="Arial" w:cs="Arial"/>
+          <w:color w:val="000000"/>
+          <w:kern w:val="0"/>
+          <w14:ligatures w14:val="none"/>
+        </w:rPr>
+        <w:t>ed</w:t>
+      </w:r>
+      <w:r>
+        <w:rPr>
+          <w:rFonts w:ascii="Arial" w:eastAsia="Times New Roman" w:hAnsi="Arial" w:cs="Arial"/>
+          <w:color w:val="000000"/>
+          <w:kern w:val="0"/>
+          <w14:ligatures w14:val="none"/>
+        </w:rPr>
+        <w:t xml:space="preserve"> boxes, we </w:t>
+      </w:r>
+      <w:r>
+        <w:rPr>
+          <w:rFonts w:ascii="Arial" w:eastAsia="Times New Roman" w:hAnsi="Arial" w:cs="Arial"/>
+          <w:color w:val="000000"/>
+          <w:kern w:val="0"/>
+          <w14:ligatures w14:val="none"/>
+        </w:rPr>
+        <w:t>illustrate</w:t>
+      </w:r>
+      <w:r>
+        <w:rPr>
+          <w:rFonts w:ascii="Arial" w:eastAsia="Times New Roman" w:hAnsi="Arial" w:cs="Arial"/>
+          <w:color w:val="000000"/>
+          <w:kern w:val="0"/>
+          <w14:ligatures w14:val="none"/>
+        </w:rPr>
+        <w:t xml:space="preserve"> the chronological order of </w:t>
+      </w:r>
+      <w:r>
+        <w:rPr>
+          <w:rFonts w:ascii="Arial" w:eastAsia="Times New Roman" w:hAnsi="Arial" w:cs="Arial"/>
+          <w:color w:val="000000"/>
+          <w:kern w:val="0"/>
+          <w14:ligatures w14:val="none"/>
+        </w:rPr>
+        <w:t>signific</w:t>
+      </w:r>
+      <w:r>
+        <w:rPr>
+          <w:rFonts w:ascii="Arial" w:eastAsia="Times New Roman" w:hAnsi="Arial" w:cs="Arial"/>
+          <w:color w:val="000000"/>
+          <w:kern w:val="0"/>
+          <w14:ligatures w14:val="none"/>
+        </w:rPr>
+        <w:t xml:space="preserve">ant daily events from the start (day 1) to the </w:t>
+      </w:r>
+      <w:r>
+        <w:rPr>
+          <w:rFonts w:ascii="Arial" w:eastAsia="Times New Roman" w:hAnsi="Arial" w:cs="Arial"/>
+          <w:color w:val="000000"/>
+          <w:kern w:val="0"/>
+          <w14:ligatures w14:val="none"/>
+        </w:rPr>
+        <w:t>conclusion</w:t>
+      </w:r>
+      <w:r>
+        <w:rPr>
+          <w:rFonts w:ascii="Arial" w:eastAsia="Times New Roman" w:hAnsi="Arial" w:cs="Arial"/>
+          <w:color w:val="000000"/>
+          <w:kern w:val="0"/>
+          <w14:ligatures w14:val="none"/>
+        </w:rPr>
+        <w:t xml:space="preserve"> of the trial (day 22).</w:t>
+      </w:r>
+    </w:p>
+    <w:p>
+      <w:pPr>
+        <w:spacing w:line="480" w:lineRule="auto"/>
+        <w:rPr>
+          <w:rFonts w:ascii="Arial" w:eastAsia="Times New Roman" w:hAnsi="Arial" w:cs="Arial"/>
+          <w:color w:val="000000"/>
+          <w:kern w:val="0"/>
+          <w:bdr w:val="none" w:sz="0" w:space="0" w:color="auto" w:frame="1"/>
+          <w14:ligatures w14:val="none"/>
+        </w:rPr>
+      </w:pPr>
+    </w:p>
+    <w:p>
+      <w:pPr>
+        <w:spacing w:line="480" w:lineRule="auto"/>
+        <w:rPr>
+          <w:rFonts w:ascii="Arial" w:eastAsia="Times New Roman" w:hAnsi="Arial" w:cs="Arial"/>
+          <w:color w:val="000000"/>
+          <w:kern w:val="0"/>
+          <w14:ligatures w14:val="none"/>
+        </w:rPr>
+      </w:pPr>
+      <w:r>
+        <w:rPr>
+          <w:rFonts w:ascii="Arial" w:eastAsia="Times New Roman" w:hAnsi="Arial" w:cs="Arial"/>
+          <w:color w:val="000000"/>
+          <w:kern w:val="0"/>
+          <w14:ligatures w14:val="none"/>
+        </w:rPr>
+        <w:t>Figure 3. Individual tank water quality data (temperature, pH, dissolved oxygen, and salinity) collected from a YSI Pro DSS on each sampling day (Figure 2). Color denotes the treatment group</w:t>
+      </w:r>
+      <w:r>
+        <w:rPr>
+          <w:rFonts w:ascii="Arial" w:eastAsia="Times New Roman" w:hAnsi="Arial" w:cs="Arial"/>
+          <w:color w:val="000000"/>
+          <w:kern w:val="0"/>
+          <w14:ligatures w14:val="none"/>
+        </w:rPr>
+        <w:t xml:space="preserve"> </w:t>
+      </w:r>
+      <w:r>
+        <w:rPr>
+          <w:rFonts w:ascii="Arial" w:hAnsi="Arial" w:cs="Arial"/>
+        </w:rPr>
+        <w:t xml:space="preserve">(control and </w:t>
+      </w:r>
+      <w:r>
+        <w:rPr>
+          <w:rFonts w:ascii="Arial" w:eastAsia="Times New Roman" w:hAnsi="Arial" w:cs="Arial"/>
+          <w:color w:val="000000"/>
+          <w:kern w:val="0"/>
+          <w14:ligatures w14:val="none"/>
+        </w:rPr>
+        <w:t xml:space="preserve">low and high levels of </w:t>
+      </w:r>
+      <w:r>
+        <w:rPr>
+          <w:rFonts w:ascii="Arial" w:eastAsia="Times New Roman" w:hAnsi="Arial" w:cs="Arial"/>
+          <w:color w:val="000000"/>
+          <w:kern w:val="0"/>
+          <w14:ligatures w14:val="none"/>
+        </w:rPr>
+        <w:t>cadmium [</w:t>
+      </w:r>
+      <w:r>
+        <w:rPr>
+          <w:rFonts w:ascii="Arial" w:eastAsia="Times New Roman" w:hAnsi="Arial" w:cs="Arial"/>
+          <w:color w:val="000000"/>
+          <w:kern w:val="0"/>
+          <w14:ligatures w14:val="none"/>
+        </w:rPr>
+        <w:t>Cd</w:t>
+      </w:r>
+      <w:r>
+        <w:rPr>
+          <w:rFonts w:ascii="Arial" w:eastAsia="Times New Roman" w:hAnsi="Arial" w:cs="Arial"/>
+          <w:color w:val="000000"/>
+          <w:kern w:val="0"/>
+          <w14:ligatures w14:val="none"/>
+        </w:rPr>
+        <w:t>]</w:t>
+      </w:r>
+      <w:r>
+        <w:rPr>
+          <w:rFonts w:ascii="Arial" w:eastAsia="Times New Roman" w:hAnsi="Arial" w:cs="Arial"/>
+          <w:color w:val="000000"/>
+          <w:kern w:val="0"/>
+          <w14:ligatures w14:val="none"/>
+        </w:rPr>
+        <w:t xml:space="preserve"> and perfluoropentanoic acid </w:t>
+      </w:r>
+      <w:r>
+        <w:rPr>
+          <w:rFonts w:ascii="Arial" w:eastAsia="Times New Roman" w:hAnsi="Arial" w:cs="Arial"/>
+          <w:color w:val="000000"/>
+          <w:kern w:val="0"/>
+          <w14:ligatures w14:val="none"/>
+        </w:rPr>
+        <w:t>[</w:t>
+      </w:r>
+      <w:proofErr w:type="spellStart"/>
+      <w:r>
+        <w:rPr>
+          <w:rFonts w:ascii="Arial" w:eastAsia="Times New Roman" w:hAnsi="Arial" w:cs="Arial"/>
+          <w:color w:val="000000"/>
+          <w:kern w:val="0"/>
+          <w14:ligatures w14:val="none"/>
+        </w:rPr>
+        <w:t>PFPeA</w:t>
+      </w:r>
+      <w:proofErr w:type="spellEnd"/>
+      <w:r>
+        <w:rPr>
+          <w:rFonts w:ascii="Arial" w:eastAsia="Times New Roman" w:hAnsi="Arial" w:cs="Arial"/>
+          <w:color w:val="000000"/>
+          <w:kern w:val="0"/>
+          <w14:ligatures w14:val="none"/>
+        </w:rPr>
+        <w:t>])</w:t>
+      </w:r>
+      <w:r>
+        <w:rPr>
+          <w:rFonts w:ascii="Arial" w:eastAsia="Times New Roman" w:hAnsi="Arial" w:cs="Arial"/>
+          <w:color w:val="000000"/>
+          <w:kern w:val="0"/>
+          <w14:ligatures w14:val="none"/>
+        </w:rPr>
+        <w:t xml:space="preserve">. The first vertical dashed line </w:t>
+      </w:r>
+      <w:r>
+        <w:rPr>
+          <w:rFonts w:ascii="Arial" w:eastAsia="Times New Roman" w:hAnsi="Arial" w:cs="Arial"/>
+          <w:color w:val="000000"/>
+          <w:kern w:val="0"/>
+          <w14:ligatures w14:val="none"/>
+        </w:rPr>
+        <w:t>indicate</w:t>
+      </w:r>
+      <w:r>
+        <w:rPr>
+          <w:rFonts w:ascii="Arial" w:eastAsia="Times New Roman" w:hAnsi="Arial" w:cs="Arial"/>
+          <w:color w:val="000000"/>
+          <w:kern w:val="0"/>
+          <w14:ligatures w14:val="none"/>
+        </w:rPr>
+        <w:t xml:space="preserve">s the day we </w:t>
+      </w:r>
+      <w:r>
+        <w:rPr>
+          <w:rFonts w:ascii="Arial" w:eastAsia="Times New Roman" w:hAnsi="Arial" w:cs="Arial"/>
+          <w:color w:val="000000"/>
+          <w:kern w:val="0"/>
+          <w14:ligatures w14:val="none"/>
+        </w:rPr>
+        <w:lastRenderedPageBreak/>
+        <w:t xml:space="preserve">added treatments, </w:t>
+      </w:r>
+      <w:r>
+        <w:rPr>
+          <w:rFonts w:ascii="Arial" w:eastAsia="Times New Roman" w:hAnsi="Arial" w:cs="Arial"/>
+          <w:color w:val="000000"/>
+          <w:kern w:val="0"/>
+          <w14:ligatures w14:val="none"/>
+        </w:rPr>
+        <w:t>while</w:t>
+      </w:r>
+      <w:r>
+        <w:rPr>
+          <w:rFonts w:ascii="Arial" w:eastAsia="Times New Roman" w:hAnsi="Arial" w:cs="Arial"/>
+          <w:color w:val="000000"/>
+          <w:kern w:val="0"/>
+          <w14:ligatures w14:val="none"/>
+        </w:rPr>
+        <w:t xml:space="preserve"> the second </w:t>
+      </w:r>
+      <w:r>
+        <w:rPr>
+          <w:rFonts w:ascii="Arial" w:eastAsia="Times New Roman" w:hAnsi="Arial" w:cs="Arial"/>
+          <w:color w:val="000000"/>
+          <w:kern w:val="0"/>
+          <w14:ligatures w14:val="none"/>
+        </w:rPr>
+        <w:t>mark</w:t>
+      </w:r>
+      <w:r>
+        <w:rPr>
+          <w:rFonts w:ascii="Arial" w:eastAsia="Times New Roman" w:hAnsi="Arial" w:cs="Arial"/>
+          <w:color w:val="000000"/>
+          <w:kern w:val="0"/>
+          <w14:ligatures w14:val="none"/>
+        </w:rPr>
+        <w:t xml:space="preserve">s the day we added salt. Note that we recorded YSI data </w:t>
+      </w:r>
+      <w:r>
+        <w:rPr>
+          <w:rFonts w:ascii="Arial" w:eastAsia="Times New Roman" w:hAnsi="Arial" w:cs="Arial"/>
+          <w:color w:val="000000"/>
+          <w:kern w:val="0"/>
+          <w14:ligatures w14:val="none"/>
+        </w:rPr>
+        <w:t>prior to</w:t>
+      </w:r>
+      <w:r>
+        <w:rPr>
+          <w:rFonts w:ascii="Arial" w:eastAsia="Times New Roman" w:hAnsi="Arial" w:cs="Arial"/>
+          <w:color w:val="000000"/>
+          <w:kern w:val="0"/>
+          <w14:ligatures w14:val="none"/>
+        </w:rPr>
+        <w:t xml:space="preserve"> salt addition on day 15.</w:t>
+      </w:r>
+    </w:p>
+    <w:p>
+      <w:pPr>
+        <w:spacing w:line="480" w:lineRule="auto"/>
+        <w:rPr>
+          <w:rFonts w:ascii="Arial" w:hAnsi="Arial" w:cs="Arial"/>
+        </w:rPr>
+      </w:pPr>
+    </w:p>
+    <w:p>
+      <w:pPr>
+        <w:spacing w:line="480" w:lineRule="auto"/>
+        <w:rPr>
+          <w:rFonts w:ascii="Arial" w:eastAsia="Times New Roman" w:hAnsi="Arial" w:cs="Arial"/>
+          <w:color w:val="000000"/>
+          <w:kern w:val="0"/>
+          <w14:ligatures w14:val="none"/>
+        </w:rPr>
+      </w:pPr>
+      <w:r>
+        <w:rPr>
+          <w:rFonts w:ascii="Arial" w:hAnsi="Arial" w:cs="Arial"/>
+        </w:rPr>
+        <w:t xml:space="preserve">Figure 4. Largemouth bass </w:t>
+      </w:r>
+      <w:r>
+        <w:rPr>
+          <w:rFonts w:ascii="Arial" w:eastAsia="Times New Roman" w:hAnsi="Arial" w:cs="Arial"/>
+          <w:color w:val="000000"/>
+          <w:kern w:val="0"/>
+          <w14:ligatures w14:val="none"/>
+        </w:rPr>
+        <w:t xml:space="preserve">neutrophil-to-lymphocyte ratios (NLR) from blood smears throughout the study. The five colors represent individual groups: </w:t>
+      </w:r>
+      <w:r>
+        <w:rPr>
+          <w:rFonts w:ascii="Arial" w:eastAsia="Times New Roman" w:hAnsi="Arial" w:cs="Arial"/>
+          <w:color w:val="000000"/>
+          <w:kern w:val="0"/>
+          <w14:ligatures w14:val="none"/>
+        </w:rPr>
+        <w:t xml:space="preserve">low and high levels of </w:t>
+      </w:r>
+      <w:r>
+        <w:rPr>
+          <w:rFonts w:ascii="Arial" w:eastAsia="Times New Roman" w:hAnsi="Arial" w:cs="Arial"/>
+          <w:color w:val="000000"/>
+          <w:kern w:val="0"/>
+          <w14:ligatures w14:val="none"/>
+        </w:rPr>
+        <w:t>cadmium (</w:t>
+      </w:r>
+      <w:r>
+        <w:rPr>
+          <w:rFonts w:ascii="Arial" w:eastAsia="Times New Roman" w:hAnsi="Arial" w:cs="Arial"/>
+          <w:color w:val="000000"/>
+          <w:kern w:val="0"/>
+          <w14:ligatures w14:val="none"/>
+        </w:rPr>
+        <w:t>Cd</w:t>
+      </w:r>
+      <w:r>
+        <w:rPr>
+          <w:rFonts w:ascii="Arial" w:eastAsia="Times New Roman" w:hAnsi="Arial" w:cs="Arial"/>
+          <w:color w:val="000000"/>
+          <w:kern w:val="0"/>
+          <w14:ligatures w14:val="none"/>
+        </w:rPr>
+        <w:t>)</w:t>
+      </w:r>
+      <w:r>
+        <w:rPr>
+          <w:rFonts w:ascii="Arial" w:eastAsia="Times New Roman" w:hAnsi="Arial" w:cs="Arial"/>
+          <w:color w:val="000000"/>
+          <w:kern w:val="0"/>
+          <w14:ligatures w14:val="none"/>
+        </w:rPr>
+        <w:t xml:space="preserve"> and perfluoropentanoic acid (</w:t>
+      </w:r>
+      <w:proofErr w:type="spellStart"/>
+      <w:r>
+        <w:rPr>
+          <w:rFonts w:ascii="Arial" w:eastAsia="Times New Roman" w:hAnsi="Arial" w:cs="Arial"/>
+          <w:color w:val="000000"/>
+          <w:kern w:val="0"/>
+          <w14:ligatures w14:val="none"/>
+        </w:rPr>
+        <w:t>PFPeA</w:t>
+      </w:r>
+      <w:proofErr w:type="spellEnd"/>
+      <w:r>
+        <w:rPr>
+          <w:rFonts w:ascii="Arial" w:eastAsia="Times New Roman" w:hAnsi="Arial" w:cs="Arial"/>
+          <w:color w:val="000000"/>
+          <w:kern w:val="0"/>
+          <w14:ligatures w14:val="none"/>
+        </w:rPr>
+        <w:t>), and the control. Lines dictate the generalized linear mixed-effects model estimated relationships among the groups and blood samples (slopes can vary due to the group x blood sample interaction). Jittered points represent individual bass NLR at each blood sample</w:t>
+      </w:r>
+      <w:r>
+        <w:rPr>
+          <w:rFonts w:ascii="Arial" w:eastAsia="Times New Roman" w:hAnsi="Arial" w:cs="Arial"/>
+          <w:color w:val="000000"/>
+          <w:kern w:val="0"/>
+          <w14:ligatures w14:val="none"/>
+        </w:rPr>
+        <w:t xml:space="preserve">. </w:t>
+      </w:r>
+      <w:r>
+        <w:rPr>
+          <w:rFonts w:ascii="Arial" w:eastAsia="Times New Roman" w:hAnsi="Arial" w:cs="Arial"/>
+          <w:color w:val="000000"/>
+          <w:kern w:val="0"/>
+          <w14:ligatures w14:val="none"/>
+        </w:rPr>
+        <w:t>E</w:t>
+      </w:r>
+      <w:r>
+        <w:rPr>
+          <w:rFonts w:ascii="Arial" w:eastAsia="Times New Roman" w:hAnsi="Arial" w:cs="Arial"/>
+          <w:color w:val="000000"/>
+          <w:kern w:val="0"/>
+          <w14:ligatures w14:val="none"/>
+        </w:rPr>
+        <w:t xml:space="preserve">xposure to Cd or </w:t>
+      </w:r>
+      <w:proofErr w:type="spellStart"/>
+      <w:r>
+        <w:rPr>
+          <w:rFonts w:ascii="Arial" w:eastAsia="Times New Roman" w:hAnsi="Arial" w:cs="Arial"/>
+          <w:color w:val="000000"/>
+          <w:kern w:val="0"/>
+          <w14:ligatures w14:val="none"/>
+        </w:rPr>
+        <w:t>PFPeA</w:t>
+      </w:r>
+      <w:proofErr w:type="spellEnd"/>
+      <w:r>
+        <w:rPr>
+          <w:rFonts w:ascii="Arial" w:eastAsia="Times New Roman" w:hAnsi="Arial" w:cs="Arial"/>
+          <w:color w:val="000000"/>
+          <w:kern w:val="0"/>
+          <w14:ligatures w14:val="none"/>
+        </w:rPr>
+        <w:t xml:space="preserve"> is</w:t>
+      </w:r>
+      <w:r>
+        <w:rPr>
+          <w:rFonts w:ascii="Arial" w:eastAsia="Times New Roman" w:hAnsi="Arial" w:cs="Arial"/>
+          <w:color w:val="000000"/>
+          <w:kern w:val="0"/>
+          <w14:ligatures w14:val="none"/>
+        </w:rPr>
+        <w:t xml:space="preserve"> indicated by the dashed "Treatment" line between blood samples 1 and 2. </w:t>
+      </w:r>
+      <w:r>
+        <w:rPr>
+          <w:rFonts w:ascii="Arial" w:eastAsia="Times New Roman" w:hAnsi="Arial" w:cs="Arial"/>
+          <w:color w:val="000000"/>
+          <w:kern w:val="0"/>
+          <w14:ligatures w14:val="none"/>
+        </w:rPr>
+        <w:t>E</w:t>
+      </w:r>
+      <w:r>
+        <w:rPr>
+          <w:rFonts w:ascii="Arial" w:eastAsia="Times New Roman" w:hAnsi="Arial" w:cs="Arial"/>
+          <w:color w:val="000000"/>
+          <w:kern w:val="0"/>
+          <w14:ligatures w14:val="none"/>
+        </w:rPr>
+        <w:t>xposure to an environmental stressor</w:t>
+      </w:r>
+      <w:r>
+        <w:rPr>
+          <w:rFonts w:ascii="Arial" w:eastAsia="Times New Roman" w:hAnsi="Arial" w:cs="Arial"/>
+          <w:color w:val="000000"/>
+          <w:kern w:val="0"/>
+          <w14:ligatures w14:val="none"/>
+        </w:rPr>
+        <w:t xml:space="preserve"> is</w:t>
+      </w:r>
+      <w:r>
+        <w:rPr>
+          <w:rFonts w:ascii="Arial" w:eastAsia="Times New Roman" w:hAnsi="Arial" w:cs="Arial"/>
+          <w:color w:val="000000"/>
+          <w:kern w:val="0"/>
+          <w14:ligatures w14:val="none"/>
+        </w:rPr>
+        <w:t xml:space="preserve"> represented by the dashed "Salt" line between blood samples 2 and 3.</w:t>
+      </w:r>
+    </w:p>
+    <w:p>
+      <w:pPr>
+        <w:spacing w:line="480" w:lineRule="auto"/>
+        <w:rPr>
+          <w:rFonts w:ascii="Arial" w:hAnsi="Arial" w:cs="Arial"/>
+        </w:rPr>
+      </w:pPr>
+    </w:p>
+    <w:p>
+      <w:pPr>
+        <w:spacing w:line="480" w:lineRule="auto"/>
+        <w:rPr>
+          <w:rFonts w:ascii="Arial" w:hAnsi="Arial" w:cs="Arial"/>
+        </w:rPr>
+      </w:pPr>
+      <w:r>
+        <w:rPr>
+          <w:rFonts w:ascii="Arial" w:hAnsi="Arial" w:cs="Arial"/>
+          <w:b/>
+          <w:bCs/>
+        </w:rPr>
+        <w:t>13. Figures</w:t>
+      </w:r>
+    </w:p>
+    <w:p>
+      <w:pPr>
+        <w:spacing w:line="480" w:lineRule="auto"/>
+        <w:rPr>
+          <w:rFonts w:ascii="Arial" w:hAnsi="Arial" w:cs="Arial"/>
+        </w:rPr>
+      </w:pPr>
+      <w:r>
+        <w:rPr>
+          <w:rFonts w:ascii="Arial" w:hAnsi="Arial" w:cs="Arial"/>
+        </w:rPr>
+        <w:t>Figure 1.</w:t>
       </w:r>
     </w:p>
     <w:p>
@@ -22347,7 +23524,11 @@
         <w:spacing w:line="480" w:lineRule="auto"/>
         <w:jc w:val="center"/>
         <w:rPr>
-          <w:rFonts w:ascii="Arial" w:hAnsi="Arial" w:cs="Arial"/>
+          <w:rFonts w:ascii="Arial" w:eastAsia="Times New Roman" w:hAnsi="Arial" w:cs="Arial"/>
+          <w:color w:val="000000"/>
+          <w:kern w:val="0"/>
+          <w:bdr w:val="none" w:sz="0" w:space="0" w:color="auto" w:frame="1"/>
+          <w14:ligatures w14:val="none"/>
         </w:rPr>
       </w:pPr>
       <w:r>
@@ -22390,10 +23571,10 @@
           <w14:ligatures w14:val="none"/>
         </w:rPr>
         <w:drawing>
-          <wp:inline distT="0" distB="0" distL="0" distR="0" wp14:anchorId="4962D76C" wp14:editId="7FC16C4D">
-            <wp:extent cx="5031146" cy="2941955"/>
-            <wp:effectExtent l="0" t="0" r="0" b="4445"/>
-            <wp:docPr id="7" name="Picture 3"/>
+          <wp:inline distT="0" distB="0" distL="0" distR="0" wp14:anchorId="609CBCCA" wp14:editId="219575AC">
+            <wp:extent cx="4572000" cy="2670048"/>
+            <wp:effectExtent l="0" t="0" r="0" b="0"/>
+            <wp:docPr id="1383544523" name="Picture 3"/>
             <wp:cNvGraphicFramePr>
               <a:graphicFrameLocks xmlns:a="http://schemas.openxmlformats.org/drawingml/2006/main" noChangeAspect="1"/>
             </wp:cNvGraphicFramePr>
@@ -22402,816 +23583,6 @@
                 <pic:pic xmlns:pic="http://schemas.openxmlformats.org/drawingml/2006/picture">
                   <pic:nvPicPr>
                     <pic:cNvPr id="0" name="Picture 7"/>
-                    <pic:cNvPicPr>
-                      <a:picLocks noChangeAspect="1" noChangeArrowheads="1"/>
-                    </pic:cNvPicPr>
-                  </pic:nvPicPr>
-                  <pic:blipFill>
-                    <a:blip r:embed="rId33" cstate="print">
-                      <a:extLst>
-                        <a:ext uri="{28A0092B-C50C-407E-A947-70E740481C1C}">
-                          <a14:useLocalDpi xmlns:a14="http://schemas.microsoft.com/office/drawing/2010/main" val="0"/>
-                        </a:ext>
-                      </a:extLst>
-                    </a:blip>
-                    <a:srcRect/>
-                    <a:stretch>
-                      <a:fillRect/>
-                    </a:stretch>
-                  </pic:blipFill>
-                  <pic:spPr bwMode="auto">
-                    <a:xfrm>
-                      <a:off x="0" y="0"/>
-                      <a:ext cx="5169443" cy="3022824"/>
-                    </a:xfrm>
-                    <a:prstGeom prst="rect">
-                      <a:avLst/>
-                    </a:prstGeom>
-                    <a:noFill/>
-                    <a:ln>
-                      <a:noFill/>
-                    </a:ln>
-                  </pic:spPr>
-                </pic:pic>
-              </a:graphicData>
-            </a:graphic>
-          </wp:inline>
-        </w:drawing>
-      </w:r>
-      <w:r>
-        <w:rPr>
-          <w:rFonts w:ascii="Arial" w:eastAsia="Times New Roman" w:hAnsi="Arial" w:cs="Arial"/>
-          <w:color w:val="000000"/>
-          <w:kern w:val="0"/>
-          <w:bdr w:val="none" w:sz="0" w:space="0" w:color="auto" w:frame="1"/>
-          <w14:ligatures w14:val="none"/>
-        </w:rPr>
-        <w:fldChar w:fldCharType="end"/>
-      </w:r>
-    </w:p>
-    <w:p>
-      <w:pPr>
-        <w:spacing w:line="480" w:lineRule="auto"/>
-        <w:rPr>
-          <w:rFonts w:ascii="Arial" w:eastAsia="Times New Roman" w:hAnsi="Arial" w:cs="Arial"/>
-          <w:kern w:val="0"/>
-          <w14:ligatures w14:val="none"/>
-        </w:rPr>
-      </w:pPr>
-      <w:r>
-        <w:rPr>
-          <w:rFonts w:ascii="Arial" w:eastAsia="Times New Roman" w:hAnsi="Arial" w:cs="Arial"/>
-          <w:color w:val="000000"/>
-          <w:kern w:val="0"/>
-          <w14:ligatures w14:val="none"/>
-        </w:rPr>
-        <w:t>Figure 1.</w:t>
-      </w:r>
-      <w:r>
-        <w:rPr>
-          <w:rFonts w:ascii="Arial" w:eastAsia="Times New Roman" w:hAnsi="Arial" w:cs="Arial"/>
-          <w:b/>
-          <w:bCs/>
-          <w:color w:val="000000"/>
-          <w:kern w:val="0"/>
-          <w14:ligatures w14:val="none"/>
-        </w:rPr>
-        <w:t xml:space="preserve"> </w:t>
-      </w:r>
-      <w:r>
-        <w:rPr>
-          <w:rFonts w:ascii="Arial" w:eastAsia="Times New Roman" w:hAnsi="Arial" w:cs="Arial"/>
-          <w:color w:val="000000"/>
-          <w:kern w:val="0"/>
-          <w14:ligatures w14:val="none"/>
-        </w:rPr>
-        <w:t xml:space="preserve">Hypothesized relationships among bass </w:t>
-      </w:r>
-      <w:r>
-        <w:rPr>
-          <w:rFonts w:ascii="Arial" w:eastAsia="Times New Roman" w:hAnsi="Arial" w:cs="Arial"/>
-          <w:color w:val="000000"/>
-          <w:kern w:val="0"/>
-          <w14:ligatures w14:val="none"/>
-        </w:rPr>
-        <w:t>neutrophil-to-lymphocyte ratios (NLR)</w:t>
-      </w:r>
-      <w:r>
-        <w:rPr>
-          <w:rFonts w:ascii="Arial" w:eastAsia="Times New Roman" w:hAnsi="Arial" w:cs="Arial"/>
-          <w:color w:val="000000"/>
-          <w:kern w:val="0"/>
-          <w14:ligatures w14:val="none"/>
-        </w:rPr>
-        <w:t xml:space="preserve">, low and high levels of </w:t>
-      </w:r>
-      <w:r>
-        <w:rPr>
-          <w:rFonts w:ascii="Arial" w:eastAsia="Times New Roman" w:hAnsi="Arial" w:cs="Arial"/>
-          <w:color w:val="000000"/>
-          <w:kern w:val="0"/>
-          <w14:ligatures w14:val="none"/>
-        </w:rPr>
-        <w:t>cadmium (</w:t>
-      </w:r>
-      <w:r>
-        <w:rPr>
-          <w:rFonts w:ascii="Arial" w:eastAsia="Times New Roman" w:hAnsi="Arial" w:cs="Arial"/>
-          <w:color w:val="000000"/>
-          <w:kern w:val="0"/>
-          <w14:ligatures w14:val="none"/>
-        </w:rPr>
-        <w:t>Cd</w:t>
-      </w:r>
-      <w:r>
-        <w:rPr>
-          <w:rFonts w:ascii="Arial" w:eastAsia="Times New Roman" w:hAnsi="Arial" w:cs="Arial"/>
-          <w:color w:val="000000"/>
-          <w:kern w:val="0"/>
-          <w14:ligatures w14:val="none"/>
-        </w:rPr>
-        <w:t>)</w:t>
-      </w:r>
-      <w:r>
-        <w:rPr>
-          <w:rFonts w:ascii="Arial" w:eastAsia="Times New Roman" w:hAnsi="Arial" w:cs="Arial"/>
-          <w:color w:val="000000"/>
-          <w:kern w:val="0"/>
-          <w14:ligatures w14:val="none"/>
-        </w:rPr>
-        <w:t xml:space="preserve"> and perfluoropentanoic acid (</w:t>
-      </w:r>
-      <w:proofErr w:type="spellStart"/>
-      <w:r>
-        <w:rPr>
-          <w:rFonts w:ascii="Arial" w:eastAsia="Times New Roman" w:hAnsi="Arial" w:cs="Arial"/>
-          <w:color w:val="000000"/>
-          <w:kern w:val="0"/>
-          <w14:ligatures w14:val="none"/>
-        </w:rPr>
-        <w:t>PFPeA</w:t>
-      </w:r>
-      <w:proofErr w:type="spellEnd"/>
-      <w:r>
-        <w:rPr>
-          <w:rFonts w:ascii="Arial" w:eastAsia="Times New Roman" w:hAnsi="Arial" w:cs="Arial"/>
-          <w:color w:val="000000"/>
-          <w:kern w:val="0"/>
-          <w14:ligatures w14:val="none"/>
-        </w:rPr>
-        <w:t>)</w:t>
-      </w:r>
-      <w:r>
-        <w:rPr>
-          <w:rFonts w:ascii="Arial" w:eastAsia="Times New Roman" w:hAnsi="Arial" w:cs="Arial"/>
-          <w:color w:val="000000"/>
-          <w:kern w:val="0"/>
-          <w14:ligatures w14:val="none"/>
-        </w:rPr>
-        <w:t xml:space="preserve">, and an environmental stressor </w:t>
-      </w:r>
-      <w:r>
-        <w:rPr>
-          <w:rFonts w:ascii="Arial" w:eastAsia="Times New Roman" w:hAnsi="Arial" w:cs="Arial"/>
-          <w:color w:val="000000"/>
-          <w:kern w:val="0"/>
-          <w14:ligatures w14:val="none"/>
-        </w:rPr>
-        <w:t>(</w:t>
-      </w:r>
-      <w:r>
-        <w:rPr>
-          <w:rFonts w:ascii="Arial" w:eastAsia="Times New Roman" w:hAnsi="Arial" w:cs="Arial"/>
-          <w:color w:val="000000"/>
-          <w:kern w:val="0"/>
-          <w14:ligatures w14:val="none"/>
-        </w:rPr>
-        <w:t>sal</w:t>
-      </w:r>
-      <w:r>
-        <w:rPr>
-          <w:rFonts w:ascii="Arial" w:eastAsia="Times New Roman" w:hAnsi="Arial" w:cs="Arial"/>
-          <w:color w:val="000000"/>
-          <w:kern w:val="0"/>
-          <w14:ligatures w14:val="none"/>
-        </w:rPr>
-        <w:t>inity increase)</w:t>
-      </w:r>
-      <w:r>
-        <w:rPr>
-          <w:rFonts w:ascii="Arial" w:eastAsia="Times New Roman" w:hAnsi="Arial" w:cs="Arial"/>
-          <w:color w:val="000000"/>
-          <w:kern w:val="0"/>
-          <w14:ligatures w14:val="none"/>
-        </w:rPr>
-        <w:t xml:space="preserve">. We anticipated that exposure to Cd or </w:t>
-      </w:r>
-      <w:proofErr w:type="spellStart"/>
-      <w:r>
-        <w:rPr>
-          <w:rFonts w:ascii="Arial" w:eastAsia="Times New Roman" w:hAnsi="Arial" w:cs="Arial"/>
-          <w:color w:val="000000"/>
-          <w:kern w:val="0"/>
-          <w14:ligatures w14:val="none"/>
-        </w:rPr>
-        <w:t>PFPeA</w:t>
-      </w:r>
-      <w:proofErr w:type="spellEnd"/>
-      <w:r>
-        <w:rPr>
-          <w:rFonts w:ascii="Arial" w:eastAsia="Times New Roman" w:hAnsi="Arial" w:cs="Arial"/>
-          <w:color w:val="000000"/>
-          <w:kern w:val="0"/>
-          <w14:ligatures w14:val="none"/>
-        </w:rPr>
-        <w:t xml:space="preserve">, indicated by the dashed "Treatment" line between blood samples 1 and 2, would </w:t>
-      </w:r>
-      <w:r>
-        <w:rPr>
-          <w:rFonts w:ascii="Arial" w:eastAsia="Times New Roman" w:hAnsi="Arial" w:cs="Arial"/>
-          <w:color w:val="000000"/>
-          <w:kern w:val="0"/>
-          <w14:ligatures w14:val="none"/>
-        </w:rPr>
-        <w:t>lead</w:t>
-      </w:r>
-      <w:r>
-        <w:rPr>
-          <w:rFonts w:ascii="Arial" w:eastAsia="Times New Roman" w:hAnsi="Arial" w:cs="Arial"/>
-          <w:color w:val="000000"/>
-          <w:kern w:val="0"/>
-          <w14:ligatures w14:val="none"/>
-        </w:rPr>
-        <w:t xml:space="preserve"> </w:t>
-      </w:r>
-      <w:r>
-        <w:rPr>
-          <w:rFonts w:ascii="Arial" w:eastAsia="Times New Roman" w:hAnsi="Arial" w:cs="Arial"/>
-          <w:color w:val="000000"/>
-          <w:kern w:val="0"/>
-          <w14:ligatures w14:val="none"/>
-        </w:rPr>
-        <w:t>to</w:t>
-      </w:r>
-      <w:r>
-        <w:rPr>
-          <w:rFonts w:ascii="Arial" w:eastAsia="Times New Roman" w:hAnsi="Arial" w:cs="Arial"/>
-          <w:color w:val="000000"/>
-          <w:kern w:val="0"/>
-          <w14:ligatures w14:val="none"/>
-        </w:rPr>
-        <w:t xml:space="preserve"> elevated NLR values, particularly in groups receiving higher doses of each toxin. </w:t>
-      </w:r>
-      <w:r>
-        <w:rPr>
-          <w:rFonts w:ascii="Arial" w:eastAsia="Times New Roman" w:hAnsi="Arial" w:cs="Arial"/>
-          <w:color w:val="000000"/>
-          <w:kern w:val="0"/>
-          <w14:ligatures w14:val="none"/>
-        </w:rPr>
-        <w:t>Furthermore</w:t>
-      </w:r>
-      <w:r>
-        <w:rPr>
-          <w:rFonts w:ascii="Arial" w:eastAsia="Times New Roman" w:hAnsi="Arial" w:cs="Arial"/>
-          <w:color w:val="000000"/>
-          <w:kern w:val="0"/>
-          <w14:ligatures w14:val="none"/>
-        </w:rPr>
-        <w:t xml:space="preserve">, we expected the </w:t>
-      </w:r>
-      <w:r>
-        <w:rPr>
-          <w:rFonts w:ascii="Arial" w:eastAsia="Times New Roman" w:hAnsi="Arial" w:cs="Arial"/>
-          <w:color w:val="000000"/>
-          <w:kern w:val="0"/>
-          <w14:ligatures w14:val="none"/>
-        </w:rPr>
-        <w:t>NLR</w:t>
-      </w:r>
-      <w:r>
-        <w:rPr>
-          <w:rFonts w:ascii="Arial" w:eastAsia="Times New Roman" w:hAnsi="Arial" w:cs="Arial"/>
-          <w:color w:val="000000"/>
-          <w:kern w:val="0"/>
-          <w14:ligatures w14:val="none"/>
-        </w:rPr>
-        <w:t xml:space="preserve"> to </w:t>
-      </w:r>
-      <w:r>
-        <w:rPr>
-          <w:rFonts w:ascii="Arial" w:eastAsia="Times New Roman" w:hAnsi="Arial" w:cs="Arial"/>
-          <w:color w:val="000000"/>
-          <w:kern w:val="0"/>
-          <w14:ligatures w14:val="none"/>
-        </w:rPr>
-        <w:t>continuously increase</w:t>
-      </w:r>
-      <w:r>
-        <w:rPr>
-          <w:rFonts w:ascii="Arial" w:eastAsia="Times New Roman" w:hAnsi="Arial" w:cs="Arial"/>
-          <w:color w:val="000000"/>
-          <w:kern w:val="0"/>
-          <w14:ligatures w14:val="none"/>
-        </w:rPr>
-        <w:t xml:space="preserve"> </w:t>
-      </w:r>
-      <w:r>
-        <w:rPr>
-          <w:rFonts w:ascii="Arial" w:eastAsia="Times New Roman" w:hAnsi="Arial" w:cs="Arial"/>
-          <w:color w:val="000000"/>
-          <w:kern w:val="0"/>
-          <w14:ligatures w14:val="none"/>
-        </w:rPr>
-        <w:t xml:space="preserve">for all fish after </w:t>
-      </w:r>
-      <w:r>
-        <w:rPr>
-          <w:rFonts w:ascii="Arial" w:eastAsia="Times New Roman" w:hAnsi="Arial" w:cs="Arial"/>
-          <w:color w:val="000000"/>
-          <w:kern w:val="0"/>
-          <w14:ligatures w14:val="none"/>
-        </w:rPr>
-        <w:t>exposure to an abruptly introduced environmental stressor, represented by the dashed "Salt" line between blood samples 2 and 3.</w:t>
-      </w:r>
-    </w:p>
-    <w:p>
-      <w:pPr>
-        <w:spacing w:line="480" w:lineRule="auto"/>
-        <w:rPr>
-          <w:rFonts w:ascii="Arial" w:hAnsi="Arial" w:cs="Arial"/>
-        </w:rPr>
-      </w:pPr>
-    </w:p>
-    <w:p>
-      <w:pPr>
-        <w:spacing w:line="480" w:lineRule="auto"/>
-        <w:jc w:val="center"/>
-        <w:rPr>
-          <w:rFonts w:ascii="Arial" w:eastAsia="Times New Roman" w:hAnsi="Arial" w:cs="Arial"/>
-          <w:color w:val="000000"/>
-          <w:kern w:val="0"/>
-          <w:bdr w:val="none" w:sz="0" w:space="0" w:color="auto" w:frame="1"/>
-          <w14:ligatures w14:val="none"/>
-        </w:rPr>
-      </w:pPr>
-      <w:r>
-        <w:rPr>
-          <w:rFonts w:ascii="Arial" w:eastAsia="Times New Roman" w:hAnsi="Arial" w:cs="Arial"/>
-          <w:color w:val="000000"/>
-          <w:kern w:val="0"/>
-          <w:bdr w:val="none" w:sz="0" w:space="0" w:color="auto" w:frame="1"/>
-          <w14:ligatures w14:val="none"/>
-        </w:rPr>
-        <w:lastRenderedPageBreak/>
-        <w:fldChar w:fldCharType="begin"/>
-      </w:r>
-      <w:r>
-        <w:rPr>
-          <w:rFonts w:ascii="Arial" w:eastAsia="Times New Roman" w:hAnsi="Arial" w:cs="Arial"/>
-          <w:color w:val="000000"/>
-          <w:kern w:val="0"/>
-          <w:bdr w:val="none" w:sz="0" w:space="0" w:color="auto" w:frame="1"/>
-          <w14:ligatures w14:val="none"/>
-        </w:rPr>
-        <w:instrText xml:space="preserve"> INCLUDEPICTURE "https://lh7-rt.googleusercontent.com/docsz/AD_4nXcJYadCg6eACHmkj3_lcX5C3kNP-Zmi4ZVoYtMg_nNE2aOkx6JaMsb7f2ozUKAt49s9LDKaoOdBFppB1PKLlNEWWBuEB8TrZQnddJDTOXiUWPsoDhwGHiU8dl2uR1aodRre1aTsSHn2M9t-Z88hvGUuLsc6?key=5FzoVyNrle-Ubg5_Vet7RA" \* MERGEFORMATINET </w:instrText>
-      </w:r>
-      <w:r>
-        <w:rPr>
-          <w:rFonts w:ascii="Arial" w:eastAsia="Times New Roman" w:hAnsi="Arial" w:cs="Arial"/>
-          <w:color w:val="000000"/>
-          <w:kern w:val="0"/>
-          <w:bdr w:val="none" w:sz="0" w:space="0" w:color="auto" w:frame="1"/>
-          <w14:ligatures w14:val="none"/>
-        </w:rPr>
-        <w:fldChar w:fldCharType="separate"/>
-      </w:r>
-      <w:r>
-        <w:rPr>
-          <w:rFonts w:ascii="Arial" w:eastAsia="Times New Roman" w:hAnsi="Arial" w:cs="Arial"/>
-          <w:noProof/>
-          <w:color w:val="000000"/>
-          <w:kern w:val="0"/>
-          <w:bdr w:val="none" w:sz="0" w:space="0" w:color="auto" w:frame="1"/>
-          <w14:ligatures w14:val="none"/>
-        </w:rPr>
-        <w:drawing>
-          <wp:inline distT="0" distB="0" distL="0" distR="0" wp14:anchorId="124FDF87" wp14:editId="5BE1C7F8">
-            <wp:extent cx="5025224" cy="3776567"/>
-            <wp:effectExtent l="0" t="0" r="4445" b="0"/>
-            <wp:docPr id="8" name="Picture 2"/>
-            <wp:cNvGraphicFramePr>
-              <a:graphicFrameLocks xmlns:a="http://schemas.openxmlformats.org/drawingml/2006/main" noChangeAspect="1"/>
-            </wp:cNvGraphicFramePr>
-            <a:graphic xmlns:a="http://schemas.openxmlformats.org/drawingml/2006/main">
-              <a:graphicData uri="http://schemas.openxmlformats.org/drawingml/2006/picture">
-                <pic:pic xmlns:pic="http://schemas.openxmlformats.org/drawingml/2006/picture">
-                  <pic:nvPicPr>
-                    <pic:cNvPr id="0" name="Picture 8"/>
-                    <pic:cNvPicPr>
-                      <a:picLocks noChangeAspect="1" noChangeArrowheads="1"/>
-                    </pic:cNvPicPr>
-                  </pic:nvPicPr>
-                  <pic:blipFill>
-                    <a:blip r:embed="rId34" cstate="print">
-                      <a:extLst>
-                        <a:ext uri="{28A0092B-C50C-407E-A947-70E740481C1C}">
-                          <a14:useLocalDpi xmlns:a14="http://schemas.microsoft.com/office/drawing/2010/main" val="0"/>
-                        </a:ext>
-                      </a:extLst>
-                    </a:blip>
-                    <a:srcRect/>
-                    <a:stretch>
-                      <a:fillRect/>
-                    </a:stretch>
-                  </pic:blipFill>
-                  <pic:spPr bwMode="auto">
-                    <a:xfrm>
-                      <a:off x="0" y="0"/>
-                      <a:ext cx="5064526" cy="3806103"/>
-                    </a:xfrm>
-                    <a:prstGeom prst="rect">
-                      <a:avLst/>
-                    </a:prstGeom>
-                    <a:noFill/>
-                    <a:ln>
-                      <a:noFill/>
-                    </a:ln>
-                  </pic:spPr>
-                </pic:pic>
-              </a:graphicData>
-            </a:graphic>
-          </wp:inline>
-        </w:drawing>
-      </w:r>
-      <w:r>
-        <w:rPr>
-          <w:rFonts w:ascii="Arial" w:eastAsia="Times New Roman" w:hAnsi="Arial" w:cs="Arial"/>
-          <w:color w:val="000000"/>
-          <w:kern w:val="0"/>
-          <w:bdr w:val="none" w:sz="0" w:space="0" w:color="auto" w:frame="1"/>
-          <w14:ligatures w14:val="none"/>
-        </w:rPr>
-        <w:fldChar w:fldCharType="end"/>
-      </w:r>
-    </w:p>
-    <w:p>
-      <w:pPr>
-        <w:spacing w:line="480" w:lineRule="auto"/>
-        <w:rPr>
-          <w:rFonts w:ascii="Arial" w:eastAsia="Times New Roman" w:hAnsi="Arial" w:cs="Arial"/>
-          <w:color w:val="000000"/>
-          <w:kern w:val="0"/>
-          <w:bdr w:val="none" w:sz="0" w:space="0" w:color="auto" w:frame="1"/>
-          <w14:ligatures w14:val="none"/>
-        </w:rPr>
-      </w:pPr>
-      <w:r>
-        <w:rPr>
-          <w:rFonts w:ascii="Arial" w:eastAsia="Times New Roman" w:hAnsi="Arial" w:cs="Arial"/>
-          <w:color w:val="000000"/>
-          <w:kern w:val="0"/>
-          <w14:ligatures w14:val="none"/>
-        </w:rPr>
-        <w:t>Figure 2.</w:t>
-      </w:r>
-      <w:r>
-        <w:rPr>
-          <w:rFonts w:ascii="Arial" w:eastAsia="Times New Roman" w:hAnsi="Arial" w:cs="Arial"/>
-          <w:b/>
-          <w:bCs/>
-          <w:color w:val="000000"/>
-          <w:kern w:val="0"/>
-          <w14:ligatures w14:val="none"/>
-        </w:rPr>
-        <w:t xml:space="preserve"> </w:t>
-      </w:r>
-      <w:r>
-        <w:rPr>
-          <w:rFonts w:ascii="Arial" w:eastAsia="Times New Roman" w:hAnsi="Arial" w:cs="Arial"/>
-          <w:color w:val="000000"/>
-          <w:kern w:val="0"/>
-          <w14:ligatures w14:val="none"/>
-        </w:rPr>
-        <w:t>Overview of s</w:t>
-      </w:r>
-      <w:r>
-        <w:rPr>
-          <w:rFonts w:ascii="Arial" w:eastAsia="Times New Roman" w:hAnsi="Arial" w:cs="Arial"/>
-          <w:color w:val="000000"/>
-          <w:kern w:val="0"/>
-          <w14:ligatures w14:val="none"/>
-        </w:rPr>
-        <w:t xml:space="preserve">tudy design and experimental timeline. We </w:t>
-      </w:r>
-      <w:r>
-        <w:rPr>
-          <w:rFonts w:ascii="Arial" w:eastAsia="Times New Roman" w:hAnsi="Arial" w:cs="Arial"/>
-          <w:color w:val="000000"/>
-          <w:kern w:val="0"/>
-          <w14:ligatures w14:val="none"/>
-        </w:rPr>
-        <w:t>arrang</w:t>
-      </w:r>
-      <w:r>
-        <w:rPr>
-          <w:rFonts w:ascii="Arial" w:eastAsia="Times New Roman" w:hAnsi="Arial" w:cs="Arial"/>
-          <w:color w:val="000000"/>
-          <w:kern w:val="0"/>
-          <w14:ligatures w14:val="none"/>
-        </w:rPr>
-        <w:t xml:space="preserve">ed 15-37.9 L rectangular tanks in three rows, </w:t>
-      </w:r>
-      <w:r>
-        <w:rPr>
-          <w:rFonts w:ascii="Arial" w:eastAsia="Times New Roman" w:hAnsi="Arial" w:cs="Arial"/>
-          <w:color w:val="000000"/>
-          <w:kern w:val="0"/>
-          <w14:ligatures w14:val="none"/>
-        </w:rPr>
-        <w:t>featur</w:t>
-      </w:r>
-      <w:r>
-        <w:rPr>
-          <w:rFonts w:ascii="Arial" w:eastAsia="Times New Roman" w:hAnsi="Arial" w:cs="Arial"/>
-          <w:color w:val="000000"/>
-          <w:kern w:val="0"/>
-          <w14:ligatures w14:val="none"/>
-        </w:rPr>
-        <w:t xml:space="preserve">ing opaque boundaries on the </w:t>
-      </w:r>
-      <w:r>
-        <w:rPr>
-          <w:rFonts w:ascii="Arial" w:eastAsia="Times New Roman" w:hAnsi="Arial" w:cs="Arial"/>
-          <w:color w:val="000000"/>
-          <w:kern w:val="0"/>
-          <w14:ligatures w14:val="none"/>
-        </w:rPr>
-        <w:t>long</w:t>
-      </w:r>
-      <w:r>
-        <w:rPr>
-          <w:rFonts w:ascii="Arial" w:eastAsia="Times New Roman" w:hAnsi="Arial" w:cs="Arial"/>
-          <w:color w:val="000000"/>
-          <w:kern w:val="0"/>
-          <w14:ligatures w14:val="none"/>
-        </w:rPr>
-        <w:t xml:space="preserve"> sides (</w:t>
-      </w:r>
-      <w:r>
-        <w:rPr>
-          <w:rFonts w:ascii="Arial" w:eastAsia="Times New Roman" w:hAnsi="Arial" w:cs="Arial"/>
-          <w:color w:val="000000"/>
-          <w:kern w:val="0"/>
-          <w14:ligatures w14:val="none"/>
-        </w:rPr>
-        <w:t>indica</w:t>
-      </w:r>
-      <w:r>
-        <w:rPr>
-          <w:rFonts w:ascii="Arial" w:eastAsia="Times New Roman" w:hAnsi="Arial" w:cs="Arial"/>
-          <w:color w:val="000000"/>
-          <w:kern w:val="0"/>
-          <w14:ligatures w14:val="none"/>
-        </w:rPr>
-        <w:t>ted by thick solid black bars) and a mesh top (</w:t>
-      </w:r>
-      <w:r>
-        <w:rPr>
-          <w:rFonts w:ascii="Arial" w:eastAsia="Times New Roman" w:hAnsi="Arial" w:cs="Arial"/>
-          <w:color w:val="000000"/>
-          <w:kern w:val="0"/>
-          <w14:ligatures w14:val="none"/>
-        </w:rPr>
-        <w:t>shown</w:t>
-      </w:r>
-      <w:r>
-        <w:rPr>
-          <w:rFonts w:ascii="Arial" w:eastAsia="Times New Roman" w:hAnsi="Arial" w:cs="Arial"/>
-          <w:color w:val="000000"/>
-          <w:kern w:val="0"/>
-          <w14:ligatures w14:val="none"/>
-        </w:rPr>
-        <w:t xml:space="preserve"> by dashed gray bars). Each tank </w:t>
-      </w:r>
-      <w:r>
-        <w:rPr>
-          <w:rFonts w:ascii="Arial" w:eastAsia="Times New Roman" w:hAnsi="Arial" w:cs="Arial"/>
-          <w:color w:val="000000"/>
-          <w:kern w:val="0"/>
-          <w14:ligatures w14:val="none"/>
-        </w:rPr>
-        <w:t>contain</w:t>
-      </w:r>
-      <w:r>
-        <w:rPr>
-          <w:rFonts w:ascii="Arial" w:eastAsia="Times New Roman" w:hAnsi="Arial" w:cs="Arial"/>
-          <w:color w:val="000000"/>
-          <w:kern w:val="0"/>
-          <w14:ligatures w14:val="none"/>
-        </w:rPr>
-        <w:t>ed 37.6 L of conditioned tap water (light blue)</w:t>
-      </w:r>
-      <w:r>
-        <w:rPr>
-          <w:rFonts w:ascii="Arial" w:eastAsia="Times New Roman" w:hAnsi="Arial" w:cs="Arial"/>
-          <w:color w:val="000000"/>
-          <w:kern w:val="0"/>
-          <w14:ligatures w14:val="none"/>
-        </w:rPr>
-        <w:t>, equipped</w:t>
-      </w:r>
-      <w:r>
-        <w:rPr>
-          <w:rFonts w:ascii="Arial" w:eastAsia="Times New Roman" w:hAnsi="Arial" w:cs="Arial"/>
-          <w:color w:val="000000"/>
-          <w:kern w:val="0"/>
-          <w14:ligatures w14:val="none"/>
-        </w:rPr>
-        <w:t xml:space="preserve"> with aerators (yellow bubbler). We randomized the treatment order among the tanks (five groups represented by </w:t>
-      </w:r>
-      <w:r>
-        <w:rPr>
-          <w:rFonts w:ascii="Arial" w:eastAsia="Times New Roman" w:hAnsi="Arial" w:cs="Arial"/>
-          <w:color w:val="000000"/>
-          <w:kern w:val="0"/>
-          <w14:ligatures w14:val="none"/>
-        </w:rPr>
-        <w:t>different</w:t>
-      </w:r>
-      <w:r>
-        <w:rPr>
-          <w:rFonts w:ascii="Arial" w:eastAsia="Times New Roman" w:hAnsi="Arial" w:cs="Arial"/>
-          <w:color w:val="000000"/>
-          <w:kern w:val="0"/>
-          <w14:ligatures w14:val="none"/>
-        </w:rPr>
-        <w:t xml:space="preserve"> color</w:t>
-      </w:r>
-      <w:r>
-        <w:rPr>
-          <w:rFonts w:ascii="Arial" w:eastAsia="Times New Roman" w:hAnsi="Arial" w:cs="Arial"/>
-          <w:color w:val="000000"/>
-          <w:kern w:val="0"/>
-          <w14:ligatures w14:val="none"/>
-        </w:rPr>
-        <w:t>s</w:t>
-      </w:r>
-      <w:r>
-        <w:rPr>
-          <w:rFonts w:ascii="Arial" w:eastAsia="Times New Roman" w:hAnsi="Arial" w:cs="Arial"/>
-          <w:color w:val="000000"/>
-          <w:kern w:val="0"/>
-          <w14:ligatures w14:val="none"/>
-        </w:rPr>
-        <w:t>). Below the tank design, in connect</w:t>
-      </w:r>
-      <w:r>
-        <w:rPr>
-          <w:rFonts w:ascii="Arial" w:eastAsia="Times New Roman" w:hAnsi="Arial" w:cs="Arial"/>
-          <w:color w:val="000000"/>
-          <w:kern w:val="0"/>
-          <w14:ligatures w14:val="none"/>
-        </w:rPr>
-        <w:t>ed</w:t>
-      </w:r>
-      <w:r>
-        <w:rPr>
-          <w:rFonts w:ascii="Arial" w:eastAsia="Times New Roman" w:hAnsi="Arial" w:cs="Arial"/>
-          <w:color w:val="000000"/>
-          <w:kern w:val="0"/>
-          <w14:ligatures w14:val="none"/>
-        </w:rPr>
-        <w:t xml:space="preserve"> boxes, we </w:t>
-      </w:r>
-      <w:r>
-        <w:rPr>
-          <w:rFonts w:ascii="Arial" w:eastAsia="Times New Roman" w:hAnsi="Arial" w:cs="Arial"/>
-          <w:color w:val="000000"/>
-          <w:kern w:val="0"/>
-          <w14:ligatures w14:val="none"/>
-        </w:rPr>
-        <w:t>illustrate</w:t>
-      </w:r>
-      <w:r>
-        <w:rPr>
-          <w:rFonts w:ascii="Arial" w:eastAsia="Times New Roman" w:hAnsi="Arial" w:cs="Arial"/>
-          <w:color w:val="000000"/>
-          <w:kern w:val="0"/>
-          <w14:ligatures w14:val="none"/>
-        </w:rPr>
-        <w:t xml:space="preserve"> the chronological order of </w:t>
-      </w:r>
-      <w:r>
-        <w:rPr>
-          <w:rFonts w:ascii="Arial" w:eastAsia="Times New Roman" w:hAnsi="Arial" w:cs="Arial"/>
-          <w:color w:val="000000"/>
-          <w:kern w:val="0"/>
-          <w14:ligatures w14:val="none"/>
-        </w:rPr>
-        <w:t>signific</w:t>
-      </w:r>
-      <w:r>
-        <w:rPr>
-          <w:rFonts w:ascii="Arial" w:eastAsia="Times New Roman" w:hAnsi="Arial" w:cs="Arial"/>
-          <w:color w:val="000000"/>
-          <w:kern w:val="0"/>
-          <w14:ligatures w14:val="none"/>
-        </w:rPr>
-        <w:t xml:space="preserve">ant daily events from the start (day 1) to the </w:t>
-      </w:r>
-      <w:r>
-        <w:rPr>
-          <w:rFonts w:ascii="Arial" w:eastAsia="Times New Roman" w:hAnsi="Arial" w:cs="Arial"/>
-          <w:color w:val="000000"/>
-          <w:kern w:val="0"/>
-          <w14:ligatures w14:val="none"/>
-        </w:rPr>
-        <w:t>conclusion</w:t>
-      </w:r>
-      <w:r>
-        <w:rPr>
-          <w:rFonts w:ascii="Arial" w:eastAsia="Times New Roman" w:hAnsi="Arial" w:cs="Arial"/>
-          <w:color w:val="000000"/>
-          <w:kern w:val="0"/>
-          <w14:ligatures w14:val="none"/>
-        </w:rPr>
-        <w:t xml:space="preserve"> of the trial (day 22).</w:t>
-      </w:r>
-    </w:p>
-    <w:p>
-      <w:pPr>
-        <w:spacing w:line="480" w:lineRule="auto"/>
-        <w:rPr>
-          <w:rFonts w:ascii="Arial" w:hAnsi="Arial" w:cs="Arial"/>
-        </w:rPr>
-      </w:pPr>
-    </w:p>
-    <w:p>
-      <w:pPr>
-        <w:spacing w:line="480" w:lineRule="auto"/>
-        <w:jc w:val="center"/>
-        <w:rPr>
-          <w:rFonts w:ascii="Arial" w:eastAsia="Times New Roman" w:hAnsi="Arial" w:cs="Arial"/>
-          <w:color w:val="000000"/>
-          <w:kern w:val="0"/>
-          <w:bdr w:val="none" w:sz="0" w:space="0" w:color="auto" w:frame="1"/>
-          <w14:ligatures w14:val="none"/>
-        </w:rPr>
-      </w:pPr>
-      <w:r>
-        <w:rPr>
-          <w:rFonts w:ascii="Arial" w:eastAsia="Times New Roman" w:hAnsi="Arial" w:cs="Arial"/>
-          <w:color w:val="000000"/>
-          <w:kern w:val="0"/>
-          <w:bdr w:val="none" w:sz="0" w:space="0" w:color="auto" w:frame="1"/>
-          <w14:ligatures w14:val="none"/>
-        </w:rPr>
-        <w:lastRenderedPageBreak/>
-        <w:fldChar w:fldCharType="begin"/>
-      </w:r>
-      <w:r>
-        <w:rPr>
-          <w:rFonts w:ascii="Arial" w:eastAsia="Times New Roman" w:hAnsi="Arial" w:cs="Arial"/>
-          <w:color w:val="000000"/>
-          <w:kern w:val="0"/>
-          <w:bdr w:val="none" w:sz="0" w:space="0" w:color="auto" w:frame="1"/>
-          <w14:ligatures w14:val="none"/>
-        </w:rPr>
-        <w:instrText xml:space="preserve"> INCLUDEPICTURE "https://lh7-rt.googleusercontent.com/docsz/AD_4nXeAS3QDhRsa2ovYTXx_kwNxWpGkaTPUHxoS8-UdxjNm-DEzziwuAj_oNgpBqgE_BH4M1Q28DtGxhsSKc4FdhzvsPCIQIkkwTiAVCmYzARtI40RcIMukFbh3yMImCL6a9l-lgrqY2xMQXhPH8l6TSYVzwcOm?key=5FzoVyNrle-Ubg5_Vet7RA" \* MERGEFORMATINET </w:instrText>
-      </w:r>
-      <w:r>
-        <w:rPr>
-          <w:rFonts w:ascii="Arial" w:eastAsia="Times New Roman" w:hAnsi="Arial" w:cs="Arial"/>
-          <w:color w:val="000000"/>
-          <w:kern w:val="0"/>
-          <w:bdr w:val="none" w:sz="0" w:space="0" w:color="auto" w:frame="1"/>
-          <w14:ligatures w14:val="none"/>
-        </w:rPr>
-        <w:fldChar w:fldCharType="separate"/>
-      </w:r>
-      <w:r>
-        <w:rPr>
-          <w:rFonts w:ascii="Arial" w:eastAsia="Times New Roman" w:hAnsi="Arial" w:cs="Arial"/>
-          <w:noProof/>
-          <w:color w:val="000000"/>
-          <w:kern w:val="0"/>
-          <w:bdr w:val="none" w:sz="0" w:space="0" w:color="auto" w:frame="1"/>
-          <w14:ligatures w14:val="none"/>
-        </w:rPr>
-        <w:drawing>
-          <wp:inline distT="0" distB="0" distL="0" distR="0" wp14:anchorId="4D8713CF" wp14:editId="62875F29">
-            <wp:extent cx="5033010" cy="3353863"/>
-            <wp:effectExtent l="0" t="0" r="0" b="0"/>
-            <wp:docPr id="9" name="Picture 1"/>
-            <wp:cNvGraphicFramePr>
-              <a:graphicFrameLocks xmlns:a="http://schemas.openxmlformats.org/drawingml/2006/main" noChangeAspect="1"/>
-            </wp:cNvGraphicFramePr>
-            <a:graphic xmlns:a="http://schemas.openxmlformats.org/drawingml/2006/main">
-              <a:graphicData uri="http://schemas.openxmlformats.org/drawingml/2006/picture">
-                <pic:pic xmlns:pic="http://schemas.openxmlformats.org/drawingml/2006/picture">
-                  <pic:nvPicPr>
-                    <pic:cNvPr id="0" name="Picture 9"/>
                     <pic:cNvPicPr>
                       <a:picLocks noChangeAspect="1" noChangeArrowheads="1"/>
                     </pic:cNvPicPr>
@@ -23232,7 +23603,7 @@
                   <pic:spPr bwMode="auto">
                     <a:xfrm>
                       <a:off x="0" y="0"/>
-                      <a:ext cx="5134900" cy="3421760"/>
+                      <a:ext cx="4572000" cy="2670048"/>
                     </a:xfrm>
                     <a:prstGeom prst="rect">
                       <a:avLst/>
@@ -23266,194 +23637,8 @@
           <w:rFonts w:ascii="Arial" w:eastAsia="Times New Roman" w:hAnsi="Arial" w:cs="Arial"/>
           <w:color w:val="000000"/>
           <w:kern w:val="0"/>
-          <w14:ligatures w14:val="none"/>
-        </w:rPr>
-      </w:pPr>
-      <w:r>
-        <w:rPr>
-          <w:rFonts w:ascii="Arial" w:eastAsia="Times New Roman" w:hAnsi="Arial" w:cs="Arial"/>
-          <w:color w:val="000000"/>
-          <w:kern w:val="0"/>
-          <w14:ligatures w14:val="none"/>
-        </w:rPr>
-        <w:t>Figure 3. Individual tank water quality data (temperature, pH, dissolved oxygen, and salinity) collected from a YSI Pro DSS on each sampling day (Figure 2). Color denotes the treatment group</w:t>
-      </w:r>
-      <w:r>
-        <w:rPr>
-          <w:rFonts w:ascii="Arial" w:eastAsia="Times New Roman" w:hAnsi="Arial" w:cs="Arial"/>
-          <w:color w:val="000000"/>
-          <w:kern w:val="0"/>
-          <w14:ligatures w14:val="none"/>
-        </w:rPr>
-        <w:t xml:space="preserve"> </w:t>
-      </w:r>
-      <w:r>
-        <w:rPr>
-          <w:rFonts w:ascii="Arial" w:hAnsi="Arial" w:cs="Arial"/>
-        </w:rPr>
-        <w:t xml:space="preserve">(control and </w:t>
-      </w:r>
-      <w:r>
-        <w:rPr>
-          <w:rFonts w:ascii="Arial" w:eastAsia="Times New Roman" w:hAnsi="Arial" w:cs="Arial"/>
-          <w:color w:val="000000"/>
-          <w:kern w:val="0"/>
-          <w14:ligatures w14:val="none"/>
-        </w:rPr>
-        <w:t xml:space="preserve">low and high levels of </w:t>
-      </w:r>
-      <w:r>
-        <w:rPr>
-          <w:rFonts w:ascii="Arial" w:eastAsia="Times New Roman" w:hAnsi="Arial" w:cs="Arial"/>
-          <w:color w:val="000000"/>
-          <w:kern w:val="0"/>
-          <w14:ligatures w14:val="none"/>
-        </w:rPr>
-        <w:t>cadmium [</w:t>
-      </w:r>
-      <w:r>
-        <w:rPr>
-          <w:rFonts w:ascii="Arial" w:eastAsia="Times New Roman" w:hAnsi="Arial" w:cs="Arial"/>
-          <w:color w:val="000000"/>
-          <w:kern w:val="0"/>
-          <w14:ligatures w14:val="none"/>
-        </w:rPr>
-        <w:t>Cd</w:t>
-      </w:r>
-      <w:r>
-        <w:rPr>
-          <w:rFonts w:ascii="Arial" w:eastAsia="Times New Roman" w:hAnsi="Arial" w:cs="Arial"/>
-          <w:color w:val="000000"/>
-          <w:kern w:val="0"/>
-          <w14:ligatures w14:val="none"/>
-        </w:rPr>
-        <w:t>]</w:t>
-      </w:r>
-      <w:r>
-        <w:rPr>
-          <w:rFonts w:ascii="Arial" w:eastAsia="Times New Roman" w:hAnsi="Arial" w:cs="Arial"/>
-          <w:color w:val="000000"/>
-          <w:kern w:val="0"/>
-          <w14:ligatures w14:val="none"/>
-        </w:rPr>
-        <w:t xml:space="preserve"> and perfluoropentanoic acid </w:t>
-      </w:r>
-      <w:r>
-        <w:rPr>
-          <w:rFonts w:ascii="Arial" w:eastAsia="Times New Roman" w:hAnsi="Arial" w:cs="Arial"/>
-          <w:color w:val="000000"/>
-          <w:kern w:val="0"/>
-          <w14:ligatures w14:val="none"/>
-        </w:rPr>
-        <w:t>[</w:t>
-      </w:r>
-      <w:proofErr w:type="spellStart"/>
-      <w:r>
-        <w:rPr>
-          <w:rFonts w:ascii="Arial" w:eastAsia="Times New Roman" w:hAnsi="Arial" w:cs="Arial"/>
-          <w:color w:val="000000"/>
-          <w:kern w:val="0"/>
-          <w14:ligatures w14:val="none"/>
-        </w:rPr>
-        <w:t>PFPeA</w:t>
-      </w:r>
-      <w:proofErr w:type="spellEnd"/>
-      <w:r>
-        <w:rPr>
-          <w:rFonts w:ascii="Arial" w:eastAsia="Times New Roman" w:hAnsi="Arial" w:cs="Arial"/>
-          <w:color w:val="000000"/>
-          <w:kern w:val="0"/>
-          <w14:ligatures w14:val="none"/>
-        </w:rPr>
-        <w:t>])</w:t>
-      </w:r>
-      <w:r>
-        <w:rPr>
-          <w:rFonts w:ascii="Arial" w:eastAsia="Times New Roman" w:hAnsi="Arial" w:cs="Arial"/>
-          <w:color w:val="000000"/>
-          <w:kern w:val="0"/>
-          <w14:ligatures w14:val="none"/>
-        </w:rPr>
-        <w:t xml:space="preserve">. The first vertical dashed line </w:t>
-      </w:r>
-      <w:r>
-        <w:rPr>
-          <w:rFonts w:ascii="Arial" w:eastAsia="Times New Roman" w:hAnsi="Arial" w:cs="Arial"/>
-          <w:color w:val="000000"/>
-          <w:kern w:val="0"/>
-          <w14:ligatures w14:val="none"/>
-        </w:rPr>
-        <w:t>indicate</w:t>
-      </w:r>
-      <w:r>
-        <w:rPr>
-          <w:rFonts w:ascii="Arial" w:eastAsia="Times New Roman" w:hAnsi="Arial" w:cs="Arial"/>
-          <w:color w:val="000000"/>
-          <w:kern w:val="0"/>
-          <w14:ligatures w14:val="none"/>
-        </w:rPr>
-        <w:t xml:space="preserve">s the day we added treatments, </w:t>
-      </w:r>
-      <w:r>
-        <w:rPr>
-          <w:rFonts w:ascii="Arial" w:eastAsia="Times New Roman" w:hAnsi="Arial" w:cs="Arial"/>
-          <w:color w:val="000000"/>
-          <w:kern w:val="0"/>
-          <w14:ligatures w14:val="none"/>
-        </w:rPr>
-        <w:t>while</w:t>
-      </w:r>
-      <w:r>
-        <w:rPr>
-          <w:rFonts w:ascii="Arial" w:eastAsia="Times New Roman" w:hAnsi="Arial" w:cs="Arial"/>
-          <w:color w:val="000000"/>
-          <w:kern w:val="0"/>
-          <w14:ligatures w14:val="none"/>
-        </w:rPr>
-        <w:t xml:space="preserve"> the second </w:t>
-      </w:r>
-      <w:r>
-        <w:rPr>
-          <w:rFonts w:ascii="Arial" w:eastAsia="Times New Roman" w:hAnsi="Arial" w:cs="Arial"/>
-          <w:color w:val="000000"/>
-          <w:kern w:val="0"/>
-          <w14:ligatures w14:val="none"/>
-        </w:rPr>
-        <w:t>mark</w:t>
-      </w:r>
-      <w:r>
-        <w:rPr>
-          <w:rFonts w:ascii="Arial" w:eastAsia="Times New Roman" w:hAnsi="Arial" w:cs="Arial"/>
-          <w:color w:val="000000"/>
-          <w:kern w:val="0"/>
-          <w14:ligatures w14:val="none"/>
-        </w:rPr>
-        <w:t xml:space="preserve">s the day we added salt. Note that we recorded YSI data </w:t>
-      </w:r>
-      <w:r>
-        <w:rPr>
-          <w:rFonts w:ascii="Arial" w:eastAsia="Times New Roman" w:hAnsi="Arial" w:cs="Arial"/>
-          <w:color w:val="000000"/>
-          <w:kern w:val="0"/>
-          <w14:ligatures w14:val="none"/>
-        </w:rPr>
-        <w:t>prior to</w:t>
-      </w:r>
-      <w:r>
-        <w:rPr>
-          <w:rFonts w:ascii="Arial" w:eastAsia="Times New Roman" w:hAnsi="Arial" w:cs="Arial"/>
-          <w:color w:val="000000"/>
-          <w:kern w:val="0"/>
-          <w14:ligatures w14:val="none"/>
-        </w:rPr>
-        <w:t xml:space="preserve"> salt addition on day 15.</w:t>
-      </w:r>
-    </w:p>
-    <w:p>
-      <w:pPr>
-        <w:spacing w:line="480" w:lineRule="auto"/>
-        <w:rPr>
-          <w:rFonts w:ascii="Arial" w:hAnsi="Arial" w:cs="Arial"/>
+          <w:bdr w:val="none" w:sz="0" w:space="0" w:color="auto" w:frame="1"/>
+          <w14:ligatures w14:val="none"/>
         </w:rPr>
       </w:pPr>
     </w:p>
@@ -23461,50 +23646,80 @@
       <w:pPr>
         <w:spacing w:line="480" w:lineRule="auto"/>
         <w:rPr>
-          <w:rFonts w:ascii="Arial" w:hAnsi="Arial" w:cs="Arial"/>
+          <w:rFonts w:ascii="Arial" w:eastAsia="Times New Roman" w:hAnsi="Arial" w:cs="Arial"/>
+          <w:color w:val="000000"/>
+          <w:kern w:val="0"/>
+          <w:bdr w:val="none" w:sz="0" w:space="0" w:color="auto" w:frame="1"/>
+          <w14:ligatures w14:val="none"/>
         </w:rPr>
       </w:pPr>
       <w:r>
         <w:rPr>
-          <w:b/>
-          <w:bCs/>
-          <w:color w:val="000000"/>
+          <w:rFonts w:ascii="Arial" w:eastAsia="Times New Roman" w:hAnsi="Arial" w:cs="Arial"/>
+          <w:color w:val="000000"/>
+          <w:kern w:val="0"/>
           <w:bdr w:val="none" w:sz="0" w:space="0" w:color="auto" w:frame="1"/>
-        </w:rPr>
-        <w:lastRenderedPageBreak/>
+          <w14:ligatures w14:val="none"/>
+        </w:rPr>
+        <w:t>Figure 2.</w:t>
+      </w:r>
+    </w:p>
+    <w:p>
+      <w:pPr>
+        <w:spacing w:line="480" w:lineRule="auto"/>
+        <w:jc w:val="center"/>
+        <w:rPr>
+          <w:rFonts w:ascii="Arial" w:eastAsia="Times New Roman" w:hAnsi="Arial" w:cs="Arial"/>
+          <w:color w:val="000000"/>
+          <w:kern w:val="0"/>
+          <w:bdr w:val="none" w:sz="0" w:space="0" w:color="auto" w:frame="1"/>
+          <w14:ligatures w14:val="none"/>
+        </w:rPr>
+      </w:pPr>
+      <w:r>
+        <w:rPr>
+          <w:rFonts w:ascii="Arial" w:eastAsia="Times New Roman" w:hAnsi="Arial" w:cs="Arial"/>
+          <w:color w:val="000000"/>
+          <w:kern w:val="0"/>
+          <w:bdr w:val="none" w:sz="0" w:space="0" w:color="auto" w:frame="1"/>
+          <w14:ligatures w14:val="none"/>
+        </w:rPr>
         <w:fldChar w:fldCharType="begin"/>
       </w:r>
       <w:r>
         <w:rPr>
-          <w:b/>
-          <w:bCs/>
-          <w:color w:val="000000"/>
+          <w:rFonts w:ascii="Arial" w:eastAsia="Times New Roman" w:hAnsi="Arial" w:cs="Arial"/>
+          <w:color w:val="000000"/>
+          <w:kern w:val="0"/>
           <w:bdr w:val="none" w:sz="0" w:space="0" w:color="auto" w:frame="1"/>
-        </w:rPr>
-        <w:instrText xml:space="preserve"> INCLUDEPICTURE "https://lh7-rt.googleusercontent.com/docsz/AD_4nXcFLnybuzb0URk8jbDLeY2xJvtvZhJjs98H0vGFi384waNWYMtFvvH9w95e0oj3eQqkjIl-bTKwHNDitmZ9uNdhL-XLuN7ASJl6ggbk1q2VSC-eO3q4yPzbvX19CSzg86qORZJMz5pK-Tq-6f1t1jAeGKNu?key=5FzoVyNrle-Ubg5_Vet7RA" \* MERGEFORMATINET </w:instrText>
-      </w:r>
-      <w:r>
-        <w:rPr>
-          <w:b/>
-          <w:bCs/>
-          <w:color w:val="000000"/>
+          <w14:ligatures w14:val="none"/>
+        </w:rPr>
+        <w:instrText xml:space="preserve"> INCLUDEPICTURE "https://lh7-rt.googleusercontent.com/docsz/AD_4nXcJYadCg6eACHmkj3_lcX5C3kNP-Zmi4ZVoYtMg_nNE2aOkx6JaMsb7f2ozUKAt49s9LDKaoOdBFppB1PKLlNEWWBuEB8TrZQnddJDTOXiUWPsoDhwGHiU8dl2uR1aodRre1aTsSHn2M9t-Z88hvGUuLsc6?key=5FzoVyNrle-Ubg5_Vet7RA" \* MERGEFORMATINET </w:instrText>
+      </w:r>
+      <w:r>
+        <w:rPr>
+          <w:rFonts w:ascii="Arial" w:eastAsia="Times New Roman" w:hAnsi="Arial" w:cs="Arial"/>
+          <w:color w:val="000000"/>
+          <w:kern w:val="0"/>
           <w:bdr w:val="none" w:sz="0" w:space="0" w:color="auto" w:frame="1"/>
+          <w14:ligatures w14:val="none"/>
         </w:rPr>
         <w:fldChar w:fldCharType="separate"/>
       </w:r>
       <w:r>
         <w:rPr>
-          <w:b/>
-          <w:bCs/>
+          <w:rFonts w:ascii="Arial" w:eastAsia="Times New Roman" w:hAnsi="Arial" w:cs="Arial"/>
           <w:noProof/>
           <w:color w:val="000000"/>
+          <w:kern w:val="0"/>
           <w:bdr w:val="none" w:sz="0" w:space="0" w:color="auto" w:frame="1"/>
+          <w14:ligatures w14:val="none"/>
         </w:rPr>
         <w:drawing>
-          <wp:inline distT="0" distB="0" distL="0" distR="0" wp14:anchorId="6D40D9DE" wp14:editId="53C25D6F">
-            <wp:extent cx="5029200" cy="3354412"/>
-            <wp:effectExtent l="0" t="0" r="0" b="0"/>
-            <wp:docPr id="574660198" name="Picture 1"/>
+          <wp:inline distT="0" distB="0" distL="0" distR="0" wp14:anchorId="7FB2092A" wp14:editId="4E25F785">
+            <wp:extent cx="4572000" cy="3438144"/>
+            <wp:effectExtent l="0" t="0" r="0" b="3810"/>
+            <wp:docPr id="8" name="Picture 2"/>
             <wp:cNvGraphicFramePr>
               <a:graphicFrameLocks xmlns:a="http://schemas.openxmlformats.org/drawingml/2006/main" noChangeAspect="1"/>
             </wp:cNvGraphicFramePr>
@@ -23512,7 +23727,7 @@
               <a:graphicData uri="http://schemas.openxmlformats.org/drawingml/2006/picture">
                 <pic:pic xmlns:pic="http://schemas.openxmlformats.org/drawingml/2006/picture">
                   <pic:nvPicPr>
-                    <pic:cNvPr id="0" name="Picture 1"/>
+                    <pic:cNvPr id="0" name="Picture 8"/>
                     <pic:cNvPicPr>
                       <a:picLocks noChangeAspect="1" noChangeArrowheads="1"/>
                     </pic:cNvPicPr>
@@ -23533,7 +23748,7 @@
                   <pic:spPr bwMode="auto">
                     <a:xfrm>
                       <a:off x="0" y="0"/>
-                      <a:ext cx="5058868" cy="3374200"/>
+                      <a:ext cx="4572000" cy="3438144"/>
                     </a:xfrm>
                     <a:prstGeom prst="rect">
                       <a:avLst/>
@@ -23551,10 +23766,11 @@
       </w:r>
       <w:r>
         <w:rPr>
-          <w:b/>
-          <w:bCs/>
-          <w:color w:val="000000"/>
+          <w:rFonts w:ascii="Arial" w:eastAsia="Times New Roman" w:hAnsi="Arial" w:cs="Arial"/>
+          <w:color w:val="000000"/>
+          <w:kern w:val="0"/>
           <w:bdr w:val="none" w:sz="0" w:space="0" w:color="auto" w:frame="1"/>
+          <w14:ligatures w14:val="none"/>
         </w:rPr>
         <w:fldChar w:fldCharType="end"/>
       </w:r>
@@ -23566,452 +23782,8 @@
           <w:rFonts w:ascii="Arial" w:eastAsia="Times New Roman" w:hAnsi="Arial" w:cs="Arial"/>
           <w:color w:val="000000"/>
           <w:kern w:val="0"/>
-          <w14:ligatures w14:val="none"/>
-        </w:rPr>
-      </w:pPr>
-      <w:r>
-        <w:rPr>
-          <w:rFonts w:ascii="Arial" w:hAnsi="Arial" w:cs="Arial"/>
-        </w:rPr>
-        <w:t xml:space="preserve">Figure 4. Largemouth bass </w:t>
-      </w:r>
-      <w:r>
-        <w:rPr>
-          <w:rFonts w:ascii="Arial" w:eastAsia="Times New Roman" w:hAnsi="Arial" w:cs="Arial"/>
-          <w:color w:val="000000"/>
-          <w:kern w:val="0"/>
-          <w14:ligatures w14:val="none"/>
-        </w:rPr>
-        <w:t>neutrophil-to-lymphocyte ratios (NLR) from blood smears throughout the study.</w:t>
-      </w:r>
-      <w:r>
-        <w:rPr>
-          <w:rFonts w:ascii="Arial" w:eastAsia="Times New Roman" w:hAnsi="Arial" w:cs="Arial"/>
-          <w:color w:val="000000"/>
-          <w:kern w:val="0"/>
-          <w14:ligatures w14:val="none"/>
-        </w:rPr>
-        <w:t xml:space="preserve"> The five colors represent individual groups: </w:t>
-      </w:r>
-      <w:r>
-        <w:rPr>
-          <w:rFonts w:ascii="Arial" w:eastAsia="Times New Roman" w:hAnsi="Arial" w:cs="Arial"/>
-          <w:color w:val="000000"/>
-          <w:kern w:val="0"/>
-          <w14:ligatures w14:val="none"/>
-        </w:rPr>
-        <w:t xml:space="preserve">low and high levels of </w:t>
-      </w:r>
-      <w:r>
-        <w:rPr>
-          <w:rFonts w:ascii="Arial" w:eastAsia="Times New Roman" w:hAnsi="Arial" w:cs="Arial"/>
-          <w:color w:val="000000"/>
-          <w:kern w:val="0"/>
-          <w14:ligatures w14:val="none"/>
-        </w:rPr>
-        <w:t>cadmium (</w:t>
-      </w:r>
-      <w:r>
-        <w:rPr>
-          <w:rFonts w:ascii="Arial" w:eastAsia="Times New Roman" w:hAnsi="Arial" w:cs="Arial"/>
-          <w:color w:val="000000"/>
-          <w:kern w:val="0"/>
-          <w14:ligatures w14:val="none"/>
-        </w:rPr>
-        <w:t>Cd</w:t>
-      </w:r>
-      <w:r>
-        <w:rPr>
-          <w:rFonts w:ascii="Arial" w:eastAsia="Times New Roman" w:hAnsi="Arial" w:cs="Arial"/>
-          <w:color w:val="000000"/>
-          <w:kern w:val="0"/>
-          <w14:ligatures w14:val="none"/>
-        </w:rPr>
-        <w:t>)</w:t>
-      </w:r>
-      <w:r>
-        <w:rPr>
-          <w:rFonts w:ascii="Arial" w:eastAsia="Times New Roman" w:hAnsi="Arial" w:cs="Arial"/>
-          <w:color w:val="000000"/>
-          <w:kern w:val="0"/>
-          <w14:ligatures w14:val="none"/>
-        </w:rPr>
-        <w:t xml:space="preserve"> and perfluoropentanoic acid (</w:t>
-      </w:r>
-      <w:proofErr w:type="spellStart"/>
-      <w:r>
-        <w:rPr>
-          <w:rFonts w:ascii="Arial" w:eastAsia="Times New Roman" w:hAnsi="Arial" w:cs="Arial"/>
-          <w:color w:val="000000"/>
-          <w:kern w:val="0"/>
-          <w14:ligatures w14:val="none"/>
-        </w:rPr>
-        <w:t>PFPeA</w:t>
-      </w:r>
-      <w:proofErr w:type="spellEnd"/>
-      <w:r>
-        <w:rPr>
-          <w:rFonts w:ascii="Arial" w:eastAsia="Times New Roman" w:hAnsi="Arial" w:cs="Arial"/>
-          <w:color w:val="000000"/>
-          <w:kern w:val="0"/>
-          <w14:ligatures w14:val="none"/>
-        </w:rPr>
-        <w:t>), and the control.</w:t>
-      </w:r>
-      <w:r>
-        <w:rPr>
-          <w:rFonts w:ascii="Arial" w:eastAsia="Times New Roman" w:hAnsi="Arial" w:cs="Arial"/>
-          <w:color w:val="000000"/>
-          <w:kern w:val="0"/>
-          <w14:ligatures w14:val="none"/>
-        </w:rPr>
-        <w:t xml:space="preserve"> </w:t>
-      </w:r>
-      <w:r>
-        <w:rPr>
-          <w:rFonts w:ascii="Arial" w:eastAsia="Times New Roman" w:hAnsi="Arial" w:cs="Arial"/>
-          <w:color w:val="000000"/>
-          <w:kern w:val="0"/>
-          <w14:ligatures w14:val="none"/>
-        </w:rPr>
-        <w:t>Lines dictate the generalized linear mixed-effects model estimated relationships among the groups and blood samples (slopes can vary due to the group x blood sample interaction). Jittered p</w:t>
-      </w:r>
-      <w:r>
-        <w:rPr>
-          <w:rFonts w:ascii="Arial" w:eastAsia="Times New Roman" w:hAnsi="Arial" w:cs="Arial"/>
-          <w:color w:val="000000"/>
-          <w:kern w:val="0"/>
-          <w14:ligatures w14:val="none"/>
-        </w:rPr>
-        <w:t xml:space="preserve">oints </w:t>
-      </w:r>
-      <w:r>
-        <w:rPr>
-          <w:rFonts w:ascii="Arial" w:eastAsia="Times New Roman" w:hAnsi="Arial" w:cs="Arial"/>
-          <w:color w:val="000000"/>
-          <w:kern w:val="0"/>
-          <w14:ligatures w14:val="none"/>
-        </w:rPr>
-        <w:t>represent individual bass NLR at each blood sample</w:t>
-      </w:r>
-      <w:r>
-        <w:rPr>
-          <w:rFonts w:ascii="Arial" w:eastAsia="Times New Roman" w:hAnsi="Arial" w:cs="Arial"/>
-          <w:color w:val="000000"/>
-          <w:kern w:val="0"/>
-          <w14:ligatures w14:val="none"/>
-        </w:rPr>
-        <w:t xml:space="preserve">. </w:t>
-      </w:r>
-      <w:r>
-        <w:rPr>
-          <w:rFonts w:ascii="Arial" w:eastAsia="Times New Roman" w:hAnsi="Arial" w:cs="Arial"/>
-          <w:color w:val="000000"/>
-          <w:kern w:val="0"/>
-          <w14:ligatures w14:val="none"/>
-        </w:rPr>
-        <w:t>E</w:t>
-      </w:r>
-      <w:r>
-        <w:rPr>
-          <w:rFonts w:ascii="Arial" w:eastAsia="Times New Roman" w:hAnsi="Arial" w:cs="Arial"/>
-          <w:color w:val="000000"/>
-          <w:kern w:val="0"/>
-          <w14:ligatures w14:val="none"/>
-        </w:rPr>
-        <w:t xml:space="preserve">xposure to Cd or </w:t>
-      </w:r>
-      <w:proofErr w:type="spellStart"/>
-      <w:r>
-        <w:rPr>
-          <w:rFonts w:ascii="Arial" w:eastAsia="Times New Roman" w:hAnsi="Arial" w:cs="Arial"/>
-          <w:color w:val="000000"/>
-          <w:kern w:val="0"/>
-          <w14:ligatures w14:val="none"/>
-        </w:rPr>
-        <w:t>PFPeA</w:t>
-      </w:r>
-      <w:proofErr w:type="spellEnd"/>
-      <w:r>
-        <w:rPr>
-          <w:rFonts w:ascii="Arial" w:eastAsia="Times New Roman" w:hAnsi="Arial" w:cs="Arial"/>
-          <w:color w:val="000000"/>
-          <w:kern w:val="0"/>
-          <w14:ligatures w14:val="none"/>
-        </w:rPr>
-        <w:t xml:space="preserve"> is</w:t>
-      </w:r>
-      <w:r>
-        <w:rPr>
-          <w:rFonts w:ascii="Arial" w:eastAsia="Times New Roman" w:hAnsi="Arial" w:cs="Arial"/>
-          <w:color w:val="000000"/>
-          <w:kern w:val="0"/>
-          <w14:ligatures w14:val="none"/>
-        </w:rPr>
-        <w:t xml:space="preserve"> indicated by the dashed "Treatment" line between blood samples 1 and 2. </w:t>
-      </w:r>
-      <w:r>
-        <w:rPr>
-          <w:rFonts w:ascii="Arial" w:eastAsia="Times New Roman" w:hAnsi="Arial" w:cs="Arial"/>
-          <w:color w:val="000000"/>
-          <w:kern w:val="0"/>
-          <w14:ligatures w14:val="none"/>
-        </w:rPr>
-        <w:t>E</w:t>
-      </w:r>
-      <w:r>
-        <w:rPr>
-          <w:rFonts w:ascii="Arial" w:eastAsia="Times New Roman" w:hAnsi="Arial" w:cs="Arial"/>
-          <w:color w:val="000000"/>
-          <w:kern w:val="0"/>
-          <w14:ligatures w14:val="none"/>
-        </w:rPr>
-        <w:t>xposure to an environmental stressor</w:t>
-      </w:r>
-      <w:r>
-        <w:rPr>
-          <w:rFonts w:ascii="Arial" w:eastAsia="Times New Roman" w:hAnsi="Arial" w:cs="Arial"/>
-          <w:color w:val="000000"/>
-          <w:kern w:val="0"/>
-          <w14:ligatures w14:val="none"/>
-        </w:rPr>
-        <w:t xml:space="preserve"> is</w:t>
-      </w:r>
-      <w:r>
-        <w:rPr>
-          <w:rFonts w:ascii="Arial" w:eastAsia="Times New Roman" w:hAnsi="Arial" w:cs="Arial"/>
-          <w:color w:val="000000"/>
-          <w:kern w:val="0"/>
-          <w14:ligatures w14:val="none"/>
-        </w:rPr>
-        <w:t xml:space="preserve"> represented by the dashed "Salt" line between blood samples 2 and 3.</w:t>
-      </w:r>
-    </w:p>
-    <w:p>
-      <w:pPr>
-        <w:spacing w:line="480" w:lineRule="auto"/>
-        <w:rPr>
-          <w:rFonts w:ascii="Arial" w:hAnsi="Arial" w:cs="Arial"/>
-        </w:rPr>
-      </w:pPr>
-    </w:p>
-    <w:p>
-      <w:pPr>
-        <w:rPr>
-          <w:rFonts w:ascii="Arial" w:hAnsi="Arial" w:cs="Arial"/>
-        </w:rPr>
-      </w:pPr>
-      <w:r>
-        <w:rPr>
-          <w:rFonts w:ascii="Arial" w:hAnsi="Arial" w:cs="Arial"/>
-        </w:rPr>
-        <w:br w:type="page"/>
-      </w:r>
-    </w:p>
-    <w:p>
-      <w:pPr>
-        <w:spacing w:line="480" w:lineRule="auto"/>
-        <w:rPr>
-          <w:rFonts w:ascii="Arial" w:hAnsi="Arial" w:cs="Arial"/>
-        </w:rPr>
-      </w:pPr>
-      <w:r>
-        <w:rPr>
-          <w:rFonts w:ascii="Arial" w:hAnsi="Arial" w:cs="Arial"/>
-          <w:b/>
-          <w:bCs/>
-        </w:rPr>
-        <w:lastRenderedPageBreak/>
-        <w:t>7</w:t>
-      </w:r>
-      <w:r>
-        <w:rPr>
-          <w:rFonts w:ascii="Arial" w:hAnsi="Arial" w:cs="Arial"/>
-          <w:b/>
-          <w:bCs/>
-        </w:rPr>
-        <w:t>.</w:t>
-      </w:r>
-      <w:r>
-        <w:rPr>
-          <w:rFonts w:ascii="Arial" w:hAnsi="Arial" w:cs="Arial"/>
-          <w:b/>
-          <w:bCs/>
-        </w:rPr>
-        <w:t xml:space="preserve"> Acknowledgments</w:t>
-      </w:r>
-    </w:p>
-    <w:p>
-      <w:pPr>
-        <w:spacing w:line="480" w:lineRule="auto"/>
-        <w:rPr>
-          <w:rFonts w:ascii="Arial" w:hAnsi="Arial" w:cs="Arial"/>
-        </w:rPr>
-      </w:pPr>
-      <w:r>
-        <w:rPr>
-          <w:rFonts w:ascii="Arial" w:hAnsi="Arial" w:cs="Arial"/>
-        </w:rPr>
-        <w:t xml:space="preserve">We thank </w:t>
-      </w:r>
-      <w:r>
-        <w:rPr>
-          <w:rFonts w:ascii="Arial" w:hAnsi="Arial" w:cs="Arial"/>
-        </w:rPr>
-        <w:t xml:space="preserve">Gary Vitrano and the Louisiana Department of Wildlife </w:t>
-      </w:r>
-      <w:r>
-        <w:rPr>
-          <w:rFonts w:ascii="Arial" w:hAnsi="Arial" w:cs="Arial"/>
-        </w:rPr>
-        <w:t>and</w:t>
-      </w:r>
-      <w:r>
-        <w:rPr>
-          <w:rFonts w:ascii="Arial" w:hAnsi="Arial" w:cs="Arial"/>
-        </w:rPr>
-        <w:t xml:space="preserve"> Fisheries for collecting and transporting the </w:t>
-      </w:r>
-      <w:r>
-        <w:rPr>
-          <w:rFonts w:ascii="Arial" w:hAnsi="Arial" w:cs="Arial"/>
-        </w:rPr>
-        <w:t>bass</w:t>
-      </w:r>
-      <w:r>
-        <w:rPr>
-          <w:rFonts w:ascii="Arial" w:hAnsi="Arial" w:cs="Arial"/>
-        </w:rPr>
-        <w:t xml:space="preserve">. </w:t>
-      </w:r>
-      <w:r>
-        <w:rPr>
-          <w:rFonts w:ascii="Arial" w:hAnsi="Arial" w:cs="Arial"/>
-        </w:rPr>
-        <w:t>W</w:t>
-      </w:r>
-      <w:r>
-        <w:rPr>
-          <w:rFonts w:ascii="Arial" w:hAnsi="Arial" w:cs="Arial"/>
-        </w:rPr>
-        <w:t>e thank the Southeastern Louisiana University</w:t>
-      </w:r>
-      <w:r>
-        <w:rPr>
-          <w:rFonts w:ascii="Arial" w:hAnsi="Arial" w:cs="Arial"/>
-        </w:rPr>
-        <w:t xml:space="preserve"> </w:t>
-      </w:r>
-      <w:r>
-        <w:rPr>
-          <w:rFonts w:ascii="Arial" w:hAnsi="Arial" w:cs="Arial"/>
-        </w:rPr>
-        <w:t>Vertebrate Museum for supplying resources that</w:t>
-      </w:r>
-      <w:r>
-        <w:rPr>
-          <w:rFonts w:ascii="Arial" w:hAnsi="Arial" w:cs="Arial"/>
-        </w:rPr>
-        <w:t xml:space="preserve"> made this study possible</w:t>
-      </w:r>
-      <w:r>
-        <w:rPr>
-          <w:rFonts w:ascii="Arial" w:hAnsi="Arial" w:cs="Arial"/>
-        </w:rPr>
-        <w:t xml:space="preserve">. </w:t>
-      </w:r>
-      <w:commentRangeStart w:id="21"/>
-      <w:r>
-        <w:rPr>
-          <w:rFonts w:ascii="Arial" w:hAnsi="Arial" w:cs="Arial"/>
-        </w:rPr>
-        <w:t>Additional thanks to</w:t>
-      </w:r>
-      <w:r>
-        <w:rPr>
-          <w:rFonts w:ascii="Arial" w:hAnsi="Arial" w:cs="Arial"/>
-        </w:rPr>
-        <w:t xml:space="preserve"> </w:t>
-      </w:r>
-      <w:r>
-        <w:rPr>
-          <w:rFonts w:ascii="Arial" w:hAnsi="Arial" w:cs="Arial"/>
-        </w:rPr>
-        <w:t xml:space="preserve">Dr. </w:t>
-      </w:r>
-      <w:r>
-        <w:rPr>
-          <w:rFonts w:ascii="Arial" w:hAnsi="Arial" w:cs="Arial"/>
-        </w:rPr>
-        <w:t xml:space="preserve">Penny </w:t>
-      </w:r>
-      <w:r>
-        <w:rPr>
-          <w:rFonts w:ascii="Arial" w:hAnsi="Arial" w:cs="Arial"/>
-        </w:rPr>
-        <w:t xml:space="preserve">E. </w:t>
-      </w:r>
-      <w:r>
-        <w:rPr>
-          <w:rFonts w:ascii="Arial" w:hAnsi="Arial" w:cs="Arial"/>
-        </w:rPr>
-        <w:t>Shockett and</w:t>
-      </w:r>
-      <w:r>
-        <w:rPr>
-          <w:rFonts w:ascii="Arial" w:hAnsi="Arial" w:cs="Arial"/>
-        </w:rPr>
-        <w:t xml:space="preserve"> </w:t>
-      </w:r>
-      <w:r>
-        <w:rPr>
-          <w:rFonts w:ascii="Arial" w:hAnsi="Arial" w:cs="Arial"/>
-        </w:rPr>
-        <w:t>Corwyn Hall</w:t>
-      </w:r>
-      <w:commentRangeEnd w:id="21"/>
-      <w:r>
-        <w:rPr>
-          <w:rStyle w:val="CommentReference"/>
-        </w:rPr>
-        <w:commentReference w:id="21"/>
-      </w:r>
-      <w:r>
-        <w:rPr>
-          <w:rFonts w:ascii="Arial" w:hAnsi="Arial" w:cs="Arial"/>
-        </w:rPr>
-        <w:t>.</w:t>
-      </w:r>
-      <w:r>
-        <w:rPr>
-          <w:rFonts w:ascii="Arial" w:hAnsi="Arial" w:cs="Arial"/>
-        </w:rPr>
-        <w:t xml:space="preserve"> </w:t>
-      </w:r>
-      <w:r>
-        <w:rPr>
-          <w:rFonts w:ascii="Arial" w:hAnsi="Arial" w:cs="Arial"/>
-        </w:rPr>
-        <w:t xml:space="preserve">The use of trade, firm, or product names is for descriptive purposes only and does not imply endorsement by the </w:t>
-      </w:r>
-      <w:r>
-        <w:rPr>
-          <w:rFonts w:ascii="Arial" w:hAnsi="Arial" w:cs="Arial"/>
-        </w:rPr>
-        <w:t>author’s employers</w:t>
-      </w:r>
-      <w:r>
-        <w:rPr>
-          <w:rFonts w:ascii="Arial" w:hAnsi="Arial" w:cs="Arial"/>
-        </w:rPr>
-        <w:t>.</w:t>
-      </w:r>
-    </w:p>
-    <w:p>
-      <w:pPr>
-        <w:spacing w:line="480" w:lineRule="auto"/>
-        <w:rPr>
-          <w:rFonts w:ascii="Arial" w:hAnsi="Arial" w:cs="Arial"/>
+          <w:bdr w:val="none" w:sz="0" w:space="0" w:color="auto" w:frame="1"/>
+          <w14:ligatures w14:val="none"/>
         </w:rPr>
       </w:pPr>
     </w:p>
@@ -24019,267 +23791,144 @@
       <w:pPr>
         <w:spacing w:line="480" w:lineRule="auto"/>
         <w:rPr>
-          <w:rFonts w:ascii="Arial" w:hAnsi="Arial" w:cs="Arial"/>
+          <w:rFonts w:ascii="Arial" w:eastAsia="Times New Roman" w:hAnsi="Arial" w:cs="Arial"/>
+          <w:color w:val="000000"/>
+          <w:kern w:val="0"/>
+          <w:bdr w:val="none" w:sz="0" w:space="0" w:color="auto" w:frame="1"/>
+          <w14:ligatures w14:val="none"/>
         </w:rPr>
       </w:pPr>
       <w:r>
         <w:rPr>
-          <w:rFonts w:ascii="Arial" w:hAnsi="Arial" w:cs="Arial"/>
-          <w:b/>
-          <w:bCs/>
-        </w:rPr>
-        <w:t>8</w:t>
-      </w:r>
-      <w:r>
-        <w:rPr>
-          <w:rFonts w:ascii="Arial" w:hAnsi="Arial" w:cs="Arial"/>
-          <w:b/>
-          <w:bCs/>
-        </w:rPr>
-        <w:t>. Contributions</w:t>
+          <w:rFonts w:ascii="Arial" w:eastAsia="Times New Roman" w:hAnsi="Arial" w:cs="Arial"/>
+          <w:color w:val="000000"/>
+          <w:kern w:val="0"/>
+          <w:bdr w:val="none" w:sz="0" w:space="0" w:color="auto" w:frame="1"/>
+          <w14:ligatures w14:val="none"/>
+        </w:rPr>
+        <w:t>Figure 3.</w:t>
       </w:r>
     </w:p>
     <w:p>
       <w:pPr>
         <w:spacing w:line="480" w:lineRule="auto"/>
-        <w:rPr>
-          <w:rFonts w:ascii="Arial" w:hAnsi="Arial" w:cs="Arial"/>
+        <w:jc w:val="center"/>
+        <w:rPr>
+          <w:rFonts w:ascii="Arial" w:eastAsia="Times New Roman" w:hAnsi="Arial" w:cs="Arial"/>
+          <w:color w:val="000000"/>
+          <w:kern w:val="0"/>
+          <w:bdr w:val="none" w:sz="0" w:space="0" w:color="auto" w:frame="1"/>
+          <w14:ligatures w14:val="none"/>
         </w:rPr>
       </w:pPr>
       <w:r>
         <w:rPr>
-          <w:rFonts w:ascii="Arial" w:hAnsi="Arial" w:cs="Arial"/>
-        </w:rPr>
-        <w:t>ARJ</w:t>
-      </w:r>
-      <w:r>
-        <w:rPr>
-          <w:rFonts w:ascii="Arial" w:hAnsi="Arial" w:cs="Arial"/>
-        </w:rPr>
-        <w:t>: Conceptualization, Data Curation</w:t>
-      </w:r>
-      <w:r>
-        <w:rPr>
-          <w:rFonts w:ascii="Arial" w:hAnsi="Arial" w:cs="Arial"/>
-        </w:rPr>
-        <w:t>, Methodolog</w:t>
-      </w:r>
-      <w:r>
-        <w:rPr>
-          <w:rFonts w:ascii="Arial" w:hAnsi="Arial" w:cs="Arial"/>
-        </w:rPr>
-        <w:t>y</w:t>
-      </w:r>
-      <w:r>
-        <w:rPr>
-          <w:rFonts w:ascii="Arial" w:hAnsi="Arial" w:cs="Arial"/>
-        </w:rPr>
-        <w:t xml:space="preserve">, Formal Analysis, Writing </w:t>
-      </w:r>
-      <w:r>
-        <w:rPr>
-          <w:rFonts w:ascii="Arial" w:hAnsi="Arial" w:cs="Arial"/>
-        </w:rPr>
-        <w:t>–</w:t>
-      </w:r>
-      <w:r>
-        <w:rPr>
-          <w:rFonts w:ascii="Arial" w:hAnsi="Arial" w:cs="Arial"/>
-        </w:rPr>
-        <w:t xml:space="preserve"> original draft, review</w:t>
-      </w:r>
-      <w:r>
-        <w:rPr>
-          <w:rFonts w:ascii="Arial" w:hAnsi="Arial" w:cs="Arial"/>
-        </w:rPr>
-        <w:t>,</w:t>
-      </w:r>
-      <w:r>
-        <w:rPr>
-          <w:rFonts w:ascii="Arial" w:hAnsi="Arial" w:cs="Arial"/>
-        </w:rPr>
-        <w:t xml:space="preserve"> and editing.</w:t>
-      </w:r>
-      <w:r>
-        <w:rPr>
-          <w:rFonts w:ascii="Arial" w:hAnsi="Arial" w:cs="Arial"/>
-        </w:rPr>
-        <w:t xml:space="preserve"> TSC: </w:t>
-      </w:r>
-      <w:r>
-        <w:rPr>
-          <w:rFonts w:ascii="Arial" w:hAnsi="Arial" w:cs="Arial"/>
-        </w:rPr>
-        <w:t>Conceptualization,</w:t>
-      </w:r>
-      <w:r>
-        <w:rPr>
-          <w:rFonts w:ascii="Arial" w:hAnsi="Arial" w:cs="Arial"/>
-        </w:rPr>
-        <w:t xml:space="preserve"> </w:t>
-      </w:r>
-      <w:r>
-        <w:rPr>
-          <w:rFonts w:ascii="Arial" w:hAnsi="Arial" w:cs="Arial"/>
-        </w:rPr>
-        <w:t>Methodology</w:t>
-      </w:r>
-      <w:r>
-        <w:rPr>
-          <w:rFonts w:ascii="Arial" w:hAnsi="Arial" w:cs="Arial"/>
-        </w:rPr>
-        <w:t>,</w:t>
-      </w:r>
-      <w:r>
-        <w:rPr>
-          <w:rFonts w:ascii="Arial" w:hAnsi="Arial" w:cs="Arial"/>
-        </w:rPr>
-        <w:t xml:space="preserve"> Formal Analysis, Writing </w:t>
-      </w:r>
-      <w:r>
-        <w:rPr>
-          <w:rFonts w:ascii="Arial" w:hAnsi="Arial" w:cs="Arial"/>
-        </w:rPr>
-        <w:t>–</w:t>
-      </w:r>
-      <w:r>
-        <w:rPr>
-          <w:rFonts w:ascii="Arial" w:hAnsi="Arial" w:cs="Arial"/>
-        </w:rPr>
-        <w:t xml:space="preserve"> review and editing</w:t>
-      </w:r>
-      <w:r>
-        <w:rPr>
-          <w:rFonts w:ascii="Arial" w:hAnsi="Arial" w:cs="Arial"/>
-        </w:rPr>
-        <w:t>.</w:t>
-      </w:r>
-      <w:r>
-        <w:rPr>
-          <w:rFonts w:ascii="Arial" w:hAnsi="Arial" w:cs="Arial"/>
-        </w:rPr>
-        <w:t xml:space="preserve"> </w:t>
-      </w:r>
-      <w:r>
-        <w:rPr>
-          <w:rFonts w:ascii="Arial" w:hAnsi="Arial" w:cs="Arial"/>
-        </w:rPr>
-        <w:t>JBN</w:t>
-      </w:r>
-      <w:r>
-        <w:rPr>
-          <w:rFonts w:ascii="Arial" w:hAnsi="Arial" w:cs="Arial"/>
-        </w:rPr>
-        <w:t xml:space="preserve">: Conceptualization, Data Curation, Methodology, Writing </w:t>
-      </w:r>
-      <w:r>
-        <w:rPr>
-          <w:rFonts w:ascii="Arial" w:hAnsi="Arial" w:cs="Arial"/>
-        </w:rPr>
-        <w:t>–</w:t>
-      </w:r>
-      <w:r>
-        <w:rPr>
-          <w:rFonts w:ascii="Arial" w:hAnsi="Arial" w:cs="Arial"/>
-        </w:rPr>
-        <w:t xml:space="preserve"> original draft. </w:t>
-      </w:r>
-      <w:r>
-        <w:rPr>
-          <w:rFonts w:ascii="Arial" w:hAnsi="Arial" w:cs="Arial"/>
-        </w:rPr>
-        <w:t>MM</w:t>
-      </w:r>
-      <w:r>
-        <w:rPr>
-          <w:rFonts w:ascii="Arial" w:hAnsi="Arial" w:cs="Arial"/>
-        </w:rPr>
-        <w:t xml:space="preserve">: Conceptualization, Methodology, Writing </w:t>
-      </w:r>
-      <w:r>
-        <w:rPr>
-          <w:rFonts w:ascii="Arial" w:hAnsi="Arial" w:cs="Arial"/>
-        </w:rPr>
-        <w:t>–</w:t>
-      </w:r>
-      <w:r>
-        <w:rPr>
-          <w:rFonts w:ascii="Arial" w:hAnsi="Arial" w:cs="Arial"/>
-        </w:rPr>
-        <w:t xml:space="preserve"> original draft. </w:t>
-      </w:r>
-      <w:r>
-        <w:rPr>
-          <w:rFonts w:ascii="Arial" w:hAnsi="Arial" w:cs="Arial"/>
-        </w:rPr>
-        <w:t>KRP</w:t>
-      </w:r>
-      <w:r>
-        <w:rPr>
-          <w:rFonts w:ascii="Arial" w:hAnsi="Arial" w:cs="Arial"/>
-        </w:rPr>
-        <w:t xml:space="preserve">: Methodology, Writing </w:t>
-      </w:r>
-      <w:r>
-        <w:rPr>
-          <w:rFonts w:ascii="Arial" w:hAnsi="Arial" w:cs="Arial"/>
-        </w:rPr>
-        <w:t>–</w:t>
-      </w:r>
-      <w:r>
-        <w:rPr>
-          <w:rFonts w:ascii="Arial" w:hAnsi="Arial" w:cs="Arial"/>
-        </w:rPr>
-        <w:t xml:space="preserve"> review and editing</w:t>
-      </w:r>
-      <w:r>
-        <w:rPr>
-          <w:rFonts w:ascii="Arial" w:hAnsi="Arial" w:cs="Arial"/>
-        </w:rPr>
-        <w:t>. CMM</w:t>
-      </w:r>
-      <w:r>
-        <w:rPr>
-          <w:rFonts w:ascii="Arial" w:hAnsi="Arial" w:cs="Arial"/>
-        </w:rPr>
-        <w:t xml:space="preserve">: Conceptualization, Methodology, Writing </w:t>
-      </w:r>
-      <w:r>
-        <w:rPr>
-          <w:rFonts w:ascii="Arial" w:hAnsi="Arial" w:cs="Arial"/>
-        </w:rPr>
-        <w:t>–</w:t>
-      </w:r>
-      <w:r>
-        <w:rPr>
-          <w:rFonts w:ascii="Arial" w:hAnsi="Arial" w:cs="Arial"/>
-        </w:rPr>
-        <w:t xml:space="preserve"> </w:t>
-      </w:r>
-      <w:r>
-        <w:rPr>
-          <w:rFonts w:ascii="Arial" w:hAnsi="Arial" w:cs="Arial"/>
-        </w:rPr>
-        <w:t>review</w:t>
-      </w:r>
-      <w:r>
-        <w:rPr>
-          <w:rFonts w:ascii="Arial" w:hAnsi="Arial" w:cs="Arial"/>
-        </w:rPr>
-        <w:t xml:space="preserve"> </w:t>
-      </w:r>
-      <w:r>
-        <w:rPr>
-          <w:rFonts w:ascii="Arial" w:hAnsi="Arial" w:cs="Arial"/>
-        </w:rPr>
-        <w:t>and editing.</w:t>
+          <w:rFonts w:ascii="Arial" w:eastAsia="Times New Roman" w:hAnsi="Arial" w:cs="Arial"/>
+          <w:color w:val="000000"/>
+          <w:kern w:val="0"/>
+          <w:bdr w:val="none" w:sz="0" w:space="0" w:color="auto" w:frame="1"/>
+          <w14:ligatures w14:val="none"/>
+        </w:rPr>
+        <w:fldChar w:fldCharType="begin"/>
+      </w:r>
+      <w:r>
+        <w:rPr>
+          <w:rFonts w:ascii="Arial" w:eastAsia="Times New Roman" w:hAnsi="Arial" w:cs="Arial"/>
+          <w:color w:val="000000"/>
+          <w:kern w:val="0"/>
+          <w:bdr w:val="none" w:sz="0" w:space="0" w:color="auto" w:frame="1"/>
+          <w14:ligatures w14:val="none"/>
+        </w:rPr>
+        <w:instrText xml:space="preserve"> INCLUDEPICTURE "https://lh7-rt.googleusercontent.com/docsz/AD_4nXeAS3QDhRsa2ovYTXx_kwNxWpGkaTPUHxoS8-UdxjNm-DEzziwuAj_oNgpBqgE_BH4M1Q28DtGxhsSKc4FdhzvsPCIQIkkwTiAVCmYzARtI40RcIMukFbh3yMImCL6a9l-lgrqY2xMQXhPH8l6TSYVzwcOm?key=5FzoVyNrle-Ubg5_Vet7RA" \* MERGEFORMATINET </w:instrText>
+      </w:r>
+      <w:r>
+        <w:rPr>
+          <w:rFonts w:ascii="Arial" w:eastAsia="Times New Roman" w:hAnsi="Arial" w:cs="Arial"/>
+          <w:color w:val="000000"/>
+          <w:kern w:val="0"/>
+          <w:bdr w:val="none" w:sz="0" w:space="0" w:color="auto" w:frame="1"/>
+          <w14:ligatures w14:val="none"/>
+        </w:rPr>
+        <w:fldChar w:fldCharType="separate"/>
+      </w:r>
+      <w:r>
+        <w:rPr>
+          <w:rFonts w:ascii="Arial" w:eastAsia="Times New Roman" w:hAnsi="Arial" w:cs="Arial"/>
+          <w:noProof/>
+          <w:color w:val="000000"/>
+          <w:kern w:val="0"/>
+          <w:bdr w:val="none" w:sz="0" w:space="0" w:color="auto" w:frame="1"/>
+          <w14:ligatures w14:val="none"/>
+        </w:rPr>
+        <w:drawing>
+          <wp:inline distT="0" distB="0" distL="0" distR="0" wp14:anchorId="60254402" wp14:editId="54F4CB3E">
+            <wp:extent cx="4572000" cy="3044952"/>
+            <wp:effectExtent l="0" t="0" r="0" b="3175"/>
+            <wp:docPr id="9" name="Picture 1"/>
+            <wp:cNvGraphicFramePr>
+              <a:graphicFrameLocks xmlns:a="http://schemas.openxmlformats.org/drawingml/2006/main" noChangeAspect="1"/>
+            </wp:cNvGraphicFramePr>
+            <a:graphic xmlns:a="http://schemas.openxmlformats.org/drawingml/2006/main">
+              <a:graphicData uri="http://schemas.openxmlformats.org/drawingml/2006/picture">
+                <pic:pic xmlns:pic="http://schemas.openxmlformats.org/drawingml/2006/picture">
+                  <pic:nvPicPr>
+                    <pic:cNvPr id="0" name="Picture 9"/>
+                    <pic:cNvPicPr>
+                      <a:picLocks noChangeAspect="1" noChangeArrowheads="1"/>
+                    </pic:cNvPicPr>
+                  </pic:nvPicPr>
+                  <pic:blipFill>
+                    <a:blip r:embed="rId37" cstate="print">
+                      <a:extLst>
+                        <a:ext uri="{28A0092B-C50C-407E-A947-70E740481C1C}">
+                          <a14:useLocalDpi xmlns:a14="http://schemas.microsoft.com/office/drawing/2010/main" val="0"/>
+                        </a:ext>
+                      </a:extLst>
+                    </a:blip>
+                    <a:srcRect/>
+                    <a:stretch>
+                      <a:fillRect/>
+                    </a:stretch>
+                  </pic:blipFill>
+                  <pic:spPr bwMode="auto">
+                    <a:xfrm>
+                      <a:off x="0" y="0"/>
+                      <a:ext cx="4572000" cy="3044952"/>
+                    </a:xfrm>
+                    <a:prstGeom prst="rect">
+                      <a:avLst/>
+                    </a:prstGeom>
+                    <a:noFill/>
+                    <a:ln>
+                      <a:noFill/>
+                    </a:ln>
+                  </pic:spPr>
+                </pic:pic>
+              </a:graphicData>
+            </a:graphic>
+          </wp:inline>
+        </w:drawing>
+      </w:r>
+      <w:r>
+        <w:rPr>
+          <w:rFonts w:ascii="Arial" w:eastAsia="Times New Roman" w:hAnsi="Arial" w:cs="Arial"/>
+          <w:color w:val="000000"/>
+          <w:kern w:val="0"/>
+          <w:bdr w:val="none" w:sz="0" w:space="0" w:color="auto" w:frame="1"/>
+          <w14:ligatures w14:val="none"/>
+        </w:rPr>
+        <w:fldChar w:fldCharType="end"/>
       </w:r>
     </w:p>
     <w:p>
       <w:pPr>
         <w:spacing w:line="480" w:lineRule="auto"/>
         <w:rPr>
-          <w:rFonts w:ascii="Arial" w:hAnsi="Arial" w:cs="Arial"/>
+          <w:rFonts w:ascii="Arial" w:eastAsia="Times New Roman" w:hAnsi="Arial" w:cs="Arial"/>
+          <w:color w:val="000000"/>
+          <w:kern w:val="0"/>
+          <w:bdr w:val="none" w:sz="0" w:space="0" w:color="auto" w:frame="1"/>
+          <w14:ligatures w14:val="none"/>
         </w:rPr>
       </w:pPr>
     </w:p>
@@ -24287,150 +23936,129 @@
       <w:pPr>
         <w:spacing w:line="480" w:lineRule="auto"/>
         <w:rPr>
-          <w:rFonts w:ascii="Arial" w:hAnsi="Arial" w:cs="Arial"/>
+          <w:rFonts w:ascii="Arial" w:eastAsia="Times New Roman" w:hAnsi="Arial" w:cs="Arial"/>
+          <w:color w:val="000000"/>
+          <w:kern w:val="0"/>
+          <w:bdr w:val="none" w:sz="0" w:space="0" w:color="auto" w:frame="1"/>
+          <w14:ligatures w14:val="none"/>
         </w:rPr>
       </w:pPr>
       <w:r>
         <w:rPr>
-          <w:rFonts w:ascii="Arial" w:hAnsi="Arial" w:cs="Arial"/>
-          <w:b/>
-          <w:bCs/>
-        </w:rPr>
-        <w:t>9</w:t>
-      </w:r>
-      <w:r>
-        <w:rPr>
-          <w:rFonts w:ascii="Arial" w:hAnsi="Arial" w:cs="Arial"/>
-          <w:b/>
-          <w:bCs/>
-        </w:rPr>
-        <w:t>. Ethics Declarations</w:t>
+          <w:rFonts w:ascii="Arial" w:eastAsia="Times New Roman" w:hAnsi="Arial" w:cs="Arial"/>
+          <w:color w:val="000000"/>
+          <w:kern w:val="0"/>
+          <w:bdr w:val="none" w:sz="0" w:space="0" w:color="auto" w:frame="1"/>
+          <w14:ligatures w14:val="none"/>
+        </w:rPr>
+        <w:t>Figure 4.</w:t>
       </w:r>
     </w:p>
     <w:p>
       <w:pPr>
         <w:spacing w:line="480" w:lineRule="auto"/>
+        <w:jc w:val="center"/>
         <w:rPr>
           <w:rFonts w:ascii="Arial" w:hAnsi="Arial" w:cs="Arial"/>
         </w:rPr>
       </w:pPr>
       <w:r>
         <w:rPr>
-          <w:rFonts w:ascii="Arial" w:hAnsi="Arial" w:cs="Arial"/>
-        </w:rPr>
-        <w:t xml:space="preserve">The authors declare no conflict of interest or competing interests. </w:t>
-      </w:r>
-    </w:p>
-    <w:p>
-      <w:pPr>
-        <w:spacing w:line="480" w:lineRule="auto"/>
-        <w:rPr>
-          <w:rFonts w:ascii="Arial" w:hAnsi="Arial" w:cs="Arial"/>
-        </w:rPr>
-      </w:pPr>
-    </w:p>
-    <w:p>
-      <w:pPr>
-        <w:spacing w:line="480" w:lineRule="auto"/>
-        <w:rPr>
-          <w:rFonts w:ascii="Arial" w:hAnsi="Arial" w:cs="Arial"/>
-        </w:rPr>
-      </w:pPr>
-      <w:r>
-        <w:rPr>
-          <w:rFonts w:ascii="Arial" w:hAnsi="Arial" w:cs="Arial"/>
           <w:b/>
           <w:bCs/>
-        </w:rPr>
-        <w:t>10</w:t>
-      </w:r>
-      <w:r>
-        <w:rPr>
-          <w:rFonts w:ascii="Arial" w:hAnsi="Arial" w:cs="Arial"/>
+          <w:color w:val="000000"/>
+          <w:bdr w:val="none" w:sz="0" w:space="0" w:color="auto" w:frame="1"/>
+        </w:rPr>
+        <w:fldChar w:fldCharType="begin"/>
+      </w:r>
+      <w:r>
+        <w:rPr>
           <w:b/>
           <w:bCs/>
-        </w:rPr>
-        <w:t>. Data Availability Statement</w:t>
-      </w:r>
-    </w:p>
-    <w:p>
-      <w:pPr>
-        <w:spacing w:line="480" w:lineRule="auto"/>
-        <w:rPr>
-          <w:rFonts w:ascii="Arial" w:hAnsi="Arial" w:cs="Arial"/>
-        </w:rPr>
-      </w:pPr>
-      <w:r>
-        <w:rPr>
-          <w:rFonts w:ascii="Arial" w:hAnsi="Arial" w:cs="Arial"/>
-        </w:rPr>
-        <w:t xml:space="preserve">Data and code supporting this study's findings are openly available on GitHub: </w:t>
-      </w:r>
-      <w:r>
-        <w:rPr>
-          <w:rFonts w:ascii="Arial" w:hAnsi="Arial" w:cs="Arial"/>
-          <w:i/>
-          <w:iCs/>
-        </w:rPr>
-        <w:t xml:space="preserve">a </w:t>
-      </w:r>
-      <w:r>
-        <w:rPr>
-          <w:rFonts w:ascii="Arial" w:hAnsi="Arial" w:cs="Arial"/>
-          <w:i/>
-          <w:iCs/>
-        </w:rPr>
-        <w:t>link will be provided after the manuscript is accepted</w:t>
-      </w:r>
-      <w:r>
-        <w:rPr>
-          <w:rFonts w:ascii="Arial" w:hAnsi="Arial" w:cs="Arial"/>
-        </w:rPr>
-        <w:t>.</w:t>
-      </w:r>
-    </w:p>
-    <w:p>
-      <w:pPr>
-        <w:spacing w:line="480" w:lineRule="auto"/>
-        <w:rPr>
-          <w:rFonts w:ascii="Arial" w:hAnsi="Arial" w:cs="Arial"/>
-        </w:rPr>
-      </w:pPr>
-    </w:p>
-    <w:p>
-      <w:pPr>
-        <w:spacing w:line="480" w:lineRule="auto"/>
-        <w:rPr>
-          <w:rFonts w:ascii="Arial" w:hAnsi="Arial" w:cs="Arial"/>
-        </w:rPr>
-      </w:pPr>
-      <w:r>
-        <w:rPr>
-          <w:rFonts w:ascii="Arial" w:hAnsi="Arial" w:cs="Arial"/>
+          <w:color w:val="000000"/>
+          <w:bdr w:val="none" w:sz="0" w:space="0" w:color="auto" w:frame="1"/>
+        </w:rPr>
+        <w:instrText xml:space="preserve"> INCLUDEPICTURE "https://lh7-rt.googleusercontent.com/docsz/AD_4nXcFLnybuzb0URk8jbDLeY2xJvtvZhJjs98H0vGFi384waNWYMtFvvH9w95e0oj3eQqkjIl-bTKwHNDitmZ9uNdhL-XLuN7ASJl6ggbk1q2VSC-eO3q4yPzbvX19CSzg86qORZJMz5pK-Tq-6f1t1jAeGKNu?key=5FzoVyNrle-Ubg5_Vet7RA" \* MERGEFORMATINET </w:instrText>
+      </w:r>
+      <w:r>
+        <w:rPr>
           <w:b/>
           <w:bCs/>
-        </w:rPr>
-        <w:lastRenderedPageBreak/>
-        <w:t>11</w:t>
-      </w:r>
-      <w:r>
-        <w:rPr>
-          <w:rFonts w:ascii="Arial" w:hAnsi="Arial" w:cs="Arial"/>
+          <w:color w:val="000000"/>
+          <w:bdr w:val="none" w:sz="0" w:space="0" w:color="auto" w:frame="1"/>
+        </w:rPr>
+        <w:fldChar w:fldCharType="separate"/>
+      </w:r>
+      <w:r>
+        <w:rPr>
           <w:b/>
           <w:bCs/>
-        </w:rPr>
-        <w:t>. References</w:t>
-      </w:r>
-    </w:p>
-    <w:p>
-      <w:pPr>
-        <w:spacing w:line="480" w:lineRule="auto"/>
-        <w:rPr>
-          <w:rFonts w:ascii="Arial" w:hAnsi="Arial" w:cs="Arial"/>
-        </w:rPr>
-      </w:pPr>
+          <w:noProof/>
+          <w:color w:val="000000"/>
+          <w:bdr w:val="none" w:sz="0" w:space="0" w:color="auto" w:frame="1"/>
+        </w:rPr>
+        <w:drawing>
+          <wp:inline distT="0" distB="0" distL="0" distR="0" wp14:anchorId="74728256" wp14:editId="22D4B371">
+            <wp:extent cx="4572000" cy="3044952"/>
+            <wp:effectExtent l="0" t="0" r="0" b="3175"/>
+            <wp:docPr id="574660198" name="Picture 1"/>
+            <wp:cNvGraphicFramePr>
+              <a:graphicFrameLocks xmlns:a="http://schemas.openxmlformats.org/drawingml/2006/main" noChangeAspect="1"/>
+            </wp:cNvGraphicFramePr>
+            <a:graphic xmlns:a="http://schemas.openxmlformats.org/drawingml/2006/main">
+              <a:graphicData uri="http://schemas.openxmlformats.org/drawingml/2006/picture">
+                <pic:pic xmlns:pic="http://schemas.openxmlformats.org/drawingml/2006/picture">
+                  <pic:nvPicPr>
+                    <pic:cNvPr id="0" name="Picture 1"/>
+                    <pic:cNvPicPr>
+                      <a:picLocks noChangeAspect="1" noChangeArrowheads="1"/>
+                    </pic:cNvPicPr>
+                  </pic:nvPicPr>
+                  <pic:blipFill>
+                    <a:blip r:embed="rId38" cstate="print">
+                      <a:extLst>
+                        <a:ext uri="{28A0092B-C50C-407E-A947-70E740481C1C}">
+                          <a14:useLocalDpi xmlns:a14="http://schemas.microsoft.com/office/drawing/2010/main" val="0"/>
+                        </a:ext>
+                      </a:extLst>
+                    </a:blip>
+                    <a:srcRect/>
+                    <a:stretch>
+                      <a:fillRect/>
+                    </a:stretch>
+                  </pic:blipFill>
+                  <pic:spPr bwMode="auto">
+                    <a:xfrm>
+                      <a:off x="0" y="0"/>
+                      <a:ext cx="4572000" cy="3044952"/>
+                    </a:xfrm>
+                    <a:prstGeom prst="rect">
+                      <a:avLst/>
+                    </a:prstGeom>
+                    <a:noFill/>
+                    <a:ln>
+                      <a:noFill/>
+                    </a:ln>
+                  </pic:spPr>
+                </pic:pic>
+              </a:graphicData>
+            </a:graphic>
+          </wp:inline>
+        </w:drawing>
+      </w:r>
+      <w:r>
+        <w:rPr>
+          <w:b/>
+          <w:bCs/>
+          <w:color w:val="000000"/>
+          <w:bdr w:val="none" w:sz="0" w:space="0" w:color="auto" w:frame="1"/>
+        </w:rPr>
+        <w:fldChar w:fldCharType="end"/>
+      </w:r>
     </w:p>
     <w:sectPr>
+      <w:footerReference w:type="even" r:id="rId39"/>
+      <w:footerReference w:type="default" r:id="rId40"/>
       <w:pgSz w:w="12240" w:h="15840"/>
       <w:pgMar w:top="1440" w:right="1440" w:bottom="1440" w:left="1440" w:header="720" w:footer="720" w:gutter="0"/>
       <w:lnNumType w:countBy="1" w:restart="continuous"/>
@@ -24471,7 +24099,10 @@
         <w:annotationRef/>
       </w:r>
       <w:r>
-        <w:t>Especially for Functional Ecology</w:t>
+        <w:t>Especially for</w:t>
+      </w:r>
+      <w:r>
+        <w:t xml:space="preserve"> Conservation Phys</w:t>
       </w:r>
     </w:p>
     <w:p>
@@ -24484,7 +24115,16 @@
         <w:pStyle w:val="CommentText"/>
       </w:pPr>
       <w:r>
-        <w:t>I added some ideas below… Chris you pick/write one</w:t>
+        <w:t>I added some ideas below… Chris</w:t>
+      </w:r>
+      <w:r>
+        <w:t xml:space="preserve">, please, </w:t>
+      </w:r>
+      <w:r>
+        <w:t>pick/write one</w:t>
+      </w:r>
+      <w:r>
+        <w:t xml:space="preserve"> (or tell me the first one is good and tell me to shut up)</w:t>
       </w:r>
     </w:p>
   </w:comment>
@@ -24741,7 +24381,7 @@
           <w:sz w:val="21"/>
           <w:szCs w:val="21"/>
         </w:rPr>
-        <w:t xml:space="preserve"> R. O. and Neumann , R. M. 1996 . </w:t>
+        <w:t xml:space="preserve"> R. O. and </w:t>
       </w:r>
       <w:proofErr w:type="gramStart"/>
       <w:r>
@@ -24752,7 +24392,7 @@
           <w:sz w:val="21"/>
           <w:szCs w:val="21"/>
         </w:rPr>
-        <w:t>“ Length</w:t>
+        <w:t>Neumann ,</w:t>
       </w:r>
       <w:proofErr w:type="gramEnd"/>
       <w:r>
@@ -24763,9 +24403,9 @@
           <w:sz w:val="21"/>
           <w:szCs w:val="21"/>
         </w:rPr>
-        <w:t xml:space="preserve">, weight, and associated structural </w:t>
-      </w:r>
-      <w:proofErr w:type="spellStart"/>
+        <w:t xml:space="preserve"> R. M. </w:t>
+      </w:r>
+      <w:proofErr w:type="gramStart"/>
       <w:r>
         <w:rPr>
           <w:rFonts w:ascii="Roboto" w:hAnsi="Roboto"/>
@@ -24774,9 +24414,9 @@
           <w:sz w:val="21"/>
           <w:szCs w:val="21"/>
         </w:rPr>
-        <w:t>ifndices</w:t>
-      </w:r>
-      <w:proofErr w:type="spellEnd"/>
+        <w:t>1996 .</w:t>
+      </w:r>
+      <w:proofErr w:type="gramEnd"/>
       <w:r>
         <w:rPr>
           <w:rFonts w:ascii="Roboto" w:hAnsi="Roboto"/>
@@ -24785,7 +24425,7 @@
           <w:sz w:val="21"/>
           <w:szCs w:val="21"/>
         </w:rPr>
-        <w:t xml:space="preserve"> ” . In Fisheries techniques</w:t>
+        <w:t xml:space="preserve"> </w:t>
       </w:r>
       <w:proofErr w:type="gramStart"/>
       <w:r>
@@ -24796,7 +24436,7 @@
           <w:sz w:val="21"/>
           <w:szCs w:val="21"/>
         </w:rPr>
-        <w:t>, ,</w:t>
+        <w:t>“ Length</w:t>
       </w:r>
       <w:proofErr w:type="gramEnd"/>
       <w:r>
@@ -24807,8 +24447,9 @@
           <w:sz w:val="21"/>
           <w:szCs w:val="21"/>
         </w:rPr>
-        <w:t xml:space="preserve"> 2nd edition Edited by: Murphy , B. R. and Willis , D. W. 447 – 482 . Bethesda, </w:t>
-      </w:r>
+        <w:t xml:space="preserve">, weight, and associated structural </w:t>
+      </w:r>
+      <w:proofErr w:type="spellStart"/>
       <w:proofErr w:type="gramStart"/>
       <w:r>
         <w:rPr>
@@ -24818,9 +24459,9 @@
           <w:sz w:val="21"/>
           <w:szCs w:val="21"/>
         </w:rPr>
-        <w:t>Maryland :</w:t>
-      </w:r>
-      <w:proofErr w:type="gramEnd"/>
+        <w:t>ifndices</w:t>
+      </w:r>
+      <w:proofErr w:type="spellEnd"/>
       <w:r>
         <w:rPr>
           <w:rFonts w:ascii="Roboto" w:hAnsi="Roboto"/>
@@ -24829,8 +24470,141 @@
           <w:sz w:val="21"/>
           <w:szCs w:val="21"/>
         </w:rPr>
-        <w:t xml:space="preserve"> American Fisheries Society .</w:t>
-      </w:r>
+        <w:t xml:space="preserve"> ”</w:t>
+      </w:r>
+      <w:proofErr w:type="gramEnd"/>
+      <w:r>
+        <w:rPr>
+          <w:rFonts w:ascii="Roboto" w:hAnsi="Roboto"/>
+          <w:color w:val="444746"/>
+          <w:spacing w:val="3"/>
+          <w:sz w:val="21"/>
+          <w:szCs w:val="21"/>
+        </w:rPr>
+        <w:t xml:space="preserve"> . In Fisheries techniques</w:t>
+      </w:r>
+      <w:proofErr w:type="gramStart"/>
+      <w:r>
+        <w:rPr>
+          <w:rFonts w:ascii="Roboto" w:hAnsi="Roboto"/>
+          <w:color w:val="444746"/>
+          <w:spacing w:val="3"/>
+          <w:sz w:val="21"/>
+          <w:szCs w:val="21"/>
+        </w:rPr>
+        <w:t>, ,</w:t>
+      </w:r>
+      <w:proofErr w:type="gramEnd"/>
+      <w:r>
+        <w:rPr>
+          <w:rFonts w:ascii="Roboto" w:hAnsi="Roboto"/>
+          <w:color w:val="444746"/>
+          <w:spacing w:val="3"/>
+          <w:sz w:val="21"/>
+          <w:szCs w:val="21"/>
+        </w:rPr>
+        <w:t xml:space="preserve"> 2nd edition Edited by: </w:t>
+      </w:r>
+      <w:proofErr w:type="gramStart"/>
+      <w:r>
+        <w:rPr>
+          <w:rFonts w:ascii="Roboto" w:hAnsi="Roboto"/>
+          <w:color w:val="444746"/>
+          <w:spacing w:val="3"/>
+          <w:sz w:val="21"/>
+          <w:szCs w:val="21"/>
+        </w:rPr>
+        <w:t>Murphy ,</w:t>
+      </w:r>
+      <w:proofErr w:type="gramEnd"/>
+      <w:r>
+        <w:rPr>
+          <w:rFonts w:ascii="Roboto" w:hAnsi="Roboto"/>
+          <w:color w:val="444746"/>
+          <w:spacing w:val="3"/>
+          <w:sz w:val="21"/>
+          <w:szCs w:val="21"/>
+        </w:rPr>
+        <w:t xml:space="preserve"> B. R. and </w:t>
+      </w:r>
+      <w:proofErr w:type="gramStart"/>
+      <w:r>
+        <w:rPr>
+          <w:rFonts w:ascii="Roboto" w:hAnsi="Roboto"/>
+          <w:color w:val="444746"/>
+          <w:spacing w:val="3"/>
+          <w:sz w:val="21"/>
+          <w:szCs w:val="21"/>
+        </w:rPr>
+        <w:t>Willis ,</w:t>
+      </w:r>
+      <w:proofErr w:type="gramEnd"/>
+      <w:r>
+        <w:rPr>
+          <w:rFonts w:ascii="Roboto" w:hAnsi="Roboto"/>
+          <w:color w:val="444746"/>
+          <w:spacing w:val="3"/>
+          <w:sz w:val="21"/>
+          <w:szCs w:val="21"/>
+        </w:rPr>
+        <w:t xml:space="preserve"> D. W. 447 – </w:t>
+      </w:r>
+      <w:proofErr w:type="gramStart"/>
+      <w:r>
+        <w:rPr>
+          <w:rFonts w:ascii="Roboto" w:hAnsi="Roboto"/>
+          <w:color w:val="444746"/>
+          <w:spacing w:val="3"/>
+          <w:sz w:val="21"/>
+          <w:szCs w:val="21"/>
+        </w:rPr>
+        <w:t>482 .</w:t>
+      </w:r>
+      <w:proofErr w:type="gramEnd"/>
+      <w:r>
+        <w:rPr>
+          <w:rFonts w:ascii="Roboto" w:hAnsi="Roboto"/>
+          <w:color w:val="444746"/>
+          <w:spacing w:val="3"/>
+          <w:sz w:val="21"/>
+          <w:szCs w:val="21"/>
+        </w:rPr>
+        <w:t xml:space="preserve"> Bethesda, </w:t>
+      </w:r>
+      <w:proofErr w:type="gramStart"/>
+      <w:r>
+        <w:rPr>
+          <w:rFonts w:ascii="Roboto" w:hAnsi="Roboto"/>
+          <w:color w:val="444746"/>
+          <w:spacing w:val="3"/>
+          <w:sz w:val="21"/>
+          <w:szCs w:val="21"/>
+        </w:rPr>
+        <w:t>Maryland :</w:t>
+      </w:r>
+      <w:proofErr w:type="gramEnd"/>
+      <w:r>
+        <w:rPr>
+          <w:rFonts w:ascii="Roboto" w:hAnsi="Roboto"/>
+          <w:color w:val="444746"/>
+          <w:spacing w:val="3"/>
+          <w:sz w:val="21"/>
+          <w:szCs w:val="21"/>
+        </w:rPr>
+        <w:t xml:space="preserve"> American Fisheries </w:t>
+      </w:r>
+      <w:proofErr w:type="gramStart"/>
+      <w:r>
+        <w:rPr>
+          <w:rFonts w:ascii="Roboto" w:hAnsi="Roboto"/>
+          <w:color w:val="444746"/>
+          <w:spacing w:val="3"/>
+          <w:sz w:val="21"/>
+          <w:szCs w:val="21"/>
+        </w:rPr>
+        <w:t>Society .</w:t>
+      </w:r>
+      <w:proofErr w:type="gramEnd"/>
     </w:p>
   </w:comment>
   <w:comment w:id="7" w:author="Reviewer" w:date="2025-03-24T17:48:00Z" w:initials="R">
@@ -24957,13 +24731,7 @@
         <w:annotationRef/>
       </w:r>
       <w:r>
-        <w:t>Inference and interpretation for blood 1 vs blood 2 (</w:t>
-      </w:r>
-      <w:r>
-        <w:t>cadmium</w:t>
-      </w:r>
-      <w:r>
-        <w:t xml:space="preserve"> focused) paragraph</w:t>
+        <w:t>Inference and interpretation for blood 1 vs blood 2 (cadmium focused) paragraph</w:t>
       </w:r>
     </w:p>
   </w:comment>
@@ -24995,31 +24763,7 @@
         <w:annotationRef/>
       </w:r>
       <w:r>
-        <w:t>Inference and interpretation for</w:t>
-      </w:r>
-      <w:r>
-        <w:t xml:space="preserve"> salt influence</w:t>
-      </w:r>
-      <w:r>
-        <w:t xml:space="preserve"> </w:t>
-      </w:r>
-      <w:r>
-        <w:t>(</w:t>
-      </w:r>
-      <w:r>
-        <w:t xml:space="preserve">blood </w:t>
-      </w:r>
-      <w:r>
-        <w:t>2</w:t>
-      </w:r>
-      <w:r>
-        <w:t xml:space="preserve"> vs blood </w:t>
-      </w:r>
-      <w:r>
-        <w:t>3)</w:t>
-      </w:r>
-      <w:r>
-        <w:t xml:space="preserve"> paragraph</w:t>
+        <w:t>Inference and interpretation for salt influence (blood 2 vs blood 3) paragraph</w:t>
       </w:r>
     </w:p>
   </w:comment>
@@ -25087,7 +24831,7 @@
       </w:r>
     </w:p>
   </w:comment>
-  <w:comment w:id="21" w:author="Reviewer" w:date="2025-03-19T13:02:00Z" w:initials="R">
+  <w:comment w:id="21" w:author="Reviewer" w:date="2025-05-28T10:01:00Z" w:initials="R">
     <w:p>
       <w:pPr>
         <w:pStyle w:val="CommentText"/>
@@ -25099,7 +24843,7 @@
         <w:annotationRef/>
       </w:r>
       <w:r>
-        <w:t>Why?</w:t>
+        <w:t>Anthony could try publishing the metadata and code for practice if he wants.</w:t>
       </w:r>
     </w:p>
   </w:comment>
@@ -25129,7 +24873,7 @@
   <w15:commentEx w15:paraId="66CD0556" w15:done="0"/>
   <w15:commentEx w15:paraId="30B743E6" w15:done="0"/>
   <w15:commentEx w15:paraId="77AF0114" w15:done="0"/>
-  <w15:commentEx w15:paraId="28B734CF" w15:done="0"/>
+  <w15:commentEx w15:paraId="08A12C64" w15:done="0"/>
 </w15:commentsEx>
 </file>
 
@@ -25156,7 +24900,7 @@
   <w16cex:commentExtensible w16cex:durableId="2022491E" w16cex:dateUtc="2025-03-24T22:49:00Z"/>
   <w16cex:commentExtensible w16cex:durableId="62C14197" w16cex:dateUtc="2025-03-24T22:41:00Z"/>
   <w16cex:commentExtensible w16cex:durableId="7B799F46" w16cex:dateUtc="2025-03-24T22:46:00Z"/>
-  <w16cex:commentExtensible w16cex:durableId="18B2C085" w16cex:dateUtc="2025-03-19T18:02:00Z"/>
+  <w16cex:commentExtensible w16cex:durableId="30448CF9" w16cex:dateUtc="2025-05-28T15:01:00Z"/>
 </w16cex:commentsExtensible>
 </file>
 
@@ -25183,8 +24927,167 @@
   <w16cid:commentId w16cid:paraId="66CD0556" w16cid:durableId="2022491E"/>
   <w16cid:commentId w16cid:paraId="30B743E6" w16cid:durableId="62C14197"/>
   <w16cid:commentId w16cid:paraId="77AF0114" w16cid:durableId="7B799F46"/>
-  <w16cid:commentId w16cid:paraId="28B734CF" w16cid:durableId="18B2C085"/>
+  <w16cid:commentId w16cid:paraId="08A12C64" w16cid:durableId="30448CF9"/>
 </w16cid:commentsIds>
+</file>
+
+<file path=word/endnotes.xml><?xml version="1.0" encoding="utf-8"?>
+<w:endnotes xmlns:wpc="http://schemas.microsoft.com/office/word/2010/wordprocessingCanvas" xmlns:cx="http://schemas.microsoft.com/office/drawing/2014/chartex" xmlns:cx1="http://schemas.microsoft.com/office/drawing/2015/9/8/chartex" xmlns:cx2="http://schemas.microsoft.com/office/drawing/2015/10/21/chartex" xmlns:cx3="http://schemas.microsoft.com/office/drawing/2016/5/9/chartex" xmlns:cx4="http://schemas.microsoft.com/office/drawing/2016/5/10/chartex" xmlns:cx5="http://schemas.microsoft.com/office/drawing/2016/5/11/chartex" xmlns:cx6="http://schemas.microsoft.com/office/drawing/2016/5/12/chartex" xmlns:cx7="http://schemas.microsoft.com/office/drawing/2016/5/13/chartex" xmlns:cx8="http://schemas.microsoft.com/office/drawing/2016/5/14/chartex" xmlns:mc="http://schemas.openxmlformats.org/markup-compatibility/2006" xmlns:aink="http://schemas.microsoft.com/office/drawing/2016/ink" xmlns:am3d="http://schemas.microsoft.com/office/drawing/2017/model3d" xmlns:o="urn:schemas-microsoft-com:office:office" xmlns:oel="http://schemas.microsoft.com/office/2019/extlst" xmlns:r="http://schemas.openxmlformats.org/officeDocument/2006/relationships" xmlns:m="http://schemas.openxmlformats.org/officeDocument/2006/math" xmlns:v="urn:schemas-microsoft-com:vml" xmlns:wp14="http://schemas.microsoft.com/office/word/2010/wordprocessingDrawing" xmlns:wp="http://schemas.openxmlformats.org/drawingml/2006/wordprocessingDrawing" xmlns:w10="urn:schemas-microsoft-com:office:word" xmlns:w="http://schemas.openxmlformats.org/wordprocessingml/2006/main" xmlns:w14="http://schemas.microsoft.com/office/word/2010/wordml" xmlns:w15="http://schemas.microsoft.com/office/word/2012/wordml" xmlns:w16cex="http://schemas.microsoft.com/office/word/2018/wordml/cex" xmlns:w16cid="http://schemas.microsoft.com/office/word/2016/wordml/cid" xmlns:w16="http://schemas.microsoft.com/office/word/2018/wordml" xmlns:w16du="http://schemas.microsoft.com/office/word/2023/wordml/word16du" xmlns:w16sdtdh="http://schemas.microsoft.com/office/word/2020/wordml/sdtdatahash" xmlns:w16sdtfl="http://schemas.microsoft.com/office/word/2024/wordml/sdtformatlock" xmlns:w16se="http://schemas.microsoft.com/office/word/2015/wordml/symex" xmlns:wpg="http://schemas.microsoft.com/office/word/2010/wordprocessingGroup" xmlns:wpi="http://schemas.microsoft.com/office/word/2010/wordprocessingInk" xmlns:wne="http://schemas.microsoft.com/office/word/2006/wordml" xmlns:wps="http://schemas.microsoft.com/office/word/2010/wordprocessingShape" mc:Ignorable="w14 w15 w16se w16cid w16 w16cex w16sdtdh w16sdtfl w16du wp14">
+  <w:endnote w:type="separator" w:id="-1">
+    <w:p>
+      <w:r>
+        <w:separator/>
+      </w:r>
+    </w:p>
+  </w:endnote>
+  <w:endnote w:type="continuationSeparator" w:id="0">
+    <w:p>
+      <w:r>
+        <w:continuationSeparator/>
+      </w:r>
+    </w:p>
+  </w:endnote>
+</w:endnotes>
+</file>
+
+<file path=word/footer1.xml><?xml version="1.0" encoding="utf-8"?>
+<w:ftr xmlns:wpc="http://schemas.microsoft.com/office/word/2010/wordprocessingCanvas" xmlns:cx="http://schemas.microsoft.com/office/drawing/2014/chartex" xmlns:cx1="http://schemas.microsoft.com/office/drawing/2015/9/8/chartex" xmlns:cx2="http://schemas.microsoft.com/office/drawing/2015/10/21/chartex" xmlns:cx3="http://schemas.microsoft.com/office/drawing/2016/5/9/chartex" xmlns:cx4="http://schemas.microsoft.com/office/drawing/2016/5/10/chartex" xmlns:cx5="http://schemas.microsoft.com/office/drawing/2016/5/11/chartex" xmlns:cx6="http://schemas.microsoft.com/office/drawing/2016/5/12/chartex" xmlns:cx7="http://schemas.microsoft.com/office/drawing/2016/5/13/chartex" xmlns:cx8="http://schemas.microsoft.com/office/drawing/2016/5/14/chartex" xmlns:mc="http://schemas.openxmlformats.org/markup-compatibility/2006" xmlns:aink="http://schemas.microsoft.com/office/drawing/2016/ink" xmlns:am3d="http://schemas.microsoft.com/office/drawing/2017/model3d" xmlns:o="urn:schemas-microsoft-com:office:office" xmlns:oel="http://schemas.microsoft.com/office/2019/extlst" xmlns:r="http://schemas.openxmlformats.org/officeDocument/2006/relationships" xmlns:m="http://schemas.openxmlformats.org/officeDocument/2006/math" xmlns:v="urn:schemas-microsoft-com:vml" xmlns:wp14="http://schemas.microsoft.com/office/word/2010/wordprocessingDrawing" xmlns:wp="http://schemas.openxmlformats.org/drawingml/2006/wordprocessingDrawing" xmlns:w10="urn:schemas-microsoft-com:office:word" xmlns:w="http://schemas.openxmlformats.org/wordprocessingml/2006/main" xmlns:w14="http://schemas.microsoft.com/office/word/2010/wordml" xmlns:w15="http://schemas.microsoft.com/office/word/2012/wordml" xmlns:w16cex="http://schemas.microsoft.com/office/word/2018/wordml/cex" xmlns:w16cid="http://schemas.microsoft.com/office/word/2016/wordml/cid" xmlns:w16="http://schemas.microsoft.com/office/word/2018/wordml" xmlns:w16du="http://schemas.microsoft.com/office/word/2023/wordml/word16du" xmlns:w16sdtdh="http://schemas.microsoft.com/office/word/2020/wordml/sdtdatahash" xmlns:w16sdtfl="http://schemas.microsoft.com/office/word/2024/wordml/sdtformatlock" xmlns:w16se="http://schemas.microsoft.com/office/word/2015/wordml/symex" xmlns:wpg="http://schemas.microsoft.com/office/word/2010/wordprocessingGroup" xmlns:wpi="http://schemas.microsoft.com/office/word/2010/wordprocessingInk" xmlns:wne="http://schemas.microsoft.com/office/word/2006/wordml" xmlns:wps="http://schemas.microsoft.com/office/word/2010/wordprocessingShape" mc:Ignorable="w14 w15 w16se w16cid w16 w16cex w16sdtdh w16sdtfl w16du wp14">
+  <w:sdt>
+    <w:sdtPr>
+      <w:rPr>
+        <w:rStyle w:val="PageNumber"/>
+      </w:rPr>
+      <w:id w:val="-1987769868"/>
+      <w:docPartObj>
+        <w:docPartGallery w:val="Page Numbers (Bottom of Page)"/>
+        <w:docPartUnique/>
+      </w:docPartObj>
+    </w:sdtPr>
+    <w:sdtContent>
+      <w:p>
+        <w:pPr>
+          <w:pStyle w:val="Footer"/>
+          <w:framePr w:wrap="none" w:vAnchor="text" w:hAnchor="margin" w:xAlign="center" w:y="1"/>
+          <w:rPr>
+            <w:rStyle w:val="PageNumber"/>
+          </w:rPr>
+        </w:pPr>
+        <w:r>
+          <w:rPr>
+            <w:rStyle w:val="PageNumber"/>
+          </w:rPr>
+          <w:fldChar w:fldCharType="begin"/>
+        </w:r>
+        <w:r>
+          <w:rPr>
+            <w:rStyle w:val="PageNumber"/>
+          </w:rPr>
+          <w:instrText xml:space="preserve"> PAGE </w:instrText>
+        </w:r>
+        <w:r>
+          <w:rPr>
+            <w:rStyle w:val="PageNumber"/>
+          </w:rPr>
+          <w:fldChar w:fldCharType="separate"/>
+        </w:r>
+        <w:r>
+          <w:rPr>
+            <w:rStyle w:val="PageNumber"/>
+          </w:rPr>
+          <w:fldChar w:fldCharType="end"/>
+        </w:r>
+      </w:p>
+    </w:sdtContent>
+  </w:sdt>
+  <w:p>
+    <w:pPr>
+      <w:pStyle w:val="Footer"/>
+    </w:pPr>
+  </w:p>
+</w:ftr>
+</file>
+
+<file path=word/footer2.xml><?xml version="1.0" encoding="utf-8"?>
+<w:ftr xmlns:wpc="http://schemas.microsoft.com/office/word/2010/wordprocessingCanvas" xmlns:cx="http://schemas.microsoft.com/office/drawing/2014/chartex" xmlns:cx1="http://schemas.microsoft.com/office/drawing/2015/9/8/chartex" xmlns:cx2="http://schemas.microsoft.com/office/drawing/2015/10/21/chartex" xmlns:cx3="http://schemas.microsoft.com/office/drawing/2016/5/9/chartex" xmlns:cx4="http://schemas.microsoft.com/office/drawing/2016/5/10/chartex" xmlns:cx5="http://schemas.microsoft.com/office/drawing/2016/5/11/chartex" xmlns:cx6="http://schemas.microsoft.com/office/drawing/2016/5/12/chartex" xmlns:cx7="http://schemas.microsoft.com/office/drawing/2016/5/13/chartex" xmlns:cx8="http://schemas.microsoft.com/office/drawing/2016/5/14/chartex" xmlns:mc="http://schemas.openxmlformats.org/markup-compatibility/2006" xmlns:aink="http://schemas.microsoft.com/office/drawing/2016/ink" xmlns:am3d="http://schemas.microsoft.com/office/drawing/2017/model3d" xmlns:o="urn:schemas-microsoft-com:office:office" xmlns:oel="http://schemas.microsoft.com/office/2019/extlst" xmlns:r="http://schemas.openxmlformats.org/officeDocument/2006/relationships" xmlns:m="http://schemas.openxmlformats.org/officeDocument/2006/math" xmlns:v="urn:schemas-microsoft-com:vml" xmlns:wp14="http://schemas.microsoft.com/office/word/2010/wordprocessingDrawing" xmlns:wp="http://schemas.openxmlformats.org/drawingml/2006/wordprocessingDrawing" xmlns:w10="urn:schemas-microsoft-com:office:word" xmlns:w="http://schemas.openxmlformats.org/wordprocessingml/2006/main" xmlns:w14="http://schemas.microsoft.com/office/word/2010/wordml" xmlns:w15="http://schemas.microsoft.com/office/word/2012/wordml" xmlns:w16cex="http://schemas.microsoft.com/office/word/2018/wordml/cex" xmlns:w16cid="http://schemas.microsoft.com/office/word/2016/wordml/cid" xmlns:w16="http://schemas.microsoft.com/office/word/2018/wordml" xmlns:w16du="http://schemas.microsoft.com/office/word/2023/wordml/word16du" xmlns:w16sdtdh="http://schemas.microsoft.com/office/word/2020/wordml/sdtdatahash" xmlns:w16sdtfl="http://schemas.microsoft.com/office/word/2024/wordml/sdtformatlock" xmlns:w16se="http://schemas.microsoft.com/office/word/2015/wordml/symex" xmlns:wpg="http://schemas.microsoft.com/office/word/2010/wordprocessingGroup" xmlns:wpi="http://schemas.microsoft.com/office/word/2010/wordprocessingInk" xmlns:wne="http://schemas.microsoft.com/office/word/2006/wordml" xmlns:wps="http://schemas.microsoft.com/office/word/2010/wordprocessingShape" mc:Ignorable="w14 w15 w16se w16cid w16 w16cex w16sdtdh w16sdtfl w16du wp14">
+  <w:sdt>
+    <w:sdtPr>
+      <w:rPr>
+        <w:rStyle w:val="PageNumber"/>
+      </w:rPr>
+      <w:id w:val="-763233006"/>
+      <w:docPartObj>
+        <w:docPartGallery w:val="Page Numbers (Bottom of Page)"/>
+        <w:docPartUnique/>
+      </w:docPartObj>
+    </w:sdtPr>
+    <w:sdtContent>
+      <w:p>
+        <w:pPr>
+          <w:pStyle w:val="Footer"/>
+          <w:framePr w:wrap="none" w:vAnchor="text" w:hAnchor="margin" w:xAlign="center" w:y="1"/>
+          <w:rPr>
+            <w:rStyle w:val="PageNumber"/>
+          </w:rPr>
+        </w:pPr>
+        <w:r>
+          <w:rPr>
+            <w:rStyle w:val="PageNumber"/>
+          </w:rPr>
+          <w:fldChar w:fldCharType="begin"/>
+        </w:r>
+        <w:r>
+          <w:rPr>
+            <w:rStyle w:val="PageNumber"/>
+          </w:rPr>
+          <w:instrText xml:space="preserve"> PAGE </w:instrText>
+        </w:r>
+        <w:r>
+          <w:rPr>
+            <w:rStyle w:val="PageNumber"/>
+          </w:rPr>
+          <w:fldChar w:fldCharType="separate"/>
+        </w:r>
+        <w:r>
+          <w:rPr>
+            <w:rStyle w:val="PageNumber"/>
+            <w:noProof/>
+          </w:rPr>
+          <w:t>1</w:t>
+        </w:r>
+        <w:r>
+          <w:rPr>
+            <w:rStyle w:val="PageNumber"/>
+          </w:rPr>
+          <w:fldChar w:fldCharType="end"/>
+        </w:r>
+      </w:p>
+    </w:sdtContent>
+  </w:sdt>
+  <w:p>
+    <w:pPr>
+      <w:pStyle w:val="Footer"/>
+    </w:pPr>
+  </w:p>
+</w:ftr>
+</file>
+
+<file path=word/footnotes.xml><?xml version="1.0" encoding="utf-8"?>
+<w:footnotes xmlns:wpc="http://schemas.microsoft.com/office/word/2010/wordprocessingCanvas" xmlns:cx="http://schemas.microsoft.com/office/drawing/2014/chartex" xmlns:cx1="http://schemas.microsoft.com/office/drawing/2015/9/8/chartex" xmlns:cx2="http://schemas.microsoft.com/office/drawing/2015/10/21/chartex" xmlns:cx3="http://schemas.microsoft.com/office/drawing/2016/5/9/chartex" xmlns:cx4="http://schemas.microsoft.com/office/drawing/2016/5/10/chartex" xmlns:cx5="http://schemas.microsoft.com/office/drawing/2016/5/11/chartex" xmlns:cx6="http://schemas.microsoft.com/office/drawing/2016/5/12/chartex" xmlns:cx7="http://schemas.microsoft.com/office/drawing/2016/5/13/chartex" xmlns:cx8="http://schemas.microsoft.com/office/drawing/2016/5/14/chartex" xmlns:mc="http://schemas.openxmlformats.org/markup-compatibility/2006" xmlns:aink="http://schemas.microsoft.com/office/drawing/2016/ink" xmlns:am3d="http://schemas.microsoft.com/office/drawing/2017/model3d" xmlns:o="urn:schemas-microsoft-com:office:office" xmlns:oel="http://schemas.microsoft.com/office/2019/extlst" xmlns:r="http://schemas.openxmlformats.org/officeDocument/2006/relationships" xmlns:m="http://schemas.openxmlformats.org/officeDocument/2006/math" xmlns:v="urn:schemas-microsoft-com:vml" xmlns:wp14="http://schemas.microsoft.com/office/word/2010/wordprocessingDrawing" xmlns:wp="http://schemas.openxmlformats.org/drawingml/2006/wordprocessingDrawing" xmlns:w10="urn:schemas-microsoft-com:office:word" xmlns:w="http://schemas.openxmlformats.org/wordprocessingml/2006/main" xmlns:w14="http://schemas.microsoft.com/office/word/2010/wordml" xmlns:w15="http://schemas.microsoft.com/office/word/2012/wordml" xmlns:w16cex="http://schemas.microsoft.com/office/word/2018/wordml/cex" xmlns:w16cid="http://schemas.microsoft.com/office/word/2016/wordml/cid" xmlns:w16="http://schemas.microsoft.com/office/word/2018/wordml" xmlns:w16du="http://schemas.microsoft.com/office/word/2023/wordml/word16du" xmlns:w16sdtdh="http://schemas.microsoft.com/office/word/2020/wordml/sdtdatahash" xmlns:w16sdtfl="http://schemas.microsoft.com/office/word/2024/wordml/sdtformatlock" xmlns:w16se="http://schemas.microsoft.com/office/word/2015/wordml/symex" xmlns:wpg="http://schemas.microsoft.com/office/word/2010/wordprocessingGroup" xmlns:wpi="http://schemas.microsoft.com/office/word/2010/wordprocessingInk" xmlns:wne="http://schemas.microsoft.com/office/word/2006/wordml" xmlns:wps="http://schemas.microsoft.com/office/word/2010/wordprocessingShape" mc:Ignorable="w14 w15 w16se w16cid w16 w16cex w16sdtdh w16sdtfl w16du wp14">
+  <w:footnote w:type="separator" w:id="-1">
+    <w:p>
+      <w:r>
+        <w:separator/>
+      </w:r>
+    </w:p>
+  </w:footnote>
+  <w:footnote w:type="continuationSeparator" w:id="0">
+    <w:p>
+      <w:r>
+        <w:continuationSeparator/>
+      </w:r>
+    </w:p>
+  </w:footnote>
+</w:footnotes>
 </file>
 
 <file path=word/people.xml><?xml version="1.0" encoding="utf-8"?>
@@ -25742,6 +25645,56 @@
       </w:tblBorders>
     </w:tblPr>
   </w:style>
+  <w:style w:type="paragraph" w:styleId="Header">
+    <w:name w:val="header"/>
+    <w:basedOn w:val="Normal"/>
+    <w:link w:val="HeaderChar"/>
+    <w:uiPriority w:val="99"/>
+    <w:unhideWhenUsed/>
+    <w:rsid w:val="00EB0471"/>
+    <w:pPr>
+      <w:tabs>
+        <w:tab w:val="center" w:pos="4680"/>
+        <w:tab w:val="right" w:pos="9360"/>
+      </w:tabs>
+    </w:pPr>
+  </w:style>
+  <w:style w:type="character" w:customStyle="1" w:styleId="HeaderChar">
+    <w:name w:val="Header Char"/>
+    <w:basedOn w:val="DefaultParagraphFont"/>
+    <w:link w:val="Header"/>
+    <w:uiPriority w:val="99"/>
+    <w:rsid w:val="00EB0471"/>
+  </w:style>
+  <w:style w:type="paragraph" w:styleId="Footer">
+    <w:name w:val="footer"/>
+    <w:basedOn w:val="Normal"/>
+    <w:link w:val="FooterChar"/>
+    <w:uiPriority w:val="99"/>
+    <w:unhideWhenUsed/>
+    <w:rsid w:val="00EB0471"/>
+    <w:pPr>
+      <w:tabs>
+        <w:tab w:val="center" w:pos="4680"/>
+        <w:tab w:val="right" w:pos="9360"/>
+      </w:tabs>
+    </w:pPr>
+  </w:style>
+  <w:style w:type="character" w:customStyle="1" w:styleId="FooterChar">
+    <w:name w:val="Footer Char"/>
+    <w:basedOn w:val="DefaultParagraphFont"/>
+    <w:link w:val="Footer"/>
+    <w:uiPriority w:val="99"/>
+    <w:rsid w:val="00EB0471"/>
+  </w:style>
+  <w:style w:type="character" w:styleId="PageNumber">
+    <w:name w:val="page number"/>
+    <w:basedOn w:val="DefaultParagraphFont"/>
+    <w:uiPriority w:val="99"/>
+    <w:semiHidden/>
+    <w:unhideWhenUsed/>
+    <w:rsid w:val="00EB0471"/>
+  </w:style>
 </w:styles>
 </file>
 

--- a/writing/bass_ecotox_manuscript.docx
+++ b/writing/bass_ecotox_manuscript.docx
@@ -1625,7 +1625,16 @@
           <w:kern w:val="0"/>
           <w14:ligatures w14:val="none"/>
         </w:rPr>
-        <w:t xml:space="preserve"> are widespread</w:t>
+        <w:t xml:space="preserve"> are </w:t>
+      </w:r>
+      <w:r>
+        <w:rPr>
+          <w:rFonts w:ascii="Arial" w:eastAsia="Times New Roman" w:hAnsi="Arial" w:cs="Arial"/>
+          <w:color w:val="000000"/>
+          <w:kern w:val="0"/>
+          <w14:ligatures w14:val="none"/>
+        </w:rPr>
+        <w:t>extensive</w:t>
       </w:r>
       <w:r>
         <w:rPr>
@@ -1661,20 +1670,97 @@
           <w:kern w:val="0"/>
           <w14:ligatures w14:val="none"/>
         </w:rPr>
-        <w:t xml:space="preserve">documented </w:t>
-      </w:r>
-      <w:hyperlink r:id="rId10" w:history="1">
-        <w:r>
-          <w:rPr>
-            <w:rFonts w:ascii="Arial" w:eastAsia="Times New Roman" w:hAnsi="Arial" w:cs="Arial"/>
-            <w:color w:val="0000FF"/>
-            <w:kern w:val="0"/>
-            <w:u w:val="single"/>
-            <w14:ligatures w14:val="none"/>
-          </w:rPr>
-          <w:t>(Gangloff et al., 2016; Sabater et al., 2018)</w:t>
-        </w:r>
-      </w:hyperlink>
+        <w:t>documented</w:t>
+      </w:r>
+      <w:r>
+        <w:rPr>
+          <w:rFonts w:ascii="Arial" w:eastAsia="Times New Roman" w:hAnsi="Arial" w:cs="Arial"/>
+          <w:color w:val="000000"/>
+          <w:kern w:val="0"/>
+          <w14:ligatures w14:val="none"/>
+        </w:rPr>
+        <w:t xml:space="preserve"> </w:t>
+      </w:r>
+      <w:r>
+        <w:rPr>
+          <w:rFonts w:ascii="Arial" w:eastAsia="Times New Roman" w:hAnsi="Arial" w:cs="Arial"/>
+          <w:color w:val="000000"/>
+          <w:kern w:val="0"/>
+          <w14:ligatures w14:val="none"/>
+        </w:rPr>
+        <w:fldChar w:fldCharType="begin"/>
+      </w:r>
+      <w:r>
+        <w:rPr>
+          <w:rFonts w:ascii="Arial" w:eastAsia="Times New Roman" w:hAnsi="Arial" w:cs="Arial"/>
+          <w:color w:val="000000"/>
+          <w:kern w:val="0"/>
+          <w14:ligatures w14:val="none"/>
+        </w:rPr>
+        <w:instrText xml:space="preserve"> ADDIN ZOTERO_ITEM CSL_CITATION {"citationID":"QCiW4zgI","properties":{"formattedCitation":"(Gangloff {\\i{}et al.}, 2016; Sabater {\\i{}et al.}, 2018)","plainCitation":"(Gangloff et al., 2016; Sabater et al., 2018)","noteIndex":0},"citationItems":[{"id":94,"uris":["http://zotero.org/users/4161640/items/37F74AEW"],"itemData":{"id":94,"type":"article-journal","abstract":"Earth's aquatic habitats are some of its most important ecosystems and support populations of many of its most imperilled species. The future demands of Earth's growing human populations will increasingly stress its aquatic resources on multiple spatial and temporal scales, as highlighted by numerous authors when predicting trends in biodiversity in many key aquatic hotspots. Identifying key stressors and understanding potential linkages between these stressors are important first steps to mitigating human impacts on at-risk aquatic resources. Here, an overview is provided of the established and emerging threats to aquatic biodiversity at local, regional and global scales, including emerging diseases, expanding influence of invasive species, new industries, and the accelerating trajectory of climate change, as well as perspectives on potential management strategies. Copyright © 2016 John Wiley &amp; Sons, Ltd.","container-title":"Aquatic Conservation: Marine and Freshwater Ecosystems","DOI":"10.1002/aqc.2707","ISSN":"1099-0755","issue":"5","journalAbbreviation":"Aquat Conserv Mar Freshw Ecosyst","language":"en","license":"Copyright © 2016 John Wiley &amp; Sons, Ltd.","note":"_eprint: https://onlinelibrary.wiley.com/doi/pdf/10.1002/aqc.2707","page":"858-871","source":"Wiley Online Library","title":"Imperilled species in aquatic ecosystems: emerging threats, management and future prognoses","title-short":"Imperilled species in aquatic ecosystems","volume":"26","author":[{"family":"Gangloff","given":"Michael M."},{"family":"Edgar","given":"Graham J."},{"family":"Wilson","given":"Ben"}],"issued":{"date-parts":[["2016"]]}}},{"id":96,"uris":["http://zotero.org/users/4161640/items/L3P65C23"],"itemData":{"id":96,"type":"article-journal","abstract":"Human appropriation of water resources may induce water stress in freshwater ecosystems when ecosystem needs are not met. Intensive abstraction and regulation cause river ecosystems to shift towards non-natural flow regimes, which might have implications for their water quality, biological structure and functioning. We performed a meta-analysis of published studies to assess the potential effects of water stress on nutrients, microcontaminants, biological communities (bacteria, algae, invertebrates and fish), and ecosystem functions (organic matter breakdown, gross primary production and respiration). Despite the different nature of the flow regime changes, our meta-analysis showed significant effects of human-driven water stress, such as significant increases in algal biomass and metabolism and reduced invertebrate richness, abundance and density and organic matter decomposition. Water stress also significantly decreased phosphate concentration and increased the concentration of pharmaceutical compounds. The magnitude of significant effects was dependent on climate, rainfall regime, period of the year, river size and type of water stress. Among the different causes of water stress, flow regulation by dams produced the strongest effects, followed by water abstraction and channelization.","container-title":"Scientific Reports","DOI":"10.1038/s41598-018-29807-7","ISSN":"2045-2322","issue":"1","journalAbbreviation":"Sci Rep","language":"en","license":"2018 The Author(s)","note":"publisher: Nature Publishing Group","page":"11462","source":"www.nature.com","title":"Effects of human-driven water stress on river ecosystems: a meta-analysis","title-short":"Effects of human-driven water stress on river ecosystems","volume":"8","author":[{"family":"Sabater","given":"Sergi"},{"family":"Bregoli","given":"Francesco"},{"family":"Acuña","given":"Vicenç"},{"family":"Barceló","given":"Damià"},{"family":"Elosegi","given":"Arturo"},{"family":"Ginebreda","given":"Antoni"},{"family":"Marcé","given":"Rafael"},{"family":"Muñoz","given":"Isabel"},{"family":"Sabater-Liesa","given":"Laia"},{"family":"Ferreira","given":"Verónica"}],"issued":{"date-parts":[["2018",7,30]]}}}],"schema":"https://github.com/citation-style-language/schema/raw/master/csl-citation.json"} </w:instrText>
+      </w:r>
+      <w:r>
+        <w:rPr>
+          <w:rFonts w:ascii="Arial" w:eastAsia="Times New Roman" w:hAnsi="Arial" w:cs="Arial"/>
+          <w:color w:val="000000"/>
+          <w:kern w:val="0"/>
+          <w14:ligatures w14:val="none"/>
+        </w:rPr>
+        <w:fldChar w:fldCharType="separate"/>
+      </w:r>
+      <w:r>
+        <w:rPr>
+          <w:rFonts w:ascii="Arial" w:hAnsi="Arial" w:cs="Arial"/>
+          <w:color w:val="000000"/>
+          <w:kern w:val="0"/>
+        </w:rPr>
+        <w:t xml:space="preserve">(Gangloff </w:t>
+      </w:r>
+      <w:r>
+        <w:rPr>
+          <w:rFonts w:ascii="Arial" w:hAnsi="Arial" w:cs="Arial"/>
+          <w:i/>
+          <w:iCs/>
+          <w:color w:val="000000"/>
+          <w:kern w:val="0"/>
+        </w:rPr>
+        <w:t>et al.</w:t>
+      </w:r>
+      <w:r>
+        <w:rPr>
+          <w:rFonts w:ascii="Arial" w:hAnsi="Arial" w:cs="Arial"/>
+          <w:color w:val="000000"/>
+          <w:kern w:val="0"/>
+        </w:rPr>
+        <w:t xml:space="preserve">, 2016; Sabater </w:t>
+      </w:r>
+      <w:r>
+        <w:rPr>
+          <w:rFonts w:ascii="Arial" w:hAnsi="Arial" w:cs="Arial"/>
+          <w:i/>
+          <w:iCs/>
+          <w:color w:val="000000"/>
+          <w:kern w:val="0"/>
+        </w:rPr>
+        <w:t>et al.</w:t>
+      </w:r>
+      <w:r>
+        <w:rPr>
+          <w:rFonts w:ascii="Arial" w:hAnsi="Arial" w:cs="Arial"/>
+          <w:color w:val="000000"/>
+          <w:kern w:val="0"/>
+        </w:rPr>
+        <w:t>, 2018)</w:t>
+      </w:r>
+      <w:r>
+        <w:rPr>
+          <w:rFonts w:ascii="Arial" w:eastAsia="Times New Roman" w:hAnsi="Arial" w:cs="Arial"/>
+          <w:color w:val="000000"/>
+          <w:kern w:val="0"/>
+          <w14:ligatures w14:val="none"/>
+        </w:rPr>
+        <w:fldChar w:fldCharType="end"/>
+      </w:r>
       <w:r>
         <w:rPr>
           <w:rFonts w:ascii="Arial" w:eastAsia="Times New Roman" w:hAnsi="Arial" w:cs="Arial"/>
@@ -1691,7 +1777,79 @@
           <w:kern w:val="0"/>
           <w14:ligatures w14:val="none"/>
         </w:rPr>
-        <w:t>Aquatic biodiversity</w:t>
+        <w:t xml:space="preserve">As humans </w:t>
+      </w:r>
+      <w:r>
+        <w:rPr>
+          <w:rFonts w:ascii="Arial" w:eastAsia="Times New Roman" w:hAnsi="Arial" w:cs="Arial"/>
+          <w:color w:val="000000"/>
+          <w:kern w:val="0"/>
+          <w14:ligatures w14:val="none"/>
+        </w:rPr>
+        <w:t xml:space="preserve">continue to </w:t>
+      </w:r>
+      <w:r>
+        <w:rPr>
+          <w:rFonts w:ascii="Arial" w:eastAsia="Times New Roman" w:hAnsi="Arial" w:cs="Arial"/>
+          <w:color w:val="000000"/>
+          <w:kern w:val="0"/>
+          <w14:ligatures w14:val="none"/>
+        </w:rPr>
+        <w:t>influence</w:t>
+      </w:r>
+      <w:r>
+        <w:rPr>
+          <w:rFonts w:ascii="Arial" w:eastAsia="Times New Roman" w:hAnsi="Arial" w:cs="Arial"/>
+          <w:color w:val="000000"/>
+          <w:kern w:val="0"/>
+          <w14:ligatures w14:val="none"/>
+        </w:rPr>
+        <w:t xml:space="preserve"> species richness and abundance, </w:t>
+      </w:r>
+      <w:r>
+        <w:rPr>
+          <w:rFonts w:ascii="Arial" w:eastAsia="Times New Roman" w:hAnsi="Arial" w:cs="Arial"/>
+          <w:color w:val="000000"/>
+          <w:kern w:val="0"/>
+          <w14:ligatures w14:val="none"/>
+        </w:rPr>
+        <w:t xml:space="preserve">it is </w:t>
+      </w:r>
+      <w:r>
+        <w:rPr>
+          <w:rFonts w:ascii="Arial" w:eastAsia="Times New Roman" w:hAnsi="Arial" w:cs="Arial"/>
+          <w:color w:val="000000"/>
+          <w:kern w:val="0"/>
+          <w14:ligatures w14:val="none"/>
+        </w:rPr>
+        <w:t>important</w:t>
+      </w:r>
+      <w:r>
+        <w:rPr>
+          <w:rFonts w:ascii="Arial" w:eastAsia="Times New Roman" w:hAnsi="Arial" w:cs="Arial"/>
+          <w:color w:val="000000"/>
+          <w:kern w:val="0"/>
+          <w14:ligatures w14:val="none"/>
+        </w:rPr>
+        <w:t xml:space="preserve"> to remember that </w:t>
+      </w:r>
+      <w:r>
+        <w:rPr>
+          <w:rFonts w:ascii="Arial" w:eastAsia="Times New Roman" w:hAnsi="Arial" w:cs="Arial"/>
+          <w:color w:val="000000"/>
+          <w:kern w:val="0"/>
+          <w14:ligatures w14:val="none"/>
+        </w:rPr>
+        <w:t>a</w:t>
+      </w:r>
+      <w:r>
+        <w:rPr>
+          <w:rFonts w:ascii="Arial" w:eastAsia="Times New Roman" w:hAnsi="Arial" w:cs="Arial"/>
+          <w:color w:val="000000"/>
+          <w:kern w:val="0"/>
+          <w14:ligatures w14:val="none"/>
+        </w:rPr>
+        <w:t>quatic biodiversity</w:t>
       </w:r>
       <w:r>
         <w:rPr>
@@ -1718,34 +1876,338 @@
           <w:kern w:val="0"/>
           <w14:ligatures w14:val="none"/>
         </w:rPr>
-        <w:t xml:space="preserve"> essential economic, scientific, recreational, cultural, and aesthetic ecosystem services (Dudgeon et al.</w:t>
-      </w:r>
-      <w:r>
-        <w:rPr>
-          <w:rFonts w:ascii="Arial" w:eastAsia="Times New Roman" w:hAnsi="Arial" w:cs="Arial"/>
-          <w:color w:val="000000"/>
-          <w:kern w:val="0"/>
-          <w14:ligatures w14:val="none"/>
-        </w:rPr>
-        <w:t>,</w:t>
-      </w:r>
-      <w:r>
-        <w:rPr>
-          <w:rFonts w:ascii="Arial" w:eastAsia="Times New Roman" w:hAnsi="Arial" w:cs="Arial"/>
-          <w:color w:val="000000"/>
-          <w:kern w:val="0"/>
-          <w14:ligatures w14:val="none"/>
-        </w:rPr>
-        <w:t xml:space="preserve"> 2006). </w:t>
-      </w:r>
-      <w:r>
-        <w:rPr>
-          <w:rFonts w:ascii="Arial" w:eastAsia="Times New Roman" w:hAnsi="Arial" w:cs="Arial"/>
-          <w:color w:val="000000"/>
-          <w:kern w:val="0"/>
-          <w14:ligatures w14:val="none"/>
-        </w:rPr>
-        <w:t xml:space="preserve">Understanding functional and mechanistic responses of organisms, populations, and ecosystems to environmental change and potential stressors is conservation physiology (Cooke et al. 2013). </w:t>
+        <w:t xml:space="preserve"> essential</w:t>
+      </w:r>
+      <w:r>
+        <w:rPr>
+          <w:rFonts w:ascii="Arial" w:eastAsia="Times New Roman" w:hAnsi="Arial" w:cs="Arial"/>
+          <w:color w:val="000000"/>
+          <w:kern w:val="0"/>
+          <w14:ligatures w14:val="none"/>
+        </w:rPr>
+        <w:t xml:space="preserve"> ecosystem services, including</w:t>
+      </w:r>
+      <w:r>
+        <w:rPr>
+          <w:rFonts w:ascii="Arial" w:eastAsia="Times New Roman" w:hAnsi="Arial" w:cs="Arial"/>
+          <w:color w:val="000000"/>
+          <w:kern w:val="0"/>
+          <w14:ligatures w14:val="none"/>
+        </w:rPr>
+        <w:t xml:space="preserve"> economic, recreational, cultural,</w:t>
+      </w:r>
+      <w:r>
+        <w:rPr>
+          <w:rFonts w:ascii="Arial" w:eastAsia="Times New Roman" w:hAnsi="Arial" w:cs="Arial"/>
+          <w:color w:val="000000"/>
+          <w:kern w:val="0"/>
+          <w14:ligatures w14:val="none"/>
+        </w:rPr>
+        <w:t xml:space="preserve"> </w:t>
+      </w:r>
+      <w:r>
+        <w:rPr>
+          <w:rFonts w:ascii="Arial" w:eastAsia="Times New Roman" w:hAnsi="Arial" w:cs="Arial"/>
+          <w:color w:val="000000"/>
+          <w:kern w:val="0"/>
+          <w14:ligatures w14:val="none"/>
+        </w:rPr>
+        <w:t>scientifi</w:t>
+      </w:r>
+      <w:r>
+        <w:rPr>
+          <w:rFonts w:ascii="Arial" w:eastAsia="Times New Roman" w:hAnsi="Arial" w:cs="Arial"/>
+          <w:color w:val="000000"/>
+          <w:kern w:val="0"/>
+          <w14:ligatures w14:val="none"/>
+        </w:rPr>
+        <w:t>c,</w:t>
+      </w:r>
+      <w:r>
+        <w:rPr>
+          <w:rFonts w:ascii="Arial" w:eastAsia="Times New Roman" w:hAnsi="Arial" w:cs="Arial"/>
+          <w:color w:val="000000"/>
+          <w:kern w:val="0"/>
+          <w14:ligatures w14:val="none"/>
+        </w:rPr>
+        <w:t xml:space="preserve"> and aesthetic </w:t>
+      </w:r>
+      <w:r>
+        <w:rPr>
+          <w:rFonts w:ascii="Arial" w:eastAsia="Times New Roman" w:hAnsi="Arial" w:cs="Arial"/>
+          <w:color w:val="000000"/>
+          <w:kern w:val="0"/>
+          <w14:ligatures w14:val="none"/>
+        </w:rPr>
+        <w:t>benefits</w:t>
+      </w:r>
+      <w:r>
+        <w:rPr>
+          <w:rFonts w:ascii="Arial" w:eastAsia="Times New Roman" w:hAnsi="Arial" w:cs="Arial"/>
+          <w:color w:val="000000"/>
+          <w:kern w:val="0"/>
+          <w14:ligatures w14:val="none"/>
+        </w:rPr>
+        <w:t xml:space="preserve"> </w:t>
+      </w:r>
+      <w:r>
+        <w:rPr>
+          <w:rFonts w:ascii="Arial" w:eastAsia="Times New Roman" w:hAnsi="Arial" w:cs="Arial"/>
+          <w:color w:val="000000"/>
+          <w:kern w:val="0"/>
+          <w14:ligatures w14:val="none"/>
+        </w:rPr>
+        <w:fldChar w:fldCharType="begin"/>
+      </w:r>
+      <w:r>
+        <w:rPr>
+          <w:rFonts w:ascii="Arial" w:eastAsia="Times New Roman" w:hAnsi="Arial" w:cs="Arial"/>
+          <w:color w:val="000000"/>
+          <w:kern w:val="0"/>
+          <w14:ligatures w14:val="none"/>
+        </w:rPr>
+        <w:instrText xml:space="preserve"> ADDIN ZOTERO_ITEM CSL_CITATION {"citationID":"RFWm1zCL","properties":{"formattedCitation":"(Dudgeon {\\i{}et al.}, 2006; Paukert {\\i{}et al.}, 2017; Carlson {\\i{}et al.}, 2024)","plainCitation":"(Dudgeon et al., 2006; Paukert et al., 2017; Carlson et al., 2024)","noteIndex":0},"citationItems":[{"id":98,"uris":["http://zotero.org/users/4161640/items/ATHKUTCL"],"itemData":{"id":98,"type":"article-journal","container-title":"Biological reviews","issue":"2","journalAbbreviation":"Biol Rev","note":"publisher: Cambridge University Press","page":"163–182","title":"Freshwater biodiversity: importance, threats, status and conservation challenges","volume":"81","author":[{"family":"Dudgeon","given":"David"},{"family":"Arthington","given":"Angela H"},{"family":"Gessner","given":"Mark O"},{"family":"Kawabata","given":"Zen-Ichiro"},{"family":"Knowler","given":"Duncan J"},{"family":"Lévêque","given":"Christian"},{"family":"Naiman","given":"Robert J"},{"family":"Prieur-Richard","given":"Anne-Hélène"},{"family":"Soto","given":"Doris"},{"family":"Stiassny","given":"Melanie LJ"},{"literal":"others"}],"issued":{"date-parts":[["2006"]]}}},{"id":101,"uris":["http://zotero.org/users/4161640/items/BFSMJ7WH"],"itemData":{"id":101,"type":"article-journal","container-title":"Reviews in Fish Biology and Fisheries","DOI":"10.1007/s11160-017-9477-y","ISSN":"0960-3166, 1573-5184","issue":"2","journalAbbreviation":"Rev Fish Biol Fisheries","language":"en","page":"393-409","source":"DOI.org (Crossref)","title":"Designing a global assessment of climate change on inland fishes and fisheries: knowns and needs","title-short":"Designing a global assessment of climate change on inland fishes and fisheries","volume":"27","author":[{"family":"Paukert","given":"Craig P."},{"family":"Lynch","given":"Abigail J."},{"family":"Beard","given":"T. Douglas"},{"family":"Chen","given":"Yushun"},{"family":"Cooke","given":"Steven J."},{"family":"Cooperman","given":"Michael S."},{"family":"Cowx","given":"Ian G."},{"family":"Ibengwe","given":"Lilian"},{"family":"Infante","given":"Dana M."},{"family":"Myers","given":"Bonnie J. E."},{"family":"Nguyễn","given":"Hòa Phú"},{"family":"Winfield","given":"Ian J."}],"issued":{"date-parts":[["2017",6]]}}},{"id":99,"uris":["http://zotero.org/users/4161640/items/ANFCIMUD"],"itemData":{"id":99,"type":"article-journal","container-title":"Aquatic Ecosystem Health &amp; Management","issue":"2","journalAbbreviation":"AEHM","note":"publisher: Michigan State University Press","page":"74–84","title":"Assessing and implementing the concept of Blue Economy in Laurentian Great Lakes fisheries: Lessons from coupled human and natural systems","volume":"27","author":[{"family":"Carlson","given":"Andrew K"},{"family":"Leonard","given":"Nancy J"},{"family":"Munawar","given":"Mohiuddin"},{"family":"Taylor","given":"William W"}],"issued":{"date-parts":[["2024"]]}}}],"schema":"https://github.com/citation-style-language/schema/raw/master/csl-citation.json"} </w:instrText>
+      </w:r>
+      <w:r>
+        <w:rPr>
+          <w:rFonts w:ascii="Arial" w:eastAsia="Times New Roman" w:hAnsi="Arial" w:cs="Arial"/>
+          <w:color w:val="000000"/>
+          <w:kern w:val="0"/>
+          <w14:ligatures w14:val="none"/>
+        </w:rPr>
+        <w:fldChar w:fldCharType="separate"/>
+      </w:r>
+      <w:r>
+        <w:rPr>
+          <w:rFonts w:ascii="Arial" w:hAnsi="Arial" w:cs="Arial"/>
+          <w:color w:val="000000"/>
+          <w:kern w:val="0"/>
+        </w:rPr>
+        <w:t xml:space="preserve">(Dudgeon </w:t>
+      </w:r>
+      <w:r>
+        <w:rPr>
+          <w:rFonts w:ascii="Arial" w:hAnsi="Arial" w:cs="Arial"/>
+          <w:i/>
+          <w:iCs/>
+          <w:color w:val="000000"/>
+          <w:kern w:val="0"/>
+        </w:rPr>
+        <w:t>et al.</w:t>
+      </w:r>
+      <w:r>
+        <w:rPr>
+          <w:rFonts w:ascii="Arial" w:hAnsi="Arial" w:cs="Arial"/>
+          <w:color w:val="000000"/>
+          <w:kern w:val="0"/>
+        </w:rPr>
+        <w:t xml:space="preserve">, 2006; Paukert </w:t>
+      </w:r>
+      <w:r>
+        <w:rPr>
+          <w:rFonts w:ascii="Arial" w:hAnsi="Arial" w:cs="Arial"/>
+          <w:i/>
+          <w:iCs/>
+          <w:color w:val="000000"/>
+          <w:kern w:val="0"/>
+        </w:rPr>
+        <w:t>et al.</w:t>
+      </w:r>
+      <w:r>
+        <w:rPr>
+          <w:rFonts w:ascii="Arial" w:hAnsi="Arial" w:cs="Arial"/>
+          <w:color w:val="000000"/>
+          <w:kern w:val="0"/>
+        </w:rPr>
+        <w:t xml:space="preserve">, 2017; Carlson </w:t>
+      </w:r>
+      <w:r>
+        <w:rPr>
+          <w:rFonts w:ascii="Arial" w:hAnsi="Arial" w:cs="Arial"/>
+          <w:i/>
+          <w:iCs/>
+          <w:color w:val="000000"/>
+          <w:kern w:val="0"/>
+        </w:rPr>
+        <w:t>et al.</w:t>
+      </w:r>
+      <w:r>
+        <w:rPr>
+          <w:rFonts w:ascii="Arial" w:hAnsi="Arial" w:cs="Arial"/>
+          <w:color w:val="000000"/>
+          <w:kern w:val="0"/>
+        </w:rPr>
+        <w:t>, 2024)</w:t>
+      </w:r>
+      <w:r>
+        <w:rPr>
+          <w:rFonts w:ascii="Arial" w:eastAsia="Times New Roman" w:hAnsi="Arial" w:cs="Arial"/>
+          <w:color w:val="000000"/>
+          <w:kern w:val="0"/>
+          <w14:ligatures w14:val="none"/>
+        </w:rPr>
+        <w:fldChar w:fldCharType="end"/>
+      </w:r>
+      <w:r>
+        <w:rPr>
+          <w:rFonts w:ascii="Arial" w:eastAsia="Times New Roman" w:hAnsi="Arial" w:cs="Arial"/>
+          <w:color w:val="000000"/>
+          <w:kern w:val="0"/>
+          <w14:ligatures w14:val="none"/>
+        </w:rPr>
+        <w:t xml:space="preserve">. </w:t>
+      </w:r>
+      <w:r>
+        <w:rPr>
+          <w:rFonts w:ascii="Arial" w:eastAsia="Times New Roman" w:hAnsi="Arial" w:cs="Arial"/>
+          <w:color w:val="000000"/>
+          <w:kern w:val="0"/>
+          <w14:ligatures w14:val="none"/>
+        </w:rPr>
+        <w:t>U</w:t>
+      </w:r>
+      <w:r>
+        <w:rPr>
+          <w:rFonts w:ascii="Arial" w:eastAsia="Times New Roman" w:hAnsi="Arial" w:cs="Arial"/>
+          <w:color w:val="000000"/>
+          <w:kern w:val="0"/>
+          <w14:ligatures w14:val="none"/>
+        </w:rPr>
+        <w:t xml:space="preserve">nderstanding </w:t>
+      </w:r>
+      <w:r>
+        <w:rPr>
+          <w:rFonts w:ascii="Arial" w:eastAsia="Times New Roman" w:hAnsi="Arial" w:cs="Arial"/>
+          <w:color w:val="000000"/>
+          <w:kern w:val="0"/>
+          <w14:ligatures w14:val="none"/>
+        </w:rPr>
+        <w:t xml:space="preserve">the </w:t>
+      </w:r>
+      <w:r>
+        <w:rPr>
+          <w:rFonts w:ascii="Arial" w:eastAsia="Times New Roman" w:hAnsi="Arial" w:cs="Arial"/>
+          <w:color w:val="000000"/>
+          <w:kern w:val="0"/>
+          <w14:ligatures w14:val="none"/>
+        </w:rPr>
+        <w:t>functional and mechanistic responses of organisms, populations, and ecosystems to environmental change</w:t>
+      </w:r>
+      <w:r>
+        <w:rPr>
+          <w:rFonts w:ascii="Arial" w:eastAsia="Times New Roman" w:hAnsi="Arial" w:cs="Arial"/>
+          <w:color w:val="000000"/>
+          <w:kern w:val="0"/>
+          <w14:ligatures w14:val="none"/>
+        </w:rPr>
+        <w:t>s</w:t>
+      </w:r>
+      <w:r>
+        <w:rPr>
+          <w:rFonts w:ascii="Arial" w:eastAsia="Times New Roman" w:hAnsi="Arial" w:cs="Arial"/>
+          <w:color w:val="000000"/>
+          <w:kern w:val="0"/>
+          <w14:ligatures w14:val="none"/>
+        </w:rPr>
+        <w:t xml:space="preserve"> and potential stressors is </w:t>
+      </w:r>
+      <w:r>
+        <w:rPr>
+          <w:rFonts w:ascii="Arial" w:eastAsia="Times New Roman" w:hAnsi="Arial" w:cs="Arial"/>
+          <w:color w:val="000000"/>
+          <w:kern w:val="0"/>
+          <w14:ligatures w14:val="none"/>
+        </w:rPr>
+        <w:t xml:space="preserve">a key aspect of </w:t>
+      </w:r>
+      <w:r>
+        <w:rPr>
+          <w:rFonts w:ascii="Arial" w:eastAsia="Times New Roman" w:hAnsi="Arial" w:cs="Arial"/>
+          <w:color w:val="000000"/>
+          <w:kern w:val="0"/>
+          <w14:ligatures w14:val="none"/>
+        </w:rPr>
+        <w:t>conservation physiology</w:t>
+      </w:r>
+      <w:r>
+        <w:rPr>
+          <w:rFonts w:ascii="Arial" w:eastAsia="Times New Roman" w:hAnsi="Arial" w:cs="Arial"/>
+          <w:color w:val="000000"/>
+          <w:kern w:val="0"/>
+          <w14:ligatures w14:val="none"/>
+        </w:rPr>
+        <w:t xml:space="preserve"> </w:t>
+      </w:r>
+      <w:r>
+        <w:rPr>
+          <w:rFonts w:ascii="Arial" w:eastAsia="Times New Roman" w:hAnsi="Arial" w:cs="Arial"/>
+          <w:color w:val="000000"/>
+          <w:kern w:val="0"/>
+          <w14:ligatures w14:val="none"/>
+        </w:rPr>
+        <w:fldChar w:fldCharType="begin"/>
+      </w:r>
+      <w:r>
+        <w:rPr>
+          <w:rFonts w:ascii="Arial" w:eastAsia="Times New Roman" w:hAnsi="Arial" w:cs="Arial"/>
+          <w:color w:val="000000"/>
+          <w:kern w:val="0"/>
+          <w14:ligatures w14:val="none"/>
+        </w:rPr>
+        <w:instrText xml:space="preserve"> ADDIN ZOTERO_ITEM CSL_CITATION {"citationID":"HEpCBWJE","properties":{"formattedCitation":"(Cooke {\\i{}et al.}, 2013)","plainCitation":"(Cooke et al., 2013)","noteIndex":0},"citationItems":[{"id":102,"uris":["http://zotero.org/users/4161640/items/AZ9UIARH"],"itemData":{"id":102,"type":"article-journal","container-title":"Conservation Physiology","DOI":"10.1093/conphys/cot001","ISSN":"2051-1434","issue":"1","journalAbbreviation":"Conserv Physiol","language":"en","page":"cot001-cot001","source":"DOI.org (Crossref)","title":"What is conservation physiology? Perspectives on an increasingly integrated and essential science","title-short":"What is conservation physiology?","volume":"1","author":[{"family":"Cooke","given":"S. J."},{"family":"Sack","given":"L."},{"family":"Franklin","given":"C. E."},{"family":"Farrell","given":"A. P."},{"family":"Beardall","given":"J."},{"family":"Wikelski","given":"M."},{"family":"Chown","given":"S. L."}],"issued":{"date-parts":[["2013",3,26]]}}}],"schema":"https://github.com/citation-style-language/schema/raw/master/csl-citation.json"} </w:instrText>
+      </w:r>
+      <w:r>
+        <w:rPr>
+          <w:rFonts w:ascii="Arial" w:eastAsia="Times New Roman" w:hAnsi="Arial" w:cs="Arial"/>
+          <w:color w:val="000000"/>
+          <w:kern w:val="0"/>
+          <w14:ligatures w14:val="none"/>
+        </w:rPr>
+        <w:fldChar w:fldCharType="separate"/>
+      </w:r>
+      <w:r>
+        <w:rPr>
+          <w:rFonts w:ascii="Arial" w:hAnsi="Arial" w:cs="Arial"/>
+          <w:color w:val="000000"/>
+          <w:kern w:val="0"/>
+        </w:rPr>
+        <w:t xml:space="preserve">(Cooke </w:t>
+      </w:r>
+      <w:r>
+        <w:rPr>
+          <w:rFonts w:ascii="Arial" w:hAnsi="Arial" w:cs="Arial"/>
+          <w:i/>
+          <w:iCs/>
+          <w:color w:val="000000"/>
+          <w:kern w:val="0"/>
+        </w:rPr>
+        <w:t>et al.</w:t>
+      </w:r>
+      <w:r>
+        <w:rPr>
+          <w:rFonts w:ascii="Arial" w:hAnsi="Arial" w:cs="Arial"/>
+          <w:color w:val="000000"/>
+          <w:kern w:val="0"/>
+        </w:rPr>
+        <w:t>, 2013)</w:t>
+      </w:r>
+      <w:r>
+        <w:rPr>
+          <w:rFonts w:ascii="Arial" w:eastAsia="Times New Roman" w:hAnsi="Arial" w:cs="Arial"/>
+          <w:color w:val="000000"/>
+          <w:kern w:val="0"/>
+          <w14:ligatures w14:val="none"/>
+        </w:rPr>
+        <w:fldChar w:fldCharType="end"/>
+      </w:r>
+      <w:r>
+        <w:rPr>
+          <w:rFonts w:ascii="Arial" w:eastAsia="Times New Roman" w:hAnsi="Arial" w:cs="Arial"/>
+          <w:color w:val="000000"/>
+          <w:kern w:val="0"/>
+          <w14:ligatures w14:val="none"/>
+        </w:rPr>
+        <w:t xml:space="preserve">. </w:t>
       </w:r>
       <w:r>
         <w:rPr>
@@ -1790,7 +2252,97 @@
           <w:kern w:val="0"/>
           <w14:ligatures w14:val="none"/>
         </w:rPr>
-        <w:t xml:space="preserve"> use physiological metrics to assess the degree of damage, organismal responses, and natural impacts of localized and widespread perturbations on vertebrate populations (XXXX).</w:t>
+        <w:t xml:space="preserve"> u</w:t>
+      </w:r>
+      <w:r>
+        <w:rPr>
+          <w:rFonts w:ascii="Arial" w:eastAsia="Times New Roman" w:hAnsi="Arial" w:cs="Arial"/>
+          <w:color w:val="000000"/>
+          <w:kern w:val="0"/>
+          <w14:ligatures w14:val="none"/>
+        </w:rPr>
+        <w:t>tiliz</w:t>
+      </w:r>
+      <w:r>
+        <w:rPr>
+          <w:rFonts w:ascii="Arial" w:eastAsia="Times New Roman" w:hAnsi="Arial" w:cs="Arial"/>
+          <w:color w:val="000000"/>
+          <w:kern w:val="0"/>
+          <w14:ligatures w14:val="none"/>
+        </w:rPr>
+        <w:t xml:space="preserve">e physiological metrics to </w:t>
+      </w:r>
+      <w:r>
+        <w:rPr>
+          <w:rFonts w:ascii="Arial" w:eastAsia="Times New Roman" w:hAnsi="Arial" w:cs="Arial"/>
+          <w:color w:val="000000"/>
+          <w:kern w:val="0"/>
+          <w14:ligatures w14:val="none"/>
+        </w:rPr>
+        <w:t>assess</w:t>
+      </w:r>
+      <w:r>
+        <w:rPr>
+          <w:rFonts w:ascii="Arial" w:eastAsia="Times New Roman" w:hAnsi="Arial" w:cs="Arial"/>
+          <w:color w:val="000000"/>
+          <w:kern w:val="0"/>
+          <w14:ligatures w14:val="none"/>
+        </w:rPr>
+        <w:t xml:space="preserve"> the </w:t>
+      </w:r>
+      <w:r>
+        <w:rPr>
+          <w:rFonts w:ascii="Arial" w:eastAsia="Times New Roman" w:hAnsi="Arial" w:cs="Arial"/>
+          <w:color w:val="000000"/>
+          <w:kern w:val="0"/>
+          <w14:ligatures w14:val="none"/>
+        </w:rPr>
+        <w:t>extent</w:t>
+      </w:r>
+      <w:r>
+        <w:rPr>
+          <w:rFonts w:ascii="Arial" w:eastAsia="Times New Roman" w:hAnsi="Arial" w:cs="Arial"/>
+          <w:color w:val="000000"/>
+          <w:kern w:val="0"/>
+          <w14:ligatures w14:val="none"/>
+        </w:rPr>
+        <w:t xml:space="preserve"> of damage, organismal responses, and</w:t>
+      </w:r>
+      <w:r>
+        <w:rPr>
+          <w:rFonts w:ascii="Arial" w:eastAsia="Times New Roman" w:hAnsi="Arial" w:cs="Arial"/>
+          <w:color w:val="000000"/>
+          <w:kern w:val="0"/>
+          <w14:ligatures w14:val="none"/>
+        </w:rPr>
+        <w:t xml:space="preserve"> the</w:t>
+      </w:r>
+      <w:r>
+        <w:rPr>
+          <w:rFonts w:ascii="Arial" w:eastAsia="Times New Roman" w:hAnsi="Arial" w:cs="Arial"/>
+          <w:color w:val="000000"/>
+          <w:kern w:val="0"/>
+          <w14:ligatures w14:val="none"/>
+        </w:rPr>
+        <w:t xml:space="preserve"> natural impacts of localized and widespread </w:t>
+      </w:r>
+      <w:r>
+        <w:rPr>
+          <w:rFonts w:ascii="Arial" w:eastAsia="Times New Roman" w:hAnsi="Arial" w:cs="Arial"/>
+          <w:color w:val="000000"/>
+          <w:kern w:val="0"/>
+          <w14:ligatures w14:val="none"/>
+        </w:rPr>
+        <w:t>disturbances</w:t>
+      </w:r>
+      <w:r>
+        <w:rPr>
+          <w:rFonts w:ascii="Arial" w:eastAsia="Times New Roman" w:hAnsi="Arial" w:cs="Arial"/>
+          <w:color w:val="000000"/>
+          <w:kern w:val="0"/>
+          <w14:ligatures w14:val="none"/>
+        </w:rPr>
+        <w:t xml:space="preserve"> on vertebrate populations</w:t>
       </w:r>
       <w:r>
         <w:rPr>
@@ -1808,36 +2360,496 @@
           <w:kern w:val="0"/>
           <w14:ligatures w14:val="none"/>
         </w:rPr>
-        <w:t xml:space="preserve">Metrics such as comparative leukocyte profiles (XXXX), endocrine markers (XXXX), and relative performance (XXXX) are utilized to evaluate disturbance in aquatic systems. While the lack of physiological independence among these response variables offers logistical ease and comparative utility to other studies (XXXX), the absence of autonomy in perturbations confounds results and hinders comparison. </w:t>
-      </w:r>
-      <w:r>
-        <w:rPr>
-          <w:rFonts w:ascii="Arial" w:eastAsia="Times New Roman" w:hAnsi="Arial" w:cs="Arial"/>
-          <w:color w:val="000000"/>
-          <w:kern w:val="0"/>
-          <w14:ligatures w14:val="none"/>
-        </w:rPr>
-        <w:t xml:space="preserve">Recent studies and reviews have highlighted how specific stressors influence physiological parameters, which can affect individual fitness and shape overall population dynamics (Watson et al. 2020; </w:t>
+        <w:fldChar w:fldCharType="begin"/>
+      </w:r>
+      <w:r>
+        <w:rPr>
+          <w:rFonts w:ascii="Arial" w:eastAsia="Times New Roman" w:hAnsi="Arial" w:cs="Arial"/>
+          <w:color w:val="000000"/>
+          <w:kern w:val="0"/>
+          <w14:ligatures w14:val="none"/>
+        </w:rPr>
+        <w:instrText xml:space="preserve"> ADDIN ZOTERO_ITEM CSL_CITATION {"citationID":"QVrBTj2h","properties":{"formattedCitation":"(Feder, 1987; Wikelski and Cooke, 2006; Cooke {\\i{}et al.}, 2014)","plainCitation":"(Feder, 1987; Wikelski and Cooke, 2006; Cooke et al., 2014)","noteIndex":0},"citationItems":[{"id":119,"uris":["http://zotero.org/users/4161640/items/7LRZY2CW"],"itemData":{"id":119,"type":"book","publisher":"Cambridge University Press","title":"New directions in ecological physiology","author":[{"family":"Feder","given":"Martin E"}],"issued":{"date-parts":[["1987"]]}}},{"id":107,"uris":["http://zotero.org/users/4161640/items/88HPGR9Z"],"itemData":{"id":107,"type":"article-journal","container-title":"Trends in ecology &amp; evolution","issue":"1","journalAbbreviation":"Trends Ecol Evol","note":"publisher: Elsevier","page":"38–46","title":"Conservation physiology","volume":"21","author":[{"family":"Wikelski","given":"Martin"},{"family":"Cooke","given":"Steven J"}],"issued":{"date-parts":[["2006"]]}}},{"id":105,"uris":["http://zotero.org/users/4161640/items/22J8C4DU"],"itemData":{"id":105,"type":"article-journal","container-title":"Physiological and Biochemical Zoology","issue":"1","journalAbbreviation":"Physiol Biochem Zool","note":"publisher: University of Chicago Press Chicago, IL","page":"1–14","title":"Physiology, behavior, and conservation","volume":"87","author":[{"family":"Cooke","given":"Steven J"},{"family":"Blumstein","given":"Daniel T"},{"family":"Buchholz","given":"Richard"},{"family":"Caro","given":"Tim"},{"family":"Fernandez-Juricic","given":"Esteban"},{"family":"Franklin","given":"Craig E"},{"family":"Metcalfe","given":"Julian"},{"family":"O’Connor","given":"Constance M"},{"family":"St. Clair","given":"Colleen Cassady"},{"family":"Sutherland","given":"William J"},{"literal":"others"}],"issued":{"date-parts":[["2014"]]}}}],"schema":"https://github.com/citation-style-language/schema/raw/master/csl-citation.json"} </w:instrText>
+      </w:r>
+      <w:r>
+        <w:rPr>
+          <w:rFonts w:ascii="Arial" w:eastAsia="Times New Roman" w:hAnsi="Arial" w:cs="Arial"/>
+          <w:color w:val="000000"/>
+          <w:kern w:val="0"/>
+          <w14:ligatures w14:val="none"/>
+        </w:rPr>
+        <w:fldChar w:fldCharType="separate"/>
+      </w:r>
+      <w:r>
+        <w:rPr>
+          <w:rFonts w:ascii="Arial" w:hAnsi="Arial" w:cs="Arial"/>
+          <w:color w:val="000000"/>
+          <w:kern w:val="0"/>
+        </w:rPr>
+        <w:t xml:space="preserve">(Feder, 1987; </w:t>
       </w:r>
       <w:proofErr w:type="spellStart"/>
       <w:r>
         <w:rPr>
-          <w:rFonts w:ascii="Arial" w:eastAsia="Times New Roman" w:hAnsi="Arial" w:cs="Arial"/>
-          <w:color w:val="000000"/>
-          <w:kern w:val="0"/>
-          <w14:ligatures w14:val="none"/>
+          <w:rFonts w:ascii="Arial" w:hAnsi="Arial" w:cs="Arial"/>
+          <w:color w:val="000000"/>
+          <w:kern w:val="0"/>
+        </w:rPr>
+        <w:t>Wikelski</w:t>
+      </w:r>
+      <w:proofErr w:type="spellEnd"/>
+      <w:r>
+        <w:rPr>
+          <w:rFonts w:ascii="Arial" w:hAnsi="Arial" w:cs="Arial"/>
+          <w:color w:val="000000"/>
+          <w:kern w:val="0"/>
+        </w:rPr>
+        <w:t xml:space="preserve"> and Cooke, 2006; Cooke </w:t>
+      </w:r>
+      <w:r>
+        <w:rPr>
+          <w:rFonts w:ascii="Arial" w:hAnsi="Arial" w:cs="Arial"/>
+          <w:i/>
+          <w:iCs/>
+          <w:color w:val="000000"/>
+          <w:kern w:val="0"/>
+        </w:rPr>
+        <w:t>et al.</w:t>
+      </w:r>
+      <w:r>
+        <w:rPr>
+          <w:rFonts w:ascii="Arial" w:hAnsi="Arial" w:cs="Arial"/>
+          <w:color w:val="000000"/>
+          <w:kern w:val="0"/>
+        </w:rPr>
+        <w:t>, 2014)</w:t>
+      </w:r>
+      <w:r>
+        <w:rPr>
+          <w:rFonts w:ascii="Arial" w:eastAsia="Times New Roman" w:hAnsi="Arial" w:cs="Arial"/>
+          <w:color w:val="000000"/>
+          <w:kern w:val="0"/>
+          <w14:ligatures w14:val="none"/>
+        </w:rPr>
+        <w:fldChar w:fldCharType="end"/>
+      </w:r>
+      <w:r>
+        <w:rPr>
+          <w:rFonts w:ascii="Arial" w:eastAsia="Times New Roman" w:hAnsi="Arial" w:cs="Arial"/>
+          <w:color w:val="000000"/>
+          <w:kern w:val="0"/>
+          <w14:ligatures w14:val="none"/>
+        </w:rPr>
+        <w:t>.</w:t>
+      </w:r>
+      <w:r>
+        <w:rPr>
+          <w:rFonts w:ascii="Arial" w:eastAsia="Times New Roman" w:hAnsi="Arial" w:cs="Arial"/>
+          <w:color w:val="000000"/>
+          <w:kern w:val="0"/>
+          <w14:ligatures w14:val="none"/>
+        </w:rPr>
+        <w:t xml:space="preserve"> </w:t>
+      </w:r>
+      <w:r>
+        <w:rPr>
+          <w:rFonts w:ascii="Arial" w:eastAsia="Times New Roman" w:hAnsi="Arial" w:cs="Arial"/>
+          <w:color w:val="000000"/>
+          <w:kern w:val="0"/>
+          <w14:ligatures w14:val="none"/>
+        </w:rPr>
+        <w:t>Metrics such as comparative leukocyte profiles (</w:t>
+      </w:r>
+      <w:commentRangeStart w:id="3"/>
+      <w:r>
+        <w:rPr>
+          <w:rFonts w:ascii="Arial" w:eastAsia="Times New Roman" w:hAnsi="Arial" w:cs="Arial"/>
+          <w:color w:val="000000"/>
+          <w:kern w:val="0"/>
+          <w14:ligatures w14:val="none"/>
+        </w:rPr>
+        <w:t>XXXX</w:t>
+      </w:r>
+      <w:commentRangeEnd w:id="3"/>
+      <w:r>
+        <w:rPr>
+          <w:rStyle w:val="CommentReference"/>
+        </w:rPr>
+        <w:commentReference w:id="3"/>
+      </w:r>
+      <w:r>
+        <w:rPr>
+          <w:rFonts w:ascii="Arial" w:eastAsia="Times New Roman" w:hAnsi="Arial" w:cs="Arial"/>
+          <w:color w:val="000000"/>
+          <w:kern w:val="0"/>
+          <w14:ligatures w14:val="none"/>
+        </w:rPr>
+        <w:t>), endocrine markers (</w:t>
+      </w:r>
+      <w:commentRangeStart w:id="4"/>
+      <w:r>
+        <w:rPr>
+          <w:rFonts w:ascii="Arial" w:eastAsia="Times New Roman" w:hAnsi="Arial" w:cs="Arial"/>
+          <w:color w:val="000000"/>
+          <w:kern w:val="0"/>
+          <w14:ligatures w14:val="none"/>
+        </w:rPr>
+        <w:t>XXXX</w:t>
+      </w:r>
+      <w:commentRangeEnd w:id="4"/>
+      <w:r>
+        <w:rPr>
+          <w:rStyle w:val="CommentReference"/>
+        </w:rPr>
+        <w:commentReference w:id="4"/>
+      </w:r>
+      <w:r>
+        <w:rPr>
+          <w:rFonts w:ascii="Arial" w:eastAsia="Times New Roman" w:hAnsi="Arial" w:cs="Arial"/>
+          <w:color w:val="000000"/>
+          <w:kern w:val="0"/>
+          <w14:ligatures w14:val="none"/>
+        </w:rPr>
+        <w:t>), and relative performance (</w:t>
+      </w:r>
+      <w:commentRangeStart w:id="5"/>
+      <w:r>
+        <w:rPr>
+          <w:rFonts w:ascii="Arial" w:eastAsia="Times New Roman" w:hAnsi="Arial" w:cs="Arial"/>
+          <w:color w:val="000000"/>
+          <w:kern w:val="0"/>
+          <w14:ligatures w14:val="none"/>
+        </w:rPr>
+        <w:t>XXXX</w:t>
+      </w:r>
+      <w:commentRangeEnd w:id="5"/>
+      <w:r>
+        <w:rPr>
+          <w:rStyle w:val="CommentReference"/>
+        </w:rPr>
+        <w:commentReference w:id="5"/>
+      </w:r>
+      <w:r>
+        <w:rPr>
+          <w:rFonts w:ascii="Arial" w:eastAsia="Times New Roman" w:hAnsi="Arial" w:cs="Arial"/>
+          <w:color w:val="000000"/>
+          <w:kern w:val="0"/>
+          <w14:ligatures w14:val="none"/>
+        </w:rPr>
+        <w:t xml:space="preserve">) </w:t>
+      </w:r>
+      <w:r>
+        <w:rPr>
+          <w:rFonts w:ascii="Arial" w:eastAsia="Times New Roman" w:hAnsi="Arial" w:cs="Arial"/>
+          <w:color w:val="000000"/>
+          <w:kern w:val="0"/>
+          <w14:ligatures w14:val="none"/>
+        </w:rPr>
+        <w:t>have been</w:t>
+      </w:r>
+      <w:r>
+        <w:rPr>
+          <w:rFonts w:ascii="Arial" w:eastAsia="Times New Roman" w:hAnsi="Arial" w:cs="Arial"/>
+          <w:color w:val="000000"/>
+          <w:kern w:val="0"/>
+          <w14:ligatures w14:val="none"/>
+        </w:rPr>
+        <w:t xml:space="preserve"> </w:t>
+      </w:r>
+      <w:r>
+        <w:rPr>
+          <w:rFonts w:ascii="Arial" w:eastAsia="Times New Roman" w:hAnsi="Arial" w:cs="Arial"/>
+          <w:color w:val="000000"/>
+          <w:kern w:val="0"/>
+          <w14:ligatures w14:val="none"/>
+        </w:rPr>
+        <w:t>used</w:t>
+      </w:r>
+      <w:r>
+        <w:rPr>
+          <w:rFonts w:ascii="Arial" w:eastAsia="Times New Roman" w:hAnsi="Arial" w:cs="Arial"/>
+          <w:color w:val="000000"/>
+          <w:kern w:val="0"/>
+          <w14:ligatures w14:val="none"/>
+        </w:rPr>
+        <w:t xml:space="preserve"> to evaluate disturbance in aquatic systems. While the lack of physiological independence among these response variables offers logistical </w:t>
+      </w:r>
+      <w:r>
+        <w:rPr>
+          <w:rFonts w:ascii="Arial" w:eastAsia="Times New Roman" w:hAnsi="Arial" w:cs="Arial"/>
+          <w:color w:val="000000"/>
+          <w:kern w:val="0"/>
+          <w14:ligatures w14:val="none"/>
+        </w:rPr>
+        <w:t>simplicity</w:t>
+      </w:r>
+      <w:r>
+        <w:rPr>
+          <w:rFonts w:ascii="Arial" w:eastAsia="Times New Roman" w:hAnsi="Arial" w:cs="Arial"/>
+          <w:color w:val="000000"/>
+          <w:kern w:val="0"/>
+          <w14:ligatures w14:val="none"/>
+        </w:rPr>
+        <w:t xml:space="preserve"> and comparative utility to other studies (</w:t>
+      </w:r>
+      <w:commentRangeStart w:id="6"/>
+      <w:r>
+        <w:rPr>
+          <w:rFonts w:ascii="Arial" w:eastAsia="Times New Roman" w:hAnsi="Arial" w:cs="Arial"/>
+          <w:color w:val="000000"/>
+          <w:kern w:val="0"/>
+          <w14:ligatures w14:val="none"/>
+        </w:rPr>
+        <w:t>XXXX</w:t>
+      </w:r>
+      <w:commentRangeEnd w:id="6"/>
+      <w:r>
+        <w:rPr>
+          <w:rStyle w:val="CommentReference"/>
+        </w:rPr>
+        <w:commentReference w:id="6"/>
+      </w:r>
+      <w:r>
+        <w:rPr>
+          <w:rFonts w:ascii="Arial" w:eastAsia="Times New Roman" w:hAnsi="Arial" w:cs="Arial"/>
+          <w:color w:val="000000"/>
+          <w:kern w:val="0"/>
+          <w14:ligatures w14:val="none"/>
+        </w:rPr>
+        <w:t xml:space="preserve">), the absence of autonomy in perturbations </w:t>
+      </w:r>
+      <w:r>
+        <w:rPr>
+          <w:rFonts w:ascii="Arial" w:eastAsia="Times New Roman" w:hAnsi="Arial" w:cs="Arial"/>
+          <w:color w:val="000000"/>
+          <w:kern w:val="0"/>
+          <w14:ligatures w14:val="none"/>
+        </w:rPr>
+        <w:t>complicates</w:t>
+      </w:r>
+      <w:r>
+        <w:rPr>
+          <w:rFonts w:ascii="Arial" w:eastAsia="Times New Roman" w:hAnsi="Arial" w:cs="Arial"/>
+          <w:color w:val="000000"/>
+          <w:kern w:val="0"/>
+          <w14:ligatures w14:val="none"/>
+        </w:rPr>
+        <w:t xml:space="preserve"> results and hinders comparison. </w:t>
+      </w:r>
+      <w:r>
+        <w:rPr>
+          <w:rFonts w:ascii="Arial" w:eastAsia="Times New Roman" w:hAnsi="Arial" w:cs="Arial"/>
+          <w:color w:val="000000"/>
+          <w:kern w:val="0"/>
+          <w14:ligatures w14:val="none"/>
+        </w:rPr>
+        <w:t xml:space="preserve">Recent studies and reviews have </w:t>
+      </w:r>
+      <w:r>
+        <w:rPr>
+          <w:rFonts w:ascii="Arial" w:eastAsia="Times New Roman" w:hAnsi="Arial" w:cs="Arial"/>
+          <w:color w:val="000000"/>
+          <w:kern w:val="0"/>
+          <w14:ligatures w14:val="none"/>
+        </w:rPr>
+        <w:t>highlighted</w:t>
+      </w:r>
+      <w:r>
+        <w:rPr>
+          <w:rFonts w:ascii="Arial" w:eastAsia="Times New Roman" w:hAnsi="Arial" w:cs="Arial"/>
+          <w:color w:val="000000"/>
+          <w:kern w:val="0"/>
+          <w14:ligatures w14:val="none"/>
+        </w:rPr>
+        <w:t xml:space="preserve"> how specific stressors influence physiological parameters, which can affect individual fitness and overall population dynamics</w:t>
+      </w:r>
+      <w:r>
+        <w:rPr>
+          <w:rFonts w:ascii="Arial" w:eastAsia="Times New Roman" w:hAnsi="Arial" w:cs="Arial"/>
+          <w:color w:val="000000"/>
+          <w:kern w:val="0"/>
+          <w14:ligatures w14:val="none"/>
+        </w:rPr>
+        <w:t xml:space="preserve"> </w:t>
+      </w:r>
+      <w:r>
+        <w:rPr>
+          <w:rFonts w:ascii="Arial" w:eastAsia="Times New Roman" w:hAnsi="Arial" w:cs="Arial"/>
+          <w:color w:val="000000"/>
+          <w:kern w:val="0"/>
+          <w14:ligatures w14:val="none"/>
+        </w:rPr>
+        <w:fldChar w:fldCharType="begin"/>
+      </w:r>
+      <w:r>
+        <w:rPr>
+          <w:rFonts w:ascii="Arial" w:eastAsia="Times New Roman" w:hAnsi="Arial" w:cs="Arial"/>
+          <w:color w:val="000000"/>
+          <w:kern w:val="0"/>
+          <w14:ligatures w14:val="none"/>
+        </w:rPr>
+        <w:instrText xml:space="preserve"> ADDIN ZOTERO_ITEM CSL_CITATION {"citationID":"eKjF4FLy","properties":{"formattedCitation":"(Watson {\\i{}et al.}, 2020; Brosset {\\i{}et al.}, 2021; Mallett {\\i{}et al.}, 2024)","plainCitation":"(Watson et al., 2020; Brosset et al., 2021; Mallett et al., 2024)","noteIndex":0},"citationItems":[{"id":108,"uris":["http://zotero.org/users/4161640/items/MMCC6KXT"],"itemData":{"id":108,"type":"article-journal","abstract":"Abstract\n            \n              Fish are increasingly exposed to anthropogenic stressors from human developments and activities such as agriculture, urbanization, pollution and fishing. Lethal impacts of these stressors have been studied but the potential sublethal impacts, such as behavioural changes or reduced growth and reproduction, have often been overlooked. Unlike mortality, sublethal impacts are broad and difficult to quantify experimentally. As a result, sublethal impacts are often ignored in regulatory frameworks and management decisions. Building on established fish bioenergetic models, we present a general method for using the population consequences of disturbance framework to investigate how stressors influence ecologically relevant life processes of fish. We partition impact into the initial energetic cost of attempts to escape from the stressor, followed by the energetic impacts of any injury or behavioural change, and their consequent effects on life processes. As a case study, we assess the sublethal effects of catch and release angling for the European sea bass (\n              Dicentrachus labrax\n              ,\n              Moronidae\n              ), a popular target species for recreational fishers. The energy budget model described is not intended to replace existing experimental approaches but does provide a simple way to account for sublethal impacts in assessment of the impact of recreational fisheries and aid development of robust management approaches. There is potential to apply our energy budget approach to investigate a broad range of stressors and cumulative impacts for many fish species while also using individual</w:instrText>
+      </w:r>
+      <w:r>
+        <w:rPr>
+          <w:rFonts w:ascii="Cambria Math" w:eastAsia="Times New Roman" w:hAnsi="Cambria Math" w:cs="Cambria Math"/>
+          <w:color w:val="000000"/>
+          <w:kern w:val="0"/>
+          <w14:ligatures w14:val="none"/>
+        </w:rPr>
+        <w:instrText>‐</w:instrText>
+      </w:r>
+      <w:r>
+        <w:rPr>
+          <w:rFonts w:ascii="Arial" w:eastAsia="Times New Roman" w:hAnsi="Arial" w:cs="Arial"/>
+          <w:color w:val="000000"/>
+          <w:kern w:val="0"/>
+          <w14:ligatures w14:val="none"/>
+        </w:rPr>
+        <w:instrText>based models to estimate population</w:instrText>
+      </w:r>
+      <w:r>
+        <w:rPr>
+          <w:rFonts w:ascii="Cambria Math" w:eastAsia="Times New Roman" w:hAnsi="Cambria Math" w:cs="Cambria Math"/>
+          <w:color w:val="000000"/>
+          <w:kern w:val="0"/>
+          <w14:ligatures w14:val="none"/>
+        </w:rPr>
+        <w:instrText>‐</w:instrText>
+      </w:r>
+      <w:r>
+        <w:rPr>
+          <w:rFonts w:ascii="Arial" w:eastAsia="Times New Roman" w:hAnsi="Arial" w:cs="Arial"/>
+          <w:color w:val="000000"/>
+          <w:kern w:val="0"/>
+          <w14:ligatures w14:val="none"/>
+        </w:rPr>
+        <w:instrText>level impacts.","container-title":"Fish and Fisheries","DOI":"10.1111/faf.12487","ISSN":"1467-2960, 1467-2979","issue":"5","journalAbbreviation":"Fish Fish","language":"en","page":"1034-1045","source":"DOI.org (Crossref)","title":"Assessing the sublethal impacts of anthropogenic stressors on fish: An energy</w:instrText>
+      </w:r>
+      <w:r>
+        <w:rPr>
+          <w:rFonts w:ascii="Cambria Math" w:eastAsia="Times New Roman" w:hAnsi="Cambria Math" w:cs="Cambria Math"/>
+          <w:color w:val="000000"/>
+          <w:kern w:val="0"/>
+          <w14:ligatures w14:val="none"/>
+        </w:rPr>
+        <w:instrText>‐</w:instrText>
+      </w:r>
+      <w:r>
+        <w:rPr>
+          <w:rFonts w:ascii="Arial" w:eastAsia="Times New Roman" w:hAnsi="Arial" w:cs="Arial"/>
+          <w:color w:val="000000"/>
+          <w:kern w:val="0"/>
+          <w14:ligatures w14:val="none"/>
+        </w:rPr>
+        <w:instrText xml:space="preserve">budget approach","title-short":"Assessing the sublethal impacts of anthropogenic stressors on fish","volume":"21","author":[{"family":"Watson","given":"Joseph W."},{"family":"Hyder","given":"Kieran"},{"family":"Boyd","given":"Robin"},{"family":"Thorpe","given":"Robert"},{"family":"Weltersbach","given":"Marc Simon"},{"family":"Ferter","given":"Keno"},{"family":"Cooke","given":"Steven J."},{"family":"Roy","given":"Shovonlal"},{"family":"M. Sibly","given":"Richard"}],"issued":{"date-parts":[["2020",9]]}}},{"id":110,"uris":["http://zotero.org/users/4161640/items/4ZSII8ZI"],"itemData":{"id":110,"type":"article-journal","container-title":"Reviews in Fish Biology and Fisheries","DOI":"10.1007/s11160-021-09677-5","ISSN":"0960-3166, 1573-5184","issue":"4","journalAbbreviation":"Rev Fish Biol Fisheries","language":"en","page":"797-819","source":"DOI.org (Crossref)","title":"Physiological biomarkers and fisheries management","volume":"31","author":[{"family":"Brosset","given":"Pablo"},{"family":"Cooke","given":"Steven J."},{"family":"Schull","given":"Quentin"},{"family":"Trenkel","given":"Verena M."},{"family":"Soudant","given":"Philippe"},{"family":"Lebigre","given":"Christophe"}],"issued":{"date-parts":[["2021",12]]}}},{"id":112,"uris":["http://zotero.org/users/4161640/items/ELXL3KB9"],"itemData":{"id":112,"type":"article-journal","abstract":"Abstract\n            Anthropogenic threats such as water infrastructure, land-use changes, overexploitation of fishes and other biological resources, invasive species and climate change present formidable challenges to freshwater biodiversity. Historically, management of fish and fishery species has largely been based on studies of population- and community-level dynamics; however, the emerging field of conservation physiology promotes the assessment of individual fish health as a key management tool. Fish health is highly sensitive to environmental disturbances and is also a fundamental driver of fitness, with implications for population dynamics such as recruitment and resilience. However, the mechanistic links between particular anthropogenic disturbances and changes in fish health, or impact pathways, are diverse and complex. The diversity of ways in which fish health can be measured also presents a challenge for researchers deciding on methods to employ in studies seeking to understand the impact of these threats. In this review, we aim to provide an understanding of the pathway through which anthropogenic threats in freshwater ecosystems impact fish health and the ways in which fish health components impacted by anthropogenic threats can be assessed. We employ a quantitative systematic approach to a corpus of papers related to fish health in freshwater and utilize a framework that summarizes the impact pathway of anthropogenic threats through environmental alterations and impact mechanisms that cause a response in fish health. We found that land-use changes were the most prolific anthropogenic threat, with a range of different health metrics being suitable for assessing the impact of this threat. Almost all anthropogenic threats impacted fish health through two or more impact pathways. A robust understanding of the impact pathways of anthropogenic threats and the fish health metrics that are sensitive to these threats is crucial for fisheries managers seeking to undertake targeted management of freshwater ecosystems.","container-title":"Conservation Physiology","DOI":"10.1093/conphys/coae022","ISSN":"2051-1434","issue":"1","journalAbbreviation":"Conserv Physiol","language":"en","license":"https://creativecommons.org/licenses/by/4.0/","page":"coae022","source":"DOI.org (Crossref)","title":"A systematic review of approaches to assess fish health responses to anthropogenic threats in freshwater ecosystems","volume":"12","author":[{"family":"Mallett","given":"Maxwell C"},{"family":"Thiem","given":"Jason D"},{"family":"Butler","given":"Gavin L"},{"family":"Kennard","given":"Mark J"}],"editor":[{"family":"Cooke","given":"Steven"}],"issued":{"date-parts":[["2024",1,1]]}}}],"schema":"https://github.com/citation-style-language/schema/raw/master/csl-citation.json"} </w:instrText>
+      </w:r>
+      <w:r>
+        <w:rPr>
+          <w:rFonts w:ascii="Arial" w:eastAsia="Times New Roman" w:hAnsi="Arial" w:cs="Arial"/>
+          <w:color w:val="000000"/>
+          <w:kern w:val="0"/>
+          <w14:ligatures w14:val="none"/>
+        </w:rPr>
+        <w:fldChar w:fldCharType="separate"/>
+      </w:r>
+      <w:r>
+        <w:rPr>
+          <w:rFonts w:ascii="Arial" w:hAnsi="Arial" w:cs="Arial"/>
+          <w:color w:val="000000"/>
+          <w:kern w:val="0"/>
+        </w:rPr>
+        <w:t xml:space="preserve">(Watson </w:t>
+      </w:r>
+      <w:r>
+        <w:rPr>
+          <w:rFonts w:ascii="Arial" w:hAnsi="Arial" w:cs="Arial"/>
+          <w:i/>
+          <w:iCs/>
+          <w:color w:val="000000"/>
+          <w:kern w:val="0"/>
+        </w:rPr>
+        <w:t>et al.</w:t>
+      </w:r>
+      <w:r>
+        <w:rPr>
+          <w:rFonts w:ascii="Arial" w:hAnsi="Arial" w:cs="Arial"/>
+          <w:color w:val="000000"/>
+          <w:kern w:val="0"/>
+        </w:rPr>
+        <w:t xml:space="preserve">, 2020; </w:t>
+      </w:r>
+      <w:proofErr w:type="spellStart"/>
+      <w:r>
+        <w:rPr>
+          <w:rFonts w:ascii="Arial" w:hAnsi="Arial" w:cs="Arial"/>
+          <w:color w:val="000000"/>
+          <w:kern w:val="0"/>
         </w:rPr>
         <w:t>Brosset</w:t>
       </w:r>
       <w:proofErr w:type="spellEnd"/>
       <w:r>
         <w:rPr>
-          <w:rFonts w:ascii="Arial" w:eastAsia="Times New Roman" w:hAnsi="Arial" w:cs="Arial"/>
-          <w:color w:val="000000"/>
-          <w:kern w:val="0"/>
-          <w14:ligatures w14:val="none"/>
-        </w:rPr>
-        <w:t xml:space="preserve"> et al. 2021; Mallett et al. 2024). </w:t>
+          <w:rFonts w:ascii="Arial" w:hAnsi="Arial" w:cs="Arial"/>
+          <w:color w:val="000000"/>
+          <w:kern w:val="0"/>
+        </w:rPr>
+        <w:t xml:space="preserve"> </w:t>
+      </w:r>
+      <w:r>
+        <w:rPr>
+          <w:rFonts w:ascii="Arial" w:hAnsi="Arial" w:cs="Arial"/>
+          <w:i/>
+          <w:iCs/>
+          <w:color w:val="000000"/>
+          <w:kern w:val="0"/>
+        </w:rPr>
+        <w:t>et al.</w:t>
+      </w:r>
+      <w:r>
+        <w:rPr>
+          <w:rFonts w:ascii="Arial" w:hAnsi="Arial" w:cs="Arial"/>
+          <w:color w:val="000000"/>
+          <w:kern w:val="0"/>
+        </w:rPr>
+        <w:t xml:space="preserve">, 2021; Mallett </w:t>
+      </w:r>
+      <w:r>
+        <w:rPr>
+          <w:rFonts w:ascii="Arial" w:hAnsi="Arial" w:cs="Arial"/>
+          <w:i/>
+          <w:iCs/>
+          <w:color w:val="000000"/>
+          <w:kern w:val="0"/>
+        </w:rPr>
+        <w:t>et al.</w:t>
+      </w:r>
+      <w:r>
+        <w:rPr>
+          <w:rFonts w:ascii="Arial" w:hAnsi="Arial" w:cs="Arial"/>
+          <w:color w:val="000000"/>
+          <w:kern w:val="0"/>
+        </w:rPr>
+        <w:t>, 2024)</w:t>
+      </w:r>
+      <w:r>
+        <w:rPr>
+          <w:rFonts w:ascii="Arial" w:eastAsia="Times New Roman" w:hAnsi="Arial" w:cs="Arial"/>
+          <w:color w:val="000000"/>
+          <w:kern w:val="0"/>
+          <w14:ligatures w14:val="none"/>
+        </w:rPr>
+        <w:fldChar w:fldCharType="end"/>
+      </w:r>
+      <w:r>
+        <w:rPr>
+          <w:rFonts w:ascii="Arial" w:eastAsia="Times New Roman" w:hAnsi="Arial" w:cs="Arial"/>
+          <w:color w:val="000000"/>
+          <w:kern w:val="0"/>
+          <w14:ligatures w14:val="none"/>
+        </w:rPr>
+        <w:t xml:space="preserve">. </w:t>
       </w:r>
     </w:p>
     <w:p>
@@ -1858,16 +2870,411 @@
           <w:kern w:val="0"/>
           <w14:ligatures w14:val="none"/>
         </w:rPr>
-        <w:t>H</w:t>
-      </w:r>
-      <w:r>
-        <w:rPr>
-          <w:rFonts w:ascii="Arial" w:eastAsia="Times New Roman" w:hAnsi="Arial" w:cs="Arial"/>
-          <w:color w:val="000000"/>
-          <w:kern w:val="0"/>
-          <w14:ligatures w14:val="none"/>
-        </w:rPr>
-        <w:t>uman activities</w:t>
+        <w:t>A</w:t>
+      </w:r>
+      <w:r>
+        <w:rPr>
+          <w:rFonts w:ascii="Arial" w:eastAsia="Times New Roman" w:hAnsi="Arial" w:cs="Arial"/>
+          <w:color w:val="000000"/>
+          <w:kern w:val="0"/>
+          <w14:ligatures w14:val="none"/>
+        </w:rPr>
+        <w:t>nthropogenic activities</w:t>
+      </w:r>
+      <w:r>
+        <w:rPr>
+          <w:rFonts w:ascii="Arial" w:eastAsia="Times New Roman" w:hAnsi="Arial" w:cs="Arial"/>
+          <w:color w:val="000000"/>
+          <w:kern w:val="0"/>
+          <w14:ligatures w14:val="none"/>
+        </w:rPr>
+        <w:t xml:space="preserve"> (e.g., m</w:t>
+      </w:r>
+      <w:r>
+        <w:rPr>
+          <w:rFonts w:ascii="Arial" w:eastAsia="Times New Roman" w:hAnsi="Arial" w:cs="Arial"/>
+          <w:color w:val="000000"/>
+          <w:kern w:val="0"/>
+          <w14:ligatures w14:val="none"/>
+        </w:rPr>
+        <w:t>ining, agriculture, industrialization, urbanization</w:t>
+      </w:r>
+      <w:r>
+        <w:rPr>
+          <w:rFonts w:ascii="Arial" w:eastAsia="Times New Roman" w:hAnsi="Arial" w:cs="Arial"/>
+          <w:color w:val="000000"/>
+          <w:kern w:val="0"/>
+          <w14:ligatures w14:val="none"/>
+        </w:rPr>
+        <w:t>)</w:t>
+      </w:r>
+      <w:r>
+        <w:rPr>
+          <w:rFonts w:ascii="Arial" w:eastAsia="Times New Roman" w:hAnsi="Arial" w:cs="Arial"/>
+          <w:color w:val="000000"/>
+          <w:kern w:val="0"/>
+          <w14:ligatures w14:val="none"/>
+        </w:rPr>
+        <w:t xml:space="preserve"> </w:t>
+      </w:r>
+      <w:r>
+        <w:rPr>
+          <w:rFonts w:ascii="Arial" w:eastAsia="Times New Roman" w:hAnsi="Arial" w:cs="Arial"/>
+          <w:color w:val="000000"/>
+          <w:kern w:val="0"/>
+          <w14:ligatures w14:val="none"/>
+        </w:rPr>
+        <w:t xml:space="preserve">have increased the presence and </w:t>
+      </w:r>
+      <w:r>
+        <w:rPr>
+          <w:rFonts w:ascii="Arial" w:eastAsia="Times New Roman" w:hAnsi="Arial" w:cs="Arial"/>
+          <w:color w:val="000000"/>
+          <w:kern w:val="0"/>
+          <w14:ligatures w14:val="none"/>
+        </w:rPr>
+        <w:t>diversity</w:t>
+      </w:r>
+      <w:r>
+        <w:rPr>
+          <w:rFonts w:ascii="Arial" w:eastAsia="Times New Roman" w:hAnsi="Arial" w:cs="Arial"/>
+          <w:color w:val="000000"/>
+          <w:kern w:val="0"/>
+          <w14:ligatures w14:val="none"/>
+        </w:rPr>
+        <w:t xml:space="preserve"> of soil and groundwater </w:t>
+      </w:r>
+      <w:r>
+        <w:rPr>
+          <w:rFonts w:ascii="Arial" w:eastAsia="Times New Roman" w:hAnsi="Arial" w:cs="Arial"/>
+          <w:color w:val="000000"/>
+          <w:kern w:val="0"/>
+          <w14:ligatures w14:val="none"/>
+        </w:rPr>
+        <w:t>xenobiotic</w:t>
+      </w:r>
+      <w:r>
+        <w:rPr>
+          <w:rFonts w:ascii="Arial" w:eastAsia="Times New Roman" w:hAnsi="Arial" w:cs="Arial"/>
+          <w:color w:val="000000"/>
+          <w:kern w:val="0"/>
+          <w14:ligatures w14:val="none"/>
+        </w:rPr>
+        <w:t xml:space="preserve"> </w:t>
+      </w:r>
+      <w:r>
+        <w:rPr>
+          <w:rFonts w:ascii="Arial" w:eastAsia="Times New Roman" w:hAnsi="Arial" w:cs="Arial"/>
+          <w:color w:val="000000"/>
+          <w:kern w:val="0"/>
+          <w14:ligatures w14:val="none"/>
+        </w:rPr>
+        <w:lastRenderedPageBreak/>
+        <w:t>contamina</w:t>
+      </w:r>
+      <w:r>
+        <w:rPr>
+          <w:rFonts w:ascii="Arial" w:eastAsia="Times New Roman" w:hAnsi="Arial" w:cs="Arial"/>
+          <w:color w:val="000000"/>
+          <w:kern w:val="0"/>
+          <w14:ligatures w14:val="none"/>
+        </w:rPr>
+        <w:t>tion</w:t>
+      </w:r>
+      <w:r>
+        <w:rPr>
+          <w:rFonts w:ascii="Arial" w:eastAsia="Times New Roman" w:hAnsi="Arial" w:cs="Arial"/>
+          <w:color w:val="000000"/>
+          <w:kern w:val="0"/>
+          <w14:ligatures w14:val="none"/>
+        </w:rPr>
+        <w:t xml:space="preserve"> </w:t>
+      </w:r>
+      <w:r>
+        <w:rPr>
+          <w:rFonts w:ascii="Arial" w:eastAsia="Times New Roman" w:hAnsi="Arial" w:cs="Arial"/>
+          <w:color w:val="000000"/>
+          <w:kern w:val="0"/>
+          <w14:ligatures w14:val="none"/>
+        </w:rPr>
+        <w:fldChar w:fldCharType="begin"/>
+      </w:r>
+      <w:r>
+        <w:rPr>
+          <w:rFonts w:ascii="Arial" w:eastAsia="Times New Roman" w:hAnsi="Arial" w:cs="Arial"/>
+          <w:color w:val="000000"/>
+          <w:kern w:val="0"/>
+          <w14:ligatures w14:val="none"/>
+        </w:rPr>
+        <w:instrText xml:space="preserve"> ADDIN ZOTERO_ITEM CSL_CITATION {"citationID":"Q2i8sjM8","properties":{"formattedCitation":"(Ritter, 2002; Murray {\\i{}et al.}, 2004; Sloman and Wilson, 2005; Santana {\\i{}et al.}, 2020)","plainCitation":"(Ritter, 2002; Murray et al., 2004; Sloman and Wilson, 2005; Santana et al., 2020)","noteIndex":0},"citationItems":[{"id":115,"uris":["http://zotero.org/users/4161640/items/TUR2NZ74"],"itemData":{"id":115,"type":"article-journal","container-title":"Journal of Toxicology and Environmental Health Part A","DOI":"https://doi.org/10.1080/152873902753338572","issue":"1","journalAbbreviation":"J Toxicol Environ Health","note":"publisher: Taylor &amp; Francis","page":"1–142","title":"Sources, pathways, and relative risks of contaminants in surface water and groundwater: a perspective prepared for the Walkerton inquiry","volume":"65","author":[{"family":"Ritter","given":"Len","suffix":"Keith Solomon, Paul Sibley, Ken Hall, Patricia Keen, Gevan Mattu, Beth Linton"}],"issued":{"date-parts":[["2002"]]}}},{"id":116,"uris":["http://zotero.org/users/4161640/items/VP42G5VR"],"itemData":{"id":116,"type":"article-journal","container-title":"Journal of Environmental Quality","DOI":"10.2134/jeq2004.1630","ISSN":"0047-2425, 1537-2537","issue":"1","journalAbbreviation":"J of Env Quality","language":"en","page":"163-172","source":"DOI.org (Crossref)","title":"Heavy Metals in an urban watershed in southeastern Michigan","volume":"33","author":[{"family":"Murray","given":"Kent S."},{"family":"Rogers","given":"Daniel T."},{"family":"Kaufman","given":"Martin M."}],"issued":{"date-parts":[["2004",1]]}}},{"id":121,"uris":["http://zotero.org/users/4161640/items/3WE32ARN"],"itemData":{"id":121,"type":"article-journal","container-title":"Fish Physiology","journalAbbreviation":"Fish Physiol","note":"publisher: Elsevier","page":"413–468","title":"Anthropogenic impacts upon behaviour and physiology","volume":"24","author":[{"family":"Sloman","given":"Katherine A"},{"family":"Wilson","given":"Rod W"}],"issued":{"date-parts":[["2005"]]}}},{"id":118,"uris":["http://zotero.org/users/4161640/items/C9JMJG2D"],"itemData":{"id":118,"type":"article-journal","container-title":"Journal of Environmental Management","DOI":"10.1016/j.jenvman.2020.111148","ISSN":"03014797","journalAbbreviation":"J Environ Manage","language":"en","page":"111148","source":"DOI.org (Crossref)","title":"Assessment of water resources pollution associated with mining activity in a semi-arid region","volume":"273","author":[{"family":"Santana","given":"Caroline S."},{"family":"Montalván Olivares","given":"Diango M."},{"family":"Silva","given":"Vinnícius H.C."},{"family":"Luzardo","given":"Francisco H.M."},{"family":"Velasco","given":"Fermin G."},{"family":"De Jesus","given":"Raildo M."}],"issued":{"date-parts":[["2020",11]]}}}],"schema":"https://github.com/citation-style-language/schema/raw/master/csl-citation.json"} </w:instrText>
+      </w:r>
+      <w:r>
+        <w:rPr>
+          <w:rFonts w:ascii="Arial" w:eastAsia="Times New Roman" w:hAnsi="Arial" w:cs="Arial"/>
+          <w:color w:val="000000"/>
+          <w:kern w:val="0"/>
+          <w14:ligatures w14:val="none"/>
+        </w:rPr>
+        <w:fldChar w:fldCharType="separate"/>
+      </w:r>
+      <w:r>
+        <w:rPr>
+          <w:rFonts w:ascii="Arial" w:hAnsi="Arial" w:cs="Arial"/>
+          <w:color w:val="000000"/>
+          <w:kern w:val="0"/>
+        </w:rPr>
+        <w:t xml:space="preserve">(Ritter, 2002; Murray </w:t>
+      </w:r>
+      <w:r>
+        <w:rPr>
+          <w:rFonts w:ascii="Arial" w:hAnsi="Arial" w:cs="Arial"/>
+          <w:i/>
+          <w:iCs/>
+          <w:color w:val="000000"/>
+          <w:kern w:val="0"/>
+        </w:rPr>
+        <w:t>et al.</w:t>
+      </w:r>
+      <w:r>
+        <w:rPr>
+          <w:rFonts w:ascii="Arial" w:hAnsi="Arial" w:cs="Arial"/>
+          <w:color w:val="000000"/>
+          <w:kern w:val="0"/>
+        </w:rPr>
+        <w:t xml:space="preserve">, 2004; Sloman and Wilson, 2005; Santana </w:t>
+      </w:r>
+      <w:r>
+        <w:rPr>
+          <w:rFonts w:ascii="Arial" w:hAnsi="Arial" w:cs="Arial"/>
+          <w:i/>
+          <w:iCs/>
+          <w:color w:val="000000"/>
+          <w:kern w:val="0"/>
+        </w:rPr>
+        <w:t>et al.</w:t>
+      </w:r>
+      <w:r>
+        <w:rPr>
+          <w:rFonts w:ascii="Arial" w:hAnsi="Arial" w:cs="Arial"/>
+          <w:color w:val="000000"/>
+          <w:kern w:val="0"/>
+        </w:rPr>
+        <w:t>, 2020)</w:t>
+      </w:r>
+      <w:r>
+        <w:rPr>
+          <w:rFonts w:ascii="Arial" w:eastAsia="Times New Roman" w:hAnsi="Arial" w:cs="Arial"/>
+          <w:color w:val="000000"/>
+          <w:kern w:val="0"/>
+          <w14:ligatures w14:val="none"/>
+        </w:rPr>
+        <w:fldChar w:fldCharType="end"/>
+      </w:r>
+      <w:r>
+        <w:rPr>
+          <w:rFonts w:ascii="Arial" w:eastAsia="Times New Roman" w:hAnsi="Arial" w:cs="Arial"/>
+          <w:color w:val="000000"/>
+          <w:kern w:val="0"/>
+          <w14:ligatures w14:val="none"/>
+        </w:rPr>
+        <w:t>.</w:t>
+      </w:r>
+      <w:r>
+        <w:rPr>
+          <w:rFonts w:ascii="Arial" w:eastAsia="Times New Roman" w:hAnsi="Arial" w:cs="Arial"/>
+          <w:color w:val="000000"/>
+          <w:kern w:val="0"/>
+          <w14:ligatures w14:val="none"/>
+        </w:rPr>
+        <w:t xml:space="preserve"> Heavy metals and synthetic compounds frequently </w:t>
+      </w:r>
+      <w:r>
+        <w:rPr>
+          <w:rFonts w:ascii="Arial" w:eastAsia="Times New Roman" w:hAnsi="Arial" w:cs="Arial"/>
+          <w:color w:val="000000"/>
+          <w:kern w:val="0"/>
+          <w14:ligatures w14:val="none"/>
+        </w:rPr>
+        <w:t>affect</w:t>
+      </w:r>
+      <w:r>
+        <w:rPr>
+          <w:rFonts w:ascii="Arial" w:eastAsia="Times New Roman" w:hAnsi="Arial" w:cs="Arial"/>
+          <w:color w:val="000000"/>
+          <w:kern w:val="0"/>
+          <w14:ligatures w14:val="none"/>
+        </w:rPr>
+        <w:t xml:space="preserve"> aquatic systems to </w:t>
+      </w:r>
+      <w:r>
+        <w:rPr>
+          <w:rFonts w:ascii="Arial" w:eastAsia="Times New Roman" w:hAnsi="Arial" w:cs="Arial"/>
+          <w:color w:val="000000"/>
+          <w:kern w:val="0"/>
+          <w14:ligatures w14:val="none"/>
+        </w:rPr>
+        <w:t>different extents</w:t>
+      </w:r>
+      <w:r>
+        <w:rPr>
+          <w:rFonts w:ascii="Arial" w:eastAsia="Times New Roman" w:hAnsi="Arial" w:cs="Arial"/>
+          <w:color w:val="000000"/>
+          <w:kern w:val="0"/>
+          <w14:ligatures w14:val="none"/>
+        </w:rPr>
+        <w:t xml:space="preserve"> and in</w:t>
+      </w:r>
+      <w:r>
+        <w:rPr>
+          <w:rFonts w:ascii="Arial" w:eastAsia="Times New Roman" w:hAnsi="Arial" w:cs="Arial"/>
+          <w:color w:val="000000"/>
+          <w:kern w:val="0"/>
+          <w14:ligatures w14:val="none"/>
+        </w:rPr>
+        <w:t xml:space="preserve"> various</w:t>
+      </w:r>
+      <w:r>
+        <w:rPr>
+          <w:rFonts w:ascii="Arial" w:eastAsia="Times New Roman" w:hAnsi="Arial" w:cs="Arial"/>
+          <w:color w:val="000000"/>
+          <w:kern w:val="0"/>
+          <w14:ligatures w14:val="none"/>
+        </w:rPr>
+        <w:t xml:space="preserve"> combinations </w:t>
+      </w:r>
+      <w:r>
+        <w:rPr>
+          <w:rFonts w:ascii="Arial" w:eastAsia="Times New Roman" w:hAnsi="Arial" w:cs="Arial"/>
+          <w:color w:val="000000"/>
+          <w:kern w:val="0"/>
+          <w14:ligatures w14:val="none"/>
+        </w:rPr>
+        <w:fldChar w:fldCharType="begin"/>
+      </w:r>
+      <w:r>
+        <w:rPr>
+          <w:rFonts w:ascii="Arial" w:eastAsia="Times New Roman" w:hAnsi="Arial" w:cs="Arial"/>
+          <w:color w:val="000000"/>
+          <w:kern w:val="0"/>
+          <w14:ligatures w14:val="none"/>
+        </w:rPr>
+        <w:instrText xml:space="preserve"> ADDIN ZOTERO_ITEM CSL_CITATION {"citationID":"PEb882SH","properties":{"formattedCitation":"(Wu {\\i{}et al.}, 2016; Kahlon {\\i{}et al.}, 2018)","plainCitation":"(Wu et al., 2016; Kahlon et al., 2018)","noteIndex":0},"citationItems":[{"id":123,"uris":["http://zotero.org/users/4161640/items/A3LNM5TQ"],"itemData":{"id":123,"type":"article-journal","container-title":"Environmental Science and Pollution Research","DOI":"10.1007/s11356-016-6333-x","ISSN":"0944-1344, 1614-7499","issue":"9","journalAbbreviation":"Environ Sci Pollut Res","language":"en","page":"8244-8259","source":"DOI.org (Crossref)","title":"A review of toxicity and mechanisms of individual and mixtures of heavy metals in the environment","volume":"23","author":[{"family":"Wu","given":"Xiangyang"},{"family":"Cobbina","given":"Samuel J."},{"family":"Mao","given":"Guanghua"},{"family":"Xu","given":"Hai"},{"family":"Zhang","given":"Zhen"},{"family":"Yang","given":"Liuqing"}],"issued":{"date-parts":[["2016",5]]}}},{"id":122,"uris":["http://zotero.org/users/4161640/items/6IVKZQII"],"itemData":{"id":122,"type":"article-journal","container-title":"Environmental Chemistry Letters","DOI":"10.1007/s10311-018-0737-4","ISSN":"1610-3653, 1610-3661","issue":"3","journalAbbreviation":"Environ Chem Lett","language":"en","page":"919-946","source":"DOI.org (Crossref)","title":"Impact of heavy metals and nanoparticles on aquatic biota","volume":"16","author":[{"family":"Kahlon","given":"Sharanjeet Kaur"},{"family":"Sharma","given":"Gaurav"},{"family":"Julka","given":"J. M."},{"family":"Kumar","given":"Amit"},{"family":"Sharma","given":"Shweta"},{"family":"Stadler","given":"Florian J."}],"issued":{"date-parts":[["2018",9]]}}}],"schema":"https://github.com/citation-style-language/schema/raw/master/csl-citation.json"} </w:instrText>
+      </w:r>
+      <w:r>
+        <w:rPr>
+          <w:rFonts w:ascii="Arial" w:eastAsia="Times New Roman" w:hAnsi="Arial" w:cs="Arial"/>
+          <w:color w:val="000000"/>
+          <w:kern w:val="0"/>
+          <w14:ligatures w14:val="none"/>
+        </w:rPr>
+        <w:fldChar w:fldCharType="separate"/>
+      </w:r>
+      <w:r>
+        <w:rPr>
+          <w:rFonts w:ascii="Arial" w:hAnsi="Arial" w:cs="Arial"/>
+          <w:color w:val="000000"/>
+          <w:kern w:val="0"/>
+        </w:rPr>
+        <w:t xml:space="preserve">(Wu </w:t>
+      </w:r>
+      <w:r>
+        <w:rPr>
+          <w:rFonts w:ascii="Arial" w:hAnsi="Arial" w:cs="Arial"/>
+          <w:i/>
+          <w:iCs/>
+          <w:color w:val="000000"/>
+          <w:kern w:val="0"/>
+        </w:rPr>
+        <w:t>et al.</w:t>
+      </w:r>
+      <w:r>
+        <w:rPr>
+          <w:rFonts w:ascii="Arial" w:hAnsi="Arial" w:cs="Arial"/>
+          <w:color w:val="000000"/>
+          <w:kern w:val="0"/>
+        </w:rPr>
+        <w:t xml:space="preserve">, 2016; Kahlon </w:t>
+      </w:r>
+      <w:r>
+        <w:rPr>
+          <w:rFonts w:ascii="Arial" w:hAnsi="Arial" w:cs="Arial"/>
+          <w:i/>
+          <w:iCs/>
+          <w:color w:val="000000"/>
+          <w:kern w:val="0"/>
+        </w:rPr>
+        <w:t>et al.</w:t>
+      </w:r>
+      <w:r>
+        <w:rPr>
+          <w:rFonts w:ascii="Arial" w:hAnsi="Arial" w:cs="Arial"/>
+          <w:color w:val="000000"/>
+          <w:kern w:val="0"/>
+        </w:rPr>
+        <w:t>, 2018)</w:t>
+      </w:r>
+      <w:r>
+        <w:rPr>
+          <w:rFonts w:ascii="Arial" w:eastAsia="Times New Roman" w:hAnsi="Arial" w:cs="Arial"/>
+          <w:color w:val="000000"/>
+          <w:kern w:val="0"/>
+          <w14:ligatures w14:val="none"/>
+        </w:rPr>
+        <w:fldChar w:fldCharType="end"/>
+      </w:r>
+      <w:r>
+        <w:rPr>
+          <w:rFonts w:ascii="Arial" w:eastAsia="Times New Roman" w:hAnsi="Arial" w:cs="Arial"/>
+          <w:color w:val="000000"/>
+          <w:kern w:val="0"/>
+          <w14:ligatures w14:val="none"/>
+        </w:rPr>
+        <w:t xml:space="preserve">. Heavy metals are </w:t>
+      </w:r>
+      <w:r>
+        <w:rPr>
+          <w:rFonts w:ascii="Arial" w:eastAsia="Times New Roman" w:hAnsi="Arial" w:cs="Arial"/>
+          <w:color w:val="000000"/>
+          <w:kern w:val="0"/>
+          <w14:ligatures w14:val="none"/>
+        </w:rPr>
+        <w:t>naturally occurring element</w:t>
+      </w:r>
+      <w:r>
+        <w:rPr>
+          <w:rFonts w:ascii="Arial" w:eastAsia="Times New Roman" w:hAnsi="Arial" w:cs="Arial"/>
+          <w:color w:val="000000"/>
+          <w:kern w:val="0"/>
+          <w14:ligatures w14:val="none"/>
+        </w:rPr>
+        <w:t>s</w:t>
+      </w:r>
+      <w:r>
+        <w:rPr>
+          <w:rFonts w:ascii="Arial" w:eastAsia="Times New Roman" w:hAnsi="Arial" w:cs="Arial"/>
+          <w:color w:val="000000"/>
+          <w:kern w:val="0"/>
+          <w14:ligatures w14:val="none"/>
+        </w:rPr>
+        <w:t xml:space="preserve"> in the </w:t>
+      </w:r>
+      <w:r>
+        <w:rPr>
+          <w:rFonts w:ascii="Arial" w:eastAsia="Times New Roman" w:hAnsi="Arial" w:cs="Arial"/>
+          <w:color w:val="000000"/>
+          <w:kern w:val="0"/>
+          <w14:ligatures w14:val="none"/>
+        </w:rPr>
+        <w:t>E</w:t>
+      </w:r>
+      <w:r>
+        <w:rPr>
+          <w:rFonts w:ascii="Arial" w:eastAsia="Times New Roman" w:hAnsi="Arial" w:cs="Arial"/>
+          <w:color w:val="000000"/>
+          <w:kern w:val="0"/>
+          <w14:ligatures w14:val="none"/>
+        </w:rPr>
+        <w:t>arth’s crust and oceans</w:t>
       </w:r>
       <w:r>
         <w:rPr>
@@ -1894,79 +3301,52 @@
           <w:kern w:val="0"/>
           <w14:ligatures w14:val="none"/>
         </w:rPr>
-        <w:t>such as</w:t>
-      </w:r>
-      <w:r>
-        <w:rPr>
-          <w:rFonts w:ascii="Arial" w:eastAsia="Times New Roman" w:hAnsi="Arial" w:cs="Arial"/>
-          <w:color w:val="000000"/>
-          <w:kern w:val="0"/>
-          <w14:ligatures w14:val="none"/>
-        </w:rPr>
-        <w:t xml:space="preserve"> mining, agriculture, industrialization, and urbanization</w:t>
-      </w:r>
-      <w:r>
-        <w:rPr>
-          <w:rFonts w:ascii="Arial" w:eastAsia="Times New Roman" w:hAnsi="Arial" w:cs="Arial"/>
-          <w:color w:val="000000"/>
-          <w:kern w:val="0"/>
-          <w14:ligatures w14:val="none"/>
-        </w:rPr>
-        <w:t>,</w:t>
-      </w:r>
-      <w:r>
-        <w:rPr>
-          <w:rFonts w:ascii="Arial" w:eastAsia="Times New Roman" w:hAnsi="Arial" w:cs="Arial"/>
-          <w:color w:val="000000"/>
-          <w:kern w:val="0"/>
-          <w14:ligatures w14:val="none"/>
-        </w:rPr>
-        <w:t xml:space="preserve"> have increased the presence and </w:t>
-      </w:r>
-      <w:r>
-        <w:rPr>
-          <w:rFonts w:ascii="Arial" w:eastAsia="Times New Roman" w:hAnsi="Arial" w:cs="Arial"/>
-          <w:color w:val="000000"/>
-          <w:kern w:val="0"/>
-          <w14:ligatures w14:val="none"/>
-        </w:rPr>
-        <w:t>diversity</w:t>
-      </w:r>
-      <w:r>
-        <w:rPr>
-          <w:rFonts w:ascii="Arial" w:eastAsia="Times New Roman" w:hAnsi="Arial" w:cs="Arial"/>
-          <w:color w:val="000000"/>
-          <w:kern w:val="0"/>
-          <w14:ligatures w14:val="none"/>
-        </w:rPr>
-        <w:t xml:space="preserve"> of soil and groundwater </w:t>
-      </w:r>
-      <w:r>
-        <w:rPr>
-          <w:rFonts w:ascii="Arial" w:eastAsia="Times New Roman" w:hAnsi="Arial" w:cs="Arial"/>
-          <w:color w:val="000000"/>
-          <w:kern w:val="0"/>
-          <w14:ligatures w14:val="none"/>
-        </w:rPr>
-        <w:t>xenobiotic</w:t>
-      </w:r>
-      <w:r>
-        <w:rPr>
-          <w:rFonts w:ascii="Arial" w:eastAsia="Times New Roman" w:hAnsi="Arial" w:cs="Arial"/>
-          <w:color w:val="000000"/>
-          <w:kern w:val="0"/>
-          <w14:ligatures w14:val="none"/>
-        </w:rPr>
-        <w:t xml:space="preserve"> contamina</w:t>
-      </w:r>
-      <w:r>
-        <w:rPr>
-          <w:rFonts w:ascii="Arial" w:eastAsia="Times New Roman" w:hAnsi="Arial" w:cs="Arial"/>
-          <w:color w:val="000000"/>
-          <w:kern w:val="0"/>
-          <w14:ligatures w14:val="none"/>
-        </w:rPr>
-        <w:t>tion</w:t>
+        <w:t>but</w:t>
+      </w:r>
+      <w:r>
+        <w:rPr>
+          <w:rFonts w:ascii="Arial" w:eastAsia="Times New Roman" w:hAnsi="Arial" w:cs="Arial"/>
+          <w:color w:val="000000"/>
+          <w:kern w:val="0"/>
+          <w14:ligatures w14:val="none"/>
+        </w:rPr>
+        <w:t xml:space="preserve"> they</w:t>
+      </w:r>
+      <w:r>
+        <w:rPr>
+          <w:rFonts w:ascii="Arial" w:eastAsia="Times New Roman" w:hAnsi="Arial" w:cs="Arial"/>
+          <w:color w:val="000000"/>
+          <w:kern w:val="0"/>
+          <w14:ligatures w14:val="none"/>
+        </w:rPr>
+        <w:t xml:space="preserve"> can be</w:t>
+      </w:r>
+      <w:r>
+        <w:rPr>
+          <w:rFonts w:ascii="Arial" w:eastAsia="Times New Roman" w:hAnsi="Arial" w:cs="Arial"/>
+          <w:color w:val="000000"/>
+          <w:kern w:val="0"/>
+          <w14:ligatures w14:val="none"/>
+        </w:rPr>
+        <w:t xml:space="preserve"> carcinogenic</w:t>
+      </w:r>
+      <w:r>
+        <w:rPr>
+          <w:rFonts w:ascii="Arial" w:eastAsia="Times New Roman" w:hAnsi="Arial" w:cs="Arial"/>
+          <w:color w:val="000000"/>
+          <w:kern w:val="0"/>
+          <w14:ligatures w14:val="none"/>
+        </w:rPr>
+        <w:t xml:space="preserve"> and </w:t>
+      </w:r>
+      <w:r>
+        <w:rPr>
+          <w:rFonts w:ascii="Arial" w:eastAsia="Times New Roman" w:hAnsi="Arial" w:cs="Arial"/>
+          <w:color w:val="000000"/>
+          <w:kern w:val="0"/>
+          <w14:ligatures w14:val="none"/>
+        </w:rPr>
+        <w:t>non-essential with no known biological function</w:t>
       </w:r>
       <w:r>
         <w:rPr>
@@ -1977,18 +3357,104 @@
         </w:rPr>
         <w:t xml:space="preserve"> </w:t>
       </w:r>
-      <w:hyperlink r:id="rId11" w:history="1">
-        <w:r>
-          <w:rPr>
-            <w:rFonts w:ascii="Arial" w:eastAsia="Times New Roman" w:hAnsi="Arial" w:cs="Arial"/>
-            <w:color w:val="0000FF"/>
-            <w:kern w:val="0"/>
-            <w:u w:val="single"/>
-            <w14:ligatures w14:val="none"/>
-          </w:rPr>
-          <w:t>(Ritter, 2002; K. S. Murray et al., 2004; Cannon &amp; Horton, 2009; Santana et al., 2020)</w:t>
-        </w:r>
-      </w:hyperlink>
+      <w:r>
+        <w:rPr>
+          <w:rFonts w:ascii="Arial" w:eastAsia="Times New Roman" w:hAnsi="Arial" w:cs="Arial"/>
+          <w:color w:val="000000"/>
+          <w:kern w:val="0"/>
+          <w14:ligatures w14:val="none"/>
+        </w:rPr>
+        <w:fldChar w:fldCharType="begin"/>
+      </w:r>
+      <w:r>
+        <w:rPr>
+          <w:rFonts w:ascii="Arial" w:eastAsia="Times New Roman" w:hAnsi="Arial" w:cs="Arial"/>
+          <w:color w:val="000000"/>
+          <w:kern w:val="0"/>
+          <w14:ligatures w14:val="none"/>
+        </w:rPr>
+        <w:instrText xml:space="preserve"> ADDIN ZOTERO_ITEM CSL_CITATION {"citationID":"3uz2fYba","properties":{"formattedCitation":"(Spitz and Trudinger, 2019; Bibi {\\i{}et al.}, 2023; Jadaa and Mohammed, 2023)","plainCitation":"(Spitz and Trudinger, 2019; Bibi et al., 2023; Jadaa and Mohammed, 2023)","noteIndex":0},"citationItems":[{"id":129,"uris":["http://zotero.org/users/4161640/items/EAQUQACZ"],"itemData":{"id":129,"type":"chapter","container-title":"Mining and the Environment","page":"411–432","publisher":"CRC Press","title":"Metals, their biological functions and harmful impacts: metals are naturally occurring elements","author":[{"family":"Spitz","given":"Karlheinz"},{"family":"Trudinger","given":"John"}],"issued":{"date-parts":[["2019"]]}}},{"id":127,"uris":["http://zotero.org/users/4161640/items/EWN7B9SM"],"itemData":{"id":127,"type":"article-journal","container-title":"Pure and Applied Biology","issue":"2","journalAbbreviation":"Pure Appl Biol","page":"835–847","title":"Essential and non-essential heavy metals sources and impacts on human health and plants","volume":"12","author":[{"family":"Bibi","given":"Maria"},{"family":"Samiullah","given":"Farida Behlil"},{"family":"Saba Afzal","given":"Sahifa"}],"issued":{"date-parts":[["2023"]]}}},{"id":128,"uris":["http://zotero.org/users/4161640/items/WCMJVVWZ"],"itemData":{"id":128,"type":"article-journal","container-title":"Journal of Ecological Engineering","issue":"6","language":"J Ecol Eng","note":"publisher: Polskie Towarzystwo Inżynierii Ekologicznej","page":"249–271","title":"Heavy metals–definition, natural and anthropogenic sources of releasing into ecosystems, toxicity, and removal methods–an overview study","volume":"24","author":[{"family":"Jadaa","given":"Waleed"},{"family":"Mohammed","given":"Hamad"}],"issued":{"date-parts":[["2023"]]}}}],"schema":"https://github.com/citation-style-language/schema/raw/master/csl-citation.json"} </w:instrText>
+      </w:r>
+      <w:r>
+        <w:rPr>
+          <w:rFonts w:ascii="Arial" w:eastAsia="Times New Roman" w:hAnsi="Arial" w:cs="Arial"/>
+          <w:color w:val="000000"/>
+          <w:kern w:val="0"/>
+          <w14:ligatures w14:val="none"/>
+        </w:rPr>
+        <w:fldChar w:fldCharType="separate"/>
+      </w:r>
+      <w:r>
+        <w:rPr>
+          <w:rFonts w:ascii="Arial" w:hAnsi="Arial" w:cs="Arial"/>
+          <w:color w:val="000000"/>
+          <w:kern w:val="0"/>
+        </w:rPr>
+        <w:t xml:space="preserve">(Spitz and </w:t>
+      </w:r>
+      <w:proofErr w:type="spellStart"/>
+      <w:r>
+        <w:rPr>
+          <w:rFonts w:ascii="Arial" w:hAnsi="Arial" w:cs="Arial"/>
+          <w:color w:val="000000"/>
+          <w:kern w:val="0"/>
+        </w:rPr>
+        <w:t>Trudinger</w:t>
+      </w:r>
+      <w:proofErr w:type="spellEnd"/>
+      <w:r>
+        <w:rPr>
+          <w:rFonts w:ascii="Arial" w:hAnsi="Arial" w:cs="Arial"/>
+          <w:color w:val="000000"/>
+          <w:kern w:val="0"/>
+        </w:rPr>
+        <w:t xml:space="preserve">, 2019; Bibi </w:t>
+      </w:r>
+      <w:r>
+        <w:rPr>
+          <w:rFonts w:ascii="Arial" w:hAnsi="Arial" w:cs="Arial"/>
+          <w:i/>
+          <w:iCs/>
+          <w:color w:val="000000"/>
+          <w:kern w:val="0"/>
+        </w:rPr>
+        <w:t>et al.</w:t>
+      </w:r>
+      <w:r>
+        <w:rPr>
+          <w:rFonts w:ascii="Arial" w:hAnsi="Arial" w:cs="Arial"/>
+          <w:color w:val="000000"/>
+          <w:kern w:val="0"/>
+        </w:rPr>
+        <w:t xml:space="preserve">, 2023; </w:t>
+      </w:r>
+      <w:proofErr w:type="spellStart"/>
+      <w:r>
+        <w:rPr>
+          <w:rFonts w:ascii="Arial" w:hAnsi="Arial" w:cs="Arial"/>
+          <w:color w:val="000000"/>
+          <w:kern w:val="0"/>
+        </w:rPr>
+        <w:t>Jadaa</w:t>
+      </w:r>
+      <w:proofErr w:type="spellEnd"/>
+      <w:r>
+        <w:rPr>
+          <w:rFonts w:ascii="Arial" w:hAnsi="Arial" w:cs="Arial"/>
+          <w:color w:val="000000"/>
+          <w:kern w:val="0"/>
+        </w:rPr>
+        <w:t xml:space="preserve"> and Mohammed, 2023)</w:t>
+      </w:r>
+      <w:r>
+        <w:rPr>
+          <w:rFonts w:ascii="Arial" w:eastAsia="Times New Roman" w:hAnsi="Arial" w:cs="Arial"/>
+          <w:color w:val="000000"/>
+          <w:kern w:val="0"/>
+          <w14:ligatures w14:val="none"/>
+        </w:rPr>
+        <w:fldChar w:fldCharType="end"/>
+      </w:r>
       <w:r>
         <w:rPr>
           <w:rFonts w:ascii="Arial" w:eastAsia="Times New Roman" w:hAnsi="Arial" w:cs="Arial"/>
@@ -2005,151 +3471,384 @@
           <w:kern w:val="0"/>
           <w14:ligatures w14:val="none"/>
         </w:rPr>
-        <w:t xml:space="preserve"> Heavy metals and synthetic compounds frequently </w:t>
-      </w:r>
-      <w:r>
-        <w:rPr>
-          <w:rFonts w:ascii="Arial" w:eastAsia="Times New Roman" w:hAnsi="Arial" w:cs="Arial"/>
-          <w:color w:val="000000"/>
-          <w:kern w:val="0"/>
-          <w14:ligatures w14:val="none"/>
-        </w:rPr>
-        <w:t>affect</w:t>
-      </w:r>
-      <w:r>
-        <w:rPr>
-          <w:rFonts w:ascii="Arial" w:eastAsia="Times New Roman" w:hAnsi="Arial" w:cs="Arial"/>
-          <w:color w:val="000000"/>
-          <w:kern w:val="0"/>
-          <w14:ligatures w14:val="none"/>
-        </w:rPr>
-        <w:t xml:space="preserve"> aquatic systems to varying degrees and in varying combinations (XXXX). Heavy metals are </w:t>
-      </w:r>
-      <w:r>
-        <w:rPr>
-          <w:rFonts w:ascii="Arial" w:eastAsia="Times New Roman" w:hAnsi="Arial" w:cs="Arial"/>
-          <w:color w:val="000000"/>
-          <w:kern w:val="0"/>
-          <w14:ligatures w14:val="none"/>
-        </w:rPr>
-        <w:t xml:space="preserve">naturally </w:t>
-      </w:r>
-      <w:r>
-        <w:rPr>
-          <w:rFonts w:ascii="Arial" w:eastAsia="Times New Roman" w:hAnsi="Arial" w:cs="Arial"/>
-          <w:color w:val="000000"/>
-          <w:kern w:val="0"/>
-          <w14:ligatures w14:val="none"/>
-        </w:rPr>
-        <w:lastRenderedPageBreak/>
-        <w:t>occurring element</w:t>
-      </w:r>
-      <w:r>
-        <w:rPr>
-          <w:rFonts w:ascii="Arial" w:eastAsia="Times New Roman" w:hAnsi="Arial" w:cs="Arial"/>
-          <w:color w:val="000000"/>
-          <w:kern w:val="0"/>
-          <w14:ligatures w14:val="none"/>
-        </w:rPr>
-        <w:t>s</w:t>
-      </w:r>
-      <w:r>
-        <w:rPr>
-          <w:rFonts w:ascii="Arial" w:eastAsia="Times New Roman" w:hAnsi="Arial" w:cs="Arial"/>
-          <w:color w:val="000000"/>
-          <w:kern w:val="0"/>
-          <w14:ligatures w14:val="none"/>
-        </w:rPr>
-        <w:t xml:space="preserve"> in the </w:t>
-      </w:r>
-      <w:r>
-        <w:rPr>
-          <w:rFonts w:ascii="Arial" w:eastAsia="Times New Roman" w:hAnsi="Arial" w:cs="Arial"/>
-          <w:color w:val="000000"/>
-          <w:kern w:val="0"/>
-          <w14:ligatures w14:val="none"/>
-        </w:rPr>
-        <w:t>E</w:t>
-      </w:r>
-      <w:r>
-        <w:rPr>
-          <w:rFonts w:ascii="Arial" w:eastAsia="Times New Roman" w:hAnsi="Arial" w:cs="Arial"/>
-          <w:color w:val="000000"/>
-          <w:kern w:val="0"/>
-          <w14:ligatures w14:val="none"/>
-        </w:rPr>
-        <w:t xml:space="preserve">arth’s crust and oceans </w:t>
-      </w:r>
-      <w:r>
-        <w:rPr>
-          <w:rFonts w:ascii="Arial" w:eastAsia="Times New Roman" w:hAnsi="Arial" w:cs="Arial"/>
-          <w:color w:val="000000"/>
-          <w:kern w:val="0"/>
-          <w14:ligatures w14:val="none"/>
-        </w:rPr>
-        <w:t>but can be</w:t>
-      </w:r>
-      <w:r>
-        <w:rPr>
-          <w:rFonts w:ascii="Arial" w:eastAsia="Times New Roman" w:hAnsi="Arial" w:cs="Arial"/>
-          <w:color w:val="000000"/>
-          <w:kern w:val="0"/>
-          <w14:ligatures w14:val="none"/>
-        </w:rPr>
-        <w:t xml:space="preserve"> carcinogenic, non-essential metal</w:t>
-      </w:r>
-      <w:r>
-        <w:rPr>
-          <w:rFonts w:ascii="Arial" w:eastAsia="Times New Roman" w:hAnsi="Arial" w:cs="Arial"/>
-          <w:color w:val="000000"/>
-          <w:kern w:val="0"/>
-          <w14:ligatures w14:val="none"/>
-        </w:rPr>
-        <w:t>s</w:t>
-      </w:r>
-      <w:r>
-        <w:rPr>
-          <w:rFonts w:ascii="Arial" w:eastAsia="Times New Roman" w:hAnsi="Arial" w:cs="Arial"/>
-          <w:color w:val="000000"/>
-          <w:kern w:val="0"/>
-          <w14:ligatures w14:val="none"/>
-        </w:rPr>
-        <w:t xml:space="preserve"> with no known biological function </w:t>
-      </w:r>
-      <w:hyperlink r:id="rId12" w:history="1">
-        <w:r>
-          <w:rPr>
-            <w:rFonts w:ascii="Arial" w:eastAsia="Times New Roman" w:hAnsi="Arial" w:cs="Arial"/>
-            <w:color w:val="0000FF"/>
-            <w:kern w:val="0"/>
-            <w:u w:val="single"/>
-            <w14:ligatures w14:val="none"/>
-          </w:rPr>
-          <w:t>(</w:t>
-        </w:r>
-        <w:proofErr w:type="spellStart"/>
-        <w:r>
-          <w:rPr>
-            <w:rFonts w:ascii="Arial" w:eastAsia="Times New Roman" w:hAnsi="Arial" w:cs="Arial"/>
-            <w:color w:val="0000FF"/>
-            <w:kern w:val="0"/>
-            <w:u w:val="single"/>
-            <w14:ligatures w14:val="none"/>
-          </w:rPr>
-          <w:t>Kubier</w:t>
-        </w:r>
-        <w:proofErr w:type="spellEnd"/>
-        <w:r>
-          <w:rPr>
-            <w:rFonts w:ascii="Arial" w:eastAsia="Times New Roman" w:hAnsi="Arial" w:cs="Arial"/>
-            <w:color w:val="0000FF"/>
-            <w:kern w:val="0"/>
-            <w:u w:val="single"/>
-            <w14:ligatures w14:val="none"/>
-          </w:rPr>
-          <w:t xml:space="preserve"> et al., 2019)</w:t>
-        </w:r>
-      </w:hyperlink>
+        <w:t xml:space="preserve"> </w:t>
+      </w:r>
+      <w:r>
+        <w:rPr>
+          <w:rFonts w:ascii="Arial" w:eastAsia="Times New Roman" w:hAnsi="Arial" w:cs="Arial"/>
+          <w:color w:val="000000"/>
+          <w:kern w:val="0"/>
+          <w14:ligatures w14:val="none"/>
+        </w:rPr>
+        <w:t xml:space="preserve">Despite efforts to </w:t>
+      </w:r>
+      <w:r>
+        <w:rPr>
+          <w:rFonts w:ascii="Arial" w:eastAsia="Times New Roman" w:hAnsi="Arial" w:cs="Arial"/>
+          <w:color w:val="000000"/>
+          <w:kern w:val="0"/>
+          <w14:ligatures w14:val="none"/>
+        </w:rPr>
+        <w:t>reduce</w:t>
+      </w:r>
+      <w:r>
+        <w:rPr>
+          <w:rFonts w:ascii="Arial" w:eastAsia="Times New Roman" w:hAnsi="Arial" w:cs="Arial"/>
+          <w:color w:val="000000"/>
+          <w:kern w:val="0"/>
+          <w14:ligatures w14:val="none"/>
+        </w:rPr>
+        <w:t xml:space="preserve"> and regulate </w:t>
+      </w:r>
+      <w:r>
+        <w:rPr>
+          <w:rFonts w:ascii="Arial" w:eastAsia="Times New Roman" w:hAnsi="Arial" w:cs="Arial"/>
+          <w:color w:val="000000"/>
+          <w:kern w:val="0"/>
+          <w14:ligatures w14:val="none"/>
+        </w:rPr>
+        <w:t>heavy metal</w:t>
+      </w:r>
+      <w:r>
+        <w:rPr>
+          <w:rFonts w:ascii="Arial" w:eastAsia="Times New Roman" w:hAnsi="Arial" w:cs="Arial"/>
+          <w:color w:val="000000"/>
+          <w:kern w:val="0"/>
+          <w14:ligatures w14:val="none"/>
+        </w:rPr>
+        <w:t xml:space="preserve"> </w:t>
+      </w:r>
+      <w:r>
+        <w:rPr>
+          <w:rFonts w:ascii="Arial" w:eastAsia="Times New Roman" w:hAnsi="Arial" w:cs="Arial"/>
+          <w:color w:val="000000"/>
+          <w:kern w:val="0"/>
+          <w14:ligatures w14:val="none"/>
+        </w:rPr>
+        <w:t>contamination</w:t>
+      </w:r>
+      <w:r>
+        <w:rPr>
+          <w:rFonts w:ascii="Arial" w:eastAsia="Times New Roman" w:hAnsi="Arial" w:cs="Arial"/>
+          <w:color w:val="000000"/>
+          <w:kern w:val="0"/>
+          <w14:ligatures w14:val="none"/>
+        </w:rPr>
+        <w:t xml:space="preserve"> </w:t>
+      </w:r>
+      <w:r>
+        <w:rPr>
+          <w:rFonts w:ascii="Arial" w:eastAsia="Times New Roman" w:hAnsi="Arial" w:cs="Arial"/>
+          <w:color w:val="000000"/>
+          <w:kern w:val="0"/>
+          <w14:ligatures w14:val="none"/>
+        </w:rPr>
+        <w:t>over</w:t>
+      </w:r>
+      <w:r>
+        <w:rPr>
+          <w:rFonts w:ascii="Arial" w:eastAsia="Times New Roman" w:hAnsi="Arial" w:cs="Arial"/>
+          <w:color w:val="000000"/>
+          <w:kern w:val="0"/>
+          <w14:ligatures w14:val="none"/>
+        </w:rPr>
+        <w:t xml:space="preserve"> the </w:t>
+      </w:r>
+      <w:r>
+        <w:rPr>
+          <w:rFonts w:ascii="Arial" w:eastAsia="Times New Roman" w:hAnsi="Arial" w:cs="Arial"/>
+          <w:color w:val="000000"/>
+          <w:kern w:val="0"/>
+          <w14:ligatures w14:val="none"/>
+        </w:rPr>
+        <w:t>past</w:t>
+      </w:r>
+      <w:r>
+        <w:rPr>
+          <w:rFonts w:ascii="Arial" w:eastAsia="Times New Roman" w:hAnsi="Arial" w:cs="Arial"/>
+          <w:color w:val="000000"/>
+          <w:kern w:val="0"/>
+          <w14:ligatures w14:val="none"/>
+        </w:rPr>
+        <w:t xml:space="preserve"> decade</w:t>
+      </w:r>
+      <w:r>
+        <w:rPr>
+          <w:rFonts w:ascii="Arial" w:eastAsia="Times New Roman" w:hAnsi="Arial" w:cs="Arial"/>
+          <w:color w:val="000000"/>
+          <w:kern w:val="0"/>
+          <w14:ligatures w14:val="none"/>
+        </w:rPr>
+        <w:t xml:space="preserve"> </w:t>
+      </w:r>
+      <w:r>
+        <w:rPr>
+          <w:rFonts w:ascii="Arial" w:eastAsia="Times New Roman" w:hAnsi="Arial" w:cs="Arial"/>
+          <w:color w:val="000000"/>
+          <w:kern w:val="0"/>
+          <w14:ligatures w14:val="none"/>
+        </w:rPr>
+        <w:fldChar w:fldCharType="begin"/>
+      </w:r>
+      <w:r>
+        <w:rPr>
+          <w:rFonts w:ascii="Arial" w:eastAsia="Times New Roman" w:hAnsi="Arial" w:cs="Arial"/>
+          <w:color w:val="000000"/>
+          <w:kern w:val="0"/>
+          <w14:ligatures w14:val="none"/>
+        </w:rPr>
+        <w:instrText xml:space="preserve"> ADDIN ZOTERO_ITEM CSL_CITATION {"citationID":"218nSpQg","properties":{"formattedCitation":"(Marini {\\i{}et al.}, 2020; Singh {\\i{}et al.}, 2023)","plainCitation":"(Marini et al., 2020; Singh et al., 2023)","noteIndex":0},"citationItems":[{"id":130,"uris":["http://zotero.org/users/4161640/items/6WB2MH56"],"itemData":{"id":130,"type":"article-journal","container-title":"Science of The Total Environment","DOI":"10.1016/j.scitotenv.2020.140876","ISSN":"00489697","journalAbbreviation":"Sci Total Environ","language":"en","page":"140876","source":"DOI.org (Crossref)","title":"The new fertilizer regulation: a starting point for cadmium control in European arable soils?","title-short":"The new fertilizer regulation","volume":"745","author":[{"family":"Marini","given":"Michele"},{"family":"Caro","given":"Dario"},{"family":"Thomsen","given":"Marianne"}],"issued":{"date-parts":[["2020",11]]}}},{"id":131,"uris":["http://zotero.org/users/4161640/items/WKCG85E2"],"itemData":{"id":131,"type":"article-journal","abstract":"Urbanization and industrialization are responsible for environmental contamination in the air, water, and soil. These activities also generate large amounts of heavy metal ions in the environment, and these contaminants cause various types of health issues in humans and other animals. Hexavalent chromium, lead, and cadmium are toxic heavy metal ions that come into the environment through several industrial processes, such as tanning, electroplating, coal mining, agricultural activities, the steel industry, and chrome plating. Several physical and chemical methods are generally used for the heavy metal decontamination of wastewater. These methods have some disadvantages, including the generation of secondary toxic sludge and high operational costs. Hence, there is a need to develop a cost-effective and eco-friendly method for the removal of heavy metal ions from polluted areas. Biological methods are generally considered eco-friendly and cost-effective. This review focuses on heavy metal contamination, its toxicity, and eco-friendly approaches for the removal of heavy metals from contaminated sites.","container-title":"Toxics","DOI":"10.3390/toxics11020147","ISSN":"2305-6304","issue":"2","journalAbbreviation":"Toxics","language":"en","license":"https://creativecommons.org/licenses/by/4.0/","page":"147","source":"DOI.org (Crossref)","title":"Heavy metal contamination in the aquatic ecosystem: toxicity and its remediation using eco-friendly approaches","title-short":"Heavy Metal Contamination in the Aquatic Ecosystem","volume":"11","author":[{"family":"Singh","given":"Veer"},{"family":"Singh","given":"Nidhi"},{"family":"Rai","given":"Sachchida Nand"},{"family":"Kumar","given":"Ashish"},{"family":"Singh","given":"Anurag Kumar"},{"family":"Singh","given":"Mohan P."},{"family":"Sahoo","given":"Ansuman"},{"family":"Shekhar","given":"Shashank"},{"family":"Vamanu","given":"Emanuel"},{"family":"Mishra","given":"Vishal"}],"issued":{"date-parts":[["2023",2,3]]}}}],"schema":"https://github.com/citation-style-language/schema/raw/master/csl-citation.json"} </w:instrText>
+      </w:r>
+      <w:r>
+        <w:rPr>
+          <w:rFonts w:ascii="Arial" w:eastAsia="Times New Roman" w:hAnsi="Arial" w:cs="Arial"/>
+          <w:color w:val="000000"/>
+          <w:kern w:val="0"/>
+          <w14:ligatures w14:val="none"/>
+        </w:rPr>
+        <w:fldChar w:fldCharType="separate"/>
+      </w:r>
+      <w:r>
+        <w:rPr>
+          <w:rFonts w:ascii="Arial" w:hAnsi="Arial" w:cs="Arial"/>
+          <w:color w:val="000000"/>
+          <w:kern w:val="0"/>
+        </w:rPr>
+        <w:t xml:space="preserve">(Marini </w:t>
+      </w:r>
+      <w:r>
+        <w:rPr>
+          <w:rFonts w:ascii="Arial" w:hAnsi="Arial" w:cs="Arial"/>
+          <w:i/>
+          <w:iCs/>
+          <w:color w:val="000000"/>
+          <w:kern w:val="0"/>
+        </w:rPr>
+        <w:t>et al.</w:t>
+      </w:r>
+      <w:r>
+        <w:rPr>
+          <w:rFonts w:ascii="Arial" w:hAnsi="Arial" w:cs="Arial"/>
+          <w:color w:val="000000"/>
+          <w:kern w:val="0"/>
+        </w:rPr>
+        <w:t xml:space="preserve">, 2020; Singh </w:t>
+      </w:r>
+      <w:r>
+        <w:rPr>
+          <w:rFonts w:ascii="Arial" w:hAnsi="Arial" w:cs="Arial"/>
+          <w:i/>
+          <w:iCs/>
+          <w:color w:val="000000"/>
+          <w:kern w:val="0"/>
+        </w:rPr>
+        <w:t>et al.</w:t>
+      </w:r>
+      <w:r>
+        <w:rPr>
+          <w:rFonts w:ascii="Arial" w:hAnsi="Arial" w:cs="Arial"/>
+          <w:color w:val="000000"/>
+          <w:kern w:val="0"/>
+        </w:rPr>
+        <w:t>, 2023)</w:t>
+      </w:r>
+      <w:r>
+        <w:rPr>
+          <w:rFonts w:ascii="Arial" w:eastAsia="Times New Roman" w:hAnsi="Arial" w:cs="Arial"/>
+          <w:color w:val="000000"/>
+          <w:kern w:val="0"/>
+          <w14:ligatures w14:val="none"/>
+        </w:rPr>
+        <w:fldChar w:fldCharType="end"/>
+      </w:r>
+      <w:r>
+        <w:rPr>
+          <w:rFonts w:ascii="Arial" w:eastAsia="Times New Roman" w:hAnsi="Arial" w:cs="Arial"/>
+          <w:color w:val="000000"/>
+          <w:kern w:val="0"/>
+          <w14:ligatures w14:val="none"/>
+        </w:rPr>
+        <w:t xml:space="preserve">, </w:t>
+      </w:r>
+      <w:r>
+        <w:rPr>
+          <w:rFonts w:ascii="Arial" w:eastAsia="Times New Roman" w:hAnsi="Arial" w:cs="Arial"/>
+          <w:color w:val="000000"/>
+          <w:kern w:val="0"/>
+          <w14:ligatures w14:val="none"/>
+        </w:rPr>
+        <w:t xml:space="preserve">these natural toxins </w:t>
+      </w:r>
+      <w:r>
+        <w:rPr>
+          <w:rFonts w:ascii="Arial" w:eastAsia="Times New Roman" w:hAnsi="Arial" w:cs="Arial"/>
+          <w:color w:val="000000"/>
+          <w:kern w:val="0"/>
+          <w14:ligatures w14:val="none"/>
+        </w:rPr>
+        <w:t xml:space="preserve">persist in our aquatic environments and </w:t>
+      </w:r>
+      <w:r>
+        <w:rPr>
+          <w:rFonts w:ascii="Arial" w:eastAsia="Times New Roman" w:hAnsi="Arial" w:cs="Arial"/>
+          <w:color w:val="000000"/>
+          <w:kern w:val="0"/>
+          <w14:ligatures w14:val="none"/>
+        </w:rPr>
+        <w:t>continue</w:t>
+      </w:r>
+      <w:r>
+        <w:rPr>
+          <w:rFonts w:ascii="Arial" w:eastAsia="Times New Roman" w:hAnsi="Arial" w:cs="Arial"/>
+          <w:color w:val="000000"/>
+          <w:kern w:val="0"/>
+          <w14:ligatures w14:val="none"/>
+        </w:rPr>
+        <w:t xml:space="preserve"> </w:t>
+      </w:r>
+      <w:r>
+        <w:rPr>
+          <w:rFonts w:ascii="Arial" w:eastAsia="Times New Roman" w:hAnsi="Arial" w:cs="Arial"/>
+          <w:color w:val="000000"/>
+          <w:kern w:val="0"/>
+          <w14:ligatures w14:val="none"/>
+        </w:rPr>
+        <w:t>to</w:t>
+      </w:r>
+      <w:r>
+        <w:rPr>
+          <w:rFonts w:ascii="Arial" w:eastAsia="Times New Roman" w:hAnsi="Arial" w:cs="Arial"/>
+          <w:color w:val="000000"/>
+          <w:kern w:val="0"/>
+          <w14:ligatures w14:val="none"/>
+        </w:rPr>
+        <w:t xml:space="preserve"> </w:t>
+      </w:r>
+      <w:r>
+        <w:rPr>
+          <w:rFonts w:ascii="Arial" w:eastAsia="Times New Roman" w:hAnsi="Arial" w:cs="Arial"/>
+          <w:color w:val="000000"/>
+          <w:kern w:val="0"/>
+          <w14:ligatures w14:val="none"/>
+        </w:rPr>
+        <w:t>progress</w:t>
+      </w:r>
+      <w:r>
+        <w:rPr>
+          <w:rFonts w:ascii="Arial" w:eastAsia="Times New Roman" w:hAnsi="Arial" w:cs="Arial"/>
+          <w:color w:val="000000"/>
+          <w:kern w:val="0"/>
+          <w14:ligatures w14:val="none"/>
+        </w:rPr>
+        <w:t xml:space="preserve"> within aquatic food webs</w:t>
+      </w:r>
+      <w:r>
+        <w:rPr>
+          <w:rFonts w:ascii="Arial" w:eastAsia="Times New Roman" w:hAnsi="Arial" w:cs="Arial"/>
+          <w:color w:val="000000"/>
+          <w:kern w:val="0"/>
+          <w14:ligatures w14:val="none"/>
+        </w:rPr>
+        <w:t xml:space="preserve"> </w:t>
+      </w:r>
+      <w:r>
+        <w:rPr>
+          <w:rFonts w:ascii="Arial" w:eastAsia="Times New Roman" w:hAnsi="Arial" w:cs="Arial"/>
+          <w:color w:val="000000"/>
+          <w:kern w:val="0"/>
+          <w14:ligatures w14:val="none"/>
+        </w:rPr>
+        <w:fldChar w:fldCharType="begin"/>
+      </w:r>
+      <w:r>
+        <w:rPr>
+          <w:rFonts w:ascii="Arial" w:eastAsia="Times New Roman" w:hAnsi="Arial" w:cs="Arial"/>
+          <w:color w:val="000000"/>
+          <w:kern w:val="0"/>
+          <w14:ligatures w14:val="none"/>
+        </w:rPr>
+        <w:instrText xml:space="preserve"> ADDIN ZOTERO_ITEM CSL_CITATION {"citationID":"fSj9Z8fS","properties":{"formattedCitation":"(Croteau {\\i{}et al.}, 2005; Ali {\\i{}et al.}, 2019; Edo {\\i{}et al.}, 2024)","plainCitation":"(Croteau et al., 2005; Ali et al., 2019; Edo et al., 2024)","noteIndex":0},"citationItems":[{"id":136,"uris":["http://zotero.org/users/4161640/items/JKJ68BKF"],"itemData":{"id":136,"type":"article-journal","container-title":"Limnology and Oceanography","DOI":"10.4319/lo.2005.50.5.1511","ISSN":"00243590","issue":"5","journalAbbreviation":"Limnol Oceanogr","language":"en","license":"http://doi.wiley.com/10.1002/tdm_license_1.1","page":"1511-1519","source":"DOI.org (Crossref)","title":"Trophic transfer of metals along freshwater food webs: evidence of cadmium biomagnification in nature","title-short":"Trophic transfer of metals along freshwater food webs","volume":"50","author":[{"family":"Croteau","given":"Marie-Noële"},{"family":"Luoma","given":"Samuel N."},{"family":"Stewart","given":"A. Robin"}],"issued":{"date-parts":[["2005",9]]}}},{"id":134,"uris":["http://zotero.org/users/4161640/items/F6AYIMMP"],"itemData":{"id":134,"type":"article-journal","container-title":"Journal of Chemistry","DOI":"10.1155/2019/6730305","ISSN":"2090-9063, 2090-9071","journalAbbreviation":"J Chem","language":"en","license":"http://creativecommons.org/licenses/by/4.0/","page":"1-14","source":"DOI.org (Crossref)","title":"Environmental chemistry and ecotoxicology of hazardous heavy metals: environmental persistence, toxicity, and bioaccumulation","title-short":"Environmental Chemistry and Ecotoxicology of Hazardous Heavy Metals","volume":"2019","author":[{"family":"Ali","given":"Hazrat"},{"family":"Khan","given":"Ezzat"},{"family":"Ilahi","given":"Ikram"}],"issued":{"date-parts":[["2019",3,5]]}}},{"id":133,"uris":["http://zotero.org/users/4161640/items/F34ESUKH"],"itemData":{"id":133,"type":"article-journal","container-title":"Chemistry and Ecology","DOI":"10.1080/02757540.2024.2306839","ISSN":"0275-7540, 1029-0370","issue":"3","journalAbbreviation":"Chem Ecol","language":"en","page":"322-349","source":"DOI.org (Crossref)","title":"Environmental persistence, bioaccumulation, and ecotoxicology of heavy metals","volume":"40","author":[{"family":"Edo","given":"Great Iruoghene"},{"family":"Samuel","given":"Princess Oghenekeno"},{"family":"Oloni","given":"Gift Onyinyechi"},{"family":"Ezekiel","given":"Gracious Okeoghene"},{"family":"Ikpekoro","given":"Victor Ovie"},{"family":"Obasohan","given":"Promise"},{"family":"Ongulu","given":"Jonathan"},{"family":"Otunuya","given":"Chinenye Favour"},{"family":"Opiti","given":"Ajiri Rapheal"},{"family":"Ajakaye","given":"Ruth Sheyi"},{"family":"Essaghah","given":"Arthur Efeoghene Athan"},{"family":"Agbo","given":"Joy Johnson"}],"issued":{"date-parts":[["2024",3,15]]}}}],"schema":"https://github.com/citation-style-language/schema/raw/master/csl-citation.json"} </w:instrText>
+      </w:r>
+      <w:r>
+        <w:rPr>
+          <w:rFonts w:ascii="Arial" w:eastAsia="Times New Roman" w:hAnsi="Arial" w:cs="Arial"/>
+          <w:color w:val="000000"/>
+          <w:kern w:val="0"/>
+          <w14:ligatures w14:val="none"/>
+        </w:rPr>
+        <w:fldChar w:fldCharType="separate"/>
+      </w:r>
+      <w:r>
+        <w:rPr>
+          <w:rFonts w:ascii="Arial" w:hAnsi="Arial" w:cs="Arial"/>
+          <w:color w:val="000000"/>
+          <w:kern w:val="0"/>
+        </w:rPr>
+        <w:t xml:space="preserve">(Croteau </w:t>
+      </w:r>
+      <w:r>
+        <w:rPr>
+          <w:rFonts w:ascii="Arial" w:hAnsi="Arial" w:cs="Arial"/>
+          <w:i/>
+          <w:iCs/>
+          <w:color w:val="000000"/>
+          <w:kern w:val="0"/>
+        </w:rPr>
+        <w:t>et al.</w:t>
+      </w:r>
+      <w:r>
+        <w:rPr>
+          <w:rFonts w:ascii="Arial" w:hAnsi="Arial" w:cs="Arial"/>
+          <w:color w:val="000000"/>
+          <w:kern w:val="0"/>
+        </w:rPr>
+        <w:t xml:space="preserve">, 2005; Ali </w:t>
+      </w:r>
+      <w:r>
+        <w:rPr>
+          <w:rFonts w:ascii="Arial" w:hAnsi="Arial" w:cs="Arial"/>
+          <w:i/>
+          <w:iCs/>
+          <w:color w:val="000000"/>
+          <w:kern w:val="0"/>
+        </w:rPr>
+        <w:t>et al.</w:t>
+      </w:r>
+      <w:r>
+        <w:rPr>
+          <w:rFonts w:ascii="Arial" w:hAnsi="Arial" w:cs="Arial"/>
+          <w:color w:val="000000"/>
+          <w:kern w:val="0"/>
+        </w:rPr>
+        <w:t xml:space="preserve">, 2019; Edo </w:t>
+      </w:r>
+      <w:r>
+        <w:rPr>
+          <w:rFonts w:ascii="Arial" w:hAnsi="Arial" w:cs="Arial"/>
+          <w:i/>
+          <w:iCs/>
+          <w:color w:val="000000"/>
+          <w:kern w:val="0"/>
+        </w:rPr>
+        <w:t>et al.</w:t>
+      </w:r>
+      <w:r>
+        <w:rPr>
+          <w:rFonts w:ascii="Arial" w:hAnsi="Arial" w:cs="Arial"/>
+          <w:color w:val="000000"/>
+          <w:kern w:val="0"/>
+        </w:rPr>
+        <w:t>, 2024)</w:t>
+      </w:r>
+      <w:r>
+        <w:rPr>
+          <w:rFonts w:ascii="Arial" w:eastAsia="Times New Roman" w:hAnsi="Arial" w:cs="Arial"/>
+          <w:color w:val="000000"/>
+          <w:kern w:val="0"/>
+          <w14:ligatures w14:val="none"/>
+        </w:rPr>
+        <w:fldChar w:fldCharType="end"/>
+      </w:r>
       <w:r>
         <w:rPr>
           <w:rFonts w:ascii="Arial" w:eastAsia="Times New Roman" w:hAnsi="Arial" w:cs="Arial"/>
@@ -2175,16 +3874,16 @@
           <w:kern w:val="0"/>
           <w14:ligatures w14:val="none"/>
         </w:rPr>
-        <w:t xml:space="preserve">Despite efforts to limit and regulate </w:t>
-      </w:r>
-      <w:r>
-        <w:rPr>
-          <w:rFonts w:ascii="Arial" w:eastAsia="Times New Roman" w:hAnsi="Arial" w:cs="Arial"/>
-          <w:color w:val="000000"/>
-          <w:kern w:val="0"/>
-          <w14:ligatures w14:val="none"/>
-        </w:rPr>
-        <w:t>heavy metal</w:t>
+        <w:t xml:space="preserve">Humans have intentionally and unintentionally released synthetic chemicals into natural systems, exposing organisms to adverse effects. </w:t>
+      </w:r>
+      <w:r>
+        <w:rPr>
+          <w:rFonts w:ascii="Arial" w:eastAsia="Times New Roman" w:hAnsi="Arial" w:cs="Arial"/>
+          <w:color w:val="000000"/>
+          <w:kern w:val="0"/>
+          <w14:ligatures w14:val="none"/>
+        </w:rPr>
+        <w:t>A prime</w:t>
       </w:r>
       <w:r>
         <w:rPr>
@@ -2202,7 +3901,25 @@
           <w:kern w:val="0"/>
           <w14:ligatures w14:val="none"/>
         </w:rPr>
-        <w:t>contamination</w:t>
+        <w:t>exampl</w:t>
+      </w:r>
+      <w:r>
+        <w:rPr>
+          <w:rFonts w:ascii="Arial" w:eastAsia="Times New Roman" w:hAnsi="Arial" w:cs="Arial"/>
+          <w:color w:val="000000"/>
+          <w:kern w:val="0"/>
+          <w14:ligatures w14:val="none"/>
+        </w:rPr>
+        <w:t>e</w:t>
+      </w:r>
+      <w:r>
+        <w:rPr>
+          <w:rFonts w:ascii="Arial" w:eastAsia="Times New Roman" w:hAnsi="Arial" w:cs="Arial"/>
+          <w:color w:val="000000"/>
+          <w:kern w:val="0"/>
+          <w14:ligatures w14:val="none"/>
+        </w:rPr>
+        <w:t xml:space="preserve"> is the deliberate release of</w:t>
       </w:r>
       <w:r>
         <w:rPr>
@@ -2220,64 +3937,52 @@
           <w:kern w:val="0"/>
           <w14:ligatures w14:val="none"/>
         </w:rPr>
-        <w:t>over</w:t>
-      </w:r>
-      <w:r>
-        <w:rPr>
-          <w:rFonts w:ascii="Arial" w:eastAsia="Times New Roman" w:hAnsi="Arial" w:cs="Arial"/>
-          <w:color w:val="000000"/>
-          <w:kern w:val="0"/>
-          <w14:ligatures w14:val="none"/>
-        </w:rPr>
-        <w:t xml:space="preserve"> the last decade </w:t>
-      </w:r>
-      <w:hyperlink r:id="rId13" w:history="1">
-        <w:r>
-          <w:rPr>
-            <w:rFonts w:ascii="Arial" w:eastAsia="Times New Roman" w:hAnsi="Arial" w:cs="Arial"/>
-            <w:color w:val="0000FF"/>
-            <w:kern w:val="0"/>
-            <w:u w:val="single"/>
-            <w14:ligatures w14:val="none"/>
-          </w:rPr>
-          <w:t>(Marini et al., 2020)</w:t>
-        </w:r>
-      </w:hyperlink>
-      <w:r>
-        <w:rPr>
-          <w:rFonts w:ascii="Arial" w:eastAsia="Times New Roman" w:hAnsi="Arial" w:cs="Arial"/>
-          <w:color w:val="000000"/>
-          <w:kern w:val="0"/>
-          <w14:ligatures w14:val="none"/>
-        </w:rPr>
-        <w:t xml:space="preserve">, </w:t>
-      </w:r>
-      <w:r>
-        <w:rPr>
-          <w:rFonts w:ascii="Arial" w:eastAsia="Times New Roman" w:hAnsi="Arial" w:cs="Arial"/>
-          <w:color w:val="000000"/>
-          <w:kern w:val="0"/>
-          <w14:ligatures w14:val="none"/>
-        </w:rPr>
-        <w:t xml:space="preserve">these natural toxins </w:t>
-      </w:r>
-      <w:r>
-        <w:rPr>
-          <w:rFonts w:ascii="Arial" w:eastAsia="Times New Roman" w:hAnsi="Arial" w:cs="Arial"/>
-          <w:color w:val="000000"/>
-          <w:kern w:val="0"/>
-          <w14:ligatures w14:val="none"/>
-        </w:rPr>
-        <w:t xml:space="preserve">persist in our aquatic environments and </w:t>
-      </w:r>
-      <w:r>
-        <w:rPr>
-          <w:rFonts w:ascii="Arial" w:eastAsia="Times New Roman" w:hAnsi="Arial" w:cs="Arial"/>
-          <w:color w:val="000000"/>
-          <w:kern w:val="0"/>
-          <w14:ligatures w14:val="none"/>
-        </w:rPr>
-        <w:t>continue</w:t>
+        <w:t>dichloro-diphenyl-trichloroethane</w:t>
+      </w:r>
+      <w:r>
+        <w:rPr>
+          <w:rFonts w:ascii="Arial" w:eastAsia="Times New Roman" w:hAnsi="Arial" w:cs="Arial"/>
+          <w:color w:val="000000"/>
+          <w:kern w:val="0"/>
+          <w14:ligatures w14:val="none"/>
+        </w:rPr>
+        <w:t xml:space="preserve"> (</w:t>
+      </w:r>
+      <w:r>
+        <w:rPr>
+          <w:rFonts w:ascii="Arial" w:eastAsia="Times New Roman" w:hAnsi="Arial" w:cs="Arial"/>
+          <w:color w:val="000000"/>
+          <w:kern w:val="0"/>
+          <w14:ligatures w14:val="none"/>
+        </w:rPr>
+        <w:t>DDT</w:t>
+      </w:r>
+      <w:r>
+        <w:rPr>
+          <w:rFonts w:ascii="Arial" w:eastAsia="Times New Roman" w:hAnsi="Arial" w:cs="Arial"/>
+          <w:color w:val="000000"/>
+          <w:kern w:val="0"/>
+          <w14:ligatures w14:val="none"/>
+        </w:rPr>
+        <w:t>)</w:t>
+      </w:r>
+      <w:r>
+        <w:rPr>
+          <w:rFonts w:ascii="Arial" w:eastAsia="Times New Roman" w:hAnsi="Arial" w:cs="Arial"/>
+          <w:color w:val="000000"/>
+          <w:kern w:val="0"/>
+          <w14:ligatures w14:val="none"/>
+        </w:rPr>
+        <w:t xml:space="preserve"> to control pests and diseases, </w:t>
+      </w:r>
+      <w:r>
+        <w:rPr>
+          <w:rFonts w:ascii="Arial" w:eastAsia="Times New Roman" w:hAnsi="Arial" w:cs="Arial"/>
+          <w:color w:val="000000"/>
+          <w:kern w:val="0"/>
+          <w14:ligatures w14:val="none"/>
+        </w:rPr>
+        <w:t>while</w:t>
       </w:r>
       <w:r>
         <w:rPr>
@@ -2295,7 +4000,7 @@
           <w:kern w:val="0"/>
           <w14:ligatures w14:val="none"/>
         </w:rPr>
-        <w:t>to</w:t>
+        <w:t>DDT</w:t>
       </w:r>
       <w:r>
         <w:rPr>
@@ -2313,37 +4018,133 @@
           <w:kern w:val="0"/>
           <w14:ligatures w14:val="none"/>
         </w:rPr>
-        <w:t>progress</w:t>
-      </w:r>
-      <w:r>
-        <w:rPr>
-          <w:rFonts w:ascii="Arial" w:eastAsia="Times New Roman" w:hAnsi="Arial" w:cs="Arial"/>
-          <w:color w:val="000000"/>
-          <w:kern w:val="0"/>
-          <w14:ligatures w14:val="none"/>
-        </w:rPr>
-        <w:t xml:space="preserve"> within aquatic food webs </w:t>
-      </w:r>
-      <w:hyperlink r:id="rId14" w:history="1">
-        <w:r>
-          <w:rPr>
-            <w:rFonts w:ascii="Arial" w:eastAsia="Times New Roman" w:hAnsi="Arial" w:cs="Arial"/>
-            <w:color w:val="0000FF"/>
-            <w:kern w:val="0"/>
-            <w:u w:val="single"/>
-            <w14:ligatures w14:val="none"/>
-          </w:rPr>
-          <w:t>(Croteau et al., 2005)</w:t>
-        </w:r>
-      </w:hyperlink>
-      <w:r>
-        <w:rPr>
-          <w:rFonts w:ascii="Arial" w:eastAsia="Times New Roman" w:hAnsi="Arial" w:cs="Arial"/>
-          <w:color w:val="000000"/>
-          <w:kern w:val="0"/>
-          <w14:ligatures w14:val="none"/>
-        </w:rPr>
-        <w:t>.</w:t>
+        <w:t>has</w:t>
+      </w:r>
+      <w:r>
+        <w:rPr>
+          <w:rFonts w:ascii="Arial" w:eastAsia="Times New Roman" w:hAnsi="Arial" w:cs="Arial"/>
+          <w:color w:val="000000"/>
+          <w:kern w:val="0"/>
+          <w14:ligatures w14:val="none"/>
+        </w:rPr>
+        <w:t xml:space="preserve"> also been </w:t>
+      </w:r>
+      <w:r>
+        <w:rPr>
+          <w:rFonts w:ascii="Arial" w:eastAsia="Times New Roman" w:hAnsi="Arial" w:cs="Arial"/>
+          <w:color w:val="000000"/>
+          <w:kern w:val="0"/>
+          <w14:ligatures w14:val="none"/>
+        </w:rPr>
+        <w:t>accident</w:t>
+      </w:r>
+      <w:r>
+        <w:rPr>
+          <w:rFonts w:ascii="Arial" w:eastAsia="Times New Roman" w:hAnsi="Arial" w:cs="Arial"/>
+          <w:color w:val="000000"/>
+          <w:kern w:val="0"/>
+          <w14:ligatures w14:val="none"/>
+        </w:rPr>
+        <w:t xml:space="preserve">ally released </w:t>
+      </w:r>
+      <w:r>
+        <w:rPr>
+          <w:rFonts w:ascii="Arial" w:eastAsia="Times New Roman" w:hAnsi="Arial" w:cs="Arial"/>
+          <w:color w:val="000000"/>
+          <w:kern w:val="0"/>
+          <w14:ligatures w14:val="none"/>
+        </w:rPr>
+        <w:t xml:space="preserve">through </w:t>
+      </w:r>
+      <w:r>
+        <w:rPr>
+          <w:rFonts w:ascii="Arial" w:eastAsia="Times New Roman" w:hAnsi="Arial" w:cs="Arial"/>
+          <w:color w:val="000000"/>
+          <w:kern w:val="0"/>
+          <w14:ligatures w14:val="none"/>
+        </w:rPr>
+        <w:t>chemical spills</w:t>
+      </w:r>
+      <w:r>
+        <w:rPr>
+          <w:rFonts w:ascii="Arial" w:eastAsia="Times New Roman" w:hAnsi="Arial" w:cs="Arial"/>
+          <w:color w:val="000000"/>
+          <w:kern w:val="0"/>
+          <w14:ligatures w14:val="none"/>
+        </w:rPr>
+        <w:t xml:space="preserve"> (e.g., pipe breaks, </w:t>
+      </w:r>
+      <w:r>
+        <w:rPr>
+          <w:rFonts w:ascii="Arial" w:eastAsia="Times New Roman" w:hAnsi="Arial" w:cs="Arial"/>
+          <w:color w:val="000000"/>
+          <w:kern w:val="0"/>
+          <w14:ligatures w14:val="none"/>
+        </w:rPr>
+        <w:t>vehicle</w:t>
+      </w:r>
+      <w:r>
+        <w:rPr>
+          <w:rFonts w:ascii="Arial" w:eastAsia="Times New Roman" w:hAnsi="Arial" w:cs="Arial"/>
+          <w:color w:val="000000"/>
+          <w:kern w:val="0"/>
+          <w14:ligatures w14:val="none"/>
+        </w:rPr>
+        <w:t xml:space="preserve"> accidents)</w:t>
+      </w:r>
+      <w:r>
+        <w:rPr>
+          <w:rFonts w:ascii="Arial" w:eastAsia="Times New Roman" w:hAnsi="Arial" w:cs="Arial"/>
+          <w:color w:val="000000"/>
+          <w:kern w:val="0"/>
+          <w14:ligatures w14:val="none"/>
+        </w:rPr>
+        <w:t>—</w:t>
+      </w:r>
+      <w:r>
+        <w:rPr>
+          <w:rFonts w:ascii="Arial" w:eastAsia="Times New Roman" w:hAnsi="Arial" w:cs="Arial"/>
+          <w:color w:val="000000"/>
+          <w:kern w:val="0"/>
+          <w14:ligatures w14:val="none"/>
+        </w:rPr>
+        <w:t xml:space="preserve">all of which are </w:t>
+      </w:r>
+      <w:r>
+        <w:rPr>
+          <w:rFonts w:ascii="Arial" w:eastAsia="Times New Roman" w:hAnsi="Arial" w:cs="Arial"/>
+          <w:color w:val="000000"/>
+          <w:kern w:val="0"/>
+          <w14:ligatures w14:val="none"/>
+        </w:rPr>
+        <w:t>known</w:t>
+      </w:r>
+      <w:r>
+        <w:rPr>
+          <w:rFonts w:ascii="Arial" w:eastAsia="Times New Roman" w:hAnsi="Arial" w:cs="Arial"/>
+          <w:color w:val="000000"/>
+          <w:kern w:val="0"/>
+          <w14:ligatures w14:val="none"/>
+        </w:rPr>
+        <w:t xml:space="preserve"> to cause adverse effects on </w:t>
+      </w:r>
+      <w:r>
+        <w:rPr>
+          <w:rFonts w:ascii="Arial" w:eastAsia="Times New Roman" w:hAnsi="Arial" w:cs="Arial"/>
+          <w:color w:val="000000"/>
+          <w:kern w:val="0"/>
+          <w14:ligatures w14:val="none"/>
+        </w:rPr>
+        <w:t>animals</w:t>
+      </w:r>
+      <w:r>
+        <w:rPr>
+          <w:rFonts w:ascii="Arial" w:eastAsia="Times New Roman" w:hAnsi="Arial" w:cs="Arial"/>
+          <w:color w:val="000000"/>
+          <w:kern w:val="0"/>
+          <w14:ligatures w14:val="none"/>
+        </w:rPr>
+        <w:t xml:space="preserve"> and the environment</w:t>
       </w:r>
       <w:r>
         <w:rPr>
@@ -2361,173 +4162,45 @@
           <w:kern w:val="0"/>
           <w14:ligatures w14:val="none"/>
         </w:rPr>
-        <w:t xml:space="preserve">Humans have intentionally and unintentionally released synthetic chemicals into natural systems, exposing organisms to adverse effects. For </w:t>
-      </w:r>
-      <w:r>
-        <w:rPr>
-          <w:rFonts w:ascii="Arial" w:eastAsia="Times New Roman" w:hAnsi="Arial" w:cs="Arial"/>
-          <w:color w:val="000000"/>
-          <w:kern w:val="0"/>
-          <w14:ligatures w14:val="none"/>
-        </w:rPr>
-        <w:t>exampl</w:t>
-      </w:r>
-      <w:r>
-        <w:rPr>
-          <w:rFonts w:ascii="Arial" w:eastAsia="Times New Roman" w:hAnsi="Arial" w:cs="Arial"/>
-          <w:color w:val="000000"/>
-          <w:kern w:val="0"/>
-          <w14:ligatures w14:val="none"/>
-        </w:rPr>
-        <w:t xml:space="preserve">e, </w:t>
-      </w:r>
-      <w:r>
-        <w:rPr>
-          <w:rFonts w:ascii="Arial" w:eastAsia="Times New Roman" w:hAnsi="Arial" w:cs="Arial"/>
-          <w:color w:val="000000"/>
-          <w:kern w:val="0"/>
-          <w14:ligatures w14:val="none"/>
-        </w:rPr>
-        <w:t>dichloro-diphenyl-trichloroethane</w:t>
-      </w:r>
-      <w:r>
-        <w:rPr>
-          <w:rFonts w:ascii="Arial" w:eastAsia="Times New Roman" w:hAnsi="Arial" w:cs="Arial"/>
-          <w:color w:val="000000"/>
-          <w:kern w:val="0"/>
-          <w14:ligatures w14:val="none"/>
-        </w:rPr>
-        <w:t xml:space="preserve"> (</w:t>
-      </w:r>
-      <w:r>
-        <w:rPr>
-          <w:rFonts w:ascii="Arial" w:eastAsia="Times New Roman" w:hAnsi="Arial" w:cs="Arial"/>
-          <w:color w:val="000000"/>
-          <w:kern w:val="0"/>
-          <w14:ligatures w14:val="none"/>
-        </w:rPr>
-        <w:t>DDT</w:t>
-      </w:r>
-      <w:r>
-        <w:rPr>
-          <w:rFonts w:ascii="Arial" w:eastAsia="Times New Roman" w:hAnsi="Arial" w:cs="Arial"/>
-          <w:color w:val="000000"/>
-          <w:kern w:val="0"/>
-          <w14:ligatures w14:val="none"/>
-        </w:rPr>
-        <w:t>)</w:t>
-      </w:r>
-      <w:r>
-        <w:rPr>
-          <w:rFonts w:ascii="Arial" w:eastAsia="Times New Roman" w:hAnsi="Arial" w:cs="Arial"/>
-          <w:color w:val="000000"/>
-          <w:kern w:val="0"/>
-          <w14:ligatures w14:val="none"/>
-        </w:rPr>
-        <w:t xml:space="preserve"> and its metabolites have been </w:t>
-      </w:r>
-      <w:r>
-        <w:rPr>
-          <w:rFonts w:ascii="Arial" w:eastAsia="Times New Roman" w:hAnsi="Arial" w:cs="Arial"/>
-          <w:color w:val="000000"/>
-          <w:kern w:val="0"/>
-          <w14:ligatures w14:val="none"/>
-        </w:rPr>
-        <w:t>deliberate</w:t>
-      </w:r>
-      <w:r>
-        <w:rPr>
-          <w:rFonts w:ascii="Arial" w:eastAsia="Times New Roman" w:hAnsi="Arial" w:cs="Arial"/>
-          <w:color w:val="000000"/>
-          <w:kern w:val="0"/>
-          <w14:ligatures w14:val="none"/>
-        </w:rPr>
-        <w:t xml:space="preserve">ly released to control pests and diseases but have also been </w:t>
-      </w:r>
-      <w:r>
-        <w:rPr>
-          <w:rFonts w:ascii="Arial" w:eastAsia="Times New Roman" w:hAnsi="Arial" w:cs="Arial"/>
-          <w:color w:val="000000"/>
-          <w:kern w:val="0"/>
-          <w14:ligatures w14:val="none"/>
-        </w:rPr>
-        <w:t>accident</w:t>
-      </w:r>
-      <w:r>
-        <w:rPr>
-          <w:rFonts w:ascii="Arial" w:eastAsia="Times New Roman" w:hAnsi="Arial" w:cs="Arial"/>
-          <w:color w:val="000000"/>
-          <w:kern w:val="0"/>
-          <w14:ligatures w14:val="none"/>
-        </w:rPr>
-        <w:t xml:space="preserve">ally released </w:t>
-      </w:r>
-      <w:r>
-        <w:rPr>
-          <w:rFonts w:ascii="Arial" w:eastAsia="Times New Roman" w:hAnsi="Arial" w:cs="Arial"/>
-          <w:color w:val="000000"/>
-          <w:kern w:val="0"/>
-          <w14:ligatures w14:val="none"/>
-        </w:rPr>
-        <w:t xml:space="preserve">(e.g., </w:t>
-      </w:r>
-      <w:r>
-        <w:rPr>
-          <w:rFonts w:ascii="Arial" w:eastAsia="Times New Roman" w:hAnsi="Arial" w:cs="Arial"/>
-          <w:color w:val="000000"/>
-          <w:kern w:val="0"/>
-          <w14:ligatures w14:val="none"/>
-        </w:rPr>
-        <w:t>chemical spills</w:t>
-      </w:r>
-      <w:r>
-        <w:rPr>
-          <w:rFonts w:ascii="Arial" w:eastAsia="Times New Roman" w:hAnsi="Arial" w:cs="Arial"/>
-          <w:color w:val="000000"/>
-          <w:kern w:val="0"/>
-          <w14:ligatures w14:val="none"/>
-        </w:rPr>
-        <w:t>)</w:t>
-      </w:r>
-      <w:r>
-        <w:rPr>
-          <w:rFonts w:ascii="Arial" w:eastAsia="Times New Roman" w:hAnsi="Arial" w:cs="Arial"/>
-          <w:color w:val="000000"/>
-          <w:kern w:val="0"/>
-          <w14:ligatures w14:val="none"/>
-        </w:rPr>
-        <w:t xml:space="preserve">, all of which are reported to cause adverse effects on </w:t>
-      </w:r>
-      <w:r>
-        <w:rPr>
-          <w:rFonts w:ascii="Arial" w:eastAsia="Times New Roman" w:hAnsi="Arial" w:cs="Arial"/>
-          <w:color w:val="000000"/>
-          <w:kern w:val="0"/>
-          <w14:ligatures w14:val="none"/>
-        </w:rPr>
-        <w:t>animals</w:t>
-      </w:r>
-      <w:r>
-        <w:rPr>
-          <w:rFonts w:ascii="Arial" w:eastAsia="Times New Roman" w:hAnsi="Arial" w:cs="Arial"/>
-          <w:color w:val="000000"/>
-          <w:kern w:val="0"/>
-          <w14:ligatures w14:val="none"/>
-        </w:rPr>
-        <w:t xml:space="preserve"> </w:t>
-      </w:r>
-      <w:hyperlink r:id="rId15" w:history="1">
-        <w:r>
-          <w:rPr>
-            <w:rFonts w:ascii="Arial" w:eastAsia="Times New Roman" w:hAnsi="Arial" w:cs="Arial"/>
-            <w:color w:val="0000FF"/>
-            <w:kern w:val="0"/>
-            <w:u w:val="single"/>
-            <w14:ligatures w14:val="none"/>
-          </w:rPr>
-          <w:t>(L. J. Guillette et al., 2005; Milnes &amp; Guillette, 2008)</w:t>
-        </w:r>
-      </w:hyperlink>
+        <w:fldChar w:fldCharType="begin"/>
+      </w:r>
+      <w:r>
+        <w:rPr>
+          <w:rFonts w:ascii="Arial" w:eastAsia="Times New Roman" w:hAnsi="Arial" w:cs="Arial"/>
+          <w:color w:val="000000"/>
+          <w:kern w:val="0"/>
+          <w14:ligatures w14:val="none"/>
+        </w:rPr>
+        <w:instrText xml:space="preserve"> ADDIN ZOTERO_ITEM CSL_CITATION {"citationID":"Y0BgDVsW","properties":{"formattedCitation":"(Guillette Jr., 2006; Milnes and Guillette Jr., 2008; Hamlin and Guillette Jr., 2010)","plainCitation":"(Guillette Jr., 2006; Milnes and Guillette Jr., 2008; Hamlin and Guillette Jr., 2010)","noteIndex":0},"citationItems":[{"id":137,"uris":["http://zotero.org/users/4161640/items/6A9XHNDM"],"itemData":{"id":137,"type":"article-journal","container-title":"Environmental Health Perspectives","DOI":"10.1289/ehp.8045","ISSN":"0091-6765, 1552-9924","issue":"Suppl 1","journalAbbreviation":"Environ Health Perspect","language":"en","page":"9-12","source":"DOI.org (Crossref)","title":"Endocrine disrupting contaminants—beyond the dogma","volume":"114","author":[{"family":"Guillette Jr.","given":"Louis J."}],"issued":{"date-parts":[["2006",4]]}}},{"id":140,"uris":["http://zotero.org/users/4161640/items/ZJVDQL24"],"itemData":{"id":140,"type":"article-journal","container-title":"BioScience","DOI":"10.1641/B581106","ISSN":"1525-3244, 0006-3568","issue":"11","language":"en","page":"1027-1036","source":"DOI.org (Crossref)","title":"Alligator tales: new lessons about environmental contaminants from a sentinel species","title-short":"Alligator Tales","volume":"58","author":[{"family":"Milnes","given":"Matthew R."},{"family":"Guillette Jr.","given":"Louis J."}],"issued":{"date-parts":[["2008",12]]}}},{"id":139,"uris":["http://zotero.org/users/4161640/items/6QZQ3Y4R"],"itemData":{"id":139,"type":"article-journal","container-title":"Systems Biology in Reproductive Medicine","issue":"2","journalAbbreviation":"Syst Biol Reprod","note":"publisher: Taylor &amp; Francis","page":"113–121","title":"Birth defects in wildlife: the role of environmental contaminants as inducers of reproductive and developmental dysfunction","volume":"56","author":[{"family":"Hamlin","given":"Heather J"},{"family":"Guillette Jr.","given":"Louis J"}],"issued":{"date-parts":[["2010"]]}}}],"schema":"https://github.com/citation-style-language/schema/raw/master/csl-citation.json"} </w:instrText>
+      </w:r>
+      <w:r>
+        <w:rPr>
+          <w:rFonts w:ascii="Arial" w:eastAsia="Times New Roman" w:hAnsi="Arial" w:cs="Arial"/>
+          <w:color w:val="000000"/>
+          <w:kern w:val="0"/>
+          <w14:ligatures w14:val="none"/>
+        </w:rPr>
+        <w:fldChar w:fldCharType="separate"/>
+      </w:r>
+      <w:r>
+        <w:rPr>
+          <w:rFonts w:ascii="Arial" w:eastAsia="Times New Roman" w:hAnsi="Arial" w:cs="Arial"/>
+          <w:noProof/>
+          <w:color w:val="000000"/>
+          <w:kern w:val="0"/>
+          <w14:ligatures w14:val="none"/>
+        </w:rPr>
+        <w:t>(Guillette Jr., 2006; Milnes and Guillette Jr., 2008; Hamlin and Guillette Jr., 2010)</w:t>
+      </w:r>
+      <w:r>
+        <w:rPr>
+          <w:rFonts w:ascii="Arial" w:eastAsia="Times New Roman" w:hAnsi="Arial" w:cs="Arial"/>
+          <w:color w:val="000000"/>
+          <w:kern w:val="0"/>
+          <w14:ligatures w14:val="none"/>
+        </w:rPr>
+        <w:fldChar w:fldCharType="end"/>
+      </w:r>
       <w:r>
         <w:rPr>
           <w:rFonts w:ascii="Arial" w:eastAsia="Times New Roman" w:hAnsi="Arial" w:cs="Arial"/>
@@ -2555,7 +4228,70 @@
           <w:kern w:val="0"/>
           <w14:ligatures w14:val="none"/>
         </w:rPr>
-        <w:t xml:space="preserve">Unfortunately, many xenobiotic substances end up in water systems, often translocated away from the original point source. Once in the water, these toxins pose a risk to </w:t>
+        <w:t>Unfortunately, many xenobiotic substances end up in water systems</w:t>
+      </w:r>
+      <w:r>
+        <w:rPr>
+          <w:rFonts w:ascii="Arial" w:eastAsia="Times New Roman" w:hAnsi="Arial" w:cs="Arial"/>
+          <w:color w:val="000000"/>
+          <w:kern w:val="0"/>
+          <w14:ligatures w14:val="none"/>
+        </w:rPr>
+        <w:t xml:space="preserve"> and</w:t>
+      </w:r>
+      <w:r>
+        <w:rPr>
+          <w:rFonts w:ascii="Arial" w:eastAsia="Times New Roman" w:hAnsi="Arial" w:cs="Arial"/>
+          <w:color w:val="000000"/>
+          <w:kern w:val="0"/>
+          <w14:ligatures w14:val="none"/>
+        </w:rPr>
+        <w:t xml:space="preserve"> </w:t>
+      </w:r>
+      <w:r>
+        <w:rPr>
+          <w:rFonts w:ascii="Arial" w:eastAsia="Times New Roman" w:hAnsi="Arial" w:cs="Arial"/>
+          <w:color w:val="000000"/>
+          <w:kern w:val="0"/>
+          <w14:ligatures w14:val="none"/>
+        </w:rPr>
+        <w:t xml:space="preserve">are unintentionally </w:t>
+      </w:r>
+      <w:r>
+        <w:rPr>
+          <w:rFonts w:ascii="Arial" w:eastAsia="Times New Roman" w:hAnsi="Arial" w:cs="Arial"/>
+          <w:color w:val="000000"/>
+          <w:kern w:val="0"/>
+          <w14:ligatures w14:val="none"/>
+        </w:rPr>
+        <w:t>transported</w:t>
+      </w:r>
+      <w:r>
+        <w:rPr>
+          <w:rFonts w:ascii="Arial" w:eastAsia="Times New Roman" w:hAnsi="Arial" w:cs="Arial"/>
+          <w:color w:val="000000"/>
+          <w:kern w:val="0"/>
+          <w14:ligatures w14:val="none"/>
+        </w:rPr>
+        <w:t xml:space="preserve"> from the</w:t>
+      </w:r>
+      <w:r>
+        <w:rPr>
+          <w:rFonts w:ascii="Arial" w:eastAsia="Times New Roman" w:hAnsi="Arial" w:cs="Arial"/>
+          <w:color w:val="000000"/>
+          <w:kern w:val="0"/>
+          <w14:ligatures w14:val="none"/>
+        </w:rPr>
+        <w:t>ir</w:t>
+      </w:r>
+      <w:r>
+        <w:rPr>
+          <w:rFonts w:ascii="Arial" w:eastAsia="Times New Roman" w:hAnsi="Arial" w:cs="Arial"/>
+          <w:color w:val="000000"/>
+          <w:kern w:val="0"/>
+          <w14:ligatures w14:val="none"/>
+        </w:rPr>
+        <w:t xml:space="preserve"> original source. Once in water, these toxins pose a risk to </w:t>
       </w:r>
       <w:r>
         <w:rPr>
@@ -2591,42 +4327,151 @@
           <w:kern w:val="0"/>
           <w14:ligatures w14:val="none"/>
         </w:rPr>
-        <w:t xml:space="preserve"> as toxins can actively enter the body through digestion or passively through contact with skin or gills </w:t>
-      </w:r>
-      <w:hyperlink r:id="rId16" w:history="1">
-        <w:r>
-          <w:rPr>
-            <w:rFonts w:ascii="Arial" w:eastAsia="Times New Roman" w:hAnsi="Arial" w:cs="Arial"/>
-            <w:color w:val="0000FF"/>
-            <w:kern w:val="0"/>
-            <w:u w:val="single"/>
-            <w14:ligatures w14:val="none"/>
-          </w:rPr>
-          <w:t>(</w:t>
-        </w:r>
-        <w:proofErr w:type="spellStart"/>
-        <w:r>
-          <w:rPr>
-            <w:rFonts w:ascii="Arial" w:eastAsia="Times New Roman" w:hAnsi="Arial" w:cs="Arial"/>
-            <w:color w:val="0000FF"/>
-            <w:kern w:val="0"/>
-            <w:u w:val="single"/>
-            <w14:ligatures w14:val="none"/>
-          </w:rPr>
-          <w:t>Subaramaniyam</w:t>
-        </w:r>
-        <w:proofErr w:type="spellEnd"/>
-        <w:r>
-          <w:rPr>
-            <w:rFonts w:ascii="Arial" w:eastAsia="Times New Roman" w:hAnsi="Arial" w:cs="Arial"/>
-            <w:color w:val="0000FF"/>
-            <w:kern w:val="0"/>
-            <w:u w:val="single"/>
-            <w14:ligatures w14:val="none"/>
-          </w:rPr>
-          <w:t xml:space="preserve"> et al., 2023)</w:t>
-        </w:r>
-      </w:hyperlink>
+        <w:t xml:space="preserve"> as toxins can enter the body</w:t>
+      </w:r>
+      <w:r>
+        <w:rPr>
+          <w:rFonts w:ascii="Arial" w:eastAsia="Times New Roman" w:hAnsi="Arial" w:cs="Arial"/>
+          <w:color w:val="000000"/>
+          <w:kern w:val="0"/>
+          <w14:ligatures w14:val="none"/>
+        </w:rPr>
+        <w:t xml:space="preserve"> </w:t>
+      </w:r>
+      <w:r>
+        <w:rPr>
+          <w:rFonts w:ascii="Arial" w:eastAsia="Times New Roman" w:hAnsi="Arial" w:cs="Arial"/>
+          <w:color w:val="000000"/>
+          <w:kern w:val="0"/>
+          <w14:ligatures w14:val="none"/>
+        </w:rPr>
+        <w:t>activel</w:t>
+      </w:r>
+      <w:r>
+        <w:rPr>
+          <w:rFonts w:ascii="Arial" w:eastAsia="Times New Roman" w:hAnsi="Arial" w:cs="Arial"/>
+          <w:color w:val="000000"/>
+          <w:kern w:val="0"/>
+          <w14:ligatures w14:val="none"/>
+        </w:rPr>
+        <w:t>y</w:t>
+      </w:r>
+      <w:r>
+        <w:rPr>
+          <w:rFonts w:ascii="Arial" w:eastAsia="Times New Roman" w:hAnsi="Arial" w:cs="Arial"/>
+          <w:color w:val="000000"/>
+          <w:kern w:val="0"/>
+          <w14:ligatures w14:val="none"/>
+        </w:rPr>
+        <w:t xml:space="preserve"> through digestion </w:t>
+      </w:r>
+      <w:r>
+        <w:rPr>
+          <w:rFonts w:ascii="Arial" w:eastAsia="Times New Roman" w:hAnsi="Arial" w:cs="Arial"/>
+          <w:color w:val="000000"/>
+          <w:kern w:val="0"/>
+          <w14:ligatures w14:val="none"/>
+        </w:rPr>
+        <w:t>and</w:t>
+      </w:r>
+      <w:r>
+        <w:rPr>
+          <w:rFonts w:ascii="Arial" w:eastAsia="Times New Roman" w:hAnsi="Arial" w:cs="Arial"/>
+          <w:color w:val="000000"/>
+          <w:kern w:val="0"/>
+          <w14:ligatures w14:val="none"/>
+        </w:rPr>
+        <w:t xml:space="preserve"> passively through contact with </w:t>
+      </w:r>
+      <w:r>
+        <w:rPr>
+          <w:rFonts w:ascii="Arial" w:eastAsia="Times New Roman" w:hAnsi="Arial" w:cs="Arial"/>
+          <w:color w:val="000000"/>
+          <w:kern w:val="0"/>
+          <w14:ligatures w14:val="none"/>
+        </w:rPr>
+        <w:t xml:space="preserve">the </w:t>
+      </w:r>
+      <w:r>
+        <w:rPr>
+          <w:rFonts w:ascii="Arial" w:eastAsia="Times New Roman" w:hAnsi="Arial" w:cs="Arial"/>
+          <w:color w:val="000000"/>
+          <w:kern w:val="0"/>
+          <w14:ligatures w14:val="none"/>
+        </w:rPr>
+        <w:t>skin or gills</w:t>
+      </w:r>
+      <w:r>
+        <w:rPr>
+          <w:rFonts w:ascii="Arial" w:eastAsia="Times New Roman" w:hAnsi="Arial" w:cs="Arial"/>
+          <w:color w:val="000000"/>
+          <w:kern w:val="0"/>
+          <w14:ligatures w14:val="none"/>
+        </w:rPr>
+        <w:t xml:space="preserve"> </w:t>
+      </w:r>
+      <w:r>
+        <w:rPr>
+          <w:rFonts w:ascii="Arial" w:eastAsia="Times New Roman" w:hAnsi="Arial" w:cs="Arial"/>
+          <w:color w:val="000000"/>
+          <w:kern w:val="0"/>
+          <w14:ligatures w14:val="none"/>
+        </w:rPr>
+        <w:fldChar w:fldCharType="begin"/>
+      </w:r>
+      <w:r>
+        <w:rPr>
+          <w:rFonts w:ascii="Arial" w:eastAsia="Times New Roman" w:hAnsi="Arial" w:cs="Arial"/>
+          <w:color w:val="000000"/>
+          <w:kern w:val="0"/>
+          <w14:ligatures w14:val="none"/>
+        </w:rPr>
+        <w:instrText xml:space="preserve"> ADDIN ZOTERO_ITEM CSL_CITATION {"citationID":"pCDbLtil","properties":{"formattedCitation":"(Evans, 1987; Di Giulio and Hinton, 2008; Kleinow {\\i{}et al.}, 2008; Wood, 2017)","plainCitation":"(Evans, 1987; Di Giulio and Hinton, 2008; Kleinow et al., 2008; Wood, 2017)","noteIndex":0},"citationItems":[{"id":142,"uris":["http://zotero.org/users/4161640/items/DAZURQV3"],"itemData":{"id":142,"type":"article-journal","container-title":"Environmental Health Perspectives","DOI":"10.1289/ehp.877147","ISSN":"0091-6765, 1552-9924","journalAbbreviation":"Environ Health Perspect","language":"en","page":"47-58","source":"DOI.org (Crossref)","title":"The fish gill: site of action and model for toxic effects of environmental pollutants.","title-short":"The fish gill","volume":"71","author":[{"family":"Evans","given":"D H"}],"issued":{"date-parts":[["1987",4]]}}},{"id":146,"uris":["http://zotero.org/users/4161640/items/3V34VDFG"],"itemData":{"id":146,"type":"book","ISBN":"978-0-203-64729-5","language":"en","note":"DOI: 10.1201/9780203647295","publisher":"CRC Press","source":"DOI.org (Crossref)","title":"The Toxicology of Fishes","URL":"https://www.taylorfrancis.com/books/9780203647295","editor":[{"family":"Di Giulio","given":"Richard T."},{"family":"Hinton","given":"David E."}],"accessed":{"date-parts":[["2025",6,25]]},"issued":{"date-parts":[["2008",2,25]]}}},{"id":145,"uris":["http://zotero.org/users/4161640/items/AZGNJ825"],"itemData":{"id":145,"type":"chapter","container-title":"The Toxicology of Fishes","ISBN":"978-0-429-18896-1","note":"publisher: CRC Press Boca Raton, FL, USA","page":"55–152","publisher":"CRC Press","title":"Toxicokinetics in fishes","author":[{"family":"Kleinow","given":"Kevin M"},{"family":"Nichols","given":"John W"},{"family":"Hayton","given":"William L"},{"family":"McKim","given":"James M"},{"family":"Barron","given":"Mace G"}],"issued":{"date-parts":[["2008"]]}}},{"id":144,"uris":["http://zotero.org/users/4161640/items/I4PUVM7V"],"itemData":{"id":144,"type":"chapter","container-title":"Target Organ Toxicity in Marine and Freshwater Teleosts","page":"1–89","publisher":"CRC Press","title":"Toxic responses of the gill","author":[{"family":"Wood","given":"Chris M"}],"issued":{"date-parts":[["2017"]]}}}],"schema":"https://github.com/citation-style-language/schema/raw/master/csl-citation.json"} </w:instrText>
+      </w:r>
+      <w:r>
+        <w:rPr>
+          <w:rFonts w:ascii="Arial" w:eastAsia="Times New Roman" w:hAnsi="Arial" w:cs="Arial"/>
+          <w:color w:val="000000"/>
+          <w:kern w:val="0"/>
+          <w14:ligatures w14:val="none"/>
+        </w:rPr>
+        <w:fldChar w:fldCharType="separate"/>
+      </w:r>
+      <w:r>
+        <w:rPr>
+          <w:rFonts w:ascii="Arial" w:hAnsi="Arial" w:cs="Arial"/>
+          <w:color w:val="000000"/>
+          <w:kern w:val="0"/>
+        </w:rPr>
+        <w:t xml:space="preserve">(Evans, 1987; Di Giulio and Hinton, 2008; Kleinow </w:t>
+      </w:r>
+      <w:r>
+        <w:rPr>
+          <w:rFonts w:ascii="Arial" w:hAnsi="Arial" w:cs="Arial"/>
+          <w:i/>
+          <w:iCs/>
+          <w:color w:val="000000"/>
+          <w:kern w:val="0"/>
+        </w:rPr>
+        <w:t>et al.</w:t>
+      </w:r>
+      <w:r>
+        <w:rPr>
+          <w:rFonts w:ascii="Arial" w:hAnsi="Arial" w:cs="Arial"/>
+          <w:color w:val="000000"/>
+          <w:kern w:val="0"/>
+        </w:rPr>
+        <w:t>, 2008; Wood, 2017)</w:t>
+      </w:r>
+      <w:r>
+        <w:rPr>
+          <w:rFonts w:ascii="Arial" w:eastAsia="Times New Roman" w:hAnsi="Arial" w:cs="Arial"/>
+          <w:color w:val="000000"/>
+          <w:kern w:val="0"/>
+          <w14:ligatures w14:val="none"/>
+        </w:rPr>
+        <w:fldChar w:fldCharType="end"/>
+      </w:r>
       <w:r>
         <w:rPr>
           <w:rFonts w:ascii="Arial" w:eastAsia="Times New Roman" w:hAnsi="Arial" w:cs="Arial"/>
@@ -2679,7 +4524,25 @@
           <w:kern w:val="0"/>
           <w14:ligatures w14:val="none"/>
         </w:rPr>
-        <w:t xml:space="preserve"> may </w:t>
+        <w:t xml:space="preserve"> </w:t>
+      </w:r>
+      <w:r>
+        <w:rPr>
+          <w:rFonts w:ascii="Arial" w:eastAsia="Times New Roman" w:hAnsi="Arial" w:cs="Arial"/>
+          <w:color w:val="000000"/>
+          <w:kern w:val="0"/>
+          <w14:ligatures w14:val="none"/>
+        </w:rPr>
+        <w:t>has been shown to</w:t>
+      </w:r>
+      <w:r>
+        <w:rPr>
+          <w:rFonts w:ascii="Arial" w:eastAsia="Times New Roman" w:hAnsi="Arial" w:cs="Arial"/>
+          <w:color w:val="000000"/>
+          <w:kern w:val="0"/>
+          <w14:ligatures w14:val="none"/>
+        </w:rPr>
+        <w:t xml:space="preserve"> </w:t>
       </w:r>
       <w:r>
         <w:rPr>
@@ -2706,42 +4569,115 @@
           <w:kern w:val="0"/>
           <w14:ligatures w14:val="none"/>
         </w:rPr>
-        <w:t xml:space="preserve">aquatic organisms </w:t>
-      </w:r>
-      <w:hyperlink r:id="rId17" w:history="1">
-        <w:r>
-          <w:rPr>
-            <w:rFonts w:ascii="Arial" w:eastAsia="Times New Roman" w:hAnsi="Arial" w:cs="Arial"/>
-            <w:color w:val="0000FF"/>
-            <w:kern w:val="0"/>
-            <w:u w:val="single"/>
-            <w14:ligatures w14:val="none"/>
-          </w:rPr>
-          <w:t>(</w:t>
-        </w:r>
-        <w:proofErr w:type="spellStart"/>
-        <w:r>
-          <w:rPr>
-            <w:rFonts w:ascii="Arial" w:eastAsia="Times New Roman" w:hAnsi="Arial" w:cs="Arial"/>
-            <w:color w:val="0000FF"/>
-            <w:kern w:val="0"/>
-            <w:u w:val="single"/>
-            <w14:ligatures w14:val="none"/>
-          </w:rPr>
-          <w:t>Hontela</w:t>
-        </w:r>
-        <w:proofErr w:type="spellEnd"/>
-        <w:r>
-          <w:rPr>
-            <w:rFonts w:ascii="Arial" w:eastAsia="Times New Roman" w:hAnsi="Arial" w:cs="Arial"/>
-            <w:color w:val="0000FF"/>
-            <w:kern w:val="0"/>
-            <w:u w:val="single"/>
-            <w14:ligatures w14:val="none"/>
-          </w:rPr>
-          <w:t xml:space="preserve"> et al., 1992; Wilson et al., 1998; Silvestre, 2020)</w:t>
-        </w:r>
-      </w:hyperlink>
+        <w:t>aquatic organisms</w:t>
+      </w:r>
+      <w:r>
+        <w:rPr>
+          <w:rFonts w:ascii="Arial" w:eastAsia="Times New Roman" w:hAnsi="Arial" w:cs="Arial"/>
+          <w:color w:val="000000"/>
+          <w:kern w:val="0"/>
+          <w14:ligatures w14:val="none"/>
+        </w:rPr>
+        <w:t xml:space="preserve"> </w:t>
+      </w:r>
+      <w:r>
+        <w:rPr>
+          <w:rFonts w:ascii="Arial" w:eastAsia="Times New Roman" w:hAnsi="Arial" w:cs="Arial"/>
+          <w:color w:val="000000"/>
+          <w:kern w:val="0"/>
+          <w14:ligatures w14:val="none"/>
+        </w:rPr>
+        <w:fldChar w:fldCharType="begin"/>
+      </w:r>
+      <w:r>
+        <w:rPr>
+          <w:rFonts w:ascii="Arial" w:eastAsia="Times New Roman" w:hAnsi="Arial" w:cs="Arial"/>
+          <w:color w:val="000000"/>
+          <w:kern w:val="0"/>
+          <w14:ligatures w14:val="none"/>
+        </w:rPr>
+        <w:instrText xml:space="preserve"> ADDIN ZOTERO_ITEM CSL_CITATION {"citationID":"zbPPg2UI","properties":{"formattedCitation":"(Hontela {\\i{}et al.}, 1992; Bard, 2000; Farah {\\i{}et al.}, 2004; Silvestre, 2020)","plainCitation":"(Hontela et al., 1992; Bard, 2000; Farah et al., 2004; Silvestre, 2020)","noteIndex":0},"citationItems":[{"id":147,"uris":["http://zotero.org/users/4161640/items/LGMSB272"],"itemData":{"id":147,"type":"article-journal","container-title":"Archives of Environmental Contamination and Toxicology","journalAbbreviation":"Arch Environ Contam Toxicol","note":"publisher: Springer","page":"278–283","title":"Impaired cortisol stress response in fish from environments polluted by PAHs, PCBs, and mercury","volume":"22","author":[{"family":"Hontela","given":"Alice"},{"family":"Rasmussen","given":"Joseph B"},{"family":"Audet","given":"Céline"},{"family":"Chevalier","given":"Gaston"}],"issued":{"date-parts":[["1992"]]}}},{"id":150,"uris":["http://zotero.org/users/4161640/items/ES9AU38Z"],"itemData":{"id":150,"type":"article-journal","container-title":"Aquatic Toxicology","DOI":"10.1016/S0166-445X(00)00088-6","ISSN":"0166445X","issue":"4","journalAbbreviation":"Aquat Toxicol","license":"https://www.elsevier.com/tdm/userlicense/1.0/","page":"357-389","source":"DOI.org (Crossref)","title":"Multixenobiotic resistance as a cellular defense mechanism in aquatic organisms","volume":"48","author":[{"family":"Bard","given":"S"}],"issued":{"date-parts":[["2000",4]]}}},{"id":149,"uris":["http://zotero.org/users/4161640/items/VXE3B5IK"],"itemData":{"id":149,"type":"article-journal","container-title":"Chemosphere","DOI":"10.1016/j.chemosphere.2003.10.063","ISSN":"00456535","issue":"2","journalAbbreviation":"Chemosphere","language":"en","license":"https://www.elsevier.com/tdm/userlicense/1.0/","page":"257-265","source":"DOI.org (Crossref)","title":"Studies on lethal concentrations and toxicity stress of some xenobiotics on aquatic organisms","volume":"55","author":[{"family":"Farah","given":"M.Abul"},{"family":"Ateeq","given":"Bushra"},{"family":"Ali","given":"M.Niamat"},{"family":"Sabir","given":"Rubina"},{"family":"Ahmad","given":"Waseem"}],"issued":{"date-parts":[["2004",4]]}}},{"id":148,"uris":["http://zotero.org/users/4161640/items/5YH4HKWQ"],"itemData":{"id":148,"type":"article-journal","container-title":"Journal of Experimental Zoology Part A: Ecological and Integrative Physiology","DOI":"10.1002/jez.2356","ISSN":"2471-5638, 2471-5646","issue":"6","journalAbbreviation":"J Exp Zool Pt A","language":"en","page":"436-448","source":"DOI.org (Crossref)","title":"Signaling pathways of oxidative stress in aquatic organisms exposed to xenobiotics","volume":"333","author":[{"family":"Silvestre","given":"Frédéric"}],"issued":{"date-parts":[["2020",7]]}}}],"schema":"https://github.com/citation-style-language/schema/raw/master/csl-citation.json"} </w:instrText>
+      </w:r>
+      <w:r>
+        <w:rPr>
+          <w:rFonts w:ascii="Arial" w:eastAsia="Times New Roman" w:hAnsi="Arial" w:cs="Arial"/>
+          <w:color w:val="000000"/>
+          <w:kern w:val="0"/>
+          <w14:ligatures w14:val="none"/>
+        </w:rPr>
+        <w:fldChar w:fldCharType="separate"/>
+      </w:r>
+      <w:r>
+        <w:rPr>
+          <w:rFonts w:ascii="Arial" w:hAnsi="Arial" w:cs="Arial"/>
+          <w:color w:val="000000"/>
+          <w:kern w:val="0"/>
+        </w:rPr>
+        <w:t>(</w:t>
+      </w:r>
+      <w:proofErr w:type="spellStart"/>
+      <w:r>
+        <w:rPr>
+          <w:rFonts w:ascii="Arial" w:hAnsi="Arial" w:cs="Arial"/>
+          <w:color w:val="000000"/>
+          <w:kern w:val="0"/>
+        </w:rPr>
+        <w:t>Hontela</w:t>
+      </w:r>
+      <w:proofErr w:type="spellEnd"/>
+      <w:r>
+        <w:rPr>
+          <w:rFonts w:ascii="Arial" w:hAnsi="Arial" w:cs="Arial"/>
+          <w:color w:val="000000"/>
+          <w:kern w:val="0"/>
+        </w:rPr>
+        <w:t xml:space="preserve"> </w:t>
+      </w:r>
+      <w:r>
+        <w:rPr>
+          <w:rFonts w:ascii="Arial" w:hAnsi="Arial" w:cs="Arial"/>
+          <w:i/>
+          <w:iCs/>
+          <w:color w:val="000000"/>
+          <w:kern w:val="0"/>
+        </w:rPr>
+        <w:t>et al.</w:t>
+      </w:r>
+      <w:r>
+        <w:rPr>
+          <w:rFonts w:ascii="Arial" w:hAnsi="Arial" w:cs="Arial"/>
+          <w:color w:val="000000"/>
+          <w:kern w:val="0"/>
+        </w:rPr>
+        <w:t xml:space="preserve">, 1992; Bard, 2000; Farah </w:t>
+      </w:r>
+      <w:r>
+        <w:rPr>
+          <w:rFonts w:ascii="Arial" w:hAnsi="Arial" w:cs="Arial"/>
+          <w:i/>
+          <w:iCs/>
+          <w:color w:val="000000"/>
+          <w:kern w:val="0"/>
+        </w:rPr>
+        <w:t>et al.</w:t>
+      </w:r>
+      <w:r>
+        <w:rPr>
+          <w:rFonts w:ascii="Arial" w:hAnsi="Arial" w:cs="Arial"/>
+          <w:color w:val="000000"/>
+          <w:kern w:val="0"/>
+        </w:rPr>
+        <w:t>, 2004; Silvestre, 2020)</w:t>
+      </w:r>
+      <w:r>
+        <w:rPr>
+          <w:rFonts w:ascii="Arial" w:eastAsia="Times New Roman" w:hAnsi="Arial" w:cs="Arial"/>
+          <w:color w:val="000000"/>
+          <w:kern w:val="0"/>
+          <w14:ligatures w14:val="none"/>
+        </w:rPr>
+        <w:fldChar w:fldCharType="end"/>
+      </w:r>
       <w:r>
         <w:t>,</w:t>
       </w:r>
@@ -2806,20 +4742,107 @@
           <w:kern w:val="0"/>
           <w14:ligatures w14:val="none"/>
         </w:rPr>
-        <w:t xml:space="preserve"> suppressed growth, reduced reproductive capacity, and even death </w:t>
-      </w:r>
-      <w:hyperlink r:id="rId18" w:history="1">
-        <w:r>
-          <w:rPr>
-            <w:rFonts w:ascii="Arial" w:eastAsia="Times New Roman" w:hAnsi="Arial" w:cs="Arial"/>
-            <w:color w:val="0000FF"/>
-            <w:kern w:val="0"/>
-            <w:u w:val="single"/>
-            <w14:ligatures w14:val="none"/>
-          </w:rPr>
-          <w:t>(Pankhurst &amp; Van der Kraak, 1997; Schreck, 2010)</w:t>
-        </w:r>
-      </w:hyperlink>
+        <w:t xml:space="preserve"> suppressed </w:t>
+      </w:r>
+      <w:r>
+        <w:rPr>
+          <w:rFonts w:ascii="Arial" w:eastAsia="Times New Roman" w:hAnsi="Arial" w:cs="Arial"/>
+          <w:color w:val="000000"/>
+          <w:kern w:val="0"/>
+          <w14:ligatures w14:val="none"/>
+        </w:rPr>
+        <w:lastRenderedPageBreak/>
+        <w:t>growth, reduced reproductive capacity, and even death</w:t>
+      </w:r>
+      <w:r>
+        <w:rPr>
+          <w:rFonts w:ascii="Arial" w:eastAsia="Times New Roman" w:hAnsi="Arial" w:cs="Arial"/>
+          <w:color w:val="000000"/>
+          <w:kern w:val="0"/>
+          <w14:ligatures w14:val="none"/>
+        </w:rPr>
+        <w:t xml:space="preserve"> </w:t>
+      </w:r>
+      <w:r>
+        <w:rPr>
+          <w:rFonts w:ascii="Arial" w:eastAsia="Times New Roman" w:hAnsi="Arial" w:cs="Arial"/>
+          <w:color w:val="000000"/>
+          <w:kern w:val="0"/>
+          <w14:ligatures w14:val="none"/>
+        </w:rPr>
+        <w:fldChar w:fldCharType="begin"/>
+      </w:r>
+      <w:r>
+        <w:rPr>
+          <w:rFonts w:ascii="Arial" w:eastAsia="Times New Roman" w:hAnsi="Arial" w:cs="Arial"/>
+          <w:color w:val="000000"/>
+          <w:kern w:val="0"/>
+          <w14:ligatures w14:val="none"/>
+        </w:rPr>
+        <w:instrText xml:space="preserve"> ADDIN ZOTERO_ITEM CSL_CITATION {"citationID":"hJDa5Sxg","properties":{"formattedCitation":"(Pankhurst and Van Der Kraak, 1997; Contreras-S\\uc0\\u225{}nchez {\\i{}et al.}, 1998; Schreck {\\i{}et al.}, 2001; Schreck, 2010)","plainCitation":"(Pankhurst and Van Der Kraak, 1997; Contreras-Sánchez et al., 1998; Schreck et al., 2001; Schreck, 2010)","noteIndex":0},"citationItems":[{"id":151,"uris":["http://zotero.org/users/4161640/items/JT79CDVS"],"itemData":{"id":151,"type":"chapter","container-title":"Fish stress and Health in Aquaculture","page":"73–93","title":"Effects of stress on reproduction and growth of fish","volume":"1","author":[{"family":"Pankhurst","given":"NW"},{"family":"Van Der Kraak","given":"G"}],"issued":{"date-parts":[["1997"]]}}},{"id":155,"uris":["http://zotero.org/users/4161640/items/KLWP5UHA"],"itemData":{"id":155,"type":"article-journal","container-title":"Biology of Reproduction","DOI":"10.1095/biolreprod58.2.439","ISSN":"0006-3363, 1529-7268","issue":"2","language":"en","page":"439-447","source":"DOI.org (Crossref)","title":"Effects of stress on the reproductive performance of rainbow trout (&lt;i&gt;Oncorhynchus mykiss&lt;/i&gt;)","volume":"58","author":[{"family":"Contreras-Sánchez","given":"W. M."},{"family":"Schreck","given":"C. B."},{"family":"Fitzpatrick","given":"M. S."},{"family":"Pereira","given":"C. B."}],"issued":{"date-parts":[["1998",2,1]]}}},{"id":153,"uris":["http://zotero.org/users/4161640/items/CRFVRBYF"],"itemData":{"id":153,"type":"chapter","container-title":"Reproductive Biotechnology in Finfish Aquaculture","ISBN":"978-0-444-50913-0","language":"en","license":"https://www.elsevier.com/tdm/userlicense/1.0/","note":"DOI: 10.1016/B978-0-444-50913-0.50005-9","page":"3-24","publisher":"Elsevier","source":"DOI.org (Crossref)","title":"Effects of stress on fish reproduction, gamete quality, and progeny","URL":"https://linkinghub.elsevier.com/retrieve/pii/B9780444509130500059","author":[{"family":"Schreck","given":"Carl B."},{"family":"Contreras-Sanchez","given":"Wilfrido"},{"family":"Fitzpatrick","given":"Martin S."}],"accessed":{"date-parts":[["2025",6,25]]},"issued":{"date-parts":[["2001"]]}}},{"id":154,"uris":["http://zotero.org/users/4161640/items/E3SB6KUL"],"itemData":{"id":154,"type":"article-journal","container-title":"General and Comparative Endocrinology","DOI":"10.1016/j.ygcen.2009.07.004","ISSN":"00166480","issue":"3","journalAbbreviation":"Gen Comp Endocrinol","language":"en","license":"https://www.elsevier.com/tdm/userlicense/1.0/","page":"549-556","source":"DOI.org (Crossref)","title":"Stress and fish reproduction: the roles of allostasis and hormesis","title-short":"Stress and fish reproduction","volume":"165","author":[{"family":"Schreck","given":"Carl B."}],"issued":{"date-parts":[["2010",2]]}}}],"schema":"https://github.com/citation-style-language/schema/raw/master/csl-citation.json"} </w:instrText>
+      </w:r>
+      <w:r>
+        <w:rPr>
+          <w:rFonts w:ascii="Arial" w:eastAsia="Times New Roman" w:hAnsi="Arial" w:cs="Arial"/>
+          <w:color w:val="000000"/>
+          <w:kern w:val="0"/>
+          <w14:ligatures w14:val="none"/>
+        </w:rPr>
+        <w:fldChar w:fldCharType="separate"/>
+      </w:r>
+      <w:r>
+        <w:rPr>
+          <w:rFonts w:ascii="Arial" w:hAnsi="Arial" w:cs="Arial"/>
+          <w:color w:val="000000"/>
+          <w:kern w:val="0"/>
+        </w:rPr>
+        <w:t xml:space="preserve">(Pankhurst and Van Der Kraak, 1997; Contreras-Sánchez </w:t>
+      </w:r>
+      <w:r>
+        <w:rPr>
+          <w:rFonts w:ascii="Arial" w:hAnsi="Arial" w:cs="Arial"/>
+          <w:i/>
+          <w:iCs/>
+          <w:color w:val="000000"/>
+          <w:kern w:val="0"/>
+        </w:rPr>
+        <w:t>et al.</w:t>
+      </w:r>
+      <w:r>
+        <w:rPr>
+          <w:rFonts w:ascii="Arial" w:hAnsi="Arial" w:cs="Arial"/>
+          <w:color w:val="000000"/>
+          <w:kern w:val="0"/>
+        </w:rPr>
+        <w:t xml:space="preserve">, 1998; Schreck </w:t>
+      </w:r>
+      <w:r>
+        <w:rPr>
+          <w:rFonts w:ascii="Arial" w:hAnsi="Arial" w:cs="Arial"/>
+          <w:i/>
+          <w:iCs/>
+          <w:color w:val="000000"/>
+          <w:kern w:val="0"/>
+        </w:rPr>
+        <w:t>et al.</w:t>
+      </w:r>
+      <w:r>
+        <w:rPr>
+          <w:rFonts w:ascii="Arial" w:hAnsi="Arial" w:cs="Arial"/>
+          <w:color w:val="000000"/>
+          <w:kern w:val="0"/>
+        </w:rPr>
+        <w:t>, 2001; Schreck, 2010)</w:t>
+      </w:r>
+      <w:r>
+        <w:rPr>
+          <w:rFonts w:ascii="Arial" w:eastAsia="Times New Roman" w:hAnsi="Arial" w:cs="Arial"/>
+          <w:color w:val="000000"/>
+          <w:kern w:val="0"/>
+          <w14:ligatures w14:val="none"/>
+        </w:rPr>
+        <w:fldChar w:fldCharType="end"/>
+      </w:r>
       <w:r>
         <w:rPr>
           <w:rFonts w:ascii="Arial" w:eastAsia="Times New Roman" w:hAnsi="Arial" w:cs="Arial"/>
@@ -2845,7 +4868,43 @@
           <w:kern w:val="0"/>
           <w14:ligatures w14:val="none"/>
         </w:rPr>
-        <w:t xml:space="preserve">he interaction between xenobiotic exposure and other exogenous stressors and their potential synergistic or </w:t>
+        <w:t>he interaction between xenobiotic exposure and other exogenous stressors</w:t>
+      </w:r>
+      <w:r>
+        <w:rPr>
+          <w:rFonts w:ascii="Arial" w:eastAsia="Times New Roman" w:hAnsi="Arial" w:cs="Arial"/>
+          <w:color w:val="000000"/>
+          <w:kern w:val="0"/>
+          <w14:ligatures w14:val="none"/>
+        </w:rPr>
+        <w:t>,</w:t>
+      </w:r>
+      <w:r>
+        <w:rPr>
+          <w:rFonts w:ascii="Arial" w:eastAsia="Times New Roman" w:hAnsi="Arial" w:cs="Arial"/>
+          <w:color w:val="000000"/>
+          <w:kern w:val="0"/>
+          <w14:ligatures w14:val="none"/>
+        </w:rPr>
+        <w:t xml:space="preserve"> a</w:t>
+      </w:r>
+      <w:r>
+        <w:rPr>
+          <w:rFonts w:ascii="Arial" w:eastAsia="Times New Roman" w:hAnsi="Arial" w:cs="Arial"/>
+          <w:color w:val="000000"/>
+          <w:kern w:val="0"/>
+          <w14:ligatures w14:val="none"/>
+        </w:rPr>
+        <w:t>s well as</w:t>
+      </w:r>
+      <w:r>
+        <w:rPr>
+          <w:rFonts w:ascii="Arial" w:eastAsia="Times New Roman" w:hAnsi="Arial" w:cs="Arial"/>
+          <w:color w:val="000000"/>
+          <w:kern w:val="0"/>
+          <w14:ligatures w14:val="none"/>
+        </w:rPr>
+        <w:t xml:space="preserve"> their potential synergistic or </w:t>
       </w:r>
       <w:r>
         <w:rPr>
@@ -2890,6 +4949,15 @@
           <w:kern w:val="0"/>
           <w14:ligatures w14:val="none"/>
         </w:rPr>
+        <w:t>,</w:t>
+      </w:r>
+      <w:r>
+        <w:rPr>
+          <w:rFonts w:ascii="Arial" w:eastAsia="Times New Roman" w:hAnsi="Arial" w:cs="Arial"/>
+          <w:color w:val="000000"/>
+          <w:kern w:val="0"/>
+          <w14:ligatures w14:val="none"/>
+        </w:rPr>
         <w:t xml:space="preserve"> remains understudied</w:t>
       </w:r>
       <w:r>
@@ -2926,7 +4994,7 @@
           <w:kern w:val="0"/>
           <w14:ligatures w14:val="none"/>
         </w:rPr>
-        <w:t>while xenobiotics are released into our freshwater aquatic ecosystems at unpredictabl</w:t>
+        <w:t>while xenobiotics are released into our freshwater ecosystems at unpredictabl</w:t>
       </w:r>
       <w:r>
         <w:rPr>
@@ -2953,7 +5021,231 @@
           <w:kern w:val="0"/>
           <w14:ligatures w14:val="none"/>
         </w:rPr>
-        <w:t xml:space="preserve">s, </w:t>
+        <w:t>s</w:t>
+      </w:r>
+      <w:r>
+        <w:rPr>
+          <w:rFonts w:ascii="Arial" w:eastAsia="Times New Roman" w:hAnsi="Arial" w:cs="Arial"/>
+          <w:color w:val="000000"/>
+          <w:kern w:val="0"/>
+          <w14:ligatures w14:val="none"/>
+        </w:rPr>
+        <w:t xml:space="preserve"> </w:t>
+      </w:r>
+      <w:r>
+        <w:rPr>
+          <w:rFonts w:ascii="Arial" w:eastAsia="Times New Roman" w:hAnsi="Arial" w:cs="Arial"/>
+          <w:color w:val="000000"/>
+          <w:kern w:val="0"/>
+          <w14:ligatures w14:val="none"/>
+        </w:rPr>
+        <w:fldChar w:fldCharType="begin"/>
+      </w:r>
+      <w:r>
+        <w:rPr>
+          <w:rFonts w:ascii="Arial" w:eastAsia="Times New Roman" w:hAnsi="Arial" w:cs="Arial"/>
+          <w:color w:val="000000"/>
+          <w:kern w:val="0"/>
+          <w14:ligatures w14:val="none"/>
+        </w:rPr>
+        <w:instrText xml:space="preserve"> ADDIN ZOTERO_ITEM CSL_CITATION {"citationID":"71M9KVx6","properties":{"formattedCitation":"(Pinheiro {\\i{}et al.}, 2021; Sharma {\\i{}et al.}, 2025)","plainCitation":"(Pinheiro et al., 2021; Sharma et al., 2025)","noteIndex":0},"citationItems":[{"id":157,"uris":["http://zotero.org/users/4161640/items/BRTL3KDZ"],"itemData":{"id":157,"type":"article-journal","abstract":"ABSTRACT\n            \n              Chemical pollution is one of the major threats to global freshwater biodiversity and will be exacerbated through changes in temperature and rainfall patterns, acid–base chemistry, and reduced freshwater availability due to climate change. In this review we show how physico</w:instrText>
+      </w:r>
+      <w:r>
+        <w:rPr>
+          <w:rFonts w:ascii="Cambria Math" w:eastAsia="Times New Roman" w:hAnsi="Cambria Math" w:cs="Cambria Math"/>
+          <w:color w:val="000000"/>
+          <w:kern w:val="0"/>
+          <w14:ligatures w14:val="none"/>
+        </w:rPr>
+        <w:instrText>‐</w:instrText>
+      </w:r>
+      <w:r>
+        <w:rPr>
+          <w:rFonts w:ascii="Arial" w:eastAsia="Times New Roman" w:hAnsi="Arial" w:cs="Arial"/>
+          <w:color w:val="000000"/>
+          <w:kern w:val="0"/>
+          <w14:ligatures w14:val="none"/>
+        </w:rPr>
+        <w:instrText>chemical features of natural fresh waters, including pH, temperature, oxygen, carbon dioxide, divalent cations, anions, carbonate alkalinity, salinity and dissolved organic matter, can affect the environmental risk to aquatic wildlife of pollutant chemicals. We evidence how these features of freshwater physico</w:instrText>
+      </w:r>
+      <w:r>
+        <w:rPr>
+          <w:rFonts w:ascii="Cambria Math" w:eastAsia="Times New Roman" w:hAnsi="Cambria Math" w:cs="Cambria Math"/>
+          <w:color w:val="000000"/>
+          <w:kern w:val="0"/>
+          <w14:ligatures w14:val="none"/>
+        </w:rPr>
+        <w:instrText>‐</w:instrText>
+      </w:r>
+      <w:r>
+        <w:rPr>
+          <w:rFonts w:ascii="Arial" w:eastAsia="Times New Roman" w:hAnsi="Arial" w:cs="Arial"/>
+          <w:color w:val="000000"/>
+          <w:kern w:val="0"/>
+          <w14:ligatures w14:val="none"/>
+        </w:rPr>
+        <w:instrText>chemistry directly and/or indirectly affect the solubility, speciation, bioavailability and uptake of chemicals [including\n              via\n              alterations in the trans</w:instrText>
+      </w:r>
+      <w:r>
+        <w:rPr>
+          <w:rFonts w:ascii="Cambria Math" w:eastAsia="Times New Roman" w:hAnsi="Cambria Math" w:cs="Cambria Math"/>
+          <w:color w:val="000000"/>
+          <w:kern w:val="0"/>
+          <w14:ligatures w14:val="none"/>
+        </w:rPr>
+        <w:instrText>‐</w:instrText>
+      </w:r>
+      <w:r>
+        <w:rPr>
+          <w:rFonts w:ascii="Arial" w:eastAsia="Times New Roman" w:hAnsi="Arial" w:cs="Arial"/>
+          <w:color w:val="000000"/>
+          <w:kern w:val="0"/>
+          <w14:ligatures w14:val="none"/>
+        </w:rPr>
+        <w:instrText>epithelial electric potential (TEP) across the gills or skin] as well as the internal physiology/biochemistry of the organisms, and hence ultimately toxicity. We also show how toxicity can vary with species and ontogeny. We use a new database of global freshwater chemistry (GLORICH) to demonstrate the huge variability (often &gt;1000</w:instrText>
+      </w:r>
+      <w:r>
+        <w:rPr>
+          <w:rFonts w:ascii="Cambria Math" w:eastAsia="Times New Roman" w:hAnsi="Cambria Math" w:cs="Cambria Math"/>
+          <w:color w:val="000000"/>
+          <w:kern w:val="0"/>
+          <w14:ligatures w14:val="none"/>
+        </w:rPr>
+        <w:instrText>‐</w:instrText>
+      </w:r>
+      <w:r>
+        <w:rPr>
+          <w:rFonts w:ascii="Arial" w:eastAsia="Times New Roman" w:hAnsi="Arial" w:cs="Arial"/>
+          <w:color w:val="000000"/>
+          <w:kern w:val="0"/>
+          <w14:ligatures w14:val="none"/>
+        </w:rPr>
+        <w:instrText>fold) for these physico</w:instrText>
+      </w:r>
+      <w:r>
+        <w:rPr>
+          <w:rFonts w:ascii="Cambria Math" w:eastAsia="Times New Roman" w:hAnsi="Cambria Math" w:cs="Cambria Math"/>
+          <w:color w:val="000000"/>
+          <w:kern w:val="0"/>
+          <w14:ligatures w14:val="none"/>
+        </w:rPr>
+        <w:instrText>‐</w:instrText>
+      </w:r>
+      <w:r>
+        <w:rPr>
+          <w:rFonts w:ascii="Arial" w:eastAsia="Times New Roman" w:hAnsi="Arial" w:cs="Arial"/>
+          <w:color w:val="000000"/>
+          <w:kern w:val="0"/>
+          <w14:ligatures w14:val="none"/>
+        </w:rPr>
+        <w:instrText>chemical variables in natural fresh waters, and hence their importance to ecotoxicology. We emphasise that a better understanding of chemical toxicity and more accurate environmental risk assessment requires greater consideration of the natural water physico</w:instrText>
+      </w:r>
+      <w:r>
+        <w:rPr>
+          <w:rFonts w:ascii="Cambria Math" w:eastAsia="Times New Roman" w:hAnsi="Cambria Math" w:cs="Cambria Math"/>
+          <w:color w:val="000000"/>
+          <w:kern w:val="0"/>
+          <w14:ligatures w14:val="none"/>
+        </w:rPr>
+        <w:instrText>‐</w:instrText>
+      </w:r>
+      <w:r>
+        <w:rPr>
+          <w:rFonts w:ascii="Arial" w:eastAsia="Times New Roman" w:hAnsi="Arial" w:cs="Arial"/>
+          <w:color w:val="000000"/>
+          <w:kern w:val="0"/>
+          <w14:ligatures w14:val="none"/>
+        </w:rPr>
+        <w:instrText>chemistry in which the organisms we seek to protect live.","container-title":"Biological Reviews","DOI":"10.1111/brv.12711","ISSN":"1464-7931, 1469-185X","issue":"4","journalAbbreviation":"Biol Rev","language":"en","page":"1528-1546","source":"DOI.org (Crossref)","title":"Global variation in freshwater physico</w:instrText>
+      </w:r>
+      <w:r>
+        <w:rPr>
+          <w:rFonts w:ascii="Cambria Math" w:eastAsia="Times New Roman" w:hAnsi="Cambria Math" w:cs="Cambria Math"/>
+          <w:color w:val="000000"/>
+          <w:kern w:val="0"/>
+          <w14:ligatures w14:val="none"/>
+        </w:rPr>
+        <w:instrText>‐</w:instrText>
+      </w:r>
+      <w:r>
+        <w:rPr>
+          <w:rFonts w:ascii="Arial" w:eastAsia="Times New Roman" w:hAnsi="Arial" w:cs="Arial"/>
+          <w:color w:val="000000"/>
+          <w:kern w:val="0"/>
+          <w14:ligatures w14:val="none"/>
+        </w:rPr>
+        <w:instrText xml:space="preserve">chemistry and its influence on chemical toxicity in aquatic wildlife","volume":"96","author":[{"family":"Pinheiro","given":"João Paulo S."},{"family":"Windsor","given":"Fredric M."},{"family":"Wilson","given":"Rod W."},{"family":"Tyler","given":"Charles R."}],"issued":{"date-parts":[["2021",8]]}}},{"id":159,"uris":["http://zotero.org/users/4161640/items/Z9262ZRY"],"itemData":{"id":159,"type":"article-journal","container-title":"International Journal of Energy and Water Resources","DOI":"10.1007/s42108-024-00284-1","ISSN":"2538-3604, 2522-0101","issue":"1","journalAbbreviation":"Int J Energ Water Res","language":"en","page":"267-280","source":"DOI.org (Crossref)","title":"Exploring the impact of heavy metals toxicity in the aquatic ecosystem","volume":"9","author":[{"family":"Sharma","given":"M."},{"family":"Kant","given":"R."},{"family":"Sharma","given":"A. K."},{"family":"Sharma","given":"A. K."}],"issued":{"date-parts":[["2025",3]]}}}],"schema":"https://github.com/citation-style-language/schema/raw/master/csl-citation.json"} </w:instrText>
+      </w:r>
+      <w:r>
+        <w:rPr>
+          <w:rFonts w:ascii="Arial" w:eastAsia="Times New Roman" w:hAnsi="Arial" w:cs="Arial"/>
+          <w:color w:val="000000"/>
+          <w:kern w:val="0"/>
+          <w14:ligatures w14:val="none"/>
+        </w:rPr>
+        <w:fldChar w:fldCharType="separate"/>
+      </w:r>
+      <w:r>
+        <w:rPr>
+          <w:rFonts w:ascii="Arial" w:hAnsi="Arial" w:cs="Arial"/>
+          <w:color w:val="000000"/>
+          <w:kern w:val="0"/>
+        </w:rPr>
+        <w:t xml:space="preserve">(Pinheiro </w:t>
+      </w:r>
+      <w:r>
+        <w:rPr>
+          <w:rFonts w:ascii="Arial" w:hAnsi="Arial" w:cs="Arial"/>
+          <w:i/>
+          <w:iCs/>
+          <w:color w:val="000000"/>
+          <w:kern w:val="0"/>
+        </w:rPr>
+        <w:t>et al.</w:t>
+      </w:r>
+      <w:r>
+        <w:rPr>
+          <w:rFonts w:ascii="Arial" w:hAnsi="Arial" w:cs="Arial"/>
+          <w:color w:val="000000"/>
+          <w:kern w:val="0"/>
+        </w:rPr>
+        <w:t xml:space="preserve">, 2021; Sharma </w:t>
+      </w:r>
+      <w:r>
+        <w:rPr>
+          <w:rFonts w:ascii="Arial" w:hAnsi="Arial" w:cs="Arial"/>
+          <w:i/>
+          <w:iCs/>
+          <w:color w:val="000000"/>
+          <w:kern w:val="0"/>
+        </w:rPr>
+        <w:t>et al.</w:t>
+      </w:r>
+      <w:r>
+        <w:rPr>
+          <w:rFonts w:ascii="Arial" w:hAnsi="Arial" w:cs="Arial"/>
+          <w:color w:val="000000"/>
+          <w:kern w:val="0"/>
+        </w:rPr>
+        <w:t>, 2025)</w:t>
+      </w:r>
+      <w:r>
+        <w:rPr>
+          <w:rFonts w:ascii="Arial" w:eastAsia="Times New Roman" w:hAnsi="Arial" w:cs="Arial"/>
+          <w:color w:val="000000"/>
+          <w:kern w:val="0"/>
+          <w14:ligatures w14:val="none"/>
+        </w:rPr>
+        <w:fldChar w:fldCharType="end"/>
+      </w:r>
+      <w:r>
+        <w:rPr>
+          <w:rFonts w:ascii="Arial" w:eastAsia="Times New Roman" w:hAnsi="Arial" w:cs="Arial"/>
+          <w:color w:val="000000"/>
+          <w:kern w:val="0"/>
+          <w14:ligatures w14:val="none"/>
+        </w:rPr>
+        <w:t xml:space="preserve">, </w:t>
       </w:r>
       <w:r>
         <w:rPr>
@@ -2971,16 +5263,61 @@
           <w:kern w:val="0"/>
           <w14:ligatures w14:val="none"/>
         </w:rPr>
-        <w:t xml:space="preserve">e concern for freshwater fisheries management of socioeconomically </w:t>
-      </w:r>
-      <w:r>
-        <w:rPr>
-          <w:rFonts w:ascii="Arial" w:eastAsia="Times New Roman" w:hAnsi="Arial" w:cs="Arial"/>
-          <w:color w:val="000000"/>
-          <w:kern w:val="0"/>
-          <w14:ligatures w14:val="none"/>
-        </w:rPr>
-        <w:t>essential</w:t>
+        <w:t xml:space="preserve">e concern </w:t>
+      </w:r>
+      <w:r>
+        <w:rPr>
+          <w:rFonts w:ascii="Arial" w:eastAsia="Times New Roman" w:hAnsi="Arial" w:cs="Arial"/>
+          <w:color w:val="000000"/>
+          <w:kern w:val="0"/>
+          <w14:ligatures w14:val="none"/>
+        </w:rPr>
+        <w:t>regarding</w:t>
+      </w:r>
+      <w:r>
+        <w:rPr>
+          <w:rFonts w:ascii="Arial" w:eastAsia="Times New Roman" w:hAnsi="Arial" w:cs="Arial"/>
+          <w:color w:val="000000"/>
+          <w:kern w:val="0"/>
+          <w14:ligatures w14:val="none"/>
+        </w:rPr>
+        <w:t xml:space="preserve"> </w:t>
+      </w:r>
+      <w:r>
+        <w:rPr>
+          <w:rFonts w:ascii="Arial" w:eastAsia="Times New Roman" w:hAnsi="Arial" w:cs="Arial"/>
+          <w:color w:val="000000"/>
+          <w:kern w:val="0"/>
+          <w14:ligatures w14:val="none"/>
+        </w:rPr>
+        <w:t>freshwater fisheries</w:t>
+      </w:r>
+      <w:r>
+        <w:rPr>
+          <w:rFonts w:ascii="Arial" w:eastAsia="Times New Roman" w:hAnsi="Arial" w:cs="Arial"/>
+          <w:color w:val="000000"/>
+          <w:kern w:val="0"/>
+          <w14:ligatures w14:val="none"/>
+        </w:rPr>
+        <w:t xml:space="preserve"> </w:t>
+      </w:r>
+      <w:r>
+        <w:rPr>
+          <w:rFonts w:ascii="Arial" w:eastAsia="Times New Roman" w:hAnsi="Arial" w:cs="Arial"/>
+          <w:color w:val="000000"/>
+          <w:kern w:val="0"/>
+          <w14:ligatures w14:val="none"/>
+        </w:rPr>
+        <w:t xml:space="preserve">management of socioeconomically </w:t>
+      </w:r>
+      <w:r>
+        <w:rPr>
+          <w:rFonts w:ascii="Arial" w:eastAsia="Times New Roman" w:hAnsi="Arial" w:cs="Arial"/>
+          <w:color w:val="000000"/>
+          <w:kern w:val="0"/>
+          <w14:ligatures w14:val="none"/>
+        </w:rPr>
+        <w:t>important</w:t>
       </w:r>
       <w:r>
         <w:rPr>
@@ -2998,16 +5335,7 @@
           <w:kern w:val="0"/>
           <w14:ligatures w14:val="none"/>
         </w:rPr>
-        <w:t xml:space="preserve"> </w:t>
-      </w:r>
-      <w:r>
-        <w:rPr>
-          <w:rFonts w:ascii="Arial" w:eastAsia="Times New Roman" w:hAnsi="Arial" w:cs="Arial"/>
-          <w:color w:val="000000"/>
-          <w:kern w:val="0"/>
-          <w14:ligatures w14:val="none"/>
-        </w:rPr>
-        <w:t>species</w:t>
+        <w:t>es</w:t>
       </w:r>
       <w:r>
         <w:rPr>
@@ -3036,7 +5364,6 @@
           <w:kern w:val="0"/>
           <w14:ligatures w14:val="none"/>
         </w:rPr>
-        <w:lastRenderedPageBreak/>
         <w:t>The largemouth bass (</w:t>
       </w:r>
       <w:r>
@@ -3057,109 +5384,340 @@
           <w:kern w:val="0"/>
           <w14:ligatures w14:val="none"/>
         </w:rPr>
-        <w:t xml:space="preserve">; referred hereafter as bass; </w:t>
-      </w:r>
-      <w:hyperlink r:id="rId19" w:history="1">
-        <w:proofErr w:type="spellStart"/>
-        <w:r>
-          <w:rPr>
-            <w:rFonts w:ascii="Arial" w:eastAsia="Times New Roman" w:hAnsi="Arial" w:cs="Arial"/>
-            <w:color w:val="0000FF"/>
-            <w:kern w:val="0"/>
-            <w:u w:val="single"/>
-            <w14:ligatures w14:val="none"/>
-          </w:rPr>
-          <w:t>Lacépède</w:t>
-        </w:r>
-        <w:proofErr w:type="spellEnd"/>
-        <w:r>
-          <w:rPr>
-            <w:rFonts w:ascii="Arial" w:eastAsia="Times New Roman" w:hAnsi="Arial" w:cs="Arial"/>
-            <w:color w:val="0000FF"/>
-            <w:kern w:val="0"/>
-            <w:u w:val="single"/>
-            <w14:ligatures w14:val="none"/>
-          </w:rPr>
-          <w:t>, 1802; Lesueur, 1822; Kim et al., 2022)</w:t>
-        </w:r>
-      </w:hyperlink>
-      <w:r>
-        <w:rPr>
-          <w:rFonts w:ascii="Arial" w:eastAsia="Times New Roman" w:hAnsi="Arial" w:cs="Arial"/>
-          <w:color w:val="000000"/>
-          <w:kern w:val="0"/>
-          <w14:ligatures w14:val="none"/>
-        </w:rPr>
-        <w:t xml:space="preserve"> is a</w:t>
-      </w:r>
-      <w:r>
-        <w:rPr>
-          <w:rFonts w:ascii="Arial" w:eastAsia="Times New Roman" w:hAnsi="Arial" w:cs="Arial"/>
-          <w:color w:val="000000"/>
-          <w:kern w:val="0"/>
-          <w14:ligatures w14:val="none"/>
-        </w:rPr>
-        <w:t xml:space="preserve"> freshwater fish valued</w:t>
-      </w:r>
-      <w:r>
-        <w:rPr>
-          <w:rFonts w:ascii="Arial" w:eastAsia="Times New Roman" w:hAnsi="Arial" w:cs="Arial"/>
-          <w:color w:val="000000"/>
-          <w:kern w:val="0"/>
-          <w14:ligatures w14:val="none"/>
-        </w:rPr>
-        <w:t xml:space="preserve"> ecologically, socioeconomically, culturally, and nutritionally worldwide. As the most sought-after and heavily managed fish in North America </w:t>
-      </w:r>
-      <w:hyperlink r:id="rId20" w:history="1">
-        <w:r>
-          <w:rPr>
-            <w:rFonts w:ascii="Arial" w:eastAsia="Times New Roman" w:hAnsi="Arial" w:cs="Arial"/>
-            <w:color w:val="0000FF"/>
-            <w:kern w:val="0"/>
-            <w:u w:val="single"/>
-            <w14:ligatures w14:val="none"/>
-          </w:rPr>
-          <w:t xml:space="preserve">(Allen et al., 2008; </w:t>
-        </w:r>
-        <w:proofErr w:type="spellStart"/>
-        <w:r>
-          <w:rPr>
-            <w:rFonts w:ascii="Arial" w:eastAsia="Times New Roman" w:hAnsi="Arial" w:cs="Arial"/>
-            <w:color w:val="0000FF"/>
-            <w:kern w:val="0"/>
-            <w:u w:val="single"/>
-            <w14:ligatures w14:val="none"/>
-          </w:rPr>
-          <w:t>Bonvechio</w:t>
-        </w:r>
-        <w:proofErr w:type="spellEnd"/>
-        <w:r>
-          <w:rPr>
-            <w:rFonts w:ascii="Arial" w:eastAsia="Times New Roman" w:hAnsi="Arial" w:cs="Arial"/>
-            <w:color w:val="0000FF"/>
-            <w:kern w:val="0"/>
-            <w:u w:val="single"/>
-            <w14:ligatures w14:val="none"/>
-          </w:rPr>
-          <w:t xml:space="preserve"> et al., 2014; Carlson &amp; Isermann, 2010; Claussen, 2015; Coleman et al., 2024)</w:t>
-        </w:r>
-      </w:hyperlink>
-      <w:r>
-        <w:rPr>
-          <w:rFonts w:ascii="Arial" w:eastAsia="Times New Roman" w:hAnsi="Arial" w:cs="Arial"/>
-          <w:color w:val="000000"/>
-          <w:kern w:val="0"/>
-          <w14:ligatures w14:val="none"/>
-        </w:rPr>
-        <w:t>, black basses (</w:t>
-      </w:r>
-      <w:r>
-        <w:rPr>
-          <w:rFonts w:ascii="Arial" w:eastAsia="Times New Roman" w:hAnsi="Arial" w:cs="Arial"/>
+        <w:t xml:space="preserve">; referred </w:t>
+      </w:r>
+      <w:r>
+        <w:rPr>
+          <w:rFonts w:ascii="Arial" w:eastAsia="Times New Roman" w:hAnsi="Arial" w:cs="Arial"/>
+          <w:color w:val="000000"/>
+          <w:kern w:val="0"/>
+          <w14:ligatures w14:val="none"/>
+        </w:rPr>
+        <w:t xml:space="preserve">to </w:t>
+      </w:r>
+      <w:r>
+        <w:rPr>
+          <w:rFonts w:ascii="Arial" w:eastAsia="Times New Roman" w:hAnsi="Arial" w:cs="Arial"/>
+          <w:color w:val="000000"/>
+          <w:kern w:val="0"/>
+          <w14:ligatures w14:val="none"/>
+        </w:rPr>
+        <w:t xml:space="preserve">hereafter as bass; </w:t>
+      </w:r>
+      <w:r>
+        <w:rPr>
+          <w:rFonts w:ascii="Arial" w:eastAsia="Times New Roman" w:hAnsi="Arial" w:cs="Arial"/>
+          <w:color w:val="000000"/>
+          <w:kern w:val="0"/>
+          <w14:ligatures w14:val="none"/>
+        </w:rPr>
+        <w:fldChar w:fldCharType="begin"/>
+      </w:r>
+      <w:r>
+        <w:rPr>
+          <w:rFonts w:ascii="Arial" w:eastAsia="Times New Roman" w:hAnsi="Arial" w:cs="Arial"/>
+          <w:color w:val="000000"/>
+          <w:kern w:val="0"/>
+          <w14:ligatures w14:val="none"/>
+        </w:rPr>
+        <w:instrText xml:space="preserve"> ADDIN ZOTERO_ITEM CSL_CITATION {"citationID":"b2GPqTeY","properties":{"formattedCitation":"(Lac\\uc0\\u233{}p\\uc0\\u232{}de, 1802; Lesueur, 1822; Kim {\\i{}et al.}, 2022)","plainCitation":"(Lacépède, 1802; Lesueur, 1822; Kim et al., 2022)","noteIndex":0},"citationItems":[{"id":162,"uris":["http://zotero.org/users/4161640/items/G3DPDFA2"],"itemData":{"id":162,"type":"article-journal","title":"&lt;i&gt;Histoire Naturelle Des Poissons V. 4&lt;/i&gt;","author":[{"family":"Lacépède","given":"B. G. E."}],"issued":{"date-parts":[["1802"]]}}},{"id":163,"uris":["http://zotero.org/users/4161640/items/JPNQTMHX"],"itemData":{"id":163,"type":"article-journal","container-title":"Journal of the Academy of Natural Sciences of Philadelphia","journalAbbreviation":"J Acad Nat Sci Phila","page":"214-221","title":"Descriptions of the five new species of the genus &lt;i&gt;Cichla&lt;/i&gt; of Cuvier.","volume":"2","author":[{"family":"Lesueur","given":"C. A."}],"issued":{"date-parts":[["1822"]]}}},{"id":160,"uris":["http://zotero.org/users/4161640/items/DA5B4GW7"],"itemData":{"id":160,"type":"article-journal","abstract":"Abstract\n            \n              Informed management and conservation efforts are vital to sustainable recreational fishing and biodiversity conservation. Because the taxonomic rank of species is important in conservation and management strategies, success of these efforts depends on accurate species delimitation. The Black Basses (\n              Micropterus\n              ) are an iconic lineage of freshwater fishes that include some of the world’s most popular species for recreational fishing and world's most invasive species. Despite their popularity, previous studies to delimit species and lineages in\n              Micropterus\n              suffer from insufficient geographic coverage and uninformative molecular markers. Our phylogenomic analyses of ddRAD data result in the delimitation of 19 species of\n              Micropterus\n              , which includes 14 described species, the undescribed but well-known Altamaha, Bartram’s, and Choctaw basses, and two additional undescribed species currently classified as Smallmouth Bass (\n              M. dolomieu\n              ). We provide a revised delimitation of species in the Largemouth Bass complex that necessitates a change in scientific nomenclature:\n              Micropterus salmoides\n              is retained for the Florida Bass and\n              Micropterus nigricans\n              is elevated from synonymy for the Largemouth Bass. The new understanding of diversity, distribution, and systematics of Black Basses will serve as important basis for the management and conservation of this charismatic and economically important clade of fishes.","container-title":"Scientific Reports","DOI":"10.1038/s41598-022-11743-2","ISSN":"2045-2322","issue":"1","journalAbbreviation":"Sci Rep","language":"en","page":"9113","source":"DOI.org (Crossref)","title":"Phylogenomics and species delimitation of the economically important Black Basses (&lt;i&gt;Micropterus&lt;/i&gt;)","volume":"12","author":[{"family":"Kim","given":"Daemin"},{"family":"Taylor","given":"Andrew T."},{"family":"Near","given":"Thomas J."}],"issued":{"date-parts":[["2022",6,6]]}}}],"schema":"https://github.com/citation-style-language/schema/raw/master/csl-citation.json"} </w:instrText>
+      </w:r>
+      <w:r>
+        <w:rPr>
+          <w:rFonts w:ascii="Arial" w:eastAsia="Times New Roman" w:hAnsi="Arial" w:cs="Arial"/>
+          <w:color w:val="000000"/>
+          <w:kern w:val="0"/>
+          <w14:ligatures w14:val="none"/>
+        </w:rPr>
+        <w:fldChar w:fldCharType="separate"/>
+      </w:r>
+      <w:proofErr w:type="spellStart"/>
+      <w:r>
+        <w:rPr>
+          <w:rFonts w:ascii="Arial" w:hAnsi="Arial" w:cs="Arial"/>
+          <w:color w:val="000000"/>
+          <w:kern w:val="0"/>
+        </w:rPr>
+        <w:t>Lacépède</w:t>
+      </w:r>
+      <w:proofErr w:type="spellEnd"/>
+      <w:r>
+        <w:rPr>
+          <w:rFonts w:ascii="Arial" w:hAnsi="Arial" w:cs="Arial"/>
+          <w:color w:val="000000"/>
+          <w:kern w:val="0"/>
+        </w:rPr>
+        <w:t xml:space="preserve">, 1802; Lesueur, 1822; Kim </w:t>
+      </w:r>
+      <w:r>
+        <w:rPr>
+          <w:rFonts w:ascii="Arial" w:hAnsi="Arial" w:cs="Arial"/>
           <w:i/>
           <w:iCs/>
           <w:color w:val="000000"/>
           <w:kern w:val="0"/>
+        </w:rPr>
+        <w:t>et al.</w:t>
+      </w:r>
+      <w:r>
+        <w:rPr>
+          <w:rFonts w:ascii="Arial" w:hAnsi="Arial" w:cs="Arial"/>
+          <w:color w:val="000000"/>
+          <w:kern w:val="0"/>
+        </w:rPr>
+        <w:t>, 2022)</w:t>
+      </w:r>
+      <w:proofErr w:type="spellStart"/>
+      <w:r>
+        <w:rPr>
+          <w:rFonts w:ascii="Arial" w:eastAsia="Times New Roman" w:hAnsi="Arial" w:cs="Arial"/>
+          <w:color w:val="000000"/>
+          <w:kern w:val="0"/>
+          <w14:ligatures w14:val="none"/>
+        </w:rPr>
+        <w:fldChar w:fldCharType="end"/>
+      </w:r>
+      <w:proofErr w:type="spellEnd"/>
+      <w:r>
+        <w:rPr>
+          <w:rFonts w:ascii="Arial" w:eastAsia="Times New Roman" w:hAnsi="Arial" w:cs="Arial"/>
+          <w:color w:val="000000"/>
+          <w:kern w:val="0"/>
+          <w14:ligatures w14:val="none"/>
+        </w:rPr>
+        <w:t xml:space="preserve"> is a</w:t>
+      </w:r>
+      <w:r>
+        <w:rPr>
+          <w:rFonts w:ascii="Arial" w:eastAsia="Times New Roman" w:hAnsi="Arial" w:cs="Arial"/>
+          <w:color w:val="000000"/>
+          <w:kern w:val="0"/>
+          <w14:ligatures w14:val="none"/>
+        </w:rPr>
+        <w:t xml:space="preserve"> freshwater fish valued</w:t>
+      </w:r>
+      <w:r>
+        <w:rPr>
+          <w:rFonts w:ascii="Arial" w:eastAsia="Times New Roman" w:hAnsi="Arial" w:cs="Arial"/>
+          <w:color w:val="000000"/>
+          <w:kern w:val="0"/>
+          <w14:ligatures w14:val="none"/>
+        </w:rPr>
+        <w:t xml:space="preserve"> ecologically, socioeconomically, culturally, and nutritionally worldwide. As the most sought-after and heavily managed fish in North America</w:t>
+      </w:r>
+      <w:r>
+        <w:rPr>
+          <w:rFonts w:ascii="Arial" w:eastAsia="Times New Roman" w:hAnsi="Arial" w:cs="Arial"/>
+          <w:color w:val="000000"/>
+          <w:kern w:val="0"/>
+          <w14:ligatures w14:val="none"/>
+        </w:rPr>
+        <w:t xml:space="preserve"> </w:t>
+      </w:r>
+      <w:r>
+        <w:rPr>
+          <w:rFonts w:ascii="Arial" w:eastAsia="Times New Roman" w:hAnsi="Arial" w:cs="Arial"/>
+          <w:color w:val="000000"/>
+          <w:kern w:val="0"/>
+          <w14:ligatures w14:val="none"/>
+        </w:rPr>
+        <w:fldChar w:fldCharType="begin"/>
+      </w:r>
+      <w:r>
+        <w:rPr>
+          <w:rFonts w:ascii="Arial" w:eastAsia="Times New Roman" w:hAnsi="Arial" w:cs="Arial"/>
+          <w:color w:val="000000"/>
+          <w:kern w:val="0"/>
+          <w14:ligatures w14:val="none"/>
+        </w:rPr>
+        <w:instrText xml:space="preserve"> ADDIN ZOTERO_ITEM CSL_CITATION {"citationID":"IAXTfU2I","properties":{"formattedCitation":"(Carlson and Isermann, 2010; Claussen, 2015; Taylor {\\i{}et al.}, 2019; Coleman {\\i{}et al.}, 2024)","plainCitation":"(Carlson and Isermann, 2010; Claussen, 2015; Taylor et al., 2019; Coleman et al., 2024)","noteIndex":0},"citationItems":[{"id":165,"uris":["http://zotero.org/users/4161640/items/EY75IPLG"],"itemData":{"id":165,"type":"article-journal","container-title":"North American Journal of Fisheries Management","DOI":"10.1577/M08-256.1","ISSN":"0275-5947, 1548-8675","issue":"1","journalAbbreviation":"N Am J Fish Manag","language":"en","license":"https://academic.oup.com/pages/standard-publication-reuse-rights","page":"209-220","source":"DOI.org (Crossref)","title":"Mandatory catch and release and maximum length limits for largemouth bass in Minnesota: is exploitation still a relevant concern?","title-short":"Mandatory Catch and Release and Maximum Length Limits for Largemouth Bass in Minnesota","volume":"30","author":[{"family":"Carlson","given":"Andrew J."},{"family":"Isermann","given":"Daniel A."}],"issued":{"date-parts":[["2010",2,1]]}}},{"id":166,"uris":["http://zotero.org/users/4161640/items/9Y4LTBMG"],"itemData":{"id":166,"type":"chapter","container-title":"Black Bass Diversity: Multidisciplinary Science for Conservation","event-place":"Bethesda, Maryland, USA","ISBN":"978-1-934874-40-0","note":"DOI: 10.47886/9781934874400.ch3","page":"27-34","publisher":"American Fisheries Society","publisher-place":"Bethesda, Maryland, USA","source":"DOI.org (Crossref)","title":"Largemouth Bass &lt;i&gt;Micropterus salmoides&lt;/i&gt; (Lacepède, 1802)","title-short":"Black Bass Diversity","URL":"https://fisheries.org/doi/9781934874400-ch3","editor":[{"family":"Tringali","given":"Michael D."},{"family":"Long","given":"James M."},{"family":"Birdsong","given":"Timothy W."},{"family":"Allen","given":"Micheal S."}],"author":[{"family":"Claussen","given":"Julie E."}],"accessed":{"date-parts":[["2025",6,25]]},"issued":{"date-parts":[["2015"]]}}},{"id":167,"uris":["http://zotero.org/users/4161640/items/IBCVIFGF"],"itemData":{"id":167,"type":"article-journal","container-title":"Fisheries","DOI":"10.1002/fsh.10187","ISSN":"0363-2415, 1548-8446","issue":"1","language":"en","license":"https://academic.oup.com/pages/standard-publication-reuse-rights","page":"20-36","source":"DOI.org (Crossref)","title":"Conservation of black bass diversity: an emerging management paradigm","title-short":"Conservation of Black Bass Diversity","volume":"44","author":[{"family":"Taylor","given":"Andrew T"},{"family":"Long","given":"James M"},{"family":"Tringali","given":"Michael D"},{"family":"Barthel","given":"Brandon L"}],"issued":{"date-parts":[["2019",1,1]]}}},{"id":169,"uris":["http://zotero.org/users/4161640/items/CERB7K9A"],"itemData":{"id":169,"type":"article-journal","abstract":"ObjectiveReducing Largemouth Bass Micropterus salmoides recruitment and therefore population density could benefit recreational fisheries in small impoundments by improving individual growth rates and increasing the average size and condition of Largemouth Bass. To achieve these effects, methods of controlling Largemouth Bass recruitment should avoid reducing the productivity of their primary prey species, the Bluegill Lepomis macrochirus.MethodsWe tested this hypothesis by evaluating the effects of shoreline rotenone application on the density of Bluegill and the density, growth, and survival of age</w:instrText>
+      </w:r>
+      <w:r>
+        <w:rPr>
+          <w:rFonts w:ascii="Cambria Math" w:eastAsia="Times New Roman" w:hAnsi="Cambria Math" w:cs="Cambria Math"/>
+          <w:color w:val="000000"/>
+          <w:kern w:val="0"/>
+          <w14:ligatures w14:val="none"/>
+        </w:rPr>
+        <w:instrText>‐</w:instrText>
+      </w:r>
+      <w:r>
+        <w:rPr>
+          <w:rFonts w:ascii="Arial" w:eastAsia="Times New Roman" w:hAnsi="Arial" w:cs="Arial"/>
+          <w:color w:val="000000"/>
+          <w:kern w:val="0"/>
+          <w14:ligatures w14:val="none"/>
+        </w:rPr>
+        <w:instrText>0 and age</w:instrText>
+      </w:r>
+      <w:r>
+        <w:rPr>
+          <w:rFonts w:ascii="Cambria Math" w:eastAsia="Times New Roman" w:hAnsi="Cambria Math" w:cs="Cambria Math"/>
+          <w:color w:val="000000"/>
+          <w:kern w:val="0"/>
+          <w14:ligatures w14:val="none"/>
+        </w:rPr>
+        <w:instrText>‐</w:instrText>
+      </w:r>
+      <w:r>
+        <w:rPr>
+          <w:rFonts w:ascii="Arial" w:eastAsia="Times New Roman" w:hAnsi="Arial" w:cs="Arial"/>
+          <w:color w:val="000000"/>
+          <w:kern w:val="0"/>
+          <w14:ligatures w14:val="none"/>
+        </w:rPr>
+        <w:instrText>1 Largemouth Bass in 15 Alabama small impoundments.ResultAfter treatment, Largemouth Bass age</w:instrText>
+      </w:r>
+      <w:r>
+        <w:rPr>
+          <w:rFonts w:ascii="Cambria Math" w:eastAsia="Times New Roman" w:hAnsi="Cambria Math" w:cs="Cambria Math"/>
+          <w:color w:val="000000"/>
+          <w:kern w:val="0"/>
+          <w14:ligatures w14:val="none"/>
+        </w:rPr>
+        <w:instrText>‐</w:instrText>
+      </w:r>
+      <w:r>
+        <w:rPr>
+          <w:rFonts w:ascii="Arial" w:eastAsia="Times New Roman" w:hAnsi="Arial" w:cs="Arial"/>
+          <w:color w:val="000000"/>
+          <w:kern w:val="0"/>
+          <w14:ligatures w14:val="none"/>
+        </w:rPr>
+        <w:instrText>0 densities declined and mean age</w:instrText>
+      </w:r>
+      <w:r>
+        <w:rPr>
+          <w:rFonts w:ascii="Cambria Math" w:eastAsia="Times New Roman" w:hAnsi="Cambria Math" w:cs="Cambria Math"/>
+          <w:color w:val="000000"/>
+          <w:kern w:val="0"/>
+          <w14:ligatures w14:val="none"/>
+        </w:rPr>
+        <w:instrText>‐</w:instrText>
+      </w:r>
+      <w:r>
+        <w:rPr>
+          <w:rFonts w:ascii="Arial" w:eastAsia="Times New Roman" w:hAnsi="Arial" w:cs="Arial"/>
+          <w:color w:val="000000"/>
+          <w:kern w:val="0"/>
+          <w14:ligatures w14:val="none"/>
+        </w:rPr>
+        <w:instrText>1 length increased, whereas Bluegill populations were not significantly reduced.ConclusionOur study indicates that shoreline rotenone application may be a valuable method for reducing Largemouth Bass recruitment and increasing the growth of age</w:instrText>
+      </w:r>
+      <w:r>
+        <w:rPr>
+          <w:rFonts w:ascii="Cambria Math" w:eastAsia="Times New Roman" w:hAnsi="Cambria Math" w:cs="Cambria Math"/>
+          <w:color w:val="000000"/>
+          <w:kern w:val="0"/>
+          <w14:ligatures w14:val="none"/>
+        </w:rPr>
+        <w:instrText>‐</w:instrText>
+      </w:r>
+      <w:r>
+        <w:rPr>
+          <w:rFonts w:ascii="Arial" w:eastAsia="Times New Roman" w:hAnsi="Arial" w:cs="Arial"/>
+          <w:color w:val="000000"/>
+          <w:kern w:val="0"/>
+          <w14:ligatures w14:val="none"/>
+        </w:rPr>
+        <w:instrText>1 Largemouth Bass in small impoundments. However, further research is needed to understand the effects of treatment on nontarget fishes and to better assess the effects of factors such as impoundment surface area and treatment frequency and duration on the ultimate utility of the approach.Impact statementSmall impoundment management could benefit from reducing Largemouth Bass recruitment. We found that shoreline rotenone application improved age</w:instrText>
+      </w:r>
+      <w:r>
+        <w:rPr>
+          <w:rFonts w:ascii="Cambria Math" w:eastAsia="Times New Roman" w:hAnsi="Cambria Math" w:cs="Cambria Math"/>
+          <w:color w:val="000000"/>
+          <w:kern w:val="0"/>
+          <w14:ligatures w14:val="none"/>
+        </w:rPr>
+        <w:instrText>‐</w:instrText>
+      </w:r>
+      <w:r>
+        <w:rPr>
+          <w:rFonts w:ascii="Arial" w:eastAsia="Times New Roman" w:hAnsi="Arial" w:cs="Arial"/>
+          <w:color w:val="000000"/>
+          <w:kern w:val="0"/>
+          <w14:ligatures w14:val="none"/>
+        </w:rPr>
+        <w:instrText xml:space="preserve">1 Largemouth Bass growth rates while Bluegill densities were unaffected. Shoreline rotenone application appears to immediately enhance Largemouth Bass populations in impoundments ≤11 ha.","container-title":"North American Journal of Fisheries Management","DOI":"10.1002/nafm.10953","ISSN":"0275-5947","issue":"1","journalAbbreviation":"North American Journal of Fisheries Management","page":"57-69","source":"Silverchair","title":"Evaluation of shoreline rotenone application to control Largemouth Bass recruitment in small impoundments","volume":"44","author":[{"family":"Coleman","given":"Tyler Steven"},{"family":"Eckelbecker","given":"Robert W."},{"family":"Carlson","given":"Andrew K."},{"family":"DeVries","given":"Dennis R."},{"family":"Wright","given":"Russell A."},{"family":"Staton","given":"Benjamin A."},{"family":"Parker","given":"Stephen W."},{"family":"Chittam","given":"Collin R."},{"family":"Lovell","given":"Richard G."},{"family":"Catalano","given":"Matthew J."}],"issued":{"date-parts":[["2024",2,1]]}}}],"schema":"https://github.com/citation-style-language/schema/raw/master/csl-citation.json"} </w:instrText>
+      </w:r>
+      <w:r>
+        <w:rPr>
+          <w:rFonts w:ascii="Arial" w:eastAsia="Times New Roman" w:hAnsi="Arial" w:cs="Arial"/>
+          <w:color w:val="000000"/>
+          <w:kern w:val="0"/>
+          <w14:ligatures w14:val="none"/>
+        </w:rPr>
+        <w:fldChar w:fldCharType="separate"/>
+      </w:r>
+      <w:r>
+        <w:rPr>
+          <w:rFonts w:ascii="Arial" w:hAnsi="Arial" w:cs="Arial"/>
+          <w:color w:val="000000"/>
+          <w:kern w:val="0"/>
+        </w:rPr>
+        <w:t xml:space="preserve">(Carlson and Isermann, 2010; Claussen, 2015; Taylor </w:t>
+      </w:r>
+      <w:r>
+        <w:rPr>
+          <w:rFonts w:ascii="Arial" w:hAnsi="Arial" w:cs="Arial"/>
+          <w:i/>
+          <w:iCs/>
+          <w:color w:val="000000"/>
+          <w:kern w:val="0"/>
+        </w:rPr>
+        <w:t>et al.</w:t>
+      </w:r>
+      <w:r>
+        <w:rPr>
+          <w:rFonts w:ascii="Arial" w:hAnsi="Arial" w:cs="Arial"/>
+          <w:color w:val="000000"/>
+          <w:kern w:val="0"/>
+        </w:rPr>
+        <w:t xml:space="preserve">, 2019; Coleman </w:t>
+      </w:r>
+      <w:r>
+        <w:rPr>
+          <w:rFonts w:ascii="Arial" w:hAnsi="Arial" w:cs="Arial"/>
+          <w:i/>
+          <w:iCs/>
+          <w:color w:val="000000"/>
+          <w:kern w:val="0"/>
+        </w:rPr>
+        <w:t>et al.</w:t>
+      </w:r>
+      <w:r>
+        <w:rPr>
+          <w:rFonts w:ascii="Arial" w:hAnsi="Arial" w:cs="Arial"/>
+          <w:color w:val="000000"/>
+          <w:kern w:val="0"/>
+        </w:rPr>
+        <w:t>, 2024)</w:t>
+      </w:r>
+      <w:r>
+        <w:rPr>
+          <w:rFonts w:ascii="Arial" w:eastAsia="Times New Roman" w:hAnsi="Arial" w:cs="Arial"/>
+          <w:color w:val="000000"/>
+          <w:kern w:val="0"/>
+          <w14:ligatures w14:val="none"/>
+        </w:rPr>
+        <w:fldChar w:fldCharType="end"/>
+      </w:r>
+      <w:r>
+        <w:rPr>
+          <w:rFonts w:ascii="Arial" w:eastAsia="Times New Roman" w:hAnsi="Arial" w:cs="Arial"/>
+          <w:color w:val="000000"/>
+          <w:kern w:val="0"/>
+          <w14:ligatures w14:val="none"/>
+        </w:rPr>
+        <w:t>, black basses (</w:t>
+      </w:r>
+      <w:r>
+        <w:rPr>
+          <w:rFonts w:ascii="Arial" w:eastAsia="Times New Roman" w:hAnsi="Arial" w:cs="Arial"/>
+          <w:i/>
+          <w:iCs/>
+          <w:color w:val="000000"/>
+          <w:kern w:val="0"/>
           <w14:ligatures w14:val="none"/>
         </w:rPr>
         <w:t xml:space="preserve">Micropterus </w:t>
@@ -3171,7 +5729,264 @@
           <w:kern w:val="0"/>
           <w14:ligatures w14:val="none"/>
         </w:rPr>
-        <w:t>spp.) are top-level piscivores that generate tens of billions United States dollars annually for the U.S. economy (USDOI 2018). The native range extends from southeastern Canada to northeastern Mexico (Tringali et al., 2015; Taylor et al., 2019). Despite the</w:t>
+        <w:t xml:space="preserve">spp.) are top-level piscivores that </w:t>
+      </w:r>
+      <w:r>
+        <w:rPr>
+          <w:rFonts w:ascii="Arial" w:eastAsia="Times New Roman" w:hAnsi="Arial" w:cs="Arial"/>
+          <w:color w:val="000000"/>
+          <w:kern w:val="0"/>
+          <w14:ligatures w14:val="none"/>
+        </w:rPr>
+        <w:t xml:space="preserve">annually </w:t>
+      </w:r>
+      <w:r>
+        <w:rPr>
+          <w:rFonts w:ascii="Arial" w:eastAsia="Times New Roman" w:hAnsi="Arial" w:cs="Arial"/>
+          <w:color w:val="000000"/>
+          <w:kern w:val="0"/>
+          <w14:ligatures w14:val="none"/>
+        </w:rPr>
+        <w:t xml:space="preserve">generate tens of billions </w:t>
+      </w:r>
+      <w:r>
+        <w:rPr>
+          <w:rFonts w:ascii="Arial" w:eastAsia="Times New Roman" w:hAnsi="Arial" w:cs="Arial"/>
+          <w:color w:val="000000"/>
+          <w:kern w:val="0"/>
+          <w14:ligatures w14:val="none"/>
+        </w:rPr>
+        <w:t xml:space="preserve">of </w:t>
+      </w:r>
+      <w:r>
+        <w:rPr>
+          <w:rFonts w:ascii="Arial" w:eastAsia="Times New Roman" w:hAnsi="Arial" w:cs="Arial"/>
+          <w:color w:val="000000"/>
+          <w:kern w:val="0"/>
+          <w14:ligatures w14:val="none"/>
+        </w:rPr>
+        <w:t>U.S.</w:t>
+      </w:r>
+      <w:r>
+        <w:rPr>
+          <w:rFonts w:ascii="Arial" w:eastAsia="Times New Roman" w:hAnsi="Arial" w:cs="Arial"/>
+          <w:color w:val="000000"/>
+          <w:kern w:val="0"/>
+          <w14:ligatures w14:val="none"/>
+        </w:rPr>
+        <w:t xml:space="preserve"> dollars for the</w:t>
+      </w:r>
+      <w:r>
+        <w:rPr>
+          <w:rFonts w:ascii="Arial" w:eastAsia="Times New Roman" w:hAnsi="Arial" w:cs="Arial"/>
+          <w:color w:val="000000"/>
+          <w:kern w:val="0"/>
+          <w14:ligatures w14:val="none"/>
+        </w:rPr>
+        <w:t xml:space="preserve"> </w:t>
+      </w:r>
+      <w:r>
+        <w:rPr>
+          <w:rFonts w:ascii="Arial" w:eastAsia="Times New Roman" w:hAnsi="Arial" w:cs="Arial"/>
+          <w:color w:val="000000"/>
+          <w:kern w:val="0"/>
+          <w14:ligatures w14:val="none"/>
+        </w:rPr>
+        <w:t>economy</w:t>
+      </w:r>
+      <w:r>
+        <w:rPr>
+          <w:rFonts w:ascii="Arial" w:eastAsia="Times New Roman" w:hAnsi="Arial" w:cs="Arial"/>
+          <w:color w:val="000000"/>
+          <w:kern w:val="0"/>
+          <w14:ligatures w14:val="none"/>
+        </w:rPr>
+        <w:t xml:space="preserve"> </w:t>
+      </w:r>
+      <w:r>
+        <w:rPr>
+          <w:rFonts w:ascii="Arial" w:eastAsia="Times New Roman" w:hAnsi="Arial" w:cs="Arial"/>
+          <w:color w:val="000000"/>
+          <w:kern w:val="0"/>
+          <w14:ligatures w14:val="none"/>
+        </w:rPr>
+        <w:fldChar w:fldCharType="begin"/>
+      </w:r>
+      <w:r>
+        <w:rPr>
+          <w:rFonts w:ascii="Arial" w:eastAsia="Times New Roman" w:hAnsi="Arial" w:cs="Arial"/>
+          <w:color w:val="000000"/>
+          <w:kern w:val="0"/>
+          <w14:ligatures w14:val="none"/>
+        </w:rPr>
+        <w:instrText xml:space="preserve"> ADDIN ZOTERO_ITEM CSL_CITATION {"citationID":"95GqYYga","properties":{"formattedCitation":"(U.S. Department of the Interior, U.S. Fish and Wildlife Service. {\\i{}2022 National Survey of Fishing, Hunting, and Wildlife-Associated Recreation}., 2023)","plainCitation":"(U.S. Department of the Interior, U.S. Fish and Wildlife Service. 2022 National Survey of Fishing, Hunting, and Wildlife-Associated Recreation., 2023)","noteIndex":0},"citationItems":[{"id":171,"uris":["http://zotero.org/users/4161640/items/ZTLN5IV4"],"itemData":{"id":171,"type":"document","title":"U.S. Department of the Interior, U.S. Fish and Wildlife Service. &lt;i&gt;2022 National Survey of Fishing, Hunting, and Wildlife-Associated Recreation&lt;/i&gt;.","issued":{"date-parts":[["2023"]]}}}],"schema":"https://github.com/citation-style-language/schema/raw/master/csl-citation.json"} </w:instrText>
+      </w:r>
+      <w:r>
+        <w:rPr>
+          <w:rFonts w:ascii="Arial" w:eastAsia="Times New Roman" w:hAnsi="Arial" w:cs="Arial"/>
+          <w:color w:val="000000"/>
+          <w:kern w:val="0"/>
+          <w14:ligatures w14:val="none"/>
+        </w:rPr>
+        <w:fldChar w:fldCharType="separate"/>
+      </w:r>
+      <w:r>
+        <w:rPr>
+          <w:rFonts w:ascii="Arial" w:hAnsi="Arial" w:cs="Arial"/>
+          <w:color w:val="000000"/>
+          <w:kern w:val="0"/>
+        </w:rPr>
+        <w:t>(U</w:t>
+      </w:r>
+      <w:r>
+        <w:rPr>
+          <w:rFonts w:ascii="Arial" w:hAnsi="Arial" w:cs="Arial"/>
+          <w:color w:val="000000"/>
+          <w:kern w:val="0"/>
+        </w:rPr>
+        <w:t>SDOI</w:t>
+      </w:r>
+      <w:r>
+        <w:rPr>
+          <w:rFonts w:ascii="Arial" w:hAnsi="Arial" w:cs="Arial"/>
+          <w:color w:val="000000"/>
+          <w:kern w:val="0"/>
+        </w:rPr>
+        <w:t xml:space="preserve"> 2023)</w:t>
+      </w:r>
+      <w:r>
+        <w:rPr>
+          <w:rFonts w:ascii="Arial" w:eastAsia="Times New Roman" w:hAnsi="Arial" w:cs="Arial"/>
+          <w:color w:val="000000"/>
+          <w:kern w:val="0"/>
+          <w14:ligatures w14:val="none"/>
+        </w:rPr>
+        <w:fldChar w:fldCharType="end"/>
+      </w:r>
+      <w:r>
+        <w:rPr>
+          <w:rFonts w:ascii="Arial" w:eastAsia="Times New Roman" w:hAnsi="Arial" w:cs="Arial"/>
+          <w:color w:val="000000"/>
+          <w:kern w:val="0"/>
+          <w14:ligatures w14:val="none"/>
+        </w:rPr>
+        <w:t xml:space="preserve">. </w:t>
+      </w:r>
+      <w:r>
+        <w:rPr>
+          <w:rFonts w:ascii="Arial" w:eastAsia="Times New Roman" w:hAnsi="Arial" w:cs="Arial"/>
+          <w:color w:val="000000"/>
+          <w:kern w:val="0"/>
+          <w14:ligatures w14:val="none"/>
+        </w:rPr>
+        <w:t>Bass</w:t>
+      </w:r>
+      <w:r>
+        <w:rPr>
+          <w:rFonts w:ascii="Arial" w:eastAsia="Times New Roman" w:hAnsi="Arial" w:cs="Arial"/>
+          <w:color w:val="000000"/>
+          <w:kern w:val="0"/>
+          <w14:ligatures w14:val="none"/>
+        </w:rPr>
+        <w:t xml:space="preserve"> native range extends from southeastern Canada to northeastern Mexico</w:t>
+      </w:r>
+      <w:r>
+        <w:rPr>
+          <w:rFonts w:ascii="Arial" w:eastAsia="Times New Roman" w:hAnsi="Arial" w:cs="Arial"/>
+          <w:color w:val="000000"/>
+          <w:kern w:val="0"/>
+          <w14:ligatures w14:val="none"/>
+        </w:rPr>
+        <w:t xml:space="preserve"> </w:t>
+      </w:r>
+      <w:r>
+        <w:rPr>
+          <w:rFonts w:ascii="Arial" w:eastAsia="Times New Roman" w:hAnsi="Arial" w:cs="Arial"/>
+          <w:color w:val="000000"/>
+          <w:kern w:val="0"/>
+          <w14:ligatures w14:val="none"/>
+        </w:rPr>
+        <w:fldChar w:fldCharType="begin"/>
+      </w:r>
+      <w:r>
+        <w:rPr>
+          <w:rFonts w:ascii="Arial" w:eastAsia="Times New Roman" w:hAnsi="Arial" w:cs="Arial"/>
+          <w:color w:val="000000"/>
+          <w:kern w:val="0"/>
+          <w14:ligatures w14:val="none"/>
+        </w:rPr>
+        <w:instrText xml:space="preserve"> ADDIN ZOTERO_ITEM CSL_CITATION {"citationID":"jzLyMH2u","properties":{"formattedCitation":"(Tringali {\\i{}et al.}, 2015; Taylor {\\i{}et al.}, 2019)","plainCitation":"(Tringali et al., 2015; Taylor et al., 2019)","noteIndex":0},"citationItems":[{"id":168,"uris":["http://zotero.org/users/4161640/items/6MDCSIZT"],"itemData":{"id":168,"type":"book","event-place":"Bethesda, Maryland, USA","ISBN":"978-1-934874-40-0","note":"DOI: 10.47886/9781934874400","publisher":"American Fisheries Society","publisher-place":"Bethesda, Maryland, USA","source":"DOI.org (Crossref)","title":"Black Bass Diversity: Multidisciplinary Science for Conservation","title-short":"Black Bass Diversity","URL":"https://fisheries.org/bookstore/all-titles/afs-symposia/54082c/","editor":[{"family":"Tringali","given":"Michael D."},{"family":"Long","given":"James M."},{"family":"Birdsong","given":"Timothy W."},{"family":"Allen","given":"Micheal S."}],"accessed":{"date-parts":[["2025",6,25]]},"issued":{"date-parts":[["2015"]]}}},{"id":167,"uris":["http://zotero.org/users/4161640/items/IBCVIFGF"],"itemData":{"id":167,"type":"article-journal","container-title":"Fisheries","DOI":"10.1002/fsh.10187","ISSN":"0363-2415, 1548-8446","issue":"1","language":"en","license":"https://academic.oup.com/pages/standard-publication-reuse-rights","page":"20-36","source":"DOI.org (Crossref)","title":"Conservation of black bass diversity: an emerging management paradigm","title-short":"Conservation of Black Bass Diversity","volume":"44","author":[{"family":"Taylor","given":"Andrew T"},{"family":"Long","given":"James M"},{"family":"Tringali","given":"Michael D"},{"family":"Barthel","given":"Brandon L"}],"issued":{"date-parts":[["2019",1,1]]}}}],"schema":"https://github.com/citation-style-language/schema/raw/master/csl-citation.json"} </w:instrText>
+      </w:r>
+      <w:r>
+        <w:rPr>
+          <w:rFonts w:ascii="Arial" w:eastAsia="Times New Roman" w:hAnsi="Arial" w:cs="Arial"/>
+          <w:color w:val="000000"/>
+          <w:kern w:val="0"/>
+          <w14:ligatures w14:val="none"/>
+        </w:rPr>
+        <w:fldChar w:fldCharType="separate"/>
+      </w:r>
+      <w:r>
+        <w:rPr>
+          <w:rFonts w:ascii="Arial" w:hAnsi="Arial" w:cs="Arial"/>
+          <w:color w:val="000000"/>
+          <w:kern w:val="0"/>
+        </w:rPr>
+        <w:t xml:space="preserve">(Tringali </w:t>
+      </w:r>
+      <w:r>
+        <w:rPr>
+          <w:rFonts w:ascii="Arial" w:hAnsi="Arial" w:cs="Arial"/>
+          <w:i/>
+          <w:iCs/>
+          <w:color w:val="000000"/>
+          <w:kern w:val="0"/>
+        </w:rPr>
+        <w:t>et al.</w:t>
+      </w:r>
+      <w:r>
+        <w:rPr>
+          <w:rFonts w:ascii="Arial" w:hAnsi="Arial" w:cs="Arial"/>
+          <w:color w:val="000000"/>
+          <w:kern w:val="0"/>
+        </w:rPr>
+        <w:t xml:space="preserve">, 2015; Taylor </w:t>
+      </w:r>
+      <w:r>
+        <w:rPr>
+          <w:rFonts w:ascii="Arial" w:hAnsi="Arial" w:cs="Arial"/>
+          <w:i/>
+          <w:iCs/>
+          <w:color w:val="000000"/>
+          <w:kern w:val="0"/>
+        </w:rPr>
+        <w:t>et al.</w:t>
+      </w:r>
+      <w:r>
+        <w:rPr>
+          <w:rFonts w:ascii="Arial" w:hAnsi="Arial" w:cs="Arial"/>
+          <w:color w:val="000000"/>
+          <w:kern w:val="0"/>
+        </w:rPr>
+        <w:t>, 2019)</w:t>
+      </w:r>
+      <w:r>
+        <w:rPr>
+          <w:rFonts w:ascii="Arial" w:eastAsia="Times New Roman" w:hAnsi="Arial" w:cs="Arial"/>
+          <w:color w:val="000000"/>
+          <w:kern w:val="0"/>
+          <w14:ligatures w14:val="none"/>
+        </w:rPr>
+        <w:fldChar w:fldCharType="end"/>
+      </w:r>
+      <w:r>
+        <w:rPr>
+          <w:rFonts w:ascii="Arial" w:eastAsia="Times New Roman" w:hAnsi="Arial" w:cs="Arial"/>
+          <w:color w:val="000000"/>
+          <w:kern w:val="0"/>
+          <w14:ligatures w14:val="none"/>
+        </w:rPr>
+        <w:t>. Despite the</w:t>
       </w:r>
       <w:r>
         <w:rPr>
@@ -3207,7 +6022,25 @@
           <w:kern w:val="0"/>
           <w14:ligatures w14:val="none"/>
         </w:rPr>
-        <w:t xml:space="preserve">e popularity and the introduction of bass to freshwater systems </w:t>
+        <w:t xml:space="preserve">e popularity and the introduction of bass </w:t>
+      </w:r>
+      <w:r>
+        <w:rPr>
+          <w:rFonts w:ascii="Arial" w:eastAsia="Times New Roman" w:hAnsi="Arial" w:cs="Arial"/>
+          <w:color w:val="000000"/>
+          <w:kern w:val="0"/>
+          <w14:ligatures w14:val="none"/>
+        </w:rPr>
+        <w:t>in</w:t>
+      </w:r>
+      <w:r>
+        <w:rPr>
+          <w:rFonts w:ascii="Arial" w:eastAsia="Times New Roman" w:hAnsi="Arial" w:cs="Arial"/>
+          <w:color w:val="000000"/>
+          <w:kern w:val="0"/>
+          <w14:ligatures w14:val="none"/>
+        </w:rPr>
+        <w:t xml:space="preserve">to freshwater systems </w:t>
       </w:r>
       <w:r>
         <w:rPr>
@@ -3225,6 +6058,331 @@
           <w:kern w:val="0"/>
           <w14:ligatures w14:val="none"/>
         </w:rPr>
+        <w:t xml:space="preserve"> </w:t>
+      </w:r>
+      <w:r>
+        <w:rPr>
+          <w:rFonts w:ascii="Arial" w:eastAsia="Times New Roman" w:hAnsi="Arial" w:cs="Arial"/>
+          <w:color w:val="000000"/>
+          <w:kern w:val="0"/>
+          <w14:ligatures w14:val="none"/>
+        </w:rPr>
+        <w:fldChar w:fldCharType="begin"/>
+      </w:r>
+      <w:r>
+        <w:rPr>
+          <w:rFonts w:ascii="Arial" w:eastAsia="Times New Roman" w:hAnsi="Arial" w:cs="Arial"/>
+          <w:color w:val="000000"/>
+          <w:kern w:val="0"/>
+          <w14:ligatures w14:val="none"/>
+        </w:rPr>
+        <w:instrText xml:space="preserve"> ADDIN ZOTERO_ITEM CSL_CITATION {"citationID":"5pNQZign","properties":{"formattedCitation":"(Gratwicke and Marshall, 2001; Takamura, 2007)","plainCitation":"(Gratwicke and Marshall, 2001; Takamura, 2007)","noteIndex":0},"citationItems":[{"id":172,"uris":["http://zotero.org/users/4161640/items/DZU5IT6L"],"itemData":{"id":172,"type":"article-journal","container-title":"Journal of Fish Biology","DOI":"10.1111/j.1095-8649.2001.tb00499.x","ISSN":"0022-1112, 1095-8649","issue":"1","journalAbbreviation":"J Fish Biol","language":"en","license":"http://onlinelibrary.wiley.com/termsAndConditions#vor","page":"68-75","source":"DOI.org (Crossref)","title":"The relationship between the exotic predators &lt;i&gt;Micropterus salmoides&lt;/i&gt; and &lt;i&gt;Serranochromis robustus&lt;/i&gt; and native stream fishes in Zimbabwe","volume":"58","author":[{"family":"Gratwicke","given":"B."},{"family":"Marshall","given":"B. E."}],"issued":{"date-parts":[["2001",1]]}}},{"id":173,"uris":["http://zotero.org/users/4161640/items/HE6JNMKK"],"itemData":{"id":173,"type":"article-journal","abstract":"Abstract\n            \n              This review focuses on how predator performance of the invasive largemouth bass [\n              Micropterus salmoides\n              (Lacepède)] has been, or will be, formed in Japanese freshwaters. Predation impacts of largemouth bass on fish communities appear pervasive in both Japanese as well as North American freshwaters. Factors affecting performance as a piscivorous predator are (1) light intensity and water clarity, (2) oxygen depletion, (3) prey size and gape size, (4) behavioral refuge of prey, (5) weed beds as refuge for prey fish, (6) interaction with bluegill. Size and behavioral refuges requirements are so rigorous that they may have evolved only in some North American prey fish species like bluegill; therefore, most Japanese native fish species are unlikely to be equipped with such refuges. However, refuge habitats like aquatic weed beds could develop in Japanese freshwaters, allowing prey fish species to survive under predation pressure. The density, architecture, and species composition of aquatic plants may affect their suitability as refuges. Studies in Japanese waters have suggested that the presence of rich aquatic vegetation or invasive bluegill in bass</w:instrText>
+      </w:r>
+      <w:r>
+        <w:rPr>
+          <w:rFonts w:ascii="Cambria Math" w:eastAsia="Times New Roman" w:hAnsi="Cambria Math" w:cs="Cambria Math"/>
+          <w:color w:val="000000"/>
+          <w:kern w:val="0"/>
+          <w14:ligatures w14:val="none"/>
+        </w:rPr>
+        <w:instrText>‐</w:instrText>
+      </w:r>
+      <w:r>
+        <w:rPr>
+          <w:rFonts w:ascii="Arial" w:eastAsia="Times New Roman" w:hAnsi="Arial" w:cs="Arial"/>
+          <w:color w:val="000000"/>
+          <w:kern w:val="0"/>
+          <w14:ligatures w14:val="none"/>
+        </w:rPr>
+        <w:instrText xml:space="preserve">introduced waters have suppressed the predation impact of largemouth bass on fish communities. In addition to these environmental factors, original genotypic and phenotypic traits of the introduced largemouth bass, and hybridization between different lineages of largemouth bass or with Florida bass [\n              Micropterus floridanus\n              (Lesueur)] may be involved in further adaptation of invasive largemouth bass to Japanese freshwaters.","container-title":"Ecological Research","DOI":"10.1007/s11284-007-0415-7","ISSN":"0912-3814, 1440-1703","issue":"6","journalAbbreviation":"Ecol Res","language":"en","license":"http://onlinelibrary.wiley.com/termsAndConditions#vor","page":"940-946","source":"DOI.org (Crossref)","title":"Performance as a fish predator of largemouth bass [&lt;i&gt;Micropterus salmoides&lt;/i&gt; (Lacepède)] invading Japanese freshwaters: a review","title-short":"Performance as a fish predator of largemouth bass [ &lt;i&gt;Micropterus salmoides&lt;/i&gt; (Lacepède)] invading Japanese freshwaters","volume":"22","author":[{"family":"Takamura","given":"Kenzi"}],"issued":{"date-parts":[["2007",11]]}}}],"schema":"https://github.com/citation-style-language/schema/raw/master/csl-citation.json"} </w:instrText>
+      </w:r>
+      <w:r>
+        <w:rPr>
+          <w:rFonts w:ascii="Arial" w:eastAsia="Times New Roman" w:hAnsi="Arial" w:cs="Arial"/>
+          <w:color w:val="000000"/>
+          <w:kern w:val="0"/>
+          <w14:ligatures w14:val="none"/>
+        </w:rPr>
+        <w:fldChar w:fldCharType="separate"/>
+      </w:r>
+      <w:r>
+        <w:rPr>
+          <w:rFonts w:ascii="Arial" w:eastAsia="Times New Roman" w:hAnsi="Arial" w:cs="Arial"/>
+          <w:noProof/>
+          <w:color w:val="000000"/>
+          <w:kern w:val="0"/>
+          <w14:ligatures w14:val="none"/>
+        </w:rPr>
+        <w:t>(Gratwicke and Marshall, 2001; Takamura, 2007)</w:t>
+      </w:r>
+      <w:r>
+        <w:rPr>
+          <w:rFonts w:ascii="Arial" w:eastAsia="Times New Roman" w:hAnsi="Arial" w:cs="Arial"/>
+          <w:color w:val="000000"/>
+          <w:kern w:val="0"/>
+          <w14:ligatures w14:val="none"/>
+        </w:rPr>
+        <w:fldChar w:fldCharType="end"/>
+      </w:r>
+      <w:r>
+        <w:rPr>
+          <w:rFonts w:ascii="Arial" w:eastAsia="Times New Roman" w:hAnsi="Arial" w:cs="Arial"/>
+          <w:color w:val="000000"/>
+          <w:kern w:val="0"/>
+          <w14:ligatures w14:val="none"/>
+        </w:rPr>
+        <w:t xml:space="preserve">, bass are considered one of the world’s most problematic invaders due to their trophic position and ability </w:t>
+      </w:r>
+      <w:r>
+        <w:rPr>
+          <w:rFonts w:ascii="Arial" w:eastAsia="Times New Roman" w:hAnsi="Arial" w:cs="Arial"/>
+          <w:color w:val="000000"/>
+          <w:kern w:val="0"/>
+          <w14:ligatures w14:val="none"/>
+        </w:rPr>
+        <w:t>to</w:t>
+      </w:r>
+      <w:r>
+        <w:rPr>
+          <w:rFonts w:ascii="Arial" w:eastAsia="Times New Roman" w:hAnsi="Arial" w:cs="Arial"/>
+          <w:color w:val="000000"/>
+          <w:kern w:val="0"/>
+          <w14:ligatures w14:val="none"/>
+        </w:rPr>
+        <w:t xml:space="preserve"> alter the diversity and abundance of aquatic biota</w:t>
+      </w:r>
+      <w:r>
+        <w:rPr>
+          <w:rFonts w:ascii="Arial" w:eastAsia="Times New Roman" w:hAnsi="Arial" w:cs="Arial"/>
+          <w:color w:val="000000"/>
+          <w:kern w:val="0"/>
+          <w14:ligatures w14:val="none"/>
+        </w:rPr>
+        <w:t xml:space="preserve"> </w:t>
+      </w:r>
+      <w:r>
+        <w:rPr>
+          <w:rFonts w:ascii="Arial" w:eastAsia="Times New Roman" w:hAnsi="Arial" w:cs="Arial"/>
+          <w:color w:val="000000"/>
+          <w:kern w:val="0"/>
+          <w14:ligatures w14:val="none"/>
+        </w:rPr>
+        <w:fldChar w:fldCharType="begin"/>
+      </w:r>
+      <w:r>
+        <w:rPr>
+          <w:rFonts w:ascii="Arial" w:eastAsia="Times New Roman" w:hAnsi="Arial" w:cs="Arial"/>
+          <w:color w:val="000000"/>
+          <w:kern w:val="0"/>
+          <w14:ligatures w14:val="none"/>
+        </w:rPr>
+        <w:instrText xml:space="preserve"> ADDIN ZOTERO_ITEM CSL_CITATION {"citationID":"NhHGEY0f","properties":{"formattedCitation":"(Cambray, 2003; Weyl and Lewis, 2006; Weyl {\\i{}et al.}, 2010; Wasserman {\\i{}et al.}, 2011; Frehse {\\i{}et al.}, 2020; Sammons {\\i{}et al.}, 2023)","plainCitation":"(Cambray, 2003; Weyl and Lewis, 2006; Weyl et al., 2010; Wasserman et al., 2011; Frehse et al., 2020; Sammons et al., 2023)","noteIndex":0},"citationItems":[{"id":175,"uris":["http://zotero.org/users/4161640/items/ZX72VL2V"],"itemData":{"id":175,"type":"article-journal","container-title":"Hydrobiologia","DOI":"10.1023/A:1024648719995","ISSN":"0018-8158, 1573-5117","issue":"1-3","journalAbbreviation":"Hydrobiologia","language":"en","license":"https://www.springernature.com/gp/researchers/text-and-data-mining","page":"217-230","source":"DOI.org (Crossref)","title":"Impact on indigenous species biodiversity caused by the globalisation of alien recreational freshwater fisheries","volume":"500","author":[{"family":"Cambray","given":"J.A."}],"issued":{"date-parts":[["2003",6]]}}},{"id":174,"uris":["http://zotero.org/users/4161640/items/DW9DX449"],"itemData":{"id":174,"type":"article-journal","container-title":"African Zoology","DOI":"10.1080/15627020.2006.11407365","ISSN":"1562-7020, 2224-073X","issue":"2","journalAbbreviation":"Afr. Zool.","language":"en","page":"294-296","source":"DOI.org (Crossref)","title":"First record of predation by the alien invasive freshwater fish &lt;i&gt;Micropterus salmoides&lt;/i&gt; L. (Centrarchidae) on migrating estuarine fishes in South Africa","volume":"41","author":[{"family":"Weyl","given":"Olaf L. F."},{"family":"Lewis","given":"Hylton"}],"issued":{"date-parts":[["2006",10]]}}},{"id":178,"uris":["http://zotero.org/users/4161640/items/AUSW78TQ"],"itemData":{"id":178,"type":"article-journal","container-title":"African Journal of Aquatic Science","DOI":"10.2989/16085914.2010.540776","ISSN":"1608-5914, 1727-9364","issue":"3","journalAbbreviation":"Afr J Aquat Sci","language":"en","page":"273-281","source":"DOI.org (Crossref)","title":"The effect of largemouth bass &lt;i&gt;Micropterus salmoides&lt;/i&gt; on aquatic macro-invertebrate communities in the Wit River, Eastern Cape, South Africa","volume":"35","author":[{"family":"Weyl","given":"P SR"},{"family":"De Moor","given":"F C"},{"family":"Hill","given":"M P"},{"family":"Weyl","given":"O LF"}],"issued":{"date-parts":[["2010",12,24]]}}},{"id":176,"uris":["http://zotero.org/users/4161640/items/ID5H2WUN"],"itemData":{"id":176,"type":"article-journal","container-title":"African Zoology","issue":"2","journalAbbreviation":"Afr Zool","note":"publisher: NISC (Pty) Ltd","page":"378–386","title":"Diet of largemouth bass, &lt;i&gt;Micropterus salmoides&lt;/i&gt; (Centrarchidae), an invasive alien in the lower reaches of an Eastern Cape river, South Africa","volume":"46","author":[{"family":"Wasserman","given":"RJ"},{"family":"Strydom","given":"NA"},{"family":"Weyl","given":"OLF"}],"issued":{"date-parts":[["2011"]]}}},{"id":181,"uris":["http://zotero.org/users/4161640/items/B8FPL5SP"],"itemData":{"id":181,"type":"article-journal","container-title":"Journal of Applied Ichthyology","DOI":"10.1111/jai.13987","ISSN":"0175-8659, 1439-0426","issue":"1","journalAbbreviation":"J Appl Ichthyol","language":"en","page":"46-54","source":"DOI.org (Crossref)","title":"The genetic characteristics of invasive largemouth bass in southern Brazil","volume":"36","author":[{"family":"Frehse","given":"Fabrício De A."},{"family":"Hargrove","given":"John S."},{"family":"Weyl","given":"Olaf L. F."},{"family":"Vitule","given":"Jean R. S."}],"issued":{"date-parts":[["2020",1]]}}},{"id":177,"uris":["http://zotero.org/users/4161640/items/Z84M3FXT"],"itemData":{"id":177,"type":"article-journal","container-title":"North American Journal of Fisheries Management","DOI":"10.1002/nafm.10876","ISSN":"0275-5947, 1548-8675","issue":"2","journalAbbreviation":"N Am J Fish Manag","language":"en","license":"https://academic.oup.com/pages/standard-publication-reuse-rights","page":"384-399","source":"DOI.org (Crossref)","title":"Alabama bass alter reservoir black bass species assemblages when introduced outside their native range","volume":"43","author":[{"family":"Sammons","given":"Steven M."},{"family":"Dorsey","given":"Lawrence G."},{"family":"Loftis","given":"C. Scott"},{"family":"Chrisman","given":"Preston"},{"family":"Scott","given":"Mark"},{"family":"Hammonds","given":"John"},{"family":"Jolley","given":"Michael"},{"family":"Hatcher","given":"Hunter"},{"family":"Odenkirk","given":"John"},{"family":"Damer","given":"John"},{"family":"Lewis","given":"Matthew R."},{"family":"Peatman","given":"Eric J."}],"issued":{"date-parts":[["2023",4,1]]}}}],"schema":"https://github.com/citation-style-language/schema/raw/master/csl-citation.json"} </w:instrText>
+      </w:r>
+      <w:r>
+        <w:rPr>
+          <w:rFonts w:ascii="Arial" w:eastAsia="Times New Roman" w:hAnsi="Arial" w:cs="Arial"/>
+          <w:color w:val="000000"/>
+          <w:kern w:val="0"/>
+          <w14:ligatures w14:val="none"/>
+        </w:rPr>
+        <w:fldChar w:fldCharType="separate"/>
+      </w:r>
+      <w:r>
+        <w:rPr>
+          <w:rFonts w:ascii="Arial" w:hAnsi="Arial" w:cs="Arial"/>
+          <w:color w:val="000000"/>
+          <w:kern w:val="0"/>
+        </w:rPr>
+        <w:t xml:space="preserve">(Cambray, 2003; Weyl and Lewis, 2006; Weyl </w:t>
+      </w:r>
+      <w:r>
+        <w:rPr>
+          <w:rFonts w:ascii="Arial" w:hAnsi="Arial" w:cs="Arial"/>
+          <w:i/>
+          <w:iCs/>
+          <w:color w:val="000000"/>
+          <w:kern w:val="0"/>
+        </w:rPr>
+        <w:t>et al.</w:t>
+      </w:r>
+      <w:r>
+        <w:rPr>
+          <w:rFonts w:ascii="Arial" w:hAnsi="Arial" w:cs="Arial"/>
+          <w:color w:val="000000"/>
+          <w:kern w:val="0"/>
+        </w:rPr>
+        <w:t xml:space="preserve">, 2010; Wasserman </w:t>
+      </w:r>
+      <w:r>
+        <w:rPr>
+          <w:rFonts w:ascii="Arial" w:hAnsi="Arial" w:cs="Arial"/>
+          <w:i/>
+          <w:iCs/>
+          <w:color w:val="000000"/>
+          <w:kern w:val="0"/>
+        </w:rPr>
+        <w:t>et al.</w:t>
+      </w:r>
+      <w:r>
+        <w:rPr>
+          <w:rFonts w:ascii="Arial" w:hAnsi="Arial" w:cs="Arial"/>
+          <w:color w:val="000000"/>
+          <w:kern w:val="0"/>
+        </w:rPr>
+        <w:t xml:space="preserve">, 2011; Frehse </w:t>
+      </w:r>
+      <w:r>
+        <w:rPr>
+          <w:rFonts w:ascii="Arial" w:hAnsi="Arial" w:cs="Arial"/>
+          <w:i/>
+          <w:iCs/>
+          <w:color w:val="000000"/>
+          <w:kern w:val="0"/>
+        </w:rPr>
+        <w:t>et al.</w:t>
+      </w:r>
+      <w:r>
+        <w:rPr>
+          <w:rFonts w:ascii="Arial" w:hAnsi="Arial" w:cs="Arial"/>
+          <w:color w:val="000000"/>
+          <w:kern w:val="0"/>
+        </w:rPr>
+        <w:t xml:space="preserve">, 2020; Sammons </w:t>
+      </w:r>
+      <w:r>
+        <w:rPr>
+          <w:rFonts w:ascii="Arial" w:hAnsi="Arial" w:cs="Arial"/>
+          <w:i/>
+          <w:iCs/>
+          <w:color w:val="000000"/>
+          <w:kern w:val="0"/>
+        </w:rPr>
+        <w:t>et al.</w:t>
+      </w:r>
+      <w:r>
+        <w:rPr>
+          <w:rFonts w:ascii="Arial" w:hAnsi="Arial" w:cs="Arial"/>
+          <w:color w:val="000000"/>
+          <w:kern w:val="0"/>
+        </w:rPr>
+        <w:t>, 2023)</w:t>
+      </w:r>
+      <w:r>
+        <w:rPr>
+          <w:rFonts w:ascii="Arial" w:eastAsia="Times New Roman" w:hAnsi="Arial" w:cs="Arial"/>
+          <w:color w:val="000000"/>
+          <w:kern w:val="0"/>
+          <w14:ligatures w14:val="none"/>
+        </w:rPr>
+        <w:fldChar w:fldCharType="end"/>
+      </w:r>
+      <w:r>
+        <w:rPr>
+          <w:rFonts w:ascii="Arial" w:eastAsia="Times New Roman" w:hAnsi="Arial" w:cs="Arial"/>
+          <w:color w:val="000000"/>
+          <w:kern w:val="0"/>
+          <w14:ligatures w14:val="none"/>
+        </w:rPr>
+        <w:t xml:space="preserve">, </w:t>
+      </w:r>
+      <w:r>
+        <w:rPr>
+          <w:rFonts w:ascii="Arial" w:eastAsia="Times New Roman" w:hAnsi="Arial" w:cs="Arial"/>
+          <w:color w:val="000000"/>
+          <w:kern w:val="0"/>
+          <w14:ligatures w14:val="none"/>
+        </w:rPr>
+        <w:t>adding additional value for conducting research on this</w:t>
+      </w:r>
+      <w:r>
+        <w:rPr>
+          <w:rFonts w:ascii="Arial" w:eastAsia="Times New Roman" w:hAnsi="Arial" w:cs="Arial"/>
+          <w:color w:val="000000"/>
+          <w:kern w:val="0"/>
+          <w14:ligatures w14:val="none"/>
+        </w:rPr>
+        <w:t xml:space="preserve"> species</w:t>
+      </w:r>
+      <w:r>
+        <w:rPr>
+          <w:rFonts w:ascii="Arial" w:eastAsia="Times New Roman" w:hAnsi="Arial" w:cs="Arial"/>
+          <w:color w:val="000000"/>
+          <w:kern w:val="0"/>
+          <w14:ligatures w14:val="none"/>
+        </w:rPr>
+        <w:t xml:space="preserve">. </w:t>
+      </w:r>
+      <w:r>
+        <w:rPr>
+          <w:rFonts w:ascii="Arial" w:eastAsia="Times New Roman" w:hAnsi="Arial" w:cs="Arial"/>
+          <w:color w:val="000000"/>
+          <w:kern w:val="0"/>
+          <w14:ligatures w14:val="none"/>
+        </w:rPr>
+        <w:t>Lastly</w:t>
+      </w:r>
+      <w:r>
+        <w:rPr>
+          <w:rFonts w:ascii="Arial" w:eastAsia="Times New Roman" w:hAnsi="Arial" w:cs="Arial"/>
+          <w:color w:val="000000"/>
+          <w:kern w:val="0"/>
+          <w14:ligatures w14:val="none"/>
+        </w:rPr>
+        <w:t>, bass reproduce easily</w:t>
+      </w:r>
+      <w:r>
+        <w:rPr>
+          <w:rFonts w:ascii="Arial" w:eastAsia="Times New Roman" w:hAnsi="Arial" w:cs="Arial"/>
+          <w:color w:val="000000"/>
+          <w:kern w:val="0"/>
+          <w14:ligatures w14:val="none"/>
+        </w:rPr>
+        <w:t>—</w:t>
+      </w:r>
+      <w:r>
+        <w:rPr>
+          <w:rFonts w:ascii="Arial" w:eastAsia="Times New Roman" w:hAnsi="Arial" w:cs="Arial"/>
+          <w:color w:val="000000"/>
+          <w:kern w:val="0"/>
+          <w14:ligatures w14:val="none"/>
+        </w:rPr>
+        <w:t>exhibit</w:t>
+      </w:r>
+      <w:r>
+        <w:rPr>
+          <w:rFonts w:ascii="Arial" w:eastAsia="Times New Roman" w:hAnsi="Arial" w:cs="Arial"/>
+          <w:color w:val="000000"/>
+          <w:kern w:val="0"/>
+          <w14:ligatures w14:val="none"/>
+        </w:rPr>
+        <w:t>ing</w:t>
+      </w:r>
+      <w:r>
+        <w:rPr>
+          <w:rFonts w:ascii="Arial" w:eastAsia="Times New Roman" w:hAnsi="Arial" w:cs="Arial"/>
+          <w:color w:val="000000"/>
+          <w:kern w:val="0"/>
+          <w14:ligatures w14:val="none"/>
+        </w:rPr>
+        <w:t xml:space="preserve"> </w:t>
+      </w:r>
+      <w:r>
+        <w:rPr>
+          <w:rFonts w:ascii="Arial" w:eastAsia="Times New Roman" w:hAnsi="Arial" w:cs="Arial"/>
+          <w:color w:val="000000"/>
+          <w:kern w:val="0"/>
+          <w14:ligatures w14:val="none"/>
+        </w:rPr>
+        <w:lastRenderedPageBreak/>
+        <w:t>high fecundity and growth rates and low mortality</w:t>
+      </w:r>
+      <w:r>
+        <w:rPr>
+          <w:rFonts w:ascii="Arial" w:eastAsia="Times New Roman" w:hAnsi="Arial" w:cs="Arial"/>
+          <w:color w:val="000000"/>
+          <w:kern w:val="0"/>
+          <w14:ligatures w14:val="none"/>
+        </w:rPr>
         <w:t xml:space="preserve"> (</w:t>
       </w:r>
       <w:proofErr w:type="spellStart"/>
@@ -3235,125 +6393,204 @@
           <w:kern w:val="0"/>
           <w14:ligatures w14:val="none"/>
         </w:rPr>
-        <w:t>Gratwicke</w:t>
+        <w:fldChar w:fldCharType="begin"/>
+      </w:r>
+      <w:r>
+        <w:rPr>
+          <w:rFonts w:ascii="Arial" w:eastAsia="Times New Roman" w:hAnsi="Arial" w:cs="Arial"/>
+          <w:color w:val="000000"/>
+          <w:kern w:val="0"/>
+          <w14:ligatures w14:val="none"/>
+        </w:rPr>
+        <w:instrText xml:space="preserve"> ADDIN ZOTERO_ITEM CSL_CITATION {"citationID":"hrSdsdzu","properties":{"formattedCitation":"(Ludsin and DeVries, 1997; Post {\\i{}et al.}, 1998; Coleman {\\i{}et al.}, 2024)","plainCitation":"(Ludsin and DeVries, 1997; Post et al., 1998; Coleman et al., 2024)","noteIndex":0},"citationItems":[{"id":183,"uris":["http://zotero.org/users/4161640/items/GU6UFZXW"],"itemData":{"id":183,"type":"article-journal","container-title":"Ecological Applications","DOI":"10.1890/1051-0761(1997)007[1024:FYROLB]2.0.CO;2","ISSN":"1051-0761","issue":"3","journalAbbreviation":"Ecol Appl","language":"en","license":"http://doi.wiley.com/10.1002/tdm_license_1.1","page":"1024-1038","source":"DOI.org (Crossref)","title":"First-year recruitment of largemouth bass: the interdependency of early life stages","title-short":"FIRST-YEAR RECRUITMENT OF LARGEMOUTH BASS","volume":"7","author":[{"family":"Ludsin","given":"Stuart A."},{"family":"DeVries","given":"Dennis R."}],"issued":{"date-parts":[["1997",8]]}}},{"id":182,"uris":["http://zotero.org/users/4161640/items/STCFW2ZE"],"itemData":{"id":182,"type":"article-journal","container-title":"Canadian Journal of Fisheries and Aquatic Sciences","DOI":"10.1139/f98-139","ISSN":"0706-652X, 1205-7533","issue":"12","journalAbbreviation":"Can J Fish Aquat Sci","language":"en","license":"http://www.nrcresearchpress.com/page/about/CorporateTextAndDataMining","page":"2588-2600","source":"DOI.org (Crossref)","title":"Interactions among adult demography, spawning date, growth rate, predation, overwinter mortality, and the recruitment of largemouth bass in a northern lake","volume":"55","author":[{"family":"Post","given":"David M"},{"family":"Kitchell","given":"James F"},{"family":"Hodgson","given":"James R"}],"issued":{"date-parts":[["1998",12,1]]}}},{"id":169,"uris":["http://zotero.org/users/4161640/items/CERB7K9A"],"itemData":{"id":169,"type":"article-journal","abstract":"ObjectiveReducing Largemouth Bass Micropterus salmoides recruitment and therefore population density could benefit recreational fisheries in small impoundments by improving individual growth rates and increasing the average size and condition of Largemouth Bass. To achieve these effects, methods of controlling Largemouth Bass recruitment should avoid reducing the productivity of their primary prey species, the Bluegill Lepomis macrochirus.MethodsWe tested this hypothesis by evaluating the effects of shoreline rotenone application on the density of Bluegill and the density, growth, and survival of age</w:instrText>
+      </w:r>
+      <w:r>
+        <w:rPr>
+          <w:rFonts w:ascii="Cambria Math" w:eastAsia="Times New Roman" w:hAnsi="Cambria Math" w:cs="Cambria Math"/>
+          <w:color w:val="000000"/>
+          <w:kern w:val="0"/>
+          <w14:ligatures w14:val="none"/>
+        </w:rPr>
+        <w:instrText>‐</w:instrText>
+      </w:r>
+      <w:r>
+        <w:rPr>
+          <w:rFonts w:ascii="Arial" w:eastAsia="Times New Roman" w:hAnsi="Arial" w:cs="Arial"/>
+          <w:color w:val="000000"/>
+          <w:kern w:val="0"/>
+          <w14:ligatures w14:val="none"/>
+        </w:rPr>
+        <w:instrText>0 and age</w:instrText>
+      </w:r>
+      <w:r>
+        <w:rPr>
+          <w:rFonts w:ascii="Cambria Math" w:eastAsia="Times New Roman" w:hAnsi="Cambria Math" w:cs="Cambria Math"/>
+          <w:color w:val="000000"/>
+          <w:kern w:val="0"/>
+          <w14:ligatures w14:val="none"/>
+        </w:rPr>
+        <w:instrText>‐</w:instrText>
+      </w:r>
+      <w:r>
+        <w:rPr>
+          <w:rFonts w:ascii="Arial" w:eastAsia="Times New Roman" w:hAnsi="Arial" w:cs="Arial"/>
+          <w:color w:val="000000"/>
+          <w:kern w:val="0"/>
+          <w14:ligatures w14:val="none"/>
+        </w:rPr>
+        <w:instrText>1 Largemouth Bass in 15 Alabama small impoundments.ResultAfter treatment, Largemouth Bass age</w:instrText>
+      </w:r>
+      <w:r>
+        <w:rPr>
+          <w:rFonts w:ascii="Cambria Math" w:eastAsia="Times New Roman" w:hAnsi="Cambria Math" w:cs="Cambria Math"/>
+          <w:color w:val="000000"/>
+          <w:kern w:val="0"/>
+          <w14:ligatures w14:val="none"/>
+        </w:rPr>
+        <w:instrText>‐</w:instrText>
+      </w:r>
+      <w:r>
+        <w:rPr>
+          <w:rFonts w:ascii="Arial" w:eastAsia="Times New Roman" w:hAnsi="Arial" w:cs="Arial"/>
+          <w:color w:val="000000"/>
+          <w:kern w:val="0"/>
+          <w14:ligatures w14:val="none"/>
+        </w:rPr>
+        <w:instrText>0 densities declined and mean age</w:instrText>
+      </w:r>
+      <w:r>
+        <w:rPr>
+          <w:rFonts w:ascii="Cambria Math" w:eastAsia="Times New Roman" w:hAnsi="Cambria Math" w:cs="Cambria Math"/>
+          <w:color w:val="000000"/>
+          <w:kern w:val="0"/>
+          <w14:ligatures w14:val="none"/>
+        </w:rPr>
+        <w:instrText>‐</w:instrText>
+      </w:r>
+      <w:r>
+        <w:rPr>
+          <w:rFonts w:ascii="Arial" w:eastAsia="Times New Roman" w:hAnsi="Arial" w:cs="Arial"/>
+          <w:color w:val="000000"/>
+          <w:kern w:val="0"/>
+          <w14:ligatures w14:val="none"/>
+        </w:rPr>
+        <w:instrText>1 length increased, whereas Bluegill populations were not significantly reduced.ConclusionOur study indicates that shoreline rotenone application may be a valuable method for reducing Largemouth Bass recruitment and increasing the growth of age</w:instrText>
+      </w:r>
+      <w:r>
+        <w:rPr>
+          <w:rFonts w:ascii="Cambria Math" w:eastAsia="Times New Roman" w:hAnsi="Cambria Math" w:cs="Cambria Math"/>
+          <w:color w:val="000000"/>
+          <w:kern w:val="0"/>
+          <w14:ligatures w14:val="none"/>
+        </w:rPr>
+        <w:instrText>‐</w:instrText>
+      </w:r>
+      <w:r>
+        <w:rPr>
+          <w:rFonts w:ascii="Arial" w:eastAsia="Times New Roman" w:hAnsi="Arial" w:cs="Arial"/>
+          <w:color w:val="000000"/>
+          <w:kern w:val="0"/>
+          <w14:ligatures w14:val="none"/>
+        </w:rPr>
+        <w:instrText>1 Largemouth Bass in small impoundments. However, further research is needed to understand the effects of treatment on nontarget fishes and to better assess the effects of factors such as impoundment surface area and treatment frequency and duration on the ultimate utility of the approach.Impact statementSmall impoundment management could benefit from reducing Largemouth Bass recruitment. We found that shoreline rotenone application improved age</w:instrText>
+      </w:r>
+      <w:r>
+        <w:rPr>
+          <w:rFonts w:ascii="Cambria Math" w:eastAsia="Times New Roman" w:hAnsi="Cambria Math" w:cs="Cambria Math"/>
+          <w:color w:val="000000"/>
+          <w:kern w:val="0"/>
+          <w14:ligatures w14:val="none"/>
+        </w:rPr>
+        <w:instrText>‐</w:instrText>
+      </w:r>
+      <w:r>
+        <w:rPr>
+          <w:rFonts w:ascii="Arial" w:eastAsia="Times New Roman" w:hAnsi="Arial" w:cs="Arial"/>
+          <w:color w:val="000000"/>
+          <w:kern w:val="0"/>
+          <w14:ligatures w14:val="none"/>
+        </w:rPr>
+        <w:instrText xml:space="preserve">1 Largemouth Bass growth rates while Bluegill densities were unaffected. Shoreline rotenone application appears to immediately enhance Largemouth Bass populations in impoundments ≤11 ha.","container-title":"North American Journal of Fisheries Management","DOI":"10.1002/nafm.10953","ISSN":"0275-5947","issue":"1","journalAbbreviation":"North American Journal of Fisheries Management","page":"57-69","source":"Silverchair","title":"Evaluation of shoreline rotenone application to control Largemouth Bass recruitment in small impoundments","volume":"44","author":[{"family":"Coleman","given":"Tyler Steven"},{"family":"Eckelbecker","given":"Robert W."},{"family":"Carlson","given":"Andrew K."},{"family":"DeVries","given":"Dennis R."},{"family":"Wright","given":"Russell A."},{"family":"Staton","given":"Benjamin A."},{"family":"Parker","given":"Stephen W."},{"family":"Chittam","given":"Collin R."},{"family":"Lovell","given":"Richard G."},{"family":"Catalano","given":"Matthew J."}],"issued":{"date-parts":[["2024",2,1]]}}}],"schema":"https://github.com/citation-style-language/schema/raw/master/csl-citation.json"} </w:instrText>
+      </w:r>
+      <w:r>
+        <w:rPr>
+          <w:rFonts w:ascii="Arial" w:eastAsia="Times New Roman" w:hAnsi="Arial" w:cs="Arial"/>
+          <w:color w:val="000000"/>
+          <w:kern w:val="0"/>
+          <w14:ligatures w14:val="none"/>
+        </w:rPr>
+        <w:fldChar w:fldCharType="separate"/>
+      </w:r>
+      <w:r>
+        <w:rPr>
+          <w:rFonts w:ascii="Arial" w:hAnsi="Arial" w:cs="Arial"/>
+          <w:color w:val="000000"/>
+          <w:kern w:val="0"/>
+        </w:rPr>
+        <w:t>Ludsin</w:t>
       </w:r>
       <w:proofErr w:type="spellEnd"/>
       <w:r>
         <w:rPr>
-          <w:rFonts w:ascii="Arial" w:eastAsia="Times New Roman" w:hAnsi="Arial" w:cs="Arial"/>
-          <w:color w:val="000000"/>
-          <w:kern w:val="0"/>
-          <w14:ligatures w14:val="none"/>
-        </w:rPr>
-        <w:t xml:space="preserve"> and Marshall, 2001; Lowe et al., 2004; Takamura 2007; Boucek et al. 2017), bass are considered one of the world’s most problematic invaders due to their trophic position and ability </w:t>
-      </w:r>
-      <w:r>
-        <w:rPr>
-          <w:rFonts w:ascii="Arial" w:eastAsia="Times New Roman" w:hAnsi="Arial" w:cs="Arial"/>
-          <w:color w:val="000000"/>
-          <w:kern w:val="0"/>
-          <w14:ligatures w14:val="none"/>
-        </w:rPr>
-        <w:t>to</w:t>
-      </w:r>
-      <w:r>
-        <w:rPr>
-          <w:rFonts w:ascii="Arial" w:eastAsia="Times New Roman" w:hAnsi="Arial" w:cs="Arial"/>
-          <w:color w:val="000000"/>
-          <w:kern w:val="0"/>
-          <w14:ligatures w14:val="none"/>
-        </w:rPr>
-        <w:t xml:space="preserve"> alter the diversity and abundance of aquatic biota (Cambray, 2003; Weyl et al., 2010; Hargrove et al., 2019)</w:t>
-      </w:r>
-      <w:r>
-        <w:rPr>
-          <w:rFonts w:ascii="Arial" w:eastAsia="Times New Roman" w:hAnsi="Arial" w:cs="Arial"/>
-          <w:color w:val="000000"/>
-          <w:kern w:val="0"/>
-          <w14:ligatures w14:val="none"/>
-        </w:rPr>
-        <w:t xml:space="preserve">, </w:t>
-      </w:r>
-      <w:r>
-        <w:rPr>
-          <w:rFonts w:ascii="Arial" w:eastAsia="Times New Roman" w:hAnsi="Arial" w:cs="Arial"/>
-          <w:color w:val="000000"/>
-          <w:kern w:val="0"/>
-          <w14:ligatures w14:val="none"/>
-        </w:rPr>
-        <w:t>highlight</w:t>
-      </w:r>
-      <w:r>
-        <w:rPr>
-          <w:rFonts w:ascii="Arial" w:eastAsia="Times New Roman" w:hAnsi="Arial" w:cs="Arial"/>
-          <w:color w:val="000000"/>
-          <w:kern w:val="0"/>
-          <w14:ligatures w14:val="none"/>
-        </w:rPr>
-        <w:t xml:space="preserve">ing the research </w:t>
-      </w:r>
-      <w:r>
-        <w:rPr>
-          <w:rFonts w:ascii="Arial" w:eastAsia="Times New Roman" w:hAnsi="Arial" w:cs="Arial"/>
-          <w:color w:val="000000"/>
-          <w:kern w:val="0"/>
-          <w14:ligatures w14:val="none"/>
-        </w:rPr>
-        <w:t>signific</w:t>
-      </w:r>
-      <w:r>
-        <w:rPr>
-          <w:rFonts w:ascii="Arial" w:eastAsia="Times New Roman" w:hAnsi="Arial" w:cs="Arial"/>
-          <w:color w:val="000000"/>
-          <w:kern w:val="0"/>
-          <w14:ligatures w14:val="none"/>
-        </w:rPr>
-        <w:t>ance of this species</w:t>
-      </w:r>
-      <w:r>
-        <w:rPr>
-          <w:rFonts w:ascii="Arial" w:eastAsia="Times New Roman" w:hAnsi="Arial" w:cs="Arial"/>
-          <w:color w:val="000000"/>
-          <w:kern w:val="0"/>
-          <w14:ligatures w14:val="none"/>
-        </w:rPr>
-        <w:t xml:space="preserve">. </w:t>
-      </w:r>
-      <w:r>
-        <w:rPr>
-          <w:rFonts w:ascii="Arial" w:eastAsia="Times New Roman" w:hAnsi="Arial" w:cs="Arial"/>
-          <w:color w:val="000000"/>
-          <w:kern w:val="0"/>
-          <w14:ligatures w14:val="none"/>
-        </w:rPr>
-        <w:t>Lastly</w:t>
-      </w:r>
-      <w:r>
-        <w:rPr>
-          <w:rFonts w:ascii="Arial" w:eastAsia="Times New Roman" w:hAnsi="Arial" w:cs="Arial"/>
-          <w:color w:val="000000"/>
-          <w:kern w:val="0"/>
-          <w14:ligatures w14:val="none"/>
-        </w:rPr>
-        <w:t xml:space="preserve">, bass successfully reproduce easily (i.e., </w:t>
-      </w:r>
-      <w:r>
-        <w:rPr>
-          <w:rFonts w:ascii="Arial" w:eastAsia="Times New Roman" w:hAnsi="Arial" w:cs="Arial"/>
-          <w:color w:val="000000"/>
-          <w:kern w:val="0"/>
-          <w14:ligatures w14:val="none"/>
-        </w:rPr>
-        <w:t>exhibit</w:t>
-      </w:r>
-      <w:r>
-        <w:rPr>
-          <w:rFonts w:ascii="Arial" w:eastAsia="Times New Roman" w:hAnsi="Arial" w:cs="Arial"/>
-          <w:color w:val="000000"/>
-          <w:kern w:val="0"/>
-          <w14:ligatures w14:val="none"/>
-        </w:rPr>
-        <w:t xml:space="preserve"> high fecundity and growth rates and low mortality; Davis and Lock, 1997; Coleman et al., 2024), </w:t>
+          <w:rFonts w:ascii="Arial" w:hAnsi="Arial" w:cs="Arial"/>
+          <w:color w:val="000000"/>
+          <w:kern w:val="0"/>
+        </w:rPr>
+        <w:t xml:space="preserve"> and DeVries, 1997; Post </w:t>
+      </w:r>
+      <w:r>
+        <w:rPr>
+          <w:rFonts w:ascii="Arial" w:hAnsi="Arial" w:cs="Arial"/>
+          <w:i/>
+          <w:iCs/>
+          <w:color w:val="000000"/>
+          <w:kern w:val="0"/>
+        </w:rPr>
+        <w:t>et al.</w:t>
+      </w:r>
+      <w:r>
+        <w:rPr>
+          <w:rFonts w:ascii="Arial" w:hAnsi="Arial" w:cs="Arial"/>
+          <w:color w:val="000000"/>
+          <w:kern w:val="0"/>
+        </w:rPr>
+        <w:t xml:space="preserve">, 1998; Coleman </w:t>
+      </w:r>
+      <w:r>
+        <w:rPr>
+          <w:rFonts w:ascii="Arial" w:hAnsi="Arial" w:cs="Arial"/>
+          <w:i/>
+          <w:iCs/>
+          <w:color w:val="000000"/>
+          <w:kern w:val="0"/>
+        </w:rPr>
+        <w:t>et al.</w:t>
+      </w:r>
+      <w:r>
+        <w:rPr>
+          <w:rFonts w:ascii="Arial" w:hAnsi="Arial" w:cs="Arial"/>
+          <w:color w:val="000000"/>
+          <w:kern w:val="0"/>
+        </w:rPr>
+        <w:t>, 2024)</w:t>
+      </w:r>
+      <w:r>
+        <w:rPr>
+          <w:rFonts w:ascii="Arial" w:eastAsia="Times New Roman" w:hAnsi="Arial" w:cs="Arial"/>
+          <w:color w:val="000000"/>
+          <w:kern w:val="0"/>
+          <w14:ligatures w14:val="none"/>
+        </w:rPr>
+        <w:fldChar w:fldCharType="end"/>
+      </w:r>
+      <w:r>
+        <w:rPr>
+          <w:rFonts w:ascii="Arial" w:eastAsia="Times New Roman" w:hAnsi="Arial" w:cs="Arial"/>
+          <w:color w:val="000000"/>
+          <w:kern w:val="0"/>
+          <w14:ligatures w14:val="none"/>
+        </w:rPr>
+        <w:t>—</w:t>
       </w:r>
       <w:r>
         <w:rPr>
@@ -3760,17 +6997,7 @@
           <w:kern w:val="0"/>
           <w14:ligatures w14:val="none"/>
         </w:rPr>
-        <w:t xml:space="preserve">xenobiotics and other physiological stressors in </w:t>
-      </w:r>
-      <w:r>
-        <w:rPr>
-          <w:rFonts w:ascii="Arial" w:eastAsia="Times New Roman" w:hAnsi="Arial" w:cs="Arial"/>
-          <w:color w:val="000000"/>
-          <w:kern w:val="0"/>
-          <w14:ligatures w14:val="none"/>
-        </w:rPr>
-        <w:lastRenderedPageBreak/>
-        <w:t>aquatic organisms</w:t>
+        <w:t>xenobiotics and other physiological stressors in aquatic organisms</w:t>
       </w:r>
       <w:r>
         <w:rPr>
@@ -3781,7 +7008,7 @@
         </w:rPr>
         <w:t xml:space="preserve">. Cd is among the environment’s most hazardous and mobile elements </w:t>
       </w:r>
-      <w:hyperlink r:id="rId21" w:history="1">
+      <w:hyperlink r:id="rId10" w:history="1">
         <w:r>
           <w:rPr>
             <w:rFonts w:ascii="Arial" w:eastAsia="Times New Roman" w:hAnsi="Arial" w:cs="Arial"/>
@@ -3843,7 +7070,7 @@
         </w:rPr>
         <w:t xml:space="preserve">esearch on Cd has increased dramatically over the last 20 years </w:t>
       </w:r>
-      <w:hyperlink r:id="rId22" w:history="1">
+      <w:hyperlink r:id="rId11" w:history="1">
         <w:r>
           <w:rPr>
             <w:rFonts w:ascii="Arial" w:eastAsia="Times New Roman" w:hAnsi="Arial" w:cs="Arial"/>
@@ -3864,7 +7091,7 @@
         </w:rPr>
         <w:t xml:space="preserve">, with heightened attention focused on Cd toxicity due to human health and wildlife exposure concerns </w:t>
       </w:r>
-      <w:hyperlink r:id="rId23" w:history="1">
+      <w:hyperlink r:id="rId12" w:history="1">
         <w:r>
           <w:rPr>
             <w:rFonts w:ascii="Arial" w:eastAsia="Times New Roman" w:hAnsi="Arial" w:cs="Arial"/>
@@ -3959,7 +7186,7 @@
         </w:rPr>
         <w:t xml:space="preserve"> over 4,000 chemicals </w:t>
       </w:r>
-      <w:hyperlink r:id="rId24" w:history="1">
+      <w:hyperlink r:id="rId13" w:history="1">
         <w:r>
           <w:rPr>
             <w:rFonts w:ascii="Arial" w:eastAsia="Times New Roman" w:hAnsi="Arial" w:cs="Arial"/>
@@ -4052,7 +7279,7 @@
         </w:rPr>
         <w:t xml:space="preserve">ed in a variety of industrial applications </w:t>
       </w:r>
-      <w:hyperlink r:id="rId25" w:history="1">
+      <w:hyperlink r:id="rId14" w:history="1">
         <w:r>
           <w:rPr>
             <w:rFonts w:ascii="Arial" w:eastAsia="Times New Roman" w:hAnsi="Arial" w:cs="Arial"/>
@@ -4113,7 +7340,7 @@
         </w:rPr>
         <w:t xml:space="preserve">However, only the toxic effects of a few PFAS chemicals are well understood </w:t>
       </w:r>
-      <w:hyperlink r:id="rId26" w:history="1">
+      <w:hyperlink r:id="rId15" w:history="1">
         <w:r>
           <w:rPr>
             <w:rFonts w:ascii="Arial" w:eastAsia="Times New Roman" w:hAnsi="Arial" w:cs="Arial"/>
@@ -4170,7 +7397,7 @@
         </w:rPr>
         <w:t xml:space="preserve"> associated with negative impacts on the endocrine, immune, and nervous systems, leading to significant reductions in fitness and, in some cases, mortality </w:t>
       </w:r>
-      <w:hyperlink r:id="rId27" w:history="1">
+      <w:hyperlink r:id="rId16" w:history="1">
         <w:r>
           <w:rPr>
             <w:rFonts w:ascii="Arial" w:eastAsia="Times New Roman" w:hAnsi="Arial" w:cs="Arial"/>
@@ -4189,7 +7416,17 @@
           <w:kern w:val="0"/>
           <w14:ligatures w14:val="none"/>
         </w:rPr>
-        <w:t>. Like Cd, the harmful effects of several PFAS chemicals on fishes include d</w:t>
+        <w:t xml:space="preserve">. Like Cd, the harmful effects of several PFAS </w:t>
+      </w:r>
+      <w:r>
+        <w:rPr>
+          <w:rFonts w:ascii="Arial" w:eastAsia="Times New Roman" w:hAnsi="Arial" w:cs="Arial"/>
+          <w:color w:val="000000"/>
+          <w:kern w:val="0"/>
+          <w14:ligatures w14:val="none"/>
+        </w:rPr>
+        <w:lastRenderedPageBreak/>
+        <w:t>chemicals on fishes include d</w:t>
       </w:r>
       <w:r>
         <w:rPr>
@@ -4209,7 +7446,7 @@
         </w:rPr>
         <w:t xml:space="preserve">sregulation of endocrine function </w:t>
       </w:r>
-      <w:hyperlink r:id="rId28" w:history="1">
+      <w:hyperlink r:id="rId17" w:history="1">
         <w:r>
           <w:rPr>
             <w:rFonts w:ascii="Arial" w:eastAsia="Times New Roman" w:hAnsi="Arial" w:cs="Arial"/>
@@ -4252,7 +7489,7 @@
         </w:rPr>
         <w:t xml:space="preserve">, modulation of the immune system </w:t>
       </w:r>
-      <w:hyperlink r:id="rId29" w:history="1">
+      <w:hyperlink r:id="rId18" w:history="1">
         <w:r>
           <w:rPr>
             <w:rFonts w:ascii="Arial" w:eastAsia="Times New Roman" w:hAnsi="Arial" w:cs="Arial"/>
@@ -4273,7 +7510,7 @@
         </w:rPr>
         <w:t xml:space="preserve">, and harm to the nervous system, altering brain function and behavior </w:t>
       </w:r>
-      <w:hyperlink r:id="rId30" w:history="1">
+      <w:hyperlink r:id="rId19" w:history="1">
         <w:r>
           <w:rPr>
             <w:rFonts w:ascii="Arial" w:eastAsia="Times New Roman" w:hAnsi="Arial" w:cs="Arial"/>
@@ -4431,7 +7668,7 @@
         </w:rPr>
         <w:t xml:space="preserve"> </w:t>
       </w:r>
-      <w:hyperlink r:id="rId31" w:history="1">
+      <w:hyperlink r:id="rId20" w:history="1">
         <w:r>
           <w:rPr>
             <w:rFonts w:ascii="Arial" w:eastAsia="Times New Roman" w:hAnsi="Arial" w:cs="Arial"/>
@@ -4505,17 +7742,7 @@
           <w:kern w:val="0"/>
           <w14:ligatures w14:val="none"/>
         </w:rPr>
-        <w:t xml:space="preserve"> persistently stressful conditions could </w:t>
-      </w:r>
-      <w:r>
-        <w:rPr>
-          <w:rFonts w:ascii="Arial" w:eastAsia="Times New Roman" w:hAnsi="Arial" w:cs="Arial"/>
-          <w:color w:val="000000"/>
-          <w:kern w:val="0"/>
-          <w14:ligatures w14:val="none"/>
-        </w:rPr>
-        <w:lastRenderedPageBreak/>
-        <w:t>negatively i</w:t>
+        <w:t xml:space="preserve"> persistently stressful conditions could negatively i</w:t>
       </w:r>
       <w:r>
         <w:rPr>
@@ -5129,6 +8356,7 @@
           <w:kern w:val="0"/>
           <w14:ligatures w14:val="none"/>
         </w:rPr>
+        <w:lastRenderedPageBreak/>
         <w:t xml:space="preserve">interacting effects of xenobiotics and other hypothesized stressors that must be considered when practicing </w:t>
       </w:r>
       <w:r>
@@ -5331,17 +8559,7 @@
           <w:kern w:val="0"/>
           <w14:ligatures w14:val="none"/>
         </w:rPr>
-        <w:t xml:space="preserve"> Laboratories, </w:t>
-      </w:r>
-      <w:r>
-        <w:rPr>
-          <w:rFonts w:ascii="Arial" w:eastAsia="Times New Roman" w:hAnsi="Arial" w:cs="Arial"/>
-          <w:color w:val="000000"/>
-          <w:kern w:val="0"/>
-          <w14:ligatures w14:val="none"/>
-        </w:rPr>
-        <w:lastRenderedPageBreak/>
-        <w:t>Madison, GA, USA)</w:t>
+        <w:t xml:space="preserve"> Laboratories, Madison, GA, USA)</w:t>
       </w:r>
       <w:r>
         <w:rPr>
@@ -5576,7 +8794,7 @@
         </w:rPr>
         <w:t xml:space="preserve"> low group. Similarly, to our knowledge, the highest cadmium concentrations reported in natural aquatic systems range from 0.2 to 0.4 mg/L (</w:t>
       </w:r>
-      <w:commentRangeStart w:id="3"/>
+      <w:commentRangeStart w:id="7"/>
       <w:r>
         <w:rPr>
           <w:rFonts w:ascii="Arial" w:eastAsia="Times New Roman" w:hAnsi="Arial" w:cs="Arial"/>
@@ -5586,23 +8804,33 @@
         </w:rPr>
         <w:t>Cossa 1988; ANZECC &amp; ARMCANZ 2000</w:t>
       </w:r>
-      <w:commentRangeEnd w:id="3"/>
+      <w:commentRangeEnd w:id="7"/>
       <w:r>
         <w:rPr>
           <w:rStyle w:val="CommentReference"/>
         </w:rPr>
-        <w:commentReference w:id="3"/>
-      </w:r>
-      <w:r>
-        <w:rPr>
-          <w:rFonts w:ascii="Arial" w:eastAsia="Times New Roman" w:hAnsi="Arial" w:cs="Arial"/>
-          <w:color w:val="000000"/>
-          <w:kern w:val="0"/>
-          <w14:ligatures w14:val="none"/>
-        </w:rPr>
-        <w:t>). While we recognize that the toxin doses used here may not currently reflect ecologically relevant values (i.e., not yet found in natural systems), we developed and applied toxin dose groups using an order-of-magnitude scale to enable broad testing of the potential effects of toxin exposure on bass stress. We find that administering doses that encompass and exceed environmentally relevant concentrations facilitates the detection of both subtle and pronounced physiological responses (</w:t>
-      </w:r>
-      <w:commentRangeStart w:id="4"/>
+        <w:commentReference w:id="7"/>
+      </w:r>
+      <w:r>
+        <w:rPr>
+          <w:rFonts w:ascii="Arial" w:eastAsia="Times New Roman" w:hAnsi="Arial" w:cs="Arial"/>
+          <w:color w:val="000000"/>
+          <w:kern w:val="0"/>
+          <w14:ligatures w14:val="none"/>
+        </w:rPr>
+        <w:t xml:space="preserve">). While we recognize that the toxin doses used here may not currently reflect ecologically relevant values (i.e., not yet found in natural systems), we developed and applied toxin dose </w:t>
+      </w:r>
+      <w:r>
+        <w:rPr>
+          <w:rFonts w:ascii="Arial" w:eastAsia="Times New Roman" w:hAnsi="Arial" w:cs="Arial"/>
+          <w:color w:val="000000"/>
+          <w:kern w:val="0"/>
+          <w14:ligatures w14:val="none"/>
+        </w:rPr>
+        <w:lastRenderedPageBreak/>
+        <w:t>groups using an order-of-magnitude scale to enable broad testing of the potential effects of toxin exposure on bass stress. We find that administering doses that encompass and exceed environmentally relevant concentrations facilitates the detection of both subtle and pronounced physiological responses (</w:t>
+      </w:r>
+      <w:commentRangeStart w:id="8"/>
       <w:proofErr w:type="spellStart"/>
       <w:r>
         <w:rPr>
@@ -5623,12 +8851,12 @@
         </w:rPr>
         <w:t xml:space="preserve"> et al. 2013; Lewis et al. 2024</w:t>
       </w:r>
-      <w:commentRangeEnd w:id="4"/>
+      <w:commentRangeEnd w:id="8"/>
       <w:r>
         <w:rPr>
           <w:rStyle w:val="CommentReference"/>
         </w:rPr>
-        <w:commentReference w:id="4"/>
+        <w:commentReference w:id="8"/>
       </w:r>
       <w:r>
         <w:rPr>
@@ -5701,7 +8929,6 @@
           <w:kern w:val="0"/>
           <w14:ligatures w14:val="none"/>
         </w:rPr>
-        <w:lastRenderedPageBreak/>
         <w:t xml:space="preserve">Our study </w:t>
       </w:r>
       <w:r>
@@ -6041,6 +9268,7 @@
           <w:kern w:val="0"/>
           <w14:ligatures w14:val="none"/>
         </w:rPr>
+        <w:lastRenderedPageBreak/>
         <w:t xml:space="preserve">To examine </w:t>
       </w:r>
       <w:r>
@@ -6310,17 +9538,7 @@
           <w:kern w:val="0"/>
           <w14:ligatures w14:val="none"/>
         </w:rPr>
-        <w:t xml:space="preserve">, and a third </w:t>
-      </w:r>
-      <w:r>
-        <w:rPr>
-          <w:rFonts w:ascii="Arial" w:eastAsia="Times New Roman" w:hAnsi="Arial" w:cs="Arial"/>
-          <w:color w:val="000000"/>
-          <w:kern w:val="0"/>
-          <w14:ligatures w14:val="none"/>
-        </w:rPr>
-        <w:lastRenderedPageBreak/>
-        <w:t>blood sample. On day 22, 12 days post-treatment and 7 days post-salt, we collected a final blood sample and euthanized all bass using MS-222.</w:t>
+        <w:t>, and a third blood sample. On day 22, 12 days post-treatment and 7 days post-salt, we collected a final blood sample and euthanized all bass using MS-222.</w:t>
       </w:r>
     </w:p>
     <w:p>
@@ -6452,7 +9670,7 @@
         </w:rPr>
         <w:t xml:space="preserve"> 25 mm; 1 mm thick) with a two-slide wedge method </w:t>
       </w:r>
-      <w:hyperlink r:id="rId32" w:history="1">
+      <w:hyperlink r:id="rId21" w:history="1">
         <w:r>
           <w:rPr>
             <w:rFonts w:ascii="Arial" w:eastAsia="Times New Roman" w:hAnsi="Arial" w:cs="Arial"/>
@@ -6688,6 +9906,7 @@
           <w:kern w:val="0"/>
           <w14:ligatures w14:val="none"/>
         </w:rPr>
+        <w:lastRenderedPageBreak/>
         <w:t xml:space="preserve">2.4. </w:t>
       </w:r>
       <w:r>
@@ -7041,7 +10260,7 @@
         </w:rPr>
         <w:t xml:space="preserve">in Posit’s RStudio Integrated Development Environment </w:t>
       </w:r>
-      <w:hyperlink r:id="rId33" w:history="1">
+      <w:hyperlink r:id="rId22" w:history="1">
         <w:r>
           <w:rPr>
             <w:rFonts w:ascii="Arial" w:eastAsia="Times New Roman" w:hAnsi="Arial" w:cs="Arial"/>
@@ -7377,7 +10596,7 @@
         </w:rPr>
         <w:t xml:space="preserve"> freshwater fishes (</w:t>
       </w:r>
-      <w:commentRangeStart w:id="5"/>
+      <w:commentRangeStart w:id="9"/>
       <w:r>
         <w:rPr>
           <w:rFonts w:ascii="Arial" w:eastAsia="Times New Roman" w:hAnsi="Arial" w:cs="Arial"/>
@@ -7387,12 +10606,12 @@
         </w:rPr>
         <w:t>Neumann &amp; Allen, 2007</w:t>
       </w:r>
-      <w:commentRangeEnd w:id="5"/>
+      <w:commentRangeEnd w:id="9"/>
       <w:r>
         <w:rPr>
           <w:rStyle w:val="CommentReference"/>
         </w:rPr>
-        <w:commentReference w:id="5"/>
+        <w:commentReference w:id="9"/>
       </w:r>
       <w:r>
         <w:rPr>
@@ -7621,7 +10840,7 @@
         </w:rPr>
         <w:t xml:space="preserve"> </w:t>
       </w:r>
-      <w:commentRangeStart w:id="6"/>
+      <w:commentRangeStart w:id="10"/>
       <w:r>
         <w:rPr>
           <w:rFonts w:ascii="Arial" w:eastAsia="Times New Roman" w:hAnsi="Arial" w:cs="Arial"/>
@@ -7631,12 +10850,12 @@
         </w:rPr>
         <w:t>Anderson and Neumann (1996)</w:t>
       </w:r>
-      <w:commentRangeEnd w:id="6"/>
+      <w:commentRangeEnd w:id="10"/>
       <w:r>
         <w:rPr>
           <w:rStyle w:val="CommentReference"/>
         </w:rPr>
-        <w:commentReference w:id="6"/>
+        <w:commentReference w:id="10"/>
       </w:r>
       <w:r>
         <w:rPr>
@@ -7926,17 +11145,7 @@
           <w:kern w:val="0"/>
           <w14:ligatures w14:val="none"/>
         </w:rPr>
-        <w:t xml:space="preserve"> a persistent </w:t>
-      </w:r>
-      <w:r>
-        <w:rPr>
-          <w:rFonts w:ascii="Arial" w:eastAsia="Times New Roman" w:hAnsi="Arial" w:cs="Arial"/>
-          <w:color w:val="000000"/>
-          <w:kern w:val="0"/>
-          <w14:ligatures w14:val="none"/>
-        </w:rPr>
-        <w:lastRenderedPageBreak/>
-        <w:t xml:space="preserve">environmental stressor (objective 3). We </w:t>
+        <w:t xml:space="preserve"> a persistent environmental stressor (objective 3). We </w:t>
       </w:r>
       <w:r>
         <w:rPr>
@@ -8007,7 +11216,7 @@
         </w:rPr>
         <w:t xml:space="preserve">package </w:t>
       </w:r>
-      <w:hyperlink r:id="rId34" w:history="1">
+      <w:hyperlink r:id="rId23" w:history="1">
         <w:r>
           <w:rPr>
             <w:rFonts w:ascii="Arial" w:eastAsia="Times New Roman" w:hAnsi="Arial" w:cs="Arial"/>
@@ -8658,6 +11867,7 @@
           <w:kern w:val="0"/>
           <w14:ligatures w14:val="none"/>
         </w:rPr>
+        <w:lastRenderedPageBreak/>
         <w:t>3</w:t>
       </w:r>
       <w:r>
@@ -8770,14 +11980,7 @@
         <w:rPr>
           <w:rFonts w:ascii="Arial" w:hAnsi="Arial" w:cs="Arial"/>
         </w:rPr>
-        <w:t xml:space="preserve">e examined 48 bass blood smears </w:t>
-      </w:r>
-      <w:r>
-        <w:rPr>
-          <w:rFonts w:ascii="Arial" w:hAnsi="Arial" w:cs="Arial"/>
-        </w:rPr>
-        <w:lastRenderedPageBreak/>
-        <w:t xml:space="preserve">among the five groups (12 Cd low, 9 Cd high, 9 </w:t>
+        <w:t xml:space="preserve">e examined 48 bass blood smears among the five groups (12 Cd low, 9 Cd high, 9 </w:t>
       </w:r>
       <w:proofErr w:type="spellStart"/>
       <w:r>
@@ -9132,7 +12335,7 @@
         </w:rPr>
         <w:t xml:space="preserve">3.3.1. </w:t>
       </w:r>
-      <w:commentRangeStart w:id="7"/>
+      <w:commentRangeStart w:id="11"/>
       <w:r>
         <w:rPr>
           <w:rFonts w:ascii="Arial" w:hAnsi="Arial" w:cs="Arial"/>
@@ -9141,12 +12344,12 @@
         </w:rPr>
         <w:t>Blood samples 1 versus 2</w:t>
       </w:r>
-      <w:commentRangeEnd w:id="7"/>
+      <w:commentRangeEnd w:id="11"/>
       <w:r>
         <w:rPr>
           <w:rStyle w:val="CommentReference"/>
         </w:rPr>
-        <w:commentReference w:id="7"/>
+        <w:commentReference w:id="11"/>
       </w:r>
     </w:p>
     <w:p>
@@ -9161,6 +12364,7 @@
         <w:rPr>
           <w:rFonts w:ascii="Arial" w:hAnsi="Arial" w:cs="Arial"/>
         </w:rPr>
+        <w:lastRenderedPageBreak/>
         <w:t xml:space="preserve">The control </w:t>
       </w:r>
       <w:r>
@@ -9564,14 +12768,7 @@
         <w:rPr>
           <w:rFonts w:ascii="Arial" w:hAnsi="Arial" w:cs="Arial"/>
         </w:rPr>
-        <w:t xml:space="preserve"> = -</w:t>
-      </w:r>
-      <w:r>
-        <w:rPr>
-          <w:rFonts w:ascii="Arial" w:hAnsi="Arial" w:cs="Arial"/>
-        </w:rPr>
-        <w:lastRenderedPageBreak/>
-        <w:t xml:space="preserve">2.90; </w:t>
+        <w:t xml:space="preserve"> = -2.90; </w:t>
       </w:r>
       <w:r>
         <w:rPr>
@@ -9703,7 +12900,7 @@
         </w:rPr>
         <w:t xml:space="preserve">3.3.2. </w:t>
       </w:r>
-      <w:commentRangeStart w:id="8"/>
+      <w:commentRangeStart w:id="12"/>
       <w:r>
         <w:rPr>
           <w:rFonts w:ascii="Arial" w:hAnsi="Arial" w:cs="Arial"/>
@@ -9712,12 +12909,12 @@
         </w:rPr>
         <w:t>Blood samples 2 versus 3</w:t>
       </w:r>
-      <w:commentRangeEnd w:id="8"/>
+      <w:commentRangeEnd w:id="12"/>
       <w:r>
         <w:rPr>
           <w:rStyle w:val="CommentReference"/>
         </w:rPr>
-        <w:commentReference w:id="8"/>
+        <w:commentReference w:id="12"/>
       </w:r>
     </w:p>
     <w:p>
@@ -10112,7 +13309,7 @@
         </w:rPr>
         <w:t xml:space="preserve">3.3.3. </w:t>
       </w:r>
-      <w:commentRangeStart w:id="9"/>
+      <w:commentRangeStart w:id="13"/>
       <w:r>
         <w:rPr>
           <w:rFonts w:ascii="Arial" w:hAnsi="Arial" w:cs="Arial"/>
@@ -10121,12 +13318,12 @@
         </w:rPr>
         <w:t>Blood samples 3 versus 4</w:t>
       </w:r>
-      <w:commentRangeEnd w:id="9"/>
+      <w:commentRangeEnd w:id="13"/>
       <w:r>
         <w:rPr>
           <w:rStyle w:val="CommentReference"/>
         </w:rPr>
-        <w:commentReference w:id="9"/>
+        <w:commentReference w:id="13"/>
       </w:r>
     </w:p>
     <w:p>
@@ -10144,6 +13341,7 @@
         <w:rPr>
           <w:rFonts w:ascii="Arial" w:hAnsi="Arial" w:cs="Arial"/>
         </w:rPr>
+        <w:lastRenderedPageBreak/>
         <w:t>Seven days after the known environmental stressor introduction (blood sample</w:t>
       </w:r>
       <w:r>
@@ -10410,14 +13608,7 @@
         <w:rPr>
           <w:rFonts w:ascii="Arial" w:hAnsi="Arial" w:cs="Arial"/>
         </w:rPr>
-        <w:t xml:space="preserve">At the </w:t>
-      </w:r>
-      <w:r>
-        <w:rPr>
-          <w:rFonts w:ascii="Arial" w:hAnsi="Arial" w:cs="Arial"/>
-        </w:rPr>
-        <w:lastRenderedPageBreak/>
-        <w:t>end of the study</w:t>
+        <w:t>At the end of the study</w:t>
       </w:r>
       <w:r>
         <w:rPr>
@@ -10580,7 +13771,7 @@
           <w14:ligatures w14:val="none"/>
         </w:rPr>
       </w:pPr>
-      <w:commentRangeStart w:id="10"/>
+      <w:commentRangeStart w:id="14"/>
       <w:r>
         <w:rPr>
           <w:rFonts w:ascii="Arial" w:eastAsia="Times New Roman" w:hAnsi="Arial" w:cs="Arial"/>
@@ -10608,12 +13799,12 @@
         </w:rPr>
         <w:t xml:space="preserve"> study</w:t>
       </w:r>
-      <w:commentRangeEnd w:id="10"/>
+      <w:commentRangeEnd w:id="14"/>
       <w:r>
         <w:rPr>
           <w:rStyle w:val="CommentReference"/>
         </w:rPr>
-        <w:commentReference w:id="10"/>
+        <w:commentReference w:id="14"/>
       </w:r>
       <w:r>
         <w:rPr>
@@ -11501,7 +14692,17 @@
           <w:kern w:val="0"/>
           <w14:ligatures w14:val="none"/>
         </w:rPr>
-        <w:t xml:space="preserve"> exhibit</w:t>
+        <w:t xml:space="preserve"> </w:t>
+      </w:r>
+      <w:r>
+        <w:rPr>
+          <w:rFonts w:ascii="Arial" w:eastAsia="Times New Roman" w:hAnsi="Arial" w:cs="Arial"/>
+          <w:color w:val="000000"/>
+          <w:kern w:val="0"/>
+          <w14:ligatures w14:val="none"/>
+        </w:rPr>
+        <w:lastRenderedPageBreak/>
+        <w:t>exhibit</w:t>
       </w:r>
       <w:r>
         <w:rPr>
@@ -11796,7 +14997,7 @@
           <w14:ligatures w14:val="none"/>
         </w:rPr>
       </w:pPr>
-      <w:commentRangeStart w:id="11"/>
+      <w:commentRangeStart w:id="15"/>
       <w:r>
         <w:rPr>
           <w:rFonts w:ascii="Arial" w:eastAsia="Times New Roman" w:hAnsi="Arial" w:cs="Arial"/>
@@ -11815,12 +15016,12 @@
         </w:rPr>
         <w:t>study</w:t>
       </w:r>
-      <w:commentRangeEnd w:id="11"/>
+      <w:commentRangeEnd w:id="15"/>
       <w:r>
         <w:rPr>
           <w:rStyle w:val="CommentReference"/>
         </w:rPr>
-        <w:commentReference w:id="11"/>
+        <w:commentReference w:id="15"/>
       </w:r>
       <w:r>
         <w:rPr>
@@ -11919,17 +15120,7 @@
           <w:kern w:val="0"/>
           <w14:ligatures w14:val="none"/>
         </w:rPr>
-        <w:t xml:space="preserve">bass of similar </w:t>
-      </w:r>
-      <w:r>
-        <w:rPr>
-          <w:rFonts w:ascii="Arial" w:eastAsia="Times New Roman" w:hAnsi="Arial" w:cs="Arial"/>
-          <w:color w:val="000000"/>
-          <w:kern w:val="0"/>
-          <w14:ligatures w14:val="none"/>
-        </w:rPr>
-        <w:lastRenderedPageBreak/>
-        <w:t>size</w:t>
+        <w:t>bass of similar size</w:t>
       </w:r>
       <w:r>
         <w:rPr>
@@ -13098,7 +16289,7 @@
         </w:rPr>
         <w:t xml:space="preserve">4.3. </w:t>
       </w:r>
-      <w:commentRangeStart w:id="12"/>
+      <w:commentRangeStart w:id="16"/>
       <w:r>
         <w:rPr>
           <w:rFonts w:ascii="Arial" w:hAnsi="Arial" w:cs="Arial"/>
@@ -13107,7 +16298,7 @@
         </w:rPr>
         <w:t xml:space="preserve">Blood samples 1 versus </w:t>
       </w:r>
-      <w:commentRangeEnd w:id="12"/>
+      <w:commentRangeEnd w:id="16"/>
       <w:r>
         <w:rPr>
           <w:rFonts w:ascii="Arial" w:hAnsi="Arial" w:cs="Arial"/>
@@ -13120,7 +16311,7 @@
         <w:rPr>
           <w:rStyle w:val="CommentReference"/>
         </w:rPr>
-        <w:commentReference w:id="12"/>
+        <w:commentReference w:id="16"/>
       </w:r>
     </w:p>
     <w:p>
@@ -13134,7 +16325,7 @@
           <w14:ligatures w14:val="none"/>
         </w:rPr>
       </w:pPr>
-      <w:commentRangeStart w:id="13"/>
+      <w:commentRangeStart w:id="17"/>
       <w:r>
         <w:rPr>
           <w:rFonts w:ascii="Arial" w:eastAsia="Times New Roman" w:hAnsi="Arial" w:cs="Arial"/>
@@ -13180,12 +16371,12 @@
         </w:rPr>
         <w:t xml:space="preserve">s </w:t>
       </w:r>
-      <w:commentRangeEnd w:id="13"/>
+      <w:commentRangeEnd w:id="17"/>
       <w:r>
         <w:rPr>
           <w:rStyle w:val="CommentReference"/>
         </w:rPr>
-        <w:commentReference w:id="13"/>
+        <w:commentReference w:id="17"/>
       </w:r>
       <w:r>
         <w:rPr>
@@ -13515,17 +16706,7 @@
           <w:kern w:val="0"/>
           <w14:ligatures w14:val="none"/>
         </w:rPr>
-        <w:t xml:space="preserve">ed an </w:t>
-      </w:r>
-      <w:r>
-        <w:rPr>
-          <w:rFonts w:ascii="Arial" w:eastAsia="Times New Roman" w:hAnsi="Arial" w:cs="Arial"/>
-          <w:color w:val="000000"/>
-          <w:kern w:val="0"/>
-          <w14:ligatures w14:val="none"/>
-        </w:rPr>
-        <w:lastRenderedPageBreak/>
-        <w:t>order-of-magnitude dosing scale in our controlled setting because this</w:t>
+        <w:t>ed an order-of-magnitude dosing scale in our controlled setting because this</w:t>
       </w:r>
       <w:r>
         <w:rPr>
@@ -13746,7 +16927,7 @@
           <w14:ligatures w14:val="none"/>
         </w:rPr>
       </w:pPr>
-      <w:commentRangeStart w:id="14"/>
+      <w:commentRangeStart w:id="18"/>
       <w:r>
         <w:rPr>
           <w:rFonts w:ascii="Arial" w:eastAsia="Times New Roman" w:hAnsi="Arial" w:cs="Arial"/>
@@ -13776,12 +16957,12 @@
         </w:rPr>
         <w:t xml:space="preserve"> exposure</w:t>
       </w:r>
-      <w:commentRangeEnd w:id="14"/>
+      <w:commentRangeEnd w:id="18"/>
       <w:r>
         <w:rPr>
           <w:rStyle w:val="CommentReference"/>
         </w:rPr>
-        <w:commentReference w:id="14"/>
+        <w:commentReference w:id="18"/>
       </w:r>
       <w:r>
         <w:rPr>
@@ -14141,6 +17322,7 @@
           <w:kern w:val="0"/>
           <w14:ligatures w14:val="none"/>
         </w:rPr>
+        <w:lastRenderedPageBreak/>
         <w:t>extended</w:t>
       </w:r>
       <w:r>
@@ -14811,17 +17993,7 @@
           <w:kern w:val="0"/>
           <w14:ligatures w14:val="none"/>
         </w:rPr>
-        <w:t xml:space="preserve"> In polluted aquatic ecosystems, influenced by factors such as industrial activity and </w:t>
-      </w:r>
-      <w:r>
-        <w:rPr>
-          <w:rFonts w:ascii="Arial" w:eastAsia="Times New Roman" w:hAnsi="Arial" w:cs="Arial"/>
-          <w:color w:val="000000"/>
-          <w:kern w:val="0"/>
-          <w14:ligatures w14:val="none"/>
-        </w:rPr>
-        <w:lastRenderedPageBreak/>
-        <w:t xml:space="preserve">agricultural runoff, cadmium concentrations can be </w:t>
+        <w:t xml:space="preserve"> In polluted aquatic ecosystems, influenced by factors such as industrial activity and agricultural runoff, cadmium concentrations can be </w:t>
       </w:r>
       <w:r>
         <w:rPr>
@@ -15007,7 +18179,7 @@
         </w:rPr>
         <w:t xml:space="preserve">4.4. </w:t>
       </w:r>
-      <w:commentRangeStart w:id="15"/>
+      <w:commentRangeStart w:id="19"/>
       <w:r>
         <w:rPr>
           <w:rFonts w:ascii="Arial" w:hAnsi="Arial" w:cs="Arial"/>
@@ -15016,12 +18188,12 @@
         </w:rPr>
         <w:t>Blood samples 2 versus 3</w:t>
       </w:r>
-      <w:commentRangeEnd w:id="15"/>
+      <w:commentRangeEnd w:id="19"/>
       <w:r>
         <w:rPr>
           <w:rStyle w:val="CommentReference"/>
         </w:rPr>
-        <w:commentReference w:id="15"/>
+        <w:commentReference w:id="19"/>
       </w:r>
     </w:p>
     <w:p>
@@ -15035,7 +18207,7 @@
           <w14:ligatures w14:val="none"/>
         </w:rPr>
       </w:pPr>
-      <w:commentRangeStart w:id="16"/>
+      <w:commentRangeStart w:id="20"/>
       <w:r>
         <w:rPr>
           <w:rFonts w:ascii="Arial" w:eastAsia="Times New Roman" w:hAnsi="Arial" w:cs="Arial"/>
@@ -15045,12 +18217,12 @@
         </w:rPr>
         <w:t xml:space="preserve">Saltwater intrusion </w:t>
       </w:r>
-      <w:commentRangeEnd w:id="16"/>
+      <w:commentRangeEnd w:id="20"/>
       <w:r>
         <w:rPr>
           <w:rStyle w:val="CommentReference"/>
         </w:rPr>
-        <w:commentReference w:id="16"/>
+        <w:commentReference w:id="20"/>
       </w:r>
       <w:r>
         <w:rPr>
@@ -15546,6 +18718,7 @@
           <w:kern w:val="0"/>
           <w14:ligatures w14:val="none"/>
         </w:rPr>
+        <w:lastRenderedPageBreak/>
         <w:t>PFPeA</w:t>
       </w:r>
       <w:proofErr w:type="spellEnd"/>
@@ -15596,7 +18769,7 @@
         </w:rPr>
         <w:t xml:space="preserve"> a stress response. </w:t>
       </w:r>
-      <w:commentRangeStart w:id="17"/>
+      <w:commentRangeStart w:id="21"/>
       <w:r>
         <w:rPr>
           <w:rFonts w:ascii="Arial" w:eastAsia="Times New Roman" w:hAnsi="Arial" w:cs="Arial"/>
@@ -15615,12 +18788,12 @@
         </w:rPr>
         <w:t xml:space="preserve"> HERE</w:t>
       </w:r>
-      <w:commentRangeEnd w:id="17"/>
+      <w:commentRangeEnd w:id="21"/>
       <w:r>
         <w:rPr>
           <w:rStyle w:val="CommentReference"/>
         </w:rPr>
-        <w:commentReference w:id="17"/>
+        <w:commentReference w:id="21"/>
       </w:r>
       <w:r>
         <w:rPr>
@@ -15680,7 +18853,7 @@
         </w:rPr>
         <w:t xml:space="preserve">4.5. </w:t>
       </w:r>
-      <w:commentRangeStart w:id="18"/>
+      <w:commentRangeStart w:id="22"/>
       <w:r>
         <w:rPr>
           <w:rFonts w:ascii="Arial" w:hAnsi="Arial" w:cs="Arial"/>
@@ -15689,12 +18862,12 @@
         </w:rPr>
         <w:t xml:space="preserve">Blood samples 3 versus </w:t>
       </w:r>
-      <w:commentRangeEnd w:id="18"/>
+      <w:commentRangeEnd w:id="22"/>
       <w:r>
         <w:rPr>
           <w:rStyle w:val="CommentReference"/>
         </w:rPr>
-        <w:commentReference w:id="18"/>
+        <w:commentReference w:id="22"/>
       </w:r>
       <w:r>
         <w:rPr>
@@ -15716,7 +18889,7 @@
           <w14:ligatures w14:val="none"/>
         </w:rPr>
       </w:pPr>
-      <w:commentRangeStart w:id="19"/>
+      <w:commentRangeStart w:id="23"/>
       <w:r>
         <w:rPr>
           <w:rFonts w:ascii="Arial" w:eastAsia="Times New Roman" w:hAnsi="Arial" w:cs="Arial"/>
@@ -15735,12 +18908,12 @@
         </w:rPr>
         <w:t xml:space="preserve"> </w:t>
       </w:r>
-      <w:commentRangeEnd w:id="19"/>
+      <w:commentRangeEnd w:id="23"/>
       <w:r>
         <w:rPr>
           <w:rStyle w:val="CommentReference"/>
         </w:rPr>
-        <w:commentReference w:id="19"/>
+        <w:commentReference w:id="23"/>
       </w:r>
       <w:r>
         <w:rPr>
@@ -16113,7 +19286,1019 @@
           <w:kern w:val="0"/>
           <w14:ligatures w14:val="none"/>
         </w:rPr>
-        <w:t xml:space="preserve"> the stress </w:t>
+        <w:t xml:space="preserve"> the stress response in bass and that </w:t>
+      </w:r>
+      <w:proofErr w:type="spellStart"/>
+      <w:r>
+        <w:rPr>
+          <w:rFonts w:ascii="Arial" w:eastAsia="Times New Roman" w:hAnsi="Arial" w:cs="Arial"/>
+          <w:color w:val="000000"/>
+          <w:kern w:val="0"/>
+          <w14:ligatures w14:val="none"/>
+        </w:rPr>
+        <w:t>PFPeA</w:t>
+      </w:r>
+      <w:proofErr w:type="spellEnd"/>
+      <w:r>
+        <w:rPr>
+          <w:rFonts w:ascii="Arial" w:eastAsia="Times New Roman" w:hAnsi="Arial" w:cs="Arial"/>
+          <w:color w:val="000000"/>
+          <w:kern w:val="0"/>
+          <w14:ligatures w14:val="none"/>
+        </w:rPr>
+        <w:t>, a</w:t>
+      </w:r>
+      <w:r>
+        <w:rPr>
+          <w:rFonts w:ascii="Arial" w:eastAsia="Times New Roman" w:hAnsi="Arial" w:cs="Arial"/>
+          <w:color w:val="000000"/>
+          <w:kern w:val="0"/>
+          <w14:ligatures w14:val="none"/>
+        </w:rPr>
+        <w:t>long</w:t>
+      </w:r>
+      <w:r>
+        <w:rPr>
+          <w:rFonts w:ascii="Arial" w:eastAsia="Times New Roman" w:hAnsi="Arial" w:cs="Arial"/>
+          <w:color w:val="000000"/>
+          <w:kern w:val="0"/>
+          <w14:ligatures w14:val="none"/>
+        </w:rPr>
+        <w:t xml:space="preserve"> </w:t>
+      </w:r>
+      <w:r>
+        <w:rPr>
+          <w:rFonts w:ascii="Arial" w:eastAsia="Times New Roman" w:hAnsi="Arial" w:cs="Arial"/>
+          <w:color w:val="000000"/>
+          <w:kern w:val="0"/>
+          <w14:ligatures w14:val="none"/>
+        </w:rPr>
+        <w:t>with</w:t>
+      </w:r>
+      <w:r>
+        <w:rPr>
+          <w:rFonts w:ascii="Arial" w:eastAsia="Times New Roman" w:hAnsi="Arial" w:cs="Arial"/>
+          <w:color w:val="000000"/>
+          <w:kern w:val="0"/>
+          <w14:ligatures w14:val="none"/>
+        </w:rPr>
+        <w:t xml:space="preserve"> possibly other PFAS</w:t>
+      </w:r>
+      <w:r>
+        <w:rPr>
+          <w:rFonts w:ascii="Arial" w:eastAsia="Times New Roman" w:hAnsi="Arial" w:cs="Arial"/>
+          <w:color w:val="000000"/>
+          <w:kern w:val="0"/>
+          <w14:ligatures w14:val="none"/>
+        </w:rPr>
+        <w:t xml:space="preserve"> compounds</w:t>
+      </w:r>
+      <w:r>
+        <w:rPr>
+          <w:rFonts w:ascii="Arial" w:eastAsia="Times New Roman" w:hAnsi="Arial" w:cs="Arial"/>
+          <w:color w:val="000000"/>
+          <w:kern w:val="0"/>
+          <w14:ligatures w14:val="none"/>
+        </w:rPr>
+        <w:t xml:space="preserve">, may </w:t>
+      </w:r>
+      <w:r>
+        <w:rPr>
+          <w:rFonts w:ascii="Arial" w:eastAsia="Times New Roman" w:hAnsi="Arial" w:cs="Arial"/>
+          <w:color w:val="000000"/>
+          <w:kern w:val="0"/>
+          <w14:ligatures w14:val="none"/>
+        </w:rPr>
+        <w:t>impai</w:t>
+      </w:r>
+      <w:r>
+        <w:rPr>
+          <w:rFonts w:ascii="Arial" w:eastAsia="Times New Roman" w:hAnsi="Arial" w:cs="Arial"/>
+          <w:color w:val="000000"/>
+          <w:kern w:val="0"/>
+          <w14:ligatures w14:val="none"/>
+        </w:rPr>
+        <w:t xml:space="preserve">r </w:t>
+      </w:r>
+      <w:r>
+        <w:rPr>
+          <w:rFonts w:ascii="Arial" w:eastAsia="Times New Roman" w:hAnsi="Arial" w:cs="Arial"/>
+          <w:color w:val="000000"/>
+          <w:kern w:val="0"/>
+          <w14:ligatures w14:val="none"/>
+        </w:rPr>
+        <w:t>fish's</w:t>
+      </w:r>
+      <w:r>
+        <w:rPr>
+          <w:rFonts w:ascii="Arial" w:eastAsia="Times New Roman" w:hAnsi="Arial" w:cs="Arial"/>
+          <w:color w:val="000000"/>
+          <w:kern w:val="0"/>
+          <w14:ligatures w14:val="none"/>
+        </w:rPr>
+        <w:t xml:space="preserve"> ability to </w:t>
+      </w:r>
+      <w:r>
+        <w:rPr>
+          <w:rFonts w:ascii="Arial" w:eastAsia="Times New Roman" w:hAnsi="Arial" w:cs="Arial"/>
+          <w:color w:val="000000"/>
+          <w:kern w:val="0"/>
+          <w14:ligatures w14:val="none"/>
+        </w:rPr>
+        <w:t>adapt</w:t>
+      </w:r>
+      <w:r>
+        <w:rPr>
+          <w:rFonts w:ascii="Arial" w:eastAsia="Times New Roman" w:hAnsi="Arial" w:cs="Arial"/>
+          <w:color w:val="000000"/>
+          <w:kern w:val="0"/>
+          <w14:ligatures w14:val="none"/>
+        </w:rPr>
+        <w:t xml:space="preserve"> to </w:t>
+      </w:r>
+      <w:r>
+        <w:rPr>
+          <w:rFonts w:ascii="Arial" w:eastAsia="Times New Roman" w:hAnsi="Arial" w:cs="Arial"/>
+          <w:color w:val="000000"/>
+          <w:kern w:val="0"/>
+          <w14:ligatures w14:val="none"/>
+        </w:rPr>
+        <w:t>various</w:t>
+      </w:r>
+      <w:r>
+        <w:rPr>
+          <w:rFonts w:ascii="Arial" w:eastAsia="Times New Roman" w:hAnsi="Arial" w:cs="Arial"/>
+          <w:color w:val="000000"/>
+          <w:kern w:val="0"/>
+          <w14:ligatures w14:val="none"/>
+        </w:rPr>
+        <w:t xml:space="preserve"> stressors. </w:t>
+      </w:r>
+      <w:r>
+        <w:rPr>
+          <w:rFonts w:ascii="Arial" w:eastAsia="Times New Roman" w:hAnsi="Arial" w:cs="Arial"/>
+          <w:color w:val="000000"/>
+          <w:kern w:val="0"/>
+          <w14:ligatures w14:val="none"/>
+        </w:rPr>
+        <w:t>Although PFAS has previously been shown to alter fish leukocytes (Birgersson et al., 2021) and impact other physiological processes such as liver morphology (Piva et al., 2022) and thyroid function (Birgersson et al., 2021)</w:t>
+      </w:r>
+      <w:r>
+        <w:rPr>
+          <w:rFonts w:ascii="Arial" w:eastAsia="Times New Roman" w:hAnsi="Arial" w:cs="Arial"/>
+          <w:color w:val="000000"/>
+          <w:kern w:val="0"/>
+          <w14:ligatures w14:val="none"/>
+        </w:rPr>
+        <w:t>,</w:t>
+      </w:r>
+      <w:r>
+        <w:rPr>
+          <w:rFonts w:ascii="Arial" w:eastAsia="Times New Roman" w:hAnsi="Arial" w:cs="Arial"/>
+          <w:color w:val="000000"/>
+          <w:kern w:val="0"/>
+          <w14:ligatures w14:val="none"/>
+        </w:rPr>
+        <w:t xml:space="preserve"> to our knowledge, this is the first evidence that a PFAS compound may increase NLR</w:t>
+      </w:r>
+      <w:r>
+        <w:rPr>
+          <w:rFonts w:ascii="Arial" w:eastAsia="Times New Roman" w:hAnsi="Arial" w:cs="Arial"/>
+          <w:color w:val="000000"/>
+          <w:kern w:val="0"/>
+          <w14:ligatures w14:val="none"/>
+        </w:rPr>
+        <w:t xml:space="preserve"> in </w:t>
+      </w:r>
+      <w:r>
+        <w:rPr>
+          <w:rFonts w:ascii="Arial" w:eastAsia="Times New Roman" w:hAnsi="Arial" w:cs="Arial"/>
+          <w:color w:val="000000"/>
+          <w:kern w:val="0"/>
+          <w14:ligatures w14:val="none"/>
+        </w:rPr>
+        <w:t>freshwater fish</w:t>
+      </w:r>
+      <w:r>
+        <w:rPr>
+          <w:rFonts w:ascii="Arial" w:eastAsia="Times New Roman" w:hAnsi="Arial" w:cs="Arial"/>
+          <w:color w:val="000000"/>
+          <w:kern w:val="0"/>
+          <w14:ligatures w14:val="none"/>
+        </w:rPr>
+        <w:t>es</w:t>
+      </w:r>
+      <w:r>
+        <w:rPr>
+          <w:rFonts w:ascii="Arial" w:eastAsia="Times New Roman" w:hAnsi="Arial" w:cs="Arial"/>
+          <w:color w:val="000000"/>
+          <w:kern w:val="0"/>
+          <w14:ligatures w14:val="none"/>
+        </w:rPr>
+        <w:t>.</w:t>
+      </w:r>
+      <w:r>
+        <w:rPr>
+          <w:rFonts w:ascii="Arial" w:eastAsia="Times New Roman" w:hAnsi="Arial" w:cs="Arial"/>
+          <w:color w:val="000000"/>
+          <w:kern w:val="0"/>
+          <w14:ligatures w14:val="none"/>
+        </w:rPr>
+        <w:t xml:space="preserve"> </w:t>
+      </w:r>
+      <w:r>
+        <w:rPr>
+          <w:rFonts w:ascii="Arial" w:eastAsia="Times New Roman" w:hAnsi="Arial" w:cs="Arial"/>
+          <w:color w:val="000000"/>
+          <w:kern w:val="0"/>
+          <w14:ligatures w14:val="none"/>
+        </w:rPr>
+        <w:t>A</w:t>
+      </w:r>
+      <w:r>
+        <w:rPr>
+          <w:rFonts w:ascii="Arial" w:eastAsia="Times New Roman" w:hAnsi="Arial" w:cs="Arial"/>
+          <w:color w:val="000000"/>
+          <w:kern w:val="0"/>
+          <w14:ligatures w14:val="none"/>
+        </w:rPr>
+        <w:t xml:space="preserve"> </w:t>
+      </w:r>
+      <w:r>
+        <w:rPr>
+          <w:rFonts w:ascii="Arial" w:eastAsia="Times New Roman" w:hAnsi="Arial" w:cs="Arial"/>
+          <w:color w:val="000000"/>
+          <w:kern w:val="0"/>
+          <w14:ligatures w14:val="none"/>
+        </w:rPr>
+        <w:t>dec</w:t>
+      </w:r>
+      <w:r>
+        <w:rPr>
+          <w:rFonts w:ascii="Arial" w:eastAsia="Times New Roman" w:hAnsi="Arial" w:cs="Arial"/>
+          <w:color w:val="000000"/>
+          <w:kern w:val="0"/>
+          <w14:ligatures w14:val="none"/>
+        </w:rPr>
+        <w:t>reas</w:t>
+      </w:r>
+      <w:r>
+        <w:rPr>
+          <w:rFonts w:ascii="Arial" w:eastAsia="Times New Roman" w:hAnsi="Arial" w:cs="Arial"/>
+          <w:color w:val="000000"/>
+          <w:kern w:val="0"/>
+          <w14:ligatures w14:val="none"/>
+        </w:rPr>
+        <w:t xml:space="preserve">e </w:t>
+      </w:r>
+      <w:r>
+        <w:rPr>
+          <w:rFonts w:ascii="Arial" w:eastAsia="Times New Roman" w:hAnsi="Arial" w:cs="Arial"/>
+          <w:color w:val="000000"/>
+          <w:kern w:val="0"/>
+          <w14:ligatures w14:val="none"/>
+        </w:rPr>
+        <w:t xml:space="preserve">in NLR in the </w:t>
+      </w:r>
+      <w:r>
+        <w:rPr>
+          <w:rFonts w:ascii="Arial" w:eastAsia="Times New Roman" w:hAnsi="Arial" w:cs="Arial"/>
+          <w:color w:val="000000"/>
+          <w:kern w:val="0"/>
+          <w14:ligatures w14:val="none"/>
+        </w:rPr>
+        <w:t>other</w:t>
+      </w:r>
+      <w:r>
+        <w:rPr>
+          <w:rFonts w:ascii="Arial" w:eastAsia="Times New Roman" w:hAnsi="Arial" w:cs="Arial"/>
+          <w:color w:val="000000"/>
+          <w:kern w:val="0"/>
+          <w14:ligatures w14:val="none"/>
+        </w:rPr>
+        <w:t xml:space="preserve"> group</w:t>
+      </w:r>
+      <w:r>
+        <w:rPr>
+          <w:rFonts w:ascii="Arial" w:eastAsia="Times New Roman" w:hAnsi="Arial" w:cs="Arial"/>
+          <w:color w:val="000000"/>
+          <w:kern w:val="0"/>
+          <w14:ligatures w14:val="none"/>
+        </w:rPr>
+        <w:t>s</w:t>
+      </w:r>
+      <w:r>
+        <w:rPr>
+          <w:rFonts w:ascii="Arial" w:eastAsia="Times New Roman" w:hAnsi="Arial" w:cs="Arial"/>
+          <w:color w:val="000000"/>
+          <w:kern w:val="0"/>
+          <w14:ligatures w14:val="none"/>
+        </w:rPr>
+        <w:t xml:space="preserve"> </w:t>
+      </w:r>
+      <w:r>
+        <w:rPr>
+          <w:rFonts w:ascii="Arial" w:eastAsia="Times New Roman" w:hAnsi="Arial" w:cs="Arial"/>
+          <w:color w:val="000000"/>
+          <w:kern w:val="0"/>
+          <w14:ligatures w14:val="none"/>
+        </w:rPr>
+        <w:t>ma</w:t>
+      </w:r>
+      <w:r>
+        <w:rPr>
+          <w:rFonts w:ascii="Arial" w:eastAsia="Times New Roman" w:hAnsi="Arial" w:cs="Arial"/>
+          <w:color w:val="000000"/>
+          <w:kern w:val="0"/>
+          <w14:ligatures w14:val="none"/>
+        </w:rPr>
+        <w:t xml:space="preserve">y </w:t>
+      </w:r>
+      <w:r>
+        <w:rPr>
+          <w:rFonts w:ascii="Arial" w:eastAsia="Times New Roman" w:hAnsi="Arial" w:cs="Arial"/>
+          <w:color w:val="000000"/>
+          <w:kern w:val="0"/>
+          <w14:ligatures w14:val="none"/>
+        </w:rPr>
+        <w:t>imply</w:t>
+      </w:r>
+      <w:r>
+        <w:rPr>
+          <w:rFonts w:ascii="Arial" w:eastAsia="Times New Roman" w:hAnsi="Arial" w:cs="Arial"/>
+          <w:color w:val="000000"/>
+          <w:kern w:val="0"/>
+          <w14:ligatures w14:val="none"/>
+        </w:rPr>
+        <w:t xml:space="preserve"> that a</w:t>
+      </w:r>
+      <w:r>
+        <w:rPr>
+          <w:rFonts w:ascii="Arial" w:eastAsia="Times New Roman" w:hAnsi="Arial" w:cs="Arial"/>
+          <w:color w:val="000000"/>
+          <w:kern w:val="0"/>
+          <w14:ligatures w14:val="none"/>
+        </w:rPr>
+        <w:t xml:space="preserve"> sudden </w:t>
+      </w:r>
+      <w:r>
+        <w:rPr>
+          <w:rFonts w:ascii="Arial" w:eastAsia="Times New Roman" w:hAnsi="Arial" w:cs="Arial"/>
+          <w:color w:val="000000"/>
+          <w:kern w:val="0"/>
+          <w14:ligatures w14:val="none"/>
+        </w:rPr>
+        <w:t>ri</w:t>
+      </w:r>
+      <w:r>
+        <w:rPr>
+          <w:rFonts w:ascii="Arial" w:eastAsia="Times New Roman" w:hAnsi="Arial" w:cs="Arial"/>
+          <w:color w:val="000000"/>
+          <w:kern w:val="0"/>
+          <w14:ligatures w14:val="none"/>
+        </w:rPr>
+        <w:t xml:space="preserve">se </w:t>
+      </w:r>
+      <w:r>
+        <w:rPr>
+          <w:rFonts w:ascii="Arial" w:eastAsia="Times New Roman" w:hAnsi="Arial" w:cs="Arial"/>
+          <w:color w:val="000000"/>
+          <w:kern w:val="0"/>
+          <w14:ligatures w14:val="none"/>
+        </w:rPr>
+        <w:t>in</w:t>
+      </w:r>
+      <w:r>
+        <w:rPr>
+          <w:rFonts w:ascii="Arial" w:eastAsia="Times New Roman" w:hAnsi="Arial" w:cs="Arial"/>
+          <w:color w:val="000000"/>
+          <w:kern w:val="0"/>
+          <w14:ligatures w14:val="none"/>
+        </w:rPr>
+        <w:t xml:space="preserve"> salinity is </w:t>
+      </w:r>
+      <w:r>
+        <w:rPr>
+          <w:rFonts w:ascii="Arial" w:eastAsia="Times New Roman" w:hAnsi="Arial" w:cs="Arial"/>
+          <w:color w:val="000000"/>
+          <w:kern w:val="0"/>
+          <w14:ligatures w14:val="none"/>
+        </w:rPr>
+        <w:t>mere</w:t>
+      </w:r>
+      <w:r>
+        <w:rPr>
+          <w:rFonts w:ascii="Arial" w:eastAsia="Times New Roman" w:hAnsi="Arial" w:cs="Arial"/>
+          <w:color w:val="000000"/>
+          <w:kern w:val="0"/>
+          <w14:ligatures w14:val="none"/>
+        </w:rPr>
+        <w:t xml:space="preserve">ly an acute stressor </w:t>
+      </w:r>
+      <w:r>
+        <w:rPr>
+          <w:rFonts w:ascii="Arial" w:eastAsia="Times New Roman" w:hAnsi="Arial" w:cs="Arial"/>
+          <w:color w:val="000000"/>
+          <w:kern w:val="0"/>
+          <w14:ligatures w14:val="none"/>
+        </w:rPr>
+        <w:t>for</w:t>
+      </w:r>
+      <w:r>
+        <w:rPr>
+          <w:rFonts w:ascii="Arial" w:eastAsia="Times New Roman" w:hAnsi="Arial" w:cs="Arial"/>
+          <w:color w:val="000000"/>
+          <w:kern w:val="0"/>
+          <w14:ligatures w14:val="none"/>
+        </w:rPr>
+        <w:t xml:space="preserve"> bas</w:t>
+      </w:r>
+      <w:r>
+        <w:rPr>
+          <w:rFonts w:ascii="Arial" w:eastAsia="Times New Roman" w:hAnsi="Arial" w:cs="Arial"/>
+          <w:color w:val="000000"/>
+          <w:kern w:val="0"/>
+          <w14:ligatures w14:val="none"/>
+        </w:rPr>
+        <w:t>s</w:t>
+      </w:r>
+      <w:r>
+        <w:rPr>
+          <w:rFonts w:ascii="Arial" w:eastAsia="Times New Roman" w:hAnsi="Arial" w:cs="Arial"/>
+          <w:color w:val="000000"/>
+          <w:kern w:val="0"/>
+          <w14:ligatures w14:val="none"/>
+        </w:rPr>
+        <w:t>, which aligns</w:t>
+      </w:r>
+      <w:r>
+        <w:rPr>
+          <w:rFonts w:ascii="Arial" w:eastAsia="Times New Roman" w:hAnsi="Arial" w:cs="Arial"/>
+          <w:color w:val="000000"/>
+          <w:kern w:val="0"/>
+          <w14:ligatures w14:val="none"/>
+        </w:rPr>
+        <w:t xml:space="preserve"> with the findings of Yi et al. </w:t>
+      </w:r>
+      <w:r>
+        <w:rPr>
+          <w:rFonts w:ascii="Arial" w:eastAsia="Times New Roman" w:hAnsi="Arial" w:cs="Arial"/>
+          <w:color w:val="000000"/>
+          <w:kern w:val="0"/>
+          <w14:ligatures w14:val="none"/>
+        </w:rPr>
+        <w:t>(</w:t>
+      </w:r>
+      <w:r>
+        <w:rPr>
+          <w:rFonts w:ascii="Arial" w:eastAsia="Times New Roman" w:hAnsi="Arial" w:cs="Arial"/>
+          <w:color w:val="000000"/>
+          <w:kern w:val="0"/>
+          <w14:ligatures w14:val="none"/>
+        </w:rPr>
+        <w:t>2021)</w:t>
+      </w:r>
+      <w:r>
+        <w:rPr>
+          <w:rFonts w:ascii="Arial" w:eastAsia="Times New Roman" w:hAnsi="Arial" w:cs="Arial"/>
+          <w:color w:val="000000"/>
+          <w:kern w:val="0"/>
+          <w14:ligatures w14:val="none"/>
+        </w:rPr>
+        <w:t>,</w:t>
+      </w:r>
+      <w:r>
+        <w:rPr>
+          <w:rFonts w:ascii="Arial" w:eastAsia="Times New Roman" w:hAnsi="Arial" w:cs="Arial"/>
+          <w:color w:val="000000"/>
+          <w:kern w:val="0"/>
+          <w14:ligatures w14:val="none"/>
+        </w:rPr>
+        <w:t xml:space="preserve"> </w:t>
+      </w:r>
+      <w:r>
+        <w:rPr>
+          <w:rFonts w:ascii="Arial" w:eastAsia="Times New Roman" w:hAnsi="Arial" w:cs="Arial"/>
+          <w:color w:val="000000"/>
+          <w:kern w:val="0"/>
+          <w14:ligatures w14:val="none"/>
+        </w:rPr>
+        <w:t>who</w:t>
+      </w:r>
+      <w:r>
+        <w:rPr>
+          <w:rFonts w:ascii="Arial" w:eastAsia="Times New Roman" w:hAnsi="Arial" w:cs="Arial"/>
+          <w:color w:val="000000"/>
+          <w:kern w:val="0"/>
+          <w14:ligatures w14:val="none"/>
+        </w:rPr>
+        <w:t xml:space="preserve"> </w:t>
+      </w:r>
+      <w:r>
+        <w:rPr>
+          <w:rFonts w:ascii="Arial" w:eastAsia="Times New Roman" w:hAnsi="Arial" w:cs="Arial"/>
+          <w:color w:val="000000"/>
+          <w:kern w:val="0"/>
+          <w14:ligatures w14:val="none"/>
+        </w:rPr>
+        <w:t>demonstrat</w:t>
+      </w:r>
+      <w:r>
+        <w:rPr>
+          <w:rFonts w:ascii="Arial" w:eastAsia="Times New Roman" w:hAnsi="Arial" w:cs="Arial"/>
+          <w:color w:val="000000"/>
+          <w:kern w:val="0"/>
+          <w14:ligatures w14:val="none"/>
+        </w:rPr>
+        <w:t>ed that bass can tolerate moderately high salinity</w:t>
+      </w:r>
+      <w:r>
+        <w:rPr>
+          <w:rFonts w:ascii="Arial" w:eastAsia="Times New Roman" w:hAnsi="Arial" w:cs="Arial"/>
+          <w:color w:val="000000"/>
+          <w:kern w:val="0"/>
+          <w14:ligatures w14:val="none"/>
+        </w:rPr>
+        <w:t>.</w:t>
+      </w:r>
+      <w:r>
+        <w:rPr>
+          <w:rFonts w:ascii="Arial" w:eastAsia="Times New Roman" w:hAnsi="Arial" w:cs="Arial"/>
+          <w:color w:val="000000"/>
+          <w:kern w:val="0"/>
+          <w14:ligatures w14:val="none"/>
+        </w:rPr>
+        <w:t xml:space="preserve"> Furthermore, the consistent </w:t>
+      </w:r>
+      <w:r>
+        <w:rPr>
+          <w:rFonts w:ascii="Arial" w:eastAsia="Times New Roman" w:hAnsi="Arial" w:cs="Arial"/>
+          <w:color w:val="000000"/>
+          <w:kern w:val="0"/>
+          <w14:ligatures w14:val="none"/>
+        </w:rPr>
+        <w:t>decline</w:t>
+      </w:r>
+      <w:r>
+        <w:rPr>
+          <w:rFonts w:ascii="Arial" w:eastAsia="Times New Roman" w:hAnsi="Arial" w:cs="Arial"/>
+          <w:color w:val="000000"/>
+          <w:kern w:val="0"/>
+          <w14:ligatures w14:val="none"/>
+        </w:rPr>
+        <w:t xml:space="preserve"> </w:t>
+      </w:r>
+      <w:r>
+        <w:rPr>
+          <w:rFonts w:ascii="Arial" w:eastAsia="Times New Roman" w:hAnsi="Arial" w:cs="Arial"/>
+          <w:color w:val="000000"/>
+          <w:kern w:val="0"/>
+          <w14:ligatures w14:val="none"/>
+        </w:rPr>
+        <w:t>in NLR</w:t>
+      </w:r>
+      <w:r>
+        <w:rPr>
+          <w:rFonts w:ascii="Arial" w:eastAsia="Times New Roman" w:hAnsi="Arial" w:cs="Arial"/>
+          <w:color w:val="000000"/>
+          <w:kern w:val="0"/>
+          <w14:ligatures w14:val="none"/>
+        </w:rPr>
+        <w:t xml:space="preserve"> in cadmium</w:t>
+      </w:r>
+      <w:r>
+        <w:rPr>
+          <w:rFonts w:ascii="Arial" w:eastAsia="Times New Roman" w:hAnsi="Arial" w:cs="Arial"/>
+          <w:color w:val="000000"/>
+          <w:kern w:val="0"/>
+          <w14:ligatures w14:val="none"/>
+        </w:rPr>
+        <w:t xml:space="preserve"> low, cadmium high,</w:t>
+      </w:r>
+      <w:r>
+        <w:rPr>
+          <w:rFonts w:ascii="Arial" w:eastAsia="Times New Roman" w:hAnsi="Arial" w:cs="Arial"/>
+          <w:color w:val="000000"/>
+          <w:kern w:val="0"/>
+          <w14:ligatures w14:val="none"/>
+        </w:rPr>
+        <w:t xml:space="preserve"> and </w:t>
+      </w:r>
+      <w:proofErr w:type="spellStart"/>
+      <w:r>
+        <w:rPr>
+          <w:rFonts w:ascii="Arial" w:eastAsia="Times New Roman" w:hAnsi="Arial" w:cs="Arial"/>
+          <w:color w:val="000000"/>
+          <w:kern w:val="0"/>
+          <w14:ligatures w14:val="none"/>
+        </w:rPr>
+        <w:t>PFPeA</w:t>
+      </w:r>
+      <w:proofErr w:type="spellEnd"/>
+      <w:r>
+        <w:rPr>
+          <w:rFonts w:ascii="Arial" w:eastAsia="Times New Roman" w:hAnsi="Arial" w:cs="Arial"/>
+          <w:color w:val="000000"/>
+          <w:kern w:val="0"/>
+          <w14:ligatures w14:val="none"/>
+        </w:rPr>
+        <w:t xml:space="preserve"> low group</w:t>
+      </w:r>
+      <w:r>
+        <w:rPr>
+          <w:rFonts w:ascii="Arial" w:eastAsia="Times New Roman" w:hAnsi="Arial" w:cs="Arial"/>
+          <w:color w:val="000000"/>
+          <w:kern w:val="0"/>
+          <w14:ligatures w14:val="none"/>
+        </w:rPr>
+        <w:t>s</w:t>
+      </w:r>
+      <w:r>
+        <w:rPr>
+          <w:rFonts w:ascii="Arial" w:eastAsia="Times New Roman" w:hAnsi="Arial" w:cs="Arial"/>
+          <w:color w:val="000000"/>
+          <w:kern w:val="0"/>
+          <w14:ligatures w14:val="none"/>
+        </w:rPr>
+        <w:t xml:space="preserve"> </w:t>
+      </w:r>
+      <w:r>
+        <w:rPr>
+          <w:rFonts w:ascii="Arial" w:eastAsia="Times New Roman" w:hAnsi="Arial" w:cs="Arial"/>
+          <w:color w:val="000000"/>
+          <w:kern w:val="0"/>
+          <w14:ligatures w14:val="none"/>
+        </w:rPr>
+        <w:t>implie</w:t>
+      </w:r>
+      <w:r>
+        <w:rPr>
+          <w:rFonts w:ascii="Arial" w:eastAsia="Times New Roman" w:hAnsi="Arial" w:cs="Arial"/>
+          <w:color w:val="000000"/>
+          <w:kern w:val="0"/>
+          <w14:ligatures w14:val="none"/>
+        </w:rPr>
+        <w:t>s no interactive effect between these heavy metals and environmental stressors</w:t>
+      </w:r>
+      <w:r>
+        <w:rPr>
+          <w:rFonts w:ascii="Arial" w:eastAsia="Times New Roman" w:hAnsi="Arial" w:cs="Arial"/>
+          <w:color w:val="000000"/>
+          <w:kern w:val="0"/>
+          <w14:ligatures w14:val="none"/>
+        </w:rPr>
+        <w:t xml:space="preserve">. </w:t>
+      </w:r>
+      <w:r>
+        <w:rPr>
+          <w:rFonts w:ascii="Arial" w:eastAsia="Times New Roman" w:hAnsi="Arial" w:cs="Arial"/>
+          <w:color w:val="000000"/>
+          <w:kern w:val="0"/>
+          <w14:ligatures w14:val="none"/>
+        </w:rPr>
+        <w:t xml:space="preserve">However, </w:t>
+      </w:r>
+      <w:r>
+        <w:rPr>
+          <w:rFonts w:ascii="Arial" w:eastAsia="Times New Roman" w:hAnsi="Arial" w:cs="Arial"/>
+          <w:color w:val="000000"/>
+          <w:kern w:val="0"/>
+          <w14:ligatures w14:val="none"/>
+        </w:rPr>
+        <w:t xml:space="preserve">it is </w:t>
+      </w:r>
+      <w:r>
+        <w:rPr>
+          <w:rFonts w:ascii="Arial" w:eastAsia="Times New Roman" w:hAnsi="Arial" w:cs="Arial"/>
+          <w:color w:val="000000"/>
+          <w:kern w:val="0"/>
+          <w14:ligatures w14:val="none"/>
+        </w:rPr>
+        <w:t>cruc</w:t>
+      </w:r>
+      <w:r>
+        <w:rPr>
+          <w:rFonts w:ascii="Arial" w:eastAsia="Times New Roman" w:hAnsi="Arial" w:cs="Arial"/>
+          <w:color w:val="000000"/>
+          <w:kern w:val="0"/>
+          <w14:ligatures w14:val="none"/>
+        </w:rPr>
+        <w:t>ial</w:t>
+      </w:r>
+      <w:r>
+        <w:rPr>
+          <w:rFonts w:ascii="Arial" w:eastAsia="Times New Roman" w:hAnsi="Arial" w:cs="Arial"/>
+          <w:color w:val="000000"/>
+          <w:kern w:val="0"/>
+          <w14:ligatures w14:val="none"/>
+        </w:rPr>
+        <w:t xml:space="preserve"> to </w:t>
+      </w:r>
+      <w:r>
+        <w:rPr>
+          <w:rFonts w:ascii="Arial" w:eastAsia="Times New Roman" w:hAnsi="Arial" w:cs="Arial"/>
+          <w:color w:val="000000"/>
+          <w:kern w:val="0"/>
+          <w14:ligatures w14:val="none"/>
+        </w:rPr>
+        <w:t>exercise</w:t>
+      </w:r>
+      <w:r>
+        <w:rPr>
+          <w:rFonts w:ascii="Arial" w:eastAsia="Times New Roman" w:hAnsi="Arial" w:cs="Arial"/>
+          <w:color w:val="000000"/>
+          <w:kern w:val="0"/>
+          <w14:ligatures w14:val="none"/>
+        </w:rPr>
+        <w:t xml:space="preserve"> cautio</w:t>
+      </w:r>
+      <w:r>
+        <w:rPr>
+          <w:rFonts w:ascii="Arial" w:eastAsia="Times New Roman" w:hAnsi="Arial" w:cs="Arial"/>
+          <w:color w:val="000000"/>
+          <w:kern w:val="0"/>
+          <w14:ligatures w14:val="none"/>
+        </w:rPr>
+        <w:t>n</w:t>
+      </w:r>
+      <w:r>
+        <w:rPr>
+          <w:rFonts w:ascii="Arial" w:eastAsia="Times New Roman" w:hAnsi="Arial" w:cs="Arial"/>
+          <w:color w:val="000000"/>
+          <w:kern w:val="0"/>
+          <w14:ligatures w14:val="none"/>
+        </w:rPr>
+        <w:t xml:space="preserve"> regarding broad </w:t>
+      </w:r>
+      <w:r>
+        <w:rPr>
+          <w:rFonts w:ascii="Arial" w:eastAsia="Times New Roman" w:hAnsi="Arial" w:cs="Arial"/>
+          <w:color w:val="000000"/>
+          <w:kern w:val="0"/>
+          <w14:ligatures w14:val="none"/>
+        </w:rPr>
+        <w:t>conclusion</w:t>
+      </w:r>
+      <w:r>
+        <w:rPr>
+          <w:rFonts w:ascii="Arial" w:eastAsia="Times New Roman" w:hAnsi="Arial" w:cs="Arial"/>
+          <w:color w:val="000000"/>
+          <w:kern w:val="0"/>
+          <w14:ligatures w14:val="none"/>
+        </w:rPr>
+        <w:t>s</w:t>
+      </w:r>
+      <w:r>
+        <w:rPr>
+          <w:rFonts w:ascii="Arial" w:eastAsia="Times New Roman" w:hAnsi="Arial" w:cs="Arial"/>
+          <w:color w:val="000000"/>
+          <w:kern w:val="0"/>
+          <w14:ligatures w14:val="none"/>
+        </w:rPr>
+        <w:t xml:space="preserve"> </w:t>
+      </w:r>
+      <w:r>
+        <w:rPr>
+          <w:rFonts w:ascii="Arial" w:eastAsia="Times New Roman" w:hAnsi="Arial" w:cs="Arial"/>
+          <w:color w:val="000000"/>
+          <w:kern w:val="0"/>
+          <w14:ligatures w14:val="none"/>
+        </w:rPr>
+        <w:t>about</w:t>
+      </w:r>
+      <w:r>
+        <w:rPr>
+          <w:rFonts w:ascii="Arial" w:eastAsia="Times New Roman" w:hAnsi="Arial" w:cs="Arial"/>
+          <w:color w:val="000000"/>
+          <w:kern w:val="0"/>
+          <w14:ligatures w14:val="none"/>
+        </w:rPr>
+        <w:t xml:space="preserve"> the relationship </w:t>
+      </w:r>
+      <w:r>
+        <w:rPr>
+          <w:rFonts w:ascii="Arial" w:eastAsia="Times New Roman" w:hAnsi="Arial" w:cs="Arial"/>
+          <w:color w:val="000000"/>
+          <w:kern w:val="0"/>
+          <w14:ligatures w14:val="none"/>
+        </w:rPr>
+        <w:t>between</w:t>
+      </w:r>
+      <w:r>
+        <w:rPr>
+          <w:rFonts w:ascii="Arial" w:eastAsia="Times New Roman" w:hAnsi="Arial" w:cs="Arial"/>
+          <w:color w:val="000000"/>
+          <w:kern w:val="0"/>
+          <w14:ligatures w14:val="none"/>
+        </w:rPr>
+        <w:t xml:space="preserve"> </w:t>
+      </w:r>
+      <w:r>
+        <w:rPr>
+          <w:rFonts w:ascii="Arial" w:eastAsia="Times New Roman" w:hAnsi="Arial" w:cs="Arial"/>
+          <w:color w:val="000000"/>
+          <w:kern w:val="0"/>
+          <w14:ligatures w14:val="none"/>
+        </w:rPr>
+        <w:t>xenobiotics</w:t>
+      </w:r>
+      <w:r>
+        <w:rPr>
+          <w:rFonts w:ascii="Arial" w:eastAsia="Times New Roman" w:hAnsi="Arial" w:cs="Arial"/>
+          <w:color w:val="000000"/>
+          <w:kern w:val="0"/>
+          <w14:ligatures w14:val="none"/>
+        </w:rPr>
+        <w:t xml:space="preserve"> and leukocytes</w:t>
+      </w:r>
+      <w:r>
+        <w:rPr>
+          <w:rFonts w:ascii="Arial" w:eastAsia="Times New Roman" w:hAnsi="Arial" w:cs="Arial"/>
+          <w:color w:val="000000"/>
+          <w:kern w:val="0"/>
+          <w14:ligatures w14:val="none"/>
+        </w:rPr>
+        <w:t>,</w:t>
+      </w:r>
+      <w:r>
+        <w:rPr>
+          <w:rFonts w:ascii="Arial" w:eastAsia="Times New Roman" w:hAnsi="Arial" w:cs="Arial"/>
+          <w:color w:val="000000"/>
+          <w:kern w:val="0"/>
+          <w14:ligatures w14:val="none"/>
+        </w:rPr>
+        <w:t xml:space="preserve"> as this study was conducted over a </w:t>
+      </w:r>
+      <w:r>
+        <w:rPr>
+          <w:rFonts w:ascii="Arial" w:eastAsia="Times New Roman" w:hAnsi="Arial" w:cs="Arial"/>
+          <w:color w:val="000000"/>
+          <w:kern w:val="0"/>
+          <w14:ligatures w14:val="none"/>
+        </w:rPr>
+        <w:t>short</w:t>
+      </w:r>
+      <w:r>
+        <w:rPr>
+          <w:rFonts w:ascii="Arial" w:eastAsia="Times New Roman" w:hAnsi="Arial" w:cs="Arial"/>
+          <w:color w:val="000000"/>
+          <w:kern w:val="0"/>
+          <w14:ligatures w14:val="none"/>
+        </w:rPr>
+        <w:t xml:space="preserve"> timeframe and </w:t>
+      </w:r>
+      <w:r>
+        <w:rPr>
+          <w:rFonts w:ascii="Arial" w:eastAsia="Times New Roman" w:hAnsi="Arial" w:cs="Arial"/>
+          <w:color w:val="000000"/>
+          <w:kern w:val="0"/>
+          <w14:ligatures w14:val="none"/>
+        </w:rPr>
+        <w:t>involved</w:t>
+      </w:r>
+      <w:r>
+        <w:rPr>
+          <w:rFonts w:ascii="Arial" w:eastAsia="Times New Roman" w:hAnsi="Arial" w:cs="Arial"/>
+          <w:color w:val="000000"/>
+          <w:kern w:val="0"/>
+          <w14:ligatures w14:val="none"/>
+        </w:rPr>
+        <w:t xml:space="preserve"> relatively few individuals </w:t>
+      </w:r>
+      <w:r>
+        <w:rPr>
+          <w:rFonts w:ascii="Arial" w:eastAsia="Times New Roman" w:hAnsi="Arial" w:cs="Arial"/>
+          <w:color w:val="000000"/>
+          <w:kern w:val="0"/>
+          <w14:ligatures w14:val="none"/>
+        </w:rPr>
+        <w:t xml:space="preserve">per group </w:t>
+      </w:r>
+      <w:r>
+        <w:rPr>
+          <w:rFonts w:ascii="Arial" w:eastAsia="Times New Roman" w:hAnsi="Arial" w:cs="Arial"/>
+          <w:color w:val="000000"/>
+          <w:kern w:val="0"/>
+          <w14:ligatures w14:val="none"/>
+        </w:rPr>
+        <w:t xml:space="preserve">of </w:t>
+      </w:r>
+      <w:r>
+        <w:rPr>
+          <w:rFonts w:ascii="Arial" w:eastAsia="Times New Roman" w:hAnsi="Arial" w:cs="Arial"/>
+          <w:color w:val="000000"/>
+          <w:kern w:val="0"/>
+          <w14:ligatures w14:val="none"/>
+        </w:rPr>
+        <w:t>a</w:t>
+      </w:r>
+      <w:r>
+        <w:rPr>
+          <w:rFonts w:ascii="Arial" w:eastAsia="Times New Roman" w:hAnsi="Arial" w:cs="Arial"/>
+          <w:color w:val="000000"/>
+          <w:kern w:val="0"/>
+          <w14:ligatures w14:val="none"/>
+        </w:rPr>
+        <w:t xml:space="preserve"> </w:t>
+      </w:r>
+      <w:r>
+        <w:rPr>
+          <w:rFonts w:ascii="Arial" w:eastAsia="Times New Roman" w:hAnsi="Arial" w:cs="Arial"/>
+          <w:color w:val="000000"/>
+          <w:kern w:val="0"/>
+          <w14:ligatures w14:val="none"/>
+        </w:rPr>
+        <w:t>single</w:t>
+      </w:r>
+      <w:r>
+        <w:rPr>
+          <w:rFonts w:ascii="Arial" w:eastAsia="Times New Roman" w:hAnsi="Arial" w:cs="Arial"/>
+          <w:color w:val="000000"/>
+          <w:kern w:val="0"/>
+          <w14:ligatures w14:val="none"/>
+        </w:rPr>
+        <w:t xml:space="preserve"> </w:t>
+      </w:r>
+      <w:r>
+        <w:rPr>
+          <w:rFonts w:ascii="Arial" w:eastAsia="Times New Roman" w:hAnsi="Arial" w:cs="Arial"/>
+          <w:color w:val="000000"/>
+          <w:kern w:val="0"/>
+          <w14:ligatures w14:val="none"/>
+        </w:rPr>
+        <w:t>species</w:t>
+      </w:r>
+      <w:r>
+        <w:rPr>
+          <w:rFonts w:ascii="Arial" w:eastAsia="Times New Roman" w:hAnsi="Arial" w:cs="Arial"/>
+          <w:color w:val="000000"/>
+          <w:kern w:val="0"/>
+          <w14:ligatures w14:val="none"/>
+        </w:rPr>
+        <w:t>.</w:t>
+      </w:r>
+      <w:r>
+        <w:rPr>
+          <w:rFonts w:ascii="Arial" w:eastAsia="Times New Roman" w:hAnsi="Arial" w:cs="Arial"/>
+          <w:color w:val="000000"/>
+          <w:kern w:val="0"/>
+          <w14:ligatures w14:val="none"/>
+        </w:rPr>
+        <w:t xml:space="preserve"> </w:t>
+      </w:r>
+      <w:r>
+        <w:rPr>
+          <w:rFonts w:ascii="Arial" w:eastAsia="Times New Roman" w:hAnsi="Arial" w:cs="Arial"/>
+          <w:color w:val="000000"/>
+          <w:kern w:val="0"/>
+          <w14:ligatures w14:val="none"/>
+        </w:rPr>
+        <w:t>Additionally,</w:t>
+      </w:r>
+      <w:r>
+        <w:rPr>
+          <w:rFonts w:ascii="Arial" w:eastAsia="Times New Roman" w:hAnsi="Arial" w:cs="Arial"/>
+          <w:color w:val="000000"/>
+          <w:kern w:val="0"/>
+          <w14:ligatures w14:val="none"/>
+        </w:rPr>
+        <w:t xml:space="preserve"> research using mice </w:t>
+      </w:r>
+      <w:r>
+        <w:rPr>
+          <w:rFonts w:ascii="Arial" w:eastAsia="Times New Roman" w:hAnsi="Arial" w:cs="Arial"/>
+          <w:color w:val="000000"/>
+          <w:kern w:val="0"/>
+          <w14:ligatures w14:val="none"/>
+        </w:rPr>
+        <w:t>indicates</w:t>
+      </w:r>
+      <w:r>
+        <w:rPr>
+          <w:rFonts w:ascii="Arial" w:eastAsia="Times New Roman" w:hAnsi="Arial" w:cs="Arial"/>
+          <w:color w:val="000000"/>
+          <w:kern w:val="0"/>
+          <w14:ligatures w14:val="none"/>
+        </w:rPr>
+        <w:t xml:space="preserve"> </w:t>
+      </w:r>
+      <w:r>
+        <w:rPr>
+          <w:rFonts w:ascii="Arial" w:eastAsia="Times New Roman" w:hAnsi="Arial" w:cs="Arial"/>
+          <w:color w:val="000000"/>
+          <w:kern w:val="0"/>
+          <w14:ligatures w14:val="none"/>
+        </w:rPr>
+        <w:t xml:space="preserve">that </w:t>
+      </w:r>
+      <w:r>
+        <w:rPr>
+          <w:rFonts w:ascii="Arial" w:eastAsia="Times New Roman" w:hAnsi="Arial" w:cs="Arial"/>
+          <w:color w:val="000000"/>
+          <w:kern w:val="0"/>
+          <w14:ligatures w14:val="none"/>
+        </w:rPr>
+        <w:t xml:space="preserve">certain PFAS </w:t>
       </w:r>
       <w:r>
         <w:rPr>
@@ -16123,1027 +20308,6 @@
           <w14:ligatures w14:val="none"/>
         </w:rPr>
         <w:lastRenderedPageBreak/>
-        <w:t xml:space="preserve">response in bass and that </w:t>
-      </w:r>
-      <w:proofErr w:type="spellStart"/>
-      <w:r>
-        <w:rPr>
-          <w:rFonts w:ascii="Arial" w:eastAsia="Times New Roman" w:hAnsi="Arial" w:cs="Arial"/>
-          <w:color w:val="000000"/>
-          <w:kern w:val="0"/>
-          <w14:ligatures w14:val="none"/>
-        </w:rPr>
-        <w:t>PFPeA</w:t>
-      </w:r>
-      <w:proofErr w:type="spellEnd"/>
-      <w:r>
-        <w:rPr>
-          <w:rFonts w:ascii="Arial" w:eastAsia="Times New Roman" w:hAnsi="Arial" w:cs="Arial"/>
-          <w:color w:val="000000"/>
-          <w:kern w:val="0"/>
-          <w14:ligatures w14:val="none"/>
-        </w:rPr>
-        <w:t>, a</w:t>
-      </w:r>
-      <w:r>
-        <w:rPr>
-          <w:rFonts w:ascii="Arial" w:eastAsia="Times New Roman" w:hAnsi="Arial" w:cs="Arial"/>
-          <w:color w:val="000000"/>
-          <w:kern w:val="0"/>
-          <w14:ligatures w14:val="none"/>
-        </w:rPr>
-        <w:t>long</w:t>
-      </w:r>
-      <w:r>
-        <w:rPr>
-          <w:rFonts w:ascii="Arial" w:eastAsia="Times New Roman" w:hAnsi="Arial" w:cs="Arial"/>
-          <w:color w:val="000000"/>
-          <w:kern w:val="0"/>
-          <w14:ligatures w14:val="none"/>
-        </w:rPr>
-        <w:t xml:space="preserve"> </w:t>
-      </w:r>
-      <w:r>
-        <w:rPr>
-          <w:rFonts w:ascii="Arial" w:eastAsia="Times New Roman" w:hAnsi="Arial" w:cs="Arial"/>
-          <w:color w:val="000000"/>
-          <w:kern w:val="0"/>
-          <w14:ligatures w14:val="none"/>
-        </w:rPr>
-        <w:t>with</w:t>
-      </w:r>
-      <w:r>
-        <w:rPr>
-          <w:rFonts w:ascii="Arial" w:eastAsia="Times New Roman" w:hAnsi="Arial" w:cs="Arial"/>
-          <w:color w:val="000000"/>
-          <w:kern w:val="0"/>
-          <w14:ligatures w14:val="none"/>
-        </w:rPr>
-        <w:t xml:space="preserve"> possibly other PFAS</w:t>
-      </w:r>
-      <w:r>
-        <w:rPr>
-          <w:rFonts w:ascii="Arial" w:eastAsia="Times New Roman" w:hAnsi="Arial" w:cs="Arial"/>
-          <w:color w:val="000000"/>
-          <w:kern w:val="0"/>
-          <w14:ligatures w14:val="none"/>
-        </w:rPr>
-        <w:t xml:space="preserve"> compounds</w:t>
-      </w:r>
-      <w:r>
-        <w:rPr>
-          <w:rFonts w:ascii="Arial" w:eastAsia="Times New Roman" w:hAnsi="Arial" w:cs="Arial"/>
-          <w:color w:val="000000"/>
-          <w:kern w:val="0"/>
-          <w14:ligatures w14:val="none"/>
-        </w:rPr>
-        <w:t xml:space="preserve">, may </w:t>
-      </w:r>
-      <w:r>
-        <w:rPr>
-          <w:rFonts w:ascii="Arial" w:eastAsia="Times New Roman" w:hAnsi="Arial" w:cs="Arial"/>
-          <w:color w:val="000000"/>
-          <w:kern w:val="0"/>
-          <w14:ligatures w14:val="none"/>
-        </w:rPr>
-        <w:t>impai</w:t>
-      </w:r>
-      <w:r>
-        <w:rPr>
-          <w:rFonts w:ascii="Arial" w:eastAsia="Times New Roman" w:hAnsi="Arial" w:cs="Arial"/>
-          <w:color w:val="000000"/>
-          <w:kern w:val="0"/>
-          <w14:ligatures w14:val="none"/>
-        </w:rPr>
-        <w:t xml:space="preserve">r </w:t>
-      </w:r>
-      <w:r>
-        <w:rPr>
-          <w:rFonts w:ascii="Arial" w:eastAsia="Times New Roman" w:hAnsi="Arial" w:cs="Arial"/>
-          <w:color w:val="000000"/>
-          <w:kern w:val="0"/>
-          <w14:ligatures w14:val="none"/>
-        </w:rPr>
-        <w:t>fish's</w:t>
-      </w:r>
-      <w:r>
-        <w:rPr>
-          <w:rFonts w:ascii="Arial" w:eastAsia="Times New Roman" w:hAnsi="Arial" w:cs="Arial"/>
-          <w:color w:val="000000"/>
-          <w:kern w:val="0"/>
-          <w14:ligatures w14:val="none"/>
-        </w:rPr>
-        <w:t xml:space="preserve"> ability to </w:t>
-      </w:r>
-      <w:r>
-        <w:rPr>
-          <w:rFonts w:ascii="Arial" w:eastAsia="Times New Roman" w:hAnsi="Arial" w:cs="Arial"/>
-          <w:color w:val="000000"/>
-          <w:kern w:val="0"/>
-          <w14:ligatures w14:val="none"/>
-        </w:rPr>
-        <w:t>adapt</w:t>
-      </w:r>
-      <w:r>
-        <w:rPr>
-          <w:rFonts w:ascii="Arial" w:eastAsia="Times New Roman" w:hAnsi="Arial" w:cs="Arial"/>
-          <w:color w:val="000000"/>
-          <w:kern w:val="0"/>
-          <w14:ligatures w14:val="none"/>
-        </w:rPr>
-        <w:t xml:space="preserve"> to </w:t>
-      </w:r>
-      <w:r>
-        <w:rPr>
-          <w:rFonts w:ascii="Arial" w:eastAsia="Times New Roman" w:hAnsi="Arial" w:cs="Arial"/>
-          <w:color w:val="000000"/>
-          <w:kern w:val="0"/>
-          <w14:ligatures w14:val="none"/>
-        </w:rPr>
-        <w:t>various</w:t>
-      </w:r>
-      <w:r>
-        <w:rPr>
-          <w:rFonts w:ascii="Arial" w:eastAsia="Times New Roman" w:hAnsi="Arial" w:cs="Arial"/>
-          <w:color w:val="000000"/>
-          <w:kern w:val="0"/>
-          <w14:ligatures w14:val="none"/>
-        </w:rPr>
-        <w:t xml:space="preserve"> stressors. </w:t>
-      </w:r>
-      <w:r>
-        <w:rPr>
-          <w:rFonts w:ascii="Arial" w:eastAsia="Times New Roman" w:hAnsi="Arial" w:cs="Arial"/>
-          <w:color w:val="000000"/>
-          <w:kern w:val="0"/>
-          <w14:ligatures w14:val="none"/>
-        </w:rPr>
-        <w:t>Although PFAS has previously been shown to alter fish leukocytes (Birgersson et al., 2021) and impact other physiological processes such as liver morphology (Piva et al., 2022) and thyroid function (Birgersson et al., 2021)</w:t>
-      </w:r>
-      <w:r>
-        <w:rPr>
-          <w:rFonts w:ascii="Arial" w:eastAsia="Times New Roman" w:hAnsi="Arial" w:cs="Arial"/>
-          <w:color w:val="000000"/>
-          <w:kern w:val="0"/>
-          <w14:ligatures w14:val="none"/>
-        </w:rPr>
-        <w:t>,</w:t>
-      </w:r>
-      <w:r>
-        <w:rPr>
-          <w:rFonts w:ascii="Arial" w:eastAsia="Times New Roman" w:hAnsi="Arial" w:cs="Arial"/>
-          <w:color w:val="000000"/>
-          <w:kern w:val="0"/>
-          <w14:ligatures w14:val="none"/>
-        </w:rPr>
-        <w:t xml:space="preserve"> to our knowledge, this is the first evidence that a PFAS compound may increase NLR</w:t>
-      </w:r>
-      <w:r>
-        <w:rPr>
-          <w:rFonts w:ascii="Arial" w:eastAsia="Times New Roman" w:hAnsi="Arial" w:cs="Arial"/>
-          <w:color w:val="000000"/>
-          <w:kern w:val="0"/>
-          <w14:ligatures w14:val="none"/>
-        </w:rPr>
-        <w:t xml:space="preserve"> in </w:t>
-      </w:r>
-      <w:r>
-        <w:rPr>
-          <w:rFonts w:ascii="Arial" w:eastAsia="Times New Roman" w:hAnsi="Arial" w:cs="Arial"/>
-          <w:color w:val="000000"/>
-          <w:kern w:val="0"/>
-          <w14:ligatures w14:val="none"/>
-        </w:rPr>
-        <w:t>freshwater fish</w:t>
-      </w:r>
-      <w:r>
-        <w:rPr>
-          <w:rFonts w:ascii="Arial" w:eastAsia="Times New Roman" w:hAnsi="Arial" w:cs="Arial"/>
-          <w:color w:val="000000"/>
-          <w:kern w:val="0"/>
-          <w14:ligatures w14:val="none"/>
-        </w:rPr>
-        <w:t>es</w:t>
-      </w:r>
-      <w:r>
-        <w:rPr>
-          <w:rFonts w:ascii="Arial" w:eastAsia="Times New Roman" w:hAnsi="Arial" w:cs="Arial"/>
-          <w:color w:val="000000"/>
-          <w:kern w:val="0"/>
-          <w14:ligatures w14:val="none"/>
-        </w:rPr>
-        <w:t>.</w:t>
-      </w:r>
-      <w:r>
-        <w:rPr>
-          <w:rFonts w:ascii="Arial" w:eastAsia="Times New Roman" w:hAnsi="Arial" w:cs="Arial"/>
-          <w:color w:val="000000"/>
-          <w:kern w:val="0"/>
-          <w14:ligatures w14:val="none"/>
-        </w:rPr>
-        <w:t xml:space="preserve"> </w:t>
-      </w:r>
-      <w:r>
-        <w:rPr>
-          <w:rFonts w:ascii="Arial" w:eastAsia="Times New Roman" w:hAnsi="Arial" w:cs="Arial"/>
-          <w:color w:val="000000"/>
-          <w:kern w:val="0"/>
-          <w14:ligatures w14:val="none"/>
-        </w:rPr>
-        <w:t>A</w:t>
-      </w:r>
-      <w:r>
-        <w:rPr>
-          <w:rFonts w:ascii="Arial" w:eastAsia="Times New Roman" w:hAnsi="Arial" w:cs="Arial"/>
-          <w:color w:val="000000"/>
-          <w:kern w:val="0"/>
-          <w14:ligatures w14:val="none"/>
-        </w:rPr>
-        <w:t xml:space="preserve"> </w:t>
-      </w:r>
-      <w:r>
-        <w:rPr>
-          <w:rFonts w:ascii="Arial" w:eastAsia="Times New Roman" w:hAnsi="Arial" w:cs="Arial"/>
-          <w:color w:val="000000"/>
-          <w:kern w:val="0"/>
-          <w14:ligatures w14:val="none"/>
-        </w:rPr>
-        <w:t>dec</w:t>
-      </w:r>
-      <w:r>
-        <w:rPr>
-          <w:rFonts w:ascii="Arial" w:eastAsia="Times New Roman" w:hAnsi="Arial" w:cs="Arial"/>
-          <w:color w:val="000000"/>
-          <w:kern w:val="0"/>
-          <w14:ligatures w14:val="none"/>
-        </w:rPr>
-        <w:t>reas</w:t>
-      </w:r>
-      <w:r>
-        <w:rPr>
-          <w:rFonts w:ascii="Arial" w:eastAsia="Times New Roman" w:hAnsi="Arial" w:cs="Arial"/>
-          <w:color w:val="000000"/>
-          <w:kern w:val="0"/>
-          <w14:ligatures w14:val="none"/>
-        </w:rPr>
-        <w:t xml:space="preserve">e </w:t>
-      </w:r>
-      <w:r>
-        <w:rPr>
-          <w:rFonts w:ascii="Arial" w:eastAsia="Times New Roman" w:hAnsi="Arial" w:cs="Arial"/>
-          <w:color w:val="000000"/>
-          <w:kern w:val="0"/>
-          <w14:ligatures w14:val="none"/>
-        </w:rPr>
-        <w:t xml:space="preserve">in NLR in the </w:t>
-      </w:r>
-      <w:r>
-        <w:rPr>
-          <w:rFonts w:ascii="Arial" w:eastAsia="Times New Roman" w:hAnsi="Arial" w:cs="Arial"/>
-          <w:color w:val="000000"/>
-          <w:kern w:val="0"/>
-          <w14:ligatures w14:val="none"/>
-        </w:rPr>
-        <w:t>other</w:t>
-      </w:r>
-      <w:r>
-        <w:rPr>
-          <w:rFonts w:ascii="Arial" w:eastAsia="Times New Roman" w:hAnsi="Arial" w:cs="Arial"/>
-          <w:color w:val="000000"/>
-          <w:kern w:val="0"/>
-          <w14:ligatures w14:val="none"/>
-        </w:rPr>
-        <w:t xml:space="preserve"> group</w:t>
-      </w:r>
-      <w:r>
-        <w:rPr>
-          <w:rFonts w:ascii="Arial" w:eastAsia="Times New Roman" w:hAnsi="Arial" w:cs="Arial"/>
-          <w:color w:val="000000"/>
-          <w:kern w:val="0"/>
-          <w14:ligatures w14:val="none"/>
-        </w:rPr>
-        <w:t>s</w:t>
-      </w:r>
-      <w:r>
-        <w:rPr>
-          <w:rFonts w:ascii="Arial" w:eastAsia="Times New Roman" w:hAnsi="Arial" w:cs="Arial"/>
-          <w:color w:val="000000"/>
-          <w:kern w:val="0"/>
-          <w14:ligatures w14:val="none"/>
-        </w:rPr>
-        <w:t xml:space="preserve"> </w:t>
-      </w:r>
-      <w:r>
-        <w:rPr>
-          <w:rFonts w:ascii="Arial" w:eastAsia="Times New Roman" w:hAnsi="Arial" w:cs="Arial"/>
-          <w:color w:val="000000"/>
-          <w:kern w:val="0"/>
-          <w14:ligatures w14:val="none"/>
-        </w:rPr>
-        <w:t>ma</w:t>
-      </w:r>
-      <w:r>
-        <w:rPr>
-          <w:rFonts w:ascii="Arial" w:eastAsia="Times New Roman" w:hAnsi="Arial" w:cs="Arial"/>
-          <w:color w:val="000000"/>
-          <w:kern w:val="0"/>
-          <w14:ligatures w14:val="none"/>
-        </w:rPr>
-        <w:t xml:space="preserve">y </w:t>
-      </w:r>
-      <w:r>
-        <w:rPr>
-          <w:rFonts w:ascii="Arial" w:eastAsia="Times New Roman" w:hAnsi="Arial" w:cs="Arial"/>
-          <w:color w:val="000000"/>
-          <w:kern w:val="0"/>
-          <w14:ligatures w14:val="none"/>
-        </w:rPr>
-        <w:t>imply</w:t>
-      </w:r>
-      <w:r>
-        <w:rPr>
-          <w:rFonts w:ascii="Arial" w:eastAsia="Times New Roman" w:hAnsi="Arial" w:cs="Arial"/>
-          <w:color w:val="000000"/>
-          <w:kern w:val="0"/>
-          <w14:ligatures w14:val="none"/>
-        </w:rPr>
-        <w:t xml:space="preserve"> that a</w:t>
-      </w:r>
-      <w:r>
-        <w:rPr>
-          <w:rFonts w:ascii="Arial" w:eastAsia="Times New Roman" w:hAnsi="Arial" w:cs="Arial"/>
-          <w:color w:val="000000"/>
-          <w:kern w:val="0"/>
-          <w14:ligatures w14:val="none"/>
-        </w:rPr>
-        <w:t xml:space="preserve"> sudden </w:t>
-      </w:r>
-      <w:r>
-        <w:rPr>
-          <w:rFonts w:ascii="Arial" w:eastAsia="Times New Roman" w:hAnsi="Arial" w:cs="Arial"/>
-          <w:color w:val="000000"/>
-          <w:kern w:val="0"/>
-          <w14:ligatures w14:val="none"/>
-        </w:rPr>
-        <w:t>ri</w:t>
-      </w:r>
-      <w:r>
-        <w:rPr>
-          <w:rFonts w:ascii="Arial" w:eastAsia="Times New Roman" w:hAnsi="Arial" w:cs="Arial"/>
-          <w:color w:val="000000"/>
-          <w:kern w:val="0"/>
-          <w14:ligatures w14:val="none"/>
-        </w:rPr>
-        <w:t xml:space="preserve">se </w:t>
-      </w:r>
-      <w:r>
-        <w:rPr>
-          <w:rFonts w:ascii="Arial" w:eastAsia="Times New Roman" w:hAnsi="Arial" w:cs="Arial"/>
-          <w:color w:val="000000"/>
-          <w:kern w:val="0"/>
-          <w14:ligatures w14:val="none"/>
-        </w:rPr>
-        <w:t>in</w:t>
-      </w:r>
-      <w:r>
-        <w:rPr>
-          <w:rFonts w:ascii="Arial" w:eastAsia="Times New Roman" w:hAnsi="Arial" w:cs="Arial"/>
-          <w:color w:val="000000"/>
-          <w:kern w:val="0"/>
-          <w14:ligatures w14:val="none"/>
-        </w:rPr>
-        <w:t xml:space="preserve"> salinity is </w:t>
-      </w:r>
-      <w:r>
-        <w:rPr>
-          <w:rFonts w:ascii="Arial" w:eastAsia="Times New Roman" w:hAnsi="Arial" w:cs="Arial"/>
-          <w:color w:val="000000"/>
-          <w:kern w:val="0"/>
-          <w14:ligatures w14:val="none"/>
-        </w:rPr>
-        <w:t>mere</w:t>
-      </w:r>
-      <w:r>
-        <w:rPr>
-          <w:rFonts w:ascii="Arial" w:eastAsia="Times New Roman" w:hAnsi="Arial" w:cs="Arial"/>
-          <w:color w:val="000000"/>
-          <w:kern w:val="0"/>
-          <w14:ligatures w14:val="none"/>
-        </w:rPr>
-        <w:t xml:space="preserve">ly an acute stressor </w:t>
-      </w:r>
-      <w:r>
-        <w:rPr>
-          <w:rFonts w:ascii="Arial" w:eastAsia="Times New Roman" w:hAnsi="Arial" w:cs="Arial"/>
-          <w:color w:val="000000"/>
-          <w:kern w:val="0"/>
-          <w14:ligatures w14:val="none"/>
-        </w:rPr>
-        <w:t>for</w:t>
-      </w:r>
-      <w:r>
-        <w:rPr>
-          <w:rFonts w:ascii="Arial" w:eastAsia="Times New Roman" w:hAnsi="Arial" w:cs="Arial"/>
-          <w:color w:val="000000"/>
-          <w:kern w:val="0"/>
-          <w14:ligatures w14:val="none"/>
-        </w:rPr>
-        <w:t xml:space="preserve"> bas</w:t>
-      </w:r>
-      <w:r>
-        <w:rPr>
-          <w:rFonts w:ascii="Arial" w:eastAsia="Times New Roman" w:hAnsi="Arial" w:cs="Arial"/>
-          <w:color w:val="000000"/>
-          <w:kern w:val="0"/>
-          <w14:ligatures w14:val="none"/>
-        </w:rPr>
-        <w:t>s</w:t>
-      </w:r>
-      <w:r>
-        <w:rPr>
-          <w:rFonts w:ascii="Arial" w:eastAsia="Times New Roman" w:hAnsi="Arial" w:cs="Arial"/>
-          <w:color w:val="000000"/>
-          <w:kern w:val="0"/>
-          <w14:ligatures w14:val="none"/>
-        </w:rPr>
-        <w:t>, which aligns</w:t>
-      </w:r>
-      <w:r>
-        <w:rPr>
-          <w:rFonts w:ascii="Arial" w:eastAsia="Times New Roman" w:hAnsi="Arial" w:cs="Arial"/>
-          <w:color w:val="000000"/>
-          <w:kern w:val="0"/>
-          <w14:ligatures w14:val="none"/>
-        </w:rPr>
-        <w:t xml:space="preserve"> with the findings of Yi et al. </w:t>
-      </w:r>
-      <w:r>
-        <w:rPr>
-          <w:rFonts w:ascii="Arial" w:eastAsia="Times New Roman" w:hAnsi="Arial" w:cs="Arial"/>
-          <w:color w:val="000000"/>
-          <w:kern w:val="0"/>
-          <w14:ligatures w14:val="none"/>
-        </w:rPr>
-        <w:t>(</w:t>
-      </w:r>
-      <w:r>
-        <w:rPr>
-          <w:rFonts w:ascii="Arial" w:eastAsia="Times New Roman" w:hAnsi="Arial" w:cs="Arial"/>
-          <w:color w:val="000000"/>
-          <w:kern w:val="0"/>
-          <w14:ligatures w14:val="none"/>
-        </w:rPr>
-        <w:t>2021)</w:t>
-      </w:r>
-      <w:r>
-        <w:rPr>
-          <w:rFonts w:ascii="Arial" w:eastAsia="Times New Roman" w:hAnsi="Arial" w:cs="Arial"/>
-          <w:color w:val="000000"/>
-          <w:kern w:val="0"/>
-          <w14:ligatures w14:val="none"/>
-        </w:rPr>
-        <w:t>,</w:t>
-      </w:r>
-      <w:r>
-        <w:rPr>
-          <w:rFonts w:ascii="Arial" w:eastAsia="Times New Roman" w:hAnsi="Arial" w:cs="Arial"/>
-          <w:color w:val="000000"/>
-          <w:kern w:val="0"/>
-          <w14:ligatures w14:val="none"/>
-        </w:rPr>
-        <w:t xml:space="preserve"> </w:t>
-      </w:r>
-      <w:r>
-        <w:rPr>
-          <w:rFonts w:ascii="Arial" w:eastAsia="Times New Roman" w:hAnsi="Arial" w:cs="Arial"/>
-          <w:color w:val="000000"/>
-          <w:kern w:val="0"/>
-          <w14:ligatures w14:val="none"/>
-        </w:rPr>
-        <w:t>who</w:t>
-      </w:r>
-      <w:r>
-        <w:rPr>
-          <w:rFonts w:ascii="Arial" w:eastAsia="Times New Roman" w:hAnsi="Arial" w:cs="Arial"/>
-          <w:color w:val="000000"/>
-          <w:kern w:val="0"/>
-          <w14:ligatures w14:val="none"/>
-        </w:rPr>
-        <w:t xml:space="preserve"> </w:t>
-      </w:r>
-      <w:r>
-        <w:rPr>
-          <w:rFonts w:ascii="Arial" w:eastAsia="Times New Roman" w:hAnsi="Arial" w:cs="Arial"/>
-          <w:color w:val="000000"/>
-          <w:kern w:val="0"/>
-          <w14:ligatures w14:val="none"/>
-        </w:rPr>
-        <w:t>demonstrat</w:t>
-      </w:r>
-      <w:r>
-        <w:rPr>
-          <w:rFonts w:ascii="Arial" w:eastAsia="Times New Roman" w:hAnsi="Arial" w:cs="Arial"/>
-          <w:color w:val="000000"/>
-          <w:kern w:val="0"/>
-          <w14:ligatures w14:val="none"/>
-        </w:rPr>
-        <w:t>ed that bass can tolerate moderately high salinity</w:t>
-      </w:r>
-      <w:r>
-        <w:rPr>
-          <w:rFonts w:ascii="Arial" w:eastAsia="Times New Roman" w:hAnsi="Arial" w:cs="Arial"/>
-          <w:color w:val="000000"/>
-          <w:kern w:val="0"/>
-          <w14:ligatures w14:val="none"/>
-        </w:rPr>
-        <w:t>.</w:t>
-      </w:r>
-      <w:r>
-        <w:rPr>
-          <w:rFonts w:ascii="Arial" w:eastAsia="Times New Roman" w:hAnsi="Arial" w:cs="Arial"/>
-          <w:color w:val="000000"/>
-          <w:kern w:val="0"/>
-          <w14:ligatures w14:val="none"/>
-        </w:rPr>
-        <w:t xml:space="preserve"> Furthermore, the consistent </w:t>
-      </w:r>
-      <w:r>
-        <w:rPr>
-          <w:rFonts w:ascii="Arial" w:eastAsia="Times New Roman" w:hAnsi="Arial" w:cs="Arial"/>
-          <w:color w:val="000000"/>
-          <w:kern w:val="0"/>
-          <w14:ligatures w14:val="none"/>
-        </w:rPr>
-        <w:t>decline</w:t>
-      </w:r>
-      <w:r>
-        <w:rPr>
-          <w:rFonts w:ascii="Arial" w:eastAsia="Times New Roman" w:hAnsi="Arial" w:cs="Arial"/>
-          <w:color w:val="000000"/>
-          <w:kern w:val="0"/>
-          <w14:ligatures w14:val="none"/>
-        </w:rPr>
-        <w:t xml:space="preserve"> </w:t>
-      </w:r>
-      <w:r>
-        <w:rPr>
-          <w:rFonts w:ascii="Arial" w:eastAsia="Times New Roman" w:hAnsi="Arial" w:cs="Arial"/>
-          <w:color w:val="000000"/>
-          <w:kern w:val="0"/>
-          <w14:ligatures w14:val="none"/>
-        </w:rPr>
-        <w:t>in NLR</w:t>
-      </w:r>
-      <w:r>
-        <w:rPr>
-          <w:rFonts w:ascii="Arial" w:eastAsia="Times New Roman" w:hAnsi="Arial" w:cs="Arial"/>
-          <w:color w:val="000000"/>
-          <w:kern w:val="0"/>
-          <w14:ligatures w14:val="none"/>
-        </w:rPr>
-        <w:t xml:space="preserve"> in cadmium</w:t>
-      </w:r>
-      <w:r>
-        <w:rPr>
-          <w:rFonts w:ascii="Arial" w:eastAsia="Times New Roman" w:hAnsi="Arial" w:cs="Arial"/>
-          <w:color w:val="000000"/>
-          <w:kern w:val="0"/>
-          <w14:ligatures w14:val="none"/>
-        </w:rPr>
-        <w:t xml:space="preserve"> low, cadmium high,</w:t>
-      </w:r>
-      <w:r>
-        <w:rPr>
-          <w:rFonts w:ascii="Arial" w:eastAsia="Times New Roman" w:hAnsi="Arial" w:cs="Arial"/>
-          <w:color w:val="000000"/>
-          <w:kern w:val="0"/>
-          <w14:ligatures w14:val="none"/>
-        </w:rPr>
-        <w:t xml:space="preserve"> and </w:t>
-      </w:r>
-      <w:proofErr w:type="spellStart"/>
-      <w:r>
-        <w:rPr>
-          <w:rFonts w:ascii="Arial" w:eastAsia="Times New Roman" w:hAnsi="Arial" w:cs="Arial"/>
-          <w:color w:val="000000"/>
-          <w:kern w:val="0"/>
-          <w14:ligatures w14:val="none"/>
-        </w:rPr>
-        <w:t>PFPeA</w:t>
-      </w:r>
-      <w:proofErr w:type="spellEnd"/>
-      <w:r>
-        <w:rPr>
-          <w:rFonts w:ascii="Arial" w:eastAsia="Times New Roman" w:hAnsi="Arial" w:cs="Arial"/>
-          <w:color w:val="000000"/>
-          <w:kern w:val="0"/>
-          <w14:ligatures w14:val="none"/>
-        </w:rPr>
-        <w:t xml:space="preserve"> low group</w:t>
-      </w:r>
-      <w:r>
-        <w:rPr>
-          <w:rFonts w:ascii="Arial" w:eastAsia="Times New Roman" w:hAnsi="Arial" w:cs="Arial"/>
-          <w:color w:val="000000"/>
-          <w:kern w:val="0"/>
-          <w14:ligatures w14:val="none"/>
-        </w:rPr>
-        <w:t>s</w:t>
-      </w:r>
-      <w:r>
-        <w:rPr>
-          <w:rFonts w:ascii="Arial" w:eastAsia="Times New Roman" w:hAnsi="Arial" w:cs="Arial"/>
-          <w:color w:val="000000"/>
-          <w:kern w:val="0"/>
-          <w14:ligatures w14:val="none"/>
-        </w:rPr>
-        <w:t xml:space="preserve"> </w:t>
-      </w:r>
-      <w:r>
-        <w:rPr>
-          <w:rFonts w:ascii="Arial" w:eastAsia="Times New Roman" w:hAnsi="Arial" w:cs="Arial"/>
-          <w:color w:val="000000"/>
-          <w:kern w:val="0"/>
-          <w14:ligatures w14:val="none"/>
-        </w:rPr>
-        <w:t>implie</w:t>
-      </w:r>
-      <w:r>
-        <w:rPr>
-          <w:rFonts w:ascii="Arial" w:eastAsia="Times New Roman" w:hAnsi="Arial" w:cs="Arial"/>
-          <w:color w:val="000000"/>
-          <w:kern w:val="0"/>
-          <w14:ligatures w14:val="none"/>
-        </w:rPr>
-        <w:t>s no interactive effect between these heavy metals and environmental stressors</w:t>
-      </w:r>
-      <w:r>
-        <w:rPr>
-          <w:rFonts w:ascii="Arial" w:eastAsia="Times New Roman" w:hAnsi="Arial" w:cs="Arial"/>
-          <w:color w:val="000000"/>
-          <w:kern w:val="0"/>
-          <w14:ligatures w14:val="none"/>
-        </w:rPr>
-        <w:t xml:space="preserve">. </w:t>
-      </w:r>
-      <w:r>
-        <w:rPr>
-          <w:rFonts w:ascii="Arial" w:eastAsia="Times New Roman" w:hAnsi="Arial" w:cs="Arial"/>
-          <w:color w:val="000000"/>
-          <w:kern w:val="0"/>
-          <w14:ligatures w14:val="none"/>
-        </w:rPr>
-        <w:t xml:space="preserve">However, </w:t>
-      </w:r>
-      <w:r>
-        <w:rPr>
-          <w:rFonts w:ascii="Arial" w:eastAsia="Times New Roman" w:hAnsi="Arial" w:cs="Arial"/>
-          <w:color w:val="000000"/>
-          <w:kern w:val="0"/>
-          <w14:ligatures w14:val="none"/>
-        </w:rPr>
-        <w:t xml:space="preserve">it is </w:t>
-      </w:r>
-      <w:r>
-        <w:rPr>
-          <w:rFonts w:ascii="Arial" w:eastAsia="Times New Roman" w:hAnsi="Arial" w:cs="Arial"/>
-          <w:color w:val="000000"/>
-          <w:kern w:val="0"/>
-          <w14:ligatures w14:val="none"/>
-        </w:rPr>
-        <w:t>cruc</w:t>
-      </w:r>
-      <w:r>
-        <w:rPr>
-          <w:rFonts w:ascii="Arial" w:eastAsia="Times New Roman" w:hAnsi="Arial" w:cs="Arial"/>
-          <w:color w:val="000000"/>
-          <w:kern w:val="0"/>
-          <w14:ligatures w14:val="none"/>
-        </w:rPr>
-        <w:t>ial</w:t>
-      </w:r>
-      <w:r>
-        <w:rPr>
-          <w:rFonts w:ascii="Arial" w:eastAsia="Times New Roman" w:hAnsi="Arial" w:cs="Arial"/>
-          <w:color w:val="000000"/>
-          <w:kern w:val="0"/>
-          <w14:ligatures w14:val="none"/>
-        </w:rPr>
-        <w:t xml:space="preserve"> to </w:t>
-      </w:r>
-      <w:r>
-        <w:rPr>
-          <w:rFonts w:ascii="Arial" w:eastAsia="Times New Roman" w:hAnsi="Arial" w:cs="Arial"/>
-          <w:color w:val="000000"/>
-          <w:kern w:val="0"/>
-          <w14:ligatures w14:val="none"/>
-        </w:rPr>
-        <w:t>exercise</w:t>
-      </w:r>
-      <w:r>
-        <w:rPr>
-          <w:rFonts w:ascii="Arial" w:eastAsia="Times New Roman" w:hAnsi="Arial" w:cs="Arial"/>
-          <w:color w:val="000000"/>
-          <w:kern w:val="0"/>
-          <w14:ligatures w14:val="none"/>
-        </w:rPr>
-        <w:t xml:space="preserve"> cautio</w:t>
-      </w:r>
-      <w:r>
-        <w:rPr>
-          <w:rFonts w:ascii="Arial" w:eastAsia="Times New Roman" w:hAnsi="Arial" w:cs="Arial"/>
-          <w:color w:val="000000"/>
-          <w:kern w:val="0"/>
-          <w14:ligatures w14:val="none"/>
-        </w:rPr>
-        <w:t>n</w:t>
-      </w:r>
-      <w:r>
-        <w:rPr>
-          <w:rFonts w:ascii="Arial" w:eastAsia="Times New Roman" w:hAnsi="Arial" w:cs="Arial"/>
-          <w:color w:val="000000"/>
-          <w:kern w:val="0"/>
-          <w14:ligatures w14:val="none"/>
-        </w:rPr>
-        <w:t xml:space="preserve"> regarding broad </w:t>
-      </w:r>
-      <w:r>
-        <w:rPr>
-          <w:rFonts w:ascii="Arial" w:eastAsia="Times New Roman" w:hAnsi="Arial" w:cs="Arial"/>
-          <w:color w:val="000000"/>
-          <w:kern w:val="0"/>
-          <w14:ligatures w14:val="none"/>
-        </w:rPr>
-        <w:t>conclusion</w:t>
-      </w:r>
-      <w:r>
-        <w:rPr>
-          <w:rFonts w:ascii="Arial" w:eastAsia="Times New Roman" w:hAnsi="Arial" w:cs="Arial"/>
-          <w:color w:val="000000"/>
-          <w:kern w:val="0"/>
-          <w14:ligatures w14:val="none"/>
-        </w:rPr>
-        <w:t>s</w:t>
-      </w:r>
-      <w:r>
-        <w:rPr>
-          <w:rFonts w:ascii="Arial" w:eastAsia="Times New Roman" w:hAnsi="Arial" w:cs="Arial"/>
-          <w:color w:val="000000"/>
-          <w:kern w:val="0"/>
-          <w14:ligatures w14:val="none"/>
-        </w:rPr>
-        <w:t xml:space="preserve"> </w:t>
-      </w:r>
-      <w:r>
-        <w:rPr>
-          <w:rFonts w:ascii="Arial" w:eastAsia="Times New Roman" w:hAnsi="Arial" w:cs="Arial"/>
-          <w:color w:val="000000"/>
-          <w:kern w:val="0"/>
-          <w14:ligatures w14:val="none"/>
-        </w:rPr>
-        <w:t>about</w:t>
-      </w:r>
-      <w:r>
-        <w:rPr>
-          <w:rFonts w:ascii="Arial" w:eastAsia="Times New Roman" w:hAnsi="Arial" w:cs="Arial"/>
-          <w:color w:val="000000"/>
-          <w:kern w:val="0"/>
-          <w14:ligatures w14:val="none"/>
-        </w:rPr>
-        <w:t xml:space="preserve"> the relationship </w:t>
-      </w:r>
-      <w:r>
-        <w:rPr>
-          <w:rFonts w:ascii="Arial" w:eastAsia="Times New Roman" w:hAnsi="Arial" w:cs="Arial"/>
-          <w:color w:val="000000"/>
-          <w:kern w:val="0"/>
-          <w14:ligatures w14:val="none"/>
-        </w:rPr>
-        <w:t>between</w:t>
-      </w:r>
-      <w:r>
-        <w:rPr>
-          <w:rFonts w:ascii="Arial" w:eastAsia="Times New Roman" w:hAnsi="Arial" w:cs="Arial"/>
-          <w:color w:val="000000"/>
-          <w:kern w:val="0"/>
-          <w14:ligatures w14:val="none"/>
-        </w:rPr>
-        <w:t xml:space="preserve"> </w:t>
-      </w:r>
-      <w:r>
-        <w:rPr>
-          <w:rFonts w:ascii="Arial" w:eastAsia="Times New Roman" w:hAnsi="Arial" w:cs="Arial"/>
-          <w:color w:val="000000"/>
-          <w:kern w:val="0"/>
-          <w14:ligatures w14:val="none"/>
-        </w:rPr>
-        <w:t>xenobiotics</w:t>
-      </w:r>
-      <w:r>
-        <w:rPr>
-          <w:rFonts w:ascii="Arial" w:eastAsia="Times New Roman" w:hAnsi="Arial" w:cs="Arial"/>
-          <w:color w:val="000000"/>
-          <w:kern w:val="0"/>
-          <w14:ligatures w14:val="none"/>
-        </w:rPr>
-        <w:t xml:space="preserve"> and leukocytes</w:t>
-      </w:r>
-      <w:r>
-        <w:rPr>
-          <w:rFonts w:ascii="Arial" w:eastAsia="Times New Roman" w:hAnsi="Arial" w:cs="Arial"/>
-          <w:color w:val="000000"/>
-          <w:kern w:val="0"/>
-          <w14:ligatures w14:val="none"/>
-        </w:rPr>
-        <w:t>,</w:t>
-      </w:r>
-      <w:r>
-        <w:rPr>
-          <w:rFonts w:ascii="Arial" w:eastAsia="Times New Roman" w:hAnsi="Arial" w:cs="Arial"/>
-          <w:color w:val="000000"/>
-          <w:kern w:val="0"/>
-          <w14:ligatures w14:val="none"/>
-        </w:rPr>
-        <w:t xml:space="preserve"> as this study was conducted over a </w:t>
-      </w:r>
-      <w:r>
-        <w:rPr>
-          <w:rFonts w:ascii="Arial" w:eastAsia="Times New Roman" w:hAnsi="Arial" w:cs="Arial"/>
-          <w:color w:val="000000"/>
-          <w:kern w:val="0"/>
-          <w14:ligatures w14:val="none"/>
-        </w:rPr>
-        <w:t>short</w:t>
-      </w:r>
-      <w:r>
-        <w:rPr>
-          <w:rFonts w:ascii="Arial" w:eastAsia="Times New Roman" w:hAnsi="Arial" w:cs="Arial"/>
-          <w:color w:val="000000"/>
-          <w:kern w:val="0"/>
-          <w14:ligatures w14:val="none"/>
-        </w:rPr>
-        <w:t xml:space="preserve"> timeframe and </w:t>
-      </w:r>
-      <w:r>
-        <w:rPr>
-          <w:rFonts w:ascii="Arial" w:eastAsia="Times New Roman" w:hAnsi="Arial" w:cs="Arial"/>
-          <w:color w:val="000000"/>
-          <w:kern w:val="0"/>
-          <w14:ligatures w14:val="none"/>
-        </w:rPr>
-        <w:t>involved</w:t>
-      </w:r>
-      <w:r>
-        <w:rPr>
-          <w:rFonts w:ascii="Arial" w:eastAsia="Times New Roman" w:hAnsi="Arial" w:cs="Arial"/>
-          <w:color w:val="000000"/>
-          <w:kern w:val="0"/>
-          <w14:ligatures w14:val="none"/>
-        </w:rPr>
-        <w:t xml:space="preserve"> relatively few individuals </w:t>
-      </w:r>
-      <w:r>
-        <w:rPr>
-          <w:rFonts w:ascii="Arial" w:eastAsia="Times New Roman" w:hAnsi="Arial" w:cs="Arial"/>
-          <w:color w:val="000000"/>
-          <w:kern w:val="0"/>
-          <w14:ligatures w14:val="none"/>
-        </w:rPr>
-        <w:t xml:space="preserve">per group </w:t>
-      </w:r>
-      <w:r>
-        <w:rPr>
-          <w:rFonts w:ascii="Arial" w:eastAsia="Times New Roman" w:hAnsi="Arial" w:cs="Arial"/>
-          <w:color w:val="000000"/>
-          <w:kern w:val="0"/>
-          <w14:ligatures w14:val="none"/>
-        </w:rPr>
-        <w:t xml:space="preserve">of </w:t>
-      </w:r>
-      <w:r>
-        <w:rPr>
-          <w:rFonts w:ascii="Arial" w:eastAsia="Times New Roman" w:hAnsi="Arial" w:cs="Arial"/>
-          <w:color w:val="000000"/>
-          <w:kern w:val="0"/>
-          <w14:ligatures w14:val="none"/>
-        </w:rPr>
-        <w:t>a</w:t>
-      </w:r>
-      <w:r>
-        <w:rPr>
-          <w:rFonts w:ascii="Arial" w:eastAsia="Times New Roman" w:hAnsi="Arial" w:cs="Arial"/>
-          <w:color w:val="000000"/>
-          <w:kern w:val="0"/>
-          <w14:ligatures w14:val="none"/>
-        </w:rPr>
-        <w:t xml:space="preserve"> </w:t>
-      </w:r>
-      <w:r>
-        <w:rPr>
-          <w:rFonts w:ascii="Arial" w:eastAsia="Times New Roman" w:hAnsi="Arial" w:cs="Arial"/>
-          <w:color w:val="000000"/>
-          <w:kern w:val="0"/>
-          <w14:ligatures w14:val="none"/>
-        </w:rPr>
-        <w:t>single</w:t>
-      </w:r>
-      <w:r>
-        <w:rPr>
-          <w:rFonts w:ascii="Arial" w:eastAsia="Times New Roman" w:hAnsi="Arial" w:cs="Arial"/>
-          <w:color w:val="000000"/>
-          <w:kern w:val="0"/>
-          <w14:ligatures w14:val="none"/>
-        </w:rPr>
-        <w:t xml:space="preserve"> </w:t>
-      </w:r>
-      <w:r>
-        <w:rPr>
-          <w:rFonts w:ascii="Arial" w:eastAsia="Times New Roman" w:hAnsi="Arial" w:cs="Arial"/>
-          <w:color w:val="000000"/>
-          <w:kern w:val="0"/>
-          <w14:ligatures w14:val="none"/>
-        </w:rPr>
-        <w:t>species</w:t>
-      </w:r>
-      <w:r>
-        <w:rPr>
-          <w:rFonts w:ascii="Arial" w:eastAsia="Times New Roman" w:hAnsi="Arial" w:cs="Arial"/>
-          <w:color w:val="000000"/>
-          <w:kern w:val="0"/>
-          <w14:ligatures w14:val="none"/>
-        </w:rPr>
-        <w:t>.</w:t>
-      </w:r>
-      <w:r>
-        <w:rPr>
-          <w:rFonts w:ascii="Arial" w:eastAsia="Times New Roman" w:hAnsi="Arial" w:cs="Arial"/>
-          <w:color w:val="000000"/>
-          <w:kern w:val="0"/>
-          <w14:ligatures w14:val="none"/>
-        </w:rPr>
-        <w:t xml:space="preserve"> </w:t>
-      </w:r>
-      <w:r>
-        <w:rPr>
-          <w:rFonts w:ascii="Arial" w:eastAsia="Times New Roman" w:hAnsi="Arial" w:cs="Arial"/>
-          <w:color w:val="000000"/>
-          <w:kern w:val="0"/>
-          <w14:ligatures w14:val="none"/>
-        </w:rPr>
-        <w:t>Additionally,</w:t>
-      </w:r>
-      <w:r>
-        <w:rPr>
-          <w:rFonts w:ascii="Arial" w:eastAsia="Times New Roman" w:hAnsi="Arial" w:cs="Arial"/>
-          <w:color w:val="000000"/>
-          <w:kern w:val="0"/>
-          <w14:ligatures w14:val="none"/>
-        </w:rPr>
-        <w:t xml:space="preserve"> research using mice </w:t>
-      </w:r>
-      <w:r>
-        <w:rPr>
-          <w:rFonts w:ascii="Arial" w:eastAsia="Times New Roman" w:hAnsi="Arial" w:cs="Arial"/>
-          <w:color w:val="000000"/>
-          <w:kern w:val="0"/>
-          <w14:ligatures w14:val="none"/>
-        </w:rPr>
-        <w:t>indicates</w:t>
-      </w:r>
-      <w:r>
-        <w:rPr>
-          <w:rFonts w:ascii="Arial" w:eastAsia="Times New Roman" w:hAnsi="Arial" w:cs="Arial"/>
-          <w:color w:val="000000"/>
-          <w:kern w:val="0"/>
-          <w14:ligatures w14:val="none"/>
-        </w:rPr>
-        <w:t xml:space="preserve"> </w:t>
-      </w:r>
-      <w:r>
-        <w:rPr>
-          <w:rFonts w:ascii="Arial" w:eastAsia="Times New Roman" w:hAnsi="Arial" w:cs="Arial"/>
-          <w:color w:val="000000"/>
-          <w:kern w:val="0"/>
-          <w14:ligatures w14:val="none"/>
-        </w:rPr>
-        <w:t xml:space="preserve">that </w:t>
-      </w:r>
-      <w:r>
-        <w:rPr>
-          <w:rFonts w:ascii="Arial" w:eastAsia="Times New Roman" w:hAnsi="Arial" w:cs="Arial"/>
-          <w:color w:val="000000"/>
-          <w:kern w:val="0"/>
-          <w14:ligatures w14:val="none"/>
-        </w:rPr>
-        <w:t xml:space="preserve">certain PFAS </w:t>
-      </w:r>
-      <w:r>
-        <w:rPr>
-          <w:rFonts w:ascii="Arial" w:eastAsia="Times New Roman" w:hAnsi="Arial" w:cs="Arial"/>
-          <w:color w:val="000000"/>
-          <w:kern w:val="0"/>
-          <w14:ligatures w14:val="none"/>
-        </w:rPr>
         <w:t>compound</w:t>
       </w:r>
       <w:r>
@@ -17405,7 +20569,7 @@
           <w14:ligatures w14:val="none"/>
         </w:rPr>
       </w:pPr>
-      <w:commentRangeStart w:id="20"/>
+      <w:commentRangeStart w:id="24"/>
       <w:r>
         <w:rPr>
           <w:rFonts w:ascii="Arial" w:eastAsia="Times New Roman" w:hAnsi="Arial" w:cs="Arial"/>
@@ -17424,12 +20588,12 @@
         </w:rPr>
         <w:t xml:space="preserve"> findings have </w:t>
       </w:r>
-      <w:commentRangeEnd w:id="20"/>
+      <w:commentRangeEnd w:id="24"/>
       <w:r>
         <w:rPr>
           <w:rStyle w:val="CommentReference"/>
         </w:rPr>
-        <w:commentReference w:id="20"/>
+        <w:commentReference w:id="24"/>
       </w:r>
       <w:r>
         <w:rPr>
@@ -17555,17 +20719,7 @@
           <w:kern w:val="0"/>
           <w14:ligatures w14:val="none"/>
         </w:rPr>
-        <w:t xml:space="preserve"> </w:t>
-      </w:r>
-      <w:r>
-        <w:rPr>
-          <w:rFonts w:ascii="Arial" w:eastAsia="Times New Roman" w:hAnsi="Arial" w:cs="Arial"/>
-          <w:color w:val="000000"/>
-          <w:kern w:val="0"/>
-          <w14:ligatures w14:val="none"/>
-        </w:rPr>
-        <w:lastRenderedPageBreak/>
-        <w:t xml:space="preserve">vertebrate taxa </w:t>
+        <w:t xml:space="preserve"> vertebrate taxa </w:t>
       </w:r>
       <w:r>
         <w:rPr>
@@ -18340,6 +21494,7 @@
           <w:kern w:val="0"/>
           <w14:ligatures w14:val="none"/>
         </w:rPr>
+        <w:lastRenderedPageBreak/>
         <w:t>\\\\\/////</w:t>
       </w:r>
     </w:p>
@@ -19025,7 +22180,7 @@
           <w:rFonts w:ascii="Arial" w:hAnsi="Arial" w:cs="Arial"/>
         </w:rPr>
       </w:pPr>
-      <w:commentRangeStart w:id="21"/>
+      <w:commentRangeStart w:id="25"/>
       <w:r>
         <w:rPr>
           <w:rFonts w:ascii="Arial" w:hAnsi="Arial" w:cs="Arial"/>
@@ -19049,12 +22204,12 @@
         </w:rPr>
         <w:t>link will be provided after the manuscript is accepted</w:t>
       </w:r>
-      <w:commentRangeEnd w:id="21"/>
+      <w:commentRangeEnd w:id="25"/>
       <w:r>
         <w:rPr>
           <w:rStyle w:val="CommentReference"/>
         </w:rPr>
-        <w:commentReference w:id="21"/>
+        <w:commentReference w:id="25"/>
       </w:r>
       <w:r>
         <w:rPr>
@@ -19138,15 +22293,7 @@
           <w:bCs/>
         </w:rPr>
         <w:lastRenderedPageBreak/>
-        <w:t>11</w:t>
-      </w:r>
-      <w:r>
-        <w:rPr>
-          <w:rFonts w:ascii="Arial" w:hAnsi="Arial" w:cs="Arial"/>
-          <w:b/>
-          <w:bCs/>
-        </w:rPr>
-        <w:t>. Tables</w:t>
+        <w:t>11. Tables</w:t>
       </w:r>
     </w:p>
     <w:p>
@@ -22485,15 +25632,7 @@
           <w:b/>
           <w:bCs/>
         </w:rPr>
-        <w:t>. Figure</w:t>
-      </w:r>
-      <w:r>
-        <w:rPr>
-          <w:rFonts w:ascii="Arial" w:hAnsi="Arial" w:cs="Arial"/>
-          <w:b/>
-          <w:bCs/>
-        </w:rPr>
-        <w:t xml:space="preserve"> Captions</w:t>
+        <w:t>. Figure Captions</w:t>
       </w:r>
     </w:p>
     <w:p>
@@ -23588,7 +26727,7 @@
                     </pic:cNvPicPr>
                   </pic:nvPicPr>
                   <pic:blipFill>
-                    <a:blip r:embed="rId35" cstate="print">
+                    <a:blip r:embed="rId24" cstate="print">
                       <a:extLst>
                         <a:ext uri="{28A0092B-C50C-407E-A947-70E740481C1C}">
                           <a14:useLocalDpi xmlns:a14="http://schemas.microsoft.com/office/drawing/2010/main" val="0"/>
@@ -23733,7 +26872,7 @@
                     </pic:cNvPicPr>
                   </pic:nvPicPr>
                   <pic:blipFill>
-                    <a:blip r:embed="rId36" cstate="print">
+                    <a:blip r:embed="rId25" cstate="print">
                       <a:extLst>
                         <a:ext uri="{28A0092B-C50C-407E-A947-70E740481C1C}">
                           <a14:useLocalDpi xmlns:a14="http://schemas.microsoft.com/office/drawing/2010/main" val="0"/>
@@ -23878,7 +27017,7 @@
                     </pic:cNvPicPr>
                   </pic:nvPicPr>
                   <pic:blipFill>
-                    <a:blip r:embed="rId37" cstate="print">
+                    <a:blip r:embed="rId26" cstate="print">
                       <a:extLst>
                         <a:ext uri="{28A0092B-C50C-407E-A947-70E740481C1C}">
                           <a14:useLocalDpi xmlns:a14="http://schemas.microsoft.com/office/drawing/2010/main" val="0"/>
@@ -24015,7 +27154,7 @@
                     </pic:cNvPicPr>
                   </pic:nvPicPr>
                   <pic:blipFill>
-                    <a:blip r:embed="rId38" cstate="print">
+                    <a:blip r:embed="rId27" cstate="print">
                       <a:extLst>
                         <a:ext uri="{28A0092B-C50C-407E-A947-70E740481C1C}">
                           <a14:useLocalDpi xmlns:a14="http://schemas.microsoft.com/office/drawing/2010/main" val="0"/>
@@ -24057,8 +27196,8 @@
       </w:r>
     </w:p>
     <w:sectPr>
-      <w:footerReference w:type="even" r:id="rId39"/>
-      <w:footerReference w:type="default" r:id="rId40"/>
+      <w:footerReference w:type="even" r:id="rId28"/>
+      <w:footerReference w:type="default" r:id="rId29"/>
       <w:pgSz w:w="12240" w:h="15840"/>
       <w:pgMar w:top="1440" w:right="1440" w:bottom="1440" w:left="1440" w:header="720" w:footer="720" w:gutter="0"/>
       <w:lnNumType w:countBy="1" w:restart="continuous"/>
@@ -24144,7 +27283,71 @@
       </w:r>
     </w:p>
   </w:comment>
-  <w:comment w:id="3" w:author="Reviewer" w:date="2025-03-24T15:54:00Z" w:initials="R">
+  <w:comment w:id="3" w:author="Reviewer" w:date="2025-06-25T09:08:00Z" w:initials="R">
+    <w:p>
+      <w:pPr>
+        <w:pStyle w:val="CommentText"/>
+      </w:pPr>
+      <w:r>
+        <w:rPr>
+          <w:rStyle w:val="CommentReference"/>
+        </w:rPr>
+        <w:annotationRef/>
+      </w:r>
+      <w:r>
+        <w:t>Chris</w:t>
+      </w:r>
+    </w:p>
+  </w:comment>
+  <w:comment w:id="4" w:author="Reviewer" w:date="2025-06-25T09:09:00Z" w:initials="R">
+    <w:p>
+      <w:pPr>
+        <w:pStyle w:val="CommentText"/>
+      </w:pPr>
+      <w:r>
+        <w:rPr>
+          <w:rStyle w:val="CommentReference"/>
+        </w:rPr>
+        <w:annotationRef/>
+      </w:r>
+      <w:r>
+        <w:t>Chris</w:t>
+      </w:r>
+    </w:p>
+  </w:comment>
+  <w:comment w:id="5" w:author="Reviewer" w:date="2025-06-25T09:09:00Z" w:initials="R">
+    <w:p>
+      <w:pPr>
+        <w:pStyle w:val="CommentText"/>
+      </w:pPr>
+      <w:r>
+        <w:rPr>
+          <w:rStyle w:val="CommentReference"/>
+        </w:rPr>
+        <w:annotationRef/>
+      </w:r>
+      <w:r>
+        <w:t>Chris</w:t>
+      </w:r>
+    </w:p>
+  </w:comment>
+  <w:comment w:id="6" w:author="Reviewer" w:date="2025-06-25T09:09:00Z" w:initials="R">
+    <w:p>
+      <w:pPr>
+        <w:pStyle w:val="CommentText"/>
+      </w:pPr>
+      <w:r>
+        <w:rPr>
+          <w:rStyle w:val="CommentReference"/>
+        </w:rPr>
+        <w:annotationRef/>
+      </w:r>
+      <w:r>
+        <w:t>Chris</w:t>
+      </w:r>
+    </w:p>
+  </w:comment>
+  <w:comment w:id="7" w:author="Reviewer" w:date="2025-03-24T15:54:00Z" w:initials="R">
     <w:p>
       <w:pPr>
         <w:pStyle w:val="CommentText"/>
@@ -24173,7 +27376,7 @@
       </w:r>
     </w:p>
   </w:comment>
-  <w:comment w:id="4" w:author="Reviewer" w:date="2025-03-24T16:23:00Z" w:initials="R">
+  <w:comment w:id="8" w:author="Reviewer" w:date="2025-03-24T16:23:00Z" w:initials="R">
     <w:p>
       <w:pPr>
         <w:pStyle w:val="CommentText"/>
@@ -24327,7 +27530,7 @@
       </w:r>
     </w:p>
   </w:comment>
-  <w:comment w:id="5" w:author="Reviewer" w:date="2025-02-26T08:27:00Z" w:initials="R">
+  <w:comment w:id="9" w:author="Reviewer" w:date="2025-02-26T08:27:00Z" w:initials="R">
     <w:p>
       <w:pPr>
         <w:pStyle w:val="CommentText"/>
@@ -24350,7 +27553,7 @@
       </w:r>
     </w:p>
   </w:comment>
-  <w:comment w:id="6" w:author="Reviewer" w:date="2025-02-26T08:27:00Z" w:initials="R">
+  <w:comment w:id="10" w:author="Reviewer" w:date="2025-02-26T08:27:00Z" w:initials="R">
     <w:p>
       <w:pPr>
         <w:pStyle w:val="CommentText"/>
@@ -24607,7 +27810,7 @@
       <w:proofErr w:type="gramEnd"/>
     </w:p>
   </w:comment>
-  <w:comment w:id="7" w:author="Reviewer" w:date="2025-03-24T17:48:00Z" w:initials="R">
+  <w:comment w:id="11" w:author="Reviewer" w:date="2025-03-24T17:48:00Z" w:initials="R">
     <w:p>
       <w:pPr>
         <w:pStyle w:val="CommentText"/>
@@ -24620,70 +27823,6 @@
       </w:r>
       <w:r>
         <w:t>Better word(s)?</w:t>
-      </w:r>
-    </w:p>
-  </w:comment>
-  <w:comment w:id="8" w:author="Reviewer" w:date="2025-03-24T17:49:00Z" w:initials="R">
-    <w:p>
-      <w:pPr>
-        <w:pStyle w:val="CommentText"/>
-      </w:pPr>
-      <w:r>
-        <w:rPr>
-          <w:rStyle w:val="CommentReference"/>
-        </w:rPr>
-        <w:annotationRef/>
-      </w:r>
-      <w:r>
-        <w:t>Better word(s)?</w:t>
-      </w:r>
-    </w:p>
-  </w:comment>
-  <w:comment w:id="9" w:author="Reviewer" w:date="2025-03-24T17:49:00Z" w:initials="R">
-    <w:p>
-      <w:pPr>
-        <w:pStyle w:val="CommentText"/>
-      </w:pPr>
-      <w:r>
-        <w:rPr>
-          <w:rStyle w:val="CommentReference"/>
-        </w:rPr>
-        <w:annotationRef/>
-      </w:r>
-      <w:r>
-        <w:t>Better word(s)?</w:t>
-      </w:r>
-    </w:p>
-  </w:comment>
-  <w:comment w:id="10" w:author="Reviewer" w:date="2025-03-24T17:36:00Z" w:initials="R">
-    <w:p>
-      <w:pPr>
-        <w:pStyle w:val="CommentText"/>
-      </w:pPr>
-      <w:r>
-        <w:rPr>
-          <w:rStyle w:val="CommentReference"/>
-        </w:rPr>
-        <w:annotationRef/>
-      </w:r>
-      <w:r>
-        <w:t>Summarizing the results paragraph</w:t>
-      </w:r>
-    </w:p>
-  </w:comment>
-  <w:comment w:id="11" w:author="Reviewer" w:date="2025-03-24T17:37:00Z" w:initials="R">
-    <w:p>
-      <w:pPr>
-        <w:pStyle w:val="CommentText"/>
-      </w:pPr>
-      <w:r>
-        <w:rPr>
-          <w:rStyle w:val="CommentReference"/>
-        </w:rPr>
-        <w:annotationRef/>
-      </w:r>
-      <w:r>
-        <w:t>Bass and water quality synthesis paragraph</w:t>
       </w:r>
     </w:p>
   </w:comment>
@@ -24703,7 +27842,7 @@
       </w:r>
     </w:p>
   </w:comment>
-  <w:comment w:id="13" w:author="Reviewer" w:date="2025-03-24T17:37:00Z" w:initials="R">
+  <w:comment w:id="13" w:author="Reviewer" w:date="2025-03-24T17:49:00Z" w:initials="R">
     <w:p>
       <w:pPr>
         <w:pStyle w:val="CommentText"/>
@@ -24715,11 +27854,11 @@
         <w:annotationRef/>
       </w:r>
       <w:r>
-        <w:t>Inference and interpretation for blood 1 vs blood 2 (PFAS focused) paragraph</w:t>
+        <w:t>Better word(s)?</w:t>
       </w:r>
     </w:p>
   </w:comment>
-  <w:comment w:id="14" w:author="Reviewer" w:date="2025-03-24T17:38:00Z" w:initials="R">
+  <w:comment w:id="14" w:author="Reviewer" w:date="2025-03-24T17:36:00Z" w:initials="R">
     <w:p>
       <w:pPr>
         <w:pStyle w:val="CommentText"/>
@@ -24731,11 +27870,11 @@
         <w:annotationRef/>
       </w:r>
       <w:r>
-        <w:t>Inference and interpretation for blood 1 vs blood 2 (cadmium focused) paragraph</w:t>
+        <w:t>Summarizing the results paragraph</w:t>
       </w:r>
     </w:p>
   </w:comment>
-  <w:comment w:id="15" w:author="Reviewer" w:date="2025-03-24T17:49:00Z" w:initials="R">
+  <w:comment w:id="15" w:author="Reviewer" w:date="2025-03-24T17:37:00Z" w:initials="R">
     <w:p>
       <w:pPr>
         <w:pStyle w:val="CommentText"/>
@@ -24747,11 +27886,11 @@
         <w:annotationRef/>
       </w:r>
       <w:r>
-        <w:t>Better word(s)?</w:t>
+        <w:t>Bass and water quality synthesis paragraph</w:t>
       </w:r>
     </w:p>
   </w:comment>
-  <w:comment w:id="16" w:author="Reviewer" w:date="2025-03-24T17:39:00Z" w:initials="R">
+  <w:comment w:id="16" w:author="Reviewer" w:date="2025-03-24T17:49:00Z" w:initials="R">
     <w:p>
       <w:pPr>
         <w:pStyle w:val="CommentText"/>
@@ -24763,11 +27902,11 @@
         <w:annotationRef/>
       </w:r>
       <w:r>
-        <w:t>Inference and interpretation for salt influence (blood 2 vs blood 3) paragraph</w:t>
+        <w:t>Better word(s)?</w:t>
       </w:r>
     </w:p>
   </w:comment>
-  <w:comment w:id="17" w:author="Reviewer" w:date="2025-03-24T17:40:00Z" w:initials="R">
+  <w:comment w:id="17" w:author="Reviewer" w:date="2025-03-24T17:37:00Z" w:initials="R">
     <w:p>
       <w:pPr>
         <w:pStyle w:val="CommentText"/>
@@ -24779,11 +27918,11 @@
         <w:annotationRef/>
       </w:r>
       <w:r>
-        <w:t>I need help.</w:t>
+        <w:t>Inference and interpretation for blood 1 vs blood 2 (PFAS focused) paragraph</w:t>
       </w:r>
     </w:p>
   </w:comment>
-  <w:comment w:id="18" w:author="Reviewer" w:date="2025-03-24T17:49:00Z" w:initials="R">
+  <w:comment w:id="18" w:author="Reviewer" w:date="2025-03-24T17:38:00Z" w:initials="R">
     <w:p>
       <w:pPr>
         <w:pStyle w:val="CommentText"/>
@@ -24795,11 +27934,11 @@
         <w:annotationRef/>
       </w:r>
       <w:r>
-        <w:t>Better word(s)?</w:t>
+        <w:t>Inference and interpretation for blood 1 vs blood 2 (cadmium focused) paragraph</w:t>
       </w:r>
     </w:p>
   </w:comment>
-  <w:comment w:id="19" w:author="Reviewer" w:date="2025-03-24T17:41:00Z" w:initials="R">
+  <w:comment w:id="19" w:author="Reviewer" w:date="2025-03-24T17:49:00Z" w:initials="R">
     <w:p>
       <w:pPr>
         <w:pStyle w:val="CommentText"/>
@@ -24811,11 +27950,11 @@
         <w:annotationRef/>
       </w:r>
       <w:r>
-        <w:t>Inference and interpretation for blood 3 vs blood 4 paragraph</w:t>
+        <w:t>Better word(s)?</w:t>
       </w:r>
     </w:p>
   </w:comment>
-  <w:comment w:id="20" w:author="Reviewer" w:date="2025-03-24T17:46:00Z" w:initials="R">
+  <w:comment w:id="20" w:author="Reviewer" w:date="2025-03-24T17:39:00Z" w:initials="R">
     <w:p>
       <w:pPr>
         <w:pStyle w:val="CommentText"/>
@@ -24827,11 +27966,75 @@
         <w:annotationRef/>
       </w:r>
       <w:r>
-        <w:t>Big picture synthesis, ta-da paragraph(s) (would love to see some added here?)</w:t>
+        <w:t>Inference and interpretation for salt influence (blood 2 vs blood 3) paragraph</w:t>
       </w:r>
     </w:p>
   </w:comment>
-  <w:comment w:id="21" w:author="Reviewer" w:date="2025-05-28T10:01:00Z" w:initials="R">
+  <w:comment w:id="21" w:author="Reviewer" w:date="2025-03-24T17:40:00Z" w:initials="R">
+    <w:p>
+      <w:pPr>
+        <w:pStyle w:val="CommentText"/>
+      </w:pPr>
+      <w:r>
+        <w:rPr>
+          <w:rStyle w:val="CommentReference"/>
+        </w:rPr>
+        <w:annotationRef/>
+      </w:r>
+      <w:r>
+        <w:t>I need help.</w:t>
+      </w:r>
+    </w:p>
+  </w:comment>
+  <w:comment w:id="22" w:author="Reviewer" w:date="2025-03-24T17:49:00Z" w:initials="R">
+    <w:p>
+      <w:pPr>
+        <w:pStyle w:val="CommentText"/>
+      </w:pPr>
+      <w:r>
+        <w:rPr>
+          <w:rStyle w:val="CommentReference"/>
+        </w:rPr>
+        <w:annotationRef/>
+      </w:r>
+      <w:r>
+        <w:t>Better word(s)?</w:t>
+      </w:r>
+    </w:p>
+  </w:comment>
+  <w:comment w:id="23" w:author="Reviewer" w:date="2025-03-24T17:41:00Z" w:initials="R">
+    <w:p>
+      <w:pPr>
+        <w:pStyle w:val="CommentText"/>
+      </w:pPr>
+      <w:r>
+        <w:rPr>
+          <w:rStyle w:val="CommentReference"/>
+        </w:rPr>
+        <w:annotationRef/>
+      </w:r>
+      <w:r>
+        <w:t>Inference and interpretation for blood 3 vs blood 4 paragraph</w:t>
+      </w:r>
+    </w:p>
+  </w:comment>
+  <w:comment w:id="24" w:author="Reviewer" w:date="2025-03-24T17:46:00Z" w:initials="R">
+    <w:p>
+      <w:pPr>
+        <w:pStyle w:val="CommentText"/>
+      </w:pPr>
+      <w:r>
+        <w:rPr>
+          <w:rStyle w:val="CommentReference"/>
+        </w:rPr>
+        <w:annotationRef/>
+      </w:r>
+      <w:r>
+        <w:t>Big picture synthesis, ta-da paragraph(s) (would love to see some added here?)</w:t>
+      </w:r>
+    </w:p>
+  </w:comment>
+  <w:comment w:id="25" w:author="Reviewer" w:date="2025-05-28T10:01:00Z" w:initials="R">
     <w:p>
       <w:pPr>
         <w:pStyle w:val="CommentText"/>
@@ -24855,6 +28058,10 @@
   <w15:commentEx w15:paraId="42A22065" w15:done="0"/>
   <w15:commentEx w15:paraId="70939F77" w15:paraIdParent="42A22065" w15:done="0"/>
   <w15:commentEx w15:paraId="41448F84" w15:done="0"/>
+  <w15:commentEx w15:paraId="643199D1" w15:done="0"/>
+  <w15:commentEx w15:paraId="697E5EE2" w15:done="0"/>
+  <w15:commentEx w15:paraId="5F439385" w15:done="0"/>
+  <w15:commentEx w15:paraId="6946D590" w15:done="0"/>
   <w15:commentEx w15:paraId="120FD343" w15:done="0"/>
   <w15:commentEx w15:paraId="482B8166" w15:done="0"/>
   <w15:commentEx w15:paraId="290536D0" w15:done="0"/>
@@ -24882,6 +28089,10 @@
   <w16cex:commentExtensible w16cex:durableId="0A96858A" w16cex:dateUtc="2025-03-07T18:17:00Z"/>
   <w16cex:commentExtensible w16cex:durableId="1099C061" w16cex:dateUtc="2025-03-24T18:58:00Z"/>
   <w16cex:commentExtensible w16cex:durableId="6D738305" w16cex:dateUtc="2025-03-19T19:49:00Z"/>
+  <w16cex:commentExtensible w16cex:durableId="1F091897" w16cex:dateUtc="2025-06-25T14:08:00Z"/>
+  <w16cex:commentExtensible w16cex:durableId="6184F29E" w16cex:dateUtc="2025-06-25T14:09:00Z"/>
+  <w16cex:commentExtensible w16cex:durableId="423F7FE2" w16cex:dateUtc="2025-06-25T14:09:00Z"/>
+  <w16cex:commentExtensible w16cex:durableId="3FA68E07" w16cex:dateUtc="2025-06-25T14:09:00Z"/>
   <w16cex:commentExtensible w16cex:durableId="3445FD9D" w16cex:dateUtc="2025-03-24T20:54:00Z"/>
   <w16cex:commentExtensible w16cex:durableId="210B10E4" w16cex:dateUtc="2025-03-24T21:23:00Z"/>
   <w16cex:commentExtensible w16cex:durableId="60F7D0BA" w16cex:dateUtc="2025-02-26T14:27:00Z"/>
@@ -24909,6 +28120,10 @@
   <w16cid:commentId w16cid:paraId="42A22065" w16cid:durableId="0A96858A"/>
   <w16cid:commentId w16cid:paraId="70939F77" w16cid:durableId="1099C061"/>
   <w16cid:commentId w16cid:paraId="41448F84" w16cid:durableId="6D738305"/>
+  <w16cid:commentId w16cid:paraId="643199D1" w16cid:durableId="1F091897"/>
+  <w16cid:commentId w16cid:paraId="697E5EE2" w16cid:durableId="6184F29E"/>
+  <w16cid:commentId w16cid:paraId="5F439385" w16cid:durableId="423F7FE2"/>
+  <w16cid:commentId w16cid:paraId="6946D590" w16cid:durableId="3FA68E07"/>
   <w16cid:commentId w16cid:paraId="120FD343" w16cid:durableId="3445FD9D"/>
   <w16cid:commentId w16cid:paraId="482B8166" w16cid:durableId="210B10E4"/>
   <w16cid:commentId w16cid:paraId="290536D0" w16cid:durableId="60F7D0BA"/>
@@ -25498,7 +28713,6 @@
   <w:style w:type="character" w:default="1" w:styleId="DefaultParagraphFont">
     <w:name w:val="Default Paragraph Font"/>
     <w:uiPriority w:val="1"/>
-    <w:semiHidden/>
     <w:unhideWhenUsed/>
   </w:style>
   <w:style w:type="table" w:default="1" w:styleId="TableNormal">
@@ -25694,6 +28908,18 @@
     <w:semiHidden/>
     <w:unhideWhenUsed/>
     <w:rsid w:val="00EB0471"/>
+  </w:style>
+  <w:style w:type="paragraph" w:styleId="Bibliography">
+    <w:name w:val="Bibliography"/>
+    <w:basedOn w:val="Normal"/>
+    <w:next w:val="Normal"/>
+    <w:uiPriority w:val="37"/>
+    <w:unhideWhenUsed/>
+    <w:rsid w:val="00A52B25"/>
+    <w:pPr>
+      <w:spacing w:after="240"/>
+      <w:ind w:left="720" w:hanging="720"/>
+    </w:pPr>
   </w:style>
 </w:styles>
 </file>

--- a/writing/bass_ecotox_manuscript.docx
+++ b/writing/bass_ecotox_manuscript.docx
@@ -4291,25 +4291,7 @@
           <w:kern w:val="0"/>
           <w14:ligatures w14:val="none"/>
         </w:rPr>
-        <w:t xml:space="preserve"> original source. Once in water, these toxins pose a risk to </w:t>
-      </w:r>
-      <w:r>
-        <w:rPr>
-          <w:rFonts w:ascii="Arial" w:eastAsia="Times New Roman" w:hAnsi="Arial" w:cs="Arial"/>
-          <w:color w:val="000000"/>
-          <w:kern w:val="0"/>
-          <w14:ligatures w14:val="none"/>
-        </w:rPr>
-        <w:t>numerous</w:t>
-      </w:r>
-      <w:r>
-        <w:rPr>
-          <w:rFonts w:ascii="Arial" w:eastAsia="Times New Roman" w:hAnsi="Arial" w:cs="Arial"/>
-          <w:color w:val="000000"/>
-          <w:kern w:val="0"/>
-          <w14:ligatures w14:val="none"/>
-        </w:rPr>
-        <w:t xml:space="preserve"> aquatic organisms</w:t>
+        <w:t xml:space="preserve"> original source. Once in water, these toxins pose a risk to aquatic organisms</w:t>
       </w:r>
       <w:r>
         <w:rPr>
@@ -4327,7 +4309,25 @@
           <w:kern w:val="0"/>
           <w14:ligatures w14:val="none"/>
         </w:rPr>
-        <w:t xml:space="preserve"> as toxins can enter the body</w:t>
+        <w:t xml:space="preserve"> as</w:t>
+      </w:r>
+      <w:r>
+        <w:rPr>
+          <w:rFonts w:ascii="Arial" w:eastAsia="Times New Roman" w:hAnsi="Arial" w:cs="Arial"/>
+          <w:color w:val="000000"/>
+          <w:kern w:val="0"/>
+          <w14:ligatures w14:val="none"/>
+        </w:rPr>
+        <w:t xml:space="preserve"> toxins</w:t>
+      </w:r>
+      <w:r>
+        <w:rPr>
+          <w:rFonts w:ascii="Arial" w:eastAsia="Times New Roman" w:hAnsi="Arial" w:cs="Arial"/>
+          <w:color w:val="000000"/>
+          <w:kern w:val="0"/>
+          <w14:ligatures w14:val="none"/>
+        </w:rPr>
+        <w:t xml:space="preserve"> can enter the body</w:t>
       </w:r>
       <w:r>
         <w:rPr>
@@ -4742,7 +4742,7 @@
           <w:kern w:val="0"/>
           <w14:ligatures w14:val="none"/>
         </w:rPr>
-        <w:t xml:space="preserve"> suppressed </w:t>
+        <w:t xml:space="preserve"> suppressed growth, reduced </w:t>
       </w:r>
       <w:r>
         <w:rPr>
@@ -4752,7 +4752,7 @@
           <w14:ligatures w14:val="none"/>
         </w:rPr>
         <w:lastRenderedPageBreak/>
-        <w:t>growth, reduced reproductive capacity, and even death</w:t>
+        <w:t>reproductive capacity, and even death</w:t>
       </w:r>
       <w:r>
         <w:rPr>
@@ -5879,7 +5879,25 @@
           <w:kern w:val="0"/>
           <w14:ligatures w14:val="none"/>
         </w:rPr>
-        <w:t>Bass</w:t>
+        <w:t>The b</w:t>
+      </w:r>
+      <w:r>
+        <w:rPr>
+          <w:rFonts w:ascii="Arial" w:eastAsia="Times New Roman" w:hAnsi="Arial" w:cs="Arial"/>
+          <w:color w:val="000000"/>
+          <w:kern w:val="0"/>
+          <w14:ligatures w14:val="none"/>
+        </w:rPr>
+        <w:t>ass</w:t>
+      </w:r>
+      <w:r>
+        <w:rPr>
+          <w:rFonts w:ascii="Arial" w:eastAsia="Times New Roman" w:hAnsi="Arial" w:cs="Arial"/>
+          <w:color w:val="000000"/>
+          <w:kern w:val="0"/>
+          <w14:ligatures w14:val="none"/>
+        </w:rPr>
+        <w:t>’s</w:t>
       </w:r>
       <w:r>
         <w:rPr>
@@ -6292,7 +6310,25 @@
           <w:kern w:val="0"/>
           <w14:ligatures w14:val="none"/>
         </w:rPr>
-        <w:t>adding additional value for conducting research on this</w:t>
+        <w:t xml:space="preserve">adding additional value </w:t>
+      </w:r>
+      <w:r>
+        <w:rPr>
+          <w:rFonts w:ascii="Arial" w:eastAsia="Times New Roman" w:hAnsi="Arial" w:cs="Arial"/>
+          <w:color w:val="000000"/>
+          <w:kern w:val="0"/>
+          <w14:ligatures w14:val="none"/>
+        </w:rPr>
+        <w:t>to understanding</w:t>
+      </w:r>
+      <w:r>
+        <w:rPr>
+          <w:rFonts w:ascii="Arial" w:eastAsia="Times New Roman" w:hAnsi="Arial" w:cs="Arial"/>
+          <w:color w:val="000000"/>
+          <w:kern w:val="0"/>
+          <w14:ligatures w14:val="none"/>
+        </w:rPr>
+        <w:t xml:space="preserve"> this</w:t>
       </w:r>
       <w:r>
         <w:rPr>
@@ -6364,17 +6400,7 @@
           <w:kern w:val="0"/>
           <w14:ligatures w14:val="none"/>
         </w:rPr>
-        <w:t xml:space="preserve"> </w:t>
-      </w:r>
-      <w:r>
-        <w:rPr>
-          <w:rFonts w:ascii="Arial" w:eastAsia="Times New Roman" w:hAnsi="Arial" w:cs="Arial"/>
-          <w:color w:val="000000"/>
-          <w:kern w:val="0"/>
-          <w14:ligatures w14:val="none"/>
-        </w:rPr>
-        <w:lastRenderedPageBreak/>
-        <w:t>high fecundity and growth rates and low mortality</w:t>
+        <w:t xml:space="preserve"> high fecundity and growth rates and low mortality</w:t>
       </w:r>
       <w:r>
         <w:rPr>
@@ -6629,6 +6655,7 @@
           <w:kern w:val="0"/>
           <w14:ligatures w14:val="none"/>
         </w:rPr>
+        <w:lastRenderedPageBreak/>
         <w:t xml:space="preserve">Here, we investigate the </w:t>
       </w:r>
       <w:r>
@@ -6674,16 +6701,34 @@
           <w:kern w:val="0"/>
           <w14:ligatures w14:val="none"/>
         </w:rPr>
-        <w:t xml:space="preserve">salt stress and </w:t>
-      </w:r>
-      <w:r>
-        <w:rPr>
-          <w:rFonts w:ascii="Arial" w:eastAsia="Times New Roman" w:hAnsi="Arial" w:cs="Arial"/>
-          <w:color w:val="000000"/>
-          <w:kern w:val="0"/>
-          <w14:ligatures w14:val="none"/>
-        </w:rPr>
-        <w:t xml:space="preserve">two xenobiotic ecotoxicological substances, </w:t>
+        <w:t>a known environmental stressor (salinity)</w:t>
+      </w:r>
+      <w:r>
+        <w:rPr>
+          <w:rFonts w:ascii="Arial" w:eastAsia="Times New Roman" w:hAnsi="Arial" w:cs="Arial"/>
+          <w:color w:val="000000"/>
+          <w:kern w:val="0"/>
+          <w14:ligatures w14:val="none"/>
+        </w:rPr>
+        <w:t xml:space="preserve"> and </w:t>
+      </w:r>
+      <w:r>
+        <w:rPr>
+          <w:rFonts w:ascii="Arial" w:eastAsia="Times New Roman" w:hAnsi="Arial" w:cs="Arial"/>
+          <w:color w:val="000000"/>
+          <w:kern w:val="0"/>
+          <w14:ligatures w14:val="none"/>
+        </w:rPr>
+        <w:t>two xenobiotic ecotoxicological substances</w:t>
+      </w:r>
+      <w:r>
+        <w:rPr>
+          <w:rFonts w:ascii="Arial" w:eastAsia="Times New Roman" w:hAnsi="Arial" w:cs="Arial"/>
+          <w:color w:val="000000"/>
+          <w:kern w:val="0"/>
+          <w14:ligatures w14:val="none"/>
+        </w:rPr>
+        <w:t>—</w:t>
       </w:r>
       <w:r>
         <w:rPr>
@@ -6793,25 +6838,16 @@
           <w:kern w:val="0"/>
           <w14:ligatures w14:val="none"/>
         </w:rPr>
-        <w:t>,</w:t>
-      </w:r>
-      <w:r>
-        <w:rPr>
-          <w:rFonts w:ascii="Arial" w:eastAsia="Times New Roman" w:hAnsi="Arial" w:cs="Arial"/>
-          <w:color w:val="000000"/>
-          <w:kern w:val="0"/>
-          <w14:ligatures w14:val="none"/>
-        </w:rPr>
-        <w:t xml:space="preserve"> independently</w:t>
-      </w:r>
-      <w:r>
-        <w:rPr>
-          <w:rFonts w:ascii="Arial" w:eastAsia="Times New Roman" w:hAnsi="Arial" w:cs="Arial"/>
-          <w:color w:val="000000"/>
-          <w:kern w:val="0"/>
-          <w14:ligatures w14:val="none"/>
-        </w:rPr>
-        <w:t xml:space="preserve"> on </w:t>
+        <w:t>—</w:t>
+      </w:r>
+      <w:r>
+        <w:rPr>
+          <w:rFonts w:ascii="Arial" w:eastAsia="Times New Roman" w:hAnsi="Arial" w:cs="Arial"/>
+          <w:color w:val="000000"/>
+          <w:kern w:val="0"/>
+          <w14:ligatures w14:val="none"/>
+        </w:rPr>
+        <w:t xml:space="preserve">on </w:t>
       </w:r>
       <w:r>
         <w:rPr>
@@ -6856,103 +6892,311 @@
           <w:kern w:val="0"/>
           <w14:ligatures w14:val="none"/>
         </w:rPr>
-        <w:t>. While previous studies have assessed the effects of xenobiotic substances on stress</w:t>
-      </w:r>
-      <w:r>
-        <w:rPr>
-          <w:rFonts w:ascii="Arial" w:eastAsia="Times New Roman" w:hAnsi="Arial" w:cs="Arial"/>
-          <w:color w:val="000000"/>
-          <w:kern w:val="0"/>
-          <w14:ligatures w14:val="none"/>
-        </w:rPr>
-        <w:t xml:space="preserve"> proxies</w:t>
-      </w:r>
-      <w:r>
-        <w:rPr>
-          <w:rFonts w:ascii="Arial" w:eastAsia="Times New Roman" w:hAnsi="Arial" w:cs="Arial"/>
-          <w:color w:val="000000"/>
-          <w:kern w:val="0"/>
-          <w14:ligatures w14:val="none"/>
-        </w:rPr>
-        <w:t xml:space="preserve"> in fishes (</w:t>
+        <w:t xml:space="preserve">. While previous studies have </w:t>
+      </w:r>
+      <w:r>
+        <w:rPr>
+          <w:rFonts w:ascii="Arial" w:eastAsia="Times New Roman" w:hAnsi="Arial" w:cs="Arial"/>
+          <w:color w:val="000000"/>
+          <w:kern w:val="0"/>
+          <w14:ligatures w14:val="none"/>
+        </w:rPr>
+        <w:t>evaluated</w:t>
+      </w:r>
+      <w:r>
+        <w:rPr>
+          <w:rFonts w:ascii="Arial" w:eastAsia="Times New Roman" w:hAnsi="Arial" w:cs="Arial"/>
+          <w:color w:val="000000"/>
+          <w:kern w:val="0"/>
+          <w14:ligatures w14:val="none"/>
+        </w:rPr>
+        <w:t xml:space="preserve"> the effects of xenobiotic substances on stress</w:t>
+      </w:r>
+      <w:r>
+        <w:rPr>
+          <w:rFonts w:ascii="Arial" w:eastAsia="Times New Roman" w:hAnsi="Arial" w:cs="Arial"/>
+          <w:color w:val="000000"/>
+          <w:kern w:val="0"/>
+          <w14:ligatures w14:val="none"/>
+        </w:rPr>
+        <w:t xml:space="preserve"> </w:t>
+      </w:r>
+      <w:r>
+        <w:rPr>
+          <w:rFonts w:ascii="Arial" w:eastAsia="Times New Roman" w:hAnsi="Arial" w:cs="Arial"/>
+          <w:color w:val="000000"/>
+          <w:kern w:val="0"/>
+          <w14:ligatures w14:val="none"/>
+        </w:rPr>
+        <w:t>indicators</w:t>
+      </w:r>
+      <w:r>
+        <w:rPr>
+          <w:rFonts w:ascii="Arial" w:eastAsia="Times New Roman" w:hAnsi="Arial" w:cs="Arial"/>
+          <w:color w:val="000000"/>
+          <w:kern w:val="0"/>
+          <w14:ligatures w14:val="none"/>
+        </w:rPr>
+        <w:t xml:space="preserve"> in fishes </w:t>
+      </w:r>
+      <w:r>
+        <w:rPr>
+          <w:rFonts w:ascii="Arial" w:eastAsia="Times New Roman" w:hAnsi="Arial" w:cs="Arial"/>
+          <w:color w:val="000000"/>
+          <w:kern w:val="0"/>
+          <w14:ligatures w14:val="none"/>
+        </w:rPr>
+        <w:fldChar w:fldCharType="begin"/>
+      </w:r>
+      <w:r>
+        <w:rPr>
+          <w:rFonts w:ascii="Arial" w:eastAsia="Times New Roman" w:hAnsi="Arial" w:cs="Arial"/>
+          <w:color w:val="000000"/>
+          <w:kern w:val="0"/>
+          <w14:ligatures w14:val="none"/>
+        </w:rPr>
+        <w:instrText xml:space="preserve"> ADDIN ZOTERO_ITEM CSL_CITATION {"citationID":"YEgmYwB8","properties":{"formattedCitation":"(Hontela {\\i{}et al.}, 1992; Wilson {\\i{}et al.}, 1994; Baker {\\i{}et al.}, 2013; Seriani {\\i{}et al.}, 2015b, 2015a; Corr\\uc0\\u234{}a {\\i{}et al.}, 2017; Correia {\\i{}et al.}, 2019; Rodgers {\\i{}et al.}, 2019; Witeska {\\i{}et al.}, 2023)","plainCitation":"(Hontela et al., 1992; Wilson et al., 1994; Baker et al., 2013; Seriani et al., 2015b, 2015a; Corrêa et al., 2017; Correia et al., 2019; Rodgers et al., 2019; Witeska et al., 2023)","noteIndex":0},"citationItems":[{"id":147,"uris":["http://zotero.org/users/4161640/items/LGMSB272"],"itemData":{"id":147,"type":"article-journal","container-title":"Archives of Environmental Contamination and Toxicology","journalAbbreviation":"Arch Environ Contam Toxicol","note":"publisher: Springer","page":"278–283","title":"Impaired cortisol stress response in fish from environments polluted by PAHs, PCBs, and mercury","volume":"22","author":[{"family":"Hontela","given":"Alice"},{"family":"Rasmussen","given":"Joseph B"},{"family":"Audet","given":"Céline"},{"family":"Chevalier","given":"Gaston"}],"issued":{"date-parts":[["1992"]]}}},{"id":185,"uris":["http://zotero.org/users/4161640/items/8AZZN2UF"],"itemData":{"id":185,"type":"article-journal","abstract":"Juvenile rainbow trout (Oncorhynchus mykiss, 5–13 g) were chronically exposed to sublethal Al (38 μg∙L\n              −1\n              ) in acidified soft water (Na\n              +\n               = 85, Ca\n              2+\n               = 28 μEq∙L\n              −1\n              , pH 5.2–5.4) for 36 d. Acclimation (increased resistance to challenge with 162 μg Al∙L\n              −1\n              Al at pH 5.2) occurred after 5 d and was associated with a fourfold increase in gill mucous cell density and reduction in apparent lamellar surface area; initially elevated blood–water diffusion distances returned to normal after 34 d, but the reduction in apparent surface area persisted. Chronic exposure to acid alone (pH 5.2, same water chemistry) caused no morphometric changes but resulted in persistent impairment of U\n              crit\n              (critical aerobic swimming speed) by about 10%. This was due to increased oxygen requirements at subcritical swimming speeds (loading stress) and was alleviated when trout were swum at pH 6.5 (zero Al) on day 36. In trout preexposed to sublethal Al, U\n              crit\n              was chronically impaired by approximately 16% due to loading stresses and reduction in the maximum rate of oxygen uptake, Mo\n              2\n              max\n              (limiting stress); U\n              crit\n              and Mo\n              2\n              max\n              remained depressed even when fish were swum at pH 6.5 (zero Al). Reduced gill area compromises the aerobic scope for activity but may be an unavoidable cost of acclimation to Al.","container-title":"Canadian Journal of Fisheries and Aquatic Sciences","DOI":"10.1139/f94-056","ISSN":"0706-652X, 1205-7533","issue":"3","journalAbbreviation":"Can J Fish Aquat Sci","language":"en","license":"http://www.nrcresearchpress.com/page/about/CorporateTextAndDataMining","page":"536-544","source":"DOI.org (Crossref)","title":"Metabolic costs and physiological consequences of acclimation to aluminum in juvenile rainbow trout ( &lt;i&gt;Oncorhynchus mykiss&lt;/i&gt; ). 2: gill morphology, swimming performance, and aerobic scope","title-short":"Metabolic Costs and Physiological Consequences of Acclimation to Aluminum in Juvenile Rainbow Trout ( &lt;i&gt;Oncorhynchus mykiss&lt;/i&gt; ). 2","volume":"51","author":[{"family":"Wilson","given":"Rod W."},{"family":"Bergman","given":"Harold L."},{"family":"Wood","given":"Chris M."}],"issued":{"date-parts":[["1994",3,1]]}}},{"id":196,"uris":["http://zotero.org/users/4161640/items/V7RLUUYF"],"itemData":{"id":196,"type":"article-journal","container-title":"Journal for Nature Conservation","DOI":"10.1016/j.jnc.2013.03.003","ISSN":"16171381","issue":"5","journalAbbreviation":"J Nat Conserv","language":"en","license":"https://www.elsevier.com/tdm/userlicense/1.0/","page":"309-318","source":"DOI.org (Crossref)","title":"Review of factors influencing stress hormones in fish and wildlife","volume":"21","author":[{"family":"Baker","given":"Matthew R."},{"family":"Gobush","given":"Kathleen S."},{"family":"Vynne","given":"Carly H."}],"issued":{"date-parts":[["2013",10]]}}},{"id":186,"uris":["http://zotero.org/users/4161640/items/WUSVHIZ6"],"itemData":{"id":186,"type":"article-journal","container-title":"Fish Physiology and Biochemistry","DOI":"10.1007/s10695-014-9984-x","ISSN":"0920-1742, 1573-5168","issue":"1","journalAbbreviation":"Fish Physiol Biochem","language":"en","page":"311-322","source":"DOI.org (Crossref)","title":"Hematological changes and cytogenotoxicity in the tilapia Oreochromis niloticus caused by sub-chronic exposures to mercury and selenium","volume":"41","author":[{"family":"Seriani","given":"Robson"},{"family":"França","given":"Jakeline Galvão"},{"family":"Lombardi","given":"Julio Vicente"},{"family":"Brito","given":"Jôse Mara"},{"family":"Ranzani-Paiva","given":"Maria José Tavares"}],"issued":{"date-parts":[["2015",2]]}}},{"id":187,"uris":["http://zotero.org/users/4161640/items/S2GW84WV"],"itemData":{"id":187,"type":"article-journal","container-title":"Ecotoxicology and Environmental Safety","DOI":"10.1016/j.ecoenv.2014.11.003","ISSN":"01476513","journalAbbreviation":"Ecotoxicol Environ Saf","language":"en","page":"162-168","source":"DOI.org (Crossref)","title":"In vitro mucus transportability, cytogenotoxicity, and hematological changes as non-destructive physiological biomarkers in fish chronically exposed to metals","volume":"112","author":[{"family":"Seriani","given":"Robson"},{"family":"Abessa","given":"Denis M.S."},{"family":"Moreira","given":"Lucas B."},{"family":"Cabrera","given":"Joana P.G."},{"family":"Sanches","given":"Juliana Q."},{"family":"Silva","given":"Carolina L.S."},{"family":"Amorim","given":"Francisca A."},{"family":"Rivero","given":"Dolores H.R.F."},{"family":"Silva","given":"Flavia L."},{"family":"Fitorra","given":"Lilian S."},{"family":"Carvalho-Oliveira","given":"Regiani"},{"family":"Macchione","given":"Mariangela"},{"family":"Ranzani-Paiva","given":"Maria J.T."}],"issued":{"date-parts":[["2015",2]]}}},{"id":189,"uris":["http://zotero.org/users/4161640/items/73C7NNIY"],"itemData":{"id":189,"type":"article-journal","container-title":"Toxicological &amp; Environmental Chemistry","DOI":"10.1080/02772248.2016.1189554","ISSN":"0277-2248, 1029-0486","issue":"3","journalAbbreviation":"Toxicol Environ Chem","language":"en","page":"482-491","source":"DOI.org (Crossref)","title":"Differential blood counting in fish as a non-destructive biomarker of water contamination exposure","volume":"99","author":[{"family":"Corrêa","given":"Sandra Aparecida Da Silva"},{"family":"Abessa","given":"Denis Moledo De Souza"},{"family":"Santos","given":"Luciana Gomes Dos"},{"family":"Da Silva","given":"Edison Bezerra"},{"family":"Seriani","given":"Robson"}],"issued":{"date-parts":[["2017",3,16]]}}},{"id":188,"uris":["http://zotero.org/users/4161640/items/JDYKLDPW"],"itemData":{"id":188,"type":"article-journal","container-title":"Environmental Toxicology and Pharmacology","DOI":"10.1016/j.etap.2019.02.012","ISSN":"13826689","journalAbbreviation":"Environ Toxicol Pharmacol","language":"en","page":"27-36","source":"DOI.org (Crossref)","title":"Effects of the chronic exposure to cerium dioxide nanoparticles in Oncorhynchus mykiss: Assessment of oxidative stress, neurotoxicity and histological alterations","title-short":"Effects of the chronic exposure to cerium dioxide nanoparticles in Oncorhynchus mykiss","volume":"68","author":[{"family":"Correia","given":"A.T."},{"family":"Rebelo","given":"D."},{"family":"Marques","given":"J."},{"family":"Nunes","given":"B."}],"issued":{"date-parts":[["2019",5]]}}},{"id":194,"uris":["http://zotero.org/users/4161640/items/S56UGD85"],"itemData":{"id":194,"type":"article-journal","container-title":"Conservation Physiology","DOI":"10.1093/conphys/coz035","ISSN":"2051-1434","issue":"1","journalAbbreviation":"Conserv Physiol","language":"en","license":"http://creativecommons.org/licenses/by/4.0/","page":"coz035","source":"DOI.org (Crossref)","title":"Integrating physiological data with the conservation and management of fishes: a meta-analytical review using the threatened green sturgeon (&lt;i&gt;Acipenser medirostris&lt;/i&gt;)","title-short":"Integrating physiological data with the conservation and management of fishes","volume":"7","author":[{"family":"Rodgers","given":"Essie M"},{"family":"Poletto","given":"Jamilynn B"},{"family":"Gomez Isaza","given":"Daniel F"},{"family":"Van Eenennaam","given":"Joel P"},{"family":"Connon","given":"Richard E"},{"family":"Todgham","given":"Anne E"},{"family":"Seesholtz","given":"Alicia"},{"family":"Heublein","given":"Joe C"},{"family":"Cech","given":"Joseph J"},{"family":"Kelly","given":"John T"},{"family":"Fangue","given":"Nann A"}],"editor":[{"family":"Cooke","given":"Steven"}],"issued":{"date-parts":[["2019",1,1]]}}},{"id":191,"uris":["http://zotero.org/users/4161640/items/QR6PM7YC"],"itemData":{"id":191,"type":"article-journal","container-title":"Animals","DOI":"10.3390/ani13162625","ISSN":"2076-2615","issue":"16","journalAbbreviation":"Anim","language":"en","license":"https://creativecommons.org/licenses/by/4.0/","page":"2625","source":"DOI.org (Crossref)","title":"Hematological and hematopoietic analysis in fish toxicology—a review","volume":"13","author":[{"family":"Witeska","given":"Małgorzata"},{"family":"Kondera","given":"Elżbieta"},{"family":"Bojarski","given":"Bartosz"}],"issued":{"date-parts":[["2023",8,14]]}}}],"schema":"https://github.com/citation-style-language/schema/raw/master/csl-citation.json"} </w:instrText>
+      </w:r>
+      <w:r>
+        <w:rPr>
+          <w:rFonts w:ascii="Arial" w:eastAsia="Times New Roman" w:hAnsi="Arial" w:cs="Arial"/>
+          <w:color w:val="000000"/>
+          <w:kern w:val="0"/>
+          <w14:ligatures w14:val="none"/>
+        </w:rPr>
+        <w:fldChar w:fldCharType="separate"/>
+      </w:r>
+      <w:r>
+        <w:rPr>
+          <w:rFonts w:ascii="Arial" w:hAnsi="Arial" w:cs="Arial"/>
+          <w:color w:val="000000"/>
+          <w:kern w:val="0"/>
+        </w:rPr>
+        <w:t>(</w:t>
+      </w:r>
+      <w:r>
+        <w:rPr>
+          <w:rFonts w:ascii="Arial" w:hAnsi="Arial" w:cs="Arial"/>
+          <w:color w:val="000000"/>
+          <w:kern w:val="0"/>
+        </w:rPr>
+        <w:t xml:space="preserve">e.g., </w:t>
       </w:r>
       <w:proofErr w:type="spellStart"/>
       <w:r>
         <w:rPr>
-          <w:rFonts w:ascii="Arial" w:eastAsia="Times New Roman" w:hAnsi="Arial" w:cs="Arial"/>
-          <w:color w:val="000000"/>
-          <w:kern w:val="0"/>
-          <w14:ligatures w14:val="none"/>
+          <w:rFonts w:ascii="Arial" w:hAnsi="Arial" w:cs="Arial"/>
+          <w:color w:val="000000"/>
+          <w:kern w:val="0"/>
         </w:rPr>
         <w:t>Hontela</w:t>
       </w:r>
       <w:proofErr w:type="spellEnd"/>
       <w:r>
         <w:rPr>
-          <w:rFonts w:ascii="Arial" w:eastAsia="Times New Roman" w:hAnsi="Arial" w:cs="Arial"/>
-          <w:color w:val="000000"/>
-          <w:kern w:val="0"/>
-          <w14:ligatures w14:val="none"/>
-        </w:rPr>
-        <w:t xml:space="preserve"> et al., 1992; Wilson et al., 1998</w:t>
-      </w:r>
-      <w:r>
-        <w:rPr>
-          <w:rFonts w:ascii="Arial" w:eastAsia="Times New Roman" w:hAnsi="Arial" w:cs="Arial"/>
-          <w:color w:val="000000"/>
-          <w:kern w:val="0"/>
-          <w14:ligatures w14:val="none"/>
-        </w:rPr>
-        <w:t>;</w:t>
-      </w:r>
-      <w:r>
-        <w:rPr>
-          <w:rFonts w:ascii="Arial" w:eastAsia="Times New Roman" w:hAnsi="Arial" w:cs="Arial"/>
-          <w:color w:val="000000"/>
-          <w:kern w:val="0"/>
-          <w14:ligatures w14:val="none"/>
+          <w:rFonts w:ascii="Arial" w:hAnsi="Arial" w:cs="Arial"/>
+          <w:color w:val="000000"/>
+          <w:kern w:val="0"/>
         </w:rPr>
         <w:t xml:space="preserve"> </w:t>
       </w:r>
+      <w:r>
+        <w:rPr>
+          <w:rFonts w:ascii="Arial" w:hAnsi="Arial" w:cs="Arial"/>
+          <w:i/>
+          <w:iCs/>
+          <w:color w:val="000000"/>
+          <w:kern w:val="0"/>
+        </w:rPr>
+        <w:t>et al.</w:t>
+      </w:r>
+      <w:r>
+        <w:rPr>
+          <w:rFonts w:ascii="Arial" w:hAnsi="Arial" w:cs="Arial"/>
+          <w:color w:val="000000"/>
+          <w:kern w:val="0"/>
+        </w:rPr>
+        <w:t xml:space="preserve">, 1992; Wilson </w:t>
+      </w:r>
+      <w:r>
+        <w:rPr>
+          <w:rFonts w:ascii="Arial" w:hAnsi="Arial" w:cs="Arial"/>
+          <w:i/>
+          <w:iCs/>
+          <w:color w:val="000000"/>
+          <w:kern w:val="0"/>
+        </w:rPr>
+        <w:t>et al.</w:t>
+      </w:r>
+      <w:r>
+        <w:rPr>
+          <w:rFonts w:ascii="Arial" w:hAnsi="Arial" w:cs="Arial"/>
+          <w:color w:val="000000"/>
+          <w:kern w:val="0"/>
+        </w:rPr>
+        <w:t xml:space="preserve">, 1994; Baker </w:t>
+      </w:r>
+      <w:r>
+        <w:rPr>
+          <w:rFonts w:ascii="Arial" w:hAnsi="Arial" w:cs="Arial"/>
+          <w:i/>
+          <w:iCs/>
+          <w:color w:val="000000"/>
+          <w:kern w:val="0"/>
+        </w:rPr>
+        <w:t>et al.</w:t>
+      </w:r>
+      <w:r>
+        <w:rPr>
+          <w:rFonts w:ascii="Arial" w:hAnsi="Arial" w:cs="Arial"/>
+          <w:color w:val="000000"/>
+          <w:kern w:val="0"/>
+        </w:rPr>
+        <w:t xml:space="preserve">, 2013; </w:t>
+      </w:r>
       <w:proofErr w:type="spellStart"/>
       <w:r>
         <w:rPr>
-          <w:rFonts w:ascii="Arial" w:eastAsia="Times New Roman" w:hAnsi="Arial" w:cs="Arial"/>
-          <w:color w:val="000000"/>
-          <w:kern w:val="0"/>
-          <w14:ligatures w14:val="none"/>
+          <w:rFonts w:ascii="Arial" w:hAnsi="Arial" w:cs="Arial"/>
+          <w:color w:val="000000"/>
+          <w:kern w:val="0"/>
         </w:rPr>
         <w:t>Seriani</w:t>
       </w:r>
       <w:proofErr w:type="spellEnd"/>
       <w:r>
         <w:rPr>
-          <w:rFonts w:ascii="Arial" w:eastAsia="Times New Roman" w:hAnsi="Arial" w:cs="Arial"/>
-          <w:color w:val="000000"/>
-          <w:kern w:val="0"/>
-          <w14:ligatures w14:val="none"/>
-        </w:rPr>
-        <w:t xml:space="preserve"> et al., 2015; Corrêa et al., 2017; </w:t>
+          <w:rFonts w:ascii="Arial" w:hAnsi="Arial" w:cs="Arial"/>
+          <w:color w:val="000000"/>
+          <w:kern w:val="0"/>
+        </w:rPr>
+        <w:t xml:space="preserve"> </w:t>
+      </w:r>
+      <w:r>
+        <w:rPr>
+          <w:rFonts w:ascii="Arial" w:hAnsi="Arial" w:cs="Arial"/>
+          <w:i/>
+          <w:iCs/>
+          <w:color w:val="000000"/>
+          <w:kern w:val="0"/>
+        </w:rPr>
+        <w:t>et al.</w:t>
+      </w:r>
+      <w:r>
+        <w:rPr>
+          <w:rFonts w:ascii="Arial" w:hAnsi="Arial" w:cs="Arial"/>
+          <w:color w:val="000000"/>
+          <w:kern w:val="0"/>
+        </w:rPr>
+        <w:t xml:space="preserve">, 2015b, 2015a; Corrêa </w:t>
+      </w:r>
+      <w:r>
+        <w:rPr>
+          <w:rFonts w:ascii="Arial" w:hAnsi="Arial" w:cs="Arial"/>
+          <w:i/>
+          <w:iCs/>
+          <w:color w:val="000000"/>
+          <w:kern w:val="0"/>
+        </w:rPr>
+        <w:t>et al.</w:t>
+      </w:r>
+      <w:r>
+        <w:rPr>
+          <w:rFonts w:ascii="Arial" w:hAnsi="Arial" w:cs="Arial"/>
+          <w:color w:val="000000"/>
+          <w:kern w:val="0"/>
+        </w:rPr>
+        <w:t xml:space="preserve">, 2017; Correia </w:t>
+      </w:r>
+      <w:r>
+        <w:rPr>
+          <w:rFonts w:ascii="Arial" w:hAnsi="Arial" w:cs="Arial"/>
+          <w:i/>
+          <w:iCs/>
+          <w:color w:val="000000"/>
+          <w:kern w:val="0"/>
+        </w:rPr>
+        <w:t>et al.</w:t>
+      </w:r>
+      <w:r>
+        <w:rPr>
+          <w:rFonts w:ascii="Arial" w:hAnsi="Arial" w:cs="Arial"/>
+          <w:color w:val="000000"/>
+          <w:kern w:val="0"/>
+        </w:rPr>
+        <w:t xml:space="preserve">, 2019; Rodgers </w:t>
+      </w:r>
+      <w:r>
+        <w:rPr>
+          <w:rFonts w:ascii="Arial" w:hAnsi="Arial" w:cs="Arial"/>
+          <w:i/>
+          <w:iCs/>
+          <w:color w:val="000000"/>
+          <w:kern w:val="0"/>
+        </w:rPr>
+        <w:t>et al.</w:t>
+      </w:r>
+      <w:r>
+        <w:rPr>
+          <w:rFonts w:ascii="Arial" w:hAnsi="Arial" w:cs="Arial"/>
+          <w:color w:val="000000"/>
+          <w:kern w:val="0"/>
+        </w:rPr>
+        <w:t xml:space="preserve">, 2019; </w:t>
       </w:r>
       <w:proofErr w:type="spellStart"/>
       <w:r>
         <w:rPr>
-          <w:rFonts w:ascii="Arial" w:eastAsia="Times New Roman" w:hAnsi="Arial" w:cs="Arial"/>
-          <w:color w:val="000000"/>
-          <w:kern w:val="0"/>
-          <w14:ligatures w14:val="none"/>
+          <w:rFonts w:ascii="Arial" w:hAnsi="Arial" w:cs="Arial"/>
+          <w:color w:val="000000"/>
+          <w:kern w:val="0"/>
         </w:rPr>
         <w:t>Witeska</w:t>
       </w:r>
       <w:proofErr w:type="spellEnd"/>
       <w:r>
         <w:rPr>
-          <w:rFonts w:ascii="Arial" w:eastAsia="Times New Roman" w:hAnsi="Arial" w:cs="Arial"/>
-          <w:color w:val="000000"/>
-          <w:kern w:val="0"/>
-          <w14:ligatures w14:val="none"/>
-        </w:rPr>
-        <w:t xml:space="preserve"> et al., 2023), no</w:t>
+          <w:rFonts w:ascii="Arial" w:hAnsi="Arial" w:cs="Arial"/>
+          <w:color w:val="000000"/>
+          <w:kern w:val="0"/>
+        </w:rPr>
+        <w:t xml:space="preserve"> </w:t>
+      </w:r>
+      <w:r>
+        <w:rPr>
+          <w:rFonts w:ascii="Arial" w:hAnsi="Arial" w:cs="Arial"/>
+          <w:i/>
+          <w:iCs/>
+          <w:color w:val="000000"/>
+          <w:kern w:val="0"/>
+        </w:rPr>
+        <w:t>et al.</w:t>
+      </w:r>
+      <w:r>
+        <w:rPr>
+          <w:rFonts w:ascii="Arial" w:hAnsi="Arial" w:cs="Arial"/>
+          <w:color w:val="000000"/>
+          <w:kern w:val="0"/>
+        </w:rPr>
+        <w:t>, 2023)</w:t>
+      </w:r>
+      <w:r>
+        <w:rPr>
+          <w:rFonts w:ascii="Arial" w:eastAsia="Times New Roman" w:hAnsi="Arial" w:cs="Arial"/>
+          <w:color w:val="000000"/>
+          <w:kern w:val="0"/>
+          <w14:ligatures w14:val="none"/>
+        </w:rPr>
+        <w:fldChar w:fldCharType="end"/>
+      </w:r>
+      <w:r>
+        <w:rPr>
+          <w:rFonts w:ascii="Arial" w:eastAsia="Times New Roman" w:hAnsi="Arial" w:cs="Arial"/>
+          <w:color w:val="000000"/>
+          <w:kern w:val="0"/>
+          <w14:ligatures w14:val="none"/>
+        </w:rPr>
+        <w:t>, no</w:t>
       </w:r>
       <w:r>
         <w:rPr>
@@ -6970,6 +7214,15 @@
           <w:kern w:val="0"/>
           <w14:ligatures w14:val="none"/>
         </w:rPr>
+        <w:t>, to our knowledge,</w:t>
+      </w:r>
+      <w:r>
+        <w:rPr>
+          <w:rFonts w:ascii="Arial" w:eastAsia="Times New Roman" w:hAnsi="Arial" w:cs="Arial"/>
+          <w:color w:val="000000"/>
+          <w:kern w:val="0"/>
+          <w14:ligatures w14:val="none"/>
+        </w:rPr>
         <w:t xml:space="preserve"> have investigated the </w:t>
       </w:r>
       <w:r>
@@ -6997,456 +7250,1336 @@
           <w:kern w:val="0"/>
           <w14:ligatures w14:val="none"/>
         </w:rPr>
-        <w:t>xenobiotics and other physiological stressors in aquatic organisms</w:t>
-      </w:r>
-      <w:r>
-        <w:rPr>
-          <w:rFonts w:ascii="Arial" w:eastAsia="Times New Roman" w:hAnsi="Arial" w:cs="Arial"/>
-          <w:color w:val="000000"/>
-          <w:kern w:val="0"/>
-          <w14:ligatures w14:val="none"/>
-        </w:rPr>
-        <w:t xml:space="preserve">. Cd is among the environment’s most hazardous and mobile elements </w:t>
+        <w:t xml:space="preserve">xenobiotics and </w:t>
+      </w:r>
+      <w:r>
+        <w:rPr>
+          <w:rFonts w:ascii="Arial" w:eastAsia="Times New Roman" w:hAnsi="Arial" w:cs="Arial"/>
+          <w:color w:val="000000"/>
+          <w:kern w:val="0"/>
+          <w14:ligatures w14:val="none"/>
+        </w:rPr>
+        <w:t>known environmental</w:t>
+      </w:r>
+      <w:r>
+        <w:rPr>
+          <w:rFonts w:ascii="Arial" w:eastAsia="Times New Roman" w:hAnsi="Arial" w:cs="Arial"/>
+          <w:color w:val="000000"/>
+          <w:kern w:val="0"/>
+          <w14:ligatures w14:val="none"/>
+        </w:rPr>
+        <w:t xml:space="preserve"> physiological stressors in </w:t>
+      </w:r>
+      <w:r>
+        <w:rPr>
+          <w:rFonts w:ascii="Arial" w:eastAsia="Times New Roman" w:hAnsi="Arial" w:cs="Arial"/>
+          <w:color w:val="000000"/>
+          <w:kern w:val="0"/>
+          <w14:ligatures w14:val="none"/>
+        </w:rPr>
+        <w:t xml:space="preserve">largemouth </w:t>
+      </w:r>
+      <w:r>
+        <w:rPr>
+          <w:rFonts w:ascii="Arial" w:eastAsia="Times New Roman" w:hAnsi="Arial" w:cs="Arial"/>
+          <w:color w:val="000000"/>
+          <w:kern w:val="0"/>
+          <w14:ligatures w14:val="none"/>
+        </w:rPr>
+        <w:t>bass</w:t>
+      </w:r>
+      <w:r>
+        <w:rPr>
+          <w:rFonts w:ascii="Arial" w:eastAsia="Times New Roman" w:hAnsi="Arial" w:cs="Arial"/>
+          <w:color w:val="000000"/>
+          <w:kern w:val="0"/>
+          <w14:ligatures w14:val="none"/>
+        </w:rPr>
+        <w:t>. Cd is among the environment’s most hazardous and mobile elements</w:t>
+      </w:r>
+      <w:r>
+        <w:rPr>
+          <w:rFonts w:ascii="Arial" w:eastAsia="Times New Roman" w:hAnsi="Arial" w:cs="Arial"/>
+          <w:color w:val="000000"/>
+          <w:kern w:val="0"/>
+          <w14:ligatures w14:val="none"/>
+        </w:rPr>
+        <w:t xml:space="preserve"> </w:t>
+      </w:r>
+      <w:r>
+        <w:rPr>
+          <w:rFonts w:ascii="Arial" w:eastAsia="Times New Roman" w:hAnsi="Arial" w:cs="Arial"/>
+          <w:color w:val="000000"/>
+          <w:kern w:val="0"/>
+          <w14:ligatures w14:val="none"/>
+        </w:rPr>
+        <w:fldChar w:fldCharType="begin"/>
+      </w:r>
+      <w:r>
+        <w:rPr>
+          <w:rFonts w:ascii="Arial" w:eastAsia="Times New Roman" w:hAnsi="Arial" w:cs="Arial"/>
+          <w:color w:val="000000"/>
+          <w:kern w:val="0"/>
+          <w14:ligatures w14:val="none"/>
+        </w:rPr>
+        <w:instrText xml:space="preserve"> ADDIN ZOTERO_ITEM CSL_CITATION {"citationID":"bxSq04k1","properties":{"formattedCitation":"(Alloway and Jackson, 1991; Jackson and Alloway, 1991; Nies, 1999, 2003; Kubier {\\i{}et al.}, 2020)","plainCitation":"(Alloway and Jackson, 1991; Jackson and Alloway, 1991; Nies, 1999, 2003; Kubier et al., 2020)","noteIndex":0},"citationItems":[{"id":204,"uris":["http://zotero.org/users/4161640/items/IULRG2SU"],"itemData":{"id":204,"type":"article-journal","container-title":"Science of The Total Environment","DOI":"10.1016/0048-9697(91)90377-Q","ISSN":"00489697","journalAbbreviation":"Sci Total Environ","language":"en","license":"https://www.elsevier.com/tdm/userlicense/1.0/","page":"151-176","source":"DOI.org (Crossref)","title":"The behaviour of heavy metals in sewage sludge-amended soils","volume":"100","author":[{"family":"Alloway","given":"Brian J."},{"family":"Jackson","given":"Andrew P."}],"issued":{"date-parts":[["1991",3]]}}},{"id":197,"uris":["http://zotero.org/users/4161640/items/IB4C4G8K"],"itemData":{"id":197,"type":"article-journal","container-title":"Plant and Soil","DOI":"10.1007/BF00010398","ISSN":"0032-079X, 1573-5036","issue":"2","journalAbbreviation":"Plant Soil","language":"en","license":"http://www.springer.com/tdm","page":"179-186","source":"DOI.org (Crossref)","title":"The bioavailability of cadmium to lettuce and cabbage in soils previously treated with sewage sludges","volume":"132","author":[{"family":"Jackson","given":"Andrew P."},{"family":"Alloway","given":"Brian J."}],"issued":{"date-parts":[["1991",4]]}}},{"id":199,"uris":["http://zotero.org/users/4161640/items/BNDYR4L6"],"itemData":{"id":199,"type":"article-journal","container-title":"Applied Microbiology and Biotechnology","DOI":"10.1007/s002530051457","ISSN":"0175-7598, 1432-0614","issue":"6","journalAbbreviation":"Applied Microbiology and Biotechnology","license":"http://www.springer.com/tdm","page":"730-750","source":"DOI.org (Crossref)","title":"Microbial heavy-metal resistance","volume":"51","author":[{"family":"Nies","given":"D. H."}],"issued":{"date-parts":[["1999",6,22]]}}},{"id":200,"uris":["http://zotero.org/users/4161640/items/QVN4656V"],"itemData":{"id":200,"type":"article-journal","container-title":"FEMS Microbiology Reviews","DOI":"10.1016/S0168-6445(03)00048-2","ISSN":"1574-6976","issue":"2-3","journalAbbreviation":"FEMS Microbiol Rev","language":"en","page":"313-339","source":"DOI.org (Crossref)","title":"Efflux-mediated heavy metal resistance in prokaryotes","volume":"27","author":[{"family":"Nies","given":"Dietrich H."}],"issued":{"date-parts":[["2003",6]]}}},{"id":202,"uris":["http://zotero.org/users/4161640/items/YKINLZ6A"],"itemData":{"id":202,"type":"article-journal","container-title":"Integrated Environmental Assessment and Management","DOI":"10.1002/ieam.4198","ISSN":"1551-3777, 1551-3793","issue":"1","journalAbbreviation":"Integr Environ Assess Manag","language":"en","license":"https://creativecommons.org/licenses/by/4.0/","page":"103-113","source":"DOI.org (Crossref)","title":"Cadmium background levels in groundwater in an area dominated by agriculture","volume":"16","author":[{"family":"Kubier","given":"Andreas"},{"family":"Hamer","given":"Kay"},{"family":"Pichler","given":"Thomas"}],"issued":{"date-parts":[["2020",1,1]]}}}],"schema":"https://github.com/citation-style-language/schema/raw/master/csl-citation.json"} </w:instrText>
+      </w:r>
+      <w:r>
+        <w:rPr>
+          <w:rFonts w:ascii="Arial" w:eastAsia="Times New Roman" w:hAnsi="Arial" w:cs="Arial"/>
+          <w:color w:val="000000"/>
+          <w:kern w:val="0"/>
+          <w14:ligatures w14:val="none"/>
+        </w:rPr>
+        <w:fldChar w:fldCharType="separate"/>
+      </w:r>
+      <w:r>
+        <w:rPr>
+          <w:rFonts w:ascii="Arial" w:hAnsi="Arial" w:cs="Arial"/>
+          <w:color w:val="000000"/>
+          <w:kern w:val="0"/>
+        </w:rPr>
+        <w:t xml:space="preserve">(Alloway and Jackson, 1991; Jackson and Alloway, 1991; Nies, 1999, 2003; </w:t>
+      </w:r>
+      <w:proofErr w:type="spellStart"/>
+      <w:r>
+        <w:rPr>
+          <w:rFonts w:ascii="Arial" w:hAnsi="Arial" w:cs="Arial"/>
+          <w:color w:val="000000"/>
+          <w:kern w:val="0"/>
+        </w:rPr>
+        <w:t>Kubier</w:t>
+      </w:r>
+      <w:proofErr w:type="spellEnd"/>
+      <w:r>
+        <w:rPr>
+          <w:rFonts w:ascii="Arial" w:hAnsi="Arial" w:cs="Arial"/>
+          <w:color w:val="000000"/>
+          <w:kern w:val="0"/>
+        </w:rPr>
+        <w:t xml:space="preserve"> </w:t>
+      </w:r>
+      <w:r>
+        <w:rPr>
+          <w:rFonts w:ascii="Arial" w:hAnsi="Arial" w:cs="Arial"/>
+          <w:i/>
+          <w:iCs/>
+          <w:color w:val="000000"/>
+          <w:kern w:val="0"/>
+        </w:rPr>
+        <w:t>et al.</w:t>
+      </w:r>
+      <w:r>
+        <w:rPr>
+          <w:rFonts w:ascii="Arial" w:hAnsi="Arial" w:cs="Arial"/>
+          <w:color w:val="000000"/>
+          <w:kern w:val="0"/>
+        </w:rPr>
+        <w:t>, 2020)</w:t>
+      </w:r>
+      <w:r>
+        <w:rPr>
+          <w:rFonts w:ascii="Arial" w:eastAsia="Times New Roman" w:hAnsi="Arial" w:cs="Arial"/>
+          <w:color w:val="000000"/>
+          <w:kern w:val="0"/>
+          <w14:ligatures w14:val="none"/>
+        </w:rPr>
+        <w:fldChar w:fldCharType="end"/>
+      </w:r>
+      <w:r>
+        <w:rPr>
+          <w:rFonts w:ascii="Arial" w:eastAsia="Times New Roman" w:hAnsi="Arial" w:cs="Arial"/>
+          <w:color w:val="000000"/>
+          <w:kern w:val="0"/>
+          <w14:ligatures w14:val="none"/>
+        </w:rPr>
+        <w:t>. R</w:t>
+      </w:r>
+      <w:r>
+        <w:rPr>
+          <w:rFonts w:ascii="Arial" w:eastAsia="Times New Roman" w:hAnsi="Arial" w:cs="Arial"/>
+          <w:color w:val="000000"/>
+          <w:kern w:val="0"/>
+          <w14:ligatures w14:val="none"/>
+        </w:rPr>
+        <w:t xml:space="preserve">esearch on Cd has </w:t>
+      </w:r>
+      <w:r>
+        <w:rPr>
+          <w:rFonts w:ascii="Arial" w:eastAsia="Times New Roman" w:hAnsi="Arial" w:cs="Arial"/>
+          <w:color w:val="000000"/>
+          <w:kern w:val="0"/>
+          <w14:ligatures w14:val="none"/>
+        </w:rPr>
+        <w:t>surged</w:t>
+      </w:r>
+      <w:r>
+        <w:rPr>
+          <w:rFonts w:ascii="Arial" w:eastAsia="Times New Roman" w:hAnsi="Arial" w:cs="Arial"/>
+          <w:color w:val="000000"/>
+          <w:kern w:val="0"/>
+          <w14:ligatures w14:val="none"/>
+        </w:rPr>
+        <w:t xml:space="preserve"> over the </w:t>
+      </w:r>
+      <w:r>
+        <w:rPr>
+          <w:rFonts w:ascii="Arial" w:eastAsia="Times New Roman" w:hAnsi="Arial" w:cs="Arial"/>
+          <w:color w:val="000000"/>
+          <w:kern w:val="0"/>
+          <w14:ligatures w14:val="none"/>
+        </w:rPr>
+        <w:t>past</w:t>
+      </w:r>
+      <w:r>
+        <w:rPr>
+          <w:rFonts w:ascii="Arial" w:eastAsia="Times New Roman" w:hAnsi="Arial" w:cs="Arial"/>
+          <w:color w:val="000000"/>
+          <w:kern w:val="0"/>
+          <w14:ligatures w14:val="none"/>
+        </w:rPr>
+        <w:t xml:space="preserve"> 20 years</w:t>
+      </w:r>
+      <w:r>
+        <w:rPr>
+          <w:rFonts w:ascii="Arial" w:eastAsia="Times New Roman" w:hAnsi="Arial" w:cs="Arial"/>
+          <w:color w:val="000000"/>
+          <w:kern w:val="0"/>
+          <w14:ligatures w14:val="none"/>
+        </w:rPr>
+        <w:t xml:space="preserve"> </w:t>
+      </w:r>
+      <w:r>
+        <w:rPr>
+          <w:rFonts w:ascii="Arial" w:eastAsia="Times New Roman" w:hAnsi="Arial" w:cs="Arial"/>
+          <w:color w:val="000000"/>
+          <w:kern w:val="0"/>
+          <w14:ligatures w14:val="none"/>
+        </w:rPr>
+        <w:fldChar w:fldCharType="begin"/>
+      </w:r>
+      <w:r>
+        <w:rPr>
+          <w:rFonts w:ascii="Arial" w:eastAsia="Times New Roman" w:hAnsi="Arial" w:cs="Arial"/>
+          <w:color w:val="000000"/>
+          <w:kern w:val="0"/>
+          <w14:ligatures w14:val="none"/>
+        </w:rPr>
+        <w:instrText xml:space="preserve"> ADDIN ZOTERO_ITEM CSL_CITATION {"citationID":"uSmnmqCm","properties":{"formattedCitation":"(Irfan {\\i{}et al.}, 2021)","plainCitation":"(Irfan et al., 2021)","noteIndex":0},"citationItems":[{"id":205,"uris":["http://zotero.org/users/4161640/items/FPHP42FW"],"itemData":{"id":205,"type":"article-journal","container-title":"Environmental Science and Pollution Research","DOI":"10.1007/s11356-021-13894-7","ISSN":"1614-7499","issue":"28","journalAbbreviation":"Environ Sci Pollut Res","language":"en","page":"71585-71598","source":"DOI.org (Crossref)","title":"The global research trend on cadmium in freshwater: a bibliometric review","title-short":"The global research trend on cadmium in freshwater","volume":"30","author":[{"family":"Irfan","given":"Muhammad"},{"family":"Liu","given":"Xianhua"},{"family":"Hussain","given":"Khalid"},{"family":"Mushtaq","given":"Suraya"},{"family":"Cabrera","given":"Jonnathan"},{"family":"Zhang","given":"Pingping"}],"issued":{"date-parts":[["2021",4,20]]}}}],"schema":"https://github.com/citation-style-language/schema/raw/master/csl-citation.json"} </w:instrText>
+      </w:r>
+      <w:r>
+        <w:rPr>
+          <w:rFonts w:ascii="Arial" w:eastAsia="Times New Roman" w:hAnsi="Arial" w:cs="Arial"/>
+          <w:color w:val="000000"/>
+          <w:kern w:val="0"/>
+          <w14:ligatures w14:val="none"/>
+        </w:rPr>
+        <w:fldChar w:fldCharType="separate"/>
+      </w:r>
+      <w:r>
+        <w:rPr>
+          <w:rFonts w:ascii="Arial" w:hAnsi="Arial" w:cs="Arial"/>
+          <w:color w:val="000000"/>
+          <w:kern w:val="0"/>
+        </w:rPr>
+        <w:t xml:space="preserve">(Irfan </w:t>
+      </w:r>
+      <w:r>
+        <w:rPr>
+          <w:rFonts w:ascii="Arial" w:hAnsi="Arial" w:cs="Arial"/>
+          <w:i/>
+          <w:iCs/>
+          <w:color w:val="000000"/>
+          <w:kern w:val="0"/>
+        </w:rPr>
+        <w:t>et al.</w:t>
+      </w:r>
+      <w:r>
+        <w:rPr>
+          <w:rFonts w:ascii="Arial" w:hAnsi="Arial" w:cs="Arial"/>
+          <w:color w:val="000000"/>
+          <w:kern w:val="0"/>
+        </w:rPr>
+        <w:t>, 2021)</w:t>
+      </w:r>
+      <w:r>
+        <w:rPr>
+          <w:rFonts w:ascii="Arial" w:eastAsia="Times New Roman" w:hAnsi="Arial" w:cs="Arial"/>
+          <w:color w:val="000000"/>
+          <w:kern w:val="0"/>
+          <w14:ligatures w14:val="none"/>
+        </w:rPr>
+        <w:fldChar w:fldCharType="end"/>
+      </w:r>
+      <w:r>
+        <w:rPr>
+          <w:rFonts w:ascii="Arial" w:eastAsia="Times New Roman" w:hAnsi="Arial" w:cs="Arial"/>
+          <w:color w:val="000000"/>
+          <w:kern w:val="0"/>
+          <w14:ligatures w14:val="none"/>
+        </w:rPr>
+        <w:t xml:space="preserve">, with </w:t>
+      </w:r>
+      <w:r>
+        <w:rPr>
+          <w:rFonts w:ascii="Arial" w:eastAsia="Times New Roman" w:hAnsi="Arial" w:cs="Arial"/>
+          <w:color w:val="000000"/>
+          <w:kern w:val="0"/>
+          <w14:ligatures w14:val="none"/>
+        </w:rPr>
+        <w:t>increased focus</w:t>
+      </w:r>
+      <w:r>
+        <w:rPr>
+          <w:rFonts w:ascii="Arial" w:eastAsia="Times New Roman" w:hAnsi="Arial" w:cs="Arial"/>
+          <w:color w:val="000000"/>
+          <w:kern w:val="0"/>
+          <w14:ligatures w14:val="none"/>
+        </w:rPr>
+        <w:t xml:space="preserve"> on Cd toxicity due to </w:t>
+      </w:r>
+      <w:r>
+        <w:rPr>
+          <w:rFonts w:ascii="Arial" w:eastAsia="Times New Roman" w:hAnsi="Arial" w:cs="Arial"/>
+          <w:color w:val="000000"/>
+          <w:kern w:val="0"/>
+          <w14:ligatures w14:val="none"/>
+        </w:rPr>
+        <w:t xml:space="preserve">concerns about </w:t>
+      </w:r>
+      <w:r>
+        <w:rPr>
+          <w:rFonts w:ascii="Arial" w:eastAsia="Times New Roman" w:hAnsi="Arial" w:cs="Arial"/>
+          <w:color w:val="000000"/>
+          <w:kern w:val="0"/>
+          <w14:ligatures w14:val="none"/>
+        </w:rPr>
+        <w:t>human health and wildlife exposure</w:t>
+      </w:r>
+      <w:r>
+        <w:rPr>
+          <w:rFonts w:ascii="Arial" w:eastAsia="Times New Roman" w:hAnsi="Arial" w:cs="Arial"/>
+          <w:color w:val="000000"/>
+          <w:kern w:val="0"/>
+          <w14:ligatures w14:val="none"/>
+        </w:rPr>
+        <w:t xml:space="preserve"> </w:t>
+      </w:r>
+      <w:r>
+        <w:rPr>
+          <w:rFonts w:ascii="Arial" w:eastAsia="Times New Roman" w:hAnsi="Arial" w:cs="Arial"/>
+          <w:color w:val="000000"/>
+          <w:kern w:val="0"/>
+          <w14:ligatures w14:val="none"/>
+        </w:rPr>
+        <w:fldChar w:fldCharType="begin"/>
+      </w:r>
+      <w:r>
+        <w:rPr>
+          <w:rFonts w:ascii="Arial" w:eastAsia="Times New Roman" w:hAnsi="Arial" w:cs="Arial"/>
+          <w:color w:val="000000"/>
+          <w:kern w:val="0"/>
+          <w14:ligatures w14:val="none"/>
+        </w:rPr>
+        <w:instrText xml:space="preserve"> ADDIN ZOTERO_ITEM CSL_CITATION {"citationID":"u0QrCF1a","properties":{"formattedCitation":"(Genchi {\\i{}et al.}, 2020; Liu {\\i{}et al.}, 2022; Huang {\\i{}et al.}, 2024)","plainCitation":"(Genchi et al., 2020; Liu et al., 2022; Huang et al., 2024)","noteIndex":0},"citationItems":[{"id":206,"uris":["http://zotero.org/users/4161640/items/LAZYP8AY"],"itemData":{"id":206,"type":"article-journal","abstract":"Cadmium (Cd) is a toxic non-essential transition metal that poses a health risk for both humans and animals. It is naturally occurring in the environment as a pollutant that is derived from agricultural and industrial sources. Exposure to cadmium primarily occurs through the ingestion of contaminated food and water and, to a significant extent, through inhalation and cigarette smoking. Cadmium accumulates in plants and animals with a long half-life of about 25–30 years. Epidemiological data suggest that occupational and environmental cadmium exposure may be related to various types of cancer, including breast, lung, prostate, nasopharynx, pancreas, and kidney cancers. It has been also demonstrated that environmental cadmium may be a risk factor for osteoporosis. The liver and kidneys are extremely sensitive to cadmium’s toxic effects. This may be due to the ability of these tissues to synthesize metallothioneins (MT), which are Cd-inducible proteins that protect the cell by tightly binding the toxic cadmium ions. The oxidative stress induced by this xenobiotic may be one of the mechanisms responsible for several liver and kidney diseases. Mitochondria damage is highly plausible given that these organelles play a crucial role in the formation of ROS (reactive oxygen species) and are known to be among the key intracellular targets for cadmium. When mitochondria become dysfunctional after exposure to Cd, they produce less energy (ATP) and more ROS. Recent studies show that cadmium induces various epigenetic changes in mammalian cells, both in vivo and in vitro, causing pathogenic risks and the development of various types of cancers. The epigenetics present themselves as chemical modifications of DNA and histones that alter the chromatin without changing the sequence of the DNA nucleotide. DNA methyltransferase, histone acetyltransferase, histone deacetylase and histone methyltransferase, and micro RNA are involved in the epigenetic changes. Recently, investigations of the capability of sunflower (Helianthus annuus L.), Indian mustard (Brassica juncea), and river red gum (Eucalyptus camaldulensis) to remove cadmium from polluted soil and water have been carried out. Moreover, nanoparticles of TiO2 and Al2O3 have been used to efficiently remove cadmium from wastewater and soil. Finally, microbial fermentation has been studied as a promising method for removing cadmium from food. This review provides an update on the effects of Cd exposure on human health, focusing on the cellular and molecular alterations involved.","container-title":"International Journal of Environmental Research and Public Health","DOI":"10.3390/ijerph17113782","ISSN":"1660-4601","issue":"11","journalAbbreviation":"Int J Environ Res Public Health","language":"en","license":"https://creativecommons.org/licenses/by/4.0/","page":"3782","source":"DOI.org (Crossref)","title":"The effects of cadmium toxicity","volume":"17","author":[{"family":"Genchi","given":"Giuseppe"},{"family":"Sinicropi","given":"Maria Stefania"},{"family":"Lauria","given":"Graziantonio"},{"family":"Carocci","given":"Alessia"},{"family":"Catalano","given":"Alessia"}],"issued":{"date-parts":[["2020",5,26]]}}},{"id":208,"uris":["http://zotero.org/users/4161640/items/FE3HMZY5"],"itemData":{"id":208,"type":"article-journal","container-title":"Toxics","DOI":"10.3390/toxics10100622","ISSN":"2305-6304","issue":"10","journalAbbreviation":"Toxics","language":"en","license":"https://creativecommons.org/licenses/by/4.0/","page":"622","source":"DOI.org (Crossref)","title":"Toxic effects of cadmium on fish","volume":"10","author":[{"family":"Liu","given":"Yinai"},{"family":"Chen","given":"Qianqian"},{"family":"Li","given":"Yaoqi"},{"family":"Bi","given":"Liuliu"},{"family":"Jin","given":"Libo"},{"family":"Peng","given":"Renyi"}],"issued":{"date-parts":[["2022",10,19]]}}},{"id":210,"uris":["http://zotero.org/users/4161640/items/M7MHDCIR"],"itemData":{"id":210,"type":"article-journal","container-title":"Critical Reviews in Food Science and Nutrition","DOI":"10.1080/10408398.2024.2403036","ISSN":"1040-8398, 1549-7852","journalAbbreviation":"Crit Rev Food Sci Nutr","language":"en","page":"1-23","source":"DOI.org (Crossref)","title":"Cadmium exposure in infants and children: toxicity, health effects, dietary risk assessment and mitigation strategies","title-short":"Cadmium exposure in infants and children","author":[{"family":"Huang","given":"Nan"},{"family":"Wang","given":"Baozhen"},{"family":"Liu","given":"Shufang"},{"family":"Wang","given":"Kebo"},{"family":"Wang","given":"Ruike"},{"family":"Liu","given":"Fengquan"},{"family":"Chen","given":"Chen"}],"issued":{"date-parts":[["2024",9,12]]}}}],"schema":"https://github.com/citation-style-language/schema/raw/master/csl-citation.json"} </w:instrText>
+      </w:r>
+      <w:r>
+        <w:rPr>
+          <w:rFonts w:ascii="Arial" w:eastAsia="Times New Roman" w:hAnsi="Arial" w:cs="Arial"/>
+          <w:color w:val="000000"/>
+          <w:kern w:val="0"/>
+          <w14:ligatures w14:val="none"/>
+        </w:rPr>
+        <w:fldChar w:fldCharType="separate"/>
+      </w:r>
+      <w:r>
+        <w:rPr>
+          <w:rFonts w:ascii="Arial" w:hAnsi="Arial" w:cs="Arial"/>
+          <w:color w:val="000000"/>
+          <w:kern w:val="0"/>
+        </w:rPr>
+        <w:t xml:space="preserve">(Genchi </w:t>
+      </w:r>
+      <w:r>
+        <w:rPr>
+          <w:rFonts w:ascii="Arial" w:hAnsi="Arial" w:cs="Arial"/>
+          <w:i/>
+          <w:iCs/>
+          <w:color w:val="000000"/>
+          <w:kern w:val="0"/>
+        </w:rPr>
+        <w:t>et al.</w:t>
+      </w:r>
+      <w:r>
+        <w:rPr>
+          <w:rFonts w:ascii="Arial" w:hAnsi="Arial" w:cs="Arial"/>
+          <w:color w:val="000000"/>
+          <w:kern w:val="0"/>
+        </w:rPr>
+        <w:t xml:space="preserve">, 2020; Liu </w:t>
+      </w:r>
+      <w:r>
+        <w:rPr>
+          <w:rFonts w:ascii="Arial" w:hAnsi="Arial" w:cs="Arial"/>
+          <w:i/>
+          <w:iCs/>
+          <w:color w:val="000000"/>
+          <w:kern w:val="0"/>
+        </w:rPr>
+        <w:t>et al.</w:t>
+      </w:r>
+      <w:r>
+        <w:rPr>
+          <w:rFonts w:ascii="Arial" w:hAnsi="Arial" w:cs="Arial"/>
+          <w:color w:val="000000"/>
+          <w:kern w:val="0"/>
+        </w:rPr>
+        <w:t xml:space="preserve">, 2022; Huang </w:t>
+      </w:r>
+      <w:r>
+        <w:rPr>
+          <w:rFonts w:ascii="Arial" w:hAnsi="Arial" w:cs="Arial"/>
+          <w:i/>
+          <w:iCs/>
+          <w:color w:val="000000"/>
+          <w:kern w:val="0"/>
+        </w:rPr>
+        <w:t>et al.</w:t>
+      </w:r>
+      <w:r>
+        <w:rPr>
+          <w:rFonts w:ascii="Arial" w:hAnsi="Arial" w:cs="Arial"/>
+          <w:color w:val="000000"/>
+          <w:kern w:val="0"/>
+        </w:rPr>
+        <w:t>, 2024)</w:t>
+      </w:r>
+      <w:r>
+        <w:rPr>
+          <w:rFonts w:ascii="Arial" w:eastAsia="Times New Roman" w:hAnsi="Arial" w:cs="Arial"/>
+          <w:color w:val="000000"/>
+          <w:kern w:val="0"/>
+          <w14:ligatures w14:val="none"/>
+        </w:rPr>
+        <w:fldChar w:fldCharType="end"/>
+      </w:r>
+      <w:r>
+        <w:rPr>
+          <w:rFonts w:ascii="Arial" w:eastAsia="Times New Roman" w:hAnsi="Arial" w:cs="Arial"/>
+          <w:color w:val="000000"/>
+          <w:kern w:val="0"/>
+          <w14:ligatures w14:val="none"/>
+        </w:rPr>
+        <w:t xml:space="preserve">. </w:t>
+      </w:r>
+      <w:r>
+        <w:rPr>
+          <w:rFonts w:ascii="Arial" w:eastAsia="Times New Roman" w:hAnsi="Arial" w:cs="Arial"/>
+          <w:color w:val="000000"/>
+          <w:kern w:val="0"/>
+          <w14:ligatures w14:val="none"/>
+        </w:rPr>
+        <w:t>I</w:t>
+      </w:r>
+      <w:r>
+        <w:rPr>
+          <w:rFonts w:ascii="Arial" w:eastAsia="Times New Roman" w:hAnsi="Arial" w:cs="Arial"/>
+          <w:color w:val="000000"/>
+          <w:kern w:val="0"/>
+          <w14:ligatures w14:val="none"/>
+        </w:rPr>
+        <w:t>n fishes</w:t>
+      </w:r>
+      <w:r>
+        <w:rPr>
+          <w:rFonts w:ascii="Arial" w:eastAsia="Times New Roman" w:hAnsi="Arial" w:cs="Arial"/>
+          <w:color w:val="000000"/>
+          <w:kern w:val="0"/>
+          <w14:ligatures w14:val="none"/>
+        </w:rPr>
+        <w:t xml:space="preserve">, Cd </w:t>
+      </w:r>
+      <w:r>
+        <w:rPr>
+          <w:rFonts w:ascii="Arial" w:eastAsia="Times New Roman" w:hAnsi="Arial" w:cs="Arial"/>
+          <w:color w:val="000000"/>
+          <w:kern w:val="0"/>
+          <w14:ligatures w14:val="none"/>
+        </w:rPr>
+        <w:t>has been</w:t>
+      </w:r>
+      <w:r>
+        <w:rPr>
+          <w:rFonts w:ascii="Arial" w:eastAsia="Times New Roman" w:hAnsi="Arial" w:cs="Arial"/>
+          <w:color w:val="000000"/>
+          <w:kern w:val="0"/>
+          <w14:ligatures w14:val="none"/>
+        </w:rPr>
+        <w:t xml:space="preserve"> </w:t>
+      </w:r>
+      <w:r>
+        <w:rPr>
+          <w:rFonts w:ascii="Arial" w:eastAsia="Times New Roman" w:hAnsi="Arial" w:cs="Arial"/>
+          <w:color w:val="000000"/>
+          <w:kern w:val="0"/>
+          <w14:ligatures w14:val="none"/>
+        </w:rPr>
+        <w:t>link</w:t>
+      </w:r>
+      <w:r>
+        <w:rPr>
+          <w:rFonts w:ascii="Arial" w:eastAsia="Times New Roman" w:hAnsi="Arial" w:cs="Arial"/>
+          <w:color w:val="000000"/>
+          <w:kern w:val="0"/>
+          <w14:ligatures w14:val="none"/>
+        </w:rPr>
+        <w:t xml:space="preserve">ed </w:t>
+      </w:r>
+      <w:r>
+        <w:rPr>
+          <w:rFonts w:ascii="Arial" w:eastAsia="Times New Roman" w:hAnsi="Arial" w:cs="Arial"/>
+          <w:color w:val="000000"/>
+          <w:kern w:val="0"/>
+          <w14:ligatures w14:val="none"/>
+        </w:rPr>
+        <w:t>to</w:t>
+      </w:r>
+      <w:r>
+        <w:rPr>
+          <w:rFonts w:ascii="Arial" w:eastAsia="Times New Roman" w:hAnsi="Arial" w:cs="Arial"/>
+          <w:color w:val="000000"/>
+          <w:kern w:val="0"/>
+          <w14:ligatures w14:val="none"/>
+        </w:rPr>
+        <w:t xml:space="preserve"> </w:t>
+      </w:r>
+      <w:r>
+        <w:rPr>
+          <w:rFonts w:ascii="Arial" w:eastAsia="Times New Roman" w:hAnsi="Arial" w:cs="Arial"/>
+          <w:color w:val="000000"/>
+          <w:kern w:val="0"/>
+          <w14:ligatures w14:val="none"/>
+        </w:rPr>
+        <w:t>advers</w:t>
+      </w:r>
+      <w:r>
+        <w:rPr>
+          <w:rFonts w:ascii="Arial" w:eastAsia="Times New Roman" w:hAnsi="Arial" w:cs="Arial"/>
+          <w:color w:val="000000"/>
+          <w:kern w:val="0"/>
+          <w14:ligatures w14:val="none"/>
+        </w:rPr>
+        <w:t xml:space="preserve">e </w:t>
+      </w:r>
+      <w:r>
+        <w:rPr>
+          <w:rFonts w:ascii="Arial" w:eastAsia="Times New Roman" w:hAnsi="Arial" w:cs="Arial"/>
+          <w:color w:val="000000"/>
+          <w:kern w:val="0"/>
+          <w14:ligatures w14:val="none"/>
+        </w:rPr>
+        <w:t>effe</w:t>
+      </w:r>
+      <w:r>
+        <w:rPr>
+          <w:rFonts w:ascii="Arial" w:eastAsia="Times New Roman" w:hAnsi="Arial" w:cs="Arial"/>
+          <w:color w:val="000000"/>
+          <w:kern w:val="0"/>
+          <w14:ligatures w14:val="none"/>
+        </w:rPr>
+        <w:t xml:space="preserve">cts on the endocrine, immune, and nervous systems, </w:t>
+      </w:r>
+      <w:r>
+        <w:rPr>
+          <w:rFonts w:ascii="Arial" w:eastAsia="Times New Roman" w:hAnsi="Arial" w:cs="Arial"/>
+          <w:color w:val="000000"/>
+          <w:kern w:val="0"/>
+          <w14:ligatures w14:val="none"/>
+        </w:rPr>
+        <w:t>leading to</w:t>
+      </w:r>
+      <w:r>
+        <w:rPr>
+          <w:rFonts w:ascii="Arial" w:eastAsia="Times New Roman" w:hAnsi="Arial" w:cs="Arial"/>
+          <w:color w:val="000000"/>
+          <w:kern w:val="0"/>
+          <w14:ligatures w14:val="none"/>
+        </w:rPr>
+        <w:t xml:space="preserve"> significant reduction</w:t>
+      </w:r>
+      <w:r>
+        <w:rPr>
+          <w:rFonts w:ascii="Arial" w:eastAsia="Times New Roman" w:hAnsi="Arial" w:cs="Arial"/>
+          <w:color w:val="000000"/>
+          <w:kern w:val="0"/>
+          <w14:ligatures w14:val="none"/>
+        </w:rPr>
+        <w:t>s</w:t>
+      </w:r>
+      <w:r>
+        <w:rPr>
+          <w:rFonts w:ascii="Arial" w:eastAsia="Times New Roman" w:hAnsi="Arial" w:cs="Arial"/>
+          <w:color w:val="000000"/>
+          <w:kern w:val="0"/>
+          <w14:ligatures w14:val="none"/>
+        </w:rPr>
+        <w:t xml:space="preserve"> in fitness and</w:t>
+      </w:r>
+      <w:r>
+        <w:rPr>
+          <w:rFonts w:ascii="Arial" w:eastAsia="Times New Roman" w:hAnsi="Arial" w:cs="Arial"/>
+          <w:color w:val="000000"/>
+          <w:kern w:val="0"/>
+          <w14:ligatures w14:val="none"/>
+        </w:rPr>
+        <w:t xml:space="preserve"> increased </w:t>
+      </w:r>
+      <w:r>
+        <w:rPr>
+          <w:rFonts w:ascii="Arial" w:eastAsia="Times New Roman" w:hAnsi="Arial" w:cs="Arial"/>
+          <w:color w:val="000000"/>
+          <w:kern w:val="0"/>
+          <w14:ligatures w14:val="none"/>
+        </w:rPr>
+        <w:t>mortality</w:t>
+      </w:r>
+      <w:r>
+        <w:rPr>
+          <w:rFonts w:ascii="Arial" w:eastAsia="Times New Roman" w:hAnsi="Arial" w:cs="Arial"/>
+          <w:color w:val="000000"/>
+          <w:kern w:val="0"/>
+          <w14:ligatures w14:val="none"/>
+        </w:rPr>
+        <w:t xml:space="preserve"> </w:t>
+      </w:r>
+      <w:r>
+        <w:rPr>
+          <w:rFonts w:ascii="Arial" w:eastAsia="Times New Roman" w:hAnsi="Arial" w:cs="Arial"/>
+          <w:color w:val="000000"/>
+          <w:kern w:val="0"/>
+          <w14:ligatures w14:val="none"/>
+        </w:rPr>
+        <w:fldChar w:fldCharType="begin"/>
+      </w:r>
+      <w:r>
+        <w:rPr>
+          <w:rFonts w:ascii="Arial" w:eastAsia="Times New Roman" w:hAnsi="Arial" w:cs="Arial"/>
+          <w:color w:val="000000"/>
+          <w:kern w:val="0"/>
+          <w14:ligatures w14:val="none"/>
+        </w:rPr>
+        <w:instrText xml:space="preserve"> ADDIN ZOTERO_ITEM CSL_CITATION {"citationID":"xTLqHURh","properties":{"formattedCitation":"(Liu {\\i{}et al.}, 2022)","plainCitation":"(Liu et al., 2022)","noteIndex":0},"citationItems":[{"id":208,"uris":["http://zotero.org/users/4161640/items/FE3HMZY5"],"itemData":{"id":208,"type":"article-journal","container-title":"Toxics","DOI":"10.3390/toxics10100622","ISSN":"2305-6304","issue":"10","journalAbbreviation":"Toxics","language":"en","license":"https://creativecommons.org/licenses/by/4.0/","page":"622","source":"DOI.org (Crossref)","title":"Toxic effects of cadmium on fish","volume":"10","author":[{"family":"Liu","given":"Yinai"},{"family":"Chen","given":"Qianqian"},{"family":"Li","given":"Yaoqi"},{"family":"Bi","given":"Liuliu"},{"family":"Jin","given":"Libo"},{"family":"Peng","given":"Renyi"}],"issued":{"date-parts":[["2022",10,19]]}}}],"schema":"https://github.com/citation-style-language/schema/raw/master/csl-citation.json"} </w:instrText>
+      </w:r>
+      <w:r>
+        <w:rPr>
+          <w:rFonts w:ascii="Arial" w:eastAsia="Times New Roman" w:hAnsi="Arial" w:cs="Arial"/>
+          <w:color w:val="000000"/>
+          <w:kern w:val="0"/>
+          <w14:ligatures w14:val="none"/>
+        </w:rPr>
+        <w:fldChar w:fldCharType="separate"/>
+      </w:r>
+      <w:r>
+        <w:rPr>
+          <w:rFonts w:ascii="Arial" w:hAnsi="Arial" w:cs="Arial"/>
+          <w:color w:val="000000"/>
+          <w:kern w:val="0"/>
+        </w:rPr>
+        <w:t xml:space="preserve">(Liu </w:t>
+      </w:r>
+      <w:r>
+        <w:rPr>
+          <w:rFonts w:ascii="Arial" w:hAnsi="Arial" w:cs="Arial"/>
+          <w:i/>
+          <w:iCs/>
+          <w:color w:val="000000"/>
+          <w:kern w:val="0"/>
+        </w:rPr>
+        <w:t>et al.</w:t>
+      </w:r>
+      <w:r>
+        <w:rPr>
+          <w:rFonts w:ascii="Arial" w:hAnsi="Arial" w:cs="Arial"/>
+          <w:color w:val="000000"/>
+          <w:kern w:val="0"/>
+        </w:rPr>
+        <w:t>, 2022)</w:t>
+      </w:r>
+      <w:r>
+        <w:rPr>
+          <w:rFonts w:ascii="Arial" w:eastAsia="Times New Roman" w:hAnsi="Arial" w:cs="Arial"/>
+          <w:color w:val="000000"/>
+          <w:kern w:val="0"/>
+          <w14:ligatures w14:val="none"/>
+        </w:rPr>
+        <w:fldChar w:fldCharType="end"/>
+      </w:r>
+      <w:r>
+        <w:rPr>
+          <w:rFonts w:ascii="Arial" w:eastAsia="Times New Roman" w:hAnsi="Arial" w:cs="Arial"/>
+          <w:color w:val="000000"/>
+          <w:kern w:val="0"/>
+          <w14:ligatures w14:val="none"/>
+        </w:rPr>
+        <w:t xml:space="preserve">. </w:t>
+      </w:r>
+      <w:proofErr w:type="spellStart"/>
+      <w:r>
+        <w:rPr>
+          <w:rFonts w:ascii="Arial" w:eastAsia="Times New Roman" w:hAnsi="Arial" w:cs="Arial"/>
+          <w:color w:val="000000"/>
+          <w:kern w:val="0"/>
+          <w14:ligatures w14:val="none"/>
+        </w:rPr>
+        <w:t>PFPeA</w:t>
+      </w:r>
+      <w:proofErr w:type="spellEnd"/>
+      <w:r>
+        <w:rPr>
+          <w:rFonts w:ascii="Arial" w:eastAsia="Times New Roman" w:hAnsi="Arial" w:cs="Arial"/>
+          <w:color w:val="000000"/>
+          <w:kern w:val="0"/>
+          <w14:ligatures w14:val="none"/>
+        </w:rPr>
+        <w:t xml:space="preserve"> is a </w:t>
+      </w:r>
+      <w:r>
+        <w:rPr>
+          <w:rFonts w:ascii="Arial" w:eastAsia="Times New Roman" w:hAnsi="Arial" w:cs="Arial"/>
+          <w:color w:val="000000"/>
+          <w:kern w:val="0"/>
+          <w14:ligatures w14:val="none"/>
+        </w:rPr>
+        <w:t>representativ</w:t>
+      </w:r>
+      <w:r>
+        <w:rPr>
+          <w:rFonts w:ascii="Arial" w:eastAsia="Times New Roman" w:hAnsi="Arial" w:cs="Arial"/>
+          <w:color w:val="000000"/>
+          <w:kern w:val="0"/>
+          <w14:ligatures w14:val="none"/>
+        </w:rPr>
+        <w:t xml:space="preserve">e of </w:t>
+      </w:r>
+      <w:r>
+        <w:rPr>
+          <w:rFonts w:ascii="Arial" w:eastAsia="Times New Roman" w:hAnsi="Arial" w:cs="Arial"/>
+          <w:color w:val="000000"/>
+          <w:kern w:val="0"/>
+          <w14:ligatures w14:val="none"/>
+        </w:rPr>
+        <w:t>per- and polyfluorinated substances (PFAS)</w:t>
+      </w:r>
+      <w:r>
+        <w:rPr>
+          <w:rFonts w:ascii="Arial" w:eastAsia="Times New Roman" w:hAnsi="Arial" w:cs="Arial"/>
+          <w:color w:val="000000"/>
+          <w:kern w:val="0"/>
+          <w14:ligatures w14:val="none"/>
+        </w:rPr>
+        <w:t xml:space="preserve">. PFAS </w:t>
+      </w:r>
+      <w:r>
+        <w:rPr>
+          <w:rFonts w:ascii="Arial" w:eastAsia="Times New Roman" w:hAnsi="Arial" w:cs="Arial"/>
+          <w:color w:val="000000"/>
+          <w:kern w:val="0"/>
+          <w14:ligatures w14:val="none"/>
+        </w:rPr>
+        <w:t>include</w:t>
+      </w:r>
+      <w:r>
+        <w:rPr>
+          <w:rFonts w:ascii="Arial" w:eastAsia="Times New Roman" w:hAnsi="Arial" w:cs="Arial"/>
+          <w:color w:val="000000"/>
+          <w:kern w:val="0"/>
+          <w14:ligatures w14:val="none"/>
+        </w:rPr>
+        <w:t xml:space="preserve"> over 4,000 chemicals</w:t>
+      </w:r>
+      <w:r>
+        <w:rPr>
+          <w:rFonts w:ascii="Arial" w:eastAsia="Times New Roman" w:hAnsi="Arial" w:cs="Arial"/>
+          <w:color w:val="000000"/>
+          <w:kern w:val="0"/>
+          <w14:ligatures w14:val="none"/>
+        </w:rPr>
+        <w:t xml:space="preserve"> and 100 million compounds </w:t>
+      </w:r>
+      <w:r>
+        <w:rPr>
+          <w:rFonts w:ascii="Arial" w:eastAsia="Times New Roman" w:hAnsi="Arial" w:cs="Arial"/>
+          <w:color w:val="000000"/>
+          <w:kern w:val="0"/>
+          <w14:ligatures w14:val="none"/>
+        </w:rPr>
+        <w:fldChar w:fldCharType="begin"/>
+      </w:r>
+      <w:r>
+        <w:rPr>
+          <w:rFonts w:ascii="Arial" w:eastAsia="Times New Roman" w:hAnsi="Arial" w:cs="Arial"/>
+          <w:color w:val="000000"/>
+          <w:kern w:val="0"/>
+          <w14:ligatures w14:val="none"/>
+        </w:rPr>
+        <w:instrText xml:space="preserve"> ADDIN ZOTERO_ITEM CSL_CITATION {"citationID":"H2ruCSWp","properties":{"formattedCitation":"(OECD, 2021; Schymanski {\\i{}et al.}, 2023)","plainCitation":"(OECD, 2021; Schymanski et al., 2023)","noteIndex":0},"citationItems":[{"id":213,"uris":["http://zotero.org/users/4161640/items/C6EXHM3R"],"itemData":{"id":213,"type":"report","publisher":"Organisation for Economic Co-operation and Development: Available at: http://www.oecd.org/chemicalsafety/portal-perfluorinated-chemicals/","title":"New comprehensive global database of per- and polyfluoroalkyl substances","author":[{"literal":"OECD"}],"accessed":{"date-parts":[["2024",11,11]]},"issued":{"date-parts":[["2021"]]}}},{"id":214,"uris":["http://zotero.org/users/4161640/items/QG526FZC"],"itemData":{"id":214,"type":"article-journal","container-title":"Environmental Science &amp; Technology","DOI":"10.1021/acs.est.3c04855","ISSN":"0013-936X","issue":"44","journalAbbreviation":"Environ. Sci. Technol.","note":"publisher: American Chemical Society","page":"16918-16928","title":"Per- and polyfluoroalkyl substances (PFAS) in PubChem: 7 million and growing","volume":"57","author":[{"family":"Schymanski","given":"Emma L."},{"family":"Zhang","given":"Jian"},{"family":"Thiessen","given":"Paul A."},{"family":"Chirsir","given":"Parviel"},{"family":"Kondic","given":"Todor"},{"family":"Bolton","given":"Evan E."}],"issued":{"date-parts":[["2023",11,7]]}}}],"schema":"https://github.com/citation-style-language/schema/raw/master/csl-citation.json"} </w:instrText>
+      </w:r>
+      <w:r>
+        <w:rPr>
+          <w:rFonts w:ascii="Arial" w:eastAsia="Times New Roman" w:hAnsi="Arial" w:cs="Arial"/>
+          <w:color w:val="000000"/>
+          <w:kern w:val="0"/>
+          <w14:ligatures w14:val="none"/>
+        </w:rPr>
+        <w:fldChar w:fldCharType="separate"/>
+      </w:r>
+      <w:r>
+        <w:rPr>
+          <w:rFonts w:ascii="Arial" w:hAnsi="Arial" w:cs="Arial"/>
+          <w:color w:val="000000"/>
+          <w:kern w:val="0"/>
+        </w:rPr>
+        <w:t xml:space="preserve">(OECD, 2021; </w:t>
+      </w:r>
+      <w:proofErr w:type="spellStart"/>
+      <w:r>
+        <w:rPr>
+          <w:rFonts w:ascii="Arial" w:hAnsi="Arial" w:cs="Arial"/>
+          <w:color w:val="000000"/>
+          <w:kern w:val="0"/>
+        </w:rPr>
+        <w:t>Schymanski</w:t>
+      </w:r>
+      <w:proofErr w:type="spellEnd"/>
+      <w:r>
+        <w:rPr>
+          <w:rFonts w:ascii="Arial" w:hAnsi="Arial" w:cs="Arial"/>
+          <w:color w:val="000000"/>
+          <w:kern w:val="0"/>
+        </w:rPr>
+        <w:t xml:space="preserve"> </w:t>
+      </w:r>
+      <w:r>
+        <w:rPr>
+          <w:rFonts w:ascii="Arial" w:hAnsi="Arial" w:cs="Arial"/>
+          <w:i/>
+          <w:iCs/>
+          <w:color w:val="000000"/>
+          <w:kern w:val="0"/>
+        </w:rPr>
+        <w:t>et al.</w:t>
+      </w:r>
+      <w:r>
+        <w:rPr>
+          <w:rFonts w:ascii="Arial" w:hAnsi="Arial" w:cs="Arial"/>
+          <w:color w:val="000000"/>
+          <w:kern w:val="0"/>
+        </w:rPr>
+        <w:t>, 2023)</w:t>
+      </w:r>
+      <w:r>
+        <w:rPr>
+          <w:rFonts w:ascii="Arial" w:eastAsia="Times New Roman" w:hAnsi="Arial" w:cs="Arial"/>
+          <w:color w:val="000000"/>
+          <w:kern w:val="0"/>
+          <w14:ligatures w14:val="none"/>
+        </w:rPr>
+        <w:fldChar w:fldCharType="end"/>
+      </w:r>
+      <w:r>
+        <w:rPr>
+          <w:rFonts w:ascii="Arial" w:eastAsia="Times New Roman" w:hAnsi="Arial" w:cs="Arial"/>
+          <w:color w:val="000000"/>
+          <w:kern w:val="0"/>
+          <w14:ligatures w14:val="none"/>
+        </w:rPr>
+        <w:t>. PFAS chemicals are resistan</w:t>
+      </w:r>
+      <w:r>
+        <w:rPr>
+          <w:rFonts w:ascii="Arial" w:eastAsia="Times New Roman" w:hAnsi="Arial" w:cs="Arial"/>
+          <w:color w:val="000000"/>
+          <w:kern w:val="0"/>
+          <w14:ligatures w14:val="none"/>
+        </w:rPr>
+        <w:t>t</w:t>
+      </w:r>
+      <w:r>
+        <w:rPr>
+          <w:rFonts w:ascii="Arial" w:eastAsia="Times New Roman" w:hAnsi="Arial" w:cs="Arial"/>
+          <w:color w:val="000000"/>
+          <w:kern w:val="0"/>
+          <w14:ligatures w14:val="none"/>
+        </w:rPr>
+        <w:t xml:space="preserve"> to degradation </w:t>
+      </w:r>
+      <w:r>
+        <w:rPr>
+          <w:rFonts w:ascii="Arial" w:eastAsia="Times New Roman" w:hAnsi="Arial" w:cs="Arial"/>
+          <w:color w:val="000000"/>
+          <w:kern w:val="0"/>
+          <w14:ligatures w14:val="none"/>
+        </w:rPr>
+        <w:t>and</w:t>
+      </w:r>
+      <w:r>
+        <w:rPr>
+          <w:rFonts w:ascii="Arial" w:eastAsia="Times New Roman" w:hAnsi="Arial" w:cs="Arial"/>
+          <w:color w:val="000000"/>
+          <w:kern w:val="0"/>
+          <w14:ligatures w14:val="none"/>
+        </w:rPr>
+        <w:t xml:space="preserve"> have</w:t>
+      </w:r>
+      <w:r>
+        <w:rPr>
+          <w:rFonts w:ascii="Arial" w:eastAsia="Times New Roman" w:hAnsi="Arial" w:cs="Arial"/>
+          <w:color w:val="000000"/>
+          <w:kern w:val="0"/>
+          <w14:ligatures w14:val="none"/>
+        </w:rPr>
+        <w:t xml:space="preserve"> </w:t>
+      </w:r>
+      <w:r>
+        <w:rPr>
+          <w:rFonts w:ascii="Arial" w:eastAsia="Times New Roman" w:hAnsi="Arial" w:cs="Arial"/>
+          <w:color w:val="000000"/>
+          <w:kern w:val="0"/>
+          <w14:ligatures w14:val="none"/>
+        </w:rPr>
+        <w:t xml:space="preserve">been </w:t>
+      </w:r>
+      <w:r>
+        <w:rPr>
+          <w:rFonts w:ascii="Arial" w:eastAsia="Times New Roman" w:hAnsi="Arial" w:cs="Arial"/>
+          <w:color w:val="000000"/>
+          <w:kern w:val="0"/>
+          <w14:ligatures w14:val="none"/>
+        </w:rPr>
+        <w:t>used</w:t>
+      </w:r>
+      <w:r>
+        <w:rPr>
+          <w:rFonts w:ascii="Arial" w:eastAsia="Times New Roman" w:hAnsi="Arial" w:cs="Arial"/>
+          <w:color w:val="000000"/>
+          <w:kern w:val="0"/>
+          <w14:ligatures w14:val="none"/>
+        </w:rPr>
+        <w:t xml:space="preserve"> in </w:t>
+      </w:r>
+      <w:r>
+        <w:rPr>
+          <w:rFonts w:ascii="Arial" w:eastAsia="Times New Roman" w:hAnsi="Arial" w:cs="Arial"/>
+          <w:color w:val="000000"/>
+          <w:kern w:val="0"/>
+          <w14:ligatures w14:val="none"/>
+        </w:rPr>
+        <w:t>various</w:t>
+      </w:r>
+      <w:r>
+        <w:rPr>
+          <w:rFonts w:ascii="Arial" w:eastAsia="Times New Roman" w:hAnsi="Arial" w:cs="Arial"/>
+          <w:color w:val="000000"/>
+          <w:kern w:val="0"/>
+          <w14:ligatures w14:val="none"/>
+        </w:rPr>
+        <w:t xml:space="preserve"> industrial applications</w:t>
+      </w:r>
+      <w:r>
+        <w:rPr>
+          <w:rFonts w:ascii="Arial" w:eastAsia="Times New Roman" w:hAnsi="Arial" w:cs="Arial"/>
+          <w:color w:val="000000"/>
+          <w:kern w:val="0"/>
+          <w14:ligatures w14:val="none"/>
+        </w:rPr>
+        <w:t xml:space="preserve"> </w:t>
+      </w:r>
+      <w:r>
+        <w:rPr>
+          <w:rFonts w:ascii="Arial" w:eastAsia="Times New Roman" w:hAnsi="Arial" w:cs="Arial"/>
+          <w:color w:val="000000"/>
+          <w:kern w:val="0"/>
+          <w14:ligatures w14:val="none"/>
+        </w:rPr>
+        <w:fldChar w:fldCharType="begin"/>
+      </w:r>
+      <w:r>
+        <w:rPr>
+          <w:rFonts w:ascii="Arial" w:eastAsia="Times New Roman" w:hAnsi="Arial" w:cs="Arial"/>
+          <w:color w:val="000000"/>
+          <w:kern w:val="0"/>
+          <w14:ligatures w14:val="none"/>
+        </w:rPr>
+        <w:instrText xml:space="preserve"> ADDIN ZOTERO_ITEM CSL_CITATION {"citationID":"yOoFdb7n","properties":{"formattedCitation":"(Buck {\\i{}et al.}, 2011, 2021; Abunada {\\i{}et al.}, 2020; Gaines, 2023)","plainCitation":"(Buck et al., 2011, 2021; Abunada et al., 2020; Gaines, 2023)","noteIndex":0},"citationItems":[{"id":218,"uris":["http://zotero.org/users/4161640/items/SIZ8JVYZ"],"itemData":{"id":218,"type":"article-journal","container-title":"Integrated Environmental Assessment and Management","DOI":"10.1002/ieam.258","ISSN":"1551-3777, 1551-3793","issue":"4","journalAbbreviation":"IEAM","language":"en","license":"https://academic.oup.com/journals/pages/open_access/funder_policies/chorus/standard_publication_model","page":"513-541","source":"DOI.org (Crossref)","title":"Perfluoroalkyl and polyfluoroalkyl substances in the environment: terminology, classification, and origins","title-short":"Perfluoroalkyl and polyfluoroalkyl substances in the environment","volume":"7","author":[{"family":"Buck","given":"Robert C"},{"family":"Franklin","given":"James"},{"family":"Berger","given":"Urs"},{"family":"Conder","given":"Jason M"},{"family":"Cousins","given":"Ian T"},{"family":"De Voogt","given":"Pim"},{"family":"Jensen","given":"Allan Astrup"},{"family":"Kannan","given":"Kurunthachalam"},{"family":"Mabury","given":"Scott A"},{"family":"Van Leeuwen","given":"Stefan Pj"}],"issued":{"date-parts":[["2011",10,1]]}}},{"id":220,"uris":["http://zotero.org/users/4161640/items/Q6355ACY"],"itemData":{"id":220,"type":"article-journal","abstract":"Abstract\n            Per- and poly-fluoroalkyl substances (PFAS) are a universe of fluorinated organic substances with very different physical, chemical, and biological properties including polymers and non-polymers; solids, liquids, and gases. Commercial PFAS-based products have been used in a wide variety of industrial and consumer applications because they have unique performance properties of significant socioeconomic value. The PFAS definition has evolved and expanded over the years. Numerous lists of PFAS, some with thousands of entries, have been compiled, but none have clearly identified which of the substances are commercially relevant. This study is the first to use a bona-fide “bottom up” approach to identify how many of the 4730 PFAS substances listed in a 2018 OECD/UNEP Report are directly connected to commercial products based on input from three major global producers. This study provides new and valuable insight into the 2018 OECD/UNEP Report list of PFAS substances. The results show that 256, less than 6%, of the 4730 PFAS substances presented in the 2018 OECD/UNEP Report are commercially relevant globally. This study suggests that grouping and categorizing PFAS using fundamental classification criteria based on composition and structure can be used to identify appropriate groups of PFAS substances for risk assessment, thereby dispelling assertions that there are too many PFAS chemistries to conduct proper regulatory risk assessments for the commercially relevant substances. Integr Environ Assess Manag 2021;17:1045–1055. © 2021 The Chemours Company, Beach Edge Consulting, LLC, AGC Chemicals Americas Inc., Daikin America Inc. Integrated Environmental Assessment and Management published by Wiley Periodicals LLC on behalf of Society of Environmental Toxicology &amp; Chemistry (SETAC).\n            KEY POINTS\n            This study is the first to use a bona-fide “bottom up” approach to identify how many of the 4730 PFAS substances listed in a 2018 OECD/UNEP Report are directly connected to commercial products based on input from three major global producers. The study results show that 256, less than 6%, of the 4730 PFAS substances presented in the 2018 OECD/UNEP Report are commercially relevant globally. This study suggests that grouping and categorizing PFAS using fundamental classification criteria based on composition and structure can be used to identify appropriate groups of PFAS substances for risk assessment.","container-title":"Integrated Environmental Assessment and Management","DOI":"10.1002/ieam.4450","ISSN":"1551-3777, 1551-3793","issue":"5","language":"en","license":"https://creativecommons.org/licenses/by-nc-nd/4.0/","page":"1045-1055","source":"DOI.org (Crossref)","title":"Identification and classification of commercially relevant per- and poly-fluoroalkyl substances (PFAS)","volume":"17","author":[{"family":"Buck","given":"Robert C."},{"family":"Korzeniowski","given":"Stephen H."},{"family":"Laganis","given":"Evan"},{"family":"Adamsky","given":"Frank"}],"issued":{"date-parts":[["2021",5,1]]}}},{"id":216,"uris":["http://zotero.org/users/4161640/items/3I2ZR49X"],"itemData":{"id":216,"type":"article-journal","container-title":"Water","DOI":"10.3390/w12123590","ISSN":"2073-4441","issue":"12","journalAbbreviation":"Water","language":"en","license":"https://creativecommons.org/licenses/by/4.0/","page":"3590","source":"DOI.org (Crossref)","title":"An overview of per- and polyfluoroalkyl substances (PFAS) in the environment: source, fate, risk and regulations","title-short":"An Overview of Per- and Polyfluoroalkyl Substances (PFAS) in the Environment","volume":"12","author":[{"family":"Abunada","given":"Ziyad"},{"family":"Alazaiza","given":"Motasem Y. D."},{"family":"Bashir","given":"Mohammed J. K."}],"issued":{"date-parts":[["2020",12,21]]}}},{"id":222,"uris":["http://zotero.org/users/4161640/items/H8NWSC7H"],"itemData":{"id":222,"type":"article-journal","abstract":"Abstract\n            \n              Background\n              Per</w:instrText>
+      </w:r>
+      <w:r>
+        <w:rPr>
+          <w:rFonts w:ascii="Cambria Math" w:eastAsia="Times New Roman" w:hAnsi="Cambria Math" w:cs="Cambria Math"/>
+          <w:color w:val="000000"/>
+          <w:kern w:val="0"/>
+          <w14:ligatures w14:val="none"/>
+        </w:rPr>
+        <w:instrText>‐</w:instrText>
+      </w:r>
+      <w:r>
+        <w:rPr>
+          <w:rFonts w:ascii="Arial" w:eastAsia="Times New Roman" w:hAnsi="Arial" w:cs="Arial"/>
+          <w:color w:val="000000"/>
+          <w:kern w:val="0"/>
+          <w14:ligatures w14:val="none"/>
+        </w:rPr>
+        <w:instrText xml:space="preserve"> and polyfluoroalkyl substances (PFAS) have uniquely useful chemical and physical properties, leading to their extensive industrial, commercial, and consumer applications since at least the 1950s. Some industries have publicly reported at least some degree of information regarding their PFAS use, while other industries have reported little, if any, such information publicly.\n            \n            \n              Methods\n              Publicly available sources were extensively researched for information. Literature searches were performed on key words via a variety of search mechanisms, including existing PFAS use and synthesis literature, patent databases, manufacturers' websites, public government databases, and library catalogs. Additional searches were conducted specifically for suspected or known uses.\n            \n            \n              Results\n              PFAS have been used in a wide variety of applications, which are summarized into several industries and applications. The expanded literature search yielded additional references as well as greater details, such as concentrations and specific PFAS used, on several previously reported uses.\n            \n            \n              Conclusions\n              This knowledge will help inform which industries and occupations may lead to potential exposure to workers and to the environment.","container-title":"American Journal of Industrial Medicine","DOI":"10.1002/ajim.23362","ISSN":"0271-3586, 1097-0274","issue":"5","journalAbbreviation":"American J Industrial Med","language":"en","page":"353-378","source":"DOI.org (Crossref)","title":"Historical and current usage of per</w:instrText>
+      </w:r>
+      <w:r>
+        <w:rPr>
+          <w:rFonts w:ascii="Cambria Math" w:eastAsia="Times New Roman" w:hAnsi="Cambria Math" w:cs="Cambria Math"/>
+          <w:color w:val="000000"/>
+          <w:kern w:val="0"/>
+          <w14:ligatures w14:val="none"/>
+        </w:rPr>
+        <w:instrText>‐</w:instrText>
+      </w:r>
+      <w:r>
+        <w:rPr>
+          <w:rFonts w:ascii="Arial" w:eastAsia="Times New Roman" w:hAnsi="Arial" w:cs="Arial"/>
+          <w:color w:val="000000"/>
+          <w:kern w:val="0"/>
+          <w14:ligatures w14:val="none"/>
+        </w:rPr>
+        <w:instrText xml:space="preserve"> and polyfluoroalkyl substances (PFAS): a literature review","title-short":"Historical and current usage of per</w:instrText>
+      </w:r>
+      <w:r>
+        <w:rPr>
+          <w:rFonts w:ascii="Cambria Math" w:eastAsia="Times New Roman" w:hAnsi="Cambria Math" w:cs="Cambria Math"/>
+          <w:color w:val="000000"/>
+          <w:kern w:val="0"/>
+          <w14:ligatures w14:val="none"/>
+        </w:rPr>
+        <w:instrText>‐</w:instrText>
+      </w:r>
+      <w:r>
+        <w:rPr>
+          <w:rFonts w:ascii="Arial" w:eastAsia="Times New Roman" w:hAnsi="Arial" w:cs="Arial"/>
+          <w:color w:val="000000"/>
+          <w:kern w:val="0"/>
+          <w14:ligatures w14:val="none"/>
+        </w:rPr>
+        <w:instrText xml:space="preserve"> and polyfluoroalkyl substances (PFAS)","volume":"66","author":[{"family":"Gaines","given":"Linda G. T."}],"issued":{"date-parts":[["2023",5]]}}}],"schema":"https://github.com/citation-style-language/schema/raw/master/csl-citation.json"} </w:instrText>
+      </w:r>
+      <w:r>
+        <w:rPr>
+          <w:rFonts w:ascii="Arial" w:eastAsia="Times New Roman" w:hAnsi="Arial" w:cs="Arial"/>
+          <w:color w:val="000000"/>
+          <w:kern w:val="0"/>
+          <w14:ligatures w14:val="none"/>
+        </w:rPr>
+        <w:fldChar w:fldCharType="separate"/>
+      </w:r>
+      <w:r>
+        <w:rPr>
+          <w:rFonts w:ascii="Arial" w:hAnsi="Arial" w:cs="Arial"/>
+          <w:color w:val="000000"/>
+          <w:kern w:val="0"/>
+        </w:rPr>
+        <w:t xml:space="preserve">(Buck </w:t>
+      </w:r>
+      <w:r>
+        <w:rPr>
+          <w:rFonts w:ascii="Arial" w:hAnsi="Arial" w:cs="Arial"/>
+          <w:i/>
+          <w:iCs/>
+          <w:color w:val="000000"/>
+          <w:kern w:val="0"/>
+        </w:rPr>
+        <w:t>et al.</w:t>
+      </w:r>
+      <w:r>
+        <w:rPr>
+          <w:rFonts w:ascii="Arial" w:hAnsi="Arial" w:cs="Arial"/>
+          <w:color w:val="000000"/>
+          <w:kern w:val="0"/>
+        </w:rPr>
+        <w:t xml:space="preserve">, 2011, 2021; </w:t>
+      </w:r>
+      <w:proofErr w:type="spellStart"/>
+      <w:r>
+        <w:rPr>
+          <w:rFonts w:ascii="Arial" w:hAnsi="Arial" w:cs="Arial"/>
+          <w:color w:val="000000"/>
+          <w:kern w:val="0"/>
+        </w:rPr>
+        <w:t>Abunada</w:t>
+      </w:r>
+      <w:proofErr w:type="spellEnd"/>
+      <w:r>
+        <w:rPr>
+          <w:rFonts w:ascii="Arial" w:hAnsi="Arial" w:cs="Arial"/>
+          <w:color w:val="000000"/>
+          <w:kern w:val="0"/>
+        </w:rPr>
+        <w:t xml:space="preserve"> </w:t>
+      </w:r>
+      <w:r>
+        <w:rPr>
+          <w:rFonts w:ascii="Arial" w:hAnsi="Arial" w:cs="Arial"/>
+          <w:i/>
+          <w:iCs/>
+          <w:color w:val="000000"/>
+          <w:kern w:val="0"/>
+        </w:rPr>
+        <w:t>et al.</w:t>
+      </w:r>
+      <w:r>
+        <w:rPr>
+          <w:rFonts w:ascii="Arial" w:hAnsi="Arial" w:cs="Arial"/>
+          <w:color w:val="000000"/>
+          <w:kern w:val="0"/>
+        </w:rPr>
+        <w:t>, 2020; Gaines, 2023)</w:t>
+      </w:r>
+      <w:r>
+        <w:rPr>
+          <w:rFonts w:ascii="Arial" w:eastAsia="Times New Roman" w:hAnsi="Arial" w:cs="Arial"/>
+          <w:color w:val="000000"/>
+          <w:kern w:val="0"/>
+          <w14:ligatures w14:val="none"/>
+        </w:rPr>
+        <w:fldChar w:fldCharType="end"/>
+      </w:r>
+      <w:r>
+        <w:rPr>
+          <w:rFonts w:ascii="Arial" w:eastAsia="Times New Roman" w:hAnsi="Arial" w:cs="Arial"/>
+          <w:color w:val="000000"/>
+          <w:kern w:val="0"/>
+          <w14:ligatures w14:val="none"/>
+        </w:rPr>
+        <w:t xml:space="preserve">, </w:t>
+      </w:r>
+      <w:r>
+        <w:rPr>
+          <w:rFonts w:ascii="Arial" w:eastAsia="Times New Roman" w:hAnsi="Arial" w:cs="Arial"/>
+          <w:color w:val="000000"/>
+          <w:kern w:val="0"/>
+          <w14:ligatures w14:val="none"/>
+        </w:rPr>
+        <w:t>leading to</w:t>
+      </w:r>
+      <w:r>
+        <w:rPr>
+          <w:rFonts w:ascii="Arial" w:eastAsia="Times New Roman" w:hAnsi="Arial" w:cs="Arial"/>
+          <w:color w:val="000000"/>
+          <w:kern w:val="0"/>
+          <w14:ligatures w14:val="none"/>
+        </w:rPr>
+        <w:t xml:space="preserve"> their </w:t>
+      </w:r>
+      <w:r>
+        <w:rPr>
+          <w:rFonts w:ascii="Arial" w:eastAsia="Times New Roman" w:hAnsi="Arial" w:cs="Arial"/>
+          <w:color w:val="000000"/>
+          <w:kern w:val="0"/>
+          <w14:ligatures w14:val="none"/>
+        </w:rPr>
+        <w:t>widespread presence</w:t>
+      </w:r>
+      <w:r>
+        <w:rPr>
+          <w:rFonts w:ascii="Arial" w:eastAsia="Times New Roman" w:hAnsi="Arial" w:cs="Arial"/>
+          <w:color w:val="000000"/>
+          <w:kern w:val="0"/>
+          <w14:ligatures w14:val="none"/>
+        </w:rPr>
+        <w:t xml:space="preserve"> in natural systems. </w:t>
+      </w:r>
+      <w:r>
+        <w:rPr>
+          <w:rFonts w:ascii="Arial" w:eastAsia="Times New Roman" w:hAnsi="Arial" w:cs="Arial"/>
+          <w:color w:val="000000"/>
+          <w:kern w:val="0"/>
+          <w14:ligatures w14:val="none"/>
+        </w:rPr>
+        <w:t xml:space="preserve">However, the toxic effects of </w:t>
+      </w:r>
+      <w:r>
+        <w:rPr>
+          <w:rFonts w:ascii="Arial" w:eastAsia="Times New Roman" w:hAnsi="Arial" w:cs="Arial"/>
+          <w:color w:val="000000"/>
+          <w:kern w:val="0"/>
+          <w14:ligatures w14:val="none"/>
+        </w:rPr>
+        <w:t xml:space="preserve">only </w:t>
+      </w:r>
+      <w:r>
+        <w:rPr>
+          <w:rFonts w:ascii="Arial" w:eastAsia="Times New Roman" w:hAnsi="Arial" w:cs="Arial"/>
+          <w:color w:val="000000"/>
+          <w:kern w:val="0"/>
+          <w14:ligatures w14:val="none"/>
+        </w:rPr>
+        <w:t>a few PFAS chemicals are well understood</w:t>
+      </w:r>
+      <w:r>
+        <w:rPr>
+          <w:rFonts w:ascii="Arial" w:eastAsia="Times New Roman" w:hAnsi="Arial" w:cs="Arial"/>
+          <w:color w:val="000000"/>
+          <w:kern w:val="0"/>
+          <w14:ligatures w14:val="none"/>
+        </w:rPr>
+        <w:t xml:space="preserve"> </w:t>
+      </w:r>
+      <w:r>
+        <w:rPr>
+          <w:rFonts w:ascii="Arial" w:eastAsia="Times New Roman" w:hAnsi="Arial" w:cs="Arial"/>
+          <w:color w:val="000000"/>
+          <w:kern w:val="0"/>
+          <w14:ligatures w14:val="none"/>
+        </w:rPr>
+        <w:fldChar w:fldCharType="begin"/>
+      </w:r>
+      <w:r>
+        <w:rPr>
+          <w:rFonts w:ascii="Arial" w:eastAsia="Times New Roman" w:hAnsi="Arial" w:cs="Arial"/>
+          <w:color w:val="000000"/>
+          <w:kern w:val="0"/>
+          <w14:ligatures w14:val="none"/>
+        </w:rPr>
+        <w:instrText xml:space="preserve"> ADDIN ZOTERO_ITEM CSL_CITATION {"citationID":"8pF0Guw6","properties":{"formattedCitation":"(Fenton {\\i{}et al.}, 2021)","plainCitation":"(Fenton et al., 2021)","noteIndex":0},"citationItems":[{"id":223,"uris":["http://zotero.org/users/4161640/items/H6SKQNEG"],"itemData":{"id":223,"type":"article-journal","container-title":"Environmental Toxicology and Chemistry","DOI":"10.1002/etc.4890","ISSN":"0730-7268, 1552-8618","issue":"3","journalAbbreviation":"Environ Toxicol Chem","language":"en","license":"https://academic.oup.com/pages/standard-publication-reuse-rights","page":"606-630","source":"DOI.org (Crossref)","title":"Per- and polyfluoroalkyl substance toxicity and human health review: current state of knowledge and strategies for informing future research","title-short":"Per- and Polyfluoroalkyl Substance Toxicity and Human Health Review","volume":"40","author":[{"family":"Fenton","given":"Suzanne E."},{"family":"Ducatman","given":"Alan"},{"family":"Boobis","given":"Alan"},{"family":"DeWitt","given":"Jamie C."},{"family":"Lau","given":"Christopher"},{"family":"Ng","given":"Carla"},{"family":"Smith","given":"James S."},{"family":"Roberts","given":"Stephen M."}],"issued":{"date-parts":[["2021"]]}}}],"schema":"https://github.com/citation-style-language/schema/raw/master/csl-citation.json"} </w:instrText>
+      </w:r>
+      <w:r>
+        <w:rPr>
+          <w:rFonts w:ascii="Arial" w:eastAsia="Times New Roman" w:hAnsi="Arial" w:cs="Arial"/>
+          <w:color w:val="000000"/>
+          <w:kern w:val="0"/>
+          <w14:ligatures w14:val="none"/>
+        </w:rPr>
+        <w:fldChar w:fldCharType="separate"/>
+      </w:r>
+      <w:r>
+        <w:rPr>
+          <w:rFonts w:ascii="Arial" w:hAnsi="Arial" w:cs="Arial"/>
+          <w:color w:val="000000"/>
+          <w:kern w:val="0"/>
+        </w:rPr>
+        <w:t xml:space="preserve">(Fenton </w:t>
+      </w:r>
+      <w:r>
+        <w:rPr>
+          <w:rFonts w:ascii="Arial" w:hAnsi="Arial" w:cs="Arial"/>
+          <w:i/>
+          <w:iCs/>
+          <w:color w:val="000000"/>
+          <w:kern w:val="0"/>
+        </w:rPr>
+        <w:t>et al.</w:t>
+      </w:r>
+      <w:r>
+        <w:rPr>
+          <w:rFonts w:ascii="Arial" w:hAnsi="Arial" w:cs="Arial"/>
+          <w:color w:val="000000"/>
+          <w:kern w:val="0"/>
+        </w:rPr>
+        <w:t>, 2021)</w:t>
+      </w:r>
+      <w:r>
+        <w:rPr>
+          <w:rFonts w:ascii="Arial" w:eastAsia="Times New Roman" w:hAnsi="Arial" w:cs="Arial"/>
+          <w:color w:val="000000"/>
+          <w:kern w:val="0"/>
+          <w14:ligatures w14:val="none"/>
+        </w:rPr>
+        <w:fldChar w:fldCharType="end"/>
+      </w:r>
+      <w:r>
+        <w:rPr>
+          <w:rFonts w:ascii="Arial" w:eastAsia="Times New Roman" w:hAnsi="Arial" w:cs="Arial"/>
+          <w:color w:val="000000"/>
+          <w:kern w:val="0"/>
+          <w14:ligatures w14:val="none"/>
+        </w:rPr>
+        <w:t>.</w:t>
+      </w:r>
+      <w:r>
+        <w:rPr>
+          <w:rFonts w:ascii="Arial" w:eastAsia="Times New Roman" w:hAnsi="Arial" w:cs="Arial"/>
+          <w:color w:val="000000"/>
+          <w:kern w:val="0"/>
+          <w14:ligatures w14:val="none"/>
+        </w:rPr>
+        <w:t xml:space="preserve"> </w:t>
+      </w:r>
+      <w:r>
+        <w:rPr>
+          <w:rFonts w:ascii="Arial" w:eastAsia="Times New Roman" w:hAnsi="Arial" w:cs="Arial"/>
+          <w:color w:val="000000"/>
+          <w:kern w:val="0"/>
+          <w14:ligatures w14:val="none"/>
+        </w:rPr>
+        <w:t>Similar to</w:t>
+      </w:r>
+      <w:r>
+        <w:rPr>
+          <w:rFonts w:ascii="Arial" w:eastAsia="Times New Roman" w:hAnsi="Arial" w:cs="Arial"/>
+          <w:color w:val="000000"/>
+          <w:kern w:val="0"/>
+          <w14:ligatures w14:val="none"/>
+        </w:rPr>
+        <w:t xml:space="preserve"> Cd, </w:t>
+      </w:r>
+      <w:r>
+        <w:rPr>
+          <w:rFonts w:ascii="Arial" w:eastAsia="Times New Roman" w:hAnsi="Arial" w:cs="Arial"/>
+          <w:color w:val="000000"/>
+          <w:kern w:val="0"/>
+          <w14:ligatures w14:val="none"/>
+        </w:rPr>
+        <w:t>many</w:t>
+      </w:r>
+      <w:r>
+        <w:rPr>
+          <w:rFonts w:ascii="Arial" w:eastAsia="Times New Roman" w:hAnsi="Arial" w:cs="Arial"/>
+          <w:color w:val="000000"/>
+          <w:kern w:val="0"/>
+          <w14:ligatures w14:val="none"/>
+        </w:rPr>
+        <w:t xml:space="preserve"> PFAS chemicals </w:t>
+      </w:r>
+      <w:r>
+        <w:rPr>
+          <w:rFonts w:ascii="Arial" w:eastAsia="Times New Roman" w:hAnsi="Arial" w:cs="Arial"/>
+          <w:color w:val="000000"/>
+          <w:kern w:val="0"/>
+          <w14:ligatures w14:val="none"/>
+        </w:rPr>
+        <w:t>harm</w:t>
+      </w:r>
+      <w:r>
+        <w:rPr>
+          <w:rFonts w:ascii="Arial" w:eastAsia="Times New Roman" w:hAnsi="Arial" w:cs="Arial"/>
+          <w:color w:val="000000"/>
+          <w:kern w:val="0"/>
+          <w14:ligatures w14:val="none"/>
+        </w:rPr>
+        <w:t xml:space="preserve"> fishes </w:t>
+      </w:r>
+      <w:r>
+        <w:rPr>
+          <w:rFonts w:ascii="Arial" w:eastAsia="Times New Roman" w:hAnsi="Arial" w:cs="Arial"/>
+          <w:color w:val="000000"/>
+          <w:kern w:val="0"/>
+          <w14:ligatures w14:val="none"/>
+        </w:rPr>
+        <w:t>by disrupting</w:t>
+      </w:r>
+      <w:r>
+        <w:rPr>
+          <w:rFonts w:ascii="Arial" w:eastAsia="Times New Roman" w:hAnsi="Arial" w:cs="Arial"/>
+          <w:color w:val="000000"/>
+          <w:kern w:val="0"/>
+          <w14:ligatures w14:val="none"/>
+        </w:rPr>
+        <w:t xml:space="preserve"> endocrine function </w:t>
       </w:r>
       <w:hyperlink r:id="rId10" w:history="1">
-        <w:r>
-          <w:rPr>
-            <w:rFonts w:ascii="Arial" w:eastAsia="Times New Roman" w:hAnsi="Arial" w:cs="Arial"/>
-            <w:color w:val="0000FF"/>
-            <w:kern w:val="0"/>
-            <w:u w:val="single"/>
-            <w14:ligatures w14:val="none"/>
-          </w:rPr>
-          <w:t xml:space="preserve">(Alloway &amp; Jackson, 1991; Nies, 1999, 2003; </w:t>
-        </w:r>
-        <w:proofErr w:type="spellStart"/>
-        <w:r>
-          <w:rPr>
-            <w:rFonts w:ascii="Arial" w:eastAsia="Times New Roman" w:hAnsi="Arial" w:cs="Arial"/>
-            <w:color w:val="0000FF"/>
-            <w:kern w:val="0"/>
-            <w:u w:val="single"/>
-            <w14:ligatures w14:val="none"/>
-          </w:rPr>
-          <w:t>Kubier</w:t>
-        </w:r>
-        <w:proofErr w:type="spellEnd"/>
-        <w:r>
-          <w:rPr>
-            <w:rFonts w:ascii="Arial" w:eastAsia="Times New Roman" w:hAnsi="Arial" w:cs="Arial"/>
-            <w:color w:val="0000FF"/>
-            <w:kern w:val="0"/>
-            <w:u w:val="single"/>
-            <w14:ligatures w14:val="none"/>
-          </w:rPr>
-          <w:t xml:space="preserve"> et al., 2019)</w:t>
-        </w:r>
-        <w:r>
-          <w:rPr>
-            <w:rFonts w:ascii="Arial" w:eastAsia="Times New Roman" w:hAnsi="Arial" w:cs="Arial"/>
-            <w:color w:val="0000FF"/>
-            <w:kern w:val="0"/>
-            <w:u w:val="single"/>
-            <w14:ligatures w14:val="none"/>
-          </w:rPr>
-          <w:t>,</w:t>
-        </w:r>
-      </w:hyperlink>
-      <w:r>
-        <w:rPr>
-          <w:rFonts w:ascii="Arial" w:eastAsia="Times New Roman" w:hAnsi="Arial" w:cs="Arial"/>
-          <w:color w:val="000000"/>
-          <w:kern w:val="0"/>
-          <w14:ligatures w14:val="none"/>
-        </w:rPr>
-        <w:t xml:space="preserve"> and r</w:t>
-      </w:r>
-      <w:r>
-        <w:rPr>
-          <w:rFonts w:ascii="Arial" w:eastAsia="Times New Roman" w:hAnsi="Arial" w:cs="Arial"/>
-          <w:color w:val="000000"/>
-          <w:kern w:val="0"/>
-          <w14:ligatures w14:val="none"/>
-        </w:rPr>
-        <w:t xml:space="preserve">esearch on Cd has increased dramatically over the last 20 years </w:t>
-      </w:r>
-      <w:hyperlink r:id="rId11" w:history="1">
-        <w:r>
-          <w:rPr>
-            <w:rFonts w:ascii="Arial" w:eastAsia="Times New Roman" w:hAnsi="Arial" w:cs="Arial"/>
-            <w:color w:val="CC2936"/>
-            <w:kern w:val="0"/>
-            <w:u w:val="single"/>
-            <w14:ligatures w14:val="none"/>
-          </w:rPr>
-          <w:t>(Irfan et al., 2023)</w:t>
-        </w:r>
-      </w:hyperlink>
-      <w:r>
-        <w:rPr>
-          <w:rFonts w:ascii="Arial" w:eastAsia="Times New Roman" w:hAnsi="Arial" w:cs="Arial"/>
-          <w:color w:val="000000"/>
-          <w:kern w:val="0"/>
-          <w14:ligatures w14:val="none"/>
-        </w:rPr>
-        <w:t xml:space="preserve">, with heightened attention focused on Cd toxicity due to human health and wildlife exposure concerns </w:t>
-      </w:r>
-      <w:hyperlink r:id="rId12" w:history="1">
-        <w:r>
-          <w:rPr>
-            <w:rFonts w:ascii="Arial" w:eastAsia="Times New Roman" w:hAnsi="Arial" w:cs="Arial"/>
-            <w:color w:val="CC2936"/>
-            <w:kern w:val="0"/>
-            <w:u w:val="single"/>
-            <w14:ligatures w14:val="none"/>
-          </w:rPr>
-          <w:t>(Genchi et al., 2020; Y. Liu et al., 2022; H. Liu et al., 2023)</w:t>
-        </w:r>
-      </w:hyperlink>
-      <w:r>
-        <w:rPr>
-          <w:rFonts w:ascii="Arial" w:eastAsia="Times New Roman" w:hAnsi="Arial" w:cs="Arial"/>
-          <w:color w:val="000000"/>
-          <w:kern w:val="0"/>
-          <w14:ligatures w14:val="none"/>
-        </w:rPr>
-        <w:t xml:space="preserve">. </w:t>
-      </w:r>
-      <w:proofErr w:type="spellStart"/>
-      <w:r>
-        <w:rPr>
-          <w:rFonts w:ascii="Arial" w:eastAsia="Times New Roman" w:hAnsi="Arial" w:cs="Arial"/>
-          <w:color w:val="000000"/>
-          <w:kern w:val="0"/>
-          <w14:ligatures w14:val="none"/>
-        </w:rPr>
-        <w:t>PFPeA</w:t>
-      </w:r>
-      <w:proofErr w:type="spellEnd"/>
-      <w:r>
-        <w:rPr>
-          <w:rFonts w:ascii="Arial" w:eastAsia="Times New Roman" w:hAnsi="Arial" w:cs="Arial"/>
-          <w:color w:val="000000"/>
-          <w:kern w:val="0"/>
-          <w14:ligatures w14:val="none"/>
-        </w:rPr>
-        <w:t xml:space="preserve"> is a </w:t>
-      </w:r>
-      <w:r>
-        <w:rPr>
-          <w:rFonts w:ascii="Arial" w:eastAsia="Times New Roman" w:hAnsi="Arial" w:cs="Arial"/>
-          <w:color w:val="000000"/>
-          <w:kern w:val="0"/>
-          <w14:ligatures w14:val="none"/>
-        </w:rPr>
-        <w:t>representativ</w:t>
-      </w:r>
-      <w:r>
-        <w:rPr>
-          <w:rFonts w:ascii="Arial" w:eastAsia="Times New Roman" w:hAnsi="Arial" w:cs="Arial"/>
-          <w:color w:val="000000"/>
-          <w:kern w:val="0"/>
-          <w14:ligatures w14:val="none"/>
-        </w:rPr>
-        <w:t xml:space="preserve">e of </w:t>
-      </w:r>
-      <w:r>
-        <w:rPr>
-          <w:rFonts w:ascii="Arial" w:eastAsia="Times New Roman" w:hAnsi="Arial" w:cs="Arial"/>
-          <w:color w:val="000000"/>
-          <w:kern w:val="0"/>
-          <w14:ligatures w14:val="none"/>
-        </w:rPr>
-        <w:t xml:space="preserve">per- and polyfluorinated substances (referred hereafter as PFAS), </w:t>
-      </w:r>
-      <w:r>
-        <w:rPr>
-          <w:rFonts w:ascii="Arial" w:eastAsia="Times New Roman" w:hAnsi="Arial" w:cs="Arial"/>
-          <w:color w:val="000000"/>
-          <w:kern w:val="0"/>
-          <w14:ligatures w14:val="none"/>
-        </w:rPr>
-        <w:t>encompass</w:t>
-      </w:r>
-      <w:r>
-        <w:rPr>
-          <w:rFonts w:ascii="Arial" w:eastAsia="Times New Roman" w:hAnsi="Arial" w:cs="Arial"/>
-          <w:color w:val="000000"/>
-          <w:kern w:val="0"/>
-          <w14:ligatures w14:val="none"/>
-        </w:rPr>
-        <w:t>ing</w:t>
-      </w:r>
-      <w:r>
-        <w:rPr>
-          <w:rFonts w:ascii="Arial" w:eastAsia="Times New Roman" w:hAnsi="Arial" w:cs="Arial"/>
-          <w:color w:val="000000"/>
-          <w:kern w:val="0"/>
-          <w14:ligatures w14:val="none"/>
-        </w:rPr>
-        <w:t xml:space="preserve"> over 4,000 chemicals </w:t>
-      </w:r>
-      <w:hyperlink r:id="rId13" w:history="1">
-        <w:r>
-          <w:rPr>
-            <w:rFonts w:ascii="Arial" w:eastAsia="Times New Roman" w:hAnsi="Arial" w:cs="Arial"/>
-            <w:color w:val="0000FF"/>
-            <w:kern w:val="0"/>
-            <w:u w:val="single"/>
-            <w14:ligatures w14:val="none"/>
-          </w:rPr>
-          <w:t>(T. C. Guillette et al., 2020; Ma et al., 2023)</w:t>
-        </w:r>
-      </w:hyperlink>
-      <w:r>
-        <w:rPr>
-          <w:rFonts w:ascii="Arial" w:eastAsia="Times New Roman" w:hAnsi="Arial" w:cs="Arial"/>
-          <w:color w:val="000000"/>
-          <w:kern w:val="0"/>
-          <w14:ligatures w14:val="none"/>
-        </w:rPr>
-        <w:t>. PFAS chemicals are lipophobic and hydrophobic</w:t>
-      </w:r>
-      <w:r>
-        <w:rPr>
-          <w:rFonts w:ascii="Arial" w:eastAsia="Times New Roman" w:hAnsi="Arial" w:cs="Arial"/>
-          <w:color w:val="000000"/>
-          <w:kern w:val="0"/>
-          <w14:ligatures w14:val="none"/>
-        </w:rPr>
-        <w:t>,</w:t>
-      </w:r>
-      <w:r>
-        <w:rPr>
-          <w:rFonts w:ascii="Arial" w:eastAsia="Times New Roman" w:hAnsi="Arial" w:cs="Arial"/>
-          <w:color w:val="000000"/>
-          <w:kern w:val="0"/>
-          <w14:ligatures w14:val="none"/>
-        </w:rPr>
-        <w:t xml:space="preserve"> with resistance to degradation, </w:t>
-      </w:r>
-      <w:r>
-        <w:rPr>
-          <w:rFonts w:ascii="Arial" w:eastAsia="Times New Roman" w:hAnsi="Arial" w:cs="Arial"/>
-          <w:color w:val="000000"/>
-          <w:kern w:val="0"/>
-          <w14:ligatures w14:val="none"/>
-        </w:rPr>
-        <w:t>and</w:t>
-      </w:r>
-      <w:r>
-        <w:rPr>
-          <w:rFonts w:ascii="Arial" w:eastAsia="Times New Roman" w:hAnsi="Arial" w:cs="Arial"/>
-          <w:color w:val="000000"/>
-          <w:kern w:val="0"/>
-          <w14:ligatures w14:val="none"/>
-        </w:rPr>
-        <w:t xml:space="preserve"> have </w:t>
-      </w:r>
-      <w:r>
-        <w:rPr>
-          <w:rFonts w:ascii="Arial" w:eastAsia="Times New Roman" w:hAnsi="Arial" w:cs="Arial"/>
-          <w:color w:val="000000"/>
-          <w:kern w:val="0"/>
-          <w14:ligatures w14:val="none"/>
-        </w:rPr>
-        <w:t xml:space="preserve">thus </w:t>
-      </w:r>
-      <w:r>
-        <w:rPr>
-          <w:rFonts w:ascii="Arial" w:eastAsia="Times New Roman" w:hAnsi="Arial" w:cs="Arial"/>
-          <w:color w:val="000000"/>
-          <w:kern w:val="0"/>
-          <w14:ligatures w14:val="none"/>
-        </w:rPr>
-        <w:t xml:space="preserve">been </w:t>
-      </w:r>
-      <w:r>
-        <w:rPr>
-          <w:rFonts w:ascii="Arial" w:eastAsia="Times New Roman" w:hAnsi="Arial" w:cs="Arial"/>
-          <w:color w:val="000000"/>
-          <w:kern w:val="0"/>
-          <w14:ligatures w14:val="none"/>
-        </w:rPr>
-        <w:t>employ</w:t>
-      </w:r>
-      <w:r>
-        <w:rPr>
-          <w:rFonts w:ascii="Arial" w:eastAsia="Times New Roman" w:hAnsi="Arial" w:cs="Arial"/>
-          <w:color w:val="000000"/>
-          <w:kern w:val="0"/>
-          <w14:ligatures w14:val="none"/>
-        </w:rPr>
-        <w:t xml:space="preserve">ed in a variety of industrial applications </w:t>
-      </w:r>
-      <w:hyperlink r:id="rId14" w:history="1">
-        <w:r>
-          <w:rPr>
-            <w:rFonts w:ascii="Arial" w:eastAsia="Times New Roman" w:hAnsi="Arial" w:cs="Arial"/>
-            <w:color w:val="0000FF"/>
-            <w:kern w:val="0"/>
-            <w:u w:val="single"/>
-            <w14:ligatures w14:val="none"/>
-          </w:rPr>
-          <w:t>(</w:t>
-        </w:r>
-        <w:proofErr w:type="spellStart"/>
-        <w:r>
-          <w:rPr>
-            <w:rFonts w:ascii="Arial" w:eastAsia="Times New Roman" w:hAnsi="Arial" w:cs="Arial"/>
-            <w:color w:val="0000FF"/>
-            <w:kern w:val="0"/>
-            <w:u w:val="single"/>
-            <w14:ligatures w14:val="none"/>
-          </w:rPr>
-          <w:t>Abunada</w:t>
-        </w:r>
-        <w:proofErr w:type="spellEnd"/>
-        <w:r>
-          <w:rPr>
-            <w:rFonts w:ascii="Arial" w:eastAsia="Times New Roman" w:hAnsi="Arial" w:cs="Arial"/>
-            <w:color w:val="0000FF"/>
-            <w:kern w:val="0"/>
-            <w:u w:val="single"/>
-            <w14:ligatures w14:val="none"/>
-          </w:rPr>
-          <w:t xml:space="preserve"> et al., 2020; Buck et al., 2011; Gaines, 2023)</w:t>
-        </w:r>
-      </w:hyperlink>
-      <w:r>
-        <w:rPr>
-          <w:rFonts w:ascii="Arial" w:eastAsia="Times New Roman" w:hAnsi="Arial" w:cs="Arial"/>
-          <w:color w:val="000000"/>
-          <w:kern w:val="0"/>
-          <w14:ligatures w14:val="none"/>
-        </w:rPr>
-        <w:t>, resulti</w:t>
-      </w:r>
-      <w:r>
-        <w:rPr>
-          <w:rFonts w:ascii="Arial" w:eastAsia="Times New Roman" w:hAnsi="Arial" w:cs="Arial"/>
-          <w:color w:val="000000"/>
-          <w:kern w:val="0"/>
-          <w14:ligatures w14:val="none"/>
-        </w:rPr>
-        <w:t xml:space="preserve">ng in their prevalence in natural systems. </w:t>
-      </w:r>
-      <w:r>
-        <w:rPr>
-          <w:rFonts w:ascii="Arial" w:eastAsia="Times New Roman" w:hAnsi="Arial" w:cs="Arial"/>
-          <w:color w:val="000000"/>
-          <w:kern w:val="0"/>
-          <w14:ligatures w14:val="none"/>
-        </w:rPr>
-        <w:t xml:space="preserve">However, only the toxic effects of a few PFAS chemicals are well understood </w:t>
-      </w:r>
-      <w:hyperlink r:id="rId15" w:history="1">
-        <w:r>
-          <w:rPr>
-            <w:rFonts w:ascii="Arial" w:eastAsia="Times New Roman" w:hAnsi="Arial" w:cs="Arial"/>
-            <w:color w:val="0000FF"/>
-            <w:kern w:val="0"/>
-            <w:u w:val="single"/>
-            <w14:ligatures w14:val="none"/>
-          </w:rPr>
-          <w:t>(Fenton et al., 2021)</w:t>
-        </w:r>
-      </w:hyperlink>
-      <w:r>
-        <w:rPr>
-          <w:rFonts w:ascii="Arial" w:eastAsia="Times New Roman" w:hAnsi="Arial" w:cs="Arial"/>
-          <w:color w:val="000000"/>
-          <w:kern w:val="0"/>
-          <w14:ligatures w14:val="none"/>
-        </w:rPr>
-        <w:t>.</w:t>
-      </w:r>
-      <w:r>
-        <w:rPr>
-          <w:rFonts w:ascii="Arial" w:eastAsia="Times New Roman" w:hAnsi="Arial" w:cs="Arial"/>
-          <w:color w:val="000000"/>
-          <w:kern w:val="0"/>
-          <w14:ligatures w14:val="none"/>
-        </w:rPr>
-        <w:t xml:space="preserve"> </w:t>
-      </w:r>
-      <w:r>
-        <w:rPr>
-          <w:rFonts w:ascii="Arial" w:eastAsia="Times New Roman" w:hAnsi="Arial" w:cs="Arial"/>
-          <w:color w:val="000000"/>
-          <w:kern w:val="0"/>
-          <w14:ligatures w14:val="none"/>
-        </w:rPr>
-        <w:t xml:space="preserve">More specifically, Cd </w:t>
-      </w:r>
-      <w:r>
-        <w:rPr>
-          <w:rFonts w:ascii="Arial" w:eastAsia="Times New Roman" w:hAnsi="Arial" w:cs="Arial"/>
-          <w:color w:val="000000"/>
-          <w:kern w:val="0"/>
-          <w14:ligatures w14:val="none"/>
-        </w:rPr>
-        <w:t>has been</w:t>
-      </w:r>
-      <w:r>
-        <w:rPr>
-          <w:rFonts w:ascii="Arial" w:eastAsia="Times New Roman" w:hAnsi="Arial" w:cs="Arial"/>
-          <w:color w:val="000000"/>
-          <w:kern w:val="0"/>
-          <w14:ligatures w14:val="none"/>
-        </w:rPr>
-        <w:t xml:space="preserve"> associated with negative impacts on the endocrine, immune, and nervous systems, leading to significant reductions in fitness and, in some cases, mortality </w:t>
-      </w:r>
-      <w:hyperlink r:id="rId16" w:history="1">
-        <w:r>
-          <w:rPr>
-            <w:rFonts w:ascii="Arial" w:eastAsia="Times New Roman" w:hAnsi="Arial" w:cs="Arial"/>
-            <w:color w:val="0000FF"/>
-            <w:kern w:val="0"/>
-            <w:u w:val="single"/>
-            <w14:ligatures w14:val="none"/>
-          </w:rPr>
-          <w:t>(Liu et al., 2022)</w:t>
-        </w:r>
-      </w:hyperlink>
-      <w:r>
-        <w:rPr>
-          <w:rFonts w:ascii="Arial" w:eastAsia="Times New Roman" w:hAnsi="Arial" w:cs="Arial"/>
-          <w:color w:val="000000"/>
-          <w:kern w:val="0"/>
-          <w14:ligatures w14:val="none"/>
-        </w:rPr>
-        <w:t xml:space="preserve">. Like Cd, the harmful effects of several PFAS </w:t>
-      </w:r>
-      <w:r>
-        <w:rPr>
-          <w:rFonts w:ascii="Arial" w:eastAsia="Times New Roman" w:hAnsi="Arial" w:cs="Arial"/>
-          <w:color w:val="000000"/>
-          <w:kern w:val="0"/>
-          <w14:ligatures w14:val="none"/>
-        </w:rPr>
-        <w:lastRenderedPageBreak/>
-        <w:t>chemicals on fishes include d</w:t>
-      </w:r>
-      <w:r>
-        <w:rPr>
-          <w:rFonts w:ascii="Arial" w:eastAsia="Times New Roman" w:hAnsi="Arial" w:cs="Arial"/>
-          <w:color w:val="000000"/>
-          <w:kern w:val="0"/>
-          <w14:ligatures w14:val="none"/>
-        </w:rPr>
-        <w:t>y</w:t>
-      </w:r>
-      <w:r>
-        <w:rPr>
-          <w:rFonts w:ascii="Arial" w:eastAsia="Times New Roman" w:hAnsi="Arial" w:cs="Arial"/>
-          <w:color w:val="000000"/>
-          <w:kern w:val="0"/>
-          <w14:ligatures w14:val="none"/>
-        </w:rPr>
-        <w:t xml:space="preserve">sregulation of endocrine function </w:t>
-      </w:r>
-      <w:hyperlink r:id="rId17" w:history="1">
         <w:r>
           <w:rPr>
             <w:rFonts w:ascii="Arial" w:eastAsia="Times New Roman" w:hAnsi="Arial" w:cs="Arial"/>
@@ -7487,9 +8620,37 @@
           <w:kern w:val="0"/>
           <w14:ligatures w14:val="none"/>
         </w:rPr>
-        <w:t xml:space="preserve">, modulation of the immune system </w:t>
-      </w:r>
-      <w:hyperlink r:id="rId18" w:history="1">
+        <w:t>, modulati</w:t>
+      </w:r>
+      <w:r>
+        <w:rPr>
+          <w:rFonts w:ascii="Arial" w:eastAsia="Times New Roman" w:hAnsi="Arial" w:cs="Arial"/>
+          <w:color w:val="000000"/>
+          <w:kern w:val="0"/>
+          <w14:ligatures w14:val="none"/>
+        </w:rPr>
+        <w:t>ng</w:t>
+      </w:r>
+      <w:r>
+        <w:rPr>
+          <w:rFonts w:ascii="Arial" w:eastAsia="Times New Roman" w:hAnsi="Arial" w:cs="Arial"/>
+          <w:color w:val="000000"/>
+          <w:kern w:val="0"/>
+          <w14:ligatures w14:val="none"/>
+        </w:rPr>
+        <w:t xml:space="preserve"> </w:t>
+      </w:r>
+      <w:r>
+        <w:rPr>
+          <w:rFonts w:ascii="Arial" w:eastAsia="Times New Roman" w:hAnsi="Arial" w:cs="Arial"/>
+          <w:color w:val="000000"/>
+          <w:kern w:val="0"/>
+          <w14:ligatures w14:val="none"/>
+        </w:rPr>
+        <w:lastRenderedPageBreak/>
+        <w:t xml:space="preserve">the immune system </w:t>
+      </w:r>
+      <w:hyperlink r:id="rId11" w:history="1">
         <w:r>
           <w:rPr>
             <w:rFonts w:ascii="Arial" w:eastAsia="Times New Roman" w:hAnsi="Arial" w:cs="Arial"/>
@@ -7508,9 +8669,45 @@
           <w:kern w:val="0"/>
           <w14:ligatures w14:val="none"/>
         </w:rPr>
-        <w:t xml:space="preserve">, and harm to the nervous system, altering brain function and behavior </w:t>
-      </w:r>
-      <w:hyperlink r:id="rId19" w:history="1">
+        <w:t xml:space="preserve">, and </w:t>
+      </w:r>
+      <w:r>
+        <w:rPr>
+          <w:rFonts w:ascii="Arial" w:eastAsia="Times New Roman" w:hAnsi="Arial" w:cs="Arial"/>
+          <w:color w:val="000000"/>
+          <w:kern w:val="0"/>
+          <w14:ligatures w14:val="none"/>
+        </w:rPr>
+        <w:t>damaging</w:t>
+      </w:r>
+      <w:r>
+        <w:rPr>
+          <w:rFonts w:ascii="Arial" w:eastAsia="Times New Roman" w:hAnsi="Arial" w:cs="Arial"/>
+          <w:color w:val="000000"/>
+          <w:kern w:val="0"/>
+          <w14:ligatures w14:val="none"/>
+        </w:rPr>
+        <w:t xml:space="preserve"> the nervous system, </w:t>
+      </w:r>
+      <w:r>
+        <w:rPr>
+          <w:rFonts w:ascii="Arial" w:eastAsia="Times New Roman" w:hAnsi="Arial" w:cs="Arial"/>
+          <w:color w:val="000000"/>
+          <w:kern w:val="0"/>
+          <w14:ligatures w14:val="none"/>
+        </w:rPr>
+        <w:t>which alters</w:t>
+      </w:r>
+      <w:r>
+        <w:rPr>
+          <w:rFonts w:ascii="Arial" w:eastAsia="Times New Roman" w:hAnsi="Arial" w:cs="Arial"/>
+          <w:color w:val="000000"/>
+          <w:kern w:val="0"/>
+          <w14:ligatures w14:val="none"/>
+        </w:rPr>
+        <w:t xml:space="preserve"> brain function and behavior </w:t>
+      </w:r>
+      <w:hyperlink r:id="rId12" w:history="1">
         <w:r>
           <w:rPr>
             <w:rFonts w:ascii="Arial" w:eastAsia="Times New Roman" w:hAnsi="Arial" w:cs="Arial"/>
@@ -7668,7 +8865,7 @@
         </w:rPr>
         <w:t xml:space="preserve"> </w:t>
       </w:r>
-      <w:hyperlink r:id="rId20" w:history="1">
+      <w:hyperlink r:id="rId13" w:history="1">
         <w:r>
           <w:rPr>
             <w:rFonts w:ascii="Arial" w:eastAsia="Times New Roman" w:hAnsi="Arial" w:cs="Arial"/>
@@ -7724,25 +8921,43 @@
           <w:kern w:val="0"/>
           <w14:ligatures w14:val="none"/>
         </w:rPr>
-        <w:t xml:space="preserve">Understanding chronic stress in an organism is critical for conservation and management </w:t>
-      </w:r>
-      <w:r>
-        <w:rPr>
-          <w:rFonts w:ascii="Arial" w:eastAsia="Times New Roman" w:hAnsi="Arial" w:cs="Arial"/>
-          <w:color w:val="000000"/>
-          <w:kern w:val="0"/>
-          <w14:ligatures w14:val="none"/>
-        </w:rPr>
-        <w:t>since</w:t>
-      </w:r>
-      <w:r>
-        <w:rPr>
-          <w:rFonts w:ascii="Arial" w:eastAsia="Times New Roman" w:hAnsi="Arial" w:cs="Arial"/>
-          <w:color w:val="000000"/>
-          <w:kern w:val="0"/>
-          <w14:ligatures w14:val="none"/>
-        </w:rPr>
-        <w:t xml:space="preserve"> persistently stressful conditions could negatively i</w:t>
+        <w:t xml:space="preserve">Understanding chronic stress in an organism is </w:t>
+      </w:r>
+      <w:r>
+        <w:rPr>
+          <w:rFonts w:ascii="Arial" w:eastAsia="Times New Roman" w:hAnsi="Arial" w:cs="Arial"/>
+          <w:color w:val="000000"/>
+          <w:kern w:val="0"/>
+          <w14:ligatures w14:val="none"/>
+        </w:rPr>
+        <w:t>crucial for conservation and management, as persistently stressful conditions c</w:t>
+      </w:r>
+      <w:r>
+        <w:rPr>
+          <w:rFonts w:ascii="Arial" w:eastAsia="Times New Roman" w:hAnsi="Arial" w:cs="Arial"/>
+          <w:color w:val="000000"/>
+          <w:kern w:val="0"/>
+          <w14:ligatures w14:val="none"/>
+        </w:rPr>
+        <w:t>a</w:t>
+      </w:r>
+      <w:r>
+        <w:rPr>
+          <w:rFonts w:ascii="Arial" w:eastAsia="Times New Roman" w:hAnsi="Arial" w:cs="Arial"/>
+          <w:color w:val="000000"/>
+          <w:kern w:val="0"/>
+          <w14:ligatures w14:val="none"/>
+        </w:rPr>
+        <w:t>n</w:t>
+      </w:r>
+      <w:r>
+        <w:rPr>
+          <w:rFonts w:ascii="Arial" w:eastAsia="Times New Roman" w:hAnsi="Arial" w:cs="Arial"/>
+          <w:color w:val="000000"/>
+          <w:kern w:val="0"/>
+          <w14:ligatures w14:val="none"/>
+        </w:rPr>
+        <w:t xml:space="preserve"> negatively i</w:t>
       </w:r>
       <w:r>
         <w:rPr>
@@ -7760,70 +8975,52 @@
           <w:kern w:val="0"/>
           <w14:ligatures w14:val="none"/>
         </w:rPr>
-        <w:t xml:space="preserve"> all life stages and increase mortality (Tokarz and Summers, 2011).</w:t>
-      </w:r>
-      <w:r>
-        <w:rPr>
-          <w:rFonts w:ascii="Arial" w:eastAsia="Times New Roman" w:hAnsi="Arial" w:cs="Arial"/>
-          <w:color w:val="000000"/>
-          <w:kern w:val="0"/>
-          <w14:ligatures w14:val="none"/>
-        </w:rPr>
-        <w:t xml:space="preserve"> Thus, leukocyte profiles have been u</w:t>
-      </w:r>
-      <w:r>
-        <w:rPr>
-          <w:rFonts w:ascii="Arial" w:eastAsia="Times New Roman" w:hAnsi="Arial" w:cs="Arial"/>
-          <w:color w:val="000000"/>
-          <w:kern w:val="0"/>
-          <w14:ligatures w14:val="none"/>
-        </w:rPr>
-        <w:t>tiliz</w:t>
-      </w:r>
-      <w:r>
-        <w:rPr>
-          <w:rFonts w:ascii="Arial" w:eastAsia="Times New Roman" w:hAnsi="Arial" w:cs="Arial"/>
-          <w:color w:val="000000"/>
-          <w:kern w:val="0"/>
-          <w14:ligatures w14:val="none"/>
-        </w:rPr>
-        <w:t xml:space="preserve">ed to </w:t>
-      </w:r>
-      <w:r>
-        <w:rPr>
-          <w:rFonts w:ascii="Arial" w:eastAsia="Times New Roman" w:hAnsi="Arial" w:cs="Arial"/>
-          <w:color w:val="000000"/>
-          <w:kern w:val="0"/>
-          <w14:ligatures w14:val="none"/>
-        </w:rPr>
-        <w:t>examine</w:t>
-      </w:r>
-      <w:r>
-        <w:rPr>
-          <w:rFonts w:ascii="Arial" w:eastAsia="Times New Roman" w:hAnsi="Arial" w:cs="Arial"/>
-          <w:color w:val="000000"/>
-          <w:kern w:val="0"/>
-          <w14:ligatures w14:val="none"/>
-        </w:rPr>
-        <w:t xml:space="preserve"> the </w:t>
-      </w:r>
-      <w:r>
-        <w:rPr>
-          <w:rFonts w:ascii="Arial" w:eastAsia="Times New Roman" w:hAnsi="Arial" w:cs="Arial"/>
-          <w:color w:val="000000"/>
-          <w:kern w:val="0"/>
-          <w14:ligatures w14:val="none"/>
-        </w:rPr>
-        <w:t>e</w:t>
-      </w:r>
-      <w:r>
-        <w:rPr>
-          <w:rFonts w:ascii="Arial" w:eastAsia="Times New Roman" w:hAnsi="Arial" w:cs="Arial"/>
-          <w:color w:val="000000"/>
-          <w:kern w:val="0"/>
-          <w14:ligatures w14:val="none"/>
-        </w:rPr>
-        <w:t>ffects of riparian landscape alteration, hydrology, and storm surge (Murray et al. XXXX) on vertebrate stress.</w:t>
+        <w:t xml:space="preserve"> all life stages (Tokarz and Summers, 2011).</w:t>
+      </w:r>
+      <w:r>
+        <w:rPr>
+          <w:rFonts w:ascii="Arial" w:eastAsia="Times New Roman" w:hAnsi="Arial" w:cs="Arial"/>
+          <w:color w:val="000000"/>
+          <w:kern w:val="0"/>
+          <w14:ligatures w14:val="none"/>
+        </w:rPr>
+        <w:t xml:space="preserve"> Thus, </w:t>
+      </w:r>
+      <w:r>
+        <w:rPr>
+          <w:rFonts w:ascii="Arial" w:eastAsia="Times New Roman" w:hAnsi="Arial" w:cs="Arial"/>
+          <w:color w:val="000000"/>
+          <w:kern w:val="0"/>
+          <w14:ligatures w14:val="none"/>
+        </w:rPr>
+        <w:t xml:space="preserve">we utilize </w:t>
+      </w:r>
+      <w:r>
+        <w:rPr>
+          <w:rFonts w:ascii="Arial" w:eastAsia="Times New Roman" w:hAnsi="Arial" w:cs="Arial"/>
+          <w:color w:val="000000"/>
+          <w:kern w:val="0"/>
+          <w14:ligatures w14:val="none"/>
+        </w:rPr>
+        <w:t xml:space="preserve">leukocyte profiles </w:t>
+      </w:r>
+      <w:r>
+        <w:rPr>
+          <w:rFonts w:ascii="Arial" w:eastAsia="Times New Roman" w:hAnsi="Arial" w:cs="Arial"/>
+          <w:color w:val="000000"/>
+          <w:kern w:val="0"/>
+          <w14:ligatures w14:val="none"/>
+        </w:rPr>
+        <w:t>herein</w:t>
+      </w:r>
+      <w:r>
+        <w:rPr>
+          <w:rFonts w:ascii="Arial" w:eastAsia="Times New Roman" w:hAnsi="Arial" w:cs="Arial"/>
+          <w:color w:val="000000"/>
+          <w:kern w:val="0"/>
+          <w14:ligatures w14:val="none"/>
+        </w:rPr>
+        <w:t>.</w:t>
       </w:r>
     </w:p>
     <w:p>
@@ -8356,7 +9553,6 @@
           <w:kern w:val="0"/>
           <w14:ligatures w14:val="none"/>
         </w:rPr>
-        <w:lastRenderedPageBreak/>
         <w:t xml:space="preserve">interacting effects of xenobiotics and other hypothesized stressors that must be considered when practicing </w:t>
       </w:r>
       <w:r>
@@ -8410,6 +9606,7 @@
           <w:kern w:val="0"/>
           <w14:ligatures w14:val="none"/>
         </w:rPr>
+        <w:lastRenderedPageBreak/>
         <w:t xml:space="preserve">2. </w:t>
       </w:r>
       <w:r>
@@ -8818,7 +10015,7 @@
           <w:kern w:val="0"/>
           <w14:ligatures w14:val="none"/>
         </w:rPr>
-        <w:t xml:space="preserve">). While we recognize that the toxin doses used here may not currently reflect ecologically relevant values (i.e., not yet found in natural systems), we developed and applied toxin dose </w:t>
+        <w:t xml:space="preserve">). While we recognize that the toxin doses used here may not currently reflect ecologically relevant values (i.e., not yet found in natural systems), we developed and applied toxin dose groups using an order-of-magnitude scale to enable broad testing of the potential effects of toxin exposure on bass stress. We find that administering doses that encompass and exceed environmentally relevant concentrations facilitates the detection </w:t>
       </w:r>
       <w:r>
         <w:rPr>
@@ -8828,7 +10025,7 @@
           <w14:ligatures w14:val="none"/>
         </w:rPr>
         <w:lastRenderedPageBreak/>
-        <w:t>groups using an order-of-magnitude scale to enable broad testing of the potential effects of toxin exposure on bass stress. We find that administering doses that encompass and exceed environmentally relevant concentrations facilitates the detection of both subtle and pronounced physiological responses (</w:t>
+        <w:t>of both subtle and pronounced physiological responses (</w:t>
       </w:r>
       <w:commentRangeStart w:id="8"/>
       <w:proofErr w:type="spellStart"/>
@@ -9268,120 +10465,129 @@
           <w:kern w:val="0"/>
           <w14:ligatures w14:val="none"/>
         </w:rPr>
+        <w:t xml:space="preserve">To examine </w:t>
+      </w:r>
+      <w:r>
+        <w:rPr>
+          <w:rFonts w:ascii="Arial" w:eastAsia="Times New Roman" w:hAnsi="Arial" w:cs="Arial"/>
+          <w:color w:val="000000"/>
+          <w:kern w:val="0"/>
+          <w14:ligatures w14:val="none"/>
+        </w:rPr>
+        <w:t>whether</w:t>
+      </w:r>
+      <w:r>
+        <w:rPr>
+          <w:rFonts w:ascii="Arial" w:eastAsia="Times New Roman" w:hAnsi="Arial" w:cs="Arial"/>
+          <w:color w:val="000000"/>
+          <w:kern w:val="0"/>
+          <w14:ligatures w14:val="none"/>
+        </w:rPr>
+        <w:t xml:space="preserve"> differing levels of Cd or </w:t>
+      </w:r>
+      <w:proofErr w:type="spellStart"/>
+      <w:r>
+        <w:rPr>
+          <w:rFonts w:ascii="Arial" w:eastAsia="Times New Roman" w:hAnsi="Arial" w:cs="Arial"/>
+          <w:color w:val="000000"/>
+          <w:kern w:val="0"/>
+          <w14:ligatures w14:val="none"/>
+        </w:rPr>
+        <w:t>PFPeA</w:t>
+      </w:r>
+      <w:proofErr w:type="spellEnd"/>
+      <w:r>
+        <w:rPr>
+          <w:rFonts w:ascii="Arial" w:eastAsia="Times New Roman" w:hAnsi="Arial" w:cs="Arial"/>
+          <w:color w:val="000000"/>
+          <w:kern w:val="0"/>
+          <w14:ligatures w14:val="none"/>
+        </w:rPr>
+        <w:t xml:space="preserve"> alter baseline NLR (objective 1), we applied low and high </w:t>
+      </w:r>
+      <w:r>
+        <w:rPr>
+          <w:rFonts w:ascii="Arial" w:eastAsia="Times New Roman" w:hAnsi="Arial" w:cs="Arial"/>
+          <w:color w:val="000000"/>
+          <w:kern w:val="0"/>
+          <w14:ligatures w14:val="none"/>
+        </w:rPr>
+        <w:t xml:space="preserve">concentrations of </w:t>
+      </w:r>
+      <w:r>
+        <w:rPr>
+          <w:rFonts w:ascii="Arial" w:eastAsia="Times New Roman" w:hAnsi="Arial" w:cs="Arial"/>
+          <w:color w:val="000000"/>
+          <w:kern w:val="0"/>
+          <w14:ligatures w14:val="none"/>
+        </w:rPr>
+        <w:t xml:space="preserve">Cd (0.034 ppm and 0.34 ppm, respectively) and </w:t>
+      </w:r>
+      <w:proofErr w:type="spellStart"/>
+      <w:r>
+        <w:rPr>
+          <w:rFonts w:ascii="Arial" w:eastAsia="Times New Roman" w:hAnsi="Arial" w:cs="Arial"/>
+          <w:color w:val="000000"/>
+          <w:kern w:val="0"/>
+          <w14:ligatures w14:val="none"/>
+        </w:rPr>
+        <w:t>PFPeA</w:t>
+      </w:r>
+      <w:proofErr w:type="spellEnd"/>
+      <w:r>
+        <w:rPr>
+          <w:rFonts w:ascii="Arial" w:eastAsia="Times New Roman" w:hAnsi="Arial" w:cs="Arial"/>
+          <w:color w:val="000000"/>
+          <w:kern w:val="0"/>
+          <w14:ligatures w14:val="none"/>
+        </w:rPr>
+        <w:t xml:space="preserve"> (3.4 mg/L and 34 mg/L, respectively; Sigma Aldrich, Darmstadt, Germany) directly to </w:t>
+      </w:r>
+      <w:r>
+        <w:rPr>
+          <w:rFonts w:ascii="Arial" w:eastAsia="Times New Roman" w:hAnsi="Arial" w:cs="Arial"/>
+          <w:color w:val="000000"/>
+          <w:kern w:val="0"/>
+          <w14:ligatures w14:val="none"/>
+        </w:rPr>
+        <w:t xml:space="preserve">the </w:t>
+      </w:r>
+      <w:r>
+        <w:rPr>
+          <w:rFonts w:ascii="Arial" w:eastAsia="Times New Roman" w:hAnsi="Arial" w:cs="Arial"/>
+          <w:color w:val="000000"/>
+          <w:kern w:val="0"/>
+          <w14:ligatures w14:val="none"/>
+        </w:rPr>
+        <w:t xml:space="preserve">water on day 10, while the control tanks </w:t>
+      </w:r>
+      <w:r>
+        <w:rPr>
+          <w:rFonts w:ascii="Arial" w:eastAsia="Times New Roman" w:hAnsi="Arial" w:cs="Arial"/>
+          <w:color w:val="000000"/>
+          <w:kern w:val="0"/>
+          <w14:ligatures w14:val="none"/>
+        </w:rPr>
+        <w:t>remained</w:t>
+      </w:r>
+      <w:r>
+        <w:rPr>
+          <w:rFonts w:ascii="Arial" w:eastAsia="Times New Roman" w:hAnsi="Arial" w:cs="Arial"/>
+          <w:color w:val="000000"/>
+          <w:kern w:val="0"/>
+          <w14:ligatures w14:val="none"/>
+        </w:rPr>
+        <w:t xml:space="preserve"> </w:t>
+      </w:r>
+      <w:r>
+        <w:rPr>
+          <w:rFonts w:ascii="Arial" w:eastAsia="Times New Roman" w:hAnsi="Arial" w:cs="Arial"/>
+          <w:color w:val="000000"/>
+          <w:kern w:val="0"/>
+          <w14:ligatures w14:val="none"/>
+        </w:rPr>
         <w:lastRenderedPageBreak/>
-        <w:t xml:space="preserve">To examine </w:t>
-      </w:r>
-      <w:r>
-        <w:rPr>
-          <w:rFonts w:ascii="Arial" w:eastAsia="Times New Roman" w:hAnsi="Arial" w:cs="Arial"/>
-          <w:color w:val="000000"/>
-          <w:kern w:val="0"/>
-          <w14:ligatures w14:val="none"/>
-        </w:rPr>
-        <w:t>whether</w:t>
-      </w:r>
-      <w:r>
-        <w:rPr>
-          <w:rFonts w:ascii="Arial" w:eastAsia="Times New Roman" w:hAnsi="Arial" w:cs="Arial"/>
-          <w:color w:val="000000"/>
-          <w:kern w:val="0"/>
-          <w14:ligatures w14:val="none"/>
-        </w:rPr>
-        <w:t xml:space="preserve"> differing levels of Cd or </w:t>
-      </w:r>
-      <w:proofErr w:type="spellStart"/>
-      <w:r>
-        <w:rPr>
-          <w:rFonts w:ascii="Arial" w:eastAsia="Times New Roman" w:hAnsi="Arial" w:cs="Arial"/>
-          <w:color w:val="000000"/>
-          <w:kern w:val="0"/>
-          <w14:ligatures w14:val="none"/>
-        </w:rPr>
-        <w:t>PFPeA</w:t>
-      </w:r>
-      <w:proofErr w:type="spellEnd"/>
-      <w:r>
-        <w:rPr>
-          <w:rFonts w:ascii="Arial" w:eastAsia="Times New Roman" w:hAnsi="Arial" w:cs="Arial"/>
-          <w:color w:val="000000"/>
-          <w:kern w:val="0"/>
-          <w14:ligatures w14:val="none"/>
-        </w:rPr>
-        <w:t xml:space="preserve"> alter baseline NLR (objective 1), we applied low and high </w:t>
-      </w:r>
-      <w:r>
-        <w:rPr>
-          <w:rFonts w:ascii="Arial" w:eastAsia="Times New Roman" w:hAnsi="Arial" w:cs="Arial"/>
-          <w:color w:val="000000"/>
-          <w:kern w:val="0"/>
-          <w14:ligatures w14:val="none"/>
-        </w:rPr>
-        <w:t xml:space="preserve">concentrations of </w:t>
-      </w:r>
-      <w:r>
-        <w:rPr>
-          <w:rFonts w:ascii="Arial" w:eastAsia="Times New Roman" w:hAnsi="Arial" w:cs="Arial"/>
-          <w:color w:val="000000"/>
-          <w:kern w:val="0"/>
-          <w14:ligatures w14:val="none"/>
-        </w:rPr>
-        <w:t xml:space="preserve">Cd (0.034 ppm and 0.34 ppm, respectively) and </w:t>
-      </w:r>
-      <w:proofErr w:type="spellStart"/>
-      <w:r>
-        <w:rPr>
-          <w:rFonts w:ascii="Arial" w:eastAsia="Times New Roman" w:hAnsi="Arial" w:cs="Arial"/>
-          <w:color w:val="000000"/>
-          <w:kern w:val="0"/>
-          <w14:ligatures w14:val="none"/>
-        </w:rPr>
-        <w:t>PFPeA</w:t>
-      </w:r>
-      <w:proofErr w:type="spellEnd"/>
-      <w:r>
-        <w:rPr>
-          <w:rFonts w:ascii="Arial" w:eastAsia="Times New Roman" w:hAnsi="Arial" w:cs="Arial"/>
-          <w:color w:val="000000"/>
-          <w:kern w:val="0"/>
-          <w14:ligatures w14:val="none"/>
-        </w:rPr>
-        <w:t xml:space="preserve"> (3.4 mg/L and 34 mg/L, respectively; Sigma Aldrich, Darmstadt, Germany) directly to </w:t>
-      </w:r>
-      <w:r>
-        <w:rPr>
-          <w:rFonts w:ascii="Arial" w:eastAsia="Times New Roman" w:hAnsi="Arial" w:cs="Arial"/>
-          <w:color w:val="000000"/>
-          <w:kern w:val="0"/>
-          <w14:ligatures w14:val="none"/>
-        </w:rPr>
-        <w:t xml:space="preserve">the </w:t>
-      </w:r>
-      <w:r>
-        <w:rPr>
-          <w:rFonts w:ascii="Arial" w:eastAsia="Times New Roman" w:hAnsi="Arial" w:cs="Arial"/>
-          <w:color w:val="000000"/>
-          <w:kern w:val="0"/>
-          <w14:ligatures w14:val="none"/>
-        </w:rPr>
-        <w:t xml:space="preserve">water on day 10, while the control tanks </w:t>
-      </w:r>
-      <w:r>
-        <w:rPr>
-          <w:rFonts w:ascii="Arial" w:eastAsia="Times New Roman" w:hAnsi="Arial" w:cs="Arial"/>
-          <w:color w:val="000000"/>
-          <w:kern w:val="0"/>
-          <w14:ligatures w14:val="none"/>
-        </w:rPr>
-        <w:t>remained</w:t>
-      </w:r>
-      <w:r>
-        <w:rPr>
-          <w:rFonts w:ascii="Arial" w:eastAsia="Times New Roman" w:hAnsi="Arial" w:cs="Arial"/>
-          <w:color w:val="000000"/>
-          <w:kern w:val="0"/>
-          <w14:ligatures w14:val="none"/>
-        </w:rPr>
-        <w:t xml:space="preserve"> undisturbed. On day 14, after four days of treatment exposure, we collected TL, </w:t>
+        <w:t xml:space="preserve">undisturbed. On day 14, after four days of treatment exposure, we collected TL, </w:t>
       </w:r>
       <w:proofErr w:type="spellStart"/>
       <w:r>
@@ -9670,7 +10876,7 @@
         </w:rPr>
         <w:t xml:space="preserve"> 25 mm; 1 mm thick) with a two-slide wedge method </w:t>
       </w:r>
-      <w:hyperlink r:id="rId21" w:history="1">
+      <w:hyperlink r:id="rId14" w:history="1">
         <w:r>
           <w:rPr>
             <w:rFonts w:ascii="Arial" w:eastAsia="Times New Roman" w:hAnsi="Arial" w:cs="Arial"/>
@@ -9906,7 +11112,6 @@
           <w:kern w:val="0"/>
           <w14:ligatures w14:val="none"/>
         </w:rPr>
-        <w:lastRenderedPageBreak/>
         <w:t xml:space="preserve">2.4. </w:t>
       </w:r>
       <w:r>
@@ -10021,7 +11226,17 @@
           <w:kern w:val="0"/>
           <w14:ligatures w14:val="none"/>
         </w:rPr>
-        <w:t xml:space="preserve"> user guidelines (Yellow Springs Instruments, Xylem Inc., Washington D.C., USA) to ensure consistency among tanks. We </w:t>
+        <w:t xml:space="preserve"> user guidelines (Yellow Springs Instruments, Xylem Inc., Washington D.C., USA) to ensure consistency among tanks. </w:t>
+      </w:r>
+      <w:r>
+        <w:rPr>
+          <w:rFonts w:ascii="Arial" w:eastAsia="Times New Roman" w:hAnsi="Arial" w:cs="Arial"/>
+          <w:color w:val="000000"/>
+          <w:kern w:val="0"/>
+          <w14:ligatures w14:val="none"/>
+        </w:rPr>
+        <w:lastRenderedPageBreak/>
+        <w:t xml:space="preserve">We </w:t>
       </w:r>
       <w:r>
         <w:rPr>
@@ -10260,7 +11475,7 @@
         </w:rPr>
         <w:t xml:space="preserve">in Posit’s RStudio Integrated Development Environment </w:t>
       </w:r>
-      <w:hyperlink r:id="rId22" w:history="1">
+      <w:hyperlink r:id="rId15" w:history="1">
         <w:r>
           <w:rPr>
             <w:rFonts w:ascii="Arial" w:eastAsia="Times New Roman" w:hAnsi="Arial" w:cs="Arial"/>
@@ -10990,6 +12205,7 @@
           <w:kern w:val="0"/>
           <w14:ligatures w14:val="none"/>
         </w:rPr>
+        <w:lastRenderedPageBreak/>
         <w:t>To directly test our hypotheses</w:t>
       </w:r>
       <w:r>
@@ -11216,7 +12432,7 @@
         </w:rPr>
         <w:t xml:space="preserve">package </w:t>
       </w:r>
-      <w:hyperlink r:id="rId23" w:history="1">
+      <w:hyperlink r:id="rId16" w:history="1">
         <w:r>
           <w:rPr>
             <w:rFonts w:ascii="Arial" w:eastAsia="Times New Roman" w:hAnsi="Arial" w:cs="Arial"/>
@@ -11867,7 +13083,6 @@
           <w:kern w:val="0"/>
           <w14:ligatures w14:val="none"/>
         </w:rPr>
-        <w:lastRenderedPageBreak/>
         <w:t>3</w:t>
       </w:r>
       <w:r>
@@ -11940,7 +13155,14 @@
         <w:rPr>
           <w:rFonts w:ascii="Arial" w:hAnsi="Arial" w:cs="Arial"/>
         </w:rPr>
-        <w:t xml:space="preserve">On day 1, the bass mean total length and relative weight were 183.87 mm (±15.92 mm; 95% CI) and 93.67 (±3.13; 95% CI), respectively. By day 22 (conclusion of the study), the mean total length did not change, while the relative weight fell slightly to 87.64 (±4.79; 95% CI). The mean total lengths among groups were not substantially different: Cd low 164.20 mm (±6.70 mm; 95% CI), Cd high 204.92 mm (±15.15 mm), </w:t>
+        <w:t xml:space="preserve">On day 1, the bass mean total length and relative weight were 183.87 mm (±15.92 mm; 95% CI) and 93.67 (±3.13; 95% CI), respectively. By day 22 (conclusion of </w:t>
+      </w:r>
+      <w:r>
+        <w:rPr>
+          <w:rFonts w:ascii="Arial" w:hAnsi="Arial" w:cs="Arial"/>
+        </w:rPr>
+        <w:lastRenderedPageBreak/>
+        <w:t xml:space="preserve">the study), the mean total length did not change, while the relative weight fell slightly to 87.64 (±4.79; 95% CI). The mean total lengths among groups were not substantially different: Cd low 164.20 mm (±6.70 mm; 95% CI), Cd high 204.92 mm (±15.15 mm), </w:t>
       </w:r>
       <w:proofErr w:type="spellStart"/>
       <w:r>
@@ -12364,7 +13586,6 @@
         <w:rPr>
           <w:rFonts w:ascii="Arial" w:hAnsi="Arial" w:cs="Arial"/>
         </w:rPr>
-        <w:lastRenderedPageBreak/>
         <w:t xml:space="preserve">The control </w:t>
       </w:r>
       <w:r>
@@ -12571,7 +13792,14 @@
         <w:rPr>
           <w:rFonts w:ascii="Arial" w:hAnsi="Arial" w:cs="Arial"/>
         </w:rPr>
-        <w:t xml:space="preserve"> on </w:t>
+        <w:t xml:space="preserve"> </w:t>
+      </w:r>
+      <w:r>
+        <w:rPr>
+          <w:rFonts w:ascii="Arial" w:hAnsi="Arial" w:cs="Arial"/>
+        </w:rPr>
+        <w:lastRenderedPageBreak/>
+        <w:t xml:space="preserve">on </w:t>
       </w:r>
       <w:r>
         <w:rPr>
@@ -13341,7 +14569,6 @@
         <w:rPr>
           <w:rFonts w:ascii="Arial" w:hAnsi="Arial" w:cs="Arial"/>
         </w:rPr>
-        <w:lastRenderedPageBreak/>
         <w:t>Seven days after the known environmental stressor introduction (blood sample</w:t>
       </w:r>
       <w:r>
@@ -13475,7 +14702,14 @@
         <w:rPr>
           <w:rFonts w:ascii="Arial" w:hAnsi="Arial" w:cs="Arial"/>
         </w:rPr>
-        <w:t xml:space="preserve"> &lt; 0.001), Cd high (Z</w:t>
+        <w:t xml:space="preserve"> &lt; 0.001), Cd high </w:t>
+      </w:r>
+      <w:r>
+        <w:rPr>
+          <w:rFonts w:ascii="Arial" w:hAnsi="Arial" w:cs="Arial"/>
+        </w:rPr>
+        <w:lastRenderedPageBreak/>
+        <w:t>(Z</w:t>
       </w:r>
       <w:r>
         <w:rPr>
@@ -14692,17 +15926,7 @@
           <w:kern w:val="0"/>
           <w14:ligatures w14:val="none"/>
         </w:rPr>
-        <w:t xml:space="preserve"> </w:t>
-      </w:r>
-      <w:r>
-        <w:rPr>
-          <w:rFonts w:ascii="Arial" w:eastAsia="Times New Roman" w:hAnsi="Arial" w:cs="Arial"/>
-          <w:color w:val="000000"/>
-          <w:kern w:val="0"/>
-          <w14:ligatures w14:val="none"/>
-        </w:rPr>
-        <w:lastRenderedPageBreak/>
-        <w:t>exhibit</w:t>
+        <w:t xml:space="preserve"> exhibit</w:t>
       </w:r>
       <w:r>
         <w:rPr>
@@ -16511,7 +17735,17 @@
           <w:kern w:val="0"/>
           <w14:ligatures w14:val="none"/>
         </w:rPr>
-        <w:t xml:space="preserve"> the toxins, we </w:t>
+        <w:t xml:space="preserve"> the toxins, </w:t>
+      </w:r>
+      <w:r>
+        <w:rPr>
+          <w:rFonts w:ascii="Arial" w:eastAsia="Times New Roman" w:hAnsi="Arial" w:cs="Arial"/>
+          <w:color w:val="000000"/>
+          <w:kern w:val="0"/>
+          <w14:ligatures w14:val="none"/>
+        </w:rPr>
+        <w:lastRenderedPageBreak/>
+        <w:t xml:space="preserve">we </w:t>
       </w:r>
       <w:r>
         <w:rPr>
@@ -17322,388 +18556,397 @@
           <w:kern w:val="0"/>
           <w14:ligatures w14:val="none"/>
         </w:rPr>
+        <w:t>extended</w:t>
+      </w:r>
+      <w:r>
+        <w:rPr>
+          <w:rFonts w:ascii="Arial" w:eastAsia="Times New Roman" w:hAnsi="Arial" w:cs="Arial"/>
+          <w:color w:val="000000"/>
+          <w:kern w:val="0"/>
+          <w14:ligatures w14:val="none"/>
+        </w:rPr>
+        <w:t xml:space="preserve"> </w:t>
+      </w:r>
+      <w:r>
+        <w:rPr>
+          <w:rFonts w:ascii="Arial" w:eastAsia="Times New Roman" w:hAnsi="Arial" w:cs="Arial"/>
+          <w:color w:val="000000"/>
+          <w:kern w:val="0"/>
+          <w14:ligatures w14:val="none"/>
+        </w:rPr>
+        <w:t>periods</w:t>
+      </w:r>
+      <w:r>
+        <w:rPr>
+          <w:rFonts w:ascii="Arial" w:eastAsia="Times New Roman" w:hAnsi="Arial" w:cs="Arial"/>
+          <w:color w:val="000000"/>
+          <w:kern w:val="0"/>
+          <w14:ligatures w14:val="none"/>
+        </w:rPr>
+        <w:t xml:space="preserve"> (Li et al., 2018)</w:t>
+      </w:r>
+      <w:r>
+        <w:rPr>
+          <w:rFonts w:ascii="Arial" w:eastAsia="Times New Roman" w:hAnsi="Arial" w:cs="Arial"/>
+          <w:color w:val="000000"/>
+          <w:kern w:val="0"/>
+          <w14:ligatures w14:val="none"/>
+        </w:rPr>
+        <w:t xml:space="preserve">, and </w:t>
+      </w:r>
+      <w:r>
+        <w:rPr>
+          <w:rFonts w:ascii="Arial" w:eastAsia="Times New Roman" w:hAnsi="Arial" w:cs="Arial"/>
+          <w:color w:val="000000"/>
+          <w:kern w:val="0"/>
+          <w14:ligatures w14:val="none"/>
+        </w:rPr>
+        <w:t xml:space="preserve">other heavy metals </w:t>
+      </w:r>
+      <w:r>
+        <w:rPr>
+          <w:rFonts w:ascii="Arial" w:eastAsia="Times New Roman" w:hAnsi="Arial" w:cs="Arial"/>
+          <w:color w:val="000000"/>
+          <w:kern w:val="0"/>
+          <w14:ligatures w14:val="none"/>
+        </w:rPr>
+        <w:t>may</w:t>
+      </w:r>
+      <w:r>
+        <w:rPr>
+          <w:rFonts w:ascii="Arial" w:eastAsia="Times New Roman" w:hAnsi="Arial" w:cs="Arial"/>
+          <w:color w:val="000000"/>
+          <w:kern w:val="0"/>
+          <w14:ligatures w14:val="none"/>
+        </w:rPr>
+        <w:t xml:space="preserve"> </w:t>
+      </w:r>
+      <w:r>
+        <w:rPr>
+          <w:rFonts w:ascii="Arial" w:eastAsia="Times New Roman" w:hAnsi="Arial" w:cs="Arial"/>
+          <w:color w:val="000000"/>
+          <w:kern w:val="0"/>
+          <w14:ligatures w14:val="none"/>
+        </w:rPr>
+        <w:t xml:space="preserve">significantly </w:t>
+      </w:r>
+      <w:r>
+        <w:rPr>
+          <w:rFonts w:ascii="Arial" w:eastAsia="Times New Roman" w:hAnsi="Arial" w:cs="Arial"/>
+          <w:color w:val="000000"/>
+          <w:kern w:val="0"/>
+          <w14:ligatures w14:val="none"/>
+        </w:rPr>
+        <w:t>affe</w:t>
+      </w:r>
+      <w:r>
+        <w:rPr>
+          <w:rFonts w:ascii="Arial" w:eastAsia="Times New Roman" w:hAnsi="Arial" w:cs="Arial"/>
+          <w:color w:val="000000"/>
+          <w:kern w:val="0"/>
+          <w14:ligatures w14:val="none"/>
+        </w:rPr>
+        <w:t>ct</w:t>
+      </w:r>
+      <w:r>
+        <w:rPr>
+          <w:rFonts w:ascii="Arial" w:eastAsia="Times New Roman" w:hAnsi="Arial" w:cs="Arial"/>
+          <w:color w:val="000000"/>
+          <w:kern w:val="0"/>
+          <w14:ligatures w14:val="none"/>
+        </w:rPr>
+        <w:t xml:space="preserve"> </w:t>
+      </w:r>
+      <w:r>
+        <w:rPr>
+          <w:rFonts w:ascii="Arial" w:eastAsia="Times New Roman" w:hAnsi="Arial" w:cs="Arial"/>
+          <w:color w:val="000000"/>
+          <w:kern w:val="0"/>
+          <w14:ligatures w14:val="none"/>
+        </w:rPr>
+        <w:t>the</w:t>
+      </w:r>
+      <w:r>
+        <w:rPr>
+          <w:rFonts w:ascii="Arial" w:eastAsia="Times New Roman" w:hAnsi="Arial" w:cs="Arial"/>
+          <w:color w:val="000000"/>
+          <w:kern w:val="0"/>
+          <w14:ligatures w14:val="none"/>
+        </w:rPr>
+        <w:t xml:space="preserve"> hematological parameters </w:t>
+      </w:r>
+      <w:r>
+        <w:rPr>
+          <w:rFonts w:ascii="Arial" w:eastAsia="Times New Roman" w:hAnsi="Arial" w:cs="Arial"/>
+          <w:color w:val="000000"/>
+          <w:kern w:val="0"/>
+          <w14:ligatures w14:val="none"/>
+        </w:rPr>
+        <w:t>of fish</w:t>
+      </w:r>
+      <w:r>
+        <w:rPr>
+          <w:rFonts w:ascii="Arial" w:eastAsia="Times New Roman" w:hAnsi="Arial" w:cs="Arial"/>
+          <w:color w:val="000000"/>
+          <w:kern w:val="0"/>
+          <w14:ligatures w14:val="none"/>
+        </w:rPr>
+        <w:t xml:space="preserve"> species</w:t>
+      </w:r>
+      <w:r>
+        <w:rPr>
+          <w:rFonts w:ascii="Arial" w:eastAsia="Times New Roman" w:hAnsi="Arial" w:cs="Arial"/>
+          <w:color w:val="000000"/>
+          <w:kern w:val="0"/>
+          <w14:ligatures w14:val="none"/>
+        </w:rPr>
+        <w:t xml:space="preserve"> </w:t>
+      </w:r>
+      <w:r>
+        <w:rPr>
+          <w:rFonts w:ascii="Arial" w:eastAsia="Times New Roman" w:hAnsi="Arial" w:cs="Arial"/>
+          <w:color w:val="000000"/>
+          <w:kern w:val="0"/>
+          <w14:ligatures w14:val="none"/>
+        </w:rPr>
+        <w:t xml:space="preserve">over time </w:t>
+      </w:r>
+      <w:r>
+        <w:rPr>
+          <w:rFonts w:ascii="Arial" w:eastAsia="Times New Roman" w:hAnsi="Arial" w:cs="Arial"/>
+          <w:color w:val="000000"/>
+          <w:kern w:val="0"/>
+          <w14:ligatures w14:val="none"/>
+        </w:rPr>
+        <w:t>(</w:t>
+      </w:r>
+      <w:proofErr w:type="spellStart"/>
+      <w:r>
+        <w:rPr>
+          <w:rFonts w:ascii="Arial" w:eastAsia="Times New Roman" w:hAnsi="Arial" w:cs="Arial"/>
+          <w:color w:val="000000"/>
+          <w:kern w:val="0"/>
+          <w14:ligatures w14:val="none"/>
+        </w:rPr>
+        <w:t>Seriani</w:t>
+      </w:r>
+      <w:proofErr w:type="spellEnd"/>
+      <w:r>
+        <w:rPr>
+          <w:rFonts w:ascii="Arial" w:eastAsia="Times New Roman" w:hAnsi="Arial" w:cs="Arial"/>
+          <w:color w:val="000000"/>
+          <w:kern w:val="0"/>
+          <w14:ligatures w14:val="none"/>
+        </w:rPr>
+        <w:t xml:space="preserve"> et al., 2015). Gill and Pant (1985) </w:t>
+      </w:r>
+      <w:r>
+        <w:rPr>
+          <w:rFonts w:ascii="Arial" w:eastAsia="Times New Roman" w:hAnsi="Arial" w:cs="Arial"/>
+          <w:color w:val="000000"/>
+          <w:kern w:val="0"/>
+          <w14:ligatures w14:val="none"/>
+        </w:rPr>
+        <w:t>discovere</w:t>
+      </w:r>
+      <w:r>
+        <w:rPr>
+          <w:rFonts w:ascii="Arial" w:eastAsia="Times New Roman" w:hAnsi="Arial" w:cs="Arial"/>
+          <w:color w:val="000000"/>
+          <w:kern w:val="0"/>
+          <w14:ligatures w14:val="none"/>
+        </w:rPr>
+        <w:t xml:space="preserve">d that circulating lymphocytes increased </w:t>
+      </w:r>
+      <w:r>
+        <w:rPr>
+          <w:rFonts w:ascii="Arial" w:eastAsia="Times New Roman" w:hAnsi="Arial" w:cs="Arial"/>
+          <w:color w:val="000000"/>
+          <w:kern w:val="0"/>
+          <w14:ligatures w14:val="none"/>
+        </w:rPr>
+        <w:t>after</w:t>
+      </w:r>
+      <w:r>
+        <w:rPr>
+          <w:rFonts w:ascii="Arial" w:eastAsia="Times New Roman" w:hAnsi="Arial" w:cs="Arial"/>
+          <w:color w:val="000000"/>
+          <w:kern w:val="0"/>
+          <w14:ligatures w14:val="none"/>
+        </w:rPr>
+        <w:t xml:space="preserve"> </w:t>
+      </w:r>
+      <w:r>
+        <w:rPr>
+          <w:rFonts w:ascii="Arial" w:eastAsia="Times New Roman" w:hAnsi="Arial" w:cs="Arial"/>
+          <w:color w:val="000000"/>
+          <w:kern w:val="0"/>
+          <w14:ligatures w14:val="none"/>
+        </w:rPr>
+        <w:t>cadmium</w:t>
+      </w:r>
+      <w:r>
+        <w:rPr>
+          <w:rFonts w:ascii="Arial" w:eastAsia="Times New Roman" w:hAnsi="Arial" w:cs="Arial"/>
+          <w:color w:val="000000"/>
+          <w:kern w:val="0"/>
+          <w14:ligatures w14:val="none"/>
+        </w:rPr>
+        <w:t xml:space="preserve"> </w:t>
+      </w:r>
+      <w:r>
+        <w:rPr>
+          <w:rFonts w:ascii="Arial" w:eastAsia="Times New Roman" w:hAnsi="Arial" w:cs="Arial"/>
+          <w:color w:val="000000"/>
+          <w:kern w:val="0"/>
+          <w14:ligatures w14:val="none"/>
+        </w:rPr>
+        <w:t>exposure</w:t>
+      </w:r>
+      <w:r>
+        <w:rPr>
+          <w:rFonts w:ascii="Arial" w:eastAsia="Times New Roman" w:hAnsi="Arial" w:cs="Arial"/>
+          <w:color w:val="000000"/>
+          <w:kern w:val="0"/>
+          <w14:ligatures w14:val="none"/>
+        </w:rPr>
+        <w:t xml:space="preserve">, </w:t>
+      </w:r>
+      <w:r>
+        <w:rPr>
+          <w:rFonts w:ascii="Arial" w:eastAsia="Times New Roman" w:hAnsi="Arial" w:cs="Arial"/>
+          <w:color w:val="000000"/>
+          <w:kern w:val="0"/>
+          <w14:ligatures w14:val="none"/>
+        </w:rPr>
+        <w:t>while</w:t>
+      </w:r>
+      <w:r>
+        <w:rPr>
+          <w:rFonts w:ascii="Arial" w:eastAsia="Times New Roman" w:hAnsi="Arial" w:cs="Arial"/>
+          <w:color w:val="000000"/>
+          <w:kern w:val="0"/>
+          <w14:ligatures w14:val="none"/>
+        </w:rPr>
+        <w:t xml:space="preserve"> neutrophils did not</w:t>
+      </w:r>
+      <w:r>
+        <w:rPr>
+          <w:rFonts w:ascii="Arial" w:eastAsia="Times New Roman" w:hAnsi="Arial" w:cs="Arial"/>
+          <w:color w:val="000000"/>
+          <w:kern w:val="0"/>
+          <w14:ligatures w14:val="none"/>
+        </w:rPr>
+        <w:t>, at 0.63 and 0.84 mg/L cadmium exposure over 90 days</w:t>
+      </w:r>
+      <w:r>
+        <w:rPr>
+          <w:rFonts w:ascii="Arial" w:eastAsia="Times New Roman" w:hAnsi="Arial" w:cs="Arial"/>
+          <w:color w:val="000000"/>
+          <w:kern w:val="0"/>
+          <w14:ligatures w14:val="none"/>
+        </w:rPr>
+        <w:t xml:space="preserve">. </w:t>
+      </w:r>
+      <w:r>
+        <w:rPr>
+          <w:rFonts w:ascii="Arial" w:eastAsia="Times New Roman" w:hAnsi="Arial" w:cs="Arial"/>
+          <w:color w:val="000000"/>
+          <w:kern w:val="0"/>
+          <w14:ligatures w14:val="none"/>
+        </w:rPr>
+        <w:t xml:space="preserve">These </w:t>
+      </w:r>
+      <w:r>
+        <w:rPr>
+          <w:rFonts w:ascii="Arial" w:eastAsia="Times New Roman" w:hAnsi="Arial" w:cs="Arial"/>
+          <w:color w:val="000000"/>
+          <w:kern w:val="0"/>
+          <w14:ligatures w14:val="none"/>
+        </w:rPr>
+        <w:t>result</w:t>
+      </w:r>
+      <w:r>
+        <w:rPr>
+          <w:rFonts w:ascii="Arial" w:eastAsia="Times New Roman" w:hAnsi="Arial" w:cs="Arial"/>
+          <w:color w:val="000000"/>
+          <w:kern w:val="0"/>
+          <w14:ligatures w14:val="none"/>
+        </w:rPr>
+        <w:t xml:space="preserve">s </w:t>
+      </w:r>
+      <w:r>
+        <w:rPr>
+          <w:rFonts w:ascii="Arial" w:eastAsia="Times New Roman" w:hAnsi="Arial" w:cs="Arial"/>
+          <w:color w:val="000000"/>
+          <w:kern w:val="0"/>
+          <w14:ligatures w14:val="none"/>
+        </w:rPr>
+        <w:t>imply</w:t>
+      </w:r>
+      <w:r>
+        <w:rPr>
+          <w:rFonts w:ascii="Arial" w:eastAsia="Times New Roman" w:hAnsi="Arial" w:cs="Arial"/>
+          <w:color w:val="000000"/>
+          <w:kern w:val="0"/>
+          <w14:ligatures w14:val="none"/>
+        </w:rPr>
+        <w:t xml:space="preserve"> that</w:t>
+      </w:r>
+      <w:r>
+        <w:rPr>
+          <w:rFonts w:ascii="Arial" w:eastAsia="Times New Roman" w:hAnsi="Arial" w:cs="Arial"/>
+          <w:color w:val="000000"/>
+          <w:kern w:val="0"/>
+          <w14:ligatures w14:val="none"/>
+        </w:rPr>
+        <w:t xml:space="preserve"> stress responses </w:t>
+      </w:r>
+      <w:r>
+        <w:rPr>
+          <w:rFonts w:ascii="Arial" w:eastAsia="Times New Roman" w:hAnsi="Arial" w:cs="Arial"/>
+          <w:color w:val="000000"/>
+          <w:kern w:val="0"/>
+          <w14:ligatures w14:val="none"/>
+        </w:rPr>
+        <w:t>may</w:t>
+      </w:r>
+      <w:r>
+        <w:rPr>
+          <w:rFonts w:ascii="Arial" w:eastAsia="Times New Roman" w:hAnsi="Arial" w:cs="Arial"/>
+          <w:color w:val="000000"/>
+          <w:kern w:val="0"/>
+          <w14:ligatures w14:val="none"/>
+        </w:rPr>
+        <w:t xml:space="preserve"> be less </w:t>
+      </w:r>
+      <w:r>
+        <w:rPr>
+          <w:rFonts w:ascii="Arial" w:eastAsia="Times New Roman" w:hAnsi="Arial" w:cs="Arial"/>
+          <w:color w:val="000000"/>
+          <w:kern w:val="0"/>
+          <w14:ligatures w14:val="none"/>
+        </w:rPr>
+        <w:t>detect</w:t>
+      </w:r>
+      <w:r>
+        <w:rPr>
+          <w:rFonts w:ascii="Arial" w:eastAsia="Times New Roman" w:hAnsi="Arial" w:cs="Arial"/>
+          <w:color w:val="000000"/>
+          <w:kern w:val="0"/>
+          <w14:ligatures w14:val="none"/>
+        </w:rPr>
+        <w:t xml:space="preserve">able using an NLR </w:t>
+      </w:r>
+      <w:r>
+        <w:rPr>
+          <w:rFonts w:ascii="Arial" w:eastAsia="Times New Roman" w:hAnsi="Arial" w:cs="Arial"/>
+          <w:color w:val="000000"/>
+          <w:kern w:val="0"/>
+          <w14:ligatures w14:val="none"/>
+        </w:rPr>
         <w:lastRenderedPageBreak/>
-        <w:t>extended</w:t>
-      </w:r>
-      <w:r>
-        <w:rPr>
-          <w:rFonts w:ascii="Arial" w:eastAsia="Times New Roman" w:hAnsi="Arial" w:cs="Arial"/>
-          <w:color w:val="000000"/>
-          <w:kern w:val="0"/>
-          <w14:ligatures w14:val="none"/>
-        </w:rPr>
-        <w:t xml:space="preserve"> </w:t>
-      </w:r>
-      <w:r>
-        <w:rPr>
-          <w:rFonts w:ascii="Arial" w:eastAsia="Times New Roman" w:hAnsi="Arial" w:cs="Arial"/>
-          <w:color w:val="000000"/>
-          <w:kern w:val="0"/>
-          <w14:ligatures w14:val="none"/>
-        </w:rPr>
-        <w:t>periods</w:t>
-      </w:r>
-      <w:r>
-        <w:rPr>
-          <w:rFonts w:ascii="Arial" w:eastAsia="Times New Roman" w:hAnsi="Arial" w:cs="Arial"/>
-          <w:color w:val="000000"/>
-          <w:kern w:val="0"/>
-          <w14:ligatures w14:val="none"/>
-        </w:rPr>
-        <w:t xml:space="preserve"> (Li et al., 2018)</w:t>
-      </w:r>
-      <w:r>
-        <w:rPr>
-          <w:rFonts w:ascii="Arial" w:eastAsia="Times New Roman" w:hAnsi="Arial" w:cs="Arial"/>
-          <w:color w:val="000000"/>
-          <w:kern w:val="0"/>
-          <w14:ligatures w14:val="none"/>
-        </w:rPr>
-        <w:t xml:space="preserve">, and </w:t>
-      </w:r>
-      <w:r>
-        <w:rPr>
-          <w:rFonts w:ascii="Arial" w:eastAsia="Times New Roman" w:hAnsi="Arial" w:cs="Arial"/>
-          <w:color w:val="000000"/>
-          <w:kern w:val="0"/>
-          <w14:ligatures w14:val="none"/>
-        </w:rPr>
-        <w:t xml:space="preserve">other heavy metals </w:t>
-      </w:r>
-      <w:r>
-        <w:rPr>
-          <w:rFonts w:ascii="Arial" w:eastAsia="Times New Roman" w:hAnsi="Arial" w:cs="Arial"/>
-          <w:color w:val="000000"/>
-          <w:kern w:val="0"/>
-          <w14:ligatures w14:val="none"/>
-        </w:rPr>
-        <w:t>may</w:t>
-      </w:r>
-      <w:r>
-        <w:rPr>
-          <w:rFonts w:ascii="Arial" w:eastAsia="Times New Roman" w:hAnsi="Arial" w:cs="Arial"/>
-          <w:color w:val="000000"/>
-          <w:kern w:val="0"/>
-          <w14:ligatures w14:val="none"/>
-        </w:rPr>
-        <w:t xml:space="preserve"> </w:t>
-      </w:r>
-      <w:r>
-        <w:rPr>
-          <w:rFonts w:ascii="Arial" w:eastAsia="Times New Roman" w:hAnsi="Arial" w:cs="Arial"/>
-          <w:color w:val="000000"/>
-          <w:kern w:val="0"/>
-          <w14:ligatures w14:val="none"/>
-        </w:rPr>
-        <w:t xml:space="preserve">significantly </w:t>
-      </w:r>
-      <w:r>
-        <w:rPr>
-          <w:rFonts w:ascii="Arial" w:eastAsia="Times New Roman" w:hAnsi="Arial" w:cs="Arial"/>
-          <w:color w:val="000000"/>
-          <w:kern w:val="0"/>
-          <w14:ligatures w14:val="none"/>
-        </w:rPr>
-        <w:t>affe</w:t>
-      </w:r>
-      <w:r>
-        <w:rPr>
-          <w:rFonts w:ascii="Arial" w:eastAsia="Times New Roman" w:hAnsi="Arial" w:cs="Arial"/>
-          <w:color w:val="000000"/>
-          <w:kern w:val="0"/>
-          <w14:ligatures w14:val="none"/>
-        </w:rPr>
-        <w:t>ct</w:t>
-      </w:r>
-      <w:r>
-        <w:rPr>
-          <w:rFonts w:ascii="Arial" w:eastAsia="Times New Roman" w:hAnsi="Arial" w:cs="Arial"/>
-          <w:color w:val="000000"/>
-          <w:kern w:val="0"/>
-          <w14:ligatures w14:val="none"/>
-        </w:rPr>
-        <w:t xml:space="preserve"> </w:t>
-      </w:r>
-      <w:r>
-        <w:rPr>
-          <w:rFonts w:ascii="Arial" w:eastAsia="Times New Roman" w:hAnsi="Arial" w:cs="Arial"/>
-          <w:color w:val="000000"/>
-          <w:kern w:val="0"/>
-          <w14:ligatures w14:val="none"/>
-        </w:rPr>
-        <w:t>the</w:t>
-      </w:r>
-      <w:r>
-        <w:rPr>
-          <w:rFonts w:ascii="Arial" w:eastAsia="Times New Roman" w:hAnsi="Arial" w:cs="Arial"/>
-          <w:color w:val="000000"/>
-          <w:kern w:val="0"/>
-          <w14:ligatures w14:val="none"/>
-        </w:rPr>
-        <w:t xml:space="preserve"> hematological parameters </w:t>
-      </w:r>
-      <w:r>
-        <w:rPr>
-          <w:rFonts w:ascii="Arial" w:eastAsia="Times New Roman" w:hAnsi="Arial" w:cs="Arial"/>
-          <w:color w:val="000000"/>
-          <w:kern w:val="0"/>
-          <w14:ligatures w14:val="none"/>
-        </w:rPr>
-        <w:t>of fish</w:t>
-      </w:r>
-      <w:r>
-        <w:rPr>
-          <w:rFonts w:ascii="Arial" w:eastAsia="Times New Roman" w:hAnsi="Arial" w:cs="Arial"/>
-          <w:color w:val="000000"/>
-          <w:kern w:val="0"/>
-          <w14:ligatures w14:val="none"/>
-        </w:rPr>
-        <w:t xml:space="preserve"> species</w:t>
-      </w:r>
-      <w:r>
-        <w:rPr>
-          <w:rFonts w:ascii="Arial" w:eastAsia="Times New Roman" w:hAnsi="Arial" w:cs="Arial"/>
-          <w:color w:val="000000"/>
-          <w:kern w:val="0"/>
-          <w14:ligatures w14:val="none"/>
-        </w:rPr>
-        <w:t xml:space="preserve"> </w:t>
-      </w:r>
-      <w:r>
-        <w:rPr>
-          <w:rFonts w:ascii="Arial" w:eastAsia="Times New Roman" w:hAnsi="Arial" w:cs="Arial"/>
-          <w:color w:val="000000"/>
-          <w:kern w:val="0"/>
-          <w14:ligatures w14:val="none"/>
-        </w:rPr>
-        <w:t xml:space="preserve">over time </w:t>
-      </w:r>
-      <w:r>
-        <w:rPr>
-          <w:rFonts w:ascii="Arial" w:eastAsia="Times New Roman" w:hAnsi="Arial" w:cs="Arial"/>
-          <w:color w:val="000000"/>
-          <w:kern w:val="0"/>
-          <w14:ligatures w14:val="none"/>
-        </w:rPr>
-        <w:t>(</w:t>
-      </w:r>
-      <w:proofErr w:type="spellStart"/>
-      <w:r>
-        <w:rPr>
-          <w:rFonts w:ascii="Arial" w:eastAsia="Times New Roman" w:hAnsi="Arial" w:cs="Arial"/>
-          <w:color w:val="000000"/>
-          <w:kern w:val="0"/>
-          <w14:ligatures w14:val="none"/>
-        </w:rPr>
-        <w:t>Seriani</w:t>
-      </w:r>
-      <w:proofErr w:type="spellEnd"/>
-      <w:r>
-        <w:rPr>
-          <w:rFonts w:ascii="Arial" w:eastAsia="Times New Roman" w:hAnsi="Arial" w:cs="Arial"/>
-          <w:color w:val="000000"/>
-          <w:kern w:val="0"/>
-          <w14:ligatures w14:val="none"/>
-        </w:rPr>
-        <w:t xml:space="preserve"> et al., 2015). Gill and Pant (1985) </w:t>
-      </w:r>
-      <w:r>
-        <w:rPr>
-          <w:rFonts w:ascii="Arial" w:eastAsia="Times New Roman" w:hAnsi="Arial" w:cs="Arial"/>
-          <w:color w:val="000000"/>
-          <w:kern w:val="0"/>
-          <w14:ligatures w14:val="none"/>
-        </w:rPr>
-        <w:t>discovere</w:t>
-      </w:r>
-      <w:r>
-        <w:rPr>
-          <w:rFonts w:ascii="Arial" w:eastAsia="Times New Roman" w:hAnsi="Arial" w:cs="Arial"/>
-          <w:color w:val="000000"/>
-          <w:kern w:val="0"/>
-          <w14:ligatures w14:val="none"/>
-        </w:rPr>
-        <w:t xml:space="preserve">d that circulating lymphocytes increased </w:t>
-      </w:r>
-      <w:r>
-        <w:rPr>
-          <w:rFonts w:ascii="Arial" w:eastAsia="Times New Roman" w:hAnsi="Arial" w:cs="Arial"/>
-          <w:color w:val="000000"/>
-          <w:kern w:val="0"/>
-          <w14:ligatures w14:val="none"/>
-        </w:rPr>
-        <w:t>after</w:t>
-      </w:r>
-      <w:r>
-        <w:rPr>
-          <w:rFonts w:ascii="Arial" w:eastAsia="Times New Roman" w:hAnsi="Arial" w:cs="Arial"/>
-          <w:color w:val="000000"/>
-          <w:kern w:val="0"/>
-          <w14:ligatures w14:val="none"/>
-        </w:rPr>
-        <w:t xml:space="preserve"> </w:t>
-      </w:r>
-      <w:r>
-        <w:rPr>
-          <w:rFonts w:ascii="Arial" w:eastAsia="Times New Roman" w:hAnsi="Arial" w:cs="Arial"/>
-          <w:color w:val="000000"/>
-          <w:kern w:val="0"/>
-          <w14:ligatures w14:val="none"/>
-        </w:rPr>
-        <w:t>cadmium</w:t>
-      </w:r>
-      <w:r>
-        <w:rPr>
-          <w:rFonts w:ascii="Arial" w:eastAsia="Times New Roman" w:hAnsi="Arial" w:cs="Arial"/>
-          <w:color w:val="000000"/>
-          <w:kern w:val="0"/>
-          <w14:ligatures w14:val="none"/>
-        </w:rPr>
-        <w:t xml:space="preserve"> </w:t>
-      </w:r>
-      <w:r>
-        <w:rPr>
-          <w:rFonts w:ascii="Arial" w:eastAsia="Times New Roman" w:hAnsi="Arial" w:cs="Arial"/>
-          <w:color w:val="000000"/>
-          <w:kern w:val="0"/>
-          <w14:ligatures w14:val="none"/>
-        </w:rPr>
-        <w:t>exposure</w:t>
-      </w:r>
-      <w:r>
-        <w:rPr>
-          <w:rFonts w:ascii="Arial" w:eastAsia="Times New Roman" w:hAnsi="Arial" w:cs="Arial"/>
-          <w:color w:val="000000"/>
-          <w:kern w:val="0"/>
-          <w14:ligatures w14:val="none"/>
-        </w:rPr>
-        <w:t xml:space="preserve">, </w:t>
-      </w:r>
-      <w:r>
-        <w:rPr>
-          <w:rFonts w:ascii="Arial" w:eastAsia="Times New Roman" w:hAnsi="Arial" w:cs="Arial"/>
-          <w:color w:val="000000"/>
-          <w:kern w:val="0"/>
-          <w14:ligatures w14:val="none"/>
-        </w:rPr>
-        <w:t>while</w:t>
-      </w:r>
-      <w:r>
-        <w:rPr>
-          <w:rFonts w:ascii="Arial" w:eastAsia="Times New Roman" w:hAnsi="Arial" w:cs="Arial"/>
-          <w:color w:val="000000"/>
-          <w:kern w:val="0"/>
-          <w14:ligatures w14:val="none"/>
-        </w:rPr>
-        <w:t xml:space="preserve"> neutrophils did not</w:t>
-      </w:r>
-      <w:r>
-        <w:rPr>
-          <w:rFonts w:ascii="Arial" w:eastAsia="Times New Roman" w:hAnsi="Arial" w:cs="Arial"/>
-          <w:color w:val="000000"/>
-          <w:kern w:val="0"/>
-          <w14:ligatures w14:val="none"/>
-        </w:rPr>
-        <w:t>, at 0.63 and 0.84 mg/L cadmium exposure over 90 days</w:t>
-      </w:r>
-      <w:r>
-        <w:rPr>
-          <w:rFonts w:ascii="Arial" w:eastAsia="Times New Roman" w:hAnsi="Arial" w:cs="Arial"/>
-          <w:color w:val="000000"/>
-          <w:kern w:val="0"/>
-          <w14:ligatures w14:val="none"/>
-        </w:rPr>
-        <w:t xml:space="preserve">. </w:t>
-      </w:r>
-      <w:r>
-        <w:rPr>
-          <w:rFonts w:ascii="Arial" w:eastAsia="Times New Roman" w:hAnsi="Arial" w:cs="Arial"/>
-          <w:color w:val="000000"/>
-          <w:kern w:val="0"/>
-          <w14:ligatures w14:val="none"/>
-        </w:rPr>
-        <w:t xml:space="preserve">These </w:t>
-      </w:r>
-      <w:r>
-        <w:rPr>
-          <w:rFonts w:ascii="Arial" w:eastAsia="Times New Roman" w:hAnsi="Arial" w:cs="Arial"/>
-          <w:color w:val="000000"/>
-          <w:kern w:val="0"/>
-          <w14:ligatures w14:val="none"/>
-        </w:rPr>
-        <w:t>result</w:t>
-      </w:r>
-      <w:r>
-        <w:rPr>
-          <w:rFonts w:ascii="Arial" w:eastAsia="Times New Roman" w:hAnsi="Arial" w:cs="Arial"/>
-          <w:color w:val="000000"/>
-          <w:kern w:val="0"/>
-          <w14:ligatures w14:val="none"/>
-        </w:rPr>
-        <w:t xml:space="preserve">s </w:t>
-      </w:r>
-      <w:r>
-        <w:rPr>
-          <w:rFonts w:ascii="Arial" w:eastAsia="Times New Roman" w:hAnsi="Arial" w:cs="Arial"/>
-          <w:color w:val="000000"/>
-          <w:kern w:val="0"/>
-          <w14:ligatures w14:val="none"/>
-        </w:rPr>
-        <w:t>imply</w:t>
-      </w:r>
-      <w:r>
-        <w:rPr>
-          <w:rFonts w:ascii="Arial" w:eastAsia="Times New Roman" w:hAnsi="Arial" w:cs="Arial"/>
-          <w:color w:val="000000"/>
-          <w:kern w:val="0"/>
-          <w14:ligatures w14:val="none"/>
-        </w:rPr>
-        <w:t xml:space="preserve"> that</w:t>
-      </w:r>
-      <w:r>
-        <w:rPr>
-          <w:rFonts w:ascii="Arial" w:eastAsia="Times New Roman" w:hAnsi="Arial" w:cs="Arial"/>
-          <w:color w:val="000000"/>
-          <w:kern w:val="0"/>
-          <w14:ligatures w14:val="none"/>
-        </w:rPr>
-        <w:t xml:space="preserve"> stress responses </w:t>
-      </w:r>
-      <w:r>
-        <w:rPr>
-          <w:rFonts w:ascii="Arial" w:eastAsia="Times New Roman" w:hAnsi="Arial" w:cs="Arial"/>
-          <w:color w:val="000000"/>
-          <w:kern w:val="0"/>
-          <w14:ligatures w14:val="none"/>
-        </w:rPr>
-        <w:t>may</w:t>
-      </w:r>
-      <w:r>
-        <w:rPr>
-          <w:rFonts w:ascii="Arial" w:eastAsia="Times New Roman" w:hAnsi="Arial" w:cs="Arial"/>
-          <w:color w:val="000000"/>
-          <w:kern w:val="0"/>
-          <w14:ligatures w14:val="none"/>
-        </w:rPr>
-        <w:t xml:space="preserve"> be less </w:t>
-      </w:r>
-      <w:r>
-        <w:rPr>
-          <w:rFonts w:ascii="Arial" w:eastAsia="Times New Roman" w:hAnsi="Arial" w:cs="Arial"/>
-          <w:color w:val="000000"/>
-          <w:kern w:val="0"/>
-          <w14:ligatures w14:val="none"/>
-        </w:rPr>
-        <w:t>detect</w:t>
-      </w:r>
-      <w:r>
-        <w:rPr>
-          <w:rFonts w:ascii="Arial" w:eastAsia="Times New Roman" w:hAnsi="Arial" w:cs="Arial"/>
-          <w:color w:val="000000"/>
-          <w:kern w:val="0"/>
-          <w14:ligatures w14:val="none"/>
-        </w:rPr>
-        <w:t>able using an NLR approach</w:t>
+        <w:t>approach</w:t>
       </w:r>
       <w:r>
         <w:rPr>
@@ -18718,7 +19961,6 @@
           <w:kern w:val="0"/>
           <w14:ligatures w14:val="none"/>
         </w:rPr>
-        <w:lastRenderedPageBreak/>
         <w:t>PFPeA</w:t>
       </w:r>
       <w:proofErr w:type="spellEnd"/>
@@ -18897,6 +20139,7 @@
           <w:kern w:val="0"/>
           <w14:ligatures w14:val="none"/>
         </w:rPr>
+        <w:lastRenderedPageBreak/>
         <w:t>Seven days after</w:t>
       </w:r>
       <w:r>
@@ -20307,7 +21550,6 @@
           <w:kern w:val="0"/>
           <w14:ligatures w14:val="none"/>
         </w:rPr>
-        <w:lastRenderedPageBreak/>
         <w:t>compound</w:t>
       </w:r>
       <w:r>
@@ -21494,7 +22736,6 @@
           <w:kern w:val="0"/>
           <w14:ligatures w14:val="none"/>
         </w:rPr>
-        <w:lastRenderedPageBreak/>
         <w:t>\\\\\/////</w:t>
       </w:r>
     </w:p>
@@ -21541,6 +22782,7 @@
         <w:rPr>
           <w:rFonts w:ascii="Arial" w:hAnsi="Arial" w:cs="Arial"/>
         </w:rPr>
+        <w:lastRenderedPageBreak/>
         <w:br w:type="page"/>
       </w:r>
     </w:p>
@@ -26727,7 +27969,7 @@
                     </pic:cNvPicPr>
                   </pic:nvPicPr>
                   <pic:blipFill>
-                    <a:blip r:embed="rId24" cstate="print">
+                    <a:blip r:embed="rId17" cstate="print">
                       <a:extLst>
                         <a:ext uri="{28A0092B-C50C-407E-A947-70E740481C1C}">
                           <a14:useLocalDpi xmlns:a14="http://schemas.microsoft.com/office/drawing/2010/main" val="0"/>
@@ -26872,7 +28114,7 @@
                     </pic:cNvPicPr>
                   </pic:nvPicPr>
                   <pic:blipFill>
-                    <a:blip r:embed="rId25" cstate="print">
+                    <a:blip r:embed="rId18" cstate="print">
                       <a:extLst>
                         <a:ext uri="{28A0092B-C50C-407E-A947-70E740481C1C}">
                           <a14:useLocalDpi xmlns:a14="http://schemas.microsoft.com/office/drawing/2010/main" val="0"/>
@@ -27017,7 +28259,7 @@
                     </pic:cNvPicPr>
                   </pic:nvPicPr>
                   <pic:blipFill>
-                    <a:blip r:embed="rId26" cstate="print">
+                    <a:blip r:embed="rId19" cstate="print">
                       <a:extLst>
                         <a:ext uri="{28A0092B-C50C-407E-A947-70E740481C1C}">
                           <a14:useLocalDpi xmlns:a14="http://schemas.microsoft.com/office/drawing/2010/main" val="0"/>
@@ -27154,7 +28396,7 @@
                     </pic:cNvPicPr>
                   </pic:nvPicPr>
                   <pic:blipFill>
-                    <a:blip r:embed="rId27" cstate="print">
+                    <a:blip r:embed="rId20" cstate="print">
                       <a:extLst>
                         <a:ext uri="{28A0092B-C50C-407E-A947-70E740481C1C}">
                           <a14:useLocalDpi xmlns:a14="http://schemas.microsoft.com/office/drawing/2010/main" val="0"/>
@@ -27196,8 +28438,8 @@
       </w:r>
     </w:p>
     <w:sectPr>
-      <w:footerReference w:type="even" r:id="rId28"/>
-      <w:footerReference w:type="default" r:id="rId29"/>
+      <w:footerReference w:type="even" r:id="rId21"/>
+      <w:footerReference w:type="default" r:id="rId22"/>
       <w:pgSz w:w="12240" w:h="15840"/>
       <w:pgMar w:top="1440" w:right="1440" w:bottom="1440" w:left="1440" w:header="720" w:footer="720" w:gutter="0"/>
       <w:lnNumType w:countBy="1" w:restart="continuous"/>

--- a/writing/bass_ecotox_manuscript.docx
+++ b/writing/bass_ecotox_manuscript.docx
@@ -129,7 +129,6 @@
         <w:spacing w:line="480" w:lineRule="auto"/>
         <w:rPr>
           <w:rFonts w:ascii="Arial" w:eastAsia="Times New Roman" w:hAnsi="Arial" w:cs="Arial"/>
-          <w:color w:val="000000"/>
           <w:kern w:val="0"/>
           <w14:ligatures w14:val="none"/>
         </w:rPr>
@@ -143,34 +142,68 @@
         </w:rPr>
         <w:t xml:space="preserve">Title:  </w:t>
       </w:r>
-    </w:p>
-    <w:p>
-      <w:pPr>
-        <w:spacing w:line="480" w:lineRule="auto"/>
-        <w:rPr>
-          <w:rFonts w:ascii="Arial" w:eastAsia="Times New Roman" w:hAnsi="Arial" w:cs="Arial"/>
-          <w:color w:val="000000"/>
-          <w:kern w:val="0"/>
-          <w14:ligatures w14:val="none"/>
-        </w:rPr>
-      </w:pPr>
-      <w:commentRangeStart w:id="0"/>
-      <w:commentRangeStart w:id="1"/>
-      <w:r>
-        <w:rPr>
-          <w:rFonts w:ascii="Arial" w:eastAsia="Times New Roman" w:hAnsi="Arial" w:cs="Arial"/>
-          <w:color w:val="000000"/>
-          <w:kern w:val="0"/>
-          <w14:ligatures w14:val="none"/>
-        </w:rPr>
-        <w:t>PFAS, but not Cadmium, Confounds the Stress Response in Largemouth Bass (</w:t>
-      </w:r>
-      <w:r>
-        <w:rPr>
-          <w:rFonts w:ascii="Arial" w:eastAsia="Times New Roman" w:hAnsi="Arial" w:cs="Arial"/>
-          <w:i/>
-          <w:iCs/>
-          <w:color w:val="000000"/>
+      <w:r>
+        <w:rPr>
+          <w:rFonts w:ascii="Arial" w:eastAsia="Times New Roman" w:hAnsi="Arial" w:cs="Arial"/>
+          <w:color w:val="000000"/>
+          <w:kern w:val="0"/>
+          <w14:ligatures w14:val="none"/>
+        </w:rPr>
+        <w:t xml:space="preserve">Xenobiotic Exposure May Confound Traditional Stress Biomarkers: </w:t>
+      </w:r>
+      <w:r>
+        <w:rPr>
+          <w:rFonts w:ascii="Arial" w:eastAsia="Times New Roman" w:hAnsi="Arial" w:cs="Arial"/>
+          <w:kern w:val="0"/>
+          <w14:ligatures w14:val="none"/>
+        </w:rPr>
+        <w:t>Evaluating PFAS and Cadmiu</w:t>
+      </w:r>
+      <w:r>
+        <w:rPr>
+          <w:rFonts w:ascii="Arial" w:eastAsia="Times New Roman" w:hAnsi="Arial" w:cs="Arial"/>
+          <w:kern w:val="0"/>
+          <w14:ligatures w14:val="none"/>
+        </w:rPr>
+        <w:t xml:space="preserve">m </w:t>
+      </w:r>
+      <w:r>
+        <w:rPr>
+          <w:rFonts w:ascii="Arial" w:eastAsia="Times New Roman" w:hAnsi="Arial" w:cs="Arial"/>
+          <w:kern w:val="0"/>
+          <w14:ligatures w14:val="none"/>
+        </w:rPr>
+        <w:t>Effects on</w:t>
+      </w:r>
+      <w:r>
+        <w:rPr>
+          <w:rFonts w:ascii="Arial" w:eastAsia="Times New Roman" w:hAnsi="Arial" w:cs="Arial"/>
+          <w:kern w:val="0"/>
+          <w14:ligatures w14:val="none"/>
+        </w:rPr>
+        <w:t xml:space="preserve"> </w:t>
+      </w:r>
+      <w:r>
+        <w:rPr>
+          <w:rFonts w:ascii="Arial" w:eastAsia="Times New Roman" w:hAnsi="Arial" w:cs="Arial"/>
+          <w:kern w:val="0"/>
+          <w14:ligatures w14:val="none"/>
+        </w:rPr>
+        <w:t>Largemouth Bas</w:t>
+      </w:r>
+      <w:r>
+        <w:rPr>
+          <w:rFonts w:ascii="Arial" w:eastAsia="Times New Roman" w:hAnsi="Arial" w:cs="Arial"/>
+          <w:kern w:val="0"/>
+          <w14:ligatures w14:val="none"/>
+        </w:rPr>
+        <w:t>s (</w:t>
+      </w:r>
+      <w:r>
+        <w:rPr>
+          <w:rFonts w:ascii="Arial" w:eastAsia="Times New Roman" w:hAnsi="Arial" w:cs="Arial"/>
+          <w:i/>
+          <w:iCs/>
           <w:kern w:val="0"/>
           <w14:ligatures w14:val="none"/>
         </w:rPr>
@@ -179,153 +212,18 @@
       <w:r>
         <w:rPr>
           <w:rFonts w:ascii="Arial" w:eastAsia="Times New Roman" w:hAnsi="Arial" w:cs="Arial"/>
-          <w:color w:val="000000"/>
           <w:kern w:val="0"/>
           <w14:ligatures w14:val="none"/>
         </w:rPr>
         <w:t>)</w:t>
       </w:r>
-      <w:commentRangeEnd w:id="0"/>
-      <w:r>
-        <w:rPr>
-          <w:rStyle w:val="CommentReference"/>
-        </w:rPr>
-        <w:commentReference w:id="0"/>
-      </w:r>
-      <w:commentRangeEnd w:id="1"/>
-      <w:r>
-        <w:rPr>
-          <w:rStyle w:val="CommentReference"/>
-        </w:rPr>
-        <w:commentReference w:id="1"/>
-      </w:r>
-    </w:p>
-    <w:p>
-      <w:pPr>
-        <w:spacing w:line="480" w:lineRule="auto"/>
-        <w:rPr>
-          <w:rFonts w:ascii="Arial" w:eastAsia="Times New Roman" w:hAnsi="Arial" w:cs="Arial"/>
-          <w:kern w:val="0"/>
-          <w14:ligatures w14:val="none"/>
-        </w:rPr>
-      </w:pPr>
-      <w:r>
-        <w:rPr>
-          <w:rFonts w:ascii="Arial" w:eastAsia="Times New Roman" w:hAnsi="Arial" w:cs="Arial"/>
-          <w:kern w:val="0"/>
-          <w14:ligatures w14:val="none"/>
-        </w:rPr>
-        <w:t>Evaluating PFAS and Cadmiu</w:t>
-      </w:r>
-      <w:r>
-        <w:rPr>
-          <w:rFonts w:ascii="Arial" w:eastAsia="Times New Roman" w:hAnsi="Arial" w:cs="Arial"/>
-          <w:kern w:val="0"/>
-          <w14:ligatures w14:val="none"/>
-        </w:rPr>
-        <w:t xml:space="preserve">m </w:t>
-      </w:r>
-      <w:r>
-        <w:rPr>
-          <w:rFonts w:ascii="Arial" w:eastAsia="Times New Roman" w:hAnsi="Arial" w:cs="Arial"/>
-          <w:kern w:val="0"/>
-          <w14:ligatures w14:val="none"/>
-        </w:rPr>
-        <w:t>Effects on</w:t>
-      </w:r>
-      <w:r>
-        <w:rPr>
-          <w:rFonts w:ascii="Arial" w:eastAsia="Times New Roman" w:hAnsi="Arial" w:cs="Arial"/>
-          <w:kern w:val="0"/>
-          <w14:ligatures w14:val="none"/>
-        </w:rPr>
-        <w:t xml:space="preserve"> </w:t>
-      </w:r>
-      <w:r>
-        <w:rPr>
-          <w:rFonts w:ascii="Arial" w:eastAsia="Times New Roman" w:hAnsi="Arial" w:cs="Arial"/>
-          <w:kern w:val="0"/>
-          <w14:ligatures w14:val="none"/>
-        </w:rPr>
-        <w:t>Largemouth Bas</w:t>
-      </w:r>
-      <w:r>
-        <w:rPr>
-          <w:rFonts w:ascii="Arial" w:eastAsia="Times New Roman" w:hAnsi="Arial" w:cs="Arial"/>
-          <w:kern w:val="0"/>
-          <w14:ligatures w14:val="none"/>
-        </w:rPr>
-        <w:t>s (</w:t>
-      </w:r>
-      <w:r>
-        <w:rPr>
-          <w:rFonts w:ascii="Arial" w:eastAsia="Times New Roman" w:hAnsi="Arial" w:cs="Arial"/>
-          <w:i/>
-          <w:iCs/>
-          <w:kern w:val="0"/>
-          <w14:ligatures w14:val="none"/>
-        </w:rPr>
-        <w:t>Micropterus nigricans</w:t>
-      </w:r>
-      <w:r>
-        <w:rPr>
-          <w:rFonts w:ascii="Arial" w:eastAsia="Times New Roman" w:hAnsi="Arial" w:cs="Arial"/>
-          <w:kern w:val="0"/>
-          <w14:ligatures w14:val="none"/>
-        </w:rPr>
-        <w:t>)</w:t>
-      </w:r>
-      <w:r>
-        <w:rPr>
-          <w:rFonts w:ascii="Arial" w:eastAsia="Times New Roman" w:hAnsi="Arial" w:cs="Arial"/>
-          <w:kern w:val="0"/>
-          <w14:ligatures w14:val="none"/>
-        </w:rPr>
-        <w:t xml:space="preserve"> Stress</w:t>
-      </w:r>
-    </w:p>
-    <w:p>
-      <w:pPr>
-        <w:spacing w:line="480" w:lineRule="auto"/>
-        <w:rPr>
-          <w:rFonts w:ascii="Arial" w:eastAsia="Times New Roman" w:hAnsi="Arial" w:cs="Arial"/>
-          <w:kern w:val="0"/>
-          <w14:ligatures w14:val="none"/>
-        </w:rPr>
-      </w:pPr>
-      <w:r>
-        <w:rPr>
-          <w:rFonts w:ascii="Arial" w:eastAsia="Times New Roman" w:hAnsi="Arial" w:cs="Arial"/>
-          <w:kern w:val="0"/>
-          <w14:ligatures w14:val="none"/>
-        </w:rPr>
-        <w:t>High PFAS Exposure Sustains Elevated Stress in Largemouth Bass (</w:t>
-      </w:r>
-      <w:r>
-        <w:rPr>
-          <w:rFonts w:ascii="Arial" w:eastAsia="Times New Roman" w:hAnsi="Arial" w:cs="Arial"/>
-          <w:i/>
-          <w:iCs/>
-          <w:kern w:val="0"/>
-          <w14:ligatures w14:val="none"/>
-        </w:rPr>
-        <w:t>Micropterus nigricans</w:t>
-      </w:r>
-      <w:r>
-        <w:rPr>
-          <w:rFonts w:ascii="Arial" w:eastAsia="Times New Roman" w:hAnsi="Arial" w:cs="Arial"/>
-          <w:kern w:val="0"/>
-          <w14:ligatures w14:val="none"/>
-        </w:rPr>
-        <w:t>) Following an Environmental Stressor</w:t>
-      </w:r>
-      <w:r>
-        <w:rPr>
-          <w:rFonts w:ascii="Arial" w:eastAsia="Times New Roman" w:hAnsi="Arial" w:cs="Arial"/>
-          <w:kern w:val="0"/>
-          <w14:ligatures w14:val="none"/>
-        </w:rPr>
-        <w:t xml:space="preserve"> </w:t>
+      <w:r>
+        <w:rPr>
+          <w:rFonts w:ascii="Arial" w:eastAsia="Times New Roman" w:hAnsi="Arial" w:cs="Arial"/>
+          <w:kern w:val="0"/>
+          <w14:ligatures w14:val="none"/>
+        </w:rPr>
+        <w:t xml:space="preserve"> Leukocyte Profiles</w:t>
       </w:r>
     </w:p>
     <w:p>
@@ -591,7 +489,6 @@
           <w:vertAlign w:val="superscript"/>
           <w14:ligatures w14:val="none"/>
         </w:rPr>
-        <w:lastRenderedPageBreak/>
         <w:t>3</w:t>
       </w:r>
       <w:r>
@@ -648,6 +545,7 @@
           <w:vertAlign w:val="superscript"/>
           <w14:ligatures w14:val="none"/>
         </w:rPr>
+        <w:lastRenderedPageBreak/>
         <w:t>5</w:t>
       </w:r>
       <w:r>
@@ -842,7 +740,27 @@
           <w:highlight w:val="yellow"/>
           <w14:ligatures w14:val="none"/>
         </w:rPr>
-        <w:t>Please include a ~50-word Lay Summary on the Title Page of your manuscript. This summary will appear in the online table of contents. It should explain the context and significance of your findings in a way that can be understood by a nonspecialist reader, and should not include abbreviations or acronyms.</w:t>
+        <w:t xml:space="preserve">Please include a ~50-word Lay Summary on the Title Page of your manuscript. This summary will appear in the online table of contents. It should explain the context and significance of your findings in a way that can be understood by a nonspecialist </w:t>
+      </w:r>
+      <w:proofErr w:type="gramStart"/>
+      <w:r>
+        <w:rPr>
+          <w:rFonts w:ascii="Arial" w:eastAsia="Times New Roman" w:hAnsi="Arial" w:cs="Arial"/>
+          <w:kern w:val="0"/>
+          <w:highlight w:val="yellow"/>
+          <w14:ligatures w14:val="none"/>
+        </w:rPr>
+        <w:t>reader, and</w:t>
+      </w:r>
+      <w:proofErr w:type="gramEnd"/>
+      <w:r>
+        <w:rPr>
+          <w:rFonts w:ascii="Arial" w:eastAsia="Times New Roman" w:hAnsi="Arial" w:cs="Arial"/>
+          <w:kern w:val="0"/>
+          <w:highlight w:val="yellow"/>
+          <w14:ligatures w14:val="none"/>
+        </w:rPr>
+        <w:t xml:space="preserve"> should not include abbreviations or acronyms.</w:t>
       </w:r>
       <w:r>
         <w:rPr>
@@ -1055,7 +973,29 @@
           <w:highlight w:val="yellow"/>
           <w14:ligatures w14:val="none"/>
         </w:rPr>
-        <w:t>The second page of the manuscript should contain the Abstract, which should not exceed 300 words. The Abstract should be comprehensible without reference to the full manuscript, and should not include reference citations and acronyms or abbreviations. It is essential for the Abstract to clearly state the biological and conservation/management importance of the work described in the paper.</w:t>
+        <w:t xml:space="preserve">The second page of the manuscript should contain the Abstract, which should not exceed 300 words. The Abstract should be comprehensible without reference to the full </w:t>
+      </w:r>
+      <w:proofErr w:type="gramStart"/>
+      <w:r>
+        <w:rPr>
+          <w:rFonts w:ascii="Arial" w:eastAsia="Times New Roman" w:hAnsi="Arial" w:cs="Arial"/>
+          <w:color w:val="000000"/>
+          <w:kern w:val="0"/>
+          <w:highlight w:val="yellow"/>
+          <w14:ligatures w14:val="none"/>
+        </w:rPr>
+        <w:t>manuscript, and</w:t>
+      </w:r>
+      <w:proofErr w:type="gramEnd"/>
+      <w:r>
+        <w:rPr>
+          <w:rFonts w:ascii="Arial" w:eastAsia="Times New Roman" w:hAnsi="Arial" w:cs="Arial"/>
+          <w:color w:val="000000"/>
+          <w:kern w:val="0"/>
+          <w:highlight w:val="yellow"/>
+          <w14:ligatures w14:val="none"/>
+        </w:rPr>
+        <w:t xml:space="preserve"> should not include reference citations and acronyms or abbreviations. It is essential for the Abstract to clearly state the biological and conservation/management importance of the work described in the paper.</w:t>
       </w:r>
       <w:r>
         <w:rPr>
@@ -1082,7 +1022,43 @@
           <w:kern w:val="0"/>
           <w14:ligatures w14:val="none"/>
         </w:rPr>
-        <w:t>Understanding how contaminants influence physiological stress is vital for conserving aquatic organisms in increasingly altered environments. We examined whether exposure to cadmium (Cd) or perfluoropentanoic acid (PFPeA)—a short-chain per- and polyfluoroalkyl substance (PFAS)—affects the stress response of largemouth bass (</w:t>
+        <w:t xml:space="preserve">Understanding how contaminants influence physiological stress is vital for conserving aquatic organisms in increasingly altered environments. We examined whether exposure to cadmium (Cd) or </w:t>
+      </w:r>
+      <w:proofErr w:type="spellStart"/>
+      <w:r>
+        <w:rPr>
+          <w:rFonts w:ascii="Arial" w:eastAsia="Times New Roman" w:hAnsi="Arial" w:cs="Arial"/>
+          <w:kern w:val="0"/>
+          <w14:ligatures w14:val="none"/>
+        </w:rPr>
+        <w:t>perfluoropentanoic</w:t>
+      </w:r>
+      <w:proofErr w:type="spellEnd"/>
+      <w:r>
+        <w:rPr>
+          <w:rFonts w:ascii="Arial" w:eastAsia="Times New Roman" w:hAnsi="Arial" w:cs="Arial"/>
+          <w:kern w:val="0"/>
+          <w14:ligatures w14:val="none"/>
+        </w:rPr>
+        <w:t xml:space="preserve"> acid (</w:t>
+      </w:r>
+      <w:proofErr w:type="spellStart"/>
+      <w:r>
+        <w:rPr>
+          <w:rFonts w:ascii="Arial" w:eastAsia="Times New Roman" w:hAnsi="Arial" w:cs="Arial"/>
+          <w:kern w:val="0"/>
+          <w14:ligatures w14:val="none"/>
+        </w:rPr>
+        <w:t>PFPeA</w:t>
+      </w:r>
+      <w:proofErr w:type="spellEnd"/>
+      <w:r>
+        <w:rPr>
+          <w:rFonts w:ascii="Arial" w:eastAsia="Times New Roman" w:hAnsi="Arial" w:cs="Arial"/>
+          <w:kern w:val="0"/>
+          <w14:ligatures w14:val="none"/>
+        </w:rPr>
+        <w:t>)—a short-chain per- and polyfluoroalkyl substance (PFAS)—affects the stress response of largemouth bass (</w:t>
       </w:r>
       <w:r>
         <w:rPr>
@@ -1100,7 +1076,43 @@
           <w:kern w:val="0"/>
           <w14:ligatures w14:val="none"/>
         </w:rPr>
-        <w:t>) under controlled laboratory conditions. Using the neutrophil-to-lymphocyte ratio (NLR) as a proxy for stress, we compared five groups (control, Cd low, Cd high, PFPeA low, PFPeA high) across four sampling periods: baseline, post-treatment, three hours after an abrupt salinity increase, and seven days later.</w:t>
+        <w:t xml:space="preserve">) under controlled laboratory conditions. Using the neutrophil-to-lymphocyte ratio (NLR) as a proxy for stress, we compared five groups (control, Cd low, Cd high, </w:t>
+      </w:r>
+      <w:proofErr w:type="spellStart"/>
+      <w:r>
+        <w:rPr>
+          <w:rFonts w:ascii="Arial" w:eastAsia="Times New Roman" w:hAnsi="Arial" w:cs="Arial"/>
+          <w:kern w:val="0"/>
+          <w14:ligatures w14:val="none"/>
+        </w:rPr>
+        <w:t>PFPeA</w:t>
+      </w:r>
+      <w:proofErr w:type="spellEnd"/>
+      <w:r>
+        <w:rPr>
+          <w:rFonts w:ascii="Arial" w:eastAsia="Times New Roman" w:hAnsi="Arial" w:cs="Arial"/>
+          <w:kern w:val="0"/>
+          <w14:ligatures w14:val="none"/>
+        </w:rPr>
+        <w:t xml:space="preserve"> low, </w:t>
+      </w:r>
+      <w:proofErr w:type="spellStart"/>
+      <w:r>
+        <w:rPr>
+          <w:rFonts w:ascii="Arial" w:eastAsia="Times New Roman" w:hAnsi="Arial" w:cs="Arial"/>
+          <w:kern w:val="0"/>
+          <w14:ligatures w14:val="none"/>
+        </w:rPr>
+        <w:t>PFPeA</w:t>
+      </w:r>
+      <w:proofErr w:type="spellEnd"/>
+      <w:r>
+        <w:rPr>
+          <w:rFonts w:ascii="Arial" w:eastAsia="Times New Roman" w:hAnsi="Arial" w:cs="Arial"/>
+          <w:kern w:val="0"/>
+          <w14:ligatures w14:val="none"/>
+        </w:rPr>
+        <w:t xml:space="preserve"> high) across four sampling periods: baseline, post-treatment, three hours after an abrupt salinity increase, and seven days later.</w:t>
       </w:r>
       <w:r>
         <w:rPr>
@@ -1116,7 +1128,25 @@
           <w:kern w:val="0"/>
           <w14:ligatures w14:val="none"/>
         </w:rPr>
-        <w:t xml:space="preserve">High PFPeA exposure elevated NLR values by more than 200% within four days of treatment, indicating increased baseline stress. After the salinity </w:t>
+        <w:t xml:space="preserve">High </w:t>
+      </w:r>
+      <w:proofErr w:type="spellStart"/>
+      <w:r>
+        <w:rPr>
+          <w:rFonts w:ascii="Arial" w:eastAsia="Times New Roman" w:hAnsi="Arial" w:cs="Arial"/>
+          <w:kern w:val="0"/>
+          <w14:ligatures w14:val="none"/>
+        </w:rPr>
+        <w:t>PFPeA</w:t>
+      </w:r>
+      <w:proofErr w:type="spellEnd"/>
+      <w:r>
+        <w:rPr>
+          <w:rFonts w:ascii="Arial" w:eastAsia="Times New Roman" w:hAnsi="Arial" w:cs="Arial"/>
+          <w:kern w:val="0"/>
+          <w14:ligatures w14:val="none"/>
+        </w:rPr>
+        <w:t xml:space="preserve"> exposure elevated NLR values by more than 200% within four days of treatment, indicating increased baseline stress. After the salinity </w:t>
       </w:r>
       <w:r>
         <w:rPr>
@@ -1132,7 +1162,43 @@
           <w:kern w:val="0"/>
           <w14:ligatures w14:val="none"/>
         </w:rPr>
-        <w:t>, all groups exhibited an acute rise in NLR; however, only fish in the high-PFPeA group failed to recover, maintaining elevated NLR one week later. Neither Cd concentration nor low PFPeA exposure altered baseline or post-stressor NLR compared with controls.</w:t>
+        <w:t>, all groups exhibited an acute rise in NLR; however, only fish in the high-</w:t>
+      </w:r>
+      <w:proofErr w:type="spellStart"/>
+      <w:r>
+        <w:rPr>
+          <w:rFonts w:ascii="Arial" w:eastAsia="Times New Roman" w:hAnsi="Arial" w:cs="Arial"/>
+          <w:kern w:val="0"/>
+          <w14:ligatures w14:val="none"/>
+        </w:rPr>
+        <w:t>PFPeA</w:t>
+      </w:r>
+      <w:proofErr w:type="spellEnd"/>
+      <w:r>
+        <w:rPr>
+          <w:rFonts w:ascii="Arial" w:eastAsia="Times New Roman" w:hAnsi="Arial" w:cs="Arial"/>
+          <w:kern w:val="0"/>
+          <w14:ligatures w14:val="none"/>
+        </w:rPr>
+        <w:t xml:space="preserve"> group failed to recover, maintaining elevated NLR one week later. Neither Cd concentration nor low </w:t>
+      </w:r>
+      <w:proofErr w:type="spellStart"/>
+      <w:r>
+        <w:rPr>
+          <w:rFonts w:ascii="Arial" w:eastAsia="Times New Roman" w:hAnsi="Arial" w:cs="Arial"/>
+          <w:kern w:val="0"/>
+          <w14:ligatures w14:val="none"/>
+        </w:rPr>
+        <w:t>PFPeA</w:t>
+      </w:r>
+      <w:proofErr w:type="spellEnd"/>
+      <w:r>
+        <w:rPr>
+          <w:rFonts w:ascii="Arial" w:eastAsia="Times New Roman" w:hAnsi="Arial" w:cs="Arial"/>
+          <w:kern w:val="0"/>
+          <w14:ligatures w14:val="none"/>
+        </w:rPr>
+        <w:t xml:space="preserve"> exposure altered baseline or post-stressor NLR compared with controls.</w:t>
       </w:r>
       <w:r>
         <w:rPr>
@@ -1148,8 +1214,18 @@
           <w:kern w:val="0"/>
           <w14:ligatures w14:val="none"/>
         </w:rPr>
-        <w:t xml:space="preserve"> findings demonstrate that PFPeA</w:t>
-      </w:r>
+        <w:t xml:space="preserve"> findings demonstrate that </w:t>
+      </w:r>
+      <w:proofErr w:type="spellStart"/>
+      <w:r>
+        <w:rPr>
+          <w:rFonts w:ascii="Arial" w:eastAsia="Times New Roman" w:hAnsi="Arial" w:cs="Arial"/>
+          <w:kern w:val="0"/>
+          <w14:ligatures w14:val="none"/>
+        </w:rPr>
+        <w:t>PFPeA</w:t>
+      </w:r>
+      <w:proofErr w:type="spellEnd"/>
       <w:r>
         <w:rPr>
           <w:rFonts w:ascii="Arial" w:eastAsia="Times New Roman" w:hAnsi="Arial" w:cs="Arial"/>
@@ -1196,7 +1272,6 @@
           <w14:ligatures w14:val="none"/>
         </w:rPr>
       </w:pPr>
-      <w:commentRangeStart w:id="2"/>
       <w:r>
         <w:rPr>
           <w:rFonts w:ascii="Arial" w:eastAsia="Times New Roman" w:hAnsi="Arial" w:cs="Arial"/>
@@ -1205,13 +1280,6 @@
           <w14:ligatures w14:val="none"/>
         </w:rPr>
         <w:t>Keywords:</w:t>
-      </w:r>
-      <w:commentRangeEnd w:id="2"/>
-      <w:r>
-        <w:rPr>
-          <w:rStyle w:val="CommentReference"/>
-        </w:rPr>
-        <w:commentReference w:id="2"/>
       </w:r>
     </w:p>
     <w:p>
@@ -1239,7 +1307,27 @@
           <w:kern w:val="0"/>
           <w14:ligatures w14:val="none"/>
         </w:rPr>
-        <w:t>Leukocyte Profiles, Perfluoropentanoic Acid, Cadmium, Largemouth Bass, Per- Polyfluoroalkyl Substances, Stress</w:t>
+        <w:t xml:space="preserve">Leukocyte Profiles, </w:t>
+      </w:r>
+      <w:proofErr w:type="spellStart"/>
+      <w:r>
+        <w:rPr>
+          <w:rFonts w:ascii="Arial" w:eastAsia="Times New Roman" w:hAnsi="Arial" w:cs="Arial"/>
+          <w:color w:val="000000"/>
+          <w:kern w:val="0"/>
+          <w14:ligatures w14:val="none"/>
+        </w:rPr>
+        <w:t>Perfluoropentanoic</w:t>
+      </w:r>
+      <w:proofErr w:type="spellEnd"/>
+      <w:r>
+        <w:rPr>
+          <w:rFonts w:ascii="Arial" w:eastAsia="Times New Roman" w:hAnsi="Arial" w:cs="Arial"/>
+          <w:color w:val="000000"/>
+          <w:kern w:val="0"/>
+          <w14:ligatures w14:val="none"/>
+        </w:rPr>
+        <w:t xml:space="preserve"> Acid, Cadmium, Largemouth Bass, Per- Polyfluoroalkyl Substances, Stress</w:t>
       </w:r>
     </w:p>
     <w:p>
@@ -2276,85 +2364,7 @@
           <w:kern w:val="0"/>
           <w14:ligatures w14:val="none"/>
         </w:rPr>
-        <w:t>Metrics such as comparative leukocyte profiles (</w:t>
-      </w:r>
-      <w:commentRangeStart w:id="3"/>
-      <w:r>
-        <w:rPr>
-          <w:rFonts w:ascii="Arial" w:eastAsia="Times New Roman" w:hAnsi="Arial" w:cs="Arial"/>
-          <w:color w:val="000000"/>
-          <w:kern w:val="0"/>
-          <w14:ligatures w14:val="none"/>
-        </w:rPr>
-        <w:t>XXXX</w:t>
-      </w:r>
-      <w:commentRangeEnd w:id="3"/>
-      <w:r>
-        <w:rPr>
-          <w:rStyle w:val="CommentReference"/>
-        </w:rPr>
-        <w:commentReference w:id="3"/>
-      </w:r>
-      <w:r>
-        <w:rPr>
-          <w:rFonts w:ascii="Arial" w:eastAsia="Times New Roman" w:hAnsi="Arial" w:cs="Arial"/>
-          <w:color w:val="000000"/>
-          <w:kern w:val="0"/>
-          <w14:ligatures w14:val="none"/>
-        </w:rPr>
-        <w:t>), endocrine markers (</w:t>
-      </w:r>
-      <w:commentRangeStart w:id="4"/>
-      <w:r>
-        <w:rPr>
-          <w:rFonts w:ascii="Arial" w:eastAsia="Times New Roman" w:hAnsi="Arial" w:cs="Arial"/>
-          <w:color w:val="000000"/>
-          <w:kern w:val="0"/>
-          <w14:ligatures w14:val="none"/>
-        </w:rPr>
-        <w:t>XXXX</w:t>
-      </w:r>
-      <w:commentRangeEnd w:id="4"/>
-      <w:r>
-        <w:rPr>
-          <w:rStyle w:val="CommentReference"/>
-        </w:rPr>
-        <w:commentReference w:id="4"/>
-      </w:r>
-      <w:r>
-        <w:rPr>
-          <w:rFonts w:ascii="Arial" w:eastAsia="Times New Roman" w:hAnsi="Arial" w:cs="Arial"/>
-          <w:color w:val="000000"/>
-          <w:kern w:val="0"/>
-          <w14:ligatures w14:val="none"/>
-        </w:rPr>
-        <w:t>), and relative performance (</w:t>
-      </w:r>
-      <w:commentRangeStart w:id="5"/>
-      <w:r>
-        <w:rPr>
-          <w:rFonts w:ascii="Arial" w:eastAsia="Times New Roman" w:hAnsi="Arial" w:cs="Arial"/>
-          <w:color w:val="000000"/>
-          <w:kern w:val="0"/>
-          <w14:ligatures w14:val="none"/>
-        </w:rPr>
-        <w:t>XXXX</w:t>
-      </w:r>
-      <w:commentRangeEnd w:id="5"/>
-      <w:r>
-        <w:rPr>
-          <w:rStyle w:val="CommentReference"/>
-        </w:rPr>
-        <w:commentReference w:id="5"/>
-      </w:r>
-      <w:r>
-        <w:rPr>
-          <w:rFonts w:ascii="Arial" w:eastAsia="Times New Roman" w:hAnsi="Arial" w:cs="Arial"/>
-          <w:color w:val="000000"/>
-          <w:kern w:val="0"/>
-          <w14:ligatures w14:val="none"/>
-        </w:rPr>
-        <w:t xml:space="preserve">) </w:t>
+        <w:t xml:space="preserve">Metrics such as comparative leukocyte profiles (XXXX), endocrine markers (XXXX), and relative performance (XXXX) </w:t>
       </w:r>
       <w:r>
         <w:rPr>
@@ -2426,33 +2436,7 @@
           <w:kern w:val="0"/>
           <w14:ligatures w14:val="none"/>
         </w:rPr>
-        <w:t xml:space="preserve"> other studies (</w:t>
-      </w:r>
-      <w:commentRangeStart w:id="6"/>
-      <w:r>
-        <w:rPr>
-          <w:rFonts w:ascii="Arial" w:eastAsia="Times New Roman" w:hAnsi="Arial" w:cs="Arial"/>
-          <w:color w:val="000000"/>
-          <w:kern w:val="0"/>
-          <w14:ligatures w14:val="none"/>
-        </w:rPr>
-        <w:t>XXXX</w:t>
-      </w:r>
-      <w:commentRangeEnd w:id="6"/>
-      <w:r>
-        <w:rPr>
-          <w:rStyle w:val="CommentReference"/>
-        </w:rPr>
-        <w:commentReference w:id="6"/>
-      </w:r>
-      <w:r>
-        <w:rPr>
-          <w:rFonts w:ascii="Arial" w:eastAsia="Times New Roman" w:hAnsi="Arial" w:cs="Arial"/>
-          <w:color w:val="000000"/>
-          <w:kern w:val="0"/>
-          <w14:ligatures w14:val="none"/>
-        </w:rPr>
-        <w:t xml:space="preserve">), the absence of </w:t>
+        <w:t xml:space="preserve"> other studies (XXXX), the absence of </w:t>
       </w:r>
       <w:r>
         <w:rPr>
@@ -6200,7 +6184,47 @@
           <w:kern w:val="0"/>
           <w14:ligatures w14:val="none"/>
         </w:rPr>
-        <w:t xml:space="preserve"> and perfluoropentanoic acid (PFPeA; a PFAS chemical</w:t>
+        <w:t xml:space="preserve"> and </w:t>
+      </w:r>
+      <w:proofErr w:type="spellStart"/>
+      <w:r>
+        <w:rPr>
+          <w:rFonts w:ascii="Arial" w:eastAsia="Times New Roman" w:hAnsi="Arial" w:cs="Arial"/>
+          <w:color w:val="000000"/>
+          <w:kern w:val="0"/>
+          <w14:ligatures w14:val="none"/>
+        </w:rPr>
+        <w:t>perfluoropentanoic</w:t>
+      </w:r>
+      <w:proofErr w:type="spellEnd"/>
+      <w:r>
+        <w:rPr>
+          <w:rFonts w:ascii="Arial" w:eastAsia="Times New Roman" w:hAnsi="Arial" w:cs="Arial"/>
+          <w:color w:val="000000"/>
+          <w:kern w:val="0"/>
+          <w14:ligatures w14:val="none"/>
+        </w:rPr>
+        <w:t xml:space="preserve"> acid (</w:t>
+      </w:r>
+      <w:proofErr w:type="spellStart"/>
+      <w:r>
+        <w:rPr>
+          <w:rFonts w:ascii="Arial" w:eastAsia="Times New Roman" w:hAnsi="Arial" w:cs="Arial"/>
+          <w:color w:val="000000"/>
+          <w:kern w:val="0"/>
+          <w14:ligatures w14:val="none"/>
+        </w:rPr>
+        <w:t>PFPeA</w:t>
+      </w:r>
+      <w:proofErr w:type="spellEnd"/>
+      <w:r>
+        <w:rPr>
+          <w:rFonts w:ascii="Arial" w:eastAsia="Times New Roman" w:hAnsi="Arial" w:cs="Arial"/>
+          <w:color w:val="000000"/>
+          <w:kern w:val="0"/>
+          <w14:ligatures w14:val="none"/>
+        </w:rPr>
+        <w:t>; a PFAS chemical</w:t>
       </w:r>
       <w:r>
         <w:rPr>
@@ -7033,14 +7057,25 @@
         </w:rPr>
         <w:t xml:space="preserve">. </w:t>
       </w:r>
-      <w:r>
-        <w:rPr>
-          <w:rFonts w:ascii="Arial" w:eastAsia="Times New Roman" w:hAnsi="Arial" w:cs="Arial"/>
-          <w:color w:val="000000"/>
-          <w:kern w:val="0"/>
-          <w14:ligatures w14:val="none"/>
-        </w:rPr>
-        <w:t xml:space="preserve">PFPeA, a short-chain PFAS, represents one of thousands of persistent synthetic compounds used across </w:t>
+      <w:proofErr w:type="spellStart"/>
+      <w:r>
+        <w:rPr>
+          <w:rFonts w:ascii="Arial" w:eastAsia="Times New Roman" w:hAnsi="Arial" w:cs="Arial"/>
+          <w:color w:val="000000"/>
+          <w:kern w:val="0"/>
+          <w14:ligatures w14:val="none"/>
+        </w:rPr>
+        <w:t>PFPeA</w:t>
+      </w:r>
+      <w:proofErr w:type="spellEnd"/>
+      <w:r>
+        <w:rPr>
+          <w:rFonts w:ascii="Arial" w:eastAsia="Times New Roman" w:hAnsi="Arial" w:cs="Arial"/>
+          <w:color w:val="000000"/>
+          <w:kern w:val="0"/>
+          <w14:ligatures w14:val="none"/>
+        </w:rPr>
+        <w:t xml:space="preserve">, a short-chain PFAS, represents one of thousands of persistent synthetic compounds used across </w:t>
       </w:r>
       <w:r>
         <w:rPr>
@@ -8075,7 +8110,47 @@
           <w:kern w:val="0"/>
           <w14:ligatures w14:val="none"/>
         </w:rPr>
-        <w:t>Our study objectives were to: (1) test whether varying concentrations of Cd or PFPeA alter NLR values, (2) determine whether Cd or PFPeA modif</w:t>
+        <w:t xml:space="preserve">Our study objectives were to: (1) test whether varying concentrations of Cd or </w:t>
+      </w:r>
+      <w:proofErr w:type="spellStart"/>
+      <w:r>
+        <w:rPr>
+          <w:rFonts w:ascii="Arial" w:eastAsia="Times New Roman" w:hAnsi="Arial" w:cs="Arial"/>
+          <w:color w:val="000000"/>
+          <w:kern w:val="0"/>
+          <w14:ligatures w14:val="none"/>
+        </w:rPr>
+        <w:t>PFPeA</w:t>
+      </w:r>
+      <w:proofErr w:type="spellEnd"/>
+      <w:r>
+        <w:rPr>
+          <w:rFonts w:ascii="Arial" w:eastAsia="Times New Roman" w:hAnsi="Arial" w:cs="Arial"/>
+          <w:color w:val="000000"/>
+          <w:kern w:val="0"/>
+          <w14:ligatures w14:val="none"/>
+        </w:rPr>
+        <w:t xml:space="preserve"> alter NLR values, (2) determine whether Cd or </w:t>
+      </w:r>
+      <w:proofErr w:type="spellStart"/>
+      <w:r>
+        <w:rPr>
+          <w:rFonts w:ascii="Arial" w:eastAsia="Times New Roman" w:hAnsi="Arial" w:cs="Arial"/>
+          <w:color w:val="000000"/>
+          <w:kern w:val="0"/>
+          <w14:ligatures w14:val="none"/>
+        </w:rPr>
+        <w:t>PFPeA</w:t>
+      </w:r>
+      <w:proofErr w:type="spellEnd"/>
+      <w:r>
+        <w:rPr>
+          <w:rFonts w:ascii="Arial" w:eastAsia="Times New Roman" w:hAnsi="Arial" w:cs="Arial"/>
+          <w:color w:val="000000"/>
+          <w:kern w:val="0"/>
+          <w14:ligatures w14:val="none"/>
+        </w:rPr>
+        <w:t xml:space="preserve"> modif</w:t>
       </w:r>
       <w:r>
         <w:rPr>
@@ -8093,7 +8168,27 @@
           <w:kern w:val="0"/>
           <w14:ligatures w14:val="none"/>
         </w:rPr>
-        <w:t xml:space="preserve"> NLR following exposure to an abrupt environmental stressor (salinity increase), and (3) compare post-stressor recovery among treatments. We hypothesized that Cd and PFPeA would both elevate NLR, with stronger responses at higher concentrations, and that NLR would remain elevated following salt exposure</w:t>
+        <w:t xml:space="preserve"> NLR following exposure to an abrupt environmental stressor (salinity increase), and (3) compare post-stressor recovery among treatments. We hypothesized that Cd and </w:t>
+      </w:r>
+      <w:proofErr w:type="spellStart"/>
+      <w:r>
+        <w:rPr>
+          <w:rFonts w:ascii="Arial" w:eastAsia="Times New Roman" w:hAnsi="Arial" w:cs="Arial"/>
+          <w:color w:val="000000"/>
+          <w:kern w:val="0"/>
+          <w14:ligatures w14:val="none"/>
+        </w:rPr>
+        <w:t>PFPeA</w:t>
+      </w:r>
+      <w:proofErr w:type="spellEnd"/>
+      <w:r>
+        <w:rPr>
+          <w:rFonts w:ascii="Arial" w:eastAsia="Times New Roman" w:hAnsi="Arial" w:cs="Arial"/>
+          <w:color w:val="000000"/>
+          <w:kern w:val="0"/>
+          <w14:ligatures w14:val="none"/>
+        </w:rPr>
+        <w:t xml:space="preserve"> would both elevate NLR, with stronger responses at higher concentrations, and that NLR would remain elevated following salt exposure</w:t>
       </w:r>
       <w:r>
         <w:rPr>
@@ -8299,16 +8394,66 @@
           <w:kern w:val="0"/>
           <w14:ligatures w14:val="none"/>
         </w:rPr>
-        <w:t>mesh cover on top. We filled each tank with 34.6 L of tap water treated with Seachem Prime concentrated conditioner</w:t>
-      </w:r>
-      <w:r>
-        <w:rPr>
-          <w:rFonts w:ascii="Arial" w:eastAsia="Times New Roman" w:hAnsi="Arial" w:cs="Arial"/>
-          <w:color w:val="000000"/>
-          <w:kern w:val="0"/>
-          <w14:ligatures w14:val="none"/>
-        </w:rPr>
-        <w:t xml:space="preserve"> (Seachem Laboratories, Madison, GA, USA)</w:t>
+        <w:t xml:space="preserve">mesh cover on top. We filled each tank with 34.6 L of tap water treated with </w:t>
+      </w:r>
+      <w:proofErr w:type="spellStart"/>
+      <w:r>
+        <w:rPr>
+          <w:rFonts w:ascii="Arial" w:eastAsia="Times New Roman" w:hAnsi="Arial" w:cs="Arial"/>
+          <w:color w:val="000000"/>
+          <w:kern w:val="0"/>
+          <w14:ligatures w14:val="none"/>
+        </w:rPr>
+        <w:t>Seachem</w:t>
+      </w:r>
+      <w:proofErr w:type="spellEnd"/>
+      <w:r>
+        <w:rPr>
+          <w:rFonts w:ascii="Arial" w:eastAsia="Times New Roman" w:hAnsi="Arial" w:cs="Arial"/>
+          <w:color w:val="000000"/>
+          <w:kern w:val="0"/>
+          <w14:ligatures w14:val="none"/>
+        </w:rPr>
+        <w:t xml:space="preserve"> Prime concentrated conditioner</w:t>
+      </w:r>
+      <w:r>
+        <w:rPr>
+          <w:rFonts w:ascii="Arial" w:eastAsia="Times New Roman" w:hAnsi="Arial" w:cs="Arial"/>
+          <w:color w:val="000000"/>
+          <w:kern w:val="0"/>
+          <w14:ligatures w14:val="none"/>
+        </w:rPr>
+        <w:t xml:space="preserve"> (</w:t>
+      </w:r>
+      <w:proofErr w:type="spellStart"/>
+      <w:r>
+        <w:rPr>
+          <w:rFonts w:ascii="Arial" w:eastAsia="Times New Roman" w:hAnsi="Arial" w:cs="Arial"/>
+          <w:color w:val="000000"/>
+          <w:kern w:val="0"/>
+          <w14:ligatures w14:val="none"/>
+        </w:rPr>
+        <w:t>Seachem</w:t>
+      </w:r>
+      <w:proofErr w:type="spellEnd"/>
+      <w:r>
+        <w:rPr>
+          <w:rFonts w:ascii="Arial" w:eastAsia="Times New Roman" w:hAnsi="Arial" w:cs="Arial"/>
+          <w:color w:val="000000"/>
+          <w:kern w:val="0"/>
+          <w14:ligatures w14:val="none"/>
+        </w:rPr>
+        <w:t xml:space="preserve"> Laboratories, Madison, GA, USA</w:t>
+      </w:r>
+      <w:proofErr w:type="gramStart"/>
+      <w:r>
+        <w:rPr>
+          <w:rFonts w:ascii="Arial" w:eastAsia="Times New Roman" w:hAnsi="Arial" w:cs="Arial"/>
+          <w:color w:val="000000"/>
+          <w:kern w:val="0"/>
+          <w14:ligatures w14:val="none"/>
+        </w:rPr>
+        <w:t>)</w:t>
       </w:r>
       <w:r>
         <w:rPr>
@@ -8326,7 +8471,17 @@
           <w:kern w:val="0"/>
           <w14:ligatures w14:val="none"/>
         </w:rPr>
-        <w:t xml:space="preserve"> and placed 25</w:t>
+        <w:t xml:space="preserve"> and</w:t>
+      </w:r>
+      <w:proofErr w:type="gramEnd"/>
+      <w:r>
+        <w:rPr>
+          <w:rFonts w:ascii="Arial" w:eastAsia="Times New Roman" w:hAnsi="Arial" w:cs="Arial"/>
+          <w:color w:val="000000"/>
+          <w:kern w:val="0"/>
+          <w14:ligatures w14:val="none"/>
+        </w:rPr>
+        <w:t xml:space="preserve"> placed 25</w:t>
       </w:r>
       <w:r>
         <w:rPr>
@@ -8363,7 +8518,47 @@
           <w:kern w:val="0"/>
           <w14:ligatures w14:val="none"/>
         </w:rPr>
-        <w:t>(0.034 ppm), Cd high (0.34 ppm), PFPeA low (3.4 mg/L), PFPeA high (34 mg/L)—with</w:t>
+        <w:t xml:space="preserve">(0.034 ppm), Cd high (0.34 ppm), </w:t>
+      </w:r>
+      <w:proofErr w:type="spellStart"/>
+      <w:r>
+        <w:rPr>
+          <w:rFonts w:ascii="Arial" w:eastAsia="Times New Roman" w:hAnsi="Arial" w:cs="Arial"/>
+          <w:color w:val="000000"/>
+          <w:kern w:val="0"/>
+          <w14:ligatures w14:val="none"/>
+        </w:rPr>
+        <w:t>PFPeA</w:t>
+      </w:r>
+      <w:proofErr w:type="spellEnd"/>
+      <w:r>
+        <w:rPr>
+          <w:rFonts w:ascii="Arial" w:eastAsia="Times New Roman" w:hAnsi="Arial" w:cs="Arial"/>
+          <w:color w:val="000000"/>
+          <w:kern w:val="0"/>
+          <w14:ligatures w14:val="none"/>
+        </w:rPr>
+        <w:t xml:space="preserve"> low (3.4 mg/L), </w:t>
+      </w:r>
+      <w:proofErr w:type="spellStart"/>
+      <w:r>
+        <w:rPr>
+          <w:rFonts w:ascii="Arial" w:eastAsia="Times New Roman" w:hAnsi="Arial" w:cs="Arial"/>
+          <w:color w:val="000000"/>
+          <w:kern w:val="0"/>
+          <w14:ligatures w14:val="none"/>
+        </w:rPr>
+        <w:t>PFPeA</w:t>
+      </w:r>
+      <w:proofErr w:type="spellEnd"/>
+      <w:r>
+        <w:rPr>
+          <w:rFonts w:ascii="Arial" w:eastAsia="Times New Roman" w:hAnsi="Arial" w:cs="Arial"/>
+          <w:color w:val="000000"/>
+          <w:kern w:val="0"/>
+          <w14:ligatures w14:val="none"/>
+        </w:rPr>
+        <w:t xml:space="preserve"> high (34 mg/L)—with</w:t>
       </w:r>
       <w:r>
         <w:rPr>
@@ -8420,7 +8615,27 @@
           <w:kern w:val="0"/>
           <w14:ligatures w14:val="none"/>
         </w:rPr>
-        <w:t xml:space="preserve">he PFPeA high group of 34 mg/L </w:t>
+        <w:t xml:space="preserve">he </w:t>
+      </w:r>
+      <w:proofErr w:type="spellStart"/>
+      <w:r>
+        <w:rPr>
+          <w:rFonts w:ascii="Arial" w:eastAsia="Times New Roman" w:hAnsi="Arial" w:cs="Arial"/>
+          <w:color w:val="000000"/>
+          <w:kern w:val="0"/>
+          <w14:ligatures w14:val="none"/>
+        </w:rPr>
+        <w:t>PFPeA</w:t>
+      </w:r>
+      <w:proofErr w:type="spellEnd"/>
+      <w:r>
+        <w:rPr>
+          <w:rFonts w:ascii="Arial" w:eastAsia="Times New Roman" w:hAnsi="Arial" w:cs="Arial"/>
+          <w:color w:val="000000"/>
+          <w:kern w:val="0"/>
+          <w14:ligatures w14:val="none"/>
+        </w:rPr>
+        <w:t xml:space="preserve"> high group of 34 mg/L </w:t>
       </w:r>
       <w:r>
         <w:rPr>
@@ -8650,7 +8865,27 @@
           <w:kern w:val="0"/>
           <w14:ligatures w14:val="none"/>
         </w:rPr>
-        <w:t xml:space="preserve"> reported that water sources typically had concentrations below 3.4 mg/L, which we used as the PFPeA low group. Similarly, to our knowledge, the highest cadmium concentrations reported in natural aquatic systems range from 0.2 to 0.4 mg/L</w:t>
+        <w:t xml:space="preserve"> reported that water sources typically had concentrations below 3.4 mg/L, which we used as the </w:t>
+      </w:r>
+      <w:proofErr w:type="spellStart"/>
+      <w:r>
+        <w:rPr>
+          <w:rFonts w:ascii="Arial" w:eastAsia="Times New Roman" w:hAnsi="Arial" w:cs="Arial"/>
+          <w:color w:val="000000"/>
+          <w:kern w:val="0"/>
+          <w14:ligatures w14:val="none"/>
+        </w:rPr>
+        <w:t>PFPeA</w:t>
+      </w:r>
+      <w:proofErr w:type="spellEnd"/>
+      <w:r>
+        <w:rPr>
+          <w:rFonts w:ascii="Arial" w:eastAsia="Times New Roman" w:hAnsi="Arial" w:cs="Arial"/>
+          <w:color w:val="000000"/>
+          <w:kern w:val="0"/>
+          <w14:ligatures w14:val="none"/>
+        </w:rPr>
+        <w:t xml:space="preserve"> low group. Similarly, to our knowledge, the highest cadmium concentrations reported in natural aquatic systems range from 0.2 to 0.4 mg/L</w:t>
       </w:r>
       <w:r>
         <w:rPr>
@@ -9101,7 +9336,27 @@
           <w:kern w:val="0"/>
           <w14:ligatures w14:val="none"/>
         </w:rPr>
-        <w:t xml:space="preserve"> aerated livewell to Southeastern Louisiana University</w:t>
+        <w:t xml:space="preserve"> aerated </w:t>
+      </w:r>
+      <w:proofErr w:type="spellStart"/>
+      <w:r>
+        <w:rPr>
+          <w:rFonts w:ascii="Arial" w:eastAsia="Times New Roman" w:hAnsi="Arial" w:cs="Arial"/>
+          <w:color w:val="000000"/>
+          <w:kern w:val="0"/>
+          <w14:ligatures w14:val="none"/>
+        </w:rPr>
+        <w:t>livewell</w:t>
+      </w:r>
+      <w:proofErr w:type="spellEnd"/>
+      <w:r>
+        <w:rPr>
+          <w:rFonts w:ascii="Arial" w:eastAsia="Times New Roman" w:hAnsi="Arial" w:cs="Arial"/>
+          <w:color w:val="000000"/>
+          <w:kern w:val="0"/>
+          <w14:ligatures w14:val="none"/>
+        </w:rPr>
+        <w:t xml:space="preserve"> to Southeastern Louisiana University</w:t>
       </w:r>
       <w:r>
         <w:rPr>
@@ -9174,16 +9429,56 @@
           <w14:ligatures w14:val="none"/>
         </w:rPr>
         <w:lastRenderedPageBreak/>
-        <w:t>weight (Wt) of 15 bass</w:t>
-      </w:r>
-      <w:r>
-        <w:rPr>
-          <w:rFonts w:ascii="Arial" w:eastAsia="Times New Roman" w:hAnsi="Arial" w:cs="Arial"/>
-          <w:color w:val="000000"/>
-          <w:kern w:val="0"/>
-          <w14:ligatures w14:val="none"/>
-        </w:rPr>
-        <w:t xml:space="preserve"> and placed each individual into its assigned tank </w:t>
+        <w:t>weight (</w:t>
+      </w:r>
+      <w:proofErr w:type="spellStart"/>
+      <w:r>
+        <w:rPr>
+          <w:rFonts w:ascii="Arial" w:eastAsia="Times New Roman" w:hAnsi="Arial" w:cs="Arial"/>
+          <w:color w:val="000000"/>
+          <w:kern w:val="0"/>
+          <w14:ligatures w14:val="none"/>
+        </w:rPr>
+        <w:t>Wt</w:t>
+      </w:r>
+      <w:proofErr w:type="spellEnd"/>
+      <w:r>
+        <w:rPr>
+          <w:rFonts w:ascii="Arial" w:eastAsia="Times New Roman" w:hAnsi="Arial" w:cs="Arial"/>
+          <w:color w:val="000000"/>
+          <w:kern w:val="0"/>
+          <w14:ligatures w14:val="none"/>
+        </w:rPr>
+        <w:t>) of 15 bass</w:t>
+      </w:r>
+      <w:r>
+        <w:rPr>
+          <w:rFonts w:ascii="Arial" w:eastAsia="Times New Roman" w:hAnsi="Arial" w:cs="Arial"/>
+          <w:color w:val="000000"/>
+          <w:kern w:val="0"/>
+          <w14:ligatures w14:val="none"/>
+        </w:rPr>
+        <w:t xml:space="preserve"> and placed </w:t>
+      </w:r>
+      <w:proofErr w:type="gramStart"/>
+      <w:r>
+        <w:rPr>
+          <w:rFonts w:ascii="Arial" w:eastAsia="Times New Roman" w:hAnsi="Arial" w:cs="Arial"/>
+          <w:color w:val="000000"/>
+          <w:kern w:val="0"/>
+          <w14:ligatures w14:val="none"/>
+        </w:rPr>
+        <w:t>each individual</w:t>
+      </w:r>
+      <w:proofErr w:type="gramEnd"/>
+      <w:r>
+        <w:rPr>
+          <w:rFonts w:ascii="Arial" w:eastAsia="Times New Roman" w:hAnsi="Arial" w:cs="Arial"/>
+          <w:color w:val="000000"/>
+          <w:kern w:val="0"/>
+          <w14:ligatures w14:val="none"/>
+        </w:rPr>
+        <w:t xml:space="preserve"> into its assigned tank </w:t>
       </w:r>
       <w:r>
         <w:rPr>
@@ -9450,7 +9745,27 @@
           <w:kern w:val="0"/>
           <w14:ligatures w14:val="none"/>
         </w:rPr>
-        <w:t xml:space="preserve"> differing levels of Cd or PFPeA alter baseline NLR (objective 1), we applied low and high </w:t>
+        <w:t xml:space="preserve"> differing levels of Cd or </w:t>
+      </w:r>
+      <w:proofErr w:type="spellStart"/>
+      <w:r>
+        <w:rPr>
+          <w:rFonts w:ascii="Arial" w:eastAsia="Times New Roman" w:hAnsi="Arial" w:cs="Arial"/>
+          <w:color w:val="000000"/>
+          <w:kern w:val="0"/>
+          <w14:ligatures w14:val="none"/>
+        </w:rPr>
+        <w:t>PFPeA</w:t>
+      </w:r>
+      <w:proofErr w:type="spellEnd"/>
+      <w:r>
+        <w:rPr>
+          <w:rFonts w:ascii="Arial" w:eastAsia="Times New Roman" w:hAnsi="Arial" w:cs="Arial"/>
+          <w:color w:val="000000"/>
+          <w:kern w:val="0"/>
+          <w14:ligatures w14:val="none"/>
+        </w:rPr>
+        <w:t xml:space="preserve"> alter baseline NLR (objective 1), we applied low and high </w:t>
       </w:r>
       <w:r>
         <w:rPr>
@@ -9468,7 +9783,27 @@
           <w:kern w:val="0"/>
           <w14:ligatures w14:val="none"/>
         </w:rPr>
-        <w:t xml:space="preserve">Cd (0.034 ppm and 0.34 ppm, respectively) and PFPeA (3.4 mg/L and 34 mg/L, respectively; Sigma Aldrich, Darmstadt, Germany) directly to </w:t>
+        <w:t xml:space="preserve">Cd (0.034 ppm and 0.34 ppm, respectively) and </w:t>
+      </w:r>
+      <w:proofErr w:type="spellStart"/>
+      <w:r>
+        <w:rPr>
+          <w:rFonts w:ascii="Arial" w:eastAsia="Times New Roman" w:hAnsi="Arial" w:cs="Arial"/>
+          <w:color w:val="000000"/>
+          <w:kern w:val="0"/>
+          <w14:ligatures w14:val="none"/>
+        </w:rPr>
+        <w:t>PFPeA</w:t>
+      </w:r>
+      <w:proofErr w:type="spellEnd"/>
+      <w:r>
+        <w:rPr>
+          <w:rFonts w:ascii="Arial" w:eastAsia="Times New Roman" w:hAnsi="Arial" w:cs="Arial"/>
+          <w:color w:val="000000"/>
+          <w:kern w:val="0"/>
+          <w14:ligatures w14:val="none"/>
+        </w:rPr>
+        <w:t xml:space="preserve"> (3.4 mg/L and 34 mg/L, respectively; Sigma Aldrich, Darmstadt, Germany) directly to </w:t>
       </w:r>
       <w:r>
         <w:rPr>
@@ -9504,7 +9839,27 @@
           <w:kern w:val="0"/>
           <w14:ligatures w14:val="none"/>
         </w:rPr>
-        <w:t xml:space="preserve"> undisturbed. On day 14, we collected TL, Wt, and a second blood sample</w:t>
+        <w:t xml:space="preserve"> undisturbed. On day 14, we collected TL, </w:t>
+      </w:r>
+      <w:proofErr w:type="spellStart"/>
+      <w:r>
+        <w:rPr>
+          <w:rFonts w:ascii="Arial" w:eastAsia="Times New Roman" w:hAnsi="Arial" w:cs="Arial"/>
+          <w:color w:val="000000"/>
+          <w:kern w:val="0"/>
+          <w14:ligatures w14:val="none"/>
+        </w:rPr>
+        <w:t>Wt</w:t>
+      </w:r>
+      <w:proofErr w:type="spellEnd"/>
+      <w:r>
+        <w:rPr>
+          <w:rFonts w:ascii="Arial" w:eastAsia="Times New Roman" w:hAnsi="Arial" w:cs="Arial"/>
+          <w:color w:val="000000"/>
+          <w:kern w:val="0"/>
+          <w14:ligatures w14:val="none"/>
+        </w:rPr>
+        <w:t>, and a second blood sample</w:t>
       </w:r>
       <w:r>
         <w:rPr>
@@ -9695,7 +10050,27 @@
           <w:kern w:val="0"/>
           <w14:ligatures w14:val="none"/>
         </w:rPr>
-        <w:t xml:space="preserve"> using fast-dissolving Instant Ocean sea salt</w:t>
+        <w:t xml:space="preserve"> using fast-dissolving </w:t>
+      </w:r>
+      <w:proofErr w:type="gramStart"/>
+      <w:r>
+        <w:rPr>
+          <w:rFonts w:ascii="Arial" w:eastAsia="Times New Roman" w:hAnsi="Arial" w:cs="Arial"/>
+          <w:color w:val="000000"/>
+          <w:kern w:val="0"/>
+          <w14:ligatures w14:val="none"/>
+        </w:rPr>
+        <w:t>Instant Ocean sea</w:t>
+      </w:r>
+      <w:proofErr w:type="gramEnd"/>
+      <w:r>
+        <w:rPr>
+          <w:rFonts w:ascii="Arial" w:eastAsia="Times New Roman" w:hAnsi="Arial" w:cs="Arial"/>
+          <w:color w:val="000000"/>
+          <w:kern w:val="0"/>
+          <w14:ligatures w14:val="none"/>
+        </w:rPr>
+        <w:t xml:space="preserve"> salt</w:t>
       </w:r>
       <w:r>
         <w:rPr>
@@ -9713,7 +10088,27 @@
           <w:kern w:val="0"/>
           <w14:ligatures w14:val="none"/>
         </w:rPr>
-        <w:t>, TL, and Wt,</w:t>
+        <w:t xml:space="preserve">, TL, and </w:t>
+      </w:r>
+      <w:proofErr w:type="spellStart"/>
+      <w:r>
+        <w:rPr>
+          <w:rFonts w:ascii="Arial" w:eastAsia="Times New Roman" w:hAnsi="Arial" w:cs="Arial"/>
+          <w:color w:val="000000"/>
+          <w:kern w:val="0"/>
+          <w14:ligatures w14:val="none"/>
+        </w:rPr>
+        <w:t>Wt</w:t>
+      </w:r>
+      <w:proofErr w:type="spellEnd"/>
+      <w:r>
+        <w:rPr>
+          <w:rFonts w:ascii="Arial" w:eastAsia="Times New Roman" w:hAnsi="Arial" w:cs="Arial"/>
+          <w:color w:val="000000"/>
+          <w:kern w:val="0"/>
+          <w14:ligatures w14:val="none"/>
+        </w:rPr>
+        <w:t>,</w:t>
       </w:r>
       <w:r>
         <w:rPr>
@@ -10802,7 +11197,27 @@
           <w:kern w:val="0"/>
           <w14:ligatures w14:val="none"/>
         </w:rPr>
-        <w:t xml:space="preserve"> the control, Cd high, and PFPeA high group</w:t>
+        <w:t xml:space="preserve"> the control, Cd high, and </w:t>
+      </w:r>
+      <w:proofErr w:type="spellStart"/>
+      <w:r>
+        <w:rPr>
+          <w:rFonts w:ascii="Arial" w:eastAsia="Times New Roman" w:hAnsi="Arial" w:cs="Arial"/>
+          <w:color w:val="000000"/>
+          <w:kern w:val="0"/>
+          <w14:ligatures w14:val="none"/>
+        </w:rPr>
+        <w:t>PFPeA</w:t>
+      </w:r>
+      <w:proofErr w:type="spellEnd"/>
+      <w:r>
+        <w:rPr>
+          <w:rFonts w:ascii="Arial" w:eastAsia="Times New Roman" w:hAnsi="Arial" w:cs="Arial"/>
+          <w:color w:val="000000"/>
+          <w:kern w:val="0"/>
+          <w14:ligatures w14:val="none"/>
+        </w:rPr>
+        <w:t xml:space="preserve"> high group</w:t>
       </w:r>
       <w:r>
         <w:rPr>
@@ -10838,7 +11253,27 @@
           <w:kern w:val="0"/>
           <w14:ligatures w14:val="none"/>
         </w:rPr>
-        <w:t xml:space="preserve"> the PFPeA low group </w:t>
+        <w:t xml:space="preserve"> the </w:t>
+      </w:r>
+      <w:proofErr w:type="spellStart"/>
+      <w:r>
+        <w:rPr>
+          <w:rFonts w:ascii="Arial" w:eastAsia="Times New Roman" w:hAnsi="Arial" w:cs="Arial"/>
+          <w:color w:val="000000"/>
+          <w:kern w:val="0"/>
+          <w14:ligatures w14:val="none"/>
+        </w:rPr>
+        <w:t>PFPeA</w:t>
+      </w:r>
+      <w:proofErr w:type="spellEnd"/>
+      <w:r>
+        <w:rPr>
+          <w:rFonts w:ascii="Arial" w:eastAsia="Times New Roman" w:hAnsi="Arial" w:cs="Arial"/>
+          <w:color w:val="000000"/>
+          <w:kern w:val="0"/>
+          <w14:ligatures w14:val="none"/>
+        </w:rPr>
+        <w:t xml:space="preserve"> low group </w:t>
       </w:r>
       <w:r>
         <w:rPr>
@@ -10892,7 +11327,17 @@
           <w:kern w:val="0"/>
           <w14:ligatures w14:val="none"/>
         </w:rPr>
-        <w:t xml:space="preserve"> day 7</w:t>
+        <w:t xml:space="preserve"> day </w:t>
+      </w:r>
+      <w:proofErr w:type="gramStart"/>
+      <w:r>
+        <w:rPr>
+          <w:rFonts w:ascii="Arial" w:eastAsia="Times New Roman" w:hAnsi="Arial" w:cs="Arial"/>
+          <w:color w:val="000000"/>
+          <w:kern w:val="0"/>
+          <w14:ligatures w14:val="none"/>
+        </w:rPr>
+        <w:t>7</w:t>
       </w:r>
       <w:r>
         <w:rPr>
@@ -10910,7 +11355,17 @@
           <w:kern w:val="0"/>
           <w14:ligatures w14:val="none"/>
         </w:rPr>
-        <w:t xml:space="preserve"> but </w:t>
+        <w:t xml:space="preserve"> but</w:t>
+      </w:r>
+      <w:proofErr w:type="gramEnd"/>
+      <w:r>
+        <w:rPr>
+          <w:rFonts w:ascii="Arial" w:eastAsia="Times New Roman" w:hAnsi="Arial" w:cs="Arial"/>
+          <w:color w:val="000000"/>
+          <w:kern w:val="0"/>
+          <w14:ligatures w14:val="none"/>
+        </w:rPr>
+        <w:t xml:space="preserve"> </w:t>
       </w:r>
       <w:r>
         <w:rPr>
@@ -11236,6 +11691,7 @@
         </w:rPr>
         <w:t>(</w:t>
       </w:r>
+      <w:proofErr w:type="spellStart"/>
       <w:r>
         <w:rPr>
           <w:rFonts w:ascii="Arial" w:eastAsia="Times New Roman" w:hAnsi="Arial" w:cs="Arial"/>
@@ -11259,6 +11715,7 @@
         </w:rPr>
         <w:t>r</w:t>
       </w:r>
+      <w:proofErr w:type="spellEnd"/>
       <w:r>
         <w:rPr>
           <w:rFonts w:ascii="Arial" w:eastAsia="Times New Roman" w:hAnsi="Arial" w:cs="Arial"/>
@@ -11341,7 +11798,27 @@
           <w:kern w:val="0"/>
           <w14:ligatures w14:val="none"/>
         </w:rPr>
-        <w:t xml:space="preserve"> varying rates of Cd and PFPeA </w:t>
+        <w:t xml:space="preserve"> varying rates of Cd and </w:t>
+      </w:r>
+      <w:proofErr w:type="spellStart"/>
+      <w:r>
+        <w:rPr>
+          <w:rFonts w:ascii="Arial" w:eastAsia="Times New Roman" w:hAnsi="Arial" w:cs="Arial"/>
+          <w:color w:val="000000"/>
+          <w:kern w:val="0"/>
+          <w14:ligatures w14:val="none"/>
+        </w:rPr>
+        <w:t>PFPeA</w:t>
+      </w:r>
+      <w:proofErr w:type="spellEnd"/>
+      <w:r>
+        <w:rPr>
+          <w:rFonts w:ascii="Arial" w:eastAsia="Times New Roman" w:hAnsi="Arial" w:cs="Arial"/>
+          <w:color w:val="000000"/>
+          <w:kern w:val="0"/>
+          <w14:ligatures w14:val="none"/>
+        </w:rPr>
+        <w:t xml:space="preserve"> </w:t>
       </w:r>
       <w:r>
         <w:rPr>
@@ -11386,7 +11863,27 @@
           <w:kern w:val="0"/>
           <w14:ligatures w14:val="none"/>
         </w:rPr>
-        <w:t>whether Cd or PFPeA modified NLR following a salt stressor</w:t>
+        <w:t xml:space="preserve">whether Cd or </w:t>
+      </w:r>
+      <w:proofErr w:type="spellStart"/>
+      <w:r>
+        <w:rPr>
+          <w:rFonts w:ascii="Arial" w:eastAsia="Times New Roman" w:hAnsi="Arial" w:cs="Arial"/>
+          <w:color w:val="000000"/>
+          <w:kern w:val="0"/>
+          <w14:ligatures w14:val="none"/>
+        </w:rPr>
+        <w:t>PFPeA</w:t>
+      </w:r>
+      <w:proofErr w:type="spellEnd"/>
+      <w:r>
+        <w:rPr>
+          <w:rFonts w:ascii="Arial" w:eastAsia="Times New Roman" w:hAnsi="Arial" w:cs="Arial"/>
+          <w:color w:val="000000"/>
+          <w:kern w:val="0"/>
+          <w14:ligatures w14:val="none"/>
+        </w:rPr>
+        <w:t xml:space="preserve"> modified NLR following a salt stressor</w:t>
       </w:r>
       <w:r>
         <w:rPr>
@@ -11505,16 +12002,29 @@
         </w:rPr>
         <w:t xml:space="preserve"> the NLR data using the </w:t>
       </w:r>
-      <w:r>
-        <w:rPr>
-          <w:rFonts w:ascii="Arial" w:eastAsia="Times New Roman" w:hAnsi="Arial" w:cs="Arial"/>
-          <w:i/>
-          <w:iCs/>
-          <w:color w:val="000000"/>
-          <w:kern w:val="0"/>
-          <w14:ligatures w14:val="none"/>
-        </w:rPr>
-        <w:t xml:space="preserve">fitdistrplus </w:t>
+      <w:proofErr w:type="spellStart"/>
+      <w:r>
+        <w:rPr>
+          <w:rFonts w:ascii="Arial" w:eastAsia="Times New Roman" w:hAnsi="Arial" w:cs="Arial"/>
+          <w:i/>
+          <w:iCs/>
+          <w:color w:val="000000"/>
+          <w:kern w:val="0"/>
+          <w14:ligatures w14:val="none"/>
+        </w:rPr>
+        <w:t>fitdistrplus</w:t>
+      </w:r>
+      <w:proofErr w:type="spellEnd"/>
+      <w:r>
+        <w:rPr>
+          <w:rFonts w:ascii="Arial" w:eastAsia="Times New Roman" w:hAnsi="Arial" w:cs="Arial"/>
+          <w:i/>
+          <w:iCs/>
+          <w:color w:val="000000"/>
+          <w:kern w:val="0"/>
+          <w14:ligatures w14:val="none"/>
+        </w:rPr>
+        <w:t xml:space="preserve"> </w:t>
       </w:r>
       <w:r>
         <w:rPr>
@@ -11641,7 +12151,47 @@
           <w:kern w:val="0"/>
           <w14:ligatures w14:val="none"/>
         </w:rPr>
-        <w:t xml:space="preserve"> PFPeA low, PFPeA high), blood sample (1</w:t>
+        <w:t xml:space="preserve"> </w:t>
+      </w:r>
+      <w:proofErr w:type="spellStart"/>
+      <w:r>
+        <w:rPr>
+          <w:rFonts w:ascii="Arial" w:eastAsia="Times New Roman" w:hAnsi="Arial" w:cs="Arial"/>
+          <w:color w:val="000000"/>
+          <w:kern w:val="0"/>
+          <w14:ligatures w14:val="none"/>
+        </w:rPr>
+        <w:t>PFPeA</w:t>
+      </w:r>
+      <w:proofErr w:type="spellEnd"/>
+      <w:r>
+        <w:rPr>
+          <w:rFonts w:ascii="Arial" w:eastAsia="Times New Roman" w:hAnsi="Arial" w:cs="Arial"/>
+          <w:color w:val="000000"/>
+          <w:kern w:val="0"/>
+          <w14:ligatures w14:val="none"/>
+        </w:rPr>
+        <w:t xml:space="preserve"> low, </w:t>
+      </w:r>
+      <w:proofErr w:type="spellStart"/>
+      <w:r>
+        <w:rPr>
+          <w:rFonts w:ascii="Arial" w:eastAsia="Times New Roman" w:hAnsi="Arial" w:cs="Arial"/>
+          <w:color w:val="000000"/>
+          <w:kern w:val="0"/>
+          <w14:ligatures w14:val="none"/>
+        </w:rPr>
+        <w:t>PFPeA</w:t>
+      </w:r>
+      <w:proofErr w:type="spellEnd"/>
+      <w:r>
+        <w:rPr>
+          <w:rFonts w:ascii="Arial" w:eastAsia="Times New Roman" w:hAnsi="Arial" w:cs="Arial"/>
+          <w:color w:val="000000"/>
+          <w:kern w:val="0"/>
+          <w14:ligatures w14:val="none"/>
+        </w:rPr>
+        <w:t xml:space="preserve"> high), blood sample (1</w:t>
       </w:r>
       <w:r>
         <w:rPr>
@@ -12381,7 +12931,21 @@
         <w:rPr>
           <w:rFonts w:ascii="Arial" w:hAnsi="Arial" w:cs="Arial"/>
         </w:rPr>
-        <w:t xml:space="preserve"> 204.92 mm (±15.15 mm), PFPeA low</w:t>
+        <w:t xml:space="preserve"> 204.92 mm (±15.15 mm), </w:t>
+      </w:r>
+      <w:proofErr w:type="spellStart"/>
+      <w:r>
+        <w:rPr>
+          <w:rFonts w:ascii="Arial" w:hAnsi="Arial" w:cs="Arial"/>
+        </w:rPr>
+        <w:t>PFPeA</w:t>
+      </w:r>
+      <w:proofErr w:type="spellEnd"/>
+      <w:r>
+        <w:rPr>
+          <w:rFonts w:ascii="Arial" w:hAnsi="Arial" w:cs="Arial"/>
+        </w:rPr>
+        <w:t xml:space="preserve"> low</w:t>
       </w:r>
       <w:r>
         <w:rPr>
@@ -12393,7 +12957,21 @@
         <w:rPr>
           <w:rFonts w:ascii="Arial" w:hAnsi="Arial" w:cs="Arial"/>
         </w:rPr>
-        <w:t xml:space="preserve"> 171.25 (±17.49 mm), PFPeA high</w:t>
+        <w:t xml:space="preserve"> 171.25 (±17.49 mm), </w:t>
+      </w:r>
+      <w:proofErr w:type="spellStart"/>
+      <w:r>
+        <w:rPr>
+          <w:rFonts w:ascii="Arial" w:hAnsi="Arial" w:cs="Arial"/>
+        </w:rPr>
+        <w:t>PFPeA</w:t>
+      </w:r>
+      <w:proofErr w:type="spellEnd"/>
+      <w:r>
+        <w:rPr>
+          <w:rFonts w:ascii="Arial" w:hAnsi="Arial" w:cs="Arial"/>
+        </w:rPr>
+        <w:t xml:space="preserve"> high</w:t>
       </w:r>
       <w:r>
         <w:rPr>
@@ -12441,7 +13019,35 @@
         <w:rPr>
           <w:rFonts w:ascii="Arial" w:hAnsi="Arial" w:cs="Arial"/>
         </w:rPr>
-        <w:t xml:space="preserve"> the five groups (12 Cd low, 9 Cd high, 9 PFPeA low, 9 PFPeA high, 9 control)</w:t>
+        <w:t xml:space="preserve"> the five groups (12 Cd low, 9 Cd high, 9 </w:t>
+      </w:r>
+      <w:proofErr w:type="spellStart"/>
+      <w:r>
+        <w:rPr>
+          <w:rFonts w:ascii="Arial" w:hAnsi="Arial" w:cs="Arial"/>
+        </w:rPr>
+        <w:t>PFPeA</w:t>
+      </w:r>
+      <w:proofErr w:type="spellEnd"/>
+      <w:r>
+        <w:rPr>
+          <w:rFonts w:ascii="Arial" w:hAnsi="Arial" w:cs="Arial"/>
+        </w:rPr>
+        <w:t xml:space="preserve"> low, 9 </w:t>
+      </w:r>
+      <w:proofErr w:type="spellStart"/>
+      <w:r>
+        <w:rPr>
+          <w:rFonts w:ascii="Arial" w:hAnsi="Arial" w:cs="Arial"/>
+        </w:rPr>
+        <w:t>PFPeA</w:t>
+      </w:r>
+      <w:proofErr w:type="spellEnd"/>
+      <w:r>
+        <w:rPr>
+          <w:rFonts w:ascii="Arial" w:hAnsi="Arial" w:cs="Arial"/>
+        </w:rPr>
+        <w:t xml:space="preserve"> high, 9 control)</w:t>
       </w:r>
       <w:r>
         <w:rPr>
@@ -13109,7 +13715,21 @@
         <w:rPr>
           <w:rFonts w:ascii="Arial" w:hAnsi="Arial" w:cs="Arial"/>
         </w:rPr>
-        <w:t xml:space="preserve"> PFPeA </w:t>
+        <w:t xml:space="preserve"> </w:t>
+      </w:r>
+      <w:proofErr w:type="spellStart"/>
+      <w:r>
+        <w:rPr>
+          <w:rFonts w:ascii="Arial" w:hAnsi="Arial" w:cs="Arial"/>
+        </w:rPr>
+        <w:t>PFPeA</w:t>
+      </w:r>
+      <w:proofErr w:type="spellEnd"/>
+      <w:r>
+        <w:rPr>
+          <w:rFonts w:ascii="Arial" w:hAnsi="Arial" w:cs="Arial"/>
+        </w:rPr>
+        <w:t xml:space="preserve"> </w:t>
       </w:r>
       <w:r>
         <w:rPr>
@@ -13192,12 +13812,14 @@
         </w:rPr>
         <w:t xml:space="preserve">NLR in the </w:t>
       </w:r>
+      <w:proofErr w:type="spellStart"/>
       <w:r>
         <w:rPr>
           <w:rFonts w:ascii="Arial" w:hAnsi="Arial" w:cs="Arial"/>
         </w:rPr>
         <w:t>PFPeA</w:t>
       </w:r>
+      <w:proofErr w:type="spellEnd"/>
       <w:r>
         <w:rPr>
           <w:rFonts w:ascii="Arial" w:hAnsi="Arial" w:cs="Arial"/>
@@ -13294,12 +13916,14 @@
         </w:rPr>
         <w:t xml:space="preserve">The </w:t>
       </w:r>
+      <w:proofErr w:type="spellStart"/>
       <w:r>
         <w:rPr>
           <w:rFonts w:ascii="Arial" w:hAnsi="Arial" w:cs="Arial"/>
         </w:rPr>
         <w:t>PFPeA</w:t>
       </w:r>
+      <w:proofErr w:type="spellEnd"/>
       <w:r>
         <w:rPr>
           <w:rFonts w:ascii="Arial" w:hAnsi="Arial" w:cs="Arial"/>
@@ -13427,8 +14051,16 @@
         <w:rPr>
           <w:rFonts w:ascii="Arial" w:hAnsi="Arial" w:cs="Arial"/>
         </w:rPr>
-        <w:t xml:space="preserve"> = 0.042), and PFPeA</w:t>
-      </w:r>
+        <w:t xml:space="preserve"> = 0.042), and </w:t>
+      </w:r>
+      <w:proofErr w:type="spellStart"/>
+      <w:r>
+        <w:rPr>
+          <w:rFonts w:ascii="Arial" w:hAnsi="Arial" w:cs="Arial"/>
+        </w:rPr>
+        <w:t>PFPeA</w:t>
+      </w:r>
+      <w:proofErr w:type="spellEnd"/>
       <w:r>
         <w:rPr>
           <w:rFonts w:ascii="Arial" w:hAnsi="Arial" w:cs="Arial"/>
@@ -13649,7 +14281,21 @@
         <w:rPr>
           <w:rFonts w:ascii="Arial" w:hAnsi="Arial" w:cs="Arial"/>
         </w:rPr>
-        <w:t>However, the NLR increases were smaller in the PFPeA high group than in the others.</w:t>
+        <w:t xml:space="preserve">However, the NLR increases were smaller in the </w:t>
+      </w:r>
+      <w:proofErr w:type="spellStart"/>
+      <w:r>
+        <w:rPr>
+          <w:rFonts w:ascii="Arial" w:hAnsi="Arial" w:cs="Arial"/>
+        </w:rPr>
+        <w:t>PFPeA</w:t>
+      </w:r>
+      <w:proofErr w:type="spellEnd"/>
+      <w:r>
+        <w:rPr>
+          <w:rFonts w:ascii="Arial" w:hAnsi="Arial" w:cs="Arial"/>
+        </w:rPr>
+        <w:t xml:space="preserve"> high group than in the others.</w:t>
       </w:r>
       <w:r>
         <w:rPr>
@@ -13679,7 +14325,21 @@
         <w:rPr>
           <w:rFonts w:ascii="Arial" w:hAnsi="Arial" w:cs="Arial"/>
         </w:rPr>
-        <w:t xml:space="preserve"> 78% (-21–301%; 95% CL) more than PFPeA high </w:t>
+        <w:t xml:space="preserve"> 78% (-21–301%; 95% CL) more than </w:t>
+      </w:r>
+      <w:proofErr w:type="spellStart"/>
+      <w:r>
+        <w:rPr>
+          <w:rFonts w:ascii="Arial" w:hAnsi="Arial" w:cs="Arial"/>
+        </w:rPr>
+        <w:t>PFPeA</w:t>
+      </w:r>
+      <w:proofErr w:type="spellEnd"/>
+      <w:r>
+        <w:rPr>
+          <w:rFonts w:ascii="Arial" w:hAnsi="Arial" w:cs="Arial"/>
+        </w:rPr>
+        <w:t xml:space="preserve"> high </w:t>
       </w:r>
       <w:r>
         <w:rPr>
@@ -13838,7 +14498,35 @@
         <w:rPr>
           <w:rFonts w:ascii="Arial" w:hAnsi="Arial" w:cs="Arial"/>
         </w:rPr>
-        <w:t>. PFPeA low increased 173% (21–515%; 95% CL) more than the PFPeA high group (Z</w:t>
+        <w:t xml:space="preserve">. </w:t>
+      </w:r>
+      <w:proofErr w:type="spellStart"/>
+      <w:r>
+        <w:rPr>
+          <w:rFonts w:ascii="Arial" w:hAnsi="Arial" w:cs="Arial"/>
+        </w:rPr>
+        <w:t>PFPeA</w:t>
+      </w:r>
+      <w:proofErr w:type="spellEnd"/>
+      <w:r>
+        <w:rPr>
+          <w:rFonts w:ascii="Arial" w:hAnsi="Arial" w:cs="Arial"/>
+        </w:rPr>
+        <w:t xml:space="preserve"> low increased 173% (21–515%; 95% CL) more than the </w:t>
+      </w:r>
+      <w:proofErr w:type="spellStart"/>
+      <w:r>
+        <w:rPr>
+          <w:rFonts w:ascii="Arial" w:hAnsi="Arial" w:cs="Arial"/>
+        </w:rPr>
+        <w:t>PFPeA</w:t>
+      </w:r>
+      <w:proofErr w:type="spellEnd"/>
+      <w:r>
+        <w:rPr>
+          <w:rFonts w:ascii="Arial" w:hAnsi="Arial" w:cs="Arial"/>
+        </w:rPr>
+        <w:t xml:space="preserve"> high group (Z</w:t>
       </w:r>
       <w:r>
         <w:rPr>
@@ -13950,7 +14638,21 @@
         <w:rPr>
           <w:rFonts w:ascii="Arial" w:hAnsi="Arial" w:cs="Arial"/>
         </w:rPr>
-        <w:t>By day 22, NLR declined in all groups except PFPeA high</w:t>
+        <w:t xml:space="preserve">By day 22, NLR declined in all groups except </w:t>
+      </w:r>
+      <w:proofErr w:type="spellStart"/>
+      <w:r>
+        <w:rPr>
+          <w:rFonts w:ascii="Arial" w:hAnsi="Arial" w:cs="Arial"/>
+        </w:rPr>
+        <w:t>PFPeA</w:t>
+      </w:r>
+      <w:proofErr w:type="spellEnd"/>
+      <w:r>
+        <w:rPr>
+          <w:rFonts w:ascii="Arial" w:hAnsi="Arial" w:cs="Arial"/>
+        </w:rPr>
+        <w:t xml:space="preserve"> high</w:t>
       </w:r>
       <w:r>
         <w:rPr>
@@ -13970,11 +14672,19 @@
         </w:rPr>
         <w:t xml:space="preserve">NLR in the </w:t>
       </w:r>
-      <w:r>
-        <w:rPr>
-          <w:rFonts w:ascii="Arial" w:hAnsi="Arial" w:cs="Arial"/>
-        </w:rPr>
-        <w:t>PFPeA high</w:t>
+      <w:proofErr w:type="spellStart"/>
+      <w:r>
+        <w:rPr>
+          <w:rFonts w:ascii="Arial" w:hAnsi="Arial" w:cs="Arial"/>
+        </w:rPr>
+        <w:t>PFPeA</w:t>
+      </w:r>
+      <w:proofErr w:type="spellEnd"/>
+      <w:r>
+        <w:rPr>
+          <w:rFonts w:ascii="Arial" w:hAnsi="Arial" w:cs="Arial"/>
+        </w:rPr>
+        <w:t xml:space="preserve"> high</w:t>
       </w:r>
       <w:r>
         <w:rPr>
@@ -14053,7 +14763,21 @@
         <w:rPr>
           <w:rFonts w:ascii="Arial" w:hAnsi="Arial" w:cs="Arial"/>
         </w:rPr>
-        <w:t xml:space="preserve"> = 0.0051), and PFPeA low (Z</w:t>
+        <w:t xml:space="preserve"> = 0.0051), and </w:t>
+      </w:r>
+      <w:proofErr w:type="spellStart"/>
+      <w:r>
+        <w:rPr>
+          <w:rFonts w:ascii="Arial" w:hAnsi="Arial" w:cs="Arial"/>
+        </w:rPr>
+        <w:t>PFPeA</w:t>
+      </w:r>
+      <w:proofErr w:type="spellEnd"/>
+      <w:r>
+        <w:rPr>
+          <w:rFonts w:ascii="Arial" w:hAnsi="Arial" w:cs="Arial"/>
+        </w:rPr>
+        <w:t xml:space="preserve"> low (Z</w:t>
       </w:r>
       <w:r>
         <w:rPr>
@@ -14098,7 +14822,21 @@
         <w:rPr>
           <w:rFonts w:ascii="Arial" w:hAnsi="Arial" w:cs="Arial"/>
         </w:rPr>
-        <w:t xml:space="preserve">NLR in PFPeA high </w:t>
+        <w:t xml:space="preserve">NLR in </w:t>
+      </w:r>
+      <w:proofErr w:type="spellStart"/>
+      <w:r>
+        <w:rPr>
+          <w:rFonts w:ascii="Arial" w:hAnsi="Arial" w:cs="Arial"/>
+        </w:rPr>
+        <w:t>PFPeA</w:t>
+      </w:r>
+      <w:proofErr w:type="spellEnd"/>
+      <w:r>
+        <w:rPr>
+          <w:rFonts w:ascii="Arial" w:hAnsi="Arial" w:cs="Arial"/>
+        </w:rPr>
+        <w:t xml:space="preserve"> high </w:t>
       </w:r>
       <w:r>
         <w:rPr>
@@ -14199,11 +14937,19 @@
         </w:rPr>
         <w:t xml:space="preserve">NLR remained significantly higher in the </w:t>
       </w:r>
-      <w:r>
-        <w:rPr>
-          <w:rFonts w:ascii="Arial" w:hAnsi="Arial" w:cs="Arial"/>
-        </w:rPr>
-        <w:t>PFPeA high</w:t>
+      <w:proofErr w:type="spellStart"/>
+      <w:r>
+        <w:rPr>
+          <w:rFonts w:ascii="Arial" w:hAnsi="Arial" w:cs="Arial"/>
+        </w:rPr>
+        <w:t>PFPeA</w:t>
+      </w:r>
+      <w:proofErr w:type="spellEnd"/>
+      <w:r>
+        <w:rPr>
+          <w:rFonts w:ascii="Arial" w:hAnsi="Arial" w:cs="Arial"/>
+        </w:rPr>
+        <w:t xml:space="preserve"> high</w:t>
       </w:r>
       <w:r>
         <w:rPr>
@@ -14277,7 +15023,21 @@
         <w:rPr>
           <w:rFonts w:ascii="Arial" w:hAnsi="Arial" w:cs="Arial"/>
         </w:rPr>
-        <w:t xml:space="preserve"> PFPeA low</w:t>
+        <w:t xml:space="preserve"> </w:t>
+      </w:r>
+      <w:proofErr w:type="spellStart"/>
+      <w:r>
+        <w:rPr>
+          <w:rFonts w:ascii="Arial" w:hAnsi="Arial" w:cs="Arial"/>
+        </w:rPr>
+        <w:t>PFPeA</w:t>
+      </w:r>
+      <w:proofErr w:type="spellEnd"/>
+      <w:r>
+        <w:rPr>
+          <w:rFonts w:ascii="Arial" w:hAnsi="Arial" w:cs="Arial"/>
+        </w:rPr>
+        <w:t xml:space="preserve"> low</w:t>
       </w:r>
       <w:r>
         <w:rPr>
@@ -14373,6 +15133,7 @@
         </w:rPr>
         <w:t xml:space="preserve">4.1. </w:t>
       </w:r>
+      <w:proofErr w:type="spellStart"/>
       <w:r>
         <w:rPr>
           <w:rFonts w:ascii="Arial" w:eastAsia="Times New Roman" w:hAnsi="Arial" w:cs="Arial"/>
@@ -14393,7 +15154,19 @@
           <w:kern w:val="0"/>
           <w14:ligatures w14:val="none"/>
         </w:rPr>
-        <w:t xml:space="preserve">erfluoropentanoic </w:t>
+        <w:t>erfluoropentanoic</w:t>
+      </w:r>
+      <w:proofErr w:type="spellEnd"/>
+      <w:r>
+        <w:rPr>
+          <w:rFonts w:ascii="Arial" w:eastAsia="Times New Roman" w:hAnsi="Arial" w:cs="Arial"/>
+          <w:i/>
+          <w:iCs/>
+          <w:color w:val="000000"/>
+          <w:kern w:val="0"/>
+          <w14:ligatures w14:val="none"/>
+        </w:rPr>
+        <w:t xml:space="preserve"> </w:t>
       </w:r>
       <w:r>
         <w:rPr>
@@ -14550,7 +15323,6 @@
           <w14:ligatures w14:val="none"/>
         </w:rPr>
       </w:pPr>
-      <w:commentRangeStart w:id="7"/>
       <w:r>
         <w:rPr>
           <w:rFonts w:ascii="Arial" w:eastAsia="Times New Roman" w:hAnsi="Arial" w:cs="Arial"/>
@@ -14576,23 +15348,7 @@
           <w:kern w:val="0"/>
           <w14:ligatures w14:val="none"/>
         </w:rPr>
-        <w:t xml:space="preserve"> study</w:t>
-      </w:r>
-      <w:commentRangeEnd w:id="7"/>
-      <w:r>
-        <w:rPr>
-          <w:rStyle w:val="CommentReference"/>
-        </w:rPr>
-        <w:commentReference w:id="7"/>
-      </w:r>
-      <w:r>
-        <w:rPr>
-          <w:rFonts w:ascii="Arial" w:eastAsia="Times New Roman" w:hAnsi="Arial" w:cs="Arial"/>
-          <w:color w:val="000000"/>
-          <w:kern w:val="0"/>
-          <w14:ligatures w14:val="none"/>
-        </w:rPr>
-        <w:t xml:space="preserve">, we </w:t>
+        <w:t xml:space="preserve"> study, we </w:t>
       </w:r>
       <w:r>
         <w:rPr>
@@ -14682,17 +15438,37 @@
           <w:kern w:val="0"/>
           <w14:ligatures w14:val="none"/>
         </w:rPr>
-        <w:t xml:space="preserve"> perfluoropentanoic acid</w:t>
-      </w:r>
-      <w:r>
-        <w:rPr>
-          <w:rFonts w:ascii="Arial" w:eastAsia="Times New Roman" w:hAnsi="Arial" w:cs="Arial"/>
-          <w:color w:val="000000"/>
-          <w:kern w:val="0"/>
-          <w14:ligatures w14:val="none"/>
-        </w:rPr>
         <w:t xml:space="preserve"> </w:t>
       </w:r>
+      <w:proofErr w:type="spellStart"/>
+      <w:r>
+        <w:rPr>
+          <w:rFonts w:ascii="Arial" w:eastAsia="Times New Roman" w:hAnsi="Arial" w:cs="Arial"/>
+          <w:color w:val="000000"/>
+          <w:kern w:val="0"/>
+          <w14:ligatures w14:val="none"/>
+        </w:rPr>
+        <w:t>perfluoropentanoic</w:t>
+      </w:r>
+      <w:proofErr w:type="spellEnd"/>
+      <w:r>
+        <w:rPr>
+          <w:rFonts w:ascii="Arial" w:eastAsia="Times New Roman" w:hAnsi="Arial" w:cs="Arial"/>
+          <w:color w:val="000000"/>
+          <w:kern w:val="0"/>
+          <w14:ligatures w14:val="none"/>
+        </w:rPr>
+        <w:t xml:space="preserve"> acid</w:t>
+      </w:r>
+      <w:r>
+        <w:rPr>
+          <w:rFonts w:ascii="Arial" w:eastAsia="Times New Roman" w:hAnsi="Arial" w:cs="Arial"/>
+          <w:color w:val="000000"/>
+          <w:kern w:val="0"/>
+          <w14:ligatures w14:val="none"/>
+        </w:rPr>
+        <w:t xml:space="preserve"> </w:t>
+      </w:r>
       <w:r>
         <w:rPr>
           <w:rFonts w:ascii="Arial" w:eastAsia="Times New Roman" w:hAnsi="Arial" w:cs="Arial"/>
@@ -14702,6 +15478,7 @@
         </w:rPr>
         <w:t>(</w:t>
       </w:r>
+      <w:proofErr w:type="spellStart"/>
       <w:r>
         <w:rPr>
           <w:rFonts w:ascii="Arial" w:eastAsia="Times New Roman" w:hAnsi="Arial" w:cs="Arial"/>
@@ -14711,6 +15488,7 @@
         </w:rPr>
         <w:t>PFPeA</w:t>
       </w:r>
+      <w:proofErr w:type="spellEnd"/>
       <w:r>
         <w:rPr>
           <w:rFonts w:ascii="Arial" w:eastAsia="Times New Roman" w:hAnsi="Arial" w:cs="Arial"/>
@@ -15098,6 +15876,7 @@
         </w:rPr>
         <w:t xml:space="preserve"> </w:t>
       </w:r>
+      <w:proofErr w:type="spellStart"/>
       <w:r>
         <w:rPr>
           <w:rFonts w:ascii="Arial" w:eastAsia="Times New Roman" w:hAnsi="Arial" w:cs="Arial"/>
@@ -15107,6 +15886,7 @@
         </w:rPr>
         <w:t>PFPeA</w:t>
       </w:r>
+      <w:proofErr w:type="spellEnd"/>
       <w:r>
         <w:rPr>
           <w:rFonts w:ascii="Arial" w:eastAsia="Times New Roman" w:hAnsi="Arial" w:cs="Arial"/>
@@ -15177,7 +15957,27 @@
           <w:kern w:val="0"/>
           <w14:ligatures w14:val="none"/>
         </w:rPr>
-        <w:t>, while bass exposed to high PFPeA concentrations exhibited a sustained stress response</w:t>
+        <w:t xml:space="preserve">, while bass exposed to high </w:t>
+      </w:r>
+      <w:proofErr w:type="spellStart"/>
+      <w:r>
+        <w:rPr>
+          <w:rFonts w:ascii="Arial" w:eastAsia="Times New Roman" w:hAnsi="Arial" w:cs="Arial"/>
+          <w:color w:val="000000"/>
+          <w:kern w:val="0"/>
+          <w14:ligatures w14:val="none"/>
+        </w:rPr>
+        <w:t>PFPeA</w:t>
+      </w:r>
+      <w:proofErr w:type="spellEnd"/>
+      <w:r>
+        <w:rPr>
+          <w:rFonts w:ascii="Arial" w:eastAsia="Times New Roman" w:hAnsi="Arial" w:cs="Arial"/>
+          <w:color w:val="000000"/>
+          <w:kern w:val="0"/>
+          <w14:ligatures w14:val="none"/>
+        </w:rPr>
+        <w:t xml:space="preserve"> concentrations exhibited a sustained stress response</w:t>
       </w:r>
       <w:r>
         <w:rPr>
@@ -15234,8 +16034,19 @@
           <w:kern w:val="0"/>
           <w14:ligatures w14:val="none"/>
         </w:rPr>
-        <w:t>Cd and PFPeA</w:t>
-      </w:r>
+        <w:t xml:space="preserve">Cd and </w:t>
+      </w:r>
+      <w:proofErr w:type="spellStart"/>
+      <w:r>
+        <w:rPr>
+          <w:rFonts w:ascii="Arial" w:eastAsia="Times New Roman" w:hAnsi="Arial" w:cs="Arial"/>
+          <w:color w:val="000000"/>
+          <w:kern w:val="0"/>
+          <w14:ligatures w14:val="none"/>
+        </w:rPr>
+        <w:t>PFPeA</w:t>
+      </w:r>
+      <w:proofErr w:type="spellEnd"/>
       <w:r>
         <w:rPr>
           <w:rFonts w:ascii="Arial" w:eastAsia="Times New Roman" w:hAnsi="Arial" w:cs="Arial"/>
@@ -15306,16 +16117,56 @@
           <w:kern w:val="0"/>
           <w14:ligatures w14:val="none"/>
         </w:rPr>
-        <w:t xml:space="preserve"> PFPeA high group</w:t>
-      </w:r>
-      <w:r>
-        <w:rPr>
-          <w:rFonts w:ascii="Arial" w:eastAsia="Times New Roman" w:hAnsi="Arial" w:cs="Arial"/>
-          <w:color w:val="000000"/>
-          <w:kern w:val="0"/>
-          <w14:ligatures w14:val="none"/>
-        </w:rPr>
-        <w:t xml:space="preserve"> demonstrated a consistent and prolonged sress response throughout our study. After salt exposure</w:t>
+        <w:t xml:space="preserve"> </w:t>
+      </w:r>
+      <w:proofErr w:type="spellStart"/>
+      <w:r>
+        <w:rPr>
+          <w:rFonts w:ascii="Arial" w:eastAsia="Times New Roman" w:hAnsi="Arial" w:cs="Arial"/>
+          <w:color w:val="000000"/>
+          <w:kern w:val="0"/>
+          <w14:ligatures w14:val="none"/>
+        </w:rPr>
+        <w:t>PFPeA</w:t>
+      </w:r>
+      <w:proofErr w:type="spellEnd"/>
+      <w:r>
+        <w:rPr>
+          <w:rFonts w:ascii="Arial" w:eastAsia="Times New Roman" w:hAnsi="Arial" w:cs="Arial"/>
+          <w:color w:val="000000"/>
+          <w:kern w:val="0"/>
+          <w14:ligatures w14:val="none"/>
+        </w:rPr>
+        <w:t xml:space="preserve"> high group</w:t>
+      </w:r>
+      <w:r>
+        <w:rPr>
+          <w:rFonts w:ascii="Arial" w:eastAsia="Times New Roman" w:hAnsi="Arial" w:cs="Arial"/>
+          <w:color w:val="000000"/>
+          <w:kern w:val="0"/>
+          <w14:ligatures w14:val="none"/>
+        </w:rPr>
+        <w:t xml:space="preserve"> demonstrated a consistent and prolonged </w:t>
+      </w:r>
+      <w:proofErr w:type="spellStart"/>
+      <w:r>
+        <w:rPr>
+          <w:rFonts w:ascii="Arial" w:eastAsia="Times New Roman" w:hAnsi="Arial" w:cs="Arial"/>
+          <w:color w:val="000000"/>
+          <w:kern w:val="0"/>
+          <w14:ligatures w14:val="none"/>
+        </w:rPr>
+        <w:t>sress</w:t>
+      </w:r>
+      <w:proofErr w:type="spellEnd"/>
+      <w:r>
+        <w:rPr>
+          <w:rFonts w:ascii="Arial" w:eastAsia="Times New Roman" w:hAnsi="Arial" w:cs="Arial"/>
+          <w:color w:val="000000"/>
+          <w:kern w:val="0"/>
+          <w14:ligatures w14:val="none"/>
+        </w:rPr>
+        <w:t xml:space="preserve"> response throughout our study. After salt exposure</w:t>
       </w:r>
       <w:r>
         <w:rPr>
@@ -15856,7 +16707,27 @@
           <w:kern w:val="0"/>
           <w14:ligatures w14:val="none"/>
         </w:rPr>
-        <w:t xml:space="preserve">add to this growing body of evidence by demonstrating the PFPeA, a short-chain PFAS, may alter vertebrate physiology—a critical component of </w:t>
+        <w:t xml:space="preserve">add to this growing body of evidence by demonstrating the </w:t>
+      </w:r>
+      <w:proofErr w:type="spellStart"/>
+      <w:r>
+        <w:rPr>
+          <w:rFonts w:ascii="Arial" w:eastAsia="Times New Roman" w:hAnsi="Arial" w:cs="Arial"/>
+          <w:color w:val="000000"/>
+          <w:kern w:val="0"/>
+          <w14:ligatures w14:val="none"/>
+        </w:rPr>
+        <w:t>PFPeA</w:t>
+      </w:r>
+      <w:proofErr w:type="spellEnd"/>
+      <w:r>
+        <w:rPr>
+          <w:rFonts w:ascii="Arial" w:eastAsia="Times New Roman" w:hAnsi="Arial" w:cs="Arial"/>
+          <w:color w:val="000000"/>
+          <w:kern w:val="0"/>
+          <w14:ligatures w14:val="none"/>
+        </w:rPr>
+        <w:t xml:space="preserve">, a short-chain PFAS, may alter vertebrate physiology—a critical component of </w:t>
       </w:r>
       <w:r>
         <w:rPr>
@@ -16030,7 +16901,6 @@
           <w14:ligatures w14:val="none"/>
         </w:rPr>
       </w:pPr>
-      <w:commentRangeStart w:id="8"/>
       <w:r>
         <w:rPr>
           <w:rFonts w:ascii="Arial" w:eastAsia="Times New Roman" w:hAnsi="Arial" w:cs="Arial"/>
@@ -16047,23 +16917,7 @@
           <w:kern w:val="0"/>
           <w14:ligatures w14:val="none"/>
         </w:rPr>
-        <w:t>study</w:t>
-      </w:r>
-      <w:commentRangeEnd w:id="8"/>
-      <w:r>
-        <w:rPr>
-          <w:rStyle w:val="CommentReference"/>
-        </w:rPr>
-        <w:commentReference w:id="8"/>
-      </w:r>
-      <w:r>
-        <w:rPr>
-          <w:rFonts w:ascii="Arial" w:eastAsia="Times New Roman" w:hAnsi="Arial" w:cs="Arial"/>
-          <w:color w:val="000000"/>
-          <w:kern w:val="0"/>
-          <w14:ligatures w14:val="none"/>
-        </w:rPr>
-        <w:t>,</w:t>
+        <w:t>study,</w:t>
       </w:r>
       <w:r>
         <w:rPr>
@@ -17370,7 +18224,6 @@
           <w14:ligatures w14:val="none"/>
         </w:rPr>
       </w:pPr>
-      <w:commentRangeStart w:id="9"/>
       <w:r>
         <w:rPr>
           <w:rFonts w:ascii="Arial" w:eastAsia="Times New Roman" w:hAnsi="Arial" w:cs="Arial"/>
@@ -17416,21 +18269,34 @@
         </w:rPr>
         <w:t xml:space="preserve">s </w:t>
       </w:r>
-      <w:commentRangeEnd w:id="9"/>
-      <w:r>
-        <w:rPr>
-          <w:rStyle w:val="CommentReference"/>
-        </w:rPr>
-        <w:commentReference w:id="9"/>
-      </w:r>
-      <w:r>
-        <w:rPr>
-          <w:rFonts w:ascii="Arial" w:eastAsia="Times New Roman" w:hAnsi="Arial" w:cs="Arial"/>
-          <w:color w:val="000000"/>
-          <w:kern w:val="0"/>
-          <w14:ligatures w14:val="none"/>
-        </w:rPr>
-        <w:t>new evidence that PFPeA exposure can elevate stress in freshwater fishes</w:t>
+      <w:r>
+        <w:rPr>
+          <w:rFonts w:ascii="Arial" w:eastAsia="Times New Roman" w:hAnsi="Arial" w:cs="Arial"/>
+          <w:color w:val="000000"/>
+          <w:kern w:val="0"/>
+          <w14:ligatures w14:val="none"/>
+        </w:rPr>
+        <w:t xml:space="preserve">new evidence that </w:t>
+      </w:r>
+      <w:proofErr w:type="spellStart"/>
+      <w:r>
+        <w:rPr>
+          <w:rFonts w:ascii="Arial" w:eastAsia="Times New Roman" w:hAnsi="Arial" w:cs="Arial"/>
+          <w:color w:val="000000"/>
+          <w:kern w:val="0"/>
+          <w14:ligatures w14:val="none"/>
+        </w:rPr>
+        <w:t>PFPeA</w:t>
+      </w:r>
+      <w:proofErr w:type="spellEnd"/>
+      <w:r>
+        <w:rPr>
+          <w:rFonts w:ascii="Arial" w:eastAsia="Times New Roman" w:hAnsi="Arial" w:cs="Arial"/>
+          <w:color w:val="000000"/>
+          <w:kern w:val="0"/>
+          <w14:ligatures w14:val="none"/>
+        </w:rPr>
+        <w:t xml:space="preserve"> exposure can elevate stress in freshwater fishes</w:t>
       </w:r>
       <w:r>
         <w:rPr>
@@ -17645,7 +18511,27 @@
           <w:kern w:val="0"/>
           <w14:ligatures w14:val="none"/>
         </w:rPr>
-        <w:t>stress response in the PFPeA high group</w:t>
+        <w:t xml:space="preserve">stress response in the </w:t>
+      </w:r>
+      <w:proofErr w:type="spellStart"/>
+      <w:r>
+        <w:rPr>
+          <w:rFonts w:ascii="Arial" w:eastAsia="Times New Roman" w:hAnsi="Arial" w:cs="Arial"/>
+          <w:color w:val="000000"/>
+          <w:kern w:val="0"/>
+          <w14:ligatures w14:val="none"/>
+        </w:rPr>
+        <w:t>PFPeA</w:t>
+      </w:r>
+      <w:proofErr w:type="spellEnd"/>
+      <w:r>
+        <w:rPr>
+          <w:rFonts w:ascii="Arial" w:eastAsia="Times New Roman" w:hAnsi="Arial" w:cs="Arial"/>
+          <w:color w:val="000000"/>
+          <w:kern w:val="0"/>
+          <w14:ligatures w14:val="none"/>
+        </w:rPr>
+        <w:t xml:space="preserve"> high group</w:t>
       </w:r>
       <w:r>
         <w:rPr>
@@ -17690,7 +18576,27 @@
           <w:kern w:val="0"/>
           <w14:ligatures w14:val="none"/>
         </w:rPr>
-        <w:t>low and high, PFPeA low, and control—</w:t>
+        <w:t xml:space="preserve">low and high, </w:t>
+      </w:r>
+      <w:proofErr w:type="spellStart"/>
+      <w:r>
+        <w:rPr>
+          <w:rFonts w:ascii="Arial" w:eastAsia="Times New Roman" w:hAnsi="Arial" w:cs="Arial"/>
+          <w:color w:val="000000"/>
+          <w:kern w:val="0"/>
+          <w14:ligatures w14:val="none"/>
+        </w:rPr>
+        <w:t>PFPeA</w:t>
+      </w:r>
+      <w:proofErr w:type="spellEnd"/>
+      <w:r>
+        <w:rPr>
+          <w:rFonts w:ascii="Arial" w:eastAsia="Times New Roman" w:hAnsi="Arial" w:cs="Arial"/>
+          <w:color w:val="000000"/>
+          <w:kern w:val="0"/>
+          <w14:ligatures w14:val="none"/>
+        </w:rPr>
+        <w:t xml:space="preserve"> low, and control—</w:t>
       </w:r>
       <w:r>
         <w:rPr>
@@ -17744,7 +18650,27 @@
           <w:kern w:val="0"/>
           <w14:ligatures w14:val="none"/>
         </w:rPr>
-        <w:t xml:space="preserve">, the high PFPeA and </w:t>
+        <w:t xml:space="preserve">, the high </w:t>
+      </w:r>
+      <w:proofErr w:type="spellStart"/>
+      <w:r>
+        <w:rPr>
+          <w:rFonts w:ascii="Arial" w:eastAsia="Times New Roman" w:hAnsi="Arial" w:cs="Arial"/>
+          <w:color w:val="000000"/>
+          <w:kern w:val="0"/>
+          <w14:ligatures w14:val="none"/>
+        </w:rPr>
+        <w:t>PFPeA</w:t>
+      </w:r>
+      <w:proofErr w:type="spellEnd"/>
+      <w:r>
+        <w:rPr>
+          <w:rFonts w:ascii="Arial" w:eastAsia="Times New Roman" w:hAnsi="Arial" w:cs="Arial"/>
+          <w:color w:val="000000"/>
+          <w:kern w:val="0"/>
+          <w14:ligatures w14:val="none"/>
+        </w:rPr>
+        <w:t xml:space="preserve"> and </w:t>
       </w:r>
       <w:r>
         <w:rPr>
@@ -18246,31 +19172,34 @@
           <w14:ligatures w14:val="none"/>
         </w:rPr>
       </w:pPr>
-      <w:commentRangeStart w:id="10"/>
-      <w:r>
-        <w:rPr>
-          <w:rFonts w:ascii="Arial" w:eastAsia="Times New Roman" w:hAnsi="Arial" w:cs="Arial"/>
-          <w:color w:val="000000"/>
-          <w:kern w:val="0"/>
-          <w14:ligatures w14:val="none"/>
-        </w:rPr>
-        <w:t>Unlike PFPeA exposure</w:t>
-      </w:r>
-      <w:commentRangeEnd w:id="10"/>
-      <w:r>
-        <w:rPr>
-          <w:rStyle w:val="CommentReference"/>
-        </w:rPr>
-        <w:commentReference w:id="10"/>
-      </w:r>
-      <w:r>
-        <w:rPr>
-          <w:rFonts w:ascii="Arial" w:eastAsia="Times New Roman" w:hAnsi="Arial" w:cs="Arial"/>
-          <w:color w:val="000000"/>
-          <w:kern w:val="0"/>
-          <w14:ligatures w14:val="none"/>
-        </w:rPr>
-        <w:t>, o</w:t>
+      <w:r>
+        <w:rPr>
+          <w:rFonts w:ascii="Arial" w:eastAsia="Times New Roman" w:hAnsi="Arial" w:cs="Arial"/>
+          <w:color w:val="000000"/>
+          <w:kern w:val="0"/>
+          <w14:ligatures w14:val="none"/>
+        </w:rPr>
+        <w:t xml:space="preserve">Unlike </w:t>
+      </w:r>
+      <w:proofErr w:type="spellStart"/>
+      <w:r>
+        <w:rPr>
+          <w:rFonts w:ascii="Arial" w:eastAsia="Times New Roman" w:hAnsi="Arial" w:cs="Arial"/>
+          <w:color w:val="000000"/>
+          <w:kern w:val="0"/>
+          <w14:ligatures w14:val="none"/>
+        </w:rPr>
+        <w:t>PFPeA</w:t>
+      </w:r>
+      <w:proofErr w:type="spellEnd"/>
+      <w:r>
+        <w:rPr>
+          <w:rFonts w:ascii="Arial" w:eastAsia="Times New Roman" w:hAnsi="Arial" w:cs="Arial"/>
+          <w:color w:val="000000"/>
+          <w:kern w:val="0"/>
+          <w14:ligatures w14:val="none"/>
+        </w:rPr>
+        <w:t xml:space="preserve"> exposure, o</w:t>
       </w:r>
       <w:r>
         <w:rPr>
@@ -18972,8 +19901,21 @@
           <w:kern w:val="0"/>
           <w14:ligatures w14:val="none"/>
         </w:rPr>
-        <w:t>Puntius conchonius</w:t>
-      </w:r>
+        <w:t xml:space="preserve">Puntius </w:t>
+      </w:r>
+      <w:proofErr w:type="spellStart"/>
+      <w:r>
+        <w:rPr>
+          <w:rFonts w:ascii="Arial" w:eastAsia="Times New Roman" w:hAnsi="Arial" w:cs="Arial"/>
+          <w:i/>
+          <w:iCs/>
+          <w:color w:val="000000"/>
+          <w:kern w:val="0"/>
+          <w14:ligatures w14:val="none"/>
+        </w:rPr>
+        <w:t>conchonius</w:t>
+      </w:r>
+      <w:proofErr w:type="spellEnd"/>
       <w:r>
         <w:rPr>
           <w:rFonts w:ascii="Arial" w:eastAsia="Times New Roman" w:hAnsi="Arial" w:cs="Arial"/>
@@ -19677,7 +20619,6 @@
           <w14:ligatures w14:val="none"/>
         </w:rPr>
       </w:pPr>
-      <w:commentRangeStart w:id="11"/>
       <w:r>
         <w:rPr>
           <w:rFonts w:ascii="Arial" w:eastAsia="Times New Roman" w:hAnsi="Arial" w:cs="Arial"/>
@@ -19686,13 +20627,6 @@
           <w14:ligatures w14:val="none"/>
         </w:rPr>
         <w:t xml:space="preserve">Saltwater intrusion </w:t>
-      </w:r>
-      <w:commentRangeEnd w:id="11"/>
-      <w:r>
-        <w:rPr>
-          <w:rStyle w:val="CommentReference"/>
-        </w:rPr>
-        <w:commentReference w:id="11"/>
       </w:r>
       <w:r>
         <w:rPr>
@@ -20289,7 +21223,27 @@
           <w:kern w:val="0"/>
           <w14:ligatures w14:val="none"/>
         </w:rPr>
-        <w:t>NLR increases were smaller in the PFPeA high group compared to the</w:t>
+        <w:t xml:space="preserve">NLR increases were smaller in the </w:t>
+      </w:r>
+      <w:proofErr w:type="spellStart"/>
+      <w:r>
+        <w:rPr>
+          <w:rFonts w:ascii="Arial" w:eastAsia="Times New Roman" w:hAnsi="Arial" w:cs="Arial"/>
+          <w:color w:val="000000"/>
+          <w:kern w:val="0"/>
+          <w14:ligatures w14:val="none"/>
+        </w:rPr>
+        <w:t>PFPeA</w:t>
+      </w:r>
+      <w:proofErr w:type="spellEnd"/>
+      <w:r>
+        <w:rPr>
+          <w:rFonts w:ascii="Arial" w:eastAsia="Times New Roman" w:hAnsi="Arial" w:cs="Arial"/>
+          <w:color w:val="000000"/>
+          <w:kern w:val="0"/>
+          <w14:ligatures w14:val="none"/>
+        </w:rPr>
+        <w:t xml:space="preserve"> high group compared to the</w:t>
       </w:r>
       <w:r>
         <w:rPr>
@@ -20334,7 +21288,27 @@
           <w:kern w:val="0"/>
           <w14:ligatures w14:val="none"/>
         </w:rPr>
-        <w:t xml:space="preserve"> high, PFPeA low, and control groups.</w:t>
+        <w:t xml:space="preserve"> high, </w:t>
+      </w:r>
+      <w:proofErr w:type="spellStart"/>
+      <w:r>
+        <w:rPr>
+          <w:rFonts w:ascii="Arial" w:eastAsia="Times New Roman" w:hAnsi="Arial" w:cs="Arial"/>
+          <w:color w:val="000000"/>
+          <w:kern w:val="0"/>
+          <w14:ligatures w14:val="none"/>
+        </w:rPr>
+        <w:t>PFPeA</w:t>
+      </w:r>
+      <w:proofErr w:type="spellEnd"/>
+      <w:r>
+        <w:rPr>
+          <w:rFonts w:ascii="Arial" w:eastAsia="Times New Roman" w:hAnsi="Arial" w:cs="Arial"/>
+          <w:color w:val="000000"/>
+          <w:kern w:val="0"/>
+          <w14:ligatures w14:val="none"/>
+        </w:rPr>
+        <w:t xml:space="preserve"> low, and control groups.</w:t>
       </w:r>
       <w:r>
         <w:rPr>
@@ -20352,56 +21326,45 @@
           <w:kern w:val="0"/>
           <w14:ligatures w14:val="none"/>
         </w:rPr>
-        <w:t xml:space="preserve">This could reflect that fish already experiencing elevated baseline stress may not be able to support a proportional response to the added stressor. </w:t>
-      </w:r>
-      <w:commentRangeStart w:id="12"/>
-      <w:r>
-        <w:rPr>
-          <w:rFonts w:ascii="Arial" w:eastAsia="Times New Roman" w:hAnsi="Arial" w:cs="Arial"/>
-          <w:color w:val="000000"/>
-          <w:kern w:val="0"/>
-          <w:highlight w:val="yellow"/>
-          <w14:ligatures w14:val="none"/>
-        </w:rPr>
-        <w:t xml:space="preserve">DESCRIBE </w:t>
-      </w:r>
-      <w:r>
-        <w:rPr>
-          <w:rFonts w:ascii="Arial" w:eastAsia="Times New Roman" w:hAnsi="Arial" w:cs="Arial"/>
-          <w:color w:val="000000"/>
-          <w:kern w:val="0"/>
-          <w:highlight w:val="yellow"/>
-          <w14:ligatures w14:val="none"/>
-        </w:rPr>
-        <w:t>MORE</w:t>
-      </w:r>
-      <w:r>
-        <w:rPr>
-          <w:rFonts w:ascii="Arial" w:eastAsia="Times New Roman" w:hAnsi="Arial" w:cs="Arial"/>
-          <w:color w:val="000000"/>
-          <w:kern w:val="0"/>
-          <w:highlight w:val="yellow"/>
-          <w14:ligatures w14:val="none"/>
-        </w:rPr>
-        <w:t xml:space="preserve"> HERE</w:t>
-      </w:r>
-      <w:commentRangeEnd w:id="12"/>
-      <w:r>
-        <w:rPr>
-          <w:rStyle w:val="CommentReference"/>
-          <w:highlight w:val="yellow"/>
-        </w:rPr>
-        <w:commentReference w:id="12"/>
-      </w:r>
-      <w:r>
-        <w:rPr>
-          <w:rFonts w:ascii="Arial" w:eastAsia="Times New Roman" w:hAnsi="Arial" w:cs="Arial"/>
-          <w:color w:val="000000"/>
-          <w:kern w:val="0"/>
-          <w:highlight w:val="yellow"/>
-          <w14:ligatures w14:val="none"/>
-        </w:rPr>
-        <w:t>??</w:t>
+        <w:t>This could reflect that fish already experiencing elevated baseline stress may not be able to support a proportional response to the added stressor.</w:t>
+      </w:r>
+      <w:r>
+        <w:rPr>
+          <w:rFonts w:ascii="Arial" w:eastAsia="Times New Roman" w:hAnsi="Arial" w:cs="Arial"/>
+          <w:color w:val="000000"/>
+          <w:kern w:val="0"/>
+          <w14:ligatures w14:val="none"/>
+        </w:rPr>
+        <w:t xml:space="preserve"> </w:t>
+      </w:r>
+      <w:r>
+        <w:rPr>
+          <w:rFonts w:ascii="Arial" w:eastAsia="Times New Roman" w:hAnsi="Arial" w:cs="Arial"/>
+          <w:color w:val="000000"/>
+          <w:kern w:val="0"/>
+          <w14:ligatures w14:val="none"/>
+        </w:rPr>
+        <w:t xml:space="preserve">The </w:t>
+      </w:r>
+      <w:proofErr w:type="spellStart"/>
+      <w:r>
+        <w:rPr>
+          <w:rFonts w:ascii="Arial" w:eastAsia="Times New Roman" w:hAnsi="Arial" w:cs="Arial"/>
+          <w:color w:val="000000"/>
+          <w:kern w:val="0"/>
+          <w14:ligatures w14:val="none"/>
+        </w:rPr>
+        <w:t>PFPeA</w:t>
+      </w:r>
+      <w:proofErr w:type="spellEnd"/>
+      <w:r>
+        <w:rPr>
+          <w:rFonts w:ascii="Arial" w:eastAsia="Times New Roman" w:hAnsi="Arial" w:cs="Arial"/>
+          <w:color w:val="000000"/>
+          <w:kern w:val="0"/>
+          <w14:ligatures w14:val="none"/>
+        </w:rPr>
+        <w:t xml:space="preserve"> low, Cd-exposed, and control bass, which began at lower stress levels, displayed more substantial but temporary NLR increases</w:t>
       </w:r>
       <w:r>
         <w:rPr>
@@ -20428,34 +21391,27 @@
           <w:kern w:val="0"/>
           <w14:ligatures w14:val="none"/>
         </w:rPr>
-        <w:t>The PFPeA low, Cd-exposed, and control bass, which began at lower stress levels, displayed more substantial but temporary NLR increases</w:t>
-      </w:r>
-      <w:r>
-        <w:rPr>
-          <w:rFonts w:ascii="Arial" w:eastAsia="Times New Roman" w:hAnsi="Arial" w:cs="Arial"/>
-          <w:color w:val="000000"/>
-          <w:kern w:val="0"/>
-          <w14:ligatures w14:val="none"/>
-        </w:rPr>
-        <w:t>.</w:t>
-      </w:r>
-      <w:r>
-        <w:rPr>
-          <w:rFonts w:ascii="Arial" w:eastAsia="Times New Roman" w:hAnsi="Arial" w:cs="Arial"/>
-          <w:color w:val="000000"/>
-          <w:kern w:val="0"/>
-          <w14:ligatures w14:val="none"/>
-        </w:rPr>
-        <w:t xml:space="preserve"> </w:t>
-      </w:r>
-      <w:r>
-        <w:rPr>
-          <w:rFonts w:ascii="Arial" w:eastAsia="Times New Roman" w:hAnsi="Arial" w:cs="Arial"/>
-          <w:color w:val="000000"/>
-          <w:kern w:val="0"/>
-          <w14:ligatures w14:val="none"/>
-        </w:rPr>
-        <w:t>Our observed patterns suggest that high PFPeA exposure not only increases baseline stress but also reduces an individual's adaptive capacity to respond to new environmental challenges. Such impairment may reduce resilience in natural populations exposed to chronic PFAS contamination.</w:t>
+        <w:t xml:space="preserve">Our observed patterns suggest that high </w:t>
+      </w:r>
+      <w:proofErr w:type="spellStart"/>
+      <w:r>
+        <w:rPr>
+          <w:rFonts w:ascii="Arial" w:eastAsia="Times New Roman" w:hAnsi="Arial" w:cs="Arial"/>
+          <w:color w:val="000000"/>
+          <w:kern w:val="0"/>
+          <w14:ligatures w14:val="none"/>
+        </w:rPr>
+        <w:t>PFPeA</w:t>
+      </w:r>
+      <w:proofErr w:type="spellEnd"/>
+      <w:r>
+        <w:rPr>
+          <w:rFonts w:ascii="Arial" w:eastAsia="Times New Roman" w:hAnsi="Arial" w:cs="Arial"/>
+          <w:color w:val="000000"/>
+          <w:kern w:val="0"/>
+          <w14:ligatures w14:val="none"/>
+        </w:rPr>
+        <w:t xml:space="preserve"> exposure not only increases baseline stress but also reduces an individual's adaptive capacity to respond to new environmental challenges. Such impairment may reduce resilience in natural populations exposed to chronic PFAS contamination.</w:t>
       </w:r>
     </w:p>
     <w:p>
@@ -20556,7 +21512,6 @@
           <w14:ligatures w14:val="none"/>
         </w:rPr>
       </w:pPr>
-      <w:commentRangeStart w:id="13"/>
       <w:r>
         <w:rPr>
           <w:rFonts w:ascii="Arial" w:eastAsia="Times New Roman" w:hAnsi="Arial" w:cs="Arial"/>
@@ -20575,13 +21530,6 @@
         </w:rPr>
         <w:t xml:space="preserve"> </w:t>
       </w:r>
-      <w:commentRangeEnd w:id="13"/>
-      <w:r>
-        <w:rPr>
-          <w:rStyle w:val="CommentReference"/>
-        </w:rPr>
-        <w:commentReference w:id="13"/>
-      </w:r>
       <w:r>
         <w:rPr>
           <w:rFonts w:ascii="Arial" w:eastAsia="Times New Roman" w:hAnsi="Arial" w:cs="Arial"/>
@@ -20634,7 +21582,27 @@
           <w:kern w:val="0"/>
           <w14:ligatures w14:val="none"/>
         </w:rPr>
-        <w:t>all groups except PFPeA high</w:t>
+        <w:t xml:space="preserve">all groups except </w:t>
+      </w:r>
+      <w:proofErr w:type="spellStart"/>
+      <w:r>
+        <w:rPr>
+          <w:rFonts w:ascii="Arial" w:eastAsia="Times New Roman" w:hAnsi="Arial" w:cs="Arial"/>
+          <w:color w:val="000000"/>
+          <w:kern w:val="0"/>
+          <w14:ligatures w14:val="none"/>
+        </w:rPr>
+        <w:t>PFPeA</w:t>
+      </w:r>
+      <w:proofErr w:type="spellEnd"/>
+      <w:r>
+        <w:rPr>
+          <w:rFonts w:ascii="Arial" w:eastAsia="Times New Roman" w:hAnsi="Arial" w:cs="Arial"/>
+          <w:color w:val="000000"/>
+          <w:kern w:val="0"/>
+          <w14:ligatures w14:val="none"/>
+        </w:rPr>
+        <w:t xml:space="preserve"> high</w:t>
       </w:r>
       <w:r>
         <w:rPr>
@@ -20805,7 +21773,27 @@
           <w:kern w:val="0"/>
           <w14:ligatures w14:val="none"/>
         </w:rPr>
-        <w:t xml:space="preserve">of PFPeA </w:t>
+        <w:t xml:space="preserve">of </w:t>
+      </w:r>
+      <w:proofErr w:type="spellStart"/>
+      <w:r>
+        <w:rPr>
+          <w:rFonts w:ascii="Arial" w:eastAsia="Times New Roman" w:hAnsi="Arial" w:cs="Arial"/>
+          <w:color w:val="000000"/>
+          <w:kern w:val="0"/>
+          <w14:ligatures w14:val="none"/>
+        </w:rPr>
+        <w:t>PFPeA</w:t>
+      </w:r>
+      <w:proofErr w:type="spellEnd"/>
+      <w:r>
+        <w:rPr>
+          <w:rFonts w:ascii="Arial" w:eastAsia="Times New Roman" w:hAnsi="Arial" w:cs="Arial"/>
+          <w:color w:val="000000"/>
+          <w:kern w:val="0"/>
+          <w14:ligatures w14:val="none"/>
+        </w:rPr>
+        <w:t xml:space="preserve"> </w:t>
       </w:r>
       <w:r>
         <w:rPr>
@@ -20841,7 +21829,27 @@
           <w:kern w:val="0"/>
           <w14:ligatures w14:val="none"/>
         </w:rPr>
-        <w:t xml:space="preserve"> the stress response in bass and that PFPeA, a</w:t>
+        <w:t xml:space="preserve"> the stress response in bass and that </w:t>
+      </w:r>
+      <w:proofErr w:type="spellStart"/>
+      <w:r>
+        <w:rPr>
+          <w:rFonts w:ascii="Arial" w:eastAsia="Times New Roman" w:hAnsi="Arial" w:cs="Arial"/>
+          <w:color w:val="000000"/>
+          <w:kern w:val="0"/>
+          <w14:ligatures w14:val="none"/>
+        </w:rPr>
+        <w:t>PFPeA</w:t>
+      </w:r>
+      <w:proofErr w:type="spellEnd"/>
+      <w:r>
+        <w:rPr>
+          <w:rFonts w:ascii="Arial" w:eastAsia="Times New Roman" w:hAnsi="Arial" w:cs="Arial"/>
+          <w:color w:val="000000"/>
+          <w:kern w:val="0"/>
+          <w14:ligatures w14:val="none"/>
+        </w:rPr>
+        <w:t>, a</w:t>
       </w:r>
       <w:r>
         <w:rPr>
@@ -21379,7 +22387,27 @@
           <w:kern w:val="0"/>
           <w14:ligatures w14:val="none"/>
         </w:rPr>
-        <w:t xml:space="preserve">those findings by showing that PFPeA can sustain elevated NLR in </w:t>
+        <w:t xml:space="preserve">those findings by showing that </w:t>
+      </w:r>
+      <w:proofErr w:type="spellStart"/>
+      <w:r>
+        <w:rPr>
+          <w:rFonts w:ascii="Arial" w:eastAsia="Times New Roman" w:hAnsi="Arial" w:cs="Arial"/>
+          <w:color w:val="000000"/>
+          <w:kern w:val="0"/>
+          <w14:ligatures w14:val="none"/>
+        </w:rPr>
+        <w:t>PFPeA</w:t>
+      </w:r>
+      <w:proofErr w:type="spellEnd"/>
+      <w:r>
+        <w:rPr>
+          <w:rFonts w:ascii="Arial" w:eastAsia="Times New Roman" w:hAnsi="Arial" w:cs="Arial"/>
+          <w:color w:val="000000"/>
+          <w:kern w:val="0"/>
+          <w14:ligatures w14:val="none"/>
+        </w:rPr>
+        <w:t xml:space="preserve"> can sustain elevated NLR in </w:t>
       </w:r>
       <w:r>
         <w:rPr>
@@ -21490,7 +22518,27 @@
           <w:kern w:val="0"/>
           <w14:ligatures w14:val="none"/>
         </w:rPr>
-        <w:t>across the control, Cd, and PFPeA low groups indicates that a salinity increase of 5 ppt is an acute but recoverable perturbation for bass. This aligns with previous research showing that bass tolerate moderate salinity (5–10 ppt;</w:t>
+        <w:t xml:space="preserve">across the control, Cd, and </w:t>
+      </w:r>
+      <w:proofErr w:type="spellStart"/>
+      <w:r>
+        <w:rPr>
+          <w:rFonts w:ascii="Arial" w:eastAsia="Times New Roman" w:hAnsi="Arial" w:cs="Arial"/>
+          <w:color w:val="000000"/>
+          <w:kern w:val="0"/>
+          <w14:ligatures w14:val="none"/>
+        </w:rPr>
+        <w:t>PFPeA</w:t>
+      </w:r>
+      <w:proofErr w:type="spellEnd"/>
+      <w:r>
+        <w:rPr>
+          <w:rFonts w:ascii="Arial" w:eastAsia="Times New Roman" w:hAnsi="Arial" w:cs="Arial"/>
+          <w:color w:val="000000"/>
+          <w:kern w:val="0"/>
+          <w14:ligatures w14:val="none"/>
+        </w:rPr>
+        <w:t xml:space="preserve"> low groups indicates that a salinity increase of 5 ppt is an acute but recoverable perturbation for bass. This aligns with previous research showing that bass tolerate moderate salinity (5–10 ppt;</w:t>
       </w:r>
       <w:r>
         <w:rPr>
@@ -21581,6 +22629,7 @@
         </w:rPr>
         <w:t>(</w:t>
       </w:r>
+      <w:proofErr w:type="spellStart"/>
       <w:r>
         <w:rPr>
           <w:rFonts w:ascii="Arial" w:eastAsia="Times New Roman" w:hAnsi="Arial" w:cs="Arial"/>
@@ -21614,7 +22663,16 @@
           <w:color w:val="000000"/>
           <w:kern w:val="0"/>
         </w:rPr>
-        <w:t xml:space="preserve">Viadero </w:t>
+        <w:t>Viadero</w:t>
+      </w:r>
+      <w:proofErr w:type="spellEnd"/>
+      <w:r>
+        <w:rPr>
+          <w:rFonts w:ascii="Arial" w:hAnsi="Arial" w:cs="Arial"/>
+          <w:color w:val="000000"/>
+          <w:kern w:val="0"/>
+        </w:rPr>
+        <w:t xml:space="preserve"> </w:t>
       </w:r>
       <w:r>
         <w:rPr>
@@ -21901,7 +22959,27 @@
           <w:kern w:val="0"/>
           <w14:ligatures w14:val="none"/>
         </w:rPr>
-        <w:t xml:space="preserve"> and PFPeA low group</w:t>
+        <w:t xml:space="preserve"> and </w:t>
+      </w:r>
+      <w:proofErr w:type="spellStart"/>
+      <w:r>
+        <w:rPr>
+          <w:rFonts w:ascii="Arial" w:eastAsia="Times New Roman" w:hAnsi="Arial" w:cs="Arial"/>
+          <w:color w:val="000000"/>
+          <w:kern w:val="0"/>
+          <w14:ligatures w14:val="none"/>
+        </w:rPr>
+        <w:t>PFPeA</w:t>
+      </w:r>
+      <w:proofErr w:type="spellEnd"/>
+      <w:r>
+        <w:rPr>
+          <w:rFonts w:ascii="Arial" w:eastAsia="Times New Roman" w:hAnsi="Arial" w:cs="Arial"/>
+          <w:color w:val="000000"/>
+          <w:kern w:val="0"/>
+          <w14:ligatures w14:val="none"/>
+        </w:rPr>
+        <w:t xml:space="preserve"> low group</w:t>
       </w:r>
       <w:r>
         <w:rPr>
@@ -21982,8 +23060,19 @@
           <w:kern w:val="0"/>
           <w14:ligatures w14:val="none"/>
         </w:rPr>
-        <w:t>Cd and PFPeA</w:t>
-      </w:r>
+        <w:t xml:space="preserve">Cd and </w:t>
+      </w:r>
+      <w:proofErr w:type="spellStart"/>
+      <w:r>
+        <w:rPr>
+          <w:rFonts w:ascii="Arial" w:eastAsia="Times New Roman" w:hAnsi="Arial" w:cs="Arial"/>
+          <w:color w:val="000000"/>
+          <w:kern w:val="0"/>
+          <w14:ligatures w14:val="none"/>
+        </w:rPr>
+        <w:t>PFPeA</w:t>
+      </w:r>
+      <w:proofErr w:type="spellEnd"/>
       <w:r>
         <w:rPr>
           <w:rFonts w:ascii="Arial" w:eastAsia="Times New Roman" w:hAnsi="Arial" w:cs="Arial"/>
@@ -22099,7 +23188,6 @@
           <w14:ligatures w14:val="none"/>
         </w:rPr>
       </w:pPr>
-      <w:commentRangeStart w:id="14"/>
       <w:r>
         <w:rPr>
           <w:rFonts w:ascii="Arial" w:eastAsia="Times New Roman" w:hAnsi="Arial" w:cs="Arial"/>
@@ -22118,13 +23206,6 @@
         </w:rPr>
         <w:t xml:space="preserve"> findings have </w:t>
       </w:r>
-      <w:commentRangeEnd w:id="14"/>
-      <w:r>
-        <w:rPr>
-          <w:rStyle w:val="CommentReference"/>
-        </w:rPr>
-        <w:commentReference w:id="14"/>
-      </w:r>
       <w:r>
         <w:rPr>
           <w:rFonts w:ascii="Arial" w:eastAsia="Times New Roman" w:hAnsi="Arial" w:cs="Arial"/>
@@ -22437,7 +23518,27 @@
           <w:kern w:val="0"/>
           <w14:ligatures w14:val="none"/>
         </w:rPr>
-        <w:t xml:space="preserve">ble to suggest that PFPeA, and potentially other </w:t>
+        <w:t xml:space="preserve">ble to suggest that </w:t>
+      </w:r>
+      <w:proofErr w:type="spellStart"/>
+      <w:r>
+        <w:rPr>
+          <w:rFonts w:ascii="Arial" w:eastAsia="Times New Roman" w:hAnsi="Arial" w:cs="Arial"/>
+          <w:color w:val="000000"/>
+          <w:kern w:val="0"/>
+          <w14:ligatures w14:val="none"/>
+        </w:rPr>
+        <w:t>PFPeA</w:t>
+      </w:r>
+      <w:proofErr w:type="spellEnd"/>
+      <w:r>
+        <w:rPr>
+          <w:rFonts w:ascii="Arial" w:eastAsia="Times New Roman" w:hAnsi="Arial" w:cs="Arial"/>
+          <w:color w:val="000000"/>
+          <w:kern w:val="0"/>
+          <w14:ligatures w14:val="none"/>
+        </w:rPr>
+        <w:t xml:space="preserve">, and potentially other </w:t>
       </w:r>
       <w:r>
         <w:rPr>
@@ -24211,7 +25312,6 @@
           <w:rFonts w:ascii="Arial" w:hAnsi="Arial" w:cs="Arial"/>
         </w:rPr>
       </w:pPr>
-      <w:commentRangeStart w:id="15"/>
       <w:r>
         <w:rPr>
           <w:rFonts w:ascii="Arial" w:hAnsi="Arial" w:cs="Arial"/>
@@ -24234,13 +25334,6 @@
           <w:iCs/>
         </w:rPr>
         <w:t>link will be provided after the manuscript is accepted</w:t>
-      </w:r>
-      <w:commentRangeEnd w:id="15"/>
-      <w:r>
-        <w:rPr>
-          <w:rStyle w:val="CommentReference"/>
-        </w:rPr>
-        <w:commentReference w:id="15"/>
       </w:r>
       <w:r>
         <w:rPr>
@@ -28672,7 +29765,27 @@
           <w:kern w:val="0"/>
           <w14:ligatures w14:val="none"/>
         </w:rPr>
-        <w:t>), while “Post-Salt” denotes the</w:t>
+        <w:t>), while “</w:t>
+      </w:r>
+      <w:proofErr w:type="gramStart"/>
+      <w:r>
+        <w:rPr>
+          <w:rFonts w:ascii="Arial" w:eastAsia="Times New Roman" w:hAnsi="Arial" w:cs="Arial"/>
+          <w:color w:val="000000"/>
+          <w:kern w:val="0"/>
+          <w14:ligatures w14:val="none"/>
+        </w:rPr>
+        <w:t>Post-Salt</w:t>
+      </w:r>
+      <w:proofErr w:type="gramEnd"/>
+      <w:r>
+        <w:rPr>
+          <w:rFonts w:ascii="Arial" w:eastAsia="Times New Roman" w:hAnsi="Arial" w:cs="Arial"/>
+          <w:color w:val="000000"/>
+          <w:kern w:val="0"/>
+          <w14:ligatures w14:val="none"/>
+        </w:rPr>
+        <w:t>” denotes the</w:t>
       </w:r>
       <w:r>
         <w:rPr>
@@ -29735,7 +30848,27 @@
           <w:kern w:val="0"/>
           <w14:ligatures w14:val="none"/>
         </w:rPr>
-        <w:t xml:space="preserve"> and perfluoropentanoic acid </w:t>
+        <w:t xml:space="preserve"> and </w:t>
+      </w:r>
+      <w:proofErr w:type="spellStart"/>
+      <w:r>
+        <w:rPr>
+          <w:rFonts w:ascii="Arial" w:eastAsia="Times New Roman" w:hAnsi="Arial" w:cs="Arial"/>
+          <w:color w:val="000000"/>
+          <w:kern w:val="0"/>
+          <w14:ligatures w14:val="none"/>
+        </w:rPr>
+        <w:t>perfluoropentanoic</w:t>
+      </w:r>
+      <w:proofErr w:type="spellEnd"/>
+      <w:r>
+        <w:rPr>
+          <w:rFonts w:ascii="Arial" w:eastAsia="Times New Roman" w:hAnsi="Arial" w:cs="Arial"/>
+          <w:color w:val="000000"/>
+          <w:kern w:val="0"/>
+          <w14:ligatures w14:val="none"/>
+        </w:rPr>
+        <w:t xml:space="preserve"> acid </w:t>
       </w:r>
       <w:r>
         <w:rPr>
@@ -29746,6 +30879,7 @@
         </w:rPr>
         <w:t>[</w:t>
       </w:r>
+      <w:proofErr w:type="spellStart"/>
       <w:r>
         <w:rPr>
           <w:rFonts w:ascii="Arial" w:eastAsia="Times New Roman" w:hAnsi="Arial" w:cs="Arial"/>
@@ -29755,6 +30889,7 @@
         </w:rPr>
         <w:t>PFPeA</w:t>
       </w:r>
+      <w:proofErr w:type="spellEnd"/>
       <w:r>
         <w:rPr>
           <w:rFonts w:ascii="Arial" w:eastAsia="Times New Roman" w:hAnsi="Arial" w:cs="Arial"/>
@@ -30402,6 +31537,7 @@
                 <w:szCs w:val="20"/>
               </w:rPr>
             </w:pPr>
+            <w:proofErr w:type="spellStart"/>
             <w:r>
               <w:rPr>
                 <w:rFonts w:ascii="Arial" w:hAnsi="Arial" w:cs="Arial"/>
@@ -30410,7 +31546,18 @@
                 <w:sz w:val="20"/>
                 <w:szCs w:val="20"/>
               </w:rPr>
-              <w:t>PFPeA Low</w:t>
+              <w:t>PFPeA</w:t>
+            </w:r>
+            <w:proofErr w:type="spellEnd"/>
+            <w:r>
+              <w:rPr>
+                <w:rFonts w:ascii="Arial" w:hAnsi="Arial" w:cs="Arial"/>
+                <w:b/>
+                <w:bCs/>
+                <w:sz w:val="20"/>
+                <w:szCs w:val="20"/>
+              </w:rPr>
+              <w:t xml:space="preserve"> Low</w:t>
             </w:r>
           </w:p>
         </w:tc>
@@ -30556,6 +31703,7 @@
                 <w:szCs w:val="20"/>
               </w:rPr>
             </w:pPr>
+            <w:proofErr w:type="spellStart"/>
             <w:r>
               <w:rPr>
                 <w:rFonts w:ascii="Arial" w:hAnsi="Arial" w:cs="Arial"/>
@@ -30564,7 +31712,18 @@
                 <w:sz w:val="20"/>
                 <w:szCs w:val="20"/>
               </w:rPr>
-              <w:t>PFPeA High</w:t>
+              <w:t>PFPeA</w:t>
+            </w:r>
+            <w:proofErr w:type="spellEnd"/>
+            <w:r>
+              <w:rPr>
+                <w:rFonts w:ascii="Arial" w:hAnsi="Arial" w:cs="Arial"/>
+                <w:b/>
+                <w:bCs/>
+                <w:sz w:val="20"/>
+                <w:szCs w:val="20"/>
+              </w:rPr>
+              <w:t xml:space="preserve"> High</w:t>
             </w:r>
           </w:p>
         </w:tc>
@@ -30778,7 +31937,27 @@
           <w:kern w:val="0"/>
           <w14:ligatures w14:val="none"/>
         </w:rPr>
-        <w:t xml:space="preserve"> and perfluoropentanoic acid </w:t>
+        <w:t xml:space="preserve"> and </w:t>
+      </w:r>
+      <w:proofErr w:type="spellStart"/>
+      <w:r>
+        <w:rPr>
+          <w:rFonts w:ascii="Arial" w:eastAsia="Times New Roman" w:hAnsi="Arial" w:cs="Arial"/>
+          <w:color w:val="000000"/>
+          <w:kern w:val="0"/>
+          <w14:ligatures w14:val="none"/>
+        </w:rPr>
+        <w:t>perfluoropentanoic</w:t>
+      </w:r>
+      <w:proofErr w:type="spellEnd"/>
+      <w:r>
+        <w:rPr>
+          <w:rFonts w:ascii="Arial" w:eastAsia="Times New Roman" w:hAnsi="Arial" w:cs="Arial"/>
+          <w:color w:val="000000"/>
+          <w:kern w:val="0"/>
+          <w14:ligatures w14:val="none"/>
+        </w:rPr>
+        <w:t xml:space="preserve"> acid </w:t>
       </w:r>
       <w:r>
         <w:rPr>
@@ -30789,6 +31968,7 @@
         </w:rPr>
         <w:t>[</w:t>
       </w:r>
+      <w:proofErr w:type="spellStart"/>
       <w:r>
         <w:rPr>
           <w:rFonts w:ascii="Arial" w:eastAsia="Times New Roman" w:hAnsi="Arial" w:cs="Arial"/>
@@ -30798,6 +31978,7 @@
         </w:rPr>
         <w:t>PFPeA</w:t>
       </w:r>
+      <w:proofErr w:type="spellEnd"/>
       <w:r>
         <w:rPr>
           <w:rFonts w:ascii="Arial" w:eastAsia="Times New Roman" w:hAnsi="Arial" w:cs="Arial"/>
@@ -31434,6 +32615,7 @@
                 <w:szCs w:val="20"/>
               </w:rPr>
             </w:pPr>
+            <w:proofErr w:type="spellStart"/>
             <w:r>
               <w:rPr>
                 <w:rFonts w:ascii="Arial" w:hAnsi="Arial" w:cs="Arial"/>
@@ -31442,7 +32624,18 @@
                 <w:sz w:val="20"/>
                 <w:szCs w:val="20"/>
               </w:rPr>
-              <w:t>PFPeA Low</w:t>
+              <w:t>PFPeA</w:t>
+            </w:r>
+            <w:proofErr w:type="spellEnd"/>
+            <w:r>
+              <w:rPr>
+                <w:rFonts w:ascii="Arial" w:hAnsi="Arial" w:cs="Arial"/>
+                <w:b/>
+                <w:bCs/>
+                <w:sz w:val="20"/>
+                <w:szCs w:val="20"/>
+              </w:rPr>
+              <w:t xml:space="preserve"> Low</w:t>
             </w:r>
           </w:p>
         </w:tc>
@@ -31586,13 +32779,23 @@
                 <w:szCs w:val="20"/>
               </w:rPr>
             </w:pPr>
+            <w:proofErr w:type="spellStart"/>
             <w:r>
               <w:rPr>
                 <w:rFonts w:ascii="Arial" w:hAnsi="Arial" w:cs="Arial"/>
                 <w:sz w:val="20"/>
                 <w:szCs w:val="20"/>
               </w:rPr>
-              <w:t>PFPeA High</w:t>
+              <w:t>PFPeA</w:t>
+            </w:r>
+            <w:proofErr w:type="spellEnd"/>
+            <w:r>
+              <w:rPr>
+                <w:rFonts w:ascii="Arial" w:hAnsi="Arial" w:cs="Arial"/>
+                <w:sz w:val="20"/>
+                <w:szCs w:val="20"/>
+              </w:rPr>
+              <w:t xml:space="preserve"> High</w:t>
             </w:r>
           </w:p>
         </w:tc>
@@ -31855,8 +33058,39 @@
           <w:kern w:val="0"/>
           <w14:ligatures w14:val="none"/>
         </w:rPr>
-        <w:t xml:space="preserve"> and perfluoropentanoic acid (PFPeA</w:t>
-      </w:r>
+        <w:t xml:space="preserve"> and </w:t>
+      </w:r>
+      <w:proofErr w:type="spellStart"/>
+      <w:r>
+        <w:rPr>
+          <w:rFonts w:ascii="Arial" w:eastAsia="Times New Roman" w:hAnsi="Arial" w:cs="Arial"/>
+          <w:color w:val="000000"/>
+          <w:kern w:val="0"/>
+          <w14:ligatures w14:val="none"/>
+        </w:rPr>
+        <w:t>perfluoropentanoic</w:t>
+      </w:r>
+      <w:proofErr w:type="spellEnd"/>
+      <w:r>
+        <w:rPr>
+          <w:rFonts w:ascii="Arial" w:eastAsia="Times New Roman" w:hAnsi="Arial" w:cs="Arial"/>
+          <w:color w:val="000000"/>
+          <w:kern w:val="0"/>
+          <w14:ligatures w14:val="none"/>
+        </w:rPr>
+        <w:t xml:space="preserve"> acid (</w:t>
+      </w:r>
+      <w:proofErr w:type="spellStart"/>
+      <w:r>
+        <w:rPr>
+          <w:rFonts w:ascii="Arial" w:eastAsia="Times New Roman" w:hAnsi="Arial" w:cs="Arial"/>
+          <w:color w:val="000000"/>
+          <w:kern w:val="0"/>
+          <w14:ligatures w14:val="none"/>
+        </w:rPr>
+        <w:t>PFPeA</w:t>
+      </w:r>
+      <w:proofErr w:type="spellEnd"/>
       <w:r>
         <w:rPr>
           <w:rFonts w:ascii="Arial" w:eastAsia="Times New Roman" w:hAnsi="Arial" w:cs="Arial"/>
@@ -31909,7 +33143,27 @@
           <w:kern w:val="0"/>
           <w14:ligatures w14:val="none"/>
         </w:rPr>
-        <w:t xml:space="preserve">. We anticipated that exposure to Cd or PFPeA, indicated by the dashed "Treatment" line between blood samples 1 and 2, would </w:t>
+        <w:t xml:space="preserve">. We anticipated that exposure to Cd or </w:t>
+      </w:r>
+      <w:proofErr w:type="spellStart"/>
+      <w:r>
+        <w:rPr>
+          <w:rFonts w:ascii="Arial" w:eastAsia="Times New Roman" w:hAnsi="Arial" w:cs="Arial"/>
+          <w:color w:val="000000"/>
+          <w:kern w:val="0"/>
+          <w14:ligatures w14:val="none"/>
+        </w:rPr>
+        <w:t>PFPeA</w:t>
+      </w:r>
+      <w:proofErr w:type="spellEnd"/>
+      <w:r>
+        <w:rPr>
+          <w:rFonts w:ascii="Arial" w:eastAsia="Times New Roman" w:hAnsi="Arial" w:cs="Arial"/>
+          <w:color w:val="000000"/>
+          <w:kern w:val="0"/>
+          <w14:ligatures w14:val="none"/>
+        </w:rPr>
+        <w:t xml:space="preserve">, indicated by the dashed "Treatment" line between blood samples 1 and 2, would </w:t>
       </w:r>
       <w:r>
         <w:rPr>
@@ -32387,7 +33641,27 @@
           <w:kern w:val="0"/>
           <w14:ligatures w14:val="none"/>
         </w:rPr>
-        <w:t xml:space="preserve"> and perfluoropentanoic acid </w:t>
+        <w:t xml:space="preserve"> and </w:t>
+      </w:r>
+      <w:proofErr w:type="spellStart"/>
+      <w:r>
+        <w:rPr>
+          <w:rFonts w:ascii="Arial" w:eastAsia="Times New Roman" w:hAnsi="Arial" w:cs="Arial"/>
+          <w:color w:val="000000"/>
+          <w:kern w:val="0"/>
+          <w14:ligatures w14:val="none"/>
+        </w:rPr>
+        <w:t>perfluoropentanoic</w:t>
+      </w:r>
+      <w:proofErr w:type="spellEnd"/>
+      <w:r>
+        <w:rPr>
+          <w:rFonts w:ascii="Arial" w:eastAsia="Times New Roman" w:hAnsi="Arial" w:cs="Arial"/>
+          <w:color w:val="000000"/>
+          <w:kern w:val="0"/>
+          <w14:ligatures w14:val="none"/>
+        </w:rPr>
+        <w:t xml:space="preserve"> acid </w:t>
       </w:r>
       <w:r>
         <w:rPr>
@@ -32398,6 +33672,7 @@
         </w:rPr>
         <w:t>[</w:t>
       </w:r>
+      <w:proofErr w:type="spellStart"/>
       <w:r>
         <w:rPr>
           <w:rFonts w:ascii="Arial" w:eastAsia="Times New Roman" w:hAnsi="Arial" w:cs="Arial"/>
@@ -32407,6 +33682,7 @@
         </w:rPr>
         <w:t>PFPeA</w:t>
       </w:r>
+      <w:proofErr w:type="spellEnd"/>
       <w:r>
         <w:rPr>
           <w:rFonts w:ascii="Arial" w:eastAsia="Times New Roman" w:hAnsi="Arial" w:cs="Arial"/>
@@ -32584,8 +33860,39 @@
           <w:kern w:val="0"/>
           <w14:ligatures w14:val="none"/>
         </w:rPr>
-        <w:t xml:space="preserve"> and perfluoropentanoic acid (PFPeA</w:t>
-      </w:r>
+        <w:t xml:space="preserve"> and </w:t>
+      </w:r>
+      <w:proofErr w:type="spellStart"/>
+      <w:r>
+        <w:rPr>
+          <w:rFonts w:ascii="Arial" w:eastAsia="Times New Roman" w:hAnsi="Arial" w:cs="Arial"/>
+          <w:color w:val="000000"/>
+          <w:kern w:val="0"/>
+          <w14:ligatures w14:val="none"/>
+        </w:rPr>
+        <w:t>perfluoropentanoic</w:t>
+      </w:r>
+      <w:proofErr w:type="spellEnd"/>
+      <w:r>
+        <w:rPr>
+          <w:rFonts w:ascii="Arial" w:eastAsia="Times New Roman" w:hAnsi="Arial" w:cs="Arial"/>
+          <w:color w:val="000000"/>
+          <w:kern w:val="0"/>
+          <w14:ligatures w14:val="none"/>
+        </w:rPr>
+        <w:t xml:space="preserve"> acid (</w:t>
+      </w:r>
+      <w:proofErr w:type="spellStart"/>
+      <w:r>
+        <w:rPr>
+          <w:rFonts w:ascii="Arial" w:eastAsia="Times New Roman" w:hAnsi="Arial" w:cs="Arial"/>
+          <w:color w:val="000000"/>
+          <w:kern w:val="0"/>
+          <w14:ligatures w14:val="none"/>
+        </w:rPr>
+        <w:t>PFPeA</w:t>
+      </w:r>
+      <w:proofErr w:type="spellEnd"/>
       <w:r>
         <w:rPr>
           <w:rFonts w:ascii="Arial" w:eastAsia="Times New Roman" w:hAnsi="Arial" w:cs="Arial"/>
@@ -32620,8 +33927,19 @@
           <w:kern w:val="0"/>
           <w14:ligatures w14:val="none"/>
         </w:rPr>
-        <w:t>xposure to Cd or PFPeA</w:t>
-      </w:r>
+        <w:t xml:space="preserve">xposure to Cd or </w:t>
+      </w:r>
+      <w:proofErr w:type="spellStart"/>
+      <w:r>
+        <w:rPr>
+          <w:rFonts w:ascii="Arial" w:eastAsia="Times New Roman" w:hAnsi="Arial" w:cs="Arial"/>
+          <w:color w:val="000000"/>
+          <w:kern w:val="0"/>
+          <w14:ligatures w14:val="none"/>
+        </w:rPr>
+        <w:t>PFPeA</w:t>
+      </w:r>
+      <w:proofErr w:type="spellEnd"/>
       <w:r>
         <w:rPr>
           <w:rFonts w:ascii="Arial" w:eastAsia="Times New Roman" w:hAnsi="Arial" w:cs="Arial"/>
@@ -32784,7 +34102,7 @@
                     </pic:cNvPicPr>
                   </pic:nvPicPr>
                   <pic:blipFill>
-                    <a:blip r:embed="rId11" cstate="print">
+                    <a:blip r:embed="rId7" cstate="print">
                       <a:extLst>
                         <a:ext uri="{28A0092B-C50C-407E-A947-70E740481C1C}">
                           <a14:useLocalDpi xmlns:a14="http://schemas.microsoft.com/office/drawing/2010/main" val="0"/>
@@ -32929,7 +34247,7 @@
                     </pic:cNvPicPr>
                   </pic:nvPicPr>
                   <pic:blipFill>
-                    <a:blip r:embed="rId12" cstate="print">
+                    <a:blip r:embed="rId8" cstate="print">
                       <a:extLst>
                         <a:ext uri="{28A0092B-C50C-407E-A947-70E740481C1C}">
                           <a14:useLocalDpi xmlns:a14="http://schemas.microsoft.com/office/drawing/2010/main" val="0"/>
@@ -33074,7 +34392,7 @@
                     </pic:cNvPicPr>
                   </pic:nvPicPr>
                   <pic:blipFill>
-                    <a:blip r:embed="rId13" cstate="print">
+                    <a:blip r:embed="rId9" cstate="print">
                       <a:extLst>
                         <a:ext uri="{28A0092B-C50C-407E-A947-70E740481C1C}">
                           <a14:useLocalDpi xmlns:a14="http://schemas.microsoft.com/office/drawing/2010/main" val="0"/>
@@ -33211,7 +34529,7 @@
                     </pic:cNvPicPr>
                   </pic:nvPicPr>
                   <pic:blipFill>
-                    <a:blip r:embed="rId14" cstate="print">
+                    <a:blip r:embed="rId10" cstate="print">
                       <a:extLst>
                         <a:ext uri="{28A0092B-C50C-407E-A947-70E740481C1C}">
                           <a14:useLocalDpi xmlns:a14="http://schemas.microsoft.com/office/drawing/2010/main" val="0"/>
@@ -33253,8 +34571,8 @@
       </w:r>
     </w:p>
     <w:sectPr>
-      <w:footerReference w:type="even" r:id="rId15"/>
-      <w:footerReference w:type="default" r:id="rId16"/>
+      <w:footerReference w:type="even" r:id="rId11"/>
+      <w:footerReference w:type="default" r:id="rId12"/>
       <w:pgSz w:w="12240" w:h="15840"/>
       <w:pgMar w:top="1440" w:right="1440" w:bottom="1440" w:left="1440" w:header="720" w:footer="720" w:gutter="0"/>
       <w:lnNumType w:countBy="1" w:restart="continuous"/>
@@ -33263,359 +34581,6 @@
     </w:sectPr>
   </w:body>
 </w:document>
-</file>
-
-<file path=word/comments.xml><?xml version="1.0" encoding="utf-8"?>
-<w:comments xmlns:wpc="http://schemas.microsoft.com/office/word/2010/wordprocessingCanvas" xmlns:cx="http://schemas.microsoft.com/office/drawing/2014/chartex" xmlns:cx1="http://schemas.microsoft.com/office/drawing/2015/9/8/chartex" xmlns:cx2="http://schemas.microsoft.com/office/drawing/2015/10/21/chartex" xmlns:cx3="http://schemas.microsoft.com/office/drawing/2016/5/9/chartex" xmlns:cx4="http://schemas.microsoft.com/office/drawing/2016/5/10/chartex" xmlns:cx5="http://schemas.microsoft.com/office/drawing/2016/5/11/chartex" xmlns:cx6="http://schemas.microsoft.com/office/drawing/2016/5/12/chartex" xmlns:cx7="http://schemas.microsoft.com/office/drawing/2016/5/13/chartex" xmlns:cx8="http://schemas.microsoft.com/office/drawing/2016/5/14/chartex" xmlns:mc="http://schemas.openxmlformats.org/markup-compatibility/2006" xmlns:aink="http://schemas.microsoft.com/office/drawing/2016/ink" xmlns:am3d="http://schemas.microsoft.com/office/drawing/2017/model3d" xmlns:o="urn:schemas-microsoft-com:office:office" xmlns:oel="http://schemas.microsoft.com/office/2019/extlst" xmlns:r="http://schemas.openxmlformats.org/officeDocument/2006/relationships" xmlns:m="http://schemas.openxmlformats.org/officeDocument/2006/math" xmlns:v="urn:schemas-microsoft-com:vml" xmlns:wp14="http://schemas.microsoft.com/office/word/2010/wordprocessingDrawing" xmlns:wp="http://schemas.openxmlformats.org/drawingml/2006/wordprocessingDrawing" xmlns:w10="urn:schemas-microsoft-com:office:word" xmlns:w="http://schemas.openxmlformats.org/wordprocessingml/2006/main" xmlns:w14="http://schemas.microsoft.com/office/word/2010/wordml" xmlns:w15="http://schemas.microsoft.com/office/word/2012/wordml" xmlns:w16cex="http://schemas.microsoft.com/office/word/2018/wordml/cex" xmlns:w16cid="http://schemas.microsoft.com/office/word/2016/wordml/cid" xmlns:w16="http://schemas.microsoft.com/office/word/2018/wordml" xmlns:w16du="http://schemas.microsoft.com/office/word/2023/wordml/word16du" xmlns:w16sdtdh="http://schemas.microsoft.com/office/word/2020/wordml/sdtdatahash" xmlns:w16sdtfl="http://schemas.microsoft.com/office/word/2024/wordml/sdtformatlock" xmlns:w16se="http://schemas.microsoft.com/office/word/2015/wordml/symex" xmlns:wpg="http://schemas.microsoft.com/office/word/2010/wordprocessingGroup" xmlns:wpi="http://schemas.microsoft.com/office/word/2010/wordprocessingInk" xmlns:wne="http://schemas.microsoft.com/office/word/2006/wordml" xmlns:wps="http://schemas.microsoft.com/office/word/2010/wordprocessingShape" mc:Ignorable="w14 w15 w16se w16cid w16 w16cex w16sdtdh w16sdtfl w16du wp14">
-  <w:comment w:id="0" w:author="Reviewer" w:date="2025-03-07T12:17:00Z" w:initials="R">
-    <w:p>
-      <w:pPr>
-        <w:pStyle w:val="CommentText"/>
-      </w:pPr>
-      <w:r>
-        <w:rPr>
-          <w:rStyle w:val="CommentReference"/>
-        </w:rPr>
-        <w:annotationRef/>
-      </w:r>
-      <w:r>
-        <w:t>I want a different title… idk what it should be, but this one does not feel right</w:t>
-      </w:r>
-    </w:p>
-  </w:comment>
-  <w:comment w:id="1" w:author="Reviewer" w:date="2025-03-24T13:58:00Z" w:initials="R">
-    <w:p>
-      <w:pPr>
-        <w:pStyle w:val="CommentText"/>
-      </w:pPr>
-      <w:r>
-        <w:rPr>
-          <w:rStyle w:val="CommentReference"/>
-        </w:rPr>
-        <w:annotationRef/>
-      </w:r>
-      <w:r>
-        <w:t>Especially for</w:t>
-      </w:r>
-      <w:r>
-        <w:t xml:space="preserve"> Conservation Phys</w:t>
-      </w:r>
-    </w:p>
-    <w:p>
-      <w:pPr>
-        <w:pStyle w:val="CommentText"/>
-      </w:pPr>
-    </w:p>
-    <w:p>
-      <w:pPr>
-        <w:pStyle w:val="CommentText"/>
-      </w:pPr>
-      <w:r>
-        <w:t>I added some ideas below… Chris</w:t>
-      </w:r>
-      <w:r>
-        <w:t xml:space="preserve">, please, </w:t>
-      </w:r>
-      <w:r>
-        <w:t>pick/write one</w:t>
-      </w:r>
-      <w:r>
-        <w:t xml:space="preserve"> (or tell me the first one is good and tell me to shut up)</w:t>
-      </w:r>
-    </w:p>
-  </w:comment>
-  <w:comment w:id="2" w:author="Reviewer" w:date="2025-11-01T12:39:00Z" w:initials="rev">
-    <w:p>
-      <w:r>
-        <w:rPr>
-          <w:rStyle w:val="CommentReference"/>
-        </w:rPr>
-        <w:annotationRef/>
-      </w:r>
-      <w:r>
-        <w:rPr>
-          <w:sz w:val="20"/>
-          <w:szCs w:val="20"/>
-        </w:rPr>
-        <w:t>Chris, please change these as you see fit.</w:t>
-      </w:r>
-    </w:p>
-  </w:comment>
-  <w:comment w:id="3" w:author="Reviewer" w:date="2025-06-25T09:08:00Z" w:initials="R">
-    <w:p>
-      <w:pPr>
-        <w:pStyle w:val="CommentText"/>
-      </w:pPr>
-      <w:r>
-        <w:rPr>
-          <w:rStyle w:val="CommentReference"/>
-        </w:rPr>
-        <w:annotationRef/>
-      </w:r>
-      <w:r>
-        <w:t>Chris</w:t>
-      </w:r>
-      <w:r>
-        <w:t>’s X’s</w:t>
-      </w:r>
-    </w:p>
-  </w:comment>
-  <w:comment w:id="4" w:author="Reviewer" w:date="2025-06-25T09:09:00Z" w:initials="R">
-    <w:p>
-      <w:pPr>
-        <w:pStyle w:val="CommentText"/>
-      </w:pPr>
-      <w:r>
-        <w:rPr>
-          <w:rStyle w:val="CommentReference"/>
-        </w:rPr>
-        <w:annotationRef/>
-      </w:r>
-      <w:r>
-        <w:t>Chris’s X’s</w:t>
-      </w:r>
-    </w:p>
-  </w:comment>
-  <w:comment w:id="5" w:author="Reviewer" w:date="2025-06-25T09:09:00Z" w:initials="R">
-    <w:p>
-      <w:pPr>
-        <w:pStyle w:val="CommentText"/>
-      </w:pPr>
-      <w:r>
-        <w:rPr>
-          <w:rStyle w:val="CommentReference"/>
-        </w:rPr>
-        <w:annotationRef/>
-      </w:r>
-      <w:r>
-        <w:t>Chris’s X’s</w:t>
-      </w:r>
-    </w:p>
-  </w:comment>
-  <w:comment w:id="6" w:author="Reviewer" w:date="2025-06-25T09:09:00Z" w:initials="R">
-    <w:p>
-      <w:pPr>
-        <w:pStyle w:val="CommentText"/>
-      </w:pPr>
-      <w:r>
-        <w:rPr>
-          <w:rStyle w:val="CommentReference"/>
-        </w:rPr>
-        <w:annotationRef/>
-      </w:r>
-      <w:r>
-        <w:t>Chris’s X’s</w:t>
-      </w:r>
-    </w:p>
-  </w:comment>
-  <w:comment w:id="7" w:author="Reviewer" w:date="2025-03-24T17:36:00Z" w:initials="R">
-    <w:p>
-      <w:pPr>
-        <w:pStyle w:val="CommentText"/>
-      </w:pPr>
-      <w:r>
-        <w:rPr>
-          <w:rStyle w:val="CommentReference"/>
-        </w:rPr>
-        <w:annotationRef/>
-      </w:r>
-      <w:r>
-        <w:t>Summarizing the results paragraph</w:t>
-      </w:r>
-    </w:p>
-  </w:comment>
-  <w:comment w:id="8" w:author="Reviewer" w:date="2025-03-24T17:37:00Z" w:initials="R">
-    <w:p>
-      <w:pPr>
-        <w:pStyle w:val="CommentText"/>
-      </w:pPr>
-      <w:r>
-        <w:rPr>
-          <w:rStyle w:val="CommentReference"/>
-        </w:rPr>
-        <w:annotationRef/>
-      </w:r>
-      <w:r>
-        <w:t>Bass and water quality synthesis paragraph</w:t>
-      </w:r>
-    </w:p>
-  </w:comment>
-  <w:comment w:id="9" w:author="Reviewer" w:date="2025-03-24T17:37:00Z" w:initials="R">
-    <w:p>
-      <w:pPr>
-        <w:pStyle w:val="CommentText"/>
-      </w:pPr>
-      <w:r>
-        <w:rPr>
-          <w:rStyle w:val="CommentReference"/>
-        </w:rPr>
-        <w:annotationRef/>
-      </w:r>
-      <w:r>
-        <w:t>Inference and interpretation for blood 1 vs blood 2 (PFAS focused) paragraph</w:t>
-      </w:r>
-    </w:p>
-  </w:comment>
-  <w:comment w:id="10" w:author="Reviewer" w:date="2025-03-24T17:38:00Z" w:initials="R">
-    <w:p>
-      <w:pPr>
-        <w:pStyle w:val="CommentText"/>
-      </w:pPr>
-      <w:r>
-        <w:rPr>
-          <w:rStyle w:val="CommentReference"/>
-        </w:rPr>
-        <w:annotationRef/>
-      </w:r>
-      <w:r>
-        <w:t>Inference and interpretation for blood 1 vs blood 2 (cadmium focused) paragraph</w:t>
-      </w:r>
-    </w:p>
-  </w:comment>
-  <w:comment w:id="11" w:author="Reviewer" w:date="2025-03-24T17:39:00Z" w:initials="R">
-    <w:p>
-      <w:pPr>
-        <w:pStyle w:val="CommentText"/>
-      </w:pPr>
-      <w:r>
-        <w:rPr>
-          <w:rStyle w:val="CommentReference"/>
-        </w:rPr>
-        <w:annotationRef/>
-      </w:r>
-      <w:r>
-        <w:t>Inference and interpretation for salt influence (blood 2 vs blood 3) paragraph</w:t>
-      </w:r>
-    </w:p>
-  </w:comment>
-  <w:comment w:id="12" w:author="Reviewer" w:date="2025-03-24T17:40:00Z" w:initials="R">
-    <w:p>
-      <w:pPr>
-        <w:pStyle w:val="CommentText"/>
-      </w:pPr>
-      <w:r>
-        <w:rPr>
-          <w:rStyle w:val="CommentReference"/>
-        </w:rPr>
-        <w:annotationRef/>
-      </w:r>
-      <w:r>
-        <w:t>I need help.</w:t>
-      </w:r>
-    </w:p>
-  </w:comment>
-  <w:comment w:id="13" w:author="Reviewer" w:date="2025-03-24T17:41:00Z" w:initials="R">
-    <w:p>
-      <w:pPr>
-        <w:pStyle w:val="CommentText"/>
-      </w:pPr>
-      <w:r>
-        <w:rPr>
-          <w:rStyle w:val="CommentReference"/>
-        </w:rPr>
-        <w:annotationRef/>
-      </w:r>
-      <w:r>
-        <w:t>Inference and interpretation for blood 3 vs blood 4 paragraph</w:t>
-      </w:r>
-    </w:p>
-  </w:comment>
-  <w:comment w:id="14" w:author="Reviewer" w:date="2025-03-24T17:46:00Z" w:initials="R">
-    <w:p>
-      <w:pPr>
-        <w:pStyle w:val="CommentText"/>
-      </w:pPr>
-      <w:r>
-        <w:rPr>
-          <w:rStyle w:val="CommentReference"/>
-        </w:rPr>
-        <w:annotationRef/>
-      </w:r>
-      <w:r>
-        <w:t>Big picture synthesis, ta-da paragraph(s) (would love to see some added here?)</w:t>
-      </w:r>
-    </w:p>
-  </w:comment>
-  <w:comment w:id="15" w:author="Reviewer" w:date="2025-05-28T10:01:00Z" w:initials="R">
-    <w:p>
-      <w:pPr>
-        <w:pStyle w:val="CommentText"/>
-      </w:pPr>
-      <w:r>
-        <w:rPr>
-          <w:rStyle w:val="CommentReference"/>
-        </w:rPr>
-        <w:annotationRef/>
-      </w:r>
-      <w:r>
-        <w:t>Anthony could try publishing the metadata and code for practice if he wants.</w:t>
-      </w:r>
-    </w:p>
-  </w:comment>
-</w:comments>
-</file>
-
-<file path=word/commentsExtended.xml><?xml version="1.0" encoding="utf-8"?>
-<w15:commentsEx xmlns:wpc="http://schemas.microsoft.com/office/word/2010/wordprocessingCanvas" xmlns:cx="http://schemas.microsoft.com/office/drawing/2014/chartex" xmlns:cx1="http://schemas.microsoft.com/office/drawing/2015/9/8/chartex" xmlns:cx2="http://schemas.microsoft.com/office/drawing/2015/10/21/chartex" xmlns:cx3="http://schemas.microsoft.com/office/drawing/2016/5/9/chartex" xmlns:cx4="http://schemas.microsoft.com/office/drawing/2016/5/10/chartex" xmlns:cx5="http://schemas.microsoft.com/office/drawing/2016/5/11/chartex" xmlns:cx6="http://schemas.microsoft.com/office/drawing/2016/5/12/chartex" xmlns:cx7="http://schemas.microsoft.com/office/drawing/2016/5/13/chartex" xmlns:cx8="http://schemas.microsoft.com/office/drawing/2016/5/14/chartex" xmlns:mc="http://schemas.openxmlformats.org/markup-compatibility/2006" xmlns:aink="http://schemas.microsoft.com/office/drawing/2016/ink" xmlns:am3d="http://schemas.microsoft.com/office/drawing/2017/model3d" xmlns:o="urn:schemas-microsoft-com:office:office" xmlns:oel="http://schemas.microsoft.com/office/2019/extlst" xmlns:r="http://schemas.openxmlformats.org/officeDocument/2006/relationships" xmlns:m="http://schemas.openxmlformats.org/officeDocument/2006/math" xmlns:v="urn:schemas-microsoft-com:vml" xmlns:wp14="http://schemas.microsoft.com/office/word/2010/wordprocessingDrawing" xmlns:wp="http://schemas.openxmlformats.org/drawingml/2006/wordprocessingDrawing" xmlns:w10="urn:schemas-microsoft-com:office:word" xmlns:w="http://schemas.openxmlformats.org/wordprocessingml/2006/main" xmlns:w14="http://schemas.microsoft.com/office/word/2010/wordml" xmlns:w15="http://schemas.microsoft.com/office/word/2012/wordml" xmlns:w16cex="http://schemas.microsoft.com/office/word/2018/wordml/cex" xmlns:w16cid="http://schemas.microsoft.com/office/word/2016/wordml/cid" xmlns:w16="http://schemas.microsoft.com/office/word/2018/wordml" xmlns:w16du="http://schemas.microsoft.com/office/word/2023/wordml/word16du" xmlns:w16sdtdh="http://schemas.microsoft.com/office/word/2020/wordml/sdtdatahash" xmlns:w16sdtfl="http://schemas.microsoft.com/office/word/2024/wordml/sdtformatlock" xmlns:w16se="http://schemas.microsoft.com/office/word/2015/wordml/symex" xmlns:wpg="http://schemas.microsoft.com/office/word/2010/wordprocessingGroup" xmlns:wpi="http://schemas.microsoft.com/office/word/2010/wordprocessingInk" xmlns:wne="http://schemas.microsoft.com/office/word/2006/wordml" xmlns:wps="http://schemas.microsoft.com/office/word/2010/wordprocessingShape" mc:Ignorable="w14 w15 w16se w16cid w16 w16cex w16sdtdh w16sdtfl w16du wp14">
-  <w15:commentEx w15:paraId="42A22065" w15:done="0"/>
-  <w15:commentEx w15:paraId="70939F77" w15:paraIdParent="42A22065" w15:done="0"/>
-  <w15:commentEx w15:paraId="324DCC07" w15:done="0"/>
-  <w15:commentEx w15:paraId="643199D1" w15:done="0"/>
-  <w15:commentEx w15:paraId="697E5EE2" w15:done="0"/>
-  <w15:commentEx w15:paraId="5F439385" w15:done="0"/>
-  <w15:commentEx w15:paraId="6946D590" w15:done="0"/>
-  <w15:commentEx w15:paraId="43D57742" w15:done="0"/>
-  <w15:commentEx w15:paraId="704F606C" w15:done="0"/>
-  <w15:commentEx w15:paraId="273F0495" w15:done="0"/>
-  <w15:commentEx w15:paraId="3F3F0451" w15:done="0"/>
-  <w15:commentEx w15:paraId="744BB1AA" w15:done="0"/>
-  <w15:commentEx w15:paraId="1DA238CA" w15:done="0"/>
-  <w15:commentEx w15:paraId="30B743E6" w15:done="0"/>
-  <w15:commentEx w15:paraId="77AF0114" w15:done="0"/>
-  <w15:commentEx w15:paraId="08A12C64" w15:done="0"/>
-</w15:commentsEx>
-</file>
-
-<file path=word/commentsExtensible.xml><?xml version="1.0" encoding="utf-8"?>
-<w16cex:commentsExtensible xmlns:wpc="http://schemas.microsoft.com/office/word/2010/wordprocessingCanvas" xmlns:cx="http://schemas.microsoft.com/office/drawing/2014/chartex" xmlns:cx1="http://schemas.microsoft.com/office/drawing/2015/9/8/chartex" xmlns:cx2="http://schemas.microsoft.com/office/drawing/2015/10/21/chartex" xmlns:cx3="http://schemas.microsoft.com/office/drawing/2016/5/9/chartex" xmlns:cx4="http://schemas.microsoft.com/office/drawing/2016/5/10/chartex" xmlns:cx5="http://schemas.microsoft.com/office/drawing/2016/5/11/chartex" xmlns:cx6="http://schemas.microsoft.com/office/drawing/2016/5/12/chartex" xmlns:cx7="http://schemas.microsoft.com/office/drawing/2016/5/13/chartex" xmlns:cx8="http://schemas.microsoft.com/office/drawing/2016/5/14/chartex" xmlns:cr="http://schemas.microsoft.com/office/comments/2020/reactions" xmlns:mc="http://schemas.openxmlformats.org/markup-compatibility/2006" xmlns:aink="http://schemas.microsoft.com/office/drawing/2016/ink" xmlns:am3d="http://schemas.microsoft.com/office/drawing/2017/model3d" xmlns:o="urn:schemas-microsoft-com:office:office" xmlns:oel="http://schemas.microsoft.com/office/2019/extlst" xmlns:r="http://schemas.openxmlformats.org/officeDocument/2006/relationships" xmlns:m="http://schemas.openxmlformats.org/officeDocument/2006/math" xmlns:v="urn:schemas-microsoft-com:vml" xmlns:wp14="http://schemas.microsoft.com/office/word/2010/wordprocessingDrawing" xmlns:wp="http://schemas.openxmlformats.org/drawingml/2006/wordprocessingDrawing" xmlns:w10="urn:schemas-microsoft-com:office:word" xmlns:w="http://schemas.openxmlformats.org/wordprocessingml/2006/main" xmlns:w14="http://schemas.microsoft.com/office/word/2010/wordml" xmlns:w15="http://schemas.microsoft.com/office/word/2012/wordml" xmlns:w16cex="http://schemas.microsoft.com/office/word/2018/wordml/cex" xmlns:w16cid="http://schemas.microsoft.com/office/word/2016/wordml/cid" xmlns:w16="http://schemas.microsoft.com/office/word/2018/wordml" xmlns:w16du="http://schemas.microsoft.com/office/word/2023/wordml/word16du" xmlns:w16sdtdh="http://schemas.microsoft.com/office/word/2020/wordml/sdtdatahash" xmlns:w16sdtfl="http://schemas.microsoft.com/office/word/2024/wordml/sdtformatlock" xmlns:w16se="http://schemas.microsoft.com/office/word/2015/wordml/symex" xmlns:wpg="http://schemas.microsoft.com/office/word/2010/wordprocessingGroup" xmlns:wpi="http://schemas.microsoft.com/office/word/2010/wordprocessingInk" xmlns:wne="http://schemas.microsoft.com/office/word/2006/wordml" xmlns:wps="http://schemas.microsoft.com/office/word/2010/wordprocessingShape" mc:Ignorable="w14 w15 w16se w16cid w16 w16cex w16sdtdh w16sdtfl cr w16du wp14">
-  <w16cex:commentExtensible w16cex:durableId="0A96858A" w16cex:dateUtc="2025-03-07T18:17:00Z"/>
-  <w16cex:commentExtensible w16cex:durableId="1099C061" w16cex:dateUtc="2025-03-24T18:58:00Z"/>
-  <w16cex:commentExtensible w16cex:durableId="41807698" w16cex:dateUtc="2025-11-01T17:39:00Z"/>
-  <w16cex:commentExtensible w16cex:durableId="1F091897" w16cex:dateUtc="2025-06-25T14:08:00Z"/>
-  <w16cex:commentExtensible w16cex:durableId="6184F29E" w16cex:dateUtc="2025-06-25T14:09:00Z"/>
-  <w16cex:commentExtensible w16cex:durableId="423F7FE2" w16cex:dateUtc="2025-06-25T14:09:00Z"/>
-  <w16cex:commentExtensible w16cex:durableId="3FA68E07" w16cex:dateUtc="2025-06-25T14:09:00Z"/>
-  <w16cex:commentExtensible w16cex:durableId="4AB70273" w16cex:dateUtc="2025-03-24T22:36:00Z"/>
-  <w16cex:commentExtensible w16cex:durableId="7E2572AD" w16cex:dateUtc="2025-03-24T22:37:00Z"/>
-  <w16cex:commentExtensible w16cex:durableId="5F6FB655" w16cex:dateUtc="2025-03-24T22:37:00Z"/>
-  <w16cex:commentExtensible w16cex:durableId="401E1760" w16cex:dateUtc="2025-03-24T22:38:00Z"/>
-  <w16cex:commentExtensible w16cex:durableId="61A18382" w16cex:dateUtc="2025-03-24T22:39:00Z"/>
-  <w16cex:commentExtensible w16cex:durableId="140CF97D" w16cex:dateUtc="2025-03-24T22:40:00Z"/>
-  <w16cex:commentExtensible w16cex:durableId="62C14197" w16cex:dateUtc="2025-03-24T22:41:00Z"/>
-  <w16cex:commentExtensible w16cex:durableId="7B799F46" w16cex:dateUtc="2025-03-24T22:46:00Z"/>
-  <w16cex:commentExtensible w16cex:durableId="30448CF9" w16cex:dateUtc="2025-05-28T15:01:00Z"/>
-</w16cex:commentsExtensible>
-</file>
-
-<file path=word/commentsIds.xml><?xml version="1.0" encoding="utf-8"?>
-<w16cid:commentsIds xmlns:wpc="http://schemas.microsoft.com/office/word/2010/wordprocessingCanvas" xmlns:cx="http://schemas.microsoft.com/office/drawing/2014/chartex" xmlns:cx1="http://schemas.microsoft.com/office/drawing/2015/9/8/chartex" xmlns:cx2="http://schemas.microsoft.com/office/drawing/2015/10/21/chartex" xmlns:cx3="http://schemas.microsoft.com/office/drawing/2016/5/9/chartex" xmlns:cx4="http://schemas.microsoft.com/office/drawing/2016/5/10/chartex" xmlns:cx5="http://schemas.microsoft.com/office/drawing/2016/5/11/chartex" xmlns:cx6="http://schemas.microsoft.com/office/drawing/2016/5/12/chartex" xmlns:cx7="http://schemas.microsoft.com/office/drawing/2016/5/13/chartex" xmlns:cx8="http://schemas.microsoft.com/office/drawing/2016/5/14/chartex" xmlns:mc="http://schemas.openxmlformats.org/markup-compatibility/2006" xmlns:aink="http://schemas.microsoft.com/office/drawing/2016/ink" xmlns:am3d="http://schemas.microsoft.com/office/drawing/2017/model3d" xmlns:o="urn:schemas-microsoft-com:office:office" xmlns:oel="http://schemas.microsoft.com/office/2019/extlst" xmlns:r="http://schemas.openxmlformats.org/officeDocument/2006/relationships" xmlns:m="http://schemas.openxmlformats.org/officeDocument/2006/math" xmlns:v="urn:schemas-microsoft-com:vml" xmlns:wp14="http://schemas.microsoft.com/office/word/2010/wordprocessingDrawing" xmlns:wp="http://schemas.openxmlformats.org/drawingml/2006/wordprocessingDrawing" xmlns:w10="urn:schemas-microsoft-com:office:word" xmlns:w="http://schemas.openxmlformats.org/wordprocessingml/2006/main" xmlns:w14="http://schemas.microsoft.com/office/word/2010/wordml" xmlns:w15="http://schemas.microsoft.com/office/word/2012/wordml" xmlns:w16cex="http://schemas.microsoft.com/office/word/2018/wordml/cex" xmlns:w16cid="http://schemas.microsoft.com/office/word/2016/wordml/cid" xmlns:w16="http://schemas.microsoft.com/office/word/2018/wordml" xmlns:w16du="http://schemas.microsoft.com/office/word/2023/wordml/word16du" xmlns:w16sdtdh="http://schemas.microsoft.com/office/word/2020/wordml/sdtdatahash" xmlns:w16sdtfl="http://schemas.microsoft.com/office/word/2024/wordml/sdtformatlock" xmlns:w16se="http://schemas.microsoft.com/office/word/2015/wordml/symex" xmlns:wpg="http://schemas.microsoft.com/office/word/2010/wordprocessingGroup" xmlns:wpi="http://schemas.microsoft.com/office/word/2010/wordprocessingInk" xmlns:wne="http://schemas.microsoft.com/office/word/2006/wordml" xmlns:wps="http://schemas.microsoft.com/office/word/2010/wordprocessingShape" mc:Ignorable="w14 w15 w16se w16cid w16 w16cex w16sdtdh w16sdtfl w16du wp14">
-  <w16cid:commentId w16cid:paraId="42A22065" w16cid:durableId="0A96858A"/>
-  <w16cid:commentId w16cid:paraId="70939F77" w16cid:durableId="1099C061"/>
-  <w16cid:commentId w16cid:paraId="324DCC07" w16cid:durableId="41807698"/>
-  <w16cid:commentId w16cid:paraId="643199D1" w16cid:durableId="1F091897"/>
-  <w16cid:commentId w16cid:paraId="697E5EE2" w16cid:durableId="6184F29E"/>
-  <w16cid:commentId w16cid:paraId="5F439385" w16cid:durableId="423F7FE2"/>
-  <w16cid:commentId w16cid:paraId="6946D590" w16cid:durableId="3FA68E07"/>
-  <w16cid:commentId w16cid:paraId="43D57742" w16cid:durableId="4AB70273"/>
-  <w16cid:commentId w16cid:paraId="704F606C" w16cid:durableId="7E2572AD"/>
-  <w16cid:commentId w16cid:paraId="273F0495" w16cid:durableId="5F6FB655"/>
-  <w16cid:commentId w16cid:paraId="3F3F0451" w16cid:durableId="401E1760"/>
-  <w16cid:commentId w16cid:paraId="744BB1AA" w16cid:durableId="61A18382"/>
-  <w16cid:commentId w16cid:paraId="1DA238CA" w16cid:durableId="140CF97D"/>
-  <w16cid:commentId w16cid:paraId="30B743E6" w16cid:durableId="62C14197"/>
-  <w16cid:commentId w16cid:paraId="77AF0114" w16cid:durableId="7B799F46"/>
-  <w16cid:commentId w16cid:paraId="08A12C64" w16cid:durableId="30448CF9"/>
-</w16cid:commentsIds>
 </file>
 
 <file path=word/endnotes.xml><?xml version="1.0" encoding="utf-8"?>
@@ -33775,14 +34740,6 @@
     </w:p>
   </w:footnote>
 </w:footnotes>
-</file>
-
-<file path=word/people.xml><?xml version="1.0" encoding="utf-8"?>
-<w15:people xmlns:wpc="http://schemas.microsoft.com/office/word/2010/wordprocessingCanvas" xmlns:cx="http://schemas.microsoft.com/office/drawing/2014/chartex" xmlns:cx1="http://schemas.microsoft.com/office/drawing/2015/9/8/chartex" xmlns:cx2="http://schemas.microsoft.com/office/drawing/2015/10/21/chartex" xmlns:cx3="http://schemas.microsoft.com/office/drawing/2016/5/9/chartex" xmlns:cx4="http://schemas.microsoft.com/office/drawing/2016/5/10/chartex" xmlns:cx5="http://schemas.microsoft.com/office/drawing/2016/5/11/chartex" xmlns:cx6="http://schemas.microsoft.com/office/drawing/2016/5/12/chartex" xmlns:cx7="http://schemas.microsoft.com/office/drawing/2016/5/13/chartex" xmlns:cx8="http://schemas.microsoft.com/office/drawing/2016/5/14/chartex" xmlns:mc="http://schemas.openxmlformats.org/markup-compatibility/2006" xmlns:aink="http://schemas.microsoft.com/office/drawing/2016/ink" xmlns:am3d="http://schemas.microsoft.com/office/drawing/2017/model3d" xmlns:o="urn:schemas-microsoft-com:office:office" xmlns:oel="http://schemas.microsoft.com/office/2019/extlst" xmlns:r="http://schemas.openxmlformats.org/officeDocument/2006/relationships" xmlns:m="http://schemas.openxmlformats.org/officeDocument/2006/math" xmlns:v="urn:schemas-microsoft-com:vml" xmlns:wp14="http://schemas.microsoft.com/office/word/2010/wordprocessingDrawing" xmlns:wp="http://schemas.openxmlformats.org/drawingml/2006/wordprocessingDrawing" xmlns:w10="urn:schemas-microsoft-com:office:word" xmlns:w="http://schemas.openxmlformats.org/wordprocessingml/2006/main" xmlns:w14="http://schemas.microsoft.com/office/word/2010/wordml" xmlns:w15="http://schemas.microsoft.com/office/word/2012/wordml" xmlns:w16cex="http://schemas.microsoft.com/office/word/2018/wordml/cex" xmlns:w16cid="http://schemas.microsoft.com/office/word/2016/wordml/cid" xmlns:w16="http://schemas.microsoft.com/office/word/2018/wordml" xmlns:w16du="http://schemas.microsoft.com/office/word/2023/wordml/word16du" xmlns:w16sdtdh="http://schemas.microsoft.com/office/word/2020/wordml/sdtdatahash" xmlns:w16sdtfl="http://schemas.microsoft.com/office/word/2024/wordml/sdtformatlock" xmlns:w16se="http://schemas.microsoft.com/office/word/2015/wordml/symex" xmlns:wpg="http://schemas.microsoft.com/office/word/2010/wordprocessingGroup" xmlns:wpi="http://schemas.microsoft.com/office/word/2010/wordprocessingInk" xmlns:wne="http://schemas.microsoft.com/office/word/2006/wordml" xmlns:wps="http://schemas.microsoft.com/office/word/2010/wordprocessingShape" mc:Ignorable="w14 w15 w16se w16cid w16 w16cex w16sdtdh w16sdtfl w16du wp14">
-  <w15:person w15:author="Reviewer">
-    <w15:presenceInfo w15:providerId="None" w15:userId="Reviewer"/>
-  </w15:person>
-</w15:people>
 </file>
 
 <file path=word/styles.xml><?xml version="1.0" encoding="utf-8"?>

--- a/writing/bass_ecotox_manuscript.docx
+++ b/writing/bass_ecotox_manuscript.docx
@@ -9744,6 +9744,7 @@
         <w:ind w:firstLine="720"/>
         <w:rPr>
           <w:rFonts w:ascii="Arial" w:eastAsia="Times New Roman" w:hAnsi="Arial" w:cs="Arial"/>
+          <w:color w:val="000000"/>
           <w:kern w:val="0"/>
           <w14:ligatures w14:val="none"/>
         </w:rPr>
@@ -10003,6 +10004,15 @@
           <w14:ligatures w14:val="none"/>
         </w:rPr>
         <w:t xml:space="preserve"> and euthanized all bass using MS-222.</w:t>
+      </w:r>
+      <w:r>
+        <w:rPr>
+          <w:rFonts w:ascii="Arial" w:eastAsia="Times New Roman" w:hAnsi="Arial" w:cs="Arial"/>
+          <w:color w:val="000000"/>
+          <w:kern w:val="0"/>
+          <w14:ligatures w14:val="none"/>
+        </w:rPr>
+        <w:t xml:space="preserve"> The Southeastern Louisiana University Institutional Animal Care and Use Committee (IACUC) approved all procedures described above (IACUC ####).</w:t>
       </w:r>
     </w:p>
     <w:p>
@@ -10405,7 +10415,17 @@
           <w:kern w:val="0"/>
           <w14:ligatures w14:val="none"/>
         </w:rPr>
-        <w:t xml:space="preserve">e examined smears under </w:t>
+        <w:t xml:space="preserve">e </w:t>
+      </w:r>
+      <w:r>
+        <w:rPr>
+          <w:rFonts w:ascii="Arial" w:eastAsia="Times New Roman" w:hAnsi="Arial" w:cs="Arial"/>
+          <w:color w:val="000000"/>
+          <w:kern w:val="0"/>
+          <w14:ligatures w14:val="none"/>
+        </w:rPr>
+        <w:lastRenderedPageBreak/>
+        <w:t xml:space="preserve">examined smears under </w:t>
       </w:r>
       <w:r>
         <w:rPr>
@@ -10549,7 +10569,6 @@
           <w:kern w:val="0"/>
           <w14:ligatures w14:val="none"/>
         </w:rPr>
-        <w:lastRenderedPageBreak/>
         <w:t>neutrophil</w:t>
       </w:r>
       <w:r>
@@ -11408,6 +11427,7 @@
           <w:kern w:val="0"/>
           <w14:ligatures w14:val="none"/>
         </w:rPr>
+        <w:lastRenderedPageBreak/>
         <w:t>used the length and weight data to calculate each individual’s relative weight (</w:t>
       </w:r>
       <w:r>
@@ -11528,17 +11548,7 @@
           <w:kern w:val="0"/>
           <w14:ligatures w14:val="none"/>
         </w:rPr>
-        <w:t xml:space="preserve">We </w:t>
-      </w:r>
-      <w:r>
-        <w:rPr>
-          <w:rFonts w:ascii="Arial" w:eastAsia="Times New Roman" w:hAnsi="Arial" w:cs="Arial"/>
-          <w:color w:val="000000"/>
-          <w:kern w:val="0"/>
-          <w14:ligatures w14:val="none"/>
-        </w:rPr>
-        <w:lastRenderedPageBreak/>
-        <w:t xml:space="preserve">used the regression equation for largemouth bass </w:t>
+        <w:t xml:space="preserve">We used the regression equation for largemouth bass </w:t>
       </w:r>
       <w:r>
         <w:rPr>
@@ -12780,6 +12790,7 @@
           <w:kern w:val="0"/>
           <w14:ligatures w14:val="none"/>
         </w:rPr>
+        <w:lastRenderedPageBreak/>
         <w:t>3.1</w:t>
       </w:r>
       <w:r>
@@ -12806,7 +12817,6 @@
         <w:rPr>
           <w:rFonts w:ascii="Arial" w:hAnsi="Arial" w:cs="Arial"/>
         </w:rPr>
-        <w:lastRenderedPageBreak/>
         <w:t xml:space="preserve">On day 1, </w:t>
       </w:r>
       <w:r>
@@ -13578,6 +13588,7 @@
         <w:rPr>
           <w:rFonts w:ascii="Arial" w:hAnsi="Arial" w:cs="Arial"/>
         </w:rPr>
+        <w:lastRenderedPageBreak/>
         <w:t>Neither Cd treatment significantly altered NLR (</w:t>
       </w:r>
       <w:r>
@@ -13659,14 +13670,7 @@
         <w:rPr>
           <w:rFonts w:ascii="Arial" w:hAnsi="Arial" w:cs="Arial"/>
         </w:rPr>
-        <w:t xml:space="preserve"> </w:t>
-      </w:r>
-      <w:r>
-        <w:rPr>
-          <w:rFonts w:ascii="Arial" w:hAnsi="Arial" w:cs="Arial"/>
-        </w:rPr>
-        <w:lastRenderedPageBreak/>
-        <w:t>(Z</w:t>
+        <w:t xml:space="preserve"> (Z</w:t>
       </w:r>
       <w:r>
         <w:rPr>
@@ -14811,7 +14815,14 @@
         <w:rPr>
           <w:rFonts w:ascii="Arial" w:hAnsi="Arial" w:cs="Arial"/>
         </w:rPr>
-        <w:t>, respectively</w:t>
+        <w:t xml:space="preserve">, </w:t>
+      </w:r>
+      <w:r>
+        <w:rPr>
+          <w:rFonts w:ascii="Arial" w:hAnsi="Arial" w:cs="Arial"/>
+        </w:rPr>
+        <w:lastRenderedPageBreak/>
+        <w:t>respectively</w:t>
       </w:r>
       <w:r>
         <w:rPr>
@@ -14918,7 +14929,6 @@
         <w:rPr>
           <w:rFonts w:ascii="Arial" w:hAnsi="Arial" w:cs="Arial"/>
         </w:rPr>
-        <w:lastRenderedPageBreak/>
         <w:t>At the end of the study</w:t>
       </w:r>
       <w:r>
@@ -16190,6 +16200,7 @@
           <w:kern w:val="0"/>
           <w14:ligatures w14:val="none"/>
         </w:rPr>
+        <w:lastRenderedPageBreak/>
         <w:t xml:space="preserve">To date, PFAS exposure has been associated with </w:t>
       </w:r>
       <w:r>
@@ -16279,17 +16290,7 @@
           <w:kern w:val="0"/>
           <w14:ligatures w14:val="none"/>
         </w:rPr>
-        <w:t xml:space="preserve">. For instance, recent reviews have suggested that increased PFAS exposure increases </w:t>
-      </w:r>
-      <w:r>
-        <w:rPr>
-          <w:rFonts w:ascii="Arial" w:eastAsia="Times New Roman" w:hAnsi="Arial" w:cs="Arial"/>
-          <w:color w:val="000000"/>
-          <w:kern w:val="0"/>
-          <w14:ligatures w14:val="none"/>
-        </w:rPr>
-        <w:lastRenderedPageBreak/>
-        <w:t>rates of cancer</w:t>
+        <w:t>. For instance, recent reviews have suggested that increased PFAS exposure increases rates of cancer</w:t>
       </w:r>
       <w:r>
         <w:rPr>
@@ -17728,7 +17729,17 @@
           <w:kern w:val="0"/>
           <w14:ligatures w14:val="none"/>
         </w:rPr>
-        <w:t xml:space="preserve"> we observed a slight decline in relative weight</w:t>
+        <w:t xml:space="preserve"> we observed a slight decline in </w:t>
+      </w:r>
+      <w:r>
+        <w:rPr>
+          <w:rFonts w:ascii="Arial" w:eastAsia="Times New Roman" w:hAnsi="Arial" w:cs="Arial"/>
+          <w:color w:val="000000"/>
+          <w:kern w:val="0"/>
+          <w14:ligatures w14:val="none"/>
+        </w:rPr>
+        <w:lastRenderedPageBreak/>
+        <w:t>relative weight</w:t>
       </w:r>
       <w:r>
         <w:rPr>
@@ -17857,7 +17868,6 @@
           <w:kern w:val="0"/>
           <w14:ligatures w14:val="none"/>
         </w:rPr>
-        <w:lastRenderedPageBreak/>
         <w:t>W</w:t>
       </w:r>
       <w:r>
@@ -19132,7 +19142,7 @@
           <w:kern w:val="0"/>
           <w14:ligatures w14:val="none"/>
         </w:rPr>
-        <w:t xml:space="preserve">PFAS's potential to influence stress may pose a significant challenge for fisheries conservation and management, as chronic stress may </w:t>
+        <w:t xml:space="preserve">PFAS's potential to influence stress may pose a </w:t>
       </w:r>
       <w:r>
         <w:rPr>
@@ -19142,7 +19152,7 @@
           <w14:ligatures w14:val="none"/>
         </w:rPr>
         <w:lastRenderedPageBreak/>
-        <w:t>reduce growth and reproductive rates and increase</w:t>
+        <w:t>significant challenge for fisheries conservation and management, as chronic stress may reduce growth and reproductive rates and increase</w:t>
       </w:r>
       <w:r>
         <w:rPr>
@@ -24472,7 +24482,15 @@
           <w:b/>
           <w:bCs/>
         </w:rPr>
-        <w:t xml:space="preserve"> Acknowledgments</w:t>
+        <w:t xml:space="preserve"> </w:t>
+      </w:r>
+      <w:r>
+        <w:rPr>
+          <w:rFonts w:ascii="Arial" w:hAnsi="Arial" w:cs="Arial"/>
+          <w:b/>
+          <w:bCs/>
+        </w:rPr>
+        <w:t>Ethical Declarations</w:t>
       </w:r>
     </w:p>
     <w:p>
@@ -24486,109 +24504,7 @@
         <w:rPr>
           <w:rFonts w:ascii="Arial" w:hAnsi="Arial" w:cs="Arial"/>
         </w:rPr>
-        <w:t xml:space="preserve">We thank </w:t>
-      </w:r>
-      <w:r>
-        <w:rPr>
-          <w:rFonts w:ascii="Arial" w:hAnsi="Arial" w:cs="Arial"/>
-        </w:rPr>
-        <w:t xml:space="preserve">Gary Vitrano and the Louisiana Department of Wildlife </w:t>
-      </w:r>
-      <w:r>
-        <w:rPr>
-          <w:rFonts w:ascii="Arial" w:hAnsi="Arial" w:cs="Arial"/>
-        </w:rPr>
-        <w:t>and</w:t>
-      </w:r>
-      <w:r>
-        <w:rPr>
-          <w:rFonts w:ascii="Arial" w:hAnsi="Arial" w:cs="Arial"/>
-        </w:rPr>
-        <w:t xml:space="preserve"> Fisheries for collecting</w:t>
-      </w:r>
-      <w:r>
-        <w:rPr>
-          <w:rFonts w:ascii="Arial" w:hAnsi="Arial" w:cs="Arial"/>
-        </w:rPr>
-        <w:t xml:space="preserve">, </w:t>
-      </w:r>
-      <w:r>
-        <w:rPr>
-          <w:rFonts w:ascii="Arial" w:hAnsi="Arial" w:cs="Arial"/>
-        </w:rPr>
-        <w:t>transporting</w:t>
-      </w:r>
-      <w:r>
-        <w:rPr>
-          <w:rFonts w:ascii="Arial" w:hAnsi="Arial" w:cs="Arial"/>
-        </w:rPr>
-        <w:t>, and donating</w:t>
-      </w:r>
-      <w:r>
-        <w:rPr>
-          <w:rFonts w:ascii="Arial" w:hAnsi="Arial" w:cs="Arial"/>
-        </w:rPr>
-        <w:t xml:space="preserve"> the </w:t>
-      </w:r>
-      <w:r>
-        <w:rPr>
-          <w:rFonts w:ascii="Arial" w:hAnsi="Arial" w:cs="Arial"/>
-        </w:rPr>
-        <w:t>fish used herein</w:t>
-      </w:r>
-      <w:r>
-        <w:rPr>
-          <w:rFonts w:ascii="Arial" w:hAnsi="Arial" w:cs="Arial"/>
-        </w:rPr>
-        <w:t xml:space="preserve">. </w:t>
-      </w:r>
-      <w:r>
-        <w:rPr>
-          <w:rFonts w:ascii="Arial" w:hAnsi="Arial" w:cs="Arial"/>
-        </w:rPr>
-        <w:t>W</w:t>
-      </w:r>
-      <w:r>
-        <w:rPr>
-          <w:rFonts w:ascii="Arial" w:hAnsi="Arial" w:cs="Arial"/>
-        </w:rPr>
-        <w:t>e thank the Southeastern Louisiana University</w:t>
-      </w:r>
-      <w:r>
-        <w:rPr>
-          <w:rFonts w:ascii="Arial" w:hAnsi="Arial" w:cs="Arial"/>
-        </w:rPr>
-        <w:t xml:space="preserve"> </w:t>
-      </w:r>
-      <w:r>
-        <w:rPr>
-          <w:rFonts w:ascii="Arial" w:hAnsi="Arial" w:cs="Arial"/>
-        </w:rPr>
-        <w:t>Vertebrate Museum for supplying resources that</w:t>
-      </w:r>
-      <w:r>
-        <w:rPr>
-          <w:rFonts w:ascii="Arial" w:hAnsi="Arial" w:cs="Arial"/>
-        </w:rPr>
-        <w:t xml:space="preserve"> made this study possible</w:t>
-      </w:r>
-      <w:r>
-        <w:rPr>
-          <w:rFonts w:ascii="Arial" w:hAnsi="Arial" w:cs="Arial"/>
-        </w:rPr>
-        <w:t xml:space="preserve">. </w:t>
-      </w:r>
-      <w:r>
-        <w:rPr>
-          <w:rFonts w:ascii="Arial" w:hAnsi="Arial" w:cs="Arial"/>
-        </w:rPr>
-        <w:t xml:space="preserve">The use of trade, firm, or product names is for descriptive purposes only and does not imply endorsement by the </w:t>
-      </w:r>
-      <w:r>
-        <w:rPr>
-          <w:rFonts w:ascii="Arial" w:hAnsi="Arial" w:cs="Arial"/>
-        </w:rPr>
-        <w:t>author’s employers</w:t>
+        <w:t>Southeastern Louisiana University Institutional Animal Care and Use Committee (IACUC) approved all procedures used herein, and we confirm that we performed all procedures in accordance with the approved IACUC ########</w:t>
       </w:r>
       <w:r>
         <w:rPr>
@@ -24602,6 +24518,8 @@
         <w:spacing w:line="480" w:lineRule="auto"/>
         <w:rPr>
           <w:rFonts w:ascii="Arial" w:hAnsi="Arial" w:cs="Arial"/>
+          <w:b/>
+          <w:bCs/>
         </w:rPr>
       </w:pPr>
     </w:p>
@@ -24626,23 +24544,7 @@
           <w:b/>
           <w:bCs/>
         </w:rPr>
-        <w:t xml:space="preserve">. </w:t>
-      </w:r>
-      <w:r>
-        <w:rPr>
-          <w:rFonts w:ascii="Arial" w:hAnsi="Arial" w:cs="Arial"/>
-          <w:b/>
-          <w:bCs/>
-        </w:rPr>
-        <w:t xml:space="preserve">Author </w:t>
-      </w:r>
-      <w:r>
-        <w:rPr>
-          <w:rFonts w:ascii="Arial" w:hAnsi="Arial" w:cs="Arial"/>
-          <w:b/>
-          <w:bCs/>
-        </w:rPr>
-        <w:t>Contributions</w:t>
+        <w:t>. Acknowledgments</w:t>
       </w:r>
     </w:p>
     <w:p>
@@ -24656,79 +24558,73 @@
         <w:rPr>
           <w:rFonts w:ascii="Arial" w:hAnsi="Arial" w:cs="Arial"/>
         </w:rPr>
-        <w:t>ARJ</w:t>
-      </w:r>
-      <w:r>
-        <w:rPr>
-          <w:rFonts w:ascii="Arial" w:hAnsi="Arial" w:cs="Arial"/>
-        </w:rPr>
-        <w:t>: Conceptualization, Data Curation</w:t>
-      </w:r>
-      <w:r>
-        <w:rPr>
-          <w:rFonts w:ascii="Arial" w:hAnsi="Arial" w:cs="Arial"/>
-        </w:rPr>
-        <w:t>, Methodolog</w:t>
-      </w:r>
-      <w:r>
-        <w:rPr>
-          <w:rFonts w:ascii="Arial" w:hAnsi="Arial" w:cs="Arial"/>
-        </w:rPr>
-        <w:t>y</w:t>
-      </w:r>
-      <w:r>
-        <w:rPr>
-          <w:rFonts w:ascii="Arial" w:hAnsi="Arial" w:cs="Arial"/>
-        </w:rPr>
-        <w:t>, Formal Analysis,</w:t>
-      </w:r>
-      <w:r>
-        <w:rPr>
-          <w:rFonts w:ascii="Arial" w:hAnsi="Arial" w:cs="Arial"/>
-        </w:rPr>
-        <w:t xml:space="preserve"> and</w:t>
-      </w:r>
-      <w:r>
-        <w:rPr>
-          <w:rFonts w:ascii="Arial" w:hAnsi="Arial" w:cs="Arial"/>
-        </w:rPr>
-        <w:t xml:space="preserve"> Writing</w:t>
-      </w:r>
-      <w:r>
-        <w:rPr>
-          <w:rFonts w:ascii="Arial" w:hAnsi="Arial" w:cs="Arial"/>
-        </w:rPr>
-        <w:t>—</w:t>
-      </w:r>
-      <w:r>
-        <w:rPr>
-          <w:rFonts w:ascii="Arial" w:hAnsi="Arial" w:cs="Arial"/>
-        </w:rPr>
-        <w:t>original draft, review</w:t>
-      </w:r>
-      <w:r>
-        <w:rPr>
-          <w:rFonts w:ascii="Arial" w:hAnsi="Arial" w:cs="Arial"/>
-        </w:rPr>
-        <w:t>,</w:t>
-      </w:r>
-      <w:r>
-        <w:rPr>
-          <w:rFonts w:ascii="Arial" w:hAnsi="Arial" w:cs="Arial"/>
-        </w:rPr>
-        <w:t xml:space="preserve"> and editing.</w:t>
-      </w:r>
-      <w:r>
-        <w:rPr>
-          <w:rFonts w:ascii="Arial" w:hAnsi="Arial" w:cs="Arial"/>
-        </w:rPr>
-        <w:t xml:space="preserve"> TSC: </w:t>
-      </w:r>
-      <w:r>
-        <w:rPr>
-          <w:rFonts w:ascii="Arial" w:hAnsi="Arial" w:cs="Arial"/>
-        </w:rPr>
-        <w:t>Conceptualization,</w:t>
+        <w:t xml:space="preserve">We thank </w:t>
+      </w:r>
+      <w:r>
+        <w:rPr>
+          <w:rFonts w:ascii="Arial" w:hAnsi="Arial" w:cs="Arial"/>
+        </w:rPr>
+        <w:t xml:space="preserve">Gary Vitrano and the Louisiana Department of Wildlife </w:t>
+      </w:r>
+      <w:r>
+        <w:rPr>
+          <w:rFonts w:ascii="Arial" w:hAnsi="Arial" w:cs="Arial"/>
+        </w:rPr>
+        <w:t>and</w:t>
+      </w:r>
+      <w:r>
+        <w:rPr>
+          <w:rFonts w:ascii="Arial" w:hAnsi="Arial" w:cs="Arial"/>
+        </w:rPr>
+        <w:t xml:space="preserve"> Fisheries for collecting</w:t>
+      </w:r>
+      <w:r>
+        <w:rPr>
+          <w:rFonts w:ascii="Arial" w:hAnsi="Arial" w:cs="Arial"/>
+        </w:rPr>
+        <w:t xml:space="preserve">, </w:t>
+      </w:r>
+      <w:r>
+        <w:rPr>
+          <w:rFonts w:ascii="Arial" w:hAnsi="Arial" w:cs="Arial"/>
+        </w:rPr>
+        <w:t>transporting</w:t>
+      </w:r>
+      <w:r>
+        <w:rPr>
+          <w:rFonts w:ascii="Arial" w:hAnsi="Arial" w:cs="Arial"/>
+        </w:rPr>
+        <w:t>, and donating</w:t>
+      </w:r>
+      <w:r>
+        <w:rPr>
+          <w:rFonts w:ascii="Arial" w:hAnsi="Arial" w:cs="Arial"/>
+        </w:rPr>
+        <w:t xml:space="preserve"> the </w:t>
+      </w:r>
+      <w:r>
+        <w:rPr>
+          <w:rFonts w:ascii="Arial" w:hAnsi="Arial" w:cs="Arial"/>
+        </w:rPr>
+        <w:t>fish used herein</w:t>
+      </w:r>
+      <w:r>
+        <w:rPr>
+          <w:rFonts w:ascii="Arial" w:hAnsi="Arial" w:cs="Arial"/>
+        </w:rPr>
+        <w:t xml:space="preserve">. </w:t>
+      </w:r>
+      <w:r>
+        <w:rPr>
+          <w:rFonts w:ascii="Arial" w:hAnsi="Arial" w:cs="Arial"/>
+        </w:rPr>
+        <w:t>W</w:t>
+      </w:r>
+      <w:r>
+        <w:rPr>
+          <w:rFonts w:ascii="Arial" w:hAnsi="Arial" w:cs="Arial"/>
+        </w:rPr>
+        <w:t>e thank the Southeastern Louisiana University</w:t>
       </w:r>
       <w:r>
         <w:rPr>
@@ -24740,217 +24636,37 @@
         <w:rPr>
           <w:rFonts w:ascii="Arial" w:hAnsi="Arial" w:cs="Arial"/>
         </w:rPr>
-        <w:t xml:space="preserve">Data Curation, </w:t>
-      </w:r>
-      <w:r>
-        <w:rPr>
-          <w:rFonts w:ascii="Arial" w:hAnsi="Arial" w:cs="Arial"/>
-        </w:rPr>
-        <w:t>Methodology</w:t>
-      </w:r>
-      <w:r>
-        <w:rPr>
-          <w:rFonts w:ascii="Arial" w:hAnsi="Arial" w:cs="Arial"/>
-        </w:rPr>
-        <w:t>,</w:t>
-      </w:r>
-      <w:r>
-        <w:rPr>
-          <w:rFonts w:ascii="Arial" w:hAnsi="Arial" w:cs="Arial"/>
-        </w:rPr>
-        <w:t xml:space="preserve"> Formal Analysis, </w:t>
-      </w:r>
-      <w:r>
-        <w:rPr>
-          <w:rFonts w:ascii="Arial" w:hAnsi="Arial" w:cs="Arial"/>
-        </w:rPr>
-        <w:t xml:space="preserve">and </w:t>
-      </w:r>
-      <w:r>
-        <w:rPr>
-          <w:rFonts w:ascii="Arial" w:hAnsi="Arial" w:cs="Arial"/>
-        </w:rPr>
-        <w:t>Writing</w:t>
-      </w:r>
-      <w:r>
-        <w:rPr>
-          <w:rFonts w:ascii="Arial" w:hAnsi="Arial" w:cs="Arial"/>
-        </w:rPr>
-        <w:t>—</w:t>
-      </w:r>
-      <w:r>
-        <w:rPr>
-          <w:rFonts w:ascii="Arial" w:hAnsi="Arial" w:cs="Arial"/>
-        </w:rPr>
-        <w:t>review and editing</w:t>
+        <w:t>Vertebrate Museum for supplying resources that</w:t>
+      </w:r>
+      <w:r>
+        <w:rPr>
+          <w:rFonts w:ascii="Arial" w:hAnsi="Arial" w:cs="Arial"/>
+        </w:rPr>
+        <w:t xml:space="preserve"> made this study possible</w:t>
+      </w:r>
+      <w:r>
+        <w:rPr>
+          <w:rFonts w:ascii="Arial" w:hAnsi="Arial" w:cs="Arial"/>
+        </w:rPr>
+        <w:t xml:space="preserve">. </w:t>
+      </w:r>
+      <w:r>
+        <w:rPr>
+          <w:rFonts w:ascii="Arial" w:hAnsi="Arial" w:cs="Arial"/>
+        </w:rPr>
+        <w:t xml:space="preserve">The use of trade, firm, or product names is for descriptive purposes only and does not imply endorsement by the </w:t>
+      </w:r>
+      <w:r>
+        <w:rPr>
+          <w:rFonts w:ascii="Arial" w:hAnsi="Arial" w:cs="Arial"/>
+        </w:rPr>
+        <w:t>author’s employers</w:t>
       </w:r>
       <w:r>
         <w:rPr>
           <w:rFonts w:ascii="Arial" w:hAnsi="Arial" w:cs="Arial"/>
         </w:rPr>
         <w:t>.</w:t>
-      </w:r>
-      <w:r>
-        <w:rPr>
-          <w:rFonts w:ascii="Arial" w:hAnsi="Arial" w:cs="Arial"/>
-        </w:rPr>
-        <w:t xml:space="preserve"> </w:t>
-      </w:r>
-      <w:r>
-        <w:rPr>
-          <w:rFonts w:ascii="Arial" w:hAnsi="Arial" w:cs="Arial"/>
-        </w:rPr>
-        <w:t>JBN</w:t>
-      </w:r>
-      <w:r>
-        <w:rPr>
-          <w:rFonts w:ascii="Arial" w:hAnsi="Arial" w:cs="Arial"/>
-        </w:rPr>
-        <w:t xml:space="preserve">: Conceptualization, Data Curation, Methodology, </w:t>
-      </w:r>
-      <w:r>
-        <w:rPr>
-          <w:rFonts w:ascii="Arial" w:hAnsi="Arial" w:cs="Arial"/>
-        </w:rPr>
-        <w:t xml:space="preserve">and </w:t>
-      </w:r>
-      <w:r>
-        <w:rPr>
-          <w:rFonts w:ascii="Arial" w:hAnsi="Arial" w:cs="Arial"/>
-        </w:rPr>
-        <w:t>Writing</w:t>
-      </w:r>
-      <w:r>
-        <w:rPr>
-          <w:rFonts w:ascii="Arial" w:hAnsi="Arial" w:cs="Arial"/>
-        </w:rPr>
-        <w:t>—</w:t>
-      </w:r>
-      <w:r>
-        <w:rPr>
-          <w:rFonts w:ascii="Arial" w:hAnsi="Arial" w:cs="Arial"/>
-        </w:rPr>
-        <w:t xml:space="preserve">original draft. </w:t>
-      </w:r>
-      <w:r>
-        <w:rPr>
-          <w:rFonts w:ascii="Arial" w:hAnsi="Arial" w:cs="Arial"/>
-        </w:rPr>
-        <w:t>MM</w:t>
-      </w:r>
-      <w:r>
-        <w:rPr>
-          <w:rFonts w:ascii="Arial" w:hAnsi="Arial" w:cs="Arial"/>
-        </w:rPr>
-        <w:t xml:space="preserve">: Conceptualization, Methodology, </w:t>
-      </w:r>
-      <w:r>
-        <w:rPr>
-          <w:rFonts w:ascii="Arial" w:hAnsi="Arial" w:cs="Arial"/>
-        </w:rPr>
-        <w:t xml:space="preserve">and </w:t>
-      </w:r>
-      <w:r>
-        <w:rPr>
-          <w:rFonts w:ascii="Arial" w:hAnsi="Arial" w:cs="Arial"/>
-        </w:rPr>
-        <w:t>Writing</w:t>
-      </w:r>
-      <w:r>
-        <w:rPr>
-          <w:rFonts w:ascii="Arial" w:hAnsi="Arial" w:cs="Arial"/>
-        </w:rPr>
-        <w:t>—</w:t>
-      </w:r>
-      <w:r>
-        <w:rPr>
-          <w:rFonts w:ascii="Arial" w:hAnsi="Arial" w:cs="Arial"/>
-        </w:rPr>
-        <w:t xml:space="preserve">original draft. </w:t>
-      </w:r>
-      <w:r>
-        <w:rPr>
-          <w:rFonts w:ascii="Arial" w:hAnsi="Arial" w:cs="Arial"/>
-        </w:rPr>
-        <w:t>KRP</w:t>
-      </w:r>
-      <w:r>
-        <w:rPr>
-          <w:rFonts w:ascii="Arial" w:hAnsi="Arial" w:cs="Arial"/>
-        </w:rPr>
-        <w:t>: Methodology</w:t>
-      </w:r>
-      <w:r>
-        <w:rPr>
-          <w:rFonts w:ascii="Arial" w:hAnsi="Arial" w:cs="Arial"/>
-        </w:rPr>
-        <w:t xml:space="preserve"> and</w:t>
-      </w:r>
-      <w:r>
-        <w:rPr>
-          <w:rFonts w:ascii="Arial" w:hAnsi="Arial" w:cs="Arial"/>
-        </w:rPr>
-        <w:t xml:space="preserve"> Writing</w:t>
-      </w:r>
-      <w:r>
-        <w:rPr>
-          <w:rFonts w:ascii="Arial" w:hAnsi="Arial" w:cs="Arial"/>
-        </w:rPr>
-        <w:t>—</w:t>
-      </w:r>
-      <w:r>
-        <w:rPr>
-          <w:rFonts w:ascii="Arial" w:hAnsi="Arial" w:cs="Arial"/>
-        </w:rPr>
-        <w:t>review and editing</w:t>
-      </w:r>
-      <w:r>
-        <w:rPr>
-          <w:rFonts w:ascii="Arial" w:hAnsi="Arial" w:cs="Arial"/>
-        </w:rPr>
-        <w:t>. CMM</w:t>
-      </w:r>
-      <w:r>
-        <w:rPr>
-          <w:rFonts w:ascii="Arial" w:hAnsi="Arial" w:cs="Arial"/>
-        </w:rPr>
-        <w:t xml:space="preserve">: Conceptualization, Methodology, </w:t>
-      </w:r>
-      <w:r>
-        <w:rPr>
-          <w:rFonts w:ascii="Arial" w:hAnsi="Arial" w:cs="Arial"/>
-        </w:rPr>
-        <w:t xml:space="preserve">and </w:t>
-      </w:r>
-      <w:r>
-        <w:rPr>
-          <w:rFonts w:ascii="Arial" w:hAnsi="Arial" w:cs="Arial"/>
-        </w:rPr>
-        <w:t>Writing</w:t>
-      </w:r>
-      <w:r>
-        <w:rPr>
-          <w:rFonts w:ascii="Arial" w:hAnsi="Arial" w:cs="Arial"/>
-        </w:rPr>
-        <w:t>—</w:t>
-      </w:r>
-      <w:r>
-        <w:rPr>
-          <w:rFonts w:ascii="Arial" w:hAnsi="Arial" w:cs="Arial"/>
-        </w:rPr>
-        <w:t>review</w:t>
-      </w:r>
-      <w:r>
-        <w:rPr>
-          <w:rFonts w:ascii="Arial" w:hAnsi="Arial" w:cs="Arial"/>
-        </w:rPr>
-        <w:t xml:space="preserve"> </w:t>
-      </w:r>
-      <w:r>
-        <w:rPr>
-          <w:rFonts w:ascii="Arial" w:hAnsi="Arial" w:cs="Arial"/>
-        </w:rPr>
-        <w:t>and editing.</w:t>
       </w:r>
     </w:p>
     <w:p>
@@ -24990,7 +24706,15 @@
           <w:b/>
           <w:bCs/>
         </w:rPr>
-        <w:t>Conflicts of Interest</w:t>
+        <w:t xml:space="preserve">Author </w:t>
+      </w:r>
+      <w:r>
+        <w:rPr>
+          <w:rFonts w:ascii="Arial" w:hAnsi="Arial" w:cs="Arial"/>
+          <w:b/>
+          <w:bCs/>
+        </w:rPr>
+        <w:t>Contributions</w:t>
       </w:r>
     </w:p>
     <w:p>
@@ -25004,7 +24728,301 @@
         <w:rPr>
           <w:rFonts w:ascii="Arial" w:hAnsi="Arial" w:cs="Arial"/>
         </w:rPr>
-        <w:t xml:space="preserve">The authors declare no conflict of interest or competing interests. </w:t>
+        <w:t>ARJ</w:t>
+      </w:r>
+      <w:r>
+        <w:rPr>
+          <w:rFonts w:ascii="Arial" w:hAnsi="Arial" w:cs="Arial"/>
+        </w:rPr>
+        <w:t>: Conceptualization, Data Curation</w:t>
+      </w:r>
+      <w:r>
+        <w:rPr>
+          <w:rFonts w:ascii="Arial" w:hAnsi="Arial" w:cs="Arial"/>
+        </w:rPr>
+        <w:t>, Methodolog</w:t>
+      </w:r>
+      <w:r>
+        <w:rPr>
+          <w:rFonts w:ascii="Arial" w:hAnsi="Arial" w:cs="Arial"/>
+        </w:rPr>
+        <w:t>y</w:t>
+      </w:r>
+      <w:r>
+        <w:rPr>
+          <w:rFonts w:ascii="Arial" w:hAnsi="Arial" w:cs="Arial"/>
+        </w:rPr>
+        <w:t>, Formal Analysis,</w:t>
+      </w:r>
+      <w:r>
+        <w:rPr>
+          <w:rFonts w:ascii="Arial" w:hAnsi="Arial" w:cs="Arial"/>
+        </w:rPr>
+        <w:t xml:space="preserve"> and</w:t>
+      </w:r>
+      <w:r>
+        <w:rPr>
+          <w:rFonts w:ascii="Arial" w:hAnsi="Arial" w:cs="Arial"/>
+        </w:rPr>
+        <w:t xml:space="preserve"> Writing</w:t>
+      </w:r>
+      <w:r>
+        <w:rPr>
+          <w:rFonts w:ascii="Arial" w:hAnsi="Arial" w:cs="Arial"/>
+        </w:rPr>
+        <w:t>—</w:t>
+      </w:r>
+      <w:r>
+        <w:rPr>
+          <w:rFonts w:ascii="Arial" w:hAnsi="Arial" w:cs="Arial"/>
+        </w:rPr>
+        <w:t>original draft, review</w:t>
+      </w:r>
+      <w:r>
+        <w:rPr>
+          <w:rFonts w:ascii="Arial" w:hAnsi="Arial" w:cs="Arial"/>
+        </w:rPr>
+        <w:t>,</w:t>
+      </w:r>
+      <w:r>
+        <w:rPr>
+          <w:rFonts w:ascii="Arial" w:hAnsi="Arial" w:cs="Arial"/>
+        </w:rPr>
+        <w:t xml:space="preserve"> and editing.</w:t>
+      </w:r>
+      <w:r>
+        <w:rPr>
+          <w:rFonts w:ascii="Arial" w:hAnsi="Arial" w:cs="Arial"/>
+        </w:rPr>
+        <w:t xml:space="preserve"> TSC: </w:t>
+      </w:r>
+      <w:r>
+        <w:rPr>
+          <w:rFonts w:ascii="Arial" w:hAnsi="Arial" w:cs="Arial"/>
+        </w:rPr>
+        <w:t>Conceptualization,</w:t>
+      </w:r>
+      <w:r>
+        <w:rPr>
+          <w:rFonts w:ascii="Arial" w:hAnsi="Arial" w:cs="Arial"/>
+        </w:rPr>
+        <w:t xml:space="preserve"> </w:t>
+      </w:r>
+      <w:r>
+        <w:rPr>
+          <w:rFonts w:ascii="Arial" w:hAnsi="Arial" w:cs="Arial"/>
+        </w:rPr>
+        <w:t xml:space="preserve">Data Curation, </w:t>
+      </w:r>
+      <w:r>
+        <w:rPr>
+          <w:rFonts w:ascii="Arial" w:hAnsi="Arial" w:cs="Arial"/>
+        </w:rPr>
+        <w:t>Methodology</w:t>
+      </w:r>
+      <w:r>
+        <w:rPr>
+          <w:rFonts w:ascii="Arial" w:hAnsi="Arial" w:cs="Arial"/>
+        </w:rPr>
+        <w:t>,</w:t>
+      </w:r>
+      <w:r>
+        <w:rPr>
+          <w:rFonts w:ascii="Arial" w:hAnsi="Arial" w:cs="Arial"/>
+        </w:rPr>
+        <w:t xml:space="preserve"> Formal Analysis, </w:t>
+      </w:r>
+      <w:r>
+        <w:rPr>
+          <w:rFonts w:ascii="Arial" w:hAnsi="Arial" w:cs="Arial"/>
+        </w:rPr>
+        <w:t xml:space="preserve">and </w:t>
+      </w:r>
+      <w:r>
+        <w:rPr>
+          <w:rFonts w:ascii="Arial" w:hAnsi="Arial" w:cs="Arial"/>
+        </w:rPr>
+        <w:t>Writing</w:t>
+      </w:r>
+      <w:r>
+        <w:rPr>
+          <w:rFonts w:ascii="Arial" w:hAnsi="Arial" w:cs="Arial"/>
+        </w:rPr>
+        <w:t>—</w:t>
+      </w:r>
+      <w:r>
+        <w:rPr>
+          <w:rFonts w:ascii="Arial" w:hAnsi="Arial" w:cs="Arial"/>
+        </w:rPr>
+        <w:t>review and editing</w:t>
+      </w:r>
+      <w:r>
+        <w:rPr>
+          <w:rFonts w:ascii="Arial" w:hAnsi="Arial" w:cs="Arial"/>
+        </w:rPr>
+        <w:t>.</w:t>
+      </w:r>
+      <w:r>
+        <w:rPr>
+          <w:rFonts w:ascii="Arial" w:hAnsi="Arial" w:cs="Arial"/>
+        </w:rPr>
+        <w:t xml:space="preserve"> </w:t>
+      </w:r>
+      <w:r>
+        <w:rPr>
+          <w:rFonts w:ascii="Arial" w:hAnsi="Arial" w:cs="Arial"/>
+        </w:rPr>
+        <w:t>JBN</w:t>
+      </w:r>
+      <w:r>
+        <w:rPr>
+          <w:rFonts w:ascii="Arial" w:hAnsi="Arial" w:cs="Arial"/>
+        </w:rPr>
+        <w:t xml:space="preserve">: Conceptualization, Data Curation, Methodology, </w:t>
+      </w:r>
+      <w:r>
+        <w:rPr>
+          <w:rFonts w:ascii="Arial" w:hAnsi="Arial" w:cs="Arial"/>
+        </w:rPr>
+        <w:t xml:space="preserve">and </w:t>
+      </w:r>
+      <w:r>
+        <w:rPr>
+          <w:rFonts w:ascii="Arial" w:hAnsi="Arial" w:cs="Arial"/>
+        </w:rPr>
+        <w:t>Writing</w:t>
+      </w:r>
+      <w:r>
+        <w:rPr>
+          <w:rFonts w:ascii="Arial" w:hAnsi="Arial" w:cs="Arial"/>
+        </w:rPr>
+        <w:t>—</w:t>
+      </w:r>
+      <w:r>
+        <w:rPr>
+          <w:rFonts w:ascii="Arial" w:hAnsi="Arial" w:cs="Arial"/>
+        </w:rPr>
+        <w:t xml:space="preserve">original draft. </w:t>
+      </w:r>
+      <w:r>
+        <w:rPr>
+          <w:rFonts w:ascii="Arial" w:hAnsi="Arial" w:cs="Arial"/>
+        </w:rPr>
+        <w:t>MM</w:t>
+      </w:r>
+      <w:r>
+        <w:rPr>
+          <w:rFonts w:ascii="Arial" w:hAnsi="Arial" w:cs="Arial"/>
+        </w:rPr>
+        <w:t xml:space="preserve">: Conceptualization, Methodology, </w:t>
+      </w:r>
+      <w:r>
+        <w:rPr>
+          <w:rFonts w:ascii="Arial" w:hAnsi="Arial" w:cs="Arial"/>
+        </w:rPr>
+        <w:t xml:space="preserve">and </w:t>
+      </w:r>
+      <w:r>
+        <w:rPr>
+          <w:rFonts w:ascii="Arial" w:hAnsi="Arial" w:cs="Arial"/>
+        </w:rPr>
+        <w:t>Writing</w:t>
+      </w:r>
+      <w:r>
+        <w:rPr>
+          <w:rFonts w:ascii="Arial" w:hAnsi="Arial" w:cs="Arial"/>
+        </w:rPr>
+        <w:t>—</w:t>
+      </w:r>
+      <w:r>
+        <w:rPr>
+          <w:rFonts w:ascii="Arial" w:hAnsi="Arial" w:cs="Arial"/>
+        </w:rPr>
+        <w:t xml:space="preserve">original draft. </w:t>
+      </w:r>
+      <w:r>
+        <w:rPr>
+          <w:rFonts w:ascii="Arial" w:hAnsi="Arial" w:cs="Arial"/>
+        </w:rPr>
+        <w:t>KRP</w:t>
+      </w:r>
+      <w:r>
+        <w:rPr>
+          <w:rFonts w:ascii="Arial" w:hAnsi="Arial" w:cs="Arial"/>
+        </w:rPr>
+        <w:t>: Methodology</w:t>
+      </w:r>
+      <w:r>
+        <w:rPr>
+          <w:rFonts w:ascii="Arial" w:hAnsi="Arial" w:cs="Arial"/>
+        </w:rPr>
+        <w:t xml:space="preserve"> and</w:t>
+      </w:r>
+      <w:r>
+        <w:rPr>
+          <w:rFonts w:ascii="Arial" w:hAnsi="Arial" w:cs="Arial"/>
+        </w:rPr>
+        <w:t xml:space="preserve"> Writing</w:t>
+      </w:r>
+      <w:r>
+        <w:rPr>
+          <w:rFonts w:ascii="Arial" w:hAnsi="Arial" w:cs="Arial"/>
+        </w:rPr>
+        <w:t>—</w:t>
+      </w:r>
+      <w:r>
+        <w:rPr>
+          <w:rFonts w:ascii="Arial" w:hAnsi="Arial" w:cs="Arial"/>
+        </w:rPr>
+        <w:t>review and editing</w:t>
+      </w:r>
+      <w:r>
+        <w:rPr>
+          <w:rFonts w:ascii="Arial" w:hAnsi="Arial" w:cs="Arial"/>
+        </w:rPr>
+        <w:t>. CMM</w:t>
+      </w:r>
+      <w:r>
+        <w:rPr>
+          <w:rFonts w:ascii="Arial" w:hAnsi="Arial" w:cs="Arial"/>
+        </w:rPr>
+        <w:t xml:space="preserve">: Conceptualization, Methodology, </w:t>
+      </w:r>
+      <w:r>
+        <w:rPr>
+          <w:rFonts w:ascii="Arial" w:hAnsi="Arial" w:cs="Arial"/>
+        </w:rPr>
+        <w:t xml:space="preserve">and </w:t>
+      </w:r>
+      <w:r>
+        <w:rPr>
+          <w:rFonts w:ascii="Arial" w:hAnsi="Arial" w:cs="Arial"/>
+        </w:rPr>
+        <w:t>Writing</w:t>
+      </w:r>
+      <w:r>
+        <w:rPr>
+          <w:rFonts w:ascii="Arial" w:hAnsi="Arial" w:cs="Arial"/>
+        </w:rPr>
+        <w:t>—</w:t>
+      </w:r>
+      <w:r>
+        <w:rPr>
+          <w:rFonts w:ascii="Arial" w:hAnsi="Arial" w:cs="Arial"/>
+        </w:rPr>
+        <w:t>review</w:t>
+      </w:r>
+      <w:r>
+        <w:rPr>
+          <w:rFonts w:ascii="Arial" w:hAnsi="Arial" w:cs="Arial"/>
+        </w:rPr>
+        <w:t xml:space="preserve"> </w:t>
+      </w:r>
+      <w:r>
+        <w:rPr>
+          <w:rFonts w:ascii="Arial" w:hAnsi="Arial" w:cs="Arial"/>
+        </w:rPr>
+        <w:t>and editing.</w:t>
       </w:r>
     </w:p>
     <w:p>
@@ -25028,7 +25046,23 @@
           <w:b/>
           <w:bCs/>
         </w:rPr>
-        <w:t xml:space="preserve">8. Funding </w:t>
+        <w:t>8</w:t>
+      </w:r>
+      <w:r>
+        <w:rPr>
+          <w:rFonts w:ascii="Arial" w:hAnsi="Arial" w:cs="Arial"/>
+          <w:b/>
+          <w:bCs/>
+        </w:rPr>
+        <w:t xml:space="preserve">. </w:t>
+      </w:r>
+      <w:r>
+        <w:rPr>
+          <w:rFonts w:ascii="Arial" w:hAnsi="Arial" w:cs="Arial"/>
+          <w:b/>
+          <w:bCs/>
+        </w:rPr>
+        <w:t>Conflicts of Interest</w:t>
       </w:r>
     </w:p>
     <w:p>
@@ -25042,37 +25076,7 @@
         <w:rPr>
           <w:rFonts w:ascii="Arial" w:hAnsi="Arial" w:cs="Arial"/>
         </w:rPr>
-        <w:t>Our work was supported by the</w:t>
-      </w:r>
-      <w:r>
-        <w:rPr>
-          <w:rFonts w:ascii="Arial" w:hAnsi="Arial" w:cs="Arial"/>
-        </w:rPr>
-        <w:t xml:space="preserve"> Schlieder Endowed Professorship</w:t>
-      </w:r>
-      <w:r>
-        <w:rPr>
-          <w:rFonts w:ascii="Arial" w:hAnsi="Arial" w:cs="Arial"/>
-        </w:rPr>
-        <w:t xml:space="preserve"> [to CMM and KRP]</w:t>
-      </w:r>
-      <w:r>
-        <w:rPr>
-          <w:rFonts w:ascii="Arial" w:hAnsi="Arial" w:cs="Arial"/>
-        </w:rPr>
-        <w:t xml:space="preserve"> and Southeastern Louisiana University’s Center for Environmental Science</w:t>
-      </w:r>
-      <w:r>
-        <w:rPr>
-          <w:rFonts w:ascii="Arial" w:hAnsi="Arial" w:cs="Arial"/>
-        </w:rPr>
-        <w:t>.</w:t>
-      </w:r>
-      <w:r>
-        <w:rPr>
-          <w:rFonts w:ascii="Arial" w:hAnsi="Arial" w:cs="Arial"/>
-        </w:rPr>
-        <w:t xml:space="preserve"> Our research received no specific grant from any funding agency in the public, commercial, or not-for-profit sectors.</w:t>
+        <w:t xml:space="preserve">The authors declare no conflict of interest or competing interests. </w:t>
       </w:r>
     </w:p>
     <w:p>
@@ -25096,6 +25100,7 @@
           <w:b/>
           <w:bCs/>
         </w:rPr>
+        <w:lastRenderedPageBreak/>
         <w:t>9</w:t>
       </w:r>
       <w:r>
@@ -25104,7 +25109,7 @@
           <w:b/>
           <w:bCs/>
         </w:rPr>
-        <w:t>. Data Availability</w:t>
+        <w:t xml:space="preserve">. Funding </w:t>
       </w:r>
     </w:p>
     <w:p>
@@ -25118,126 +25123,37 @@
         <w:rPr>
           <w:rFonts w:ascii="Arial" w:hAnsi="Arial" w:cs="Arial"/>
         </w:rPr>
-        <w:t xml:space="preserve">Data and code </w:t>
-      </w:r>
-      <w:r>
-        <w:rPr>
-          <w:rFonts w:ascii="Arial" w:hAnsi="Arial" w:cs="Arial"/>
-        </w:rPr>
-        <w:t>supporting this study's findings</w:t>
-      </w:r>
-      <w:r>
-        <w:rPr>
-          <w:rFonts w:ascii="Arial" w:hAnsi="Arial" w:cs="Arial"/>
-        </w:rPr>
-        <w:t>,</w:t>
-      </w:r>
-      <w:r>
-        <w:rPr>
-          <w:rFonts w:ascii="Arial" w:hAnsi="Arial" w:cs="Arial"/>
-        </w:rPr>
-        <w:t xml:space="preserve"> </w:t>
-      </w:r>
-      <w:r>
-        <w:rPr>
-          <w:rFonts w:ascii="Arial" w:hAnsi="Arial" w:cs="Arial"/>
-        </w:rPr>
-        <w:t xml:space="preserve">following the standards set out by </w:t>
-      </w:r>
-      <w:r>
-        <w:rPr>
-          <w:rFonts w:ascii="Arial" w:hAnsi="Arial" w:cs="Arial"/>
-        </w:rPr>
-        <w:fldChar w:fldCharType="begin"/>
-      </w:r>
-      <w:r>
-        <w:rPr>
-          <w:rFonts w:ascii="Arial" w:hAnsi="Arial" w:cs="Arial"/>
-        </w:rPr>
-        <w:instrText xml:space="preserve"> ADDIN ZOTERO_ITEM CSL_CITATION {"citationID":"ViELvxj8","properties":{"formattedCitation":"(Jenkins {\\i{}et al.}, 2023)","plainCitation":"(Jenkins et al., 2023)","noteIndex":0},"citationItems":[{"id":493,"uris":["http://zotero.org/users/4161640/items/S62WWTT2"],"itemData":{"id":493,"type":"article-journal","abstract":"We call for journals to commit to requiring open data be archived in a format that will be simple and clear for readers to understand and use. If applied consistently, these requirements will allow contributors to be acknowledged for their work through citation of open data, and facilitate scientific progress.","container-title":"Ecology and Evolution","DOI":"10.1002/ece3.9961","ISSN":"2045-7758","issue":"5","journalAbbreviation":"Ecol. Evol.","license":"© 2023 The Authors. Ecology and Evolution published by John Wiley &amp; Sons Ltd.","note":"_eprint: https://onlinelibrary.wiley.com/doi/pdf/10.1002/ece3.9961","page":"e9961","source":"Wiley Online Library","title":"Reproducibility in ecology and evolution: minimum standards for data and code","title-short":"Reproducibility in ecology and evolution","volume":"13","author":[{"family":"Jenkins","given":"Gareth B."},{"family":"Beckerman","given":"Andrew P."},{"family":"Bellard","given":"Céline"},{"family":"Benítez-López","given":"Ana"},{"family":"Ellison","given":"Aaron M."},{"family":"Foote","given":"Christopher G."},{"family":"Hufton","given":"Andrew L."},{"family":"Lashley","given":"Marcus A."},{"family":"Lortie","given":"Christopher J."},{"family":"Ma","given":"Zhaoxue"},{"family":"Moore","given":"Allen J."},{"family":"Narum","given":"Shawn R."},{"family":"Nilsson","given":"Johan"},{"family":"O'Boyle","given":"Bridget"},{"family":"Provete","given":"Diogo B."},{"family":"Razgour","given":"Orly"},{"family":"Rieseberg","given":"Loren"},{"family":"Riginos","given":"Cynthia"},{"family":"Santini","given":"Luca"},{"family":"Sibbett","given":"Benjamin"},{"family":"Peres-Neto","given":"Pedro R."}],"issued":{"date-parts":[["2023"]]}}}],"schema":"https://github.com/citation-style-language/schema/raw/master/csl-citation.json"} </w:instrText>
-      </w:r>
-      <w:r>
-        <w:rPr>
-          <w:rFonts w:ascii="Arial" w:hAnsi="Arial" w:cs="Arial"/>
-        </w:rPr>
-        <w:fldChar w:fldCharType="separate"/>
-      </w:r>
-      <w:r>
-        <w:rPr>
-          <w:rFonts w:ascii="Arial" w:hAnsi="Arial" w:cs="Arial"/>
-          <w:kern w:val="0"/>
-        </w:rPr>
-        <w:t xml:space="preserve">Jenkins </w:t>
-      </w:r>
-      <w:r>
-        <w:rPr>
-          <w:rFonts w:ascii="Arial" w:hAnsi="Arial" w:cs="Arial"/>
-          <w:i/>
-          <w:iCs/>
-          <w:kern w:val="0"/>
-        </w:rPr>
-        <w:t>et al.</w:t>
-      </w:r>
-      <w:r>
-        <w:rPr>
-          <w:rFonts w:ascii="Arial" w:hAnsi="Arial" w:cs="Arial"/>
-          <w:kern w:val="0"/>
-        </w:rPr>
-        <w:t xml:space="preserve"> </w:t>
-      </w:r>
-      <w:r>
-        <w:rPr>
-          <w:rFonts w:ascii="Arial" w:hAnsi="Arial" w:cs="Arial"/>
-          <w:kern w:val="0"/>
-        </w:rPr>
-        <w:t>(</w:t>
-      </w:r>
-      <w:r>
-        <w:rPr>
-          <w:rFonts w:ascii="Arial" w:hAnsi="Arial" w:cs="Arial"/>
-          <w:kern w:val="0"/>
-        </w:rPr>
-        <w:t>2023)</w:t>
-      </w:r>
-      <w:r>
-        <w:rPr>
-          <w:rFonts w:ascii="Arial" w:hAnsi="Arial" w:cs="Arial"/>
-        </w:rPr>
-        <w:fldChar w:fldCharType="end"/>
-      </w:r>
-      <w:r>
-        <w:rPr>
-          <w:rFonts w:ascii="Arial" w:hAnsi="Arial" w:cs="Arial"/>
-        </w:rPr>
-        <w:t xml:space="preserve">, </w:t>
-      </w:r>
-      <w:r>
-        <w:rPr>
-          <w:rFonts w:ascii="Arial" w:hAnsi="Arial" w:cs="Arial"/>
-        </w:rPr>
-        <w:t xml:space="preserve">are openly available on GitHub: </w:t>
-      </w:r>
-      <w:r>
-        <w:rPr>
-          <w:rFonts w:ascii="Arial" w:hAnsi="Arial" w:cs="Arial"/>
-          <w:i/>
-          <w:iCs/>
-        </w:rPr>
-        <w:t xml:space="preserve">a </w:t>
-      </w:r>
-      <w:r>
-        <w:rPr>
-          <w:rFonts w:ascii="Arial" w:hAnsi="Arial" w:cs="Arial"/>
-          <w:i/>
-          <w:iCs/>
-        </w:rPr>
-        <w:t>link will be provided after the manuscript is accepted</w:t>
+        <w:t>Our work was supported by the</w:t>
+      </w:r>
+      <w:r>
+        <w:rPr>
+          <w:rFonts w:ascii="Arial" w:hAnsi="Arial" w:cs="Arial"/>
+        </w:rPr>
+        <w:t xml:space="preserve"> Schlieder Endowed Professorship</w:t>
+      </w:r>
+      <w:r>
+        <w:rPr>
+          <w:rFonts w:ascii="Arial" w:hAnsi="Arial" w:cs="Arial"/>
+        </w:rPr>
+        <w:t xml:space="preserve"> [to CMM and KRP]</w:t>
+      </w:r>
+      <w:r>
+        <w:rPr>
+          <w:rFonts w:ascii="Arial" w:hAnsi="Arial" w:cs="Arial"/>
+        </w:rPr>
+        <w:t xml:space="preserve"> and Southeastern Louisiana University’s Center for Environmental Science</w:t>
       </w:r>
       <w:r>
         <w:rPr>
           <w:rFonts w:ascii="Arial" w:hAnsi="Arial" w:cs="Arial"/>
         </w:rPr>
         <w:t>.</w:t>
+      </w:r>
+      <w:r>
+        <w:rPr>
+          <w:rFonts w:ascii="Arial" w:hAnsi="Arial" w:cs="Arial"/>
+        </w:rPr>
+        <w:t xml:space="preserve"> Our research received no specific grant from any funding agency in the public, commercial, or not-for-profit sectors.</w:t>
       </w:r>
     </w:p>
     <w:p>
@@ -25261,7 +25177,7 @@
           <w:b/>
           <w:bCs/>
         </w:rPr>
-        <w:t>1</w:t>
+        <w:t>10</w:t>
       </w:r>
       <w:r>
         <w:rPr>
@@ -25269,7 +25185,172 @@
           <w:b/>
           <w:bCs/>
         </w:rPr>
-        <w:t>0</w:t>
+        <w:t>. Data Availability</w:t>
+      </w:r>
+    </w:p>
+    <w:p>
+      <w:pPr>
+        <w:spacing w:line="480" w:lineRule="auto"/>
+        <w:rPr>
+          <w:rFonts w:ascii="Arial" w:hAnsi="Arial" w:cs="Arial"/>
+        </w:rPr>
+      </w:pPr>
+      <w:r>
+        <w:rPr>
+          <w:rFonts w:ascii="Arial" w:hAnsi="Arial" w:cs="Arial"/>
+        </w:rPr>
+        <w:t xml:space="preserve">Data and code </w:t>
+      </w:r>
+      <w:r>
+        <w:rPr>
+          <w:rFonts w:ascii="Arial" w:hAnsi="Arial" w:cs="Arial"/>
+        </w:rPr>
+        <w:t>supporting this study's findings</w:t>
+      </w:r>
+      <w:r>
+        <w:rPr>
+          <w:rFonts w:ascii="Arial" w:hAnsi="Arial" w:cs="Arial"/>
+        </w:rPr>
+        <w:t>,</w:t>
+      </w:r>
+      <w:r>
+        <w:rPr>
+          <w:rFonts w:ascii="Arial" w:hAnsi="Arial" w:cs="Arial"/>
+        </w:rPr>
+        <w:t xml:space="preserve"> </w:t>
+      </w:r>
+      <w:r>
+        <w:rPr>
+          <w:rFonts w:ascii="Arial" w:hAnsi="Arial" w:cs="Arial"/>
+        </w:rPr>
+        <w:t xml:space="preserve">following the standards set out by </w:t>
+      </w:r>
+      <w:r>
+        <w:rPr>
+          <w:rFonts w:ascii="Arial" w:hAnsi="Arial" w:cs="Arial"/>
+        </w:rPr>
+        <w:fldChar w:fldCharType="begin"/>
+      </w:r>
+      <w:r>
+        <w:rPr>
+          <w:rFonts w:ascii="Arial" w:hAnsi="Arial" w:cs="Arial"/>
+        </w:rPr>
+        <w:instrText xml:space="preserve"> ADDIN ZOTERO_ITEM CSL_CITATION {"citationID":"ViELvxj8","properties":{"formattedCitation":"(Jenkins {\\i{}et al.}, 2023)","plainCitation":"(Jenkins et al., 2023)","noteIndex":0},"citationItems":[{"id":493,"uris":["http://zotero.org/users/4161640/items/S62WWTT2"],"itemData":{"id":493,"type":"article-journal","abstract":"We call for journals to commit to requiring open data be archived in a format that will be simple and clear for readers to understand and use. If applied consistently, these requirements will allow contributors to be acknowledged for their work through citation of open data, and facilitate scientific progress.","container-title":"Ecology and Evolution","DOI":"10.1002/ece3.9961","ISSN":"2045-7758","issue":"5","journalAbbreviation":"Ecol. Evol.","license":"© 2023 The Authors. Ecology and Evolution published by John Wiley &amp; Sons Ltd.","note":"_eprint: https://onlinelibrary.wiley.com/doi/pdf/10.1002/ece3.9961","page":"e9961","source":"Wiley Online Library","title":"Reproducibility in ecology and evolution: minimum standards for data and code","title-short":"Reproducibility in ecology and evolution","volume":"13","author":[{"family":"Jenkins","given":"Gareth B."},{"family":"Beckerman","given":"Andrew P."},{"family":"Bellard","given":"Céline"},{"family":"Benítez-López","given":"Ana"},{"family":"Ellison","given":"Aaron M."},{"family":"Foote","given":"Christopher G."},{"family":"Hufton","given":"Andrew L."},{"family":"Lashley","given":"Marcus A."},{"family":"Lortie","given":"Christopher J."},{"family":"Ma","given":"Zhaoxue"},{"family":"Moore","given":"Allen J."},{"family":"Narum","given":"Shawn R."},{"family":"Nilsson","given":"Johan"},{"family":"O'Boyle","given":"Bridget"},{"family":"Provete","given":"Diogo B."},{"family":"Razgour","given":"Orly"},{"family":"Rieseberg","given":"Loren"},{"family":"Riginos","given":"Cynthia"},{"family":"Santini","given":"Luca"},{"family":"Sibbett","given":"Benjamin"},{"family":"Peres-Neto","given":"Pedro R."}],"issued":{"date-parts":[["2023"]]}}}],"schema":"https://github.com/citation-style-language/schema/raw/master/csl-citation.json"} </w:instrText>
+      </w:r>
+      <w:r>
+        <w:rPr>
+          <w:rFonts w:ascii="Arial" w:hAnsi="Arial" w:cs="Arial"/>
+        </w:rPr>
+        <w:fldChar w:fldCharType="separate"/>
+      </w:r>
+      <w:r>
+        <w:rPr>
+          <w:rFonts w:ascii="Arial" w:hAnsi="Arial" w:cs="Arial"/>
+          <w:kern w:val="0"/>
+        </w:rPr>
+        <w:t xml:space="preserve">Jenkins </w:t>
+      </w:r>
+      <w:r>
+        <w:rPr>
+          <w:rFonts w:ascii="Arial" w:hAnsi="Arial" w:cs="Arial"/>
+          <w:i/>
+          <w:iCs/>
+          <w:kern w:val="0"/>
+        </w:rPr>
+        <w:t>et al.</w:t>
+      </w:r>
+      <w:r>
+        <w:rPr>
+          <w:rFonts w:ascii="Arial" w:hAnsi="Arial" w:cs="Arial"/>
+          <w:kern w:val="0"/>
+        </w:rPr>
+        <w:t xml:space="preserve"> </w:t>
+      </w:r>
+      <w:r>
+        <w:rPr>
+          <w:rFonts w:ascii="Arial" w:hAnsi="Arial" w:cs="Arial"/>
+          <w:kern w:val="0"/>
+        </w:rPr>
+        <w:t>(</w:t>
+      </w:r>
+      <w:r>
+        <w:rPr>
+          <w:rFonts w:ascii="Arial" w:hAnsi="Arial" w:cs="Arial"/>
+          <w:kern w:val="0"/>
+        </w:rPr>
+        <w:t>2023)</w:t>
+      </w:r>
+      <w:r>
+        <w:rPr>
+          <w:rFonts w:ascii="Arial" w:hAnsi="Arial" w:cs="Arial"/>
+        </w:rPr>
+        <w:fldChar w:fldCharType="end"/>
+      </w:r>
+      <w:r>
+        <w:rPr>
+          <w:rFonts w:ascii="Arial" w:hAnsi="Arial" w:cs="Arial"/>
+        </w:rPr>
+        <w:t xml:space="preserve">, </w:t>
+      </w:r>
+      <w:r>
+        <w:rPr>
+          <w:rFonts w:ascii="Arial" w:hAnsi="Arial" w:cs="Arial"/>
+        </w:rPr>
+        <w:t xml:space="preserve">are openly available on GitHub: </w:t>
+      </w:r>
+      <w:r>
+        <w:rPr>
+          <w:rFonts w:ascii="Arial" w:hAnsi="Arial" w:cs="Arial"/>
+          <w:i/>
+          <w:iCs/>
+        </w:rPr>
+        <w:t xml:space="preserve">a </w:t>
+      </w:r>
+      <w:r>
+        <w:rPr>
+          <w:rFonts w:ascii="Arial" w:hAnsi="Arial" w:cs="Arial"/>
+          <w:i/>
+          <w:iCs/>
+        </w:rPr>
+        <w:t>link will be provided after the manuscript is accepted</w:t>
+      </w:r>
+      <w:r>
+        <w:rPr>
+          <w:rFonts w:ascii="Arial" w:hAnsi="Arial" w:cs="Arial"/>
+        </w:rPr>
+        <w:t>.</w:t>
+      </w:r>
+    </w:p>
+    <w:p>
+      <w:pPr>
+        <w:spacing w:line="480" w:lineRule="auto"/>
+        <w:rPr>
+          <w:rFonts w:ascii="Arial" w:hAnsi="Arial" w:cs="Arial"/>
+        </w:rPr>
+      </w:pPr>
+    </w:p>
+    <w:p>
+      <w:pPr>
+        <w:spacing w:line="480" w:lineRule="auto"/>
+        <w:rPr>
+          <w:rFonts w:ascii="Arial" w:hAnsi="Arial" w:cs="Arial"/>
+        </w:rPr>
+      </w:pPr>
+      <w:r>
+        <w:rPr>
+          <w:rFonts w:ascii="Arial" w:hAnsi="Arial" w:cs="Arial"/>
+          <w:b/>
+          <w:bCs/>
+        </w:rPr>
+        <w:t>1</w:t>
+      </w:r>
+      <w:r>
+        <w:rPr>
+          <w:rFonts w:ascii="Arial" w:hAnsi="Arial" w:cs="Arial"/>
+          <w:b/>
+          <w:bCs/>
+        </w:rPr>
+        <w:t>1</w:t>
       </w:r>
       <w:r>
         <w:rPr>
@@ -25444,6 +25525,7 @@
         <w:pStyle w:val="Bibliography"/>
       </w:pPr>
       <w:r>
+        <w:lastRenderedPageBreak/>
         <w:t xml:space="preserve">Ask AV, Jenssen BM, Tartu S, Angelier F, </w:t>
       </w:r>
       <w:proofErr w:type="spellStart"/>
@@ -25593,7 +25675,6 @@
       </w:pPr>
       <w:proofErr w:type="spellStart"/>
       <w:r>
-        <w:lastRenderedPageBreak/>
         <w:t>Bhattachan</w:t>
       </w:r>
       <w:proofErr w:type="spellEnd"/>
@@ -25866,6 +25947,7 @@
         <w:pStyle w:val="Bibliography"/>
       </w:pPr>
       <w:r>
+        <w:lastRenderedPageBreak/>
         <w:t xml:space="preserve">Carlson AJ, Isermann DA (2010) Mandatory catch and release and maximum length limits for largemouth bass in Minnesota: is exploitation still a relevant concern? </w:t>
       </w:r>
       <w:r>
@@ -25955,7 +26037,6 @@
         <w:pStyle w:val="Bibliography"/>
       </w:pPr>
       <w:r>
-        <w:lastRenderedPageBreak/>
         <w:t xml:space="preserve">Coleman TS, Eckelbecker RW, Carlson AK, DeVries DR, Wright RA, Staton BA, Parker SW, Chittam CR, Lovell RG, Catalano MJ (2024) Evaluation of shoreline rotenone application to control largemouth bass recruitment in small impoundments. </w:t>
       </w:r>
       <w:r>
@@ -26257,6 +26338,7 @@
         <w:pStyle w:val="Bibliography"/>
       </w:pPr>
       <w:r>
+        <w:lastRenderedPageBreak/>
         <w:t xml:space="preserve">Correia AT, Rebelo D, Marques J, Nunes B (2019) Effects of the chronic exposure to cerium dioxide nanoparticles in Oncorhynchus mykiss: Assessment of oxidative stress, neurotoxicity and histological alterations. </w:t>
       </w:r>
       <w:r>
@@ -26417,7 +26499,6 @@
         <w:pStyle w:val="Bibliography"/>
       </w:pPr>
       <w:r>
-        <w:lastRenderedPageBreak/>
         <w:t xml:space="preserve">Davis AK, Maney DL, Maerz JC (2008) The use of leukocyte profiles to measure stress in vertebrates: a review for ecologists. </w:t>
       </w:r>
       <w:proofErr w:type="spellStart"/>
@@ -26762,6 +26843,7 @@
         <w:pStyle w:val="Bibliography"/>
       </w:pPr>
       <w:r>
+        <w:lastRenderedPageBreak/>
         <w:t xml:space="preserve">Fang Q, Yuan M, Sun Z, Xue Y, Chong C-M, Wang X (2026) Temporal effects of </w:t>
       </w:r>
       <w:proofErr w:type="spellStart"/>
@@ -26886,7 +26968,6 @@
         <w:pStyle w:val="Bibliography"/>
       </w:pPr>
       <w:r>
-        <w:lastRenderedPageBreak/>
         <w:t xml:space="preserve">Gangloff MM, Edgar GJ, Wilson B (2016) </w:t>
       </w:r>
       <w:proofErr w:type="spellStart"/>
@@ -27244,6 +27325,7 @@
       </w:pPr>
       <w:proofErr w:type="spellStart"/>
       <w:r>
+        <w:lastRenderedPageBreak/>
         <w:t>Hertika</w:t>
       </w:r>
       <w:proofErr w:type="spellEnd"/>
@@ -27389,7 +27471,6 @@
         <w:pStyle w:val="Bibliography"/>
       </w:pPr>
       <w:r>
-        <w:lastRenderedPageBreak/>
         <w:t xml:space="preserve">Jackson AP, Alloway BJ (1991) The bioavailability of cadmium to lettuce and cabbage in soils previously treated with sewage sludges. </w:t>
       </w:r>
       <w:r>
@@ -27706,6 +27787,7 @@
       </w:pPr>
       <w:proofErr w:type="spellStart"/>
       <w:r>
+        <w:lastRenderedPageBreak/>
         <w:t>Lescord</w:t>
       </w:r>
       <w:proofErr w:type="spellEnd"/>
@@ -27829,7 +27911,6 @@
       </w:pPr>
       <w:proofErr w:type="spellStart"/>
       <w:r>
-        <w:lastRenderedPageBreak/>
         <w:t>Ludsin</w:t>
       </w:r>
       <w:proofErr w:type="spellEnd"/>
@@ -28070,6 +28151,7 @@
         <w:pStyle w:val="Bibliography"/>
       </w:pPr>
       <w:r>
+        <w:lastRenderedPageBreak/>
         <w:t>Neumann RM, Allen MS (2007) Chapter 9: Size structure. In: Guy CS, Brown ML, eds. Analysis and Interpretation of Freshwater Fisheries Data. American Fisheries Society, Bethesda, USA, pp 375–421.</w:t>
       </w:r>
     </w:p>
@@ -28173,7 +28255,6 @@
         <w:pStyle w:val="Bibliography"/>
       </w:pPr>
       <w:r>
-        <w:lastRenderedPageBreak/>
         <w:t xml:space="preserve">OECD (2021) New Comprehensive Global Database of Per- and Polyfluoroalkyl Substances. </w:t>
       </w:r>
       <w:proofErr w:type="spellStart"/>
@@ -28412,7 +28493,11 @@
       </w:r>
       <w:proofErr w:type="spellEnd"/>
       <w:r>
-        <w:t xml:space="preserve"> (PFOS) or perfluorooctanoate (PFOA) affects the number of circulating neutrophils differently, but enhances the inflammatory responses of macrophages to lipopolysaccharide (LPS) in a similar fashion. </w:t>
+        <w:t xml:space="preserve"> (PFOS) or perfluorooctanoate (PFOA) affects the number of circulating neutrophils differently, but </w:t>
+      </w:r>
+      <w:r>
+        <w:lastRenderedPageBreak/>
+        <w:t xml:space="preserve">enhances the inflammatory responses of macrophages to lipopolysaccharide (LPS) in a similar fashion. </w:t>
       </w:r>
       <w:proofErr w:type="spellStart"/>
       <w:r>
@@ -28500,11 +28585,7 @@
         <w:t>et al.</w:t>
       </w:r>
       <w:r>
-        <w:t xml:space="preserve"> (2019) Integrating physiological data with the </w:t>
-      </w:r>
-      <w:r>
-        <w:lastRenderedPageBreak/>
-        <w:t>conservation and management of fishes: a meta-analytical review using the threatened green sturgeon (</w:t>
+        <w:t xml:space="preserve"> (2019) Integrating physiological data with the conservation and management of fishes: a meta-analytical review using the threatened green sturgeon (</w:t>
       </w:r>
       <w:r>
         <w:rPr>
@@ -28809,7 +28890,11 @@
       </w:r>
       <w:proofErr w:type="spellEnd"/>
       <w:r>
-        <w:t xml:space="preserve">, and hematological changes as non-destructive physiological biomarkers in fish chronically exposed to metals. </w:t>
+        <w:t xml:space="preserve">, and </w:t>
+      </w:r>
+      <w:r>
+        <w:lastRenderedPageBreak/>
+        <w:t xml:space="preserve">hematological changes as non-destructive physiological biomarkers in fish chronically exposed to metals. </w:t>
       </w:r>
       <w:proofErr w:type="spellStart"/>
       <w:r>
@@ -28968,7 +29053,6 @@
         <w:pStyle w:val="Bibliography"/>
       </w:pPr>
       <w:r>
-        <w:lastRenderedPageBreak/>
         <w:t xml:space="preserve">Silvestre F (2020) Signaling pathways of oxidative stress in aquatic organisms exposed to xenobiotics. </w:t>
       </w:r>
       <w:r>
@@ -29234,6 +29318,7 @@
         <w:pStyle w:val="Bibliography"/>
       </w:pPr>
       <w:r>
+        <w:lastRenderedPageBreak/>
         <w:t xml:space="preserve">Tully K, </w:t>
       </w:r>
       <w:proofErr w:type="spellStart"/>
@@ -29346,11 +29431,7 @@
       </w:r>
       <w:proofErr w:type="spellEnd"/>
       <w:r>
-        <w:t xml:space="preserve"> NM, Massie JA, Eggenberger CW, James WR, Boucek RE, Rezek RJ, Santos RO, Rehage JS (2025) Between a dry marsh and a salty place: estuarine habitat suitability for a </w:t>
-      </w:r>
-      <w:r>
-        <w:lastRenderedPageBreak/>
-        <w:t xml:space="preserve">freshwater fish (Florida Bass) and implications for ecosystem restoration and climate change. </w:t>
+        <w:t xml:space="preserve"> NM, Massie JA, Eggenberger CW, James WR, Boucek RE, Rezek RJ, Santos RO, Rehage JS (2025) Between a dry marsh and a salty place: estuarine habitat suitability for a freshwater fish (Florida Bass) and implications for ecosystem restoration and climate change. </w:t>
       </w:r>
       <w:r>
         <w:rPr>
@@ -29736,6 +29817,7 @@
         <w:pStyle w:val="Bibliography"/>
       </w:pPr>
       <w:r>
+        <w:lastRenderedPageBreak/>
         <w:t>Xie Y, Shao X, Zhang P, Zhang H, Yu J, Yao X, Fu Y, Wei J, Wu C (2024) High starch induces hematological variations, metabolic changes, oxidative stress, inflammatory responses, and histopathological lesions in largemouth bass (</w:t>
       </w:r>
       <w:r>
@@ -29830,7 +29912,23 @@
           <w:bCs/>
         </w:rPr>
         <w:lastRenderedPageBreak/>
-        <w:t>11. Tables</w:t>
+        <w:t>1</w:t>
+      </w:r>
+      <w:r>
+        <w:rPr>
+          <w:rFonts w:ascii="Arial" w:hAnsi="Arial" w:cs="Arial"/>
+          <w:b/>
+          <w:bCs/>
+        </w:rPr>
+        <w:t>2</w:t>
+      </w:r>
+      <w:r>
+        <w:rPr>
+          <w:rFonts w:ascii="Arial" w:hAnsi="Arial" w:cs="Arial"/>
+          <w:b/>
+          <w:bCs/>
+        </w:rPr>
+        <w:t>. Tables</w:t>
       </w:r>
     </w:p>
     <w:p>
@@ -33240,7 +33338,15 @@
           <w:bCs/>
         </w:rPr>
         <w:lastRenderedPageBreak/>
-        <w:t>12</w:t>
+        <w:t>1</w:t>
+      </w:r>
+      <w:r>
+        <w:rPr>
+          <w:rFonts w:ascii="Arial" w:hAnsi="Arial" w:cs="Arial"/>
+          <w:b/>
+          <w:bCs/>
+        </w:rPr>
+        <w:t>3</w:t>
       </w:r>
       <w:r>
         <w:rPr>
@@ -34300,6 +34406,19 @@
     </w:p>
     <w:p>
       <w:pPr>
+        <w:rPr>
+          <w:rFonts w:ascii="Arial" w:hAnsi="Arial" w:cs="Arial"/>
+        </w:rPr>
+      </w:pPr>
+      <w:r>
+        <w:rPr>
+          <w:rFonts w:ascii="Arial" w:hAnsi="Arial" w:cs="Arial"/>
+        </w:rPr>
+        <w:br w:type="page"/>
+      </w:r>
+    </w:p>
+    <w:p>
+      <w:pPr>
         <w:spacing w:line="480" w:lineRule="auto"/>
         <w:rPr>
           <w:rFonts w:ascii="Arial" w:hAnsi="Arial" w:cs="Arial"/>
@@ -34311,7 +34430,24 @@
           <w:b/>
           <w:bCs/>
         </w:rPr>
-        <w:t>13. Figures</w:t>
+        <w:lastRenderedPageBreak/>
+        <w:t>1</w:t>
+      </w:r>
+      <w:r>
+        <w:rPr>
+          <w:rFonts w:ascii="Arial" w:hAnsi="Arial" w:cs="Arial"/>
+          <w:b/>
+          <w:bCs/>
+        </w:rPr>
+        <w:t>4</w:t>
+      </w:r>
+      <w:r>
+        <w:rPr>
+          <w:rFonts w:ascii="Arial" w:hAnsi="Arial" w:cs="Arial"/>
+          <w:b/>
+          <w:bCs/>
+        </w:rPr>
+        <w:t>. Figures</w:t>
       </w:r>
     </w:p>
     <w:p>
@@ -34615,6 +34751,7 @@
           <w:bdr w:val="none" w:sz="0" w:space="0" w:color="auto" w:frame="1"/>
           <w14:ligatures w14:val="none"/>
         </w:rPr>
+        <w:lastRenderedPageBreak/>
         <w:t>Figure 3.</w:t>
       </w:r>
     </w:p>

--- a/writing/bass_ecotox_manuscript.docx
+++ b/writing/bass_ecotox_manuscript.docx
@@ -482,7 +482,25 @@
           <w:kern w:val="0"/>
           <w14:ligatures w14:val="none"/>
         </w:rPr>
-        <w:t>Southeastern Louisiana University, Department of Biological Sciences, Hammond, Louisiana, USA; email; ORCID 0009-0003-0083-9498</w:t>
+        <w:t xml:space="preserve">Southeastern Louisiana University, Department of Biological Sciences, Hammond, Louisiana, USA; </w:t>
+      </w:r>
+      <w:r>
+        <w:rPr>
+          <w:rFonts w:ascii="Arial" w:eastAsia="Times New Roman" w:hAnsi="Arial" w:cs="Arial"/>
+          <w:color w:val="000000"/>
+          <w:kern w:val="0"/>
+          <w14:ligatures w14:val="none"/>
+        </w:rPr>
+        <w:t>jasmine.nasser@selu.edu</w:t>
+      </w:r>
+      <w:r>
+        <w:rPr>
+          <w:rFonts w:ascii="Arial" w:eastAsia="Times New Roman" w:hAnsi="Arial" w:cs="Arial"/>
+          <w:color w:val="000000"/>
+          <w:kern w:val="0"/>
+          <w14:ligatures w14:val="none"/>
+        </w:rPr>
+        <w:t>; ORCID 0009-0003-0083-9498</w:t>
       </w:r>
     </w:p>
     <w:p>
@@ -24504,7 +24522,7 @@
         <w:rPr>
           <w:rFonts w:ascii="Arial" w:hAnsi="Arial" w:cs="Arial"/>
         </w:rPr>
-        <w:t>Southeastern Louisiana University Institutional Animal Care and Use Committee (IACUC) approved all procedures used herein, and we confirm that we performed all procedures in accordance with the approved IACUC ########</w:t>
+        <w:t>Southeastern Louisiana University Institutional Animal Care and Use Committee (IACUC) approved all procedures used herein, and we confirm that we performed all procedures in accordance with the approved IACUC ####</w:t>
       </w:r>
       <w:r>
         <w:rPr>
@@ -25320,6 +25338,12 @@
         </w:rPr>
         <w:t>.</w:t>
       </w:r>
+      <w:r>
+        <w:rPr>
+          <w:rFonts w:ascii="Arial" w:hAnsi="Arial" w:cs="Arial"/>
+        </w:rPr>
+        <w:t xml:space="preserve"> A Dryad Digital Repository will also be created and available after manuscript acceptance.</w:t>
+      </w:r>
     </w:p>
     <w:p>
       <w:pPr>
@@ -25364,6 +25388,9 @@
     <w:p>
       <w:pPr>
         <w:pStyle w:val="Bibliography"/>
+        <w:rPr>
+          <w:rFonts w:ascii="Arial" w:hAnsi="Arial" w:cs="Arial"/>
+        </w:rPr>
       </w:pPr>
       <w:r>
         <w:rPr>
@@ -25385,49 +25412,78 @@
       </w:r>
       <w:proofErr w:type="spellStart"/>
       <w:r>
+        <w:rPr>
+          <w:rFonts w:ascii="Arial" w:hAnsi="Arial" w:cs="Arial"/>
+        </w:rPr>
         <w:t>Abunada</w:t>
       </w:r>
       <w:proofErr w:type="spellEnd"/>
       <w:r>
+        <w:rPr>
+          <w:rFonts w:ascii="Arial" w:hAnsi="Arial" w:cs="Arial"/>
+        </w:rPr>
         <w:t xml:space="preserve"> Z, </w:t>
       </w:r>
       <w:proofErr w:type="spellStart"/>
       <w:r>
+        <w:rPr>
+          <w:rFonts w:ascii="Arial" w:hAnsi="Arial" w:cs="Arial"/>
+        </w:rPr>
         <w:t>Alazaiza</w:t>
       </w:r>
       <w:proofErr w:type="spellEnd"/>
       <w:r>
+        <w:rPr>
+          <w:rFonts w:ascii="Arial" w:hAnsi="Arial" w:cs="Arial"/>
+        </w:rPr>
         <w:t xml:space="preserve"> MYD, Bashir MJK (2020) An overview of per- and polyfluoroalkyl substances (PFAS) in the environment: source, fate, risk and regulations. </w:t>
       </w:r>
       <w:r>
         <w:rPr>
+          <w:rFonts w:ascii="Arial" w:hAnsi="Arial" w:cs="Arial"/>
           <w:i/>
           <w:iCs/>
         </w:rPr>
         <w:t>Water</w:t>
       </w:r>
       <w:r>
+        <w:rPr>
+          <w:rFonts w:ascii="Arial" w:hAnsi="Arial" w:cs="Arial"/>
+        </w:rPr>
         <w:t xml:space="preserve"> 12: 3590.</w:t>
       </w:r>
     </w:p>
     <w:p>
       <w:pPr>
         <w:pStyle w:val="Bibliography"/>
+        <w:rPr>
+          <w:rFonts w:ascii="Arial" w:hAnsi="Arial" w:cs="Arial"/>
+        </w:rPr>
       </w:pPr>
       <w:r>
+        <w:rPr>
+          <w:rFonts w:ascii="Arial" w:hAnsi="Arial" w:cs="Arial"/>
+        </w:rPr>
         <w:t xml:space="preserve">Aerts J, Metz JR, Ampe B, </w:t>
       </w:r>
       <w:proofErr w:type="spellStart"/>
       <w:r>
+        <w:rPr>
+          <w:rFonts w:ascii="Arial" w:hAnsi="Arial" w:cs="Arial"/>
+        </w:rPr>
         <w:t>Decostere</w:t>
       </w:r>
       <w:proofErr w:type="spellEnd"/>
       <w:r>
+        <w:rPr>
+          <w:rFonts w:ascii="Arial" w:hAnsi="Arial" w:cs="Arial"/>
+        </w:rPr>
         <w:t xml:space="preserve"> A, Flik G, De Saeger S (2015) Scales tell a story on the stress history of fish. </w:t>
       </w:r>
       <w:proofErr w:type="spellStart"/>
       <w:r>
         <w:rPr>
+          <w:rFonts w:ascii="Arial" w:hAnsi="Arial" w:cs="Arial"/>
           <w:i/>
           <w:iCs/>
         </w:rPr>
@@ -25436,108 +25492,178 @@
       <w:proofErr w:type="spellEnd"/>
       <w:r>
         <w:rPr>
+          <w:rFonts w:ascii="Arial" w:hAnsi="Arial" w:cs="Arial"/>
           <w:i/>
           <w:iCs/>
         </w:rPr>
         <w:t xml:space="preserve"> One</w:t>
       </w:r>
       <w:r>
+        <w:rPr>
+          <w:rFonts w:ascii="Arial" w:hAnsi="Arial" w:cs="Arial"/>
+        </w:rPr>
         <w:t xml:space="preserve"> 10: e0123411.</w:t>
       </w:r>
     </w:p>
     <w:p>
       <w:pPr>
         <w:pStyle w:val="Bibliography"/>
+        <w:rPr>
+          <w:rFonts w:ascii="Arial" w:hAnsi="Arial" w:cs="Arial"/>
+        </w:rPr>
       </w:pPr>
       <w:r>
+        <w:rPr>
+          <w:rFonts w:ascii="Arial" w:hAnsi="Arial" w:cs="Arial"/>
+        </w:rPr>
         <w:t xml:space="preserve">Ali H, Khan E, Ilahi I (2019) Environmental chemistry and ecotoxicology of hazardous heavy metals: environmental persistence, toxicity, and bioaccumulation. </w:t>
       </w:r>
       <w:r>
         <w:rPr>
+          <w:rFonts w:ascii="Arial" w:hAnsi="Arial" w:cs="Arial"/>
           <w:i/>
           <w:iCs/>
         </w:rPr>
         <w:t>J Chem</w:t>
       </w:r>
       <w:r>
+        <w:rPr>
+          <w:rFonts w:ascii="Arial" w:hAnsi="Arial" w:cs="Arial"/>
+        </w:rPr>
         <w:t xml:space="preserve"> 2019: 1–14.</w:t>
       </w:r>
     </w:p>
     <w:p>
       <w:pPr>
         <w:pStyle w:val="Bibliography"/>
+        <w:rPr>
+          <w:rFonts w:ascii="Arial" w:hAnsi="Arial" w:cs="Arial"/>
+        </w:rPr>
       </w:pPr>
       <w:r>
+        <w:rPr>
+          <w:rFonts w:ascii="Arial" w:hAnsi="Arial" w:cs="Arial"/>
+        </w:rPr>
         <w:t xml:space="preserve">Alloway BJ, Jackson AP (1991) The </w:t>
       </w:r>
       <w:proofErr w:type="spellStart"/>
       <w:r>
+        <w:rPr>
+          <w:rFonts w:ascii="Arial" w:hAnsi="Arial" w:cs="Arial"/>
+        </w:rPr>
         <w:t>behaviour</w:t>
       </w:r>
       <w:proofErr w:type="spellEnd"/>
       <w:r>
+        <w:rPr>
+          <w:rFonts w:ascii="Arial" w:hAnsi="Arial" w:cs="Arial"/>
+        </w:rPr>
         <w:t xml:space="preserve"> of heavy metals in sewage sludge-amended soils. </w:t>
       </w:r>
       <w:r>
         <w:rPr>
+          <w:rFonts w:ascii="Arial" w:hAnsi="Arial" w:cs="Arial"/>
           <w:i/>
           <w:iCs/>
         </w:rPr>
         <w:t>Sci Total Environ</w:t>
       </w:r>
       <w:r>
+        <w:rPr>
+          <w:rFonts w:ascii="Arial" w:hAnsi="Arial" w:cs="Arial"/>
+        </w:rPr>
         <w:t xml:space="preserve"> 100: 151–176.</w:t>
       </w:r>
     </w:p>
     <w:p>
       <w:pPr>
         <w:pStyle w:val="Bibliography"/>
+        <w:rPr>
+          <w:rFonts w:ascii="Arial" w:hAnsi="Arial" w:cs="Arial"/>
+        </w:rPr>
       </w:pPr>
       <w:r>
+        <w:rPr>
+          <w:rFonts w:ascii="Arial" w:hAnsi="Arial" w:cs="Arial"/>
+        </w:rPr>
         <w:t>Anderson RO, Neumann RM (1996) Length, weight, and associated structural indices. In: Murphy BR, Willis DW, eds. Fisheries Techniques, 2nd Edition. Edition. American Fisheries Society, Bethesda, Maryland, USA, pp 447–482.</w:t>
       </w:r>
     </w:p>
     <w:p>
       <w:pPr>
         <w:pStyle w:val="Bibliography"/>
+        <w:rPr>
+          <w:rFonts w:ascii="Arial" w:hAnsi="Arial" w:cs="Arial"/>
+        </w:rPr>
       </w:pPr>
       <w:proofErr w:type="spellStart"/>
       <w:r>
+        <w:rPr>
+          <w:rFonts w:ascii="Arial" w:hAnsi="Arial" w:cs="Arial"/>
+        </w:rPr>
         <w:t>Anzecc</w:t>
       </w:r>
       <w:proofErr w:type="spellEnd"/>
       <w:r>
+        <w:rPr>
+          <w:rFonts w:ascii="Arial" w:hAnsi="Arial" w:cs="Arial"/>
+        </w:rPr>
         <w:t xml:space="preserve"> A (2000) Australian and New Zealand guidelines for fresh and marine water quality. </w:t>
       </w:r>
       <w:r>
         <w:rPr>
-          <w:i/>
-          <w:iCs/>
-        </w:rPr>
-        <w:t>Australian and New Zealand Environment and Conservation Council and Agriculture and Resource Management Council of Australia and New Zealand, Canberra</w:t>
-      </w:r>
-      <w:r>
+          <w:rFonts w:ascii="Arial" w:hAnsi="Arial" w:cs="Arial"/>
+          <w:i/>
+          <w:iCs/>
+        </w:rPr>
+        <w:t xml:space="preserve">Australian and New Zealand Environment and Conservation Council and </w:t>
+      </w:r>
+      <w:r>
+        <w:rPr>
+          <w:rFonts w:ascii="Arial" w:hAnsi="Arial" w:cs="Arial"/>
+          <w:i/>
+          <w:iCs/>
+        </w:rPr>
+        <w:lastRenderedPageBreak/>
+        <w:t>Agriculture and Resource Management Council of Australia and New Zealand, Canberra</w:t>
+      </w:r>
+      <w:r>
+        <w:rPr>
+          <w:rFonts w:ascii="Arial" w:hAnsi="Arial" w:cs="Arial"/>
+        </w:rPr>
         <w:t xml:space="preserve"> 1: 1–314.</w:t>
       </w:r>
     </w:p>
     <w:p>
       <w:pPr>
         <w:pStyle w:val="Bibliography"/>
+        <w:rPr>
+          <w:rFonts w:ascii="Arial" w:hAnsi="Arial" w:cs="Arial"/>
+        </w:rPr>
       </w:pPr>
       <w:r>
-        <w:lastRenderedPageBreak/>
+        <w:rPr>
+          <w:rFonts w:ascii="Arial" w:hAnsi="Arial" w:cs="Arial"/>
+        </w:rPr>
         <w:t xml:space="preserve">Ask AV, Jenssen BM, Tartu S, Angelier F, </w:t>
       </w:r>
       <w:proofErr w:type="spellStart"/>
       <w:r>
+        <w:rPr>
+          <w:rFonts w:ascii="Arial" w:hAnsi="Arial" w:cs="Arial"/>
+        </w:rPr>
         <w:t>Chastel</w:t>
       </w:r>
       <w:proofErr w:type="spellEnd"/>
       <w:r>
+        <w:rPr>
+          <w:rFonts w:ascii="Arial" w:hAnsi="Arial" w:cs="Arial"/>
+        </w:rPr>
         <w:t xml:space="preserve"> O, Gabrielsen GW (2021) Per-and polyfluoroalkyl substances are positively associated with thyroid hormones in an arctic seabird. </w:t>
       </w:r>
       <w:r>
         <w:rPr>
+          <w:rFonts w:ascii="Arial" w:hAnsi="Arial" w:cs="Arial"/>
           <w:i/>
           <w:iCs/>
         </w:rPr>
@@ -25546,6 +25672,7 @@
       <w:proofErr w:type="spellStart"/>
       <w:r>
         <w:rPr>
+          <w:rFonts w:ascii="Arial" w:hAnsi="Arial" w:cs="Arial"/>
           <w:i/>
           <w:iCs/>
         </w:rPr>
@@ -25554,32 +25681,49 @@
       <w:proofErr w:type="spellEnd"/>
       <w:r>
         <w:rPr>
+          <w:rFonts w:ascii="Arial" w:hAnsi="Arial" w:cs="Arial"/>
           <w:i/>
           <w:iCs/>
         </w:rPr>
         <w:t xml:space="preserve"> Chem</w:t>
       </w:r>
       <w:r>
+        <w:rPr>
+          <w:rFonts w:ascii="Arial" w:hAnsi="Arial" w:cs="Arial"/>
+        </w:rPr>
         <w:t xml:space="preserve"> 40: 820–831.</w:t>
       </w:r>
     </w:p>
     <w:p>
       <w:pPr>
         <w:pStyle w:val="Bibliography"/>
+        <w:rPr>
+          <w:rFonts w:ascii="Arial" w:hAnsi="Arial" w:cs="Arial"/>
+        </w:rPr>
       </w:pPr>
       <w:r>
+        <w:rPr>
+          <w:rFonts w:ascii="Arial" w:hAnsi="Arial" w:cs="Arial"/>
+        </w:rPr>
         <w:t xml:space="preserve">Baker MR, </w:t>
       </w:r>
       <w:proofErr w:type="spellStart"/>
       <w:r>
+        <w:rPr>
+          <w:rFonts w:ascii="Arial" w:hAnsi="Arial" w:cs="Arial"/>
+        </w:rPr>
         <w:t>Gobush</w:t>
       </w:r>
       <w:proofErr w:type="spellEnd"/>
       <w:r>
+        <w:rPr>
+          <w:rFonts w:ascii="Arial" w:hAnsi="Arial" w:cs="Arial"/>
+        </w:rPr>
         <w:t xml:space="preserve"> KS, Vynne CH (2013) Review of factors influencing stress hormones in fish and wildlife. </w:t>
       </w:r>
       <w:r>
         <w:rPr>
+          <w:rFonts w:ascii="Arial" w:hAnsi="Arial" w:cs="Arial"/>
           <w:i/>
           <w:iCs/>
         </w:rPr>
@@ -25588,6 +25732,7 @@
       <w:proofErr w:type="spellStart"/>
       <w:r>
         <w:rPr>
+          <w:rFonts w:ascii="Arial" w:hAnsi="Arial" w:cs="Arial"/>
           <w:i/>
           <w:iCs/>
         </w:rPr>
@@ -25595,27 +25740,43 @@
       </w:r>
       <w:proofErr w:type="spellEnd"/>
       <w:r>
+        <w:rPr>
+          <w:rFonts w:ascii="Arial" w:hAnsi="Arial" w:cs="Arial"/>
+        </w:rPr>
         <w:t xml:space="preserve"> 21: 309–318.</w:t>
       </w:r>
     </w:p>
     <w:p>
       <w:pPr>
         <w:pStyle w:val="Bibliography"/>
+        <w:rPr>
+          <w:rFonts w:ascii="Arial" w:hAnsi="Arial" w:cs="Arial"/>
+        </w:rPr>
       </w:pPr>
       <w:r>
+        <w:rPr>
+          <w:rFonts w:ascii="Arial" w:hAnsi="Arial" w:cs="Arial"/>
+        </w:rPr>
         <w:t xml:space="preserve">Bard S (2000) </w:t>
       </w:r>
       <w:proofErr w:type="spellStart"/>
       <w:r>
+        <w:rPr>
+          <w:rFonts w:ascii="Arial" w:hAnsi="Arial" w:cs="Arial"/>
+        </w:rPr>
         <w:t>Multixenobiotic</w:t>
       </w:r>
       <w:proofErr w:type="spellEnd"/>
       <w:r>
+        <w:rPr>
+          <w:rFonts w:ascii="Arial" w:hAnsi="Arial" w:cs="Arial"/>
+        </w:rPr>
         <w:t xml:space="preserve"> resistance as a cellular defense mechanism in aquatic organisms. </w:t>
       </w:r>
       <w:proofErr w:type="spellStart"/>
       <w:r>
         <w:rPr>
+          <w:rFonts w:ascii="Arial" w:hAnsi="Arial" w:cs="Arial"/>
           <w:i/>
           <w:iCs/>
         </w:rPr>
@@ -25624,6 +25785,7 @@
       <w:proofErr w:type="spellEnd"/>
       <w:r>
         <w:rPr>
+          <w:rFonts w:ascii="Arial" w:hAnsi="Arial" w:cs="Arial"/>
           <w:i/>
           <w:iCs/>
         </w:rPr>
@@ -25632,6 +25794,7 @@
       <w:proofErr w:type="spellStart"/>
       <w:r>
         <w:rPr>
+          <w:rFonts w:ascii="Arial" w:hAnsi="Arial" w:cs="Arial"/>
           <w:i/>
           <w:iCs/>
         </w:rPr>
@@ -25639,19 +25802,29 @@
       </w:r>
       <w:proofErr w:type="spellEnd"/>
       <w:r>
+        <w:rPr>
+          <w:rFonts w:ascii="Arial" w:hAnsi="Arial" w:cs="Arial"/>
+        </w:rPr>
         <w:t xml:space="preserve"> 48: 357–389.</w:t>
       </w:r>
     </w:p>
     <w:p>
       <w:pPr>
         <w:pStyle w:val="Bibliography"/>
+        <w:rPr>
+          <w:rFonts w:ascii="Arial" w:hAnsi="Arial" w:cs="Arial"/>
+        </w:rPr>
       </w:pPr>
       <w:r>
+        <w:rPr>
+          <w:rFonts w:ascii="Arial" w:hAnsi="Arial" w:cs="Arial"/>
+        </w:rPr>
         <w:t xml:space="preserve">Barlow PM, Reichard EG (2010) Saltwater intrusion in coastal regions of North America. </w:t>
       </w:r>
       <w:proofErr w:type="spellStart"/>
       <w:r>
         <w:rPr>
+          <w:rFonts w:ascii="Arial" w:hAnsi="Arial" w:cs="Arial"/>
           <w:i/>
           <w:iCs/>
         </w:rPr>
@@ -25660,100 +25833,156 @@
       <w:proofErr w:type="spellEnd"/>
       <w:r>
         <w:rPr>
+          <w:rFonts w:ascii="Arial" w:hAnsi="Arial" w:cs="Arial"/>
           <w:i/>
           <w:iCs/>
         </w:rPr>
         <w:t xml:space="preserve"> J</w:t>
       </w:r>
       <w:r>
+        <w:rPr>
+          <w:rFonts w:ascii="Arial" w:hAnsi="Arial" w:cs="Arial"/>
+        </w:rPr>
         <w:t xml:space="preserve"> 18: 247–260.</w:t>
       </w:r>
     </w:p>
     <w:p>
       <w:pPr>
         <w:pStyle w:val="Bibliography"/>
+        <w:rPr>
+          <w:rFonts w:ascii="Arial" w:hAnsi="Arial" w:cs="Arial"/>
+        </w:rPr>
       </w:pPr>
       <w:proofErr w:type="spellStart"/>
       <w:r>
+        <w:rPr>
+          <w:rFonts w:ascii="Arial" w:hAnsi="Arial" w:cs="Arial"/>
+        </w:rPr>
         <w:t>Bhattachan</w:t>
       </w:r>
       <w:proofErr w:type="spellEnd"/>
       <w:r>
+        <w:rPr>
+          <w:rFonts w:ascii="Arial" w:hAnsi="Arial" w:cs="Arial"/>
+        </w:rPr>
         <w:t xml:space="preserve"> A, </w:t>
       </w:r>
       <w:proofErr w:type="spellStart"/>
       <w:r>
+        <w:rPr>
+          <w:rFonts w:ascii="Arial" w:hAnsi="Arial" w:cs="Arial"/>
+        </w:rPr>
         <w:t>Jurjonas</w:t>
       </w:r>
       <w:proofErr w:type="spellEnd"/>
       <w:r>
+        <w:rPr>
+          <w:rFonts w:ascii="Arial" w:hAnsi="Arial" w:cs="Arial"/>
+        </w:rPr>
         <w:t xml:space="preserve"> MD, Morris PR, </w:t>
       </w:r>
       <w:proofErr w:type="spellStart"/>
       <w:r>
+        <w:rPr>
+          <w:rFonts w:ascii="Arial" w:hAnsi="Arial" w:cs="Arial"/>
+        </w:rPr>
         <w:t>Taillie</w:t>
       </w:r>
       <w:proofErr w:type="spellEnd"/>
       <w:r>
+        <w:rPr>
+          <w:rFonts w:ascii="Arial" w:hAnsi="Arial" w:cs="Arial"/>
+        </w:rPr>
         <w:t xml:space="preserve"> PJ, Smart LS, Emanuel RE, Seekamp EL (2019) Linking residential saltwater intrusion risk perceptions to physical exposure of climate change impacts in rural coastal communities of North Carolina. </w:t>
       </w:r>
       <w:r>
         <w:rPr>
+          <w:rFonts w:ascii="Arial" w:hAnsi="Arial" w:cs="Arial"/>
           <w:i/>
           <w:iCs/>
         </w:rPr>
         <w:t>Nat Hazards</w:t>
       </w:r>
       <w:r>
+        <w:rPr>
+          <w:rFonts w:ascii="Arial" w:hAnsi="Arial" w:cs="Arial"/>
+        </w:rPr>
         <w:t xml:space="preserve"> 97: 1277–1295.</w:t>
       </w:r>
     </w:p>
     <w:p>
       <w:pPr>
         <w:pStyle w:val="Bibliography"/>
+        <w:rPr>
+          <w:rFonts w:ascii="Arial" w:hAnsi="Arial" w:cs="Arial"/>
+        </w:rPr>
       </w:pPr>
       <w:r>
+        <w:rPr>
+          <w:rFonts w:ascii="Arial" w:hAnsi="Arial" w:cs="Arial"/>
+        </w:rPr>
         <w:t xml:space="preserve">Bibi M, Samiullah FB, Saba Afzal S (2023) Essential and non-essential heavy metals sources and impacts on human health and plants. </w:t>
       </w:r>
       <w:r>
         <w:rPr>
+          <w:rFonts w:ascii="Arial" w:hAnsi="Arial" w:cs="Arial"/>
           <w:i/>
           <w:iCs/>
         </w:rPr>
         <w:t>Pure Appl Biol</w:t>
       </w:r>
       <w:r>
+        <w:rPr>
+          <w:rFonts w:ascii="Arial" w:hAnsi="Arial" w:cs="Arial"/>
+        </w:rPr>
         <w:t xml:space="preserve"> 12: 835–847.</w:t>
       </w:r>
     </w:p>
     <w:p>
       <w:pPr>
         <w:pStyle w:val="Bibliography"/>
+        <w:rPr>
+          <w:rFonts w:ascii="Arial" w:hAnsi="Arial" w:cs="Arial"/>
+        </w:rPr>
       </w:pPr>
       <w:r>
+        <w:rPr>
+          <w:rFonts w:ascii="Arial" w:hAnsi="Arial" w:cs="Arial"/>
+        </w:rPr>
         <w:t xml:space="preserve">Birgersson L, Jouve J, Jönsson E, Asker N, Andreasson F, Golovko O, Ahrens L, </w:t>
       </w:r>
       <w:proofErr w:type="spellStart"/>
       <w:r>
+        <w:rPr>
+          <w:rFonts w:ascii="Arial" w:hAnsi="Arial" w:cs="Arial"/>
+        </w:rPr>
         <w:t>Sturve</w:t>
       </w:r>
       <w:proofErr w:type="spellEnd"/>
       <w:r>
+        <w:rPr>
+          <w:rFonts w:ascii="Arial" w:hAnsi="Arial" w:cs="Arial"/>
+        </w:rPr>
         <w:t xml:space="preserve"> J (2021) Thyroid function and immune status in perch (</w:t>
       </w:r>
       <w:r>
         <w:rPr>
+          <w:rFonts w:ascii="Arial" w:hAnsi="Arial" w:cs="Arial"/>
           <w:i/>
           <w:iCs/>
         </w:rPr>
         <w:t>Perca fluviatilis</w:t>
       </w:r>
       <w:r>
+        <w:rPr>
+          <w:rFonts w:ascii="Arial" w:hAnsi="Arial" w:cs="Arial"/>
+        </w:rPr>
         <w:t xml:space="preserve">) from lakes contaminated with PFASs or PCBs. </w:t>
       </w:r>
       <w:proofErr w:type="spellStart"/>
       <w:r>
         <w:rPr>
+          <w:rFonts w:ascii="Arial" w:hAnsi="Arial" w:cs="Arial"/>
           <w:i/>
           <w:iCs/>
         </w:rPr>
@@ -25762,158 +25991,254 @@
       <w:proofErr w:type="spellEnd"/>
       <w:r>
         <w:rPr>
+          <w:rFonts w:ascii="Arial" w:hAnsi="Arial" w:cs="Arial"/>
           <w:i/>
           <w:iCs/>
         </w:rPr>
         <w:t xml:space="preserve"> Environ Saf</w:t>
       </w:r>
       <w:r>
+        <w:rPr>
+          <w:rFonts w:ascii="Arial" w:hAnsi="Arial" w:cs="Arial"/>
+        </w:rPr>
         <w:t xml:space="preserve"> 222: 112495.</w:t>
       </w:r>
     </w:p>
     <w:p>
       <w:pPr>
         <w:pStyle w:val="Bibliography"/>
+        <w:rPr>
+          <w:rFonts w:ascii="Arial" w:hAnsi="Arial" w:cs="Arial"/>
+        </w:rPr>
       </w:pPr>
       <w:proofErr w:type="spellStart"/>
       <w:r>
+        <w:rPr>
+          <w:rFonts w:ascii="Arial" w:hAnsi="Arial" w:cs="Arial"/>
+        </w:rPr>
         <w:t>Brosset</w:t>
       </w:r>
       <w:proofErr w:type="spellEnd"/>
       <w:r>
+        <w:rPr>
+          <w:rFonts w:ascii="Arial" w:hAnsi="Arial" w:cs="Arial"/>
+        </w:rPr>
         <w:t xml:space="preserve"> P, Cooke SJ, Schull Q, </w:t>
       </w:r>
       <w:proofErr w:type="spellStart"/>
       <w:r>
+        <w:rPr>
+          <w:rFonts w:ascii="Arial" w:hAnsi="Arial" w:cs="Arial"/>
+        </w:rPr>
         <w:t>Trenkel</w:t>
       </w:r>
       <w:proofErr w:type="spellEnd"/>
       <w:r>
+        <w:rPr>
+          <w:rFonts w:ascii="Arial" w:hAnsi="Arial" w:cs="Arial"/>
+        </w:rPr>
         <w:t xml:space="preserve"> VM, </w:t>
       </w:r>
       <w:proofErr w:type="spellStart"/>
       <w:r>
+        <w:rPr>
+          <w:rFonts w:ascii="Arial" w:hAnsi="Arial" w:cs="Arial"/>
+        </w:rPr>
         <w:t>Soudant</w:t>
       </w:r>
       <w:proofErr w:type="spellEnd"/>
       <w:r>
+        <w:rPr>
+          <w:rFonts w:ascii="Arial" w:hAnsi="Arial" w:cs="Arial"/>
+        </w:rPr>
         <w:t xml:space="preserve"> P, </w:t>
       </w:r>
       <w:proofErr w:type="spellStart"/>
       <w:r>
+        <w:rPr>
+          <w:rFonts w:ascii="Arial" w:hAnsi="Arial" w:cs="Arial"/>
+        </w:rPr>
         <w:t>Lebigre</w:t>
       </w:r>
       <w:proofErr w:type="spellEnd"/>
       <w:r>
+        <w:rPr>
+          <w:rFonts w:ascii="Arial" w:hAnsi="Arial" w:cs="Arial"/>
+        </w:rPr>
         <w:t xml:space="preserve"> C (2021) Physiological biomarkers and fisheries management. </w:t>
       </w:r>
       <w:r>
         <w:rPr>
+          <w:rFonts w:ascii="Arial" w:hAnsi="Arial" w:cs="Arial"/>
           <w:i/>
           <w:iCs/>
         </w:rPr>
         <w:t>Rev Fish Biol Fisheries</w:t>
       </w:r>
       <w:r>
+        <w:rPr>
+          <w:rFonts w:ascii="Arial" w:hAnsi="Arial" w:cs="Arial"/>
+        </w:rPr>
         <w:t xml:space="preserve"> 31: 797–819.</w:t>
       </w:r>
     </w:p>
     <w:p>
       <w:pPr>
         <w:pStyle w:val="Bibliography"/>
+        <w:rPr>
+          <w:rFonts w:ascii="Arial" w:hAnsi="Arial" w:cs="Arial"/>
+        </w:rPr>
       </w:pPr>
       <w:r>
+        <w:rPr>
+          <w:rFonts w:ascii="Arial" w:hAnsi="Arial" w:cs="Arial"/>
+        </w:rPr>
         <w:t xml:space="preserve">Buck RC, Franklin J, Berger U, Conder JM, Cousins IT, De Voogt P, Jensen AA, Kannan K, </w:t>
       </w:r>
       <w:proofErr w:type="spellStart"/>
       <w:r>
+        <w:rPr>
+          <w:rFonts w:ascii="Arial" w:hAnsi="Arial" w:cs="Arial"/>
+        </w:rPr>
         <w:t>Mabury</w:t>
       </w:r>
       <w:proofErr w:type="spellEnd"/>
       <w:r>
+        <w:rPr>
+          <w:rFonts w:ascii="Arial" w:hAnsi="Arial" w:cs="Arial"/>
+        </w:rPr>
         <w:t xml:space="preserve"> SA, Van Leeuwen SP (2011) Perfluoroalkyl and polyfluoroalkyl substances in the environment: terminology, classification, and origins. </w:t>
       </w:r>
       <w:r>
         <w:rPr>
+          <w:rFonts w:ascii="Arial" w:hAnsi="Arial" w:cs="Arial"/>
           <w:i/>
           <w:iCs/>
         </w:rPr>
         <w:t>IEAM</w:t>
       </w:r>
       <w:r>
+        <w:rPr>
+          <w:rFonts w:ascii="Arial" w:hAnsi="Arial" w:cs="Arial"/>
+        </w:rPr>
         <w:t xml:space="preserve"> 7: 513–541.</w:t>
       </w:r>
     </w:p>
     <w:p>
       <w:pPr>
         <w:pStyle w:val="Bibliography"/>
+        <w:rPr>
+          <w:rFonts w:ascii="Arial" w:hAnsi="Arial" w:cs="Arial"/>
+        </w:rPr>
       </w:pPr>
       <w:r>
+        <w:rPr>
+          <w:rFonts w:ascii="Arial" w:hAnsi="Arial" w:cs="Arial"/>
+        </w:rPr>
         <w:t xml:space="preserve">Buck RC, Korzeniowski SH, </w:t>
       </w:r>
       <w:proofErr w:type="spellStart"/>
       <w:r>
+        <w:rPr>
+          <w:rFonts w:ascii="Arial" w:hAnsi="Arial" w:cs="Arial"/>
+        </w:rPr>
         <w:t>Laganis</w:t>
       </w:r>
       <w:proofErr w:type="spellEnd"/>
       <w:r>
+        <w:rPr>
+          <w:rFonts w:ascii="Arial" w:hAnsi="Arial" w:cs="Arial"/>
+        </w:rPr>
         <w:t xml:space="preserve"> E, Adamsky F (2021) Identification and classification of commercially relevant per- and poly-fluoroalkyl substances (PFAS). </w:t>
       </w:r>
       <w:r>
         <w:rPr>
+          <w:rFonts w:ascii="Arial" w:hAnsi="Arial" w:cs="Arial"/>
           <w:i/>
           <w:iCs/>
         </w:rPr>
         <w:t>IEAM</w:t>
       </w:r>
       <w:r>
+        <w:rPr>
+          <w:rFonts w:ascii="Arial" w:hAnsi="Arial" w:cs="Arial"/>
+        </w:rPr>
         <w:t xml:space="preserve"> 17: 1045–1055.</w:t>
       </w:r>
     </w:p>
     <w:p>
       <w:pPr>
         <w:pStyle w:val="Bibliography"/>
+        <w:rPr>
+          <w:rFonts w:ascii="Arial" w:hAnsi="Arial" w:cs="Arial"/>
+        </w:rPr>
       </w:pPr>
       <w:r>
+        <w:rPr>
+          <w:rFonts w:ascii="Arial" w:hAnsi="Arial" w:cs="Arial"/>
+        </w:rPr>
         <w:t xml:space="preserve">Cai Y, Yin Y, Li Yueru, Guan L, Zhang P, Qin Y, Wang Y, Li Yuehong (2020) Cadmium exposure affects growth performance, energy metabolism, and neuropeptide expression in Carassius auratus </w:t>
       </w:r>
       <w:proofErr w:type="spellStart"/>
       <w:r>
+        <w:rPr>
+          <w:rFonts w:ascii="Arial" w:hAnsi="Arial" w:cs="Arial"/>
+        </w:rPr>
         <w:t>gibelio</w:t>
       </w:r>
       <w:proofErr w:type="spellEnd"/>
       <w:r>
+        <w:rPr>
+          <w:rFonts w:ascii="Arial" w:hAnsi="Arial" w:cs="Arial"/>
+        </w:rPr>
         <w:t xml:space="preserve">. </w:t>
       </w:r>
       <w:r>
         <w:rPr>
+          <w:rFonts w:ascii="Arial" w:hAnsi="Arial" w:cs="Arial"/>
           <w:i/>
           <w:iCs/>
         </w:rPr>
         <w:t>FPB</w:t>
       </w:r>
       <w:r>
+        <w:rPr>
+          <w:rFonts w:ascii="Arial" w:hAnsi="Arial" w:cs="Arial"/>
+        </w:rPr>
         <w:t xml:space="preserve"> 46: 187–197.</w:t>
       </w:r>
     </w:p>
     <w:p>
       <w:pPr>
         <w:pStyle w:val="Bibliography"/>
+        <w:rPr>
+          <w:rFonts w:ascii="Arial" w:hAnsi="Arial" w:cs="Arial"/>
+        </w:rPr>
       </w:pPr>
       <w:r>
+        <w:rPr>
+          <w:rFonts w:ascii="Arial" w:hAnsi="Arial" w:cs="Arial"/>
+        </w:rPr>
         <w:t xml:space="preserve">Cambray JA (2003) Impact on indigenous species biodiversity caused by the </w:t>
       </w:r>
       <w:proofErr w:type="spellStart"/>
       <w:r>
+        <w:rPr>
+          <w:rFonts w:ascii="Arial" w:hAnsi="Arial" w:cs="Arial"/>
+        </w:rPr>
         <w:t>globalisation</w:t>
       </w:r>
       <w:proofErr w:type="spellEnd"/>
       <w:r>
+        <w:rPr>
+          <w:rFonts w:ascii="Arial" w:hAnsi="Arial" w:cs="Arial"/>
+        </w:rPr>
         <w:t xml:space="preserve"> of alien recreational freshwater fisheries. </w:t>
       </w:r>
       <w:proofErr w:type="spellStart"/>
       <w:r>
         <w:rPr>
+          <w:rFonts w:ascii="Arial" w:hAnsi="Arial" w:cs="Arial"/>
           <w:i/>
           <w:iCs/>
         </w:rPr>
@@ -25921,73 +26246,113 @@
       </w:r>
       <w:proofErr w:type="spellEnd"/>
       <w:r>
+        <w:rPr>
+          <w:rFonts w:ascii="Arial" w:hAnsi="Arial" w:cs="Arial"/>
+        </w:rPr>
         <w:t xml:space="preserve"> 500: 217–230.</w:t>
       </w:r>
     </w:p>
     <w:p>
       <w:pPr>
         <w:pStyle w:val="Bibliography"/>
+        <w:rPr>
+          <w:rFonts w:ascii="Arial" w:hAnsi="Arial" w:cs="Arial"/>
+        </w:rPr>
       </w:pPr>
       <w:r>
+        <w:rPr>
+          <w:rFonts w:ascii="Arial" w:hAnsi="Arial" w:cs="Arial"/>
+        </w:rPr>
+        <w:lastRenderedPageBreak/>
         <w:t xml:space="preserve">Cao X, Guo Q, Liu W (2024) Research on the patterns of seawater intrusion in coastal aquifers induced by sea level rise under the influence of multiple factors. </w:t>
       </w:r>
       <w:r>
         <w:rPr>
+          <w:rFonts w:ascii="Arial" w:hAnsi="Arial" w:cs="Arial"/>
           <w:i/>
           <w:iCs/>
         </w:rPr>
         <w:t>Water</w:t>
       </w:r>
       <w:r>
+        <w:rPr>
+          <w:rFonts w:ascii="Arial" w:hAnsi="Arial" w:cs="Arial"/>
+        </w:rPr>
         <w:t xml:space="preserve"> 16: 3457.</w:t>
       </w:r>
     </w:p>
     <w:p>
       <w:pPr>
         <w:pStyle w:val="Bibliography"/>
+        <w:rPr>
+          <w:rFonts w:ascii="Arial" w:hAnsi="Arial" w:cs="Arial"/>
+        </w:rPr>
       </w:pPr>
       <w:r>
-        <w:lastRenderedPageBreak/>
+        <w:rPr>
+          <w:rFonts w:ascii="Arial" w:hAnsi="Arial" w:cs="Arial"/>
+        </w:rPr>
         <w:t xml:space="preserve">Carlson AJ, Isermann DA (2010) Mandatory catch and release and maximum length limits for largemouth bass in Minnesota: is exploitation still a relevant concern? </w:t>
       </w:r>
       <w:r>
         <w:rPr>
+          <w:rFonts w:ascii="Arial" w:hAnsi="Arial" w:cs="Arial"/>
           <w:i/>
           <w:iCs/>
         </w:rPr>
         <w:t>N Am J Fish Manag</w:t>
       </w:r>
       <w:r>
+        <w:rPr>
+          <w:rFonts w:ascii="Arial" w:hAnsi="Arial" w:cs="Arial"/>
+        </w:rPr>
         <w:t xml:space="preserve"> 30: 209–220.</w:t>
       </w:r>
     </w:p>
     <w:p>
       <w:pPr>
         <w:pStyle w:val="Bibliography"/>
+        <w:rPr>
+          <w:rFonts w:ascii="Arial" w:hAnsi="Arial" w:cs="Arial"/>
+        </w:rPr>
       </w:pPr>
       <w:r>
+        <w:rPr>
+          <w:rFonts w:ascii="Arial" w:hAnsi="Arial" w:cs="Arial"/>
+        </w:rPr>
         <w:t xml:space="preserve">Carlson AK, Leonard NJ, Munawar M, Taylor WW (2024) Assessing and implementing the concept of Blue Economy in Laurentian Great Lakes fisheries: Lessons from coupled human and natural systems. </w:t>
       </w:r>
       <w:r>
         <w:rPr>
+          <w:rFonts w:ascii="Arial" w:hAnsi="Arial" w:cs="Arial"/>
           <w:i/>
           <w:iCs/>
         </w:rPr>
         <w:t>AEHM</w:t>
       </w:r>
       <w:r>
+        <w:rPr>
+          <w:rFonts w:ascii="Arial" w:hAnsi="Arial" w:cs="Arial"/>
+        </w:rPr>
         <w:t xml:space="preserve"> 27: 74–84.</w:t>
       </w:r>
     </w:p>
     <w:p>
       <w:pPr>
         <w:pStyle w:val="Bibliography"/>
+        <w:rPr>
+          <w:rFonts w:ascii="Arial" w:hAnsi="Arial" w:cs="Arial"/>
+        </w:rPr>
       </w:pPr>
       <w:r>
+        <w:rPr>
+          <w:rFonts w:ascii="Arial" w:hAnsi="Arial" w:cs="Arial"/>
+        </w:rPr>
         <w:t xml:space="preserve">Chambers WS, Hopkins JG, Richards SM (2021) A review of per-and polyfluorinated alkyl substance impairment of reproduction. </w:t>
       </w:r>
       <w:r>
         <w:rPr>
+          <w:rFonts w:ascii="Arial" w:hAnsi="Arial" w:cs="Arial"/>
           <w:i/>
           <w:iCs/>
         </w:rPr>
@@ -25996,6 +26361,7 @@
       <w:proofErr w:type="spellStart"/>
       <w:r>
         <w:rPr>
+          <w:rFonts w:ascii="Arial" w:hAnsi="Arial" w:cs="Arial"/>
           <w:i/>
           <w:iCs/>
         </w:rPr>
@@ -26003,72 +26369,112 @@
       </w:r>
       <w:proofErr w:type="spellEnd"/>
       <w:r>
+        <w:rPr>
+          <w:rFonts w:ascii="Arial" w:hAnsi="Arial" w:cs="Arial"/>
+        </w:rPr>
         <w:t xml:space="preserve"> 3: 732436.</w:t>
       </w:r>
     </w:p>
     <w:p>
       <w:pPr>
         <w:pStyle w:val="Bibliography"/>
+        <w:rPr>
+          <w:rFonts w:ascii="Arial" w:hAnsi="Arial" w:cs="Arial"/>
+        </w:rPr>
       </w:pPr>
       <w:r>
+        <w:rPr>
+          <w:rFonts w:ascii="Arial" w:hAnsi="Arial" w:cs="Arial"/>
+        </w:rPr>
         <w:t xml:space="preserve">Claussen JE (2015) Largemouth Bass </w:t>
       </w:r>
       <w:r>
         <w:rPr>
+          <w:rFonts w:ascii="Arial" w:hAnsi="Arial" w:cs="Arial"/>
           <w:i/>
           <w:iCs/>
         </w:rPr>
         <w:t>Micropterus salmoides</w:t>
       </w:r>
       <w:r>
+        <w:rPr>
+          <w:rFonts w:ascii="Arial" w:hAnsi="Arial" w:cs="Arial"/>
+        </w:rPr>
         <w:t xml:space="preserve"> (</w:t>
       </w:r>
       <w:proofErr w:type="spellStart"/>
       <w:r>
+        <w:rPr>
+          <w:rFonts w:ascii="Arial" w:hAnsi="Arial" w:cs="Arial"/>
+        </w:rPr>
         <w:t>Lacepède</w:t>
       </w:r>
       <w:proofErr w:type="spellEnd"/>
       <w:r>
+        <w:rPr>
+          <w:rFonts w:ascii="Arial" w:hAnsi="Arial" w:cs="Arial"/>
+        </w:rPr>
         <w:t>, 1802). In: Tringali MD, Long JM, Birdsong TW, Allen MS, eds. Black Bass Diversity: Multidisciplinary Science for Conservation. American Fisheries Society, Bethesda, Maryland, USA, pp 27–34.</w:t>
       </w:r>
     </w:p>
     <w:p>
       <w:pPr>
         <w:pStyle w:val="Bibliography"/>
+        <w:rPr>
+          <w:rFonts w:ascii="Arial" w:hAnsi="Arial" w:cs="Arial"/>
+        </w:rPr>
       </w:pPr>
       <w:r>
+        <w:rPr>
+          <w:rFonts w:ascii="Arial" w:hAnsi="Arial" w:cs="Arial"/>
+        </w:rPr>
         <w:t xml:space="preserve">Coleman TS, Eckelbecker RW, Carlson AK, DeVries DR, Wright RA, Staton BA, Parker SW, Chittam CR, Lovell RG, Catalano MJ (2024) Evaluation of shoreline rotenone application to control largemouth bass recruitment in small impoundments. </w:t>
       </w:r>
       <w:r>
         <w:rPr>
+          <w:rFonts w:ascii="Arial" w:hAnsi="Arial" w:cs="Arial"/>
           <w:i/>
           <w:iCs/>
         </w:rPr>
         <w:t>N Am J Fish Manag</w:t>
       </w:r>
       <w:r>
+        <w:rPr>
+          <w:rFonts w:ascii="Arial" w:hAnsi="Arial" w:cs="Arial"/>
+        </w:rPr>
         <w:t xml:space="preserve"> 44: 57–69.</w:t>
       </w:r>
     </w:p>
     <w:p>
       <w:pPr>
         <w:pStyle w:val="Bibliography"/>
+        <w:rPr>
+          <w:rFonts w:ascii="Arial" w:hAnsi="Arial" w:cs="Arial"/>
+        </w:rPr>
       </w:pPr>
       <w:r>
+        <w:rPr>
+          <w:rFonts w:ascii="Arial" w:hAnsi="Arial" w:cs="Arial"/>
+        </w:rPr>
         <w:t>Contreras-Sánchez WM, Schreck CB, Fitzpatrick MS, Pereira CB (1998) Effects of stress on the reproductive performance of rainbow trout (</w:t>
       </w:r>
       <w:r>
         <w:rPr>
+          <w:rFonts w:ascii="Arial" w:hAnsi="Arial" w:cs="Arial"/>
           <w:i/>
           <w:iCs/>
         </w:rPr>
         <w:t>Oncorhynchus mykiss</w:t>
       </w:r>
       <w:r>
+        <w:rPr>
+          <w:rFonts w:ascii="Arial" w:hAnsi="Arial" w:cs="Arial"/>
+        </w:rPr>
         <w:t xml:space="preserve">). </w:t>
       </w:r>
       <w:r>
         <w:rPr>
+          <w:rFonts w:ascii="Arial" w:hAnsi="Arial" w:cs="Arial"/>
           <w:i/>
           <w:iCs/>
         </w:rPr>
@@ -26077,6 +26483,7 @@
       <w:proofErr w:type="spellStart"/>
       <w:r>
         <w:rPr>
+          <w:rFonts w:ascii="Arial" w:hAnsi="Arial" w:cs="Arial"/>
           <w:i/>
           <w:iCs/>
         </w:rPr>
@@ -26084,29 +26491,43 @@
       </w:r>
       <w:proofErr w:type="spellEnd"/>
       <w:r>
+        <w:rPr>
+          <w:rFonts w:ascii="Arial" w:hAnsi="Arial" w:cs="Arial"/>
+        </w:rPr>
         <w:t xml:space="preserve"> 58: 439–447.</w:t>
       </w:r>
     </w:p>
     <w:p>
       <w:pPr>
         <w:pStyle w:val="Bibliography"/>
+        <w:rPr>
+          <w:rFonts w:ascii="Arial" w:hAnsi="Arial" w:cs="Arial"/>
+        </w:rPr>
       </w:pPr>
       <w:r>
+        <w:rPr>
+          <w:rFonts w:ascii="Arial" w:hAnsi="Arial" w:cs="Arial"/>
+        </w:rPr>
         <w:t xml:space="preserve">Cooke SJ, Blumstein DT, Buchholz R, Caro T, Fernandez-Juricic E, Franklin CE, Metcalfe J, O’Connor CM, St. Clair CC, Sutherland WJ, </w:t>
       </w:r>
       <w:r>
         <w:rPr>
+          <w:rFonts w:ascii="Arial" w:hAnsi="Arial" w:cs="Arial"/>
           <w:i/>
           <w:iCs/>
         </w:rPr>
         <w:t>et al.</w:t>
       </w:r>
       <w:r>
+        <w:rPr>
+          <w:rFonts w:ascii="Arial" w:hAnsi="Arial" w:cs="Arial"/>
+        </w:rPr>
         <w:t xml:space="preserve"> (2014) Physiology, behavior, and conservation. </w:t>
       </w:r>
       <w:proofErr w:type="spellStart"/>
       <w:r>
         <w:rPr>
+          <w:rFonts w:ascii="Arial" w:hAnsi="Arial" w:cs="Arial"/>
           <w:i/>
           <w:iCs/>
         </w:rPr>
@@ -26115,6 +26536,7 @@
       <w:proofErr w:type="spellEnd"/>
       <w:r>
         <w:rPr>
+          <w:rFonts w:ascii="Arial" w:hAnsi="Arial" w:cs="Arial"/>
           <w:i/>
           <w:iCs/>
         </w:rPr>
@@ -26123,6 +26545,7 @@
       <w:proofErr w:type="spellStart"/>
       <w:r>
         <w:rPr>
+          <w:rFonts w:ascii="Arial" w:hAnsi="Arial" w:cs="Arial"/>
           <w:i/>
           <w:iCs/>
         </w:rPr>
@@ -26131,6 +26554,7 @@
       <w:proofErr w:type="spellEnd"/>
       <w:r>
         <w:rPr>
+          <w:rFonts w:ascii="Arial" w:hAnsi="Arial" w:cs="Arial"/>
           <w:i/>
           <w:iCs/>
         </w:rPr>
@@ -26139,6 +26563,7 @@
       <w:proofErr w:type="spellStart"/>
       <w:r>
         <w:rPr>
+          <w:rFonts w:ascii="Arial" w:hAnsi="Arial" w:cs="Arial"/>
           <w:i/>
           <w:iCs/>
         </w:rPr>
@@ -26146,27 +26571,43 @@
       </w:r>
       <w:proofErr w:type="spellEnd"/>
       <w:r>
+        <w:rPr>
+          <w:rFonts w:ascii="Arial" w:hAnsi="Arial" w:cs="Arial"/>
+        </w:rPr>
         <w:t xml:space="preserve"> 87: 1–14.</w:t>
       </w:r>
     </w:p>
     <w:p>
       <w:pPr>
         <w:pStyle w:val="Bibliography"/>
+        <w:rPr>
+          <w:rFonts w:ascii="Arial" w:hAnsi="Arial" w:cs="Arial"/>
+        </w:rPr>
       </w:pPr>
       <w:r>
+        <w:rPr>
+          <w:rFonts w:ascii="Arial" w:hAnsi="Arial" w:cs="Arial"/>
+        </w:rPr>
         <w:t xml:space="preserve">Cooke SJ, Sack L, Franklin CE, Farrell AP, Beardall J, </w:t>
       </w:r>
       <w:proofErr w:type="spellStart"/>
       <w:r>
+        <w:rPr>
+          <w:rFonts w:ascii="Arial" w:hAnsi="Arial" w:cs="Arial"/>
+        </w:rPr>
         <w:t>Wikelski</w:t>
       </w:r>
       <w:proofErr w:type="spellEnd"/>
       <w:r>
+        <w:rPr>
+          <w:rFonts w:ascii="Arial" w:hAnsi="Arial" w:cs="Arial"/>
+        </w:rPr>
         <w:t xml:space="preserve"> M, Chown SL (2013) What is conservation physiology? Perspectives on an increasingly integrated and essential science. </w:t>
       </w:r>
       <w:proofErr w:type="spellStart"/>
       <w:r>
         <w:rPr>
+          <w:rFonts w:ascii="Arial" w:hAnsi="Arial" w:cs="Arial"/>
           <w:i/>
           <w:iCs/>
         </w:rPr>
@@ -26175,6 +26616,7 @@
       <w:proofErr w:type="spellEnd"/>
       <w:r>
         <w:rPr>
+          <w:rFonts w:ascii="Arial" w:hAnsi="Arial" w:cs="Arial"/>
           <w:i/>
           <w:iCs/>
         </w:rPr>
@@ -26183,6 +26625,7 @@
       <w:proofErr w:type="spellStart"/>
       <w:r>
         <w:rPr>
+          <w:rFonts w:ascii="Arial" w:hAnsi="Arial" w:cs="Arial"/>
           <w:i/>
           <w:iCs/>
         </w:rPr>
@@ -26190,62 +26633,100 @@
       </w:r>
       <w:proofErr w:type="spellEnd"/>
       <w:r>
+        <w:rPr>
+          <w:rFonts w:ascii="Arial" w:hAnsi="Arial" w:cs="Arial"/>
+        </w:rPr>
         <w:t xml:space="preserve"> 1: cot001–cot001.</w:t>
       </w:r>
     </w:p>
     <w:p>
       <w:pPr>
         <w:pStyle w:val="Bibliography"/>
+        <w:rPr>
+          <w:rFonts w:ascii="Arial" w:hAnsi="Arial" w:cs="Arial"/>
+        </w:rPr>
       </w:pPr>
       <w:proofErr w:type="spellStart"/>
       <w:r>
+        <w:rPr>
+          <w:rFonts w:ascii="Arial" w:hAnsi="Arial" w:cs="Arial"/>
+        </w:rPr>
         <w:t>Coperchini</w:t>
       </w:r>
       <w:proofErr w:type="spellEnd"/>
       <w:r>
+        <w:rPr>
+          <w:rFonts w:ascii="Arial" w:hAnsi="Arial" w:cs="Arial"/>
+        </w:rPr>
         <w:t xml:space="preserve"> F, Croce L, Ricci G, Magri F, Rotondi M, Imbriani M, </w:t>
       </w:r>
       <w:proofErr w:type="spellStart"/>
       <w:r>
+        <w:rPr>
+          <w:rFonts w:ascii="Arial" w:hAnsi="Arial" w:cs="Arial"/>
+        </w:rPr>
         <w:t>Chiovato</w:t>
       </w:r>
       <w:proofErr w:type="spellEnd"/>
       <w:r>
+        <w:rPr>
+          <w:rFonts w:ascii="Arial" w:hAnsi="Arial" w:cs="Arial"/>
+        </w:rPr>
         <w:t xml:space="preserve"> L (2021) Thyroid disrupting effects of old and new generation PFAS. </w:t>
       </w:r>
       <w:r>
         <w:rPr>
+          <w:rFonts w:ascii="Arial" w:hAnsi="Arial" w:cs="Arial"/>
           <w:i/>
           <w:iCs/>
         </w:rPr>
         <w:t>Front Endocrinol</w:t>
       </w:r>
       <w:r>
+        <w:rPr>
+          <w:rFonts w:ascii="Arial" w:hAnsi="Arial" w:cs="Arial"/>
+        </w:rPr>
         <w:t xml:space="preserve"> 11. doi:10.3389/fendo.2020.612320</w:t>
       </w:r>
     </w:p>
     <w:p>
       <w:pPr>
         <w:pStyle w:val="Bibliography"/>
+        <w:rPr>
+          <w:rFonts w:ascii="Arial" w:hAnsi="Arial" w:cs="Arial"/>
+        </w:rPr>
       </w:pPr>
       <w:proofErr w:type="spellStart"/>
       <w:r>
+        <w:rPr>
+          <w:rFonts w:ascii="Arial" w:hAnsi="Arial" w:cs="Arial"/>
+        </w:rPr>
         <w:t>Coperchini</w:t>
       </w:r>
       <w:proofErr w:type="spellEnd"/>
       <w:r>
+        <w:rPr>
+          <w:rFonts w:ascii="Arial" w:hAnsi="Arial" w:cs="Arial"/>
+        </w:rPr>
         <w:t xml:space="preserve"> F, </w:t>
       </w:r>
       <w:proofErr w:type="spellStart"/>
       <w:r>
+        <w:rPr>
+          <w:rFonts w:ascii="Arial" w:hAnsi="Arial" w:cs="Arial"/>
+        </w:rPr>
         <w:t>Teliti</w:t>
       </w:r>
       <w:proofErr w:type="spellEnd"/>
       <w:r>
+        <w:rPr>
+          <w:rFonts w:ascii="Arial" w:hAnsi="Arial" w:cs="Arial"/>
+        </w:rPr>
         <w:t xml:space="preserve"> M, Greco A, Croce L, Rotondi M (2024) Per-polyfluoroalkyl substances (PFAS) as thyroid disruptors: is there evidence for multi-transgenerational effects? </w:t>
       </w:r>
       <w:r>
         <w:rPr>
+          <w:rFonts w:ascii="Arial" w:hAnsi="Arial" w:cs="Arial"/>
           <w:i/>
           <w:iCs/>
         </w:rPr>
@@ -26254,6 +26735,7 @@
       <w:proofErr w:type="spellStart"/>
       <w:r>
         <w:rPr>
+          <w:rFonts w:ascii="Arial" w:hAnsi="Arial" w:cs="Arial"/>
           <w:i/>
           <w:iCs/>
         </w:rPr>
@@ -26261,61 +26743,100 @@
       </w:r>
       <w:proofErr w:type="spellEnd"/>
       <w:r>
+        <w:rPr>
+          <w:rFonts w:ascii="Arial" w:hAnsi="Arial" w:cs="Arial"/>
+        </w:rPr>
         <w:t xml:space="preserve"> 19: 307–315.</w:t>
       </w:r>
     </w:p>
     <w:p>
       <w:pPr>
         <w:pStyle w:val="Bibliography"/>
+        <w:rPr>
+          <w:rFonts w:ascii="Arial" w:hAnsi="Arial" w:cs="Arial"/>
+        </w:rPr>
       </w:pPr>
       <w:r>
+        <w:rPr>
+          <w:rFonts w:ascii="Arial" w:hAnsi="Arial" w:cs="Arial"/>
+        </w:rPr>
         <w:t xml:space="preserve">Cornelius </w:t>
       </w:r>
       <w:proofErr w:type="spellStart"/>
       <w:r>
+        <w:rPr>
+          <w:rFonts w:ascii="Arial" w:hAnsi="Arial" w:cs="Arial"/>
+        </w:rPr>
         <w:t>Ruhs</w:t>
       </w:r>
       <w:proofErr w:type="spellEnd"/>
       <w:r>
+        <w:rPr>
+          <w:rFonts w:ascii="Arial" w:hAnsi="Arial" w:cs="Arial"/>
+        </w:rPr>
         <w:t xml:space="preserve"> E, Becker DJ, Oakey SJ, </w:t>
       </w:r>
       <w:proofErr w:type="spellStart"/>
       <w:r>
+        <w:rPr>
+          <w:rFonts w:ascii="Arial" w:hAnsi="Arial" w:cs="Arial"/>
+        </w:rPr>
         <w:t>Ogunsina</w:t>
       </w:r>
       <w:proofErr w:type="spellEnd"/>
       <w:r>
+        <w:rPr>
+          <w:rFonts w:ascii="Arial" w:hAnsi="Arial" w:cs="Arial"/>
+        </w:rPr>
         <w:t xml:space="preserve"> O, Fenton MB, Simmons NB, Martin LB, Downs CJ (2021) Body size affects immune cell proportions in birds and non-volant mammals, but not bats. </w:t>
       </w:r>
       <w:r>
         <w:rPr>
+          <w:rFonts w:ascii="Arial" w:hAnsi="Arial" w:cs="Arial"/>
           <w:i/>
           <w:iCs/>
         </w:rPr>
         <w:t>J Exp Biol</w:t>
       </w:r>
       <w:r>
+        <w:rPr>
+          <w:rFonts w:ascii="Arial" w:hAnsi="Arial" w:cs="Arial"/>
+        </w:rPr>
         <w:t xml:space="preserve"> 224: jeb241109.</w:t>
       </w:r>
     </w:p>
     <w:p>
       <w:pPr>
         <w:pStyle w:val="Bibliography"/>
+        <w:rPr>
+          <w:rFonts w:ascii="Arial" w:hAnsi="Arial" w:cs="Arial"/>
+        </w:rPr>
       </w:pPr>
       <w:r>
+        <w:rPr>
+          <w:rFonts w:ascii="Arial" w:hAnsi="Arial" w:cs="Arial"/>
+        </w:rPr>
+        <w:lastRenderedPageBreak/>
         <w:t xml:space="preserve">Corrêa SADS, Abessa DMDS, Santos LGD, Da Silva EB, </w:t>
       </w:r>
       <w:proofErr w:type="spellStart"/>
       <w:r>
+        <w:rPr>
+          <w:rFonts w:ascii="Arial" w:hAnsi="Arial" w:cs="Arial"/>
+        </w:rPr>
         <w:t>Seriani</w:t>
       </w:r>
       <w:proofErr w:type="spellEnd"/>
       <w:r>
+        <w:rPr>
+          <w:rFonts w:ascii="Arial" w:hAnsi="Arial" w:cs="Arial"/>
+        </w:rPr>
         <w:t xml:space="preserve"> R (2017) Differential blood counting in fish as a non-destructive biomarker of water contamination exposure. </w:t>
       </w:r>
       <w:proofErr w:type="spellStart"/>
       <w:r>
         <w:rPr>
+          <w:rFonts w:ascii="Arial" w:hAnsi="Arial" w:cs="Arial"/>
           <w:i/>
           <w:iCs/>
         </w:rPr>
@@ -26324,25 +26845,35 @@
       <w:proofErr w:type="spellEnd"/>
       <w:r>
         <w:rPr>
+          <w:rFonts w:ascii="Arial" w:hAnsi="Arial" w:cs="Arial"/>
           <w:i/>
           <w:iCs/>
         </w:rPr>
         <w:t xml:space="preserve"> Environ Chem</w:t>
       </w:r>
       <w:r>
+        <w:rPr>
+          <w:rFonts w:ascii="Arial" w:hAnsi="Arial" w:cs="Arial"/>
+        </w:rPr>
         <w:t xml:space="preserve"> 99: 482–491.</w:t>
       </w:r>
     </w:p>
     <w:p>
       <w:pPr>
         <w:pStyle w:val="Bibliography"/>
+        <w:rPr>
+          <w:rFonts w:ascii="Arial" w:hAnsi="Arial" w:cs="Arial"/>
+        </w:rPr>
       </w:pPr>
       <w:r>
-        <w:lastRenderedPageBreak/>
+        <w:rPr>
+          <w:rFonts w:ascii="Arial" w:hAnsi="Arial" w:cs="Arial"/>
+        </w:rPr>
         <w:t xml:space="preserve">Correia AT, Rebelo D, Marques J, Nunes B (2019) Effects of the chronic exposure to cerium dioxide nanoparticles in Oncorhynchus mykiss: Assessment of oxidative stress, neurotoxicity and histological alterations. </w:t>
       </w:r>
       <w:r>
         <w:rPr>
+          <w:rFonts w:ascii="Arial" w:hAnsi="Arial" w:cs="Arial"/>
           <w:i/>
           <w:iCs/>
         </w:rPr>
@@ -26351,6 +26882,7 @@
       <w:proofErr w:type="spellStart"/>
       <w:r>
         <w:rPr>
+          <w:rFonts w:ascii="Arial" w:hAnsi="Arial" w:cs="Arial"/>
           <w:i/>
           <w:iCs/>
         </w:rPr>
@@ -26359,6 +26891,7 @@
       <w:proofErr w:type="spellEnd"/>
       <w:r>
         <w:rPr>
+          <w:rFonts w:ascii="Arial" w:hAnsi="Arial" w:cs="Arial"/>
           <w:i/>
           <w:iCs/>
         </w:rPr>
@@ -26367,6 +26900,7 @@
       <w:proofErr w:type="spellStart"/>
       <w:r>
         <w:rPr>
+          <w:rFonts w:ascii="Arial" w:hAnsi="Arial" w:cs="Arial"/>
           <w:i/>
           <w:iCs/>
         </w:rPr>
@@ -26374,72 +26908,112 @@
       </w:r>
       <w:proofErr w:type="spellEnd"/>
       <w:r>
+        <w:rPr>
+          <w:rFonts w:ascii="Arial" w:hAnsi="Arial" w:cs="Arial"/>
+        </w:rPr>
         <w:t xml:space="preserve"> 68: 27–36.</w:t>
       </w:r>
     </w:p>
     <w:p>
       <w:pPr>
         <w:pStyle w:val="Bibliography"/>
+        <w:rPr>
+          <w:rFonts w:ascii="Arial" w:hAnsi="Arial" w:cs="Arial"/>
+        </w:rPr>
       </w:pPr>
       <w:r>
+        <w:rPr>
+          <w:rFonts w:ascii="Arial" w:hAnsi="Arial" w:cs="Arial"/>
+        </w:rPr>
         <w:t xml:space="preserve">Cossa D (1988) Cadmium in </w:t>
       </w:r>
       <w:r>
         <w:rPr>
+          <w:rFonts w:ascii="Arial" w:hAnsi="Arial" w:cs="Arial"/>
           <w:i/>
           <w:iCs/>
         </w:rPr>
         <w:t>Mytilus</w:t>
       </w:r>
       <w:r>
+        <w:rPr>
+          <w:rFonts w:ascii="Arial" w:hAnsi="Arial" w:cs="Arial"/>
+        </w:rPr>
         <w:t xml:space="preserve"> spp.: worldwide survey and relationship between seawater and mussel content. </w:t>
       </w:r>
       <w:r>
         <w:rPr>
+          <w:rFonts w:ascii="Arial" w:hAnsi="Arial" w:cs="Arial"/>
           <w:i/>
           <w:iCs/>
         </w:rPr>
         <w:t>Mar Environ Res</w:t>
       </w:r>
       <w:r>
+        <w:rPr>
+          <w:rFonts w:ascii="Arial" w:hAnsi="Arial" w:cs="Arial"/>
+        </w:rPr>
         <w:t xml:space="preserve"> 26: 265–284.</w:t>
       </w:r>
     </w:p>
     <w:p>
       <w:pPr>
         <w:pStyle w:val="Bibliography"/>
+        <w:rPr>
+          <w:rFonts w:ascii="Arial" w:hAnsi="Arial" w:cs="Arial"/>
+        </w:rPr>
       </w:pPr>
       <w:r>
+        <w:rPr>
+          <w:rFonts w:ascii="Arial" w:hAnsi="Arial" w:cs="Arial"/>
+        </w:rPr>
         <w:t xml:space="preserve">Costello E, Rock S, Stratakis N, Eckel SP, Walker DI, Valvi D, </w:t>
       </w:r>
       <w:proofErr w:type="spellStart"/>
       <w:r>
+        <w:rPr>
+          <w:rFonts w:ascii="Arial" w:hAnsi="Arial" w:cs="Arial"/>
+        </w:rPr>
         <w:t>Cserbik</w:t>
       </w:r>
       <w:proofErr w:type="spellEnd"/>
       <w:r>
+        <w:rPr>
+          <w:rFonts w:ascii="Arial" w:hAnsi="Arial" w:cs="Arial"/>
+        </w:rPr>
         <w:t xml:space="preserve"> D, Jenkins T, </w:t>
       </w:r>
       <w:proofErr w:type="spellStart"/>
       <w:r>
+        <w:rPr>
+          <w:rFonts w:ascii="Arial" w:hAnsi="Arial" w:cs="Arial"/>
+        </w:rPr>
         <w:t>Xanthakos</w:t>
       </w:r>
       <w:proofErr w:type="spellEnd"/>
       <w:r>
+        <w:rPr>
+          <w:rFonts w:ascii="Arial" w:hAnsi="Arial" w:cs="Arial"/>
+        </w:rPr>
         <w:t xml:space="preserve"> SA, Kohli R, </w:t>
       </w:r>
       <w:r>
         <w:rPr>
+          <w:rFonts w:ascii="Arial" w:hAnsi="Arial" w:cs="Arial"/>
           <w:i/>
           <w:iCs/>
         </w:rPr>
         <w:t>et al.</w:t>
       </w:r>
       <w:r>
+        <w:rPr>
+          <w:rFonts w:ascii="Arial" w:hAnsi="Arial" w:cs="Arial"/>
+        </w:rPr>
         <w:t xml:space="preserve"> (2022) Exposure to per-and polyfluoroalkyl substances and markers of liver injury: a systematic review and meta-analysis. </w:t>
       </w:r>
       <w:r>
         <w:rPr>
+          <w:rFonts w:ascii="Arial" w:hAnsi="Arial" w:cs="Arial"/>
           <w:i/>
           <w:iCs/>
         </w:rPr>
@@ -26448,6 +27022,7 @@
       <w:proofErr w:type="spellStart"/>
       <w:r>
         <w:rPr>
+          <w:rFonts w:ascii="Arial" w:hAnsi="Arial" w:cs="Arial"/>
           <w:i/>
           <w:iCs/>
         </w:rPr>
@@ -26455,19 +27030,29 @@
       </w:r>
       <w:proofErr w:type="spellEnd"/>
       <w:r>
+        <w:rPr>
+          <w:rFonts w:ascii="Arial" w:hAnsi="Arial" w:cs="Arial"/>
+        </w:rPr>
         <w:t xml:space="preserve"> 130: 046001.</w:t>
       </w:r>
     </w:p>
     <w:p>
       <w:pPr>
         <w:pStyle w:val="Bibliography"/>
+        <w:rPr>
+          <w:rFonts w:ascii="Arial" w:hAnsi="Arial" w:cs="Arial"/>
+        </w:rPr>
       </w:pPr>
       <w:r>
+        <w:rPr>
+          <w:rFonts w:ascii="Arial" w:hAnsi="Arial" w:cs="Arial"/>
+        </w:rPr>
         <w:t xml:space="preserve">Croteau M-N, Luoma SN, Stewart AR (2005) Trophic transfer of metals along freshwater food webs: evidence of cadmium biomagnification in nature. </w:t>
       </w:r>
       <w:proofErr w:type="spellStart"/>
       <w:r>
         <w:rPr>
+          <w:rFonts w:ascii="Arial" w:hAnsi="Arial" w:cs="Arial"/>
           <w:i/>
           <w:iCs/>
         </w:rPr>
@@ -26476,6 +27061,7 @@
       <w:proofErr w:type="spellEnd"/>
       <w:r>
         <w:rPr>
+          <w:rFonts w:ascii="Arial" w:hAnsi="Arial" w:cs="Arial"/>
           <w:i/>
           <w:iCs/>
         </w:rPr>
@@ -26484,6 +27070,7 @@
       <w:proofErr w:type="spellStart"/>
       <w:r>
         <w:rPr>
+          <w:rFonts w:ascii="Arial" w:hAnsi="Arial" w:cs="Arial"/>
           <w:i/>
           <w:iCs/>
         </w:rPr>
@@ -26491,19 +27078,29 @@
       </w:r>
       <w:proofErr w:type="spellEnd"/>
       <w:r>
+        <w:rPr>
+          <w:rFonts w:ascii="Arial" w:hAnsi="Arial" w:cs="Arial"/>
+        </w:rPr>
         <w:t xml:space="preserve"> 50: 1511–1519.</w:t>
       </w:r>
     </w:p>
     <w:p>
       <w:pPr>
         <w:pStyle w:val="Bibliography"/>
+        <w:rPr>
+          <w:rFonts w:ascii="Arial" w:hAnsi="Arial" w:cs="Arial"/>
+        </w:rPr>
       </w:pPr>
       <w:r>
+        <w:rPr>
+          <w:rFonts w:ascii="Arial" w:hAnsi="Arial" w:cs="Arial"/>
+        </w:rPr>
         <w:t xml:space="preserve">Davis AK, Maney DL, Maerz JC (2008) The use of leukocyte profiles to measure stress in vertebrates: a review for ecologists. </w:t>
       </w:r>
       <w:proofErr w:type="spellStart"/>
       <w:r>
         <w:rPr>
+          <w:rFonts w:ascii="Arial" w:hAnsi="Arial" w:cs="Arial"/>
           <w:i/>
           <w:iCs/>
         </w:rPr>
@@ -26512,6 +27109,7 @@
       <w:proofErr w:type="spellEnd"/>
       <w:r>
         <w:rPr>
+          <w:rFonts w:ascii="Arial" w:hAnsi="Arial" w:cs="Arial"/>
           <w:i/>
           <w:iCs/>
         </w:rPr>
@@ -26520,6 +27118,7 @@
       <w:proofErr w:type="spellStart"/>
       <w:r>
         <w:rPr>
+          <w:rFonts w:ascii="Arial" w:hAnsi="Arial" w:cs="Arial"/>
           <w:i/>
           <w:iCs/>
         </w:rPr>
@@ -26527,39 +27126,64 @@
       </w:r>
       <w:proofErr w:type="spellEnd"/>
       <w:r>
+        <w:rPr>
+          <w:rFonts w:ascii="Arial" w:hAnsi="Arial" w:cs="Arial"/>
+        </w:rPr>
         <w:t xml:space="preserve"> 22: 760–772.</w:t>
       </w:r>
     </w:p>
     <w:p>
       <w:pPr>
         <w:pStyle w:val="Bibliography"/>
+        <w:rPr>
+          <w:rFonts w:ascii="Arial" w:hAnsi="Arial" w:cs="Arial"/>
+        </w:rPr>
       </w:pPr>
       <w:proofErr w:type="spellStart"/>
       <w:r>
+        <w:rPr>
+          <w:rFonts w:ascii="Arial" w:hAnsi="Arial" w:cs="Arial"/>
+        </w:rPr>
         <w:t>Delignette</w:t>
       </w:r>
       <w:proofErr w:type="spellEnd"/>
       <w:r>
+        <w:rPr>
+          <w:rFonts w:ascii="Arial" w:hAnsi="Arial" w:cs="Arial"/>
+        </w:rPr>
         <w:t xml:space="preserve">-Muller ML, </w:t>
       </w:r>
       <w:proofErr w:type="spellStart"/>
       <w:r>
+        <w:rPr>
+          <w:rFonts w:ascii="Arial" w:hAnsi="Arial" w:cs="Arial"/>
+        </w:rPr>
         <w:t>Dutang</w:t>
       </w:r>
       <w:proofErr w:type="spellEnd"/>
       <w:r>
+        <w:rPr>
+          <w:rFonts w:ascii="Arial" w:hAnsi="Arial" w:cs="Arial"/>
+        </w:rPr>
         <w:t xml:space="preserve"> C (2015) </w:t>
       </w:r>
       <w:proofErr w:type="spellStart"/>
       <w:r>
+        <w:rPr>
+          <w:rFonts w:ascii="Arial" w:hAnsi="Arial" w:cs="Arial"/>
+        </w:rPr>
         <w:t>fitdistrplus</w:t>
       </w:r>
       <w:proofErr w:type="spellEnd"/>
       <w:r>
+        <w:rPr>
+          <w:rFonts w:ascii="Arial" w:hAnsi="Arial" w:cs="Arial"/>
+        </w:rPr>
         <w:t xml:space="preserve">: an R package for fitting distributions. </w:t>
       </w:r>
       <w:r>
         <w:rPr>
+          <w:rFonts w:ascii="Arial" w:hAnsi="Arial" w:cs="Arial"/>
           <w:i/>
           <w:iCs/>
         </w:rPr>
@@ -26568,6 +27192,7 @@
       <w:proofErr w:type="spellStart"/>
       <w:r>
         <w:rPr>
+          <w:rFonts w:ascii="Arial" w:hAnsi="Arial" w:cs="Arial"/>
           <w:i/>
           <w:iCs/>
         </w:rPr>
@@ -26575,28 +27200,42 @@
       </w:r>
       <w:proofErr w:type="spellEnd"/>
       <w:r>
+        <w:rPr>
+          <w:rFonts w:ascii="Arial" w:hAnsi="Arial" w:cs="Arial"/>
+        </w:rPr>
         <w:t xml:space="preserve"> 64: 1–34.</w:t>
       </w:r>
     </w:p>
     <w:p>
       <w:pPr>
         <w:pStyle w:val="Bibliography"/>
+        <w:rPr>
+          <w:rFonts w:ascii="Arial" w:hAnsi="Arial" w:cs="Arial"/>
+        </w:rPr>
       </w:pPr>
       <w:r>
+        <w:rPr>
+          <w:rFonts w:ascii="Arial" w:hAnsi="Arial" w:cs="Arial"/>
+        </w:rPr>
         <w:t xml:space="preserve">Devi M, Fingerman M, others (1995) Inhibition of acetylcholinesterase activity in the central nervous system of the red swamp crayfish, </w:t>
       </w:r>
       <w:r>
         <w:rPr>
+          <w:rFonts w:ascii="Arial" w:hAnsi="Arial" w:cs="Arial"/>
           <w:i/>
           <w:iCs/>
         </w:rPr>
         <w:t>Procambarus clarkii</w:t>
       </w:r>
       <w:r>
+        <w:rPr>
+          <w:rFonts w:ascii="Arial" w:hAnsi="Arial" w:cs="Arial"/>
+        </w:rPr>
         <w:t xml:space="preserve">, by mercury, cadmium, and lead. </w:t>
       </w:r>
       <w:r>
         <w:rPr>
+          <w:rFonts w:ascii="Arial" w:hAnsi="Arial" w:cs="Arial"/>
           <w:i/>
           <w:iCs/>
         </w:rPr>
@@ -26605,6 +27244,7 @@
       <w:proofErr w:type="spellStart"/>
       <w:r>
         <w:rPr>
+          <w:rFonts w:ascii="Arial" w:hAnsi="Arial" w:cs="Arial"/>
           <w:i/>
           <w:iCs/>
         </w:rPr>
@@ -26613,6 +27253,7 @@
       <w:proofErr w:type="spellEnd"/>
       <w:r>
         <w:rPr>
+          <w:rFonts w:ascii="Arial" w:hAnsi="Arial" w:cs="Arial"/>
           <w:i/>
           <w:iCs/>
         </w:rPr>
@@ -26621,6 +27262,7 @@
       <w:proofErr w:type="spellStart"/>
       <w:r>
         <w:rPr>
+          <w:rFonts w:ascii="Arial" w:hAnsi="Arial" w:cs="Arial"/>
           <w:i/>
           <w:iCs/>
         </w:rPr>
@@ -26628,130 +27270,210 @@
       </w:r>
       <w:proofErr w:type="spellEnd"/>
       <w:r>
+        <w:rPr>
+          <w:rFonts w:ascii="Arial" w:hAnsi="Arial" w:cs="Arial"/>
+        </w:rPr>
         <w:t xml:space="preserve"> 55: 746–750.</w:t>
       </w:r>
     </w:p>
     <w:p>
       <w:pPr>
         <w:pStyle w:val="Bibliography"/>
+        <w:rPr>
+          <w:rFonts w:ascii="Arial" w:hAnsi="Arial" w:cs="Arial"/>
+        </w:rPr>
       </w:pPr>
       <w:r>
+        <w:rPr>
+          <w:rFonts w:ascii="Arial" w:hAnsi="Arial" w:cs="Arial"/>
+        </w:rPr>
         <w:t xml:space="preserve">Downs CJ, </w:t>
       </w:r>
       <w:proofErr w:type="spellStart"/>
       <w:r>
+        <w:rPr>
+          <w:rFonts w:ascii="Arial" w:hAnsi="Arial" w:cs="Arial"/>
+        </w:rPr>
         <w:t>Dochtermann</w:t>
       </w:r>
       <w:proofErr w:type="spellEnd"/>
       <w:r>
+        <w:rPr>
+          <w:rFonts w:ascii="Arial" w:hAnsi="Arial" w:cs="Arial"/>
+        </w:rPr>
         <w:t xml:space="preserve"> NA, Ball R, Klasing KC, Martin LB (2020) The effects of body mass on immune cell concentrations of mammals. </w:t>
       </w:r>
       <w:r>
         <w:rPr>
+          <w:rFonts w:ascii="Arial" w:hAnsi="Arial" w:cs="Arial"/>
           <w:i/>
           <w:iCs/>
         </w:rPr>
         <w:t>Am Nat</w:t>
       </w:r>
       <w:r>
+        <w:rPr>
+          <w:rFonts w:ascii="Arial" w:hAnsi="Arial" w:cs="Arial"/>
+        </w:rPr>
         <w:t xml:space="preserve"> 195: 107–114.</w:t>
       </w:r>
     </w:p>
     <w:p>
       <w:pPr>
         <w:pStyle w:val="Bibliography"/>
+        <w:rPr>
+          <w:rFonts w:ascii="Arial" w:hAnsi="Arial" w:cs="Arial"/>
+        </w:rPr>
       </w:pPr>
       <w:r>
+        <w:rPr>
+          <w:rFonts w:ascii="Arial" w:hAnsi="Arial" w:cs="Arial"/>
+        </w:rPr>
         <w:t xml:space="preserve">Dudgeon D, Arthington AH, Gessner MO, Kawabata Z-I, Knowler DJ, Lévêque C, Naiman RJ, Prieur-Richard A-H, Soto D, Stiassny ML, </w:t>
       </w:r>
       <w:r>
         <w:rPr>
+          <w:rFonts w:ascii="Arial" w:hAnsi="Arial" w:cs="Arial"/>
           <w:i/>
           <w:iCs/>
         </w:rPr>
         <w:t>et al.</w:t>
       </w:r>
       <w:r>
+        <w:rPr>
+          <w:rFonts w:ascii="Arial" w:hAnsi="Arial" w:cs="Arial"/>
+        </w:rPr>
         <w:t xml:space="preserve"> (2006) Freshwater biodiversity: importance, threats, status and conservation challenges. </w:t>
       </w:r>
       <w:r>
         <w:rPr>
+          <w:rFonts w:ascii="Arial" w:hAnsi="Arial" w:cs="Arial"/>
           <w:i/>
           <w:iCs/>
         </w:rPr>
         <w:t>Biol Rev</w:t>
       </w:r>
       <w:r>
+        <w:rPr>
+          <w:rFonts w:ascii="Arial" w:hAnsi="Arial" w:cs="Arial"/>
+        </w:rPr>
         <w:t xml:space="preserve"> 81: 163–182.</w:t>
       </w:r>
     </w:p>
     <w:p>
       <w:pPr>
         <w:pStyle w:val="Bibliography"/>
+        <w:rPr>
+          <w:rFonts w:ascii="Arial" w:hAnsi="Arial" w:cs="Arial"/>
+        </w:rPr>
       </w:pPr>
       <w:r>
+        <w:rPr>
+          <w:rFonts w:ascii="Arial" w:hAnsi="Arial" w:cs="Arial"/>
+        </w:rPr>
         <w:t xml:space="preserve">Edo GI, Samuel PO, </w:t>
       </w:r>
       <w:proofErr w:type="spellStart"/>
       <w:r>
+        <w:rPr>
+          <w:rFonts w:ascii="Arial" w:hAnsi="Arial" w:cs="Arial"/>
+        </w:rPr>
         <w:t>Oloni</w:t>
       </w:r>
       <w:proofErr w:type="spellEnd"/>
       <w:r>
+        <w:rPr>
+          <w:rFonts w:ascii="Arial" w:hAnsi="Arial" w:cs="Arial"/>
+        </w:rPr>
         <w:t xml:space="preserve"> GO, Ezekiel GO, </w:t>
       </w:r>
       <w:proofErr w:type="spellStart"/>
       <w:r>
+        <w:rPr>
+          <w:rFonts w:ascii="Arial" w:hAnsi="Arial" w:cs="Arial"/>
+        </w:rPr>
         <w:t>Ikpekoro</w:t>
       </w:r>
       <w:proofErr w:type="spellEnd"/>
       <w:r>
+        <w:rPr>
+          <w:rFonts w:ascii="Arial" w:hAnsi="Arial" w:cs="Arial"/>
+        </w:rPr>
         <w:t xml:space="preserve"> VO, Obasohan P, </w:t>
       </w:r>
       <w:proofErr w:type="spellStart"/>
       <w:r>
+        <w:rPr>
+          <w:rFonts w:ascii="Arial" w:hAnsi="Arial" w:cs="Arial"/>
+        </w:rPr>
         <w:t>Ongulu</w:t>
       </w:r>
       <w:proofErr w:type="spellEnd"/>
       <w:r>
+        <w:rPr>
+          <w:rFonts w:ascii="Arial" w:hAnsi="Arial" w:cs="Arial"/>
+        </w:rPr>
         <w:t xml:space="preserve"> J, </w:t>
       </w:r>
       <w:proofErr w:type="spellStart"/>
       <w:r>
+        <w:rPr>
+          <w:rFonts w:ascii="Arial" w:hAnsi="Arial" w:cs="Arial"/>
+        </w:rPr>
         <w:t>Otunuya</w:t>
       </w:r>
       <w:proofErr w:type="spellEnd"/>
       <w:r>
+        <w:rPr>
+          <w:rFonts w:ascii="Arial" w:hAnsi="Arial" w:cs="Arial"/>
+        </w:rPr>
         <w:t xml:space="preserve"> CF, </w:t>
       </w:r>
       <w:proofErr w:type="spellStart"/>
       <w:r>
+        <w:rPr>
+          <w:rFonts w:ascii="Arial" w:hAnsi="Arial" w:cs="Arial"/>
+        </w:rPr>
         <w:t>Opiti</w:t>
       </w:r>
       <w:proofErr w:type="spellEnd"/>
       <w:r>
+        <w:rPr>
+          <w:rFonts w:ascii="Arial" w:hAnsi="Arial" w:cs="Arial"/>
+        </w:rPr>
         <w:t xml:space="preserve"> AR, </w:t>
       </w:r>
       <w:proofErr w:type="spellStart"/>
       <w:r>
+        <w:rPr>
+          <w:rFonts w:ascii="Arial" w:hAnsi="Arial" w:cs="Arial"/>
+        </w:rPr>
         <w:t>Ajakaye</w:t>
       </w:r>
       <w:proofErr w:type="spellEnd"/>
       <w:r>
+        <w:rPr>
+          <w:rFonts w:ascii="Arial" w:hAnsi="Arial" w:cs="Arial"/>
+        </w:rPr>
         <w:t xml:space="preserve"> RS, </w:t>
       </w:r>
       <w:r>
         <w:rPr>
+          <w:rFonts w:ascii="Arial" w:hAnsi="Arial" w:cs="Arial"/>
           <w:i/>
           <w:iCs/>
         </w:rPr>
         <w:t>et al.</w:t>
       </w:r>
       <w:r>
+        <w:rPr>
+          <w:rFonts w:ascii="Arial" w:hAnsi="Arial" w:cs="Arial"/>
+        </w:rPr>
         <w:t xml:space="preserve"> (2024) Environmental persistence, bioaccumulation, and ecotoxicology of heavy metals. </w:t>
       </w:r>
       <w:r>
         <w:rPr>
+          <w:rFonts w:ascii="Arial" w:hAnsi="Arial" w:cs="Arial"/>
           <w:i/>
           <w:iCs/>
         </w:rPr>
@@ -26760,6 +27482,7 @@
       <w:proofErr w:type="spellStart"/>
       <w:r>
         <w:rPr>
+          <w:rFonts w:ascii="Arial" w:hAnsi="Arial" w:cs="Arial"/>
           <w:i/>
           <w:iCs/>
         </w:rPr>
@@ -26767,24 +27490,37 @@
       </w:r>
       <w:proofErr w:type="spellEnd"/>
       <w:r>
+        <w:rPr>
+          <w:rFonts w:ascii="Arial" w:hAnsi="Arial" w:cs="Arial"/>
+        </w:rPr>
         <w:t xml:space="preserve"> 40: 322–349.</w:t>
       </w:r>
     </w:p>
     <w:p>
       <w:pPr>
         <w:pStyle w:val="Bibliography"/>
+        <w:rPr>
+          <w:rFonts w:ascii="Arial" w:hAnsi="Arial" w:cs="Arial"/>
+        </w:rPr>
       </w:pPr>
       <w:proofErr w:type="spellStart"/>
       <w:r>
+        <w:rPr>
+          <w:rFonts w:ascii="Arial" w:hAnsi="Arial" w:cs="Arial"/>
+        </w:rPr>
         <w:t>Everds</w:t>
       </w:r>
       <w:proofErr w:type="spellEnd"/>
       <w:r>
+        <w:rPr>
+          <w:rFonts w:ascii="Arial" w:hAnsi="Arial" w:cs="Arial"/>
+        </w:rPr>
         <w:t xml:space="preserve"> NE, Snyder PW, Bailey KL, Bolon B, Creasy DM, Foley GL, Rosol TJ, Sellers T (2013) Interpreting stress responses during routine toxicity studies: a review of the biology, impact, and assessment. </w:t>
       </w:r>
       <w:proofErr w:type="spellStart"/>
       <w:r>
         <w:rPr>
+          <w:rFonts w:ascii="Arial" w:hAnsi="Arial" w:cs="Arial"/>
           <w:i/>
           <w:iCs/>
         </w:rPr>
@@ -26793,6 +27529,7 @@
       <w:proofErr w:type="spellEnd"/>
       <w:r>
         <w:rPr>
+          <w:rFonts w:ascii="Arial" w:hAnsi="Arial" w:cs="Arial"/>
           <w:i/>
           <w:iCs/>
         </w:rPr>
@@ -26801,6 +27538,7 @@
       <w:proofErr w:type="spellStart"/>
       <w:r>
         <w:rPr>
+          <w:rFonts w:ascii="Arial" w:hAnsi="Arial" w:cs="Arial"/>
           <w:i/>
           <w:iCs/>
         </w:rPr>
@@ -26808,19 +27546,30 @@
       </w:r>
       <w:proofErr w:type="spellEnd"/>
       <w:r>
+        <w:rPr>
+          <w:rFonts w:ascii="Arial" w:hAnsi="Arial" w:cs="Arial"/>
+        </w:rPr>
         <w:t xml:space="preserve"> 41: 560–614.</w:t>
       </w:r>
     </w:p>
     <w:p>
       <w:pPr>
         <w:pStyle w:val="Bibliography"/>
+        <w:rPr>
+          <w:rFonts w:ascii="Arial" w:hAnsi="Arial" w:cs="Arial"/>
+        </w:rPr>
       </w:pPr>
       <w:r>
+        <w:rPr>
+          <w:rFonts w:ascii="Arial" w:hAnsi="Arial" w:cs="Arial"/>
+        </w:rPr>
+        <w:lastRenderedPageBreak/>
         <w:t xml:space="preserve">Fang C, Huang Q, Ye T, Chen Y, Liu L, Kang M, Lin Y, Shen H, Dong S (2013) Embryonic exposure to PFOS induces immunosuppression in the fish larvae of marine medaka. </w:t>
       </w:r>
       <w:proofErr w:type="spellStart"/>
       <w:r>
         <w:rPr>
+          <w:rFonts w:ascii="Arial" w:hAnsi="Arial" w:cs="Arial"/>
           <w:i/>
           <w:iCs/>
         </w:rPr>
@@ -26829,34 +27578,50 @@
       <w:proofErr w:type="spellEnd"/>
       <w:r>
         <w:rPr>
+          <w:rFonts w:ascii="Arial" w:hAnsi="Arial" w:cs="Arial"/>
           <w:i/>
           <w:iCs/>
         </w:rPr>
         <w:t xml:space="preserve"> Environ Saf</w:t>
       </w:r>
       <w:r>
+        <w:rPr>
+          <w:rFonts w:ascii="Arial" w:hAnsi="Arial" w:cs="Arial"/>
+        </w:rPr>
         <w:t xml:space="preserve"> 92: 104–111.</w:t>
       </w:r>
     </w:p>
     <w:p>
       <w:pPr>
         <w:pStyle w:val="Bibliography"/>
+        <w:rPr>
+          <w:rFonts w:ascii="Arial" w:hAnsi="Arial" w:cs="Arial"/>
+        </w:rPr>
       </w:pPr>
       <w:r>
-        <w:lastRenderedPageBreak/>
+        <w:rPr>
+          <w:rFonts w:ascii="Arial" w:hAnsi="Arial" w:cs="Arial"/>
+        </w:rPr>
         <w:t xml:space="preserve">Fang Q, Yuan M, Sun Z, Xue Y, Chong C-M, Wang X (2026) Temporal effects of </w:t>
       </w:r>
       <w:proofErr w:type="spellStart"/>
       <w:r>
+        <w:rPr>
+          <w:rFonts w:ascii="Arial" w:hAnsi="Arial" w:cs="Arial"/>
+        </w:rPr>
         <w:t>perfluorononanoic</w:t>
       </w:r>
       <w:proofErr w:type="spellEnd"/>
       <w:r>
+        <w:rPr>
+          <w:rFonts w:ascii="Arial" w:hAnsi="Arial" w:cs="Arial"/>
+        </w:rPr>
         <w:t xml:space="preserve"> acid (PFNA) exposure on metabolic disorders and gut-liver axis injury in large yellow croaker (</w:t>
       </w:r>
       <w:proofErr w:type="spellStart"/>
       <w:r>
         <w:rPr>
+          <w:rFonts w:ascii="Arial" w:hAnsi="Arial" w:cs="Arial"/>
           <w:i/>
           <w:iCs/>
         </w:rPr>
@@ -26865,6 +27630,7 @@
       <w:proofErr w:type="spellEnd"/>
       <w:r>
         <w:rPr>
+          <w:rFonts w:ascii="Arial" w:hAnsi="Arial" w:cs="Arial"/>
           <w:i/>
           <w:iCs/>
         </w:rPr>
@@ -26873,6 +27639,7 @@
       <w:proofErr w:type="spellStart"/>
       <w:r>
         <w:rPr>
+          <w:rFonts w:ascii="Arial" w:hAnsi="Arial" w:cs="Arial"/>
           <w:i/>
           <w:iCs/>
         </w:rPr>
@@ -26880,107 +27647,181 @@
       </w:r>
       <w:proofErr w:type="spellEnd"/>
       <w:r>
+        <w:rPr>
+          <w:rFonts w:ascii="Arial" w:hAnsi="Arial" w:cs="Arial"/>
+        </w:rPr>
         <w:t xml:space="preserve">). </w:t>
       </w:r>
       <w:r>
         <w:rPr>
+          <w:rFonts w:ascii="Arial" w:hAnsi="Arial" w:cs="Arial"/>
           <w:i/>
           <w:iCs/>
         </w:rPr>
         <w:t>Environ Res</w:t>
       </w:r>
       <w:r>
+        <w:rPr>
+          <w:rFonts w:ascii="Arial" w:hAnsi="Arial" w:cs="Arial"/>
+        </w:rPr>
         <w:t xml:space="preserve"> 288: 123211.</w:t>
       </w:r>
     </w:p>
     <w:p>
       <w:pPr>
         <w:pStyle w:val="Bibliography"/>
+        <w:rPr>
+          <w:rFonts w:ascii="Arial" w:hAnsi="Arial" w:cs="Arial"/>
+        </w:rPr>
       </w:pPr>
       <w:r>
+        <w:rPr>
+          <w:rFonts w:ascii="Arial" w:hAnsi="Arial" w:cs="Arial"/>
+        </w:rPr>
         <w:t xml:space="preserve">Farah MA, Ateeq B, Ali MN, Sabir R, Ahmad W (2004) Studies on lethal concentrations and toxicity stress of some xenobiotics on aquatic organisms. </w:t>
       </w:r>
       <w:r>
         <w:rPr>
+          <w:rFonts w:ascii="Arial" w:hAnsi="Arial" w:cs="Arial"/>
           <w:i/>
           <w:iCs/>
         </w:rPr>
         <w:t>Chemosphere</w:t>
       </w:r>
       <w:r>
+        <w:rPr>
+          <w:rFonts w:ascii="Arial" w:hAnsi="Arial" w:cs="Arial"/>
+        </w:rPr>
         <w:t xml:space="preserve"> 55: 257–265.</w:t>
       </w:r>
     </w:p>
     <w:p>
       <w:pPr>
         <w:pStyle w:val="Bibliography"/>
+        <w:rPr>
+          <w:rFonts w:ascii="Arial" w:hAnsi="Arial" w:cs="Arial"/>
+        </w:rPr>
       </w:pPr>
       <w:r>
+        <w:rPr>
+          <w:rFonts w:ascii="Arial" w:hAnsi="Arial" w:cs="Arial"/>
+        </w:rPr>
         <w:t>Feder ME (1987) New Directions in Ecological Physiology. Cambridge University Press.</w:t>
       </w:r>
     </w:p>
     <w:p>
       <w:pPr>
         <w:pStyle w:val="Bibliography"/>
+        <w:rPr>
+          <w:rFonts w:ascii="Arial" w:hAnsi="Arial" w:cs="Arial"/>
+        </w:rPr>
       </w:pPr>
       <w:r>
+        <w:rPr>
+          <w:rFonts w:ascii="Arial" w:hAnsi="Arial" w:cs="Arial"/>
+        </w:rPr>
         <w:t xml:space="preserve">Frehse FDA, Hargrove JS, Weyl OLF, </w:t>
       </w:r>
       <w:proofErr w:type="spellStart"/>
       <w:r>
+        <w:rPr>
+          <w:rFonts w:ascii="Arial" w:hAnsi="Arial" w:cs="Arial"/>
+        </w:rPr>
         <w:t>Vitule</w:t>
       </w:r>
       <w:proofErr w:type="spellEnd"/>
       <w:r>
+        <w:rPr>
+          <w:rFonts w:ascii="Arial" w:hAnsi="Arial" w:cs="Arial"/>
+        </w:rPr>
         <w:t xml:space="preserve"> JRS (2020) The genetic characteristics of invasive largemouth bass in southern Brazil. </w:t>
       </w:r>
       <w:r>
         <w:rPr>
+          <w:rFonts w:ascii="Arial" w:hAnsi="Arial" w:cs="Arial"/>
           <w:i/>
           <w:iCs/>
         </w:rPr>
         <w:t>J Appl Ichthyol</w:t>
       </w:r>
       <w:r>
+        <w:rPr>
+          <w:rFonts w:ascii="Arial" w:hAnsi="Arial" w:cs="Arial"/>
+        </w:rPr>
         <w:t xml:space="preserve"> 36: 46–54.</w:t>
       </w:r>
     </w:p>
     <w:p>
       <w:pPr>
         <w:pStyle w:val="Bibliography"/>
+        <w:rPr>
+          <w:rFonts w:ascii="Arial" w:hAnsi="Arial" w:cs="Arial"/>
+        </w:rPr>
       </w:pPr>
       <w:r>
-        <w:t xml:space="preserve">Gaines LGT (2023) Historical and current usage of per‐ and polyfluoroalkyl substances (PFAS): a literature review. </w:t>
-      </w:r>
-      <w:r>
-        <w:rPr>
+        <w:rPr>
+          <w:rFonts w:ascii="Arial" w:hAnsi="Arial" w:cs="Arial"/>
+        </w:rPr>
+        <w:t>Gaines LGT (2023) Historical and current usage of per</w:t>
+      </w:r>
+      <w:r>
+        <w:rPr>
+          <w:rFonts w:ascii="Cambria Math" w:hAnsi="Cambria Math" w:cs="Cambria Math"/>
+        </w:rPr>
+        <w:t>‐</w:t>
+      </w:r>
+      <w:r>
+        <w:rPr>
+          <w:rFonts w:ascii="Arial" w:hAnsi="Arial" w:cs="Arial"/>
+        </w:rPr>
+        <w:t xml:space="preserve"> and polyfluoroalkyl substances (PFAS): a literature review. </w:t>
+      </w:r>
+      <w:r>
+        <w:rPr>
+          <w:rFonts w:ascii="Arial" w:hAnsi="Arial" w:cs="Arial"/>
           <w:i/>
           <w:iCs/>
         </w:rPr>
         <w:t>American J Industrial Med</w:t>
       </w:r>
       <w:r>
+        <w:rPr>
+          <w:rFonts w:ascii="Arial" w:hAnsi="Arial" w:cs="Arial"/>
+        </w:rPr>
         <w:t xml:space="preserve"> 66: 353–378.</w:t>
       </w:r>
     </w:p>
     <w:p>
       <w:pPr>
         <w:pStyle w:val="Bibliography"/>
+        <w:rPr>
+          <w:rFonts w:ascii="Arial" w:hAnsi="Arial" w:cs="Arial"/>
+        </w:rPr>
       </w:pPr>
       <w:r>
+        <w:rPr>
+          <w:rFonts w:ascii="Arial" w:hAnsi="Arial" w:cs="Arial"/>
+        </w:rPr>
         <w:t xml:space="preserve">Gangloff MM, Edgar GJ, Wilson B (2016) </w:t>
       </w:r>
       <w:proofErr w:type="spellStart"/>
       <w:r>
+        <w:rPr>
+          <w:rFonts w:ascii="Arial" w:hAnsi="Arial" w:cs="Arial"/>
+        </w:rPr>
         <w:t>Imperilled</w:t>
       </w:r>
       <w:proofErr w:type="spellEnd"/>
       <w:r>
+        <w:rPr>
+          <w:rFonts w:ascii="Arial" w:hAnsi="Arial" w:cs="Arial"/>
+        </w:rPr>
         <w:t xml:space="preserve"> species in aquatic ecosystems: emerging threats, management and future prognoses. </w:t>
       </w:r>
       <w:proofErr w:type="spellStart"/>
       <w:r>
         <w:rPr>
+          <w:rFonts w:ascii="Arial" w:hAnsi="Arial" w:cs="Arial"/>
           <w:i/>
           <w:iCs/>
         </w:rPr>
@@ -26989,6 +27830,7 @@
       <w:proofErr w:type="spellEnd"/>
       <w:r>
         <w:rPr>
+          <w:rFonts w:ascii="Arial" w:hAnsi="Arial" w:cs="Arial"/>
           <w:i/>
           <w:iCs/>
         </w:rPr>
@@ -26997,6 +27839,7 @@
       <w:proofErr w:type="spellStart"/>
       <w:r>
         <w:rPr>
+          <w:rFonts w:ascii="Arial" w:hAnsi="Arial" w:cs="Arial"/>
           <w:i/>
           <w:iCs/>
         </w:rPr>
@@ -27005,6 +27848,7 @@
       <w:proofErr w:type="spellEnd"/>
       <w:r>
         <w:rPr>
+          <w:rFonts w:ascii="Arial" w:hAnsi="Arial" w:cs="Arial"/>
           <w:i/>
           <w:iCs/>
         </w:rPr>
@@ -27013,6 +27857,7 @@
       <w:proofErr w:type="spellStart"/>
       <w:r>
         <w:rPr>
+          <w:rFonts w:ascii="Arial" w:hAnsi="Arial" w:cs="Arial"/>
           <w:i/>
           <w:iCs/>
         </w:rPr>
@@ -27021,6 +27866,7 @@
       <w:proofErr w:type="spellEnd"/>
       <w:r>
         <w:rPr>
+          <w:rFonts w:ascii="Arial" w:hAnsi="Arial" w:cs="Arial"/>
           <w:i/>
           <w:iCs/>
         </w:rPr>
@@ -27029,6 +27875,7 @@
       <w:proofErr w:type="spellStart"/>
       <w:r>
         <w:rPr>
+          <w:rFonts w:ascii="Arial" w:hAnsi="Arial" w:cs="Arial"/>
           <w:i/>
           <w:iCs/>
         </w:rPr>
@@ -27036,18 +27883,28 @@
       </w:r>
       <w:proofErr w:type="spellEnd"/>
       <w:r>
+        <w:rPr>
+          <w:rFonts w:ascii="Arial" w:hAnsi="Arial" w:cs="Arial"/>
+        </w:rPr>
         <w:t xml:space="preserve"> 26: 858–871.</w:t>
       </w:r>
     </w:p>
     <w:p>
       <w:pPr>
         <w:pStyle w:val="Bibliography"/>
+        <w:rPr>
+          <w:rFonts w:ascii="Arial" w:hAnsi="Arial" w:cs="Arial"/>
+        </w:rPr>
       </w:pPr>
       <w:r>
+        <w:rPr>
+          <w:rFonts w:ascii="Arial" w:hAnsi="Arial" w:cs="Arial"/>
+        </w:rPr>
         <w:t xml:space="preserve">Gill TS, Pant JC (1985) Erythrocytic and leukocytic responses to cadmium poisoning in a freshwater fish, </w:t>
       </w:r>
       <w:r>
         <w:rPr>
+          <w:rFonts w:ascii="Arial" w:hAnsi="Arial" w:cs="Arial"/>
           <w:i/>
           <w:iCs/>
         </w:rPr>
@@ -27056,6 +27913,7 @@
       <w:proofErr w:type="spellStart"/>
       <w:r>
         <w:rPr>
+          <w:rFonts w:ascii="Arial" w:hAnsi="Arial" w:cs="Arial"/>
           <w:i/>
           <w:iCs/>
         </w:rPr>
@@ -27063,37 +27921,57 @@
       </w:r>
       <w:proofErr w:type="spellEnd"/>
       <w:r>
+        <w:rPr>
+          <w:rFonts w:ascii="Arial" w:hAnsi="Arial" w:cs="Arial"/>
+        </w:rPr>
         <w:t xml:space="preserve"> ham. </w:t>
       </w:r>
       <w:r>
         <w:rPr>
+          <w:rFonts w:ascii="Arial" w:hAnsi="Arial" w:cs="Arial"/>
           <w:i/>
           <w:iCs/>
         </w:rPr>
         <w:t>Environ Res</w:t>
       </w:r>
       <w:r>
+        <w:rPr>
+          <w:rFonts w:ascii="Arial" w:hAnsi="Arial" w:cs="Arial"/>
+        </w:rPr>
         <w:t xml:space="preserve"> 36: 327–337.</w:t>
       </w:r>
     </w:p>
     <w:p>
       <w:pPr>
         <w:pStyle w:val="Bibliography"/>
+        <w:rPr>
+          <w:rFonts w:ascii="Arial" w:hAnsi="Arial" w:cs="Arial"/>
+        </w:rPr>
       </w:pPr>
       <w:r>
+        <w:rPr>
+          <w:rFonts w:ascii="Arial" w:hAnsi="Arial" w:cs="Arial"/>
+        </w:rPr>
         <w:t xml:space="preserve">Goessling JM, Kennedy H, Mendonça MT, Wilson AE (2015) A meta-analysis of plasma corticosterone and </w:t>
       </w:r>
       <w:proofErr w:type="gramStart"/>
       <w:r>
+        <w:rPr>
+          <w:rFonts w:ascii="Arial" w:hAnsi="Arial" w:cs="Arial"/>
+        </w:rPr>
         <w:t>heterophil :</w:t>
       </w:r>
       <w:proofErr w:type="gramEnd"/>
       <w:r>
+        <w:rPr>
+          <w:rFonts w:ascii="Arial" w:hAnsi="Arial" w:cs="Arial"/>
+        </w:rPr>
         <w:t xml:space="preserve"> lymphocyte ratios – is there conservation of physiological stress responses over time? </w:t>
       </w:r>
       <w:proofErr w:type="spellStart"/>
       <w:r>
         <w:rPr>
+          <w:rFonts w:ascii="Arial" w:hAnsi="Arial" w:cs="Arial"/>
           <w:i/>
           <w:iCs/>
         </w:rPr>
@@ -27102,6 +27980,7 @@
       <w:proofErr w:type="spellEnd"/>
       <w:r>
         <w:rPr>
+          <w:rFonts w:ascii="Arial" w:hAnsi="Arial" w:cs="Arial"/>
           <w:i/>
           <w:iCs/>
         </w:rPr>
@@ -27110,6 +27989,7 @@
       <w:proofErr w:type="spellStart"/>
       <w:r>
         <w:rPr>
+          <w:rFonts w:ascii="Arial" w:hAnsi="Arial" w:cs="Arial"/>
           <w:i/>
           <w:iCs/>
         </w:rPr>
@@ -27117,34 +27997,51 @@
       </w:r>
       <w:proofErr w:type="spellEnd"/>
       <w:r>
+        <w:rPr>
+          <w:rFonts w:ascii="Arial" w:hAnsi="Arial" w:cs="Arial"/>
+        </w:rPr>
         <w:t xml:space="preserve"> 29: 1189–1196.</w:t>
       </w:r>
     </w:p>
     <w:p>
       <w:pPr>
         <w:pStyle w:val="Bibliography"/>
+        <w:rPr>
+          <w:rFonts w:ascii="Arial" w:hAnsi="Arial" w:cs="Arial"/>
+        </w:rPr>
       </w:pPr>
       <w:proofErr w:type="spellStart"/>
       <w:r>
+        <w:rPr>
+          <w:rFonts w:ascii="Arial" w:hAnsi="Arial" w:cs="Arial"/>
+        </w:rPr>
         <w:t>Gratwicke</w:t>
       </w:r>
       <w:proofErr w:type="spellEnd"/>
       <w:r>
+        <w:rPr>
+          <w:rFonts w:ascii="Arial" w:hAnsi="Arial" w:cs="Arial"/>
+        </w:rPr>
         <w:t xml:space="preserve"> B, Marshall BE (2001) The relationship between the exotic predators </w:t>
       </w:r>
       <w:r>
         <w:rPr>
+          <w:rFonts w:ascii="Arial" w:hAnsi="Arial" w:cs="Arial"/>
           <w:i/>
           <w:iCs/>
         </w:rPr>
         <w:t>Micropterus salmoides</w:t>
       </w:r>
       <w:r>
+        <w:rPr>
+          <w:rFonts w:ascii="Arial" w:hAnsi="Arial" w:cs="Arial"/>
+        </w:rPr>
         <w:t xml:space="preserve"> and </w:t>
       </w:r>
       <w:proofErr w:type="spellStart"/>
       <w:r>
         <w:rPr>
+          <w:rFonts w:ascii="Arial" w:hAnsi="Arial" w:cs="Arial"/>
           <w:i/>
           <w:iCs/>
         </w:rPr>
@@ -27153,34 +28050,49 @@
       <w:proofErr w:type="spellEnd"/>
       <w:r>
         <w:rPr>
+          <w:rFonts w:ascii="Arial" w:hAnsi="Arial" w:cs="Arial"/>
           <w:i/>
           <w:iCs/>
         </w:rPr>
         <w:t xml:space="preserve"> robustus</w:t>
       </w:r>
       <w:r>
+        <w:rPr>
+          <w:rFonts w:ascii="Arial" w:hAnsi="Arial" w:cs="Arial"/>
+        </w:rPr>
         <w:t xml:space="preserve"> and native stream fishes in Zimbabwe. </w:t>
       </w:r>
       <w:r>
         <w:rPr>
+          <w:rFonts w:ascii="Arial" w:hAnsi="Arial" w:cs="Arial"/>
           <w:i/>
           <w:iCs/>
         </w:rPr>
         <w:t>J Fish Biol</w:t>
       </w:r>
       <w:r>
+        <w:rPr>
+          <w:rFonts w:ascii="Arial" w:hAnsi="Arial" w:cs="Arial"/>
+        </w:rPr>
         <w:t xml:space="preserve"> 58: 68–75.</w:t>
       </w:r>
     </w:p>
     <w:p>
       <w:pPr>
         <w:pStyle w:val="Bibliography"/>
+        <w:rPr>
+          <w:rFonts w:ascii="Arial" w:hAnsi="Arial" w:cs="Arial"/>
+        </w:rPr>
       </w:pPr>
       <w:r>
+        <w:rPr>
+          <w:rFonts w:ascii="Arial" w:hAnsi="Arial" w:cs="Arial"/>
+        </w:rPr>
         <w:t xml:space="preserve">Guillette Jr. LJ (2006) Endocrine disrupting contaminants—beyond the dogma. </w:t>
       </w:r>
       <w:r>
         <w:rPr>
+          <w:rFonts w:ascii="Arial" w:hAnsi="Arial" w:cs="Arial"/>
           <w:i/>
           <w:iCs/>
         </w:rPr>
@@ -27189,6 +28101,7 @@
       <w:proofErr w:type="spellStart"/>
       <w:r>
         <w:rPr>
+          <w:rFonts w:ascii="Arial" w:hAnsi="Arial" w:cs="Arial"/>
           <w:i/>
           <w:iCs/>
         </w:rPr>
@@ -27196,64 +28109,98 @@
       </w:r>
       <w:proofErr w:type="spellEnd"/>
       <w:r>
+        <w:rPr>
+          <w:rFonts w:ascii="Arial" w:hAnsi="Arial" w:cs="Arial"/>
+        </w:rPr>
         <w:t xml:space="preserve"> 114: 9–12.</w:t>
       </w:r>
     </w:p>
     <w:p>
       <w:pPr>
         <w:pStyle w:val="Bibliography"/>
+        <w:rPr>
+          <w:rFonts w:ascii="Arial" w:hAnsi="Arial" w:cs="Arial"/>
+        </w:rPr>
       </w:pPr>
       <w:r>
+        <w:rPr>
+          <w:rFonts w:ascii="Arial" w:hAnsi="Arial" w:cs="Arial"/>
+        </w:rPr>
         <w:t xml:space="preserve">Guillette TC, McCord J, Guillette M, Polera ME, Rachels KT, Morgeson C, Kotlarz N, Knappe DRU, Reading BJ, </w:t>
       </w:r>
       <w:proofErr w:type="spellStart"/>
       <w:r>
+        <w:rPr>
+          <w:rFonts w:ascii="Arial" w:hAnsi="Arial" w:cs="Arial"/>
+        </w:rPr>
         <w:t>Strynar</w:t>
       </w:r>
       <w:proofErr w:type="spellEnd"/>
       <w:r>
+        <w:rPr>
+          <w:rFonts w:ascii="Arial" w:hAnsi="Arial" w:cs="Arial"/>
+        </w:rPr>
         <w:t xml:space="preserve"> M, </w:t>
       </w:r>
       <w:r>
         <w:rPr>
+          <w:rFonts w:ascii="Arial" w:hAnsi="Arial" w:cs="Arial"/>
           <w:i/>
           <w:iCs/>
         </w:rPr>
         <w:t>et al.</w:t>
       </w:r>
       <w:r>
+        <w:rPr>
+          <w:rFonts w:ascii="Arial" w:hAnsi="Arial" w:cs="Arial"/>
+        </w:rPr>
         <w:t xml:space="preserve"> (2020) Elevated levels of per- and polyfluoroalkyl substances in Cape Fear River Striped Bass (</w:t>
       </w:r>
       <w:r>
         <w:rPr>
+          <w:rFonts w:ascii="Arial" w:hAnsi="Arial" w:cs="Arial"/>
           <w:i/>
           <w:iCs/>
         </w:rPr>
         <w:t>Morone saxatilis</w:t>
       </w:r>
       <w:r>
+        <w:rPr>
+          <w:rFonts w:ascii="Arial" w:hAnsi="Arial" w:cs="Arial"/>
+        </w:rPr>
         <w:t xml:space="preserve">) are associated with biomarkers of altered immune and liver function. </w:t>
       </w:r>
       <w:r>
         <w:rPr>
+          <w:rFonts w:ascii="Arial" w:hAnsi="Arial" w:cs="Arial"/>
           <w:i/>
           <w:iCs/>
         </w:rPr>
         <w:t>Environ Int</w:t>
       </w:r>
       <w:r>
+        <w:rPr>
+          <w:rFonts w:ascii="Arial" w:hAnsi="Arial" w:cs="Arial"/>
+        </w:rPr>
         <w:t xml:space="preserve"> 136: 105358.</w:t>
       </w:r>
     </w:p>
     <w:p>
       <w:pPr>
         <w:pStyle w:val="Bibliography"/>
+        <w:rPr>
+          <w:rFonts w:ascii="Arial" w:hAnsi="Arial" w:cs="Arial"/>
+        </w:rPr>
       </w:pPr>
       <w:r>
+        <w:rPr>
+          <w:rFonts w:ascii="Arial" w:hAnsi="Arial" w:cs="Arial"/>
+        </w:rPr>
         <w:t xml:space="preserve">Hamlin HJ, Guillette Jr. LJ (2010) Birth defects in wildlife: the role of environmental contaminants as inducers of reproductive and developmental dysfunction. </w:t>
       </w:r>
       <w:r>
         <w:rPr>
+          <w:rFonts w:ascii="Arial" w:hAnsi="Arial" w:cs="Arial"/>
           <w:i/>
           <w:iCs/>
         </w:rPr>
@@ -27262,6 +28209,7 @@
       <w:proofErr w:type="spellStart"/>
       <w:r>
         <w:rPr>
+          <w:rFonts w:ascii="Arial" w:hAnsi="Arial" w:cs="Arial"/>
           <w:i/>
           <w:iCs/>
         </w:rPr>
@@ -27269,110 +28217,179 @@
       </w:r>
       <w:proofErr w:type="spellEnd"/>
       <w:r>
+        <w:rPr>
+          <w:rFonts w:ascii="Arial" w:hAnsi="Arial" w:cs="Arial"/>
+        </w:rPr>
         <w:t xml:space="preserve"> 56: 113–121.</w:t>
       </w:r>
     </w:p>
     <w:p>
       <w:pPr>
         <w:pStyle w:val="Bibliography"/>
+        <w:rPr>
+          <w:rFonts w:ascii="Arial" w:hAnsi="Arial" w:cs="Arial"/>
+        </w:rPr>
       </w:pPr>
       <w:proofErr w:type="spellStart"/>
       <w:r>
+        <w:rPr>
+          <w:rFonts w:ascii="Arial" w:hAnsi="Arial" w:cs="Arial"/>
+        </w:rPr>
+        <w:lastRenderedPageBreak/>
         <w:t>Hertika</w:t>
       </w:r>
       <w:proofErr w:type="spellEnd"/>
       <w:r>
+        <w:rPr>
+          <w:rFonts w:ascii="Arial" w:hAnsi="Arial" w:cs="Arial"/>
+        </w:rPr>
         <w:t xml:space="preserve"> AMS, </w:t>
       </w:r>
       <w:proofErr w:type="spellStart"/>
       <w:r>
+        <w:rPr>
+          <w:rFonts w:ascii="Arial" w:hAnsi="Arial" w:cs="Arial"/>
+        </w:rPr>
         <w:t>Arfiati</w:t>
       </w:r>
       <w:proofErr w:type="spellEnd"/>
       <w:r>
+        <w:rPr>
+          <w:rFonts w:ascii="Arial" w:hAnsi="Arial" w:cs="Arial"/>
+        </w:rPr>
         <w:t xml:space="preserve"> D, Lusiana ED, Putra RB (2022) Effect of environmental factors on blood counts of Gambusia </w:t>
       </w:r>
       <w:proofErr w:type="spellStart"/>
       <w:r>
+        <w:rPr>
+          <w:rFonts w:ascii="Arial" w:hAnsi="Arial" w:cs="Arial"/>
+        </w:rPr>
         <w:t>affinis</w:t>
       </w:r>
       <w:proofErr w:type="spellEnd"/>
       <w:r>
+        <w:rPr>
+          <w:rFonts w:ascii="Arial" w:hAnsi="Arial" w:cs="Arial"/>
+        </w:rPr>
         <w:t xml:space="preserve"> caught at </w:t>
       </w:r>
       <w:proofErr w:type="spellStart"/>
       <w:r>
+        <w:rPr>
+          <w:rFonts w:ascii="Arial" w:hAnsi="Arial" w:cs="Arial"/>
+        </w:rPr>
         <w:t>brantas</w:t>
       </w:r>
       <w:proofErr w:type="spellEnd"/>
       <w:r>
+        <w:rPr>
+          <w:rFonts w:ascii="Arial" w:hAnsi="Arial" w:cs="Arial"/>
+        </w:rPr>
         <w:t xml:space="preserve"> river watershed, Indonesia. </w:t>
       </w:r>
       <w:r>
         <w:rPr>
+          <w:rFonts w:ascii="Arial" w:hAnsi="Arial" w:cs="Arial"/>
           <w:i/>
           <w:iCs/>
         </w:rPr>
         <w:t>F1000Research</w:t>
       </w:r>
       <w:r>
+        <w:rPr>
+          <w:rFonts w:ascii="Arial" w:hAnsi="Arial" w:cs="Arial"/>
+        </w:rPr>
         <w:t xml:space="preserve"> 10: 1169.</w:t>
       </w:r>
     </w:p>
     <w:p>
       <w:pPr>
         <w:pStyle w:val="Bibliography"/>
+        <w:rPr>
+          <w:rFonts w:ascii="Arial" w:hAnsi="Arial" w:cs="Arial"/>
+        </w:rPr>
       </w:pPr>
       <w:proofErr w:type="spellStart"/>
       <w:r>
-        <w:lastRenderedPageBreak/>
+        <w:rPr>
+          <w:rFonts w:ascii="Arial" w:hAnsi="Arial" w:cs="Arial"/>
+        </w:rPr>
         <w:t>Hertika</w:t>
       </w:r>
       <w:proofErr w:type="spellEnd"/>
       <w:r>
+        <w:rPr>
+          <w:rFonts w:ascii="Arial" w:hAnsi="Arial" w:cs="Arial"/>
+        </w:rPr>
         <w:t xml:space="preserve"> AMS, Musa M, Amron K, Putra RBDS, </w:t>
       </w:r>
       <w:proofErr w:type="spellStart"/>
       <w:r>
+        <w:rPr>
+          <w:rFonts w:ascii="Arial" w:hAnsi="Arial" w:cs="Arial"/>
+        </w:rPr>
         <w:t>Alfarisi</w:t>
       </w:r>
       <w:proofErr w:type="spellEnd"/>
       <w:r>
+        <w:rPr>
+          <w:rFonts w:ascii="Arial" w:hAnsi="Arial" w:cs="Arial"/>
+        </w:rPr>
         <w:t xml:space="preserve"> MA, Putra AFR, Halimah MF, </w:t>
       </w:r>
       <w:proofErr w:type="spellStart"/>
       <w:r>
+        <w:rPr>
+          <w:rFonts w:ascii="Arial" w:hAnsi="Arial" w:cs="Arial"/>
+        </w:rPr>
         <w:t>Wijanata</w:t>
       </w:r>
       <w:proofErr w:type="spellEnd"/>
       <w:r>
+        <w:rPr>
+          <w:rFonts w:ascii="Arial" w:hAnsi="Arial" w:cs="Arial"/>
+        </w:rPr>
         <w:t xml:space="preserve"> IBP (2025) Analysis of fish hematological profiles as bioindicators of water pollution in fish conservation areas, East Java, Indonesia. </w:t>
       </w:r>
       <w:r>
         <w:rPr>
+          <w:rFonts w:ascii="Arial" w:hAnsi="Arial" w:cs="Arial"/>
           <w:i/>
           <w:iCs/>
         </w:rPr>
         <w:t>Water Environ Res</w:t>
       </w:r>
       <w:r>
+        <w:rPr>
+          <w:rFonts w:ascii="Arial" w:hAnsi="Arial" w:cs="Arial"/>
+        </w:rPr>
         <w:t xml:space="preserve"> 97: e70126.</w:t>
       </w:r>
     </w:p>
     <w:p>
       <w:pPr>
         <w:pStyle w:val="Bibliography"/>
+        <w:rPr>
+          <w:rFonts w:ascii="Arial" w:hAnsi="Arial" w:cs="Arial"/>
+        </w:rPr>
       </w:pPr>
       <w:proofErr w:type="spellStart"/>
       <w:r>
+        <w:rPr>
+          <w:rFonts w:ascii="Arial" w:hAnsi="Arial" w:cs="Arial"/>
+        </w:rPr>
         <w:t>Hontela</w:t>
       </w:r>
       <w:proofErr w:type="spellEnd"/>
       <w:r>
+        <w:rPr>
+          <w:rFonts w:ascii="Arial" w:hAnsi="Arial" w:cs="Arial"/>
+        </w:rPr>
         <w:t xml:space="preserve"> A, Rasmussen JB, Audet C, Chevalier G (1992) Impaired cortisol stress response in fish from environments polluted by PAHs, PCBs, and mercury. </w:t>
       </w:r>
       <w:r>
         <w:rPr>
+          <w:rFonts w:ascii="Arial" w:hAnsi="Arial" w:cs="Arial"/>
           <w:i/>
           <w:iCs/>
         </w:rPr>
@@ -27381,6 +28398,7 @@
       <w:proofErr w:type="spellStart"/>
       <w:r>
         <w:rPr>
+          <w:rFonts w:ascii="Arial" w:hAnsi="Arial" w:cs="Arial"/>
           <w:i/>
           <w:iCs/>
         </w:rPr>
@@ -27389,6 +28407,7 @@
       <w:proofErr w:type="spellEnd"/>
       <w:r>
         <w:rPr>
+          <w:rFonts w:ascii="Arial" w:hAnsi="Arial" w:cs="Arial"/>
           <w:i/>
           <w:iCs/>
         </w:rPr>
@@ -27397,6 +28416,7 @@
       <w:proofErr w:type="spellStart"/>
       <w:r>
         <w:rPr>
+          <w:rFonts w:ascii="Arial" w:hAnsi="Arial" w:cs="Arial"/>
           <w:i/>
           <w:iCs/>
         </w:rPr>
@@ -27404,42 +28424,65 @@
       </w:r>
       <w:proofErr w:type="spellEnd"/>
       <w:r>
+        <w:rPr>
+          <w:rFonts w:ascii="Arial" w:hAnsi="Arial" w:cs="Arial"/>
+        </w:rPr>
         <w:t xml:space="preserve"> 22: 278–283.</w:t>
       </w:r>
     </w:p>
     <w:p>
       <w:pPr>
         <w:pStyle w:val="Bibliography"/>
+        <w:rPr>
+          <w:rFonts w:ascii="Arial" w:hAnsi="Arial" w:cs="Arial"/>
+        </w:rPr>
       </w:pPr>
       <w:proofErr w:type="spellStart"/>
       <w:r>
+        <w:rPr>
+          <w:rFonts w:ascii="Arial" w:hAnsi="Arial" w:cs="Arial"/>
+        </w:rPr>
         <w:t>Houwen</w:t>
       </w:r>
       <w:proofErr w:type="spellEnd"/>
       <w:r>
+        <w:rPr>
+          <w:rFonts w:ascii="Arial" w:hAnsi="Arial" w:cs="Arial"/>
+        </w:rPr>
         <w:t xml:space="preserve"> B (2002) Blood film preparation and staining procedures. </w:t>
       </w:r>
       <w:r>
         <w:rPr>
+          <w:rFonts w:ascii="Arial" w:hAnsi="Arial" w:cs="Arial"/>
           <w:i/>
           <w:iCs/>
         </w:rPr>
         <w:t>Clin Lab Med</w:t>
       </w:r>
       <w:r>
+        <w:rPr>
+          <w:rFonts w:ascii="Arial" w:hAnsi="Arial" w:cs="Arial"/>
+        </w:rPr>
         <w:t xml:space="preserve"> 22: 1–14.</w:t>
       </w:r>
     </w:p>
     <w:p>
       <w:pPr>
         <w:pStyle w:val="Bibliography"/>
+        <w:rPr>
+          <w:rFonts w:ascii="Arial" w:hAnsi="Arial" w:cs="Arial"/>
+        </w:rPr>
       </w:pPr>
       <w:r>
+        <w:rPr>
+          <w:rFonts w:ascii="Arial" w:hAnsi="Arial" w:cs="Arial"/>
+        </w:rPr>
         <w:t xml:space="preserve">Hu F, Yin L, Dong F, Zheng M, Zhao Y, Fu S, Zhang W, Chen X (2021) Effects of long-term cadmium exposure on growth, antioxidant defense and DNA methylation in juvenile Nile tilapia (Oreochromis niloticus). </w:t>
       </w:r>
       <w:proofErr w:type="spellStart"/>
       <w:r>
         <w:rPr>
+          <w:rFonts w:ascii="Arial" w:hAnsi="Arial" w:cs="Arial"/>
           <w:i/>
           <w:iCs/>
         </w:rPr>
@@ -27448,6 +28491,7 @@
       <w:proofErr w:type="spellEnd"/>
       <w:r>
         <w:rPr>
+          <w:rFonts w:ascii="Arial" w:hAnsi="Arial" w:cs="Arial"/>
           <w:i/>
           <w:iCs/>
         </w:rPr>
@@ -27456,6 +28500,7 @@
       <w:proofErr w:type="spellStart"/>
       <w:r>
         <w:rPr>
+          <w:rFonts w:ascii="Arial" w:hAnsi="Arial" w:cs="Arial"/>
           <w:i/>
           <w:iCs/>
         </w:rPr>
@@ -27463,59 +28508,92 @@
       </w:r>
       <w:proofErr w:type="spellEnd"/>
       <w:r>
+        <w:rPr>
+          <w:rFonts w:ascii="Arial" w:hAnsi="Arial" w:cs="Arial"/>
+        </w:rPr>
         <w:t xml:space="preserve"> 241: 106014.</w:t>
       </w:r>
     </w:p>
     <w:p>
       <w:pPr>
         <w:pStyle w:val="Bibliography"/>
+        <w:rPr>
+          <w:rFonts w:ascii="Arial" w:hAnsi="Arial" w:cs="Arial"/>
+        </w:rPr>
       </w:pPr>
       <w:r>
+        <w:rPr>
+          <w:rFonts w:ascii="Arial" w:hAnsi="Arial" w:cs="Arial"/>
+        </w:rPr>
         <w:t xml:space="preserve">Jackson AP, Alloway BJ (1991) The bioavailability of cadmium to lettuce and cabbage in soils previously treated with sewage sludges. </w:t>
       </w:r>
       <w:r>
         <w:rPr>
+          <w:rFonts w:ascii="Arial" w:hAnsi="Arial" w:cs="Arial"/>
           <w:i/>
           <w:iCs/>
         </w:rPr>
         <w:t>Plant Soil</w:t>
       </w:r>
       <w:r>
+        <w:rPr>
+          <w:rFonts w:ascii="Arial" w:hAnsi="Arial" w:cs="Arial"/>
+        </w:rPr>
         <w:t xml:space="preserve"> 132: 179–186.</w:t>
       </w:r>
     </w:p>
     <w:p>
       <w:pPr>
         <w:pStyle w:val="Bibliography"/>
+        <w:rPr>
+          <w:rFonts w:ascii="Arial" w:hAnsi="Arial" w:cs="Arial"/>
+        </w:rPr>
       </w:pPr>
       <w:proofErr w:type="spellStart"/>
       <w:r>
+        <w:rPr>
+          <w:rFonts w:ascii="Arial" w:hAnsi="Arial" w:cs="Arial"/>
+        </w:rPr>
         <w:t>Jadaa</w:t>
       </w:r>
       <w:proofErr w:type="spellEnd"/>
       <w:r>
+        <w:rPr>
+          <w:rFonts w:ascii="Arial" w:hAnsi="Arial" w:cs="Arial"/>
+        </w:rPr>
         <w:t xml:space="preserve"> W, Mohammed H (2023) Heavy metals–definition, natural and anthropogenic sources of releasing into ecosystems, toxicity, and removal methods–an overview study. </w:t>
       </w:r>
       <w:r>
         <w:rPr>
+          <w:rFonts w:ascii="Arial" w:hAnsi="Arial" w:cs="Arial"/>
           <w:i/>
           <w:iCs/>
         </w:rPr>
         <w:t>Journal of Ecological Engineering</w:t>
       </w:r>
       <w:r>
+        <w:rPr>
+          <w:rFonts w:ascii="Arial" w:hAnsi="Arial" w:cs="Arial"/>
+        </w:rPr>
         <w:t xml:space="preserve"> 24: 249–271.</w:t>
       </w:r>
     </w:p>
     <w:p>
       <w:pPr>
         <w:pStyle w:val="Bibliography"/>
+        <w:rPr>
+          <w:rFonts w:ascii="Arial" w:hAnsi="Arial" w:cs="Arial"/>
+        </w:rPr>
       </w:pPr>
       <w:r>
+        <w:rPr>
+          <w:rFonts w:ascii="Arial" w:hAnsi="Arial" w:cs="Arial"/>
+        </w:rPr>
         <w:t xml:space="preserve">Jaffer NS, Rabee AM, Al-Chalabi SMM (2017) Biochemical and hematological parameters and histological alterations in fish Cyprinus carpio L. as biomarkers for water pollution with chlorpyrifos. </w:t>
       </w:r>
       <w:r>
         <w:rPr>
+          <w:rFonts w:ascii="Arial" w:hAnsi="Arial" w:cs="Arial"/>
           <w:i/>
           <w:iCs/>
         </w:rPr>
@@ -27524,6 +28602,7 @@
       <w:proofErr w:type="spellStart"/>
       <w:r>
         <w:rPr>
+          <w:rFonts w:ascii="Arial" w:hAnsi="Arial" w:cs="Arial"/>
           <w:i/>
           <w:iCs/>
         </w:rPr>
@@ -27532,35 +28611,50 @@
       <w:proofErr w:type="spellEnd"/>
       <w:r>
         <w:rPr>
+          <w:rFonts w:ascii="Arial" w:hAnsi="Arial" w:cs="Arial"/>
           <w:i/>
           <w:iCs/>
         </w:rPr>
         <w:t xml:space="preserve"> Risk Assess</w:t>
       </w:r>
       <w:r>
+        <w:rPr>
+          <w:rFonts w:ascii="Arial" w:hAnsi="Arial" w:cs="Arial"/>
+        </w:rPr>
         <w:t xml:space="preserve"> 23: 605–616.</w:t>
       </w:r>
     </w:p>
     <w:p>
       <w:pPr>
         <w:pStyle w:val="Bibliography"/>
+        <w:rPr>
+          <w:rFonts w:ascii="Arial" w:hAnsi="Arial" w:cs="Arial"/>
+        </w:rPr>
       </w:pPr>
       <w:r>
+        <w:rPr>
+          <w:rFonts w:ascii="Arial" w:hAnsi="Arial" w:cs="Arial"/>
+        </w:rPr>
         <w:t xml:space="preserve">Jenkins GB, Beckerman AP, Bellard C, Benítez-López A, Ellison AM, Foote CG, Hufton AL, Lashley MA, Lortie CJ, Ma Z, </w:t>
       </w:r>
       <w:r>
         <w:rPr>
+          <w:rFonts w:ascii="Arial" w:hAnsi="Arial" w:cs="Arial"/>
           <w:i/>
           <w:iCs/>
         </w:rPr>
         <w:t>et al.</w:t>
       </w:r>
       <w:r>
+        <w:rPr>
+          <w:rFonts w:ascii="Arial" w:hAnsi="Arial" w:cs="Arial"/>
+        </w:rPr>
         <w:t xml:space="preserve"> (2023) Reproducibility in ecology and evolution: minimum standards for data and code. </w:t>
       </w:r>
       <w:proofErr w:type="spellStart"/>
       <w:r>
         <w:rPr>
+          <w:rFonts w:ascii="Arial" w:hAnsi="Arial" w:cs="Arial"/>
           <w:i/>
           <w:iCs/>
         </w:rPr>
@@ -27569,42 +28663,63 @@
       <w:proofErr w:type="spellEnd"/>
       <w:r>
         <w:rPr>
+          <w:rFonts w:ascii="Arial" w:hAnsi="Arial" w:cs="Arial"/>
           <w:i/>
           <w:iCs/>
         </w:rPr>
         <w:t xml:space="preserve"> Evol</w:t>
       </w:r>
       <w:r>
+        <w:rPr>
+          <w:rFonts w:ascii="Arial" w:hAnsi="Arial" w:cs="Arial"/>
+        </w:rPr>
         <w:t xml:space="preserve"> 13: e9961.</w:t>
       </w:r>
     </w:p>
     <w:p>
       <w:pPr>
         <w:pStyle w:val="Bibliography"/>
+        <w:rPr>
+          <w:rFonts w:ascii="Arial" w:hAnsi="Arial" w:cs="Arial"/>
+        </w:rPr>
       </w:pPr>
       <w:r>
+        <w:rPr>
+          <w:rFonts w:ascii="Arial" w:hAnsi="Arial" w:cs="Arial"/>
+        </w:rPr>
         <w:t xml:space="preserve">Kahlon SK, Sharma G, Julka JM, Kumar A, Sharma S, Stadler FJ (2018) Impact of heavy metals and nanoparticles on aquatic biota. </w:t>
       </w:r>
       <w:r>
         <w:rPr>
+          <w:rFonts w:ascii="Arial" w:hAnsi="Arial" w:cs="Arial"/>
           <w:i/>
           <w:iCs/>
         </w:rPr>
         <w:t>Environ Chem Lett</w:t>
       </w:r>
       <w:r>
+        <w:rPr>
+          <w:rFonts w:ascii="Arial" w:hAnsi="Arial" w:cs="Arial"/>
+        </w:rPr>
         <w:t xml:space="preserve"> 16: 919–946.</w:t>
       </w:r>
     </w:p>
     <w:p>
       <w:pPr>
         <w:pStyle w:val="Bibliography"/>
+        <w:rPr>
+          <w:rFonts w:ascii="Arial" w:hAnsi="Arial" w:cs="Arial"/>
+        </w:rPr>
       </w:pPr>
       <w:r>
+        <w:rPr>
+          <w:rFonts w:ascii="Arial" w:hAnsi="Arial" w:cs="Arial"/>
+        </w:rPr>
         <w:t xml:space="preserve">Kern EM, Langerhans RB (2019) Urbanization alters swimming performance of a stream fish. </w:t>
       </w:r>
       <w:r>
         <w:rPr>
+          <w:rFonts w:ascii="Arial" w:hAnsi="Arial" w:cs="Arial"/>
           <w:i/>
           <w:iCs/>
         </w:rPr>
@@ -27613,6 +28728,7 @@
       <w:proofErr w:type="spellStart"/>
       <w:r>
         <w:rPr>
+          <w:rFonts w:ascii="Arial" w:hAnsi="Arial" w:cs="Arial"/>
           <w:i/>
           <w:iCs/>
         </w:rPr>
@@ -27621,61 +28737,92 @@
       <w:proofErr w:type="spellEnd"/>
       <w:r>
         <w:rPr>
+          <w:rFonts w:ascii="Arial" w:hAnsi="Arial" w:cs="Arial"/>
           <w:i/>
           <w:iCs/>
         </w:rPr>
         <w:t xml:space="preserve"> Evol</w:t>
       </w:r>
       <w:r>
+        <w:rPr>
+          <w:rFonts w:ascii="Arial" w:hAnsi="Arial" w:cs="Arial"/>
+        </w:rPr>
         <w:t xml:space="preserve"> 6: 229.</w:t>
       </w:r>
     </w:p>
     <w:p>
       <w:pPr>
         <w:pStyle w:val="Bibliography"/>
+        <w:rPr>
+          <w:rFonts w:ascii="Arial" w:hAnsi="Arial" w:cs="Arial"/>
+        </w:rPr>
       </w:pPr>
       <w:r>
+        <w:rPr>
+          <w:rFonts w:ascii="Arial" w:hAnsi="Arial" w:cs="Arial"/>
+        </w:rPr>
         <w:t xml:space="preserve">Kim D, Taylor AT, Near TJ (2022) </w:t>
       </w:r>
       <w:proofErr w:type="spellStart"/>
       <w:r>
+        <w:rPr>
+          <w:rFonts w:ascii="Arial" w:hAnsi="Arial" w:cs="Arial"/>
+        </w:rPr>
         <w:t>Phylogenomics</w:t>
       </w:r>
       <w:proofErr w:type="spellEnd"/>
       <w:r>
+        <w:rPr>
+          <w:rFonts w:ascii="Arial" w:hAnsi="Arial" w:cs="Arial"/>
+        </w:rPr>
         <w:t xml:space="preserve"> and species delimitation of the economically important Black Basses (</w:t>
       </w:r>
       <w:r>
         <w:rPr>
+          <w:rFonts w:ascii="Arial" w:hAnsi="Arial" w:cs="Arial"/>
           <w:i/>
           <w:iCs/>
         </w:rPr>
         <w:t>Micropterus</w:t>
       </w:r>
       <w:r>
+        <w:rPr>
+          <w:rFonts w:ascii="Arial" w:hAnsi="Arial" w:cs="Arial"/>
+        </w:rPr>
         <w:t xml:space="preserve">). </w:t>
       </w:r>
       <w:r>
         <w:rPr>
+          <w:rFonts w:ascii="Arial" w:hAnsi="Arial" w:cs="Arial"/>
           <w:i/>
           <w:iCs/>
         </w:rPr>
         <w:t>Sci Rep</w:t>
       </w:r>
       <w:r>
+        <w:rPr>
+          <w:rFonts w:ascii="Arial" w:hAnsi="Arial" w:cs="Arial"/>
+        </w:rPr>
         <w:t xml:space="preserve"> 12: 9113.</w:t>
       </w:r>
     </w:p>
     <w:p>
       <w:pPr>
         <w:pStyle w:val="Bibliography"/>
+        <w:rPr>
+          <w:rFonts w:ascii="Arial" w:hAnsi="Arial" w:cs="Arial"/>
+        </w:rPr>
       </w:pPr>
       <w:r>
+        <w:rPr>
+          <w:rFonts w:ascii="Arial" w:hAnsi="Arial" w:cs="Arial"/>
+        </w:rPr>
         <w:t xml:space="preserve">Kubier A, Hamer K, Pichler T (2020) Cadmium background levels in groundwater in an area dominated by agriculture. </w:t>
       </w:r>
       <w:proofErr w:type="spellStart"/>
       <w:r>
         <w:rPr>
+          <w:rFonts w:ascii="Arial" w:hAnsi="Arial" w:cs="Arial"/>
           <w:i/>
           <w:iCs/>
         </w:rPr>
@@ -27684,78 +28831,122 @@
       <w:proofErr w:type="spellEnd"/>
       <w:r>
         <w:rPr>
+          <w:rFonts w:ascii="Arial" w:hAnsi="Arial" w:cs="Arial"/>
           <w:i/>
           <w:iCs/>
         </w:rPr>
         <w:t xml:space="preserve"> Environ Assess Manag</w:t>
       </w:r>
       <w:r>
+        <w:rPr>
+          <w:rFonts w:ascii="Arial" w:hAnsi="Arial" w:cs="Arial"/>
+        </w:rPr>
         <w:t xml:space="preserve"> 16: 103–113.</w:t>
       </w:r>
     </w:p>
     <w:p>
       <w:pPr>
         <w:pStyle w:val="Bibliography"/>
+        <w:rPr>
+          <w:rFonts w:ascii="Arial" w:hAnsi="Arial" w:cs="Arial"/>
+        </w:rPr>
       </w:pPr>
       <w:proofErr w:type="spellStart"/>
       <w:r>
+        <w:rPr>
+          <w:rFonts w:ascii="Arial" w:hAnsi="Arial" w:cs="Arial"/>
+        </w:rPr>
+        <w:lastRenderedPageBreak/>
         <w:t>Kurwadkar</w:t>
       </w:r>
       <w:proofErr w:type="spellEnd"/>
       <w:r>
+        <w:rPr>
+          <w:rFonts w:ascii="Arial" w:hAnsi="Arial" w:cs="Arial"/>
+        </w:rPr>
         <w:t xml:space="preserve"> S, Dane J, Kanel SR, </w:t>
       </w:r>
       <w:proofErr w:type="spellStart"/>
       <w:r>
+        <w:rPr>
+          <w:rFonts w:ascii="Arial" w:hAnsi="Arial" w:cs="Arial"/>
+        </w:rPr>
         <w:t>Nadagouda</w:t>
       </w:r>
       <w:proofErr w:type="spellEnd"/>
       <w:r>
+        <w:rPr>
+          <w:rFonts w:ascii="Arial" w:hAnsi="Arial" w:cs="Arial"/>
+        </w:rPr>
         <w:t xml:space="preserve"> MN, Cawdrey RW, </w:t>
       </w:r>
       <w:proofErr w:type="spellStart"/>
       <w:r>
+        <w:rPr>
+          <w:rFonts w:ascii="Arial" w:hAnsi="Arial" w:cs="Arial"/>
+        </w:rPr>
         <w:t>Ambade</w:t>
       </w:r>
       <w:proofErr w:type="spellEnd"/>
       <w:r>
+        <w:rPr>
+          <w:rFonts w:ascii="Arial" w:hAnsi="Arial" w:cs="Arial"/>
+        </w:rPr>
         <w:t xml:space="preserve"> B, Struckhoff GC, Wilkin R (2022) </w:t>
       </w:r>
       <w:r>
         <w:rPr>
+          <w:rFonts w:ascii="Arial" w:hAnsi="Arial" w:cs="Arial"/>
           <w:i/>
           <w:iCs/>
         </w:rPr>
         <w:t>Per</w:t>
       </w:r>
       <w:r>
+        <w:rPr>
+          <w:rFonts w:ascii="Arial" w:hAnsi="Arial" w:cs="Arial"/>
+        </w:rPr>
         <w:t xml:space="preserve">- and polyfluoroalkyl substances in water and wastewater: a critical review of their global occurrence and distribution. </w:t>
       </w:r>
       <w:r>
         <w:rPr>
+          <w:rFonts w:ascii="Arial" w:hAnsi="Arial" w:cs="Arial"/>
           <w:i/>
           <w:iCs/>
         </w:rPr>
         <w:t>Sci Total Environ</w:t>
       </w:r>
       <w:r>
+        <w:rPr>
+          <w:rFonts w:ascii="Arial" w:hAnsi="Arial" w:cs="Arial"/>
+        </w:rPr>
         <w:t xml:space="preserve"> 809: 151003.</w:t>
       </w:r>
     </w:p>
     <w:p>
       <w:pPr>
         <w:pStyle w:val="Bibliography"/>
+        <w:rPr>
+          <w:rFonts w:ascii="Arial" w:hAnsi="Arial" w:cs="Arial"/>
+        </w:rPr>
       </w:pPr>
       <w:proofErr w:type="spellStart"/>
       <w:r>
+        <w:rPr>
+          <w:rFonts w:ascii="Arial" w:hAnsi="Arial" w:cs="Arial"/>
+        </w:rPr>
         <w:t>Lacépède</w:t>
       </w:r>
       <w:proofErr w:type="spellEnd"/>
       <w:r>
+        <w:rPr>
+          <w:rFonts w:ascii="Arial" w:hAnsi="Arial" w:cs="Arial"/>
+        </w:rPr>
         <w:t xml:space="preserve"> BGE (1802) </w:t>
       </w:r>
       <w:r>
         <w:rPr>
+          <w:rFonts w:ascii="Arial" w:hAnsi="Arial" w:cs="Arial"/>
           <w:i/>
           <w:iCs/>
         </w:rPr>
@@ -27764,6 +28955,7 @@
       <w:proofErr w:type="spellStart"/>
       <w:r>
         <w:rPr>
+          <w:rFonts w:ascii="Arial" w:hAnsi="Arial" w:cs="Arial"/>
           <w:i/>
           <w:iCs/>
         </w:rPr>
@@ -27772,49 +28964,72 @@
       <w:proofErr w:type="spellEnd"/>
       <w:r>
         <w:rPr>
+          <w:rFonts w:ascii="Arial" w:hAnsi="Arial" w:cs="Arial"/>
           <w:i/>
           <w:iCs/>
         </w:rPr>
         <w:t xml:space="preserve"> V. 4</w:t>
       </w:r>
       <w:r>
+        <w:rPr>
+          <w:rFonts w:ascii="Arial" w:hAnsi="Arial" w:cs="Arial"/>
+        </w:rPr>
         <w:t>.</w:t>
       </w:r>
     </w:p>
     <w:p>
       <w:pPr>
         <w:pStyle w:val="Bibliography"/>
+        <w:rPr>
+          <w:rFonts w:ascii="Arial" w:hAnsi="Arial" w:cs="Arial"/>
+        </w:rPr>
       </w:pPr>
       <w:proofErr w:type="spellStart"/>
       <w:r>
-        <w:lastRenderedPageBreak/>
+        <w:rPr>
+          <w:rFonts w:ascii="Arial" w:hAnsi="Arial" w:cs="Arial"/>
+        </w:rPr>
         <w:t>Lescord</w:t>
       </w:r>
       <w:proofErr w:type="spellEnd"/>
       <w:r>
+        <w:rPr>
+          <w:rFonts w:ascii="Arial" w:hAnsi="Arial" w:cs="Arial"/>
+        </w:rPr>
         <w:t xml:space="preserve"> GL, Kidd KA, De Silva AO, Williamson M, Spencer C, Wang X, Muir DCG (2015) Perfluorinated and polyfluorinated compounds in lake food webs from the Canadian High Arctic. </w:t>
       </w:r>
       <w:r>
         <w:rPr>
+          <w:rFonts w:ascii="Arial" w:hAnsi="Arial" w:cs="Arial"/>
           <w:i/>
           <w:iCs/>
         </w:rPr>
         <w:t>Environ Sci Technol</w:t>
       </w:r>
       <w:r>
+        <w:rPr>
+          <w:rFonts w:ascii="Arial" w:hAnsi="Arial" w:cs="Arial"/>
+        </w:rPr>
         <w:t xml:space="preserve"> 49: 2694–2702.</w:t>
       </w:r>
     </w:p>
     <w:p>
       <w:pPr>
         <w:pStyle w:val="Bibliography"/>
+        <w:rPr>
+          <w:rFonts w:ascii="Arial" w:hAnsi="Arial" w:cs="Arial"/>
+        </w:rPr>
       </w:pPr>
       <w:r>
+        <w:rPr>
+          <w:rFonts w:ascii="Arial" w:hAnsi="Arial" w:cs="Arial"/>
+        </w:rPr>
         <w:t xml:space="preserve">Lesueur CA (1822) Descriptions of the five new species of the genus </w:t>
       </w:r>
       <w:proofErr w:type="spellStart"/>
       <w:r>
         <w:rPr>
+          <w:rFonts w:ascii="Arial" w:hAnsi="Arial" w:cs="Arial"/>
           <w:i/>
           <w:iCs/>
         </w:rPr>
@@ -27822,10 +29037,14 @@
       </w:r>
       <w:proofErr w:type="spellEnd"/>
       <w:r>
+        <w:rPr>
+          <w:rFonts w:ascii="Arial" w:hAnsi="Arial" w:cs="Arial"/>
+        </w:rPr>
         <w:t xml:space="preserve"> of Cuvier. </w:t>
       </w:r>
       <w:r>
         <w:rPr>
+          <w:rFonts w:ascii="Arial" w:hAnsi="Arial" w:cs="Arial"/>
           <w:i/>
           <w:iCs/>
         </w:rPr>
@@ -27834,6 +29053,7 @@
       <w:proofErr w:type="spellStart"/>
       <w:r>
         <w:rPr>
+          <w:rFonts w:ascii="Arial" w:hAnsi="Arial" w:cs="Arial"/>
           <w:i/>
           <w:iCs/>
         </w:rPr>
@@ -27842,84 +29062,128 @@
       <w:proofErr w:type="spellEnd"/>
       <w:r>
         <w:rPr>
+          <w:rFonts w:ascii="Arial" w:hAnsi="Arial" w:cs="Arial"/>
           <w:i/>
           <w:iCs/>
         </w:rPr>
         <w:t xml:space="preserve"> Nat Sci Phila</w:t>
       </w:r>
       <w:r>
+        <w:rPr>
+          <w:rFonts w:ascii="Arial" w:hAnsi="Arial" w:cs="Arial"/>
+        </w:rPr>
         <w:t xml:space="preserve"> 2: 214–221.</w:t>
       </w:r>
     </w:p>
     <w:p>
       <w:pPr>
         <w:pStyle w:val="Bibliography"/>
+        <w:rPr>
+          <w:rFonts w:ascii="Arial" w:hAnsi="Arial" w:cs="Arial"/>
+        </w:rPr>
       </w:pPr>
       <w:r>
+        <w:rPr>
+          <w:rFonts w:ascii="Arial" w:hAnsi="Arial" w:cs="Arial"/>
+        </w:rPr>
         <w:t xml:space="preserve">Lewis RW, Andrus AK, Arroyo J, Brescia S, Botham PA, </w:t>
       </w:r>
       <w:proofErr w:type="spellStart"/>
       <w:r>
+        <w:rPr>
+          <w:rFonts w:ascii="Arial" w:hAnsi="Arial" w:cs="Arial"/>
+        </w:rPr>
         <w:t>Corvaro</w:t>
       </w:r>
       <w:proofErr w:type="spellEnd"/>
       <w:r>
+        <w:rPr>
+          <w:rFonts w:ascii="Arial" w:hAnsi="Arial" w:cs="Arial"/>
+        </w:rPr>
         <w:t xml:space="preserve"> M, Daston GP, Hofmann T, Rodriguez C, Sewell F, </w:t>
       </w:r>
       <w:r>
         <w:rPr>
+          <w:rFonts w:ascii="Arial" w:hAnsi="Arial" w:cs="Arial"/>
           <w:i/>
           <w:iCs/>
         </w:rPr>
         <w:t>et al.</w:t>
       </w:r>
       <w:r>
+        <w:rPr>
+          <w:rFonts w:ascii="Arial" w:hAnsi="Arial" w:cs="Arial"/>
+        </w:rPr>
         <w:t xml:space="preserve"> (2024) Considerations for the development of guidance on dose level selection for developmental and reproductive toxicity studies. </w:t>
       </w:r>
       <w:r>
         <w:rPr>
+          <w:rFonts w:ascii="Arial" w:hAnsi="Arial" w:cs="Arial"/>
           <w:i/>
           <w:iCs/>
         </w:rPr>
         <w:t>RTP</w:t>
       </w:r>
       <w:r>
+        <w:rPr>
+          <w:rFonts w:ascii="Arial" w:hAnsi="Arial" w:cs="Arial"/>
+        </w:rPr>
         <w:t xml:space="preserve"> 148: 105585.</w:t>
       </w:r>
     </w:p>
     <w:p>
       <w:pPr>
         <w:pStyle w:val="Bibliography"/>
+        <w:rPr>
+          <w:rFonts w:ascii="Arial" w:hAnsi="Arial" w:cs="Arial"/>
+        </w:rPr>
       </w:pPr>
       <w:r>
+        <w:rPr>
+          <w:rFonts w:ascii="Arial" w:hAnsi="Arial" w:cs="Arial"/>
+        </w:rPr>
         <w:t xml:space="preserve">Liu Y, Chen Q, Li Y, Bi L, Jin L, Peng R (2022) Toxic effects of cadmium on fish. </w:t>
       </w:r>
       <w:r>
         <w:rPr>
+          <w:rFonts w:ascii="Arial" w:hAnsi="Arial" w:cs="Arial"/>
           <w:i/>
           <w:iCs/>
         </w:rPr>
         <w:t>Toxics</w:t>
       </w:r>
       <w:r>
+        <w:rPr>
+          <w:rFonts w:ascii="Arial" w:hAnsi="Arial" w:cs="Arial"/>
+        </w:rPr>
         <w:t xml:space="preserve"> 10: 622.</w:t>
       </w:r>
     </w:p>
     <w:p>
       <w:pPr>
         <w:pStyle w:val="Bibliography"/>
+        <w:rPr>
+          <w:rFonts w:ascii="Arial" w:hAnsi="Arial" w:cs="Arial"/>
+        </w:rPr>
       </w:pPr>
       <w:proofErr w:type="spellStart"/>
       <w:r>
+        <w:rPr>
+          <w:rFonts w:ascii="Arial" w:hAnsi="Arial" w:cs="Arial"/>
+        </w:rPr>
         <w:t>Ludsin</w:t>
       </w:r>
       <w:proofErr w:type="spellEnd"/>
       <w:r>
+        <w:rPr>
+          <w:rFonts w:ascii="Arial" w:hAnsi="Arial" w:cs="Arial"/>
+        </w:rPr>
         <w:t xml:space="preserve"> SA, DeVries DR (1997) First-year recruitment of largemouth bass: the interdependency of early life stages. </w:t>
       </w:r>
       <w:proofErr w:type="spellStart"/>
       <w:r>
         <w:rPr>
+          <w:rFonts w:ascii="Arial" w:hAnsi="Arial" w:cs="Arial"/>
           <w:i/>
           <w:iCs/>
         </w:rPr>
@@ -27928,25 +29192,36 @@
       <w:proofErr w:type="spellEnd"/>
       <w:r>
         <w:rPr>
+          <w:rFonts w:ascii="Arial" w:hAnsi="Arial" w:cs="Arial"/>
           <w:i/>
           <w:iCs/>
         </w:rPr>
         <w:t xml:space="preserve"> Appl</w:t>
       </w:r>
       <w:r>
+        <w:rPr>
+          <w:rFonts w:ascii="Arial" w:hAnsi="Arial" w:cs="Arial"/>
+        </w:rPr>
         <w:t xml:space="preserve"> 7: 1024–1038.</w:t>
       </w:r>
     </w:p>
     <w:p>
       <w:pPr>
         <w:pStyle w:val="Bibliography"/>
+        <w:rPr>
+          <w:rFonts w:ascii="Arial" w:hAnsi="Arial" w:cs="Arial"/>
+        </w:rPr>
       </w:pPr>
       <w:r>
+        <w:rPr>
+          <w:rFonts w:ascii="Arial" w:hAnsi="Arial" w:cs="Arial"/>
+        </w:rPr>
         <w:t xml:space="preserve">Mallett MC, Thiem JD, Butler GL, Kennard MJ (2024) A systematic review of approaches to assess fish health responses to anthropogenic threats in freshwater ecosystems. </w:t>
       </w:r>
       <w:proofErr w:type="spellStart"/>
       <w:r>
         <w:rPr>
+          <w:rFonts w:ascii="Arial" w:hAnsi="Arial" w:cs="Arial"/>
           <w:i/>
           <w:iCs/>
         </w:rPr>
@@ -27955,6 +29230,7 @@
       <w:proofErr w:type="spellEnd"/>
       <w:r>
         <w:rPr>
+          <w:rFonts w:ascii="Arial" w:hAnsi="Arial" w:cs="Arial"/>
           <w:i/>
           <w:iCs/>
         </w:rPr>
@@ -27963,6 +29239,7 @@
       <w:proofErr w:type="spellStart"/>
       <w:r>
         <w:rPr>
+          <w:rFonts w:ascii="Arial" w:hAnsi="Arial" w:cs="Arial"/>
           <w:i/>
           <w:iCs/>
         </w:rPr>
@@ -27970,37 +29247,57 @@
       </w:r>
       <w:proofErr w:type="spellEnd"/>
       <w:r>
+        <w:rPr>
+          <w:rFonts w:ascii="Arial" w:hAnsi="Arial" w:cs="Arial"/>
+        </w:rPr>
         <w:t xml:space="preserve"> 12: coae022.</w:t>
       </w:r>
     </w:p>
     <w:p>
       <w:pPr>
         <w:pStyle w:val="Bibliography"/>
+        <w:rPr>
+          <w:rFonts w:ascii="Arial" w:hAnsi="Arial" w:cs="Arial"/>
+        </w:rPr>
       </w:pPr>
       <w:r>
+        <w:rPr>
+          <w:rFonts w:ascii="Arial" w:hAnsi="Arial" w:cs="Arial"/>
+        </w:rPr>
         <w:t xml:space="preserve">Marini M, Caro D, Thomsen M (2020) The new fertilizer regulation: a starting point for cadmium control in European arable soils? </w:t>
       </w:r>
       <w:r>
         <w:rPr>
+          <w:rFonts w:ascii="Arial" w:hAnsi="Arial" w:cs="Arial"/>
           <w:i/>
           <w:iCs/>
         </w:rPr>
         <w:t>Sci Total Environ</w:t>
       </w:r>
       <w:r>
+        <w:rPr>
+          <w:rFonts w:ascii="Arial" w:hAnsi="Arial" w:cs="Arial"/>
+        </w:rPr>
         <w:t xml:space="preserve"> 745: 140876.</w:t>
       </w:r>
     </w:p>
     <w:p>
       <w:pPr>
         <w:pStyle w:val="Bibliography"/>
+        <w:rPr>
+          <w:rFonts w:ascii="Arial" w:hAnsi="Arial" w:cs="Arial"/>
+        </w:rPr>
       </w:pPr>
       <w:r>
+        <w:rPr>
+          <w:rFonts w:ascii="Arial" w:hAnsi="Arial" w:cs="Arial"/>
+        </w:rPr>
         <w:t xml:space="preserve">Milnes MR, Guillette Jr. LJ (2008) Alligator tales: new lessons about environmental contaminants from a sentinel species. </w:t>
       </w:r>
       <w:proofErr w:type="spellStart"/>
       <w:r>
         <w:rPr>
+          <w:rFonts w:ascii="Arial" w:hAnsi="Arial" w:cs="Arial"/>
           <w:i/>
           <w:iCs/>
         </w:rPr>
@@ -28008,28 +29305,42 @@
       </w:r>
       <w:proofErr w:type="spellEnd"/>
       <w:r>
+        <w:rPr>
+          <w:rFonts w:ascii="Arial" w:hAnsi="Arial" w:cs="Arial"/>
+        </w:rPr>
         <w:t xml:space="preserve"> 58: 1027–1036.</w:t>
       </w:r>
     </w:p>
     <w:p>
       <w:pPr>
         <w:pStyle w:val="Bibliography"/>
+        <w:rPr>
+          <w:rFonts w:ascii="Arial" w:hAnsi="Arial" w:cs="Arial"/>
+        </w:rPr>
       </w:pPr>
       <w:r>
+        <w:rPr>
+          <w:rFonts w:ascii="Arial" w:hAnsi="Arial" w:cs="Arial"/>
+        </w:rPr>
         <w:t>Murray CM, Easter M, Merchant M, Cooper A, Crother BI (2013) Can reproductive allometry assess population marginality in crocodilians? a comparative analysis of Gulf Coast American Alligator (</w:t>
       </w:r>
       <w:r>
         <w:rPr>
+          <w:rFonts w:ascii="Arial" w:hAnsi="Arial" w:cs="Arial"/>
           <w:i/>
           <w:iCs/>
         </w:rPr>
         <w:t>Alligator mississippiensis</w:t>
       </w:r>
       <w:r>
+        <w:rPr>
+          <w:rFonts w:ascii="Arial" w:hAnsi="Arial" w:cs="Arial"/>
+        </w:rPr>
         <w:t xml:space="preserve">) populations. </w:t>
       </w:r>
       <w:r>
         <w:rPr>
+          <w:rFonts w:ascii="Arial" w:hAnsi="Arial" w:cs="Arial"/>
           <w:i/>
           <w:iCs/>
         </w:rPr>
@@ -28038,6 +29349,7 @@
       <w:proofErr w:type="spellStart"/>
       <w:r>
         <w:rPr>
+          <w:rFonts w:ascii="Arial" w:hAnsi="Arial" w:cs="Arial"/>
           <w:i/>
           <w:iCs/>
         </w:rPr>
@@ -28045,125 +29357,199 @@
       </w:r>
       <w:proofErr w:type="spellEnd"/>
       <w:r>
+        <w:rPr>
+          <w:rFonts w:ascii="Arial" w:hAnsi="Arial" w:cs="Arial"/>
+        </w:rPr>
         <w:t xml:space="preserve"> 2013: 268–276.</w:t>
       </w:r>
     </w:p>
     <w:p>
       <w:pPr>
         <w:pStyle w:val="Bibliography"/>
+        <w:rPr>
+          <w:rFonts w:ascii="Arial" w:hAnsi="Arial" w:cs="Arial"/>
+        </w:rPr>
       </w:pPr>
       <w:r>
+        <w:rPr>
+          <w:rFonts w:ascii="Arial" w:hAnsi="Arial" w:cs="Arial"/>
+        </w:rPr>
         <w:t xml:space="preserve">Murray KS, Rogers DT, Kaufman MM (2004) Heavy Metals in an urban watershed in southeastern Michigan. </w:t>
       </w:r>
       <w:r>
         <w:rPr>
+          <w:rFonts w:ascii="Arial" w:hAnsi="Arial" w:cs="Arial"/>
           <w:i/>
           <w:iCs/>
         </w:rPr>
         <w:t>J of Env Quality</w:t>
       </w:r>
       <w:r>
+        <w:rPr>
+          <w:rFonts w:ascii="Arial" w:hAnsi="Arial" w:cs="Arial"/>
+        </w:rPr>
         <w:t xml:space="preserve"> 33: 163–172.</w:t>
       </w:r>
     </w:p>
     <w:p>
       <w:pPr>
         <w:pStyle w:val="Bibliography"/>
+        <w:rPr>
+          <w:rFonts w:ascii="Arial" w:hAnsi="Arial" w:cs="Arial"/>
+        </w:rPr>
       </w:pPr>
       <w:proofErr w:type="spellStart"/>
       <w:r>
+        <w:rPr>
+          <w:rFonts w:ascii="Arial" w:hAnsi="Arial" w:cs="Arial"/>
+        </w:rPr>
         <w:t>Mussabek</w:t>
       </w:r>
       <w:proofErr w:type="spellEnd"/>
       <w:r>
+        <w:rPr>
+          <w:rFonts w:ascii="Arial" w:hAnsi="Arial" w:cs="Arial"/>
+        </w:rPr>
         <w:t xml:space="preserve"> D, Söderman A, Imura T, Persson KM, Nakagawa K, Ahrens L, Berndtsson R (2023) PFAS in the drinking water source: analysis of the contamination levels, origin, and emission rates. </w:t>
       </w:r>
       <w:r>
         <w:rPr>
+          <w:rFonts w:ascii="Arial" w:hAnsi="Arial" w:cs="Arial"/>
           <w:i/>
           <w:iCs/>
         </w:rPr>
         <w:t>Water</w:t>
       </w:r>
       <w:r>
+        <w:rPr>
+          <w:rFonts w:ascii="Arial" w:hAnsi="Arial" w:cs="Arial"/>
+        </w:rPr>
         <w:t xml:space="preserve"> 15: 137.</w:t>
       </w:r>
     </w:p>
     <w:p>
       <w:pPr>
         <w:pStyle w:val="Bibliography"/>
+        <w:rPr>
+          <w:rFonts w:ascii="Arial" w:hAnsi="Arial" w:cs="Arial"/>
+        </w:rPr>
       </w:pPr>
       <w:proofErr w:type="spellStart"/>
       <w:r>
+        <w:rPr>
+          <w:rFonts w:ascii="Arial" w:hAnsi="Arial" w:cs="Arial"/>
+        </w:rPr>
+        <w:lastRenderedPageBreak/>
         <w:t>Naidenko</w:t>
       </w:r>
       <w:proofErr w:type="spellEnd"/>
       <w:r>
+        <w:rPr>
+          <w:rFonts w:ascii="Arial" w:hAnsi="Arial" w:cs="Arial"/>
+        </w:rPr>
         <w:t xml:space="preserve"> SV, </w:t>
       </w:r>
       <w:proofErr w:type="spellStart"/>
       <w:r>
+        <w:rPr>
+          <w:rFonts w:ascii="Arial" w:hAnsi="Arial" w:cs="Arial"/>
+        </w:rPr>
         <w:t>Alshinetskiy</w:t>
       </w:r>
       <w:proofErr w:type="spellEnd"/>
       <w:r>
+        <w:rPr>
+          <w:rFonts w:ascii="Arial" w:hAnsi="Arial" w:cs="Arial"/>
+        </w:rPr>
         <w:t xml:space="preserve"> MV (2020) Size matters: zoo data analysis shows that the white blood cell ratio differs between large and small felids. </w:t>
       </w:r>
       <w:r>
         <w:rPr>
+          <w:rFonts w:ascii="Arial" w:hAnsi="Arial" w:cs="Arial"/>
           <w:i/>
           <w:iCs/>
         </w:rPr>
         <w:t>Animals</w:t>
       </w:r>
       <w:r>
+        <w:rPr>
+          <w:rFonts w:ascii="Arial" w:hAnsi="Arial" w:cs="Arial"/>
+        </w:rPr>
         <w:t xml:space="preserve"> 10: 940.</w:t>
       </w:r>
     </w:p>
     <w:p>
       <w:pPr>
         <w:pStyle w:val="Bibliography"/>
+        <w:rPr>
+          <w:rFonts w:ascii="Arial" w:hAnsi="Arial" w:cs="Arial"/>
+        </w:rPr>
       </w:pPr>
       <w:r>
+        <w:rPr>
+          <w:rFonts w:ascii="Arial" w:hAnsi="Arial" w:cs="Arial"/>
+        </w:rPr>
         <w:t xml:space="preserve">Nayak S, Sahoo G, Das II, Mohanty AK, Kumar R, Sahoo L, </w:t>
       </w:r>
       <w:proofErr w:type="spellStart"/>
       <w:r>
+        <w:rPr>
+          <w:rFonts w:ascii="Arial" w:hAnsi="Arial" w:cs="Arial"/>
+        </w:rPr>
         <w:t>Sundaray</w:t>
       </w:r>
       <w:proofErr w:type="spellEnd"/>
       <w:r>
+        <w:rPr>
+          <w:rFonts w:ascii="Arial" w:hAnsi="Arial" w:cs="Arial"/>
+        </w:rPr>
         <w:t xml:space="preserve"> JK (2023) Poly- and perfluoroalkyl substances (PFAS): do they matter to aquatic ecosystems? </w:t>
       </w:r>
       <w:r>
         <w:rPr>
+          <w:rFonts w:ascii="Arial" w:hAnsi="Arial" w:cs="Arial"/>
           <w:i/>
           <w:iCs/>
         </w:rPr>
         <w:t>Toxics</w:t>
       </w:r>
       <w:r>
+        <w:rPr>
+          <w:rFonts w:ascii="Arial" w:hAnsi="Arial" w:cs="Arial"/>
+        </w:rPr>
         <w:t xml:space="preserve"> 11: 543.</w:t>
       </w:r>
     </w:p>
     <w:p>
       <w:pPr>
         <w:pStyle w:val="Bibliography"/>
+        <w:rPr>
+          <w:rFonts w:ascii="Arial" w:hAnsi="Arial" w:cs="Arial"/>
+        </w:rPr>
       </w:pPr>
       <w:r>
-        <w:lastRenderedPageBreak/>
+        <w:rPr>
+          <w:rFonts w:ascii="Arial" w:hAnsi="Arial" w:cs="Arial"/>
+        </w:rPr>
         <w:t>Neumann RM, Allen MS (2007) Chapter 9: Size structure. In: Guy CS, Brown ML, eds. Analysis and Interpretation of Freshwater Fisheries Data. American Fisheries Society, Bethesda, USA, pp 375–421.</w:t>
       </w:r>
     </w:p>
     <w:p>
       <w:pPr>
         <w:pStyle w:val="Bibliography"/>
+        <w:rPr>
+          <w:rFonts w:ascii="Arial" w:hAnsi="Arial" w:cs="Arial"/>
+        </w:rPr>
       </w:pPr>
       <w:r>
+        <w:rPr>
+          <w:rFonts w:ascii="Arial" w:hAnsi="Arial" w:cs="Arial"/>
+        </w:rPr>
         <w:t xml:space="preserve">Nies DH (1999) Microbial heavy-metal resistance. </w:t>
       </w:r>
       <w:r>
         <w:rPr>
+          <w:rFonts w:ascii="Arial" w:hAnsi="Arial" w:cs="Arial"/>
           <w:i/>
           <w:iCs/>
         </w:rPr>
@@ -28172,6 +29558,7 @@
       <w:proofErr w:type="spellStart"/>
       <w:r>
         <w:rPr>
+          <w:rFonts w:ascii="Arial" w:hAnsi="Arial" w:cs="Arial"/>
           <w:i/>
           <w:iCs/>
         </w:rPr>
@@ -28180,6 +29567,7 @@
       <w:proofErr w:type="spellEnd"/>
       <w:r>
         <w:rPr>
+          <w:rFonts w:ascii="Arial" w:hAnsi="Arial" w:cs="Arial"/>
           <w:i/>
           <w:iCs/>
         </w:rPr>
@@ -28188,6 +29576,7 @@
       <w:proofErr w:type="spellStart"/>
       <w:r>
         <w:rPr>
+          <w:rFonts w:ascii="Arial" w:hAnsi="Arial" w:cs="Arial"/>
           <w:i/>
           <w:iCs/>
         </w:rPr>
@@ -28195,18 +29584,28 @@
       </w:r>
       <w:proofErr w:type="spellEnd"/>
       <w:r>
+        <w:rPr>
+          <w:rFonts w:ascii="Arial" w:hAnsi="Arial" w:cs="Arial"/>
+        </w:rPr>
         <w:t xml:space="preserve"> 51: 730–750.</w:t>
       </w:r>
     </w:p>
     <w:p>
       <w:pPr>
         <w:pStyle w:val="Bibliography"/>
+        <w:rPr>
+          <w:rFonts w:ascii="Arial" w:hAnsi="Arial" w:cs="Arial"/>
+        </w:rPr>
       </w:pPr>
       <w:r>
+        <w:rPr>
+          <w:rFonts w:ascii="Arial" w:hAnsi="Arial" w:cs="Arial"/>
+        </w:rPr>
         <w:t xml:space="preserve">Nies DH (2003) Efflux-mediated heavy metal resistance in prokaryotes. </w:t>
       </w:r>
       <w:r>
         <w:rPr>
+          <w:rFonts w:ascii="Arial" w:hAnsi="Arial" w:cs="Arial"/>
           <w:i/>
           <w:iCs/>
         </w:rPr>
@@ -28215,6 +29614,7 @@
       <w:proofErr w:type="spellStart"/>
       <w:r>
         <w:rPr>
+          <w:rFonts w:ascii="Arial" w:hAnsi="Arial" w:cs="Arial"/>
           <w:i/>
           <w:iCs/>
         </w:rPr>
@@ -28223,195 +29623,322 @@
       <w:proofErr w:type="spellEnd"/>
       <w:r>
         <w:rPr>
+          <w:rFonts w:ascii="Arial" w:hAnsi="Arial" w:cs="Arial"/>
           <w:i/>
           <w:iCs/>
         </w:rPr>
         <w:t xml:space="preserve"> Rev</w:t>
       </w:r>
       <w:r>
+        <w:rPr>
+          <w:rFonts w:ascii="Arial" w:hAnsi="Arial" w:cs="Arial"/>
+        </w:rPr>
         <w:t xml:space="preserve"> 27: 313–339.</w:t>
       </w:r>
     </w:p>
     <w:p>
       <w:pPr>
         <w:pStyle w:val="Bibliography"/>
+        <w:rPr>
+          <w:rFonts w:ascii="Arial" w:hAnsi="Arial" w:cs="Arial"/>
+        </w:rPr>
       </w:pPr>
       <w:r>
+        <w:rPr>
+          <w:rFonts w:ascii="Arial" w:hAnsi="Arial" w:cs="Arial"/>
+        </w:rPr>
         <w:t xml:space="preserve">Norris AJ, DeVries DR, Wright RA (2010) Coastal estuaries as habitat for a freshwater fish species: exploring population-level effects of salinity on largemouth bass. </w:t>
       </w:r>
       <w:r>
         <w:rPr>
+          <w:rFonts w:ascii="Arial" w:hAnsi="Arial" w:cs="Arial"/>
           <w:i/>
           <w:iCs/>
         </w:rPr>
         <w:t>Trans Am Fish Soc</w:t>
       </w:r>
       <w:r>
+        <w:rPr>
+          <w:rFonts w:ascii="Arial" w:hAnsi="Arial" w:cs="Arial"/>
+        </w:rPr>
         <w:t xml:space="preserve"> 139: 610–625.</w:t>
       </w:r>
     </w:p>
     <w:p>
       <w:pPr>
         <w:pStyle w:val="Bibliography"/>
+        <w:rPr>
+          <w:rFonts w:ascii="Arial" w:hAnsi="Arial" w:cs="Arial"/>
+        </w:rPr>
       </w:pPr>
       <w:r>
+        <w:rPr>
+          <w:rFonts w:ascii="Arial" w:hAnsi="Arial" w:cs="Arial"/>
+        </w:rPr>
         <w:t xml:space="preserve">OECD (2021) New Comprehensive Global Database of Per- and Polyfluoroalkyl Substances. </w:t>
       </w:r>
       <w:proofErr w:type="spellStart"/>
       <w:r>
+        <w:rPr>
+          <w:rFonts w:ascii="Arial" w:hAnsi="Arial" w:cs="Arial"/>
+        </w:rPr>
         <w:t>Organisation</w:t>
       </w:r>
       <w:proofErr w:type="spellEnd"/>
       <w:r>
+        <w:rPr>
+          <w:rFonts w:ascii="Arial" w:hAnsi="Arial" w:cs="Arial"/>
+        </w:rPr>
         <w:t xml:space="preserve"> for Economic Co-operation and Development: Available at: http://www.oecd.org/chemicalsafety/portal-perfluorinated-chemicals/.</w:t>
       </w:r>
     </w:p>
     <w:p>
       <w:pPr>
         <w:pStyle w:val="Bibliography"/>
+        <w:rPr>
+          <w:rFonts w:ascii="Arial" w:hAnsi="Arial" w:cs="Arial"/>
+        </w:rPr>
       </w:pPr>
       <w:r>
+        <w:rPr>
+          <w:rFonts w:ascii="Arial" w:hAnsi="Arial" w:cs="Arial"/>
+        </w:rPr>
         <w:t xml:space="preserve">Pan C-G, Ying G-G, Zhao J-L, Liu Y-S, Jiang Y-X, Zhang Q-Q (2014) Spatiotemporal distribution and mass loadings of perfluoroalkyl substances in the Yangtze River of China. </w:t>
       </w:r>
       <w:r>
         <w:rPr>
+          <w:rFonts w:ascii="Arial" w:hAnsi="Arial" w:cs="Arial"/>
           <w:i/>
           <w:iCs/>
         </w:rPr>
         <w:t>Sci Total Environ</w:t>
       </w:r>
       <w:r>
+        <w:rPr>
+          <w:rFonts w:ascii="Arial" w:hAnsi="Arial" w:cs="Arial"/>
+        </w:rPr>
         <w:t xml:space="preserve"> 493: 580–587.</w:t>
       </w:r>
     </w:p>
     <w:p>
       <w:pPr>
         <w:pStyle w:val="Bibliography"/>
+        <w:rPr>
+          <w:rFonts w:ascii="Arial" w:hAnsi="Arial" w:cs="Arial"/>
+        </w:rPr>
       </w:pPr>
       <w:r>
+        <w:rPr>
+          <w:rFonts w:ascii="Arial" w:hAnsi="Arial" w:cs="Arial"/>
+        </w:rPr>
         <w:t>Pankhurst N, Van Der Kraak G (1997) Effects of stress on reproduction and growth of fish. In: Fish Stress and Health in Aquaculture. pp 73–93.</w:t>
       </w:r>
     </w:p>
     <w:p>
       <w:pPr>
         <w:pStyle w:val="Bibliography"/>
+        <w:rPr>
+          <w:rFonts w:ascii="Arial" w:hAnsi="Arial" w:cs="Arial"/>
+        </w:rPr>
       </w:pPr>
       <w:r>
+        <w:rPr>
+          <w:rFonts w:ascii="Arial" w:hAnsi="Arial" w:cs="Arial"/>
+        </w:rPr>
         <w:t xml:space="preserve">Paukert CP, Lynch AJ, Beard TD, Chen Y, Cooke SJ, Cooperman MS, </w:t>
       </w:r>
       <w:proofErr w:type="spellStart"/>
       <w:r>
+        <w:rPr>
+          <w:rFonts w:ascii="Arial" w:hAnsi="Arial" w:cs="Arial"/>
+        </w:rPr>
         <w:t>Cowx</w:t>
       </w:r>
       <w:proofErr w:type="spellEnd"/>
       <w:r>
+        <w:rPr>
+          <w:rFonts w:ascii="Arial" w:hAnsi="Arial" w:cs="Arial"/>
+        </w:rPr>
         <w:t xml:space="preserve"> IG, </w:t>
       </w:r>
       <w:proofErr w:type="spellStart"/>
       <w:r>
+        <w:rPr>
+          <w:rFonts w:ascii="Arial" w:hAnsi="Arial" w:cs="Arial"/>
+        </w:rPr>
         <w:t>Ibengwe</w:t>
       </w:r>
       <w:proofErr w:type="spellEnd"/>
       <w:r>
+        <w:rPr>
+          <w:rFonts w:ascii="Arial" w:hAnsi="Arial" w:cs="Arial"/>
+        </w:rPr>
         <w:t xml:space="preserve"> L, Infante DM, Myers BJE, </w:t>
       </w:r>
       <w:r>
         <w:rPr>
+          <w:rFonts w:ascii="Arial" w:hAnsi="Arial" w:cs="Arial"/>
           <w:i/>
           <w:iCs/>
         </w:rPr>
         <w:t>et al.</w:t>
       </w:r>
       <w:r>
+        <w:rPr>
+          <w:rFonts w:ascii="Arial" w:hAnsi="Arial" w:cs="Arial"/>
+        </w:rPr>
         <w:t xml:space="preserve"> (2017) Designing a global assessment of climate change on inland fishes and fisheries: knowns and needs. </w:t>
       </w:r>
       <w:r>
         <w:rPr>
+          <w:rFonts w:ascii="Arial" w:hAnsi="Arial" w:cs="Arial"/>
           <w:i/>
           <w:iCs/>
         </w:rPr>
         <w:t>Rev Fish Biol Fisheries</w:t>
       </w:r>
       <w:r>
+        <w:rPr>
+          <w:rFonts w:ascii="Arial" w:hAnsi="Arial" w:cs="Arial"/>
+        </w:rPr>
         <w:t xml:space="preserve"> 27: 393–409.</w:t>
       </w:r>
     </w:p>
     <w:p>
       <w:pPr>
         <w:pStyle w:val="Bibliography"/>
+        <w:rPr>
+          <w:rFonts w:ascii="Arial" w:hAnsi="Arial" w:cs="Arial"/>
+        </w:rPr>
       </w:pPr>
       <w:r>
+        <w:rPr>
+          <w:rFonts w:ascii="Arial" w:hAnsi="Arial" w:cs="Arial"/>
+        </w:rPr>
         <w:t xml:space="preserve">Pinheiro JPS, Windsor FM, Wilson RW, Tyler CR (2021) Global variation in freshwater </w:t>
       </w:r>
       <w:proofErr w:type="spellStart"/>
       <w:r>
+        <w:rPr>
+          <w:rFonts w:ascii="Arial" w:hAnsi="Arial" w:cs="Arial"/>
+        </w:rPr>
         <w:t>physico</w:t>
       </w:r>
       <w:proofErr w:type="spellEnd"/>
       <w:r>
-        <w:t xml:space="preserve">‐chemistry and its influence on chemical toxicity in aquatic wildlife. </w:t>
-      </w:r>
-      <w:r>
-        <w:rPr>
+        <w:rPr>
+          <w:rFonts w:ascii="Cambria Math" w:hAnsi="Cambria Math" w:cs="Cambria Math"/>
+        </w:rPr>
+        <w:t>‐</w:t>
+      </w:r>
+      <w:r>
+        <w:rPr>
+          <w:rFonts w:ascii="Arial" w:hAnsi="Arial" w:cs="Arial"/>
+        </w:rPr>
+        <w:t xml:space="preserve">chemistry and its influence on chemical toxicity in aquatic wildlife. </w:t>
+      </w:r>
+      <w:r>
+        <w:rPr>
+          <w:rFonts w:ascii="Arial" w:hAnsi="Arial" w:cs="Arial"/>
           <w:i/>
           <w:iCs/>
         </w:rPr>
         <w:t>Biol Rev</w:t>
       </w:r>
       <w:r>
+        <w:rPr>
+          <w:rFonts w:ascii="Arial" w:hAnsi="Arial" w:cs="Arial"/>
+        </w:rPr>
         <w:t xml:space="preserve"> 96: 1528–1546.</w:t>
       </w:r>
     </w:p>
     <w:p>
       <w:pPr>
         <w:pStyle w:val="Bibliography"/>
+        <w:rPr>
+          <w:rFonts w:ascii="Arial" w:hAnsi="Arial" w:cs="Arial"/>
+        </w:rPr>
       </w:pPr>
       <w:r>
+        <w:rPr>
+          <w:rFonts w:ascii="Arial" w:hAnsi="Arial" w:cs="Arial"/>
+        </w:rPr>
         <w:t xml:space="preserve">Piva E, Schumann S, </w:t>
       </w:r>
       <w:proofErr w:type="spellStart"/>
       <w:r>
+        <w:rPr>
+          <w:rFonts w:ascii="Arial" w:hAnsi="Arial" w:cs="Arial"/>
+        </w:rPr>
         <w:t>Dotteschini</w:t>
       </w:r>
       <w:proofErr w:type="spellEnd"/>
       <w:r>
+        <w:rPr>
+          <w:rFonts w:ascii="Arial" w:hAnsi="Arial" w:cs="Arial"/>
+        </w:rPr>
         <w:t xml:space="preserve"> S, </w:t>
       </w:r>
       <w:proofErr w:type="spellStart"/>
       <w:r>
+        <w:rPr>
+          <w:rFonts w:ascii="Arial" w:hAnsi="Arial" w:cs="Arial"/>
+        </w:rPr>
         <w:t>Brocca</w:t>
       </w:r>
       <w:proofErr w:type="spellEnd"/>
       <w:r>
+        <w:rPr>
+          <w:rFonts w:ascii="Arial" w:hAnsi="Arial" w:cs="Arial"/>
+        </w:rPr>
         <w:t xml:space="preserve"> G, Radaelli G, Marion A, </w:t>
       </w:r>
       <w:proofErr w:type="spellStart"/>
       <w:r>
+        <w:rPr>
+          <w:rFonts w:ascii="Arial" w:hAnsi="Arial" w:cs="Arial"/>
+        </w:rPr>
         <w:t>Irato</w:t>
       </w:r>
       <w:proofErr w:type="spellEnd"/>
       <w:r>
+        <w:rPr>
+          <w:rFonts w:ascii="Arial" w:hAnsi="Arial" w:cs="Arial"/>
+        </w:rPr>
         <w:t xml:space="preserve"> P, </w:t>
       </w:r>
       <w:proofErr w:type="spellStart"/>
       <w:r>
+        <w:rPr>
+          <w:rFonts w:ascii="Arial" w:hAnsi="Arial" w:cs="Arial"/>
+        </w:rPr>
         <w:t>Bertotto</w:t>
       </w:r>
       <w:proofErr w:type="spellEnd"/>
       <w:r>
+        <w:rPr>
+          <w:rFonts w:ascii="Arial" w:hAnsi="Arial" w:cs="Arial"/>
+        </w:rPr>
         <w:t xml:space="preserve"> D, </w:t>
       </w:r>
       <w:proofErr w:type="spellStart"/>
       <w:r>
+        <w:rPr>
+          <w:rFonts w:ascii="Arial" w:hAnsi="Arial" w:cs="Arial"/>
+        </w:rPr>
         <w:t>Santovito</w:t>
       </w:r>
       <w:proofErr w:type="spellEnd"/>
       <w:r>
+        <w:rPr>
+          <w:rFonts w:ascii="Arial" w:hAnsi="Arial" w:cs="Arial"/>
+        </w:rPr>
         <w:t xml:space="preserve"> G (2022) Antioxidant responses induced by PFAS exposure in freshwater fish in the Veneto Region. </w:t>
       </w:r>
       <w:proofErr w:type="spellStart"/>
       <w:r>
         <w:rPr>
+          <w:rFonts w:ascii="Arial" w:hAnsi="Arial" w:cs="Arial"/>
           <w:i/>
           <w:iCs/>
         </w:rPr>
@@ -28419,26 +29946,43 @@
       </w:r>
       <w:proofErr w:type="spellEnd"/>
       <w:r>
+        <w:rPr>
+          <w:rFonts w:ascii="Arial" w:hAnsi="Arial" w:cs="Arial"/>
+        </w:rPr>
         <w:t xml:space="preserve"> 11: 1115.</w:t>
       </w:r>
     </w:p>
     <w:p>
       <w:pPr>
         <w:pStyle w:val="Bibliography"/>
+        <w:rPr>
+          <w:rFonts w:ascii="Arial" w:hAnsi="Arial" w:cs="Arial"/>
+        </w:rPr>
       </w:pPr>
       <w:r>
+        <w:rPr>
+          <w:rFonts w:ascii="Arial" w:hAnsi="Arial" w:cs="Arial"/>
+        </w:rPr>
         <w:t>Posit team (2025) RStudio: Integrated Development Environment for R. Posit Software, PBC, Boston, MA.</w:t>
       </w:r>
     </w:p>
     <w:p>
       <w:pPr>
         <w:pStyle w:val="Bibliography"/>
+        <w:rPr>
+          <w:rFonts w:ascii="Arial" w:hAnsi="Arial" w:cs="Arial"/>
+        </w:rPr>
       </w:pPr>
       <w:r>
+        <w:rPr>
+          <w:rFonts w:ascii="Arial" w:hAnsi="Arial" w:cs="Arial"/>
+        </w:rPr>
+        <w:lastRenderedPageBreak/>
         <w:t xml:space="preserve">Post DM, Kitchell JF, Hodgson JR (1998) Interactions among adult demography, spawning date, growth rate, predation, overwinter mortality, and the recruitment of largemouth bass in a northern lake. </w:t>
       </w:r>
       <w:r>
         <w:rPr>
+          <w:rFonts w:ascii="Arial" w:hAnsi="Arial" w:cs="Arial"/>
           <w:i/>
           <w:iCs/>
         </w:rPr>
@@ -28447,6 +29991,7 @@
       <w:proofErr w:type="spellStart"/>
       <w:r>
         <w:rPr>
+          <w:rFonts w:ascii="Arial" w:hAnsi="Arial" w:cs="Arial"/>
           <w:i/>
           <w:iCs/>
         </w:rPr>
@@ -28455,53 +30000,78 @@
       <w:proofErr w:type="spellEnd"/>
       <w:r>
         <w:rPr>
+          <w:rFonts w:ascii="Arial" w:hAnsi="Arial" w:cs="Arial"/>
           <w:i/>
           <w:iCs/>
         </w:rPr>
         <w:t xml:space="preserve"> Sci</w:t>
       </w:r>
       <w:r>
+        <w:rPr>
+          <w:rFonts w:ascii="Arial" w:hAnsi="Arial" w:cs="Arial"/>
+        </w:rPr>
         <w:t xml:space="preserve"> 55: 2588–2600.</w:t>
       </w:r>
     </w:p>
     <w:p>
       <w:pPr>
         <w:pStyle w:val="Bibliography"/>
+        <w:rPr>
+          <w:rFonts w:ascii="Arial" w:hAnsi="Arial" w:cs="Arial"/>
+        </w:rPr>
       </w:pPr>
       <w:r>
+        <w:rPr>
+          <w:rFonts w:ascii="Arial" w:hAnsi="Arial" w:cs="Arial"/>
+        </w:rPr>
         <w:t xml:space="preserve">Qazi MR, </w:t>
       </w:r>
       <w:proofErr w:type="spellStart"/>
       <w:r>
+        <w:rPr>
+          <w:rFonts w:ascii="Arial" w:hAnsi="Arial" w:cs="Arial"/>
+        </w:rPr>
         <w:t>Bogdanska</w:t>
       </w:r>
       <w:proofErr w:type="spellEnd"/>
       <w:r>
+        <w:rPr>
+          <w:rFonts w:ascii="Arial" w:hAnsi="Arial" w:cs="Arial"/>
+        </w:rPr>
         <w:t xml:space="preserve"> J, Butenhoff JL, Nelson BD, DePierre JW, Abedi-</w:t>
       </w:r>
       <w:proofErr w:type="spellStart"/>
       <w:r>
+        <w:rPr>
+          <w:rFonts w:ascii="Arial" w:hAnsi="Arial" w:cs="Arial"/>
+        </w:rPr>
         <w:t>Valugerdi</w:t>
       </w:r>
       <w:proofErr w:type="spellEnd"/>
       <w:r>
+        <w:rPr>
+          <w:rFonts w:ascii="Arial" w:hAnsi="Arial" w:cs="Arial"/>
+        </w:rPr>
         <w:t xml:space="preserve"> M (2009) High-dose, short-term exposure of mice to </w:t>
       </w:r>
       <w:proofErr w:type="spellStart"/>
       <w:r>
+        <w:rPr>
+          <w:rFonts w:ascii="Arial" w:hAnsi="Arial" w:cs="Arial"/>
+        </w:rPr>
         <w:t>perfluorooctanesulfonate</w:t>
       </w:r>
       <w:proofErr w:type="spellEnd"/>
       <w:r>
-        <w:t xml:space="preserve"> (PFOS) or perfluorooctanoate (PFOA) affects the number of circulating neutrophils differently, but </w:t>
-      </w:r>
-      <w:r>
-        <w:lastRenderedPageBreak/>
-        <w:t xml:space="preserve">enhances the inflammatory responses of macrophages to lipopolysaccharide (LPS) in a similar fashion. </w:t>
+        <w:rPr>
+          <w:rFonts w:ascii="Arial" w:hAnsi="Arial" w:cs="Arial"/>
+        </w:rPr>
+        <w:t xml:space="preserve"> (PFOS) or perfluorooctanoate (PFOA) affects the number of circulating neutrophils differently, but enhances the inflammatory responses of macrophages to lipopolysaccharide (LPS) in a similar fashion. </w:t>
       </w:r>
       <w:proofErr w:type="spellStart"/>
       <w:r>
         <w:rPr>
+          <w:rFonts w:ascii="Arial" w:hAnsi="Arial" w:cs="Arial"/>
           <w:i/>
           <w:iCs/>
         </w:rPr>
@@ -28509,26 +30079,42 @@
       </w:r>
       <w:proofErr w:type="spellEnd"/>
       <w:r>
+        <w:rPr>
+          <w:rFonts w:ascii="Arial" w:hAnsi="Arial" w:cs="Arial"/>
+        </w:rPr>
         <w:t xml:space="preserve"> 262: 207–214.</w:t>
       </w:r>
     </w:p>
     <w:p>
       <w:pPr>
         <w:pStyle w:val="Bibliography"/>
+        <w:rPr>
+          <w:rFonts w:ascii="Arial" w:hAnsi="Arial" w:cs="Arial"/>
+        </w:rPr>
       </w:pPr>
       <w:r>
+        <w:rPr>
+          <w:rFonts w:ascii="Arial" w:hAnsi="Arial" w:cs="Arial"/>
+        </w:rPr>
         <w:t>R Core Team (2025) R: A Language and Environment for Statistical Computing. R Foundation for Statistical Computing, Vienna, Austria.</w:t>
       </w:r>
     </w:p>
     <w:p>
       <w:pPr>
         <w:pStyle w:val="Bibliography"/>
+        <w:rPr>
+          <w:rFonts w:ascii="Arial" w:hAnsi="Arial" w:cs="Arial"/>
+        </w:rPr>
       </w:pPr>
       <w:r>
+        <w:rPr>
+          <w:rFonts w:ascii="Arial" w:hAnsi="Arial" w:cs="Arial"/>
+        </w:rPr>
         <w:t xml:space="preserve">Ritter L Keith Solomon, Paul Sibley, Ken Hall, Patricia Keen, Gevan Mattu, Beth Linton (2002) Sources, pathways, and relative risks of contaminants in surface water and groundwater: a perspective prepared for the Walkerton inquiry. </w:t>
       </w:r>
       <w:r>
         <w:rPr>
+          <w:rFonts w:ascii="Arial" w:hAnsi="Arial" w:cs="Arial"/>
           <w:i/>
           <w:iCs/>
         </w:rPr>
@@ -28537,6 +30123,7 @@
       <w:proofErr w:type="spellStart"/>
       <w:r>
         <w:rPr>
+          <w:rFonts w:ascii="Arial" w:hAnsi="Arial" w:cs="Arial"/>
           <w:i/>
           <w:iCs/>
         </w:rPr>
@@ -28545,50 +30132,77 @@
       <w:proofErr w:type="spellEnd"/>
       <w:r>
         <w:rPr>
+          <w:rFonts w:ascii="Arial" w:hAnsi="Arial" w:cs="Arial"/>
           <w:i/>
           <w:iCs/>
         </w:rPr>
         <w:t xml:space="preserve"> Environ Health</w:t>
       </w:r>
       <w:r>
+        <w:rPr>
+          <w:rFonts w:ascii="Arial" w:hAnsi="Arial" w:cs="Arial"/>
+        </w:rPr>
         <w:t xml:space="preserve"> 65: 1–142.</w:t>
       </w:r>
     </w:p>
     <w:p>
       <w:pPr>
         <w:pStyle w:val="Bibliography"/>
+        <w:rPr>
+          <w:rFonts w:ascii="Arial" w:hAnsi="Arial" w:cs="Arial"/>
+        </w:rPr>
       </w:pPr>
       <w:r>
+        <w:rPr>
+          <w:rFonts w:ascii="Arial" w:hAnsi="Arial" w:cs="Arial"/>
+        </w:rPr>
         <w:t xml:space="preserve">Rodgers EM, Poletto JB, Gomez Isaza DF, Van </w:t>
       </w:r>
       <w:proofErr w:type="spellStart"/>
       <w:r>
+        <w:rPr>
+          <w:rFonts w:ascii="Arial" w:hAnsi="Arial" w:cs="Arial"/>
+        </w:rPr>
         <w:t>Eenennaam</w:t>
       </w:r>
       <w:proofErr w:type="spellEnd"/>
       <w:r>
+        <w:rPr>
+          <w:rFonts w:ascii="Arial" w:hAnsi="Arial" w:cs="Arial"/>
+        </w:rPr>
         <w:t xml:space="preserve"> JP, Connon RE, </w:t>
       </w:r>
       <w:proofErr w:type="spellStart"/>
       <w:r>
+        <w:rPr>
+          <w:rFonts w:ascii="Arial" w:hAnsi="Arial" w:cs="Arial"/>
+        </w:rPr>
         <w:t>Todgham</w:t>
       </w:r>
       <w:proofErr w:type="spellEnd"/>
       <w:r>
+        <w:rPr>
+          <w:rFonts w:ascii="Arial" w:hAnsi="Arial" w:cs="Arial"/>
+        </w:rPr>
         <w:t xml:space="preserve"> AE, Seesholtz A, Heublein JC, Cech JJ, Kelly JT, </w:t>
       </w:r>
       <w:r>
         <w:rPr>
+          <w:rFonts w:ascii="Arial" w:hAnsi="Arial" w:cs="Arial"/>
           <w:i/>
           <w:iCs/>
         </w:rPr>
         <w:t>et al.</w:t>
       </w:r>
       <w:r>
+        <w:rPr>
+          <w:rFonts w:ascii="Arial" w:hAnsi="Arial" w:cs="Arial"/>
+        </w:rPr>
         <w:t xml:space="preserve"> (2019) Integrating physiological data with the conservation and management of fishes: a meta-analytical review using the threatened green sturgeon (</w:t>
       </w:r>
       <w:r>
         <w:rPr>
+          <w:rFonts w:ascii="Arial" w:hAnsi="Arial" w:cs="Arial"/>
           <w:i/>
           <w:iCs/>
         </w:rPr>
@@ -28597,6 +30211,7 @@
       <w:proofErr w:type="spellStart"/>
       <w:r>
         <w:rPr>
+          <w:rFonts w:ascii="Arial" w:hAnsi="Arial" w:cs="Arial"/>
           <w:i/>
           <w:iCs/>
         </w:rPr>
@@ -28604,11 +30219,15 @@
       </w:r>
       <w:proofErr w:type="spellEnd"/>
       <w:r>
+        <w:rPr>
+          <w:rFonts w:ascii="Arial" w:hAnsi="Arial" w:cs="Arial"/>
+        </w:rPr>
         <w:t xml:space="preserve">). </w:t>
       </w:r>
       <w:proofErr w:type="spellStart"/>
       <w:r>
         <w:rPr>
+          <w:rFonts w:ascii="Arial" w:hAnsi="Arial" w:cs="Arial"/>
           <w:i/>
           <w:iCs/>
         </w:rPr>
@@ -28617,6 +30236,7 @@
       <w:proofErr w:type="spellEnd"/>
       <w:r>
         <w:rPr>
+          <w:rFonts w:ascii="Arial" w:hAnsi="Arial" w:cs="Arial"/>
           <w:i/>
           <w:iCs/>
         </w:rPr>
@@ -28625,6 +30245,7 @@
       <w:proofErr w:type="spellStart"/>
       <w:r>
         <w:rPr>
+          <w:rFonts w:ascii="Arial" w:hAnsi="Arial" w:cs="Arial"/>
           <w:i/>
           <w:iCs/>
         </w:rPr>
@@ -28632,273 +30253,438 @@
       </w:r>
       <w:proofErr w:type="spellEnd"/>
       <w:r>
+        <w:rPr>
+          <w:rFonts w:ascii="Arial" w:hAnsi="Arial" w:cs="Arial"/>
+        </w:rPr>
         <w:t xml:space="preserve"> 7: coz035.</w:t>
       </w:r>
     </w:p>
     <w:p>
       <w:pPr>
         <w:pStyle w:val="Bibliography"/>
+        <w:rPr>
+          <w:rFonts w:ascii="Arial" w:hAnsi="Arial" w:cs="Arial"/>
+        </w:rPr>
       </w:pPr>
       <w:r>
+        <w:rPr>
+          <w:rFonts w:ascii="Arial" w:hAnsi="Arial" w:cs="Arial"/>
+        </w:rPr>
         <w:t xml:space="preserve">Sabater S, Bregoli F, Acuña V, Barceló D, </w:t>
       </w:r>
       <w:proofErr w:type="spellStart"/>
       <w:r>
+        <w:rPr>
+          <w:rFonts w:ascii="Arial" w:hAnsi="Arial" w:cs="Arial"/>
+        </w:rPr>
         <w:t>Elosegi</w:t>
       </w:r>
       <w:proofErr w:type="spellEnd"/>
       <w:r>
+        <w:rPr>
+          <w:rFonts w:ascii="Arial" w:hAnsi="Arial" w:cs="Arial"/>
+        </w:rPr>
         <w:t xml:space="preserve"> A, </w:t>
       </w:r>
       <w:proofErr w:type="spellStart"/>
       <w:r>
+        <w:rPr>
+          <w:rFonts w:ascii="Arial" w:hAnsi="Arial" w:cs="Arial"/>
+        </w:rPr>
         <w:t>Ginebreda</w:t>
       </w:r>
       <w:proofErr w:type="spellEnd"/>
       <w:r>
+        <w:rPr>
+          <w:rFonts w:ascii="Ari